--- a/research/dora-ella-newnam/sources/authored/Dora-Ella-Newnam-Stone-A-Life-latest.docx
+++ b/research/dora-ella-newnam/sources/authored/Dora-Ella-Newnam-Stone-A-Life-latest.docx
@@ -18,7 +18,85 @@
         <w:rPr>
           <w:i/>
         </w:rPr>
-        <w:t>A documented life, 1871–1926. Compiled from every research chat in this project, 27–29 October 2026. Living descendants are not named. Facts below the line of proof are labelled in the text. Nothing here is family lore presented as fact.</w:t>
+        <w:t>A documented life, 1871–1926. Compiled from every research chat in this project, 27–30 October 2026. Living descendants are not named. Facts below the line of proof are labelled in the text. Nothing here is family lore presented as fact.</w:t>
+      </w:r>
+    </w:p>
+    <w:p>
+      <w:pPr>
+        <w:pStyle w:val="Heading1"/>
+      </w:pPr>
+      <w:r>
+        <w:t>Table of contents</w:t>
+      </w:r>
+    </w:p>
+    <w:p>
+      <w:r>
+        <w:t>1. [Preface](#preface)</w:t>
+      </w:r>
+    </w:p>
+    <w:p>
+      <w:r>
+        <w:t>2. [Chapter 1. The girl on Sturgeon Creek](#chapter-1-the-girl-on-sturgeon-creek)</w:t>
+      </w:r>
+    </w:p>
+    <w:p>
+      <w:r>
+        <w:t>3. [Chapter 2. Thursday at Doll Newnam’s](#chapter-2-thursday-at-doll-newnams)</w:t>
+      </w:r>
+    </w:p>
+    <w:p>
+      <w:r>
+        <w:t>4. [Chapter 3. Seven born, five living](#chapter-3-seven-born-five-living)</w:t>
+      </w:r>
+    </w:p>
+    <w:p>
+      <w:r>
+        <w:t>5. [Places: 1900 to death](#places-1900-to-death)</w:t>
+      </w:r>
+    </w:p>
+    <w:p>
+      <w:r>
+        <w:t>6. [Chapter 4. The years the census lost](#chapter-4-the-years-the-census-lost)</w:t>
+      </w:r>
+    </w:p>
+    <w:p>
+      <w:r>
+        <w:t>7. [Chapter 5. Arkansas, and the name Stone](#chapter-5-arkansas-and-the-name-stone)</w:t>
+      </w:r>
+    </w:p>
+    <w:p>
+      <w:r>
+        <w:t>8. [Chapter 6. Noon, Monday, 23 August 1926](#chapter-6-noon-monday-23-august-1926)</w:t>
+      </w:r>
+    </w:p>
+    <w:p>
+      <w:r>
+        <w:t>9. [Chapter 7. After she was gone — Beattyville paper, Greene sweep, FAN](#chapter-7-after-she-was-gone--beattyville-paper-greene-sweep-fan)</w:t>
+      </w:r>
+    </w:p>
+    <w:p>
+      <w:r>
+        <w:t>10. [The children, in brief](#the-children-in-brief)</w:t>
+      </w:r>
+    </w:p>
+    <w:p>
+      <w:r>
+        <w:t>11. [How to read the plates](#how-to-read-the-plates)</w:t>
+      </w:r>
+    </w:p>
+    <w:p>
+      <w:r>
+        <w:t>12. [What remains open](#what-remains-open)</w:t>
+      </w:r>
+    </w:p>
+    <w:p>
+      <w:r>
+        <w:t>13. [Footnotes](#footnotes)</w:t>
+      </w:r>
+    </w:p>
+    <w:p>
+      <w:r>
+        <w:t>14. [Source index](#source-index)</w:t>
       </w:r>
     </w:p>
     <w:p>
@@ -1344,7 +1422,34 @@
         <w:t>untested</w:t>
       </w:r>
       <w:r>
-        <w:t xml:space="preserve"> against the certificate image. [C204b]</w:t>
+        <w:t xml:space="preserve"> against the certificate image. [C204b] The 1921 medical directory’s </w:t>
+      </w:r>
+      <w:r>
+        <w:rPr>
+          <w:b/>
+        </w:rPr>
+        <w:t>Mammoth Spring</w:t>
+      </w:r>
+      <w:r>
+        <w:t xml:space="preserve"> is in </w:t>
+      </w:r>
+      <w:r>
+        <w:rPr>
+          <w:b/>
+        </w:rPr>
+        <w:t>Fulton</w:t>
+      </w:r>
+      <w:r>
+        <w:t xml:space="preserve"> County — a different place. [C374] Ola’s licensed physicians in 1921 and 1929 are listed; </w:t>
+      </w:r>
+      <w:r>
+        <w:rPr>
+          <w:b/>
+        </w:rPr>
+        <w:t>Dr. T. W. Beal is in neither book</w:t>
+      </w:r>
+      <w:r>
+        <w:t>. [C370] [C373]</w:t>
       </w:r>
     </w:p>
     <w:p>
@@ -1963,7 +2068,16 @@
         <w:t>40</w:t>
       </w:r>
       <w:r>
-        <w:t xml:space="preserve"> (ward 3, PDF p.58–97) is likewise nil for a Stone household. [C278] A Dora I. Sullivan on ED 40 sheet 16A is forty-three, born December 1856 in Illinois, married eighteen years to Jerry Sullivan of Ohio, with no children — not her. [L340] Every A-side of ED </w:t>
+        <w:t xml:space="preserve"> (ward 3, PDF p.58–97) is likewise nil for a Stone household. [C278] A Dora I. Sullivan on ED 40 sheet 16A is forty-three, born December 1856 in Illinois, married eighteen years to Jerry Sullivan of Ohio, with no children — not her. [L340] Every A-side </w:t>
+      </w:r>
+      <w:r>
+        <w:rPr>
+          <w:b/>
+        </w:rPr>
+        <w:t>and</w:t>
+      </w:r>
+      <w:r>
+        <w:t xml:space="preserve"> B-side of ED </w:t>
       </w:r>
       <w:r>
         <w:rPr>
@@ -1972,7 +2086,43 @@
         <w:t>38</w:t>
       </w:r>
       <w:r>
-        <w:t xml:space="preserve"> is now nil for a Stone head; the B-sides of that ED remain unread. [C280] A Dora on ED 43 sheet 1A is </w:t>
+        <w:t xml:space="preserve"> is now nil for a Stone, Newnam, or Dora household. Combined with Greene </w:t>
+      </w:r>
+      <w:r>
+        <w:rPr>
+          <w:b/>
+        </w:rPr>
+        <w:t>37–43</w:t>
+      </w:r>
+      <w:r>
+        <w:t xml:space="preserve">, the only Stone </w:t>
+      </w:r>
+      <w:r>
+        <w:rPr>
+          <w:b/>
+        </w:rPr>
+        <w:t>head</w:t>
+      </w:r>
+      <w:r>
+        <w:t xml:space="preserve"> in that band is Thomas A. on ED </w:t>
+      </w:r>
+      <w:r>
+        <w:rPr>
+          <w:b/>
+        </w:rPr>
+        <w:t>37</w:t>
+      </w:r>
+      <w:r>
+        <w:t xml:space="preserve"> sheet 18A — </w:t>
+      </w:r>
+      <w:r>
+        <w:rPr>
+          <w:b/>
+        </w:rPr>
+        <w:t>not merged</w:t>
+      </w:r>
+      <w:r>
+        <w:t xml:space="preserve">. [C280] [C281] A Dora on ED 43 sheet 1A is </w:t>
       </w:r>
       <w:r>
         <w:rPr>
@@ -2036,7 +2186,16 @@
     </w:p>
     <w:p>
       <w:r>
-        <w:t>Ola in those years was a cotton and timber town on the Rock Island line. Coy’s 1917 marriage is the first proved Arkansas date for this family. Dora’s death eight years later is the last.</w:t>
+        <w:t xml:space="preserve">Ola in those years was a cotton and timber town on the Rock Island line. The Encyclopedia of Arkansas (Gleason) says the town was incorporated 20 March 1900, had 516 people in 1910, </w:t>
+      </w:r>
+      <w:r>
+        <w:rPr>
+          <w:b/>
+        </w:rPr>
+        <w:t>655</w:t>
+      </w:r>
+      <w:r>
+        <w:t xml:space="preserve"> in 1920, and 648 in 1930, and that the early-twentieth-century street had a weekly newspaper and doctors. [C376] [S292] That 655 figure is the same number the 1921 and 1929 medical directories print beside Ola. [C370] [C373] Coy’s 1917 marriage is the first proved Arkansas date for this family. Dora’s death eight years later is the last.</w:t>
       </w:r>
     </w:p>
     <w:p>
@@ -2054,158 +2213,258 @@
     </w:p>
     <w:p>
       <w:r>
-        <w:t>Dora Stone died at Ola of apoplexy after one day, attended by Dr. Thomas W. Beal. The certificate, Arkansas Board of Health file about 1524, registration district 676, calls her white, widowed, a housewife, resident of “Mammoth, Ark.” There is no Mammoth post office in Yell or Perry County. A later reading has suggested Nimrod. That hypothesis has not been tested against the image in this file, and this book does not correct the place. [C015] [S003]</w:t>
+        <w:t xml:space="preserve">Dora Stone died at Ola of apoplexy after one day, attended by Dr. Thomas W. Beal. The certificate, Arkansas Board of Health file about 1524, registration district 676, calls her white, widowed, a housewife, resident of “Mammoth, Ark.” There is no Mammoth post office in Yell or Perry County. The 1921 medical directory’s </w:t>
+      </w:r>
+      <w:r>
+        <w:rPr>
+          <w:b/>
+        </w:rPr>
+        <w:t>Mammoth Spring</w:t>
+      </w:r>
+      <w:r>
+        <w:t xml:space="preserve"> is in </w:t>
+      </w:r>
+      <w:r>
+        <w:rPr>
+          <w:b/>
+        </w:rPr>
+        <w:t>Fulton</w:t>
+      </w:r>
+      <w:r>
+        <w:t xml:space="preserve"> County — a different town. Nimrod, Perry County, had one listed physician that year (Charles T. Wallace). Neither fact proves her address. A later reading has suggested Nimrod. That hypothesis has not been tested against the image in this file, and this book does not correct the place. [C015] [C374] [C375] [S003] [S291]</w:t>
       </w:r>
     </w:p>
     <w:p>
       <w:r>
-        <w:t xml:space="preserve">The statewide Arkansas death index and its Ancestry mirror are notorious for misreading given names. You reported that this death was indexed as </w:t>
-      </w:r>
-      <w:r>
-        <w:rPr>
-          <w:b/>
-        </w:rPr>
-        <w:t>Posa Stone</w:t>
-      </w:r>
-      <w:r>
-        <w:t xml:space="preserve"> — a common misfile for </w:t>
-      </w:r>
-      <w:r>
-        <w:rPr>
-          <w:b/>
-        </w:rPr>
-        <w:t>Dora</w:t>
-      </w:r>
-      <w:r>
-        <w:t xml:space="preserve"> — while the certificate face still reads Dora Stone, certificate </w:t>
-      </w:r>
-      <w:r>
-        <w:rPr>
-          <w:b/>
-        </w:rPr>
-        <w:t>1524</w:t>
-      </w:r>
-      <w:r>
-        <w:t xml:space="preserve">. Treat </w:t>
-      </w:r>
-      <w:r>
-        <w:rPr>
-          <w:b/>
-        </w:rPr>
-        <w:t>Newman</w:t>
-      </w:r>
-      <w:r>
-        <w:t xml:space="preserve"> and </w:t>
-      </w:r>
-      <w:r>
-        <w:rPr>
-          <w:b/>
-        </w:rPr>
-        <w:t>Newnam</w:t>
-      </w:r>
-      <w:r>
-        <w:t xml:space="preserve"> as the same family on every index pass; Carter Cove and Coy’s informant line already spell the maiden name both ways. This pass found no free index row under Posa Stone to screenshot; confirming the misfile on FamilySearch collection </w:t>
-      </w:r>
-      <w:r>
-        <w:rPr>
-          <w:b/>
-        </w:rPr>
-        <w:t>1940760</w:t>
-      </w:r>
-      <w:r>
-        <w:t xml:space="preserve"> or Ancestry </w:t>
-      </w:r>
-      <w:r>
-        <w:rPr>
-          <w:b/>
-        </w:rPr>
-        <w:t>8771</w:t>
-      </w:r>
-      <w:r>
-        <w:t xml:space="preserve"> remains the cleanest proof. [C198] [S168]</w:t>
+        <w:t xml:space="preserve">The licensed doctors at Ola in the 1921 *American Medical Directory* were W. R. Brewer, George C. Davis, and William Harkey. Thomas J. Pool was then at Danville. [C370] [C372] By the 1929 directory the Ola list was William E. Ballenger, Harkey (retired), Elbert C. Hunt, James Monroe Miller, and Pool — who had moved into town. [C373] </w:t>
+      </w:r>
+      <w:r>
+        <w:rPr>
+          <w:b/>
+        </w:rPr>
+        <w:t>Neither edition lists a Beal.</w:t>
+      </w:r>
+      <w:r>
+        <w:t xml:space="preserve"> Free web and the Genealogy Trails Yell B-biographies page also failed to produce Dr. T. W. Beal. [C371] [C378] This book does not replace the certificate’s attending name with Pool or Ballenger. [conflict #19]</w:t>
       </w:r>
     </w:p>
     <w:p>
       <w:r>
-        <w:t>Coy Newnam of Ola was informant. He named her spouse T. A. Stone and her parents E. T. Newnam and Mary Smallwood, and he sent her the next day to Carters Chapel. Daniels and Cossey, copying Carter Cove Cemetery on 5 February 1993, found “Newman, Dora” without dates — the name of the husband of her youth, and of the son who buried her. Nearby they copied “Stone, Thomas | 1845 | 1925.” [C016] [S078]</w:t>
+        <w:t xml:space="preserve">The statewide Arkansas death index and its Ancestry mirror are notorious for misreading given names. You reported that this death was indexed as </w:t>
+      </w:r>
+      <w:r>
+        <w:rPr>
+          <w:b/>
+        </w:rPr>
+        <w:t>Posa Stone</w:t>
+      </w:r>
+      <w:r>
+        <w:t xml:space="preserve"> — a common misfile for </w:t>
+      </w:r>
+      <w:r>
+        <w:rPr>
+          <w:b/>
+        </w:rPr>
+        <w:t>Dora</w:t>
+      </w:r>
+      <w:r>
+        <w:t xml:space="preserve"> — while the certificate face still reads Dora Stone, certificate </w:t>
+      </w:r>
+      <w:r>
+        <w:rPr>
+          <w:b/>
+        </w:rPr>
+        <w:t>1524</w:t>
+      </w:r>
+      <w:r>
+        <w:t xml:space="preserve">. Treat </w:t>
+      </w:r>
+      <w:r>
+        <w:rPr>
+          <w:b/>
+        </w:rPr>
+        <w:t>Newman</w:t>
+      </w:r>
+      <w:r>
+        <w:t xml:space="preserve"> and </w:t>
+      </w:r>
+      <w:r>
+        <w:rPr>
+          <w:b/>
+        </w:rPr>
+        <w:t>Newnam</w:t>
+      </w:r>
+      <w:r>
+        <w:t xml:space="preserve"> as the same family on every index pass; Carter Cove and Coy’s informant line already spell the maiden name both ways. This pass found no free index row under Posa Stone to screenshot; confirming the misfile on FamilySearch collection </w:t>
+      </w:r>
+      <w:r>
+        <w:rPr>
+          <w:b/>
+        </w:rPr>
+        <w:t>1940760</w:t>
+      </w:r>
+      <w:r>
+        <w:t xml:space="preserve"> or Ancestry </w:t>
+      </w:r>
+      <w:r>
+        <w:rPr>
+          <w:b/>
+        </w:rPr>
+        <w:t>8771</w:t>
+      </w:r>
+      <w:r>
+        <w:t xml:space="preserve"> remains the cleanest proof. [C198] [S168]</w:t>
       </w:r>
     </w:p>
     <w:p>
       <w:r>
-        <w:t xml:space="preserve">At Carter Cemetery (Carter Cove), Find a Grave’s </w:t>
-      </w:r>
-      <w:r>
-        <w:rPr>
-          <w:b/>
-        </w:rPr>
-        <w:t>cemetery search</w:t>
-      </w:r>
-      <w:r>
-        <w:t xml:space="preserve"> (not the individual memorial pages, which Cloudflare blocked from this workspace) lists </w:t>
-      </w:r>
-      <w:r>
-        <w:rPr>
-          <w:b/>
-        </w:rPr>
-        <w:t>Dora Newman</w:t>
-      </w:r>
-      <w:r>
-        <w:t xml:space="preserve"> (memorial 97907837) with </w:t>
-      </w:r>
-      <w:r>
-        <w:rPr>
-          <w:b/>
-        </w:rPr>
-        <w:t>no dates</w:t>
-      </w:r>
-      <w:r>
-        <w:t xml:space="preserve"> on the listing — matching the 1993 spelling under her maiden name — and </w:t>
-      </w:r>
-      <w:r>
-        <w:rPr>
-          <w:b/>
-        </w:rPr>
-        <w:t>Thomas Stone</w:t>
-      </w:r>
-      <w:r>
-        <w:t xml:space="preserve"> (97907931) as </w:t>
-      </w:r>
-      <w:r>
-        <w:rPr>
-          <w:b/>
-        </w:rPr>
-        <w:t>1845–1925</w:t>
-      </w:r>
-      <w:r>
-        <w:t>, beside her in the same yard. Those listings are authored derivatives (</w:t>
-      </w:r>
-      <w:r>
-        <w:rPr>
-          <w:b/>
-        </w:rPr>
-        <w:t>S117–S118</w:t>
-      </w:r>
-      <w:r>
-        <w:t xml:space="preserve">, claim </w:t>
-      </w:r>
-      <w:r>
-        <w:rPr>
-          <w:b/>
-        </w:rPr>
-        <w:t>C129</w:t>
-      </w:r>
-      <w:r>
-        <w:t>), not vital records, but they align with the certificate and the copyists’ lines. No photograph of either stone is in the case file.</w:t>
+        <w:t>Coy Newnam of Ola was informant. He named her spouse T. A. Stone and her parents E. T. Newnam and Mary Smallwood, and he sent her the next day to Carters Chapel. Daniels and Cossey, copying Carter Cove Cemetery on 5 February 1993, found “Newman, Dora” without dates — the name of the husband of her youth, and of the son who buried her. Nearby they copied “Stone, Thomas | 1845 | 1925.” [C016] [S078]</w:t>
       </w:r>
     </w:p>
     <w:p>
       <w:r>
-        <w:t>The *Yell County Journal* at Ola for late August and early September 1926 has not been read. Neither has the *Beattyville Enterprise* for the same weeks. An obituary, if one ran, would be the kin list this biography still lacks.</w:t>
+        <w:t xml:space="preserve">At Carter Cemetery (Carter Cove), Find a Grave’s </w:t>
+      </w:r>
+      <w:r>
+        <w:rPr>
+          <w:b/>
+        </w:rPr>
+        <w:t>cemetery search</w:t>
+      </w:r>
+      <w:r>
+        <w:t xml:space="preserve"> (not the individual memorial pages, which Cloudflare blocked from this workspace) lists </w:t>
+      </w:r>
+      <w:r>
+        <w:rPr>
+          <w:b/>
+        </w:rPr>
+        <w:t>Dora Newman</w:t>
+      </w:r>
+      <w:r>
+        <w:t xml:space="preserve"> (memorial 97907837) with </w:t>
+      </w:r>
+      <w:r>
+        <w:rPr>
+          <w:b/>
+        </w:rPr>
+        <w:t>no dates</w:t>
+      </w:r>
+      <w:r>
+        <w:t xml:space="preserve"> on the listing — matching the 1993 spelling under her maiden name — and </w:t>
+      </w:r>
+      <w:r>
+        <w:rPr>
+          <w:b/>
+        </w:rPr>
+        <w:t>Thomas Stone</w:t>
+      </w:r>
+      <w:r>
+        <w:t xml:space="preserve"> (97907931) as </w:t>
+      </w:r>
+      <w:r>
+        <w:rPr>
+          <w:b/>
+        </w:rPr>
+        <w:t>1845–1925</w:t>
+      </w:r>
+      <w:r>
+        <w:t>, beside her in the same yard. Those listings are authored derivatives (</w:t>
+      </w:r>
+      <w:r>
+        <w:rPr>
+          <w:b/>
+        </w:rPr>
+        <w:t>S117–S118</w:t>
+      </w:r>
+      <w:r>
+        <w:t xml:space="preserve">, claim </w:t>
+      </w:r>
+      <w:r>
+        <w:rPr>
+          <w:b/>
+        </w:rPr>
+        <w:t>C129</w:t>
+      </w:r>
+      <w:r>
+        <w:t xml:space="preserve">), not vital records, but they align with the certificate and the copyists’ lines. The compiled yellcountyobits cemetery index (extract dated 29 January 2013), captured 30 October 2026, repeats the same two rows: </w:t>
+      </w:r>
+      <w:r>
+        <w:rPr>
+          <w:b/>
+        </w:rPr>
+        <w:t>Newman, Dora | no dates | Carter Cove Cemetery, Plainview</w:t>
+      </w:r>
+      <w:r>
+        <w:t xml:space="preserve"> and </w:t>
+      </w:r>
+      <w:r>
+        <w:rPr>
+          <w:b/>
+        </w:rPr>
+        <w:t>Stone, Thomas | 1845 | 1925 | Carter Cove Cemetery, Plainview</w:t>
+      </w:r>
+      <w:r>
+        <w:t>. [C282] [C283] [S268] [S269] No photograph of either stone is in the case file.</w:t>
       </w:r>
     </w:p>
     <w:p>
       <w:r>
+        <w:t xml:space="preserve">The *Yell County Journal* at Ola for late August and early September 1926 has not been read. The only free *Beattyville Enterprise* issues on Internet Archive item `beatty` are six numbers from 1924, 1925, 1928, and 1932 — </w:t>
+      </w:r>
+      <w:r>
+        <w:rPr>
+          <w:b/>
+        </w:rPr>
+        <w:t>1926 is not among them</w:t>
+      </w:r>
+      <w:r>
+        <w:t xml:space="preserve">. [C293] University of Kentucky’s film catalog lists 1909–1911, 1915, 1924–1925, 1928, and 1932 — again </w:t>
+      </w:r>
+      <w:r>
+        <w:rPr>
+          <w:b/>
+        </w:rPr>
+        <w:t>no 1926</w:t>
+      </w:r>
+      <w:r>
+        <w:t xml:space="preserve">. [S271] Internet Archive Solr returned </w:t>
+      </w:r>
+      <w:r>
+        <w:rPr>
+          <w:b/>
+        </w:rPr>
+        <w:t>zero</w:t>
+      </w:r>
+      <w:r>
+        <w:t xml:space="preserve"> items for *Yell County Journal* 1926 and </w:t>
+      </w:r>
+      <w:r>
+        <w:rPr>
+          <w:b/>
+        </w:rPr>
+        <w:t>zero</w:t>
+      </w:r>
+      <w:r>
+        <w:t xml:space="preserve"> for a 1926 *Enterprise*. [C301] Genealogy Trails’ Yell obituaries landing has no Stone/Newnam/Dora 1926 hit. [C302] An obituary, if one ran, would be the kin list this biography still lacks. Retrieval path: Newspapers.com *Beattyville Enterprise*; UK microfilm </w:t>
+      </w:r>
+      <w:r>
+        <w:rPr>
+          <w:b/>
+        </w:rPr>
+        <w:t>S 90-033</w:t>
+      </w:r>
+      <w:r>
+        <w:t>; Arkansas State Archives / a Danville or Plainview library for the *Yell County Journal*.</w:t>
+      </w:r>
+    </w:p>
+    <w:p>
+      <w:r>
         <w:t>She was fifty-five if she was the eight-year-old of District 59. The certificate called her fifty-eight. The child on sheet 6 is the better witness to her beginning than the grieving son was to a date he never saw.</w:t>
+      </w:r>
+    </w:p>
+    <w:p>
+      <w:r>
+        <w:br w:type="page"/>
       </w:r>
     </w:p>
     <w:p>
@@ -2218,184 +2477,131 @@
         <w:pStyle w:val="Heading1"/>
       </w:pPr>
       <w:r>
-        <w:t>The children, in brief</w:t>
+        <w:t>Chapter 7. After she was gone — Beattyville paper, Greene sweep, FAN</w:t>
       </w:r>
     </w:p>
     <w:p>
       <w:r>
-        <w:t>Two children born to Dora and Samuel died before 1 June 1900. They have no names in any record yet read.</w:t>
+        <w:t xml:space="preserve">Dora had been in the ground two years when the *Beattyville Enterprise* of 30 November 1928 printed a sick-list note: “Uncle Doll Newman has been very sick… not able to be out.” On 1 April 1932 the same paper said E. T. Sparks of Hazard was visiting Uncle Doll Newnam in town. Seventeen days later Elias T. Newnam died on his ninetieth birthday. Nickname, town, and lifespan are two independent identifiers and no contradiction: the man in those notes is </w:t>
+      </w:r>
+      <w:r>
+        <w:rPr>
+          <w:b/>
+        </w:rPr>
+        <w:t>probable</w:t>
+      </w:r>
+      <w:r>
+        <w:t xml:space="preserve"> her father. [C284] [C048] [S270]</w:t>
       </w:r>
     </w:p>
     <w:p>
       <w:r>
-        <w:rPr>
-          <w:b/>
-        </w:rPr>
-        <w:t>McCoy “Coy” Newnam</w:t>
-      </w:r>
-      <w:r>
-        <w:t>, born April 1890, married Letha Viola Sullivan at Ola on 18 February 1917. In 1920 they were at Danville, Yell County. In 1930 they were back in Buck Creek, Owsley County. He is the 1926 informant. Living descendants are not named here.</w:t>
+        <w:t xml:space="preserve">The six free issues do not name Dora Stone, Dora Newnam, or Samuel P. They do name a living Beattyville Newnam cluster that is </w:t>
+      </w:r>
+      <w:r>
+        <w:rPr>
+          <w:b/>
+        </w:rPr>
+        <w:t>not</w:t>
+      </w:r>
+      <w:r>
+        <w:t xml:space="preserve"> silently merged with her household. Rev. Luther Newnam appears as Christian Church pastor in March–April 1932; Lee marriage books 20–24 show him officiating at Beattyville from at least 24 November 1926 through 1933, including 6 April 1932 — </w:t>
+      </w:r>
+      <w:r>
+        <w:rPr>
+          <w:b/>
+        </w:rPr>
+        <w:t>probable</w:t>
+      </w:r>
+      <w:r>
+        <w:t xml:space="preserve"> the same minister, </w:t>
+      </w:r>
+      <w:r>
+        <w:rPr>
+          <w:b/>
+        </w:rPr>
+        <w:t>not</w:t>
+      </w:r>
+      <w:r>
+        <w:t xml:space="preserve"> Samuel (dead by 1910). [C285] [C300] [S282] Everett Newnam of Idamay planned two acres of cane in March 1932; the *Enterprise* of 14 December 1939 reported Everett Newnam, fifty, of Idamay, dead of an accidental pistol discharge on the Heidelberg road — </w:t>
+      </w:r>
+      <w:r>
+        <w:rPr>
+          <w:b/>
+        </w:rPr>
+        <w:t>probable</w:t>
+      </w:r>
+      <w:r>
+        <w:t xml:space="preserve"> the same man (name + Idamay). His three daughters are living and are not named here. [C286] [C299] [S278]</w:t>
       </w:r>
     </w:p>
     <w:p>
       <w:r>
-        <w:rPr>
-          <w:b/>
-        </w:rPr>
-        <w:t>Mary Magdalene Newnam</w:t>
-      </w:r>
-      <w:r>
-        <w:t xml:space="preserve">, June 1892 on the census, 12 June 1893 Beattyville on her Social Security account, later Mary M. Bunch. Marriage and death are not closed in free sources: Lee marriage books have no Bunch row; NUMIDENT lists her </w:t>
-      </w:r>
-      <w:r>
-        <w:rPr>
-          <w:b/>
-        </w:rPr>
-        <w:t>deceased</w:t>
-      </w:r>
-      <w:r>
-        <w:t xml:space="preserve"> but gives </w:t>
-      </w:r>
-      <w:r>
-        <w:rPr>
-          <w:b/>
-        </w:rPr>
-        <w:t>no death date</w:t>
-      </w:r>
-      <w:r>
-        <w:t xml:space="preserve">; the public Social Security Death Index API returned no match for SSN </w:t>
-      </w:r>
-      <w:r>
-        <w:rPr>
-          <w:b/>
-        </w:rPr>
-        <w:t>410-19-2658</w:t>
-      </w:r>
-      <w:r>
-        <w:t>; Tennessee archives and Knox marriage indexes were not reachable from the research VM (</w:t>
-      </w:r>
-      <w:r>
-        <w:rPr>
-          <w:b/>
-        </w:rPr>
-        <w:t>R007</w:t>
-      </w:r>
-      <w:r>
-        <w:t xml:space="preserve">, </w:t>
-      </w:r>
-      <w:r>
-        <w:rPr>
-          <w:b/>
-        </w:rPr>
-        <w:t>L257</w:t>
-      </w:r>
-      <w:r>
-        <w:t>). [C158]</w:t>
+        <w:t xml:space="preserve">On 15 March 1932, at Delvinta, George Botner married Clay Dunigan, twenty-three, of Idamay, son of R. C. Dunigan and Sirena Porter, to Ladona Newman, sixteen, of Delvinta, daughter of </w:t>
+      </w:r>
+      <w:r>
+        <w:rPr>
+          <w:b/>
+        </w:rPr>
+        <w:t>Shelby Newman</w:t>
+      </w:r>
+      <w:r>
+        <w:t xml:space="preserve"> and </w:t>
+      </w:r>
+      <w:r>
+        <w:rPr>
+          <w:b/>
+        </w:rPr>
+        <w:t>Grace Brandenburg</w:t>
+      </w:r>
+      <w:r>
+        <w:t xml:space="preserve">. [C297] [S277] The 1 April paper said Clay and Ladonna had “quietly married last week.” Same names, same month: </w:t>
+      </w:r>
+      <w:r>
+        <w:rPr>
+          <w:b/>
+        </w:rPr>
+        <w:t>probable</w:t>
+      </w:r>
+      <w:r>
+        <w:t xml:space="preserve"> one couple. The bride is </w:t>
+      </w:r>
+      <w:r>
+        <w:rPr>
+          <w:b/>
+        </w:rPr>
+        <w:t>not</w:t>
+      </w:r>
+      <w:r>
+        <w:t xml:space="preserve"> Dora’s child — the license names other parents, and Dora had been dead five and a half years. [C298] Living descendants of that 1932 marriage are withheld.</w:t>
       </w:r>
     </w:p>
     <w:p>
       <w:r>
-        <w:rPr>
-          <w:b/>
-        </w:rPr>
-        <w:t>Pearl P. Newnam</w:t>
-      </w:r>
-      <w:r>
-        <w:t>, 15 March 1895, Banford, later Pearl P. Jackson, died 19 September 1980, Shelby County, Tennessee. The 1910 grandmother household, the 1922 Elizabeth Newnam will, and the NUMIDENT file make her identification the strongest of the five.</w:t>
+        <w:t>Carrie Newman (1898–1915) at Sandlin Cemetery, Ola, fails the same-person test against Dora. [C295] A 1906 Hopkinsville correspondent-column “newnam” and an 1902 Richmond quote from Will Newnam are other men in other counties. [C291] [C292]</w:t>
       </w:r>
     </w:p>
     <w:p>
       <w:r>
-        <w:rPr>
-          <w:b/>
-        </w:rPr>
-        <w:t>Rissa / Rissie</w:t>
-      </w:r>
-      <w:r>
-        <w:t>, May 1897. After the 1900 census she does not reappear on the Kentucky child Soundex pass or in Pearl’s 1910 Owsley household. An unsourced WikiTree profile (</w:t>
-      </w:r>
-      <w:r>
-        <w:rPr>
-          <w:b/>
-        </w:rPr>
-        <w:t>Newnam-46</w:t>
-      </w:r>
-      <w:r>
-        <w:t xml:space="preserve">) names her </w:t>
-      </w:r>
-      <w:r>
-        <w:rPr>
-          <w:b/>
-        </w:rPr>
-        <w:t>Rissie (Newnam) Pelfrey</w:t>
-      </w:r>
-      <w:r>
-        <w:t xml:space="preserve">, born at </w:t>
-      </w:r>
-      <w:r>
-        <w:rPr>
-          <w:b/>
-        </w:rPr>
-        <w:t>Pebworth</w:t>
-      </w:r>
-      <w:r>
-        <w:t xml:space="preserve">, died </w:t>
-      </w:r>
-      <w:r>
-        <w:rPr>
-          <w:b/>
-        </w:rPr>
-        <w:t>13 May 1980</w:t>
-      </w:r>
-      <w:r>
-        <w:t xml:space="preserve"> in </w:t>
-      </w:r>
-      <w:r>
-        <w:rPr>
-          <w:b/>
-        </w:rPr>
-        <w:t>Knoxville, Tennessee</w:t>
-      </w:r>
-      <w:r>
-        <w:t xml:space="preserve">, with </w:t>
-      </w:r>
-      <w:r>
-        <w:rPr>
-          <w:b/>
-        </w:rPr>
-        <w:t>Samuel Parriott Newnam</w:t>
-      </w:r>
-      <w:r>
-        <w:t xml:space="preserve"> as father — a </w:t>
-      </w:r>
-      <w:r>
-        <w:rPr>
-          <w:b/>
-        </w:rPr>
-        <w:t>possible</w:t>
-      </w:r>
-      <w:r>
-        <w:t xml:space="preserve"> lead only, not printed here as proved death. [C230] Free Tennessee death and obituary indexes searched from this case did not independently confirm that row. [C231] Lee Marriage Books 5–15 have no Rissie or Rissa Newnam bride; a 1920 Rissa Newton, seventeen, is a different woman. [C134] A Rissie Pelfrey Maxey born 1882 is a different woman.</w:t>
-      </w:r>
-    </w:p>
-    <w:p>
-      <w:r>
-        <w:rPr>
-          <w:b/>
-        </w:rPr>
-        <w:t>John H. Newnam</w:t>
-      </w:r>
-      <w:r>
-        <w:t xml:space="preserve">, August 1899. Herbert Newman of Lee County, Virginia, was rejected. The Kentucky statewide death index (Reclaim The Records, 1911–1990) has no John H. Newnam death in Lee consistent with an August 1899 birth. [C234] [C237] [C238] Lee Marriage Book 12 has a different </w:t>
-      </w:r>
-      <w:r>
-        <w:rPr>
-          <w:b/>
-        </w:rPr>
-        <w:t>John Newnam</w:t>
-      </w:r>
-      <w:r>
-        <w:t>, age twenty-five in 1917, son of John and Serilda — rejected. [C239] Genealogy Trails’ Lee County WWI draft transcript (1,126 cards) lists no Newnam, Newman, or McCoy registrant; other men born in 1899 appear on the September 1918 Beattyville board, but not John under that surname. [C240] [C241] [S248] A cross-border free transcript pass (Owsley, Estill, Arkansas Perry/Yell, Knox KYGenWeb, Missouri Digital Heritage WWI biographies) also returned no Newnam/Newman draft row. [C242] [S249] NARA M1509 / FamilySearch card images have not been read in this case.</w:t>
+        <w:t xml:space="preserve">The Greene County, Missouri, 1900 hunt for a second Thomas A. Stone household is finished on free film. Enumeration districts 37 through 43 — every A-side and every B-side — have been read from NARA T623-855/856. The only Stone </w:t>
+      </w:r>
+      <w:r>
+        <w:rPr>
+          <w:b/>
+        </w:rPr>
+        <w:t>head</w:t>
+      </w:r>
+      <w:r>
+        <w:t xml:space="preserve"> in that band remains Thomas A., thirty-two, with Matilda and Gertrude, on ED 37 sheet 18A, 27 June 1900. He is still </w:t>
+      </w:r>
+      <w:r>
+        <w:rPr>
+          <w:b/>
+        </w:rPr>
+        <w:t>not merged</w:t>
+      </w:r>
+      <w:r>
+        <w:t xml:space="preserve"> with the 1920 Perry County widower. [C281] [C117]</w:t>
       </w:r>
     </w:p>
     <w:p>
@@ -2408,6 +2614,196 @@
         <w:pStyle w:val="Heading1"/>
       </w:pPr>
       <w:r>
+        <w:t>The children, in brief</w:t>
+      </w:r>
+    </w:p>
+    <w:p>
+      <w:r>
+        <w:t>Two children born to Dora and Samuel died before 1 June 1900. They have no names in any record yet read.</w:t>
+      </w:r>
+    </w:p>
+    <w:p>
+      <w:r>
+        <w:rPr>
+          <w:b/>
+        </w:rPr>
+        <w:t>McCoy “Coy” Newnam</w:t>
+      </w:r>
+      <w:r>
+        <w:t>, born April 1890, married Letha Viola Sullivan at Ola on 18 February 1917. In 1920 they were at Danville, Yell County. In 1930 they were back in Buck Creek, Owsley County. He is the 1926 informant. Living descendants are not named here.</w:t>
+      </w:r>
+    </w:p>
+    <w:p>
+      <w:r>
+        <w:rPr>
+          <w:b/>
+        </w:rPr>
+        <w:t>Mary Magdalene Newnam</w:t>
+      </w:r>
+      <w:r>
+        <w:t xml:space="preserve">, June 1892 on the census, 12 June 1893 Beattyville on her Social Security account, later Mary M. Bunch. Marriage and death are not closed in free sources: Lee marriage books have no Bunch row; NUMIDENT lists her </w:t>
+      </w:r>
+      <w:r>
+        <w:rPr>
+          <w:b/>
+        </w:rPr>
+        <w:t>deceased</w:t>
+      </w:r>
+      <w:r>
+        <w:t xml:space="preserve"> but gives </w:t>
+      </w:r>
+      <w:r>
+        <w:rPr>
+          <w:b/>
+        </w:rPr>
+        <w:t>no death date</w:t>
+      </w:r>
+      <w:r>
+        <w:t xml:space="preserve">; the public Social Security Death Index API returned no match for SSN </w:t>
+      </w:r>
+      <w:r>
+        <w:rPr>
+          <w:b/>
+        </w:rPr>
+        <w:t>410-19-2658</w:t>
+      </w:r>
+      <w:r>
+        <w:t>; Tennessee archives and Knox marriage indexes were not reachable from the research VM (</w:t>
+      </w:r>
+      <w:r>
+        <w:rPr>
+          <w:b/>
+        </w:rPr>
+        <w:t>R007</w:t>
+      </w:r>
+      <w:r>
+        <w:t xml:space="preserve">, </w:t>
+      </w:r>
+      <w:r>
+        <w:rPr>
+          <w:b/>
+        </w:rPr>
+        <w:t>L257</w:t>
+      </w:r>
+      <w:r>
+        <w:t>). [C158]</w:t>
+      </w:r>
+    </w:p>
+    <w:p>
+      <w:r>
+        <w:rPr>
+          <w:b/>
+        </w:rPr>
+        <w:t>Pearl P. Newnam</w:t>
+      </w:r>
+      <w:r>
+        <w:t>, 15 March 1895, Banford, later Pearl P. Jackson, died 19 September 1980, Shelby County, Tennessee. The 1910 grandmother household, the 1922 Elizabeth Newnam will, and the NUMIDENT file make her identification the strongest of the five.</w:t>
+      </w:r>
+    </w:p>
+    <w:p>
+      <w:r>
+        <w:rPr>
+          <w:b/>
+        </w:rPr>
+        <w:t>Rissa / Rissie</w:t>
+      </w:r>
+      <w:r>
+        <w:t>, May 1897. After the 1900 census she does not reappear on the Kentucky child Soundex pass or in Pearl’s 1910 Owsley household. An unsourced WikiTree profile (</w:t>
+      </w:r>
+      <w:r>
+        <w:rPr>
+          <w:b/>
+        </w:rPr>
+        <w:t>Newnam-46</w:t>
+      </w:r>
+      <w:r>
+        <w:t xml:space="preserve">) names her </w:t>
+      </w:r>
+      <w:r>
+        <w:rPr>
+          <w:b/>
+        </w:rPr>
+        <w:t>Rissie (Newnam) Pelfrey</w:t>
+      </w:r>
+      <w:r>
+        <w:t xml:space="preserve">, born at </w:t>
+      </w:r>
+      <w:r>
+        <w:rPr>
+          <w:b/>
+        </w:rPr>
+        <w:t>Pebworth</w:t>
+      </w:r>
+      <w:r>
+        <w:t xml:space="preserve">, died </w:t>
+      </w:r>
+      <w:r>
+        <w:rPr>
+          <w:b/>
+        </w:rPr>
+        <w:t>13 May 1980</w:t>
+      </w:r>
+      <w:r>
+        <w:t xml:space="preserve"> in </w:t>
+      </w:r>
+      <w:r>
+        <w:rPr>
+          <w:b/>
+        </w:rPr>
+        <w:t>Knoxville, Tennessee</w:t>
+      </w:r>
+      <w:r>
+        <w:t xml:space="preserve">, with </w:t>
+      </w:r>
+      <w:r>
+        <w:rPr>
+          <w:b/>
+        </w:rPr>
+        <w:t>Samuel Parriott Newnam</w:t>
+      </w:r>
+      <w:r>
+        <w:t xml:space="preserve"> as father — a </w:t>
+      </w:r>
+      <w:r>
+        <w:rPr>
+          <w:b/>
+        </w:rPr>
+        <w:t>possible</w:t>
+      </w:r>
+      <w:r>
+        <w:t xml:space="preserve"> lead only, not printed here as proved death. [C230] Free Tennessee death and obituary indexes searched from this case did not independently confirm that row. [C231] Lee Marriage Books 5–15 have no Rissie or Rissa Newnam bride; a 1920 Rissa Newton, seventeen, is a different woman. [C134] A Rissie Pelfrey Maxey born 1882 is a different woman.</w:t>
+      </w:r>
+    </w:p>
+    <w:p>
+      <w:r>
+        <w:rPr>
+          <w:b/>
+        </w:rPr>
+        <w:t>John H. Newnam</w:t>
+      </w:r>
+      <w:r>
+        <w:t xml:space="preserve">, August 1899. Herbert Newman of Lee County, Virginia, was rejected. The Kentucky statewide death index (Reclaim The Records, 1911–1990) has no John H. Newnam death in Lee consistent with an August 1899 birth. [C234] [C237] [C238] Lee Marriage Book 12 has a different </w:t>
+      </w:r>
+      <w:r>
+        <w:rPr>
+          <w:b/>
+        </w:rPr>
+        <w:t>John Newnam</w:t>
+      </w:r>
+      <w:r>
+        <w:t>, age twenty-five in 1917, son of John and Serilda — rejected. [C239] Genealogy Trails’ Lee County WWI draft transcript (1,126 cards) lists no Newnam, Newman, or McCoy registrant; other men born in 1899 appear on the September 1918 Beattyville board, but not John under that surname. [C240] [C241] [S248] A cross-border free transcript pass (Owsley, Estill, Arkansas Perry/Yell, Knox KYGenWeb, Missouri Digital Heritage WWI biographies) also returned no Newnam/Newman draft row. [C242] [S249] NARA M1509 / FamilySearch card images have not been read in this case.</w:t>
+      </w:r>
+    </w:p>
+    <w:p>
+      <w:r>
+        <w:br w:type="page"/>
+      </w:r>
+    </w:p>
+    <w:p>
+      <w:pPr>
+        <w:pStyle w:val="Heading1"/>
+      </w:pPr>
+      <w:r>
         <w:t>How to read the plates</w:t>
       </w:r>
     </w:p>
@@ -2542,25 +2938,34 @@
         <w:t>18 A</w:t>
       </w:r>
       <w:r>
-        <w:t xml:space="preserve"> is Thomas A., 32, with Matilda — not merged. Springfield ED </w:t>
-      </w:r>
-      <w:r>
-        <w:rPr>
-          <w:b/>
-        </w:rPr>
-        <w:t>39</w:t>
-      </w:r>
-      <w:r>
-        <w:t xml:space="preserve"> sheets </w:t>
-      </w:r>
-      <w:r>
-        <w:rPr>
-          <w:b/>
-        </w:rPr>
-        <w:t>6 through 31 B</w:t>
-      </w:r>
-      <w:r>
-        <w:t>, read on the original 856 reel, have no second Stone household. [C117] [C153]</w:t>
+        <w:t xml:space="preserve"> is Thomas A., 32, with Matilda — not merged. Greene </w:t>
+      </w:r>
+      <w:r>
+        <w:rPr>
+          <w:b/>
+        </w:rPr>
+        <w:t>37–43</w:t>
+      </w:r>
+      <w:r>
+        <w:t xml:space="preserve"> (Springfield / Campbell) name columns are now closed: the only Stone </w:t>
+      </w:r>
+      <w:r>
+        <w:rPr>
+          <w:b/>
+        </w:rPr>
+        <w:t>head</w:t>
+      </w:r>
+      <w:r>
+        <w:t xml:space="preserve"> is Thomas A. on ED </w:t>
+      </w:r>
+      <w:r>
+        <w:rPr>
+          <w:b/>
+        </w:rPr>
+        <w:t>37</w:t>
+      </w:r>
+      <w:r>
+        <w:t xml:space="preserve"> sheet 18A. [C117] [C281]</w:t>
       </w:r>
     </w:p>
     <w:p>
@@ -2622,8 +3027,1118 @@
       </w:r>
     </w:p>
     <w:p>
-      <w:r>
-        <w:t>The next chat should treat this book and `06-dossier.md` as the combined master, then work the open list. Do not reopen Peebles as a third marriage without a license. Do not print 1868 or 24 February 1906 as facts.</w:t>
+      <w:pPr>
+        <w:pStyle w:val="ListBullet"/>
+      </w:pPr>
+      <w:r>
+        <w:rPr>
+          <w:b/>
+        </w:rPr>
+        <w:t>B049:</w:t>
+      </w:r>
+      <w:r>
+        <w:t xml:space="preserve"> 1926 *Beattyville Enterprise* and *Yell County Journal* still unread. IA Solr 0; UK film years omit 1926; six `beatty` issues omit 1926. [C293] [C301]</w:t>
+      </w:r>
+    </w:p>
+    <w:p>
+      <w:pPr>
+        <w:pStyle w:val="ListBullet"/>
+      </w:pPr>
+      <w:r>
+        <w:rPr>
+          <w:b/>
+        </w:rPr>
+        <w:t>B045 / B047:</w:t>
+      </w:r>
+      <w:r>
+        <w:t xml:space="preserve"> Samuel P. probate film and M1509 draft cards unread.</w:t>
+      </w:r>
+    </w:p>
+    <w:p>
+      <w:pPr>
+        <w:pStyle w:val="ListBullet"/>
+      </w:pPr>
+      <w:r>
+        <w:rPr>
+          <w:b/>
+        </w:rPr>
+        <w:t>FAN residual:</w:t>
+      </w:r>
+      <w:r>
+        <w:t xml:space="preserve"> Luther Newnam’s own death (B051); Shelby × Grace identity (B052); Everett’s deceased brothers (B053); Carter Cove stone photographs (B054).</w:t>
+      </w:r>
+    </w:p>
+    <w:p>
+      <w:pPr>
+        <w:pStyle w:val="ListBullet"/>
+      </w:pPr>
+      <w:r>
+        <w:t xml:space="preserve">Greene 37–43 Stone sweep is </w:t>
+      </w:r>
+      <w:r>
+        <w:rPr>
+          <w:b/>
+        </w:rPr>
+        <w:t>closed</w:t>
+      </w:r>
+      <w:r>
+        <w:t>. Do not reopen Peebles as a third marriage without a license. Do not print 1868 or 24 February 1906 as facts.</w:t>
+      </w:r>
+    </w:p>
+    <w:p>
+      <w:r>
+        <w:t xml:space="preserve">The next session starts with </w:t>
+      </w:r>
+      <w:r>
+        <w:rPr>
+          <w:b/>
+        </w:rPr>
+        <w:t>B055</w:t>
+      </w:r>
+      <w:r>
+        <w:t xml:space="preserve"> after merging the 1900–death year-grid branch (PR #34). Agents remaining on `main` start </w:t>
+      </w:r>
+      <w:r>
+        <w:rPr>
+          <w:b/>
+        </w:rPr>
+        <w:t>B049</w:t>
+      </w:r>
+      <w:r>
+        <w:t>. See [`../15-shared-stopping-point.md`](../15-shared-stopping-point.md).</w:t>
+      </w:r>
+    </w:p>
+    <w:p>
+      <w:pPr>
+        <w:pStyle w:val="ListBullet"/>
+      </w:pPr>
+      <w:r>
+        <w:rPr>
+          <w:b/>
+        </w:rPr>
+        <w:t>B090:</w:t>
+      </w:r>
+      <w:r>
+        <w:t xml:space="preserve"> Dr. Thos. W. Beal is still unidentified. He is not in the 1921 or 1929 Ola medical directories. [C371] [C373]</w:t>
+      </w:r>
+    </w:p>
+    <w:p>
+      <w:r>
+        <w:br w:type="page"/>
+      </w:r>
+    </w:p>
+    <w:p>
+      <w:pPr>
+        <w:pStyle w:val="Heading1"/>
+      </w:pPr>
+      <w:r>
+        <w:t>Footnotes</w:t>
+      </w:r>
+    </w:p>
+    <w:p>
+      <w:r>
+        <w:t>Numbered notes expand the claim/source tags in the narrative. Access labels: *image seen* · *transcription only* · *index only* · *catalog only* · *OCR text* · *not yet examined*. Click a URL when one exists.</w:t>
+      </w:r>
+    </w:p>
+    <w:p>
+      <w:r>
+        <w:t xml:space="preserve">1. 1880 U.S. census, Lee County, Kentucky, ED 59, dwelling 46: Dora, daughter, 8. NARA T9-427; Internet Archive [`10thcensus0427unit`](https://archive.org/details/10thcensus0427unit). *Image seen.* </w:t>
+      </w:r>
+      <w:r>
+        <w:rPr>
+          <w:b/>
+        </w:rPr>
+        <w:t>C003</w:t>
+      </w:r>
+      <w:r>
+        <w:t xml:space="preserve"> </w:t>
+      </w:r>
+      <w:r>
+        <w:rPr>
+          <w:b/>
+        </w:rPr>
+        <w:t>S010</w:t>
+      </w:r>
+      <w:r>
+        <w:t xml:space="preserve">. </w:t>
+      </w:r>
+      <w:r>
+        <w:rPr>
+          <w:b/>
+        </w:rPr>
+        <w:t>PROVEN</w:t>
+      </w:r>
+      <w:r>
+        <w:t xml:space="preserve"> as a census line.</w:t>
+      </w:r>
+    </w:p>
+    <w:p>
+      <w:r>
+        <w:t xml:space="preserve">2. 1880 KY Soundex N-550 continuation: “Newnam, Dora D 8 Kentucky.” IA [`soundex1880ky055`](https://archive.org/details/soundex1880ky055). *Image seen.* </w:t>
+      </w:r>
+      <w:r>
+        <w:rPr>
+          <w:b/>
+        </w:rPr>
+        <w:t>S001</w:t>
+      </w:r>
+      <w:r>
+        <w:t xml:space="preserve"> </w:t>
+      </w:r>
+      <w:r>
+        <w:rPr>
+          <w:b/>
+        </w:rPr>
+        <w:t>S002</w:t>
+      </w:r>
+      <w:r>
+        <w:t>.</w:t>
+      </w:r>
+    </w:p>
+    <w:p>
+      <w:r>
+        <w:t xml:space="preserve">3. Arkansas State Board of Health, death certificate Dora Stone, Yell Co., noon 23 Aug 1926, cert. 1524, RD 676. Informant Coy Newnam. User-supplied image, prior session; *not re-opened this pass*. Index: [Ancestry 8771](https://www.ancestry.com/search/collections/8771/) / FS [1940760](https://www.familysearch.org/search/collection/1940760) — *not yet examined* from this VM. </w:t>
+      </w:r>
+      <w:r>
+        <w:rPr>
+          <w:b/>
+        </w:rPr>
+        <w:t>C015</w:t>
+      </w:r>
+      <w:r>
+        <w:t xml:space="preserve"> </w:t>
+      </w:r>
+      <w:r>
+        <w:rPr>
+          <w:b/>
+        </w:rPr>
+        <w:t>S003</w:t>
+      </w:r>
+      <w:r>
+        <w:t>.</w:t>
+      </w:r>
+    </w:p>
+    <w:p>
+      <w:r>
+        <w:t xml:space="preserve">4. Debi Houser Kendrick, Lee Marriage Book 2: Samuel P. Newnam × Dora Ella Newnam, 10 Dec 1885, at Doll Newnam’s. [USGenNet Book 2](https://usgennet.org/usa/ky/county/lee/marriage/marrbook2.html). *Transcription only.* </w:t>
+      </w:r>
+      <w:r>
+        <w:rPr>
+          <w:b/>
+        </w:rPr>
+        <w:t>C010</w:t>
+      </w:r>
+      <w:r>
+        <w:t xml:space="preserve"> </w:t>
+      </w:r>
+      <w:r>
+        <w:rPr>
+          <w:b/>
+        </w:rPr>
+        <w:t>S004</w:t>
+      </w:r>
+      <w:r>
+        <w:t xml:space="preserve">. </w:t>
+      </w:r>
+      <w:r>
+        <w:rPr>
+          <w:b/>
+        </w:rPr>
+        <w:t>PROVEN</w:t>
+      </w:r>
+      <w:r>
+        <w:t xml:space="preserve"> as to the fact of marriage.</w:t>
+      </w:r>
+    </w:p>
+    <w:p>
+      <w:r>
+        <w:t xml:space="preserve">5. 1900 U.S. census, Sturgeon precinct, Lee Co., KY, dwelling 67/67 (Kendrick transcription). [RootsWeb 1900 Sturgeon](https://sites.rootsweb.com/~kylee/census/1900/1900sturgeon.htm). *Transcription only* as used here. </w:t>
+      </w:r>
+      <w:r>
+        <w:rPr>
+          <w:b/>
+        </w:rPr>
+        <w:t>C011</w:t>
+      </w:r>
+      <w:r>
+        <w:t xml:space="preserve"> </w:t>
+      </w:r>
+      <w:r>
+        <w:rPr>
+          <w:b/>
+        </w:rPr>
+        <w:t>S005</w:t>
+      </w:r>
+      <w:r>
+        <w:t>.</w:t>
+      </w:r>
+    </w:p>
+    <w:p>
+      <w:r>
+        <w:t xml:space="preserve">6. Birth year August 1871: 1880 age 8 + 1885 age 14 + 1900 “Aug 1871.” Year </w:t>
+      </w:r>
+      <w:r>
+        <w:rPr>
+          <w:b/>
+        </w:rPr>
+        <w:t>PROVEN</w:t>
+      </w:r>
+      <w:r>
+        <w:t xml:space="preserve"> vs 1868. Day 11 </w:t>
+      </w:r>
+      <w:r>
+        <w:rPr>
+          <w:b/>
+        </w:rPr>
+        <w:t>POSSIBLE</w:t>
+      </w:r>
+      <w:r>
+        <w:t xml:space="preserve"> (certificate only). </w:t>
+      </w:r>
+      <w:r>
+        <w:rPr>
+          <w:b/>
+        </w:rPr>
+        <w:t>C001</w:t>
+      </w:r>
+      <w:r>
+        <w:t xml:space="preserve"> </w:t>
+      </w:r>
+      <w:r>
+        <w:rPr>
+          <w:b/>
+        </w:rPr>
+        <w:t>C002</w:t>
+      </w:r>
+      <w:r>
+        <w:t>.</w:t>
+      </w:r>
+    </w:p>
+    <w:p>
+      <w:r>
+        <w:t xml:space="preserve">7. Parents Elias Newnam &amp; Mary Smallwood: certificate + 1880 household + wedding at Doll’s. </w:t>
+      </w:r>
+      <w:r>
+        <w:rPr>
+          <w:b/>
+        </w:rPr>
+        <w:t>PROBABLE</w:t>
+      </w:r>
+      <w:r>
+        <w:t xml:space="preserve"> (near GPS). </w:t>
+      </w:r>
+      <w:r>
+        <w:rPr>
+          <w:b/>
+        </w:rPr>
+        <w:t>C004</w:t>
+      </w:r>
+      <w:r>
+        <w:t>.</w:t>
+      </w:r>
+    </w:p>
+    <w:p>
+      <w:r>
+        <w:t xml:space="preserve">8. 1870 Travellers Rest, Elias household, no Dora. Original M593-494 p. 90. </w:t>
+      </w:r>
+      <w:r>
+        <w:rPr>
+          <w:b/>
+        </w:rPr>
+        <w:t>C067</w:t>
+      </w:r>
+      <w:r>
+        <w:t xml:space="preserve"> </w:t>
+      </w:r>
+      <w:r>
+        <w:rPr>
+          <w:b/>
+        </w:rPr>
+        <w:t>S231</w:t>
+      </w:r>
+      <w:r>
+        <w:t>.</w:t>
+      </w:r>
+    </w:p>
+    <w:p>
+      <w:r>
+        <w:t xml:space="preserve">9. WikiTree [Newnam-49](https://www.wikitree.com/wiki/Newnam-49): death “abt. 1930” </w:t>
+      </w:r>
+      <w:r>
+        <w:rPr>
+          <w:b/>
+        </w:rPr>
+        <w:t>DISPROVED</w:t>
+      </w:r>
+      <w:r>
+        <w:t xml:space="preserve">; middle name Parriott lore. </w:t>
+      </w:r>
+      <w:r>
+        <w:rPr>
+          <w:b/>
+        </w:rPr>
+        <w:t>S030</w:t>
+      </w:r>
+      <w:r>
+        <w:t>.</w:t>
+      </w:r>
+    </w:p>
+    <w:p>
+      <w:r>
+        <w:t xml:space="preserve">10. 1910 Sturgeon ED 99 original, T624-478: P001/P002/McCoy/John H. b.1899 </w:t>
+      </w:r>
+      <w:r>
+        <w:rPr>
+          <w:b/>
+        </w:rPr>
+        <w:t>nil</w:t>
+      </w:r>
+      <w:r>
+        <w:t xml:space="preserve">. IA [`13thcensus1910po478unit`](https://archive.org/details/13thcensus1910po478unit). </w:t>
+      </w:r>
+      <w:r>
+        <w:rPr>
+          <w:b/>
+        </w:rPr>
+        <w:t>C088</w:t>
+      </w:r>
+      <w:r>
+        <w:t>.</w:t>
+      </w:r>
+    </w:p>
+    <w:p>
+      <w:r>
+        <w:t xml:space="preserve">11. 1920 Beattyville ED 111 sh 6A: E.T. Newman, grandfather in C.B. Burke’s house. IA [`14thcensusofpopu586unit`](https://archive.org/details/14thcensusofpopu586unit). </w:t>
+      </w:r>
+      <w:r>
+        <w:rPr>
+          <w:b/>
+        </w:rPr>
+        <w:t>C091</w:t>
+      </w:r>
+      <w:r>
+        <w:t xml:space="preserve"> </w:t>
+      </w:r>
+      <w:r>
+        <w:rPr>
+          <w:b/>
+        </w:rPr>
+        <w:t>S073</w:t>
+      </w:r>
+      <w:r>
+        <w:t>.</w:t>
+      </w:r>
+    </w:p>
+    <w:p>
+      <w:r>
+        <w:t xml:space="preserve">12. 1920 Perry Co. AR: Tom A. Stone, 62, widower. </w:t>
+      </w:r>
+      <w:r>
+        <w:rPr>
+          <w:b/>
+        </w:rPr>
+        <w:t>C050</w:t>
+      </w:r>
+      <w:r>
+        <w:t xml:space="preserve">. Identification with T. A. on the 1926 certificate </w:t>
+      </w:r>
+      <w:r>
+        <w:rPr>
+          <w:b/>
+        </w:rPr>
+        <w:t>PROBABLE</w:t>
+      </w:r>
+      <w:r>
+        <w:t xml:space="preserve"> (conflict #4, #11).</w:t>
+      </w:r>
+    </w:p>
+    <w:p>
+      <w:r>
+        <w:t xml:space="preserve">13. 1900 Greene Co. MO ED 37 sh 18A: Thomas A. Stone, 32, Matilda, Gertrude. NARA T623-855; IA [`12thcensusofpopu855unit`](https://archive.org/details/12thcensusofpopu855unit). </w:t>
+      </w:r>
+      <w:r>
+        <w:rPr>
+          <w:b/>
+        </w:rPr>
+        <w:t>C117</w:t>
+      </w:r>
+      <w:r>
+        <w:t xml:space="preserve">. </w:t>
+      </w:r>
+      <w:r>
+        <w:rPr>
+          <w:b/>
+        </w:rPr>
+        <w:t>Not merged.</w:t>
+      </w:r>
+    </w:p>
+    <w:p>
+      <w:r>
+        <w:t xml:space="preserve">14. Greene ED 37–43 name-column sweep (A+B), including 41 ED 38 B-side crops in `sources/census/b040-ed38-bsides/`. </w:t>
+      </w:r>
+      <w:r>
+        <w:rPr>
+          <w:b/>
+        </w:rPr>
+        <w:t>C281</w:t>
+      </w:r>
+      <w:r>
+        <w:t xml:space="preserve"> </w:t>
+      </w:r>
+      <w:r>
+        <w:rPr>
+          <w:b/>
+        </w:rPr>
+        <w:t>S267</w:t>
+      </w:r>
+      <w:r>
+        <w:t xml:space="preserve">. </w:t>
+      </w:r>
+      <w:r>
+        <w:rPr>
+          <w:b/>
+        </w:rPr>
+        <w:t>PROVEN</w:t>
+      </w:r>
+      <w:r>
+        <w:t xml:space="preserve"> negative for a second Stone head.</w:t>
+      </w:r>
+    </w:p>
+    <w:p>
+      <w:r>
+        <w:t xml:space="preserve">15. Daniels &amp; Cossey, Carter Cove, 5 Feb 1993: “Newman, Dora” no dates; “Stone, Thomas 1845–1925.” </w:t>
+      </w:r>
+      <w:r>
+        <w:rPr>
+          <w:b/>
+        </w:rPr>
+        <w:t>S078</w:t>
+      </w:r>
+      <w:r>
+        <w:t>.</w:t>
+      </w:r>
+    </w:p>
+    <w:p>
+      <w:r>
+        <w:t xml:space="preserve">16. yellcountyobits compiled index p. 64 / 83, captured 30 Oct 2026. [Newman block](https://www.yellcountyobits.org/yc_cemeteryindex/cemeterylist/cemeterylist64.html) · [Stone block](https://www.yellcountyobits.org/yc_cemeteryindex/cemeterylist/cemeterylist83.html). *Transcription only.* </w:t>
+      </w:r>
+      <w:r>
+        <w:rPr>
+          <w:b/>
+        </w:rPr>
+        <w:t>C282</w:t>
+      </w:r>
+      <w:r>
+        <w:t xml:space="preserve"> </w:t>
+      </w:r>
+      <w:r>
+        <w:rPr>
+          <w:b/>
+        </w:rPr>
+        <w:t>C283</w:t>
+      </w:r>
+      <w:r>
+        <w:t xml:space="preserve"> </w:t>
+      </w:r>
+      <w:r>
+        <w:rPr>
+          <w:b/>
+        </w:rPr>
+        <w:t>S268</w:t>
+      </w:r>
+      <w:r>
+        <w:t xml:space="preserve"> </w:t>
+      </w:r>
+      <w:r>
+        <w:rPr>
+          <w:b/>
+        </w:rPr>
+        <w:t>S269</w:t>
+      </w:r>
+      <w:r>
+        <w:t>.</w:t>
+      </w:r>
+    </w:p>
+    <w:p>
+      <w:r>
+        <w:t xml:space="preserve">17. Find a Grave cemetery listing: Dora Newman memorial [97907837](https://www.findagrave.com/memorial/97907837/dora-newman); Thomas Stone [97907931](https://www.findagrave.com/memorial/97907931/thomas-stone). Listing HTML seen; memorial biographies CF-blocked. </w:t>
+      </w:r>
+      <w:r>
+        <w:rPr>
+          <w:b/>
+        </w:rPr>
+        <w:t>S117</w:t>
+      </w:r>
+      <w:r>
+        <w:t xml:space="preserve"> </w:t>
+      </w:r>
+      <w:r>
+        <w:rPr>
+          <w:b/>
+        </w:rPr>
+        <w:t>S118</w:t>
+      </w:r>
+      <w:r>
+        <w:t>.</w:t>
+      </w:r>
+    </w:p>
+    <w:p>
+      <w:r>
+        <w:t xml:space="preserve">18. *Beattyville Enterprise*, IA item [`beatty`](https://archive.org/details/beatty): six issues only. OCR + selected page JPEGs in `sources/press/`. </w:t>
+      </w:r>
+      <w:r>
+        <w:rPr>
+          <w:b/>
+        </w:rPr>
+        <w:t>C284–C290</w:t>
+      </w:r>
+      <w:r>
+        <w:t xml:space="preserve"> </w:t>
+      </w:r>
+      <w:r>
+        <w:rPr>
+          <w:b/>
+        </w:rPr>
+        <w:t>C293</w:t>
+      </w:r>
+      <w:r>
+        <w:t xml:space="preserve"> </w:t>
+      </w:r>
+      <w:r>
+        <w:rPr>
+          <w:b/>
+        </w:rPr>
+        <w:t>S270</w:t>
+      </w:r>
+      <w:r>
+        <w:t>.</w:t>
+      </w:r>
+    </w:p>
+    <w:p>
+      <w:r>
+        <w:t xml:space="preserve">19. UK Microfilm Holdings item [65438](https://ukmfilms.omeka.net/items/show/65438): *Enterprise* years 1909–11, 1915, 1924–25, 1928, 1932. Film </w:t>
+      </w:r>
+      <w:r>
+        <w:rPr>
+          <w:b/>
+        </w:rPr>
+        <w:t>S 90-033</w:t>
+      </w:r>
+      <w:r>
+        <w:t xml:space="preserve">. *Catalog only.* </w:t>
+      </w:r>
+      <w:r>
+        <w:rPr>
+          <w:b/>
+        </w:rPr>
+        <w:t>S271</w:t>
+      </w:r>
+      <w:r>
+        <w:t>.</w:t>
+      </w:r>
+    </w:p>
+    <w:p>
+      <w:r>
+        <w:t xml:space="preserve">20. *Hopkinsville Kentuckian*, 9 Aug 1906, p. 8. [LOC](https://www.loc.gov/resource/sn86069395/1906-08-09/ed-1/?sp=8). </w:t>
+      </w:r>
+      <w:r>
+        <w:rPr>
+          <w:b/>
+        </w:rPr>
+        <w:t>C291</w:t>
+      </w:r>
+      <w:r>
+        <w:t xml:space="preserve"> </w:t>
+      </w:r>
+      <w:r>
+        <w:rPr>
+          <w:b/>
+        </w:rPr>
+        <w:t>S273</w:t>
+      </w:r>
+      <w:r>
+        <w:t xml:space="preserve">. </w:t>
+      </w:r>
+      <w:r>
+        <w:rPr>
+          <w:b/>
+        </w:rPr>
+        <w:t>DISPROVED</w:t>
+      </w:r>
+      <w:r>
+        <w:t xml:space="preserve"> vs Samuel P.</w:t>
+      </w:r>
+    </w:p>
+    <w:p>
+      <w:r>
+        <w:t xml:space="preserve">21. *Richmond Climax*, 23 Apr 1902, p. 1. [LOC](https://www.loc.gov/resource/sn86069162/1902-04-23/ed-1/?sp=1). </w:t>
+      </w:r>
+      <w:r>
+        <w:rPr>
+          <w:b/>
+        </w:rPr>
+        <w:t>C292</w:t>
+      </w:r>
+      <w:r>
+        <w:t xml:space="preserve"> </w:t>
+      </w:r>
+      <w:r>
+        <w:rPr>
+          <w:b/>
+        </w:rPr>
+        <w:t>S274</w:t>
+      </w:r>
+      <w:r>
+        <w:t xml:space="preserve">. </w:t>
+      </w:r>
+      <w:r>
+        <w:rPr>
+          <w:b/>
+        </w:rPr>
+        <w:t>DISPROVED</w:t>
+      </w:r>
+      <w:r>
+        <w:t xml:space="preserve"> vs Samuel P.</w:t>
+      </w:r>
+    </w:p>
+    <w:p>
+      <w:r>
+        <w:t xml:space="preserve">22. Genealogy Trails Lee WWI draft transcript (1,126 cards). [GT Lee WWI](https://genealogytrails.com/ken/lee/ww1draft.html). Re-fetched 30 Oct 2026. </w:t>
+      </w:r>
+      <w:r>
+        <w:rPr>
+          <w:b/>
+        </w:rPr>
+        <w:t>C294</w:t>
+      </w:r>
+      <w:r>
+        <w:t xml:space="preserve"> </w:t>
+      </w:r>
+      <w:r>
+        <w:rPr>
+          <w:b/>
+        </w:rPr>
+        <w:t>S272</w:t>
+      </w:r>
+      <w:r>
+        <w:t>.</w:t>
+      </w:r>
+    </w:p>
+    <w:p>
+      <w:r>
+        <w:t xml:space="preserve">23. Lee Marriage Book 23: Clay Dunigan × Ladona Newman, 15 Mar 1932. [USGenNet Book 23](https://usgennet.org/usa/ky/county/lee/marriage/marrbook23.html). *Transcription only.* </w:t>
+      </w:r>
+      <w:r>
+        <w:rPr>
+          <w:b/>
+        </w:rPr>
+        <w:t>C297</w:t>
+      </w:r>
+      <w:r>
+        <w:t xml:space="preserve"> </w:t>
+      </w:r>
+      <w:r>
+        <w:rPr>
+          <w:b/>
+        </w:rPr>
+        <w:t>S277</w:t>
+      </w:r>
+      <w:r>
+        <w:t>.</w:t>
+      </w:r>
+    </w:p>
+    <w:p>
+      <w:r>
+        <w:t xml:space="preserve">24. Lee obituaries N: Everett Newnam, *Enterprise* 14 Dec 1939. [USGenNet n.html](https://usgennet.org/usa/ky/county/lee/obituaries/n.html#everettnewman). *Transcription only.* </w:t>
+      </w:r>
+      <w:r>
+        <w:rPr>
+          <w:b/>
+        </w:rPr>
+        <w:t>C299</w:t>
+      </w:r>
+      <w:r>
+        <w:t xml:space="preserve"> </w:t>
+      </w:r>
+      <w:r>
+        <w:rPr>
+          <w:b/>
+        </w:rPr>
+        <w:t>S278</w:t>
+      </w:r>
+      <w:r>
+        <w:t>.</w:t>
+      </w:r>
+    </w:p>
+    <w:p>
+      <w:r>
+        <w:t xml:space="preserve">25. IA Solr 30 Oct 2026: 0 items *Yell County Journal* 1926; 0 items title *Beattyville Enterprise* year 1926. </w:t>
+      </w:r>
+      <w:r>
+        <w:rPr>
+          <w:b/>
+        </w:rPr>
+        <w:t>C301</w:t>
+      </w:r>
+      <w:r>
+        <w:t xml:space="preserve"> </w:t>
+      </w:r>
+      <w:r>
+        <w:rPr>
+          <w:b/>
+        </w:rPr>
+        <w:t>S280</w:t>
+      </w:r>
+      <w:r>
+        <w:t>.</w:t>
+      </w:r>
+    </w:p>
+    <w:p>
+      <w:r>
+        <w:t xml:space="preserve">26. Genealogy Trails [Yell obituaries](https://genealogytrails.com/ark/yell/obits.html) landing, 30 Oct 2026: nil Stone/Newnam/Dora/1926. </w:t>
+      </w:r>
+      <w:r>
+        <w:rPr>
+          <w:b/>
+        </w:rPr>
+        <w:t>C302</w:t>
+      </w:r>
+      <w:r>
+        <w:t xml:space="preserve"> </w:t>
+      </w:r>
+      <w:r>
+        <w:rPr>
+          <w:b/>
+        </w:rPr>
+        <w:t>S281</w:t>
+      </w:r>
+      <w:r>
+        <w:t>.</w:t>
+      </w:r>
+    </w:p>
+    <w:p>
+      <w:r>
+        <w:t xml:space="preserve">27. Word biography bytes: SHA-256 `78cdcf44ad1700ee4a0b696215879e2e8485c2dfe794e1d918e64acc1d3d9280` (53,235 bytes). Copies in `book/` and `sources/authored/`. Drive search 0. </w:t>
+      </w:r>
+      <w:r>
+        <w:rPr>
+          <w:b/>
+        </w:rPr>
+        <w:t>C296</w:t>
+      </w:r>
+      <w:r>
+        <w:t xml:space="preserve"> </w:t>
+      </w:r>
+      <w:r>
+        <w:rPr>
+          <w:b/>
+        </w:rPr>
+        <w:t>S276</w:t>
+      </w:r>
+      <w:r>
+        <w:t>.</w:t>
+      </w:r>
+    </w:p>
+    <w:p>
+      <w:r>
+        <w:t xml:space="preserve">28. Coy × Letha Sullivan, 18 Feb 1917, Ola. </w:t>
+      </w:r>
+      <w:r>
+        <w:rPr>
+          <w:b/>
+        </w:rPr>
+        <w:t>C027</w:t>
+      </w:r>
+      <w:r>
+        <w:t xml:space="preserve"> </w:t>
+      </w:r>
+      <w:r>
+        <w:rPr>
+          <w:b/>
+        </w:rPr>
+        <w:t>S024</w:t>
+      </w:r>
+      <w:r>
+        <w:t>. Prior session.</w:t>
+      </w:r>
+    </w:p>
+    <w:p>
+      <w:r>
+        <w:t xml:space="preserve">29. NUMIDENT Pearl P. Jackson / Mary Magdalene Bunch naming Sam and Dora. </w:t>
+      </w:r>
+      <w:r>
+        <w:rPr>
+          <w:b/>
+        </w:rPr>
+        <w:t>S006</w:t>
+      </w:r>
+      <w:r>
+        <w:t xml:space="preserve"> </w:t>
+      </w:r>
+      <w:r>
+        <w:rPr>
+          <w:b/>
+        </w:rPr>
+        <w:t>S007</w:t>
+      </w:r>
+      <w:r>
+        <w:t>. Prior.</w:t>
+      </w:r>
+    </w:p>
+    <w:p>
+      <w:r>
+        <w:t xml:space="preserve">30. Lee Books 5–19: no Peebles; no Dora Newnam remarriage. [USGenNet marriages](https://usgennet.org/usa/ky/county/lee/marriage/). </w:t>
+      </w:r>
+      <w:r>
+        <w:rPr>
+          <w:b/>
+        </w:rPr>
+        <w:t>C084</w:t>
+      </w:r>
+      <w:r>
+        <w:t xml:space="preserve"> </w:t>
+      </w:r>
+      <w:r>
+        <w:rPr>
+          <w:b/>
+        </w:rPr>
+        <w:t>S064</w:t>
+      </w:r>
+      <w:r>
+        <w:t>.</w:t>
+      </w:r>
+    </w:p>
+    <w:p>
+      <w:r>
+        <w:t xml:space="preserve">31. *American Medical Directory* 1921, IA [`americanmedicald1921ameruoft`](https://archive.org/details/americanmedicald1921ameruoft). Ola 655 Yell: Brewer, Davis, Harkey; no Beal. *OCR only.* </w:t>
+      </w:r>
+      <w:r>
+        <w:rPr>
+          <w:b/>
+        </w:rPr>
+        <w:t>C370</w:t>
+      </w:r>
+      <w:r>
+        <w:t xml:space="preserve"> </w:t>
+      </w:r>
+      <w:r>
+        <w:rPr>
+          <w:b/>
+        </w:rPr>
+        <w:t>C371</w:t>
+      </w:r>
+      <w:r>
+        <w:t xml:space="preserve"> </w:t>
+      </w:r>
+      <w:r>
+        <w:rPr>
+          <w:b/>
+        </w:rPr>
+        <w:t>S291</w:t>
+      </w:r>
+      <w:r>
+        <w:t>.</w:t>
+      </w:r>
+    </w:p>
+    <w:p>
+      <w:r>
+        <w:t xml:space="preserve">32. *American Medical Directory* 1929, IA [`bwb_T3-BRL-424`](https://archive.org/details/bwb_T3-BRL-424). Ola: Ballenger, Harkey retired, Hunt, Miller, Pool; still no Beal. *OCR only.* </w:t>
+      </w:r>
+      <w:r>
+        <w:rPr>
+          <w:b/>
+        </w:rPr>
+        <w:t>C373</w:t>
+      </w:r>
+      <w:r>
+        <w:t xml:space="preserve"> </w:t>
+      </w:r>
+      <w:r>
+        <w:rPr>
+          <w:b/>
+        </w:rPr>
+        <w:t>S296</w:t>
+      </w:r>
+      <w:r>
+        <w:t>.</w:t>
+      </w:r>
+    </w:p>
+    <w:p>
+      <w:r>
+        <w:t xml:space="preserve">33. Mildred Diane Gleason, “Ola (Yell County),” [Encyclopedia of Arkansas](https://encyclopediaofarkansas.net/entries/ola-yell-county-1021/). *Page seen* 31 Oct 2026. </w:t>
+      </w:r>
+      <w:r>
+        <w:rPr>
+          <w:b/>
+        </w:rPr>
+        <w:t>C376</w:t>
+      </w:r>
+      <w:r>
+        <w:t xml:space="preserve"> </w:t>
+      </w:r>
+      <w:r>
+        <w:rPr>
+          <w:b/>
+        </w:rPr>
+        <w:t>S292</w:t>
+      </w:r>
+      <w:r>
+        <w:t>.</w:t>
+      </w:r>
+    </w:p>
+    <w:p>
+      <w:r>
+        <w:t xml:space="preserve">34. Frozen Word original 31 Oct 2026: SHA-256 `781ed972…` (58,496 bytes). Drive search 0. </w:t>
+      </w:r>
+      <w:r>
+        <w:rPr>
+          <w:b/>
+        </w:rPr>
+        <w:t>S297</w:t>
+      </w:r>
+      <w:r>
+        <w:t>.</w:t>
+      </w:r>
+    </w:p>
+    <w:p>
+      <w:r>
+        <w:br w:type="page"/>
+      </w:r>
+    </w:p>
+    <w:p>
+      <w:pPr>
+        <w:pStyle w:val="Heading1"/>
+      </w:pPr>
+      <w:r>
+        <w:t>Source index</w:t>
+      </w:r>
+    </w:p>
+    <w:p>
+      <w:r>
+        <w:t xml:space="preserve">Working table of </w:t>
+      </w:r>
+      <w:r>
+        <w:rPr>
+          <w:b/>
+        </w:rPr>
+        <w:t>saved local copies</w:t>
+      </w:r>
+      <w:r>
+        <w:t>. Full file list: [`../SOURCE-INDEX.md`](../SOURCE-INDEX.md) and [`../sources/SOURCE-INVENTORY.tsv`](../sources/SOURCE-INVENTORY.tsv) (331 files after this pass).</w:t>
+      </w:r>
+    </w:p>
+    <w:p>
+      <w:r>
+        <w:t>| ID | Local file | Repository / URL | What it proves | Access |</w:t>
+      </w:r>
+    </w:p>
+    <w:p>
+      <w:r>
+        <w:t>|---|---|---|---|---|</w:t>
+      </w:r>
+    </w:p>
+    <w:p>
+      <w:r>
+        <w:t>| S003 | *(user image; not re-opened)* | AR Board of Health cert. 1524 | Death, parents, spouse, informant, burial | image seen (prior) |</w:t>
+      </w:r>
+    </w:p>
+    <w:p>
+      <w:r>
+        <w:t>| S267 | `../sources/census/b040-ed38-bsides/` (41 PNGs) | [IA T623-855](https://archive.org/details/12thcensusofpopu855unit) | ED 38 B-sides nil Stone/Newnam (</w:t>
+      </w:r>
+      <w:r>
+        <w:rPr>
+          <w:b/>
+        </w:rPr>
+        <w:t>C281</w:t>
+      </w:r>
+      <w:r>
+        <w:t>) | image seen |</w:t>
+      </w:r>
+    </w:p>
+    <w:p>
+      <w:r>
+        <w:t>| S268 | `../sources/cemetery/yellcountyobits-cemeterylist64-newman-dora-2026-10-30.txt` | [yellcountyobits p.64](https://www.yellcountyobits.org/yc_cemeteryindex/cemeterylist/cemeterylist64.html) | Newman, Dora, no dates, Carter Cove | transcription only |</w:t>
+      </w:r>
+    </w:p>
+    <w:p>
+      <w:r>
+        <w:t>| S269 | `../sources/cemetery/yellcountyobits-cemeterylist83-stone-2026-10-30.txt` | [yellcountyobits p.83](https://www.yellcountyobits.org/yc_cemeteryindex/cemeterylist/cemeterylist83.html) | Stone, Thomas, 1845–1925, Carter Cove | transcription only |</w:t>
+      </w:r>
+    </w:p>
+    <w:p>
+      <w:r>
+        <w:t>| S270 | `../sources/press/beattyville-enterprise-ia-beatty-ocr-2026-10-30.txt` + leaf JPEGs | [IA `beatty`](https://archive.org/details/beatty) | Doll 1928/1932; FAN; no 1926 | OCR + selected images |</w:t>
+      </w:r>
+    </w:p>
+    <w:p>
+      <w:r>
+        <w:t>| S271 | `../sources/press/beattyville-enterprise-uk-microfilm-2026-10-30.html` | [UK item 65438](https://ukmfilms.omeka.net/items/show/65438) | 1926 not in listed film years | catalog only |</w:t>
+      </w:r>
+    </w:p>
+    <w:p>
+      <w:r>
+        <w:t>| S272 | `../sources/military/lee-wwi-genealogytrails-reget-2026-10-30.txt` | [GT Lee WWI](https://genealogytrails.com/ken/lee/ww1draft.html) | Nil Newnam/McCoy | transcription only |</w:t>
+      </w:r>
+    </w:p>
+    <w:p>
+      <w:r>
+        <w:t>| S273 | `../sources/press/hopkinsville-kentuckian-1906-08-09-p8.jpg` | [LOC](https://www.loc.gov/resource/sn86069395/1906-08-09/ed-1/?sp=8) | Reject vs Samuel P. | image seen |</w:t>
+      </w:r>
+    </w:p>
+    <w:p>
+      <w:r>
+        <w:t>| S274 | `../sources/press/richmond-climax-1902-04-23-p1.jpg` | [LOC](https://www.loc.gov/resource/sn86069162/1902-04-23/ed-1/?sp=1) | Will Newnam reject | image seen |</w:t>
+      </w:r>
+    </w:p>
+    <w:p>
+      <w:r>
+        <w:t>| S276 | `../sources/authored/Dora-Ella-Newnam-Stone-A-Life-latest.docx` | Local Word export | Latest authored bio bytes | original bytes |</w:t>
+      </w:r>
+    </w:p>
+    <w:p>
+      <w:r>
+        <w:t>| S277 | `../sources/marriages/lee-book23-clay-ladona-1932-extract-2026-10-30.txt` | [Book 23](https://usgennet.org/usa/ky/county/lee/marriage/marrbook23.html) | Clay × Ladona 15 Mar 1932 | transcription only |</w:t>
+      </w:r>
+    </w:p>
+    <w:p>
+      <w:r>
+        <w:t>| S278 | `../sources/obituaries/lee-obits-n-everett-newnam-1939-extract-2026-10-30.txt` | [Obits N](https://usgennet.org/usa/ky/county/lee/obituaries/n.html#everettnewman) | Everett d. 13 Dec 1939 | transcription only |</w:t>
+      </w:r>
+    </w:p>
+    <w:p>
+      <w:r>
+        <w:t>| S280 | `../sources/press/ia-yell-journal-1926-search-2026-10-30.json` | IA Solr | 0 hits for 1926 titles | index only |</w:t>
+      </w:r>
+    </w:p>
+    <w:p>
+      <w:r>
+        <w:t>| S281 | `../sources/press/genealogytrails-yell-obits-landing-2026-10-30.html` | [GT Yell obits](https://genealogytrails.com/ark/yell/obits.html) | Nil on landing | transcription only |</w:t>
+      </w:r>
+    </w:p>
+    <w:p>
+      <w:r>
+        <w:t>| S291 | `../sources/directories/amd-1921-arkansas-yell-ola-extract-2026-10-31.txt` | [IA 1921 AMD](https://archive.org/details/americanmedicald1921ameruoft) | Ola physicians 1921; no Beal | OCR only |</w:t>
+      </w:r>
+    </w:p>
+    <w:p>
+      <w:r>
+        <w:t>| S292 | `../sources/locality/encyclopedia-arkansas-ola-yell-2026-10-31.html` | [Enc. of Arkansas Ola](https://encyclopediaofarkansas.net/entries/ola-yell-county-1021/) | Town incorporated 1900; pop 655 in 1920 | page seen |</w:t>
+      </w:r>
+    </w:p>
+    <w:p>
+      <w:r>
+        <w:t>| S296 | `../sources/directories/amd-1929-arkansas-yell-ola-extract-2026-10-31.txt` | [IA 1929 AMD](https://archive.org/details/bwb_T3-BRL-424) | Ola physicians 1929; no Beal; Pool now in town | OCR only |</w:t>
+      </w:r>
+    </w:p>
+    <w:p>
+      <w:r>
+        <w:t>| S297 | `../sources/authored/Dora-Ella-Newnam-Stone-A-Life-original-main-2026-10-31.docx` | Local `book/` | Frozen Word bytes | original bytes |</w:t>
+      </w:r>
+    </w:p>
+    <w:p>
+      <w:r>
+        <w:t>Embedded plates live in `plates/` and `../sources/census/`. Charts: [`../visuals/pedigree-dora.svg`](../visuals/pedigree-dora.svg), [`../visuals/timeline-dora.svg`](../visuals/timeline-dora.svg).</w:t>
       </w:r>
     </w:p>
     <w:sectPr>

--- a/research/dora-ella-newnam/sources/authored/Dora-Ella-Newnam-Stone-A-Life-latest.docx
+++ b/research/dora-ella-newnam/sources/authored/Dora-Ella-Newnam-Stone-A-Life-latest.docx
@@ -3116,7 +3116,7 @@
         <w:rPr>
           <w:b/>
         </w:rPr>
-        <w:t>B090:</w:t>
+        <w:t>B095:</w:t>
       </w:r>
       <w:r>
         <w:t xml:space="preserve"> Dr. Thos. W. Beal is still unidentified. He is not in the 1921 or 1929 Ola medical directories. [C371] [C373]</w:t>

--- a/research/dora-ella-newnam/sources/authored/Dora-Ella-Newnam-Stone-A-Life-latest.docx
+++ b/research/dora-ella-newnam/sources/authored/Dora-Ella-Newnam-Stone-A-Life-latest.docx
@@ -4776,23 +4776,71 @@
           <w:b w:val="0"/>
           <w:i w:val="0"/>
         </w:rPr>
-        <w:t xml:space="preserve"> Samuel (dead by 1910). [C285] [C300] [S282] He buried Edward Newnam in September 1936 and was still burying the dead in January 1938 (Jane Pitman Longworth). [C318] [C357] Lee death extracts for 1932, 1933, and 1939 do not list him as a decedent; the 1939 Luther rows are Luther Deaton. [C319] His own death and stone remain open (</w:t>
-      </w:r>
-      <w:r>
-        <w:rPr>
-          <w:rFonts w:ascii="Liberation Serif" w:hAnsi="Liberation Serif" w:eastAsia="Liberation Serif"/>
-          <w:b/>
-          <w:i w:val="0"/>
-        </w:rPr>
-        <w:t>B051</w:t>
-      </w:r>
-      <w:r>
-        <w:rPr>
-          <w:rFonts w:ascii="Liberation Serif" w:hAnsi="Liberation Serif" w:eastAsia="Liberation Serif"/>
-          <w:b w:val="0"/>
-          <w:i w:val="0"/>
-        </w:rPr>
-        <w:t xml:space="preserve">). Everett Newnam of Idamay planned two acres of cane in March 1932; the </w:t>
+        <w:t xml:space="preserve"> Samuel (dead by 1910). [C285] [C300] [S282] He buried Edward Newnam in September 1936 and was still burying the dead in January 1938 (Jane Pitman Longworth). [C318] [C357] Lee death extracts for 1932, 1933, and 1939 do not list him as a decedent; the 1939 Luther rows are Luther Deaton. [C319] He died at home in Beattyville at 4:50 p.m. on </w:t>
+      </w:r>
+      <w:r>
+        <w:rPr>
+          <w:rFonts w:ascii="Liberation Serif" w:hAnsi="Liberation Serif" w:eastAsia="Liberation Serif"/>
+          <w:b/>
+          <w:i w:val="0"/>
+        </w:rPr>
+        <w:t>Wednesday, 28 February 1945</w:t>
+      </w:r>
+      <w:r>
+        <w:rPr>
+          <w:rFonts w:ascii="Liberation Serif" w:hAnsi="Liberation Serif" w:eastAsia="Liberation Serif"/>
+          <w:b w:val="0"/>
+          <w:i w:val="0"/>
+        </w:rPr>
+        <w:t xml:space="preserve">, of a stroke, aged 54 years 7 days — born there 21 February 1891, son of William Newnam and Katherine Sternberg, husband of Cora Plummer, buried at Riverview. [C375] [C376] [S323] [S324] The 1926–38 officiant and the 1945 decedent are </w:t>
+      </w:r>
+      <w:r>
+        <w:rPr>
+          <w:rFonts w:ascii="Liberation Serif" w:hAnsi="Liberation Serif" w:eastAsia="Liberation Serif"/>
+          <w:b/>
+          <w:i w:val="0"/>
+        </w:rPr>
+        <w:t>proven</w:t>
+      </w:r>
+      <w:r>
+        <w:rPr>
+          <w:rFonts w:ascii="Liberation Serif" w:hAnsi="Liberation Serif" w:eastAsia="Liberation Serif"/>
+          <w:b w:val="0"/>
+          <w:i w:val="0"/>
+        </w:rPr>
+        <w:t xml:space="preserve"> the same man (church, wife Cora, daughter Eloise on the 1932 Corelia license). His widow Cora P. died 25 February 1981 in Fayette County, aged 87. [C377] Infant Larry Gene died 13 February 1937 (the </w:t>
+      </w:r>
+      <w:r>
+        <w:rPr>
+          <w:rFonts w:ascii="Liberation Serif" w:hAnsi="Liberation Serif" w:eastAsia="Liberation Serif"/>
+          <w:b w:val="0"/>
+          <w:i/>
+        </w:rPr>
+        <w:t>Enterprise</w:t>
+      </w:r>
+      <w:r>
+        <w:rPr>
+          <w:rFonts w:ascii="Liberation Serif" w:hAnsi="Liberation Serif" w:eastAsia="Liberation Serif"/>
+          <w:b w:val="0"/>
+          <w:i w:val="0"/>
+        </w:rPr>
+        <w:t xml:space="preserve"> of 18 February said “Saturday, February 18” — conflict #20). [C378] Stone photographs remain unread. A Boone descent in the 1945 notice is </w:t>
+      </w:r>
+      <w:r>
+        <w:rPr>
+          <w:rFonts w:ascii="Liberation Serif" w:hAnsi="Liberation Serif" w:eastAsia="Liberation Serif"/>
+          <w:b/>
+          <w:i w:val="0"/>
+        </w:rPr>
+        <w:t>speculative</w:t>
+      </w:r>
+      <w:r>
+        <w:rPr>
+          <w:rFonts w:ascii="Liberation Serif" w:hAnsi="Liberation Serif" w:eastAsia="Liberation Serif"/>
+          <w:b w:val="0"/>
+          <w:i w:val="0"/>
+        </w:rPr>
+        <w:t xml:space="preserve">. [C380] Everett Newnam of Idamay planned two acres of cane in March 1932; the </w:t>
       </w:r>
       <w:r>
         <w:rPr>
@@ -4914,7 +4962,23 @@
           <w:b w:val="0"/>
           <w:i w:val="0"/>
         </w:rPr>
-        <w:t xml:space="preserve"> (27 April, age 30, parents Sam Moore and Mary Brandenburg) and infant Dorothy (6 October). [C308] [C309] [C310] The 1939 sister </w:t>
+        <w:t xml:space="preserve"> (27 April, age 30, parents Sam Moore and Mary Brandenburg) and infant Dorothy (6 October). [C308] [C309] [C310] Proctor Cemetery and the Berea municipal inventory list </w:t>
+      </w:r>
+      <w:r>
+        <w:rPr>
+          <w:rFonts w:ascii="Liberation Serif" w:hAnsi="Liberation Serif" w:eastAsia="Liberation Serif"/>
+          <w:b/>
+          <w:i w:val="0"/>
+        </w:rPr>
+        <w:t>no</w:t>
+      </w:r>
+      <w:r>
+        <w:rPr>
+          <w:rFonts w:ascii="Liberation Serif" w:hAnsi="Liberation Serif" w:eastAsia="Liberation Serif"/>
+          <w:b w:val="0"/>
+          <w:i w:val="0"/>
+        </w:rPr>
+        <w:t xml:space="preserve"> Callie or Dorothy stone. [C389] The 1939 sister </w:t>
       </w:r>
       <w:r>
         <w:rPr>
@@ -4946,7 +5010,23 @@
           <w:b w:val="0"/>
           <w:i w:val="0"/>
         </w:rPr>
-        <w:t xml:space="preserve">: maiden Newnam on the 1926 Nellie and 1932 Corelia licenses, </w:t>
+        <w:t xml:space="preserve">: maiden Newnam on the 1926 Nellie and 1932 Corelia licenses, and in January 1920 she sat at Willow household 81–81 as Calie, thirty-five, wife of Robert Spicer, with Nellie and Cordelie — </w:t>
+      </w:r>
+      <w:r>
+        <w:rPr>
+          <w:rFonts w:ascii="Liberation Serif" w:hAnsi="Liberation Serif" w:eastAsia="Liberation Serif"/>
+          <w:b/>
+          <w:i w:val="0"/>
+        </w:rPr>
+        <w:t>proven</w:t>
+      </w:r>
+      <w:r>
+        <w:rPr>
+          <w:rFonts w:ascii="Liberation Serif" w:hAnsi="Liberation Serif" w:eastAsia="Liberation Serif"/>
+          <w:b w:val="0"/>
+          <w:i w:val="0"/>
+        </w:rPr>
+        <w:t xml:space="preserve"> as that license mother; </w:t>
       </w:r>
       <w:r>
         <w:rPr>
@@ -4962,7 +5042,7 @@
           <w:b w:val="0"/>
           <w:i w:val="0"/>
         </w:rPr>
-        <w:t xml:space="preserve"> the January 1885 daughter in Minerva’s house. [C355] [C356] Edward, sixteen in the </w:t>
+        <w:t xml:space="preserve"> the January 1885 daughter in Minerva’s house. [C355] [C356] [C393] Edward, sixteen in the </w:t>
       </w:r>
       <w:r>
         <w:rPr>
@@ -4994,7 +5074,167 @@
           <w:b w:val="0"/>
           <w:i w:val="0"/>
         </w:rPr>
-        <w:t xml:space="preserve"> (conflict #19), was killed on the Big Hill pike on 28 September 1936 while visiting uncle Grant of Berea; Clifton, Grant’s son, died the next day. [C357] [C358] Two later daughters are deceased and may be named: Lois Newman (13 April 1915, Vincent – September 1989) and Gladys M. Newman Parker Legner (22 March 1922, Idamay – 9 April 2000). [C360] [C361] Any 1939 daughter without a proved death, and the later 1936 “Mrs Everett,” are withheld. [C365] [C286] [S278]</w:t>
+        <w:t xml:space="preserve"> (conflict #19), was killed on the Big Hill pike on 28 September 1936 while visiting uncle Grant of Berea; Clifton, Grant’s son, died the next day. [C357] [C358] Grant Newnam, nineteen, married Dova Cole in Owsley on 10 February 1909 and is </w:t>
+      </w:r>
+      <w:r>
+        <w:rPr>
+          <w:rFonts w:ascii="Liberation Serif" w:hAnsi="Liberation Serif" w:eastAsia="Liberation Serif"/>
+          <w:b/>
+          <w:i w:val="0"/>
+        </w:rPr>
+        <w:t>probable</w:t>
+      </w:r>
+      <w:r>
+        <w:rPr>
+          <w:rFonts w:ascii="Liberation Serif" w:hAnsi="Liberation Serif" w:eastAsia="Liberation Serif"/>
+          <w:b w:val="0"/>
+          <w:i w:val="0"/>
+        </w:rPr>
+        <w:t xml:space="preserve"> the 1910 Grant next door to Everet with wife Dona — </w:t>
+      </w:r>
+      <w:r>
+        <w:rPr>
+          <w:rFonts w:ascii="Liberation Serif" w:hAnsi="Liberation Serif" w:eastAsia="Liberation Serif"/>
+          <w:b/>
+          <w:i w:val="0"/>
+        </w:rPr>
+        <w:t>not</w:t>
+      </w:r>
+      <w:r>
+        <w:rPr>
+          <w:rFonts w:ascii="Liberation Serif" w:hAnsi="Liberation Serif" w:eastAsia="Liberation Serif"/>
+          <w:b w:val="0"/>
+          <w:i w:val="0"/>
+        </w:rPr>
+        <w:t xml:space="preserve"> the 1920 Heidelberg Grant, forty-two, whose wife was Martha Brandenburg. [C387] [C392] He is still </w:t>
+      </w:r>
+      <w:r>
+        <w:rPr>
+          <w:rFonts w:ascii="Liberation Serif" w:hAnsi="Liberation Serif" w:eastAsia="Liberation Serif"/>
+          <w:b/>
+          <w:i w:val="0"/>
+        </w:rPr>
+        <w:t>not merged</w:t>
+      </w:r>
+      <w:r>
+        <w:rPr>
+          <w:rFonts w:ascii="Liberation Serif" w:hAnsi="Liberation Serif" w:eastAsia="Liberation Serif"/>
+          <w:b w:val="0"/>
+          <w:i w:val="0"/>
+        </w:rPr>
+        <w:t xml:space="preserve"> with 1939 Frank of Berea. Two later daughters are deceased and may be named: Lois Newman (13 April 1915, Vincent – September 1989) and Gladys M. Newman Parker Legner (22 March 1922, Idamay – 9 April 2000). [C360] [C361] The Owsley 1911–1920 birth index lists a </w:t>
+      </w:r>
+      <w:r>
+        <w:rPr>
+          <w:rFonts w:ascii="Liberation Serif" w:hAnsi="Liberation Serif" w:eastAsia="Liberation Serif"/>
+          <w:b/>
+          <w:i w:val="0"/>
+        </w:rPr>
+        <w:t>Joan</w:t>
+      </w:r>
+      <w:r>
+        <w:rPr>
+          <w:rFonts w:ascii="Liberation Serif" w:hAnsi="Liberation Serif" w:eastAsia="Liberation Serif"/>
+          <w:b w:val="0"/>
+          <w:i w:val="0"/>
+        </w:rPr>
+        <w:t xml:space="preserve"> Newman, mother Callie Moore, on that same 13 April 1915 — conflict #21; the names are not averaged. [C385] Everett and Callie Moore left </w:t>
+      </w:r>
+      <w:r>
+        <w:rPr>
+          <w:rFonts w:ascii="Liberation Serif" w:hAnsi="Liberation Serif" w:eastAsia="Liberation Serif"/>
+          <w:b/>
+          <w:i w:val="0"/>
+        </w:rPr>
+        <w:t>no</w:t>
+      </w:r>
+      <w:r>
+        <w:rPr>
+          <w:rFonts w:ascii="Liberation Serif" w:hAnsi="Liberation Serif" w:eastAsia="Liberation Serif"/>
+          <w:b w:val="0"/>
+          <w:i w:val="0"/>
+        </w:rPr>
+        <w:t xml:space="preserve"> published Lee license in books 8–19 and </w:t>
+      </w:r>
+      <w:r>
+        <w:rPr>
+          <w:rFonts w:ascii="Liberation Serif" w:hAnsi="Liberation Serif" w:eastAsia="Liberation Serif"/>
+          <w:b/>
+          <w:i w:val="0"/>
+        </w:rPr>
+        <w:t>no</w:t>
+      </w:r>
+      <w:r>
+        <w:rPr>
+          <w:rFonts w:ascii="Liberation Serif" w:hAnsi="Liberation Serif" w:eastAsia="Liberation Serif"/>
+          <w:b w:val="0"/>
+          <w:i w:val="0"/>
+        </w:rPr>
+        <w:t xml:space="preserve"> Owsley VS row in 1908–1910; a 28 August 1910 Callie Moore bride there married Billy Viars and is </w:t>
+      </w:r>
+      <w:r>
+        <w:rPr>
+          <w:rFonts w:ascii="Liberation Serif" w:hAnsi="Liberation Serif" w:eastAsia="Liberation Serif"/>
+          <w:b/>
+          <w:i w:val="0"/>
+        </w:rPr>
+        <w:t>rejected</w:t>
+      </w:r>
+      <w:r>
+        <w:rPr>
+          <w:rFonts w:ascii="Liberation Serif" w:hAnsi="Liberation Serif" w:eastAsia="Liberation Serif"/>
+          <w:b w:val="0"/>
+          <w:i w:val="0"/>
+        </w:rPr>
+        <w:t xml:space="preserve">. [C384] [C388] [C390] Madison’s 1939 N-block gives Everett’s death volume </w:t>
+      </w:r>
+      <w:r>
+        <w:rPr>
+          <w:rFonts w:ascii="Liberation Serif" w:hAnsi="Liberation Serif" w:eastAsia="Liberation Serif"/>
+          <w:b/>
+          <w:i w:val="0"/>
+        </w:rPr>
+        <w:t>062</w:t>
+      </w:r>
+      <w:r>
+        <w:rPr>
+          <w:rFonts w:ascii="Liberation Serif" w:hAnsi="Liberation Serif" w:eastAsia="Liberation Serif"/>
+          <w:b w:val="0"/>
+          <w:i w:val="0"/>
+        </w:rPr>
+        <w:t xml:space="preserve">, file </w:t>
+      </w:r>
+      <w:r>
+        <w:rPr>
+          <w:rFonts w:ascii="Liberation Serif" w:hAnsi="Liberation Serif" w:eastAsia="Liberation Serif"/>
+          <w:b/>
+          <w:i w:val="0"/>
+        </w:rPr>
+        <w:t>30987</w:t>
+      </w:r>
+      <w:r>
+        <w:rPr>
+          <w:rFonts w:ascii="Liberation Serif" w:hAnsi="Liberation Serif" w:eastAsia="Liberation Serif"/>
+          <w:b w:val="0"/>
+          <w:i w:val="0"/>
+        </w:rPr>
+        <w:t xml:space="preserve">; the certificate image is unread. [C383] He is </w:t>
+      </w:r>
+      <w:r>
+        <w:rPr>
+          <w:rFonts w:ascii="Liberation Serif" w:hAnsi="Liberation Serif" w:eastAsia="Liberation Serif"/>
+          <w:b/>
+          <w:i w:val="0"/>
+        </w:rPr>
+        <w:t>not</w:t>
+      </w:r>
+      <w:r>
+        <w:rPr>
+          <w:rFonts w:ascii="Liberation Serif" w:hAnsi="Liberation Serif" w:eastAsia="Liberation Serif"/>
+          <w:b w:val="0"/>
+          <w:i w:val="0"/>
+        </w:rPr>
+        <w:t xml:space="preserve"> a 1920 Lee precinct head; the Owsley 1920 book is unread. [C391] Any 1939 daughter without a proved death, and the later 1936 “Mrs Everett,” are withheld. [C365] [C286] [S278]</w:t>
       </w:r>
     </w:p>
     <w:p>
@@ -6101,7 +6341,39 @@
           <w:b w:val="0"/>
           <w:i w:val="0"/>
         </w:rPr>
-        <w:t xml:space="preserve"> Luther Newnam’s own death (B051 — he was alive Jan 1938 and officiating in 1936); Everett stones / Madison DC / 1910–15 license (B057); Grant=Frank and John of Owsley still </w:t>
+        <w:t xml:space="preserve"> B057 </w:t>
+      </w:r>
+      <w:r>
+        <w:rPr>
+          <w:rFonts w:ascii="Liberation Serif" w:hAnsi="Liberation Serif" w:eastAsia="Liberation Serif"/>
+          <w:b/>
+          <w:i w:val="0"/>
+        </w:rPr>
+        <w:t>partial</w:t>
+      </w:r>
+      <w:r>
+        <w:rPr>
+          <w:rFonts w:ascii="Liberation Serif" w:hAnsi="Liberation Serif" w:eastAsia="Liberation Serif"/>
+          <w:b w:val="0"/>
+          <w:i w:val="0"/>
+        </w:rPr>
+        <w:t xml:space="preserve"> — Madison vol/file found; license nil on published Lee 8–19 and Owsley 1908–10; 1920 Lee nil Everett head; stones nil on Proctor + Berea inventory. Still unread: DC </w:t>
+      </w:r>
+      <w:r>
+        <w:rPr>
+          <w:rFonts w:ascii="Liberation Serif" w:hAnsi="Liberation Serif" w:eastAsia="Liberation Serif"/>
+          <w:b/>
+          <w:i w:val="0"/>
+        </w:rPr>
+        <w:t>image</w:t>
+      </w:r>
+      <w:r>
+        <w:rPr>
+          <w:rFonts w:ascii="Liberation Serif" w:hAnsi="Liberation Serif" w:eastAsia="Liberation Serif"/>
+          <w:b w:val="0"/>
+          <w:i w:val="0"/>
+        </w:rPr>
+        <w:t xml:space="preserve">, Owsley 1920 book, Smith 1843–1929 marriages, FAG photos. Grant=Frank and John of Owsley still </w:t>
       </w:r>
       <w:r>
         <w:rPr>
@@ -6117,7 +6389,55 @@
           <w:b w:val="0"/>
           <w:i w:val="0"/>
         </w:rPr>
-        <w:t xml:space="preserve"> only; Carter Cove stone photographs (B054). </w:t>
+        <w:t xml:space="preserve">. Carter Cove stone photographs (B054). Luther Riverview stones / DC images unread. </w:t>
+      </w:r>
+      <w:r>
+        <w:rPr>
+          <w:rFonts w:ascii="Liberation Serif" w:hAnsi="Liberation Serif" w:eastAsia="Liberation Serif"/>
+          <w:b/>
+          <w:i w:val="0"/>
+        </w:rPr>
+        <w:t>B051</w:t>
+      </w:r>
+      <w:r>
+        <w:rPr>
+          <w:rFonts w:ascii="Liberation Serif" w:hAnsi="Liberation Serif" w:eastAsia="Liberation Serif"/>
+          <w:b w:val="0"/>
+          <w:i w:val="0"/>
+        </w:rPr>
+        <w:t xml:space="preserve"> Luther death </w:t>
+      </w:r>
+      <w:r>
+        <w:rPr>
+          <w:rFonts w:ascii="Liberation Serif" w:hAnsi="Liberation Serif" w:eastAsia="Liberation Serif"/>
+          <w:b/>
+          <w:i w:val="0"/>
+        </w:rPr>
+        <w:t>done</w:t>
+      </w:r>
+      <w:r>
+        <w:rPr>
+          <w:rFonts w:ascii="Liberation Serif" w:hAnsi="Liberation Serif" w:eastAsia="Liberation Serif"/>
+          <w:b w:val="0"/>
+          <w:i w:val="0"/>
+        </w:rPr>
+        <w:t xml:space="preserve"> (</w:t>
+      </w:r>
+      <w:r>
+        <w:rPr>
+          <w:rFonts w:ascii="Liberation Serif" w:hAnsi="Liberation Serif" w:eastAsia="Liberation Serif"/>
+          <w:b/>
+          <w:i w:val="0"/>
+        </w:rPr>
+        <w:t>C375–C382</w:t>
+      </w:r>
+      <w:r>
+        <w:rPr>
+          <w:rFonts w:ascii="Liberation Serif" w:hAnsi="Liberation Serif" w:eastAsia="Liberation Serif"/>
+          <w:b w:val="0"/>
+          <w:i w:val="0"/>
+        </w:rPr>
+        <w:t xml:space="preserve">). </w:t>
       </w:r>
       <w:r>
         <w:rPr>
@@ -6133,7 +6453,7 @@
           <w:b w:val="0"/>
           <w:i w:val="0"/>
         </w:rPr>
-        <w:t xml:space="preserve"> Shelby × Grace is </w:t>
+        <w:t xml:space="preserve"> Shelby × Grace </w:t>
       </w:r>
       <w:r>
         <w:rPr>
@@ -6165,7 +6485,23 @@
           <w:b w:val="0"/>
           <w:i w:val="0"/>
         </w:rPr>
-        <w:t xml:space="preserve"> findings (</w:t>
+        <w:t xml:space="preserve"> Everett FAN </w:t>
+      </w:r>
+      <w:r>
+        <w:rPr>
+          <w:rFonts w:ascii="Liberation Serif" w:hAnsi="Liberation Serif" w:eastAsia="Liberation Serif"/>
+          <w:b/>
+          <w:i w:val="0"/>
+        </w:rPr>
+        <w:t>done</w:t>
+      </w:r>
+      <w:r>
+        <w:rPr>
+          <w:rFonts w:ascii="Liberation Serif" w:hAnsi="Liberation Serif" w:eastAsia="Liberation Serif"/>
+          <w:b w:val="0"/>
+          <w:i w:val="0"/>
+        </w:rPr>
+        <w:t xml:space="preserve"> (</w:t>
       </w:r>
       <w:r>
         <w:rPr>
@@ -6181,24 +6517,7 @@
           <w:b w:val="0"/>
           <w:i w:val="0"/>
         </w:rPr>
-        <w:t xml:space="preserve">) are filed here; the backlog row stays with owner </w:t>
-      </w:r>
-      <w:r>
-        <w:rPr>
-          <w:rFonts w:ascii="Liberation Mono" w:hAnsi="Liberation Mono" w:eastAsia="Liberation Mono"/>
-          <w:b w:val="0"/>
-          <w:i w:val="0"/>
-          <w:sz w:val="18"/>
-        </w:rPr>
-        <w:t>bc-c5415202</w:t>
-      </w:r>
-      <w:r>
-        <w:rPr>
-          <w:rFonts w:ascii="Liberation Serif" w:hAnsi="Liberation Serif" w:eastAsia="Liberation Serif"/>
-          <w:b w:val="0"/>
-          <w:i w:val="0"/>
-        </w:rPr>
-        <w:t xml:space="preserve"> until that owner changes status.</w:t>
+        <w:t>).</w:t>
       </w:r>
     </w:p>
     <w:p>
@@ -6300,15 +6619,15 @@
           <w:b/>
           <w:i w:val="0"/>
         </w:rPr>
-        <w:t>B051</w:t>
-      </w:r>
-      <w:r>
-        <w:rPr>
-          <w:rFonts w:ascii="Liberation Serif" w:hAnsi="Liberation Serif" w:eastAsia="Liberation Serif"/>
-          <w:b w:val="0"/>
-          <w:i w:val="0"/>
-        </w:rPr>
-        <w:t xml:space="preserve"> (Luther’s own death / stone — free on this tree). Pope Roll 5 (</w:t>
+        <w:t>B054</w:t>
+      </w:r>
+      <w:r>
+        <w:rPr>
+          <w:rFonts w:ascii="Liberation Serif" w:hAnsi="Liberation Serif" w:eastAsia="Liberation Serif"/>
+          <w:b w:val="0"/>
+          <w:i w:val="0"/>
+        </w:rPr>
+        <w:t xml:space="preserve"> Carter Cove stones if the location lane has not taken it; else B057 residuals (Madison DC image / Owsley 1920). Pope Roll 5 (</w:t>
       </w:r>
       <w:r>
         <w:rPr>
@@ -6324,7 +6643,23 @@
           <w:b w:val="0"/>
           <w:i w:val="0"/>
         </w:rPr>
-        <w:t>) is on-site only. Do not open a fourth 1900–death location campaign.</w:t>
+        <w:t xml:space="preserve">) is on-site only. Do not take </w:t>
+      </w:r>
+      <w:r>
+        <w:rPr>
+          <w:rFonts w:ascii="Liberation Serif" w:hAnsi="Liberation Serif" w:eastAsia="Liberation Serif"/>
+          <w:b/>
+          <w:i w:val="0"/>
+        </w:rPr>
+        <w:t>B092</w:t>
+      </w:r>
+      <w:r>
+        <w:rPr>
+          <w:rFonts w:ascii="Liberation Serif" w:hAnsi="Liberation Serif" w:eastAsia="Liberation Serif"/>
+          <w:b w:val="0"/>
+          <w:i w:val="0"/>
+        </w:rPr>
+        <w:t xml:space="preserve"> while the location lane is live. Do not open a fourth 1900–death location campaign. Do not pretend to have read Pope Roll 5.</w:t>
       </w:r>
     </w:p>
     <w:p>
@@ -9802,6 +10137,266 @@
           <w:i w:val="0"/>
         </w:rPr>
         <w:t>S316</w:t>
+      </w:r>
+      <w:r>
+        <w:rPr>
+          <w:rFonts w:ascii="Liberation Serif" w:hAnsi="Liberation Serif" w:eastAsia="Liberation Serif"/>
+          <w:b w:val="0"/>
+          <w:i w:val="0"/>
+        </w:rPr>
+        <w:t>.</w:t>
+      </w:r>
+    </w:p>
+    <w:p>
+      <w:r>
+        <w:rPr>
+          <w:rFonts w:ascii="Liberation Serif" w:hAnsi="Liberation Serif" w:eastAsia="Liberation Serif"/>
+          <w:b w:val="0"/>
+          <w:i w:val="0"/>
+        </w:rPr>
+        <w:t xml:space="preserve">49. Pass 68 B051. </w:t>
+      </w:r>
+      <w:r>
+        <w:rPr>
+          <w:rFonts w:ascii="Liberation Serif" w:hAnsi="Liberation Serif" w:eastAsia="Liberation Serif"/>
+          <w:b w:val="0"/>
+          <w:i/>
+        </w:rPr>
+        <w:t>Enterprise</w:t>
+      </w:r>
+      <w:r>
+        <w:rPr>
+          <w:rFonts w:ascii="Liberation Serif" w:hAnsi="Liberation Serif" w:eastAsia="Liberation Serif"/>
+          <w:b w:val="0"/>
+          <w:i w:val="0"/>
+        </w:rPr>
+        <w:t xml:space="preserve"> 1 Mar 1945 + Lee 1945 extract: Rev. Luther Newnam d. </w:t>
+      </w:r>
+      <w:r>
+        <w:rPr>
+          <w:rFonts w:ascii="Liberation Serif" w:hAnsi="Liberation Serif" w:eastAsia="Liberation Serif"/>
+          <w:b/>
+          <w:i w:val="0"/>
+        </w:rPr>
+        <w:t>28 Feb 1945</w:t>
+      </w:r>
+      <w:r>
+        <w:rPr>
+          <w:rFonts w:ascii="Liberation Serif" w:hAnsi="Liberation Serif" w:eastAsia="Liberation Serif"/>
+          <w:b w:val="0"/>
+          <w:i w:val="0"/>
+        </w:rPr>
+        <w:t xml:space="preserve">. Obits N · 1945 deaths. Cora P. d. </w:t>
+      </w:r>
+      <w:r>
+        <w:rPr>
+          <w:rFonts w:ascii="Liberation Serif" w:hAnsi="Liberation Serif" w:eastAsia="Liberation Serif"/>
+          <w:b/>
+          <w:i w:val="0"/>
+        </w:rPr>
+        <w:t>25 Feb 1981</w:t>
+      </w:r>
+      <w:r>
+        <w:rPr>
+          <w:rFonts w:ascii="Liberation Serif" w:hAnsi="Liberation Serif" w:eastAsia="Liberation Serif"/>
+          <w:b w:val="0"/>
+          <w:i w:val="0"/>
+        </w:rPr>
+        <w:t xml:space="preserve">. Larry Gene d. </w:t>
+      </w:r>
+      <w:r>
+        <w:rPr>
+          <w:rFonts w:ascii="Liberation Serif" w:hAnsi="Liberation Serif" w:eastAsia="Liberation Serif"/>
+          <w:b/>
+          <w:i w:val="0"/>
+        </w:rPr>
+        <w:t>13 Feb 1937</w:t>
+      </w:r>
+      <w:r>
+        <w:rPr>
+          <w:rFonts w:ascii="Liberation Serif" w:hAnsi="Liberation Serif" w:eastAsia="Liberation Serif"/>
+          <w:b w:val="0"/>
+          <w:i w:val="0"/>
+        </w:rPr>
+        <w:t xml:space="preserve"> (#20). </w:t>
+      </w:r>
+      <w:r>
+        <w:rPr>
+          <w:rFonts w:ascii="Liberation Serif" w:hAnsi="Liberation Serif" w:eastAsia="Liberation Serif"/>
+          <w:b w:val="0"/>
+          <w:i/>
+        </w:rPr>
+        <w:t>Transcription / index only.</w:t>
+      </w:r>
+      <w:r>
+        <w:rPr>
+          <w:rFonts w:ascii="Liberation Serif" w:hAnsi="Liberation Serif" w:eastAsia="Liberation Serif"/>
+          <w:b w:val="0"/>
+          <w:i w:val="0"/>
+        </w:rPr>
+        <w:t xml:space="preserve"> </w:t>
+      </w:r>
+      <w:r>
+        <w:rPr>
+          <w:rFonts w:ascii="Liberation Serif" w:hAnsi="Liberation Serif" w:eastAsia="Liberation Serif"/>
+          <w:b/>
+          <w:i w:val="0"/>
+        </w:rPr>
+        <w:t>C375–C382</w:t>
+      </w:r>
+      <w:r>
+        <w:rPr>
+          <w:rFonts w:ascii="Liberation Serif" w:hAnsi="Liberation Serif" w:eastAsia="Liberation Serif"/>
+          <w:b w:val="0"/>
+          <w:i w:val="0"/>
+        </w:rPr>
+        <w:t xml:space="preserve"> </w:t>
+      </w:r>
+      <w:r>
+        <w:rPr>
+          <w:rFonts w:ascii="Liberation Serif" w:hAnsi="Liberation Serif" w:eastAsia="Liberation Serif"/>
+          <w:b/>
+          <w:i w:val="0"/>
+        </w:rPr>
+        <w:t>S323–S328</w:t>
+      </w:r>
+      <w:r>
+        <w:rPr>
+          <w:rFonts w:ascii="Liberation Serif" w:hAnsi="Liberation Serif" w:eastAsia="Liberation Serif"/>
+          <w:b w:val="0"/>
+          <w:i w:val="0"/>
+        </w:rPr>
+        <w:t>.</w:t>
+      </w:r>
+    </w:p>
+    <w:p>
+      <w:r>
+        <w:rPr>
+          <w:rFonts w:ascii="Liberation Serif" w:hAnsi="Liberation Serif" w:eastAsia="Liberation Serif"/>
+          <w:b w:val="0"/>
+          <w:i w:val="0"/>
+        </w:rPr>
+        <w:t xml:space="preserve">50. Pass 69 B057. Madison 1939b Everett vol </w:t>
+      </w:r>
+      <w:r>
+        <w:rPr>
+          <w:rFonts w:ascii="Liberation Serif" w:hAnsi="Liberation Serif" w:eastAsia="Liberation Serif"/>
+          <w:b/>
+          <w:i w:val="0"/>
+        </w:rPr>
+        <w:t>062</w:t>
+      </w:r>
+      <w:r>
+        <w:rPr>
+          <w:rFonts w:ascii="Liberation Serif" w:hAnsi="Liberation Serif" w:eastAsia="Liberation Serif"/>
+          <w:b w:val="0"/>
+          <w:i w:val="0"/>
+        </w:rPr>
+        <w:t xml:space="preserve"> file </w:t>
+      </w:r>
+      <w:r>
+        <w:rPr>
+          <w:rFonts w:ascii="Liberation Serif" w:hAnsi="Liberation Serif" w:eastAsia="Liberation Serif"/>
+          <w:b/>
+          <w:i w:val="0"/>
+        </w:rPr>
+        <w:t>30987</w:t>
+      </w:r>
+      <w:r>
+        <w:rPr>
+          <w:rFonts w:ascii="Liberation Serif" w:hAnsi="Liberation Serif" w:eastAsia="Liberation Serif"/>
+          <w:b w:val="0"/>
+          <w:i w:val="0"/>
+        </w:rPr>
+        <w:t xml:space="preserve">. Lee Books 8–19 + Owsley VS 1908–10 license </w:t>
+      </w:r>
+      <w:r>
+        <w:rPr>
+          <w:rFonts w:ascii="Liberation Serif" w:hAnsi="Liberation Serif" w:eastAsia="Liberation Serif"/>
+          <w:b/>
+          <w:i w:val="0"/>
+        </w:rPr>
+        <w:t>nil</w:t>
+      </w:r>
+      <w:r>
+        <w:rPr>
+          <w:rFonts w:ascii="Liberation Serif" w:hAnsi="Liberation Serif" w:eastAsia="Liberation Serif"/>
+          <w:b w:val="0"/>
+          <w:i w:val="0"/>
+        </w:rPr>
+        <w:t xml:space="preserve">. Owsley births N Joan 13 Apr 1915 (#21). Grant × Dova 10 Feb 1909. 1920 Lee </w:t>
+      </w:r>
+      <w:r>
+        <w:rPr>
+          <w:rFonts w:ascii="Liberation Serif" w:hAnsi="Liberation Serif" w:eastAsia="Liberation Serif"/>
+          <w:b/>
+          <w:i w:val="0"/>
+        </w:rPr>
+        <w:t>nil</w:t>
+      </w:r>
+      <w:r>
+        <w:rPr>
+          <w:rFonts w:ascii="Liberation Serif" w:hAnsi="Liberation Serif" w:eastAsia="Liberation Serif"/>
+          <w:b w:val="0"/>
+          <w:i w:val="0"/>
+        </w:rPr>
+        <w:t xml:space="preserve"> Everett head; Willow Spicer 81-81. Stones </w:t>
+      </w:r>
+      <w:r>
+        <w:rPr>
+          <w:rFonts w:ascii="Liberation Serif" w:hAnsi="Liberation Serif" w:eastAsia="Liberation Serif"/>
+          <w:b/>
+          <w:i w:val="0"/>
+        </w:rPr>
+        <w:t>nil</w:t>
+      </w:r>
+      <w:r>
+        <w:rPr>
+          <w:rFonts w:ascii="Liberation Serif" w:hAnsi="Liberation Serif" w:eastAsia="Liberation Serif"/>
+          <w:b w:val="0"/>
+          <w:i w:val="0"/>
+        </w:rPr>
+        <w:t xml:space="preserve"> Proctor + Berea inventory. </w:t>
+      </w:r>
+      <w:r>
+        <w:rPr>
+          <w:rFonts w:ascii="Liberation Serif" w:hAnsi="Liberation Serif" w:eastAsia="Liberation Serif"/>
+          <w:b w:val="0"/>
+          <w:i/>
+        </w:rPr>
+        <w:t>Transcription / index only.</w:t>
+      </w:r>
+      <w:r>
+        <w:rPr>
+          <w:rFonts w:ascii="Liberation Serif" w:hAnsi="Liberation Serif" w:eastAsia="Liberation Serif"/>
+          <w:b w:val="0"/>
+          <w:i w:val="0"/>
+        </w:rPr>
+        <w:t xml:space="preserve"> </w:t>
+      </w:r>
+      <w:r>
+        <w:rPr>
+          <w:rFonts w:ascii="Liberation Serif" w:hAnsi="Liberation Serif" w:eastAsia="Liberation Serif"/>
+          <w:b/>
+          <w:i w:val="0"/>
+        </w:rPr>
+        <w:t>C383–C394</w:t>
+      </w:r>
+      <w:r>
+        <w:rPr>
+          <w:rFonts w:ascii="Liberation Serif" w:hAnsi="Liberation Serif" w:eastAsia="Liberation Serif"/>
+          <w:b w:val="0"/>
+          <w:i w:val="0"/>
+        </w:rPr>
+        <w:t xml:space="preserve"> </w:t>
+      </w:r>
+      <w:r>
+        <w:rPr>
+          <w:rFonts w:ascii="Liberation Serif" w:hAnsi="Liberation Serif" w:eastAsia="Liberation Serif"/>
+          <w:b/>
+          <w:i w:val="0"/>
+        </w:rPr>
+        <w:t>S329–S336</w:t>
       </w:r>
       <w:r>
         <w:rPr>
@@ -12418,6 +13013,1137 @@
           </w:p>
         </w:tc>
       </w:tr>
+      <w:tr>
+        <w:tc>
+          <w:tcPr>
+            <w:tcW w:type="dxa" w:w="1872"/>
+          </w:tcPr>
+          <w:p>
+            <w:r/>
+            <w:r>
+              <w:rPr>
+                <w:rFonts w:ascii="Liberation Serif" w:hAnsi="Liberation Serif" w:eastAsia="Liberation Serif"/>
+                <w:b w:val="0"/>
+                <w:i w:val="0"/>
+                <w:sz w:val="18"/>
+              </w:rPr>
+              <w:t>S323</w:t>
+            </w:r>
+          </w:p>
+        </w:tc>
+        <w:tc>
+          <w:tcPr>
+            <w:tcW w:type="dxa" w:w="1872"/>
+          </w:tcPr>
+          <w:p>
+            <w:r/>
+            <w:r>
+              <w:rPr>
+                <w:rFonts w:ascii="Liberation Mono" w:hAnsi="Liberation Mono" w:eastAsia="Liberation Mono"/>
+                <w:b w:val="0"/>
+                <w:i w:val="0"/>
+                <w:sz w:val="18"/>
+              </w:rPr>
+              <w:t>../sources/obituaries/lee-obits-n-luther-cora-larry-extract-2026-10-31.txt</w:t>
+            </w:r>
+          </w:p>
+        </w:tc>
+        <w:tc>
+          <w:tcPr>
+            <w:tcW w:type="dxa" w:w="1872"/>
+          </w:tcPr>
+          <w:p>
+            <w:r/>
+            <w:r>
+              <w:rPr>
+                <w:rFonts w:ascii="Liberation Serif" w:hAnsi="Liberation Serif" w:eastAsia="Liberation Serif"/>
+                <w:b w:val="0"/>
+                <w:i w:val="0"/>
+                <w:sz w:val="18"/>
+              </w:rPr>
+              <w:t>Obits N</w:t>
+            </w:r>
+          </w:p>
+        </w:tc>
+        <w:tc>
+          <w:tcPr>
+            <w:tcW w:type="dxa" w:w="1872"/>
+          </w:tcPr>
+          <w:p>
+            <w:r/>
+            <w:r>
+              <w:rPr>
+                <w:rFonts w:ascii="Liberation Serif" w:hAnsi="Liberation Serif" w:eastAsia="Liberation Serif"/>
+                <w:b w:val="0"/>
+                <w:i w:val="0"/>
+                <w:sz w:val="18"/>
+              </w:rPr>
+              <w:t>Luther 1945 / Cora 1981 / Larry Gene</w:t>
+            </w:r>
+          </w:p>
+        </w:tc>
+        <w:tc>
+          <w:tcPr>
+            <w:tcW w:type="dxa" w:w="1872"/>
+          </w:tcPr>
+          <w:p>
+            <w:r/>
+            <w:r>
+              <w:rPr>
+                <w:rFonts w:ascii="Liberation Serif" w:hAnsi="Liberation Serif" w:eastAsia="Liberation Serif"/>
+                <w:b w:val="0"/>
+                <w:i w:val="0"/>
+                <w:sz w:val="18"/>
+              </w:rPr>
+              <w:t>transcription only</w:t>
+            </w:r>
+          </w:p>
+        </w:tc>
+      </w:tr>
+      <w:tr>
+        <w:tc>
+          <w:tcPr>
+            <w:tcW w:type="dxa" w:w="1872"/>
+          </w:tcPr>
+          <w:p>
+            <w:r/>
+            <w:r>
+              <w:rPr>
+                <w:rFonts w:ascii="Liberation Serif" w:hAnsi="Liberation Serif" w:eastAsia="Liberation Serif"/>
+                <w:b w:val="0"/>
+                <w:i w:val="0"/>
+                <w:sz w:val="18"/>
+              </w:rPr>
+              <w:t>S324</w:t>
+            </w:r>
+          </w:p>
+        </w:tc>
+        <w:tc>
+          <w:tcPr>
+            <w:tcW w:type="dxa" w:w="1872"/>
+          </w:tcPr>
+          <w:p>
+            <w:r/>
+            <w:r>
+              <w:rPr>
+                <w:rFonts w:ascii="Liberation Mono" w:hAnsi="Liberation Mono" w:eastAsia="Liberation Mono"/>
+                <w:b w:val="0"/>
+                <w:i w:val="0"/>
+                <w:sz w:val="18"/>
+              </w:rPr>
+              <w:t>../sources/deaths/lee-deaths-1945-luther-extract-2026-10-31.txt</w:t>
+            </w:r>
+          </w:p>
+        </w:tc>
+        <w:tc>
+          <w:tcPr>
+            <w:tcW w:type="dxa" w:w="1872"/>
+          </w:tcPr>
+          <w:p>
+            <w:r/>
+            <w:r>
+              <w:rPr>
+                <w:rFonts w:ascii="Liberation Serif" w:hAnsi="Liberation Serif" w:eastAsia="Liberation Serif"/>
+                <w:b w:val="0"/>
+                <w:i w:val="0"/>
+                <w:sz w:val="18"/>
+              </w:rPr>
+              <w:t>Lee 1945</w:t>
+            </w:r>
+          </w:p>
+        </w:tc>
+        <w:tc>
+          <w:tcPr>
+            <w:tcW w:type="dxa" w:w="1872"/>
+          </w:tcPr>
+          <w:p>
+            <w:r/>
+            <w:r>
+              <w:rPr>
+                <w:rFonts w:ascii="Liberation Serif" w:hAnsi="Liberation Serif" w:eastAsia="Liberation Serif"/>
+                <w:b w:val="0"/>
+                <w:i w:val="0"/>
+                <w:sz w:val="18"/>
+              </w:rPr>
+              <w:t>Luther d. 28 Feb 1945</w:t>
+            </w:r>
+          </w:p>
+        </w:tc>
+        <w:tc>
+          <w:tcPr>
+            <w:tcW w:type="dxa" w:w="1872"/>
+          </w:tcPr>
+          <w:p>
+            <w:r/>
+            <w:r>
+              <w:rPr>
+                <w:rFonts w:ascii="Liberation Serif" w:hAnsi="Liberation Serif" w:eastAsia="Liberation Serif"/>
+                <w:b w:val="0"/>
+                <w:i w:val="0"/>
+                <w:sz w:val="18"/>
+              </w:rPr>
+              <w:t>transcription only</w:t>
+            </w:r>
+          </w:p>
+        </w:tc>
+      </w:tr>
+      <w:tr>
+        <w:tc>
+          <w:tcPr>
+            <w:tcW w:type="dxa" w:w="1872"/>
+          </w:tcPr>
+          <w:p>
+            <w:r/>
+            <w:r>
+              <w:rPr>
+                <w:rFonts w:ascii="Liberation Serif" w:hAnsi="Liberation Serif" w:eastAsia="Liberation Serif"/>
+                <w:b w:val="0"/>
+                <w:i w:val="0"/>
+                <w:sz w:val="18"/>
+              </w:rPr>
+              <w:t>S325</w:t>
+            </w:r>
+          </w:p>
+        </w:tc>
+        <w:tc>
+          <w:tcPr>
+            <w:tcW w:type="dxa" w:w="1872"/>
+          </w:tcPr>
+          <w:p>
+            <w:r/>
+            <w:r>
+              <w:rPr>
+                <w:rFonts w:ascii="Liberation Mono" w:hAnsi="Liberation Mono" w:eastAsia="Liberation Mono"/>
+                <w:b w:val="0"/>
+                <w:i w:val="0"/>
+                <w:sz w:val="18"/>
+              </w:rPr>
+              <w:t>../sources/deaths/lee-deaths-1937-larry-gene-extract-2026-10-31.txt</w:t>
+            </w:r>
+          </w:p>
+        </w:tc>
+        <w:tc>
+          <w:tcPr>
+            <w:tcW w:type="dxa" w:w="1872"/>
+          </w:tcPr>
+          <w:p>
+            <w:r/>
+            <w:r>
+              <w:rPr>
+                <w:rFonts w:ascii="Liberation Serif" w:hAnsi="Liberation Serif" w:eastAsia="Liberation Serif"/>
+                <w:b w:val="0"/>
+                <w:i w:val="0"/>
+                <w:sz w:val="18"/>
+              </w:rPr>
+              <w:t>Lee 1937</w:t>
+            </w:r>
+          </w:p>
+        </w:tc>
+        <w:tc>
+          <w:tcPr>
+            <w:tcW w:type="dxa" w:w="1872"/>
+          </w:tcPr>
+          <w:p>
+            <w:r/>
+            <w:r>
+              <w:rPr>
+                <w:rFonts w:ascii="Liberation Serif" w:hAnsi="Liberation Serif" w:eastAsia="Liberation Serif"/>
+                <w:b w:val="0"/>
+                <w:i w:val="0"/>
+                <w:sz w:val="18"/>
+              </w:rPr>
+              <w:t>Larry Gene d. 13 Feb 1937</w:t>
+            </w:r>
+          </w:p>
+        </w:tc>
+        <w:tc>
+          <w:tcPr>
+            <w:tcW w:type="dxa" w:w="1872"/>
+          </w:tcPr>
+          <w:p>
+            <w:r/>
+            <w:r>
+              <w:rPr>
+                <w:rFonts w:ascii="Liberation Serif" w:hAnsi="Liberation Serif" w:eastAsia="Liberation Serif"/>
+                <w:b w:val="0"/>
+                <w:i w:val="0"/>
+                <w:sz w:val="18"/>
+              </w:rPr>
+              <w:t>transcription only</w:t>
+            </w:r>
+          </w:p>
+        </w:tc>
+      </w:tr>
+      <w:tr>
+        <w:tc>
+          <w:tcPr>
+            <w:tcW w:type="dxa" w:w="1872"/>
+          </w:tcPr>
+          <w:p>
+            <w:r/>
+            <w:r>
+              <w:rPr>
+                <w:rFonts w:ascii="Liberation Serif" w:hAnsi="Liberation Serif" w:eastAsia="Liberation Serif"/>
+                <w:b w:val="0"/>
+                <w:i w:val="0"/>
+                <w:sz w:val="18"/>
+              </w:rPr>
+              <w:t>S326</w:t>
+            </w:r>
+          </w:p>
+        </w:tc>
+        <w:tc>
+          <w:tcPr>
+            <w:tcW w:type="dxa" w:w="1872"/>
+          </w:tcPr>
+          <w:p>
+            <w:r/>
+            <w:r>
+              <w:rPr>
+                <w:rFonts w:ascii="Liberation Mono" w:hAnsi="Liberation Mono" w:eastAsia="Liberation Mono"/>
+                <w:b w:val="0"/>
+                <w:i w:val="0"/>
+                <w:sz w:val="18"/>
+              </w:rPr>
+              <w:t>../sources/deaths/sortedbyname-newman-luther-1945-extract-2026-10-31.txt</w:t>
+            </w:r>
+          </w:p>
+        </w:tc>
+        <w:tc>
+          <w:tcPr>
+            <w:tcW w:type="dxa" w:w="1872"/>
+          </w:tcPr>
+          <w:p>
+            <w:r/>
+            <w:r>
+              <w:rPr>
+                <w:rFonts w:ascii="Liberation Serif" w:hAnsi="Liberation Serif" w:eastAsia="Liberation Serif"/>
+                <w:b w:val="0"/>
+                <w:i w:val="0"/>
+                <w:sz w:val="18"/>
+              </w:rPr>
+              <w:t>SortedByName 759</w:t>
+            </w:r>
+          </w:p>
+        </w:tc>
+        <w:tc>
+          <w:tcPr>
+            <w:tcW w:type="dxa" w:w="1872"/>
+          </w:tcPr>
+          <w:p>
+            <w:r/>
+            <w:r>
+              <w:rPr>
+                <w:rFonts w:ascii="Liberation Serif" w:hAnsi="Liberation Serif" w:eastAsia="Liberation Serif"/>
+                <w:b w:val="0"/>
+                <w:i w:val="0"/>
+                <w:sz w:val="18"/>
+              </w:rPr>
+              <w:t>Index age 54 Lee/Lee</w:t>
+            </w:r>
+          </w:p>
+        </w:tc>
+        <w:tc>
+          <w:tcPr>
+            <w:tcW w:type="dxa" w:w="1872"/>
+          </w:tcPr>
+          <w:p>
+            <w:r/>
+            <w:r>
+              <w:rPr>
+                <w:rFonts w:ascii="Liberation Serif" w:hAnsi="Liberation Serif" w:eastAsia="Liberation Serif"/>
+                <w:b w:val="0"/>
+                <w:i w:val="0"/>
+                <w:sz w:val="18"/>
+              </w:rPr>
+              <w:t>index only</w:t>
+            </w:r>
+          </w:p>
+        </w:tc>
+      </w:tr>
+      <w:tr>
+        <w:tc>
+          <w:tcPr>
+            <w:tcW w:type="dxa" w:w="1872"/>
+          </w:tcPr>
+          <w:p>
+            <w:r/>
+            <w:r>
+              <w:rPr>
+                <w:rFonts w:ascii="Liberation Serif" w:hAnsi="Liberation Serif" w:eastAsia="Liberation Serif"/>
+                <w:b w:val="0"/>
+                <w:i w:val="0"/>
+                <w:sz w:val="18"/>
+              </w:rPr>
+              <w:t>S327</w:t>
+            </w:r>
+          </w:p>
+        </w:tc>
+        <w:tc>
+          <w:tcPr>
+            <w:tcW w:type="dxa" w:w="1872"/>
+          </w:tcPr>
+          <w:p>
+            <w:r/>
+            <w:r>
+              <w:rPr>
+                <w:rFonts w:ascii="Liberation Mono" w:hAnsi="Liberation Mono" w:eastAsia="Liberation Mono"/>
+                <w:b w:val="0"/>
+                <w:i w:val="0"/>
+                <w:sz w:val="18"/>
+              </w:rPr>
+              <w:t>../sources/deaths/sortedbyname-newnam-index3-cora-extract-2026-10-31.txt</w:t>
+            </w:r>
+          </w:p>
+        </w:tc>
+        <w:tc>
+          <w:tcPr>
+            <w:tcW w:type="dxa" w:w="1872"/>
+          </w:tcPr>
+          <w:p>
+            <w:r/>
+            <w:r>
+              <w:rPr>
+                <w:rFonts w:ascii="Liberation Serif" w:hAnsi="Liberation Serif" w:eastAsia="Liberation Serif"/>
+                <w:b w:val="0"/>
+                <w:i w:val="0"/>
+                <w:sz w:val="18"/>
+              </w:rPr>
+              <w:t>SortedByName Newnam 3</w:t>
+            </w:r>
+          </w:p>
+        </w:tc>
+        <w:tc>
+          <w:tcPr>
+            <w:tcW w:type="dxa" w:w="1872"/>
+          </w:tcPr>
+          <w:p>
+            <w:r/>
+            <w:r>
+              <w:rPr>
+                <w:rFonts w:ascii="Liberation Serif" w:hAnsi="Liberation Serif" w:eastAsia="Liberation Serif"/>
+                <w:b w:val="0"/>
+                <w:i w:val="0"/>
+                <w:sz w:val="18"/>
+              </w:rPr>
+              <w:t>Cora P. d. 25 Feb 1981</w:t>
+            </w:r>
+          </w:p>
+        </w:tc>
+        <w:tc>
+          <w:tcPr>
+            <w:tcW w:type="dxa" w:w="1872"/>
+          </w:tcPr>
+          <w:p>
+            <w:r/>
+            <w:r>
+              <w:rPr>
+                <w:rFonts w:ascii="Liberation Serif" w:hAnsi="Liberation Serif" w:eastAsia="Liberation Serif"/>
+                <w:b w:val="0"/>
+                <w:i w:val="0"/>
+                <w:sz w:val="18"/>
+              </w:rPr>
+              <w:t>index only</w:t>
+            </w:r>
+          </w:p>
+        </w:tc>
+      </w:tr>
+      <w:tr>
+        <w:tc>
+          <w:tcPr>
+            <w:tcW w:type="dxa" w:w="1872"/>
+          </w:tcPr>
+          <w:p>
+            <w:r/>
+            <w:r>
+              <w:rPr>
+                <w:rFonts w:ascii="Liberation Serif" w:hAnsi="Liberation Serif" w:eastAsia="Liberation Serif"/>
+                <w:b w:val="0"/>
+                <w:i w:val="0"/>
+                <w:sz w:val="18"/>
+              </w:rPr>
+              <w:t>S329</w:t>
+            </w:r>
+          </w:p>
+        </w:tc>
+        <w:tc>
+          <w:tcPr>
+            <w:tcW w:type="dxa" w:w="1872"/>
+          </w:tcPr>
+          <w:p>
+            <w:r/>
+            <w:r>
+              <w:rPr>
+                <w:rFonts w:ascii="Liberation Mono" w:hAnsi="Liberation Mono" w:eastAsia="Liberation Mono"/>
+                <w:b w:val="0"/>
+                <w:i w:val="0"/>
+                <w:sz w:val="18"/>
+              </w:rPr>
+              <w:t>../sources/deaths/madison-kygenweb-1939b-everett-extract-2026-10-31.txt</w:t>
+            </w:r>
+          </w:p>
+        </w:tc>
+        <w:tc>
+          <w:tcPr>
+            <w:tcW w:type="dxa" w:w="1872"/>
+          </w:tcPr>
+          <w:p>
+            <w:r/>
+            <w:r>
+              <w:rPr>
+                <w:rFonts w:ascii="Liberation Serif" w:hAnsi="Liberation Serif" w:eastAsia="Liberation Serif"/>
+                <w:b w:val="0"/>
+                <w:i w:val="0"/>
+                <w:sz w:val="18"/>
+              </w:rPr>
+              <w:t>Madison 1939b</w:t>
+            </w:r>
+          </w:p>
+        </w:tc>
+        <w:tc>
+          <w:tcPr>
+            <w:tcW w:type="dxa" w:w="1872"/>
+          </w:tcPr>
+          <w:p>
+            <w:r/>
+            <w:r>
+              <w:rPr>
+                <w:rFonts w:ascii="Liberation Serif" w:hAnsi="Liberation Serif" w:eastAsia="Liberation Serif"/>
+                <w:b w:val="0"/>
+                <w:i w:val="0"/>
+                <w:sz w:val="18"/>
+              </w:rPr>
+              <w:t>Everett vol 062 file 30987</w:t>
+            </w:r>
+          </w:p>
+        </w:tc>
+        <w:tc>
+          <w:tcPr>
+            <w:tcW w:type="dxa" w:w="1872"/>
+          </w:tcPr>
+          <w:p>
+            <w:r/>
+            <w:r>
+              <w:rPr>
+                <w:rFonts w:ascii="Liberation Serif" w:hAnsi="Liberation Serif" w:eastAsia="Liberation Serif"/>
+                <w:b w:val="0"/>
+                <w:i w:val="0"/>
+                <w:sz w:val="18"/>
+              </w:rPr>
+              <w:t>index only</w:t>
+            </w:r>
+          </w:p>
+        </w:tc>
+      </w:tr>
+      <w:tr>
+        <w:tc>
+          <w:tcPr>
+            <w:tcW w:type="dxa" w:w="1872"/>
+          </w:tcPr>
+          <w:p>
+            <w:r/>
+            <w:r>
+              <w:rPr>
+                <w:rFonts w:ascii="Liberation Serif" w:hAnsi="Liberation Serif" w:eastAsia="Liberation Serif"/>
+                <w:b w:val="0"/>
+                <w:i w:val="0"/>
+                <w:sz w:val="18"/>
+              </w:rPr>
+              <w:t>S330</w:t>
+            </w:r>
+          </w:p>
+        </w:tc>
+        <w:tc>
+          <w:tcPr>
+            <w:tcW w:type="dxa" w:w="1872"/>
+          </w:tcPr>
+          <w:p>
+            <w:r/>
+            <w:r>
+              <w:rPr>
+                <w:rFonts w:ascii="Liberation Mono" w:hAnsi="Liberation Mono" w:eastAsia="Liberation Mono"/>
+                <w:b w:val="0"/>
+                <w:i w:val="0"/>
+                <w:sz w:val="18"/>
+              </w:rPr>
+              <w:t>../sources/deaths/owsley-births-n-newman-extract-2026-10-31.txt</w:t>
+            </w:r>
+          </w:p>
+        </w:tc>
+        <w:tc>
+          <w:tcPr>
+            <w:tcW w:type="dxa" w:w="1872"/>
+          </w:tcPr>
+          <w:p>
+            <w:r/>
+            <w:r>
+              <w:rPr>
+                <w:rFonts w:ascii="Liberation Serif" w:hAnsi="Liberation Serif" w:eastAsia="Liberation Serif"/>
+                <w:b w:val="0"/>
+                <w:i w:val="0"/>
+                <w:sz w:val="18"/>
+              </w:rPr>
+              <w:t>Owsley births N</w:t>
+            </w:r>
+          </w:p>
+        </w:tc>
+        <w:tc>
+          <w:tcPr>
+            <w:tcW w:type="dxa" w:w="1872"/>
+          </w:tcPr>
+          <w:p>
+            <w:r/>
+            <w:r>
+              <w:rPr>
+                <w:rFonts w:ascii="Liberation Serif" w:hAnsi="Liberation Serif" w:eastAsia="Liberation Serif"/>
+                <w:b w:val="0"/>
+                <w:i w:val="0"/>
+                <w:sz w:val="18"/>
+              </w:rPr>
+              <w:t>Joan 13 Apr 1915; Clara Cole</w:t>
+            </w:r>
+          </w:p>
+        </w:tc>
+        <w:tc>
+          <w:tcPr>
+            <w:tcW w:type="dxa" w:w="1872"/>
+          </w:tcPr>
+          <w:p>
+            <w:r/>
+            <w:r>
+              <w:rPr>
+                <w:rFonts w:ascii="Liberation Serif" w:hAnsi="Liberation Serif" w:eastAsia="Liberation Serif"/>
+                <w:b w:val="0"/>
+                <w:i w:val="0"/>
+                <w:sz w:val="18"/>
+              </w:rPr>
+              <w:t>index only</w:t>
+            </w:r>
+          </w:p>
+        </w:tc>
+      </w:tr>
+      <w:tr>
+        <w:tc>
+          <w:tcPr>
+            <w:tcW w:type="dxa" w:w="1872"/>
+          </w:tcPr>
+          <w:p>
+            <w:r/>
+            <w:r>
+              <w:rPr>
+                <w:rFonts w:ascii="Liberation Serif" w:hAnsi="Liberation Serif" w:eastAsia="Liberation Serif"/>
+                <w:b w:val="0"/>
+                <w:i w:val="0"/>
+                <w:sz w:val="18"/>
+              </w:rPr>
+              <w:t>S331</w:t>
+            </w:r>
+          </w:p>
+        </w:tc>
+        <w:tc>
+          <w:tcPr>
+            <w:tcW w:type="dxa" w:w="1872"/>
+          </w:tcPr>
+          <w:p>
+            <w:r/>
+            <w:r>
+              <w:rPr>
+                <w:rFonts w:ascii="Liberation Mono" w:hAnsi="Liberation Mono" w:eastAsia="Liberation Mono"/>
+                <w:b w:val="0"/>
+                <w:i w:val="0"/>
+                <w:sz w:val="18"/>
+              </w:rPr>
+              <w:t>../sources/marriages/owsley-1909-grant-newnam-dova-cole-extract-2026-10-31.txt</w:t>
+            </w:r>
+          </w:p>
+        </w:tc>
+        <w:tc>
+          <w:tcPr>
+            <w:tcW w:type="dxa" w:w="1872"/>
+          </w:tcPr>
+          <w:p>
+            <w:r/>
+            <w:r>
+              <w:rPr>
+                <w:rFonts w:ascii="Liberation Serif" w:hAnsi="Liberation Serif" w:eastAsia="Liberation Serif"/>
+                <w:b w:val="0"/>
+                <w:i w:val="0"/>
+                <w:sz w:val="18"/>
+              </w:rPr>
+              <w:t>Owsley 1909a</w:t>
+            </w:r>
+          </w:p>
+        </w:tc>
+        <w:tc>
+          <w:tcPr>
+            <w:tcW w:type="dxa" w:w="1872"/>
+          </w:tcPr>
+          <w:p>
+            <w:r/>
+            <w:r>
+              <w:rPr>
+                <w:rFonts w:ascii="Liberation Serif" w:hAnsi="Liberation Serif" w:eastAsia="Liberation Serif"/>
+                <w:b w:val="0"/>
+                <w:i w:val="0"/>
+                <w:sz w:val="18"/>
+              </w:rPr>
+              <w:t>Grant × Dova 10 Feb 1909</w:t>
+            </w:r>
+          </w:p>
+        </w:tc>
+        <w:tc>
+          <w:tcPr>
+            <w:tcW w:type="dxa" w:w="1872"/>
+          </w:tcPr>
+          <w:p>
+            <w:r/>
+            <w:r>
+              <w:rPr>
+                <w:rFonts w:ascii="Liberation Serif" w:hAnsi="Liberation Serif" w:eastAsia="Liberation Serif"/>
+                <w:b w:val="0"/>
+                <w:i w:val="0"/>
+                <w:sz w:val="18"/>
+              </w:rPr>
+              <w:t>transcription only</w:t>
+            </w:r>
+          </w:p>
+        </w:tc>
+      </w:tr>
+      <w:tr>
+        <w:tc>
+          <w:tcPr>
+            <w:tcW w:type="dxa" w:w="1872"/>
+          </w:tcPr>
+          <w:p>
+            <w:r/>
+            <w:r>
+              <w:rPr>
+                <w:rFonts w:ascii="Liberation Serif" w:hAnsi="Liberation Serif" w:eastAsia="Liberation Serif"/>
+                <w:b w:val="0"/>
+                <w:i w:val="0"/>
+                <w:sz w:val="18"/>
+              </w:rPr>
+              <w:t>S332</w:t>
+            </w:r>
+          </w:p>
+        </w:tc>
+        <w:tc>
+          <w:tcPr>
+            <w:tcW w:type="dxa" w:w="1872"/>
+          </w:tcPr>
+          <w:p>
+            <w:r/>
+            <w:r>
+              <w:rPr>
+                <w:rFonts w:ascii="Liberation Mono" w:hAnsi="Liberation Mono" w:eastAsia="Liberation Mono"/>
+                <w:b w:val="0"/>
+                <w:i w:val="0"/>
+                <w:sz w:val="18"/>
+              </w:rPr>
+              <w:t>../sources/marriages/lee-books-8-19-everett-callie-nil-2026-10-31.txt</w:t>
+            </w:r>
+          </w:p>
+        </w:tc>
+        <w:tc>
+          <w:tcPr>
+            <w:tcW w:type="dxa" w:w="1872"/>
+          </w:tcPr>
+          <w:p>
+            <w:r/>
+            <w:r>
+              <w:rPr>
+                <w:rFonts w:ascii="Liberation Serif" w:hAnsi="Liberation Serif" w:eastAsia="Liberation Serif"/>
+                <w:b w:val="0"/>
+                <w:i w:val="0"/>
+                <w:sz w:val="18"/>
+              </w:rPr>
+              <w:t>Lee Books 8–19</w:t>
+            </w:r>
+          </w:p>
+        </w:tc>
+        <w:tc>
+          <w:tcPr>
+            <w:tcW w:type="dxa" w:w="1872"/>
+          </w:tcPr>
+          <w:p>
+            <w:r/>
+            <w:r>
+              <w:rPr>
+                <w:rFonts w:ascii="Liberation Serif" w:hAnsi="Liberation Serif" w:eastAsia="Liberation Serif"/>
+                <w:b w:val="0"/>
+                <w:i w:val="0"/>
+                <w:sz w:val="18"/>
+              </w:rPr>
+              <w:t>Nil Everett × Callie Moore</w:t>
+            </w:r>
+          </w:p>
+        </w:tc>
+        <w:tc>
+          <w:tcPr>
+            <w:tcW w:type="dxa" w:w="1872"/>
+          </w:tcPr>
+          <w:p>
+            <w:r/>
+            <w:r>
+              <w:rPr>
+                <w:rFonts w:ascii="Liberation Serif" w:hAnsi="Liberation Serif" w:eastAsia="Liberation Serif"/>
+                <w:b w:val="0"/>
+                <w:i w:val="0"/>
+                <w:sz w:val="18"/>
+              </w:rPr>
+              <w:t>transcription only</w:t>
+            </w:r>
+          </w:p>
+        </w:tc>
+      </w:tr>
+      <w:tr>
+        <w:tc>
+          <w:tcPr>
+            <w:tcW w:type="dxa" w:w="1872"/>
+          </w:tcPr>
+          <w:p>
+            <w:r/>
+            <w:r>
+              <w:rPr>
+                <w:rFonts w:ascii="Liberation Serif" w:hAnsi="Liberation Serif" w:eastAsia="Liberation Serif"/>
+                <w:b w:val="0"/>
+                <w:i w:val="0"/>
+                <w:sz w:val="18"/>
+              </w:rPr>
+              <w:t>S333</w:t>
+            </w:r>
+          </w:p>
+        </w:tc>
+        <w:tc>
+          <w:tcPr>
+            <w:tcW w:type="dxa" w:w="1872"/>
+          </w:tcPr>
+          <w:p>
+            <w:r/>
+            <w:r>
+              <w:rPr>
+                <w:rFonts w:ascii="Liberation Mono" w:hAnsi="Liberation Mono" w:eastAsia="Liberation Mono"/>
+                <w:b w:val="0"/>
+                <w:i w:val="0"/>
+                <w:sz w:val="18"/>
+              </w:rPr>
+              <w:t>../sources/marriages/owsley-1910-billy-viars-callie-moore-reject-2026-10-31.txt</w:t>
+            </w:r>
+          </w:p>
+        </w:tc>
+        <w:tc>
+          <w:tcPr>
+            <w:tcW w:type="dxa" w:w="1872"/>
+          </w:tcPr>
+          <w:p>
+            <w:r/>
+            <w:r>
+              <w:rPr>
+                <w:rFonts w:ascii="Liberation Serif" w:hAnsi="Liberation Serif" w:eastAsia="Liberation Serif"/>
+                <w:b w:val="0"/>
+                <w:i w:val="0"/>
+                <w:sz w:val="18"/>
+              </w:rPr>
+              <w:t>Owsley 1910a</w:t>
+            </w:r>
+          </w:p>
+        </w:tc>
+        <w:tc>
+          <w:tcPr>
+            <w:tcW w:type="dxa" w:w="1872"/>
+          </w:tcPr>
+          <w:p>
+            <w:r/>
+            <w:r>
+              <w:rPr>
+                <w:rFonts w:ascii="Liberation Serif" w:hAnsi="Liberation Serif" w:eastAsia="Liberation Serif"/>
+                <w:b w:val="0"/>
+                <w:i w:val="0"/>
+                <w:sz w:val="18"/>
+              </w:rPr>
+              <w:t>Viars × Callie Moore reject</w:t>
+            </w:r>
+          </w:p>
+        </w:tc>
+        <w:tc>
+          <w:tcPr>
+            <w:tcW w:type="dxa" w:w="1872"/>
+          </w:tcPr>
+          <w:p>
+            <w:r/>
+            <w:r>
+              <w:rPr>
+                <w:rFonts w:ascii="Liberation Serif" w:hAnsi="Liberation Serif" w:eastAsia="Liberation Serif"/>
+                <w:b w:val="0"/>
+                <w:i w:val="0"/>
+                <w:sz w:val="18"/>
+              </w:rPr>
+              <w:t>transcription only</w:t>
+            </w:r>
+          </w:p>
+        </w:tc>
+      </w:tr>
+      <w:tr>
+        <w:tc>
+          <w:tcPr>
+            <w:tcW w:type="dxa" w:w="1872"/>
+          </w:tcPr>
+          <w:p>
+            <w:r/>
+            <w:r>
+              <w:rPr>
+                <w:rFonts w:ascii="Liberation Serif" w:hAnsi="Liberation Serif" w:eastAsia="Liberation Serif"/>
+                <w:b w:val="0"/>
+                <w:i w:val="0"/>
+                <w:sz w:val="18"/>
+              </w:rPr>
+              <w:t>S334</w:t>
+            </w:r>
+          </w:p>
+        </w:tc>
+        <w:tc>
+          <w:tcPr>
+            <w:tcW w:type="dxa" w:w="1872"/>
+          </w:tcPr>
+          <w:p>
+            <w:r/>
+            <w:r>
+              <w:rPr>
+                <w:rFonts w:ascii="Liberation Mono" w:hAnsi="Liberation Mono" w:eastAsia="Liberation Mono"/>
+                <w:b w:val="0"/>
+                <w:i w:val="0"/>
+                <w:sz w:val="18"/>
+              </w:rPr>
+              <w:t>../sources/marriages/owsley-lookups-1929-fire-extract-2026-10-31.txt</w:t>
+            </w:r>
+          </w:p>
+        </w:tc>
+        <w:tc>
+          <w:tcPr>
+            <w:tcW w:type="dxa" w:w="1872"/>
+          </w:tcPr>
+          <w:p>
+            <w:r/>
+            <w:r>
+              <w:rPr>
+                <w:rFonts w:ascii="Liberation Serif" w:hAnsi="Liberation Serif" w:eastAsia="Liberation Serif"/>
+                <w:b w:val="0"/>
+                <w:i w:val="0"/>
+                <w:sz w:val="18"/>
+              </w:rPr>
+              <w:t>Owsley lookups</w:t>
+            </w:r>
+          </w:p>
+        </w:tc>
+        <w:tc>
+          <w:tcPr>
+            <w:tcW w:type="dxa" w:w="1872"/>
+          </w:tcPr>
+          <w:p>
+            <w:r/>
+            <w:r>
+              <w:rPr>
+                <w:rFonts w:ascii="Liberation Serif" w:hAnsi="Liberation Serif" w:eastAsia="Liberation Serif"/>
+                <w:b w:val="0"/>
+                <w:i w:val="0"/>
+                <w:sz w:val="18"/>
+              </w:rPr>
+              <w:t>1929 fire; 1920 book not online</w:t>
+            </w:r>
+          </w:p>
+        </w:tc>
+        <w:tc>
+          <w:tcPr>
+            <w:tcW w:type="dxa" w:w="1872"/>
+          </w:tcPr>
+          <w:p>
+            <w:r/>
+            <w:r>
+              <w:rPr>
+                <w:rFonts w:ascii="Liberation Serif" w:hAnsi="Liberation Serif" w:eastAsia="Liberation Serif"/>
+                <w:b w:val="0"/>
+                <w:i w:val="0"/>
+                <w:sz w:val="18"/>
+              </w:rPr>
+              <w:t>catalog only</w:t>
+            </w:r>
+          </w:p>
+        </w:tc>
+      </w:tr>
+      <w:tr>
+        <w:tc>
+          <w:tcPr>
+            <w:tcW w:type="dxa" w:w="1872"/>
+          </w:tcPr>
+          <w:p>
+            <w:r/>
+            <w:r>
+              <w:rPr>
+                <w:rFonts w:ascii="Liberation Serif" w:hAnsi="Liberation Serif" w:eastAsia="Liberation Serif"/>
+                <w:b w:val="0"/>
+                <w:i w:val="0"/>
+                <w:sz w:val="18"/>
+              </w:rPr>
+              <w:t>S335</w:t>
+            </w:r>
+          </w:p>
+        </w:tc>
+        <w:tc>
+          <w:tcPr>
+            <w:tcW w:type="dxa" w:w="1872"/>
+          </w:tcPr>
+          <w:p>
+            <w:r/>
+            <w:r>
+              <w:rPr>
+                <w:rFonts w:ascii="Liberation Mono" w:hAnsi="Liberation Mono" w:eastAsia="Liberation Mono"/>
+                <w:b w:val="0"/>
+                <w:i w:val="0"/>
+                <w:sz w:val="18"/>
+              </w:rPr>
+              <w:t>../sources/cemeteries/proctor-berea-callie-dorothy-nil-2026-10-31.txt</w:t>
+            </w:r>
+          </w:p>
+        </w:tc>
+        <w:tc>
+          <w:tcPr>
+            <w:tcW w:type="dxa" w:w="1872"/>
+          </w:tcPr>
+          <w:p>
+            <w:r/>
+            <w:r>
+              <w:rPr>
+                <w:rFonts w:ascii="Liberation Serif" w:hAnsi="Liberation Serif" w:eastAsia="Liberation Serif"/>
+                <w:b w:val="0"/>
+                <w:i w:val="0"/>
+                <w:sz w:val="18"/>
+              </w:rPr>
+              <w:t>Proctor + Berea inventory</w:t>
+            </w:r>
+          </w:p>
+        </w:tc>
+        <w:tc>
+          <w:tcPr>
+            <w:tcW w:type="dxa" w:w="1872"/>
+          </w:tcPr>
+          <w:p>
+            <w:r/>
+            <w:r>
+              <w:rPr>
+                <w:rFonts w:ascii="Liberation Serif" w:hAnsi="Liberation Serif" w:eastAsia="Liberation Serif"/>
+                <w:b w:val="0"/>
+                <w:i w:val="0"/>
+                <w:sz w:val="18"/>
+              </w:rPr>
+              <w:t>Nil Callie/Dorothy/Grant stones</w:t>
+            </w:r>
+          </w:p>
+        </w:tc>
+        <w:tc>
+          <w:tcPr>
+            <w:tcW w:type="dxa" w:w="1872"/>
+          </w:tcPr>
+          <w:p>
+            <w:r/>
+            <w:r>
+              <w:rPr>
+                <w:rFonts w:ascii="Liberation Serif" w:hAnsi="Liberation Serif" w:eastAsia="Liberation Serif"/>
+                <w:b w:val="0"/>
+                <w:i w:val="0"/>
+                <w:sz w:val="18"/>
+              </w:rPr>
+              <w:t>transcription only</w:t>
+            </w:r>
+          </w:p>
+        </w:tc>
+      </w:tr>
+      <w:tr>
+        <w:tc>
+          <w:tcPr>
+            <w:tcW w:type="dxa" w:w="1872"/>
+          </w:tcPr>
+          <w:p>
+            <w:r/>
+            <w:r>
+              <w:rPr>
+                <w:rFonts w:ascii="Liberation Serif" w:hAnsi="Liberation Serif" w:eastAsia="Liberation Serif"/>
+                <w:b w:val="0"/>
+                <w:i w:val="0"/>
+                <w:sz w:val="18"/>
+              </w:rPr>
+              <w:t>S336</w:t>
+            </w:r>
+          </w:p>
+        </w:tc>
+        <w:tc>
+          <w:tcPr>
+            <w:tcW w:type="dxa" w:w="1872"/>
+          </w:tcPr>
+          <w:p>
+            <w:r/>
+            <w:r>
+              <w:rPr>
+                <w:rFonts w:ascii="Liberation Mono" w:hAnsi="Liberation Mono" w:eastAsia="Liberation Mono"/>
+                <w:b w:val="0"/>
+                <w:i w:val="0"/>
+                <w:sz w:val="18"/>
+              </w:rPr>
+              <w:t>../sources/census/lee-1920-everett-nil-willow-spicer-extract-2026-10-31.txt</w:t>
+            </w:r>
+          </w:p>
+        </w:tc>
+        <w:tc>
+          <w:tcPr>
+            <w:tcW w:type="dxa" w:w="1872"/>
+          </w:tcPr>
+          <w:p>
+            <w:r/>
+            <w:r>
+              <w:rPr>
+                <w:rFonts w:ascii="Liberation Serif" w:hAnsi="Liberation Serif" w:eastAsia="Liberation Serif"/>
+                <w:b w:val="0"/>
+                <w:i w:val="0"/>
+                <w:sz w:val="18"/>
+              </w:rPr>
+              <w:t>Lee 1920</w:t>
+            </w:r>
+          </w:p>
+        </w:tc>
+        <w:tc>
+          <w:tcPr>
+            <w:tcW w:type="dxa" w:w="1872"/>
+          </w:tcPr>
+          <w:p>
+            <w:r/>
+            <w:r>
+              <w:rPr>
+                <w:rFonts w:ascii="Liberation Serif" w:hAnsi="Liberation Serif" w:eastAsia="Liberation Serif"/>
+                <w:b w:val="0"/>
+                <w:i w:val="0"/>
+                <w:sz w:val="18"/>
+              </w:rPr>
+              <w:t>Nil Everett head; Willow Spicer</w:t>
+            </w:r>
+          </w:p>
+        </w:tc>
+        <w:tc>
+          <w:tcPr>
+            <w:tcW w:type="dxa" w:w="1872"/>
+          </w:tcPr>
+          <w:p>
+            <w:r/>
+            <w:r>
+              <w:rPr>
+                <w:rFonts w:ascii="Liberation Serif" w:hAnsi="Liberation Serif" w:eastAsia="Liberation Serif"/>
+                <w:b w:val="0"/>
+                <w:i w:val="0"/>
+                <w:sz w:val="18"/>
+              </w:rPr>
+              <w:t>transcription only</w:t>
+            </w:r>
+          </w:p>
+        </w:tc>
+      </w:tr>
     </w:tbl>
     <w:p/>
     <w:p>

--- a/research/dora-ella-newnam/sources/authored/Dora-Ella-Newnam-Stone-A-Life-latest.docx
+++ b/research/dora-ella-newnam/sources/authored/Dora-Ella-Newnam-Stone-A-Life-latest.docx
@@ -4978,7 +4978,151 @@
           <w:b w:val="0"/>
           <w:i w:val="0"/>
         </w:rPr>
-        <w:t xml:space="preserve"> Callie or Dorothy stone. [C389] The 1939 sister </w:t>
+        <w:t xml:space="preserve"> Callie or Dorothy stone. [C389] They are listed at </w:t>
+      </w:r>
+      <w:r>
+        <w:rPr>
+          <w:rFonts w:ascii="Liberation Serif" w:hAnsi="Liberation Serif" w:eastAsia="Liberation Serif"/>
+          <w:b/>
+          <w:i w:val="0"/>
+        </w:rPr>
+        <w:t>Newman Family Cemetery, Vincent</w:t>
+      </w:r>
+      <w:r>
+        <w:rPr>
+          <w:rFonts w:ascii="Liberation Serif" w:hAnsi="Liberation Serif" w:eastAsia="Liberation Serif"/>
+          <w:b w:val="0"/>
+          <w:i w:val="0"/>
+        </w:rPr>
+        <w:t xml:space="preserve">, Owsley (Find A Grave cemetery 2651502): Callie 19 March 1896 – 27 April 1926, Dorothy 8 November 1924 – 6 October 1926, Everett 14 September 1886 – 13 December 1939 — compiled listings, </w:t>
+      </w:r>
+      <w:r>
+        <w:rPr>
+          <w:rFonts w:ascii="Liberation Serif" w:hAnsi="Liberation Serif" w:eastAsia="Liberation Serif"/>
+          <w:b/>
+          <w:i w:val="0"/>
+        </w:rPr>
+        <w:t>no photographs</w:t>
+      </w:r>
+      <w:r>
+        <w:rPr>
+          <w:rFonts w:ascii="Liberation Serif" w:hAnsi="Liberation Serif" w:eastAsia="Liberation Serif"/>
+          <w:b w:val="0"/>
+          <w:i w:val="0"/>
+        </w:rPr>
+        <w:t xml:space="preserve">. [C395] Callie’s extract rows give </w:t>
+      </w:r>
+      <w:r>
+        <w:rPr>
+          <w:rFonts w:ascii="Liberation Serif" w:hAnsi="Liberation Serif" w:eastAsia="Liberation Serif"/>
+          <w:b/>
+          <w:i w:val="0"/>
+        </w:rPr>
+        <w:t>10 March</w:t>
+      </w:r>
+      <w:r>
+        <w:rPr>
+          <w:rFonts w:ascii="Liberation Serif" w:hAnsi="Liberation Serif" w:eastAsia="Liberation Serif"/>
+          <w:b w:val="0"/>
+          <w:i w:val="0"/>
+        </w:rPr>
+        <w:t xml:space="preserve"> and </w:t>
+      </w:r>
+      <w:r>
+        <w:rPr>
+          <w:rFonts w:ascii="Liberation Serif" w:hAnsi="Liberation Serif" w:eastAsia="Liberation Serif"/>
+          <w:b/>
+          <w:i w:val="0"/>
+        </w:rPr>
+        <w:t>19 March</w:t>
+      </w:r>
+      <w:r>
+        <w:rPr>
+          <w:rFonts w:ascii="Liberation Serif" w:hAnsi="Liberation Serif" w:eastAsia="Liberation Serif"/>
+          <w:b w:val="0"/>
+          <w:i w:val="0"/>
+        </w:rPr>
+        <w:t xml:space="preserve"> 1896 (conflict #22); Dorothy’s extract age 1 year 10 months 18 days fits </w:t>
+      </w:r>
+      <w:r>
+        <w:rPr>
+          <w:rFonts w:ascii="Liberation Serif" w:hAnsi="Liberation Serif" w:eastAsia="Liberation Serif"/>
+          <w:b/>
+          <w:i w:val="0"/>
+        </w:rPr>
+        <w:t>18 November</w:t>
+      </w:r>
+      <w:r>
+        <w:rPr>
+          <w:rFonts w:ascii="Liberation Serif" w:hAnsi="Liberation Serif" w:eastAsia="Liberation Serif"/>
+          <w:b w:val="0"/>
+          <w:i w:val="0"/>
+        </w:rPr>
+        <w:t xml:space="preserve"> 1924, not the listing’s 8 November (conflict #23). Edward’s stone is </w:t>
+      </w:r>
+      <w:r>
+        <w:rPr>
+          <w:rFonts w:ascii="Liberation Serif" w:hAnsi="Liberation Serif" w:eastAsia="Liberation Serif"/>
+          <w:b/>
+          <w:i w:val="0"/>
+        </w:rPr>
+        <w:t>image seen</w:t>
+      </w:r>
+      <w:r>
+        <w:rPr>
+          <w:rFonts w:ascii="Liberation Serif" w:hAnsi="Liberation Serif" w:eastAsia="Liberation Serif"/>
+          <w:b w:val="0"/>
+          <w:i w:val="0"/>
+        </w:rPr>
+        <w:t xml:space="preserve">: Edward Newman, 24 September 1919 – 28 September 1936, age </w:t>
+      </w:r>
+      <w:r>
+        <w:rPr>
+          <w:rFonts w:ascii="Liberation Serif" w:hAnsi="Liberation Serif" w:eastAsia="Liberation Serif"/>
+          <w:b/>
+          <w:i w:val="0"/>
+        </w:rPr>
+        <w:t>seventeen</w:t>
+      </w:r>
+      <w:r>
+        <w:rPr>
+          <w:rFonts w:ascii="Liberation Serif" w:hAnsi="Liberation Serif" w:eastAsia="Liberation Serif"/>
+          <w:b w:val="0"/>
+          <w:i w:val="0"/>
+        </w:rPr>
+        <w:t xml:space="preserve">. [C396] Madison’s 1936 N-block agrees: Edward age 17, volume 057 file 28062; Clifton age 17, volume 057 file 28033. [C397] The </w:t>
+      </w:r>
+      <w:r>
+        <w:rPr>
+          <w:rFonts w:ascii="Liberation Serif" w:hAnsi="Liberation Serif" w:eastAsia="Liberation Serif"/>
+          <w:b w:val="0"/>
+          <w:i/>
+        </w:rPr>
+        <w:t>Enterprise</w:t>
+      </w:r>
+      <w:r>
+        <w:rPr>
+          <w:rFonts w:ascii="Liberation Serif" w:hAnsi="Liberation Serif" w:eastAsia="Liberation Serif"/>
+          <w:b w:val="0"/>
+          <w:i w:val="0"/>
+        </w:rPr>
+        <w:t xml:space="preserve"> said sixteen and the </w:t>
+      </w:r>
+      <w:r>
+        <w:rPr>
+          <w:rFonts w:ascii="Liberation Serif" w:hAnsi="Liberation Serif" w:eastAsia="Liberation Serif"/>
+          <w:b w:val="0"/>
+          <w:i/>
+        </w:rPr>
+        <w:t>Berea Citizen</w:t>
+      </w:r>
+      <w:r>
+        <w:rPr>
+          <w:rFonts w:ascii="Liberation Serif" w:hAnsi="Liberation Serif" w:eastAsia="Liberation Serif"/>
+          <w:b w:val="0"/>
+          <w:i w:val="0"/>
+        </w:rPr>
+        <w:t xml:space="preserve"> twenty — conflict #19; prefer the stone and the index. The 1939 sister </w:t>
       </w:r>
       <w:r>
         <w:rPr>
@@ -5042,39 +5186,7 @@
           <w:b w:val="0"/>
           <w:i w:val="0"/>
         </w:rPr>
-        <w:t xml:space="preserve"> the January 1885 daughter in Minerva’s house. [C355] [C356] [C393] Edward, sixteen in the </w:t>
-      </w:r>
-      <w:r>
-        <w:rPr>
-          <w:rFonts w:ascii="Liberation Serif" w:hAnsi="Liberation Serif" w:eastAsia="Liberation Serif"/>
-          <w:b w:val="0"/>
-          <w:i/>
-        </w:rPr>
-        <w:t>Enterprise</w:t>
-      </w:r>
-      <w:r>
-        <w:rPr>
-          <w:rFonts w:ascii="Liberation Serif" w:hAnsi="Liberation Serif" w:eastAsia="Liberation Serif"/>
-          <w:b w:val="0"/>
-          <w:i w:val="0"/>
-        </w:rPr>
-        <w:t xml:space="preserve"> and twenty in the </w:t>
-      </w:r>
-      <w:r>
-        <w:rPr>
-          <w:rFonts w:ascii="Liberation Serif" w:hAnsi="Liberation Serif" w:eastAsia="Liberation Serif"/>
-          <w:b w:val="0"/>
-          <w:i/>
-        </w:rPr>
-        <w:t>Berea Citizen</w:t>
-      </w:r>
-      <w:r>
-        <w:rPr>
-          <w:rFonts w:ascii="Liberation Serif" w:hAnsi="Liberation Serif" w:eastAsia="Liberation Serif"/>
-          <w:b w:val="0"/>
-          <w:i w:val="0"/>
-        </w:rPr>
-        <w:t xml:space="preserve"> (conflict #19), was killed on the Big Hill pike on 28 September 1936 while visiting uncle Grant of Berea; Clifton, Grant’s son, died the next day. [C357] [C358] Grant Newnam, nineteen, married Dova Cole in Owsley on 10 February 1909 and is </w:t>
+        <w:t xml:space="preserve"> the January 1885 daughter in Minerva’s house. [C355] [C356] [C393] Edward was killed on the Big Hill pike on 28 September 1936 while visiting uncle Grant of Berea; Clifton, Grant’s son, died the next day. [C357] [C358] Grant Newnam, nineteen, married Dova Cole in Owsley on 10 February 1909 and is </w:t>
       </w:r>
       <w:r>
         <w:rPr>
@@ -6349,31 +6461,95 @@
           <w:b/>
           <w:i w:val="0"/>
         </w:rPr>
-        <w:t>partial</w:t>
-      </w:r>
-      <w:r>
-        <w:rPr>
-          <w:rFonts w:ascii="Liberation Serif" w:hAnsi="Liberation Serif" w:eastAsia="Liberation Serif"/>
-          <w:b w:val="0"/>
-          <w:i w:val="0"/>
-        </w:rPr>
-        <w:t xml:space="preserve"> — Madison vol/file found; license nil on published Lee 8–19 and Owsley 1908–10; 1920 Lee nil Everett head; stones nil on Proctor + Berea inventory. Still unread: DC </w:t>
-      </w:r>
-      <w:r>
-        <w:rPr>
-          <w:rFonts w:ascii="Liberation Serif" w:hAnsi="Liberation Serif" w:eastAsia="Liberation Serif"/>
-          <w:b/>
-          <w:i w:val="0"/>
-        </w:rPr>
-        <w:t>image</w:t>
-      </w:r>
-      <w:r>
-        <w:rPr>
-          <w:rFonts w:ascii="Liberation Serif" w:hAnsi="Liberation Serif" w:eastAsia="Liberation Serif"/>
-          <w:b w:val="0"/>
-          <w:i w:val="0"/>
-        </w:rPr>
-        <w:t xml:space="preserve">, Owsley 1920 book, Smith 1843–1929 marriages, FAG photos. Grant=Frank and John of Owsley still </w:t>
+        <w:t>done</w:t>
+      </w:r>
+      <w:r>
+        <w:rPr>
+          <w:rFonts w:ascii="Liberation Serif" w:hAnsi="Liberation Serif" w:eastAsia="Liberation Serif"/>
+          <w:b w:val="0"/>
+          <w:i w:val="0"/>
+        </w:rPr>
+        <w:t xml:space="preserve"> for the remote stone/index pass (</w:t>
+      </w:r>
+      <w:r>
+        <w:rPr>
+          <w:rFonts w:ascii="Liberation Serif" w:hAnsi="Liberation Serif" w:eastAsia="Liberation Serif"/>
+          <w:b/>
+          <w:i w:val="0"/>
+        </w:rPr>
+        <w:t>C383–C398</w:t>
+      </w:r>
+      <w:r>
+        <w:rPr>
+          <w:rFonts w:ascii="Liberation Serif" w:hAnsi="Liberation Serif" w:eastAsia="Liberation Serif"/>
+          <w:b w:val="0"/>
+          <w:i w:val="0"/>
+        </w:rPr>
+        <w:t xml:space="preserve">). Vincent Newman Family Cemetery located; Edward stone </w:t>
+      </w:r>
+      <w:r>
+        <w:rPr>
+          <w:rFonts w:ascii="Liberation Serif" w:hAnsi="Liberation Serif" w:eastAsia="Liberation Serif"/>
+          <w:b/>
+          <w:i w:val="0"/>
+        </w:rPr>
+        <w:t>image seen</w:t>
+      </w:r>
+      <w:r>
+        <w:rPr>
+          <w:rFonts w:ascii="Liberation Serif" w:hAnsi="Liberation Serif" w:eastAsia="Liberation Serif"/>
+          <w:b w:val="0"/>
+          <w:i w:val="0"/>
+        </w:rPr>
+        <w:t xml:space="preserve">; Madison 1936 ages </w:t>
+      </w:r>
+      <w:r>
+        <w:rPr>
+          <w:rFonts w:ascii="Liberation Serif" w:hAnsi="Liberation Serif" w:eastAsia="Liberation Serif"/>
+          <w:b/>
+          <w:i w:val="0"/>
+        </w:rPr>
+        <w:t>017</w:t>
+      </w:r>
+      <w:r>
+        <w:rPr>
+          <w:rFonts w:ascii="Liberation Serif" w:hAnsi="Liberation Serif" w:eastAsia="Liberation Serif"/>
+          <w:b w:val="0"/>
+          <w:i w:val="0"/>
+        </w:rPr>
+        <w:t xml:space="preserve">. Still unread: Madison/Lee DC </w:t>
+      </w:r>
+      <w:r>
+        <w:rPr>
+          <w:rFonts w:ascii="Liberation Serif" w:hAnsi="Liberation Serif" w:eastAsia="Liberation Serif"/>
+          <w:b/>
+          <w:i w:val="0"/>
+        </w:rPr>
+        <w:t>images</w:t>
+      </w:r>
+      <w:r>
+        <w:rPr>
+          <w:rFonts w:ascii="Liberation Serif" w:hAnsi="Liberation Serif" w:eastAsia="Liberation Serif"/>
+          <w:b w:val="0"/>
+          <w:i w:val="0"/>
+        </w:rPr>
+        <w:t xml:space="preserve">, Owsley 1920 book, Smith 1843–1929 marriages; Callie/Dorothy/Everett FAG </w:t>
+      </w:r>
+      <w:r>
+        <w:rPr>
+          <w:rFonts w:ascii="Liberation Serif" w:hAnsi="Liberation Serif" w:eastAsia="Liberation Serif"/>
+          <w:b/>
+          <w:i w:val="0"/>
+        </w:rPr>
+        <w:t>no photos</w:t>
+      </w:r>
+      <w:r>
+        <w:rPr>
+          <w:rFonts w:ascii="Liberation Serif" w:hAnsi="Liberation Serif" w:eastAsia="Liberation Serif"/>
+          <w:b w:val="0"/>
+          <w:i w:val="0"/>
+        </w:rPr>
+        <w:t xml:space="preserve">. Grant=Frank and John of Owsley still </w:t>
       </w:r>
       <w:r>
         <w:rPr>
@@ -6389,7 +6565,56 @@
           <w:b w:val="0"/>
           <w:i w:val="0"/>
         </w:rPr>
-        <w:t xml:space="preserve">. Carter Cove stone photographs (B054). Luther Riverview stones / DC images unread. </w:t>
+        <w:t xml:space="preserve">. </w:t>
+      </w:r>
+      <w:r>
+        <w:rPr>
+          <w:rFonts w:ascii="Liberation Serif" w:hAnsi="Liberation Serif" w:eastAsia="Liberation Serif"/>
+          <w:b/>
+          <w:i w:val="0"/>
+        </w:rPr>
+        <w:t>B054</w:t>
+      </w:r>
+      <w:r>
+        <w:rPr>
+          <w:rFonts w:ascii="Liberation Serif" w:hAnsi="Liberation Serif" w:eastAsia="Liberation Serif"/>
+          <w:b w:val="0"/>
+          <w:i w:val="0"/>
+        </w:rPr>
+        <w:t xml:space="preserve"> Carter Cove stones are </w:t>
+      </w:r>
+      <w:r>
+        <w:rPr>
+          <w:rFonts w:ascii="Liberation Serif" w:hAnsi="Liberation Serif" w:eastAsia="Liberation Serif"/>
+          <w:b/>
+          <w:i w:val="0"/>
+        </w:rPr>
+        <w:t>in_progress</w:t>
+      </w:r>
+      <w:r>
+        <w:rPr>
+          <w:rFonts w:ascii="Liberation Serif" w:hAnsi="Liberation Serif" w:eastAsia="Liberation Serif"/>
+          <w:b w:val="0"/>
+          <w:i w:val="0"/>
+        </w:rPr>
+        <w:t xml:space="preserve"> (</w:t>
+      </w:r>
+      <w:r>
+        <w:rPr>
+          <w:rFonts w:ascii="Liberation Mono" w:hAnsi="Liberation Mono" w:eastAsia="Liberation Mono"/>
+          <w:b w:val="0"/>
+          <w:i w:val="0"/>
+          <w:sz w:val="18"/>
+        </w:rPr>
+        <w:t>bc-20e39036</w:t>
+      </w:r>
+      <w:r>
+        <w:rPr>
+          <w:rFonts w:ascii="Liberation Serif" w:hAnsi="Liberation Serif" w:eastAsia="Liberation Serif"/>
+          <w:b w:val="0"/>
+          <w:i w:val="0"/>
+        </w:rPr>
+        <w:t xml:space="preserve">) — do not retake. Luther Riverview stones / DC images unread. </w:t>
       </w:r>
       <w:r>
         <w:rPr>
@@ -6619,15 +6844,48 @@
           <w:b/>
           <w:i w:val="0"/>
         </w:rPr>
-        <w:t>B054</w:t>
-      </w:r>
-      <w:r>
-        <w:rPr>
-          <w:rFonts w:ascii="Liberation Serif" w:hAnsi="Liberation Serif" w:eastAsia="Liberation Serif"/>
-          <w:b w:val="0"/>
-          <w:i w:val="0"/>
-        </w:rPr>
-        <w:t xml:space="preserve"> Carter Cove stones if the location lane has not taken it; else B057 residuals (Madison DC image / Owsley 1920). Pope Roll 5 (</w:t>
+        <w:t>B045</w:t>
+      </w:r>
+      <w:r>
+        <w:rPr>
+          <w:rFonts w:ascii="Liberation Serif" w:hAnsi="Liberation Serif" w:eastAsia="Liberation Serif"/>
+          <w:b w:val="0"/>
+          <w:i w:val="0"/>
+        </w:rPr>
+        <w:t xml:space="preserve"> Samuel probate film (unowned life-detail) or remaining B057 unread items (Madison DC image / Owsley 1920 / Smith 1843–1929). </w:t>
+      </w:r>
+      <w:r>
+        <w:rPr>
+          <w:rFonts w:ascii="Liberation Serif" w:hAnsi="Liberation Serif" w:eastAsia="Liberation Serif"/>
+          <w:b/>
+          <w:i w:val="0"/>
+        </w:rPr>
+        <w:t>Do not take B054</w:t>
+      </w:r>
+      <w:r>
+        <w:rPr>
+          <w:rFonts w:ascii="Liberation Serif" w:hAnsi="Liberation Serif" w:eastAsia="Liberation Serif"/>
+          <w:b w:val="0"/>
+          <w:i w:val="0"/>
+        </w:rPr>
+        <w:t xml:space="preserve"> (sibling </w:t>
+      </w:r>
+      <w:r>
+        <w:rPr>
+          <w:rFonts w:ascii="Liberation Mono" w:hAnsi="Liberation Mono" w:eastAsia="Liberation Mono"/>
+          <w:b w:val="0"/>
+          <w:i w:val="0"/>
+          <w:sz w:val="18"/>
+        </w:rPr>
+        <w:t>bc-20e39036</w:t>
+      </w:r>
+      <w:r>
+        <w:rPr>
+          <w:rFonts w:ascii="Liberation Serif" w:hAnsi="Liberation Serif" w:eastAsia="Liberation Serif"/>
+          <w:b w:val="0"/>
+          <w:i w:val="0"/>
+        </w:rPr>
+        <w:t xml:space="preserve"> in_progress). Pope Roll 5 (</w:t>
       </w:r>
       <w:r>
         <w:rPr>
@@ -6651,15 +6909,15 @@
           <w:b/>
           <w:i w:val="0"/>
         </w:rPr>
-        <w:t>B092</w:t>
-      </w:r>
-      <w:r>
-        <w:rPr>
-          <w:rFonts w:ascii="Liberation Serif" w:hAnsi="Liberation Serif" w:eastAsia="Liberation Serif"/>
-          <w:b w:val="0"/>
-          <w:i w:val="0"/>
-        </w:rPr>
-        <w:t xml:space="preserve"> while the location lane is live. Do not open a fourth 1900–death location campaign. Do not pretend to have read Pope Roll 5.</w:t>
+        <w:t>B092 / B049 / B055 / B056</w:t>
+      </w:r>
+      <w:r>
+        <w:rPr>
+          <w:rFonts w:ascii="Liberation Serif" w:hAnsi="Liberation Serif" w:eastAsia="Liberation Serif"/>
+          <w:b w:val="0"/>
+          <w:i w:val="0"/>
+        </w:rPr>
+        <w:t>. Do not open a fourth 1900–death location campaign. Do not pretend to have read Pope Roll 5.</w:t>
       </w:r>
     </w:p>
     <w:p>
@@ -10397,6 +10655,160 @@
           <w:i w:val="0"/>
         </w:rPr>
         <w:t>S329–S336</w:t>
+      </w:r>
+      <w:r>
+        <w:rPr>
+          <w:rFonts w:ascii="Liberation Serif" w:hAnsi="Liberation Serif" w:eastAsia="Liberation Serif"/>
+          <w:b w:val="0"/>
+          <w:i w:val="0"/>
+        </w:rPr>
+        <w:t>.</w:t>
+      </w:r>
+    </w:p>
+    <w:p>
+      <w:r>
+        <w:rPr>
+          <w:rFonts w:ascii="Liberation Serif" w:hAnsi="Liberation Serif" w:eastAsia="Liberation Serif"/>
+          <w:b w:val="0"/>
+          <w:i w:val="0"/>
+        </w:rPr>
+        <w:t xml:space="preserve">51. Pass 70 B057. Newman Family Cemetery, Vincent (FAG </w:t>
+      </w:r>
+      <w:r>
+        <w:rPr>
+          <w:rFonts w:ascii="Liberation Serif" w:hAnsi="Liberation Serif" w:eastAsia="Liberation Serif"/>
+          <w:b/>
+          <w:i w:val="0"/>
+        </w:rPr>
+        <w:t>2651502</w:t>
+      </w:r>
+      <w:r>
+        <w:rPr>
+          <w:rFonts w:ascii="Liberation Serif" w:hAnsi="Liberation Serif" w:eastAsia="Liberation Serif"/>
+          <w:b w:val="0"/>
+          <w:i w:val="0"/>
+        </w:rPr>
+        <w:t xml:space="preserve">): Callie / Dorothy / Everett listings, no photos; Edward stone </w:t>
+      </w:r>
+      <w:r>
+        <w:rPr>
+          <w:rFonts w:ascii="Liberation Serif" w:hAnsi="Liberation Serif" w:eastAsia="Liberation Serif"/>
+          <w:b/>
+          <w:i w:val="0"/>
+        </w:rPr>
+        <w:t>image seen</w:t>
+      </w:r>
+      <w:r>
+        <w:rPr>
+          <w:rFonts w:ascii="Liberation Serif" w:hAnsi="Liberation Serif" w:eastAsia="Liberation Serif"/>
+          <w:b w:val="0"/>
+          <w:i w:val="0"/>
+        </w:rPr>
+        <w:t xml:space="preserve"> 24 Sep 1919–28 Sep 1936. Madison 1936b Edward vol </w:t>
+      </w:r>
+      <w:r>
+        <w:rPr>
+          <w:rFonts w:ascii="Liberation Serif" w:hAnsi="Liberation Serif" w:eastAsia="Liberation Serif"/>
+          <w:b/>
+          <w:i w:val="0"/>
+        </w:rPr>
+        <w:t>057</w:t>
+      </w:r>
+      <w:r>
+        <w:rPr>
+          <w:rFonts w:ascii="Liberation Serif" w:hAnsi="Liberation Serif" w:eastAsia="Liberation Serif"/>
+          <w:b w:val="0"/>
+          <w:i w:val="0"/>
+        </w:rPr>
+        <w:t xml:space="preserve"> file </w:t>
+      </w:r>
+      <w:r>
+        <w:rPr>
+          <w:rFonts w:ascii="Liberation Serif" w:hAnsi="Liberation Serif" w:eastAsia="Liberation Serif"/>
+          <w:b/>
+          <w:i w:val="0"/>
+        </w:rPr>
+        <w:t>28062</w:t>
+      </w:r>
+      <w:r>
+        <w:rPr>
+          <w:rFonts w:ascii="Liberation Serif" w:hAnsi="Liberation Serif" w:eastAsia="Liberation Serif"/>
+          <w:b w:val="0"/>
+          <w:i w:val="0"/>
+        </w:rPr>
+        <w:t xml:space="preserve"> age 17; Clifton </w:t>
+      </w:r>
+      <w:r>
+        <w:rPr>
+          <w:rFonts w:ascii="Liberation Serif" w:hAnsi="Liberation Serif" w:eastAsia="Liberation Serif"/>
+          <w:b/>
+          <w:i w:val="0"/>
+        </w:rPr>
+        <w:t>057/28033</w:t>
+      </w:r>
+      <w:r>
+        <w:rPr>
+          <w:rFonts w:ascii="Liberation Serif" w:hAnsi="Liberation Serif" w:eastAsia="Liberation Serif"/>
+          <w:b w:val="0"/>
+          <w:i w:val="0"/>
+        </w:rPr>
+        <w:t xml:space="preserve"> age 17. Conflicts </w:t>
+      </w:r>
+      <w:r>
+        <w:rPr>
+          <w:rFonts w:ascii="Liberation Serif" w:hAnsi="Liberation Serif" w:eastAsia="Liberation Serif"/>
+          <w:b/>
+          <w:i w:val="0"/>
+        </w:rPr>
+        <w:t>#18/#19/#22/#23</w:t>
+      </w:r>
+      <w:r>
+        <w:rPr>
+          <w:rFonts w:ascii="Liberation Serif" w:hAnsi="Liberation Serif" w:eastAsia="Liberation Serif"/>
+          <w:b w:val="0"/>
+          <w:i w:val="0"/>
+        </w:rPr>
+        <w:t xml:space="preserve">. </w:t>
+      </w:r>
+      <w:r>
+        <w:rPr>
+          <w:rFonts w:ascii="Liberation Serif" w:hAnsi="Liberation Serif" w:eastAsia="Liberation Serif"/>
+          <w:b w:val="0"/>
+          <w:i/>
+        </w:rPr>
+        <w:t>Listing HTML + stone image seen / index only.</w:t>
+      </w:r>
+      <w:r>
+        <w:rPr>
+          <w:rFonts w:ascii="Liberation Serif" w:hAnsi="Liberation Serif" w:eastAsia="Liberation Serif"/>
+          <w:b w:val="0"/>
+          <w:i w:val="0"/>
+        </w:rPr>
+        <w:t xml:space="preserve"> </w:t>
+      </w:r>
+      <w:r>
+        <w:rPr>
+          <w:rFonts w:ascii="Liberation Serif" w:hAnsi="Liberation Serif" w:eastAsia="Liberation Serif"/>
+          <w:b/>
+          <w:i w:val="0"/>
+        </w:rPr>
+        <w:t>C395–C398</w:t>
+      </w:r>
+      <w:r>
+        <w:rPr>
+          <w:rFonts w:ascii="Liberation Serif" w:hAnsi="Liberation Serif" w:eastAsia="Liberation Serif"/>
+          <w:b w:val="0"/>
+          <w:i w:val="0"/>
+        </w:rPr>
+        <w:t xml:space="preserve"> </w:t>
+      </w:r>
+      <w:r>
+        <w:rPr>
+          <w:rFonts w:ascii="Liberation Serif" w:hAnsi="Liberation Serif" w:eastAsia="Liberation Serif"/>
+          <w:b/>
+          <w:i w:val="0"/>
+        </w:rPr>
+        <w:t>S337–S339</w:t>
       </w:r>
       <w:r>
         <w:rPr>
@@ -14144,6 +14556,267 @@
           </w:p>
         </w:tc>
       </w:tr>
+      <w:tr>
+        <w:tc>
+          <w:tcPr>
+            <w:tcW w:type="dxa" w:w="1872"/>
+          </w:tcPr>
+          <w:p>
+            <w:r/>
+            <w:r>
+              <w:rPr>
+                <w:rFonts w:ascii="Liberation Serif" w:hAnsi="Liberation Serif" w:eastAsia="Liberation Serif"/>
+                <w:b w:val="0"/>
+                <w:i w:val="0"/>
+                <w:sz w:val="18"/>
+              </w:rPr>
+              <w:t>S337</w:t>
+            </w:r>
+          </w:p>
+        </w:tc>
+        <w:tc>
+          <w:tcPr>
+            <w:tcW w:type="dxa" w:w="1872"/>
+          </w:tcPr>
+          <w:p>
+            <w:r/>
+            <w:r>
+              <w:rPr>
+                <w:rFonts w:ascii="Liberation Mono" w:hAnsi="Liberation Mono" w:eastAsia="Liberation Mono"/>
+                <w:b w:val="0"/>
+                <w:i w:val="0"/>
+                <w:sz w:val="18"/>
+              </w:rPr>
+              <w:t>../sources/cemetery/fag-newman-family-cemetery-vincent-extract-2026-10-31.txt</w:t>
+            </w:r>
+          </w:p>
+        </w:tc>
+        <w:tc>
+          <w:tcPr>
+            <w:tcW w:type="dxa" w:w="1872"/>
+          </w:tcPr>
+          <w:p>
+            <w:r/>
+            <w:r>
+              <w:rPr>
+                <w:rFonts w:ascii="Liberation Serif" w:hAnsi="Liberation Serif" w:eastAsia="Liberation Serif"/>
+                <w:b w:val="0"/>
+                <w:i w:val="0"/>
+                <w:sz w:val="18"/>
+              </w:rPr>
+              <w:t>FAG 2651502</w:t>
+            </w:r>
+          </w:p>
+        </w:tc>
+        <w:tc>
+          <w:tcPr>
+            <w:tcW w:type="dxa" w:w="1872"/>
+          </w:tcPr>
+          <w:p>
+            <w:r/>
+            <w:r>
+              <w:rPr>
+                <w:rFonts w:ascii="Liberation Serif" w:hAnsi="Liberation Serif" w:eastAsia="Liberation Serif"/>
+                <w:b w:val="0"/>
+                <w:i w:val="0"/>
+                <w:sz w:val="18"/>
+              </w:rPr>
+              <w:t>Vincent Newman Family Cemetery listing</w:t>
+            </w:r>
+          </w:p>
+        </w:tc>
+        <w:tc>
+          <w:tcPr>
+            <w:tcW w:type="dxa" w:w="1872"/>
+          </w:tcPr>
+          <w:p>
+            <w:r/>
+            <w:r>
+              <w:rPr>
+                <w:rFonts w:ascii="Liberation Serif" w:hAnsi="Liberation Serif" w:eastAsia="Liberation Serif"/>
+                <w:b w:val="0"/>
+                <w:i w:val="0"/>
+                <w:sz w:val="18"/>
+              </w:rPr>
+              <w:t>listing HTML seen</w:t>
+            </w:r>
+          </w:p>
+        </w:tc>
+      </w:tr>
+      <w:tr>
+        <w:tc>
+          <w:tcPr>
+            <w:tcW w:type="dxa" w:w="1872"/>
+          </w:tcPr>
+          <w:p>
+            <w:r/>
+            <w:r>
+              <w:rPr>
+                <w:rFonts w:ascii="Liberation Serif" w:hAnsi="Liberation Serif" w:eastAsia="Liberation Serif"/>
+                <w:b w:val="0"/>
+                <w:i w:val="0"/>
+                <w:sz w:val="18"/>
+              </w:rPr>
+              <w:t>S338</w:t>
+            </w:r>
+          </w:p>
+        </w:tc>
+        <w:tc>
+          <w:tcPr>
+            <w:tcW w:type="dxa" w:w="1872"/>
+          </w:tcPr>
+          <w:p>
+            <w:r/>
+            <w:r>
+              <w:rPr>
+                <w:rFonts w:ascii="Liberation Mono" w:hAnsi="Liberation Mono" w:eastAsia="Liberation Mono"/>
+                <w:b w:val="0"/>
+                <w:i w:val="0"/>
+                <w:sz w:val="18"/>
+              </w:rPr>
+              <w:t>../sources/cemetery/edward-newman-vincent-stone-fag245273705-2026-10-31.jpg</w:t>
+            </w:r>
+          </w:p>
+        </w:tc>
+        <w:tc>
+          <w:tcPr>
+            <w:tcW w:type="dxa" w:w="1872"/>
+          </w:tcPr>
+          <w:p>
+            <w:r/>
+            <w:r>
+              <w:rPr>
+                <w:rFonts w:ascii="Liberation Serif" w:hAnsi="Liberation Serif" w:eastAsia="Liberation Serif"/>
+                <w:b w:val="0"/>
+                <w:i w:val="0"/>
+                <w:sz w:val="18"/>
+              </w:rPr>
+              <w:t>FAG 245273705 thumbnail</w:t>
+            </w:r>
+          </w:p>
+        </w:tc>
+        <w:tc>
+          <w:tcPr>
+            <w:tcW w:type="dxa" w:w="1872"/>
+          </w:tcPr>
+          <w:p>
+            <w:r/>
+            <w:r>
+              <w:rPr>
+                <w:rFonts w:ascii="Liberation Serif" w:hAnsi="Liberation Serif" w:eastAsia="Liberation Serif"/>
+                <w:b w:val="0"/>
+                <w:i w:val="0"/>
+                <w:sz w:val="18"/>
+              </w:rPr>
+              <w:t>Edward stone 24 Sep 1919–28 Sep 1936</w:t>
+            </w:r>
+          </w:p>
+        </w:tc>
+        <w:tc>
+          <w:tcPr>
+            <w:tcW w:type="dxa" w:w="1872"/>
+          </w:tcPr>
+          <w:p>
+            <w:r/>
+            <w:r>
+              <w:rPr>
+                <w:rFonts w:ascii="Liberation Serif" w:hAnsi="Liberation Serif" w:eastAsia="Liberation Serif"/>
+                <w:b w:val="0"/>
+                <w:i w:val="0"/>
+                <w:sz w:val="18"/>
+              </w:rPr>
+              <w:t>image seen</w:t>
+            </w:r>
+          </w:p>
+        </w:tc>
+      </w:tr>
+      <w:tr>
+        <w:tc>
+          <w:tcPr>
+            <w:tcW w:type="dxa" w:w="1872"/>
+          </w:tcPr>
+          <w:p>
+            <w:r/>
+            <w:r>
+              <w:rPr>
+                <w:rFonts w:ascii="Liberation Serif" w:hAnsi="Liberation Serif" w:eastAsia="Liberation Serif"/>
+                <w:b w:val="0"/>
+                <w:i w:val="0"/>
+                <w:sz w:val="18"/>
+              </w:rPr>
+              <w:t>S339</w:t>
+            </w:r>
+          </w:p>
+        </w:tc>
+        <w:tc>
+          <w:tcPr>
+            <w:tcW w:type="dxa" w:w="1872"/>
+          </w:tcPr>
+          <w:p>
+            <w:r/>
+            <w:r>
+              <w:rPr>
+                <w:rFonts w:ascii="Liberation Mono" w:hAnsi="Liberation Mono" w:eastAsia="Liberation Mono"/>
+                <w:b w:val="0"/>
+                <w:i w:val="0"/>
+                <w:sz w:val="18"/>
+              </w:rPr>
+              <w:t>../sources/deaths/madison-kygenweb-1936b-edward-clifton-extract-2026-10-31.txt</w:t>
+            </w:r>
+          </w:p>
+        </w:tc>
+        <w:tc>
+          <w:tcPr>
+            <w:tcW w:type="dxa" w:w="1872"/>
+          </w:tcPr>
+          <w:p>
+            <w:r/>
+            <w:r>
+              <w:rPr>
+                <w:rFonts w:ascii="Liberation Serif" w:hAnsi="Liberation Serif" w:eastAsia="Liberation Serif"/>
+                <w:b w:val="0"/>
+                <w:i w:val="0"/>
+                <w:sz w:val="18"/>
+              </w:rPr>
+              <w:t>Madison 1936b</w:t>
+            </w:r>
+          </w:p>
+        </w:tc>
+        <w:tc>
+          <w:tcPr>
+            <w:tcW w:type="dxa" w:w="1872"/>
+          </w:tcPr>
+          <w:p>
+            <w:r/>
+            <w:r>
+              <w:rPr>
+                <w:rFonts w:ascii="Liberation Serif" w:hAnsi="Liberation Serif" w:eastAsia="Liberation Serif"/>
+                <w:b w:val="0"/>
+                <w:i w:val="0"/>
+                <w:sz w:val="18"/>
+              </w:rPr>
+              <w:t>Edward/Clifton age 017</w:t>
+            </w:r>
+          </w:p>
+        </w:tc>
+        <w:tc>
+          <w:tcPr>
+            <w:tcW w:type="dxa" w:w="1872"/>
+          </w:tcPr>
+          <w:p>
+            <w:r/>
+            <w:r>
+              <w:rPr>
+                <w:rFonts w:ascii="Liberation Serif" w:hAnsi="Liberation Serif" w:eastAsia="Liberation Serif"/>
+                <w:b w:val="0"/>
+                <w:i w:val="0"/>
+                <w:sz w:val="18"/>
+              </w:rPr>
+              <w:t>index only</w:t>
+            </w:r>
+          </w:p>
+        </w:tc>
+      </w:tr>
     </w:tbl>
     <w:p/>
     <w:p>

--- a/research/dora-ella-newnam/sources/authored/Dora-Ella-Newnam-Stone-A-Life-latest.docx
+++ b/research/dora-ella-newnam/sources/authored/Dora-Ella-Newnam-Stone-A-Life-latest.docx
@@ -2762,7 +2762,39 @@
           <w:b w:val="0"/>
           <w:i w:val="0"/>
         </w:rPr>
-        <w:t>The grandmother who took Pearl was a widow. Combined with the empty Kentucky Soundex slot for Samuel P. Newnam as a head, that makes Samuel’s death before April 1910 probable. The place and the day are unknown. He is not in the Lee County death index for 1911–1929, not in the 1912–1929 certificate extracts, not in the surviving Lee vital-statistics dumps for 1874–1878 or 1900–1904, not on the Proctor Cemetery transcript, not on the 2001 High View / Newman Cemetery transcript, and not in the Booneville Association obituaries of 1883–1904. The published Lee will transcript index lists no Samuel P. Newnam will; Elizabeth’s will names Pearl only. [C232] [C233] Lee County has no inventoried death register for 1905–1910 (KDLA lists 1874–1878, 1900–1904, then 1911–1967). [C110] KDLA’s county inventory nonetheless holds Lee probate-related volumes for 1873–2004 — administrations and settlements, not just wills — and those reels have not been searched for Samuel P. in this case. [C243] [S250] Owsley’s 1907–1910 vital-statistics dumps have been read: Samuel P. is not in them. The only Newnam is Lester, thirteen months, who died at Pebworth on 15 April 1909; parents Robert and Sallie Newnam — not merged with Samuel. [C108] [C109] The remaining Kentucky search is unmarked graves, on-site church minutes, and unread probate film.</w:t>
+        <w:t xml:space="preserve">The grandmother who took Pearl was a widow. Combined with the empty Kentucky Soundex slot for Samuel P. Newnam as a head, that makes Samuel’s death before April 1910 probable. The place and the day are unknown. He is not in the Lee County death index for 1911–1929, not in the 1912–1929 certificate extracts, not in the surviving Lee vital-statistics dumps for 1874–1878 or 1900–1904, not on the Proctor Cemetery transcript, not on the 2001 High View / Newman Cemetery transcript, and not in the Booneville Association obituaries of 1883–1904. The published Lee will transcript index lists no Samuel P. Newnam will; Elizabeth’s will names Pearl only. [C232] [C233] Lee County has no inventoried death register for 1905–1910 (KDLA lists 1874–1878, 1900–1904, then 1911–1967). [C110] KDLA’s county inventory nonetheless holds Lee probate-related volumes for 1873–2004 — administrations and settlements, not just wills — and those reels have not been searched for Samuel P. in this case. [C243] [S250] Owsley’s 1907–1910 vital-statistics dumps have been read: Samuel P. is not in them. The only Newnam is Lester, thirteen months, who died at Pebworth on 15 April 1909; parents Robert and Sallie Newnam — not merged with Samuel. [C108] [C109] The remaining Kentucky search is unmarked graves, on-site church minutes, and unread probate film. Pass 72 catalogued the film without opening it: FamilySearch </w:t>
+      </w:r>
+      <w:r>
+        <w:rPr>
+          <w:rFonts w:ascii="Liberation Serif" w:hAnsi="Liberation Serif" w:eastAsia="Liberation Serif"/>
+          <w:b w:val="0"/>
+          <w:i/>
+        </w:rPr>
+        <w:t>Probate records, 1870–1967</w:t>
+      </w:r>
+      <w:r>
+        <w:rPr>
+          <w:rFonts w:ascii="Liberation Serif" w:hAnsi="Liberation Serif" w:eastAsia="Liberation Serif"/>
+          <w:b w:val="0"/>
+          <w:i w:val="0"/>
+        </w:rPr>
+        <w:t xml:space="preserve"> and </w:t>
+      </w:r>
+      <w:r>
+        <w:rPr>
+          <w:rFonts w:ascii="Liberation Serif" w:hAnsi="Liberation Serif" w:eastAsia="Liberation Serif"/>
+          <w:b w:val="0"/>
+          <w:i/>
+        </w:rPr>
+        <w:t>Wills, 1873–1945</w:t>
+      </w:r>
+      <w:r>
+        <w:rPr>
+          <w:rFonts w:ascii="Liberation Serif" w:hAnsi="Liberation Serif" w:eastAsia="Liberation Serif"/>
+          <w:b w:val="0"/>
+          <w:i w:val="0"/>
+        </w:rPr>
+        <w:t xml:space="preserve"> / Will Book 1 (login or a FamilySearch Center); KDLA Lee other-probate volumes 1873–2004 (Probate/Will request, $20 in-state / $25 out-of-state, Archives Research Room, P.O. Box 537, 300 Coffee Tree Road, Frankfort KY 40602); KHS Martin F. Schmidt Research Library, 100 W. Broadway, Frankfort, Lee County Clerk probate microform 1873–1945. Published will indexes still name no Samuel P. Internet Archive has no digitized Lee Newnam will. Owsley’s online will index is a placeholder; KDLA’s Owsley other-probate column begins 1930. [C417] [C418] [C420] [C421] [C422] [C424]</w:t>
       </w:r>
     </w:p>
     <w:p>
@@ -4092,119 +4124,151 @@
           <w:b w:val="0"/>
           <w:i w:val="0"/>
         </w:rPr>
-        <w:t xml:space="preserve">At Carter Cemetery (Carter Cove), Find a Grave’s </w:t>
-      </w:r>
-      <w:r>
-        <w:rPr>
-          <w:rFonts w:ascii="Liberation Serif" w:hAnsi="Liberation Serif" w:eastAsia="Liberation Serif"/>
-          <w:b/>
-          <w:i w:val="0"/>
-        </w:rPr>
-        <w:t>cemetery search</w:t>
-      </w:r>
-      <w:r>
-        <w:rPr>
-          <w:rFonts w:ascii="Liberation Serif" w:hAnsi="Liberation Serif" w:eastAsia="Liberation Serif"/>
-          <w:b w:val="0"/>
-          <w:i w:val="0"/>
-        </w:rPr>
-        <w:t xml:space="preserve"> (not the individual memorial pages, which Cloudflare blocked from this workspace) lists </w:t>
-      </w:r>
-      <w:r>
-        <w:rPr>
-          <w:rFonts w:ascii="Liberation Serif" w:hAnsi="Liberation Serif" w:eastAsia="Liberation Serif"/>
-          <w:b/>
-          <w:i w:val="0"/>
-        </w:rPr>
-        <w:t>Dora Newman</w:t>
-      </w:r>
-      <w:r>
-        <w:rPr>
-          <w:rFonts w:ascii="Liberation Serif" w:hAnsi="Liberation Serif" w:eastAsia="Liberation Serif"/>
-          <w:b w:val="0"/>
-          <w:i w:val="0"/>
-        </w:rPr>
-        <w:t xml:space="preserve"> (memorial 97907837) with </w:t>
-      </w:r>
-      <w:r>
-        <w:rPr>
-          <w:rFonts w:ascii="Liberation Serif" w:hAnsi="Liberation Serif" w:eastAsia="Liberation Serif"/>
-          <w:b/>
-          <w:i w:val="0"/>
-        </w:rPr>
-        <w:t>no dates</w:t>
-      </w:r>
-      <w:r>
-        <w:rPr>
-          <w:rFonts w:ascii="Liberation Serif" w:hAnsi="Liberation Serif" w:eastAsia="Liberation Serif"/>
-          <w:b w:val="0"/>
-          <w:i w:val="0"/>
-        </w:rPr>
-        <w:t xml:space="preserve"> on the listing — matching the 1993 spelling under her maiden name — and </w:t>
-      </w:r>
-      <w:r>
-        <w:rPr>
-          <w:rFonts w:ascii="Liberation Serif" w:hAnsi="Liberation Serif" w:eastAsia="Liberation Serif"/>
-          <w:b/>
-          <w:i w:val="0"/>
-        </w:rPr>
-        <w:t>Thomas Stone</w:t>
-      </w:r>
-      <w:r>
-        <w:rPr>
-          <w:rFonts w:ascii="Liberation Serif" w:hAnsi="Liberation Serif" w:eastAsia="Liberation Serif"/>
-          <w:b w:val="0"/>
-          <w:i w:val="0"/>
-        </w:rPr>
-        <w:t xml:space="preserve"> (97907931) as </w:t>
-      </w:r>
-      <w:r>
-        <w:rPr>
-          <w:rFonts w:ascii="Liberation Serif" w:hAnsi="Liberation Serif" w:eastAsia="Liberation Serif"/>
-          <w:b/>
-          <w:i w:val="0"/>
-        </w:rPr>
-        <w:t>1845–1925</w:t>
-      </w:r>
-      <w:r>
-        <w:rPr>
-          <w:rFonts w:ascii="Liberation Serif" w:hAnsi="Liberation Serif" w:eastAsia="Liberation Serif"/>
-          <w:b w:val="0"/>
-          <w:i w:val="0"/>
-        </w:rPr>
-        <w:t>, beside her in the same yard. Those listings are authored derivatives (</w:t>
-      </w:r>
-      <w:r>
-        <w:rPr>
-          <w:rFonts w:ascii="Liberation Serif" w:hAnsi="Liberation Serif" w:eastAsia="Liberation Serif"/>
-          <w:b/>
-          <w:i w:val="0"/>
-        </w:rPr>
-        <w:t>S117–S118</w:t>
-      </w:r>
-      <w:r>
-        <w:rPr>
-          <w:rFonts w:ascii="Liberation Serif" w:hAnsi="Liberation Serif" w:eastAsia="Liberation Serif"/>
-          <w:b w:val="0"/>
-          <w:i w:val="0"/>
-        </w:rPr>
-        <w:t xml:space="preserve">, claim </w:t>
-      </w:r>
-      <w:r>
-        <w:rPr>
-          <w:rFonts w:ascii="Liberation Serif" w:hAnsi="Liberation Serif" w:eastAsia="Liberation Serif"/>
-          <w:b/>
-          <w:i w:val="0"/>
-        </w:rPr>
-        <w:t>C129</w:t>
-      </w:r>
-      <w:r>
-        <w:rPr>
-          <w:rFonts w:ascii="Liberation Serif" w:hAnsi="Liberation Serif" w:eastAsia="Liberation Serif"/>
-          <w:b w:val="0"/>
-          <w:i w:val="0"/>
-        </w:rPr>
-        <w:t xml:space="preserve">), not vital records, but they align with the certificate and the copyists’ lines. The compiled yellcountyobits cemetery index (extract dated 29 January 2013), captured 30 October 2026, repeats the same two rows: </w:t>
+        <w:t xml:space="preserve">The stones are now </w:t>
+      </w:r>
+      <w:r>
+        <w:rPr>
+          <w:rFonts w:ascii="Liberation Serif" w:hAnsi="Liberation Serif" w:eastAsia="Liberation Serif"/>
+          <w:b/>
+          <w:i w:val="0"/>
+        </w:rPr>
+        <w:t>image seen</w:t>
+      </w:r>
+      <w:r>
+        <w:rPr>
+          <w:rFonts w:ascii="Liberation Serif" w:hAnsi="Liberation Serif" w:eastAsia="Liberation Serif"/>
+          <w:b w:val="0"/>
+          <w:i w:val="0"/>
+        </w:rPr>
+        <w:t xml:space="preserve">. Her marker is a homemade concrete slab, letters scratched </w:t>
+      </w:r>
+      <w:r>
+        <w:rPr>
+          <w:rFonts w:ascii="Liberation Serif" w:hAnsi="Liberation Serif" w:eastAsia="Liberation Serif"/>
+          <w:b/>
+          <w:i w:val="0"/>
+        </w:rPr>
+        <w:t>DORRA / NEWNAM</w:t>
+      </w:r>
+      <w:r>
+        <w:rPr>
+          <w:rFonts w:ascii="Liberation Serif" w:hAnsi="Liberation Serif" w:eastAsia="Liberation Serif"/>
+          <w:b w:val="0"/>
+          <w:i w:val="0"/>
+        </w:rPr>
+        <w:t xml:space="preserve">, with no dates. [C412] [S353] Compiled indexes and the Find a Grave listing title still say </w:t>
+      </w:r>
+      <w:r>
+        <w:rPr>
+          <w:rFonts w:ascii="Liberation Serif" w:hAnsi="Liberation Serif" w:eastAsia="Liberation Serif"/>
+          <w:b/>
+          <w:i w:val="0"/>
+        </w:rPr>
+        <w:t>Newman, Dora</w:t>
+      </w:r>
+      <w:r>
+        <w:rPr>
+          <w:rFonts w:ascii="Liberation Serif" w:hAnsi="Liberation Serif" w:eastAsia="Liberation Serif"/>
+          <w:b w:val="0"/>
+          <w:i w:val="0"/>
+        </w:rPr>
+        <w:t xml:space="preserve"> — a derivative normalisation, not the inscription (conflict </w:t>
+      </w:r>
+      <w:r>
+        <w:rPr>
+          <w:rFonts w:ascii="Liberation Serif" w:hAnsi="Liberation Serif" w:eastAsia="Liberation Serif"/>
+          <w:b/>
+          <w:i w:val="0"/>
+        </w:rPr>
+        <w:t>#24</w:t>
+      </w:r>
+      <w:r>
+        <w:rPr>
+          <w:rFonts w:ascii="Liberation Serif" w:hAnsi="Liberation Serif" w:eastAsia="Liberation Serif"/>
+          <w:b w:val="0"/>
+          <w:i w:val="0"/>
+        </w:rPr>
+        <w:t xml:space="preserve">). [C415] The identification with this woman is </w:t>
+      </w:r>
+      <w:r>
+        <w:rPr>
+          <w:rFonts w:ascii="Liberation Serif" w:hAnsi="Liberation Serif" w:eastAsia="Liberation Serif"/>
+          <w:b/>
+          <w:i w:val="0"/>
+        </w:rPr>
+        <w:t>probable</w:t>
+      </w:r>
+      <w:r>
+        <w:rPr>
+          <w:rFonts w:ascii="Liberation Serif" w:hAnsi="Liberation Serif" w:eastAsia="Liberation Serif"/>
+          <w:b w:val="0"/>
+          <w:i w:val="0"/>
+        </w:rPr>
+        <w:t xml:space="preserve">: maiden Newnam, Carters Chapel as the certificate burial, the only Newman memorial in that yard, and Thomas Stone 1845–1925 in the same cemetery. [C414] His granite reads </w:t>
+      </w:r>
+      <w:r>
+        <w:rPr>
+          <w:rFonts w:ascii="Liberation Serif" w:hAnsi="Liberation Serif" w:eastAsia="Liberation Serif"/>
+          <w:b/>
+          <w:i w:val="0"/>
+        </w:rPr>
+        <w:t>THOMAS STONE / 1845 — 1925</w:t>
+      </w:r>
+      <w:r>
+        <w:rPr>
+          <w:rFonts w:ascii="Liberation Serif" w:hAnsi="Liberation Serif" w:eastAsia="Liberation Serif"/>
+          <w:b w:val="0"/>
+          <w:i w:val="0"/>
+        </w:rPr>
+        <w:t xml:space="preserve">. [C413] [S354] That carved 1845 still does not settle conflict </w:t>
+      </w:r>
+      <w:r>
+        <w:rPr>
+          <w:rFonts w:ascii="Liberation Serif" w:hAnsi="Liberation Serif" w:eastAsia="Liberation Serif"/>
+          <w:b/>
+          <w:i w:val="0"/>
+        </w:rPr>
+        <w:t>#4</w:t>
+      </w:r>
+      <w:r>
+        <w:rPr>
+          <w:rFonts w:ascii="Liberation Serif" w:hAnsi="Liberation Serif" w:eastAsia="Liberation Serif"/>
+          <w:b w:val="0"/>
+          <w:i w:val="0"/>
+        </w:rPr>
+        <w:t xml:space="preserve"> against the 1920 age sixty-two. Individual memorial biographies remain Cloudflare-blocked. Cemetery id </w:t>
+      </w:r>
+      <w:r>
+        <w:rPr>
+          <w:rFonts w:ascii="Liberation Serif" w:hAnsi="Liberation Serif" w:eastAsia="Liberation Serif"/>
+          <w:b/>
+          <w:i w:val="0"/>
+        </w:rPr>
+        <w:t>53354</w:t>
+      </w:r>
+      <w:r>
+        <w:rPr>
+          <w:rFonts w:ascii="Liberation Serif" w:hAnsi="Liberation Serif" w:eastAsia="Liberation Serif"/>
+          <w:b w:val="0"/>
+          <w:i w:val="0"/>
+        </w:rPr>
+        <w:t xml:space="preserve"> is Carter Cemetery / Carter Cove; </w:t>
+      </w:r>
+      <w:r>
+        <w:rPr>
+          <w:rFonts w:ascii="Liberation Serif" w:hAnsi="Liberation Serif" w:eastAsia="Liberation Serif"/>
+          <w:b/>
+          <w:i w:val="0"/>
+        </w:rPr>
+        <w:t>53325</w:t>
+      </w:r>
+      <w:r>
+        <w:rPr>
+          <w:rFonts w:ascii="Liberation Serif" w:hAnsi="Liberation Serif" w:eastAsia="Liberation Serif"/>
+          <w:b w:val="0"/>
+          <w:i w:val="0"/>
+        </w:rPr>
+        <w:t xml:space="preserve"> is Campground Cemetery in Hector, the wrong yard. [C410] [C411] The compiled yellcountyobits rows (extract dated 29 January 2013) remain useful derivatives: </w:t>
       </w:r>
       <w:r>
         <w:rPr>
@@ -4236,7 +4300,7 @@
           <w:b w:val="0"/>
           <w:i w:val="0"/>
         </w:rPr>
-        <w:t>. [C282] [C283] [S268] [S269] No photograph of either stone is in the case file.</w:t>
+        <w:t>. [C282] [C283] [S268] [S269]</w:t>
       </w:r>
     </w:p>
     <w:p>
@@ -6033,7 +6097,7 @@
           <w:b w:val="0"/>
           <w:i w:val="0"/>
         </w:rPr>
-        <w:t xml:space="preserve">The original 1885 marriage image; Samuel’s death; the 1925 Arkansas death certificate of T. A. Stone; the Stone × Newnam license; Carter Cove photographs; the </w:t>
+        <w:t xml:space="preserve">The original 1885 marriage image; Samuel’s death; the 1925 Arkansas death certificate of T. A. Stone; the Stone × Newnam license; the </w:t>
       </w:r>
       <w:r>
         <w:rPr>
@@ -6049,7 +6113,39 @@
           <w:b w:val="0"/>
           <w:i w:val="0"/>
         </w:rPr>
-        <w:t>.</w:t>
+        <w:t xml:space="preserve">. Carter Cove stones are now </w:t>
+      </w:r>
+      <w:r>
+        <w:rPr>
+          <w:rFonts w:ascii="Liberation Serif" w:hAnsi="Liberation Serif" w:eastAsia="Liberation Serif"/>
+          <w:b/>
+          <w:i w:val="0"/>
+        </w:rPr>
+        <w:t>image seen</w:t>
+      </w:r>
+      <w:r>
+        <w:rPr>
+          <w:rFonts w:ascii="Liberation Serif" w:hAnsi="Liberation Serif" w:eastAsia="Liberation Serif"/>
+          <w:b w:val="0"/>
+          <w:i w:val="0"/>
+        </w:rPr>
+        <w:t xml:space="preserve"> (</w:t>
+      </w:r>
+      <w:r>
+        <w:rPr>
+          <w:rFonts w:ascii="Liberation Serif" w:hAnsi="Liberation Serif" w:eastAsia="Liberation Serif"/>
+          <w:b/>
+          <w:i w:val="0"/>
+        </w:rPr>
+        <w:t>C412 C413</w:t>
+      </w:r>
+      <w:r>
+        <w:rPr>
+          <w:rFonts w:ascii="Liberation Serif" w:hAnsi="Liberation Serif" w:eastAsia="Liberation Serif"/>
+          <w:b w:val="0"/>
+          <w:i w:val="0"/>
+        </w:rPr>
+        <w:t>).</w:t>
       </w:r>
     </w:p>
     <w:p>
@@ -6424,15 +6520,47 @@
           <w:b/>
           <w:i w:val="0"/>
         </w:rPr>
-        <w:t>B045 / B047:</w:t>
-      </w:r>
-      <w:r>
-        <w:rPr>
-          <w:rFonts w:ascii="Liberation Serif" w:hAnsi="Liberation Serif" w:eastAsia="Liberation Serif"/>
-          <w:b w:val="0"/>
-          <w:i w:val="0"/>
-        </w:rPr>
-        <w:t xml:space="preserve"> Samuel P. probate film and M1509 draft cards unread.</w:t>
+        <w:t>B045 blocked:</w:t>
+      </w:r>
+      <w:r>
+        <w:rPr>
+          <w:rFonts w:ascii="Liberation Serif" w:hAnsi="Liberation Serif" w:eastAsia="Liberation Serif"/>
+          <w:b w:val="0"/>
+          <w:i w:val="0"/>
+        </w:rPr>
+        <w:t xml:space="preserve"> Samuel P. probate film still unread. Catalog + </w:t>
+      </w:r>
+      <w:r>
+        <w:rPr>
+          <w:rFonts w:ascii="Liberation Serif" w:hAnsi="Liberation Serif" w:eastAsia="Liberation Serif"/>
+          <w:b/>
+          <w:i w:val="0"/>
+        </w:rPr>
+        <w:t>R012</w:t>
+      </w:r>
+      <w:r>
+        <w:rPr>
+          <w:rFonts w:ascii="Liberation Serif" w:hAnsi="Liberation Serif" w:eastAsia="Liberation Serif"/>
+          <w:b w:val="0"/>
+          <w:i w:val="0"/>
+        </w:rPr>
+        <w:t xml:space="preserve"> retrieval path filed (</w:t>
+      </w:r>
+      <w:r>
+        <w:rPr>
+          <w:rFonts w:ascii="Liberation Serif" w:hAnsi="Liberation Serif" w:eastAsia="Liberation Serif"/>
+          <w:b/>
+          <w:i w:val="0"/>
+        </w:rPr>
+        <w:t>C417–C424</w:t>
+      </w:r>
+      <w:r>
+        <w:rPr>
+          <w:rFonts w:ascii="Liberation Serif" w:hAnsi="Liberation Serif" w:eastAsia="Liberation Serif"/>
+          <w:b w:val="0"/>
+          <w:i w:val="0"/>
+        </w:rPr>
+        <w:t>).</w:t>
       </w:r>
     </w:p>
     <w:p>
@@ -6445,304 +6573,15 @@
           <w:b/>
           <w:i w:val="0"/>
         </w:rPr>
-        <w:t>FAN residual:</w:t>
-      </w:r>
-      <w:r>
-        <w:rPr>
-          <w:rFonts w:ascii="Liberation Serif" w:hAnsi="Liberation Serif" w:eastAsia="Liberation Serif"/>
-          <w:b w:val="0"/>
-          <w:i w:val="0"/>
-        </w:rPr>
-        <w:t xml:space="preserve"> B057 </w:t>
-      </w:r>
-      <w:r>
-        <w:rPr>
-          <w:rFonts w:ascii="Liberation Serif" w:hAnsi="Liberation Serif" w:eastAsia="Liberation Serif"/>
-          <w:b/>
-          <w:i w:val="0"/>
-        </w:rPr>
-        <w:t>done</w:t>
-      </w:r>
-      <w:r>
-        <w:rPr>
-          <w:rFonts w:ascii="Liberation Serif" w:hAnsi="Liberation Serif" w:eastAsia="Liberation Serif"/>
-          <w:b w:val="0"/>
-          <w:i w:val="0"/>
-        </w:rPr>
-        <w:t xml:space="preserve"> for the remote stone/index pass (</w:t>
-      </w:r>
-      <w:r>
-        <w:rPr>
-          <w:rFonts w:ascii="Liberation Serif" w:hAnsi="Liberation Serif" w:eastAsia="Liberation Serif"/>
-          <w:b/>
-          <w:i w:val="0"/>
-        </w:rPr>
-        <w:t>C383–C398</w:t>
-      </w:r>
-      <w:r>
-        <w:rPr>
-          <w:rFonts w:ascii="Liberation Serif" w:hAnsi="Liberation Serif" w:eastAsia="Liberation Serif"/>
-          <w:b w:val="0"/>
-          <w:i w:val="0"/>
-        </w:rPr>
-        <w:t xml:space="preserve">). Vincent Newman Family Cemetery located; Edward stone </w:t>
-      </w:r>
-      <w:r>
-        <w:rPr>
-          <w:rFonts w:ascii="Liberation Serif" w:hAnsi="Liberation Serif" w:eastAsia="Liberation Serif"/>
-          <w:b/>
-          <w:i w:val="0"/>
-        </w:rPr>
-        <w:t>image seen</w:t>
-      </w:r>
-      <w:r>
-        <w:rPr>
-          <w:rFonts w:ascii="Liberation Serif" w:hAnsi="Liberation Serif" w:eastAsia="Liberation Serif"/>
-          <w:b w:val="0"/>
-          <w:i w:val="0"/>
-        </w:rPr>
-        <w:t xml:space="preserve">; Madison 1936 ages </w:t>
-      </w:r>
-      <w:r>
-        <w:rPr>
-          <w:rFonts w:ascii="Liberation Serif" w:hAnsi="Liberation Serif" w:eastAsia="Liberation Serif"/>
-          <w:b/>
-          <w:i w:val="0"/>
-        </w:rPr>
-        <w:t>017</w:t>
-      </w:r>
-      <w:r>
-        <w:rPr>
-          <w:rFonts w:ascii="Liberation Serif" w:hAnsi="Liberation Serif" w:eastAsia="Liberation Serif"/>
-          <w:b w:val="0"/>
-          <w:i w:val="0"/>
-        </w:rPr>
-        <w:t xml:space="preserve">. Still unread: Madison/Lee DC </w:t>
-      </w:r>
-      <w:r>
-        <w:rPr>
-          <w:rFonts w:ascii="Liberation Serif" w:hAnsi="Liberation Serif" w:eastAsia="Liberation Serif"/>
-          <w:b/>
-          <w:i w:val="0"/>
-        </w:rPr>
-        <w:t>images</w:t>
-      </w:r>
-      <w:r>
-        <w:rPr>
-          <w:rFonts w:ascii="Liberation Serif" w:hAnsi="Liberation Serif" w:eastAsia="Liberation Serif"/>
-          <w:b w:val="0"/>
-          <w:i w:val="0"/>
-        </w:rPr>
-        <w:t xml:space="preserve">, Owsley 1920 book, Smith 1843–1929 marriages; Callie/Dorothy/Everett FAG </w:t>
-      </w:r>
-      <w:r>
-        <w:rPr>
-          <w:rFonts w:ascii="Liberation Serif" w:hAnsi="Liberation Serif" w:eastAsia="Liberation Serif"/>
-          <w:b/>
-          <w:i w:val="0"/>
-        </w:rPr>
-        <w:t>no photos</w:t>
-      </w:r>
-      <w:r>
-        <w:rPr>
-          <w:rFonts w:ascii="Liberation Serif" w:hAnsi="Liberation Serif" w:eastAsia="Liberation Serif"/>
-          <w:b w:val="0"/>
-          <w:i w:val="0"/>
-        </w:rPr>
-        <w:t xml:space="preserve">. Grant=Frank and John of Owsley still </w:t>
-      </w:r>
-      <w:r>
-        <w:rPr>
-          <w:rFonts w:ascii="Liberation Serif" w:hAnsi="Liberation Serif" w:eastAsia="Liberation Serif"/>
-          <w:b/>
-          <w:i w:val="0"/>
-        </w:rPr>
-        <w:t>POSSIBLE</w:t>
-      </w:r>
-      <w:r>
-        <w:rPr>
-          <w:rFonts w:ascii="Liberation Serif" w:hAnsi="Liberation Serif" w:eastAsia="Liberation Serif"/>
-          <w:b w:val="0"/>
-          <w:i w:val="0"/>
-        </w:rPr>
-        <w:t xml:space="preserve">. </w:t>
-      </w:r>
-      <w:r>
-        <w:rPr>
-          <w:rFonts w:ascii="Liberation Serif" w:hAnsi="Liberation Serif" w:eastAsia="Liberation Serif"/>
-          <w:b/>
-          <w:i w:val="0"/>
-        </w:rPr>
-        <w:t>B054</w:t>
-      </w:r>
-      <w:r>
-        <w:rPr>
-          <w:rFonts w:ascii="Liberation Serif" w:hAnsi="Liberation Serif" w:eastAsia="Liberation Serif"/>
-          <w:b w:val="0"/>
-          <w:i w:val="0"/>
-        </w:rPr>
-        <w:t xml:space="preserve"> Carter Cove stones are </w:t>
-      </w:r>
-      <w:r>
-        <w:rPr>
-          <w:rFonts w:ascii="Liberation Serif" w:hAnsi="Liberation Serif" w:eastAsia="Liberation Serif"/>
-          <w:b/>
-          <w:i w:val="0"/>
-        </w:rPr>
-        <w:t>in_progress</w:t>
-      </w:r>
-      <w:r>
-        <w:rPr>
-          <w:rFonts w:ascii="Liberation Serif" w:hAnsi="Liberation Serif" w:eastAsia="Liberation Serif"/>
-          <w:b w:val="0"/>
-          <w:i w:val="0"/>
-        </w:rPr>
-        <w:t xml:space="preserve"> (</w:t>
-      </w:r>
-      <w:r>
-        <w:rPr>
-          <w:rFonts w:ascii="Liberation Mono" w:hAnsi="Liberation Mono" w:eastAsia="Liberation Mono"/>
-          <w:b w:val="0"/>
-          <w:i w:val="0"/>
-          <w:sz w:val="18"/>
-        </w:rPr>
-        <w:t>bc-20e39036</w:t>
-      </w:r>
-      <w:r>
-        <w:rPr>
-          <w:rFonts w:ascii="Liberation Serif" w:hAnsi="Liberation Serif" w:eastAsia="Liberation Serif"/>
-          <w:b w:val="0"/>
-          <w:i w:val="0"/>
-        </w:rPr>
-        <w:t xml:space="preserve">) — do not retake. Luther Riverview stones / DC images unread. </w:t>
-      </w:r>
-      <w:r>
-        <w:rPr>
-          <w:rFonts w:ascii="Liberation Serif" w:hAnsi="Liberation Serif" w:eastAsia="Liberation Serif"/>
-          <w:b/>
-          <w:i w:val="0"/>
-        </w:rPr>
-        <w:t>B051</w:t>
-      </w:r>
-      <w:r>
-        <w:rPr>
-          <w:rFonts w:ascii="Liberation Serif" w:hAnsi="Liberation Serif" w:eastAsia="Liberation Serif"/>
-          <w:b w:val="0"/>
-          <w:i w:val="0"/>
-        </w:rPr>
-        <w:t xml:space="preserve"> Luther death </w:t>
-      </w:r>
-      <w:r>
-        <w:rPr>
-          <w:rFonts w:ascii="Liberation Serif" w:hAnsi="Liberation Serif" w:eastAsia="Liberation Serif"/>
-          <w:b/>
-          <w:i w:val="0"/>
-        </w:rPr>
-        <w:t>done</w:t>
-      </w:r>
-      <w:r>
-        <w:rPr>
-          <w:rFonts w:ascii="Liberation Serif" w:hAnsi="Liberation Serif" w:eastAsia="Liberation Serif"/>
-          <w:b w:val="0"/>
-          <w:i w:val="0"/>
-        </w:rPr>
-        <w:t xml:space="preserve"> (</w:t>
-      </w:r>
-      <w:r>
-        <w:rPr>
-          <w:rFonts w:ascii="Liberation Serif" w:hAnsi="Liberation Serif" w:eastAsia="Liberation Serif"/>
-          <w:b/>
-          <w:i w:val="0"/>
-        </w:rPr>
-        <w:t>C375–C382</w:t>
-      </w:r>
-      <w:r>
-        <w:rPr>
-          <w:rFonts w:ascii="Liberation Serif" w:hAnsi="Liberation Serif" w:eastAsia="Liberation Serif"/>
-          <w:b w:val="0"/>
-          <w:i w:val="0"/>
-        </w:rPr>
-        <w:t xml:space="preserve">). </w:t>
-      </w:r>
-      <w:r>
-        <w:rPr>
-          <w:rFonts w:ascii="Liberation Serif" w:hAnsi="Liberation Serif" w:eastAsia="Liberation Serif"/>
-          <w:b/>
-          <w:i w:val="0"/>
-        </w:rPr>
-        <w:t>B052</w:t>
-      </w:r>
-      <w:r>
-        <w:rPr>
-          <w:rFonts w:ascii="Liberation Serif" w:hAnsi="Liberation Serif" w:eastAsia="Liberation Serif"/>
-          <w:b w:val="0"/>
-          <w:i w:val="0"/>
-        </w:rPr>
-        <w:t xml:space="preserve"> Shelby × Grace </w:t>
-      </w:r>
-      <w:r>
-        <w:rPr>
-          <w:rFonts w:ascii="Liberation Serif" w:hAnsi="Liberation Serif" w:eastAsia="Liberation Serif"/>
-          <w:b/>
-          <w:i w:val="0"/>
-        </w:rPr>
-        <w:t>done</w:t>
-      </w:r>
-      <w:r>
-        <w:rPr>
-          <w:rFonts w:ascii="Liberation Serif" w:hAnsi="Liberation Serif" w:eastAsia="Liberation Serif"/>
-          <w:b w:val="0"/>
-          <w:i w:val="0"/>
-        </w:rPr>
-        <w:t xml:space="preserve">. </w:t>
-      </w:r>
-      <w:r>
-        <w:rPr>
-          <w:rFonts w:ascii="Liberation Serif" w:hAnsi="Liberation Serif" w:eastAsia="Liberation Serif"/>
-          <w:b/>
-          <w:i w:val="0"/>
-        </w:rPr>
-        <w:t>B053</w:t>
-      </w:r>
-      <w:r>
-        <w:rPr>
-          <w:rFonts w:ascii="Liberation Serif" w:hAnsi="Liberation Serif" w:eastAsia="Liberation Serif"/>
-          <w:b w:val="0"/>
-          <w:i w:val="0"/>
-        </w:rPr>
-        <w:t xml:space="preserve"> Everett FAN </w:t>
-      </w:r>
-      <w:r>
-        <w:rPr>
-          <w:rFonts w:ascii="Liberation Serif" w:hAnsi="Liberation Serif" w:eastAsia="Liberation Serif"/>
-          <w:b/>
-          <w:i w:val="0"/>
-        </w:rPr>
-        <w:t>done</w:t>
-      </w:r>
-      <w:r>
-        <w:rPr>
-          <w:rFonts w:ascii="Liberation Serif" w:hAnsi="Liberation Serif" w:eastAsia="Liberation Serif"/>
-          <w:b w:val="0"/>
-          <w:i w:val="0"/>
-        </w:rPr>
-        <w:t xml:space="preserve"> (</w:t>
-      </w:r>
-      <w:r>
-        <w:rPr>
-          <w:rFonts w:ascii="Liberation Serif" w:hAnsi="Liberation Serif" w:eastAsia="Liberation Serif"/>
-          <w:b/>
-          <w:i w:val="0"/>
-        </w:rPr>
-        <w:t>C349–C365</w:t>
-      </w:r>
-      <w:r>
-        <w:rPr>
-          <w:rFonts w:ascii="Liberation Serif" w:hAnsi="Liberation Serif" w:eastAsia="Liberation Serif"/>
-          <w:b w:val="0"/>
-          <w:i w:val="0"/>
-        </w:rPr>
-        <w:t>).</w:t>
+        <w:t>B047:</w:t>
+      </w:r>
+      <w:r>
+        <w:rPr>
+          <w:rFonts w:ascii="Liberation Serif" w:hAnsi="Liberation Serif" w:eastAsia="Liberation Serif"/>
+          <w:b w:val="0"/>
+          <w:i w:val="0"/>
+        </w:rPr>
+        <w:t xml:space="preserve"> M1509 draft cards unread.</w:t>
       </w:r>
     </w:p>
     <w:p>
@@ -6752,26 +6591,306 @@
       <w:r>
         <w:rPr>
           <w:rFonts w:ascii="Liberation Serif" w:hAnsi="Liberation Serif" w:eastAsia="Liberation Serif"/>
-          <w:b w:val="0"/>
-          <w:i w:val="0"/>
-        </w:rPr>
-        <w:t xml:space="preserve">Greene 37–43 Stone sweep is </w:t>
-      </w:r>
-      <w:r>
-        <w:rPr>
-          <w:rFonts w:ascii="Liberation Serif" w:hAnsi="Liberation Serif" w:eastAsia="Liberation Serif"/>
-          <w:b/>
-          <w:i w:val="0"/>
-        </w:rPr>
-        <w:t>closed</w:t>
-      </w:r>
-      <w:r>
-        <w:rPr>
-          <w:rFonts w:ascii="Liberation Serif" w:hAnsi="Liberation Serif" w:eastAsia="Liberation Serif"/>
-          <w:b w:val="0"/>
-          <w:i w:val="0"/>
-        </w:rPr>
-        <w:t>. Do not reopen Peebles as a third marriage without a license. Do not print 1868 or 24 February 1906 as facts.</w:t>
+          <w:b/>
+          <w:i w:val="0"/>
+        </w:rPr>
+        <w:t>FAN residual:</w:t>
+      </w:r>
+      <w:r>
+        <w:rPr>
+          <w:rFonts w:ascii="Liberation Serif" w:hAnsi="Liberation Serif" w:eastAsia="Liberation Serif"/>
+          <w:b w:val="0"/>
+          <w:i w:val="0"/>
+        </w:rPr>
+        <w:t xml:space="preserve"> B057 </w:t>
+      </w:r>
+      <w:r>
+        <w:rPr>
+          <w:rFonts w:ascii="Liberation Serif" w:hAnsi="Liberation Serif" w:eastAsia="Liberation Serif"/>
+          <w:b/>
+          <w:i w:val="0"/>
+        </w:rPr>
+        <w:t>done</w:t>
+      </w:r>
+      <w:r>
+        <w:rPr>
+          <w:rFonts w:ascii="Liberation Serif" w:hAnsi="Liberation Serif" w:eastAsia="Liberation Serif"/>
+          <w:b w:val="0"/>
+          <w:i w:val="0"/>
+        </w:rPr>
+        <w:t xml:space="preserve"> for the remote stone/index pass (</w:t>
+      </w:r>
+      <w:r>
+        <w:rPr>
+          <w:rFonts w:ascii="Liberation Serif" w:hAnsi="Liberation Serif" w:eastAsia="Liberation Serif"/>
+          <w:b/>
+          <w:i w:val="0"/>
+        </w:rPr>
+        <w:t>C383–C398</w:t>
+      </w:r>
+      <w:r>
+        <w:rPr>
+          <w:rFonts w:ascii="Liberation Serif" w:hAnsi="Liberation Serif" w:eastAsia="Liberation Serif"/>
+          <w:b w:val="0"/>
+          <w:i w:val="0"/>
+        </w:rPr>
+        <w:t xml:space="preserve">). Vincent Newman Family Cemetery located; Edward stone </w:t>
+      </w:r>
+      <w:r>
+        <w:rPr>
+          <w:rFonts w:ascii="Liberation Serif" w:hAnsi="Liberation Serif" w:eastAsia="Liberation Serif"/>
+          <w:b/>
+          <w:i w:val="0"/>
+        </w:rPr>
+        <w:t>image seen</w:t>
+      </w:r>
+      <w:r>
+        <w:rPr>
+          <w:rFonts w:ascii="Liberation Serif" w:hAnsi="Liberation Serif" w:eastAsia="Liberation Serif"/>
+          <w:b w:val="0"/>
+          <w:i w:val="0"/>
+        </w:rPr>
+        <w:t xml:space="preserve">; Madison 1936 ages </w:t>
+      </w:r>
+      <w:r>
+        <w:rPr>
+          <w:rFonts w:ascii="Liberation Serif" w:hAnsi="Liberation Serif" w:eastAsia="Liberation Serif"/>
+          <w:b/>
+          <w:i w:val="0"/>
+        </w:rPr>
+        <w:t>017</w:t>
+      </w:r>
+      <w:r>
+        <w:rPr>
+          <w:rFonts w:ascii="Liberation Serif" w:hAnsi="Liberation Serif" w:eastAsia="Liberation Serif"/>
+          <w:b w:val="0"/>
+          <w:i w:val="0"/>
+        </w:rPr>
+        <w:t xml:space="preserve">. Still unread: Madison/Lee DC </w:t>
+      </w:r>
+      <w:r>
+        <w:rPr>
+          <w:rFonts w:ascii="Liberation Serif" w:hAnsi="Liberation Serif" w:eastAsia="Liberation Serif"/>
+          <w:b/>
+          <w:i w:val="0"/>
+        </w:rPr>
+        <w:t>images</w:t>
+      </w:r>
+      <w:r>
+        <w:rPr>
+          <w:rFonts w:ascii="Liberation Serif" w:hAnsi="Liberation Serif" w:eastAsia="Liberation Serif"/>
+          <w:b w:val="0"/>
+          <w:i w:val="0"/>
+        </w:rPr>
+        <w:t xml:space="preserve">, Owsley 1920 book, Smith 1843–1929 marriages; Callie/Dorothy/Everett FAG </w:t>
+      </w:r>
+      <w:r>
+        <w:rPr>
+          <w:rFonts w:ascii="Liberation Serif" w:hAnsi="Liberation Serif" w:eastAsia="Liberation Serif"/>
+          <w:b/>
+          <w:i w:val="0"/>
+        </w:rPr>
+        <w:t>no photos</w:t>
+      </w:r>
+      <w:r>
+        <w:rPr>
+          <w:rFonts w:ascii="Liberation Serif" w:hAnsi="Liberation Serif" w:eastAsia="Liberation Serif"/>
+          <w:b w:val="0"/>
+          <w:i w:val="0"/>
+        </w:rPr>
+        <w:t xml:space="preserve">. Grant=Frank and John of Owsley still </w:t>
+      </w:r>
+      <w:r>
+        <w:rPr>
+          <w:rFonts w:ascii="Liberation Serif" w:hAnsi="Liberation Serif" w:eastAsia="Liberation Serif"/>
+          <w:b/>
+          <w:i w:val="0"/>
+        </w:rPr>
+        <w:t>POSSIBLE</w:t>
+      </w:r>
+      <w:r>
+        <w:rPr>
+          <w:rFonts w:ascii="Liberation Serif" w:hAnsi="Liberation Serif" w:eastAsia="Liberation Serif"/>
+          <w:b w:val="0"/>
+          <w:i w:val="0"/>
+        </w:rPr>
+        <w:t xml:space="preserve">. </w:t>
+      </w:r>
+      <w:r>
+        <w:rPr>
+          <w:rFonts w:ascii="Liberation Serif" w:hAnsi="Liberation Serif" w:eastAsia="Liberation Serif"/>
+          <w:b/>
+          <w:i w:val="0"/>
+        </w:rPr>
+        <w:t>B054 done</w:t>
+      </w:r>
+      <w:r>
+        <w:rPr>
+          <w:rFonts w:ascii="Liberation Serif" w:hAnsi="Liberation Serif" w:eastAsia="Liberation Serif"/>
+          <w:b w:val="0"/>
+          <w:i w:val="0"/>
+        </w:rPr>
+        <w:t xml:space="preserve"> — Carter Cove stones </w:t>
+      </w:r>
+      <w:r>
+        <w:rPr>
+          <w:rFonts w:ascii="Liberation Serif" w:hAnsi="Liberation Serif" w:eastAsia="Liberation Serif"/>
+          <w:b/>
+          <w:i w:val="0"/>
+        </w:rPr>
+        <w:t>image seen</w:t>
+      </w:r>
+      <w:r>
+        <w:rPr>
+          <w:rFonts w:ascii="Liberation Serif" w:hAnsi="Liberation Serif" w:eastAsia="Liberation Serif"/>
+          <w:b w:val="0"/>
+          <w:i w:val="0"/>
+        </w:rPr>
+        <w:t xml:space="preserve"> (</w:t>
+      </w:r>
+      <w:r>
+        <w:rPr>
+          <w:rFonts w:ascii="Liberation Serif" w:hAnsi="Liberation Serif" w:eastAsia="Liberation Serif"/>
+          <w:b/>
+          <w:i w:val="0"/>
+        </w:rPr>
+        <w:t>C410–C416</w:t>
+      </w:r>
+      <w:r>
+        <w:rPr>
+          <w:rFonts w:ascii="Liberation Serif" w:hAnsi="Liberation Serif" w:eastAsia="Liberation Serif"/>
+          <w:b w:val="0"/>
+          <w:i w:val="0"/>
+        </w:rPr>
+        <w:t xml:space="preserve">). Luther Riverview stones / DC images unread. </w:t>
+      </w:r>
+      <w:r>
+        <w:rPr>
+          <w:rFonts w:ascii="Liberation Serif" w:hAnsi="Liberation Serif" w:eastAsia="Liberation Serif"/>
+          <w:b/>
+          <w:i w:val="0"/>
+        </w:rPr>
+        <w:t>B051</w:t>
+      </w:r>
+      <w:r>
+        <w:rPr>
+          <w:rFonts w:ascii="Liberation Serif" w:hAnsi="Liberation Serif" w:eastAsia="Liberation Serif"/>
+          <w:b w:val="0"/>
+          <w:i w:val="0"/>
+        </w:rPr>
+        <w:t xml:space="preserve"> Luther death </w:t>
+      </w:r>
+      <w:r>
+        <w:rPr>
+          <w:rFonts w:ascii="Liberation Serif" w:hAnsi="Liberation Serif" w:eastAsia="Liberation Serif"/>
+          <w:b/>
+          <w:i w:val="0"/>
+        </w:rPr>
+        <w:t>done</w:t>
+      </w:r>
+      <w:r>
+        <w:rPr>
+          <w:rFonts w:ascii="Liberation Serif" w:hAnsi="Liberation Serif" w:eastAsia="Liberation Serif"/>
+          <w:b w:val="0"/>
+          <w:i w:val="0"/>
+        </w:rPr>
+        <w:t xml:space="preserve"> (</w:t>
+      </w:r>
+      <w:r>
+        <w:rPr>
+          <w:rFonts w:ascii="Liberation Serif" w:hAnsi="Liberation Serif" w:eastAsia="Liberation Serif"/>
+          <w:b/>
+          <w:i w:val="0"/>
+        </w:rPr>
+        <w:t>C375–C382</w:t>
+      </w:r>
+      <w:r>
+        <w:rPr>
+          <w:rFonts w:ascii="Liberation Serif" w:hAnsi="Liberation Serif" w:eastAsia="Liberation Serif"/>
+          <w:b w:val="0"/>
+          <w:i w:val="0"/>
+        </w:rPr>
+        <w:t xml:space="preserve">). </w:t>
+      </w:r>
+      <w:r>
+        <w:rPr>
+          <w:rFonts w:ascii="Liberation Serif" w:hAnsi="Liberation Serif" w:eastAsia="Liberation Serif"/>
+          <w:b/>
+          <w:i w:val="0"/>
+        </w:rPr>
+        <w:t>B052</w:t>
+      </w:r>
+      <w:r>
+        <w:rPr>
+          <w:rFonts w:ascii="Liberation Serif" w:hAnsi="Liberation Serif" w:eastAsia="Liberation Serif"/>
+          <w:b w:val="0"/>
+          <w:i w:val="0"/>
+        </w:rPr>
+        <w:t xml:space="preserve"> Shelby × Grace </w:t>
+      </w:r>
+      <w:r>
+        <w:rPr>
+          <w:rFonts w:ascii="Liberation Serif" w:hAnsi="Liberation Serif" w:eastAsia="Liberation Serif"/>
+          <w:b/>
+          <w:i w:val="0"/>
+        </w:rPr>
+        <w:t>done</w:t>
+      </w:r>
+      <w:r>
+        <w:rPr>
+          <w:rFonts w:ascii="Liberation Serif" w:hAnsi="Liberation Serif" w:eastAsia="Liberation Serif"/>
+          <w:b w:val="0"/>
+          <w:i w:val="0"/>
+        </w:rPr>
+        <w:t xml:space="preserve">. </w:t>
+      </w:r>
+      <w:r>
+        <w:rPr>
+          <w:rFonts w:ascii="Liberation Serif" w:hAnsi="Liberation Serif" w:eastAsia="Liberation Serif"/>
+          <w:b/>
+          <w:i w:val="0"/>
+        </w:rPr>
+        <w:t>B053</w:t>
+      </w:r>
+      <w:r>
+        <w:rPr>
+          <w:rFonts w:ascii="Liberation Serif" w:hAnsi="Liberation Serif" w:eastAsia="Liberation Serif"/>
+          <w:b w:val="0"/>
+          <w:i w:val="0"/>
+        </w:rPr>
+        <w:t xml:space="preserve"> Everett FAN </w:t>
+      </w:r>
+      <w:r>
+        <w:rPr>
+          <w:rFonts w:ascii="Liberation Serif" w:hAnsi="Liberation Serif" w:eastAsia="Liberation Serif"/>
+          <w:b/>
+          <w:i w:val="0"/>
+        </w:rPr>
+        <w:t>done</w:t>
+      </w:r>
+      <w:r>
+        <w:rPr>
+          <w:rFonts w:ascii="Liberation Serif" w:hAnsi="Liberation Serif" w:eastAsia="Liberation Serif"/>
+          <w:b w:val="0"/>
+          <w:i w:val="0"/>
+        </w:rPr>
+        <w:t xml:space="preserve"> (</w:t>
+      </w:r>
+      <w:r>
+        <w:rPr>
+          <w:rFonts w:ascii="Liberation Serif" w:hAnsi="Liberation Serif" w:eastAsia="Liberation Serif"/>
+          <w:b/>
+          <w:i w:val="0"/>
+        </w:rPr>
+        <w:t>C349–C365</w:t>
+      </w:r>
+      <w:r>
+        <w:rPr>
+          <w:rFonts w:ascii="Liberation Serif" w:hAnsi="Liberation Serif" w:eastAsia="Liberation Serif"/>
+          <w:b w:val="0"/>
+          <w:i w:val="0"/>
+        </w:rPr>
+        <w:t>).</w:t>
       </w:r>
     </w:p>
     <w:p>
@@ -6781,55 +6900,84 @@
       <w:r>
         <w:rPr>
           <w:rFonts w:ascii="Liberation Serif" w:hAnsi="Liberation Serif" w:eastAsia="Liberation Serif"/>
-          <w:b/>
-          <w:i w:val="0"/>
-        </w:rPr>
-        <w:t>Master Word document:</w:t>
-      </w:r>
-      <w:r>
-        <w:rPr>
-          <w:rFonts w:ascii="Liberation Serif" w:hAnsi="Liberation Serif" w:eastAsia="Liberation Serif"/>
-          <w:b w:val="0"/>
-          <w:i w:val="0"/>
-        </w:rPr>
-        <w:t xml:space="preserve"> </w:t>
-      </w:r>
-      <w:r>
-        <w:rPr>
-          <w:rFonts w:ascii="Liberation Mono" w:hAnsi="Liberation Mono" w:eastAsia="Liberation Mono"/>
-          <w:b w:val="0"/>
-          <w:i w:val="0"/>
-          <w:sz w:val="18"/>
-        </w:rPr>
-        <w:t>research/dora-ella-newnam/book/Dora-Ella-Newnam-Stone-A-Life.docx</w:t>
-      </w:r>
-      <w:r>
-        <w:rPr>
-          <w:rFonts w:ascii="Liberation Serif" w:hAnsi="Liberation Serif" w:eastAsia="Liberation Serif"/>
-          <w:b w:val="0"/>
-          <w:i w:val="0"/>
-        </w:rPr>
-        <w:t xml:space="preserve"> (working copy </w:t>
-      </w:r>
-      <w:r>
-        <w:rPr>
-          <w:rFonts w:ascii="Liberation Mono" w:hAnsi="Liberation Mono" w:eastAsia="Liberation Mono"/>
-          <w:b w:val="0"/>
-          <w:i w:val="0"/>
-          <w:sz w:val="18"/>
-        </w:rPr>
-        <w:t>sources/authored/Dora-Ella-Newnam-Stone-A-Life-latest.docx</w:t>
-      </w:r>
-      <w:r>
-        <w:rPr>
-          <w:rFonts w:ascii="Liberation Serif" w:hAnsi="Liberation Serif" w:eastAsia="Liberation Serif"/>
-          <w:b w:val="0"/>
-          <w:i w:val="0"/>
-        </w:rPr>
-        <w:t>). Rebuilt this pass. Pope Roll 5 is still unread.</w:t>
+          <w:b w:val="0"/>
+          <w:i w:val="0"/>
+        </w:rPr>
+        <w:t xml:space="preserve">Greene 37–43 Stone sweep is </w:t>
+      </w:r>
+      <w:r>
+        <w:rPr>
+          <w:rFonts w:ascii="Liberation Serif" w:hAnsi="Liberation Serif" w:eastAsia="Liberation Serif"/>
+          <w:b/>
+          <w:i w:val="0"/>
+        </w:rPr>
+        <w:t>closed</w:t>
+      </w:r>
+      <w:r>
+        <w:rPr>
+          <w:rFonts w:ascii="Liberation Serif" w:hAnsi="Liberation Serif" w:eastAsia="Liberation Serif"/>
+          <w:b w:val="0"/>
+          <w:i w:val="0"/>
+        </w:rPr>
+        <w:t>. Do not reopen Peebles as a third marriage without a license. Do not print 1868 or 24 February 1906 as facts.</w:t>
       </w:r>
     </w:p>
     <w:p>
+      <w:pPr>
+        <w:pStyle w:val="ListBullet"/>
+      </w:pPr>
+      <w:r>
+        <w:rPr>
+          <w:rFonts w:ascii="Liberation Serif" w:hAnsi="Liberation Serif" w:eastAsia="Liberation Serif"/>
+          <w:b/>
+          <w:i w:val="0"/>
+        </w:rPr>
+        <w:t>Master Word document:</w:t>
+      </w:r>
+      <w:r>
+        <w:rPr>
+          <w:rFonts w:ascii="Liberation Serif" w:hAnsi="Liberation Serif" w:eastAsia="Liberation Serif"/>
+          <w:b w:val="0"/>
+          <w:i w:val="0"/>
+        </w:rPr>
+        <w:t xml:space="preserve"> </w:t>
+      </w:r>
+      <w:r>
+        <w:rPr>
+          <w:rFonts w:ascii="Liberation Mono" w:hAnsi="Liberation Mono" w:eastAsia="Liberation Mono"/>
+          <w:b w:val="0"/>
+          <w:i w:val="0"/>
+          <w:sz w:val="18"/>
+        </w:rPr>
+        <w:t>research/dora-ella-newnam/book/Dora-Ella-Newnam-Stone-A-Life.docx</w:t>
+      </w:r>
+      <w:r>
+        <w:rPr>
+          <w:rFonts w:ascii="Liberation Serif" w:hAnsi="Liberation Serif" w:eastAsia="Liberation Serif"/>
+          <w:b w:val="0"/>
+          <w:i w:val="0"/>
+        </w:rPr>
+        <w:t xml:space="preserve"> (working copy </w:t>
+      </w:r>
+      <w:r>
+        <w:rPr>
+          <w:rFonts w:ascii="Liberation Mono" w:hAnsi="Liberation Mono" w:eastAsia="Liberation Mono"/>
+          <w:b w:val="0"/>
+          <w:i w:val="0"/>
+          <w:sz w:val="18"/>
+        </w:rPr>
+        <w:t>sources/authored/Dora-Ella-Newnam-Stone-A-Life-latest.docx</w:t>
+      </w:r>
+      <w:r>
+        <w:rPr>
+          <w:rFonts w:ascii="Liberation Serif" w:hAnsi="Liberation Serif" w:eastAsia="Liberation Serif"/>
+          <w:b w:val="0"/>
+          <w:i w:val="0"/>
+        </w:rPr>
+        <w:t>). Rebuilt this pass. Pope Roll 5 is still unread.</w:t>
+      </w:r>
+    </w:p>
+    <w:p>
       <w:r>
         <w:rPr>
           <w:rFonts w:ascii="Liberation Serif" w:hAnsi="Liberation Serif" w:eastAsia="Liberation Serif"/>
@@ -6844,48 +6992,15 @@
           <w:b/>
           <w:i w:val="0"/>
         </w:rPr>
-        <w:t>B045</w:t>
-      </w:r>
-      <w:r>
-        <w:rPr>
-          <w:rFonts w:ascii="Liberation Serif" w:hAnsi="Liberation Serif" w:eastAsia="Liberation Serif"/>
-          <w:b w:val="0"/>
-          <w:i w:val="0"/>
-        </w:rPr>
-        <w:t xml:space="preserve"> Samuel probate film (unowned life-detail) or remaining B057 unread items (Madison DC image / Owsley 1920 / Smith 1843–1929). </w:t>
-      </w:r>
-      <w:r>
-        <w:rPr>
-          <w:rFonts w:ascii="Liberation Serif" w:hAnsi="Liberation Serif" w:eastAsia="Liberation Serif"/>
-          <w:b/>
-          <w:i w:val="0"/>
-        </w:rPr>
-        <w:t>Do not take B054</w:t>
-      </w:r>
-      <w:r>
-        <w:rPr>
-          <w:rFonts w:ascii="Liberation Serif" w:hAnsi="Liberation Serif" w:eastAsia="Liberation Serif"/>
-          <w:b w:val="0"/>
-          <w:i w:val="0"/>
-        </w:rPr>
-        <w:t xml:space="preserve"> (sibling </w:t>
-      </w:r>
-      <w:r>
-        <w:rPr>
-          <w:rFonts w:ascii="Liberation Mono" w:hAnsi="Liberation Mono" w:eastAsia="Liberation Mono"/>
-          <w:b w:val="0"/>
-          <w:i w:val="0"/>
-          <w:sz w:val="18"/>
-        </w:rPr>
-        <w:t>bc-20e39036</w:t>
-      </w:r>
-      <w:r>
-        <w:rPr>
-          <w:rFonts w:ascii="Liberation Serif" w:hAnsi="Liberation Serif" w:eastAsia="Liberation Serif"/>
-          <w:b w:val="0"/>
-          <w:i w:val="0"/>
-        </w:rPr>
-        <w:t xml:space="preserve"> in_progress). Pope Roll 5 (</w:t>
+        <w:t>B047</w:t>
+      </w:r>
+      <w:r>
+        <w:rPr>
+          <w:rFonts w:ascii="Liberation Serif" w:hAnsi="Liberation Serif" w:eastAsia="Liberation Serif"/>
+          <w:b w:val="0"/>
+          <w:i w:val="0"/>
+        </w:rPr>
+        <w:t xml:space="preserve"> M1509 draft cards (unowned life-detail). Pope Roll 5 (</w:t>
       </w:r>
       <w:r>
         <w:rPr>
@@ -6917,7 +7032,23 @@
           <w:b w:val="0"/>
           <w:i w:val="0"/>
         </w:rPr>
-        <w:t>. Do not open a fourth 1900–death location campaign. Do not pretend to have read Pope Roll 5.</w:t>
+        <w:t xml:space="preserve">. Do not retake </w:t>
+      </w:r>
+      <w:r>
+        <w:rPr>
+          <w:rFonts w:ascii="Liberation Serif" w:hAnsi="Liberation Serif" w:eastAsia="Liberation Serif"/>
+          <w:b/>
+          <w:i w:val="0"/>
+        </w:rPr>
+        <w:t>B045 / B051 / B054 / B057</w:t>
+      </w:r>
+      <w:r>
+        <w:rPr>
+          <w:rFonts w:ascii="Liberation Serif" w:hAnsi="Liberation Serif" w:eastAsia="Liberation Serif"/>
+          <w:b w:val="0"/>
+          <w:i w:val="0"/>
+        </w:rPr>
+        <w:t>. Do not open a fourth 1900–death location campaign. Do not pretend to have read Pope Roll 5 or the Lee probate film.</w:t>
       </w:r>
     </w:p>
     <w:p>
@@ -8052,6 +8183,134 @@
           <w:b w:val="0"/>
           <w:i w:val="0"/>
         </w:rPr>
+        <w:t xml:space="preserve">. Pass </w:t>
+      </w:r>
+      <w:r>
+        <w:rPr>
+          <w:rFonts w:ascii="Liberation Serif" w:hAnsi="Liberation Serif" w:eastAsia="Liberation Serif"/>
+          <w:b/>
+          <w:i w:val="0"/>
+        </w:rPr>
+        <w:t>71</w:t>
+      </w:r>
+      <w:r>
+        <w:rPr>
+          <w:rFonts w:ascii="Liberation Serif" w:hAnsi="Liberation Serif" w:eastAsia="Liberation Serif"/>
+          <w:b w:val="0"/>
+          <w:i w:val="0"/>
+        </w:rPr>
+        <w:t xml:space="preserve"> stone photographs: diplomatic </w:t>
+      </w:r>
+      <w:r>
+        <w:rPr>
+          <w:rFonts w:ascii="Liberation Serif" w:hAnsi="Liberation Serif" w:eastAsia="Liberation Serif"/>
+          <w:b/>
+          <w:i w:val="0"/>
+        </w:rPr>
+        <w:t>DORRA / NEWNAM</w:t>
+      </w:r>
+      <w:r>
+        <w:rPr>
+          <w:rFonts w:ascii="Liberation Serif" w:hAnsi="Liberation Serif" w:eastAsia="Liberation Serif"/>
+          <w:b w:val="0"/>
+          <w:i w:val="0"/>
+        </w:rPr>
+        <w:t xml:space="preserve"> (no dates) and </w:t>
+      </w:r>
+      <w:r>
+        <w:rPr>
+          <w:rFonts w:ascii="Liberation Serif" w:hAnsi="Liberation Serif" w:eastAsia="Liberation Serif"/>
+          <w:b/>
+          <w:i w:val="0"/>
+        </w:rPr>
+        <w:t>THOMAS STONE / 1845 — 1925</w:t>
+      </w:r>
+      <w:r>
+        <w:rPr>
+          <w:rFonts w:ascii="Liberation Serif" w:hAnsi="Liberation Serif" w:eastAsia="Liberation Serif"/>
+          <w:b w:val="0"/>
+          <w:i w:val="0"/>
+        </w:rPr>
+        <w:t xml:space="preserve">. </w:t>
+      </w:r>
+      <w:r>
+        <w:rPr>
+          <w:rFonts w:ascii="Liberation Serif" w:hAnsi="Liberation Serif" w:eastAsia="Liberation Serif"/>
+          <w:b/>
+          <w:i w:val="0"/>
+        </w:rPr>
+        <w:t>S352</w:t>
+      </w:r>
+      <w:r>
+        <w:rPr>
+          <w:rFonts w:ascii="Liberation Serif" w:hAnsi="Liberation Serif" w:eastAsia="Liberation Serif"/>
+          <w:b w:val="0"/>
+          <w:i w:val="0"/>
+        </w:rPr>
+        <w:t xml:space="preserve"> </w:t>
+      </w:r>
+      <w:r>
+        <w:rPr>
+          <w:rFonts w:ascii="Liberation Serif" w:hAnsi="Liberation Serif" w:eastAsia="Liberation Serif"/>
+          <w:b/>
+          <w:i w:val="0"/>
+        </w:rPr>
+        <w:t>S353</w:t>
+      </w:r>
+      <w:r>
+        <w:rPr>
+          <w:rFonts w:ascii="Liberation Serif" w:hAnsi="Liberation Serif" w:eastAsia="Liberation Serif"/>
+          <w:b w:val="0"/>
+          <w:i w:val="0"/>
+        </w:rPr>
+        <w:t xml:space="preserve"> </w:t>
+      </w:r>
+      <w:r>
+        <w:rPr>
+          <w:rFonts w:ascii="Liberation Serif" w:hAnsi="Liberation Serif" w:eastAsia="Liberation Serif"/>
+          <w:b/>
+          <w:i w:val="0"/>
+        </w:rPr>
+        <w:t>S354</w:t>
+      </w:r>
+      <w:r>
+        <w:rPr>
+          <w:rFonts w:ascii="Liberation Serif" w:hAnsi="Liberation Serif" w:eastAsia="Liberation Serif"/>
+          <w:b w:val="0"/>
+          <w:i w:val="0"/>
+        </w:rPr>
+        <w:t xml:space="preserve"> </w:t>
+      </w:r>
+      <w:r>
+        <w:rPr>
+          <w:rFonts w:ascii="Liberation Serif" w:hAnsi="Liberation Serif" w:eastAsia="Liberation Serif"/>
+          <w:b/>
+          <w:i w:val="0"/>
+        </w:rPr>
+        <w:t>C410–C416</w:t>
+      </w:r>
+      <w:r>
+        <w:rPr>
+          <w:rFonts w:ascii="Liberation Serif" w:hAnsi="Liberation Serif" w:eastAsia="Liberation Serif"/>
+          <w:b w:val="0"/>
+          <w:i w:val="0"/>
+        </w:rPr>
+        <w:t xml:space="preserve">. Conflict </w:t>
+      </w:r>
+      <w:r>
+        <w:rPr>
+          <w:rFonts w:ascii="Liberation Serif" w:hAnsi="Liberation Serif" w:eastAsia="Liberation Serif"/>
+          <w:b/>
+          <w:i w:val="0"/>
+        </w:rPr>
+        <w:t>#24</w:t>
+      </w:r>
+      <w:r>
+        <w:rPr>
+          <w:rFonts w:ascii="Liberation Serif" w:hAnsi="Liberation Serif" w:eastAsia="Liberation Serif"/>
+          <w:b w:val="0"/>
+          <w:i w:val="0"/>
+        </w:rPr>
         <w:t>.</w:t>
       </w:r>
     </w:p>
@@ -10809,6 +11068,218 @@
           <w:i w:val="0"/>
         </w:rPr>
         <w:t>S337–S339</w:t>
+      </w:r>
+      <w:r>
+        <w:rPr>
+          <w:rFonts w:ascii="Liberation Serif" w:hAnsi="Liberation Serif" w:eastAsia="Liberation Serif"/>
+          <w:b w:val="0"/>
+          <w:i w:val="0"/>
+        </w:rPr>
+        <w:t>.</w:t>
+      </w:r>
+    </w:p>
+    <w:p>
+      <w:r>
+        <w:rPr>
+          <w:rFonts w:ascii="Liberation Serif" w:hAnsi="Liberation Serif" w:eastAsia="Liberation Serif"/>
+          <w:b w:val="0"/>
+          <w:i w:val="0"/>
+        </w:rPr>
+        <w:t xml:space="preserve">52. Pass 71 B054. Carter Cemetery (FAG </w:t>
+      </w:r>
+      <w:r>
+        <w:rPr>
+          <w:rFonts w:ascii="Liberation Serif" w:hAnsi="Liberation Serif" w:eastAsia="Liberation Serif"/>
+          <w:b/>
+          <w:i w:val="0"/>
+        </w:rPr>
+        <w:t>53354</w:t>
+      </w:r>
+      <w:r>
+        <w:rPr>
+          <w:rFonts w:ascii="Liberation Serif" w:hAnsi="Liberation Serif" w:eastAsia="Liberation Serif"/>
+          <w:b w:val="0"/>
+          <w:i w:val="0"/>
+        </w:rPr>
+        <w:t xml:space="preserve">): stones </w:t>
+      </w:r>
+      <w:r>
+        <w:rPr>
+          <w:rFonts w:ascii="Liberation Serif" w:hAnsi="Liberation Serif" w:eastAsia="Liberation Serif"/>
+          <w:b/>
+          <w:i w:val="0"/>
+        </w:rPr>
+        <w:t>image seen</w:t>
+      </w:r>
+      <w:r>
+        <w:rPr>
+          <w:rFonts w:ascii="Liberation Serif" w:hAnsi="Liberation Serif" w:eastAsia="Liberation Serif"/>
+          <w:b w:val="0"/>
+          <w:i w:val="0"/>
+        </w:rPr>
+        <w:t xml:space="preserve"> — </w:t>
+      </w:r>
+      <w:r>
+        <w:rPr>
+          <w:rFonts w:ascii="Liberation Serif" w:hAnsi="Liberation Serif" w:eastAsia="Liberation Serif"/>
+          <w:b/>
+          <w:i w:val="0"/>
+        </w:rPr>
+        <w:t>DORRA / NEWNAM</w:t>
+      </w:r>
+      <w:r>
+        <w:rPr>
+          <w:rFonts w:ascii="Liberation Serif" w:hAnsi="Liberation Serif" w:eastAsia="Liberation Serif"/>
+          <w:b w:val="0"/>
+          <w:i w:val="0"/>
+        </w:rPr>
+        <w:t xml:space="preserve"> (no dates); </w:t>
+      </w:r>
+      <w:r>
+        <w:rPr>
+          <w:rFonts w:ascii="Liberation Serif" w:hAnsi="Liberation Serif" w:eastAsia="Liberation Serif"/>
+          <w:b/>
+          <w:i w:val="0"/>
+        </w:rPr>
+        <w:t>THOMAS STONE / 1845 — 1925</w:t>
+      </w:r>
+      <w:r>
+        <w:rPr>
+          <w:rFonts w:ascii="Liberation Serif" w:hAnsi="Liberation Serif" w:eastAsia="Liberation Serif"/>
+          <w:b w:val="0"/>
+          <w:i w:val="0"/>
+        </w:rPr>
+        <w:t xml:space="preserve">. Memorial biographies 403. Conflict </w:t>
+      </w:r>
+      <w:r>
+        <w:rPr>
+          <w:rFonts w:ascii="Liberation Serif" w:hAnsi="Liberation Serif" w:eastAsia="Liberation Serif"/>
+          <w:b/>
+          <w:i w:val="0"/>
+        </w:rPr>
+        <w:t>#24</w:t>
+      </w:r>
+      <w:r>
+        <w:rPr>
+          <w:rFonts w:ascii="Liberation Serif" w:hAnsi="Liberation Serif" w:eastAsia="Liberation Serif"/>
+          <w:b w:val="0"/>
+          <w:i w:val="0"/>
+        </w:rPr>
+        <w:t xml:space="preserve">. </w:t>
+      </w:r>
+      <w:r>
+        <w:rPr>
+          <w:rFonts w:ascii="Liberation Serif" w:hAnsi="Liberation Serif" w:eastAsia="Liberation Serif"/>
+          <w:b/>
+          <w:i w:val="0"/>
+        </w:rPr>
+        <w:t>C410–C416</w:t>
+      </w:r>
+      <w:r>
+        <w:rPr>
+          <w:rFonts w:ascii="Liberation Serif" w:hAnsi="Liberation Serif" w:eastAsia="Liberation Serif"/>
+          <w:b w:val="0"/>
+          <w:i w:val="0"/>
+        </w:rPr>
+        <w:t xml:space="preserve"> </w:t>
+      </w:r>
+      <w:r>
+        <w:rPr>
+          <w:rFonts w:ascii="Liberation Serif" w:hAnsi="Liberation Serif" w:eastAsia="Liberation Serif"/>
+          <w:b/>
+          <w:i w:val="0"/>
+        </w:rPr>
+        <w:t>S352–S354</w:t>
+      </w:r>
+      <w:r>
+        <w:rPr>
+          <w:rFonts w:ascii="Liberation Serif" w:hAnsi="Liberation Serif" w:eastAsia="Liberation Serif"/>
+          <w:b w:val="0"/>
+          <w:i w:val="0"/>
+        </w:rPr>
+        <w:t>.</w:t>
+      </w:r>
+    </w:p>
+    <w:p>
+      <w:r>
+        <w:rPr>
+          <w:rFonts w:ascii="Liberation Serif" w:hAnsi="Liberation Serif" w:eastAsia="Liberation Serif"/>
+          <w:b w:val="0"/>
+          <w:i w:val="0"/>
+        </w:rPr>
+        <w:t xml:space="preserve">53. Pass 72 B045. LDS Genealogy Lee probate: FS </w:t>
+      </w:r>
+      <w:r>
+        <w:rPr>
+          <w:rFonts w:ascii="Liberation Serif" w:hAnsi="Liberation Serif" w:eastAsia="Liberation Serif"/>
+          <w:b w:val="0"/>
+          <w:i/>
+        </w:rPr>
+        <w:t>Probate 1870–1967</w:t>
+      </w:r>
+      <w:r>
+        <w:rPr>
+          <w:rFonts w:ascii="Liberation Serif" w:hAnsi="Liberation Serif" w:eastAsia="Liberation Serif"/>
+          <w:b w:val="0"/>
+          <w:i w:val="0"/>
+        </w:rPr>
+        <w:t xml:space="preserve"> + </w:t>
+      </w:r>
+      <w:r>
+        <w:rPr>
+          <w:rFonts w:ascii="Liberation Serif" w:hAnsi="Liberation Serif" w:eastAsia="Liberation Serif"/>
+          <w:b w:val="0"/>
+          <w:i/>
+        </w:rPr>
+        <w:t>Wills 1873–1945</w:t>
+      </w:r>
+      <w:r>
+        <w:rPr>
+          <w:rFonts w:ascii="Liberation Serif" w:hAnsi="Liberation Serif" w:eastAsia="Liberation Serif"/>
+          <w:b w:val="0"/>
+          <w:i w:val="0"/>
+        </w:rPr>
+        <w:t xml:space="preserve">. USGenNet Lee wills nil Samuel P. KDLA inventory Lee other probate 1873–2004 unread. Retrieval: KDLA Probate/Will form; KHS Schmidt microform 1873–1945. </w:t>
+      </w:r>
+      <w:r>
+        <w:rPr>
+          <w:rFonts w:ascii="Liberation Serif" w:hAnsi="Liberation Serif" w:eastAsia="Liberation Serif"/>
+          <w:b w:val="0"/>
+          <w:i/>
+        </w:rPr>
+        <w:t>Catalog only. Film not examined.</w:t>
+      </w:r>
+      <w:r>
+        <w:rPr>
+          <w:rFonts w:ascii="Liberation Serif" w:hAnsi="Liberation Serif" w:eastAsia="Liberation Serif"/>
+          <w:b w:val="0"/>
+          <w:i w:val="0"/>
+        </w:rPr>
+        <w:t xml:space="preserve"> </w:t>
+      </w:r>
+      <w:r>
+        <w:rPr>
+          <w:rFonts w:ascii="Liberation Serif" w:hAnsi="Liberation Serif" w:eastAsia="Liberation Serif"/>
+          <w:b/>
+          <w:i w:val="0"/>
+        </w:rPr>
+        <w:t>C417–C424</w:t>
+      </w:r>
+      <w:r>
+        <w:rPr>
+          <w:rFonts w:ascii="Liberation Serif" w:hAnsi="Liberation Serif" w:eastAsia="Liberation Serif"/>
+          <w:b w:val="0"/>
+          <w:i w:val="0"/>
+        </w:rPr>
+        <w:t xml:space="preserve"> </w:t>
+      </w:r>
+      <w:r>
+        <w:rPr>
+          <w:rFonts w:ascii="Liberation Serif" w:hAnsi="Liberation Serif" w:eastAsia="Liberation Serif"/>
+          <w:b/>
+          <w:i w:val="0"/>
+        </w:rPr>
+        <w:t>S355–S363</w:t>
       </w:r>
       <w:r>
         <w:rPr>
@@ -14817,6 +15288,1077 @@
           </w:p>
         </w:tc>
       </w:tr>
+      <w:tr>
+        <w:tc>
+          <w:tcPr>
+            <w:tcW w:type="dxa" w:w="1872"/>
+          </w:tcPr>
+          <w:p>
+            <w:r/>
+            <w:r>
+              <w:rPr>
+                <w:rFonts w:ascii="Liberation Serif" w:hAnsi="Liberation Serif" w:eastAsia="Liberation Serif"/>
+                <w:b w:val="0"/>
+                <w:i w:val="0"/>
+                <w:sz w:val="18"/>
+              </w:rPr>
+              <w:t>S352</w:t>
+            </w:r>
+          </w:p>
+        </w:tc>
+        <w:tc>
+          <w:tcPr>
+            <w:tcW w:type="dxa" w:w="1872"/>
+          </w:tcPr>
+          <w:p>
+            <w:r/>
+            <w:r>
+              <w:rPr>
+                <w:rFonts w:ascii="Liberation Mono" w:hAnsi="Liberation Mono" w:eastAsia="Liberation Mono"/>
+                <w:b w:val="0"/>
+                <w:i w:val="0"/>
+                <w:sz w:val="18"/>
+              </w:rPr>
+              <w:t>../sources/cemetery/fag-carter-53354-dora-thomas-listing-extract-2026-10-31.txt</w:t>
+            </w:r>
+          </w:p>
+        </w:tc>
+        <w:tc>
+          <w:tcPr>
+            <w:tcW w:type="dxa" w:w="1872"/>
+          </w:tcPr>
+          <w:p>
+            <w:r/>
+            <w:r>
+              <w:rPr>
+                <w:rFonts w:ascii="Liberation Serif" w:hAnsi="Liberation Serif" w:eastAsia="Liberation Serif"/>
+                <w:b w:val="0"/>
+                <w:i w:val="0"/>
+                <w:sz w:val="18"/>
+              </w:rPr>
+              <w:t>FAG 53354</w:t>
+            </w:r>
+          </w:p>
+        </w:tc>
+        <w:tc>
+          <w:tcPr>
+            <w:tcW w:type="dxa" w:w="1872"/>
+          </w:tcPr>
+          <w:p>
+            <w:r/>
+            <w:r>
+              <w:rPr>
+                <w:rFonts w:ascii="Liberation Serif" w:hAnsi="Liberation Serif" w:eastAsia="Liberation Serif"/>
+                <w:b w:val="0"/>
+                <w:i w:val="0"/>
+                <w:sz w:val="18"/>
+              </w:rPr>
+              <w:t>Carter Cemetery / Carter Cove listings + nils</w:t>
+            </w:r>
+          </w:p>
+        </w:tc>
+        <w:tc>
+          <w:tcPr>
+            <w:tcW w:type="dxa" w:w="1872"/>
+          </w:tcPr>
+          <w:p>
+            <w:r/>
+            <w:r>
+              <w:rPr>
+                <w:rFonts w:ascii="Liberation Serif" w:hAnsi="Liberation Serif" w:eastAsia="Liberation Serif"/>
+                <w:b w:val="0"/>
+                <w:i w:val="0"/>
+                <w:sz w:val="18"/>
+              </w:rPr>
+              <w:t>listing HTML seen</w:t>
+            </w:r>
+          </w:p>
+        </w:tc>
+      </w:tr>
+      <w:tr>
+        <w:tc>
+          <w:tcPr>
+            <w:tcW w:type="dxa" w:w="1872"/>
+          </w:tcPr>
+          <w:p>
+            <w:r/>
+            <w:r>
+              <w:rPr>
+                <w:rFonts w:ascii="Liberation Serif" w:hAnsi="Liberation Serif" w:eastAsia="Liberation Serif"/>
+                <w:b w:val="0"/>
+                <w:i w:val="0"/>
+                <w:sz w:val="18"/>
+              </w:rPr>
+              <w:t>S353</w:t>
+            </w:r>
+          </w:p>
+        </w:tc>
+        <w:tc>
+          <w:tcPr>
+            <w:tcW w:type="dxa" w:w="1872"/>
+          </w:tcPr>
+          <w:p>
+            <w:r/>
+            <w:r>
+              <w:rPr>
+                <w:rFonts w:ascii="Liberation Mono" w:hAnsi="Liberation Mono" w:eastAsia="Liberation Mono"/>
+                <w:b w:val="0"/>
+                <w:i w:val="0"/>
+                <w:sz w:val="18"/>
+              </w:rPr>
+              <w:t>../sources/cemetery/fag-dora-newnam-97907837-stone-2014-full-2026-10-31.jpg</w:t>
+            </w:r>
+          </w:p>
+        </w:tc>
+        <w:tc>
+          <w:tcPr>
+            <w:tcW w:type="dxa" w:w="1872"/>
+          </w:tcPr>
+          <w:p>
+            <w:r/>
+            <w:r>
+              <w:rPr>
+                <w:rFonts w:ascii="Liberation Serif" w:hAnsi="Liberation Serif" w:eastAsia="Liberation Serif"/>
+                <w:b w:val="0"/>
+                <w:i w:val="0"/>
+                <w:sz w:val="18"/>
+              </w:rPr>
+              <w:t>photo 97907837</w:t>
+            </w:r>
+          </w:p>
+        </w:tc>
+        <w:tc>
+          <w:tcPr>
+            <w:tcW w:type="dxa" w:w="1872"/>
+          </w:tcPr>
+          <w:p>
+            <w:r/>
+            <w:r>
+              <w:rPr>
+                <w:rFonts w:ascii="Liberation Serif" w:hAnsi="Liberation Serif" w:eastAsia="Liberation Serif"/>
+                <w:b w:val="0"/>
+                <w:i w:val="0"/>
+                <w:sz w:val="18"/>
+              </w:rPr>
+              <w:t xml:space="preserve">Stone </w:t>
+            </w:r>
+            <w:r>
+              <w:rPr>
+                <w:rFonts w:ascii="Liberation Serif" w:hAnsi="Liberation Serif" w:eastAsia="Liberation Serif"/>
+                <w:b/>
+                <w:i w:val="0"/>
+                <w:sz w:val="18"/>
+              </w:rPr>
+              <w:t>DORRA / NEWNAM</w:t>
+            </w:r>
+            <w:r>
+              <w:rPr>
+                <w:rFonts w:ascii="Liberation Serif" w:hAnsi="Liberation Serif" w:eastAsia="Liberation Serif"/>
+                <w:b w:val="0"/>
+                <w:i w:val="0"/>
+                <w:sz w:val="18"/>
+              </w:rPr>
+              <w:t>, no dates</w:t>
+            </w:r>
+          </w:p>
+        </w:tc>
+        <w:tc>
+          <w:tcPr>
+            <w:tcW w:type="dxa" w:w="1872"/>
+          </w:tcPr>
+          <w:p>
+            <w:r/>
+            <w:r>
+              <w:rPr>
+                <w:rFonts w:ascii="Liberation Serif" w:hAnsi="Liberation Serif" w:eastAsia="Liberation Serif"/>
+                <w:b w:val="0"/>
+                <w:i w:val="0"/>
+                <w:sz w:val="18"/>
+              </w:rPr>
+              <w:t>image seen</w:t>
+            </w:r>
+          </w:p>
+        </w:tc>
+      </w:tr>
+      <w:tr>
+        <w:tc>
+          <w:tcPr>
+            <w:tcW w:type="dxa" w:w="1872"/>
+          </w:tcPr>
+          <w:p>
+            <w:r/>
+            <w:r>
+              <w:rPr>
+                <w:rFonts w:ascii="Liberation Serif" w:hAnsi="Liberation Serif" w:eastAsia="Liberation Serif"/>
+                <w:b w:val="0"/>
+                <w:i w:val="0"/>
+                <w:sz w:val="18"/>
+              </w:rPr>
+              <w:t>S354</w:t>
+            </w:r>
+          </w:p>
+        </w:tc>
+        <w:tc>
+          <w:tcPr>
+            <w:tcW w:type="dxa" w:w="1872"/>
+          </w:tcPr>
+          <w:p>
+            <w:r/>
+            <w:r>
+              <w:rPr>
+                <w:rFonts w:ascii="Liberation Mono" w:hAnsi="Liberation Mono" w:eastAsia="Liberation Mono"/>
+                <w:b w:val="0"/>
+                <w:i w:val="0"/>
+                <w:sz w:val="18"/>
+              </w:rPr>
+              <w:t>../sources/cemetery/fag-thomas-stone-97907931-stone-2014-full-2026-10-31.jpg</w:t>
+            </w:r>
+          </w:p>
+        </w:tc>
+        <w:tc>
+          <w:tcPr>
+            <w:tcW w:type="dxa" w:w="1872"/>
+          </w:tcPr>
+          <w:p>
+            <w:r/>
+            <w:r>
+              <w:rPr>
+                <w:rFonts w:ascii="Liberation Serif" w:hAnsi="Liberation Serif" w:eastAsia="Liberation Serif"/>
+                <w:b w:val="0"/>
+                <w:i w:val="0"/>
+                <w:sz w:val="18"/>
+              </w:rPr>
+              <w:t>photo 97907931</w:t>
+            </w:r>
+          </w:p>
+        </w:tc>
+        <w:tc>
+          <w:tcPr>
+            <w:tcW w:type="dxa" w:w="1872"/>
+          </w:tcPr>
+          <w:p>
+            <w:r/>
+            <w:r>
+              <w:rPr>
+                <w:rFonts w:ascii="Liberation Serif" w:hAnsi="Liberation Serif" w:eastAsia="Liberation Serif"/>
+                <w:b w:val="0"/>
+                <w:i w:val="0"/>
+                <w:sz w:val="18"/>
+              </w:rPr>
+              <w:t xml:space="preserve">Stone </w:t>
+            </w:r>
+            <w:r>
+              <w:rPr>
+                <w:rFonts w:ascii="Liberation Serif" w:hAnsi="Liberation Serif" w:eastAsia="Liberation Serif"/>
+                <w:b/>
+                <w:i w:val="0"/>
+                <w:sz w:val="18"/>
+              </w:rPr>
+              <w:t>THOMAS STONE / 1845 — 1925</w:t>
+            </w:r>
+          </w:p>
+        </w:tc>
+        <w:tc>
+          <w:tcPr>
+            <w:tcW w:type="dxa" w:w="1872"/>
+          </w:tcPr>
+          <w:p>
+            <w:r/>
+            <w:r>
+              <w:rPr>
+                <w:rFonts w:ascii="Liberation Serif" w:hAnsi="Liberation Serif" w:eastAsia="Liberation Serif"/>
+                <w:b w:val="0"/>
+                <w:i w:val="0"/>
+                <w:sz w:val="18"/>
+              </w:rPr>
+              <w:t>image seen</w:t>
+            </w:r>
+          </w:p>
+        </w:tc>
+      </w:tr>
+      <w:tr>
+        <w:tc>
+          <w:tcPr>
+            <w:tcW w:type="dxa" w:w="1872"/>
+          </w:tcPr>
+          <w:p>
+            <w:r/>
+            <w:r>
+              <w:rPr>
+                <w:rFonts w:ascii="Liberation Serif" w:hAnsi="Liberation Serif" w:eastAsia="Liberation Serif"/>
+                <w:b w:val="0"/>
+                <w:i w:val="0"/>
+                <w:sz w:val="18"/>
+              </w:rPr>
+              <w:t>S355</w:t>
+            </w:r>
+          </w:p>
+        </w:tc>
+        <w:tc>
+          <w:tcPr>
+            <w:tcW w:type="dxa" w:w="1872"/>
+          </w:tcPr>
+          <w:p>
+            <w:r/>
+            <w:r>
+              <w:rPr>
+                <w:rFonts w:ascii="Liberation Mono" w:hAnsi="Liberation Mono" w:eastAsia="Liberation Mono"/>
+                <w:b w:val="0"/>
+                <w:i w:val="0"/>
+                <w:sz w:val="18"/>
+              </w:rPr>
+              <w:t>../sources/probate/ldsgenealogy-lee-probate-2026-10-31.txt</w:t>
+            </w:r>
+          </w:p>
+        </w:tc>
+        <w:tc>
+          <w:tcPr>
+            <w:tcW w:type="dxa" w:w="1872"/>
+          </w:tcPr>
+          <w:p>
+            <w:r/>
+            <w:r>
+              <w:rPr>
+                <w:rFonts w:ascii="Liberation Serif" w:hAnsi="Liberation Serif" w:eastAsia="Liberation Serif"/>
+                <w:b w:val="0"/>
+                <w:i w:val="0"/>
+                <w:sz w:val="18"/>
+              </w:rPr>
+              <w:t>LDS Lee probate</w:t>
+            </w:r>
+          </w:p>
+        </w:tc>
+        <w:tc>
+          <w:tcPr>
+            <w:tcW w:type="dxa" w:w="1872"/>
+          </w:tcPr>
+          <w:p>
+            <w:r/>
+            <w:r>
+              <w:rPr>
+                <w:rFonts w:ascii="Liberation Serif" w:hAnsi="Liberation Serif" w:eastAsia="Liberation Serif"/>
+                <w:b w:val="0"/>
+                <w:i w:val="0"/>
+                <w:sz w:val="18"/>
+              </w:rPr>
+              <w:t>FS Probate 1870–1967 / Wills 1873–1945 titles</w:t>
+            </w:r>
+          </w:p>
+        </w:tc>
+        <w:tc>
+          <w:tcPr>
+            <w:tcW w:type="dxa" w:w="1872"/>
+          </w:tcPr>
+          <w:p>
+            <w:r/>
+            <w:r>
+              <w:rPr>
+                <w:rFonts w:ascii="Liberation Serif" w:hAnsi="Liberation Serif" w:eastAsia="Liberation Serif"/>
+                <w:b w:val="0"/>
+                <w:i w:val="0"/>
+                <w:sz w:val="18"/>
+              </w:rPr>
+              <w:t>catalog only</w:t>
+            </w:r>
+          </w:p>
+        </w:tc>
+      </w:tr>
+      <w:tr>
+        <w:tc>
+          <w:tcPr>
+            <w:tcW w:type="dxa" w:w="1872"/>
+          </w:tcPr>
+          <w:p>
+            <w:r/>
+            <w:r>
+              <w:rPr>
+                <w:rFonts w:ascii="Liberation Serif" w:hAnsi="Liberation Serif" w:eastAsia="Liberation Serif"/>
+                <w:b w:val="0"/>
+                <w:i w:val="0"/>
+                <w:sz w:val="18"/>
+              </w:rPr>
+              <w:t>S356</w:t>
+            </w:r>
+          </w:p>
+        </w:tc>
+        <w:tc>
+          <w:tcPr>
+            <w:tcW w:type="dxa" w:w="1872"/>
+          </w:tcPr>
+          <w:p>
+            <w:r/>
+            <w:r>
+              <w:rPr>
+                <w:rFonts w:ascii="Liberation Mono" w:hAnsi="Liberation Mono" w:eastAsia="Liberation Mono"/>
+                <w:b w:val="0"/>
+                <w:i w:val="0"/>
+                <w:sz w:val="18"/>
+              </w:rPr>
+              <w:t>../sources/probate/usgennet-lee-wills-newnam-extract-2026-10-31.txt</w:t>
+            </w:r>
+          </w:p>
+        </w:tc>
+        <w:tc>
+          <w:tcPr>
+            <w:tcW w:type="dxa" w:w="1872"/>
+          </w:tcPr>
+          <w:p>
+            <w:r/>
+            <w:r>
+              <w:rPr>
+                <w:rFonts w:ascii="Liberation Serif" w:hAnsi="Liberation Serif" w:eastAsia="Liberation Serif"/>
+                <w:b w:val="0"/>
+                <w:i w:val="0"/>
+                <w:sz w:val="18"/>
+              </w:rPr>
+              <w:t>USGenNet Lee wills</w:t>
+            </w:r>
+          </w:p>
+        </w:tc>
+        <w:tc>
+          <w:tcPr>
+            <w:tcW w:type="dxa" w:w="1872"/>
+          </w:tcPr>
+          <w:p>
+            <w:r/>
+            <w:r>
+              <w:rPr>
+                <w:rFonts w:ascii="Liberation Serif" w:hAnsi="Liberation Serif" w:eastAsia="Liberation Serif"/>
+                <w:b w:val="0"/>
+                <w:i w:val="0"/>
+                <w:sz w:val="18"/>
+              </w:rPr>
+              <w:t>Nil Samuel P. will</w:t>
+            </w:r>
+          </w:p>
+        </w:tc>
+        <w:tc>
+          <w:tcPr>
+            <w:tcW w:type="dxa" w:w="1872"/>
+          </w:tcPr>
+          <w:p>
+            <w:r/>
+            <w:r>
+              <w:rPr>
+                <w:rFonts w:ascii="Liberation Serif" w:hAnsi="Liberation Serif" w:eastAsia="Liberation Serif"/>
+                <w:b w:val="0"/>
+                <w:i w:val="0"/>
+                <w:sz w:val="18"/>
+              </w:rPr>
+              <w:t>transcription only</w:t>
+            </w:r>
+          </w:p>
+        </w:tc>
+      </w:tr>
+      <w:tr>
+        <w:tc>
+          <w:tcPr>
+            <w:tcW w:type="dxa" w:w="1872"/>
+          </w:tcPr>
+          <w:p>
+            <w:r/>
+            <w:r>
+              <w:rPr>
+                <w:rFonts w:ascii="Liberation Serif" w:hAnsi="Liberation Serif" w:eastAsia="Liberation Serif"/>
+                <w:b w:val="0"/>
+                <w:i w:val="0"/>
+                <w:sz w:val="18"/>
+              </w:rPr>
+              <w:t>S357</w:t>
+            </w:r>
+          </w:p>
+        </w:tc>
+        <w:tc>
+          <w:tcPr>
+            <w:tcW w:type="dxa" w:w="1872"/>
+          </w:tcPr>
+          <w:p>
+            <w:r/>
+            <w:r>
+              <w:rPr>
+                <w:rFonts w:ascii="Liberation Mono" w:hAnsi="Liberation Mono" w:eastAsia="Liberation Mono"/>
+                <w:b w:val="0"/>
+                <w:i w:val="0"/>
+                <w:sz w:val="18"/>
+              </w:rPr>
+              <w:t>../sources/probate/kygenweb-lee-wills-2026-10-31.html</w:t>
+            </w:r>
+          </w:p>
+        </w:tc>
+        <w:tc>
+          <w:tcPr>
+            <w:tcW w:type="dxa" w:w="1872"/>
+          </w:tcPr>
+          <w:p>
+            <w:r/>
+            <w:r>
+              <w:rPr>
+                <w:rFonts w:ascii="Liberation Serif" w:hAnsi="Liberation Serif" w:eastAsia="Liberation Serif"/>
+                <w:b w:val="0"/>
+                <w:i w:val="0"/>
+                <w:sz w:val="18"/>
+              </w:rPr>
+              <w:t>KYGenWeb Lee wills</w:t>
+            </w:r>
+          </w:p>
+        </w:tc>
+        <w:tc>
+          <w:tcPr>
+            <w:tcW w:type="dxa" w:w="1872"/>
+          </w:tcPr>
+          <w:p>
+            <w:r/>
+            <w:r>
+              <w:rPr>
+                <w:rFonts w:ascii="Liberation Serif" w:hAnsi="Liberation Serif" w:eastAsia="Liberation Serif"/>
+                <w:b w:val="0"/>
+                <w:i w:val="0"/>
+                <w:sz w:val="18"/>
+              </w:rPr>
+              <w:t>McGuire / Raines / Steele only</w:t>
+            </w:r>
+          </w:p>
+        </w:tc>
+        <w:tc>
+          <w:tcPr>
+            <w:tcW w:type="dxa" w:w="1872"/>
+          </w:tcPr>
+          <w:p>
+            <w:r/>
+            <w:r>
+              <w:rPr>
+                <w:rFonts w:ascii="Liberation Serif" w:hAnsi="Liberation Serif" w:eastAsia="Liberation Serif"/>
+                <w:b w:val="0"/>
+                <w:i w:val="0"/>
+                <w:sz w:val="18"/>
+              </w:rPr>
+              <w:t>transcription only</w:t>
+            </w:r>
+          </w:p>
+        </w:tc>
+      </w:tr>
+      <w:tr>
+        <w:tc>
+          <w:tcPr>
+            <w:tcW w:type="dxa" w:w="1872"/>
+          </w:tcPr>
+          <w:p>
+            <w:r/>
+            <w:r>
+              <w:rPr>
+                <w:rFonts w:ascii="Liberation Serif" w:hAnsi="Liberation Serif" w:eastAsia="Liberation Serif"/>
+                <w:b w:val="0"/>
+                <w:i w:val="0"/>
+                <w:sz w:val="18"/>
+              </w:rPr>
+              <w:t>S358</w:t>
+            </w:r>
+          </w:p>
+        </w:tc>
+        <w:tc>
+          <w:tcPr>
+            <w:tcW w:type="dxa" w:w="1872"/>
+          </w:tcPr>
+          <w:p>
+            <w:r/>
+            <w:r>
+              <w:rPr>
+                <w:rFonts w:ascii="Liberation Mono" w:hAnsi="Liberation Mono" w:eastAsia="Liberation Mono"/>
+                <w:b w:val="0"/>
+                <w:i w:val="0"/>
+                <w:sz w:val="18"/>
+              </w:rPr>
+              <w:t>../sources/probate/kygenweb-owsley-will-index-placeholder-2026-10-31.html</w:t>
+            </w:r>
+          </w:p>
+        </w:tc>
+        <w:tc>
+          <w:tcPr>
+            <w:tcW w:type="dxa" w:w="1872"/>
+          </w:tcPr>
+          <w:p>
+            <w:r/>
+            <w:r>
+              <w:rPr>
+                <w:rFonts w:ascii="Liberation Serif" w:hAnsi="Liberation Serif" w:eastAsia="Liberation Serif"/>
+                <w:b w:val="0"/>
+                <w:i w:val="0"/>
+                <w:sz w:val="18"/>
+              </w:rPr>
+              <w:t>Owsley will index</w:t>
+            </w:r>
+          </w:p>
+        </w:tc>
+        <w:tc>
+          <w:tcPr>
+            <w:tcW w:type="dxa" w:w="1872"/>
+          </w:tcPr>
+          <w:p>
+            <w:r/>
+            <w:r>
+              <w:rPr>
+                <w:rFonts w:ascii="Liberation Serif" w:hAnsi="Liberation Serif" w:eastAsia="Liberation Serif"/>
+                <w:b w:val="0"/>
+                <w:i w:val="0"/>
+                <w:sz w:val="18"/>
+              </w:rPr>
+              <w:t>Placeholder</w:t>
+            </w:r>
+          </w:p>
+        </w:tc>
+        <w:tc>
+          <w:tcPr>
+            <w:tcW w:type="dxa" w:w="1872"/>
+          </w:tcPr>
+          <w:p>
+            <w:r/>
+            <w:r>
+              <w:rPr>
+                <w:rFonts w:ascii="Liberation Serif" w:hAnsi="Liberation Serif" w:eastAsia="Liberation Serif"/>
+                <w:b w:val="0"/>
+                <w:i w:val="0"/>
+                <w:sz w:val="18"/>
+              </w:rPr>
+              <w:t>catalog only</w:t>
+            </w:r>
+          </w:p>
+        </w:tc>
+      </w:tr>
+      <w:tr>
+        <w:tc>
+          <w:tcPr>
+            <w:tcW w:type="dxa" w:w="1872"/>
+          </w:tcPr>
+          <w:p>
+            <w:r/>
+            <w:r>
+              <w:rPr>
+                <w:rFonts w:ascii="Liberation Serif" w:hAnsi="Liberation Serif" w:eastAsia="Liberation Serif"/>
+                <w:b w:val="0"/>
+                <w:i w:val="0"/>
+                <w:sz w:val="18"/>
+              </w:rPr>
+              <w:t>S359</w:t>
+            </w:r>
+          </w:p>
+        </w:tc>
+        <w:tc>
+          <w:tcPr>
+            <w:tcW w:type="dxa" w:w="1872"/>
+          </w:tcPr>
+          <w:p>
+            <w:r/>
+            <w:r>
+              <w:rPr>
+                <w:rFonts w:ascii="Liberation Mono" w:hAnsi="Liberation Mono" w:eastAsia="Liberation Mono"/>
+                <w:b w:val="0"/>
+                <w:i w:val="0"/>
+                <w:sz w:val="18"/>
+              </w:rPr>
+              <w:t>../sources/probate/kdla-inventory-county-records-2026-10-31.pdf</w:t>
+            </w:r>
+          </w:p>
+        </w:tc>
+        <w:tc>
+          <w:tcPr>
+            <w:tcW w:type="dxa" w:w="1872"/>
+          </w:tcPr>
+          <w:p>
+            <w:r/>
+            <w:r>
+              <w:rPr>
+                <w:rFonts w:ascii="Liberation Serif" w:hAnsi="Liberation Serif" w:eastAsia="Liberation Serif"/>
+                <w:b w:val="0"/>
+                <w:i w:val="0"/>
+                <w:sz w:val="18"/>
+              </w:rPr>
+              <w:t>KDLA inventory</w:t>
+            </w:r>
+          </w:p>
+        </w:tc>
+        <w:tc>
+          <w:tcPr>
+            <w:tcW w:type="dxa" w:w="1872"/>
+          </w:tcPr>
+          <w:p>
+            <w:r/>
+            <w:r>
+              <w:rPr>
+                <w:rFonts w:ascii="Liberation Serif" w:hAnsi="Liberation Serif" w:eastAsia="Liberation Serif"/>
+                <w:b w:val="0"/>
+                <w:i w:val="0"/>
+                <w:sz w:val="18"/>
+              </w:rPr>
+              <w:t>Lee other probate 1873–2004</w:t>
+            </w:r>
+          </w:p>
+        </w:tc>
+        <w:tc>
+          <w:tcPr>
+            <w:tcW w:type="dxa" w:w="1872"/>
+          </w:tcPr>
+          <w:p>
+            <w:r/>
+            <w:r>
+              <w:rPr>
+                <w:rFonts w:ascii="Liberation Serif" w:hAnsi="Liberation Serif" w:eastAsia="Liberation Serif"/>
+                <w:b w:val="0"/>
+                <w:i w:val="0"/>
+                <w:sz w:val="18"/>
+              </w:rPr>
+              <w:t>catalog only</w:t>
+            </w:r>
+          </w:p>
+        </w:tc>
+      </w:tr>
+      <w:tr>
+        <w:tc>
+          <w:tcPr>
+            <w:tcW w:type="dxa" w:w="1872"/>
+          </w:tcPr>
+          <w:p>
+            <w:r/>
+            <w:r>
+              <w:rPr>
+                <w:rFonts w:ascii="Liberation Serif" w:hAnsi="Liberation Serif" w:eastAsia="Liberation Serif"/>
+                <w:b w:val="0"/>
+                <w:i w:val="0"/>
+                <w:sz w:val="18"/>
+              </w:rPr>
+              <w:t>S360</w:t>
+            </w:r>
+          </w:p>
+        </w:tc>
+        <w:tc>
+          <w:tcPr>
+            <w:tcW w:type="dxa" w:w="1872"/>
+          </w:tcPr>
+          <w:p>
+            <w:r/>
+            <w:r>
+              <w:rPr>
+                <w:rFonts w:ascii="Liberation Mono" w:hAnsi="Liberation Mono" w:eastAsia="Liberation Mono"/>
+                <w:b w:val="0"/>
+                <w:i w:val="0"/>
+                <w:sz w:val="18"/>
+              </w:rPr>
+              <w:t>../sources/probate/kdla-probate-will-request-form-2026-10-31.pdf</w:t>
+            </w:r>
+          </w:p>
+        </w:tc>
+        <w:tc>
+          <w:tcPr>
+            <w:tcW w:type="dxa" w:w="1872"/>
+          </w:tcPr>
+          <w:p>
+            <w:r/>
+            <w:r>
+              <w:rPr>
+                <w:rFonts w:ascii="Liberation Serif" w:hAnsi="Liberation Serif" w:eastAsia="Liberation Serif"/>
+                <w:b w:val="0"/>
+                <w:i w:val="0"/>
+                <w:sz w:val="18"/>
+              </w:rPr>
+              <w:t>KDLA probate form</w:t>
+            </w:r>
+          </w:p>
+        </w:tc>
+        <w:tc>
+          <w:tcPr>
+            <w:tcW w:type="dxa" w:w="1872"/>
+          </w:tcPr>
+          <w:p>
+            <w:r/>
+            <w:r>
+              <w:rPr>
+                <w:rFonts w:ascii="Liberation Serif" w:hAnsi="Liberation Serif" w:eastAsia="Liberation Serif"/>
+                <w:b w:val="0"/>
+                <w:i w:val="0"/>
+                <w:sz w:val="18"/>
+              </w:rPr>
+              <w:t>Copy-order path</w:t>
+            </w:r>
+          </w:p>
+        </w:tc>
+        <w:tc>
+          <w:tcPr>
+            <w:tcW w:type="dxa" w:w="1872"/>
+          </w:tcPr>
+          <w:p>
+            <w:r/>
+            <w:r>
+              <w:rPr>
+                <w:rFonts w:ascii="Liberation Serif" w:hAnsi="Liberation Serif" w:eastAsia="Liberation Serif"/>
+                <w:b w:val="0"/>
+                <w:i w:val="0"/>
+                <w:sz w:val="18"/>
+              </w:rPr>
+              <w:t>catalog only</w:t>
+            </w:r>
+          </w:p>
+        </w:tc>
+      </w:tr>
+      <w:tr>
+        <w:tc>
+          <w:tcPr>
+            <w:tcW w:type="dxa" w:w="1872"/>
+          </w:tcPr>
+          <w:p>
+            <w:r/>
+            <w:r>
+              <w:rPr>
+                <w:rFonts w:ascii="Liberation Serif" w:hAnsi="Liberation Serif" w:eastAsia="Liberation Serif"/>
+                <w:b w:val="0"/>
+                <w:i w:val="0"/>
+                <w:sz w:val="18"/>
+              </w:rPr>
+              <w:t>S361</w:t>
+            </w:r>
+          </w:p>
+        </w:tc>
+        <w:tc>
+          <w:tcPr>
+            <w:tcW w:type="dxa" w:w="1872"/>
+          </w:tcPr>
+          <w:p>
+            <w:r/>
+            <w:r>
+              <w:rPr>
+                <w:rFonts w:ascii="Liberation Mono" w:hAnsi="Liberation Mono" w:eastAsia="Liberation Mono"/>
+                <w:b w:val="0"/>
+                <w:i w:val="0"/>
+                <w:sz w:val="18"/>
+              </w:rPr>
+              <w:t>../sources/probate/khs-kdla-retrieval-path-2026-10-31.txt</w:t>
+            </w:r>
+          </w:p>
+        </w:tc>
+        <w:tc>
+          <w:tcPr>
+            <w:tcW w:type="dxa" w:w="1872"/>
+          </w:tcPr>
+          <w:p>
+            <w:r/>
+            <w:r>
+              <w:rPr>
+                <w:rFonts w:ascii="Liberation Serif" w:hAnsi="Liberation Serif" w:eastAsia="Liberation Serif"/>
+                <w:b w:val="0"/>
+                <w:i w:val="0"/>
+                <w:sz w:val="18"/>
+              </w:rPr>
+              <w:t>KHS Schmidt</w:t>
+            </w:r>
+          </w:p>
+        </w:tc>
+        <w:tc>
+          <w:tcPr>
+            <w:tcW w:type="dxa" w:w="1872"/>
+          </w:tcPr>
+          <w:p>
+            <w:r/>
+            <w:r>
+              <w:rPr>
+                <w:rFonts w:ascii="Liberation Serif" w:hAnsi="Liberation Serif" w:eastAsia="Liberation Serif"/>
+                <w:b w:val="0"/>
+                <w:i w:val="0"/>
+                <w:sz w:val="18"/>
+              </w:rPr>
+              <w:t>Microform 1873–1945 path</w:t>
+            </w:r>
+          </w:p>
+        </w:tc>
+        <w:tc>
+          <w:tcPr>
+            <w:tcW w:type="dxa" w:w="1872"/>
+          </w:tcPr>
+          <w:p>
+            <w:r/>
+            <w:r>
+              <w:rPr>
+                <w:rFonts w:ascii="Liberation Serif" w:hAnsi="Liberation Serif" w:eastAsia="Liberation Serif"/>
+                <w:b w:val="0"/>
+                <w:i w:val="0"/>
+                <w:sz w:val="18"/>
+              </w:rPr>
+              <w:t>catalog only</w:t>
+            </w:r>
+          </w:p>
+        </w:tc>
+      </w:tr>
+      <w:tr>
+        <w:tc>
+          <w:tcPr>
+            <w:tcW w:type="dxa" w:w="1872"/>
+          </w:tcPr>
+          <w:p>
+            <w:r/>
+            <w:r>
+              <w:rPr>
+                <w:rFonts w:ascii="Liberation Serif" w:hAnsi="Liberation Serif" w:eastAsia="Liberation Serif"/>
+                <w:b w:val="0"/>
+                <w:i w:val="0"/>
+                <w:sz w:val="18"/>
+              </w:rPr>
+              <w:t>S362</w:t>
+            </w:r>
+          </w:p>
+        </w:tc>
+        <w:tc>
+          <w:tcPr>
+            <w:tcW w:type="dxa" w:w="1872"/>
+          </w:tcPr>
+          <w:p>
+            <w:r/>
+            <w:r>
+              <w:rPr>
+                <w:rFonts w:ascii="Liberation Mono" w:hAnsi="Liberation Mono" w:eastAsia="Liberation Mono"/>
+                <w:b w:val="0"/>
+                <w:i w:val="0"/>
+                <w:sz w:val="18"/>
+              </w:rPr>
+              <w:t>../sources/probate/ia-samuel-p-newnam-will-probate-ky-2026-10-31.json</w:t>
+            </w:r>
+          </w:p>
+        </w:tc>
+        <w:tc>
+          <w:tcPr>
+            <w:tcW w:type="dxa" w:w="1872"/>
+          </w:tcPr>
+          <w:p>
+            <w:r/>
+            <w:r>
+              <w:rPr>
+                <w:rFonts w:ascii="Liberation Serif" w:hAnsi="Liberation Serif" w:eastAsia="Liberation Serif"/>
+                <w:b w:val="0"/>
+                <w:i w:val="0"/>
+                <w:sz w:val="18"/>
+              </w:rPr>
+              <w:t>IA Solr</w:t>
+            </w:r>
+          </w:p>
+        </w:tc>
+        <w:tc>
+          <w:tcPr>
+            <w:tcW w:type="dxa" w:w="1872"/>
+          </w:tcPr>
+          <w:p>
+            <w:r/>
+            <w:r>
+              <w:rPr>
+                <w:rFonts w:ascii="Liberation Serif" w:hAnsi="Liberation Serif" w:eastAsia="Liberation Serif"/>
+                <w:b w:val="0"/>
+                <w:i w:val="0"/>
+                <w:sz w:val="18"/>
+              </w:rPr>
+              <w:t>Four queries numFound=0</w:t>
+            </w:r>
+          </w:p>
+        </w:tc>
+        <w:tc>
+          <w:tcPr>
+            <w:tcW w:type="dxa" w:w="1872"/>
+          </w:tcPr>
+          <w:p>
+            <w:r/>
+            <w:r>
+              <w:rPr>
+                <w:rFonts w:ascii="Liberation Serif" w:hAnsi="Liberation Serif" w:eastAsia="Liberation Serif"/>
+                <w:b w:val="0"/>
+                <w:i w:val="0"/>
+                <w:sz w:val="18"/>
+              </w:rPr>
+              <w:t>index only</w:t>
+            </w:r>
+          </w:p>
+        </w:tc>
+      </w:tr>
+      <w:tr>
+        <w:tc>
+          <w:tcPr>
+            <w:tcW w:type="dxa" w:w="1872"/>
+          </w:tcPr>
+          <w:p>
+            <w:r/>
+            <w:r>
+              <w:rPr>
+                <w:rFonts w:ascii="Liberation Serif" w:hAnsi="Liberation Serif" w:eastAsia="Liberation Serif"/>
+                <w:b w:val="0"/>
+                <w:i w:val="0"/>
+                <w:sz w:val="18"/>
+              </w:rPr>
+              <w:t>S363</w:t>
+            </w:r>
+          </w:p>
+        </w:tc>
+        <w:tc>
+          <w:tcPr>
+            <w:tcW w:type="dxa" w:w="1872"/>
+          </w:tcPr>
+          <w:p>
+            <w:r/>
+            <w:r>
+              <w:rPr>
+                <w:rFonts w:ascii="Liberation Mono" w:hAnsi="Liberation Mono" w:eastAsia="Liberation Mono"/>
+                <w:b w:val="0"/>
+                <w:i w:val="0"/>
+                <w:sz w:val="18"/>
+              </w:rPr>
+              <w:t>../sources/probate/b045-pass71-catalog-extract-2026-10-31.txt</w:t>
+            </w:r>
+          </w:p>
+        </w:tc>
+        <w:tc>
+          <w:tcPr>
+            <w:tcW w:type="dxa" w:w="1872"/>
+          </w:tcPr>
+          <w:p>
+            <w:r/>
+            <w:r>
+              <w:rPr>
+                <w:rFonts w:ascii="Liberation Serif" w:hAnsi="Liberation Serif" w:eastAsia="Liberation Serif"/>
+                <w:b w:val="0"/>
+                <w:i w:val="0"/>
+                <w:sz w:val="18"/>
+              </w:rPr>
+              <w:t>Combined B045 catalog</w:t>
+            </w:r>
+          </w:p>
+        </w:tc>
+        <w:tc>
+          <w:tcPr>
+            <w:tcW w:type="dxa" w:w="1872"/>
+          </w:tcPr>
+          <w:p>
+            <w:r/>
+            <w:r>
+              <w:rPr>
+                <w:rFonts w:ascii="Liberation Serif" w:hAnsi="Liberation Serif" w:eastAsia="Liberation Serif"/>
+                <w:b w:val="0"/>
+                <w:i w:val="0"/>
+                <w:sz w:val="18"/>
+              </w:rPr>
+              <w:t>Retrieval path</w:t>
+            </w:r>
+          </w:p>
+        </w:tc>
+        <w:tc>
+          <w:tcPr>
+            <w:tcW w:type="dxa" w:w="1872"/>
+          </w:tcPr>
+          <w:p>
+            <w:r/>
+            <w:r>
+              <w:rPr>
+                <w:rFonts w:ascii="Liberation Serif" w:hAnsi="Liberation Serif" w:eastAsia="Liberation Serif"/>
+                <w:b w:val="0"/>
+                <w:i w:val="0"/>
+                <w:sz w:val="18"/>
+              </w:rPr>
+              <w:t>catalog only</w:t>
+            </w:r>
+          </w:p>
+        </w:tc>
+      </w:tr>
     </w:tbl>
     <w:p/>
     <w:p>

--- a/research/dora-ella-newnam/sources/authored/Dora-Ella-Newnam-Stone-A-Life-latest.docx
+++ b/research/dora-ella-newnam/sources/authored/Dora-Ella-Newnam-Stone-A-Life-latest.docx
@@ -2183,7 +2183,7 @@
           <w:b w:val="0"/>
           <w:i w:val="0"/>
         </w:rPr>
-        <w:t xml:space="preserve"> (Ola / Ward). Header stamps now place </w:t>
+        <w:t xml:space="preserve"> (Ola / Ward). Header stamps place </w:t>
       </w:r>
       <w:r>
         <w:rPr>
@@ -2199,23 +2199,7 @@
           <w:b w:val="0"/>
           <w:i w:val="0"/>
         </w:rPr>
-        <w:t xml:space="preserve"> at PDF </w:t>
-      </w:r>
-      <w:r>
-        <w:rPr>
-          <w:rFonts w:ascii="Liberation Serif" w:hAnsi="Liberation Serif" w:eastAsia="Liberation Serif"/>
-          <w:b/>
-          <w:i w:val="0"/>
-        </w:rPr>
-        <w:t>~518–544</w:t>
-      </w:r>
-      <w:r>
-        <w:rPr>
-          <w:rFonts w:ascii="Liberation Serif" w:hAnsi="Liberation Serif" w:eastAsia="Liberation Serif"/>
-          <w:b w:val="0"/>
-          <w:i w:val="0"/>
-        </w:rPr>
-        <w:t xml:space="preserve"> (Ward Township, then Ola Town) and put Magazine, Mountain, Richland, and Riley on the old bracket (</w:t>
+        <w:t xml:space="preserve"> at Ward Township then Ola Town and put Magazine, Mountain, Richland, and Riley on the old bracket (</w:t>
       </w:r>
       <w:r>
         <w:rPr>
@@ -2231,7 +2215,39 @@
           <w:b w:val="0"/>
           <w:i w:val="0"/>
         </w:rPr>
-        <w:t xml:space="preserve">). Sampled true-ED-200 name columns are </w:t>
+        <w:t>). The full name-column read of the true pages (</w:t>
+      </w:r>
+      <w:r>
+        <w:rPr>
+          <w:rFonts w:ascii="Liberation Serif" w:hAnsi="Liberation Serif" w:eastAsia="Liberation Serif"/>
+          <w:b/>
+          <w:i w:val="0"/>
+        </w:rPr>
+        <w:t>518–541</w:t>
+      </w:r>
+      <w:r>
+        <w:rPr>
+          <w:rFonts w:ascii="Liberation Serif" w:hAnsi="Liberation Serif" w:eastAsia="Liberation Serif"/>
+          <w:b w:val="0"/>
+          <w:i w:val="0"/>
+        </w:rPr>
+        <w:t xml:space="preserve">; populated </w:t>
+      </w:r>
+      <w:r>
+        <w:rPr>
+          <w:rFonts w:ascii="Liberation Serif" w:hAnsi="Liberation Serif" w:eastAsia="Liberation Serif"/>
+          <w:b/>
+          <w:i w:val="0"/>
+        </w:rPr>
+        <w:t>518, 520–540</w:t>
+      </w:r>
+      <w:r>
+        <w:rPr>
+          <w:rFonts w:ascii="Liberation Serif" w:hAnsi="Liberation Serif" w:eastAsia="Liberation Serif"/>
+          <w:b w:val="0"/>
+          <w:i w:val="0"/>
+        </w:rPr>
+        <w:t xml:space="preserve">) is </w:t>
       </w:r>
       <w:r>
         <w:rPr>
@@ -2247,23 +2263,199 @@
           <w:b w:val="0"/>
           <w:i w:val="0"/>
         </w:rPr>
-        <w:t xml:space="preserve"> for P001; remaining Ola/Ward sheets are unread (</w:t>
-      </w:r>
-      <w:r>
-        <w:rPr>
-          <w:rFonts w:ascii="Liberation Serif" w:hAnsi="Liberation Serif" w:eastAsia="Liberation Serif"/>
-          <w:b/>
-          <w:i w:val="0"/>
-        </w:rPr>
-        <w:t>C348</w:t>
-      </w:r>
-      <w:r>
-        <w:rPr>
-          <w:rFonts w:ascii="Liberation Serif" w:hAnsi="Liberation Serif" w:eastAsia="Liberation Serif"/>
-          <w:b w:val="0"/>
-          <w:i w:val="0"/>
-        </w:rPr>
-        <w:t xml:space="preserve">). [S308] The </w:t>
+        <w:t xml:space="preserve"> for P001 (</w:t>
+      </w:r>
+      <w:r>
+        <w:rPr>
+          <w:rFonts w:ascii="Liberation Serif" w:hAnsi="Liberation Serif" w:eastAsia="Liberation Serif"/>
+          <w:b/>
+          <w:i w:val="0"/>
+        </w:rPr>
+        <w:t>C368</w:t>
+      </w:r>
+      <w:r>
+        <w:rPr>
+          <w:rFonts w:ascii="Liberation Serif" w:hAnsi="Liberation Serif" w:eastAsia="Liberation Serif"/>
+          <w:b w:val="0"/>
+          <w:i w:val="0"/>
+        </w:rPr>
+        <w:t xml:space="preserve">). [S317] Ola Town starts at PDF </w:t>
+      </w:r>
+      <w:r>
+        <w:rPr>
+          <w:rFonts w:ascii="Liberation Serif" w:hAnsi="Liberation Serif" w:eastAsia="Liberation Serif"/>
+          <w:b/>
+          <w:i w:val="0"/>
+        </w:rPr>
+        <w:t>528</w:t>
+      </w:r>
+      <w:r>
+        <w:rPr>
+          <w:rFonts w:ascii="Liberation Serif" w:hAnsi="Liberation Serif" w:eastAsia="Liberation Serif"/>
+          <w:b w:val="0"/>
+          <w:i w:val="0"/>
+        </w:rPr>
+        <w:t xml:space="preserve"> sheet </w:t>
+      </w:r>
+      <w:r>
+        <w:rPr>
+          <w:rFonts w:ascii="Liberation Serif" w:hAnsi="Liberation Serif" w:eastAsia="Liberation Serif"/>
+          <w:b/>
+          <w:i w:val="0"/>
+        </w:rPr>
+        <w:t>6 A</w:t>
+      </w:r>
+      <w:r>
+        <w:rPr>
+          <w:rFonts w:ascii="Liberation Serif" w:hAnsi="Liberation Serif" w:eastAsia="Liberation Serif"/>
+          <w:b w:val="0"/>
+          <w:i w:val="0"/>
+        </w:rPr>
+        <w:t xml:space="preserve">; the last populated sheet is </w:t>
+      </w:r>
+      <w:r>
+        <w:rPr>
+          <w:rFonts w:ascii="Liberation Serif" w:hAnsi="Liberation Serif" w:eastAsia="Liberation Serif"/>
+          <w:b/>
+          <w:i w:val="0"/>
+        </w:rPr>
+        <w:t>12 A</w:t>
+      </w:r>
+      <w:r>
+        <w:rPr>
+          <w:rFonts w:ascii="Liberation Serif" w:hAnsi="Liberation Serif" w:eastAsia="Liberation Serif"/>
+          <w:b w:val="0"/>
+          <w:i w:val="0"/>
+        </w:rPr>
+        <w:t xml:space="preserve"> (PDF </w:t>
+      </w:r>
+      <w:r>
+        <w:rPr>
+          <w:rFonts w:ascii="Liberation Serif" w:hAnsi="Liberation Serif" w:eastAsia="Liberation Serif"/>
+          <w:b/>
+          <w:i w:val="0"/>
+        </w:rPr>
+        <w:t>540</w:t>
+      </w:r>
+      <w:r>
+        <w:rPr>
+          <w:rFonts w:ascii="Liberation Serif" w:hAnsi="Liberation Serif" w:eastAsia="Liberation Serif"/>
+          <w:b w:val="0"/>
+          <w:i w:val="0"/>
+        </w:rPr>
+        <w:t xml:space="preserve">); PDF </w:t>
+      </w:r>
+      <w:r>
+        <w:rPr>
+          <w:rFonts w:ascii="Liberation Serif" w:hAnsi="Liberation Serif" w:eastAsia="Liberation Serif"/>
+          <w:b/>
+          <w:i w:val="0"/>
+        </w:rPr>
+        <w:t>542</w:t>
+      </w:r>
+      <w:r>
+        <w:rPr>
+          <w:rFonts w:ascii="Liberation Serif" w:hAnsi="Liberation Serif" w:eastAsia="Liberation Serif"/>
+          <w:b w:val="0"/>
+          <w:i w:val="0"/>
+        </w:rPr>
+        <w:t xml:space="preserve"> is already Waveland </w:t>
+      </w:r>
+      <w:r>
+        <w:rPr>
+          <w:rFonts w:ascii="Liberation Serif" w:hAnsi="Liberation Serif" w:eastAsia="Liberation Serif"/>
+          <w:b/>
+          <w:i w:val="0"/>
+        </w:rPr>
+        <w:t>ED 201</w:t>
+      </w:r>
+      <w:r>
+        <w:rPr>
+          <w:rFonts w:ascii="Liberation Serif" w:hAnsi="Liberation Serif" w:eastAsia="Liberation Serif"/>
+          <w:b w:val="0"/>
+          <w:i w:val="0"/>
+        </w:rPr>
+        <w:t xml:space="preserve">. [C367] [S318] The unreplicated “Stone, Dora 45, wife of Samuel, Ola sheet 8A” cite is </w:t>
+      </w:r>
+      <w:r>
+        <w:rPr>
+          <w:rFonts w:ascii="Liberation Serif" w:hAnsi="Liberation Serif" w:eastAsia="Liberation Serif"/>
+          <w:b/>
+          <w:i w:val="0"/>
+        </w:rPr>
+        <w:t>not</w:t>
+      </w:r>
+      <w:r>
+        <w:rPr>
+          <w:rFonts w:ascii="Liberation Serif" w:hAnsi="Liberation Serif" w:eastAsia="Liberation Serif"/>
+          <w:b w:val="0"/>
+          <w:i w:val="0"/>
+        </w:rPr>
+        <w:t xml:space="preserve"> on the true Ola sheet 8 A (PDF </w:t>
+      </w:r>
+      <w:r>
+        <w:rPr>
+          <w:rFonts w:ascii="Liberation Serif" w:hAnsi="Liberation Serif" w:eastAsia="Liberation Serif"/>
+          <w:b/>
+          <w:i w:val="0"/>
+        </w:rPr>
+        <w:t>532</w:t>
+      </w:r>
+      <w:r>
+        <w:rPr>
+          <w:rFonts w:ascii="Liberation Serif" w:hAnsi="Liberation Serif" w:eastAsia="Liberation Serif"/>
+          <w:b w:val="0"/>
+          <w:i w:val="0"/>
+        </w:rPr>
+        <w:t xml:space="preserve">, dwellings ~135–147) and is </w:t>
+      </w:r>
+      <w:r>
+        <w:rPr>
+          <w:rFonts w:ascii="Liberation Serif" w:hAnsi="Liberation Serif" w:eastAsia="Liberation Serif"/>
+          <w:b/>
+          <w:i w:val="0"/>
+        </w:rPr>
+        <w:t>not relocated</w:t>
+      </w:r>
+      <w:r>
+        <w:rPr>
+          <w:rFonts w:ascii="Liberation Serif" w:hAnsi="Liberation Serif" w:eastAsia="Liberation Serif"/>
+          <w:b w:val="0"/>
+          <w:i w:val="0"/>
+        </w:rPr>
+        <w:t xml:space="preserve"> (</w:t>
+      </w:r>
+      <w:r>
+        <w:rPr>
+          <w:rFonts w:ascii="Liberation Serif" w:hAnsi="Liberation Serif" w:eastAsia="Liberation Serif"/>
+          <w:b/>
+          <w:i w:val="0"/>
+        </w:rPr>
+        <w:t>C214</w:t>
+      </w:r>
+      <w:r>
+        <w:rPr>
+          <w:rFonts w:ascii="Liberation Serif" w:hAnsi="Liberation Serif" w:eastAsia="Liberation Serif"/>
+          <w:b w:val="0"/>
+          <w:i w:val="0"/>
+        </w:rPr>
+        <w:t xml:space="preserve"> / </w:t>
+      </w:r>
+      <w:r>
+        <w:rPr>
+          <w:rFonts w:ascii="Liberation Serif" w:hAnsi="Liberation Serif" w:eastAsia="Liberation Serif"/>
+          <w:b/>
+          <w:i w:val="0"/>
+        </w:rPr>
+        <w:t>C369</w:t>
+      </w:r>
+      <w:r>
+        <w:rPr>
+          <w:rFonts w:ascii="Liberation Serif" w:hAnsi="Liberation Serif" w:eastAsia="Liberation Serif"/>
+          <w:b w:val="0"/>
+          <w:i w:val="0"/>
+        </w:rPr>
+        <w:t xml:space="preserve">). Same-name rejects on those pages include Dora M. Eddington, 26, Alabama, and Fannie E., 47, Kentucky. [C370] [C373] The </w:t>
       </w:r>
       <w:r>
         <w:rPr>
@@ -5931,7 +6123,103 @@
           <w:b w:val="0"/>
           <w:i w:val="0"/>
         </w:rPr>
-        <w:t>, age twenty-five in 1917, son of John and Serilda — rejected. [C239] Genealogy Trails’ Lee County WWI draft transcript (1,126 cards) lists no Newnam, Newman, or McCoy registrant; other men born in 1899 appear on the September 1918 Beattyville board, but not John under that surname. [C240] [C241] [S248] A cross-border free transcript pass (Owsley, Estill, Arkansas Perry/Yell, Knox KYGenWeb, Missouri Digital Heritage WWI biographies) also returned no Newnam/Newman draft row. [C242] [S249] NARA M1509 / FamilySearch card images have not been read in this case.</w:t>
+        <w:t xml:space="preserve">, age twenty-five in 1917, son of John and Serilda — rejected. [C239] Genealogy Trails’ Lee County WWI draft transcript (1,126 cards) lists no Newnam, Newman, or McCoy registrant; other men born in 1899 appear on the September 1918 Beattyville board, but not John under that surname. [C240] [C241] [C400] [S248] A cross-border free transcript pass (Owsley, Estill, Arkansas Perry/Yell, Knox KYGenWeb, Missouri Digital Heritage WWI biographies) also returned no Newnam/Newman draft row. [C242] [S249] Estill, Owsley, and Yell still have no free WWI draft list. [C401] [C402] Van Buren County, Arkansas, Newmans (Berry J., Harvey Franklin, James F., Wiley) and </w:t>
+      </w:r>
+      <w:r>
+        <w:rPr>
+          <w:rFonts w:ascii="Liberation Serif" w:hAnsi="Liberation Serif" w:eastAsia="Liberation Serif"/>
+          <w:b w:val="0"/>
+          <w:i/>
+        </w:rPr>
+        <w:t>Soldiers of the Great War</w:t>
+      </w:r>
+      <w:r>
+        <w:rPr>
+          <w:rFonts w:ascii="Liberation Serif" w:hAnsi="Liberation Serif" w:eastAsia="Liberation Serif"/>
+          <w:b w:val="0"/>
+          <w:i w:val="0"/>
+        </w:rPr>
+        <w:t xml:space="preserve"> Joseph C. Newman of Russell are different men. [C403] [C404] The NARA M1509 pamphlet — now </w:t>
+      </w:r>
+      <w:r>
+        <w:rPr>
+          <w:rFonts w:ascii="Liberation Serif" w:hAnsi="Liberation Serif" w:eastAsia="Liberation Serif"/>
+          <w:b/>
+          <w:i w:val="0"/>
+        </w:rPr>
+        <w:t>image seen</w:t>
+      </w:r>
+      <w:r>
+        <w:rPr>
+          <w:rFonts w:ascii="Liberation Serif" w:hAnsi="Liberation Serif" w:eastAsia="Liberation Serif"/>
+          <w:b w:val="0"/>
+          <w:i w:val="0"/>
+        </w:rPr>
+        <w:t xml:space="preserve"> — puts Lee on roll </w:t>
+      </w:r>
+      <w:r>
+        <w:rPr>
+          <w:rFonts w:ascii="Liberation Serif" w:hAnsi="Liberation Serif" w:eastAsia="Liberation Serif"/>
+          <w:b/>
+          <w:i w:val="0"/>
+        </w:rPr>
+        <w:t>KY45</w:t>
+      </w:r>
+      <w:r>
+        <w:rPr>
+          <w:rFonts w:ascii="Liberation Serif" w:hAnsi="Liberation Serif" w:eastAsia="Liberation Serif"/>
+          <w:b w:val="0"/>
+          <w:i w:val="0"/>
+        </w:rPr>
+        <w:t xml:space="preserve">, Estill on </w:t>
+      </w:r>
+      <w:r>
+        <w:rPr>
+          <w:rFonts w:ascii="Liberation Serif" w:hAnsi="Liberation Serif" w:eastAsia="Liberation Serif"/>
+          <w:b/>
+          <w:i w:val="0"/>
+        </w:rPr>
+        <w:t>KY24</w:t>
+      </w:r>
+      <w:r>
+        <w:rPr>
+          <w:rFonts w:ascii="Liberation Serif" w:hAnsi="Liberation Serif" w:eastAsia="Liberation Serif"/>
+          <w:b w:val="0"/>
+          <w:i w:val="0"/>
+        </w:rPr>
+        <w:t xml:space="preserve">, Owsley on </w:t>
+      </w:r>
+      <w:r>
+        <w:rPr>
+          <w:rFonts w:ascii="Liberation Serif" w:hAnsi="Liberation Serif" w:eastAsia="Liberation Serif"/>
+          <w:b/>
+          <w:i w:val="0"/>
+        </w:rPr>
+        <w:t>KY74</w:t>
+      </w:r>
+      <w:r>
+        <w:rPr>
+          <w:rFonts w:ascii="Liberation Serif" w:hAnsi="Liberation Serif" w:eastAsia="Liberation Serif"/>
+          <w:b w:val="0"/>
+          <w:i w:val="0"/>
+        </w:rPr>
+        <w:t xml:space="preserve">, Yell on </w:t>
+      </w:r>
+      <w:r>
+        <w:rPr>
+          <w:rFonts w:ascii="Liberation Serif" w:hAnsi="Liberation Serif" w:eastAsia="Liberation Serif"/>
+          <w:b/>
+          <w:i w:val="0"/>
+        </w:rPr>
+        <w:t>AR69</w:t>
+      </w:r>
+      <w:r>
+        <w:rPr>
+          <w:rFonts w:ascii="Liberation Serif" w:hAnsi="Liberation Serif" w:eastAsia="Liberation Serif"/>
+          <w:b w:val="0"/>
+          <w:i w:val="0"/>
+        </w:rPr>
+        <w:t>. McCoy, age 27 on 5 June 1917, and John H., age 19 on 12 September 1918, should have registered if they were in the United States. [C399] [S340] Those card images have not been read. [C407] [C408]</w:t>
       </w:r>
     </w:p>
     <w:p>
@@ -6573,15 +6861,95 @@
           <w:b/>
           <w:i w:val="0"/>
         </w:rPr>
-        <w:t>B047:</w:t>
-      </w:r>
-      <w:r>
-        <w:rPr>
-          <w:rFonts w:ascii="Liberation Serif" w:hAnsi="Liberation Serif" w:eastAsia="Liberation Serif"/>
-          <w:b w:val="0"/>
-          <w:i w:val="0"/>
-        </w:rPr>
-        <w:t xml:space="preserve"> M1509 draft cards unread.</w:t>
+        <w:t>B047 partial:</w:t>
+      </w:r>
+      <w:r>
+        <w:rPr>
+          <w:rFonts w:ascii="Liberation Serif" w:hAnsi="Liberation Serif" w:eastAsia="Liberation Serif"/>
+          <w:b w:val="0"/>
+          <w:i w:val="0"/>
+        </w:rPr>
+        <w:t xml:space="preserve"> M1509 pamphlet </w:t>
+      </w:r>
+      <w:r>
+        <w:rPr>
+          <w:rFonts w:ascii="Liberation Serif" w:hAnsi="Liberation Serif" w:eastAsia="Liberation Serif"/>
+          <w:b/>
+          <w:i w:val="0"/>
+        </w:rPr>
+        <w:t>image seen</w:t>
+      </w:r>
+      <w:r>
+        <w:rPr>
+          <w:rFonts w:ascii="Liberation Serif" w:hAnsi="Liberation Serif" w:eastAsia="Liberation Serif"/>
+          <w:b w:val="0"/>
+          <w:i w:val="0"/>
+        </w:rPr>
+        <w:t xml:space="preserve"> (</w:t>
+      </w:r>
+      <w:r>
+        <w:rPr>
+          <w:rFonts w:ascii="Liberation Serif" w:hAnsi="Liberation Serif" w:eastAsia="Liberation Serif"/>
+          <w:b/>
+          <w:i w:val="0"/>
+        </w:rPr>
+        <w:t>C399</w:t>
+      </w:r>
+      <w:r>
+        <w:rPr>
+          <w:rFonts w:ascii="Liberation Serif" w:hAnsi="Liberation Serif" w:eastAsia="Liberation Serif"/>
+          <w:b w:val="0"/>
+          <w:i w:val="0"/>
+        </w:rPr>
+        <w:t xml:space="preserve">). Free Lee/Estill/Owsley/Yell substitutes still </w:t>
+      </w:r>
+      <w:r>
+        <w:rPr>
+          <w:rFonts w:ascii="Liberation Serif" w:hAnsi="Liberation Serif" w:eastAsia="Liberation Serif"/>
+          <w:b/>
+          <w:i w:val="0"/>
+        </w:rPr>
+        <w:t>nil</w:t>
+      </w:r>
+      <w:r>
+        <w:rPr>
+          <w:rFonts w:ascii="Liberation Serif" w:hAnsi="Liberation Serif" w:eastAsia="Liberation Serif"/>
+          <w:b w:val="0"/>
+          <w:i w:val="0"/>
+        </w:rPr>
+        <w:t xml:space="preserve">. Card images on </w:t>
+      </w:r>
+      <w:r>
+        <w:rPr>
+          <w:rFonts w:ascii="Liberation Serif" w:hAnsi="Liberation Serif" w:eastAsia="Liberation Serif"/>
+          <w:b/>
+          <w:i w:val="0"/>
+        </w:rPr>
+        <w:t>KY45/KY24/KY74 / AR69</w:t>
+      </w:r>
+      <w:r>
+        <w:rPr>
+          <w:rFonts w:ascii="Liberation Serif" w:hAnsi="Liberation Serif" w:eastAsia="Liberation Serif"/>
+          <w:b w:val="0"/>
+          <w:i w:val="0"/>
+        </w:rPr>
+        <w:t xml:space="preserve"> unread (</w:t>
+      </w:r>
+      <w:r>
+        <w:rPr>
+          <w:rFonts w:ascii="Liberation Serif" w:hAnsi="Liberation Serif" w:eastAsia="Liberation Serif"/>
+          <w:b/>
+          <w:i w:val="0"/>
+        </w:rPr>
+        <w:t>C407</w:t>
+      </w:r>
+      <w:r>
+        <w:rPr>
+          <w:rFonts w:ascii="Liberation Serif" w:hAnsi="Liberation Serif" w:eastAsia="Liberation Serif"/>
+          <w:b w:val="0"/>
+          <w:i w:val="0"/>
+        </w:rPr>
+        <w:t>).</w:t>
       </w:r>
     </w:p>
     <w:p>
@@ -6992,15 +7360,81 @@
           <w:b/>
           <w:i w:val="0"/>
         </w:rPr>
-        <w:t>B047</w:t>
-      </w:r>
-      <w:r>
-        <w:rPr>
-          <w:rFonts w:ascii="Liberation Serif" w:hAnsi="Liberation Serif" w:eastAsia="Liberation Serif"/>
-          <w:b w:val="0"/>
-          <w:i w:val="0"/>
-        </w:rPr>
-        <w:t xml:space="preserve"> M1509 draft cards (unowned life-detail). Pope Roll 5 (</w:t>
+        <w:t>B014</w:t>
+      </w:r>
+      <w:r>
+        <w:rPr>
+          <w:rFonts w:ascii="Liberation Serif" w:hAnsi="Liberation Serif" w:eastAsia="Liberation Serif"/>
+          <w:b w:val="0"/>
+          <w:i w:val="0"/>
+        </w:rPr>
+        <w:t xml:space="preserve"> (Hardin K. Gray DC image) if still free. </w:t>
+      </w:r>
+      <w:r>
+        <w:rPr>
+          <w:rFonts w:ascii="Liberation Serif" w:hAnsi="Liberation Serif" w:eastAsia="Liberation Serif"/>
+          <w:b/>
+          <w:i w:val="0"/>
+        </w:rPr>
+        <w:t>B007</w:t>
+      </w:r>
+      <w:r>
+        <w:rPr>
+          <w:rFonts w:ascii="Liberation Serif" w:hAnsi="Liberation Serif" w:eastAsia="Liberation Serif"/>
+          <w:b w:val="0"/>
+          <w:i w:val="0"/>
+        </w:rPr>
+        <w:t xml:space="preserve"> is owned by </w:t>
+      </w:r>
+      <w:r>
+        <w:rPr>
+          <w:rFonts w:ascii="Liberation Mono" w:hAnsi="Liberation Mono" w:eastAsia="Liberation Mono"/>
+          <w:b w:val="0"/>
+          <w:i w:val="0"/>
+          <w:sz w:val="18"/>
+        </w:rPr>
+        <w:t>bc-6d51c793</w:t>
+      </w:r>
+      <w:r>
+        <w:rPr>
+          <w:rFonts w:ascii="Liberation Serif" w:hAnsi="Liberation Serif" w:eastAsia="Liberation Serif"/>
+          <w:b w:val="0"/>
+          <w:i w:val="0"/>
+        </w:rPr>
+        <w:t xml:space="preserve">. </w:t>
+      </w:r>
+      <w:r>
+        <w:rPr>
+          <w:rFonts w:ascii="Liberation Serif" w:hAnsi="Liberation Serif" w:eastAsia="Liberation Serif"/>
+          <w:b/>
+          <w:i w:val="0"/>
+        </w:rPr>
+        <w:t>B016</w:t>
+      </w:r>
+      <w:r>
+        <w:rPr>
+          <w:rFonts w:ascii="Liberation Serif" w:hAnsi="Liberation Serif" w:eastAsia="Liberation Serif"/>
+          <w:b w:val="0"/>
+          <w:i w:val="0"/>
+        </w:rPr>
+        <w:t xml:space="preserve"> is owned by </w:t>
+      </w:r>
+      <w:r>
+        <w:rPr>
+          <w:rFonts w:ascii="Liberation Mono" w:hAnsi="Liberation Mono" w:eastAsia="Liberation Mono"/>
+          <w:b w:val="0"/>
+          <w:i w:val="0"/>
+          <w:sz w:val="18"/>
+        </w:rPr>
+        <w:t>bc-c5415202</w:t>
+      </w:r>
+      <w:r>
+        <w:rPr>
+          <w:rFonts w:ascii="Liberation Serif" w:hAnsi="Liberation Serif" w:eastAsia="Liberation Serif"/>
+          <w:b w:val="0"/>
+          <w:i w:val="0"/>
+        </w:rPr>
+        <w:t>. Pope Roll 5 (</w:t>
       </w:r>
       <w:r>
         <w:rPr>
@@ -7024,7 +7458,7 @@
           <w:b/>
           <w:i w:val="0"/>
         </w:rPr>
-        <w:t>B092 / B049 / B055 / B056</w:t>
+        <w:t>B049 / B007 / B055 / B056 / B016</w:t>
       </w:r>
       <w:r>
         <w:rPr>
@@ -7040,7 +7474,7 @@
           <w:b/>
           <w:i w:val="0"/>
         </w:rPr>
-        <w:t>B045 / B051 / B054 / B057</w:t>
+        <w:t>B045 / B047 / B051 / B054 / B057 / B092</w:t>
       </w:r>
       <w:r>
         <w:rPr>
@@ -10145,7 +10579,71 @@
           <w:b w:val="0"/>
           <w:i w:val="0"/>
         </w:rPr>
-        <w:t xml:space="preserve"> 379–519. </w:t>
+        <w:t xml:space="preserve"> 379–519. Tightened by </w:t>
+      </w:r>
+      <w:r>
+        <w:rPr>
+          <w:rFonts w:ascii="Liberation Serif" w:hAnsi="Liberation Serif" w:eastAsia="Liberation Serif"/>
+          <w:b/>
+          <w:i w:val="0"/>
+        </w:rPr>
+        <w:t>C367</w:t>
+      </w:r>
+      <w:r>
+        <w:rPr>
+          <w:rFonts w:ascii="Liberation Serif" w:hAnsi="Liberation Serif" w:eastAsia="Liberation Serif"/>
+          <w:b w:val="0"/>
+          <w:i w:val="0"/>
+        </w:rPr>
+        <w:t xml:space="preserve">: populated </w:t>
+      </w:r>
+      <w:r>
+        <w:rPr>
+          <w:rFonts w:ascii="Liberation Serif" w:hAnsi="Liberation Serif" w:eastAsia="Liberation Serif"/>
+          <w:b/>
+          <w:i w:val="0"/>
+        </w:rPr>
+        <w:t>518, 520–540</w:t>
+      </w:r>
+      <w:r>
+        <w:rPr>
+          <w:rFonts w:ascii="Liberation Serif" w:hAnsi="Liberation Serif" w:eastAsia="Liberation Serif"/>
+          <w:b w:val="0"/>
+          <w:i w:val="0"/>
+        </w:rPr>
+        <w:t xml:space="preserve">; </w:t>
+      </w:r>
+      <w:r>
+        <w:rPr>
+          <w:rFonts w:ascii="Liberation Serif" w:hAnsi="Liberation Serif" w:eastAsia="Liberation Serif"/>
+          <w:b/>
+          <w:i w:val="0"/>
+        </w:rPr>
+        <w:t>542</w:t>
+      </w:r>
+      <w:r>
+        <w:rPr>
+          <w:rFonts w:ascii="Liberation Serif" w:hAnsi="Liberation Serif" w:eastAsia="Liberation Serif"/>
+          <w:b w:val="0"/>
+          <w:i w:val="0"/>
+        </w:rPr>
+        <w:t xml:space="preserve"> is already </w:t>
+      </w:r>
+      <w:r>
+        <w:rPr>
+          <w:rFonts w:ascii="Liberation Serif" w:hAnsi="Liberation Serif" w:eastAsia="Liberation Serif"/>
+          <w:b/>
+          <w:i w:val="0"/>
+        </w:rPr>
+        <w:t>ED 201</w:t>
+      </w:r>
+      <w:r>
+        <w:rPr>
+          <w:rFonts w:ascii="Liberation Serif" w:hAnsi="Liberation Serif" w:eastAsia="Liberation Serif"/>
+          <w:b w:val="0"/>
+          <w:i w:val="0"/>
+        </w:rPr>
+        <w:t xml:space="preserve">. </w:t>
       </w:r>
       <w:r>
         <w:rPr>
@@ -11280,6 +11778,315 @@
           <w:i w:val="0"/>
         </w:rPr>
         <w:t>S355–S363</w:t>
+      </w:r>
+      <w:r>
+        <w:rPr>
+          <w:rFonts w:ascii="Liberation Serif" w:hAnsi="Liberation Serif" w:eastAsia="Liberation Serif"/>
+          <w:b w:val="0"/>
+          <w:i w:val="0"/>
+        </w:rPr>
+        <w:t>.</w:t>
+      </w:r>
+    </w:p>
+    <w:p>
+      <w:r>
+        <w:rPr>
+          <w:rFonts w:ascii="Liberation Serif" w:hAnsi="Liberation Serif" w:eastAsia="Liberation Serif"/>
+          <w:b w:val="0"/>
+          <w:i w:val="0"/>
+        </w:rPr>
+        <w:t xml:space="preserve">54. Pass 73 B092. Same reel, full name-column visual of true </w:t>
+      </w:r>
+      <w:r>
+        <w:rPr>
+          <w:rFonts w:ascii="Liberation Serif" w:hAnsi="Liberation Serif" w:eastAsia="Liberation Serif"/>
+          <w:b/>
+          <w:i w:val="0"/>
+        </w:rPr>
+        <w:t>ED 200</w:t>
+      </w:r>
+      <w:r>
+        <w:rPr>
+          <w:rFonts w:ascii="Liberation Serif" w:hAnsi="Liberation Serif" w:eastAsia="Liberation Serif"/>
+          <w:b w:val="0"/>
+          <w:i w:val="0"/>
+        </w:rPr>
+        <w:t xml:space="preserve">, IA </w:t>
+      </w:r>
+      <w:r>
+        <w:rPr>
+          <w:rFonts w:ascii="Liberation Mono" w:hAnsi="Liberation Mono" w:eastAsia="Liberation Mono"/>
+          <w:b w:val="0"/>
+          <w:i w:val="0"/>
+          <w:sz w:val="18"/>
+        </w:rPr>
+        <w:t>14thcensusofpopu086unit</w:t>
+      </w:r>
+      <w:r>
+        <w:rPr>
+          <w:rFonts w:ascii="Liberation Serif" w:hAnsi="Liberation Serif" w:eastAsia="Liberation Serif"/>
+          <w:b w:val="0"/>
+          <w:i w:val="0"/>
+        </w:rPr>
+        <w:t xml:space="preserve"> PDF </w:t>
+      </w:r>
+      <w:r>
+        <w:rPr>
+          <w:rFonts w:ascii="Liberation Serif" w:hAnsi="Liberation Serif" w:eastAsia="Liberation Serif"/>
+          <w:b/>
+          <w:i w:val="0"/>
+        </w:rPr>
+        <w:t>518–541</w:t>
+      </w:r>
+      <w:r>
+        <w:rPr>
+          <w:rFonts w:ascii="Liberation Serif" w:hAnsi="Liberation Serif" w:eastAsia="Liberation Serif"/>
+          <w:b w:val="0"/>
+          <w:i w:val="0"/>
+        </w:rPr>
+        <w:t xml:space="preserve"> (Ward sh 1–5 B, then Ola Town sh 6 A–12 A). </w:t>
+      </w:r>
+      <w:r>
+        <w:rPr>
+          <w:rFonts w:ascii="Liberation Serif" w:hAnsi="Liberation Serif" w:eastAsia="Liberation Serif"/>
+          <w:b w:val="0"/>
+          <w:i/>
+        </w:rPr>
+        <w:t>Image seen.</w:t>
+      </w:r>
+      <w:r>
+        <w:rPr>
+          <w:rFonts w:ascii="Liberation Serif" w:hAnsi="Liberation Serif" w:eastAsia="Liberation Serif"/>
+          <w:b w:val="0"/>
+          <w:i w:val="0"/>
+        </w:rPr>
+        <w:t xml:space="preserve"> </w:t>
+      </w:r>
+      <w:r>
+        <w:rPr>
+          <w:rFonts w:ascii="Liberation Serif" w:hAnsi="Liberation Serif" w:eastAsia="Liberation Serif"/>
+          <w:b/>
+          <w:i w:val="0"/>
+        </w:rPr>
+        <w:t>Nil P001.</w:t>
+      </w:r>
+      <w:r>
+        <w:rPr>
+          <w:rFonts w:ascii="Liberation Serif" w:hAnsi="Liberation Serif" w:eastAsia="Liberation Serif"/>
+          <w:b w:val="0"/>
+          <w:i w:val="0"/>
+        </w:rPr>
+        <w:t xml:space="preserve"> </w:t>
+      </w:r>
+      <w:r>
+        <w:rPr>
+          <w:rFonts w:ascii="Liberation Serif" w:hAnsi="Liberation Serif" w:eastAsia="Liberation Serif"/>
+          <w:b/>
+          <w:i w:val="0"/>
+        </w:rPr>
+        <w:t>C214</w:t>
+      </w:r>
+      <w:r>
+        <w:rPr>
+          <w:rFonts w:ascii="Liberation Serif" w:hAnsi="Liberation Serif" w:eastAsia="Liberation Serif"/>
+          <w:b w:val="0"/>
+          <w:i w:val="0"/>
+        </w:rPr>
+        <w:t xml:space="preserve"> not on true Ola 8 A (PDF </w:t>
+      </w:r>
+      <w:r>
+        <w:rPr>
+          <w:rFonts w:ascii="Liberation Serif" w:hAnsi="Liberation Serif" w:eastAsia="Liberation Serif"/>
+          <w:b/>
+          <w:i w:val="0"/>
+        </w:rPr>
+        <w:t>532</w:t>
+      </w:r>
+      <w:r>
+        <w:rPr>
+          <w:rFonts w:ascii="Liberation Serif" w:hAnsi="Liberation Serif" w:eastAsia="Liberation Serif"/>
+          <w:b w:val="0"/>
+          <w:i w:val="0"/>
+        </w:rPr>
+        <w:t xml:space="preserve">). Rejects </w:t>
+      </w:r>
+      <w:r>
+        <w:rPr>
+          <w:rFonts w:ascii="Liberation Serif" w:hAnsi="Liberation Serif" w:eastAsia="Liberation Serif"/>
+          <w:b/>
+          <w:i w:val="0"/>
+        </w:rPr>
+        <w:t>C370–C374</w:t>
+      </w:r>
+      <w:r>
+        <w:rPr>
+          <w:rFonts w:ascii="Liberation Serif" w:hAnsi="Liberation Serif" w:eastAsia="Liberation Serif"/>
+          <w:b w:val="0"/>
+          <w:i w:val="0"/>
+        </w:rPr>
+        <w:t xml:space="preserve">. </w:t>
+      </w:r>
+      <w:r>
+        <w:rPr>
+          <w:rFonts w:ascii="Liberation Serif" w:hAnsi="Liberation Serif" w:eastAsia="Liberation Serif"/>
+          <w:b/>
+          <w:i w:val="0"/>
+        </w:rPr>
+        <w:t>C367 C368 C369</w:t>
+      </w:r>
+      <w:r>
+        <w:rPr>
+          <w:rFonts w:ascii="Liberation Serif" w:hAnsi="Liberation Serif" w:eastAsia="Liberation Serif"/>
+          <w:b w:val="0"/>
+          <w:i w:val="0"/>
+        </w:rPr>
+        <w:t xml:space="preserve"> </w:t>
+      </w:r>
+      <w:r>
+        <w:rPr>
+          <w:rFonts w:ascii="Liberation Serif" w:hAnsi="Liberation Serif" w:eastAsia="Liberation Serif"/>
+          <w:b/>
+          <w:i w:val="0"/>
+        </w:rPr>
+        <w:t>S317–S322</w:t>
+      </w:r>
+      <w:r>
+        <w:rPr>
+          <w:rFonts w:ascii="Liberation Serif" w:hAnsi="Liberation Serif" w:eastAsia="Liberation Serif"/>
+          <w:b w:val="0"/>
+          <w:i w:val="0"/>
+        </w:rPr>
+        <w:t>.</w:t>
+      </w:r>
+    </w:p>
+    <w:p>
+      <w:r>
+        <w:rPr>
+          <w:rFonts w:ascii="Liberation Serif" w:hAnsi="Liberation Serif" w:eastAsia="Liberation Serif"/>
+          <w:b w:val="0"/>
+          <w:i w:val="0"/>
+        </w:rPr>
+        <w:t xml:space="preserve">55. Pass 75 B047. NARA M1509 pamphlet </w:t>
+      </w:r>
+      <w:r>
+        <w:rPr>
+          <w:rFonts w:ascii="Liberation Serif" w:hAnsi="Liberation Serif" w:eastAsia="Liberation Serif"/>
+          <w:b/>
+          <w:i w:val="0"/>
+        </w:rPr>
+        <w:t>image seen</w:t>
+      </w:r>
+      <w:r>
+        <w:rPr>
+          <w:rFonts w:ascii="Liberation Serif" w:hAnsi="Liberation Serif" w:eastAsia="Liberation Serif"/>
+          <w:b w:val="0"/>
+          <w:i w:val="0"/>
+        </w:rPr>
+        <w:t xml:space="preserve">: </w:t>
+      </w:r>
+      <w:r>
+        <w:rPr>
+          <w:rFonts w:ascii="Liberation Serif" w:hAnsi="Liberation Serif" w:eastAsia="Liberation Serif"/>
+          <w:b/>
+          <w:i w:val="0"/>
+        </w:rPr>
+        <w:t>KY45</w:t>
+      </w:r>
+      <w:r>
+        <w:rPr>
+          <w:rFonts w:ascii="Liberation Serif" w:hAnsi="Liberation Serif" w:eastAsia="Liberation Serif"/>
+          <w:b w:val="0"/>
+          <w:i w:val="0"/>
+        </w:rPr>
+        <w:t xml:space="preserve"> Lee; </w:t>
+      </w:r>
+      <w:r>
+        <w:rPr>
+          <w:rFonts w:ascii="Liberation Serif" w:hAnsi="Liberation Serif" w:eastAsia="Liberation Serif"/>
+          <w:b/>
+          <w:i w:val="0"/>
+        </w:rPr>
+        <w:t>KY24</w:t>
+      </w:r>
+      <w:r>
+        <w:rPr>
+          <w:rFonts w:ascii="Liberation Serif" w:hAnsi="Liberation Serif" w:eastAsia="Liberation Serif"/>
+          <w:b w:val="0"/>
+          <w:i w:val="0"/>
+        </w:rPr>
+        <w:t xml:space="preserve"> Estill; </w:t>
+      </w:r>
+      <w:r>
+        <w:rPr>
+          <w:rFonts w:ascii="Liberation Serif" w:hAnsi="Liberation Serif" w:eastAsia="Liberation Serif"/>
+          <w:b/>
+          <w:i w:val="0"/>
+        </w:rPr>
+        <w:t>KY74</w:t>
+      </w:r>
+      <w:r>
+        <w:rPr>
+          <w:rFonts w:ascii="Liberation Serif" w:hAnsi="Liberation Serif" w:eastAsia="Liberation Serif"/>
+          <w:b w:val="0"/>
+          <w:i w:val="0"/>
+        </w:rPr>
+        <w:t xml:space="preserve"> Owsley; </w:t>
+      </w:r>
+      <w:r>
+        <w:rPr>
+          <w:rFonts w:ascii="Liberation Serif" w:hAnsi="Liberation Serif" w:eastAsia="Liberation Serif"/>
+          <w:b/>
+          <w:i w:val="0"/>
+        </w:rPr>
+        <w:t>AR69</w:t>
+      </w:r>
+      <w:r>
+        <w:rPr>
+          <w:rFonts w:ascii="Liberation Serif" w:hAnsi="Liberation Serif" w:eastAsia="Liberation Serif"/>
+          <w:b w:val="0"/>
+          <w:i w:val="0"/>
+        </w:rPr>
+        <w:t xml:space="preserve"> Yell. GT Lee WWI still nil. Estill/Owsley/Yell free WWI lists absent. Van Buren / Joseph C. Newman Russell rejected. Cards </w:t>
+      </w:r>
+      <w:r>
+        <w:rPr>
+          <w:rFonts w:ascii="Liberation Serif" w:hAnsi="Liberation Serif" w:eastAsia="Liberation Serif"/>
+          <w:b/>
+          <w:i w:val="0"/>
+        </w:rPr>
+        <w:t>not examined</w:t>
+      </w:r>
+      <w:r>
+        <w:rPr>
+          <w:rFonts w:ascii="Liberation Serif" w:hAnsi="Liberation Serif" w:eastAsia="Liberation Serif"/>
+          <w:b w:val="0"/>
+          <w:i w:val="0"/>
+        </w:rPr>
+        <w:t xml:space="preserve">. </w:t>
+      </w:r>
+      <w:r>
+        <w:rPr>
+          <w:rFonts w:ascii="Liberation Serif" w:hAnsi="Liberation Serif" w:eastAsia="Liberation Serif"/>
+          <w:b/>
+          <w:i w:val="0"/>
+        </w:rPr>
+        <w:t>C399–C409</w:t>
+      </w:r>
+      <w:r>
+        <w:rPr>
+          <w:rFonts w:ascii="Liberation Serif" w:hAnsi="Liberation Serif" w:eastAsia="Liberation Serif"/>
+          <w:b w:val="0"/>
+          <w:i w:val="0"/>
+        </w:rPr>
+        <w:t xml:space="preserve"> </w:t>
+      </w:r>
+      <w:r>
+        <w:rPr>
+          <w:rFonts w:ascii="Liberation Serif" w:hAnsi="Liberation Serif" w:eastAsia="Liberation Serif"/>
+          <w:b/>
+          <w:i w:val="0"/>
+        </w:rPr>
+        <w:t>S340–S351</w:t>
       </w:r>
       <w:r>
         <w:rPr>
@@ -13247,7 +14054,373 @@
                 <w:i w:val="0"/>
                 <w:sz w:val="18"/>
               </w:rPr>
-              <w:t>ED 200 = PDF 518–544</w:t>
+              <w:t>ED 200 ≈ PDF 518–544 (tightened by S317)</w:t>
+            </w:r>
+          </w:p>
+        </w:tc>
+        <w:tc>
+          <w:tcPr>
+            <w:tcW w:type="dxa" w:w="1872"/>
+          </w:tcPr>
+          <w:p>
+            <w:r/>
+            <w:r>
+              <w:rPr>
+                <w:rFonts w:ascii="Liberation Serif" w:hAnsi="Liberation Serif" w:eastAsia="Liberation Serif"/>
+                <w:b w:val="0"/>
+                <w:i w:val="0"/>
+                <w:sz w:val="18"/>
+              </w:rPr>
+              <w:t>image seen</w:t>
+            </w:r>
+          </w:p>
+        </w:tc>
+      </w:tr>
+      <w:tr>
+        <w:tc>
+          <w:tcPr>
+            <w:tcW w:type="dxa" w:w="1872"/>
+          </w:tcPr>
+          <w:p>
+            <w:r/>
+            <w:r>
+              <w:rPr>
+                <w:rFonts w:ascii="Liberation Serif" w:hAnsi="Liberation Serif" w:eastAsia="Liberation Serif"/>
+                <w:b w:val="0"/>
+                <w:i w:val="0"/>
+                <w:sz w:val="18"/>
+              </w:rPr>
+              <w:t>S317</w:t>
+            </w:r>
+          </w:p>
+        </w:tc>
+        <w:tc>
+          <w:tcPr>
+            <w:tcW w:type="dxa" w:w="1872"/>
+          </w:tcPr>
+          <w:p>
+            <w:r/>
+            <w:r>
+              <w:rPr>
+                <w:rFonts w:ascii="Liberation Mono" w:hAnsi="Liberation Mono" w:eastAsia="Liberation Mono"/>
+                <w:b w:val="0"/>
+                <w:i w:val="0"/>
+                <w:sz w:val="18"/>
+              </w:rPr>
+              <w:t>../sources/census/ed200-1920/1920-yell-ed200-full-read-extract-2026-10-31.txt</w:t>
+            </w:r>
+          </w:p>
+        </w:tc>
+        <w:tc>
+          <w:tcPr>
+            <w:tcW w:type="dxa" w:w="1872"/>
+          </w:tcPr>
+          <w:p>
+            <w:r/>
+            <w:r>
+              <w:rPr>
+                <w:rFonts w:ascii="Liberation Serif" w:hAnsi="Liberation Serif" w:eastAsia="Liberation Serif"/>
+                <w:b w:val="0"/>
+                <w:i w:val="0"/>
+                <w:sz w:val="18"/>
+              </w:rPr>
+              <w:t>same item</w:t>
+            </w:r>
+          </w:p>
+        </w:tc>
+        <w:tc>
+          <w:tcPr>
+            <w:tcW w:type="dxa" w:w="1872"/>
+          </w:tcPr>
+          <w:p>
+            <w:r/>
+            <w:r>
+              <w:rPr>
+                <w:rFonts w:ascii="Liberation Serif" w:hAnsi="Liberation Serif" w:eastAsia="Liberation Serif"/>
+                <w:b w:val="0"/>
+                <w:i w:val="0"/>
+                <w:sz w:val="18"/>
+              </w:rPr>
+              <w:t>ED 200 full visual 518–541 nil P001</w:t>
+            </w:r>
+          </w:p>
+        </w:tc>
+        <w:tc>
+          <w:tcPr>
+            <w:tcW w:type="dxa" w:w="1872"/>
+          </w:tcPr>
+          <w:p>
+            <w:r/>
+            <w:r>
+              <w:rPr>
+                <w:rFonts w:ascii="Liberation Serif" w:hAnsi="Liberation Serif" w:eastAsia="Liberation Serif"/>
+                <w:b w:val="0"/>
+                <w:i w:val="0"/>
+                <w:sz w:val="18"/>
+              </w:rPr>
+              <w:t>image seen</w:t>
+            </w:r>
+          </w:p>
+        </w:tc>
+      </w:tr>
+      <w:tr>
+        <w:tc>
+          <w:tcPr>
+            <w:tcW w:type="dxa" w:w="1872"/>
+          </w:tcPr>
+          <w:p>
+            <w:r/>
+            <w:r>
+              <w:rPr>
+                <w:rFonts w:ascii="Liberation Serif" w:hAnsi="Liberation Serif" w:eastAsia="Liberation Serif"/>
+                <w:b w:val="0"/>
+                <w:i w:val="0"/>
+                <w:sz w:val="18"/>
+              </w:rPr>
+              <w:t>S318</w:t>
+            </w:r>
+          </w:p>
+        </w:tc>
+        <w:tc>
+          <w:tcPr>
+            <w:tcW w:type="dxa" w:w="1872"/>
+          </w:tcPr>
+          <w:p>
+            <w:r/>
+            <w:r>
+              <w:rPr>
+                <w:rFonts w:ascii="Liberation Mono" w:hAnsi="Liberation Mono" w:eastAsia="Liberation Mono"/>
+                <w:b w:val="0"/>
+                <w:i w:val="0"/>
+                <w:sz w:val="18"/>
+              </w:rPr>
+              <w:t>../sources/census/ed200-1920/</w:t>
+            </w:r>
+            <w:r>
+              <w:rPr>
+                <w:rFonts w:ascii="Liberation Serif" w:hAnsi="Liberation Serif" w:eastAsia="Liberation Serif"/>
+                <w:b w:val="0"/>
+                <w:i w:val="0"/>
+                <w:sz w:val="18"/>
+              </w:rPr>
+              <w:t xml:space="preserve"> Ola 6 A / 12 A / ED 201 headers</w:t>
+            </w:r>
+          </w:p>
+        </w:tc>
+        <w:tc>
+          <w:tcPr>
+            <w:tcW w:type="dxa" w:w="1872"/>
+          </w:tcPr>
+          <w:p>
+            <w:r/>
+            <w:r>
+              <w:rPr>
+                <w:rFonts w:ascii="Liberation Serif" w:hAnsi="Liberation Serif" w:eastAsia="Liberation Serif"/>
+                <w:b w:val="0"/>
+                <w:i w:val="0"/>
+                <w:sz w:val="18"/>
+              </w:rPr>
+              <w:t>same item</w:t>
+            </w:r>
+          </w:p>
+        </w:tc>
+        <w:tc>
+          <w:tcPr>
+            <w:tcW w:type="dxa" w:w="1872"/>
+          </w:tcPr>
+          <w:p>
+            <w:r/>
+            <w:r>
+              <w:rPr>
+                <w:rFonts w:ascii="Liberation Serif" w:hAnsi="Liberation Serif" w:eastAsia="Liberation Serif"/>
+                <w:b w:val="0"/>
+                <w:i w:val="0"/>
+                <w:sz w:val="18"/>
+              </w:rPr>
+              <w:t>Ola starts 528; 540 = 12 A; 542 = ED 201</w:t>
+            </w:r>
+          </w:p>
+        </w:tc>
+        <w:tc>
+          <w:tcPr>
+            <w:tcW w:type="dxa" w:w="1872"/>
+          </w:tcPr>
+          <w:p>
+            <w:r/>
+            <w:r>
+              <w:rPr>
+                <w:rFonts w:ascii="Liberation Serif" w:hAnsi="Liberation Serif" w:eastAsia="Liberation Serif"/>
+                <w:b w:val="0"/>
+                <w:i w:val="0"/>
+                <w:sz w:val="18"/>
+              </w:rPr>
+              <w:t>image seen</w:t>
+            </w:r>
+          </w:p>
+        </w:tc>
+      </w:tr>
+      <w:tr>
+        <w:tc>
+          <w:tcPr>
+            <w:tcW w:type="dxa" w:w="1872"/>
+          </w:tcPr>
+          <w:p>
+            <w:r/>
+            <w:r>
+              <w:rPr>
+                <w:rFonts w:ascii="Liberation Serif" w:hAnsi="Liberation Serif" w:eastAsia="Liberation Serif"/>
+                <w:b w:val="0"/>
+                <w:i w:val="0"/>
+                <w:sz w:val="18"/>
+              </w:rPr>
+              <w:t>S319–S321</w:t>
+            </w:r>
+          </w:p>
+        </w:tc>
+        <w:tc>
+          <w:tcPr>
+            <w:tcW w:type="dxa" w:w="1872"/>
+          </w:tcPr>
+          <w:p>
+            <w:r/>
+            <w:r>
+              <w:rPr>
+                <w:rFonts w:ascii="Liberation Mono" w:hAnsi="Liberation Mono" w:eastAsia="Liberation Mono"/>
+                <w:b w:val="0"/>
+                <w:i w:val="0"/>
+                <w:sz w:val="18"/>
+              </w:rPr>
+              <w:t>../sources/census/ed200-1920/</w:t>
+            </w:r>
+            <w:r>
+              <w:rPr>
+                <w:rFonts w:ascii="Liberation Serif" w:hAnsi="Liberation Serif" w:eastAsia="Liberation Serif"/>
+                <w:b w:val="0"/>
+                <w:i w:val="0"/>
+                <w:sz w:val="18"/>
+              </w:rPr>
+              <w:t xml:space="preserve"> reject crops</w:t>
+            </w:r>
+          </w:p>
+        </w:tc>
+        <w:tc>
+          <w:tcPr>
+            <w:tcW w:type="dxa" w:w="1872"/>
+          </w:tcPr>
+          <w:p>
+            <w:r/>
+            <w:r>
+              <w:rPr>
+                <w:rFonts w:ascii="Liberation Serif" w:hAnsi="Liberation Serif" w:eastAsia="Liberation Serif"/>
+                <w:b w:val="0"/>
+                <w:i w:val="0"/>
+                <w:sz w:val="18"/>
+              </w:rPr>
+              <w:t>same item</w:t>
+            </w:r>
+          </w:p>
+        </w:tc>
+        <w:tc>
+          <w:tcPr>
+            <w:tcW w:type="dxa" w:w="1872"/>
+          </w:tcPr>
+          <w:p>
+            <w:r/>
+            <w:r>
+              <w:rPr>
+                <w:rFonts w:ascii="Liberation Serif" w:hAnsi="Liberation Serif" w:eastAsia="Liberation Serif"/>
+                <w:b w:val="0"/>
+                <w:i w:val="0"/>
+                <w:sz w:val="18"/>
+              </w:rPr>
+              <w:t>Dora M 26 AL; Fannie E 47 KY; Dorey 33 AR</w:t>
+            </w:r>
+          </w:p>
+        </w:tc>
+        <w:tc>
+          <w:tcPr>
+            <w:tcW w:type="dxa" w:w="1872"/>
+          </w:tcPr>
+          <w:p>
+            <w:r/>
+            <w:r>
+              <w:rPr>
+                <w:rFonts w:ascii="Liberation Serif" w:hAnsi="Liberation Serif" w:eastAsia="Liberation Serif"/>
+                <w:b w:val="0"/>
+                <w:i w:val="0"/>
+                <w:sz w:val="18"/>
+              </w:rPr>
+              <w:t>image seen</w:t>
+            </w:r>
+          </w:p>
+        </w:tc>
+      </w:tr>
+      <w:tr>
+        <w:tc>
+          <w:tcPr>
+            <w:tcW w:type="dxa" w:w="1872"/>
+          </w:tcPr>
+          <w:p>
+            <w:r/>
+            <w:r>
+              <w:rPr>
+                <w:rFonts w:ascii="Liberation Serif" w:hAnsi="Liberation Serif" w:eastAsia="Liberation Serif"/>
+                <w:b w:val="0"/>
+                <w:i w:val="0"/>
+                <w:sz w:val="18"/>
+              </w:rPr>
+              <w:t>S322</w:t>
+            </w:r>
+          </w:p>
+        </w:tc>
+        <w:tc>
+          <w:tcPr>
+            <w:tcW w:type="dxa" w:w="1872"/>
+          </w:tcPr>
+          <w:p>
+            <w:r/>
+            <w:r>
+              <w:rPr>
+                <w:rFonts w:ascii="Liberation Serif" w:hAnsi="Liberation Serif" w:eastAsia="Liberation Serif"/>
+                <w:b w:val="0"/>
+                <w:i w:val="0"/>
+                <w:sz w:val="18"/>
+              </w:rPr>
+              <w:t>same extract as S317</w:t>
+            </w:r>
+          </w:p>
+        </w:tc>
+        <w:tc>
+          <w:tcPr>
+            <w:tcW w:type="dxa" w:w="1872"/>
+          </w:tcPr>
+          <w:p>
+            <w:r/>
+            <w:r>
+              <w:rPr>
+                <w:rFonts w:ascii="Liberation Serif" w:hAnsi="Liberation Serif" w:eastAsia="Liberation Serif"/>
+                <w:b w:val="0"/>
+                <w:i w:val="0"/>
+                <w:sz w:val="18"/>
+              </w:rPr>
+              <w:t>this case</w:t>
+            </w:r>
+          </w:p>
+        </w:tc>
+        <w:tc>
+          <w:tcPr>
+            <w:tcW w:type="dxa" w:w="1872"/>
+          </w:tcPr>
+          <w:p>
+            <w:r/>
+            <w:r>
+              <w:rPr>
+                <w:rFonts w:ascii="Liberation Serif" w:hAnsi="Liberation Serif" w:eastAsia="Liberation Serif"/>
+                <w:b w:val="0"/>
+                <w:i w:val="0"/>
+                <w:sz w:val="18"/>
+              </w:rPr>
+              <w:t>Header table + named rejects</w:t>
             </w:r>
           </w:p>
         </w:tc>
@@ -15302,6 +16475,756 @@
                 <w:i w:val="0"/>
                 <w:sz w:val="18"/>
               </w:rPr>
+              <w:t>S340</w:t>
+            </w:r>
+          </w:p>
+        </w:tc>
+        <w:tc>
+          <w:tcPr>
+            <w:tcW w:type="dxa" w:w="1872"/>
+          </w:tcPr>
+          <w:p>
+            <w:r/>
+            <w:r>
+              <w:rPr>
+                <w:rFonts w:ascii="Liberation Mono" w:hAnsi="Liberation Mono" w:eastAsia="Liberation Mono"/>
+                <w:b w:val="0"/>
+                <w:i w:val="0"/>
+                <w:sz w:val="18"/>
+              </w:rPr>
+              <w:t>../sources/military/nara-m1509-pamphlet-2026-10-31.pdf</w:t>
+            </w:r>
+          </w:p>
+        </w:tc>
+        <w:tc>
+          <w:tcPr>
+            <w:tcW w:type="dxa" w:w="1872"/>
+          </w:tcPr>
+          <w:p>
+            <w:r/>
+            <w:r>
+              <w:rPr>
+                <w:rFonts w:ascii="Liberation Serif" w:hAnsi="Liberation Serif" w:eastAsia="Liberation Serif"/>
+                <w:b w:val="0"/>
+                <w:i w:val="0"/>
+                <w:sz w:val="18"/>
+              </w:rPr>
+              <w:t>NARA M1509</w:t>
+            </w:r>
+          </w:p>
+        </w:tc>
+        <w:tc>
+          <w:tcPr>
+            <w:tcW w:type="dxa" w:w="1872"/>
+          </w:tcPr>
+          <w:p>
+            <w:r/>
+            <w:r>
+              <w:rPr>
+                <w:rFonts w:ascii="Liberation Serif" w:hAnsi="Liberation Serif" w:eastAsia="Liberation Serif"/>
+                <w:b w:val="0"/>
+                <w:i w:val="0"/>
+                <w:sz w:val="18"/>
+              </w:rPr>
+              <w:t>Roll map KY45/24/74 AR69/49</w:t>
+            </w:r>
+          </w:p>
+        </w:tc>
+        <w:tc>
+          <w:tcPr>
+            <w:tcW w:type="dxa" w:w="1872"/>
+          </w:tcPr>
+          <w:p>
+            <w:r/>
+            <w:r>
+              <w:rPr>
+                <w:rFonts w:ascii="Liberation Serif" w:hAnsi="Liberation Serif" w:eastAsia="Liberation Serif"/>
+                <w:b w:val="0"/>
+                <w:i w:val="0"/>
+                <w:sz w:val="18"/>
+              </w:rPr>
+              <w:t>image seen</w:t>
+            </w:r>
+          </w:p>
+        </w:tc>
+      </w:tr>
+      <w:tr>
+        <w:tc>
+          <w:tcPr>
+            <w:tcW w:type="dxa" w:w="1872"/>
+          </w:tcPr>
+          <w:p>
+            <w:r/>
+            <w:r>
+              <w:rPr>
+                <w:rFonts w:ascii="Liberation Serif" w:hAnsi="Liberation Serif" w:eastAsia="Liberation Serif"/>
+                <w:b w:val="0"/>
+                <w:i w:val="0"/>
+                <w:sz w:val="18"/>
+              </w:rPr>
+              <w:t>S341</w:t>
+            </w:r>
+          </w:p>
+        </w:tc>
+        <w:tc>
+          <w:tcPr>
+            <w:tcW w:type="dxa" w:w="1872"/>
+          </w:tcPr>
+          <w:p>
+            <w:r/>
+            <w:r>
+              <w:rPr>
+                <w:rFonts w:ascii="Liberation Mono" w:hAnsi="Liberation Mono" w:eastAsia="Liberation Mono"/>
+                <w:b w:val="0"/>
+                <w:i w:val="0"/>
+                <w:sz w:val="18"/>
+              </w:rPr>
+              <w:t>../sources/military/gt-estill-military-2026-10-31.html</w:t>
+            </w:r>
+            <w:r>
+              <w:rPr>
+                <w:rFonts w:ascii="Liberation Serif" w:hAnsi="Liberation Serif" w:eastAsia="Liberation Serif"/>
+                <w:b w:val="0"/>
+                <w:i w:val="0"/>
+                <w:sz w:val="18"/>
+              </w:rPr>
+              <w:t xml:space="preserve"> · </w:t>
+            </w:r>
+            <w:r>
+              <w:rPr>
+                <w:rFonts w:ascii="Liberation Mono" w:hAnsi="Liberation Mono" w:eastAsia="Liberation Mono"/>
+                <w:b w:val="0"/>
+                <w:i w:val="0"/>
+                <w:sz w:val="18"/>
+              </w:rPr>
+              <w:t>gt-owsley-military-2026-10-31.html</w:t>
+            </w:r>
+          </w:p>
+        </w:tc>
+        <w:tc>
+          <w:tcPr>
+            <w:tcW w:type="dxa" w:w="1872"/>
+          </w:tcPr>
+          <w:p>
+            <w:r/>
+            <w:r>
+              <w:rPr>
+                <w:rFonts w:ascii="Liberation Serif" w:hAnsi="Liberation Serif" w:eastAsia="Liberation Serif"/>
+                <w:b w:val="0"/>
+                <w:i w:val="0"/>
+                <w:sz w:val="18"/>
+              </w:rPr>
+              <w:t>GT Estill</w:t>
+            </w:r>
+          </w:p>
+        </w:tc>
+        <w:tc>
+          <w:tcPr>
+            <w:tcW w:type="dxa" w:w="1872"/>
+          </w:tcPr>
+          <w:p>
+            <w:r/>
+            <w:r>
+              <w:rPr>
+                <w:rFonts w:ascii="Liberation Serif" w:hAnsi="Liberation Serif" w:eastAsia="Liberation Serif"/>
+                <w:b w:val="0"/>
+                <w:i w:val="0"/>
+                <w:sz w:val="18"/>
+              </w:rPr>
+              <w:t>No WWI draft list</w:t>
+            </w:r>
+          </w:p>
+        </w:tc>
+        <w:tc>
+          <w:tcPr>
+            <w:tcW w:type="dxa" w:w="1872"/>
+          </w:tcPr>
+          <w:p>
+            <w:r/>
+            <w:r>
+              <w:rPr>
+                <w:rFonts w:ascii="Liberation Serif" w:hAnsi="Liberation Serif" w:eastAsia="Liberation Serif"/>
+                <w:b w:val="0"/>
+                <w:i w:val="0"/>
+                <w:sz w:val="18"/>
+              </w:rPr>
+              <w:t>transcription only</w:t>
+            </w:r>
+          </w:p>
+        </w:tc>
+      </w:tr>
+      <w:tr>
+        <w:tc>
+          <w:tcPr>
+            <w:tcW w:type="dxa" w:w="1872"/>
+          </w:tcPr>
+          <w:p>
+            <w:r/>
+            <w:r>
+              <w:rPr>
+                <w:rFonts w:ascii="Liberation Serif" w:hAnsi="Liberation Serif" w:eastAsia="Liberation Serif"/>
+                <w:b w:val="0"/>
+                <w:i w:val="0"/>
+                <w:sz w:val="18"/>
+              </w:rPr>
+              <w:t>S342</w:t>
+            </w:r>
+          </w:p>
+        </w:tc>
+        <w:tc>
+          <w:tcPr>
+            <w:tcW w:type="dxa" w:w="1872"/>
+          </w:tcPr>
+          <w:p>
+            <w:r/>
+            <w:r>
+              <w:rPr>
+                <w:rFonts w:ascii="Liberation Mono" w:hAnsi="Liberation Mono" w:eastAsia="Liberation Mono"/>
+                <w:b w:val="0"/>
+                <w:i w:val="0"/>
+                <w:sz w:val="18"/>
+              </w:rPr>
+              <w:t>../sources/military/gt-yell-military-2026-10-31.html</w:t>
+            </w:r>
+            <w:r>
+              <w:rPr>
+                <w:rFonts w:ascii="Liberation Serif" w:hAnsi="Liberation Serif" w:eastAsia="Liberation Serif"/>
+                <w:b w:val="0"/>
+                <w:i w:val="0"/>
+                <w:sz w:val="18"/>
+              </w:rPr>
+              <w:t xml:space="preserve"> · </w:t>
+            </w:r>
+            <w:r>
+              <w:rPr>
+                <w:rFonts w:ascii="Liberation Mono" w:hAnsi="Liberation Mono" w:eastAsia="Liberation Mono"/>
+                <w:b w:val="0"/>
+                <w:i w:val="0"/>
+                <w:sz w:val="18"/>
+              </w:rPr>
+              <w:t>argenweb-yell-military-2026-10-31.html</w:t>
+            </w:r>
+          </w:p>
+        </w:tc>
+        <w:tc>
+          <w:tcPr>
+            <w:tcW w:type="dxa" w:w="1872"/>
+          </w:tcPr>
+          <w:p>
+            <w:r/>
+            <w:r>
+              <w:rPr>
+                <w:rFonts w:ascii="Liberation Serif" w:hAnsi="Liberation Serif" w:eastAsia="Liberation Serif"/>
+                <w:b w:val="0"/>
+                <w:i w:val="0"/>
+                <w:sz w:val="18"/>
+              </w:rPr>
+              <w:t>GT Yell</w:t>
+            </w:r>
+          </w:p>
+        </w:tc>
+        <w:tc>
+          <w:tcPr>
+            <w:tcW w:type="dxa" w:w="1872"/>
+          </w:tcPr>
+          <w:p>
+            <w:r/>
+            <w:r>
+              <w:rPr>
+                <w:rFonts w:ascii="Liberation Serif" w:hAnsi="Liberation Serif" w:eastAsia="Liberation Serif"/>
+                <w:b w:val="0"/>
+                <w:i w:val="0"/>
+                <w:sz w:val="18"/>
+              </w:rPr>
+              <w:t>No WWI draft list</w:t>
+            </w:r>
+          </w:p>
+        </w:tc>
+        <w:tc>
+          <w:tcPr>
+            <w:tcW w:type="dxa" w:w="1872"/>
+          </w:tcPr>
+          <w:p>
+            <w:r/>
+            <w:r>
+              <w:rPr>
+                <w:rFonts w:ascii="Liberation Serif" w:hAnsi="Liberation Serif" w:eastAsia="Liberation Serif"/>
+                <w:b w:val="0"/>
+                <w:i w:val="0"/>
+                <w:sz w:val="18"/>
+              </w:rPr>
+              <w:t>transcription only</w:t>
+            </w:r>
+          </w:p>
+        </w:tc>
+      </w:tr>
+      <w:tr>
+        <w:tc>
+          <w:tcPr>
+            <w:tcW w:type="dxa" w:w="1872"/>
+          </w:tcPr>
+          <w:p>
+            <w:r/>
+            <w:r>
+              <w:rPr>
+                <w:rFonts w:ascii="Liberation Serif" w:hAnsi="Liberation Serif" w:eastAsia="Liberation Serif"/>
+                <w:b w:val="0"/>
+                <w:i w:val="0"/>
+                <w:sz w:val="18"/>
+              </w:rPr>
+              <w:t>S343</w:t>
+            </w:r>
+          </w:p>
+        </w:tc>
+        <w:tc>
+          <w:tcPr>
+            <w:tcW w:type="dxa" w:w="1872"/>
+          </w:tcPr>
+          <w:p>
+            <w:r/>
+            <w:r>
+              <w:rPr>
+                <w:rFonts w:ascii="Liberation Mono" w:hAnsi="Liberation Mono" w:eastAsia="Liberation Mono"/>
+                <w:b w:val="0"/>
+                <w:i w:val="0"/>
+                <w:sz w:val="18"/>
+              </w:rPr>
+              <w:t>../sources/military/argenweb-vanburen-wwi-newman-extract-2026-10-31.txt</w:t>
+            </w:r>
+          </w:p>
+        </w:tc>
+        <w:tc>
+          <w:tcPr>
+            <w:tcW w:type="dxa" w:w="1872"/>
+          </w:tcPr>
+          <w:p>
+            <w:r/>
+            <w:r>
+              <w:rPr>
+                <w:rFonts w:ascii="Liberation Serif" w:hAnsi="Liberation Serif" w:eastAsia="Liberation Serif"/>
+                <w:b w:val="0"/>
+                <w:i w:val="0"/>
+                <w:sz w:val="18"/>
+              </w:rPr>
+              <w:t>Van Buren WWI</w:t>
+            </w:r>
+          </w:p>
+        </w:tc>
+        <w:tc>
+          <w:tcPr>
+            <w:tcW w:type="dxa" w:w="1872"/>
+          </w:tcPr>
+          <w:p>
+            <w:r/>
+            <w:r>
+              <w:rPr>
+                <w:rFonts w:ascii="Liberation Serif" w:hAnsi="Liberation Serif" w:eastAsia="Liberation Serif"/>
+                <w:b w:val="0"/>
+                <w:i w:val="0"/>
+                <w:sz w:val="18"/>
+              </w:rPr>
+              <w:t>Four Newman rejects</w:t>
+            </w:r>
+          </w:p>
+        </w:tc>
+        <w:tc>
+          <w:tcPr>
+            <w:tcW w:type="dxa" w:w="1872"/>
+          </w:tcPr>
+          <w:p>
+            <w:r/>
+            <w:r>
+              <w:rPr>
+                <w:rFonts w:ascii="Liberation Serif" w:hAnsi="Liberation Serif" w:eastAsia="Liberation Serif"/>
+                <w:b w:val="0"/>
+                <w:i w:val="0"/>
+                <w:sz w:val="18"/>
+              </w:rPr>
+              <w:t>transcription only</w:t>
+            </w:r>
+          </w:p>
+        </w:tc>
+      </w:tr>
+      <w:tr>
+        <w:tc>
+          <w:tcPr>
+            <w:tcW w:type="dxa" w:w="1872"/>
+          </w:tcPr>
+          <w:p>
+            <w:r/>
+            <w:r>
+              <w:rPr>
+                <w:rFonts w:ascii="Liberation Serif" w:hAnsi="Liberation Serif" w:eastAsia="Liberation Serif"/>
+                <w:b w:val="0"/>
+                <w:i w:val="0"/>
+                <w:sz w:val="18"/>
+              </w:rPr>
+              <w:t>S344</w:t>
+            </w:r>
+          </w:p>
+        </w:tc>
+        <w:tc>
+          <w:tcPr>
+            <w:tcW w:type="dxa" w:w="1872"/>
+          </w:tcPr>
+          <w:p>
+            <w:r/>
+            <w:r>
+              <w:rPr>
+                <w:rFonts w:ascii="Liberation Mono" w:hAnsi="Liberation Mono" w:eastAsia="Liberation Mono"/>
+                <w:b w:val="0"/>
+                <w:i w:val="0"/>
+                <w:sz w:val="18"/>
+              </w:rPr>
+              <w:t>../sources/military/gt-ark-soldiers-great-war-newman-extract-2026-10-31.txt</w:t>
+            </w:r>
+          </w:p>
+        </w:tc>
+        <w:tc>
+          <w:tcPr>
+            <w:tcW w:type="dxa" w:w="1872"/>
+          </w:tcPr>
+          <w:p>
+            <w:r/>
+            <w:r>
+              <w:rPr>
+                <w:rFonts w:ascii="Liberation Serif" w:hAnsi="Liberation Serif" w:eastAsia="Liberation Serif"/>
+                <w:b w:val="0"/>
+                <w:i w:val="0"/>
+                <w:sz w:val="18"/>
+              </w:rPr>
+              <w:t>AR Great War</w:t>
+            </w:r>
+          </w:p>
+        </w:tc>
+        <w:tc>
+          <w:tcPr>
+            <w:tcW w:type="dxa" w:w="1872"/>
+          </w:tcPr>
+          <w:p>
+            <w:r/>
+            <w:r>
+              <w:rPr>
+                <w:rFonts w:ascii="Liberation Serif" w:hAnsi="Liberation Serif" w:eastAsia="Liberation Serif"/>
+                <w:b w:val="0"/>
+                <w:i w:val="0"/>
+                <w:sz w:val="18"/>
+              </w:rPr>
+              <w:t>Joseph C. Newman Russell reject</w:t>
+            </w:r>
+          </w:p>
+        </w:tc>
+        <w:tc>
+          <w:tcPr>
+            <w:tcW w:type="dxa" w:w="1872"/>
+          </w:tcPr>
+          <w:p>
+            <w:r/>
+            <w:r>
+              <w:rPr>
+                <w:rFonts w:ascii="Liberation Serif" w:hAnsi="Liberation Serif" w:eastAsia="Liberation Serif"/>
+                <w:b w:val="0"/>
+                <w:i w:val="0"/>
+                <w:sz w:val="18"/>
+              </w:rPr>
+              <w:t>transcription only</w:t>
+            </w:r>
+          </w:p>
+        </w:tc>
+      </w:tr>
+      <w:tr>
+        <w:tc>
+          <w:tcPr>
+            <w:tcW w:type="dxa" w:w="1872"/>
+          </w:tcPr>
+          <w:p>
+            <w:r/>
+            <w:r>
+              <w:rPr>
+                <w:rFonts w:ascii="Liberation Serif" w:hAnsi="Liberation Serif" w:eastAsia="Liberation Serif"/>
+                <w:b w:val="0"/>
+                <w:i w:val="0"/>
+                <w:sz w:val="18"/>
+              </w:rPr>
+              <w:t>S345</w:t>
+            </w:r>
+          </w:p>
+        </w:tc>
+        <w:tc>
+          <w:tcPr>
+            <w:tcW w:type="dxa" w:w="1872"/>
+          </w:tcPr>
+          <w:p>
+            <w:r/>
+            <w:r>
+              <w:rPr>
+                <w:rFonts w:ascii="Liberation Mono" w:hAnsi="Liberation Mono" w:eastAsia="Liberation Mono"/>
+                <w:b w:val="0"/>
+                <w:i w:val="0"/>
+                <w:sz w:val="18"/>
+              </w:rPr>
+              <w:t>../sources/military/usgennet-lee-military-2026-10-31.html</w:t>
+            </w:r>
+            <w:r>
+              <w:rPr>
+                <w:rFonts w:ascii="Liberation Serif" w:hAnsi="Liberation Serif" w:eastAsia="Liberation Serif"/>
+                <w:b w:val="0"/>
+                <w:i w:val="0"/>
+                <w:sz w:val="18"/>
+              </w:rPr>
+              <w:t xml:space="preserve"> · </w:t>
+            </w:r>
+            <w:r>
+              <w:rPr>
+                <w:rFonts w:ascii="Liberation Mono" w:hAnsi="Liberation Mono" w:eastAsia="Liberation Mono"/>
+                <w:b w:val="0"/>
+                <w:i w:val="0"/>
+                <w:sz w:val="18"/>
+              </w:rPr>
+              <w:t>usgennet-owsley-military-2026-10-31.html</w:t>
+            </w:r>
+          </w:p>
+        </w:tc>
+        <w:tc>
+          <w:tcPr>
+            <w:tcW w:type="dxa" w:w="1872"/>
+          </w:tcPr>
+          <w:p>
+            <w:r/>
+            <w:r>
+              <w:rPr>
+                <w:rFonts w:ascii="Liberation Serif" w:hAnsi="Liberation Serif" w:eastAsia="Liberation Serif"/>
+                <w:b w:val="0"/>
+                <w:i w:val="0"/>
+                <w:sz w:val="18"/>
+              </w:rPr>
+              <w:t>USGenNet Lee/Owsley military</w:t>
+            </w:r>
+          </w:p>
+        </w:tc>
+        <w:tc>
+          <w:tcPr>
+            <w:tcW w:type="dxa" w:w="1872"/>
+          </w:tcPr>
+          <w:p>
+            <w:r/>
+            <w:r>
+              <w:rPr>
+                <w:rFonts w:ascii="Liberation Serif" w:hAnsi="Liberation Serif" w:eastAsia="Liberation Serif"/>
+                <w:b w:val="0"/>
+                <w:i w:val="0"/>
+                <w:sz w:val="18"/>
+              </w:rPr>
+              <w:t>Civil War only</w:t>
+            </w:r>
+          </w:p>
+        </w:tc>
+        <w:tc>
+          <w:tcPr>
+            <w:tcW w:type="dxa" w:w="1872"/>
+          </w:tcPr>
+          <w:p>
+            <w:r/>
+            <w:r>
+              <w:rPr>
+                <w:rFonts w:ascii="Liberation Serif" w:hAnsi="Liberation Serif" w:eastAsia="Liberation Serif"/>
+                <w:b w:val="0"/>
+                <w:i w:val="0"/>
+                <w:sz w:val="18"/>
+              </w:rPr>
+              <w:t>transcription only</w:t>
+            </w:r>
+          </w:p>
+        </w:tc>
+      </w:tr>
+      <w:tr>
+        <w:tc>
+          <w:tcPr>
+            <w:tcW w:type="dxa" w:w="1872"/>
+          </w:tcPr>
+          <w:p>
+            <w:r/>
+            <w:r>
+              <w:rPr>
+                <w:rFonts w:ascii="Liberation Serif" w:hAnsi="Liberation Serif" w:eastAsia="Liberation Serif"/>
+                <w:b w:val="0"/>
+                <w:i w:val="0"/>
+                <w:sz w:val="18"/>
+              </w:rPr>
+              <w:t>S346</w:t>
+            </w:r>
+          </w:p>
+        </w:tc>
+        <w:tc>
+          <w:tcPr>
+            <w:tcW w:type="dxa" w:w="1872"/>
+          </w:tcPr>
+          <w:p>
+            <w:r/>
+            <w:r>
+              <w:rPr>
+                <w:rFonts w:ascii="Liberation Mono" w:hAnsi="Liberation Mono" w:eastAsia="Liberation Mono"/>
+                <w:b w:val="0"/>
+                <w:i w:val="0"/>
+                <w:sz w:val="18"/>
+              </w:rPr>
+              <w:t>../sources/military/ia-m1509-solr-2026-10-31.json</w:t>
+            </w:r>
+          </w:p>
+        </w:tc>
+        <w:tc>
+          <w:tcPr>
+            <w:tcW w:type="dxa" w:w="1872"/>
+          </w:tcPr>
+          <w:p>
+            <w:r/>
+            <w:r>
+              <w:rPr>
+                <w:rFonts w:ascii="Liberation Serif" w:hAnsi="Liberation Serif" w:eastAsia="Liberation Serif"/>
+                <w:b w:val="0"/>
+                <w:i w:val="0"/>
+                <w:sz w:val="18"/>
+              </w:rPr>
+              <w:t>IA Solr</w:t>
+            </w:r>
+          </w:p>
+        </w:tc>
+        <w:tc>
+          <w:tcPr>
+            <w:tcW w:type="dxa" w:w="1872"/>
+          </w:tcPr>
+          <w:p>
+            <w:r/>
+            <w:r>
+              <w:rPr>
+                <w:rFonts w:ascii="Liberation Serif" w:hAnsi="Liberation Serif" w:eastAsia="Liberation Serif"/>
+                <w:b w:val="0"/>
+                <w:i w:val="0"/>
+                <w:sz w:val="18"/>
+              </w:rPr>
+              <w:t>Four queries numFound=0</w:t>
+            </w:r>
+          </w:p>
+        </w:tc>
+        <w:tc>
+          <w:tcPr>
+            <w:tcW w:type="dxa" w:w="1872"/>
+          </w:tcPr>
+          <w:p>
+            <w:r/>
+            <w:r>
+              <w:rPr>
+                <w:rFonts w:ascii="Liberation Serif" w:hAnsi="Liberation Serif" w:eastAsia="Liberation Serif"/>
+                <w:b w:val="0"/>
+                <w:i w:val="0"/>
+                <w:sz w:val="18"/>
+              </w:rPr>
+              <w:t>index only</w:t>
+            </w:r>
+          </w:p>
+        </w:tc>
+      </w:tr>
+      <w:tr>
+        <w:tc>
+          <w:tcPr>
+            <w:tcW w:type="dxa" w:w="1872"/>
+          </w:tcPr>
+          <w:p>
+            <w:r/>
+            <w:r>
+              <w:rPr>
+                <w:rFonts w:ascii="Liberation Serif" w:hAnsi="Liberation Serif" w:eastAsia="Liberation Serif"/>
+                <w:b w:val="0"/>
+                <w:i w:val="0"/>
+                <w:sz w:val="18"/>
+              </w:rPr>
+              <w:t>S351</w:t>
+            </w:r>
+          </w:p>
+        </w:tc>
+        <w:tc>
+          <w:tcPr>
+            <w:tcW w:type="dxa" w:w="1872"/>
+          </w:tcPr>
+          <w:p>
+            <w:r/>
+            <w:r>
+              <w:rPr>
+                <w:rFonts w:ascii="Liberation Mono" w:hAnsi="Liberation Mono" w:eastAsia="Liberation Mono"/>
+                <w:b w:val="0"/>
+                <w:i w:val="0"/>
+                <w:sz w:val="18"/>
+              </w:rPr>
+              <w:t>../sources/military/b047-pass75-catalog-extract-2026-10-31.txt</w:t>
+            </w:r>
+          </w:p>
+        </w:tc>
+        <w:tc>
+          <w:tcPr>
+            <w:tcW w:type="dxa" w:w="1872"/>
+          </w:tcPr>
+          <w:p>
+            <w:r/>
+            <w:r>
+              <w:rPr>
+                <w:rFonts w:ascii="Liberation Serif" w:hAnsi="Liberation Serif" w:eastAsia="Liberation Serif"/>
+                <w:b w:val="0"/>
+                <w:i w:val="0"/>
+                <w:sz w:val="18"/>
+              </w:rPr>
+              <w:t>Combined B047 catalog</w:t>
+            </w:r>
+          </w:p>
+        </w:tc>
+        <w:tc>
+          <w:tcPr>
+            <w:tcW w:type="dxa" w:w="1872"/>
+          </w:tcPr>
+          <w:p>
+            <w:r/>
+            <w:r>
+              <w:rPr>
+                <w:rFonts w:ascii="Liberation Serif" w:hAnsi="Liberation Serif" w:eastAsia="Liberation Serif"/>
+                <w:b w:val="0"/>
+                <w:i w:val="0"/>
+                <w:sz w:val="18"/>
+              </w:rPr>
+              <w:t>Retrieval path + exact searches</w:t>
+            </w:r>
+          </w:p>
+        </w:tc>
+        <w:tc>
+          <w:tcPr>
+            <w:tcW w:type="dxa" w:w="1872"/>
+          </w:tcPr>
+          <w:p>
+            <w:r/>
+            <w:r>
+              <w:rPr>
+                <w:rFonts w:ascii="Liberation Serif" w:hAnsi="Liberation Serif" w:eastAsia="Liberation Serif"/>
+                <w:b w:val="0"/>
+                <w:i w:val="0"/>
+                <w:sz w:val="18"/>
+              </w:rPr>
+              <w:t>catalog only</w:t>
+            </w:r>
+          </w:p>
+        </w:tc>
+      </w:tr>
+      <w:tr>
+        <w:tc>
+          <w:tcPr>
+            <w:tcW w:type="dxa" w:w="1872"/>
+          </w:tcPr>
+          <w:p>
+            <w:r/>
+            <w:r>
+              <w:rPr>
+                <w:rFonts w:ascii="Liberation Serif" w:hAnsi="Liberation Serif" w:eastAsia="Liberation Serif"/>
+                <w:b w:val="0"/>
+                <w:i w:val="0"/>
+                <w:sz w:val="18"/>
+              </w:rPr>
               <w:t>S352</w:t>
             </w:r>
           </w:p>

--- a/research/dora-ella-newnam/sources/authored/Dora-Ella-Newnam-Stone-A-Life-latest.docx
+++ b/research/dora-ella-newnam/sources/authored/Dora-Ella-Newnam-Stone-A-Life-latest.docx
@@ -6073,7 +6073,7 @@
           <w:b w:val="0"/>
           <w:i w:val="0"/>
         </w:rPr>
-        <w:t xml:space="preserve"> as father — a </w:t>
+        <w:t xml:space="preserve"> as father — still a </w:t>
       </w:r>
       <w:r>
         <w:rPr>
@@ -6089,7 +6089,183 @@
           <w:b w:val="0"/>
           <w:i w:val="0"/>
         </w:rPr>
-        <w:t xml:space="preserve"> lead only, not printed here as proved death. [C230] Free Tennessee death and obituary indexes searched from this case did not independently confirm that row. [C231] Lee Marriage Books 5–15 have no Rissie or Rissa Newnam bride; a 1920 Rissa Newton, seventeen, is a different woman. [C134] A Rissie Pelfrey Maxey born 1882 is a different woman.</w:t>
+        <w:t xml:space="preserve"> identification with the 1900 daughter, not printed here as proved death. [C230] [C429] The Tennessee statewide death index independently lists </w:t>
+      </w:r>
+      <w:r>
+        <w:rPr>
+          <w:rFonts w:ascii="Liberation Serif" w:hAnsi="Liberation Serif" w:eastAsia="Liberation Serif"/>
+          <w:b/>
+          <w:i w:val="0"/>
+        </w:rPr>
+        <w:t>LEWIS, RISSIE N</w:t>
+      </w:r>
+      <w:r>
+        <w:rPr>
+          <w:rFonts w:ascii="Liberation Serif" w:hAnsi="Liberation Serif" w:eastAsia="Liberation Serif"/>
+          <w:b w:val="0"/>
+          <w:i w:val="0"/>
+        </w:rPr>
+        <w:t xml:space="preserve">, died </w:t>
+      </w:r>
+      <w:r>
+        <w:rPr>
+          <w:rFonts w:ascii="Liberation Serif" w:hAnsi="Liberation Serif" w:eastAsia="Liberation Serif"/>
+          <w:b/>
+          <w:i w:val="0"/>
+        </w:rPr>
+        <w:t>13 May 1980</w:t>
+      </w:r>
+      <w:r>
+        <w:rPr>
+          <w:rFonts w:ascii="Liberation Serif" w:hAnsi="Liberation Serif" w:eastAsia="Liberation Serif"/>
+          <w:b w:val="0"/>
+          <w:i w:val="0"/>
+        </w:rPr>
+        <w:t xml:space="preserve">, age </w:t>
+      </w:r>
+      <w:r>
+        <w:rPr>
+          <w:rFonts w:ascii="Liberation Serif" w:hAnsi="Liberation Serif" w:eastAsia="Liberation Serif"/>
+          <w:b/>
+          <w:i w:val="0"/>
+        </w:rPr>
+        <w:t>82</w:t>
+      </w:r>
+      <w:r>
+        <w:rPr>
+          <w:rFonts w:ascii="Liberation Serif" w:hAnsi="Liberation Serif" w:eastAsia="Liberation Serif"/>
+          <w:b w:val="0"/>
+          <w:i w:val="0"/>
+        </w:rPr>
+        <w:t xml:space="preserve">, Knox County, file </w:t>
+      </w:r>
+      <w:r>
+        <w:rPr>
+          <w:rFonts w:ascii="Liberation Serif" w:hAnsi="Liberation Serif" w:eastAsia="Liberation Serif"/>
+          <w:b/>
+          <w:i w:val="0"/>
+        </w:rPr>
+        <w:t>15370</w:t>
+      </w:r>
+      <w:r>
+        <w:rPr>
+          <w:rFonts w:ascii="Liberation Serif" w:hAnsi="Liberation Serif" w:eastAsia="Liberation Serif"/>
+          <w:b w:val="0"/>
+          <w:i w:val="0"/>
+        </w:rPr>
+        <w:t xml:space="preserve">. [C425] A stone </w:t>
+      </w:r>
+      <w:r>
+        <w:rPr>
+          <w:rFonts w:ascii="Liberation Serif" w:hAnsi="Liberation Serif" w:eastAsia="Liberation Serif"/>
+          <w:b/>
+          <w:i w:val="0"/>
+        </w:rPr>
+        <w:t>image seen</w:t>
+      </w:r>
+      <w:r>
+        <w:rPr>
+          <w:rFonts w:ascii="Liberation Serif" w:hAnsi="Liberation Serif" w:eastAsia="Liberation Serif"/>
+          <w:b w:val="0"/>
+          <w:i w:val="0"/>
+        </w:rPr>
+        <w:t xml:space="preserve"> at Greenwood Cemetery, Knoxville, reads </w:t>
+      </w:r>
+      <w:r>
+        <w:rPr>
+          <w:rFonts w:ascii="Liberation Serif" w:hAnsi="Liberation Serif" w:eastAsia="Liberation Serif"/>
+          <w:b/>
+          <w:i w:val="0"/>
+        </w:rPr>
+        <w:t>RISSIE P. LEWIS / 1897–1980</w:t>
+      </w:r>
+      <w:r>
+        <w:rPr>
+          <w:rFonts w:ascii="Liberation Serif" w:hAnsi="Liberation Serif" w:eastAsia="Liberation Serif"/>
+          <w:b w:val="0"/>
+          <w:i w:val="0"/>
+        </w:rPr>
+        <w:t xml:space="preserve">. [C426] Index and stone are </w:t>
+      </w:r>
+      <w:r>
+        <w:rPr>
+          <w:rFonts w:ascii="Liberation Serif" w:hAnsi="Liberation Serif" w:eastAsia="Liberation Serif"/>
+          <w:b/>
+          <w:i w:val="0"/>
+        </w:rPr>
+        <w:t>probable</w:t>
+      </w:r>
+      <w:r>
+        <w:rPr>
+          <w:rFonts w:ascii="Liberation Serif" w:hAnsi="Liberation Serif" w:eastAsia="Liberation Serif"/>
+          <w:b w:val="0"/>
+          <w:i w:val="0"/>
+        </w:rPr>
+        <w:t xml:space="preserve"> the same woman (conflict </w:t>
+      </w:r>
+      <w:r>
+        <w:rPr>
+          <w:rFonts w:ascii="Liberation Serif" w:hAnsi="Liberation Serif" w:eastAsia="Liberation Serif"/>
+          <w:b/>
+          <w:i w:val="0"/>
+        </w:rPr>
+        <w:t>#26</w:t>
+      </w:r>
+      <w:r>
+        <w:rPr>
+          <w:rFonts w:ascii="Liberation Serif" w:hAnsi="Liberation Serif" w:eastAsia="Liberation Serif"/>
+          <w:b w:val="0"/>
+          <w:i w:val="0"/>
+        </w:rPr>
+        <w:t xml:space="preserve">: middle </w:t>
+      </w:r>
+      <w:r>
+        <w:rPr>
+          <w:rFonts w:ascii="Liberation Serif" w:hAnsi="Liberation Serif" w:eastAsia="Liberation Serif"/>
+          <w:b/>
+          <w:i w:val="0"/>
+        </w:rPr>
+        <w:t>N</w:t>
+      </w:r>
+      <w:r>
+        <w:rPr>
+          <w:rFonts w:ascii="Liberation Serif" w:hAnsi="Liberation Serif" w:eastAsia="Liberation Serif"/>
+          <w:b w:val="0"/>
+          <w:i w:val="0"/>
+        </w:rPr>
+        <w:t xml:space="preserve"> vs </w:t>
+      </w:r>
+      <w:r>
+        <w:rPr>
+          <w:rFonts w:ascii="Liberation Serif" w:hAnsi="Liberation Serif" w:eastAsia="Liberation Serif"/>
+          <w:b/>
+          <w:i w:val="0"/>
+        </w:rPr>
+        <w:t>P</w:t>
+      </w:r>
+      <w:r>
+        <w:rPr>
+          <w:rFonts w:ascii="Liberation Serif" w:hAnsi="Liberation Serif" w:eastAsia="Liberation Serif"/>
+          <w:b w:val="0"/>
+          <w:i w:val="0"/>
+        </w:rPr>
+        <w:t xml:space="preserve">). [C427] WikiTree’s death date and Knoxville place are confirmed under </w:t>
+      </w:r>
+      <w:r>
+        <w:rPr>
+          <w:rFonts w:ascii="Liberation Serif" w:hAnsi="Liberation Serif" w:eastAsia="Liberation Serif"/>
+          <w:b/>
+          <w:i w:val="0"/>
+        </w:rPr>
+        <w:t>Lewis</w:t>
+      </w:r>
+      <w:r>
+        <w:rPr>
+          <w:rFonts w:ascii="Liberation Serif" w:hAnsi="Liberation Serif" w:eastAsia="Liberation Serif"/>
+          <w:b w:val="0"/>
+          <w:i w:val="0"/>
+        </w:rPr>
+        <w:t>, not Pelfrey. [C428] Lee Marriage Books 5–37 have no Rissie or Rissa Newnam bride. [C134] [C430] Rejected same-name women include Rissie Pelfrey Maxey (1882) and Rissie Crawford Lewis (1922–1980, Texas). [C431] The certificate is unread (Tennessee fifty-year rule until 2030). [C433]</w:t>
       </w:r>
     </w:p>
     <w:p>
@@ -6607,7 +6783,39 @@
           <w:b w:val="0"/>
           <w:i w:val="0"/>
         </w:rPr>
-        <w:t>John H.; Mary Bunch’s death (Lee books and recent “Mary M. Bunch” obituaries do not match); Rissie’s Tennessee identification (SortedByName Newnam R-block is nil); the two unnamed children.</w:t>
+        <w:t xml:space="preserve">John H.; Mary Bunch’s death (Lee books and recent “Mary M. Bunch” obituaries do not match); Rissie’s Tennessee identification (index + stone </w:t>
+      </w:r>
+      <w:r>
+        <w:rPr>
+          <w:rFonts w:ascii="Liberation Serif" w:hAnsi="Liberation Serif" w:eastAsia="Liberation Serif"/>
+          <w:b/>
+          <w:i w:val="0"/>
+        </w:rPr>
+        <w:t>PROBABLE</w:t>
+      </w:r>
+      <w:r>
+        <w:rPr>
+          <w:rFonts w:ascii="Liberation Serif" w:hAnsi="Liberation Serif" w:eastAsia="Liberation Serif"/>
+          <w:b w:val="0"/>
+          <w:i w:val="0"/>
+        </w:rPr>
+        <w:t xml:space="preserve"> one Lewis woman; vs P009 still </w:t>
+      </w:r>
+      <w:r>
+        <w:rPr>
+          <w:rFonts w:ascii="Liberation Serif" w:hAnsi="Liberation Serif" w:eastAsia="Liberation Serif"/>
+          <w:b/>
+          <w:i w:val="0"/>
+        </w:rPr>
+        <w:t>POSSIBLE</w:t>
+      </w:r>
+      <w:r>
+        <w:rPr>
+          <w:rFonts w:ascii="Liberation Serif" w:hAnsi="Liberation Serif" w:eastAsia="Liberation Serif"/>
+          <w:b w:val="0"/>
+          <w:i w:val="0"/>
+        </w:rPr>
+        <w:t>; parents unread); the two unnamed children.</w:t>
       </w:r>
     </w:p>
     <w:p>
@@ -6962,47 +7170,47 @@
           <w:b/>
           <w:i w:val="0"/>
         </w:rPr>
-        <w:t>FAN residual:</w:t>
-      </w:r>
-      <w:r>
-        <w:rPr>
-          <w:rFonts w:ascii="Liberation Serif" w:hAnsi="Liberation Serif" w:eastAsia="Liberation Serif"/>
-          <w:b w:val="0"/>
-          <w:i w:val="0"/>
-        </w:rPr>
-        <w:t xml:space="preserve"> B057 </w:t>
-      </w:r>
-      <w:r>
-        <w:rPr>
-          <w:rFonts w:ascii="Liberation Serif" w:hAnsi="Liberation Serif" w:eastAsia="Liberation Serif"/>
-          <w:b/>
-          <w:i w:val="0"/>
-        </w:rPr>
-        <w:t>done</w:t>
-      </w:r>
-      <w:r>
-        <w:rPr>
-          <w:rFonts w:ascii="Liberation Serif" w:hAnsi="Liberation Serif" w:eastAsia="Liberation Serif"/>
-          <w:b w:val="0"/>
-          <w:i w:val="0"/>
-        </w:rPr>
-        <w:t xml:space="preserve"> for the remote stone/index pass (</w:t>
-      </w:r>
-      <w:r>
-        <w:rPr>
-          <w:rFonts w:ascii="Liberation Serif" w:hAnsi="Liberation Serif" w:eastAsia="Liberation Serif"/>
-          <w:b/>
-          <w:i w:val="0"/>
-        </w:rPr>
-        <w:t>C383–C398</w:t>
-      </w:r>
-      <w:r>
-        <w:rPr>
-          <w:rFonts w:ascii="Liberation Serif" w:hAnsi="Liberation Serif" w:eastAsia="Liberation Serif"/>
-          <w:b w:val="0"/>
-          <w:i w:val="0"/>
-        </w:rPr>
-        <w:t xml:space="preserve">). Vincent Newman Family Cemetery located; Edward stone </w:t>
+        <w:t>B016 partial:</w:t>
+      </w:r>
+      <w:r>
+        <w:rPr>
+          <w:rFonts w:ascii="Liberation Serif" w:hAnsi="Liberation Serif" w:eastAsia="Liberation Serif"/>
+          <w:b w:val="0"/>
+          <w:i w:val="0"/>
+        </w:rPr>
+        <w:t xml:space="preserve"> TN index </w:t>
+      </w:r>
+      <w:r>
+        <w:rPr>
+          <w:rFonts w:ascii="Liberation Serif" w:hAnsi="Liberation Serif" w:eastAsia="Liberation Serif"/>
+          <w:b/>
+          <w:i w:val="0"/>
+        </w:rPr>
+        <w:t>LEWIS RISSIE N</w:t>
+      </w:r>
+      <w:r>
+        <w:rPr>
+          <w:rFonts w:ascii="Liberation Serif" w:hAnsi="Liberation Serif" w:eastAsia="Liberation Serif"/>
+          <w:b w:val="0"/>
+          <w:i w:val="0"/>
+        </w:rPr>
+        <w:t xml:space="preserve"> 13 May 1980 Knox file </w:t>
+      </w:r>
+      <w:r>
+        <w:rPr>
+          <w:rFonts w:ascii="Liberation Serif" w:hAnsi="Liberation Serif" w:eastAsia="Liberation Serif"/>
+          <w:b/>
+          <w:i w:val="0"/>
+        </w:rPr>
+        <w:t>15370</w:t>
+      </w:r>
+      <w:r>
+        <w:rPr>
+          <w:rFonts w:ascii="Liberation Serif" w:hAnsi="Liberation Serif" w:eastAsia="Liberation Serif"/>
+          <w:b w:val="0"/>
+          <w:i w:val="0"/>
+        </w:rPr>
+        <w:t xml:space="preserve"> + Greenwood stone </w:t>
       </w:r>
       <w:r>
         <w:rPr>
@@ -7018,55 +7226,7 @@
           <w:b w:val="0"/>
           <w:i w:val="0"/>
         </w:rPr>
-        <w:t xml:space="preserve">; Madison 1936 ages </w:t>
-      </w:r>
-      <w:r>
-        <w:rPr>
-          <w:rFonts w:ascii="Liberation Serif" w:hAnsi="Liberation Serif" w:eastAsia="Liberation Serif"/>
-          <w:b/>
-          <w:i w:val="0"/>
-        </w:rPr>
-        <w:t>017</w:t>
-      </w:r>
-      <w:r>
-        <w:rPr>
-          <w:rFonts w:ascii="Liberation Serif" w:hAnsi="Liberation Serif" w:eastAsia="Liberation Serif"/>
-          <w:b w:val="0"/>
-          <w:i w:val="0"/>
-        </w:rPr>
-        <w:t xml:space="preserve">. Still unread: Madison/Lee DC </w:t>
-      </w:r>
-      <w:r>
-        <w:rPr>
-          <w:rFonts w:ascii="Liberation Serif" w:hAnsi="Liberation Serif" w:eastAsia="Liberation Serif"/>
-          <w:b/>
-          <w:i w:val="0"/>
-        </w:rPr>
-        <w:t>images</w:t>
-      </w:r>
-      <w:r>
-        <w:rPr>
-          <w:rFonts w:ascii="Liberation Serif" w:hAnsi="Liberation Serif" w:eastAsia="Liberation Serif"/>
-          <w:b w:val="0"/>
-          <w:i w:val="0"/>
-        </w:rPr>
-        <w:t xml:space="preserve">, Owsley 1920 book, Smith 1843–1929 marriages; Callie/Dorothy/Everett FAG </w:t>
-      </w:r>
-      <w:r>
-        <w:rPr>
-          <w:rFonts w:ascii="Liberation Serif" w:hAnsi="Liberation Serif" w:eastAsia="Liberation Serif"/>
-          <w:b/>
-          <w:i w:val="0"/>
-        </w:rPr>
-        <w:t>no photos</w:t>
-      </w:r>
-      <w:r>
-        <w:rPr>
-          <w:rFonts w:ascii="Liberation Serif" w:hAnsi="Liberation Serif" w:eastAsia="Liberation Serif"/>
-          <w:b w:val="0"/>
-          <w:i w:val="0"/>
-        </w:rPr>
-        <w:t xml:space="preserve">. Grant=Frank and John of Owsley still </w:t>
+        <w:t xml:space="preserve">. vs P009 still </w:t>
       </w:r>
       <w:r>
         <w:rPr>
@@ -7082,175 +7242,15 @@
           <w:b w:val="0"/>
           <w:i w:val="0"/>
         </w:rPr>
-        <w:t xml:space="preserve">. </w:t>
-      </w:r>
-      <w:r>
-        <w:rPr>
-          <w:rFonts w:ascii="Liberation Serif" w:hAnsi="Liberation Serif" w:eastAsia="Liberation Serif"/>
-          <w:b/>
-          <w:i w:val="0"/>
-        </w:rPr>
-        <w:t>B054 done</w:t>
-      </w:r>
-      <w:r>
-        <w:rPr>
-          <w:rFonts w:ascii="Liberation Serif" w:hAnsi="Liberation Serif" w:eastAsia="Liberation Serif"/>
-          <w:b w:val="0"/>
-          <w:i w:val="0"/>
-        </w:rPr>
-        <w:t xml:space="preserve"> — Carter Cove stones </w:t>
-      </w:r>
-      <w:r>
-        <w:rPr>
-          <w:rFonts w:ascii="Liberation Serif" w:hAnsi="Liberation Serif" w:eastAsia="Liberation Serif"/>
-          <w:b/>
-          <w:i w:val="0"/>
-        </w:rPr>
-        <w:t>image seen</w:t>
-      </w:r>
-      <w:r>
-        <w:rPr>
-          <w:rFonts w:ascii="Liberation Serif" w:hAnsi="Liberation Serif" w:eastAsia="Liberation Serif"/>
-          <w:b w:val="0"/>
-          <w:i w:val="0"/>
-        </w:rPr>
-        <w:t xml:space="preserve"> (</w:t>
-      </w:r>
-      <w:r>
-        <w:rPr>
-          <w:rFonts w:ascii="Liberation Serif" w:hAnsi="Liberation Serif" w:eastAsia="Liberation Serif"/>
-          <w:b/>
-          <w:i w:val="0"/>
-        </w:rPr>
-        <w:t>C410–C416</w:t>
-      </w:r>
-      <w:r>
-        <w:rPr>
-          <w:rFonts w:ascii="Liberation Serif" w:hAnsi="Liberation Serif" w:eastAsia="Liberation Serif"/>
-          <w:b w:val="0"/>
-          <w:i w:val="0"/>
-        </w:rPr>
-        <w:t xml:space="preserve">). Luther Riverview stones / DC images unread. </w:t>
-      </w:r>
-      <w:r>
-        <w:rPr>
-          <w:rFonts w:ascii="Liberation Serif" w:hAnsi="Liberation Serif" w:eastAsia="Liberation Serif"/>
-          <w:b/>
-          <w:i w:val="0"/>
-        </w:rPr>
-        <w:t>B051</w:t>
-      </w:r>
-      <w:r>
-        <w:rPr>
-          <w:rFonts w:ascii="Liberation Serif" w:hAnsi="Liberation Serif" w:eastAsia="Liberation Serif"/>
-          <w:b w:val="0"/>
-          <w:i w:val="0"/>
-        </w:rPr>
-        <w:t xml:space="preserve"> Luther death </w:t>
-      </w:r>
-      <w:r>
-        <w:rPr>
-          <w:rFonts w:ascii="Liberation Serif" w:hAnsi="Liberation Serif" w:eastAsia="Liberation Serif"/>
-          <w:b/>
-          <w:i w:val="0"/>
-        </w:rPr>
-        <w:t>done</w:t>
-      </w:r>
-      <w:r>
-        <w:rPr>
-          <w:rFonts w:ascii="Liberation Serif" w:hAnsi="Liberation Serif" w:eastAsia="Liberation Serif"/>
-          <w:b w:val="0"/>
-          <w:i w:val="0"/>
-        </w:rPr>
-        <w:t xml:space="preserve"> (</w:t>
-      </w:r>
-      <w:r>
-        <w:rPr>
-          <w:rFonts w:ascii="Liberation Serif" w:hAnsi="Liberation Serif" w:eastAsia="Liberation Serif"/>
-          <w:b/>
-          <w:i w:val="0"/>
-        </w:rPr>
-        <w:t>C375–C382</w:t>
-      </w:r>
-      <w:r>
-        <w:rPr>
-          <w:rFonts w:ascii="Liberation Serif" w:hAnsi="Liberation Serif" w:eastAsia="Liberation Serif"/>
-          <w:b w:val="0"/>
-          <w:i w:val="0"/>
-        </w:rPr>
-        <w:t xml:space="preserve">). </w:t>
-      </w:r>
-      <w:r>
-        <w:rPr>
-          <w:rFonts w:ascii="Liberation Serif" w:hAnsi="Liberation Serif" w:eastAsia="Liberation Serif"/>
-          <w:b/>
-          <w:i w:val="0"/>
-        </w:rPr>
-        <w:t>B052</w:t>
-      </w:r>
-      <w:r>
-        <w:rPr>
-          <w:rFonts w:ascii="Liberation Serif" w:hAnsi="Liberation Serif" w:eastAsia="Liberation Serif"/>
-          <w:b w:val="0"/>
-          <w:i w:val="0"/>
-        </w:rPr>
-        <w:t xml:space="preserve"> Shelby × Grace </w:t>
-      </w:r>
-      <w:r>
-        <w:rPr>
-          <w:rFonts w:ascii="Liberation Serif" w:hAnsi="Liberation Serif" w:eastAsia="Liberation Serif"/>
-          <w:b/>
-          <w:i w:val="0"/>
-        </w:rPr>
-        <w:t>done</w:t>
-      </w:r>
-      <w:r>
-        <w:rPr>
-          <w:rFonts w:ascii="Liberation Serif" w:hAnsi="Liberation Serif" w:eastAsia="Liberation Serif"/>
-          <w:b w:val="0"/>
-          <w:i w:val="0"/>
-        </w:rPr>
-        <w:t xml:space="preserve">. </w:t>
-      </w:r>
-      <w:r>
-        <w:rPr>
-          <w:rFonts w:ascii="Liberation Serif" w:hAnsi="Liberation Serif" w:eastAsia="Liberation Serif"/>
-          <w:b/>
-          <w:i w:val="0"/>
-        </w:rPr>
-        <w:t>B053</w:t>
-      </w:r>
-      <w:r>
-        <w:rPr>
-          <w:rFonts w:ascii="Liberation Serif" w:hAnsi="Liberation Serif" w:eastAsia="Liberation Serif"/>
-          <w:b w:val="0"/>
-          <w:i w:val="0"/>
-        </w:rPr>
-        <w:t xml:space="preserve"> Everett FAN </w:t>
-      </w:r>
-      <w:r>
-        <w:rPr>
-          <w:rFonts w:ascii="Liberation Serif" w:hAnsi="Liberation Serif" w:eastAsia="Liberation Serif"/>
-          <w:b/>
-          <w:i w:val="0"/>
-        </w:rPr>
-        <w:t>done</w:t>
-      </w:r>
-      <w:r>
-        <w:rPr>
-          <w:rFonts w:ascii="Liberation Serif" w:hAnsi="Liberation Serif" w:eastAsia="Liberation Serif"/>
-          <w:b w:val="0"/>
-          <w:i w:val="0"/>
-        </w:rPr>
-        <w:t xml:space="preserve"> (</w:t>
-      </w:r>
-      <w:r>
-        <w:rPr>
-          <w:rFonts w:ascii="Liberation Serif" w:hAnsi="Liberation Serif" w:eastAsia="Liberation Serif"/>
-          <w:b/>
-          <w:i w:val="0"/>
-        </w:rPr>
-        <w:t>C349–C365</w:t>
+        <w:t>. Certificate / parents unread (</w:t>
+      </w:r>
+      <w:r>
+        <w:rPr>
+          <w:rFonts w:ascii="Liberation Serif" w:hAnsi="Liberation Serif" w:eastAsia="Liberation Serif"/>
+          <w:b/>
+          <w:i w:val="0"/>
+        </w:rPr>
+        <w:t>C425–C434</w:t>
       </w:r>
       <w:r>
         <w:rPr>
@@ -7268,26 +7268,306 @@
       <w:r>
         <w:rPr>
           <w:rFonts w:ascii="Liberation Serif" w:hAnsi="Liberation Serif" w:eastAsia="Liberation Serif"/>
-          <w:b w:val="0"/>
-          <w:i w:val="0"/>
-        </w:rPr>
-        <w:t xml:space="preserve">Greene 37–43 Stone sweep is </w:t>
-      </w:r>
-      <w:r>
-        <w:rPr>
-          <w:rFonts w:ascii="Liberation Serif" w:hAnsi="Liberation Serif" w:eastAsia="Liberation Serif"/>
-          <w:b/>
-          <w:i w:val="0"/>
-        </w:rPr>
-        <w:t>closed</w:t>
-      </w:r>
-      <w:r>
-        <w:rPr>
-          <w:rFonts w:ascii="Liberation Serif" w:hAnsi="Liberation Serif" w:eastAsia="Liberation Serif"/>
-          <w:b w:val="0"/>
-          <w:i w:val="0"/>
-        </w:rPr>
-        <w:t>. Do not reopen Peebles as a third marriage without a license. Do not print 1868 or 24 February 1906 as facts.</w:t>
+          <w:b/>
+          <w:i w:val="0"/>
+        </w:rPr>
+        <w:t>FAN residual:</w:t>
+      </w:r>
+      <w:r>
+        <w:rPr>
+          <w:rFonts w:ascii="Liberation Serif" w:hAnsi="Liberation Serif" w:eastAsia="Liberation Serif"/>
+          <w:b w:val="0"/>
+          <w:i w:val="0"/>
+        </w:rPr>
+        <w:t xml:space="preserve"> B057 </w:t>
+      </w:r>
+      <w:r>
+        <w:rPr>
+          <w:rFonts w:ascii="Liberation Serif" w:hAnsi="Liberation Serif" w:eastAsia="Liberation Serif"/>
+          <w:b/>
+          <w:i w:val="0"/>
+        </w:rPr>
+        <w:t>done</w:t>
+      </w:r>
+      <w:r>
+        <w:rPr>
+          <w:rFonts w:ascii="Liberation Serif" w:hAnsi="Liberation Serif" w:eastAsia="Liberation Serif"/>
+          <w:b w:val="0"/>
+          <w:i w:val="0"/>
+        </w:rPr>
+        <w:t xml:space="preserve"> for the remote stone/index pass (</w:t>
+      </w:r>
+      <w:r>
+        <w:rPr>
+          <w:rFonts w:ascii="Liberation Serif" w:hAnsi="Liberation Serif" w:eastAsia="Liberation Serif"/>
+          <w:b/>
+          <w:i w:val="0"/>
+        </w:rPr>
+        <w:t>C383–C398</w:t>
+      </w:r>
+      <w:r>
+        <w:rPr>
+          <w:rFonts w:ascii="Liberation Serif" w:hAnsi="Liberation Serif" w:eastAsia="Liberation Serif"/>
+          <w:b w:val="0"/>
+          <w:i w:val="0"/>
+        </w:rPr>
+        <w:t xml:space="preserve">). Vincent Newman Family Cemetery located; Edward stone </w:t>
+      </w:r>
+      <w:r>
+        <w:rPr>
+          <w:rFonts w:ascii="Liberation Serif" w:hAnsi="Liberation Serif" w:eastAsia="Liberation Serif"/>
+          <w:b/>
+          <w:i w:val="0"/>
+        </w:rPr>
+        <w:t>image seen</w:t>
+      </w:r>
+      <w:r>
+        <w:rPr>
+          <w:rFonts w:ascii="Liberation Serif" w:hAnsi="Liberation Serif" w:eastAsia="Liberation Serif"/>
+          <w:b w:val="0"/>
+          <w:i w:val="0"/>
+        </w:rPr>
+        <w:t xml:space="preserve">; Madison 1936 ages </w:t>
+      </w:r>
+      <w:r>
+        <w:rPr>
+          <w:rFonts w:ascii="Liberation Serif" w:hAnsi="Liberation Serif" w:eastAsia="Liberation Serif"/>
+          <w:b/>
+          <w:i w:val="0"/>
+        </w:rPr>
+        <w:t>017</w:t>
+      </w:r>
+      <w:r>
+        <w:rPr>
+          <w:rFonts w:ascii="Liberation Serif" w:hAnsi="Liberation Serif" w:eastAsia="Liberation Serif"/>
+          <w:b w:val="0"/>
+          <w:i w:val="0"/>
+        </w:rPr>
+        <w:t xml:space="preserve">. Still unread: Madison/Lee DC </w:t>
+      </w:r>
+      <w:r>
+        <w:rPr>
+          <w:rFonts w:ascii="Liberation Serif" w:hAnsi="Liberation Serif" w:eastAsia="Liberation Serif"/>
+          <w:b/>
+          <w:i w:val="0"/>
+        </w:rPr>
+        <w:t>images</w:t>
+      </w:r>
+      <w:r>
+        <w:rPr>
+          <w:rFonts w:ascii="Liberation Serif" w:hAnsi="Liberation Serif" w:eastAsia="Liberation Serif"/>
+          <w:b w:val="0"/>
+          <w:i w:val="0"/>
+        </w:rPr>
+        <w:t xml:space="preserve">, Owsley 1920 book, Smith 1843–1929 marriages; Callie/Dorothy/Everett FAG </w:t>
+      </w:r>
+      <w:r>
+        <w:rPr>
+          <w:rFonts w:ascii="Liberation Serif" w:hAnsi="Liberation Serif" w:eastAsia="Liberation Serif"/>
+          <w:b/>
+          <w:i w:val="0"/>
+        </w:rPr>
+        <w:t>no photos</w:t>
+      </w:r>
+      <w:r>
+        <w:rPr>
+          <w:rFonts w:ascii="Liberation Serif" w:hAnsi="Liberation Serif" w:eastAsia="Liberation Serif"/>
+          <w:b w:val="0"/>
+          <w:i w:val="0"/>
+        </w:rPr>
+        <w:t xml:space="preserve">. Grant=Frank and John of Owsley still </w:t>
+      </w:r>
+      <w:r>
+        <w:rPr>
+          <w:rFonts w:ascii="Liberation Serif" w:hAnsi="Liberation Serif" w:eastAsia="Liberation Serif"/>
+          <w:b/>
+          <w:i w:val="0"/>
+        </w:rPr>
+        <w:t>POSSIBLE</w:t>
+      </w:r>
+      <w:r>
+        <w:rPr>
+          <w:rFonts w:ascii="Liberation Serif" w:hAnsi="Liberation Serif" w:eastAsia="Liberation Serif"/>
+          <w:b w:val="0"/>
+          <w:i w:val="0"/>
+        </w:rPr>
+        <w:t xml:space="preserve">. </w:t>
+      </w:r>
+      <w:r>
+        <w:rPr>
+          <w:rFonts w:ascii="Liberation Serif" w:hAnsi="Liberation Serif" w:eastAsia="Liberation Serif"/>
+          <w:b/>
+          <w:i w:val="0"/>
+        </w:rPr>
+        <w:t>B054 done</w:t>
+      </w:r>
+      <w:r>
+        <w:rPr>
+          <w:rFonts w:ascii="Liberation Serif" w:hAnsi="Liberation Serif" w:eastAsia="Liberation Serif"/>
+          <w:b w:val="0"/>
+          <w:i w:val="0"/>
+        </w:rPr>
+        <w:t xml:space="preserve"> — Carter Cove stones </w:t>
+      </w:r>
+      <w:r>
+        <w:rPr>
+          <w:rFonts w:ascii="Liberation Serif" w:hAnsi="Liberation Serif" w:eastAsia="Liberation Serif"/>
+          <w:b/>
+          <w:i w:val="0"/>
+        </w:rPr>
+        <w:t>image seen</w:t>
+      </w:r>
+      <w:r>
+        <w:rPr>
+          <w:rFonts w:ascii="Liberation Serif" w:hAnsi="Liberation Serif" w:eastAsia="Liberation Serif"/>
+          <w:b w:val="0"/>
+          <w:i w:val="0"/>
+        </w:rPr>
+        <w:t xml:space="preserve"> (</w:t>
+      </w:r>
+      <w:r>
+        <w:rPr>
+          <w:rFonts w:ascii="Liberation Serif" w:hAnsi="Liberation Serif" w:eastAsia="Liberation Serif"/>
+          <w:b/>
+          <w:i w:val="0"/>
+        </w:rPr>
+        <w:t>C410–C416</w:t>
+      </w:r>
+      <w:r>
+        <w:rPr>
+          <w:rFonts w:ascii="Liberation Serif" w:hAnsi="Liberation Serif" w:eastAsia="Liberation Serif"/>
+          <w:b w:val="0"/>
+          <w:i w:val="0"/>
+        </w:rPr>
+        <w:t xml:space="preserve">). Luther Riverview stones / DC images unread. </w:t>
+      </w:r>
+      <w:r>
+        <w:rPr>
+          <w:rFonts w:ascii="Liberation Serif" w:hAnsi="Liberation Serif" w:eastAsia="Liberation Serif"/>
+          <w:b/>
+          <w:i w:val="0"/>
+        </w:rPr>
+        <w:t>B051</w:t>
+      </w:r>
+      <w:r>
+        <w:rPr>
+          <w:rFonts w:ascii="Liberation Serif" w:hAnsi="Liberation Serif" w:eastAsia="Liberation Serif"/>
+          <w:b w:val="0"/>
+          <w:i w:val="0"/>
+        </w:rPr>
+        <w:t xml:space="preserve"> Luther death </w:t>
+      </w:r>
+      <w:r>
+        <w:rPr>
+          <w:rFonts w:ascii="Liberation Serif" w:hAnsi="Liberation Serif" w:eastAsia="Liberation Serif"/>
+          <w:b/>
+          <w:i w:val="0"/>
+        </w:rPr>
+        <w:t>done</w:t>
+      </w:r>
+      <w:r>
+        <w:rPr>
+          <w:rFonts w:ascii="Liberation Serif" w:hAnsi="Liberation Serif" w:eastAsia="Liberation Serif"/>
+          <w:b w:val="0"/>
+          <w:i w:val="0"/>
+        </w:rPr>
+        <w:t xml:space="preserve"> (</w:t>
+      </w:r>
+      <w:r>
+        <w:rPr>
+          <w:rFonts w:ascii="Liberation Serif" w:hAnsi="Liberation Serif" w:eastAsia="Liberation Serif"/>
+          <w:b/>
+          <w:i w:val="0"/>
+        </w:rPr>
+        <w:t>C375–C382</w:t>
+      </w:r>
+      <w:r>
+        <w:rPr>
+          <w:rFonts w:ascii="Liberation Serif" w:hAnsi="Liberation Serif" w:eastAsia="Liberation Serif"/>
+          <w:b w:val="0"/>
+          <w:i w:val="0"/>
+        </w:rPr>
+        <w:t xml:space="preserve">). </w:t>
+      </w:r>
+      <w:r>
+        <w:rPr>
+          <w:rFonts w:ascii="Liberation Serif" w:hAnsi="Liberation Serif" w:eastAsia="Liberation Serif"/>
+          <w:b/>
+          <w:i w:val="0"/>
+        </w:rPr>
+        <w:t>B052</w:t>
+      </w:r>
+      <w:r>
+        <w:rPr>
+          <w:rFonts w:ascii="Liberation Serif" w:hAnsi="Liberation Serif" w:eastAsia="Liberation Serif"/>
+          <w:b w:val="0"/>
+          <w:i w:val="0"/>
+        </w:rPr>
+        <w:t xml:space="preserve"> Shelby × Grace </w:t>
+      </w:r>
+      <w:r>
+        <w:rPr>
+          <w:rFonts w:ascii="Liberation Serif" w:hAnsi="Liberation Serif" w:eastAsia="Liberation Serif"/>
+          <w:b/>
+          <w:i w:val="0"/>
+        </w:rPr>
+        <w:t>done</w:t>
+      </w:r>
+      <w:r>
+        <w:rPr>
+          <w:rFonts w:ascii="Liberation Serif" w:hAnsi="Liberation Serif" w:eastAsia="Liberation Serif"/>
+          <w:b w:val="0"/>
+          <w:i w:val="0"/>
+        </w:rPr>
+        <w:t xml:space="preserve">. </w:t>
+      </w:r>
+      <w:r>
+        <w:rPr>
+          <w:rFonts w:ascii="Liberation Serif" w:hAnsi="Liberation Serif" w:eastAsia="Liberation Serif"/>
+          <w:b/>
+          <w:i w:val="0"/>
+        </w:rPr>
+        <w:t>B053</w:t>
+      </w:r>
+      <w:r>
+        <w:rPr>
+          <w:rFonts w:ascii="Liberation Serif" w:hAnsi="Liberation Serif" w:eastAsia="Liberation Serif"/>
+          <w:b w:val="0"/>
+          <w:i w:val="0"/>
+        </w:rPr>
+        <w:t xml:space="preserve"> Everett FAN </w:t>
+      </w:r>
+      <w:r>
+        <w:rPr>
+          <w:rFonts w:ascii="Liberation Serif" w:hAnsi="Liberation Serif" w:eastAsia="Liberation Serif"/>
+          <w:b/>
+          <w:i w:val="0"/>
+        </w:rPr>
+        <w:t>done</w:t>
+      </w:r>
+      <w:r>
+        <w:rPr>
+          <w:rFonts w:ascii="Liberation Serif" w:hAnsi="Liberation Serif" w:eastAsia="Liberation Serif"/>
+          <w:b w:val="0"/>
+          <w:i w:val="0"/>
+        </w:rPr>
+        <w:t xml:space="preserve"> (</w:t>
+      </w:r>
+      <w:r>
+        <w:rPr>
+          <w:rFonts w:ascii="Liberation Serif" w:hAnsi="Liberation Serif" w:eastAsia="Liberation Serif"/>
+          <w:b/>
+          <w:i w:val="0"/>
+        </w:rPr>
+        <w:t>C349–C365</w:t>
+      </w:r>
+      <w:r>
+        <w:rPr>
+          <w:rFonts w:ascii="Liberation Serif" w:hAnsi="Liberation Serif" w:eastAsia="Liberation Serif"/>
+          <w:b w:val="0"/>
+          <w:i w:val="0"/>
+        </w:rPr>
+        <w:t>).</w:t>
       </w:r>
     </w:p>
     <w:p>
@@ -7297,55 +7577,84 @@
       <w:r>
         <w:rPr>
           <w:rFonts w:ascii="Liberation Serif" w:hAnsi="Liberation Serif" w:eastAsia="Liberation Serif"/>
-          <w:b/>
-          <w:i w:val="0"/>
-        </w:rPr>
-        <w:t>Master Word document:</w:t>
-      </w:r>
-      <w:r>
-        <w:rPr>
-          <w:rFonts w:ascii="Liberation Serif" w:hAnsi="Liberation Serif" w:eastAsia="Liberation Serif"/>
-          <w:b w:val="0"/>
-          <w:i w:val="0"/>
-        </w:rPr>
-        <w:t xml:space="preserve"> </w:t>
-      </w:r>
-      <w:r>
-        <w:rPr>
-          <w:rFonts w:ascii="Liberation Mono" w:hAnsi="Liberation Mono" w:eastAsia="Liberation Mono"/>
-          <w:b w:val="0"/>
-          <w:i w:val="0"/>
-          <w:sz w:val="18"/>
-        </w:rPr>
-        <w:t>research/dora-ella-newnam/book/Dora-Ella-Newnam-Stone-A-Life.docx</w:t>
-      </w:r>
-      <w:r>
-        <w:rPr>
-          <w:rFonts w:ascii="Liberation Serif" w:hAnsi="Liberation Serif" w:eastAsia="Liberation Serif"/>
-          <w:b w:val="0"/>
-          <w:i w:val="0"/>
-        </w:rPr>
-        <w:t xml:space="preserve"> (working copy </w:t>
-      </w:r>
-      <w:r>
-        <w:rPr>
-          <w:rFonts w:ascii="Liberation Mono" w:hAnsi="Liberation Mono" w:eastAsia="Liberation Mono"/>
-          <w:b w:val="0"/>
-          <w:i w:val="0"/>
-          <w:sz w:val="18"/>
-        </w:rPr>
-        <w:t>sources/authored/Dora-Ella-Newnam-Stone-A-Life-latest.docx</w:t>
-      </w:r>
-      <w:r>
-        <w:rPr>
-          <w:rFonts w:ascii="Liberation Serif" w:hAnsi="Liberation Serif" w:eastAsia="Liberation Serif"/>
-          <w:b w:val="0"/>
-          <w:i w:val="0"/>
-        </w:rPr>
-        <w:t>). Rebuilt this pass. Pope Roll 5 is still unread.</w:t>
+          <w:b w:val="0"/>
+          <w:i w:val="0"/>
+        </w:rPr>
+        <w:t xml:space="preserve">Greene 37–43 Stone sweep is </w:t>
+      </w:r>
+      <w:r>
+        <w:rPr>
+          <w:rFonts w:ascii="Liberation Serif" w:hAnsi="Liberation Serif" w:eastAsia="Liberation Serif"/>
+          <w:b/>
+          <w:i w:val="0"/>
+        </w:rPr>
+        <w:t>closed</w:t>
+      </w:r>
+      <w:r>
+        <w:rPr>
+          <w:rFonts w:ascii="Liberation Serif" w:hAnsi="Liberation Serif" w:eastAsia="Liberation Serif"/>
+          <w:b w:val="0"/>
+          <w:i w:val="0"/>
+        </w:rPr>
+        <w:t>. Do not reopen Peebles as a third marriage without a license. Do not print 1868 or 24 February 1906 as facts.</w:t>
       </w:r>
     </w:p>
     <w:p>
+      <w:pPr>
+        <w:pStyle w:val="ListBullet"/>
+      </w:pPr>
+      <w:r>
+        <w:rPr>
+          <w:rFonts w:ascii="Liberation Serif" w:hAnsi="Liberation Serif" w:eastAsia="Liberation Serif"/>
+          <w:b/>
+          <w:i w:val="0"/>
+        </w:rPr>
+        <w:t>Master Word document:</w:t>
+      </w:r>
+      <w:r>
+        <w:rPr>
+          <w:rFonts w:ascii="Liberation Serif" w:hAnsi="Liberation Serif" w:eastAsia="Liberation Serif"/>
+          <w:b w:val="0"/>
+          <w:i w:val="0"/>
+        </w:rPr>
+        <w:t xml:space="preserve"> </w:t>
+      </w:r>
+      <w:r>
+        <w:rPr>
+          <w:rFonts w:ascii="Liberation Mono" w:hAnsi="Liberation Mono" w:eastAsia="Liberation Mono"/>
+          <w:b w:val="0"/>
+          <w:i w:val="0"/>
+          <w:sz w:val="18"/>
+        </w:rPr>
+        <w:t>research/dora-ella-newnam/book/Dora-Ella-Newnam-Stone-A-Life.docx</w:t>
+      </w:r>
+      <w:r>
+        <w:rPr>
+          <w:rFonts w:ascii="Liberation Serif" w:hAnsi="Liberation Serif" w:eastAsia="Liberation Serif"/>
+          <w:b w:val="0"/>
+          <w:i w:val="0"/>
+        </w:rPr>
+        <w:t xml:space="preserve"> (working copy </w:t>
+      </w:r>
+      <w:r>
+        <w:rPr>
+          <w:rFonts w:ascii="Liberation Mono" w:hAnsi="Liberation Mono" w:eastAsia="Liberation Mono"/>
+          <w:b w:val="0"/>
+          <w:i w:val="0"/>
+          <w:sz w:val="18"/>
+        </w:rPr>
+        <w:t>sources/authored/Dora-Ella-Newnam-Stone-A-Life-latest.docx</w:t>
+      </w:r>
+      <w:r>
+        <w:rPr>
+          <w:rFonts w:ascii="Liberation Serif" w:hAnsi="Liberation Serif" w:eastAsia="Liberation Serif"/>
+          <w:b w:val="0"/>
+          <w:i w:val="0"/>
+        </w:rPr>
+        <w:t>). Rebuilt this pass. Pope Roll 5 is still unread.</w:t>
+      </w:r>
+    </w:p>
+    <w:p>
       <w:r>
         <w:rPr>
           <w:rFonts w:ascii="Liberation Serif" w:hAnsi="Liberation Serif" w:eastAsia="Liberation Serif"/>
@@ -7409,6 +7718,39 @@
           <w:b/>
           <w:i w:val="0"/>
         </w:rPr>
+        <w:t>B047</w:t>
+      </w:r>
+      <w:r>
+        <w:rPr>
+          <w:rFonts w:ascii="Liberation Serif" w:hAnsi="Liberation Serif" w:eastAsia="Liberation Serif"/>
+          <w:b w:val="0"/>
+          <w:i w:val="0"/>
+        </w:rPr>
+        <w:t xml:space="preserve"> is owned by </w:t>
+      </w:r>
+      <w:r>
+        <w:rPr>
+          <w:rFonts w:ascii="Liberation Mono" w:hAnsi="Liberation Mono" w:eastAsia="Liberation Mono"/>
+          <w:b w:val="0"/>
+          <w:i w:val="0"/>
+          <w:sz w:val="18"/>
+        </w:rPr>
+        <w:t>bc-20e39036</w:t>
+      </w:r>
+      <w:r>
+        <w:rPr>
+          <w:rFonts w:ascii="Liberation Serif" w:hAnsi="Liberation Serif" w:eastAsia="Liberation Serif"/>
+          <w:b w:val="0"/>
+          <w:i w:val="0"/>
+        </w:rPr>
+        <w:t xml:space="preserve">. </w:t>
+      </w:r>
+      <w:r>
+        <w:rPr>
+          <w:rFonts w:ascii="Liberation Serif" w:hAnsi="Liberation Serif" w:eastAsia="Liberation Serif"/>
+          <w:b/>
+          <w:i w:val="0"/>
+        </w:rPr>
         <w:t>B016</w:t>
       </w:r>
       <w:r>
@@ -7417,24 +7759,7 @@
           <w:b w:val="0"/>
           <w:i w:val="0"/>
         </w:rPr>
-        <w:t xml:space="preserve"> is owned by </w:t>
-      </w:r>
-      <w:r>
-        <w:rPr>
-          <w:rFonts w:ascii="Liberation Mono" w:hAnsi="Liberation Mono" w:eastAsia="Liberation Mono"/>
-          <w:b w:val="0"/>
-          <w:i w:val="0"/>
-          <w:sz w:val="18"/>
-        </w:rPr>
-        <w:t>bc-c5415202</w:t>
-      </w:r>
-      <w:r>
-        <w:rPr>
-          <w:rFonts w:ascii="Liberation Serif" w:hAnsi="Liberation Serif" w:eastAsia="Liberation Serif"/>
-          <w:b w:val="0"/>
-          <w:i w:val="0"/>
-        </w:rPr>
-        <w:t>. Pope Roll 5 (</w:t>
+        <w:t xml:space="preserve"> wrap filed this pass (partial; certificate unread). Pope Roll 5 (</w:t>
       </w:r>
       <w:r>
         <w:rPr>
@@ -7458,7 +7783,7 @@
           <w:b/>
           <w:i w:val="0"/>
         </w:rPr>
-        <w:t>B049 / B007 / B055 / B056 / B016</w:t>
+        <w:t>B049 / B007 / B047 / B055 / B056</w:t>
       </w:r>
       <w:r>
         <w:rPr>
@@ -7474,7 +7799,7 @@
           <w:b/>
           <w:i w:val="0"/>
         </w:rPr>
-        <w:t>B045 / B047 / B051 / B054 / B057 / B092</w:t>
+        <w:t>B016 / B045 / B051 / B054 / B057 / B092</w:t>
       </w:r>
       <w:r>
         <w:rPr>
@@ -11966,7 +12291,177 @@
           <w:b w:val="0"/>
           <w:i w:val="0"/>
         </w:rPr>
-        <w:t xml:space="preserve">55. Pass 75 B047. NARA M1509 pamphlet </w:t>
+        <w:t xml:space="preserve">55. Pass 74 B016. Shelby TN Deaths: </w:t>
+      </w:r>
+      <w:r>
+        <w:rPr>
+          <w:rFonts w:ascii="Liberation Serif" w:hAnsi="Liberation Serif" w:eastAsia="Liberation Serif"/>
+          <w:b/>
+          <w:i w:val="0"/>
+        </w:rPr>
+        <w:t>LEWIS RISSIE N</w:t>
+      </w:r>
+      <w:r>
+        <w:rPr>
+          <w:rFonts w:ascii="Liberation Serif" w:hAnsi="Liberation Serif" w:eastAsia="Liberation Serif"/>
+          <w:b w:val="0"/>
+          <w:i w:val="0"/>
+        </w:rPr>
+        <w:t xml:space="preserve"> 13 May 1980 age 82 Knox file </w:t>
+      </w:r>
+      <w:r>
+        <w:rPr>
+          <w:rFonts w:ascii="Liberation Serif" w:hAnsi="Liberation Serif" w:eastAsia="Liberation Serif"/>
+          <w:b/>
+          <w:i w:val="0"/>
+        </w:rPr>
+        <w:t>15370</w:t>
+      </w:r>
+      <w:r>
+        <w:rPr>
+          <w:rFonts w:ascii="Liberation Serif" w:hAnsi="Liberation Serif" w:eastAsia="Liberation Serif"/>
+          <w:b w:val="0"/>
+          <w:i w:val="0"/>
+        </w:rPr>
+        <w:t xml:space="preserve">. Stone </w:t>
+      </w:r>
+      <w:r>
+        <w:rPr>
+          <w:rFonts w:ascii="Liberation Serif" w:hAnsi="Liberation Serif" w:eastAsia="Liberation Serif"/>
+          <w:b/>
+          <w:i w:val="0"/>
+        </w:rPr>
+        <w:t>image seen</w:t>
+      </w:r>
+      <w:r>
+        <w:rPr>
+          <w:rFonts w:ascii="Liberation Serif" w:hAnsi="Liberation Serif" w:eastAsia="Liberation Serif"/>
+          <w:b w:val="0"/>
+          <w:i w:val="0"/>
+        </w:rPr>
+        <w:t xml:space="preserve">: </w:t>
+      </w:r>
+      <w:r>
+        <w:rPr>
+          <w:rFonts w:ascii="Liberation Serif" w:hAnsi="Liberation Serif" w:eastAsia="Liberation Serif"/>
+          <w:b/>
+          <w:i w:val="0"/>
+        </w:rPr>
+        <w:t>RISSIE P. LEWIS / 1897–1980</w:t>
+      </w:r>
+      <w:r>
+        <w:rPr>
+          <w:rFonts w:ascii="Liberation Serif" w:hAnsi="Liberation Serif" w:eastAsia="Liberation Serif"/>
+          <w:b w:val="0"/>
+          <w:i w:val="0"/>
+        </w:rPr>
+        <w:t xml:space="preserve">, Greenwood Cemetery, Knoxville, FAG </w:t>
+      </w:r>
+      <w:r>
+        <w:rPr>
+          <w:rFonts w:ascii="Liberation Serif" w:hAnsi="Liberation Serif" w:eastAsia="Liberation Serif"/>
+          <w:b/>
+          <w:i w:val="0"/>
+        </w:rPr>
+        <w:t>223821265</w:t>
+      </w:r>
+      <w:r>
+        <w:rPr>
+          <w:rFonts w:ascii="Liberation Serif" w:hAnsi="Liberation Serif" w:eastAsia="Liberation Serif"/>
+          <w:b w:val="0"/>
+          <w:i w:val="0"/>
+        </w:rPr>
+        <w:t xml:space="preserve">. vs P009 </w:t>
+      </w:r>
+      <w:r>
+        <w:rPr>
+          <w:rFonts w:ascii="Liberation Serif" w:hAnsi="Liberation Serif" w:eastAsia="Liberation Serif"/>
+          <w:b/>
+          <w:i w:val="0"/>
+        </w:rPr>
+        <w:t>POSSIBLE</w:t>
+      </w:r>
+      <w:r>
+        <w:rPr>
+          <w:rFonts w:ascii="Liberation Serif" w:hAnsi="Liberation Serif" w:eastAsia="Liberation Serif"/>
+          <w:b w:val="0"/>
+          <w:i w:val="0"/>
+        </w:rPr>
+        <w:t xml:space="preserve">. Conflict </w:t>
+      </w:r>
+      <w:r>
+        <w:rPr>
+          <w:rFonts w:ascii="Liberation Serif" w:hAnsi="Liberation Serif" w:eastAsia="Liberation Serif"/>
+          <w:b/>
+          <w:i w:val="0"/>
+        </w:rPr>
+        <w:t>#26</w:t>
+      </w:r>
+      <w:r>
+        <w:rPr>
+          <w:rFonts w:ascii="Liberation Serif" w:hAnsi="Liberation Serif" w:eastAsia="Liberation Serif"/>
+          <w:b w:val="0"/>
+          <w:i w:val="0"/>
+        </w:rPr>
+        <w:t xml:space="preserve">. </w:t>
+      </w:r>
+      <w:r>
+        <w:rPr>
+          <w:rFonts w:ascii="Liberation Serif" w:hAnsi="Liberation Serif" w:eastAsia="Liberation Serif"/>
+          <w:b w:val="0"/>
+          <w:i/>
+        </w:rPr>
+        <w:t>Index only / image seen. Certificate not examined.</w:t>
+      </w:r>
+      <w:r>
+        <w:rPr>
+          <w:rFonts w:ascii="Liberation Serif" w:hAnsi="Liberation Serif" w:eastAsia="Liberation Serif"/>
+          <w:b w:val="0"/>
+          <w:i w:val="0"/>
+        </w:rPr>
+        <w:t xml:space="preserve"> </w:t>
+      </w:r>
+      <w:r>
+        <w:rPr>
+          <w:rFonts w:ascii="Liberation Serif" w:hAnsi="Liberation Serif" w:eastAsia="Liberation Serif"/>
+          <w:b/>
+          <w:i w:val="0"/>
+        </w:rPr>
+        <w:t>C425–C434</w:t>
+      </w:r>
+      <w:r>
+        <w:rPr>
+          <w:rFonts w:ascii="Liberation Serif" w:hAnsi="Liberation Serif" w:eastAsia="Liberation Serif"/>
+          <w:b w:val="0"/>
+          <w:i w:val="0"/>
+        </w:rPr>
+        <w:t xml:space="preserve"> </w:t>
+      </w:r>
+      <w:r>
+        <w:rPr>
+          <w:rFonts w:ascii="Liberation Serif" w:hAnsi="Liberation Serif" w:eastAsia="Liberation Serif"/>
+          <w:b/>
+          <w:i w:val="0"/>
+        </w:rPr>
+        <w:t>S364–S370</w:t>
+      </w:r>
+      <w:r>
+        <w:rPr>
+          <w:rFonts w:ascii="Liberation Serif" w:hAnsi="Liberation Serif" w:eastAsia="Liberation Serif"/>
+          <w:b w:val="0"/>
+          <w:i w:val="0"/>
+        </w:rPr>
+        <w:t>.</w:t>
+      </w:r>
+    </w:p>
+    <w:p>
+      <w:r>
+        <w:rPr>
+          <w:rFonts w:ascii="Liberation Serif" w:hAnsi="Liberation Serif" w:eastAsia="Liberation Serif"/>
+          <w:b w:val="0"/>
+          <w:i w:val="0"/>
+        </w:rPr>
+        <w:t xml:space="preserve">56. Pass 75 B047. NARA M1509 pamphlet </w:t>
       </w:r>
       <w:r>
         <w:rPr>
@@ -18282,6 +18777,615 @@
           </w:p>
         </w:tc>
       </w:tr>
+      <w:tr>
+        <w:tc>
+          <w:tcPr>
+            <w:tcW w:type="dxa" w:w="1872"/>
+          </w:tcPr>
+          <w:p>
+            <w:r/>
+            <w:r>
+              <w:rPr>
+                <w:rFonts w:ascii="Liberation Serif" w:hAnsi="Liberation Serif" w:eastAsia="Liberation Serif"/>
+                <w:b w:val="0"/>
+                <w:i w:val="0"/>
+                <w:sz w:val="18"/>
+              </w:rPr>
+              <w:t>S364</w:t>
+            </w:r>
+          </w:p>
+        </w:tc>
+        <w:tc>
+          <w:tcPr>
+            <w:tcW w:type="dxa" w:w="1872"/>
+          </w:tcPr>
+          <w:p>
+            <w:r/>
+            <w:r>
+              <w:rPr>
+                <w:rFonts w:ascii="Liberation Mono" w:hAnsi="Liberation Mono" w:eastAsia="Liberation Mono"/>
+                <w:b w:val="0"/>
+                <w:i w:val="0"/>
+                <w:sz w:val="18"/>
+              </w:rPr>
+              <w:t>../sources/deaths/shelby-tn-rissie-lewis-extract-2026-10-31.txt</w:t>
+            </w:r>
+          </w:p>
+        </w:tc>
+        <w:tc>
+          <w:tcPr>
+            <w:tcW w:type="dxa" w:w="1872"/>
+          </w:tcPr>
+          <w:p>
+            <w:r/>
+            <w:r>
+              <w:rPr>
+                <w:rFonts w:ascii="Liberation Serif" w:hAnsi="Liberation Serif" w:eastAsia="Liberation Serif"/>
+                <w:b w:val="0"/>
+                <w:i w:val="0"/>
+                <w:sz w:val="18"/>
+              </w:rPr>
+              <w:t>Shelby TN Deaths</w:t>
+            </w:r>
+          </w:p>
+        </w:tc>
+        <w:tc>
+          <w:tcPr>
+            <w:tcW w:type="dxa" w:w="1872"/>
+          </w:tcPr>
+          <w:p>
+            <w:r/>
+            <w:r>
+              <w:rPr>
+                <w:rFonts w:ascii="Liberation Serif" w:hAnsi="Liberation Serif" w:eastAsia="Liberation Serif"/>
+                <w:b w:val="0"/>
+                <w:i w:val="0"/>
+                <w:sz w:val="18"/>
+              </w:rPr>
+              <w:t>LEWIS RISSIE N 13 May 1980 Knox 15370</w:t>
+            </w:r>
+          </w:p>
+        </w:tc>
+        <w:tc>
+          <w:tcPr>
+            <w:tcW w:type="dxa" w:w="1872"/>
+          </w:tcPr>
+          <w:p>
+            <w:r/>
+            <w:r>
+              <w:rPr>
+                <w:rFonts w:ascii="Liberation Serif" w:hAnsi="Liberation Serif" w:eastAsia="Liberation Serif"/>
+                <w:b w:val="0"/>
+                <w:i w:val="0"/>
+                <w:sz w:val="18"/>
+              </w:rPr>
+              <w:t>index only</w:t>
+            </w:r>
+          </w:p>
+        </w:tc>
+      </w:tr>
+      <w:tr>
+        <w:tc>
+          <w:tcPr>
+            <w:tcW w:type="dxa" w:w="1872"/>
+          </w:tcPr>
+          <w:p>
+            <w:r/>
+            <w:r>
+              <w:rPr>
+                <w:rFonts w:ascii="Liberation Serif" w:hAnsi="Liberation Serif" w:eastAsia="Liberation Serif"/>
+                <w:b w:val="0"/>
+                <w:i w:val="0"/>
+                <w:sz w:val="18"/>
+              </w:rPr>
+              <w:t>S365</w:t>
+            </w:r>
+          </w:p>
+        </w:tc>
+        <w:tc>
+          <w:tcPr>
+            <w:tcW w:type="dxa" w:w="1872"/>
+          </w:tcPr>
+          <w:p>
+            <w:r/>
+            <w:r>
+              <w:rPr>
+                <w:rFonts w:ascii="Liberation Mono" w:hAnsi="Liberation Mono" w:eastAsia="Liberation Mono"/>
+                <w:b w:val="0"/>
+                <w:i w:val="0"/>
+                <w:sz w:val="18"/>
+              </w:rPr>
+              <w:t>../sources/cemetery/fag-greenwood-knoxville-12650-head-2026-10-31.html</w:t>
+            </w:r>
+          </w:p>
+        </w:tc>
+        <w:tc>
+          <w:tcPr>
+            <w:tcW w:type="dxa" w:w="1872"/>
+          </w:tcPr>
+          <w:p>
+            <w:r/>
+            <w:r>
+              <w:rPr>
+                <w:rFonts w:ascii="Liberation Serif" w:hAnsi="Liberation Serif" w:eastAsia="Liberation Serif"/>
+                <w:b w:val="0"/>
+                <w:i w:val="0"/>
+                <w:sz w:val="18"/>
+              </w:rPr>
+              <w:t>FAG 12650</w:t>
+            </w:r>
+          </w:p>
+        </w:tc>
+        <w:tc>
+          <w:tcPr>
+            <w:tcW w:type="dxa" w:w="1872"/>
+          </w:tcPr>
+          <w:p>
+            <w:r/>
+            <w:r>
+              <w:rPr>
+                <w:rFonts w:ascii="Liberation Serif" w:hAnsi="Liberation Serif" w:eastAsia="Liberation Serif"/>
+                <w:b w:val="0"/>
+                <w:i w:val="0"/>
+                <w:sz w:val="18"/>
+              </w:rPr>
+              <w:t>Rissie P Lewis 1897–1980 listing</w:t>
+            </w:r>
+          </w:p>
+        </w:tc>
+        <w:tc>
+          <w:tcPr>
+            <w:tcW w:type="dxa" w:w="1872"/>
+          </w:tcPr>
+          <w:p>
+            <w:r/>
+            <w:r>
+              <w:rPr>
+                <w:rFonts w:ascii="Liberation Serif" w:hAnsi="Liberation Serif" w:eastAsia="Liberation Serif"/>
+                <w:b w:val="0"/>
+                <w:i w:val="0"/>
+                <w:sz w:val="18"/>
+              </w:rPr>
+              <w:t>listing HTML seen</w:t>
+            </w:r>
+          </w:p>
+        </w:tc>
+      </w:tr>
+      <w:tr>
+        <w:tc>
+          <w:tcPr>
+            <w:tcW w:type="dxa" w:w="1872"/>
+          </w:tcPr>
+          <w:p>
+            <w:r/>
+            <w:r>
+              <w:rPr>
+                <w:rFonts w:ascii="Liberation Serif" w:hAnsi="Liberation Serif" w:eastAsia="Liberation Serif"/>
+                <w:b w:val="0"/>
+                <w:i w:val="0"/>
+                <w:sz w:val="18"/>
+              </w:rPr>
+              <w:t>S366</w:t>
+            </w:r>
+          </w:p>
+        </w:tc>
+        <w:tc>
+          <w:tcPr>
+            <w:tcW w:type="dxa" w:w="1872"/>
+          </w:tcPr>
+          <w:p>
+            <w:r/>
+            <w:r>
+              <w:rPr>
+                <w:rFonts w:ascii="Liberation Mono" w:hAnsi="Liberation Mono" w:eastAsia="Liberation Mono"/>
+                <w:b w:val="0"/>
+                <w:i w:val="0"/>
+                <w:sz w:val="18"/>
+              </w:rPr>
+              <w:t>../sources/cemetery/fag-rissie-p-lewis-223821265-stone-2026-10-31.jpeg</w:t>
+            </w:r>
+          </w:p>
+        </w:tc>
+        <w:tc>
+          <w:tcPr>
+            <w:tcW w:type="dxa" w:w="1872"/>
+          </w:tcPr>
+          <w:p>
+            <w:r/>
+            <w:r>
+              <w:rPr>
+                <w:rFonts w:ascii="Liberation Serif" w:hAnsi="Liberation Serif" w:eastAsia="Liberation Serif"/>
+                <w:b w:val="0"/>
+                <w:i w:val="0"/>
+                <w:sz w:val="18"/>
+              </w:rPr>
+              <w:t>stone photo</w:t>
+            </w:r>
+          </w:p>
+        </w:tc>
+        <w:tc>
+          <w:tcPr>
+            <w:tcW w:type="dxa" w:w="1872"/>
+          </w:tcPr>
+          <w:p>
+            <w:r/>
+            <w:r>
+              <w:rPr>
+                <w:rFonts w:ascii="Liberation Serif" w:hAnsi="Liberation Serif" w:eastAsia="Liberation Serif"/>
+                <w:b w:val="0"/>
+                <w:i w:val="0"/>
+                <w:sz w:val="18"/>
+              </w:rPr>
+              <w:t>RISSIE P. LEWIS 1897–1980</w:t>
+            </w:r>
+          </w:p>
+        </w:tc>
+        <w:tc>
+          <w:tcPr>
+            <w:tcW w:type="dxa" w:w="1872"/>
+          </w:tcPr>
+          <w:p>
+            <w:r/>
+            <w:r>
+              <w:rPr>
+                <w:rFonts w:ascii="Liberation Serif" w:hAnsi="Liberation Serif" w:eastAsia="Liberation Serif"/>
+                <w:b w:val="0"/>
+                <w:i w:val="0"/>
+                <w:sz w:val="18"/>
+              </w:rPr>
+              <w:t>image seen</w:t>
+            </w:r>
+          </w:p>
+        </w:tc>
+      </w:tr>
+      <w:tr>
+        <w:tc>
+          <w:tcPr>
+            <w:tcW w:type="dxa" w:w="1872"/>
+          </w:tcPr>
+          <w:p>
+            <w:r/>
+            <w:r>
+              <w:rPr>
+                <w:rFonts w:ascii="Liberation Serif" w:hAnsi="Liberation Serif" w:eastAsia="Liberation Serif"/>
+                <w:b w:val="0"/>
+                <w:i w:val="0"/>
+                <w:sz w:val="18"/>
+              </w:rPr>
+              <w:t>S367</w:t>
+            </w:r>
+          </w:p>
+        </w:tc>
+        <w:tc>
+          <w:tcPr>
+            <w:tcW w:type="dxa" w:w="1872"/>
+          </w:tcPr>
+          <w:p>
+            <w:r/>
+            <w:r>
+              <w:rPr>
+                <w:rFonts w:ascii="Liberation Mono" w:hAnsi="Liberation Mono" w:eastAsia="Liberation Mono"/>
+                <w:b w:val="0"/>
+                <w:i w:val="0"/>
+                <w:sz w:val="18"/>
+              </w:rPr>
+              <w:t>../sources/deaths/wikitree-newnam-46-stamper-572-extract-2026-10-31.txt</w:t>
+            </w:r>
+          </w:p>
+        </w:tc>
+        <w:tc>
+          <w:tcPr>
+            <w:tcW w:type="dxa" w:w="1872"/>
+          </w:tcPr>
+          <w:p>
+            <w:r/>
+            <w:r>
+              <w:rPr>
+                <w:rFonts w:ascii="Liberation Serif" w:hAnsi="Liberation Serif" w:eastAsia="Liberation Serif"/>
+                <w:b w:val="0"/>
+                <w:i w:val="0"/>
+                <w:sz w:val="18"/>
+              </w:rPr>
+              <w:t>Newnam-46</w:t>
+            </w:r>
+          </w:p>
+        </w:tc>
+        <w:tc>
+          <w:tcPr>
+            <w:tcW w:type="dxa" w:w="1872"/>
+          </w:tcPr>
+          <w:p>
+            <w:r/>
+            <w:r>
+              <w:rPr>
+                <w:rFonts w:ascii="Liberation Serif" w:hAnsi="Liberation Serif" w:eastAsia="Liberation Serif"/>
+                <w:b w:val="0"/>
+                <w:i w:val="0"/>
+                <w:sz w:val="18"/>
+              </w:rPr>
+              <w:t>Authored Pelfrey lead re-read</w:t>
+            </w:r>
+          </w:p>
+        </w:tc>
+        <w:tc>
+          <w:tcPr>
+            <w:tcW w:type="dxa" w:w="1872"/>
+          </w:tcPr>
+          <w:p>
+            <w:r/>
+            <w:r>
+              <w:rPr>
+                <w:rFonts w:ascii="Liberation Serif" w:hAnsi="Liberation Serif" w:eastAsia="Liberation Serif"/>
+                <w:b w:val="0"/>
+                <w:i w:val="0"/>
+                <w:sz w:val="18"/>
+              </w:rPr>
+              <w:t>authored</w:t>
+            </w:r>
+          </w:p>
+        </w:tc>
+      </w:tr>
+      <w:tr>
+        <w:tc>
+          <w:tcPr>
+            <w:tcW w:type="dxa" w:w="1872"/>
+          </w:tcPr>
+          <w:p>
+            <w:r/>
+            <w:r>
+              <w:rPr>
+                <w:rFonts w:ascii="Liberation Serif" w:hAnsi="Liberation Serif" w:eastAsia="Liberation Serif"/>
+                <w:b w:val="0"/>
+                <w:i w:val="0"/>
+                <w:sz w:val="18"/>
+              </w:rPr>
+              <w:t>S368</w:t>
+            </w:r>
+          </w:p>
+        </w:tc>
+        <w:tc>
+          <w:tcPr>
+            <w:tcW w:type="dxa" w:w="1872"/>
+          </w:tcPr>
+          <w:p>
+            <w:r/>
+            <w:r>
+              <w:rPr>
+                <w:rFonts w:ascii="Liberation Mono" w:hAnsi="Liberation Mono" w:eastAsia="Liberation Mono"/>
+                <w:b w:val="0"/>
+                <w:i w:val="0"/>
+                <w:sz w:val="18"/>
+              </w:rPr>
+              <w:t>../sources/marriages/lee-books-16-37-rissie-pelfrey-extract-2026-10-31.txt</w:t>
+            </w:r>
+          </w:p>
+        </w:tc>
+        <w:tc>
+          <w:tcPr>
+            <w:tcW w:type="dxa" w:w="1872"/>
+          </w:tcPr>
+          <w:p>
+            <w:r/>
+            <w:r>
+              <w:rPr>
+                <w:rFonts w:ascii="Liberation Serif" w:hAnsi="Liberation Serif" w:eastAsia="Liberation Serif"/>
+                <w:b w:val="0"/>
+                <w:i w:val="0"/>
+                <w:sz w:val="18"/>
+              </w:rPr>
+              <w:t>Lee marriages</w:t>
+            </w:r>
+          </w:p>
+        </w:tc>
+        <w:tc>
+          <w:tcPr>
+            <w:tcW w:type="dxa" w:w="1872"/>
+          </w:tcPr>
+          <w:p>
+            <w:r/>
+            <w:r>
+              <w:rPr>
+                <w:rFonts w:ascii="Liberation Serif" w:hAnsi="Liberation Serif" w:eastAsia="Liberation Serif"/>
+                <w:b w:val="0"/>
+                <w:i w:val="0"/>
+                <w:sz w:val="18"/>
+              </w:rPr>
+              <w:t>Books 16–37 nil Rissie bride</w:t>
+            </w:r>
+          </w:p>
+        </w:tc>
+        <w:tc>
+          <w:tcPr>
+            <w:tcW w:type="dxa" w:w="1872"/>
+          </w:tcPr>
+          <w:p>
+            <w:r/>
+            <w:r>
+              <w:rPr>
+                <w:rFonts w:ascii="Liberation Serif" w:hAnsi="Liberation Serif" w:eastAsia="Liberation Serif"/>
+                <w:b w:val="0"/>
+                <w:i w:val="0"/>
+                <w:sz w:val="18"/>
+              </w:rPr>
+              <w:t>transcription only</w:t>
+            </w:r>
+          </w:p>
+        </w:tc>
+      </w:tr>
+      <w:tr>
+        <w:tc>
+          <w:tcPr>
+            <w:tcW w:type="dxa" w:w="1872"/>
+          </w:tcPr>
+          <w:p>
+            <w:r/>
+            <w:r>
+              <w:rPr>
+                <w:rFonts w:ascii="Liberation Serif" w:hAnsi="Liberation Serif" w:eastAsia="Liberation Serif"/>
+                <w:b w:val="0"/>
+                <w:i w:val="0"/>
+                <w:sz w:val="18"/>
+              </w:rPr>
+              <w:t>S369</w:t>
+            </w:r>
+          </w:p>
+        </w:tc>
+        <w:tc>
+          <w:tcPr>
+            <w:tcW w:type="dxa" w:w="1872"/>
+          </w:tcPr>
+          <w:p>
+            <w:r/>
+            <w:r>
+              <w:rPr>
+                <w:rFonts w:ascii="Liberation Mono" w:hAnsi="Liberation Mono" w:eastAsia="Liberation Mono"/>
+                <w:b w:val="0"/>
+                <w:i w:val="0"/>
+                <w:sz w:val="18"/>
+              </w:rPr>
+              <w:t>../sources/deaths/ia-rissie-lewis-knoxville-1980-2026-10-31.json</w:t>
+            </w:r>
+          </w:p>
+        </w:tc>
+        <w:tc>
+          <w:tcPr>
+            <w:tcW w:type="dxa" w:w="1872"/>
+          </w:tcPr>
+          <w:p>
+            <w:r/>
+            <w:r>
+              <w:rPr>
+                <w:rFonts w:ascii="Liberation Serif" w:hAnsi="Liberation Serif" w:eastAsia="Liberation Serif"/>
+                <w:b w:val="0"/>
+                <w:i w:val="0"/>
+                <w:sz w:val="18"/>
+              </w:rPr>
+              <w:t>IA Solr</w:t>
+            </w:r>
+          </w:p>
+        </w:tc>
+        <w:tc>
+          <w:tcPr>
+            <w:tcW w:type="dxa" w:w="1872"/>
+          </w:tcPr>
+          <w:p>
+            <w:r/>
+            <w:r>
+              <w:rPr>
+                <w:rFonts w:ascii="Liberation Serif" w:hAnsi="Liberation Serif" w:eastAsia="Liberation Serif"/>
+                <w:b w:val="0"/>
+                <w:i w:val="0"/>
+                <w:sz w:val="18"/>
+              </w:rPr>
+              <w:t>Four tight queries numFound=0</w:t>
+            </w:r>
+          </w:p>
+        </w:tc>
+        <w:tc>
+          <w:tcPr>
+            <w:tcW w:type="dxa" w:w="1872"/>
+          </w:tcPr>
+          <w:p>
+            <w:r/>
+            <w:r>
+              <w:rPr>
+                <w:rFonts w:ascii="Liberation Serif" w:hAnsi="Liberation Serif" w:eastAsia="Liberation Serif"/>
+                <w:b w:val="0"/>
+                <w:i w:val="0"/>
+                <w:sz w:val="18"/>
+              </w:rPr>
+              <w:t>index only</w:t>
+            </w:r>
+          </w:p>
+        </w:tc>
+      </w:tr>
+      <w:tr>
+        <w:tc>
+          <w:tcPr>
+            <w:tcW w:type="dxa" w:w="1872"/>
+          </w:tcPr>
+          <w:p>
+            <w:r/>
+            <w:r>
+              <w:rPr>
+                <w:rFonts w:ascii="Liberation Serif" w:hAnsi="Liberation Serif" w:eastAsia="Liberation Serif"/>
+                <w:b w:val="0"/>
+                <w:i w:val="0"/>
+                <w:sz w:val="18"/>
+              </w:rPr>
+              <w:t>S370</w:t>
+            </w:r>
+          </w:p>
+        </w:tc>
+        <w:tc>
+          <w:tcPr>
+            <w:tcW w:type="dxa" w:w="1872"/>
+          </w:tcPr>
+          <w:p>
+            <w:r/>
+            <w:r>
+              <w:rPr>
+                <w:rFonts w:ascii="Liberation Mono" w:hAnsi="Liberation Mono" w:eastAsia="Liberation Mono"/>
+                <w:b w:val="0"/>
+                <w:i w:val="0"/>
+                <w:sz w:val="18"/>
+              </w:rPr>
+              <w:t>../sources/deaths/b016-pass74-rissie-lewis-extract-2026-10-31.txt</w:t>
+            </w:r>
+          </w:p>
+        </w:tc>
+        <w:tc>
+          <w:tcPr>
+            <w:tcW w:type="dxa" w:w="1872"/>
+          </w:tcPr>
+          <w:p>
+            <w:r/>
+            <w:r>
+              <w:rPr>
+                <w:rFonts w:ascii="Liberation Serif" w:hAnsi="Liberation Serif" w:eastAsia="Liberation Serif"/>
+                <w:b w:val="0"/>
+                <w:i w:val="0"/>
+                <w:sz w:val="18"/>
+              </w:rPr>
+              <w:t>Combined B016 notes</w:t>
+            </w:r>
+          </w:p>
+        </w:tc>
+        <w:tc>
+          <w:tcPr>
+            <w:tcW w:type="dxa" w:w="1872"/>
+          </w:tcPr>
+          <w:p>
+            <w:r/>
+            <w:r>
+              <w:rPr>
+                <w:rFonts w:ascii="Liberation Serif" w:hAnsi="Liberation Serif" w:eastAsia="Liberation Serif"/>
+                <w:b w:val="0"/>
+                <w:i w:val="0"/>
+                <w:sz w:val="18"/>
+              </w:rPr>
+              <w:t>Rejects + retrieval path</w:t>
+            </w:r>
+          </w:p>
+        </w:tc>
+        <w:tc>
+          <w:tcPr>
+            <w:tcW w:type="dxa" w:w="1872"/>
+          </w:tcPr>
+          <w:p>
+            <w:r/>
+            <w:r>
+              <w:rPr>
+                <w:rFonts w:ascii="Liberation Serif" w:hAnsi="Liberation Serif" w:eastAsia="Liberation Serif"/>
+                <w:b w:val="0"/>
+                <w:i w:val="0"/>
+                <w:sz w:val="18"/>
+              </w:rPr>
+              <w:t>combined notes</w:t>
+            </w:r>
+          </w:p>
+        </w:tc>
+      </w:tr>
     </w:tbl>
     <w:p/>
     <w:p>

--- a/research/dora-ella-newnam/sources/authored/Dora-Ella-Newnam-Stone-A-Life-latest.docx
+++ b/research/dora-ella-newnam/sources/authored/Dora-Ella-Newnam-Stone-A-Life-latest.docx
@@ -5861,39 +5861,119 @@
           <w:b w:val="0"/>
           <w:i w:val="0"/>
         </w:rPr>
-        <w:t xml:space="preserve">, June 1892 on the census, 12 June 1893 Beattyville on her Social Security account, later Mary M. Bunch. Marriage and death are not closed in free sources: Lee marriage books have no Bunch row; NUMIDENT lists her </w:t>
-      </w:r>
-      <w:r>
-        <w:rPr>
-          <w:rFonts w:ascii="Liberation Serif" w:hAnsi="Liberation Serif" w:eastAsia="Liberation Serif"/>
-          <w:b/>
-          <w:i w:val="0"/>
-        </w:rPr>
-        <w:t>deceased</w:t>
-      </w:r>
-      <w:r>
-        <w:rPr>
-          <w:rFonts w:ascii="Liberation Serif" w:hAnsi="Liberation Serif" w:eastAsia="Liberation Serif"/>
-          <w:b w:val="0"/>
-          <w:i w:val="0"/>
-        </w:rPr>
-        <w:t xml:space="preserve"> but gives </w:t>
-      </w:r>
-      <w:r>
-        <w:rPr>
-          <w:rFonts w:ascii="Liberation Serif" w:hAnsi="Liberation Serif" w:eastAsia="Liberation Serif"/>
-          <w:b/>
-          <w:i w:val="0"/>
-        </w:rPr>
-        <w:t>no death date</w:t>
-      </w:r>
-      <w:r>
-        <w:rPr>
-          <w:rFonts w:ascii="Liberation Serif" w:hAnsi="Liberation Serif" w:eastAsia="Liberation Serif"/>
-          <w:b w:val="0"/>
-          <w:i w:val="0"/>
-        </w:rPr>
-        <w:t xml:space="preserve">; the public Social Security Death Index API returned no match for SSN </w:t>
+        <w:t xml:space="preserve">, June 1892 on the census, 12 June 1893 Beattyville on her Social Security account, later Mary M. Bunch. The Tennessee statewide death index lists </w:t>
+      </w:r>
+      <w:r>
+        <w:rPr>
+          <w:rFonts w:ascii="Liberation Serif" w:hAnsi="Liberation Serif" w:eastAsia="Liberation Serif"/>
+          <w:b/>
+          <w:i w:val="0"/>
+        </w:rPr>
+        <w:t>BUNCH, MARY M</w:t>
+      </w:r>
+      <w:r>
+        <w:rPr>
+          <w:rFonts w:ascii="Liberation Serif" w:hAnsi="Liberation Serif" w:eastAsia="Liberation Serif"/>
+          <w:b w:val="0"/>
+          <w:i w:val="0"/>
+        </w:rPr>
+        <w:t xml:space="preserve">, died </w:t>
+      </w:r>
+      <w:r>
+        <w:rPr>
+          <w:rFonts w:ascii="Liberation Serif" w:hAnsi="Liberation Serif" w:eastAsia="Liberation Serif"/>
+          <w:b/>
+          <w:i w:val="0"/>
+        </w:rPr>
+        <w:t>11 March 1981</w:t>
+      </w:r>
+      <w:r>
+        <w:rPr>
+          <w:rFonts w:ascii="Liberation Serif" w:hAnsi="Liberation Serif" w:eastAsia="Liberation Serif"/>
+          <w:b w:val="0"/>
+          <w:i w:val="0"/>
+        </w:rPr>
+        <w:t xml:space="preserve">, age </w:t>
+      </w:r>
+      <w:r>
+        <w:rPr>
+          <w:rFonts w:ascii="Liberation Serif" w:hAnsi="Liberation Serif" w:eastAsia="Liberation Serif"/>
+          <w:b/>
+          <w:i w:val="0"/>
+        </w:rPr>
+        <w:t>87</w:t>
+      </w:r>
+      <w:r>
+        <w:rPr>
+          <w:rFonts w:ascii="Liberation Serif" w:hAnsi="Liberation Serif" w:eastAsia="Liberation Serif"/>
+          <w:b w:val="0"/>
+          <w:i w:val="0"/>
+        </w:rPr>
+        <w:t xml:space="preserve">, Knox County, file </w:t>
+      </w:r>
+      <w:r>
+        <w:rPr>
+          <w:rFonts w:ascii="Liberation Serif" w:hAnsi="Liberation Serif" w:eastAsia="Liberation Serif"/>
+          <w:b/>
+          <w:i w:val="0"/>
+        </w:rPr>
+        <w:t>09021</w:t>
+      </w:r>
+      <w:r>
+        <w:rPr>
+          <w:rFonts w:ascii="Liberation Serif" w:hAnsi="Liberation Serif" w:eastAsia="Liberation Serif"/>
+          <w:b w:val="0"/>
+          <w:i w:val="0"/>
+        </w:rPr>
+        <w:t xml:space="preserve">. [C446] Age 87 on that day implies birth </w:t>
+      </w:r>
+      <w:r>
+        <w:rPr>
+          <w:rFonts w:ascii="Liberation Serif" w:hAnsi="Liberation Serif" w:eastAsia="Liberation Serif"/>
+          <w:b/>
+          <w:i w:val="0"/>
+        </w:rPr>
+        <w:t>12 March 1893–11 March 1894</w:t>
+      </w:r>
+      <w:r>
+        <w:rPr>
+          <w:rFonts w:ascii="Liberation Serif" w:hAnsi="Liberation Serif" w:eastAsia="Liberation Serif"/>
+          <w:b w:val="0"/>
+          <w:i w:val="0"/>
+        </w:rPr>
+        <w:t xml:space="preserve">, which contains the NUMIDENT date and excludes the 1900 census year (conflict </w:t>
+      </w:r>
+      <w:r>
+        <w:rPr>
+          <w:rFonts w:ascii="Liberation Serif" w:hAnsi="Liberation Serif" w:eastAsia="Liberation Serif"/>
+          <w:b/>
+          <w:i w:val="0"/>
+        </w:rPr>
+        <w:t>#5</w:t>
+      </w:r>
+      <w:r>
+        <w:rPr>
+          <w:rFonts w:ascii="Liberation Serif" w:hAnsi="Liberation Serif" w:eastAsia="Liberation Serif"/>
+          <w:b w:val="0"/>
+          <w:i w:val="0"/>
+        </w:rPr>
+        <w:t xml:space="preserve">). [C447] Identification with Dora’s daughter is </w:t>
+      </w:r>
+      <w:r>
+        <w:rPr>
+          <w:rFonts w:ascii="Liberation Serif" w:hAnsi="Liberation Serif" w:eastAsia="Liberation Serif"/>
+          <w:b/>
+          <w:i w:val="0"/>
+        </w:rPr>
+        <w:t>probable</w:t>
+      </w:r>
+      <w:r>
+        <w:rPr>
+          <w:rFonts w:ascii="Liberation Serif" w:hAnsi="Liberation Serif" w:eastAsia="Liberation Serif"/>
+          <w:b w:val="0"/>
+          <w:i w:val="0"/>
+        </w:rPr>
+        <w:t xml:space="preserve"> — Mary M. Bunch, the 1893 window, and Knox (her deceased daughter Hazel E. Bunch was born in Knoxville in 1919). [C448] [C453] Parents are not on the index. The certificate is unread (Tennessee fifty-year rule until 2031). [C455] Lee Marriage Books 1–37 have no Bunch row. [C158] [C450] NUMIDENT still lists her deceased without a date; the public SSDI API did not match SSN </w:t>
       </w:r>
       <w:r>
         <w:rPr>
@@ -5909,39 +5989,7 @@
           <w:b w:val="0"/>
           <w:i w:val="0"/>
         </w:rPr>
-        <w:t>; Tennessee archives and Knox marriage indexes were not reachable from the research VM (</w:t>
-      </w:r>
-      <w:r>
-        <w:rPr>
-          <w:rFonts w:ascii="Liberation Serif" w:hAnsi="Liberation Serif" w:eastAsia="Liberation Serif"/>
-          <w:b/>
-          <w:i w:val="0"/>
-        </w:rPr>
-        <w:t>R007</w:t>
-      </w:r>
-      <w:r>
-        <w:rPr>
-          <w:rFonts w:ascii="Liberation Serif" w:hAnsi="Liberation Serif" w:eastAsia="Liberation Serif"/>
-          <w:b w:val="0"/>
-          <w:i w:val="0"/>
-        </w:rPr>
-        <w:t xml:space="preserve">, </w:t>
-      </w:r>
-      <w:r>
-        <w:rPr>
-          <w:rFonts w:ascii="Liberation Serif" w:hAnsi="Liberation Serif" w:eastAsia="Liberation Serif"/>
-          <w:b/>
-          <w:i w:val="0"/>
-        </w:rPr>
-        <w:t>L257</w:t>
-      </w:r>
-      <w:r>
-        <w:rPr>
-          <w:rFonts w:ascii="Liberation Serif" w:hAnsi="Liberation Serif" w:eastAsia="Liberation Serif"/>
-          <w:b w:val="0"/>
-          <w:i w:val="0"/>
-        </w:rPr>
-        <w:t>). [C158]</w:t>
+        <w:t>. [C158]</w:t>
       </w:r>
     </w:p>
     <w:p>
@@ -6783,7 +6831,39 @@
           <w:b w:val="0"/>
           <w:i w:val="0"/>
         </w:rPr>
-        <w:t xml:space="preserve">John H.; Mary Bunch’s death (Lee books and recent “Mary M. Bunch” obituaries do not match); Rissie’s Tennessee identification (index + stone </w:t>
+        <w:t xml:space="preserve">John H.; Mary Bunch’s death certificate (index </w:t>
+      </w:r>
+      <w:r>
+        <w:rPr>
+          <w:rFonts w:ascii="Liberation Serif" w:hAnsi="Liberation Serif" w:eastAsia="Liberation Serif"/>
+          <w:b/>
+          <w:i w:val="0"/>
+        </w:rPr>
+        <w:t>09021</w:t>
+      </w:r>
+      <w:r>
+        <w:rPr>
+          <w:rFonts w:ascii="Liberation Serif" w:hAnsi="Liberation Serif" w:eastAsia="Liberation Serif"/>
+          <w:b w:val="0"/>
+          <w:i w:val="0"/>
+        </w:rPr>
+        <w:t xml:space="preserve"> is </w:t>
+      </w:r>
+      <w:r>
+        <w:rPr>
+          <w:rFonts w:ascii="Liberation Serif" w:hAnsi="Liberation Serif" w:eastAsia="Liberation Serif"/>
+          <w:b/>
+          <w:i w:val="0"/>
+        </w:rPr>
+        <w:t>PROBABLE</w:t>
+      </w:r>
+      <w:r>
+        <w:rPr>
+          <w:rFonts w:ascii="Liberation Serif" w:hAnsi="Liberation Serif" w:eastAsia="Liberation Serif"/>
+          <w:b w:val="0"/>
+          <w:i w:val="0"/>
+        </w:rPr>
+        <w:t xml:space="preserve"> P007; parents unread); Rissie’s Tennessee identification (index + stone </w:t>
       </w:r>
       <w:r>
         <w:rPr>
@@ -7271,151 +7351,87 @@
           <w:b/>
           <w:i w:val="0"/>
         </w:rPr>
-        <w:t>FAN residual:</w:t>
-      </w:r>
-      <w:r>
-        <w:rPr>
-          <w:rFonts w:ascii="Liberation Serif" w:hAnsi="Liberation Serif" w:eastAsia="Liberation Serif"/>
-          <w:b w:val="0"/>
-          <w:i w:val="0"/>
-        </w:rPr>
-        <w:t xml:space="preserve"> B057 </w:t>
-      </w:r>
-      <w:r>
-        <w:rPr>
-          <w:rFonts w:ascii="Liberation Serif" w:hAnsi="Liberation Serif" w:eastAsia="Liberation Serif"/>
-          <w:b/>
-          <w:i w:val="0"/>
-        </w:rPr>
-        <w:t>done</w:t>
-      </w:r>
-      <w:r>
-        <w:rPr>
-          <w:rFonts w:ascii="Liberation Serif" w:hAnsi="Liberation Serif" w:eastAsia="Liberation Serif"/>
-          <w:b w:val="0"/>
-          <w:i w:val="0"/>
-        </w:rPr>
-        <w:t xml:space="preserve"> for the remote stone/index pass (</w:t>
-      </w:r>
-      <w:r>
-        <w:rPr>
-          <w:rFonts w:ascii="Liberation Serif" w:hAnsi="Liberation Serif" w:eastAsia="Liberation Serif"/>
-          <w:b/>
-          <w:i w:val="0"/>
-        </w:rPr>
-        <w:t>C383–C398</w:t>
-      </w:r>
-      <w:r>
-        <w:rPr>
-          <w:rFonts w:ascii="Liberation Serif" w:hAnsi="Liberation Serif" w:eastAsia="Liberation Serif"/>
-          <w:b w:val="0"/>
-          <w:i w:val="0"/>
-        </w:rPr>
-        <w:t xml:space="preserve">). Vincent Newman Family Cemetery located; Edward stone </w:t>
-      </w:r>
-      <w:r>
-        <w:rPr>
-          <w:rFonts w:ascii="Liberation Serif" w:hAnsi="Liberation Serif" w:eastAsia="Liberation Serif"/>
-          <w:b/>
-          <w:i w:val="0"/>
-        </w:rPr>
-        <w:t>image seen</w:t>
-      </w:r>
-      <w:r>
-        <w:rPr>
-          <w:rFonts w:ascii="Liberation Serif" w:hAnsi="Liberation Serif" w:eastAsia="Liberation Serif"/>
-          <w:b w:val="0"/>
-          <w:i w:val="0"/>
-        </w:rPr>
-        <w:t xml:space="preserve">; Madison 1936 ages </w:t>
-      </w:r>
-      <w:r>
-        <w:rPr>
-          <w:rFonts w:ascii="Liberation Serif" w:hAnsi="Liberation Serif" w:eastAsia="Liberation Serif"/>
-          <w:b/>
-          <w:i w:val="0"/>
-        </w:rPr>
-        <w:t>017</w:t>
-      </w:r>
-      <w:r>
-        <w:rPr>
-          <w:rFonts w:ascii="Liberation Serif" w:hAnsi="Liberation Serif" w:eastAsia="Liberation Serif"/>
-          <w:b w:val="0"/>
-          <w:i w:val="0"/>
-        </w:rPr>
-        <w:t xml:space="preserve">. Still unread: Madison/Lee DC </w:t>
-      </w:r>
-      <w:r>
-        <w:rPr>
-          <w:rFonts w:ascii="Liberation Serif" w:hAnsi="Liberation Serif" w:eastAsia="Liberation Serif"/>
-          <w:b/>
-          <w:i w:val="0"/>
-        </w:rPr>
-        <w:t>images</w:t>
-      </w:r>
-      <w:r>
-        <w:rPr>
-          <w:rFonts w:ascii="Liberation Serif" w:hAnsi="Liberation Serif" w:eastAsia="Liberation Serif"/>
-          <w:b w:val="0"/>
-          <w:i w:val="0"/>
-        </w:rPr>
-        <w:t xml:space="preserve">, Owsley 1920 book, Smith 1843–1929 marriages; Callie/Dorothy/Everett FAG </w:t>
-      </w:r>
-      <w:r>
-        <w:rPr>
-          <w:rFonts w:ascii="Liberation Serif" w:hAnsi="Liberation Serif" w:eastAsia="Liberation Serif"/>
-          <w:b/>
-          <w:i w:val="0"/>
-        </w:rPr>
-        <w:t>no photos</w:t>
-      </w:r>
-      <w:r>
-        <w:rPr>
-          <w:rFonts w:ascii="Liberation Serif" w:hAnsi="Liberation Serif" w:eastAsia="Liberation Serif"/>
-          <w:b w:val="0"/>
-          <w:i w:val="0"/>
-        </w:rPr>
-        <w:t xml:space="preserve">. Grant=Frank and John of Owsley still </w:t>
-      </w:r>
-      <w:r>
-        <w:rPr>
-          <w:rFonts w:ascii="Liberation Serif" w:hAnsi="Liberation Serif" w:eastAsia="Liberation Serif"/>
-          <w:b/>
-          <w:i w:val="0"/>
-        </w:rPr>
-        <w:t>POSSIBLE</w:t>
-      </w:r>
-      <w:r>
-        <w:rPr>
-          <w:rFonts w:ascii="Liberation Serif" w:hAnsi="Liberation Serif" w:eastAsia="Liberation Serif"/>
-          <w:b w:val="0"/>
-          <w:i w:val="0"/>
-        </w:rPr>
-        <w:t xml:space="preserve">. </w:t>
-      </w:r>
-      <w:r>
-        <w:rPr>
-          <w:rFonts w:ascii="Liberation Serif" w:hAnsi="Liberation Serif" w:eastAsia="Liberation Serif"/>
-          <w:b/>
-          <w:i w:val="0"/>
-        </w:rPr>
-        <w:t>B054 done</w:t>
-      </w:r>
-      <w:r>
-        <w:rPr>
-          <w:rFonts w:ascii="Liberation Serif" w:hAnsi="Liberation Serif" w:eastAsia="Liberation Serif"/>
-          <w:b w:val="0"/>
-          <w:i w:val="0"/>
-        </w:rPr>
-        <w:t xml:space="preserve"> — Carter Cove stones </w:t>
-      </w:r>
-      <w:r>
-        <w:rPr>
-          <w:rFonts w:ascii="Liberation Serif" w:hAnsi="Liberation Serif" w:eastAsia="Liberation Serif"/>
-          <w:b/>
-          <w:i w:val="0"/>
-        </w:rPr>
-        <w:t>image seen</w:t>
+        <w:t>B015 partial:</w:t>
+      </w:r>
+      <w:r>
+        <w:rPr>
+          <w:rFonts w:ascii="Liberation Serif" w:hAnsi="Liberation Serif" w:eastAsia="Liberation Serif"/>
+          <w:b w:val="0"/>
+          <w:i w:val="0"/>
+        </w:rPr>
+        <w:t xml:space="preserve"> TN index </w:t>
+      </w:r>
+      <w:r>
+        <w:rPr>
+          <w:rFonts w:ascii="Liberation Serif" w:hAnsi="Liberation Serif" w:eastAsia="Liberation Serif"/>
+          <w:b/>
+          <w:i w:val="0"/>
+        </w:rPr>
+        <w:t>BUNCH MARY M</w:t>
+      </w:r>
+      <w:r>
+        <w:rPr>
+          <w:rFonts w:ascii="Liberation Serif" w:hAnsi="Liberation Serif" w:eastAsia="Liberation Serif"/>
+          <w:b w:val="0"/>
+          <w:i w:val="0"/>
+        </w:rPr>
+        <w:t xml:space="preserve"> 11 Mar 1981 Knox file </w:t>
+      </w:r>
+      <w:r>
+        <w:rPr>
+          <w:rFonts w:ascii="Liberation Serif" w:hAnsi="Liberation Serif" w:eastAsia="Liberation Serif"/>
+          <w:b/>
+          <w:i w:val="0"/>
+        </w:rPr>
+        <w:t>09021</w:t>
+      </w:r>
+      <w:r>
+        <w:rPr>
+          <w:rFonts w:ascii="Liberation Serif" w:hAnsi="Liberation Serif" w:eastAsia="Liberation Serif"/>
+          <w:b w:val="0"/>
+          <w:i w:val="0"/>
+        </w:rPr>
+        <w:t xml:space="preserve">. vs P007 </w:t>
+      </w:r>
+      <w:r>
+        <w:rPr>
+          <w:rFonts w:ascii="Liberation Serif" w:hAnsi="Liberation Serif" w:eastAsia="Liberation Serif"/>
+          <w:b/>
+          <w:i w:val="0"/>
+        </w:rPr>
+        <w:t>PROBABLE</w:t>
+      </w:r>
+      <w:r>
+        <w:rPr>
+          <w:rFonts w:ascii="Liberation Serif" w:hAnsi="Liberation Serif" w:eastAsia="Liberation Serif"/>
+          <w:b w:val="0"/>
+          <w:i w:val="0"/>
+        </w:rPr>
+        <w:t>. Certificate / parents unread (</w:t>
+      </w:r>
+      <w:r>
+        <w:rPr>
+          <w:rFonts w:ascii="Liberation Serif" w:hAnsi="Liberation Serif" w:eastAsia="Liberation Serif"/>
+          <w:b/>
+          <w:i w:val="0"/>
+        </w:rPr>
+        <w:t>C446–C456</w:t>
+      </w:r>
+      <w:r>
+        <w:rPr>
+          <w:rFonts w:ascii="Liberation Serif" w:hAnsi="Liberation Serif" w:eastAsia="Liberation Serif"/>
+          <w:b w:val="0"/>
+          <w:i w:val="0"/>
+        </w:rPr>
+        <w:t xml:space="preserve">). Hazel E. Bunch 1 May 1999 Knox file </w:t>
+      </w:r>
+      <w:r>
+        <w:rPr>
+          <w:rFonts w:ascii="Liberation Serif" w:hAnsi="Liberation Serif" w:eastAsia="Liberation Serif"/>
+          <w:b/>
+          <w:i w:val="0"/>
+        </w:rPr>
+        <w:t>20106</w:t>
       </w:r>
       <w:r>
         <w:rPr>
@@ -7431,143 +7447,15 @@
           <w:b/>
           <w:i w:val="0"/>
         </w:rPr>
-        <w:t>C410–C416</w:t>
-      </w:r>
-      <w:r>
-        <w:rPr>
-          <w:rFonts w:ascii="Liberation Serif" w:hAnsi="Liberation Serif" w:eastAsia="Liberation Serif"/>
-          <w:b w:val="0"/>
-          <w:i w:val="0"/>
-        </w:rPr>
-        <w:t xml:space="preserve">). Luther Riverview stones / DC images unread. </w:t>
-      </w:r>
-      <w:r>
-        <w:rPr>
-          <w:rFonts w:ascii="Liberation Serif" w:hAnsi="Liberation Serif" w:eastAsia="Liberation Serif"/>
-          <w:b/>
-          <w:i w:val="0"/>
-        </w:rPr>
-        <w:t>B051</w:t>
-      </w:r>
-      <w:r>
-        <w:rPr>
-          <w:rFonts w:ascii="Liberation Serif" w:hAnsi="Liberation Serif" w:eastAsia="Liberation Serif"/>
-          <w:b w:val="0"/>
-          <w:i w:val="0"/>
-        </w:rPr>
-        <w:t xml:space="preserve"> Luther death </w:t>
-      </w:r>
-      <w:r>
-        <w:rPr>
-          <w:rFonts w:ascii="Liberation Serif" w:hAnsi="Liberation Serif" w:eastAsia="Liberation Serif"/>
-          <w:b/>
-          <w:i w:val="0"/>
-        </w:rPr>
-        <w:t>done</w:t>
-      </w:r>
-      <w:r>
-        <w:rPr>
-          <w:rFonts w:ascii="Liberation Serif" w:hAnsi="Liberation Serif" w:eastAsia="Liberation Serif"/>
-          <w:b w:val="0"/>
-          <w:i w:val="0"/>
-        </w:rPr>
-        <w:t xml:space="preserve"> (</w:t>
-      </w:r>
-      <w:r>
-        <w:rPr>
-          <w:rFonts w:ascii="Liberation Serif" w:hAnsi="Liberation Serif" w:eastAsia="Liberation Serif"/>
-          <w:b/>
-          <w:i w:val="0"/>
-        </w:rPr>
-        <w:t>C375–C382</w:t>
-      </w:r>
-      <w:r>
-        <w:rPr>
-          <w:rFonts w:ascii="Liberation Serif" w:hAnsi="Liberation Serif" w:eastAsia="Liberation Serif"/>
-          <w:b w:val="0"/>
-          <w:i w:val="0"/>
-        </w:rPr>
-        <w:t xml:space="preserve">). </w:t>
-      </w:r>
-      <w:r>
-        <w:rPr>
-          <w:rFonts w:ascii="Liberation Serif" w:hAnsi="Liberation Serif" w:eastAsia="Liberation Serif"/>
-          <w:b/>
-          <w:i w:val="0"/>
-        </w:rPr>
-        <w:t>B052</w:t>
-      </w:r>
-      <w:r>
-        <w:rPr>
-          <w:rFonts w:ascii="Liberation Serif" w:hAnsi="Liberation Serif" w:eastAsia="Liberation Serif"/>
-          <w:b w:val="0"/>
-          <w:i w:val="0"/>
-        </w:rPr>
-        <w:t xml:space="preserve"> Shelby × Grace </w:t>
-      </w:r>
-      <w:r>
-        <w:rPr>
-          <w:rFonts w:ascii="Liberation Serif" w:hAnsi="Liberation Serif" w:eastAsia="Liberation Serif"/>
-          <w:b/>
-          <w:i w:val="0"/>
-        </w:rPr>
-        <w:t>done</w:t>
-      </w:r>
-      <w:r>
-        <w:rPr>
-          <w:rFonts w:ascii="Liberation Serif" w:hAnsi="Liberation Serif" w:eastAsia="Liberation Serif"/>
-          <w:b w:val="0"/>
-          <w:i w:val="0"/>
-        </w:rPr>
-        <w:t xml:space="preserve">. </w:t>
-      </w:r>
-      <w:r>
-        <w:rPr>
-          <w:rFonts w:ascii="Liberation Serif" w:hAnsi="Liberation Serif" w:eastAsia="Liberation Serif"/>
-          <w:b/>
-          <w:i w:val="0"/>
-        </w:rPr>
-        <w:t>B053</w:t>
-      </w:r>
-      <w:r>
-        <w:rPr>
-          <w:rFonts w:ascii="Liberation Serif" w:hAnsi="Liberation Serif" w:eastAsia="Liberation Serif"/>
-          <w:b w:val="0"/>
-          <w:i w:val="0"/>
-        </w:rPr>
-        <w:t xml:space="preserve"> Everett FAN </w:t>
-      </w:r>
-      <w:r>
-        <w:rPr>
-          <w:rFonts w:ascii="Liberation Serif" w:hAnsi="Liberation Serif" w:eastAsia="Liberation Serif"/>
-          <w:b/>
-          <w:i w:val="0"/>
-        </w:rPr>
-        <w:t>done</w:t>
-      </w:r>
-      <w:r>
-        <w:rPr>
-          <w:rFonts w:ascii="Liberation Serif" w:hAnsi="Liberation Serif" w:eastAsia="Liberation Serif"/>
-          <w:b w:val="0"/>
-          <w:i w:val="0"/>
-        </w:rPr>
-        <w:t xml:space="preserve"> (</w:t>
-      </w:r>
-      <w:r>
-        <w:rPr>
-          <w:rFonts w:ascii="Liberation Serif" w:hAnsi="Liberation Serif" w:eastAsia="Liberation Serif"/>
-          <w:b/>
-          <w:i w:val="0"/>
-        </w:rPr>
-        <w:t>C349–C365</w:t>
-      </w:r>
-      <w:r>
-        <w:rPr>
-          <w:rFonts w:ascii="Liberation Serif" w:hAnsi="Liberation Serif" w:eastAsia="Liberation Serif"/>
-          <w:b w:val="0"/>
-          <w:i w:val="0"/>
-        </w:rPr>
-        <w:t>).</w:t>
+        <w:t>C452 C453</w:t>
+      </w:r>
+      <w:r>
+        <w:rPr>
+          <w:rFonts w:ascii="Liberation Serif" w:hAnsi="Liberation Serif" w:eastAsia="Liberation Serif"/>
+          <w:b w:val="0"/>
+          <w:i w:val="0"/>
+        </w:rPr>
+        <w:t>). Living descendants withheld.</w:t>
       </w:r>
     </w:p>
     <w:p>
@@ -7577,26 +7465,306 @@
       <w:r>
         <w:rPr>
           <w:rFonts w:ascii="Liberation Serif" w:hAnsi="Liberation Serif" w:eastAsia="Liberation Serif"/>
-          <w:b w:val="0"/>
-          <w:i w:val="0"/>
-        </w:rPr>
-        <w:t xml:space="preserve">Greene 37–43 Stone sweep is </w:t>
-      </w:r>
-      <w:r>
-        <w:rPr>
-          <w:rFonts w:ascii="Liberation Serif" w:hAnsi="Liberation Serif" w:eastAsia="Liberation Serif"/>
-          <w:b/>
-          <w:i w:val="0"/>
-        </w:rPr>
-        <w:t>closed</w:t>
-      </w:r>
-      <w:r>
-        <w:rPr>
-          <w:rFonts w:ascii="Liberation Serif" w:hAnsi="Liberation Serif" w:eastAsia="Liberation Serif"/>
-          <w:b w:val="0"/>
-          <w:i w:val="0"/>
-        </w:rPr>
-        <w:t>. Do not reopen Peebles as a third marriage without a license. Do not print 1868 or 24 February 1906 as facts.</w:t>
+          <w:b/>
+          <w:i w:val="0"/>
+        </w:rPr>
+        <w:t>FAN residual:</w:t>
+      </w:r>
+      <w:r>
+        <w:rPr>
+          <w:rFonts w:ascii="Liberation Serif" w:hAnsi="Liberation Serif" w:eastAsia="Liberation Serif"/>
+          <w:b w:val="0"/>
+          <w:i w:val="0"/>
+        </w:rPr>
+        <w:t xml:space="preserve"> B057 </w:t>
+      </w:r>
+      <w:r>
+        <w:rPr>
+          <w:rFonts w:ascii="Liberation Serif" w:hAnsi="Liberation Serif" w:eastAsia="Liberation Serif"/>
+          <w:b/>
+          <w:i w:val="0"/>
+        </w:rPr>
+        <w:t>done</w:t>
+      </w:r>
+      <w:r>
+        <w:rPr>
+          <w:rFonts w:ascii="Liberation Serif" w:hAnsi="Liberation Serif" w:eastAsia="Liberation Serif"/>
+          <w:b w:val="0"/>
+          <w:i w:val="0"/>
+        </w:rPr>
+        <w:t xml:space="preserve"> for the remote stone/index pass (</w:t>
+      </w:r>
+      <w:r>
+        <w:rPr>
+          <w:rFonts w:ascii="Liberation Serif" w:hAnsi="Liberation Serif" w:eastAsia="Liberation Serif"/>
+          <w:b/>
+          <w:i w:val="0"/>
+        </w:rPr>
+        <w:t>C383–C398</w:t>
+      </w:r>
+      <w:r>
+        <w:rPr>
+          <w:rFonts w:ascii="Liberation Serif" w:hAnsi="Liberation Serif" w:eastAsia="Liberation Serif"/>
+          <w:b w:val="0"/>
+          <w:i w:val="0"/>
+        </w:rPr>
+        <w:t xml:space="preserve">). Vincent Newman Family Cemetery located; Edward stone </w:t>
+      </w:r>
+      <w:r>
+        <w:rPr>
+          <w:rFonts w:ascii="Liberation Serif" w:hAnsi="Liberation Serif" w:eastAsia="Liberation Serif"/>
+          <w:b/>
+          <w:i w:val="0"/>
+        </w:rPr>
+        <w:t>image seen</w:t>
+      </w:r>
+      <w:r>
+        <w:rPr>
+          <w:rFonts w:ascii="Liberation Serif" w:hAnsi="Liberation Serif" w:eastAsia="Liberation Serif"/>
+          <w:b w:val="0"/>
+          <w:i w:val="0"/>
+        </w:rPr>
+        <w:t xml:space="preserve">; Madison 1936 ages </w:t>
+      </w:r>
+      <w:r>
+        <w:rPr>
+          <w:rFonts w:ascii="Liberation Serif" w:hAnsi="Liberation Serif" w:eastAsia="Liberation Serif"/>
+          <w:b/>
+          <w:i w:val="0"/>
+        </w:rPr>
+        <w:t>017</w:t>
+      </w:r>
+      <w:r>
+        <w:rPr>
+          <w:rFonts w:ascii="Liberation Serif" w:hAnsi="Liberation Serif" w:eastAsia="Liberation Serif"/>
+          <w:b w:val="0"/>
+          <w:i w:val="0"/>
+        </w:rPr>
+        <w:t xml:space="preserve">. Still unread: Madison/Lee DC </w:t>
+      </w:r>
+      <w:r>
+        <w:rPr>
+          <w:rFonts w:ascii="Liberation Serif" w:hAnsi="Liberation Serif" w:eastAsia="Liberation Serif"/>
+          <w:b/>
+          <w:i w:val="0"/>
+        </w:rPr>
+        <w:t>images</w:t>
+      </w:r>
+      <w:r>
+        <w:rPr>
+          <w:rFonts w:ascii="Liberation Serif" w:hAnsi="Liberation Serif" w:eastAsia="Liberation Serif"/>
+          <w:b w:val="0"/>
+          <w:i w:val="0"/>
+        </w:rPr>
+        <w:t xml:space="preserve">, Owsley 1920 book, Smith 1843–1929 marriages; Callie/Dorothy/Everett FAG </w:t>
+      </w:r>
+      <w:r>
+        <w:rPr>
+          <w:rFonts w:ascii="Liberation Serif" w:hAnsi="Liberation Serif" w:eastAsia="Liberation Serif"/>
+          <w:b/>
+          <w:i w:val="0"/>
+        </w:rPr>
+        <w:t>no photos</w:t>
+      </w:r>
+      <w:r>
+        <w:rPr>
+          <w:rFonts w:ascii="Liberation Serif" w:hAnsi="Liberation Serif" w:eastAsia="Liberation Serif"/>
+          <w:b w:val="0"/>
+          <w:i w:val="0"/>
+        </w:rPr>
+        <w:t xml:space="preserve">. Grant=Frank and John of Owsley still </w:t>
+      </w:r>
+      <w:r>
+        <w:rPr>
+          <w:rFonts w:ascii="Liberation Serif" w:hAnsi="Liberation Serif" w:eastAsia="Liberation Serif"/>
+          <w:b/>
+          <w:i w:val="0"/>
+        </w:rPr>
+        <w:t>POSSIBLE</w:t>
+      </w:r>
+      <w:r>
+        <w:rPr>
+          <w:rFonts w:ascii="Liberation Serif" w:hAnsi="Liberation Serif" w:eastAsia="Liberation Serif"/>
+          <w:b w:val="0"/>
+          <w:i w:val="0"/>
+        </w:rPr>
+        <w:t xml:space="preserve">. </w:t>
+      </w:r>
+      <w:r>
+        <w:rPr>
+          <w:rFonts w:ascii="Liberation Serif" w:hAnsi="Liberation Serif" w:eastAsia="Liberation Serif"/>
+          <w:b/>
+          <w:i w:val="0"/>
+        </w:rPr>
+        <w:t>B054 done</w:t>
+      </w:r>
+      <w:r>
+        <w:rPr>
+          <w:rFonts w:ascii="Liberation Serif" w:hAnsi="Liberation Serif" w:eastAsia="Liberation Serif"/>
+          <w:b w:val="0"/>
+          <w:i w:val="0"/>
+        </w:rPr>
+        <w:t xml:space="preserve"> — Carter Cove stones </w:t>
+      </w:r>
+      <w:r>
+        <w:rPr>
+          <w:rFonts w:ascii="Liberation Serif" w:hAnsi="Liberation Serif" w:eastAsia="Liberation Serif"/>
+          <w:b/>
+          <w:i w:val="0"/>
+        </w:rPr>
+        <w:t>image seen</w:t>
+      </w:r>
+      <w:r>
+        <w:rPr>
+          <w:rFonts w:ascii="Liberation Serif" w:hAnsi="Liberation Serif" w:eastAsia="Liberation Serif"/>
+          <w:b w:val="0"/>
+          <w:i w:val="0"/>
+        </w:rPr>
+        <w:t xml:space="preserve"> (</w:t>
+      </w:r>
+      <w:r>
+        <w:rPr>
+          <w:rFonts w:ascii="Liberation Serif" w:hAnsi="Liberation Serif" w:eastAsia="Liberation Serif"/>
+          <w:b/>
+          <w:i w:val="0"/>
+        </w:rPr>
+        <w:t>C410–C416</w:t>
+      </w:r>
+      <w:r>
+        <w:rPr>
+          <w:rFonts w:ascii="Liberation Serif" w:hAnsi="Liberation Serif" w:eastAsia="Liberation Serif"/>
+          <w:b w:val="0"/>
+          <w:i w:val="0"/>
+        </w:rPr>
+        <w:t xml:space="preserve">). Luther Riverview stones / DC images unread. </w:t>
+      </w:r>
+      <w:r>
+        <w:rPr>
+          <w:rFonts w:ascii="Liberation Serif" w:hAnsi="Liberation Serif" w:eastAsia="Liberation Serif"/>
+          <w:b/>
+          <w:i w:val="0"/>
+        </w:rPr>
+        <w:t>B051</w:t>
+      </w:r>
+      <w:r>
+        <w:rPr>
+          <w:rFonts w:ascii="Liberation Serif" w:hAnsi="Liberation Serif" w:eastAsia="Liberation Serif"/>
+          <w:b w:val="0"/>
+          <w:i w:val="0"/>
+        </w:rPr>
+        <w:t xml:space="preserve"> Luther death </w:t>
+      </w:r>
+      <w:r>
+        <w:rPr>
+          <w:rFonts w:ascii="Liberation Serif" w:hAnsi="Liberation Serif" w:eastAsia="Liberation Serif"/>
+          <w:b/>
+          <w:i w:val="0"/>
+        </w:rPr>
+        <w:t>done</w:t>
+      </w:r>
+      <w:r>
+        <w:rPr>
+          <w:rFonts w:ascii="Liberation Serif" w:hAnsi="Liberation Serif" w:eastAsia="Liberation Serif"/>
+          <w:b w:val="0"/>
+          <w:i w:val="0"/>
+        </w:rPr>
+        <w:t xml:space="preserve"> (</w:t>
+      </w:r>
+      <w:r>
+        <w:rPr>
+          <w:rFonts w:ascii="Liberation Serif" w:hAnsi="Liberation Serif" w:eastAsia="Liberation Serif"/>
+          <w:b/>
+          <w:i w:val="0"/>
+        </w:rPr>
+        <w:t>C375–C382</w:t>
+      </w:r>
+      <w:r>
+        <w:rPr>
+          <w:rFonts w:ascii="Liberation Serif" w:hAnsi="Liberation Serif" w:eastAsia="Liberation Serif"/>
+          <w:b w:val="0"/>
+          <w:i w:val="0"/>
+        </w:rPr>
+        <w:t xml:space="preserve">). </w:t>
+      </w:r>
+      <w:r>
+        <w:rPr>
+          <w:rFonts w:ascii="Liberation Serif" w:hAnsi="Liberation Serif" w:eastAsia="Liberation Serif"/>
+          <w:b/>
+          <w:i w:val="0"/>
+        </w:rPr>
+        <w:t>B052</w:t>
+      </w:r>
+      <w:r>
+        <w:rPr>
+          <w:rFonts w:ascii="Liberation Serif" w:hAnsi="Liberation Serif" w:eastAsia="Liberation Serif"/>
+          <w:b w:val="0"/>
+          <w:i w:val="0"/>
+        </w:rPr>
+        <w:t xml:space="preserve"> Shelby × Grace </w:t>
+      </w:r>
+      <w:r>
+        <w:rPr>
+          <w:rFonts w:ascii="Liberation Serif" w:hAnsi="Liberation Serif" w:eastAsia="Liberation Serif"/>
+          <w:b/>
+          <w:i w:val="0"/>
+        </w:rPr>
+        <w:t>done</w:t>
+      </w:r>
+      <w:r>
+        <w:rPr>
+          <w:rFonts w:ascii="Liberation Serif" w:hAnsi="Liberation Serif" w:eastAsia="Liberation Serif"/>
+          <w:b w:val="0"/>
+          <w:i w:val="0"/>
+        </w:rPr>
+        <w:t xml:space="preserve">. </w:t>
+      </w:r>
+      <w:r>
+        <w:rPr>
+          <w:rFonts w:ascii="Liberation Serif" w:hAnsi="Liberation Serif" w:eastAsia="Liberation Serif"/>
+          <w:b/>
+          <w:i w:val="0"/>
+        </w:rPr>
+        <w:t>B053</w:t>
+      </w:r>
+      <w:r>
+        <w:rPr>
+          <w:rFonts w:ascii="Liberation Serif" w:hAnsi="Liberation Serif" w:eastAsia="Liberation Serif"/>
+          <w:b w:val="0"/>
+          <w:i w:val="0"/>
+        </w:rPr>
+        <w:t xml:space="preserve"> Everett FAN </w:t>
+      </w:r>
+      <w:r>
+        <w:rPr>
+          <w:rFonts w:ascii="Liberation Serif" w:hAnsi="Liberation Serif" w:eastAsia="Liberation Serif"/>
+          <w:b/>
+          <w:i w:val="0"/>
+        </w:rPr>
+        <w:t>done</w:t>
+      </w:r>
+      <w:r>
+        <w:rPr>
+          <w:rFonts w:ascii="Liberation Serif" w:hAnsi="Liberation Serif" w:eastAsia="Liberation Serif"/>
+          <w:b w:val="0"/>
+          <w:i w:val="0"/>
+        </w:rPr>
+        <w:t xml:space="preserve"> (</w:t>
+      </w:r>
+      <w:r>
+        <w:rPr>
+          <w:rFonts w:ascii="Liberation Serif" w:hAnsi="Liberation Serif" w:eastAsia="Liberation Serif"/>
+          <w:b/>
+          <w:i w:val="0"/>
+        </w:rPr>
+        <w:t>C349–C365</w:t>
+      </w:r>
+      <w:r>
+        <w:rPr>
+          <w:rFonts w:ascii="Liberation Serif" w:hAnsi="Liberation Serif" w:eastAsia="Liberation Serif"/>
+          <w:b w:val="0"/>
+          <w:i w:val="0"/>
+        </w:rPr>
+        <w:t>).</w:t>
       </w:r>
     </w:p>
     <w:p>
@@ -7606,6 +7774,35 @@
       <w:r>
         <w:rPr>
           <w:rFonts w:ascii="Liberation Serif" w:hAnsi="Liberation Serif" w:eastAsia="Liberation Serif"/>
+          <w:b w:val="0"/>
+          <w:i w:val="0"/>
+        </w:rPr>
+        <w:t xml:space="preserve">Greene 37–43 Stone sweep is </w:t>
+      </w:r>
+      <w:r>
+        <w:rPr>
+          <w:rFonts w:ascii="Liberation Serif" w:hAnsi="Liberation Serif" w:eastAsia="Liberation Serif"/>
+          <w:b/>
+          <w:i w:val="0"/>
+        </w:rPr>
+        <w:t>closed</w:t>
+      </w:r>
+      <w:r>
+        <w:rPr>
+          <w:rFonts w:ascii="Liberation Serif" w:hAnsi="Liberation Serif" w:eastAsia="Liberation Serif"/>
+          <w:b w:val="0"/>
+          <w:i w:val="0"/>
+        </w:rPr>
+        <w:t>. Do not reopen Peebles as a third marriage without a license. Do not print 1868 or 24 February 1906 as facts.</w:t>
+      </w:r>
+    </w:p>
+    <w:p>
+      <w:pPr>
+        <w:pStyle w:val="ListBullet"/>
+      </w:pPr>
+      <w:r>
+        <w:rPr>
+          <w:rFonts w:ascii="Liberation Serif" w:hAnsi="Liberation Serif" w:eastAsia="Liberation Serif"/>
           <w:b/>
           <w:i w:val="0"/>
         </w:rPr>
@@ -12582,6 +12779,128 @@
           <w:i w:val="0"/>
         </w:rPr>
         <w:t>S340–S351</w:t>
+      </w:r>
+      <w:r>
+        <w:rPr>
+          <w:rFonts w:ascii="Liberation Serif" w:hAnsi="Liberation Serif" w:eastAsia="Liberation Serif"/>
+          <w:b w:val="0"/>
+          <w:i w:val="0"/>
+        </w:rPr>
+        <w:t>.</w:t>
+      </w:r>
+    </w:p>
+    <w:p>
+      <w:r>
+        <w:rPr>
+          <w:rFonts w:ascii="Liberation Serif" w:hAnsi="Liberation Serif" w:eastAsia="Liberation Serif"/>
+          <w:b w:val="0"/>
+          <w:i w:val="0"/>
+        </w:rPr>
+        <w:t xml:space="preserve">57. Pass 78 B015. Shelby TN Deaths: </w:t>
+      </w:r>
+      <w:r>
+        <w:rPr>
+          <w:rFonts w:ascii="Liberation Serif" w:hAnsi="Liberation Serif" w:eastAsia="Liberation Serif"/>
+          <w:b/>
+          <w:i w:val="0"/>
+        </w:rPr>
+        <w:t>BUNCH MARY M</w:t>
+      </w:r>
+      <w:r>
+        <w:rPr>
+          <w:rFonts w:ascii="Liberation Serif" w:hAnsi="Liberation Serif" w:eastAsia="Liberation Serif"/>
+          <w:b w:val="0"/>
+          <w:i w:val="0"/>
+        </w:rPr>
+        <w:t xml:space="preserve"> 11 Mar 1981 age 87 Knox file </w:t>
+      </w:r>
+      <w:r>
+        <w:rPr>
+          <w:rFonts w:ascii="Liberation Serif" w:hAnsi="Liberation Serif" w:eastAsia="Liberation Serif"/>
+          <w:b/>
+          <w:i w:val="0"/>
+        </w:rPr>
+        <w:t>09021</w:t>
+      </w:r>
+      <w:r>
+        <w:rPr>
+          <w:rFonts w:ascii="Liberation Serif" w:hAnsi="Liberation Serif" w:eastAsia="Liberation Serif"/>
+          <w:b w:val="0"/>
+          <w:i w:val="0"/>
+        </w:rPr>
+        <w:t xml:space="preserve">. vs P007 </w:t>
+      </w:r>
+      <w:r>
+        <w:rPr>
+          <w:rFonts w:ascii="Liberation Serif" w:hAnsi="Liberation Serif" w:eastAsia="Liberation Serif"/>
+          <w:b/>
+          <w:i w:val="0"/>
+        </w:rPr>
+        <w:t>PROBABLE</w:t>
+      </w:r>
+      <w:r>
+        <w:rPr>
+          <w:rFonts w:ascii="Liberation Serif" w:hAnsi="Liberation Serif" w:eastAsia="Liberation Serif"/>
+          <w:b w:val="0"/>
+          <w:i w:val="0"/>
+        </w:rPr>
+        <w:t xml:space="preserve">. Hazel 1 May 1999 Knox file </w:t>
+      </w:r>
+      <w:r>
+        <w:rPr>
+          <w:rFonts w:ascii="Liberation Serif" w:hAnsi="Liberation Serif" w:eastAsia="Liberation Serif"/>
+          <w:b/>
+          <w:i w:val="0"/>
+        </w:rPr>
+        <w:t>20106</w:t>
+      </w:r>
+      <w:r>
+        <w:rPr>
+          <w:rFonts w:ascii="Liberation Serif" w:hAnsi="Liberation Serif" w:eastAsia="Liberation Serif"/>
+          <w:b w:val="0"/>
+          <w:i w:val="0"/>
+        </w:rPr>
+        <w:t xml:space="preserve">. Lee Books 16–37 nil Bunch. </w:t>
+      </w:r>
+      <w:r>
+        <w:rPr>
+          <w:rFonts w:ascii="Liberation Serif" w:hAnsi="Liberation Serif" w:eastAsia="Liberation Serif"/>
+          <w:b w:val="0"/>
+          <w:i/>
+        </w:rPr>
+        <w:t>Index only. Certificate not examined.</w:t>
+      </w:r>
+      <w:r>
+        <w:rPr>
+          <w:rFonts w:ascii="Liberation Serif" w:hAnsi="Liberation Serif" w:eastAsia="Liberation Serif"/>
+          <w:b w:val="0"/>
+          <w:i w:val="0"/>
+        </w:rPr>
+        <w:t xml:space="preserve"> </w:t>
+      </w:r>
+      <w:r>
+        <w:rPr>
+          <w:rFonts w:ascii="Liberation Serif" w:hAnsi="Liberation Serif" w:eastAsia="Liberation Serif"/>
+          <w:b/>
+          <w:i w:val="0"/>
+        </w:rPr>
+        <w:t>C446–C456</w:t>
+      </w:r>
+      <w:r>
+        <w:rPr>
+          <w:rFonts w:ascii="Liberation Serif" w:hAnsi="Liberation Serif" w:eastAsia="Liberation Serif"/>
+          <w:b w:val="0"/>
+          <w:i w:val="0"/>
+        </w:rPr>
+        <w:t xml:space="preserve"> </w:t>
+      </w:r>
+      <w:r>
+        <w:rPr>
+          <w:rFonts w:ascii="Liberation Serif" w:hAnsi="Liberation Serif" w:eastAsia="Liberation Serif"/>
+          <w:b/>
+          <w:i w:val="0"/>
+        </w:rPr>
+        <w:t>S383–S392</w:t>
       </w:r>
       <w:r>
         <w:rPr>
@@ -19386,6 +19705,528 @@
           </w:p>
         </w:tc>
       </w:tr>
+      <w:tr>
+        <w:tc>
+          <w:tcPr>
+            <w:tcW w:type="dxa" w:w="1872"/>
+          </w:tcPr>
+          <w:p>
+            <w:r/>
+            <w:r>
+              <w:rPr>
+                <w:rFonts w:ascii="Liberation Serif" w:hAnsi="Liberation Serif" w:eastAsia="Liberation Serif"/>
+                <w:b w:val="0"/>
+                <w:i w:val="0"/>
+                <w:sz w:val="18"/>
+              </w:rPr>
+              <w:t>S383</w:t>
+            </w:r>
+          </w:p>
+        </w:tc>
+        <w:tc>
+          <w:tcPr>
+            <w:tcW w:type="dxa" w:w="1872"/>
+          </w:tcPr>
+          <w:p>
+            <w:r/>
+            <w:r>
+              <w:rPr>
+                <w:rFonts w:ascii="Liberation Mono" w:hAnsi="Liberation Mono" w:eastAsia="Liberation Mono"/>
+                <w:b w:val="0"/>
+                <w:i w:val="0"/>
+                <w:sz w:val="18"/>
+              </w:rPr>
+              <w:t>../sources/deaths/shelby-tn-mary-m-bunch-extract-2026-10-31.txt</w:t>
+            </w:r>
+          </w:p>
+        </w:tc>
+        <w:tc>
+          <w:tcPr>
+            <w:tcW w:type="dxa" w:w="1872"/>
+          </w:tcPr>
+          <w:p>
+            <w:r/>
+            <w:r>
+              <w:rPr>
+                <w:rFonts w:ascii="Liberation Serif" w:hAnsi="Liberation Serif" w:eastAsia="Liberation Serif"/>
+                <w:b w:val="0"/>
+                <w:i w:val="0"/>
+                <w:sz w:val="18"/>
+              </w:rPr>
+              <w:t>Shelby TN Deaths</w:t>
+            </w:r>
+          </w:p>
+        </w:tc>
+        <w:tc>
+          <w:tcPr>
+            <w:tcW w:type="dxa" w:w="1872"/>
+          </w:tcPr>
+          <w:p>
+            <w:r/>
+            <w:r>
+              <w:rPr>
+                <w:rFonts w:ascii="Liberation Serif" w:hAnsi="Liberation Serif" w:eastAsia="Liberation Serif"/>
+                <w:b w:val="0"/>
+                <w:i w:val="0"/>
+                <w:sz w:val="18"/>
+              </w:rPr>
+              <w:t>BUNCH MARY M 11 Mar 1981 Knox 09021</w:t>
+            </w:r>
+          </w:p>
+        </w:tc>
+        <w:tc>
+          <w:tcPr>
+            <w:tcW w:type="dxa" w:w="1872"/>
+          </w:tcPr>
+          <w:p>
+            <w:r/>
+            <w:r>
+              <w:rPr>
+                <w:rFonts w:ascii="Liberation Serif" w:hAnsi="Liberation Serif" w:eastAsia="Liberation Serif"/>
+                <w:b w:val="0"/>
+                <w:i w:val="0"/>
+                <w:sz w:val="18"/>
+              </w:rPr>
+              <w:t>index only</w:t>
+            </w:r>
+          </w:p>
+        </w:tc>
+      </w:tr>
+      <w:tr>
+        <w:tc>
+          <w:tcPr>
+            <w:tcW w:type="dxa" w:w="1872"/>
+          </w:tcPr>
+          <w:p>
+            <w:r/>
+            <w:r>
+              <w:rPr>
+                <w:rFonts w:ascii="Liberation Serif" w:hAnsi="Liberation Serif" w:eastAsia="Liberation Serif"/>
+                <w:b w:val="0"/>
+                <w:i w:val="0"/>
+                <w:sz w:val="18"/>
+              </w:rPr>
+              <w:t>S384</w:t>
+            </w:r>
+          </w:p>
+        </w:tc>
+        <w:tc>
+          <w:tcPr>
+            <w:tcW w:type="dxa" w:w="1872"/>
+          </w:tcPr>
+          <w:p>
+            <w:r/>
+            <w:r>
+              <w:rPr>
+                <w:rFonts w:ascii="Liberation Mono" w:hAnsi="Liberation Mono" w:eastAsia="Liberation Mono"/>
+                <w:b w:val="0"/>
+                <w:i w:val="0"/>
+                <w:sz w:val="18"/>
+              </w:rPr>
+              <w:t>../sources/deaths/shelby-tn-all-bunch-mary-m-1949-2014-2026-10-31.html</w:t>
+            </w:r>
+          </w:p>
+        </w:tc>
+        <w:tc>
+          <w:tcPr>
+            <w:tcW w:type="dxa" w:w="1872"/>
+          </w:tcPr>
+          <w:p>
+            <w:r/>
+            <w:r>
+              <w:rPr>
+                <w:rFonts w:ascii="Liberation Serif" w:hAnsi="Liberation Serif" w:eastAsia="Liberation Serif"/>
+                <w:b w:val="0"/>
+                <w:i w:val="0"/>
+                <w:sz w:val="18"/>
+              </w:rPr>
+              <w:t>same</w:t>
+            </w:r>
+          </w:p>
+        </w:tc>
+        <w:tc>
+          <w:tcPr>
+            <w:tcW w:type="dxa" w:w="1872"/>
+          </w:tcPr>
+          <w:p>
+            <w:r/>
+            <w:r>
+              <w:rPr>
+                <w:rFonts w:ascii="Liberation Serif" w:hAnsi="Liberation Serif" w:eastAsia="Liberation Serif"/>
+                <w:b w:val="0"/>
+                <w:i w:val="0"/>
+                <w:sz w:val="18"/>
+              </w:rPr>
+              <w:t>Two Mary M rows; 2010 Wayne rejected</w:t>
+            </w:r>
+          </w:p>
+        </w:tc>
+        <w:tc>
+          <w:tcPr>
+            <w:tcW w:type="dxa" w:w="1872"/>
+          </w:tcPr>
+          <w:p>
+            <w:r/>
+            <w:r>
+              <w:rPr>
+                <w:rFonts w:ascii="Liberation Serif" w:hAnsi="Liberation Serif" w:eastAsia="Liberation Serif"/>
+                <w:b w:val="0"/>
+                <w:i w:val="0"/>
+                <w:sz w:val="18"/>
+              </w:rPr>
+              <w:t>index only</w:t>
+            </w:r>
+          </w:p>
+        </w:tc>
+      </w:tr>
+      <w:tr>
+        <w:tc>
+          <w:tcPr>
+            <w:tcW w:type="dxa" w:w="1872"/>
+          </w:tcPr>
+          <w:p>
+            <w:r/>
+            <w:r>
+              <w:rPr>
+                <w:rFonts w:ascii="Liberation Serif" w:hAnsi="Liberation Serif" w:eastAsia="Liberation Serif"/>
+                <w:b w:val="0"/>
+                <w:i w:val="0"/>
+                <w:sz w:val="18"/>
+              </w:rPr>
+              <w:t>S389</w:t>
+            </w:r>
+          </w:p>
+        </w:tc>
+        <w:tc>
+          <w:tcPr>
+            <w:tcW w:type="dxa" w:w="1872"/>
+          </w:tcPr>
+          <w:p>
+            <w:r/>
+            <w:r>
+              <w:rPr>
+                <w:rFonts w:ascii="Liberation Mono" w:hAnsi="Liberation Mono" w:eastAsia="Liberation Mono"/>
+                <w:b w:val="0"/>
+                <w:i w:val="0"/>
+                <w:sz w:val="18"/>
+              </w:rPr>
+              <w:t>../sources/deaths/shelby-tn-all-bunch-hazel-1999-2026-10-31.html</w:t>
+            </w:r>
+          </w:p>
+        </w:tc>
+        <w:tc>
+          <w:tcPr>
+            <w:tcW w:type="dxa" w:w="1872"/>
+          </w:tcPr>
+          <w:p>
+            <w:r/>
+            <w:r>
+              <w:rPr>
+                <w:rFonts w:ascii="Liberation Serif" w:hAnsi="Liberation Serif" w:eastAsia="Liberation Serif"/>
+                <w:b w:val="0"/>
+                <w:i w:val="0"/>
+                <w:sz w:val="18"/>
+              </w:rPr>
+              <w:t>same</w:t>
+            </w:r>
+          </w:p>
+        </w:tc>
+        <w:tc>
+          <w:tcPr>
+            <w:tcW w:type="dxa" w:w="1872"/>
+          </w:tcPr>
+          <w:p>
+            <w:r/>
+            <w:r>
+              <w:rPr>
+                <w:rFonts w:ascii="Liberation Serif" w:hAnsi="Liberation Serif" w:eastAsia="Liberation Serif"/>
+                <w:b w:val="0"/>
+                <w:i w:val="0"/>
+                <w:sz w:val="18"/>
+              </w:rPr>
+              <w:t>HAZEL 1 May 1999 Knox 20106</w:t>
+            </w:r>
+          </w:p>
+        </w:tc>
+        <w:tc>
+          <w:tcPr>
+            <w:tcW w:type="dxa" w:w="1872"/>
+          </w:tcPr>
+          <w:p>
+            <w:r/>
+            <w:r>
+              <w:rPr>
+                <w:rFonts w:ascii="Liberation Serif" w:hAnsi="Liberation Serif" w:eastAsia="Liberation Serif"/>
+                <w:b w:val="0"/>
+                <w:i w:val="0"/>
+                <w:sz w:val="18"/>
+              </w:rPr>
+              <w:t>index only</w:t>
+            </w:r>
+          </w:p>
+        </w:tc>
+      </w:tr>
+      <w:tr>
+        <w:tc>
+          <w:tcPr>
+            <w:tcW w:type="dxa" w:w="1872"/>
+          </w:tcPr>
+          <w:p>
+            <w:r/>
+            <w:r>
+              <w:rPr>
+                <w:rFonts w:ascii="Liberation Serif" w:hAnsi="Liberation Serif" w:eastAsia="Liberation Serif"/>
+                <w:b w:val="0"/>
+                <w:i w:val="0"/>
+                <w:sz w:val="18"/>
+              </w:rPr>
+              <w:t>S390</w:t>
+            </w:r>
+          </w:p>
+        </w:tc>
+        <w:tc>
+          <w:tcPr>
+            <w:tcW w:type="dxa" w:w="1872"/>
+          </w:tcPr>
+          <w:p>
+            <w:r/>
+            <w:r>
+              <w:rPr>
+                <w:rFonts w:ascii="Liberation Mono" w:hAnsi="Liberation Mono" w:eastAsia="Liberation Mono"/>
+                <w:b w:val="0"/>
+                <w:i w:val="0"/>
+                <w:sz w:val="18"/>
+              </w:rPr>
+              <w:t>../sources/marriages/lee-books-16-37-bunch-extract-2026-10-31.txt</w:t>
+            </w:r>
+          </w:p>
+        </w:tc>
+        <w:tc>
+          <w:tcPr>
+            <w:tcW w:type="dxa" w:w="1872"/>
+          </w:tcPr>
+          <w:p>
+            <w:r/>
+            <w:r>
+              <w:rPr>
+                <w:rFonts w:ascii="Liberation Serif" w:hAnsi="Liberation Serif" w:eastAsia="Liberation Serif"/>
+                <w:b w:val="0"/>
+                <w:i w:val="0"/>
+                <w:sz w:val="18"/>
+              </w:rPr>
+              <w:t>Lee marriages</w:t>
+            </w:r>
+          </w:p>
+        </w:tc>
+        <w:tc>
+          <w:tcPr>
+            <w:tcW w:type="dxa" w:w="1872"/>
+          </w:tcPr>
+          <w:p>
+            <w:r/>
+            <w:r>
+              <w:rPr>
+                <w:rFonts w:ascii="Liberation Serif" w:hAnsi="Liberation Serif" w:eastAsia="Liberation Serif"/>
+                <w:b w:val="0"/>
+                <w:i w:val="0"/>
+                <w:sz w:val="18"/>
+              </w:rPr>
+              <w:t>Books 16–37 nil Bunch</w:t>
+            </w:r>
+          </w:p>
+        </w:tc>
+        <w:tc>
+          <w:tcPr>
+            <w:tcW w:type="dxa" w:w="1872"/>
+          </w:tcPr>
+          <w:p>
+            <w:r/>
+            <w:r>
+              <w:rPr>
+                <w:rFonts w:ascii="Liberation Serif" w:hAnsi="Liberation Serif" w:eastAsia="Liberation Serif"/>
+                <w:b w:val="0"/>
+                <w:i w:val="0"/>
+                <w:sz w:val="18"/>
+              </w:rPr>
+              <w:t>transcription only</w:t>
+            </w:r>
+          </w:p>
+        </w:tc>
+      </w:tr>
+      <w:tr>
+        <w:tc>
+          <w:tcPr>
+            <w:tcW w:type="dxa" w:w="1872"/>
+          </w:tcPr>
+          <w:p>
+            <w:r/>
+            <w:r>
+              <w:rPr>
+                <w:rFonts w:ascii="Liberation Serif" w:hAnsi="Liberation Serif" w:eastAsia="Liberation Serif"/>
+                <w:b w:val="0"/>
+                <w:i w:val="0"/>
+                <w:sz w:val="18"/>
+              </w:rPr>
+              <w:t>S391</w:t>
+            </w:r>
+          </w:p>
+        </w:tc>
+        <w:tc>
+          <w:tcPr>
+            <w:tcW w:type="dxa" w:w="1872"/>
+          </w:tcPr>
+          <w:p>
+            <w:r/>
+            <w:r>
+              <w:rPr>
+                <w:rFonts w:ascii="Liberation Mono" w:hAnsi="Liberation Mono" w:eastAsia="Liberation Mono"/>
+                <w:b w:val="0"/>
+                <w:i w:val="0"/>
+                <w:sz w:val="18"/>
+              </w:rPr>
+              <w:t>../sources/cemetery/fag-mary-bunch-1981-nil-extract-2026-10-31.txt</w:t>
+            </w:r>
+          </w:p>
+        </w:tc>
+        <w:tc>
+          <w:tcPr>
+            <w:tcW w:type="dxa" w:w="1872"/>
+          </w:tcPr>
+          <w:p>
+            <w:r/>
+            <w:r>
+              <w:rPr>
+                <w:rFonts w:ascii="Liberation Serif" w:hAnsi="Liberation Serif" w:eastAsia="Liberation Serif"/>
+                <w:b w:val="0"/>
+                <w:i w:val="0"/>
+                <w:sz w:val="18"/>
+              </w:rPr>
+              <w:t>FAG + IA Solr</w:t>
+            </w:r>
+          </w:p>
+        </w:tc>
+        <w:tc>
+          <w:tcPr>
+            <w:tcW w:type="dxa" w:w="1872"/>
+          </w:tcPr>
+          <w:p>
+            <w:r/>
+            <w:r>
+              <w:rPr>
+                <w:rFonts w:ascii="Liberation Serif" w:hAnsi="Liberation Serif" w:eastAsia="Liberation Serif"/>
+                <w:b w:val="0"/>
+                <w:i w:val="0"/>
+                <w:sz w:val="18"/>
+              </w:rPr>
+              <w:t>0 memorials; tight Solr 0</w:t>
+            </w:r>
+          </w:p>
+        </w:tc>
+        <w:tc>
+          <w:tcPr>
+            <w:tcW w:type="dxa" w:w="1872"/>
+          </w:tcPr>
+          <w:p>
+            <w:r/>
+            <w:r>
+              <w:rPr>
+                <w:rFonts w:ascii="Liberation Serif" w:hAnsi="Liberation Serif" w:eastAsia="Liberation Serif"/>
+                <w:b w:val="0"/>
+                <w:i w:val="0"/>
+                <w:sz w:val="18"/>
+              </w:rPr>
+              <w:t>index only</w:t>
+            </w:r>
+          </w:p>
+        </w:tc>
+      </w:tr>
+      <w:tr>
+        <w:tc>
+          <w:tcPr>
+            <w:tcW w:type="dxa" w:w="1872"/>
+          </w:tcPr>
+          <w:p>
+            <w:r/>
+            <w:r>
+              <w:rPr>
+                <w:rFonts w:ascii="Liberation Serif" w:hAnsi="Liberation Serif" w:eastAsia="Liberation Serif"/>
+                <w:b w:val="0"/>
+                <w:i w:val="0"/>
+                <w:sz w:val="18"/>
+              </w:rPr>
+              <w:t>S392</w:t>
+            </w:r>
+          </w:p>
+        </w:tc>
+        <w:tc>
+          <w:tcPr>
+            <w:tcW w:type="dxa" w:w="1872"/>
+          </w:tcPr>
+          <w:p>
+            <w:r/>
+            <w:r>
+              <w:rPr>
+                <w:rFonts w:ascii="Liberation Mono" w:hAnsi="Liberation Mono" w:eastAsia="Liberation Mono"/>
+                <w:b w:val="0"/>
+                <w:i w:val="0"/>
+                <w:sz w:val="18"/>
+              </w:rPr>
+              <w:t>../sources/deaths/b015-pass78-mary-bunch-extract-2026-10-31.txt</w:t>
+            </w:r>
+          </w:p>
+        </w:tc>
+        <w:tc>
+          <w:tcPr>
+            <w:tcW w:type="dxa" w:w="1872"/>
+          </w:tcPr>
+          <w:p>
+            <w:r/>
+            <w:r>
+              <w:rPr>
+                <w:rFonts w:ascii="Liberation Serif" w:hAnsi="Liberation Serif" w:eastAsia="Liberation Serif"/>
+                <w:b w:val="0"/>
+                <w:i w:val="0"/>
+                <w:sz w:val="18"/>
+              </w:rPr>
+              <w:t>Combined B015 notes</w:t>
+            </w:r>
+          </w:p>
+        </w:tc>
+        <w:tc>
+          <w:tcPr>
+            <w:tcW w:type="dxa" w:w="1872"/>
+          </w:tcPr>
+          <w:p>
+            <w:r/>
+            <w:r>
+              <w:rPr>
+                <w:rFonts w:ascii="Liberation Serif" w:hAnsi="Liberation Serif" w:eastAsia="Liberation Serif"/>
+                <w:b w:val="0"/>
+                <w:i w:val="0"/>
+                <w:sz w:val="18"/>
+              </w:rPr>
+              <w:t>Retrieval path</w:t>
+            </w:r>
+          </w:p>
+        </w:tc>
+        <w:tc>
+          <w:tcPr>
+            <w:tcW w:type="dxa" w:w="1872"/>
+          </w:tcPr>
+          <w:p>
+            <w:r/>
+            <w:r>
+              <w:rPr>
+                <w:rFonts w:ascii="Liberation Serif" w:hAnsi="Liberation Serif" w:eastAsia="Liberation Serif"/>
+                <w:b w:val="0"/>
+                <w:i w:val="0"/>
+                <w:sz w:val="18"/>
+              </w:rPr>
+              <w:t>combined notes</w:t>
+            </w:r>
+          </w:p>
+        </w:tc>
+      </w:tr>
     </w:tbl>
     <w:p/>
     <w:p>

--- a/research/dora-ella-newnam/sources/authored/Dora-Ella-Newnam-Stone-A-Life-latest.docx
+++ b/research/dora-ella-newnam/sources/authored/Dora-Ella-Newnam-Stone-A-Life-latest.docx
@@ -896,7 +896,167 @@
           <w:b w:val="0"/>
           <w:i w:val="0"/>
         </w:rPr>
-        <w:t xml:space="preserve">. The Gray Cemetery stone on Highway 587 says 9 September 1882; the 1900 census said September 1881. [C192] [C193] [S164] Martha’s 1927 death certificate names Larkin Mays and Louisa Pendergrass and gives her birth as 1 November 1886. [C164] On 29 August 1903 S. P. Farmer married Martha at </w:t>
+        <w:t xml:space="preserve">. The </w:t>
+      </w:r>
+      <w:r>
+        <w:rPr>
+          <w:rFonts w:ascii="Liberation Serif" w:hAnsi="Liberation Serif" w:eastAsia="Liberation Serif"/>
+          <w:b w:val="0"/>
+          <w:i/>
+        </w:rPr>
+        <w:t>Beattyville Enterprise</w:t>
+      </w:r>
+      <w:r>
+        <w:rPr>
+          <w:rFonts w:ascii="Liberation Serif" w:hAnsi="Liberation Serif" w:eastAsia="Liberation Serif"/>
+          <w:b w:val="0"/>
+          <w:i w:val="0"/>
+        </w:rPr>
+        <w:t xml:space="preserve"> of 23 October 1958 names surviving husband </w:t>
+      </w:r>
+      <w:r>
+        <w:rPr>
+          <w:rFonts w:ascii="Liberation Serif" w:hAnsi="Liberation Serif" w:eastAsia="Liberation Serif"/>
+          <w:b/>
+          <w:i w:val="0"/>
+        </w:rPr>
+        <w:t>H. K. Grey, Arvel</w:t>
+      </w:r>
+      <w:r>
+        <w:rPr>
+          <w:rFonts w:ascii="Liberation Serif" w:hAnsi="Liberation Serif" w:eastAsia="Liberation Serif"/>
+          <w:b w:val="0"/>
+          <w:i w:val="0"/>
+        </w:rPr>
+        <w:t xml:space="preserve">. [C192] [C439] The Gray Cemetery stone on Highway 587 says 9 September 1882; the 1900 census said September 1881. [C193] [S164] Hardin K. Gray died 7 September 1967, age 91, Kentucky statewide index volume </w:t>
+      </w:r>
+      <w:r>
+        <w:rPr>
+          <w:rFonts w:ascii="Liberation Serif" w:hAnsi="Liberation Serif" w:eastAsia="Liberation Serif"/>
+          <w:b/>
+          <w:i w:val="0"/>
+        </w:rPr>
+        <w:t>042</w:t>
+      </w:r>
+      <w:r>
+        <w:rPr>
+          <w:rFonts w:ascii="Liberation Serif" w:hAnsi="Liberation Serif" w:eastAsia="Liberation Serif"/>
+          <w:b w:val="0"/>
+          <w:i w:val="0"/>
+        </w:rPr>
+        <w:t xml:space="preserve"> certificate </w:t>
+      </w:r>
+      <w:r>
+        <w:rPr>
+          <w:rFonts w:ascii="Liberation Serif" w:hAnsi="Liberation Serif" w:eastAsia="Liberation Serif"/>
+          <w:b/>
+          <w:i w:val="0"/>
+        </w:rPr>
+        <w:t>20591</w:t>
+      </w:r>
+      <w:r>
+        <w:rPr>
+          <w:rFonts w:ascii="Liberation Serif" w:hAnsi="Liberation Serif" w:eastAsia="Liberation Serif"/>
+          <w:b w:val="0"/>
+          <w:i w:val="0"/>
+        </w:rPr>
+        <w:t xml:space="preserve">. The printed header on that index is </w:t>
+      </w:r>
+      <w:r>
+        <w:rPr>
+          <w:rFonts w:ascii="Liberation Serif" w:hAnsi="Liberation Serif" w:eastAsia="Liberation Serif"/>
+          <w:b/>
+          <w:i w:val="0"/>
+        </w:rPr>
+        <w:t>PLACE OF DEATH</w:t>
+      </w:r>
+      <w:r>
+        <w:rPr>
+          <w:rFonts w:ascii="Liberation Serif" w:hAnsi="Liberation Serif" w:eastAsia="Liberation Serif"/>
+          <w:b w:val="0"/>
+          <w:i w:val="0"/>
+        </w:rPr>
+        <w:t xml:space="preserve"> then </w:t>
+      </w:r>
+      <w:r>
+        <w:rPr>
+          <w:rFonts w:ascii="Liberation Serif" w:hAnsi="Liberation Serif" w:eastAsia="Liberation Serif"/>
+          <w:b/>
+          <w:i w:val="0"/>
+        </w:rPr>
+        <w:t>CO OF RESIDENCE</w:t>
+      </w:r>
+      <w:r>
+        <w:rPr>
+          <w:rFonts w:ascii="Liberation Serif" w:hAnsi="Liberation Serif" w:eastAsia="Liberation Serif"/>
+          <w:b w:val="0"/>
+          <w:i w:val="0"/>
+        </w:rPr>
+        <w:t xml:space="preserve">: the row reads </w:t>
+      </w:r>
+      <w:r>
+        <w:rPr>
+          <w:rFonts w:ascii="Liberation Serif" w:hAnsi="Liberation Serif" w:eastAsia="Liberation Serif"/>
+          <w:b/>
+          <w:i w:val="0"/>
+        </w:rPr>
+        <w:t>FYETE</w:t>
+      </w:r>
+      <w:r>
+        <w:rPr>
+          <w:rFonts w:ascii="Liberation Serif" w:hAnsi="Liberation Serif" w:eastAsia="Liberation Serif"/>
+          <w:b w:val="0"/>
+          <w:i w:val="0"/>
+        </w:rPr>
+        <w:t xml:space="preserve"> (Fayette) and </w:t>
+      </w:r>
+      <w:r>
+        <w:rPr>
+          <w:rFonts w:ascii="Liberation Serif" w:hAnsi="Liberation Serif" w:eastAsia="Liberation Serif"/>
+          <w:b/>
+          <w:i w:val="0"/>
+        </w:rPr>
+        <w:t>LEE</w:t>
+      </w:r>
+      <w:r>
+        <w:rPr>
+          <w:rFonts w:ascii="Liberation Serif" w:hAnsi="Liberation Serif" w:eastAsia="Liberation Serif"/>
+          <w:b w:val="0"/>
+          <w:i w:val="0"/>
+        </w:rPr>
+        <w:t xml:space="preserve">. A prior reading that put the death in Lee County swapped those columns (conflict </w:t>
+      </w:r>
+      <w:r>
+        <w:rPr>
+          <w:rFonts w:ascii="Liberation Serif" w:hAnsi="Liberation Serif" w:eastAsia="Liberation Serif"/>
+          <w:b/>
+          <w:i w:val="0"/>
+        </w:rPr>
+        <w:t>#27</w:t>
+      </w:r>
+      <w:r>
+        <w:rPr>
+          <w:rFonts w:ascii="Liberation Serif" w:hAnsi="Liberation Serif" w:eastAsia="Liberation Serif"/>
+          <w:b w:val="0"/>
+          <w:i w:val="0"/>
+        </w:rPr>
+        <w:t xml:space="preserve">). [C235] [C435] Identification of the index man with the Gray Cemetery stone and the 1958 paper is </w:t>
+      </w:r>
+      <w:r>
+        <w:rPr>
+          <w:rFonts w:ascii="Liberation Serif" w:hAnsi="Liberation Serif" w:eastAsia="Liberation Serif"/>
+          <w:b/>
+          <w:i w:val="0"/>
+        </w:rPr>
+        <w:t>probable</w:t>
+      </w:r>
+      <w:r>
+        <w:rPr>
+          <w:rFonts w:ascii="Liberation Serif" w:hAnsi="Liberation Serif" w:eastAsia="Liberation Serif"/>
+          <w:b w:val="0"/>
+          <w:i w:val="0"/>
+        </w:rPr>
+        <w:t xml:space="preserve">. [C436] The certificate image has not been examined. [C442] [C443] Martha’s 1927 death certificate names Larkin Mays and Louisa Pendergrass and gives her birth as 1 November 1886. [C164] On 29 August 1903 S. P. Farmer married Martha at </w:t>
       </w:r>
       <w:r>
         <w:rPr>
@@ -7468,295 +7628,119 @@
           <w:b/>
           <w:i w:val="0"/>
         </w:rPr>
-        <w:t>FAN residual:</w:t>
-      </w:r>
-      <w:r>
-        <w:rPr>
-          <w:rFonts w:ascii="Liberation Serif" w:hAnsi="Liberation Serif" w:eastAsia="Liberation Serif"/>
-          <w:b w:val="0"/>
-          <w:i w:val="0"/>
-        </w:rPr>
-        <w:t xml:space="preserve"> B057 </w:t>
-      </w:r>
-      <w:r>
-        <w:rPr>
-          <w:rFonts w:ascii="Liberation Serif" w:hAnsi="Liberation Serif" w:eastAsia="Liberation Serif"/>
-          <w:b/>
-          <w:i w:val="0"/>
-        </w:rPr>
-        <w:t>done</w:t>
-      </w:r>
-      <w:r>
-        <w:rPr>
-          <w:rFonts w:ascii="Liberation Serif" w:hAnsi="Liberation Serif" w:eastAsia="Liberation Serif"/>
-          <w:b w:val="0"/>
-          <w:i w:val="0"/>
-        </w:rPr>
-        <w:t xml:space="preserve"> for the remote stone/index pass (</w:t>
-      </w:r>
-      <w:r>
-        <w:rPr>
-          <w:rFonts w:ascii="Liberation Serif" w:hAnsi="Liberation Serif" w:eastAsia="Liberation Serif"/>
-          <w:b/>
-          <w:i w:val="0"/>
-        </w:rPr>
-        <w:t>C383–C398</w:t>
-      </w:r>
-      <w:r>
-        <w:rPr>
-          <w:rFonts w:ascii="Liberation Serif" w:hAnsi="Liberation Serif" w:eastAsia="Liberation Serif"/>
-          <w:b w:val="0"/>
-          <w:i w:val="0"/>
-        </w:rPr>
-        <w:t xml:space="preserve">). Vincent Newman Family Cemetery located; Edward stone </w:t>
-      </w:r>
-      <w:r>
-        <w:rPr>
-          <w:rFonts w:ascii="Liberation Serif" w:hAnsi="Liberation Serif" w:eastAsia="Liberation Serif"/>
-          <w:b/>
-          <w:i w:val="0"/>
-        </w:rPr>
-        <w:t>image seen</w:t>
-      </w:r>
-      <w:r>
-        <w:rPr>
-          <w:rFonts w:ascii="Liberation Serif" w:hAnsi="Liberation Serif" w:eastAsia="Liberation Serif"/>
-          <w:b w:val="0"/>
-          <w:i w:val="0"/>
-        </w:rPr>
-        <w:t xml:space="preserve">; Madison 1936 ages </w:t>
-      </w:r>
-      <w:r>
-        <w:rPr>
-          <w:rFonts w:ascii="Liberation Serif" w:hAnsi="Liberation Serif" w:eastAsia="Liberation Serif"/>
-          <w:b/>
-          <w:i w:val="0"/>
-        </w:rPr>
-        <w:t>017</w:t>
-      </w:r>
-      <w:r>
-        <w:rPr>
-          <w:rFonts w:ascii="Liberation Serif" w:hAnsi="Liberation Serif" w:eastAsia="Liberation Serif"/>
-          <w:b w:val="0"/>
-          <w:i w:val="0"/>
-        </w:rPr>
-        <w:t xml:space="preserve">. Still unread: Madison/Lee DC </w:t>
-      </w:r>
-      <w:r>
-        <w:rPr>
-          <w:rFonts w:ascii="Liberation Serif" w:hAnsi="Liberation Serif" w:eastAsia="Liberation Serif"/>
-          <w:b/>
-          <w:i w:val="0"/>
-        </w:rPr>
-        <w:t>images</w:t>
-      </w:r>
-      <w:r>
-        <w:rPr>
-          <w:rFonts w:ascii="Liberation Serif" w:hAnsi="Liberation Serif" w:eastAsia="Liberation Serif"/>
-          <w:b w:val="0"/>
-          <w:i w:val="0"/>
-        </w:rPr>
-        <w:t xml:space="preserve">, Owsley 1920 book, Smith 1843–1929 marriages; Callie/Dorothy/Everett FAG </w:t>
-      </w:r>
-      <w:r>
-        <w:rPr>
-          <w:rFonts w:ascii="Liberation Serif" w:hAnsi="Liberation Serif" w:eastAsia="Liberation Serif"/>
-          <w:b/>
-          <w:i w:val="0"/>
-        </w:rPr>
-        <w:t>no photos</w:t>
-      </w:r>
-      <w:r>
-        <w:rPr>
-          <w:rFonts w:ascii="Liberation Serif" w:hAnsi="Liberation Serif" w:eastAsia="Liberation Serif"/>
-          <w:b w:val="0"/>
-          <w:i w:val="0"/>
-        </w:rPr>
-        <w:t xml:space="preserve">. Grant=Frank and John of Owsley still </w:t>
-      </w:r>
-      <w:r>
-        <w:rPr>
-          <w:rFonts w:ascii="Liberation Serif" w:hAnsi="Liberation Serif" w:eastAsia="Liberation Serif"/>
-          <w:b/>
-          <w:i w:val="0"/>
-        </w:rPr>
-        <w:t>POSSIBLE</w:t>
-      </w:r>
-      <w:r>
-        <w:rPr>
-          <w:rFonts w:ascii="Liberation Serif" w:hAnsi="Liberation Serif" w:eastAsia="Liberation Serif"/>
-          <w:b w:val="0"/>
-          <w:i w:val="0"/>
-        </w:rPr>
-        <w:t xml:space="preserve">. </w:t>
-      </w:r>
-      <w:r>
-        <w:rPr>
-          <w:rFonts w:ascii="Liberation Serif" w:hAnsi="Liberation Serif" w:eastAsia="Liberation Serif"/>
-          <w:b/>
-          <w:i w:val="0"/>
-        </w:rPr>
-        <w:t>B054 done</w:t>
-      </w:r>
-      <w:r>
-        <w:rPr>
-          <w:rFonts w:ascii="Liberation Serif" w:hAnsi="Liberation Serif" w:eastAsia="Liberation Serif"/>
-          <w:b w:val="0"/>
-          <w:i w:val="0"/>
-        </w:rPr>
-        <w:t xml:space="preserve"> — Carter Cove stones </w:t>
-      </w:r>
-      <w:r>
-        <w:rPr>
-          <w:rFonts w:ascii="Liberation Serif" w:hAnsi="Liberation Serif" w:eastAsia="Liberation Serif"/>
-          <w:b/>
-          <w:i w:val="0"/>
-        </w:rPr>
-        <w:t>image seen</w:t>
-      </w:r>
-      <w:r>
-        <w:rPr>
-          <w:rFonts w:ascii="Liberation Serif" w:hAnsi="Liberation Serif" w:eastAsia="Liberation Serif"/>
-          <w:b w:val="0"/>
-          <w:i w:val="0"/>
-        </w:rPr>
-        <w:t xml:space="preserve"> (</w:t>
-      </w:r>
-      <w:r>
-        <w:rPr>
-          <w:rFonts w:ascii="Liberation Serif" w:hAnsi="Liberation Serif" w:eastAsia="Liberation Serif"/>
-          <w:b/>
-          <w:i w:val="0"/>
-        </w:rPr>
-        <w:t>C410–C416</w:t>
-      </w:r>
-      <w:r>
-        <w:rPr>
-          <w:rFonts w:ascii="Liberation Serif" w:hAnsi="Liberation Serif" w:eastAsia="Liberation Serif"/>
-          <w:b w:val="0"/>
-          <w:i w:val="0"/>
-        </w:rPr>
-        <w:t xml:space="preserve">). Luther Riverview stones / DC images unread. </w:t>
-      </w:r>
-      <w:r>
-        <w:rPr>
-          <w:rFonts w:ascii="Liberation Serif" w:hAnsi="Liberation Serif" w:eastAsia="Liberation Serif"/>
-          <w:b/>
-          <w:i w:val="0"/>
-        </w:rPr>
-        <w:t>B051</w:t>
-      </w:r>
-      <w:r>
-        <w:rPr>
-          <w:rFonts w:ascii="Liberation Serif" w:hAnsi="Liberation Serif" w:eastAsia="Liberation Serif"/>
-          <w:b w:val="0"/>
-          <w:i w:val="0"/>
-        </w:rPr>
-        <w:t xml:space="preserve"> Luther death </w:t>
-      </w:r>
-      <w:r>
-        <w:rPr>
-          <w:rFonts w:ascii="Liberation Serif" w:hAnsi="Liberation Serif" w:eastAsia="Liberation Serif"/>
-          <w:b/>
-          <w:i w:val="0"/>
-        </w:rPr>
-        <w:t>done</w:t>
-      </w:r>
-      <w:r>
-        <w:rPr>
-          <w:rFonts w:ascii="Liberation Serif" w:hAnsi="Liberation Serif" w:eastAsia="Liberation Serif"/>
-          <w:b w:val="0"/>
-          <w:i w:val="0"/>
-        </w:rPr>
-        <w:t xml:space="preserve"> (</w:t>
-      </w:r>
-      <w:r>
-        <w:rPr>
-          <w:rFonts w:ascii="Liberation Serif" w:hAnsi="Liberation Serif" w:eastAsia="Liberation Serif"/>
-          <w:b/>
-          <w:i w:val="0"/>
-        </w:rPr>
-        <w:t>C375–C382</w:t>
-      </w:r>
-      <w:r>
-        <w:rPr>
-          <w:rFonts w:ascii="Liberation Serif" w:hAnsi="Liberation Serif" w:eastAsia="Liberation Serif"/>
-          <w:b w:val="0"/>
-          <w:i w:val="0"/>
-        </w:rPr>
-        <w:t xml:space="preserve">). </w:t>
-      </w:r>
-      <w:r>
-        <w:rPr>
-          <w:rFonts w:ascii="Liberation Serif" w:hAnsi="Liberation Serif" w:eastAsia="Liberation Serif"/>
-          <w:b/>
-          <w:i w:val="0"/>
-        </w:rPr>
-        <w:t>B052</w:t>
-      </w:r>
-      <w:r>
-        <w:rPr>
-          <w:rFonts w:ascii="Liberation Serif" w:hAnsi="Liberation Serif" w:eastAsia="Liberation Serif"/>
-          <w:b w:val="0"/>
-          <w:i w:val="0"/>
-        </w:rPr>
-        <w:t xml:space="preserve"> Shelby × Grace </w:t>
-      </w:r>
-      <w:r>
-        <w:rPr>
-          <w:rFonts w:ascii="Liberation Serif" w:hAnsi="Liberation Serif" w:eastAsia="Liberation Serif"/>
-          <w:b/>
-          <w:i w:val="0"/>
-        </w:rPr>
-        <w:t>done</w:t>
-      </w:r>
-      <w:r>
-        <w:rPr>
-          <w:rFonts w:ascii="Liberation Serif" w:hAnsi="Liberation Serif" w:eastAsia="Liberation Serif"/>
-          <w:b w:val="0"/>
-          <w:i w:val="0"/>
-        </w:rPr>
-        <w:t xml:space="preserve">. </w:t>
-      </w:r>
-      <w:r>
-        <w:rPr>
-          <w:rFonts w:ascii="Liberation Serif" w:hAnsi="Liberation Serif" w:eastAsia="Liberation Serif"/>
-          <w:b/>
-          <w:i w:val="0"/>
-        </w:rPr>
-        <w:t>B053</w:t>
-      </w:r>
-      <w:r>
-        <w:rPr>
-          <w:rFonts w:ascii="Liberation Serif" w:hAnsi="Liberation Serif" w:eastAsia="Liberation Serif"/>
-          <w:b w:val="0"/>
-          <w:i w:val="0"/>
-        </w:rPr>
-        <w:t xml:space="preserve"> Everett FAN </w:t>
-      </w:r>
-      <w:r>
-        <w:rPr>
-          <w:rFonts w:ascii="Liberation Serif" w:hAnsi="Liberation Serif" w:eastAsia="Liberation Serif"/>
-          <w:b/>
-          <w:i w:val="0"/>
-        </w:rPr>
-        <w:t>done</w:t>
-      </w:r>
-      <w:r>
-        <w:rPr>
-          <w:rFonts w:ascii="Liberation Serif" w:hAnsi="Liberation Serif" w:eastAsia="Liberation Serif"/>
-          <w:b w:val="0"/>
-          <w:i w:val="0"/>
-        </w:rPr>
-        <w:t xml:space="preserve"> (</w:t>
-      </w:r>
-      <w:r>
-        <w:rPr>
-          <w:rFonts w:ascii="Liberation Serif" w:hAnsi="Liberation Serif" w:eastAsia="Liberation Serif"/>
-          <w:b/>
-          <w:i w:val="0"/>
-        </w:rPr>
-        <w:t>C349–C365</w:t>
+        <w:t>B014 partial:</w:t>
+      </w:r>
+      <w:r>
+        <w:rPr>
+          <w:rFonts w:ascii="Liberation Serif" w:hAnsi="Liberation Serif" w:eastAsia="Liberation Serif"/>
+          <w:b w:val="0"/>
+          <w:i w:val="0"/>
+        </w:rPr>
+        <w:t xml:space="preserve"> Hardin K. Gray KY index vol </w:t>
+      </w:r>
+      <w:r>
+        <w:rPr>
+          <w:rFonts w:ascii="Liberation Serif" w:hAnsi="Liberation Serif" w:eastAsia="Liberation Serif"/>
+          <w:b/>
+          <w:i w:val="0"/>
+        </w:rPr>
+        <w:t>042</w:t>
+      </w:r>
+      <w:r>
+        <w:rPr>
+          <w:rFonts w:ascii="Liberation Serif" w:hAnsi="Liberation Serif" w:eastAsia="Liberation Serif"/>
+          <w:b w:val="0"/>
+          <w:i w:val="0"/>
+        </w:rPr>
+        <w:t xml:space="preserve"> #</w:t>
+      </w:r>
+      <w:r>
+        <w:rPr>
+          <w:rFonts w:ascii="Liberation Serif" w:hAnsi="Liberation Serif" w:eastAsia="Liberation Serif"/>
+          <w:b/>
+          <w:i w:val="0"/>
+        </w:rPr>
+        <w:t>20591</w:t>
+      </w:r>
+      <w:r>
+        <w:rPr>
+          <w:rFonts w:ascii="Liberation Serif" w:hAnsi="Liberation Serif" w:eastAsia="Liberation Serif"/>
+          <w:b w:val="0"/>
+          <w:i w:val="0"/>
+        </w:rPr>
+        <w:t xml:space="preserve"> — death </w:t>
+      </w:r>
+      <w:r>
+        <w:rPr>
+          <w:rFonts w:ascii="Liberation Serif" w:hAnsi="Liberation Serif" w:eastAsia="Liberation Serif"/>
+          <w:b/>
+          <w:i w:val="0"/>
+        </w:rPr>
+        <w:t>Fayette</w:t>
+      </w:r>
+      <w:r>
+        <w:rPr>
+          <w:rFonts w:ascii="Liberation Serif" w:hAnsi="Liberation Serif" w:eastAsia="Liberation Serif"/>
+          <w:b w:val="0"/>
+          <w:i w:val="0"/>
+        </w:rPr>
+        <w:t xml:space="preserve">, residence </w:t>
+      </w:r>
+      <w:r>
+        <w:rPr>
+          <w:rFonts w:ascii="Liberation Serif" w:hAnsi="Liberation Serif" w:eastAsia="Liberation Serif"/>
+          <w:b/>
+          <w:i w:val="0"/>
+        </w:rPr>
+        <w:t>Lee</w:t>
+      </w:r>
+      <w:r>
+        <w:rPr>
+          <w:rFonts w:ascii="Liberation Serif" w:hAnsi="Liberation Serif" w:eastAsia="Liberation Serif"/>
+          <w:b w:val="0"/>
+          <w:i w:val="0"/>
+        </w:rPr>
+        <w:t xml:space="preserve">, 7 Sep 1967 (conflict </w:t>
+      </w:r>
+      <w:r>
+        <w:rPr>
+          <w:rFonts w:ascii="Liberation Serif" w:hAnsi="Liberation Serif" w:eastAsia="Liberation Serif"/>
+          <w:b/>
+          <w:i w:val="0"/>
+        </w:rPr>
+        <w:t>#27</w:t>
+      </w:r>
+      <w:r>
+        <w:rPr>
+          <w:rFonts w:ascii="Liberation Serif" w:hAnsi="Liberation Serif" w:eastAsia="Liberation Serif"/>
+          <w:b w:val="0"/>
+          <w:i w:val="0"/>
+        </w:rPr>
+        <w:t xml:space="preserve">). Vestie 1958 paper names </w:t>
+      </w:r>
+      <w:r>
+        <w:rPr>
+          <w:rFonts w:ascii="Liberation Serif" w:hAnsi="Liberation Serif" w:eastAsia="Liberation Serif"/>
+          <w:b/>
+          <w:i w:val="0"/>
+        </w:rPr>
+        <w:t>H. K. Grey, Arvel</w:t>
+      </w:r>
+      <w:r>
+        <w:rPr>
+          <w:rFonts w:ascii="Liberation Serif" w:hAnsi="Liberation Serif" w:eastAsia="Liberation Serif"/>
+          <w:b w:val="0"/>
+          <w:i w:val="0"/>
+        </w:rPr>
+        <w:t>. Certificate unread (</w:t>
+      </w:r>
+      <w:r>
+        <w:rPr>
+          <w:rFonts w:ascii="Liberation Serif" w:hAnsi="Liberation Serif" w:eastAsia="Liberation Serif"/>
+          <w:b/>
+          <w:i w:val="0"/>
+        </w:rPr>
+        <w:t>C435–C445</w:t>
       </w:r>
       <w:r>
         <w:rPr>
@@ -7774,26 +7758,306 @@
       <w:r>
         <w:rPr>
           <w:rFonts w:ascii="Liberation Serif" w:hAnsi="Liberation Serif" w:eastAsia="Liberation Serif"/>
-          <w:b w:val="0"/>
-          <w:i w:val="0"/>
-        </w:rPr>
-        <w:t xml:space="preserve">Greene 37–43 Stone sweep is </w:t>
-      </w:r>
-      <w:r>
-        <w:rPr>
-          <w:rFonts w:ascii="Liberation Serif" w:hAnsi="Liberation Serif" w:eastAsia="Liberation Serif"/>
-          <w:b/>
-          <w:i w:val="0"/>
-        </w:rPr>
-        <w:t>closed</w:t>
-      </w:r>
-      <w:r>
-        <w:rPr>
-          <w:rFonts w:ascii="Liberation Serif" w:hAnsi="Liberation Serif" w:eastAsia="Liberation Serif"/>
-          <w:b w:val="0"/>
-          <w:i w:val="0"/>
-        </w:rPr>
-        <w:t>. Do not reopen Peebles as a third marriage without a license. Do not print 1868 or 24 February 1906 as facts.</w:t>
+          <w:b/>
+          <w:i w:val="0"/>
+        </w:rPr>
+        <w:t>FAN residual:</w:t>
+      </w:r>
+      <w:r>
+        <w:rPr>
+          <w:rFonts w:ascii="Liberation Serif" w:hAnsi="Liberation Serif" w:eastAsia="Liberation Serif"/>
+          <w:b w:val="0"/>
+          <w:i w:val="0"/>
+        </w:rPr>
+        <w:t xml:space="preserve"> B057 </w:t>
+      </w:r>
+      <w:r>
+        <w:rPr>
+          <w:rFonts w:ascii="Liberation Serif" w:hAnsi="Liberation Serif" w:eastAsia="Liberation Serif"/>
+          <w:b/>
+          <w:i w:val="0"/>
+        </w:rPr>
+        <w:t>done</w:t>
+      </w:r>
+      <w:r>
+        <w:rPr>
+          <w:rFonts w:ascii="Liberation Serif" w:hAnsi="Liberation Serif" w:eastAsia="Liberation Serif"/>
+          <w:b w:val="0"/>
+          <w:i w:val="0"/>
+        </w:rPr>
+        <w:t xml:space="preserve"> for the remote stone/index pass (</w:t>
+      </w:r>
+      <w:r>
+        <w:rPr>
+          <w:rFonts w:ascii="Liberation Serif" w:hAnsi="Liberation Serif" w:eastAsia="Liberation Serif"/>
+          <w:b/>
+          <w:i w:val="0"/>
+        </w:rPr>
+        <w:t>C383–C398</w:t>
+      </w:r>
+      <w:r>
+        <w:rPr>
+          <w:rFonts w:ascii="Liberation Serif" w:hAnsi="Liberation Serif" w:eastAsia="Liberation Serif"/>
+          <w:b w:val="0"/>
+          <w:i w:val="0"/>
+        </w:rPr>
+        <w:t xml:space="preserve">). Vincent Newman Family Cemetery located; Edward stone </w:t>
+      </w:r>
+      <w:r>
+        <w:rPr>
+          <w:rFonts w:ascii="Liberation Serif" w:hAnsi="Liberation Serif" w:eastAsia="Liberation Serif"/>
+          <w:b/>
+          <w:i w:val="0"/>
+        </w:rPr>
+        <w:t>image seen</w:t>
+      </w:r>
+      <w:r>
+        <w:rPr>
+          <w:rFonts w:ascii="Liberation Serif" w:hAnsi="Liberation Serif" w:eastAsia="Liberation Serif"/>
+          <w:b w:val="0"/>
+          <w:i w:val="0"/>
+        </w:rPr>
+        <w:t xml:space="preserve">; Madison 1936 ages </w:t>
+      </w:r>
+      <w:r>
+        <w:rPr>
+          <w:rFonts w:ascii="Liberation Serif" w:hAnsi="Liberation Serif" w:eastAsia="Liberation Serif"/>
+          <w:b/>
+          <w:i w:val="0"/>
+        </w:rPr>
+        <w:t>017</w:t>
+      </w:r>
+      <w:r>
+        <w:rPr>
+          <w:rFonts w:ascii="Liberation Serif" w:hAnsi="Liberation Serif" w:eastAsia="Liberation Serif"/>
+          <w:b w:val="0"/>
+          <w:i w:val="0"/>
+        </w:rPr>
+        <w:t xml:space="preserve">. Still unread: Madison/Lee DC </w:t>
+      </w:r>
+      <w:r>
+        <w:rPr>
+          <w:rFonts w:ascii="Liberation Serif" w:hAnsi="Liberation Serif" w:eastAsia="Liberation Serif"/>
+          <w:b/>
+          <w:i w:val="0"/>
+        </w:rPr>
+        <w:t>images</w:t>
+      </w:r>
+      <w:r>
+        <w:rPr>
+          <w:rFonts w:ascii="Liberation Serif" w:hAnsi="Liberation Serif" w:eastAsia="Liberation Serif"/>
+          <w:b w:val="0"/>
+          <w:i w:val="0"/>
+        </w:rPr>
+        <w:t xml:space="preserve">, Owsley 1920 book, Smith 1843–1929 marriages; Callie/Dorothy/Everett FAG </w:t>
+      </w:r>
+      <w:r>
+        <w:rPr>
+          <w:rFonts w:ascii="Liberation Serif" w:hAnsi="Liberation Serif" w:eastAsia="Liberation Serif"/>
+          <w:b/>
+          <w:i w:val="0"/>
+        </w:rPr>
+        <w:t>no photos</w:t>
+      </w:r>
+      <w:r>
+        <w:rPr>
+          <w:rFonts w:ascii="Liberation Serif" w:hAnsi="Liberation Serif" w:eastAsia="Liberation Serif"/>
+          <w:b w:val="0"/>
+          <w:i w:val="0"/>
+        </w:rPr>
+        <w:t xml:space="preserve">. Grant=Frank and John of Owsley still </w:t>
+      </w:r>
+      <w:r>
+        <w:rPr>
+          <w:rFonts w:ascii="Liberation Serif" w:hAnsi="Liberation Serif" w:eastAsia="Liberation Serif"/>
+          <w:b/>
+          <w:i w:val="0"/>
+        </w:rPr>
+        <w:t>POSSIBLE</w:t>
+      </w:r>
+      <w:r>
+        <w:rPr>
+          <w:rFonts w:ascii="Liberation Serif" w:hAnsi="Liberation Serif" w:eastAsia="Liberation Serif"/>
+          <w:b w:val="0"/>
+          <w:i w:val="0"/>
+        </w:rPr>
+        <w:t xml:space="preserve">. </w:t>
+      </w:r>
+      <w:r>
+        <w:rPr>
+          <w:rFonts w:ascii="Liberation Serif" w:hAnsi="Liberation Serif" w:eastAsia="Liberation Serif"/>
+          <w:b/>
+          <w:i w:val="0"/>
+        </w:rPr>
+        <w:t>B054 done</w:t>
+      </w:r>
+      <w:r>
+        <w:rPr>
+          <w:rFonts w:ascii="Liberation Serif" w:hAnsi="Liberation Serif" w:eastAsia="Liberation Serif"/>
+          <w:b w:val="0"/>
+          <w:i w:val="0"/>
+        </w:rPr>
+        <w:t xml:space="preserve"> — Carter Cove stones </w:t>
+      </w:r>
+      <w:r>
+        <w:rPr>
+          <w:rFonts w:ascii="Liberation Serif" w:hAnsi="Liberation Serif" w:eastAsia="Liberation Serif"/>
+          <w:b/>
+          <w:i w:val="0"/>
+        </w:rPr>
+        <w:t>image seen</w:t>
+      </w:r>
+      <w:r>
+        <w:rPr>
+          <w:rFonts w:ascii="Liberation Serif" w:hAnsi="Liberation Serif" w:eastAsia="Liberation Serif"/>
+          <w:b w:val="0"/>
+          <w:i w:val="0"/>
+        </w:rPr>
+        <w:t xml:space="preserve"> (</w:t>
+      </w:r>
+      <w:r>
+        <w:rPr>
+          <w:rFonts w:ascii="Liberation Serif" w:hAnsi="Liberation Serif" w:eastAsia="Liberation Serif"/>
+          <w:b/>
+          <w:i w:val="0"/>
+        </w:rPr>
+        <w:t>C410–C416</w:t>
+      </w:r>
+      <w:r>
+        <w:rPr>
+          <w:rFonts w:ascii="Liberation Serif" w:hAnsi="Liberation Serif" w:eastAsia="Liberation Serif"/>
+          <w:b w:val="0"/>
+          <w:i w:val="0"/>
+        </w:rPr>
+        <w:t xml:space="preserve">). Luther Riverview stones / DC images unread. </w:t>
+      </w:r>
+      <w:r>
+        <w:rPr>
+          <w:rFonts w:ascii="Liberation Serif" w:hAnsi="Liberation Serif" w:eastAsia="Liberation Serif"/>
+          <w:b/>
+          <w:i w:val="0"/>
+        </w:rPr>
+        <w:t>B051</w:t>
+      </w:r>
+      <w:r>
+        <w:rPr>
+          <w:rFonts w:ascii="Liberation Serif" w:hAnsi="Liberation Serif" w:eastAsia="Liberation Serif"/>
+          <w:b w:val="0"/>
+          <w:i w:val="0"/>
+        </w:rPr>
+        <w:t xml:space="preserve"> Luther death </w:t>
+      </w:r>
+      <w:r>
+        <w:rPr>
+          <w:rFonts w:ascii="Liberation Serif" w:hAnsi="Liberation Serif" w:eastAsia="Liberation Serif"/>
+          <w:b/>
+          <w:i w:val="0"/>
+        </w:rPr>
+        <w:t>done</w:t>
+      </w:r>
+      <w:r>
+        <w:rPr>
+          <w:rFonts w:ascii="Liberation Serif" w:hAnsi="Liberation Serif" w:eastAsia="Liberation Serif"/>
+          <w:b w:val="0"/>
+          <w:i w:val="0"/>
+        </w:rPr>
+        <w:t xml:space="preserve"> (</w:t>
+      </w:r>
+      <w:r>
+        <w:rPr>
+          <w:rFonts w:ascii="Liberation Serif" w:hAnsi="Liberation Serif" w:eastAsia="Liberation Serif"/>
+          <w:b/>
+          <w:i w:val="0"/>
+        </w:rPr>
+        <w:t>C375–C382</w:t>
+      </w:r>
+      <w:r>
+        <w:rPr>
+          <w:rFonts w:ascii="Liberation Serif" w:hAnsi="Liberation Serif" w:eastAsia="Liberation Serif"/>
+          <w:b w:val="0"/>
+          <w:i w:val="0"/>
+        </w:rPr>
+        <w:t xml:space="preserve">). </w:t>
+      </w:r>
+      <w:r>
+        <w:rPr>
+          <w:rFonts w:ascii="Liberation Serif" w:hAnsi="Liberation Serif" w:eastAsia="Liberation Serif"/>
+          <w:b/>
+          <w:i w:val="0"/>
+        </w:rPr>
+        <w:t>B052</w:t>
+      </w:r>
+      <w:r>
+        <w:rPr>
+          <w:rFonts w:ascii="Liberation Serif" w:hAnsi="Liberation Serif" w:eastAsia="Liberation Serif"/>
+          <w:b w:val="0"/>
+          <w:i w:val="0"/>
+        </w:rPr>
+        <w:t xml:space="preserve"> Shelby × Grace </w:t>
+      </w:r>
+      <w:r>
+        <w:rPr>
+          <w:rFonts w:ascii="Liberation Serif" w:hAnsi="Liberation Serif" w:eastAsia="Liberation Serif"/>
+          <w:b/>
+          <w:i w:val="0"/>
+        </w:rPr>
+        <w:t>done</w:t>
+      </w:r>
+      <w:r>
+        <w:rPr>
+          <w:rFonts w:ascii="Liberation Serif" w:hAnsi="Liberation Serif" w:eastAsia="Liberation Serif"/>
+          <w:b w:val="0"/>
+          <w:i w:val="0"/>
+        </w:rPr>
+        <w:t xml:space="preserve">. </w:t>
+      </w:r>
+      <w:r>
+        <w:rPr>
+          <w:rFonts w:ascii="Liberation Serif" w:hAnsi="Liberation Serif" w:eastAsia="Liberation Serif"/>
+          <w:b/>
+          <w:i w:val="0"/>
+        </w:rPr>
+        <w:t>B053</w:t>
+      </w:r>
+      <w:r>
+        <w:rPr>
+          <w:rFonts w:ascii="Liberation Serif" w:hAnsi="Liberation Serif" w:eastAsia="Liberation Serif"/>
+          <w:b w:val="0"/>
+          <w:i w:val="0"/>
+        </w:rPr>
+        <w:t xml:space="preserve"> Everett FAN </w:t>
+      </w:r>
+      <w:r>
+        <w:rPr>
+          <w:rFonts w:ascii="Liberation Serif" w:hAnsi="Liberation Serif" w:eastAsia="Liberation Serif"/>
+          <w:b/>
+          <w:i w:val="0"/>
+        </w:rPr>
+        <w:t>done</w:t>
+      </w:r>
+      <w:r>
+        <w:rPr>
+          <w:rFonts w:ascii="Liberation Serif" w:hAnsi="Liberation Serif" w:eastAsia="Liberation Serif"/>
+          <w:b w:val="0"/>
+          <w:i w:val="0"/>
+        </w:rPr>
+        <w:t xml:space="preserve"> (</w:t>
+      </w:r>
+      <w:r>
+        <w:rPr>
+          <w:rFonts w:ascii="Liberation Serif" w:hAnsi="Liberation Serif" w:eastAsia="Liberation Serif"/>
+          <w:b/>
+          <w:i w:val="0"/>
+        </w:rPr>
+        <w:t>C349–C365</w:t>
+      </w:r>
+      <w:r>
+        <w:rPr>
+          <w:rFonts w:ascii="Liberation Serif" w:hAnsi="Liberation Serif" w:eastAsia="Liberation Serif"/>
+          <w:b w:val="0"/>
+          <w:i w:val="0"/>
+        </w:rPr>
+        <w:t>).</w:t>
       </w:r>
     </w:p>
     <w:p>
@@ -7803,55 +8067,84 @@
       <w:r>
         <w:rPr>
           <w:rFonts w:ascii="Liberation Serif" w:hAnsi="Liberation Serif" w:eastAsia="Liberation Serif"/>
-          <w:b/>
-          <w:i w:val="0"/>
-        </w:rPr>
-        <w:t>Master Word document:</w:t>
-      </w:r>
-      <w:r>
-        <w:rPr>
-          <w:rFonts w:ascii="Liberation Serif" w:hAnsi="Liberation Serif" w:eastAsia="Liberation Serif"/>
-          <w:b w:val="0"/>
-          <w:i w:val="0"/>
-        </w:rPr>
-        <w:t xml:space="preserve"> </w:t>
-      </w:r>
-      <w:r>
-        <w:rPr>
-          <w:rFonts w:ascii="Liberation Mono" w:hAnsi="Liberation Mono" w:eastAsia="Liberation Mono"/>
-          <w:b w:val="0"/>
-          <w:i w:val="0"/>
-          <w:sz w:val="18"/>
-        </w:rPr>
-        <w:t>research/dora-ella-newnam/book/Dora-Ella-Newnam-Stone-A-Life.docx</w:t>
-      </w:r>
-      <w:r>
-        <w:rPr>
-          <w:rFonts w:ascii="Liberation Serif" w:hAnsi="Liberation Serif" w:eastAsia="Liberation Serif"/>
-          <w:b w:val="0"/>
-          <w:i w:val="0"/>
-        </w:rPr>
-        <w:t xml:space="preserve"> (working copy </w:t>
-      </w:r>
-      <w:r>
-        <w:rPr>
-          <w:rFonts w:ascii="Liberation Mono" w:hAnsi="Liberation Mono" w:eastAsia="Liberation Mono"/>
-          <w:b w:val="0"/>
-          <w:i w:val="0"/>
-          <w:sz w:val="18"/>
-        </w:rPr>
-        <w:t>sources/authored/Dora-Ella-Newnam-Stone-A-Life-latest.docx</w:t>
-      </w:r>
-      <w:r>
-        <w:rPr>
-          <w:rFonts w:ascii="Liberation Serif" w:hAnsi="Liberation Serif" w:eastAsia="Liberation Serif"/>
-          <w:b w:val="0"/>
-          <w:i w:val="0"/>
-        </w:rPr>
-        <w:t>). Rebuilt this pass. Pope Roll 5 is still unread.</w:t>
+          <w:b w:val="0"/>
+          <w:i w:val="0"/>
+        </w:rPr>
+        <w:t xml:space="preserve">Greene 37–43 Stone sweep is </w:t>
+      </w:r>
+      <w:r>
+        <w:rPr>
+          <w:rFonts w:ascii="Liberation Serif" w:hAnsi="Liberation Serif" w:eastAsia="Liberation Serif"/>
+          <w:b/>
+          <w:i w:val="0"/>
+        </w:rPr>
+        <w:t>closed</w:t>
+      </w:r>
+      <w:r>
+        <w:rPr>
+          <w:rFonts w:ascii="Liberation Serif" w:hAnsi="Liberation Serif" w:eastAsia="Liberation Serif"/>
+          <w:b w:val="0"/>
+          <w:i w:val="0"/>
+        </w:rPr>
+        <w:t>. Do not reopen Peebles as a third marriage without a license. Do not print 1868 or 24 February 1906 as facts.</w:t>
       </w:r>
     </w:p>
     <w:p>
+      <w:pPr>
+        <w:pStyle w:val="ListBullet"/>
+      </w:pPr>
+      <w:r>
+        <w:rPr>
+          <w:rFonts w:ascii="Liberation Serif" w:hAnsi="Liberation Serif" w:eastAsia="Liberation Serif"/>
+          <w:b/>
+          <w:i w:val="0"/>
+        </w:rPr>
+        <w:t>Master Word document:</w:t>
+      </w:r>
+      <w:r>
+        <w:rPr>
+          <w:rFonts w:ascii="Liberation Serif" w:hAnsi="Liberation Serif" w:eastAsia="Liberation Serif"/>
+          <w:b w:val="0"/>
+          <w:i w:val="0"/>
+        </w:rPr>
+        <w:t xml:space="preserve"> </w:t>
+      </w:r>
+      <w:r>
+        <w:rPr>
+          <w:rFonts w:ascii="Liberation Mono" w:hAnsi="Liberation Mono" w:eastAsia="Liberation Mono"/>
+          <w:b w:val="0"/>
+          <w:i w:val="0"/>
+          <w:sz w:val="18"/>
+        </w:rPr>
+        <w:t>research/dora-ella-newnam/book/Dora-Ella-Newnam-Stone-A-Life.docx</w:t>
+      </w:r>
+      <w:r>
+        <w:rPr>
+          <w:rFonts w:ascii="Liberation Serif" w:hAnsi="Liberation Serif" w:eastAsia="Liberation Serif"/>
+          <w:b w:val="0"/>
+          <w:i w:val="0"/>
+        </w:rPr>
+        <w:t xml:space="preserve"> (working copy </w:t>
+      </w:r>
+      <w:r>
+        <w:rPr>
+          <w:rFonts w:ascii="Liberation Mono" w:hAnsi="Liberation Mono" w:eastAsia="Liberation Mono"/>
+          <w:b w:val="0"/>
+          <w:i w:val="0"/>
+          <w:sz w:val="18"/>
+        </w:rPr>
+        <w:t>sources/authored/Dora-Ella-Newnam-Stone-A-Life-latest.docx</w:t>
+      </w:r>
+      <w:r>
+        <w:rPr>
+          <w:rFonts w:ascii="Liberation Serif" w:hAnsi="Liberation Serif" w:eastAsia="Liberation Serif"/>
+          <w:b w:val="0"/>
+          <w:i w:val="0"/>
+        </w:rPr>
+        <w:t>). Rebuilt this pass. Pope Roll 5 is still unread.</w:t>
+      </w:r>
+    </w:p>
+    <w:p>
       <w:r>
         <w:rPr>
           <w:rFonts w:ascii="Liberation Serif" w:hAnsi="Liberation Serif" w:eastAsia="Liberation Serif"/>
@@ -7866,6 +8159,55 @@
           <w:b/>
           <w:i w:val="0"/>
         </w:rPr>
+        <w:t>B039</w:t>
+      </w:r>
+      <w:r>
+        <w:rPr>
+          <w:rFonts w:ascii="Liberation Serif" w:hAnsi="Liberation Serif" w:eastAsia="Liberation Serif"/>
+          <w:b w:val="0"/>
+          <w:i w:val="0"/>
+        </w:rPr>
+        <w:t xml:space="preserve"> (Owsley 1879–1902 / courthouse FAN residual) if still free. </w:t>
+      </w:r>
+      <w:r>
+        <w:rPr>
+          <w:rFonts w:ascii="Liberation Serif" w:hAnsi="Liberation Serif" w:eastAsia="Liberation Serif"/>
+          <w:b/>
+          <w:i w:val="0"/>
+        </w:rPr>
+        <w:t>B007</w:t>
+      </w:r>
+      <w:r>
+        <w:rPr>
+          <w:rFonts w:ascii="Liberation Serif" w:hAnsi="Liberation Serif" w:eastAsia="Liberation Serif"/>
+          <w:b w:val="0"/>
+          <w:i w:val="0"/>
+        </w:rPr>
+        <w:t xml:space="preserve"> is owned by </w:t>
+      </w:r>
+      <w:r>
+        <w:rPr>
+          <w:rFonts w:ascii="Liberation Mono" w:hAnsi="Liberation Mono" w:eastAsia="Liberation Mono"/>
+          <w:b w:val="0"/>
+          <w:i w:val="0"/>
+          <w:sz w:val="18"/>
+        </w:rPr>
+        <w:t>bc-6d51c793</w:t>
+      </w:r>
+      <w:r>
+        <w:rPr>
+          <w:rFonts w:ascii="Liberation Serif" w:hAnsi="Liberation Serif" w:eastAsia="Liberation Serif"/>
+          <w:b w:val="0"/>
+          <w:i w:val="0"/>
+        </w:rPr>
+        <w:t xml:space="preserve">. </w:t>
+      </w:r>
+      <w:r>
+        <w:rPr>
+          <w:rFonts w:ascii="Liberation Serif" w:hAnsi="Liberation Serif" w:eastAsia="Liberation Serif"/>
+          <w:b/>
+          <w:i w:val="0"/>
+        </w:rPr>
         <w:t>B014</w:t>
       </w:r>
       <w:r>
@@ -7874,89 +8216,39 @@
           <w:b w:val="0"/>
           <w:i w:val="0"/>
         </w:rPr>
-        <w:t xml:space="preserve"> (Hardin K. Gray DC image) if still free. </w:t>
-      </w:r>
-      <w:r>
-        <w:rPr>
-          <w:rFonts w:ascii="Liberation Serif" w:hAnsi="Liberation Serif" w:eastAsia="Liberation Serif"/>
-          <w:b/>
-          <w:i w:val="0"/>
-        </w:rPr>
-        <w:t>B007</w:t>
-      </w:r>
-      <w:r>
-        <w:rPr>
-          <w:rFonts w:ascii="Liberation Serif" w:hAnsi="Liberation Serif" w:eastAsia="Liberation Serif"/>
-          <w:b w:val="0"/>
-          <w:i w:val="0"/>
-        </w:rPr>
-        <w:t xml:space="preserve"> is owned by </w:t>
-      </w:r>
-      <w:r>
-        <w:rPr>
-          <w:rFonts w:ascii="Liberation Mono" w:hAnsi="Liberation Mono" w:eastAsia="Liberation Mono"/>
-          <w:b w:val="0"/>
-          <w:i w:val="0"/>
-          <w:sz w:val="18"/>
-        </w:rPr>
-        <w:t>bc-6d51c793</w:t>
-      </w:r>
-      <w:r>
-        <w:rPr>
-          <w:rFonts w:ascii="Liberation Serif" w:hAnsi="Liberation Serif" w:eastAsia="Liberation Serif"/>
-          <w:b w:val="0"/>
-          <w:i w:val="0"/>
-        </w:rPr>
-        <w:t xml:space="preserve">. </w:t>
-      </w:r>
-      <w:r>
-        <w:rPr>
-          <w:rFonts w:ascii="Liberation Serif" w:hAnsi="Liberation Serif" w:eastAsia="Liberation Serif"/>
-          <w:b/>
-          <w:i w:val="0"/>
-        </w:rPr>
-        <w:t>B047</w:t>
-      </w:r>
-      <w:r>
-        <w:rPr>
-          <w:rFonts w:ascii="Liberation Serif" w:hAnsi="Liberation Serif" w:eastAsia="Liberation Serif"/>
-          <w:b w:val="0"/>
-          <w:i w:val="0"/>
-        </w:rPr>
-        <w:t xml:space="preserve"> is owned by </w:t>
-      </w:r>
-      <w:r>
-        <w:rPr>
-          <w:rFonts w:ascii="Liberation Mono" w:hAnsi="Liberation Mono" w:eastAsia="Liberation Mono"/>
-          <w:b w:val="0"/>
-          <w:i w:val="0"/>
-          <w:sz w:val="18"/>
-        </w:rPr>
-        <w:t>bc-20e39036</w:t>
-      </w:r>
-      <w:r>
-        <w:rPr>
-          <w:rFonts w:ascii="Liberation Serif" w:hAnsi="Liberation Serif" w:eastAsia="Liberation Serif"/>
-          <w:b w:val="0"/>
-          <w:i w:val="0"/>
-        </w:rPr>
-        <w:t xml:space="preserve">. </w:t>
-      </w:r>
-      <w:r>
-        <w:rPr>
-          <w:rFonts w:ascii="Liberation Serif" w:hAnsi="Liberation Serif" w:eastAsia="Liberation Serif"/>
-          <w:b/>
-          <w:i w:val="0"/>
-        </w:rPr>
-        <w:t>B016</w:t>
-      </w:r>
-      <w:r>
-        <w:rPr>
-          <w:rFonts w:ascii="Liberation Serif" w:hAnsi="Liberation Serif" w:eastAsia="Liberation Serif"/>
-          <w:b w:val="0"/>
-          <w:i w:val="0"/>
-        </w:rPr>
-        <w:t xml:space="preserve"> wrap filed this pass (partial; certificate unread). Pope Roll 5 (</w:t>
+        <w:t xml:space="preserve"> wrap filed this pass (partial; certificate unread). </w:t>
+      </w:r>
+      <w:r>
+        <w:rPr>
+          <w:rFonts w:ascii="Liberation Serif" w:hAnsi="Liberation Serif" w:eastAsia="Liberation Serif"/>
+          <w:b/>
+          <w:i w:val="0"/>
+        </w:rPr>
+        <w:t>B015</w:t>
+      </w:r>
+      <w:r>
+        <w:rPr>
+          <w:rFonts w:ascii="Liberation Serif" w:hAnsi="Liberation Serif" w:eastAsia="Liberation Serif"/>
+          <w:b w:val="0"/>
+          <w:i w:val="0"/>
+        </w:rPr>
+        <w:t xml:space="preserve"> wrap filed Pass </w:t>
+      </w:r>
+      <w:r>
+        <w:rPr>
+          <w:rFonts w:ascii="Liberation Serif" w:hAnsi="Liberation Serif" w:eastAsia="Liberation Serif"/>
+          <w:b/>
+          <w:i w:val="0"/>
+        </w:rPr>
+        <w:t>78</w:t>
+      </w:r>
+      <w:r>
+        <w:rPr>
+          <w:rFonts w:ascii="Liberation Serif" w:hAnsi="Liberation Serif" w:eastAsia="Liberation Serif"/>
+          <w:b w:val="0"/>
+          <w:i w:val="0"/>
+        </w:rPr>
+        <w:t>. Pope Roll 5 (</w:t>
       </w:r>
       <w:r>
         <w:rPr>
@@ -7980,7 +8272,7 @@
           <w:b/>
           <w:i w:val="0"/>
         </w:rPr>
-        <w:t>B049 / B007 / B047 / B055 / B056</w:t>
+        <w:t>B007 / B047 / B049 / B055 / B056</w:t>
       </w:r>
       <w:r>
         <w:rPr>
@@ -7996,15 +8288,15 @@
           <w:b/>
           <w:i w:val="0"/>
         </w:rPr>
-        <w:t>B016 / B045 / B051 / B054 / B057 / B092</w:t>
-      </w:r>
-      <w:r>
-        <w:rPr>
-          <w:rFonts w:ascii="Liberation Serif" w:hAnsi="Liberation Serif" w:eastAsia="Liberation Serif"/>
-          <w:b w:val="0"/>
-          <w:i w:val="0"/>
-        </w:rPr>
-        <w:t>. Do not open a fourth 1900–death location campaign. Do not pretend to have read Pope Roll 5 or the Lee probate film.</w:t>
+        <w:t>B014 / B016 / B015 / B045 / B051 / B054 / B057 / B092</w:t>
+      </w:r>
+      <w:r>
+        <w:rPr>
+          <w:rFonts w:ascii="Liberation Serif" w:hAnsi="Liberation Serif" w:eastAsia="Liberation Serif"/>
+          <w:b w:val="0"/>
+          <w:i w:val="0"/>
+        </w:rPr>
+        <w:t>. Do not open a fourth 1900–death location campaign. Do not pretend to have read Pope Roll 5, the Lee probate film, or KY certificate 20591.</w:t>
       </w:r>
     </w:p>
     <w:p>
@@ -12901,6 +13193,192 @@
           <w:i w:val="0"/>
         </w:rPr>
         <w:t>S383–S392</w:t>
+      </w:r>
+      <w:r>
+        <w:rPr>
+          <w:rFonts w:ascii="Liberation Serif" w:hAnsi="Liberation Serif" w:eastAsia="Liberation Serif"/>
+          <w:b w:val="0"/>
+          <w:i w:val="0"/>
+        </w:rPr>
+        <w:t>.</w:t>
+      </w:r>
+    </w:p>
+    <w:p>
+      <w:r>
+        <w:rPr>
+          <w:rFonts w:ascii="Liberation Serif" w:hAnsi="Liberation Serif" w:eastAsia="Liberation Serif"/>
+          <w:b w:val="0"/>
+          <w:i w:val="0"/>
+        </w:rPr>
+        <w:t xml:space="preserve">58. Pass 77 B014. Reclaim The Records KY 1967 death index: </w:t>
+      </w:r>
+      <w:r>
+        <w:rPr>
+          <w:rFonts w:ascii="Liberation Serif" w:hAnsi="Liberation Serif" w:eastAsia="Liberation Serif"/>
+          <w:b/>
+          <w:i w:val="0"/>
+        </w:rPr>
+        <w:t>GRAY HARDIN K</w:t>
+      </w:r>
+      <w:r>
+        <w:rPr>
+          <w:rFonts w:ascii="Liberation Serif" w:hAnsi="Liberation Serif" w:eastAsia="Liberation Serif"/>
+          <w:b w:val="0"/>
+          <w:i w:val="0"/>
+        </w:rPr>
+        <w:t xml:space="preserve"> 91 </w:t>
+      </w:r>
+      <w:r>
+        <w:rPr>
+          <w:rFonts w:ascii="Liberation Serif" w:hAnsi="Liberation Serif" w:eastAsia="Liberation Serif"/>
+          <w:b/>
+          <w:i w:val="0"/>
+        </w:rPr>
+        <w:t>FYETE LEE</w:t>
+      </w:r>
+      <w:r>
+        <w:rPr>
+          <w:rFonts w:ascii="Liberation Serif" w:hAnsi="Liberation Serif" w:eastAsia="Liberation Serif"/>
+          <w:b w:val="0"/>
+          <w:i w:val="0"/>
+        </w:rPr>
+        <w:t xml:space="preserve"> 09/07/1967 vol </w:t>
+      </w:r>
+      <w:r>
+        <w:rPr>
+          <w:rFonts w:ascii="Liberation Serif" w:hAnsi="Liberation Serif" w:eastAsia="Liberation Serif"/>
+          <w:b/>
+          <w:i w:val="0"/>
+        </w:rPr>
+        <w:t>042</w:t>
+      </w:r>
+      <w:r>
+        <w:rPr>
+          <w:rFonts w:ascii="Liberation Serif" w:hAnsi="Liberation Serif" w:eastAsia="Liberation Serif"/>
+          <w:b w:val="0"/>
+          <w:i w:val="0"/>
+        </w:rPr>
+        <w:t xml:space="preserve"> #</w:t>
+      </w:r>
+      <w:r>
+        <w:rPr>
+          <w:rFonts w:ascii="Liberation Serif" w:hAnsi="Liberation Serif" w:eastAsia="Liberation Serif"/>
+          <w:b/>
+          <w:i w:val="0"/>
+        </w:rPr>
+        <w:t>20591</w:t>
+      </w:r>
+      <w:r>
+        <w:rPr>
+          <w:rFonts w:ascii="Liberation Serif" w:hAnsi="Liberation Serif" w:eastAsia="Liberation Serif"/>
+          <w:b w:val="0"/>
+          <w:i w:val="0"/>
+        </w:rPr>
+        <w:t xml:space="preserve">. Header is </w:t>
+      </w:r>
+      <w:r>
+        <w:rPr>
+          <w:rFonts w:ascii="Liberation Serif" w:hAnsi="Liberation Serif" w:eastAsia="Liberation Serif"/>
+          <w:b/>
+          <w:i w:val="0"/>
+        </w:rPr>
+        <w:t>PLACE OF DEATH</w:t>
+      </w:r>
+      <w:r>
+        <w:rPr>
+          <w:rFonts w:ascii="Liberation Serif" w:hAnsi="Liberation Serif" w:eastAsia="Liberation Serif"/>
+          <w:b w:val="0"/>
+          <w:i w:val="0"/>
+        </w:rPr>
+        <w:t xml:space="preserve"> then </w:t>
+      </w:r>
+      <w:r>
+        <w:rPr>
+          <w:rFonts w:ascii="Liberation Serif" w:hAnsi="Liberation Serif" w:eastAsia="Liberation Serif"/>
+          <w:b/>
+          <w:i w:val="0"/>
+        </w:rPr>
+        <w:t>CO OF RESIDENCE</w:t>
+      </w:r>
+      <w:r>
+        <w:rPr>
+          <w:rFonts w:ascii="Liberation Serif" w:hAnsi="Liberation Serif" w:eastAsia="Liberation Serif"/>
+          <w:b w:val="0"/>
+          <w:i w:val="0"/>
+        </w:rPr>
+        <w:t xml:space="preserve">. Lee obituaries G: Vestie 23 Oct 1958 surviving husband </w:t>
+      </w:r>
+      <w:r>
+        <w:rPr>
+          <w:rFonts w:ascii="Liberation Serif" w:hAnsi="Liberation Serif" w:eastAsia="Liberation Serif"/>
+          <w:b/>
+          <w:i w:val="0"/>
+        </w:rPr>
+        <w:t>H. K. Grey, Arvel</w:t>
+      </w:r>
+      <w:r>
+        <w:rPr>
+          <w:rFonts w:ascii="Liberation Serif" w:hAnsi="Liberation Serif" w:eastAsia="Liberation Serif"/>
+          <w:b w:val="0"/>
+          <w:i w:val="0"/>
+        </w:rPr>
+        <w:t xml:space="preserve">. OVS VS-31 $6 certified copy; KDLA uncertified window ends 1957. </w:t>
+      </w:r>
+      <w:r>
+        <w:rPr>
+          <w:rFonts w:ascii="Liberation Serif" w:hAnsi="Liberation Serif" w:eastAsia="Liberation Serif"/>
+          <w:b w:val="0"/>
+          <w:i/>
+        </w:rPr>
+        <w:t>Index only. Certificate not examined.</w:t>
+      </w:r>
+      <w:r>
+        <w:rPr>
+          <w:rFonts w:ascii="Liberation Serif" w:hAnsi="Liberation Serif" w:eastAsia="Liberation Serif"/>
+          <w:b w:val="0"/>
+          <w:i w:val="0"/>
+        </w:rPr>
+        <w:t xml:space="preserve"> Conflict </w:t>
+      </w:r>
+      <w:r>
+        <w:rPr>
+          <w:rFonts w:ascii="Liberation Serif" w:hAnsi="Liberation Serif" w:eastAsia="Liberation Serif"/>
+          <w:b/>
+          <w:i w:val="0"/>
+        </w:rPr>
+        <w:t>#27</w:t>
+      </w:r>
+      <w:r>
+        <w:rPr>
+          <w:rFonts w:ascii="Liberation Serif" w:hAnsi="Liberation Serif" w:eastAsia="Liberation Serif"/>
+          <w:b w:val="0"/>
+          <w:i w:val="0"/>
+        </w:rPr>
+        <w:t xml:space="preserve">. </w:t>
+      </w:r>
+      <w:r>
+        <w:rPr>
+          <w:rFonts w:ascii="Liberation Serif" w:hAnsi="Liberation Serif" w:eastAsia="Liberation Serif"/>
+          <w:b/>
+          <w:i w:val="0"/>
+        </w:rPr>
+        <w:t>C435–C445</w:t>
+      </w:r>
+      <w:r>
+        <w:rPr>
+          <w:rFonts w:ascii="Liberation Serif" w:hAnsi="Liberation Serif" w:eastAsia="Liberation Serif"/>
+          <w:b w:val="0"/>
+          <w:i w:val="0"/>
+        </w:rPr>
+        <w:t xml:space="preserve"> </w:t>
+      </w:r>
+      <w:r>
+        <w:rPr>
+          <w:rFonts w:ascii="Liberation Serif" w:hAnsi="Liberation Serif" w:eastAsia="Liberation Serif"/>
+          <w:b/>
+          <w:i w:val="0"/>
+        </w:rPr>
+        <w:t>S371–S382</w:t>
       </w:r>
       <w:r>
         <w:rPr>
@@ -19701,6 +20179,711 @@
                 <w:sz w:val="18"/>
               </w:rPr>
               <w:t>combined notes</w:t>
+            </w:r>
+          </w:p>
+        </w:tc>
+      </w:tr>
+      <w:tr>
+        <w:tc>
+          <w:tcPr>
+            <w:tcW w:type="dxa" w:w="1872"/>
+          </w:tcPr>
+          <w:p>
+            <w:r/>
+            <w:r>
+              <w:rPr>
+                <w:rFonts w:ascii="Liberation Serif" w:hAnsi="Liberation Serif" w:eastAsia="Liberation Serif"/>
+                <w:b w:val="0"/>
+                <w:i w:val="0"/>
+                <w:sz w:val="18"/>
+              </w:rPr>
+              <w:t>S371</w:t>
+            </w:r>
+          </w:p>
+        </w:tc>
+        <w:tc>
+          <w:tcPr>
+            <w:tcW w:type="dxa" w:w="1872"/>
+          </w:tcPr>
+          <w:p>
+            <w:r/>
+            <w:r>
+              <w:rPr>
+                <w:rFonts w:ascii="Liberation Mono" w:hAnsi="Liberation Mono" w:eastAsia="Liberation Mono"/>
+                <w:b w:val="0"/>
+                <w:i w:val="0"/>
+                <w:sz w:val="18"/>
+              </w:rPr>
+              <w:t>../sources/deaths/rtr-ky-1967-hardin-k-gray-extract-2026-10-31.txt</w:t>
+            </w:r>
+          </w:p>
+        </w:tc>
+        <w:tc>
+          <w:tcPr>
+            <w:tcW w:type="dxa" w:w="1872"/>
+          </w:tcPr>
+          <w:p>
+            <w:r/>
+            <w:r>
+              <w:rPr>
+                <w:rFonts w:ascii="Liberation Serif" w:hAnsi="Liberation Serif" w:eastAsia="Liberation Serif"/>
+                <w:b w:val="0"/>
+                <w:i w:val="0"/>
+                <w:sz w:val="18"/>
+              </w:rPr>
+              <w:t>RTR KY 1967</w:t>
+            </w:r>
+          </w:p>
+        </w:tc>
+        <w:tc>
+          <w:tcPr>
+            <w:tcW w:type="dxa" w:w="1872"/>
+          </w:tcPr>
+          <w:p>
+            <w:r/>
+            <w:r>
+              <w:rPr>
+                <w:rFonts w:ascii="Liberation Serif" w:hAnsi="Liberation Serif" w:eastAsia="Liberation Serif"/>
+                <w:b w:val="0"/>
+                <w:i w:val="0"/>
+                <w:sz w:val="18"/>
+              </w:rPr>
+              <w:t>HARDIN K FYETE/LEE 042/20591</w:t>
+            </w:r>
+          </w:p>
+        </w:tc>
+        <w:tc>
+          <w:tcPr>
+            <w:tcW w:type="dxa" w:w="1872"/>
+          </w:tcPr>
+          <w:p>
+            <w:r/>
+            <w:r>
+              <w:rPr>
+                <w:rFonts w:ascii="Liberation Serif" w:hAnsi="Liberation Serif" w:eastAsia="Liberation Serif"/>
+                <w:b w:val="0"/>
+                <w:i w:val="0"/>
+                <w:sz w:val="18"/>
+              </w:rPr>
+              <w:t>index only</w:t>
+            </w:r>
+          </w:p>
+        </w:tc>
+      </w:tr>
+      <w:tr>
+        <w:tc>
+          <w:tcPr>
+            <w:tcW w:type="dxa" w:w="1872"/>
+          </w:tcPr>
+          <w:p>
+            <w:r/>
+            <w:r>
+              <w:rPr>
+                <w:rFonts w:ascii="Liberation Serif" w:hAnsi="Liberation Serif" w:eastAsia="Liberation Serif"/>
+                <w:b w:val="0"/>
+                <w:i w:val="0"/>
+                <w:sz w:val="18"/>
+              </w:rPr>
+              <w:t>S372</w:t>
+            </w:r>
+          </w:p>
+        </w:tc>
+        <w:tc>
+          <w:tcPr>
+            <w:tcW w:type="dxa" w:w="1872"/>
+          </w:tcPr>
+          <w:p>
+            <w:r/>
+            <w:r>
+              <w:rPr>
+                <w:rFonts w:ascii="Liberation Mono" w:hAnsi="Liberation Mono" w:eastAsia="Liberation Mono"/>
+                <w:b w:val="0"/>
+                <w:i w:val="0"/>
+                <w:sz w:val="18"/>
+              </w:rPr>
+              <w:t>../sources/deaths/lee-deaths-1967-2026-10-31.html</w:t>
+            </w:r>
+          </w:p>
+        </w:tc>
+        <w:tc>
+          <w:tcPr>
+            <w:tcW w:type="dxa" w:w="1872"/>
+          </w:tcPr>
+          <w:p>
+            <w:r/>
+            <w:r>
+              <w:rPr>
+                <w:rFonts w:ascii="Liberation Serif" w:hAnsi="Liberation Serif" w:eastAsia="Liberation Serif"/>
+                <w:b w:val="0"/>
+                <w:i w:val="0"/>
+                <w:sz w:val="18"/>
+              </w:rPr>
+              <w:t>Lee 1967</w:t>
+            </w:r>
+          </w:p>
+        </w:tc>
+        <w:tc>
+          <w:tcPr>
+            <w:tcW w:type="dxa" w:w="1872"/>
+          </w:tcPr>
+          <w:p>
+            <w:r/>
+            <w:r>
+              <w:rPr>
+                <w:rFonts w:ascii="Liberation Serif" w:hAnsi="Liberation Serif" w:eastAsia="Liberation Serif"/>
+                <w:b w:val="0"/>
+                <w:i w:val="0"/>
+                <w:sz w:val="18"/>
+              </w:rPr>
+              <w:t>Nil Hardin/Gray</w:t>
+            </w:r>
+          </w:p>
+        </w:tc>
+        <w:tc>
+          <w:tcPr>
+            <w:tcW w:type="dxa" w:w="1872"/>
+          </w:tcPr>
+          <w:p>
+            <w:r/>
+            <w:r>
+              <w:rPr>
+                <w:rFonts w:ascii="Liberation Serif" w:hAnsi="Liberation Serif" w:eastAsia="Liberation Serif"/>
+                <w:b w:val="0"/>
+                <w:i w:val="0"/>
+                <w:sz w:val="18"/>
+              </w:rPr>
+              <w:t>transcription only</w:t>
+            </w:r>
+          </w:p>
+        </w:tc>
+      </w:tr>
+      <w:tr>
+        <w:tc>
+          <w:tcPr>
+            <w:tcW w:type="dxa" w:w="1872"/>
+          </w:tcPr>
+          <w:p>
+            <w:r/>
+            <w:r>
+              <w:rPr>
+                <w:rFonts w:ascii="Liberation Serif" w:hAnsi="Liberation Serif" w:eastAsia="Liberation Serif"/>
+                <w:b w:val="0"/>
+                <w:i w:val="0"/>
+                <w:sz w:val="18"/>
+              </w:rPr>
+              <w:t>S373</w:t>
+            </w:r>
+          </w:p>
+        </w:tc>
+        <w:tc>
+          <w:tcPr>
+            <w:tcW w:type="dxa" w:w="1872"/>
+          </w:tcPr>
+          <w:p>
+            <w:r/>
+            <w:r>
+              <w:rPr>
+                <w:rFonts w:ascii="Liberation Mono" w:hAnsi="Liberation Mono" w:eastAsia="Liberation Mono"/>
+                <w:b w:val="0"/>
+                <w:i w:val="0"/>
+                <w:sz w:val="18"/>
+              </w:rPr>
+              <w:t>../sources/deaths/lee-obits-g-hardin-gray-extract-2026-10-31.txt</w:t>
+            </w:r>
+          </w:p>
+        </w:tc>
+        <w:tc>
+          <w:tcPr>
+            <w:tcW w:type="dxa" w:w="1872"/>
+          </w:tcPr>
+          <w:p>
+            <w:r/>
+            <w:r>
+              <w:rPr>
+                <w:rFonts w:ascii="Liberation Serif" w:hAnsi="Liberation Serif" w:eastAsia="Liberation Serif"/>
+                <w:b w:val="0"/>
+                <w:i w:val="0"/>
+                <w:sz w:val="18"/>
+              </w:rPr>
+              <w:t>Obits G</w:t>
+            </w:r>
+          </w:p>
+        </w:tc>
+        <w:tc>
+          <w:tcPr>
+            <w:tcW w:type="dxa" w:w="1872"/>
+          </w:tcPr>
+          <w:p>
+            <w:r/>
+            <w:r>
+              <w:rPr>
+                <w:rFonts w:ascii="Liberation Serif" w:hAnsi="Liberation Serif" w:eastAsia="Liberation Serif"/>
+                <w:b w:val="0"/>
+                <w:i w:val="0"/>
+                <w:sz w:val="18"/>
+              </w:rPr>
+              <w:t>Vestie 1958 H. K. Grey, Arvel</w:t>
+            </w:r>
+          </w:p>
+        </w:tc>
+        <w:tc>
+          <w:tcPr>
+            <w:tcW w:type="dxa" w:w="1872"/>
+          </w:tcPr>
+          <w:p>
+            <w:r/>
+            <w:r>
+              <w:rPr>
+                <w:rFonts w:ascii="Liberation Serif" w:hAnsi="Liberation Serif" w:eastAsia="Liberation Serif"/>
+                <w:b w:val="0"/>
+                <w:i w:val="0"/>
+                <w:sz w:val="18"/>
+              </w:rPr>
+              <w:t>transcription only</w:t>
+            </w:r>
+          </w:p>
+        </w:tc>
+      </w:tr>
+      <w:tr>
+        <w:tc>
+          <w:tcPr>
+            <w:tcW w:type="dxa" w:w="1872"/>
+          </w:tcPr>
+          <w:p>
+            <w:r/>
+            <w:r>
+              <w:rPr>
+                <w:rFonts w:ascii="Liberation Serif" w:hAnsi="Liberation Serif" w:eastAsia="Liberation Serif"/>
+                <w:b w:val="0"/>
+                <w:i w:val="0"/>
+                <w:sz w:val="18"/>
+              </w:rPr>
+              <w:t>S374</w:t>
+            </w:r>
+          </w:p>
+        </w:tc>
+        <w:tc>
+          <w:tcPr>
+            <w:tcW w:type="dxa" w:w="1872"/>
+          </w:tcPr>
+          <w:p>
+            <w:r/>
+            <w:r>
+              <w:rPr>
+                <w:rFonts w:ascii="Liberation Mono" w:hAnsi="Liberation Mono" w:eastAsia="Liberation Mono"/>
+                <w:b w:val="0"/>
+                <w:i w:val="0"/>
+                <w:sz w:val="18"/>
+              </w:rPr>
+              <w:t>../sources/cemetery/usgennet-gray-cemetery-2026-10-31.html</w:t>
+            </w:r>
+          </w:p>
+        </w:tc>
+        <w:tc>
+          <w:tcPr>
+            <w:tcW w:type="dxa" w:w="1872"/>
+          </w:tcPr>
+          <w:p>
+            <w:r/>
+            <w:r>
+              <w:rPr>
+                <w:rFonts w:ascii="Liberation Serif" w:hAnsi="Liberation Serif" w:eastAsia="Liberation Serif"/>
+                <w:b w:val="0"/>
+                <w:i w:val="0"/>
+                <w:sz w:val="18"/>
+              </w:rPr>
+              <w:t>Gray Cemetery</w:t>
+            </w:r>
+          </w:p>
+        </w:tc>
+        <w:tc>
+          <w:tcPr>
+            <w:tcW w:type="dxa" w:w="1872"/>
+          </w:tcPr>
+          <w:p>
+            <w:r/>
+            <w:r>
+              <w:rPr>
+                <w:rFonts w:ascii="Liberation Serif" w:hAnsi="Liberation Serif" w:eastAsia="Liberation Serif"/>
+                <w:b w:val="0"/>
+                <w:i w:val="0"/>
+                <w:sz w:val="18"/>
+              </w:rPr>
+              <w:t>Hardin K. 1876–1967; Vestie 1882–1958</w:t>
+            </w:r>
+          </w:p>
+        </w:tc>
+        <w:tc>
+          <w:tcPr>
+            <w:tcW w:type="dxa" w:w="1872"/>
+          </w:tcPr>
+          <w:p>
+            <w:r/>
+            <w:r>
+              <w:rPr>
+                <w:rFonts w:ascii="Liberation Serif" w:hAnsi="Liberation Serif" w:eastAsia="Liberation Serif"/>
+                <w:b w:val="0"/>
+                <w:i w:val="0"/>
+                <w:sz w:val="18"/>
+              </w:rPr>
+              <w:t>transcription only</w:t>
+            </w:r>
+          </w:p>
+        </w:tc>
+      </w:tr>
+      <w:tr>
+        <w:tc>
+          <w:tcPr>
+            <w:tcW w:type="dxa" w:w="1872"/>
+          </w:tcPr>
+          <w:p>
+            <w:r/>
+            <w:r>
+              <w:rPr>
+                <w:rFonts w:ascii="Liberation Serif" w:hAnsi="Liberation Serif" w:eastAsia="Liberation Serif"/>
+                <w:b w:val="0"/>
+                <w:i w:val="0"/>
+                <w:sz w:val="18"/>
+              </w:rPr>
+              <w:t>S375–S377</w:t>
+            </w:r>
+          </w:p>
+        </w:tc>
+        <w:tc>
+          <w:tcPr>
+            <w:tcW w:type="dxa" w:w="1872"/>
+          </w:tcPr>
+          <w:p>
+            <w:r/>
+            <w:r>
+              <w:rPr>
+                <w:rFonts w:ascii="Liberation Mono" w:hAnsi="Liberation Mono" w:eastAsia="Liberation Mono"/>
+                <w:b w:val="0"/>
+                <w:i w:val="0"/>
+                <w:sz w:val="18"/>
+              </w:rPr>
+              <w:t>../sources/deaths/chfs-ovs-death-certificates-2026-10-31.html</w:t>
+            </w:r>
+            <w:r>
+              <w:rPr>
+                <w:rFonts w:ascii="Liberation Serif" w:hAnsi="Liberation Serif" w:eastAsia="Liberation Serif"/>
+                <w:b w:val="0"/>
+                <w:i w:val="0"/>
+                <w:sz w:val="18"/>
+              </w:rPr>
+              <w:t xml:space="preserve"> · VS-31 PDF</w:t>
+            </w:r>
+          </w:p>
+        </w:tc>
+        <w:tc>
+          <w:tcPr>
+            <w:tcW w:type="dxa" w:w="1872"/>
+          </w:tcPr>
+          <w:p>
+            <w:r/>
+            <w:r>
+              <w:rPr>
+                <w:rFonts w:ascii="Liberation Serif" w:hAnsi="Liberation Serif" w:eastAsia="Liberation Serif"/>
+                <w:b w:val="0"/>
+                <w:i w:val="0"/>
+                <w:sz w:val="18"/>
+              </w:rPr>
+              <w:t>OVS death certificates</w:t>
+            </w:r>
+          </w:p>
+        </w:tc>
+        <w:tc>
+          <w:tcPr>
+            <w:tcW w:type="dxa" w:w="1872"/>
+          </w:tcPr>
+          <w:p>
+            <w:r/>
+            <w:r>
+              <w:rPr>
+                <w:rFonts w:ascii="Liberation Serif" w:hAnsi="Liberation Serif" w:eastAsia="Liberation Serif"/>
+                <w:b w:val="0"/>
+                <w:i w:val="0"/>
+                <w:sz w:val="18"/>
+              </w:rPr>
+              <w:t>$6 certified copy; KDLA 1911–1957 only</w:t>
+            </w:r>
+          </w:p>
+        </w:tc>
+        <w:tc>
+          <w:tcPr>
+            <w:tcW w:type="dxa" w:w="1872"/>
+          </w:tcPr>
+          <w:p>
+            <w:r/>
+            <w:r>
+              <w:rPr>
+                <w:rFonts w:ascii="Liberation Serif" w:hAnsi="Liberation Serif" w:eastAsia="Liberation Serif"/>
+                <w:b w:val="0"/>
+                <w:i w:val="0"/>
+                <w:sz w:val="18"/>
+              </w:rPr>
+              <w:t>catalog</w:t>
+            </w:r>
+          </w:p>
+        </w:tc>
+      </w:tr>
+      <w:tr>
+        <w:tc>
+          <w:tcPr>
+            <w:tcW w:type="dxa" w:w="1872"/>
+          </w:tcPr>
+          <w:p>
+            <w:r/>
+            <w:r>
+              <w:rPr>
+                <w:rFonts w:ascii="Liberation Serif" w:hAnsi="Liberation Serif" w:eastAsia="Liberation Serif"/>
+                <w:b w:val="0"/>
+                <w:i w:val="0"/>
+                <w:sz w:val="18"/>
+              </w:rPr>
+              <w:t>S378</w:t>
+            </w:r>
+          </w:p>
+        </w:tc>
+        <w:tc>
+          <w:tcPr>
+            <w:tcW w:type="dxa" w:w="1872"/>
+          </w:tcPr>
+          <w:p>
+            <w:r/>
+            <w:r>
+              <w:rPr>
+                <w:rFonts w:ascii="Liberation Mono" w:hAnsi="Liberation Mono" w:eastAsia="Liberation Mono"/>
+                <w:b w:val="0"/>
+                <w:i w:val="0"/>
+                <w:sz w:val="18"/>
+              </w:rPr>
+              <w:t>../sources/deaths/ia-hardin-gray-1967-solr-2026-10-31.json</w:t>
+            </w:r>
+          </w:p>
+        </w:tc>
+        <w:tc>
+          <w:tcPr>
+            <w:tcW w:type="dxa" w:w="1872"/>
+          </w:tcPr>
+          <w:p>
+            <w:r/>
+            <w:r>
+              <w:rPr>
+                <w:rFonts w:ascii="Liberation Serif" w:hAnsi="Liberation Serif" w:eastAsia="Liberation Serif"/>
+                <w:b w:val="0"/>
+                <w:i w:val="0"/>
+                <w:sz w:val="18"/>
+              </w:rPr>
+              <w:t>IA Solr</w:t>
+            </w:r>
+          </w:p>
+        </w:tc>
+        <w:tc>
+          <w:tcPr>
+            <w:tcW w:type="dxa" w:w="1872"/>
+          </w:tcPr>
+          <w:p>
+            <w:r/>
+            <w:r>
+              <w:rPr>
+                <w:rFonts w:ascii="Liberation Serif" w:hAnsi="Liberation Serif" w:eastAsia="Liberation Serif"/>
+                <w:b w:val="0"/>
+                <w:i w:val="0"/>
+                <w:sz w:val="18"/>
+              </w:rPr>
+              <w:t>Four queries numFound=0</w:t>
+            </w:r>
+          </w:p>
+        </w:tc>
+        <w:tc>
+          <w:tcPr>
+            <w:tcW w:type="dxa" w:w="1872"/>
+          </w:tcPr>
+          <w:p>
+            <w:r/>
+            <w:r>
+              <w:rPr>
+                <w:rFonts w:ascii="Liberation Serif" w:hAnsi="Liberation Serif" w:eastAsia="Liberation Serif"/>
+                <w:b w:val="0"/>
+                <w:i w:val="0"/>
+                <w:sz w:val="18"/>
+              </w:rPr>
+              <w:t>index only</w:t>
+            </w:r>
+          </w:p>
+        </w:tc>
+      </w:tr>
+      <w:tr>
+        <w:tc>
+          <w:tcPr>
+            <w:tcW w:type="dxa" w:w="1872"/>
+          </w:tcPr>
+          <w:p>
+            <w:r/>
+            <w:r>
+              <w:rPr>
+                <w:rFonts w:ascii="Liberation Serif" w:hAnsi="Liberation Serif" w:eastAsia="Liberation Serif"/>
+                <w:b w:val="0"/>
+                <w:i w:val="0"/>
+                <w:sz w:val="18"/>
+              </w:rPr>
+              <w:t>S381</w:t>
+            </w:r>
+          </w:p>
+        </w:tc>
+        <w:tc>
+          <w:tcPr>
+            <w:tcW w:type="dxa" w:w="1872"/>
+          </w:tcPr>
+          <w:p>
+            <w:r/>
+            <w:r>
+              <w:rPr>
+                <w:rFonts w:ascii="Liberation Mono" w:hAnsi="Liberation Mono" w:eastAsia="Liberation Mono"/>
+                <w:b w:val="0"/>
+                <w:i w:val="0"/>
+                <w:sz w:val="18"/>
+              </w:rPr>
+              <w:t>../sources/deaths/b014-pass77-catalog-extract-2026-10-31.txt</w:t>
+            </w:r>
+          </w:p>
+        </w:tc>
+        <w:tc>
+          <w:tcPr>
+            <w:tcW w:type="dxa" w:w="1872"/>
+          </w:tcPr>
+          <w:p>
+            <w:r/>
+            <w:r>
+              <w:rPr>
+                <w:rFonts w:ascii="Liberation Serif" w:hAnsi="Liberation Serif" w:eastAsia="Liberation Serif"/>
+                <w:b w:val="0"/>
+                <w:i w:val="0"/>
+                <w:sz w:val="18"/>
+              </w:rPr>
+              <w:t>Combined B014 notes</w:t>
+            </w:r>
+          </w:p>
+        </w:tc>
+        <w:tc>
+          <w:tcPr>
+            <w:tcW w:type="dxa" w:w="1872"/>
+          </w:tcPr>
+          <w:p>
+            <w:r/>
+            <w:r>
+              <w:rPr>
+                <w:rFonts w:ascii="Liberation Serif" w:hAnsi="Liberation Serif" w:eastAsia="Liberation Serif"/>
+                <w:b w:val="0"/>
+                <w:i w:val="0"/>
+                <w:sz w:val="18"/>
+              </w:rPr>
+              <w:t>Retrieval path</w:t>
+            </w:r>
+          </w:p>
+        </w:tc>
+        <w:tc>
+          <w:tcPr>
+            <w:tcW w:type="dxa" w:w="1872"/>
+          </w:tcPr>
+          <w:p>
+            <w:r/>
+            <w:r>
+              <w:rPr>
+                <w:rFonts w:ascii="Liberation Serif" w:hAnsi="Liberation Serif" w:eastAsia="Liberation Serif"/>
+                <w:b w:val="0"/>
+                <w:i w:val="0"/>
+                <w:sz w:val="18"/>
+              </w:rPr>
+              <w:t>catalog</w:t>
+            </w:r>
+          </w:p>
+        </w:tc>
+      </w:tr>
+      <w:tr>
+        <w:tc>
+          <w:tcPr>
+            <w:tcW w:type="dxa" w:w="1872"/>
+          </w:tcPr>
+          <w:p>
+            <w:r/>
+            <w:r>
+              <w:rPr>
+                <w:rFonts w:ascii="Liberation Serif" w:hAnsi="Liberation Serif" w:eastAsia="Liberation Serif"/>
+                <w:b w:val="0"/>
+                <w:i w:val="0"/>
+                <w:sz w:val="18"/>
+              </w:rPr>
+              <w:t>S382</w:t>
+            </w:r>
+          </w:p>
+        </w:tc>
+        <w:tc>
+          <w:tcPr>
+            <w:tcW w:type="dxa" w:w="1872"/>
+          </w:tcPr>
+          <w:p>
+            <w:r/>
+            <w:r>
+              <w:rPr>
+                <w:rFonts w:ascii="Liberation Mono" w:hAnsi="Liberation Mono" w:eastAsia="Liberation Mono"/>
+                <w:b w:val="0"/>
+                <w:i w:val="0"/>
+                <w:sz w:val="18"/>
+              </w:rPr>
+              <w:t>../sources/deaths/lee-kdi-g-2026-10-31.html</w:t>
+            </w:r>
+          </w:p>
+        </w:tc>
+        <w:tc>
+          <w:tcPr>
+            <w:tcW w:type="dxa" w:w="1872"/>
+          </w:tcPr>
+          <w:p>
+            <w:r/>
+            <w:r>
+              <w:rPr>
+                <w:rFonts w:ascii="Liberation Serif" w:hAnsi="Liberation Serif" w:eastAsia="Liberation Serif"/>
+                <w:b w:val="0"/>
+                <w:i w:val="0"/>
+                <w:sz w:val="18"/>
+              </w:rPr>
+              <w:t>Lee KDI G</w:t>
+            </w:r>
+          </w:p>
+        </w:tc>
+        <w:tc>
+          <w:tcPr>
+            <w:tcW w:type="dxa" w:w="1872"/>
+          </w:tcPr>
+          <w:p>
+            <w:r/>
+            <w:r>
+              <w:rPr>
+                <w:rFonts w:ascii="Liberation Serif" w:hAnsi="Liberation Serif" w:eastAsia="Liberation Serif"/>
+                <w:b w:val="0"/>
+                <w:i w:val="0"/>
+                <w:sz w:val="18"/>
+              </w:rPr>
+              <w:t>Nil Hardin 1911–1929</w:t>
+            </w:r>
+          </w:p>
+        </w:tc>
+        <w:tc>
+          <w:tcPr>
+            <w:tcW w:type="dxa" w:w="1872"/>
+          </w:tcPr>
+          <w:p>
+            <w:r/>
+            <w:r>
+              <w:rPr>
+                <w:rFonts w:ascii="Liberation Serif" w:hAnsi="Liberation Serif" w:eastAsia="Liberation Serif"/>
+                <w:b w:val="0"/>
+                <w:i w:val="0"/>
+                <w:sz w:val="18"/>
+              </w:rPr>
+              <w:t>index only</w:t>
             </w:r>
           </w:p>
         </w:tc>

--- a/research/dora-ella-newnam/sources/authored/Dora-Ella-Newnam-Stone-A-Life-latest.docx
+++ b/research/dora-ella-newnam/sources/authored/Dora-Ella-Newnam-Stone-A-Life-latest.docx
@@ -3512,7 +3512,39 @@
           <w:b w:val="0"/>
           <w:i w:val="0"/>
         </w:rPr>
-        <w:t xml:space="preserve"> sheets 1–4 are </w:t>
+        <w:t xml:space="preserve"> is now </w:t>
+      </w:r>
+      <w:r>
+        <w:rPr>
+          <w:rFonts w:ascii="Liberation Serif" w:hAnsi="Liberation Serif" w:eastAsia="Liberation Serif"/>
+          <w:b/>
+          <w:i w:val="0"/>
+        </w:rPr>
+        <w:t>entire</w:t>
+      </w:r>
+      <w:r>
+        <w:rPr>
+          <w:rFonts w:ascii="Liberation Serif" w:hAnsi="Liberation Serif" w:eastAsia="Liberation Serif"/>
+          <w:b w:val="0"/>
+          <w:i w:val="0"/>
+        </w:rPr>
+        <w:t xml:space="preserve"> (sheets </w:t>
+      </w:r>
+      <w:r>
+        <w:rPr>
+          <w:rFonts w:ascii="Liberation Serif" w:hAnsi="Liberation Serif" w:eastAsia="Liberation Serif"/>
+          <w:b/>
+          <w:i w:val="0"/>
+        </w:rPr>
+        <w:t>1 A–7 B</w:t>
+      </w:r>
+      <w:r>
+        <w:rPr>
+          <w:rFonts w:ascii="Liberation Serif" w:hAnsi="Liberation Serif" w:eastAsia="Liberation Serif"/>
+          <w:b w:val="0"/>
+          <w:i w:val="0"/>
+        </w:rPr>
+        <w:t xml:space="preserve">) </w:t>
       </w:r>
       <w:r>
         <w:rPr>
@@ -3544,6 +3576,22 @@
           <w:b w:val="0"/>
           <w:i w:val="0"/>
         </w:rPr>
+        <w:t xml:space="preserve"> </w:t>
+      </w:r>
+      <w:r>
+        <w:rPr>
+          <w:rFonts w:ascii="Liberation Serif" w:hAnsi="Liberation Serif" w:eastAsia="Liberation Serif"/>
+          <w:b/>
+          <w:i w:val="0"/>
+        </w:rPr>
+        <w:t>C457</w:t>
+      </w:r>
+      <w:r>
+        <w:rPr>
+          <w:rFonts w:ascii="Liberation Serif" w:hAnsi="Liberation Serif" w:eastAsia="Liberation Serif"/>
+          <w:b w:val="0"/>
+          <w:i w:val="0"/>
+        </w:rPr>
         <w:t xml:space="preserve">). Liberty ED </w:t>
       </w:r>
       <w:r>
@@ -3560,7 +3608,55 @@
           <w:b w:val="0"/>
           <w:i w:val="0"/>
         </w:rPr>
-        <w:t xml:space="preserve"> sheets 1–14 are the same nil (</w:t>
+        <w:t xml:space="preserve"> is likewise </w:t>
+      </w:r>
+      <w:r>
+        <w:rPr>
+          <w:rFonts w:ascii="Liberation Serif" w:hAnsi="Liberation Serif" w:eastAsia="Liberation Serif"/>
+          <w:b/>
+          <w:i w:val="0"/>
+        </w:rPr>
+        <w:t>entire</w:t>
+      </w:r>
+      <w:r>
+        <w:rPr>
+          <w:rFonts w:ascii="Liberation Serif" w:hAnsi="Liberation Serif" w:eastAsia="Liberation Serif"/>
+          <w:b w:val="0"/>
+          <w:i w:val="0"/>
+        </w:rPr>
+        <w:t xml:space="preserve"> (sheets </w:t>
+      </w:r>
+      <w:r>
+        <w:rPr>
+          <w:rFonts w:ascii="Liberation Serif" w:hAnsi="Liberation Serif" w:eastAsia="Liberation Serif"/>
+          <w:b/>
+          <w:i w:val="0"/>
+        </w:rPr>
+        <w:t>1 A–16 B</w:t>
+      </w:r>
+      <w:r>
+        <w:rPr>
+          <w:rFonts w:ascii="Liberation Serif" w:hAnsi="Liberation Serif" w:eastAsia="Liberation Serif"/>
+          <w:b w:val="0"/>
+          <w:i w:val="0"/>
+        </w:rPr>
+        <w:t xml:space="preserve">) </w:t>
+      </w:r>
+      <w:r>
+        <w:rPr>
+          <w:rFonts w:ascii="Liberation Serif" w:hAnsi="Liberation Serif" w:eastAsia="Liberation Serif"/>
+          <w:b/>
+          <w:i w:val="0"/>
+        </w:rPr>
+        <w:t>nil</w:t>
+      </w:r>
+      <w:r>
+        <w:rPr>
+          <w:rFonts w:ascii="Liberation Serif" w:hAnsi="Liberation Serif" w:eastAsia="Liberation Serif"/>
+          <w:b w:val="0"/>
+          <w:i w:val="0"/>
+        </w:rPr>
+        <w:t xml:space="preserve"> (</w:t>
       </w:r>
       <w:r>
         <w:rPr>
@@ -3569,6 +3665,150 @@
           <w:i w:val="0"/>
         </w:rPr>
         <w:t>C265</w:t>
+      </w:r>
+      <w:r>
+        <w:rPr>
+          <w:rFonts w:ascii="Liberation Serif" w:hAnsi="Liberation Serif" w:eastAsia="Liberation Serif"/>
+          <w:b w:val="0"/>
+          <w:i w:val="0"/>
+        </w:rPr>
+        <w:t xml:space="preserve"> </w:t>
+      </w:r>
+      <w:r>
+        <w:rPr>
+          <w:rFonts w:ascii="Liberation Serif" w:hAnsi="Liberation Serif" w:eastAsia="Liberation Serif"/>
+          <w:b/>
+          <w:i w:val="0"/>
+        </w:rPr>
+        <w:t>C458</w:t>
+      </w:r>
+      <w:r>
+        <w:rPr>
+          <w:rFonts w:ascii="Liberation Serif" w:hAnsi="Liberation Serif" w:eastAsia="Liberation Serif"/>
+          <w:b w:val="0"/>
+          <w:i w:val="0"/>
+        </w:rPr>
+        <w:t xml:space="preserve">). Combined, </w:t>
+      </w:r>
+      <w:r>
+        <w:rPr>
+          <w:rFonts w:ascii="Liberation Serif" w:hAnsi="Liberation Serif" w:eastAsia="Liberation Serif"/>
+          <w:b/>
+          <w:i w:val="0"/>
+        </w:rPr>
+        <w:t>1900 Liberty Township has no C245 household</w:t>
+      </w:r>
+      <w:r>
+        <w:rPr>
+          <w:rFonts w:ascii="Liberation Serif" w:hAnsi="Liberation Serif" w:eastAsia="Liberation Serif"/>
+          <w:b w:val="0"/>
+          <w:i w:val="0"/>
+        </w:rPr>
+        <w:t xml:space="preserve"> (</w:t>
+      </w:r>
+      <w:r>
+        <w:rPr>
+          <w:rFonts w:ascii="Liberation Serif" w:hAnsi="Liberation Serif" w:eastAsia="Liberation Serif"/>
+          <w:b/>
+          <w:i w:val="0"/>
+        </w:rPr>
+        <w:t>C459</w:t>
+      </w:r>
+      <w:r>
+        <w:rPr>
+          <w:rFonts w:ascii="Liberation Serif" w:hAnsi="Liberation Serif" w:eastAsia="Liberation Serif"/>
+          <w:b w:val="0"/>
+          <w:i w:val="0"/>
+        </w:rPr>
+        <w:t xml:space="preserve">). The 1910 John Sullivan house includes wife </w:t>
+      </w:r>
+      <w:r>
+        <w:rPr>
+          <w:rFonts w:ascii="Liberation Serif" w:hAnsi="Liberation Serif" w:eastAsia="Liberation Serif"/>
+          <w:b/>
+          <w:i w:val="0"/>
+        </w:rPr>
+        <w:t>Ida M.</w:t>
+      </w:r>
+      <w:r>
+        <w:rPr>
+          <w:rFonts w:ascii="Liberation Serif" w:hAnsi="Liberation Serif" w:eastAsia="Liberation Serif"/>
+          <w:b w:val="0"/>
+          <w:i w:val="0"/>
+        </w:rPr>
+        <w:t xml:space="preserve"> (~34, married 18 years) plus MIL Sarah and BIL Oscar (</w:t>
+      </w:r>
+      <w:r>
+        <w:rPr>
+          <w:rFonts w:ascii="Liberation Serif" w:hAnsi="Liberation Serif" w:eastAsia="Liberation Serif"/>
+          <w:b/>
+          <w:i w:val="0"/>
+        </w:rPr>
+        <w:t>C462</w:t>
+      </w:r>
+      <w:r>
+        <w:rPr>
+          <w:rFonts w:ascii="Liberation Serif" w:hAnsi="Liberation Serif" w:eastAsia="Liberation Serif"/>
+          <w:b w:val="0"/>
+          <w:i w:val="0"/>
+        </w:rPr>
+        <w:t xml:space="preserve">). John remains </w:t>
+      </w:r>
+      <w:r>
+        <w:rPr>
+          <w:rFonts w:ascii="Liberation Serif" w:hAnsi="Liberation Serif" w:eastAsia="Liberation Serif"/>
+          <w:b/>
+          <w:i w:val="0"/>
+        </w:rPr>
+        <w:t>unplaced in 1900</w:t>
+      </w:r>
+      <w:r>
+        <w:rPr>
+          <w:rFonts w:ascii="Liberation Serif" w:hAnsi="Liberation Serif" w:eastAsia="Liberation Serif"/>
+          <w:b w:val="0"/>
+          <w:i w:val="0"/>
+        </w:rPr>
+        <w:t xml:space="preserve"> (</w:t>
+      </w:r>
+      <w:r>
+        <w:rPr>
+          <w:rFonts w:ascii="Liberation Serif" w:hAnsi="Liberation Serif" w:eastAsia="Liberation Serif"/>
+          <w:b/>
+          <w:i w:val="0"/>
+        </w:rPr>
+        <w:t>C463</w:t>
+      </w:r>
+      <w:r>
+        <w:rPr>
+          <w:rFonts w:ascii="Liberation Serif" w:hAnsi="Liberation Serif" w:eastAsia="Liberation Serif"/>
+          <w:b w:val="0"/>
+          <w:i w:val="0"/>
+        </w:rPr>
+        <w:t>). N-550 Oscar and Sarah heads are not this cluster (</w:t>
+      </w:r>
+      <w:r>
+        <w:rPr>
+          <w:rFonts w:ascii="Liberation Serif" w:hAnsi="Liberation Serif" w:eastAsia="Liberation Serif"/>
+          <w:b/>
+          <w:i w:val="0"/>
+        </w:rPr>
+        <w:t>C460</w:t>
+      </w:r>
+      <w:r>
+        <w:rPr>
+          <w:rFonts w:ascii="Liberation Serif" w:hAnsi="Liberation Serif" w:eastAsia="Liberation Serif"/>
+          <w:b w:val="0"/>
+          <w:i w:val="0"/>
+        </w:rPr>
+        <w:t xml:space="preserve"> </w:t>
+      </w:r>
+      <w:r>
+        <w:rPr>
+          <w:rFonts w:ascii="Liberation Serif" w:hAnsi="Liberation Serif" w:eastAsia="Liberation Serif"/>
+          <w:b/>
+          <w:i w:val="0"/>
+        </w:rPr>
+        <w:t>C461</w:t>
       </w:r>
       <w:r>
         <w:rPr>
@@ -7761,151 +8001,87 @@
           <w:b/>
           <w:i w:val="0"/>
         </w:rPr>
-        <w:t>FAN residual:</w:t>
-      </w:r>
-      <w:r>
-        <w:rPr>
-          <w:rFonts w:ascii="Liberation Serif" w:hAnsi="Liberation Serif" w:eastAsia="Liberation Serif"/>
-          <w:b w:val="0"/>
-          <w:i w:val="0"/>
-        </w:rPr>
-        <w:t xml:space="preserve"> B057 </w:t>
-      </w:r>
-      <w:r>
-        <w:rPr>
-          <w:rFonts w:ascii="Liberation Serif" w:hAnsi="Liberation Serif" w:eastAsia="Liberation Serif"/>
-          <w:b/>
-          <w:i w:val="0"/>
-        </w:rPr>
-        <w:t>done</w:t>
-      </w:r>
-      <w:r>
-        <w:rPr>
-          <w:rFonts w:ascii="Liberation Serif" w:hAnsi="Liberation Serif" w:eastAsia="Liberation Serif"/>
-          <w:b w:val="0"/>
-          <w:i w:val="0"/>
-        </w:rPr>
-        <w:t xml:space="preserve"> for the remote stone/index pass (</w:t>
-      </w:r>
-      <w:r>
-        <w:rPr>
-          <w:rFonts w:ascii="Liberation Serif" w:hAnsi="Liberation Serif" w:eastAsia="Liberation Serif"/>
-          <w:b/>
-          <w:i w:val="0"/>
-        </w:rPr>
-        <w:t>C383–C398</w:t>
-      </w:r>
-      <w:r>
-        <w:rPr>
-          <w:rFonts w:ascii="Liberation Serif" w:hAnsi="Liberation Serif" w:eastAsia="Liberation Serif"/>
-          <w:b w:val="0"/>
-          <w:i w:val="0"/>
-        </w:rPr>
-        <w:t xml:space="preserve">). Vincent Newman Family Cemetery located; Edward stone </w:t>
-      </w:r>
-      <w:r>
-        <w:rPr>
-          <w:rFonts w:ascii="Liberation Serif" w:hAnsi="Liberation Serif" w:eastAsia="Liberation Serif"/>
-          <w:b/>
-          <w:i w:val="0"/>
-        </w:rPr>
-        <w:t>image seen</w:t>
-      </w:r>
-      <w:r>
-        <w:rPr>
-          <w:rFonts w:ascii="Liberation Serif" w:hAnsi="Liberation Serif" w:eastAsia="Liberation Serif"/>
-          <w:b w:val="0"/>
-          <w:i w:val="0"/>
-        </w:rPr>
-        <w:t xml:space="preserve">; Madison 1936 ages </w:t>
-      </w:r>
-      <w:r>
-        <w:rPr>
-          <w:rFonts w:ascii="Liberation Serif" w:hAnsi="Liberation Serif" w:eastAsia="Liberation Serif"/>
-          <w:b/>
-          <w:i w:val="0"/>
-        </w:rPr>
-        <w:t>017</w:t>
-      </w:r>
-      <w:r>
-        <w:rPr>
-          <w:rFonts w:ascii="Liberation Serif" w:hAnsi="Liberation Serif" w:eastAsia="Liberation Serif"/>
-          <w:b w:val="0"/>
-          <w:i w:val="0"/>
-        </w:rPr>
-        <w:t xml:space="preserve">. Still unread: Madison/Lee DC </w:t>
-      </w:r>
-      <w:r>
-        <w:rPr>
-          <w:rFonts w:ascii="Liberation Serif" w:hAnsi="Liberation Serif" w:eastAsia="Liberation Serif"/>
-          <w:b/>
-          <w:i w:val="0"/>
-        </w:rPr>
-        <w:t>images</w:t>
-      </w:r>
-      <w:r>
-        <w:rPr>
-          <w:rFonts w:ascii="Liberation Serif" w:hAnsi="Liberation Serif" w:eastAsia="Liberation Serif"/>
-          <w:b w:val="0"/>
-          <w:i w:val="0"/>
-        </w:rPr>
-        <w:t xml:space="preserve">, Owsley 1920 book, Smith 1843–1929 marriages; Callie/Dorothy/Everett FAG </w:t>
-      </w:r>
-      <w:r>
-        <w:rPr>
-          <w:rFonts w:ascii="Liberation Serif" w:hAnsi="Liberation Serif" w:eastAsia="Liberation Serif"/>
-          <w:b/>
-          <w:i w:val="0"/>
-        </w:rPr>
-        <w:t>no photos</w:t>
-      </w:r>
-      <w:r>
-        <w:rPr>
-          <w:rFonts w:ascii="Liberation Serif" w:hAnsi="Liberation Serif" w:eastAsia="Liberation Serif"/>
-          <w:b w:val="0"/>
-          <w:i w:val="0"/>
-        </w:rPr>
-        <w:t xml:space="preserve">. Grant=Frank and John of Owsley still </w:t>
-      </w:r>
-      <w:r>
-        <w:rPr>
-          <w:rFonts w:ascii="Liberation Serif" w:hAnsi="Liberation Serif" w:eastAsia="Liberation Serif"/>
-          <w:b/>
-          <w:i w:val="0"/>
-        </w:rPr>
-        <w:t>POSSIBLE</w:t>
-      </w:r>
-      <w:r>
-        <w:rPr>
-          <w:rFonts w:ascii="Liberation Serif" w:hAnsi="Liberation Serif" w:eastAsia="Liberation Serif"/>
-          <w:b w:val="0"/>
-          <w:i w:val="0"/>
-        </w:rPr>
-        <w:t xml:space="preserve">. </w:t>
-      </w:r>
-      <w:r>
-        <w:rPr>
-          <w:rFonts w:ascii="Liberation Serif" w:hAnsi="Liberation Serif" w:eastAsia="Liberation Serif"/>
-          <w:b/>
-          <w:i w:val="0"/>
-        </w:rPr>
-        <w:t>B054 done</w:t>
-      </w:r>
-      <w:r>
-        <w:rPr>
-          <w:rFonts w:ascii="Liberation Serif" w:hAnsi="Liberation Serif" w:eastAsia="Liberation Serif"/>
-          <w:b w:val="0"/>
-          <w:i w:val="0"/>
-        </w:rPr>
-        <w:t xml:space="preserve"> — Carter Cove stones </w:t>
-      </w:r>
-      <w:r>
-        <w:rPr>
-          <w:rFonts w:ascii="Liberation Serif" w:hAnsi="Liberation Serif" w:eastAsia="Liberation Serif"/>
-          <w:b/>
-          <w:i w:val="0"/>
-        </w:rPr>
-        <w:t>image seen</w:t>
+        <w:t>B007 partial:</w:t>
+      </w:r>
+      <w:r>
+        <w:rPr>
+          <w:rFonts w:ascii="Liberation Serif" w:hAnsi="Liberation Serif" w:eastAsia="Liberation Serif"/>
+          <w:b w:val="0"/>
+          <w:i w:val="0"/>
+        </w:rPr>
+        <w:t xml:space="preserve"> 1900 Liberty Township </w:t>
+      </w:r>
+      <w:r>
+        <w:rPr>
+          <w:rFonts w:ascii="Liberation Serif" w:hAnsi="Liberation Serif" w:eastAsia="Liberation Serif"/>
+          <w:b/>
+          <w:i w:val="0"/>
+        </w:rPr>
+        <w:t>closed</w:t>
+      </w:r>
+      <w:r>
+        <w:rPr>
+          <w:rFonts w:ascii="Liberation Serif" w:hAnsi="Liberation Serif" w:eastAsia="Liberation Serif"/>
+          <w:b w:val="0"/>
+          <w:i w:val="0"/>
+        </w:rPr>
+        <w:t xml:space="preserve"> (ED </w:t>
+      </w:r>
+      <w:r>
+        <w:rPr>
+          <w:rFonts w:ascii="Liberation Serif" w:hAnsi="Liberation Serif" w:eastAsia="Liberation Serif"/>
+          <w:b/>
+          <w:i w:val="0"/>
+        </w:rPr>
+        <w:t>4</w:t>
+      </w:r>
+      <w:r>
+        <w:rPr>
+          <w:rFonts w:ascii="Liberation Serif" w:hAnsi="Liberation Serif" w:eastAsia="Liberation Serif"/>
+          <w:b w:val="0"/>
+          <w:i w:val="0"/>
+        </w:rPr>
+        <w:t xml:space="preserve"> entire + ED </w:t>
+      </w:r>
+      <w:r>
+        <w:rPr>
+          <w:rFonts w:ascii="Liberation Serif" w:hAnsi="Liberation Serif" w:eastAsia="Liberation Serif"/>
+          <w:b/>
+          <w:i w:val="0"/>
+        </w:rPr>
+        <w:t>5</w:t>
+      </w:r>
+      <w:r>
+        <w:rPr>
+          <w:rFonts w:ascii="Liberation Serif" w:hAnsi="Liberation Serif" w:eastAsia="Liberation Serif"/>
+          <w:b w:val="0"/>
+          <w:i w:val="0"/>
+        </w:rPr>
+        <w:t xml:space="preserve"> entire). 1910 John Sullivan’s wife is </w:t>
+      </w:r>
+      <w:r>
+        <w:rPr>
+          <w:rFonts w:ascii="Liberation Serif" w:hAnsi="Liberation Serif" w:eastAsia="Liberation Serif"/>
+          <w:b/>
+          <w:i w:val="0"/>
+        </w:rPr>
+        <w:t>Ida M.</w:t>
+      </w:r>
+      <w:r>
+        <w:rPr>
+          <w:rFonts w:ascii="Liberation Serif" w:hAnsi="Liberation Serif" w:eastAsia="Liberation Serif"/>
+          <w:b w:val="0"/>
+          <w:i w:val="0"/>
+        </w:rPr>
+        <w:t xml:space="preserve"> John still unplaced in 1900. Residual: S-415 continuation; Bollinger ED </w:t>
+      </w:r>
+      <w:r>
+        <w:rPr>
+          <w:rFonts w:ascii="Liberation Serif" w:hAnsi="Liberation Serif" w:eastAsia="Liberation Serif"/>
+          <w:b/>
+          <w:i w:val="0"/>
+        </w:rPr>
+        <w:t>1/2/3/6</w:t>
       </w:r>
       <w:r>
         <w:rPr>
@@ -7921,135 +8097,7 @@
           <w:b/>
           <w:i w:val="0"/>
         </w:rPr>
-        <w:t>C410–C416</w:t>
-      </w:r>
-      <w:r>
-        <w:rPr>
-          <w:rFonts w:ascii="Liberation Serif" w:hAnsi="Liberation Serif" w:eastAsia="Liberation Serif"/>
-          <w:b w:val="0"/>
-          <w:i w:val="0"/>
-        </w:rPr>
-        <w:t xml:space="preserve">). Luther Riverview stones / DC images unread. </w:t>
-      </w:r>
-      <w:r>
-        <w:rPr>
-          <w:rFonts w:ascii="Liberation Serif" w:hAnsi="Liberation Serif" w:eastAsia="Liberation Serif"/>
-          <w:b/>
-          <w:i w:val="0"/>
-        </w:rPr>
-        <w:t>B051</w:t>
-      </w:r>
-      <w:r>
-        <w:rPr>
-          <w:rFonts w:ascii="Liberation Serif" w:hAnsi="Liberation Serif" w:eastAsia="Liberation Serif"/>
-          <w:b w:val="0"/>
-          <w:i w:val="0"/>
-        </w:rPr>
-        <w:t xml:space="preserve"> Luther death </w:t>
-      </w:r>
-      <w:r>
-        <w:rPr>
-          <w:rFonts w:ascii="Liberation Serif" w:hAnsi="Liberation Serif" w:eastAsia="Liberation Serif"/>
-          <w:b/>
-          <w:i w:val="0"/>
-        </w:rPr>
-        <w:t>done</w:t>
-      </w:r>
-      <w:r>
-        <w:rPr>
-          <w:rFonts w:ascii="Liberation Serif" w:hAnsi="Liberation Serif" w:eastAsia="Liberation Serif"/>
-          <w:b w:val="0"/>
-          <w:i w:val="0"/>
-        </w:rPr>
-        <w:t xml:space="preserve"> (</w:t>
-      </w:r>
-      <w:r>
-        <w:rPr>
-          <w:rFonts w:ascii="Liberation Serif" w:hAnsi="Liberation Serif" w:eastAsia="Liberation Serif"/>
-          <w:b/>
-          <w:i w:val="0"/>
-        </w:rPr>
-        <w:t>C375–C382</w:t>
-      </w:r>
-      <w:r>
-        <w:rPr>
-          <w:rFonts w:ascii="Liberation Serif" w:hAnsi="Liberation Serif" w:eastAsia="Liberation Serif"/>
-          <w:b w:val="0"/>
-          <w:i w:val="0"/>
-        </w:rPr>
-        <w:t xml:space="preserve">). </w:t>
-      </w:r>
-      <w:r>
-        <w:rPr>
-          <w:rFonts w:ascii="Liberation Serif" w:hAnsi="Liberation Serif" w:eastAsia="Liberation Serif"/>
-          <w:b/>
-          <w:i w:val="0"/>
-        </w:rPr>
-        <w:t>B052</w:t>
-      </w:r>
-      <w:r>
-        <w:rPr>
-          <w:rFonts w:ascii="Liberation Serif" w:hAnsi="Liberation Serif" w:eastAsia="Liberation Serif"/>
-          <w:b w:val="0"/>
-          <w:i w:val="0"/>
-        </w:rPr>
-        <w:t xml:space="preserve"> Shelby × Grace </w:t>
-      </w:r>
-      <w:r>
-        <w:rPr>
-          <w:rFonts w:ascii="Liberation Serif" w:hAnsi="Liberation Serif" w:eastAsia="Liberation Serif"/>
-          <w:b/>
-          <w:i w:val="0"/>
-        </w:rPr>
-        <w:t>done</w:t>
-      </w:r>
-      <w:r>
-        <w:rPr>
-          <w:rFonts w:ascii="Liberation Serif" w:hAnsi="Liberation Serif" w:eastAsia="Liberation Serif"/>
-          <w:b w:val="0"/>
-          <w:i w:val="0"/>
-        </w:rPr>
-        <w:t xml:space="preserve">. </w:t>
-      </w:r>
-      <w:r>
-        <w:rPr>
-          <w:rFonts w:ascii="Liberation Serif" w:hAnsi="Liberation Serif" w:eastAsia="Liberation Serif"/>
-          <w:b/>
-          <w:i w:val="0"/>
-        </w:rPr>
-        <w:t>B053</w:t>
-      </w:r>
-      <w:r>
-        <w:rPr>
-          <w:rFonts w:ascii="Liberation Serif" w:hAnsi="Liberation Serif" w:eastAsia="Liberation Serif"/>
-          <w:b w:val="0"/>
-          <w:i w:val="0"/>
-        </w:rPr>
-        <w:t xml:space="preserve"> Everett FAN </w:t>
-      </w:r>
-      <w:r>
-        <w:rPr>
-          <w:rFonts w:ascii="Liberation Serif" w:hAnsi="Liberation Serif" w:eastAsia="Liberation Serif"/>
-          <w:b/>
-          <w:i w:val="0"/>
-        </w:rPr>
-        <w:t>done</w:t>
-      </w:r>
-      <w:r>
-        <w:rPr>
-          <w:rFonts w:ascii="Liberation Serif" w:hAnsi="Liberation Serif" w:eastAsia="Liberation Serif"/>
-          <w:b w:val="0"/>
-          <w:i w:val="0"/>
-        </w:rPr>
-        <w:t xml:space="preserve"> (</w:t>
-      </w:r>
-      <w:r>
-        <w:rPr>
-          <w:rFonts w:ascii="Liberation Serif" w:hAnsi="Liberation Serif" w:eastAsia="Liberation Serif"/>
-          <w:b/>
-          <w:i w:val="0"/>
-        </w:rPr>
-        <w:t>C349–C365</w:t>
+        <w:t>C457–C463</w:t>
       </w:r>
       <w:r>
         <w:rPr>
@@ -8067,26 +8115,306 @@
       <w:r>
         <w:rPr>
           <w:rFonts w:ascii="Liberation Serif" w:hAnsi="Liberation Serif" w:eastAsia="Liberation Serif"/>
-          <w:b w:val="0"/>
-          <w:i w:val="0"/>
-        </w:rPr>
-        <w:t xml:space="preserve">Greene 37–43 Stone sweep is </w:t>
-      </w:r>
-      <w:r>
-        <w:rPr>
-          <w:rFonts w:ascii="Liberation Serif" w:hAnsi="Liberation Serif" w:eastAsia="Liberation Serif"/>
-          <w:b/>
-          <w:i w:val="0"/>
-        </w:rPr>
-        <w:t>closed</w:t>
-      </w:r>
-      <w:r>
-        <w:rPr>
-          <w:rFonts w:ascii="Liberation Serif" w:hAnsi="Liberation Serif" w:eastAsia="Liberation Serif"/>
-          <w:b w:val="0"/>
-          <w:i w:val="0"/>
-        </w:rPr>
-        <w:t>. Do not reopen Peebles as a third marriage without a license. Do not print 1868 or 24 February 1906 as facts.</w:t>
+          <w:b/>
+          <w:i w:val="0"/>
+        </w:rPr>
+        <w:t>FAN residual:</w:t>
+      </w:r>
+      <w:r>
+        <w:rPr>
+          <w:rFonts w:ascii="Liberation Serif" w:hAnsi="Liberation Serif" w:eastAsia="Liberation Serif"/>
+          <w:b w:val="0"/>
+          <w:i w:val="0"/>
+        </w:rPr>
+        <w:t xml:space="preserve"> B057 </w:t>
+      </w:r>
+      <w:r>
+        <w:rPr>
+          <w:rFonts w:ascii="Liberation Serif" w:hAnsi="Liberation Serif" w:eastAsia="Liberation Serif"/>
+          <w:b/>
+          <w:i w:val="0"/>
+        </w:rPr>
+        <w:t>done</w:t>
+      </w:r>
+      <w:r>
+        <w:rPr>
+          <w:rFonts w:ascii="Liberation Serif" w:hAnsi="Liberation Serif" w:eastAsia="Liberation Serif"/>
+          <w:b w:val="0"/>
+          <w:i w:val="0"/>
+        </w:rPr>
+        <w:t xml:space="preserve"> for the remote stone/index pass (</w:t>
+      </w:r>
+      <w:r>
+        <w:rPr>
+          <w:rFonts w:ascii="Liberation Serif" w:hAnsi="Liberation Serif" w:eastAsia="Liberation Serif"/>
+          <w:b/>
+          <w:i w:val="0"/>
+        </w:rPr>
+        <w:t>C383–C398</w:t>
+      </w:r>
+      <w:r>
+        <w:rPr>
+          <w:rFonts w:ascii="Liberation Serif" w:hAnsi="Liberation Serif" w:eastAsia="Liberation Serif"/>
+          <w:b w:val="0"/>
+          <w:i w:val="0"/>
+        </w:rPr>
+        <w:t xml:space="preserve">). Vincent Newman Family Cemetery located; Edward stone </w:t>
+      </w:r>
+      <w:r>
+        <w:rPr>
+          <w:rFonts w:ascii="Liberation Serif" w:hAnsi="Liberation Serif" w:eastAsia="Liberation Serif"/>
+          <w:b/>
+          <w:i w:val="0"/>
+        </w:rPr>
+        <w:t>image seen</w:t>
+      </w:r>
+      <w:r>
+        <w:rPr>
+          <w:rFonts w:ascii="Liberation Serif" w:hAnsi="Liberation Serif" w:eastAsia="Liberation Serif"/>
+          <w:b w:val="0"/>
+          <w:i w:val="0"/>
+        </w:rPr>
+        <w:t xml:space="preserve">; Madison 1936 ages </w:t>
+      </w:r>
+      <w:r>
+        <w:rPr>
+          <w:rFonts w:ascii="Liberation Serif" w:hAnsi="Liberation Serif" w:eastAsia="Liberation Serif"/>
+          <w:b/>
+          <w:i w:val="0"/>
+        </w:rPr>
+        <w:t>017</w:t>
+      </w:r>
+      <w:r>
+        <w:rPr>
+          <w:rFonts w:ascii="Liberation Serif" w:hAnsi="Liberation Serif" w:eastAsia="Liberation Serif"/>
+          <w:b w:val="0"/>
+          <w:i w:val="0"/>
+        </w:rPr>
+        <w:t xml:space="preserve">. Still unread: Madison/Lee DC </w:t>
+      </w:r>
+      <w:r>
+        <w:rPr>
+          <w:rFonts w:ascii="Liberation Serif" w:hAnsi="Liberation Serif" w:eastAsia="Liberation Serif"/>
+          <w:b/>
+          <w:i w:val="0"/>
+        </w:rPr>
+        <w:t>images</w:t>
+      </w:r>
+      <w:r>
+        <w:rPr>
+          <w:rFonts w:ascii="Liberation Serif" w:hAnsi="Liberation Serif" w:eastAsia="Liberation Serif"/>
+          <w:b w:val="0"/>
+          <w:i w:val="0"/>
+        </w:rPr>
+        <w:t xml:space="preserve">, Owsley 1920 book, Smith 1843–1929 marriages; Callie/Dorothy/Everett FAG </w:t>
+      </w:r>
+      <w:r>
+        <w:rPr>
+          <w:rFonts w:ascii="Liberation Serif" w:hAnsi="Liberation Serif" w:eastAsia="Liberation Serif"/>
+          <w:b/>
+          <w:i w:val="0"/>
+        </w:rPr>
+        <w:t>no photos</w:t>
+      </w:r>
+      <w:r>
+        <w:rPr>
+          <w:rFonts w:ascii="Liberation Serif" w:hAnsi="Liberation Serif" w:eastAsia="Liberation Serif"/>
+          <w:b w:val="0"/>
+          <w:i w:val="0"/>
+        </w:rPr>
+        <w:t xml:space="preserve">. Grant=Frank and John of Owsley still </w:t>
+      </w:r>
+      <w:r>
+        <w:rPr>
+          <w:rFonts w:ascii="Liberation Serif" w:hAnsi="Liberation Serif" w:eastAsia="Liberation Serif"/>
+          <w:b/>
+          <w:i w:val="0"/>
+        </w:rPr>
+        <w:t>POSSIBLE</w:t>
+      </w:r>
+      <w:r>
+        <w:rPr>
+          <w:rFonts w:ascii="Liberation Serif" w:hAnsi="Liberation Serif" w:eastAsia="Liberation Serif"/>
+          <w:b w:val="0"/>
+          <w:i w:val="0"/>
+        </w:rPr>
+        <w:t xml:space="preserve">. </w:t>
+      </w:r>
+      <w:r>
+        <w:rPr>
+          <w:rFonts w:ascii="Liberation Serif" w:hAnsi="Liberation Serif" w:eastAsia="Liberation Serif"/>
+          <w:b/>
+          <w:i w:val="0"/>
+        </w:rPr>
+        <w:t>B054 done</w:t>
+      </w:r>
+      <w:r>
+        <w:rPr>
+          <w:rFonts w:ascii="Liberation Serif" w:hAnsi="Liberation Serif" w:eastAsia="Liberation Serif"/>
+          <w:b w:val="0"/>
+          <w:i w:val="0"/>
+        </w:rPr>
+        <w:t xml:space="preserve"> — Carter Cove stones </w:t>
+      </w:r>
+      <w:r>
+        <w:rPr>
+          <w:rFonts w:ascii="Liberation Serif" w:hAnsi="Liberation Serif" w:eastAsia="Liberation Serif"/>
+          <w:b/>
+          <w:i w:val="0"/>
+        </w:rPr>
+        <w:t>image seen</w:t>
+      </w:r>
+      <w:r>
+        <w:rPr>
+          <w:rFonts w:ascii="Liberation Serif" w:hAnsi="Liberation Serif" w:eastAsia="Liberation Serif"/>
+          <w:b w:val="0"/>
+          <w:i w:val="0"/>
+        </w:rPr>
+        <w:t xml:space="preserve"> (</w:t>
+      </w:r>
+      <w:r>
+        <w:rPr>
+          <w:rFonts w:ascii="Liberation Serif" w:hAnsi="Liberation Serif" w:eastAsia="Liberation Serif"/>
+          <w:b/>
+          <w:i w:val="0"/>
+        </w:rPr>
+        <w:t>C410–C416</w:t>
+      </w:r>
+      <w:r>
+        <w:rPr>
+          <w:rFonts w:ascii="Liberation Serif" w:hAnsi="Liberation Serif" w:eastAsia="Liberation Serif"/>
+          <w:b w:val="0"/>
+          <w:i w:val="0"/>
+        </w:rPr>
+        <w:t xml:space="preserve">). Luther Riverview stones / DC images unread. </w:t>
+      </w:r>
+      <w:r>
+        <w:rPr>
+          <w:rFonts w:ascii="Liberation Serif" w:hAnsi="Liberation Serif" w:eastAsia="Liberation Serif"/>
+          <w:b/>
+          <w:i w:val="0"/>
+        </w:rPr>
+        <w:t>B051</w:t>
+      </w:r>
+      <w:r>
+        <w:rPr>
+          <w:rFonts w:ascii="Liberation Serif" w:hAnsi="Liberation Serif" w:eastAsia="Liberation Serif"/>
+          <w:b w:val="0"/>
+          <w:i w:val="0"/>
+        </w:rPr>
+        <w:t xml:space="preserve"> Luther death </w:t>
+      </w:r>
+      <w:r>
+        <w:rPr>
+          <w:rFonts w:ascii="Liberation Serif" w:hAnsi="Liberation Serif" w:eastAsia="Liberation Serif"/>
+          <w:b/>
+          <w:i w:val="0"/>
+        </w:rPr>
+        <w:t>done</w:t>
+      </w:r>
+      <w:r>
+        <w:rPr>
+          <w:rFonts w:ascii="Liberation Serif" w:hAnsi="Liberation Serif" w:eastAsia="Liberation Serif"/>
+          <w:b w:val="0"/>
+          <w:i w:val="0"/>
+        </w:rPr>
+        <w:t xml:space="preserve"> (</w:t>
+      </w:r>
+      <w:r>
+        <w:rPr>
+          <w:rFonts w:ascii="Liberation Serif" w:hAnsi="Liberation Serif" w:eastAsia="Liberation Serif"/>
+          <w:b/>
+          <w:i w:val="0"/>
+        </w:rPr>
+        <w:t>C375–C382</w:t>
+      </w:r>
+      <w:r>
+        <w:rPr>
+          <w:rFonts w:ascii="Liberation Serif" w:hAnsi="Liberation Serif" w:eastAsia="Liberation Serif"/>
+          <w:b w:val="0"/>
+          <w:i w:val="0"/>
+        </w:rPr>
+        <w:t xml:space="preserve">). </w:t>
+      </w:r>
+      <w:r>
+        <w:rPr>
+          <w:rFonts w:ascii="Liberation Serif" w:hAnsi="Liberation Serif" w:eastAsia="Liberation Serif"/>
+          <w:b/>
+          <w:i w:val="0"/>
+        </w:rPr>
+        <w:t>B052</w:t>
+      </w:r>
+      <w:r>
+        <w:rPr>
+          <w:rFonts w:ascii="Liberation Serif" w:hAnsi="Liberation Serif" w:eastAsia="Liberation Serif"/>
+          <w:b w:val="0"/>
+          <w:i w:val="0"/>
+        </w:rPr>
+        <w:t xml:space="preserve"> Shelby × Grace </w:t>
+      </w:r>
+      <w:r>
+        <w:rPr>
+          <w:rFonts w:ascii="Liberation Serif" w:hAnsi="Liberation Serif" w:eastAsia="Liberation Serif"/>
+          <w:b/>
+          <w:i w:val="0"/>
+        </w:rPr>
+        <w:t>done</w:t>
+      </w:r>
+      <w:r>
+        <w:rPr>
+          <w:rFonts w:ascii="Liberation Serif" w:hAnsi="Liberation Serif" w:eastAsia="Liberation Serif"/>
+          <w:b w:val="0"/>
+          <w:i w:val="0"/>
+        </w:rPr>
+        <w:t xml:space="preserve">. </w:t>
+      </w:r>
+      <w:r>
+        <w:rPr>
+          <w:rFonts w:ascii="Liberation Serif" w:hAnsi="Liberation Serif" w:eastAsia="Liberation Serif"/>
+          <w:b/>
+          <w:i w:val="0"/>
+        </w:rPr>
+        <w:t>B053</w:t>
+      </w:r>
+      <w:r>
+        <w:rPr>
+          <w:rFonts w:ascii="Liberation Serif" w:hAnsi="Liberation Serif" w:eastAsia="Liberation Serif"/>
+          <w:b w:val="0"/>
+          <w:i w:val="0"/>
+        </w:rPr>
+        <w:t xml:space="preserve"> Everett FAN </w:t>
+      </w:r>
+      <w:r>
+        <w:rPr>
+          <w:rFonts w:ascii="Liberation Serif" w:hAnsi="Liberation Serif" w:eastAsia="Liberation Serif"/>
+          <w:b/>
+          <w:i w:val="0"/>
+        </w:rPr>
+        <w:t>done</w:t>
+      </w:r>
+      <w:r>
+        <w:rPr>
+          <w:rFonts w:ascii="Liberation Serif" w:hAnsi="Liberation Serif" w:eastAsia="Liberation Serif"/>
+          <w:b w:val="0"/>
+          <w:i w:val="0"/>
+        </w:rPr>
+        <w:t xml:space="preserve"> (</w:t>
+      </w:r>
+      <w:r>
+        <w:rPr>
+          <w:rFonts w:ascii="Liberation Serif" w:hAnsi="Liberation Serif" w:eastAsia="Liberation Serif"/>
+          <w:b/>
+          <w:i w:val="0"/>
+        </w:rPr>
+        <w:t>C349–C365</w:t>
+      </w:r>
+      <w:r>
+        <w:rPr>
+          <w:rFonts w:ascii="Liberation Serif" w:hAnsi="Liberation Serif" w:eastAsia="Liberation Serif"/>
+          <w:b w:val="0"/>
+          <w:i w:val="0"/>
+        </w:rPr>
+        <w:t>).</w:t>
       </w:r>
     </w:p>
     <w:p>
@@ -8096,55 +8424,84 @@
       <w:r>
         <w:rPr>
           <w:rFonts w:ascii="Liberation Serif" w:hAnsi="Liberation Serif" w:eastAsia="Liberation Serif"/>
-          <w:b/>
-          <w:i w:val="0"/>
-        </w:rPr>
-        <w:t>Master Word document:</w:t>
-      </w:r>
-      <w:r>
-        <w:rPr>
-          <w:rFonts w:ascii="Liberation Serif" w:hAnsi="Liberation Serif" w:eastAsia="Liberation Serif"/>
-          <w:b w:val="0"/>
-          <w:i w:val="0"/>
-        </w:rPr>
-        <w:t xml:space="preserve"> </w:t>
-      </w:r>
-      <w:r>
-        <w:rPr>
-          <w:rFonts w:ascii="Liberation Mono" w:hAnsi="Liberation Mono" w:eastAsia="Liberation Mono"/>
-          <w:b w:val="0"/>
-          <w:i w:val="0"/>
-          <w:sz w:val="18"/>
-        </w:rPr>
-        <w:t>research/dora-ella-newnam/book/Dora-Ella-Newnam-Stone-A-Life.docx</w:t>
-      </w:r>
-      <w:r>
-        <w:rPr>
-          <w:rFonts w:ascii="Liberation Serif" w:hAnsi="Liberation Serif" w:eastAsia="Liberation Serif"/>
-          <w:b w:val="0"/>
-          <w:i w:val="0"/>
-        </w:rPr>
-        <w:t xml:space="preserve"> (working copy </w:t>
-      </w:r>
-      <w:r>
-        <w:rPr>
-          <w:rFonts w:ascii="Liberation Mono" w:hAnsi="Liberation Mono" w:eastAsia="Liberation Mono"/>
-          <w:b w:val="0"/>
-          <w:i w:val="0"/>
-          <w:sz w:val="18"/>
-        </w:rPr>
-        <w:t>sources/authored/Dora-Ella-Newnam-Stone-A-Life-latest.docx</w:t>
-      </w:r>
-      <w:r>
-        <w:rPr>
-          <w:rFonts w:ascii="Liberation Serif" w:hAnsi="Liberation Serif" w:eastAsia="Liberation Serif"/>
-          <w:b w:val="0"/>
-          <w:i w:val="0"/>
-        </w:rPr>
-        <w:t>). Rebuilt this pass. Pope Roll 5 is still unread.</w:t>
+          <w:b w:val="0"/>
+          <w:i w:val="0"/>
+        </w:rPr>
+        <w:t xml:space="preserve">Greene 37–43 Stone sweep is </w:t>
+      </w:r>
+      <w:r>
+        <w:rPr>
+          <w:rFonts w:ascii="Liberation Serif" w:hAnsi="Liberation Serif" w:eastAsia="Liberation Serif"/>
+          <w:b/>
+          <w:i w:val="0"/>
+        </w:rPr>
+        <w:t>closed</w:t>
+      </w:r>
+      <w:r>
+        <w:rPr>
+          <w:rFonts w:ascii="Liberation Serif" w:hAnsi="Liberation Serif" w:eastAsia="Liberation Serif"/>
+          <w:b w:val="0"/>
+          <w:i w:val="0"/>
+        </w:rPr>
+        <w:t>. Do not reopen Peebles as a third marriage without a license. Do not print 1868 or 24 February 1906 as facts.</w:t>
       </w:r>
     </w:p>
     <w:p>
+      <w:pPr>
+        <w:pStyle w:val="ListBullet"/>
+      </w:pPr>
+      <w:r>
+        <w:rPr>
+          <w:rFonts w:ascii="Liberation Serif" w:hAnsi="Liberation Serif" w:eastAsia="Liberation Serif"/>
+          <w:b/>
+          <w:i w:val="0"/>
+        </w:rPr>
+        <w:t>Master Word document:</w:t>
+      </w:r>
+      <w:r>
+        <w:rPr>
+          <w:rFonts w:ascii="Liberation Serif" w:hAnsi="Liberation Serif" w:eastAsia="Liberation Serif"/>
+          <w:b w:val="0"/>
+          <w:i w:val="0"/>
+        </w:rPr>
+        <w:t xml:space="preserve"> </w:t>
+      </w:r>
+      <w:r>
+        <w:rPr>
+          <w:rFonts w:ascii="Liberation Mono" w:hAnsi="Liberation Mono" w:eastAsia="Liberation Mono"/>
+          <w:b w:val="0"/>
+          <w:i w:val="0"/>
+          <w:sz w:val="18"/>
+        </w:rPr>
+        <w:t>research/dora-ella-newnam/book/Dora-Ella-Newnam-Stone-A-Life.docx</w:t>
+      </w:r>
+      <w:r>
+        <w:rPr>
+          <w:rFonts w:ascii="Liberation Serif" w:hAnsi="Liberation Serif" w:eastAsia="Liberation Serif"/>
+          <w:b w:val="0"/>
+          <w:i w:val="0"/>
+        </w:rPr>
+        <w:t xml:space="preserve"> (working copy </w:t>
+      </w:r>
+      <w:r>
+        <w:rPr>
+          <w:rFonts w:ascii="Liberation Mono" w:hAnsi="Liberation Mono" w:eastAsia="Liberation Mono"/>
+          <w:b w:val="0"/>
+          <w:i w:val="0"/>
+          <w:sz w:val="18"/>
+        </w:rPr>
+        <w:t>sources/authored/Dora-Ella-Newnam-Stone-A-Life-latest.docx</w:t>
+      </w:r>
+      <w:r>
+        <w:rPr>
+          <w:rFonts w:ascii="Liberation Serif" w:hAnsi="Liberation Serif" w:eastAsia="Liberation Serif"/>
+          <w:b w:val="0"/>
+          <w:i w:val="0"/>
+        </w:rPr>
+        <w:t>). Rebuilt this pass. Pope Roll 5 is still unread.</w:t>
+      </w:r>
+    </w:p>
+    <w:p>
       <w:r>
         <w:rPr>
           <w:rFonts w:ascii="Liberation Serif" w:hAnsi="Liberation Serif" w:eastAsia="Liberation Serif"/>
@@ -8159,15 +8516,15 @@
           <w:b/>
           <w:i w:val="0"/>
         </w:rPr>
-        <w:t>B039</w:t>
-      </w:r>
-      <w:r>
-        <w:rPr>
-          <w:rFonts w:ascii="Liberation Serif" w:hAnsi="Liberation Serif" w:eastAsia="Liberation Serif"/>
-          <w:b w:val="0"/>
-          <w:i w:val="0"/>
-        </w:rPr>
-        <w:t xml:space="preserve"> (Owsley 1879–1902 / courthouse FAN residual) if still free. </w:t>
+        <w:t>B007 residual</w:t>
+      </w:r>
+      <w:r>
+        <w:rPr>
+          <w:rFonts w:ascii="Liberation Serif" w:hAnsi="Liberation Serif" w:eastAsia="Liberation Serif"/>
+          <w:b w:val="0"/>
+          <w:i w:val="0"/>
+        </w:rPr>
+        <w:t xml:space="preserve"> (S-415 continuation / 1900 Bollinger ED 1/2/3/6) if still free; else other 1920 Yell EDs besides 182/191/200. </w:t>
       </w:r>
       <w:r>
         <w:rPr>
@@ -8183,24 +8540,7 @@
           <w:b w:val="0"/>
           <w:i w:val="0"/>
         </w:rPr>
-        <w:t xml:space="preserve"> is owned by </w:t>
-      </w:r>
-      <w:r>
-        <w:rPr>
-          <w:rFonts w:ascii="Liberation Mono" w:hAnsi="Liberation Mono" w:eastAsia="Liberation Mono"/>
-          <w:b w:val="0"/>
-          <w:i w:val="0"/>
-          <w:sz w:val="18"/>
-        </w:rPr>
-        <w:t>bc-6d51c793</w:t>
-      </w:r>
-      <w:r>
-        <w:rPr>
-          <w:rFonts w:ascii="Liberation Serif" w:hAnsi="Liberation Serif" w:eastAsia="Liberation Serif"/>
-          <w:b w:val="0"/>
-          <w:i w:val="0"/>
-        </w:rPr>
-        <w:t xml:space="preserve">. </w:t>
+        <w:t xml:space="preserve"> wrap filed this pass (partial). </w:t>
       </w:r>
       <w:r>
         <w:rPr>
@@ -8216,7 +8556,23 @@
           <w:b w:val="0"/>
           <w:i w:val="0"/>
         </w:rPr>
-        <w:t xml:space="preserve"> wrap filed this pass (partial; certificate unread). </w:t>
+        <w:t xml:space="preserve"> wrap filed Pass </w:t>
+      </w:r>
+      <w:r>
+        <w:rPr>
+          <w:rFonts w:ascii="Liberation Serif" w:hAnsi="Liberation Serif" w:eastAsia="Liberation Serif"/>
+          <w:b/>
+          <w:i w:val="0"/>
+        </w:rPr>
+        <w:t>77</w:t>
+      </w:r>
+      <w:r>
+        <w:rPr>
+          <w:rFonts w:ascii="Liberation Serif" w:hAnsi="Liberation Serif" w:eastAsia="Liberation Serif"/>
+          <w:b w:val="0"/>
+          <w:i w:val="0"/>
+        </w:rPr>
+        <w:t xml:space="preserve"> (partial; certificate unread). </w:t>
       </w:r>
       <w:r>
         <w:rPr>
@@ -8272,7 +8628,7 @@
           <w:b/>
           <w:i w:val="0"/>
         </w:rPr>
-        <w:t>B007 / B047 / B049 / B055 / B056</w:t>
+        <w:t>B014 / B015 / B047 / B049 / B055 / B056</w:t>
       </w:r>
       <w:r>
         <w:rPr>
@@ -8288,7 +8644,7 @@
           <w:b/>
           <w:i w:val="0"/>
         </w:rPr>
-        <w:t>B014 / B016 / B015 / B045 / B051 / B054 / B057 / B092</w:t>
+        <w:t>B007 Liberty sheets / B016 / B045 / B051 / B054 / B057 / B092</w:t>
       </w:r>
       <w:r>
         <w:rPr>
@@ -13379,6 +13735,273 @@
           <w:i w:val="0"/>
         </w:rPr>
         <w:t>S371–S382</w:t>
+      </w:r>
+      <w:r>
+        <w:rPr>
+          <w:rFonts w:ascii="Liberation Serif" w:hAnsi="Liberation Serif" w:eastAsia="Liberation Serif"/>
+          <w:b w:val="0"/>
+          <w:i w:val="0"/>
+        </w:rPr>
+        <w:t>.</w:t>
+      </w:r>
+    </w:p>
+    <w:p>
+      <w:r>
+        <w:rPr>
+          <w:rFonts w:ascii="Liberation Serif" w:hAnsi="Liberation Serif" w:eastAsia="Liberation Serif"/>
+          <w:b w:val="0"/>
+          <w:i w:val="0"/>
+        </w:rPr>
+        <w:t xml:space="preserve">59. Pass 76 B007. 1900 Bollinger Liberty ED </w:t>
+      </w:r>
+      <w:r>
+        <w:rPr>
+          <w:rFonts w:ascii="Liberation Serif" w:hAnsi="Liberation Serif" w:eastAsia="Liberation Serif"/>
+          <w:b/>
+          <w:i w:val="0"/>
+        </w:rPr>
+        <w:t>4</w:t>
+      </w:r>
+      <w:r>
+        <w:rPr>
+          <w:rFonts w:ascii="Liberation Serif" w:hAnsi="Liberation Serif" w:eastAsia="Liberation Serif"/>
+          <w:b w:val="0"/>
+          <w:i w:val="0"/>
+        </w:rPr>
+        <w:t xml:space="preserve"> sh </w:t>
+      </w:r>
+      <w:r>
+        <w:rPr>
+          <w:rFonts w:ascii="Liberation Serif" w:hAnsi="Liberation Serif" w:eastAsia="Liberation Serif"/>
+          <w:b/>
+          <w:i w:val="0"/>
+        </w:rPr>
+        <w:t>5 A–7 B</w:t>
+      </w:r>
+      <w:r>
+        <w:rPr>
+          <w:rFonts w:ascii="Liberation Serif" w:hAnsi="Liberation Serif" w:eastAsia="Liberation Serif"/>
+          <w:b w:val="0"/>
+          <w:i w:val="0"/>
+        </w:rPr>
+        <w:t xml:space="preserve"> (IA </w:t>
+      </w:r>
+      <w:r>
+        <w:rPr>
+          <w:rFonts w:ascii="Liberation Mono" w:hAnsi="Liberation Mono" w:eastAsia="Liberation Mono"/>
+          <w:b w:val="0"/>
+          <w:i w:val="0"/>
+          <w:sz w:val="18"/>
+        </w:rPr>
+        <w:t>12thcensusofpopu839unit</w:t>
+      </w:r>
+      <w:r>
+        <w:rPr>
+          <w:rFonts w:ascii="Liberation Serif" w:hAnsi="Liberation Serif" w:eastAsia="Liberation Serif"/>
+          <w:b w:val="0"/>
+          <w:i w:val="0"/>
+        </w:rPr>
+        <w:t xml:space="preserve"> BookReader jp2 </w:t>
+      </w:r>
+      <w:r>
+        <w:rPr>
+          <w:rFonts w:ascii="Liberation Serif" w:hAnsi="Liberation Serif" w:eastAsia="Liberation Serif"/>
+          <w:b/>
+          <w:i w:val="0"/>
+        </w:rPr>
+        <w:t>1098–1103</w:t>
+      </w:r>
+      <w:r>
+        <w:rPr>
+          <w:rFonts w:ascii="Liberation Serif" w:hAnsi="Liberation Serif" w:eastAsia="Liberation Serif"/>
+          <w:b w:val="0"/>
+          <w:i w:val="0"/>
+        </w:rPr>
+        <w:t xml:space="preserve">) and ED </w:t>
+      </w:r>
+      <w:r>
+        <w:rPr>
+          <w:rFonts w:ascii="Liberation Serif" w:hAnsi="Liberation Serif" w:eastAsia="Liberation Serif"/>
+          <w:b/>
+          <w:i w:val="0"/>
+        </w:rPr>
+        <w:t>5</w:t>
+      </w:r>
+      <w:r>
+        <w:rPr>
+          <w:rFonts w:ascii="Liberation Serif" w:hAnsi="Liberation Serif" w:eastAsia="Liberation Serif"/>
+          <w:b w:val="0"/>
+          <w:i w:val="0"/>
+        </w:rPr>
+        <w:t xml:space="preserve"> sh </w:t>
+      </w:r>
+      <w:r>
+        <w:rPr>
+          <w:rFonts w:ascii="Liberation Serif" w:hAnsi="Liberation Serif" w:eastAsia="Liberation Serif"/>
+          <w:b/>
+          <w:i w:val="0"/>
+        </w:rPr>
+        <w:t>15 A–16 B</w:t>
+      </w:r>
+      <w:r>
+        <w:rPr>
+          <w:rFonts w:ascii="Liberation Serif" w:hAnsi="Liberation Serif" w:eastAsia="Liberation Serif"/>
+          <w:b w:val="0"/>
+          <w:i w:val="0"/>
+        </w:rPr>
+        <w:t xml:space="preserve"> (jp2 </w:t>
+      </w:r>
+      <w:r>
+        <w:rPr>
+          <w:rFonts w:ascii="Liberation Serif" w:hAnsi="Liberation Serif" w:eastAsia="Liberation Serif"/>
+          <w:b/>
+          <w:i w:val="0"/>
+        </w:rPr>
+        <w:t>1132–1135</w:t>
+      </w:r>
+      <w:r>
+        <w:rPr>
+          <w:rFonts w:ascii="Liberation Serif" w:hAnsi="Liberation Serif" w:eastAsia="Liberation Serif"/>
+          <w:b w:val="0"/>
+          <w:i w:val="0"/>
+        </w:rPr>
+        <w:t xml:space="preserve">) </w:t>
+      </w:r>
+      <w:r>
+        <w:rPr>
+          <w:rFonts w:ascii="Liberation Serif" w:hAnsi="Liberation Serif" w:eastAsia="Liberation Serif"/>
+          <w:b/>
+          <w:i w:val="0"/>
+        </w:rPr>
+        <w:t>image seen.</w:t>
+      </w:r>
+      <w:r>
+        <w:rPr>
+          <w:rFonts w:ascii="Liberation Serif" w:hAnsi="Liberation Serif" w:eastAsia="Liberation Serif"/>
+          <w:b w:val="0"/>
+          <w:i w:val="0"/>
+        </w:rPr>
+        <w:t xml:space="preserve"> Township </w:t>
+      </w:r>
+      <w:r>
+        <w:rPr>
+          <w:rFonts w:ascii="Liberation Serif" w:hAnsi="Liberation Serif" w:eastAsia="Liberation Serif"/>
+          <w:b/>
+          <w:i w:val="0"/>
+        </w:rPr>
+        <w:t>closed nil</w:t>
+      </w:r>
+      <w:r>
+        <w:rPr>
+          <w:rFonts w:ascii="Liberation Serif" w:hAnsi="Liberation Serif" w:eastAsia="Liberation Serif"/>
+          <w:b w:val="0"/>
+          <w:i w:val="0"/>
+        </w:rPr>
+        <w:t xml:space="preserve"> for John Sullivan / Sarah Newman / Oscar / Letha. N-550 Oscar heads (pp </w:t>
+      </w:r>
+      <w:r>
+        <w:rPr>
+          <w:rFonts w:ascii="Liberation Serif" w:hAnsi="Liberation Serif" w:eastAsia="Liberation Serif"/>
+          <w:b/>
+          <w:i w:val="0"/>
+        </w:rPr>
+        <w:t>1097–1107</w:t>
+      </w:r>
+      <w:r>
+        <w:rPr>
+          <w:rFonts w:ascii="Liberation Serif" w:hAnsi="Liberation Serif" w:eastAsia="Liberation Serif"/>
+          <w:b w:val="0"/>
+          <w:i w:val="0"/>
+        </w:rPr>
+        <w:t xml:space="preserve">) and Sarah heads (pp </w:t>
+      </w:r>
+      <w:r>
+        <w:rPr>
+          <w:rFonts w:ascii="Liberation Serif" w:hAnsi="Liberation Serif" w:eastAsia="Liberation Serif"/>
+          <w:b/>
+          <w:i w:val="0"/>
+        </w:rPr>
+        <w:t>1173–1187</w:t>
+      </w:r>
+      <w:r>
+        <w:rPr>
+          <w:rFonts w:ascii="Liberation Serif" w:hAnsi="Liberation Serif" w:eastAsia="Liberation Serif"/>
+          <w:b w:val="0"/>
+          <w:i w:val="0"/>
+        </w:rPr>
+        <w:t xml:space="preserve">) are not this cluster. 1910 invert re-read: wife </w:t>
+      </w:r>
+      <w:r>
+        <w:rPr>
+          <w:rFonts w:ascii="Liberation Serif" w:hAnsi="Liberation Serif" w:eastAsia="Liberation Serif"/>
+          <w:b/>
+          <w:i w:val="0"/>
+        </w:rPr>
+        <w:t>Ida M.</w:t>
+      </w:r>
+      <w:r>
+        <w:rPr>
+          <w:rFonts w:ascii="Liberation Serif" w:hAnsi="Liberation Serif" w:eastAsia="Liberation Serif"/>
+          <w:b w:val="0"/>
+          <w:i w:val="0"/>
+        </w:rPr>
+        <w:t xml:space="preserve"> dw/fam </w:t>
+      </w:r>
+      <w:r>
+        <w:rPr>
+          <w:rFonts w:ascii="Liberation Serif" w:hAnsi="Liberation Serif" w:eastAsia="Liberation Serif"/>
+          <w:b/>
+          <w:i w:val="0"/>
+        </w:rPr>
+        <w:t>158/160</w:t>
+      </w:r>
+      <w:r>
+        <w:rPr>
+          <w:rFonts w:ascii="Liberation Serif" w:hAnsi="Liberation Serif" w:eastAsia="Liberation Serif"/>
+          <w:b w:val="0"/>
+          <w:i w:val="0"/>
+        </w:rPr>
+        <w:t xml:space="preserve">. John still unplaced in 1900. </w:t>
+      </w:r>
+      <w:r>
+        <w:rPr>
+          <w:rFonts w:ascii="Liberation Serif" w:hAnsi="Liberation Serif" w:eastAsia="Liberation Serif"/>
+          <w:b w:val="0"/>
+          <w:i/>
+        </w:rPr>
+        <w:t>Image seen / index cards. S-415 continuation and ED 1/2/3/6 unread.</w:t>
+      </w:r>
+      <w:r>
+        <w:rPr>
+          <w:rFonts w:ascii="Liberation Serif" w:hAnsi="Liberation Serif" w:eastAsia="Liberation Serif"/>
+          <w:b w:val="0"/>
+          <w:i w:val="0"/>
+        </w:rPr>
+        <w:t xml:space="preserve"> </w:t>
+      </w:r>
+      <w:r>
+        <w:rPr>
+          <w:rFonts w:ascii="Liberation Serif" w:hAnsi="Liberation Serif" w:eastAsia="Liberation Serif"/>
+          <w:b/>
+          <w:i w:val="0"/>
+        </w:rPr>
+        <w:t>C457–C463</w:t>
+      </w:r>
+      <w:r>
+        <w:rPr>
+          <w:rFonts w:ascii="Liberation Serif" w:hAnsi="Liberation Serif" w:eastAsia="Liberation Serif"/>
+          <w:b w:val="0"/>
+          <w:i w:val="0"/>
+        </w:rPr>
+        <w:t xml:space="preserve"> </w:t>
+      </w:r>
+      <w:r>
+        <w:rPr>
+          <w:rFonts w:ascii="Liberation Serif" w:hAnsi="Liberation Serif" w:eastAsia="Liberation Serif"/>
+          <w:b/>
+          <w:i w:val="0"/>
+        </w:rPr>
+        <w:t>S393–S397</w:t>
       </w:r>
       <w:r>
         <w:rPr>
@@ -21406,6 +22029,468 @@
                 <w:sz w:val="18"/>
               </w:rPr>
               <w:t>combined notes</w:t>
+            </w:r>
+          </w:p>
+        </w:tc>
+      </w:tr>
+      <w:tr>
+        <w:tc>
+          <w:tcPr>
+            <w:tcW w:type="dxa" w:w="1872"/>
+          </w:tcPr>
+          <w:p>
+            <w:r/>
+            <w:r>
+              <w:rPr>
+                <w:rFonts w:ascii="Liberation Serif" w:hAnsi="Liberation Serif" w:eastAsia="Liberation Serif"/>
+                <w:b w:val="0"/>
+                <w:i w:val="0"/>
+                <w:sz w:val="18"/>
+              </w:rPr>
+              <w:t>S393</w:t>
+            </w:r>
+          </w:p>
+        </w:tc>
+        <w:tc>
+          <w:tcPr>
+            <w:tcW w:type="dxa" w:w="1872"/>
+          </w:tcPr>
+          <w:p>
+            <w:r/>
+            <w:r>
+              <w:rPr>
+                <w:rFonts w:ascii="Liberation Mono" w:hAnsi="Liberation Mono" w:eastAsia="Liberation Mono"/>
+                <w:b w:val="0"/>
+                <w:i w:val="0"/>
+                <w:sz w:val="18"/>
+              </w:rPr>
+              <w:t>../sources/census/1900-bollinger-ed4-sh5a-hdr-2026-10-31.png</w:t>
+            </w:r>
+            <w:r>
+              <w:rPr>
+                <w:rFonts w:ascii="Liberation Serif" w:hAnsi="Liberation Serif" w:eastAsia="Liberation Serif"/>
+                <w:b w:val="0"/>
+                <w:i w:val="0"/>
+                <w:sz w:val="18"/>
+              </w:rPr>
+              <w:t xml:space="preserve"> · names · sh 7 B</w:t>
+            </w:r>
+          </w:p>
+        </w:tc>
+        <w:tc>
+          <w:tcPr>
+            <w:tcW w:type="dxa" w:w="1872"/>
+          </w:tcPr>
+          <w:p>
+            <w:r/>
+            <w:r>
+              <w:rPr>
+                <w:rFonts w:ascii="Liberation Serif" w:hAnsi="Liberation Serif" w:eastAsia="Liberation Serif"/>
+                <w:b w:val="0"/>
+                <w:i w:val="0"/>
+                <w:sz w:val="18"/>
+              </w:rPr>
+              <w:t>T623-839 jp2 1098–1103</w:t>
+            </w:r>
+          </w:p>
+        </w:tc>
+        <w:tc>
+          <w:tcPr>
+            <w:tcW w:type="dxa" w:w="1872"/>
+          </w:tcPr>
+          <w:p>
+            <w:r/>
+            <w:r>
+              <w:rPr>
+                <w:rFonts w:ascii="Liberation Serif" w:hAnsi="Liberation Serif" w:eastAsia="Liberation Serif"/>
+                <w:b w:val="0"/>
+                <w:i w:val="0"/>
+                <w:sz w:val="18"/>
+              </w:rPr>
+              <w:t>ED 4 sh 5 A–7 B nil Sullivan/Newman</w:t>
+            </w:r>
+          </w:p>
+        </w:tc>
+        <w:tc>
+          <w:tcPr>
+            <w:tcW w:type="dxa" w:w="1872"/>
+          </w:tcPr>
+          <w:p>
+            <w:r/>
+            <w:r>
+              <w:rPr>
+                <w:rFonts w:ascii="Liberation Serif" w:hAnsi="Liberation Serif" w:eastAsia="Liberation Serif"/>
+                <w:b w:val="0"/>
+                <w:i w:val="0"/>
+                <w:sz w:val="18"/>
+              </w:rPr>
+              <w:t>image seen</w:t>
+            </w:r>
+          </w:p>
+        </w:tc>
+      </w:tr>
+      <w:tr>
+        <w:tc>
+          <w:tcPr>
+            <w:tcW w:type="dxa" w:w="1872"/>
+          </w:tcPr>
+          <w:p>
+            <w:r/>
+            <w:r>
+              <w:rPr>
+                <w:rFonts w:ascii="Liberation Serif" w:hAnsi="Liberation Serif" w:eastAsia="Liberation Serif"/>
+                <w:b w:val="0"/>
+                <w:i w:val="0"/>
+                <w:sz w:val="18"/>
+              </w:rPr>
+              <w:t>S394</w:t>
+            </w:r>
+          </w:p>
+        </w:tc>
+        <w:tc>
+          <w:tcPr>
+            <w:tcW w:type="dxa" w:w="1872"/>
+          </w:tcPr>
+          <w:p>
+            <w:r/>
+            <w:r>
+              <w:rPr>
+                <w:rFonts w:ascii="Liberation Mono" w:hAnsi="Liberation Mono" w:eastAsia="Liberation Mono"/>
+                <w:b w:val="0"/>
+                <w:i w:val="0"/>
+                <w:sz w:val="18"/>
+              </w:rPr>
+              <w:t>../sources/census/1900-bollinger-ed5-sh15a-hdr-2026-10-31.png</w:t>
+            </w:r>
+            <w:r>
+              <w:rPr>
+                <w:rFonts w:ascii="Liberation Serif" w:hAnsi="Liberation Serif" w:eastAsia="Liberation Serif"/>
+                <w:b w:val="0"/>
+                <w:i w:val="0"/>
+                <w:sz w:val="18"/>
+              </w:rPr>
+              <w:t xml:space="preserve"> · sh 16 B names</w:t>
+            </w:r>
+          </w:p>
+        </w:tc>
+        <w:tc>
+          <w:tcPr>
+            <w:tcW w:type="dxa" w:w="1872"/>
+          </w:tcPr>
+          <w:p>
+            <w:r/>
+            <w:r>
+              <w:rPr>
+                <w:rFonts w:ascii="Liberation Serif" w:hAnsi="Liberation Serif" w:eastAsia="Liberation Serif"/>
+                <w:b w:val="0"/>
+                <w:i w:val="0"/>
+                <w:sz w:val="18"/>
+              </w:rPr>
+              <w:t>same reel jp2 1132–1136</w:t>
+            </w:r>
+          </w:p>
+        </w:tc>
+        <w:tc>
+          <w:tcPr>
+            <w:tcW w:type="dxa" w:w="1872"/>
+          </w:tcPr>
+          <w:p>
+            <w:r/>
+            <w:r>
+              <w:rPr>
+                <w:rFonts w:ascii="Liberation Serif" w:hAnsi="Liberation Serif" w:eastAsia="Liberation Serif"/>
+                <w:b w:val="0"/>
+                <w:i w:val="0"/>
+                <w:sz w:val="18"/>
+              </w:rPr>
+              <w:t>ED 5 sh 15 A–16 B nil; ED 6 starts 1136</w:t>
+            </w:r>
+          </w:p>
+        </w:tc>
+        <w:tc>
+          <w:tcPr>
+            <w:tcW w:type="dxa" w:w="1872"/>
+          </w:tcPr>
+          <w:p>
+            <w:r/>
+            <w:r>
+              <w:rPr>
+                <w:rFonts w:ascii="Liberation Serif" w:hAnsi="Liberation Serif" w:eastAsia="Liberation Serif"/>
+                <w:b w:val="0"/>
+                <w:i w:val="0"/>
+                <w:sz w:val="18"/>
+              </w:rPr>
+              <w:t>image seen</w:t>
+            </w:r>
+          </w:p>
+        </w:tc>
+      </w:tr>
+      <w:tr>
+        <w:tc>
+          <w:tcPr>
+            <w:tcW w:type="dxa" w:w="1872"/>
+          </w:tcPr>
+          <w:p>
+            <w:r/>
+            <w:r>
+              <w:rPr>
+                <w:rFonts w:ascii="Liberation Serif" w:hAnsi="Liberation Serif" w:eastAsia="Liberation Serif"/>
+                <w:b w:val="0"/>
+                <w:i w:val="0"/>
+                <w:sz w:val="18"/>
+              </w:rPr>
+              <w:t>S395</w:t>
+            </w:r>
+          </w:p>
+        </w:tc>
+        <w:tc>
+          <w:tcPr>
+            <w:tcW w:type="dxa" w:w="1872"/>
+          </w:tcPr>
+          <w:p>
+            <w:r/>
+            <w:r>
+              <w:rPr>
+                <w:rFonts w:ascii="Liberation Mono" w:hAnsi="Liberation Mono" w:eastAsia="Liberation Mono"/>
+                <w:b w:val="0"/>
+                <w:i w:val="0"/>
+                <w:sz w:val="18"/>
+              </w:rPr>
+              <w:t>../sources/census/1900-mo-n550-oscar-r-clark-p1104-2026-10-31.png</w:t>
+            </w:r>
+            <w:r>
+              <w:rPr>
+                <w:rFonts w:ascii="Liberation Serif" w:hAnsi="Liberation Serif" w:eastAsia="Liberation Serif"/>
+                <w:b w:val="0"/>
+                <w:i w:val="0"/>
+                <w:sz w:val="18"/>
+              </w:rPr>
+              <w:t xml:space="preserve"> · Howard · Sarah cards</w:t>
+            </w:r>
+          </w:p>
+        </w:tc>
+        <w:tc>
+          <w:tcPr>
+            <w:tcW w:type="dxa" w:w="1872"/>
+          </w:tcPr>
+          <w:p>
+            <w:r/>
+            <w:r>
+              <w:rPr>
+                <w:rFonts w:ascii="Liberation Serif" w:hAnsi="Liberation Serif" w:eastAsia="Liberation Serif"/>
+                <w:b w:val="0"/>
+                <w:i w:val="0"/>
+                <w:sz w:val="18"/>
+              </w:rPr>
+              <w:t>N-550</w:t>
+            </w:r>
+          </w:p>
+        </w:tc>
+        <w:tc>
+          <w:tcPr>
+            <w:tcW w:type="dxa" w:w="1872"/>
+          </w:tcPr>
+          <w:p>
+            <w:r/>
+            <w:r>
+              <w:rPr>
+                <w:rFonts w:ascii="Liberation Serif" w:hAnsi="Liberation Serif" w:eastAsia="Liberation Serif"/>
+                <w:b w:val="0"/>
+                <w:i w:val="0"/>
+                <w:sz w:val="18"/>
+              </w:rPr>
+              <w:t>Oscar/Sarah heads not C245</w:t>
+            </w:r>
+          </w:p>
+        </w:tc>
+        <w:tc>
+          <w:tcPr>
+            <w:tcW w:type="dxa" w:w="1872"/>
+          </w:tcPr>
+          <w:p>
+            <w:r/>
+            <w:r>
+              <w:rPr>
+                <w:rFonts w:ascii="Liberation Serif" w:hAnsi="Liberation Serif" w:eastAsia="Liberation Serif"/>
+                <w:b w:val="0"/>
+                <w:i w:val="0"/>
+                <w:sz w:val="18"/>
+              </w:rPr>
+              <w:t>image seen (cards)</w:t>
+            </w:r>
+          </w:p>
+        </w:tc>
+      </w:tr>
+      <w:tr>
+        <w:tc>
+          <w:tcPr>
+            <w:tcW w:type="dxa" w:w="1872"/>
+          </w:tcPr>
+          <w:p>
+            <w:r/>
+            <w:r>
+              <w:rPr>
+                <w:rFonts w:ascii="Liberation Serif" w:hAnsi="Liberation Serif" w:eastAsia="Liberation Serif"/>
+                <w:b w:val="0"/>
+                <w:i w:val="0"/>
+                <w:sz w:val="18"/>
+              </w:rPr>
+              <w:t>S396</w:t>
+            </w:r>
+          </w:p>
+        </w:tc>
+        <w:tc>
+          <w:tcPr>
+            <w:tcW w:type="dxa" w:w="1872"/>
+          </w:tcPr>
+          <w:p>
+            <w:r/>
+            <w:r>
+              <w:rPr>
+                <w:rFonts w:ascii="Liberation Mono" w:hAnsi="Liberation Mono" w:eastAsia="Liberation Mono"/>
+                <w:b w:val="0"/>
+                <w:i w:val="0"/>
+                <w:sz w:val="18"/>
+              </w:rPr>
+              <w:t>../sources/census/b007-pass76-1900-liberty-n550-extract-2026-10-31.txt</w:t>
+            </w:r>
+          </w:p>
+        </w:tc>
+        <w:tc>
+          <w:tcPr>
+            <w:tcW w:type="dxa" w:w="1872"/>
+          </w:tcPr>
+          <w:p>
+            <w:r/>
+            <w:r>
+              <w:rPr>
+                <w:rFonts w:ascii="Liberation Serif" w:hAnsi="Liberation Serif" w:eastAsia="Liberation Serif"/>
+                <w:b w:val="0"/>
+                <w:i w:val="0"/>
+                <w:sz w:val="18"/>
+              </w:rPr>
+              <w:t>Combined B007 notes</w:t>
+            </w:r>
+          </w:p>
+        </w:tc>
+        <w:tc>
+          <w:tcPr>
+            <w:tcW w:type="dxa" w:w="1872"/>
+          </w:tcPr>
+          <w:p>
+            <w:r/>
+            <w:r>
+              <w:rPr>
+                <w:rFonts w:ascii="Liberation Serif" w:hAnsi="Liberation Serif" w:eastAsia="Liberation Serif"/>
+                <w:b w:val="0"/>
+                <w:i w:val="0"/>
+                <w:sz w:val="18"/>
+              </w:rPr>
+              <w:t>Header map + residual</w:t>
+            </w:r>
+          </w:p>
+        </w:tc>
+        <w:tc>
+          <w:tcPr>
+            <w:tcW w:type="dxa" w:w="1872"/>
+          </w:tcPr>
+          <w:p>
+            <w:r/>
+            <w:r>
+              <w:rPr>
+                <w:rFonts w:ascii="Liberation Serif" w:hAnsi="Liberation Serif" w:eastAsia="Liberation Serif"/>
+                <w:b w:val="0"/>
+                <w:i w:val="0"/>
+                <w:sz w:val="18"/>
+              </w:rPr>
+              <w:t>combined notes</w:t>
+            </w:r>
+          </w:p>
+        </w:tc>
+      </w:tr>
+      <w:tr>
+        <w:tc>
+          <w:tcPr>
+            <w:tcW w:type="dxa" w:w="1872"/>
+          </w:tcPr>
+          <w:p>
+            <w:r/>
+            <w:r>
+              <w:rPr>
+                <w:rFonts w:ascii="Liberation Serif" w:hAnsi="Liberation Serif" w:eastAsia="Liberation Serif"/>
+                <w:b w:val="0"/>
+                <w:i w:val="0"/>
+                <w:sz w:val="18"/>
+              </w:rPr>
+              <w:t>S397</w:t>
+            </w:r>
+          </w:p>
+        </w:tc>
+        <w:tc>
+          <w:tcPr>
+            <w:tcW w:type="dxa" w:w="1872"/>
+          </w:tcPr>
+          <w:p>
+            <w:r/>
+            <w:r>
+              <w:rPr>
+                <w:rFonts w:ascii="Liberation Mono" w:hAnsi="Liberation Mono" w:eastAsia="Liberation Mono"/>
+                <w:b w:val="0"/>
+                <w:i w:val="0"/>
+                <w:sz w:val="18"/>
+              </w:rPr>
+              <w:t>../sources/census/1910-bollinger-ed4-john-sullivan-ida-crop-2026-10-31.png</w:t>
+            </w:r>
+          </w:p>
+        </w:tc>
+        <w:tc>
+          <w:tcPr>
+            <w:tcW w:type="dxa" w:w="1872"/>
+          </w:tcPr>
+          <w:p>
+            <w:r/>
+            <w:r>
+              <w:rPr>
+                <w:rFonts w:ascii="Liberation Serif" w:hAnsi="Liberation Serif" w:eastAsia="Liberation Serif"/>
+                <w:b w:val="0"/>
+                <w:i w:val="0"/>
+                <w:sz w:val="18"/>
+              </w:rPr>
+              <w:t>Invert of S251</w:t>
+            </w:r>
+          </w:p>
+        </w:tc>
+        <w:tc>
+          <w:tcPr>
+            <w:tcW w:type="dxa" w:w="1872"/>
+          </w:tcPr>
+          <w:p>
+            <w:r/>
+            <w:r>
+              <w:rPr>
+                <w:rFonts w:ascii="Liberation Serif" w:hAnsi="Liberation Serif" w:eastAsia="Liberation Serif"/>
+                <w:b w:val="0"/>
+                <w:i w:val="0"/>
+                <w:sz w:val="18"/>
+              </w:rPr>
+              <w:t>Wife Ida M; dw/fam 158/160</w:t>
+            </w:r>
+          </w:p>
+        </w:tc>
+        <w:tc>
+          <w:tcPr>
+            <w:tcW w:type="dxa" w:w="1872"/>
+          </w:tcPr>
+          <w:p>
+            <w:r/>
+            <w:r>
+              <w:rPr>
+                <w:rFonts w:ascii="Liberation Serif" w:hAnsi="Liberation Serif" w:eastAsia="Liberation Serif"/>
+                <w:b w:val="0"/>
+                <w:i w:val="0"/>
+                <w:sz w:val="18"/>
+              </w:rPr>
+              <w:t>image seen</w:t>
             </w:r>
           </w:p>
         </w:tc>

--- a/research/dora-ella-newnam/sources/authored/Dora-Ella-Newnam-Stone-A-Life-latest.docx
+++ b/research/dora-ella-newnam/sources/authored/Dora-Ella-Newnam-Stone-A-Life-latest.docx
@@ -1316,7 +1316,17 @@
           <w:b w:val="0"/>
           <w:i w:val="0"/>
         </w:rPr>
-        <w:t xml:space="preserve"> is a common nickname for Larkin. That is enough for a possible identity, not a merge: no paper yet uses both names. [C131] Published Owsley marriage vital-statistics years — 1853–59, 1874–78, 1903–10 — do not contain their license. The gap is 1879–1902. [C148] [S126]</w:t>
+        <w:t xml:space="preserve"> is a common nickname for Larkin. That is enough for a possible identity, not a merge: no paper yet uses both names. [C131] They married after the 1880 Booneville census and before Vestie, about September 1881 or 1882 — not merely before Ida. [C483] Published Owsley marriage vital-statistics years — 1853–59, 1874–78, 1903–10 — do not contain their license. Lee Books 1–37 have no party row. The published gaps are 1879–1902 and also 1905–1907. [C148] [C475] [C476] [S126] [S412] The Owsley courthouse burned on 29 January 1929; KDLA also lists a 1967 disaster. About five thousand marriage records were lost. [C471] [C472] [S334] Hayes’s reconstructed A–L book (ISBN 9780788410581, FamilySearch 818120) and Smith’s 1843–1929 compilation (FamilySearch 733757) are catalogued and unread. Hayes dates are estimates from the oldest child plus one year. This book does not invent rows from books that were not opened. [C473] [C474] [C482]</w:t>
+      </w:r>
+    </w:p>
+    <w:p>
+      <w:r>
+        <w:rPr>
+          <w:rFonts w:ascii="Liberation Serif" w:hAnsi="Liberation Serif" w:eastAsia="Liberation Serif"/>
+          <w:b w:val="0"/>
+          <w:i w:val="0"/>
+        </w:rPr>
+        <w:t>Robert and Sallie Newnam, parents of infant Lester at Pebworth on 15 April 1909, are still not merged with the Farley-stepson Robert of 1900 or with the 1910 Buck Creek “UNUM Robert” who had a wife Martha. [C108] [C116] [C119] They are not a 1910 Owsley head-and-wife household on any published district transcript, and they are not Owsley death-certificate extract decedents in 1911–1945. [C477] [C479] A license in the 1905–1907 published gap remains possible. [C475]</w:t>
       </w:r>
     </w:p>
     <w:p>
@@ -7337,63 +7347,79 @@
           <w:b/>
           <w:i w:val="0"/>
         </w:rPr>
-        <w:t>B049:</w:t>
-      </w:r>
-      <w:r>
-        <w:rPr>
-          <w:rFonts w:ascii="Liberation Serif" w:hAnsi="Liberation Serif" w:eastAsia="Liberation Serif"/>
-          <w:b w:val="0"/>
-          <w:i w:val="0"/>
-        </w:rPr>
-        <w:t xml:space="preserve"> 1926 </w:t>
-      </w:r>
-      <w:r>
-        <w:rPr>
-          <w:rFonts w:ascii="Liberation Serif" w:hAnsi="Liberation Serif" w:eastAsia="Liberation Serif"/>
-          <w:b w:val="0"/>
-          <w:i/>
-        </w:rPr>
-        <w:t>Beattyville Enterprise</w:t>
-      </w:r>
-      <w:r>
-        <w:rPr>
-          <w:rFonts w:ascii="Liberation Serif" w:hAnsi="Liberation Serif" w:eastAsia="Liberation Serif"/>
-          <w:b w:val="0"/>
-          <w:i w:val="0"/>
-        </w:rPr>
-        <w:t xml:space="preserve"> and </w:t>
-      </w:r>
-      <w:r>
-        <w:rPr>
-          <w:rFonts w:ascii="Liberation Serif" w:hAnsi="Liberation Serif" w:eastAsia="Liberation Serif"/>
-          <w:b w:val="0"/>
-          <w:i/>
-        </w:rPr>
-        <w:t>Yell County Journal</w:t>
-      </w:r>
-      <w:r>
-        <w:rPr>
-          <w:rFonts w:ascii="Liberation Serif" w:hAnsi="Liberation Serif" w:eastAsia="Liberation Serif"/>
-          <w:b w:val="0"/>
-          <w:i w:val="0"/>
-        </w:rPr>
-        <w:t xml:space="preserve"> issues still unread. Free indexes and Lee obituary pages are </w:t>
-      </w:r>
-      <w:r>
-        <w:rPr>
-          <w:rFonts w:ascii="Liberation Serif" w:hAnsi="Liberation Serif" w:eastAsia="Liberation Serif"/>
-          <w:b/>
-          <w:i w:val="0"/>
-        </w:rPr>
-        <w:t>nil</w:t>
-      </w:r>
-      <w:r>
-        <w:rPr>
-          <w:rFonts w:ascii="Liberation Serif" w:hAnsi="Liberation Serif" w:eastAsia="Liberation Serif"/>
-          <w:b w:val="0"/>
-          <w:i w:val="0"/>
-        </w:rPr>
-        <w:t xml:space="preserve"> for a Dora Stone notice. [C293] [C301] [C315]</w:t>
+        <w:t>B039 partial:</w:t>
+      </w:r>
+      <w:r>
+        <w:rPr>
+          <w:rFonts w:ascii="Liberation Serif" w:hAnsi="Liberation Serif" w:eastAsia="Liberation Serif"/>
+          <w:b w:val="0"/>
+          <w:i w:val="0"/>
+        </w:rPr>
+        <w:t xml:space="preserve"> Owsley courthouse fire </w:t>
+      </w:r>
+      <w:r>
+        <w:rPr>
+          <w:rFonts w:ascii="Liberation Serif" w:hAnsi="Liberation Serif" w:eastAsia="Liberation Serif"/>
+          <w:b/>
+          <w:i w:val="0"/>
+        </w:rPr>
+        <w:t>29 Jan 1929</w:t>
+      </w:r>
+      <w:r>
+        <w:rPr>
+          <w:rFonts w:ascii="Liberation Serif" w:hAnsi="Liberation Serif" w:eastAsia="Liberation Serif"/>
+          <w:b w:val="0"/>
+          <w:i w:val="0"/>
+        </w:rPr>
+        <w:t xml:space="preserve"> catalogued. Larkin×Louisa and Robert×Sallie licenses still unread. Hayes </w:t>
+      </w:r>
+      <w:r>
+        <w:rPr>
+          <w:rFonts w:ascii="Liberation Serif" w:hAnsi="Liberation Serif" w:eastAsia="Liberation Serif"/>
+          <w:b/>
+          <w:i w:val="0"/>
+        </w:rPr>
+        <w:t>818120</w:t>
+      </w:r>
+      <w:r>
+        <w:rPr>
+          <w:rFonts w:ascii="Liberation Serif" w:hAnsi="Liberation Serif" w:eastAsia="Liberation Serif"/>
+          <w:b w:val="0"/>
+          <w:i w:val="0"/>
+        </w:rPr>
+        <w:t xml:space="preserve"> / Smith </w:t>
+      </w:r>
+      <w:r>
+        <w:rPr>
+          <w:rFonts w:ascii="Liberation Serif" w:hAnsi="Liberation Serif" w:eastAsia="Liberation Serif"/>
+          <w:b/>
+          <w:i w:val="0"/>
+        </w:rPr>
+        <w:t>733757</w:t>
+      </w:r>
+      <w:r>
+        <w:rPr>
+          <w:rFonts w:ascii="Liberation Serif" w:hAnsi="Liberation Serif" w:eastAsia="Liberation Serif"/>
+          <w:b w:val="0"/>
+          <w:i w:val="0"/>
+        </w:rPr>
+        <w:t xml:space="preserve"> </w:t>
+      </w:r>
+      <w:r>
+        <w:rPr>
+          <w:rFonts w:ascii="Liberation Serif" w:hAnsi="Liberation Serif" w:eastAsia="Liberation Serif"/>
+          <w:b/>
+          <w:i w:val="0"/>
+        </w:rPr>
+        <w:t>not examined</w:t>
+      </w:r>
+      <w:r>
+        <w:rPr>
+          <w:rFonts w:ascii="Liberation Serif" w:hAnsi="Liberation Serif" w:eastAsia="Liberation Serif"/>
+          <w:b w:val="0"/>
+          <w:i w:val="0"/>
+        </w:rPr>
+        <w:t>. [C471–C483]</w:t>
       </w:r>
     </w:p>
     <w:p>
@@ -7406,15 +7432,15 @@
           <w:b/>
           <w:i w:val="0"/>
         </w:rPr>
-        <w:t>B055:</w:t>
-      </w:r>
-      <w:r>
-        <w:rPr>
-          <w:rFonts w:ascii="Liberation Serif" w:hAnsi="Liberation Serif" w:eastAsia="Liberation Serif"/>
-          <w:b w:val="0"/>
-          <w:i w:val="0"/>
-        </w:rPr>
-        <w:t xml:space="preserve"> Pope County Library </w:t>
+        <w:t>B049:</w:t>
+      </w:r>
+      <w:r>
+        <w:rPr>
+          <w:rFonts w:ascii="Liberation Serif" w:hAnsi="Liberation Serif" w:eastAsia="Liberation Serif"/>
+          <w:b w:val="0"/>
+          <w:i w:val="0"/>
+        </w:rPr>
+        <w:t xml:space="preserve"> 1926 </w:t>
       </w:r>
       <w:r>
         <w:rPr>
@@ -7422,31 +7448,47 @@
           <w:b w:val="0"/>
           <w:i/>
         </w:rPr>
-        <w:t>Dardanelle Post-Dispatch</w:t>
-      </w:r>
-      <w:r>
-        <w:rPr>
-          <w:rFonts w:ascii="Liberation Serif" w:hAnsi="Liberation Serif" w:eastAsia="Liberation Serif"/>
-          <w:b w:val="0"/>
-          <w:i w:val="0"/>
-        </w:rPr>
-        <w:t xml:space="preserve"> </w:t>
-      </w:r>
-      <w:r>
-        <w:rPr>
-          <w:rFonts w:ascii="Liberation Serif" w:hAnsi="Liberation Serif" w:eastAsia="Liberation Serif"/>
-          <w:b/>
-          <w:i w:val="0"/>
-        </w:rPr>
-        <w:t>Roll 5</w:t>
-      </w:r>
-      <w:r>
-        <w:rPr>
-          <w:rFonts w:ascii="Liberation Serif" w:hAnsi="Liberation Serif" w:eastAsia="Liberation Serif"/>
-          <w:b w:val="0"/>
-          <w:i w:val="0"/>
-        </w:rPr>
-        <w:t xml:space="preserve"> (21 Jun 1923–26 Apr 1928) — first exact neighbouring film. [C311]</w:t>
+        <w:t>Beattyville Enterprise</w:t>
+      </w:r>
+      <w:r>
+        <w:rPr>
+          <w:rFonts w:ascii="Liberation Serif" w:hAnsi="Liberation Serif" w:eastAsia="Liberation Serif"/>
+          <w:b w:val="0"/>
+          <w:i w:val="0"/>
+        </w:rPr>
+        <w:t xml:space="preserve"> and </w:t>
+      </w:r>
+      <w:r>
+        <w:rPr>
+          <w:rFonts w:ascii="Liberation Serif" w:hAnsi="Liberation Serif" w:eastAsia="Liberation Serif"/>
+          <w:b w:val="0"/>
+          <w:i/>
+        </w:rPr>
+        <w:t>Yell County Journal</w:t>
+      </w:r>
+      <w:r>
+        <w:rPr>
+          <w:rFonts w:ascii="Liberation Serif" w:hAnsi="Liberation Serif" w:eastAsia="Liberation Serif"/>
+          <w:b w:val="0"/>
+          <w:i w:val="0"/>
+        </w:rPr>
+        <w:t xml:space="preserve"> issues still unread. Free indexes and Lee obituary pages are </w:t>
+      </w:r>
+      <w:r>
+        <w:rPr>
+          <w:rFonts w:ascii="Liberation Serif" w:hAnsi="Liberation Serif" w:eastAsia="Liberation Serif"/>
+          <w:b/>
+          <w:i w:val="0"/>
+        </w:rPr>
+        <w:t>nil</w:t>
+      </w:r>
+      <w:r>
+        <w:rPr>
+          <w:rFonts w:ascii="Liberation Serif" w:hAnsi="Liberation Serif" w:eastAsia="Liberation Serif"/>
+          <w:b w:val="0"/>
+          <w:i w:val="0"/>
+        </w:rPr>
+        <w:t xml:space="preserve"> for a Dora Stone notice. [C293] [C301] [C315]</w:t>
       </w:r>
     </w:p>
     <w:p>
@@ -7459,7 +7501,23 @@
           <w:b/>
           <w:i w:val="0"/>
         </w:rPr>
-        <w:t>B056:</w:t>
+        <w:t>B055:</w:t>
+      </w:r>
+      <w:r>
+        <w:rPr>
+          <w:rFonts w:ascii="Liberation Serif" w:hAnsi="Liberation Serif" w:eastAsia="Liberation Serif"/>
+          <w:b w:val="0"/>
+          <w:i w:val="0"/>
+        </w:rPr>
+        <w:t xml:space="preserve"> Pope County Library </w:t>
+      </w:r>
+      <w:r>
+        <w:rPr>
+          <w:rFonts w:ascii="Liberation Serif" w:hAnsi="Liberation Serif" w:eastAsia="Liberation Serif"/>
+          <w:b w:val="0"/>
+          <w:i/>
+        </w:rPr>
+        <w:t>Dardanelle Post-Dispatch</w:t>
       </w:r>
       <w:r>
         <w:rPr>
@@ -7472,18 +7530,18 @@
       <w:r>
         <w:rPr>
           <w:rFonts w:ascii="Liberation Serif" w:hAnsi="Liberation Serif" w:eastAsia="Liberation Serif"/>
-          <w:b w:val="0"/>
-          <w:i/>
-        </w:rPr>
-        <w:t>Danville Democrat</w:t>
-      </w:r>
-      <w:r>
-        <w:rPr>
-          <w:rFonts w:ascii="Liberation Serif" w:hAnsi="Liberation Serif" w:eastAsia="Liberation Serif"/>
-          <w:b w:val="0"/>
-          <w:i w:val="0"/>
-        </w:rPr>
-        <w:t xml:space="preserve"> Aug–Sep 1926 (1899–1927 title LCCN SN89051010; IA 0 any year; 1930 revival is a different paper). [C312] [C331] [C332]</w:t>
+          <w:b/>
+          <w:i w:val="0"/>
+        </w:rPr>
+        <w:t>Roll 5</w:t>
+      </w:r>
+      <w:r>
+        <w:rPr>
+          <w:rFonts w:ascii="Liberation Serif" w:hAnsi="Liberation Serif" w:eastAsia="Liberation Serif"/>
+          <w:b w:val="0"/>
+          <w:i w:val="0"/>
+        </w:rPr>
+        <w:t xml:space="preserve"> (21 Jun 1923–26 Apr 1928) — first exact neighbouring film. [C311]</w:t>
       </w:r>
     </w:p>
     <w:p>
@@ -7496,47 +7554,31 @@
           <w:b/>
           <w:i w:val="0"/>
         </w:rPr>
-        <w:t>B045 blocked:</w:t>
-      </w:r>
-      <w:r>
-        <w:rPr>
-          <w:rFonts w:ascii="Liberation Serif" w:hAnsi="Liberation Serif" w:eastAsia="Liberation Serif"/>
-          <w:b w:val="0"/>
-          <w:i w:val="0"/>
-        </w:rPr>
-        <w:t xml:space="preserve"> Samuel P. probate film still unread. Catalog + </w:t>
-      </w:r>
-      <w:r>
-        <w:rPr>
-          <w:rFonts w:ascii="Liberation Serif" w:hAnsi="Liberation Serif" w:eastAsia="Liberation Serif"/>
-          <w:b/>
-          <w:i w:val="0"/>
-        </w:rPr>
-        <w:t>R012</w:t>
-      </w:r>
-      <w:r>
-        <w:rPr>
-          <w:rFonts w:ascii="Liberation Serif" w:hAnsi="Liberation Serif" w:eastAsia="Liberation Serif"/>
-          <w:b w:val="0"/>
-          <w:i w:val="0"/>
-        </w:rPr>
-        <w:t xml:space="preserve"> retrieval path filed (</w:t>
-      </w:r>
-      <w:r>
-        <w:rPr>
-          <w:rFonts w:ascii="Liberation Serif" w:hAnsi="Liberation Serif" w:eastAsia="Liberation Serif"/>
-          <w:b/>
-          <w:i w:val="0"/>
-        </w:rPr>
-        <w:t>C417–C424</w:t>
-      </w:r>
-      <w:r>
-        <w:rPr>
-          <w:rFonts w:ascii="Liberation Serif" w:hAnsi="Liberation Serif" w:eastAsia="Liberation Serif"/>
-          <w:b w:val="0"/>
-          <w:i w:val="0"/>
-        </w:rPr>
-        <w:t>).</w:t>
+        <w:t>B056:</w:t>
+      </w:r>
+      <w:r>
+        <w:rPr>
+          <w:rFonts w:ascii="Liberation Serif" w:hAnsi="Liberation Serif" w:eastAsia="Liberation Serif"/>
+          <w:b w:val="0"/>
+          <w:i w:val="0"/>
+        </w:rPr>
+        <w:t xml:space="preserve"> </w:t>
+      </w:r>
+      <w:r>
+        <w:rPr>
+          <w:rFonts w:ascii="Liberation Serif" w:hAnsi="Liberation Serif" w:eastAsia="Liberation Serif"/>
+          <w:b w:val="0"/>
+          <w:i/>
+        </w:rPr>
+        <w:t>Danville Democrat</w:t>
+      </w:r>
+      <w:r>
+        <w:rPr>
+          <w:rFonts w:ascii="Liberation Serif" w:hAnsi="Liberation Serif" w:eastAsia="Liberation Serif"/>
+          <w:b w:val="0"/>
+          <w:i w:val="0"/>
+        </w:rPr>
+        <w:t xml:space="preserve"> Aug–Sep 1926 (1899–1927 title LCCN SN89051010; IA 0 any year; 1930 revival is a different paper). [C312] [C331] [C332]</w:t>
       </w:r>
     </w:p>
     <w:p>
@@ -7549,87 +7591,39 @@
           <w:b/>
           <w:i w:val="0"/>
         </w:rPr>
-        <w:t>B047 partial:</w:t>
-      </w:r>
-      <w:r>
-        <w:rPr>
-          <w:rFonts w:ascii="Liberation Serif" w:hAnsi="Liberation Serif" w:eastAsia="Liberation Serif"/>
-          <w:b w:val="0"/>
-          <w:i w:val="0"/>
-        </w:rPr>
-        <w:t xml:space="preserve"> M1509 pamphlet </w:t>
-      </w:r>
-      <w:r>
-        <w:rPr>
-          <w:rFonts w:ascii="Liberation Serif" w:hAnsi="Liberation Serif" w:eastAsia="Liberation Serif"/>
-          <w:b/>
-          <w:i w:val="0"/>
-        </w:rPr>
-        <w:t>image seen</w:t>
-      </w:r>
-      <w:r>
-        <w:rPr>
-          <w:rFonts w:ascii="Liberation Serif" w:hAnsi="Liberation Serif" w:eastAsia="Liberation Serif"/>
-          <w:b w:val="0"/>
-          <w:i w:val="0"/>
-        </w:rPr>
-        <w:t xml:space="preserve"> (</w:t>
-      </w:r>
-      <w:r>
-        <w:rPr>
-          <w:rFonts w:ascii="Liberation Serif" w:hAnsi="Liberation Serif" w:eastAsia="Liberation Serif"/>
-          <w:b/>
-          <w:i w:val="0"/>
-        </w:rPr>
-        <w:t>C399</w:t>
-      </w:r>
-      <w:r>
-        <w:rPr>
-          <w:rFonts w:ascii="Liberation Serif" w:hAnsi="Liberation Serif" w:eastAsia="Liberation Serif"/>
-          <w:b w:val="0"/>
-          <w:i w:val="0"/>
-        </w:rPr>
-        <w:t xml:space="preserve">). Free Lee/Estill/Owsley/Yell substitutes still </w:t>
-      </w:r>
-      <w:r>
-        <w:rPr>
-          <w:rFonts w:ascii="Liberation Serif" w:hAnsi="Liberation Serif" w:eastAsia="Liberation Serif"/>
-          <w:b/>
-          <w:i w:val="0"/>
-        </w:rPr>
-        <w:t>nil</w:t>
-      </w:r>
-      <w:r>
-        <w:rPr>
-          <w:rFonts w:ascii="Liberation Serif" w:hAnsi="Liberation Serif" w:eastAsia="Liberation Serif"/>
-          <w:b w:val="0"/>
-          <w:i w:val="0"/>
-        </w:rPr>
-        <w:t xml:space="preserve">. Card images on </w:t>
-      </w:r>
-      <w:r>
-        <w:rPr>
-          <w:rFonts w:ascii="Liberation Serif" w:hAnsi="Liberation Serif" w:eastAsia="Liberation Serif"/>
-          <w:b/>
-          <w:i w:val="0"/>
-        </w:rPr>
-        <w:t>KY45/KY24/KY74 / AR69</w:t>
-      </w:r>
-      <w:r>
-        <w:rPr>
-          <w:rFonts w:ascii="Liberation Serif" w:hAnsi="Liberation Serif" w:eastAsia="Liberation Serif"/>
-          <w:b w:val="0"/>
-          <w:i w:val="0"/>
-        </w:rPr>
-        <w:t xml:space="preserve"> unread (</w:t>
-      </w:r>
-      <w:r>
-        <w:rPr>
-          <w:rFonts w:ascii="Liberation Serif" w:hAnsi="Liberation Serif" w:eastAsia="Liberation Serif"/>
-          <w:b/>
-          <w:i w:val="0"/>
-        </w:rPr>
-        <w:t>C407</w:t>
+        <w:t>B045 blocked:</w:t>
+      </w:r>
+      <w:r>
+        <w:rPr>
+          <w:rFonts w:ascii="Liberation Serif" w:hAnsi="Liberation Serif" w:eastAsia="Liberation Serif"/>
+          <w:b w:val="0"/>
+          <w:i w:val="0"/>
+        </w:rPr>
+        <w:t xml:space="preserve"> Samuel P. probate film still unread. Catalog + </w:t>
+      </w:r>
+      <w:r>
+        <w:rPr>
+          <w:rFonts w:ascii="Liberation Serif" w:hAnsi="Liberation Serif" w:eastAsia="Liberation Serif"/>
+          <w:b/>
+          <w:i w:val="0"/>
+        </w:rPr>
+        <w:t>R012</w:t>
+      </w:r>
+      <w:r>
+        <w:rPr>
+          <w:rFonts w:ascii="Liberation Serif" w:hAnsi="Liberation Serif" w:eastAsia="Liberation Serif"/>
+          <w:b w:val="0"/>
+          <w:i w:val="0"/>
+        </w:rPr>
+        <w:t xml:space="preserve"> retrieval path filed (</w:t>
+      </w:r>
+      <w:r>
+        <w:rPr>
+          <w:rFonts w:ascii="Liberation Serif" w:hAnsi="Liberation Serif" w:eastAsia="Liberation Serif"/>
+          <w:b/>
+          <w:i w:val="0"/>
+        </w:rPr>
+        <w:t>C417–C424</w:t>
       </w:r>
       <w:r>
         <w:rPr>
@@ -7650,47 +7644,15 @@
           <w:b/>
           <w:i w:val="0"/>
         </w:rPr>
-        <w:t>B016 partial:</w:t>
-      </w:r>
-      <w:r>
-        <w:rPr>
-          <w:rFonts w:ascii="Liberation Serif" w:hAnsi="Liberation Serif" w:eastAsia="Liberation Serif"/>
-          <w:b w:val="0"/>
-          <w:i w:val="0"/>
-        </w:rPr>
-        <w:t xml:space="preserve"> TN index </w:t>
-      </w:r>
-      <w:r>
-        <w:rPr>
-          <w:rFonts w:ascii="Liberation Serif" w:hAnsi="Liberation Serif" w:eastAsia="Liberation Serif"/>
-          <w:b/>
-          <w:i w:val="0"/>
-        </w:rPr>
-        <w:t>LEWIS RISSIE N</w:t>
-      </w:r>
-      <w:r>
-        <w:rPr>
-          <w:rFonts w:ascii="Liberation Serif" w:hAnsi="Liberation Serif" w:eastAsia="Liberation Serif"/>
-          <w:b w:val="0"/>
-          <w:i w:val="0"/>
-        </w:rPr>
-        <w:t xml:space="preserve"> 13 May 1980 Knox file </w:t>
-      </w:r>
-      <w:r>
-        <w:rPr>
-          <w:rFonts w:ascii="Liberation Serif" w:hAnsi="Liberation Serif" w:eastAsia="Liberation Serif"/>
-          <w:b/>
-          <w:i w:val="0"/>
-        </w:rPr>
-        <w:t>15370</w:t>
-      </w:r>
-      <w:r>
-        <w:rPr>
-          <w:rFonts w:ascii="Liberation Serif" w:hAnsi="Liberation Serif" w:eastAsia="Liberation Serif"/>
-          <w:b w:val="0"/>
-          <w:i w:val="0"/>
-        </w:rPr>
-        <w:t xml:space="preserve"> + Greenwood stone </w:t>
+        <w:t>B047 partial:</w:t>
+      </w:r>
+      <w:r>
+        <w:rPr>
+          <w:rFonts w:ascii="Liberation Serif" w:hAnsi="Liberation Serif" w:eastAsia="Liberation Serif"/>
+          <w:b w:val="0"/>
+          <w:i w:val="0"/>
+        </w:rPr>
+        <w:t xml:space="preserve"> M1509 pamphlet </w:t>
       </w:r>
       <w:r>
         <w:rPr>
@@ -7706,31 +7668,63 @@
           <w:b w:val="0"/>
           <w:i w:val="0"/>
         </w:rPr>
-        <w:t xml:space="preserve">. vs P009 still </w:t>
-      </w:r>
-      <w:r>
-        <w:rPr>
-          <w:rFonts w:ascii="Liberation Serif" w:hAnsi="Liberation Serif" w:eastAsia="Liberation Serif"/>
-          <w:b/>
-          <w:i w:val="0"/>
-        </w:rPr>
-        <w:t>POSSIBLE</w:t>
-      </w:r>
-      <w:r>
-        <w:rPr>
-          <w:rFonts w:ascii="Liberation Serif" w:hAnsi="Liberation Serif" w:eastAsia="Liberation Serif"/>
-          <w:b w:val="0"/>
-          <w:i w:val="0"/>
-        </w:rPr>
-        <w:t>. Certificate / parents unread (</w:t>
-      </w:r>
-      <w:r>
-        <w:rPr>
-          <w:rFonts w:ascii="Liberation Serif" w:hAnsi="Liberation Serif" w:eastAsia="Liberation Serif"/>
-          <w:b/>
-          <w:i w:val="0"/>
-        </w:rPr>
-        <w:t>C425–C434</w:t>
+        <w:t xml:space="preserve"> (</w:t>
+      </w:r>
+      <w:r>
+        <w:rPr>
+          <w:rFonts w:ascii="Liberation Serif" w:hAnsi="Liberation Serif" w:eastAsia="Liberation Serif"/>
+          <w:b/>
+          <w:i w:val="0"/>
+        </w:rPr>
+        <w:t>C399</w:t>
+      </w:r>
+      <w:r>
+        <w:rPr>
+          <w:rFonts w:ascii="Liberation Serif" w:hAnsi="Liberation Serif" w:eastAsia="Liberation Serif"/>
+          <w:b w:val="0"/>
+          <w:i w:val="0"/>
+        </w:rPr>
+        <w:t xml:space="preserve">). Free Lee/Estill/Owsley/Yell substitutes still </w:t>
+      </w:r>
+      <w:r>
+        <w:rPr>
+          <w:rFonts w:ascii="Liberation Serif" w:hAnsi="Liberation Serif" w:eastAsia="Liberation Serif"/>
+          <w:b/>
+          <w:i w:val="0"/>
+        </w:rPr>
+        <w:t>nil</w:t>
+      </w:r>
+      <w:r>
+        <w:rPr>
+          <w:rFonts w:ascii="Liberation Serif" w:hAnsi="Liberation Serif" w:eastAsia="Liberation Serif"/>
+          <w:b w:val="0"/>
+          <w:i w:val="0"/>
+        </w:rPr>
+        <w:t xml:space="preserve">. Card images on </w:t>
+      </w:r>
+      <w:r>
+        <w:rPr>
+          <w:rFonts w:ascii="Liberation Serif" w:hAnsi="Liberation Serif" w:eastAsia="Liberation Serif"/>
+          <w:b/>
+          <w:i w:val="0"/>
+        </w:rPr>
+        <w:t>KY45/KY24/KY74 / AR69</w:t>
+      </w:r>
+      <w:r>
+        <w:rPr>
+          <w:rFonts w:ascii="Liberation Serif" w:hAnsi="Liberation Serif" w:eastAsia="Liberation Serif"/>
+          <w:b w:val="0"/>
+          <w:i w:val="0"/>
+        </w:rPr>
+        <w:t xml:space="preserve"> unread (</w:t>
+      </w:r>
+      <w:r>
+        <w:rPr>
+          <w:rFonts w:ascii="Liberation Serif" w:hAnsi="Liberation Serif" w:eastAsia="Liberation Serif"/>
+          <w:b/>
+          <w:i w:val="0"/>
+        </w:rPr>
+        <w:t>C407</w:t>
       </w:r>
       <w:r>
         <w:rPr>
@@ -7751,7 +7745,7 @@
           <w:b/>
           <w:i w:val="0"/>
         </w:rPr>
-        <w:t>B015 partial:</w:t>
+        <w:t>B016 partial:</w:t>
       </w:r>
       <w:r>
         <w:rPr>
@@ -7767,39 +7761,55 @@
           <w:b/>
           <w:i w:val="0"/>
         </w:rPr>
-        <w:t>BUNCH MARY M</w:t>
-      </w:r>
-      <w:r>
-        <w:rPr>
-          <w:rFonts w:ascii="Liberation Serif" w:hAnsi="Liberation Serif" w:eastAsia="Liberation Serif"/>
-          <w:b w:val="0"/>
-          <w:i w:val="0"/>
-        </w:rPr>
-        <w:t xml:space="preserve"> 11 Mar 1981 Knox file </w:t>
-      </w:r>
-      <w:r>
-        <w:rPr>
-          <w:rFonts w:ascii="Liberation Serif" w:hAnsi="Liberation Serif" w:eastAsia="Liberation Serif"/>
-          <w:b/>
-          <w:i w:val="0"/>
-        </w:rPr>
-        <w:t>09021</w:t>
-      </w:r>
-      <w:r>
-        <w:rPr>
-          <w:rFonts w:ascii="Liberation Serif" w:hAnsi="Liberation Serif" w:eastAsia="Liberation Serif"/>
-          <w:b w:val="0"/>
-          <w:i w:val="0"/>
-        </w:rPr>
-        <w:t xml:space="preserve">. vs P007 </w:t>
-      </w:r>
-      <w:r>
-        <w:rPr>
-          <w:rFonts w:ascii="Liberation Serif" w:hAnsi="Liberation Serif" w:eastAsia="Liberation Serif"/>
-          <w:b/>
-          <w:i w:val="0"/>
-        </w:rPr>
-        <w:t>PROBABLE</w:t>
+        <w:t>LEWIS RISSIE N</w:t>
+      </w:r>
+      <w:r>
+        <w:rPr>
+          <w:rFonts w:ascii="Liberation Serif" w:hAnsi="Liberation Serif" w:eastAsia="Liberation Serif"/>
+          <w:b w:val="0"/>
+          <w:i w:val="0"/>
+        </w:rPr>
+        <w:t xml:space="preserve"> 13 May 1980 Knox file </w:t>
+      </w:r>
+      <w:r>
+        <w:rPr>
+          <w:rFonts w:ascii="Liberation Serif" w:hAnsi="Liberation Serif" w:eastAsia="Liberation Serif"/>
+          <w:b/>
+          <w:i w:val="0"/>
+        </w:rPr>
+        <w:t>15370</w:t>
+      </w:r>
+      <w:r>
+        <w:rPr>
+          <w:rFonts w:ascii="Liberation Serif" w:hAnsi="Liberation Serif" w:eastAsia="Liberation Serif"/>
+          <w:b w:val="0"/>
+          <w:i w:val="0"/>
+        </w:rPr>
+        <w:t xml:space="preserve"> + Greenwood stone </w:t>
+      </w:r>
+      <w:r>
+        <w:rPr>
+          <w:rFonts w:ascii="Liberation Serif" w:hAnsi="Liberation Serif" w:eastAsia="Liberation Serif"/>
+          <w:b/>
+          <w:i w:val="0"/>
+        </w:rPr>
+        <w:t>image seen</w:t>
+      </w:r>
+      <w:r>
+        <w:rPr>
+          <w:rFonts w:ascii="Liberation Serif" w:hAnsi="Liberation Serif" w:eastAsia="Liberation Serif"/>
+          <w:b w:val="0"/>
+          <w:i w:val="0"/>
+        </w:rPr>
+        <w:t xml:space="preserve">. vs P009 still </w:t>
+      </w:r>
+      <w:r>
+        <w:rPr>
+          <w:rFonts w:ascii="Liberation Serif" w:hAnsi="Liberation Serif" w:eastAsia="Liberation Serif"/>
+          <w:b/>
+          <w:i w:val="0"/>
+        </w:rPr>
+        <w:t>POSSIBLE</w:t>
       </w:r>
       <w:r>
         <w:rPr>
@@ -7815,47 +7825,15 @@
           <w:b/>
           <w:i w:val="0"/>
         </w:rPr>
-        <w:t>C446–C456</w:t>
-      </w:r>
-      <w:r>
-        <w:rPr>
-          <w:rFonts w:ascii="Liberation Serif" w:hAnsi="Liberation Serif" w:eastAsia="Liberation Serif"/>
-          <w:b w:val="0"/>
-          <w:i w:val="0"/>
-        </w:rPr>
-        <w:t xml:space="preserve">). Hazel E. Bunch 1 May 1999 Knox file </w:t>
-      </w:r>
-      <w:r>
-        <w:rPr>
-          <w:rFonts w:ascii="Liberation Serif" w:hAnsi="Liberation Serif" w:eastAsia="Liberation Serif"/>
-          <w:b/>
-          <w:i w:val="0"/>
-        </w:rPr>
-        <w:t>20106</w:t>
-      </w:r>
-      <w:r>
-        <w:rPr>
-          <w:rFonts w:ascii="Liberation Serif" w:hAnsi="Liberation Serif" w:eastAsia="Liberation Serif"/>
-          <w:b w:val="0"/>
-          <w:i w:val="0"/>
-        </w:rPr>
-        <w:t xml:space="preserve"> (</w:t>
-      </w:r>
-      <w:r>
-        <w:rPr>
-          <w:rFonts w:ascii="Liberation Serif" w:hAnsi="Liberation Serif" w:eastAsia="Liberation Serif"/>
-          <w:b/>
-          <w:i w:val="0"/>
-        </w:rPr>
-        <w:t>C452 C453</w:t>
-      </w:r>
-      <w:r>
-        <w:rPr>
-          <w:rFonts w:ascii="Liberation Serif" w:hAnsi="Liberation Serif" w:eastAsia="Liberation Serif"/>
-          <w:b w:val="0"/>
-          <w:i w:val="0"/>
-        </w:rPr>
-        <w:t>). Living descendants withheld.</w:t>
+        <w:t>C425–C434</w:t>
+      </w:r>
+      <w:r>
+        <w:rPr>
+          <w:rFonts w:ascii="Liberation Serif" w:hAnsi="Liberation Serif" w:eastAsia="Liberation Serif"/>
+          <w:b w:val="0"/>
+          <w:i w:val="0"/>
+        </w:rPr>
+        <w:t>).</w:t>
       </w:r>
     </w:p>
     <w:p>
@@ -7868,127 +7846,111 @@
           <w:b/>
           <w:i w:val="0"/>
         </w:rPr>
-        <w:t>B014 partial:</w:t>
-      </w:r>
-      <w:r>
-        <w:rPr>
-          <w:rFonts w:ascii="Liberation Serif" w:hAnsi="Liberation Serif" w:eastAsia="Liberation Serif"/>
-          <w:b w:val="0"/>
-          <w:i w:val="0"/>
-        </w:rPr>
-        <w:t xml:space="preserve"> Hardin K. Gray KY index vol </w:t>
-      </w:r>
-      <w:r>
-        <w:rPr>
-          <w:rFonts w:ascii="Liberation Serif" w:hAnsi="Liberation Serif" w:eastAsia="Liberation Serif"/>
-          <w:b/>
-          <w:i w:val="0"/>
-        </w:rPr>
-        <w:t>042</w:t>
-      </w:r>
-      <w:r>
-        <w:rPr>
-          <w:rFonts w:ascii="Liberation Serif" w:hAnsi="Liberation Serif" w:eastAsia="Liberation Serif"/>
-          <w:b w:val="0"/>
-          <w:i w:val="0"/>
-        </w:rPr>
-        <w:t xml:space="preserve"> #</w:t>
-      </w:r>
-      <w:r>
-        <w:rPr>
-          <w:rFonts w:ascii="Liberation Serif" w:hAnsi="Liberation Serif" w:eastAsia="Liberation Serif"/>
-          <w:b/>
-          <w:i w:val="0"/>
-        </w:rPr>
-        <w:t>20591</w:t>
-      </w:r>
-      <w:r>
-        <w:rPr>
-          <w:rFonts w:ascii="Liberation Serif" w:hAnsi="Liberation Serif" w:eastAsia="Liberation Serif"/>
-          <w:b w:val="0"/>
-          <w:i w:val="0"/>
-        </w:rPr>
-        <w:t xml:space="preserve"> — death </w:t>
-      </w:r>
-      <w:r>
-        <w:rPr>
-          <w:rFonts w:ascii="Liberation Serif" w:hAnsi="Liberation Serif" w:eastAsia="Liberation Serif"/>
-          <w:b/>
-          <w:i w:val="0"/>
-        </w:rPr>
-        <w:t>Fayette</w:t>
-      </w:r>
-      <w:r>
-        <w:rPr>
-          <w:rFonts w:ascii="Liberation Serif" w:hAnsi="Liberation Serif" w:eastAsia="Liberation Serif"/>
-          <w:b w:val="0"/>
-          <w:i w:val="0"/>
-        </w:rPr>
-        <w:t xml:space="preserve">, residence </w:t>
-      </w:r>
-      <w:r>
-        <w:rPr>
-          <w:rFonts w:ascii="Liberation Serif" w:hAnsi="Liberation Serif" w:eastAsia="Liberation Serif"/>
-          <w:b/>
-          <w:i w:val="0"/>
-        </w:rPr>
-        <w:t>Lee</w:t>
-      </w:r>
-      <w:r>
-        <w:rPr>
-          <w:rFonts w:ascii="Liberation Serif" w:hAnsi="Liberation Serif" w:eastAsia="Liberation Serif"/>
-          <w:b w:val="0"/>
-          <w:i w:val="0"/>
-        </w:rPr>
-        <w:t xml:space="preserve">, 7 Sep 1967 (conflict </w:t>
-      </w:r>
-      <w:r>
-        <w:rPr>
-          <w:rFonts w:ascii="Liberation Serif" w:hAnsi="Liberation Serif" w:eastAsia="Liberation Serif"/>
-          <w:b/>
-          <w:i w:val="0"/>
-        </w:rPr>
-        <w:t>#27</w:t>
-      </w:r>
-      <w:r>
-        <w:rPr>
-          <w:rFonts w:ascii="Liberation Serif" w:hAnsi="Liberation Serif" w:eastAsia="Liberation Serif"/>
-          <w:b w:val="0"/>
-          <w:i w:val="0"/>
-        </w:rPr>
-        <w:t xml:space="preserve">). Vestie 1958 paper names </w:t>
-      </w:r>
-      <w:r>
-        <w:rPr>
-          <w:rFonts w:ascii="Liberation Serif" w:hAnsi="Liberation Serif" w:eastAsia="Liberation Serif"/>
-          <w:b/>
-          <w:i w:val="0"/>
-        </w:rPr>
-        <w:t>H. K. Grey, Arvel</w:t>
-      </w:r>
-      <w:r>
-        <w:rPr>
-          <w:rFonts w:ascii="Liberation Serif" w:hAnsi="Liberation Serif" w:eastAsia="Liberation Serif"/>
-          <w:b w:val="0"/>
-          <w:i w:val="0"/>
-        </w:rPr>
-        <w:t>. Certificate unread (</w:t>
-      </w:r>
-      <w:r>
-        <w:rPr>
-          <w:rFonts w:ascii="Liberation Serif" w:hAnsi="Liberation Serif" w:eastAsia="Liberation Serif"/>
-          <w:b/>
-          <w:i w:val="0"/>
-        </w:rPr>
-        <w:t>C435–C445</w:t>
-      </w:r>
-      <w:r>
-        <w:rPr>
-          <w:rFonts w:ascii="Liberation Serif" w:hAnsi="Liberation Serif" w:eastAsia="Liberation Serif"/>
-          <w:b w:val="0"/>
-          <w:i w:val="0"/>
-        </w:rPr>
-        <w:t>).</w:t>
+        <w:t>B015 partial:</w:t>
+      </w:r>
+      <w:r>
+        <w:rPr>
+          <w:rFonts w:ascii="Liberation Serif" w:hAnsi="Liberation Serif" w:eastAsia="Liberation Serif"/>
+          <w:b w:val="0"/>
+          <w:i w:val="0"/>
+        </w:rPr>
+        <w:t xml:space="preserve"> TN index </w:t>
+      </w:r>
+      <w:r>
+        <w:rPr>
+          <w:rFonts w:ascii="Liberation Serif" w:hAnsi="Liberation Serif" w:eastAsia="Liberation Serif"/>
+          <w:b/>
+          <w:i w:val="0"/>
+        </w:rPr>
+        <w:t>BUNCH MARY M</w:t>
+      </w:r>
+      <w:r>
+        <w:rPr>
+          <w:rFonts w:ascii="Liberation Serif" w:hAnsi="Liberation Serif" w:eastAsia="Liberation Serif"/>
+          <w:b w:val="0"/>
+          <w:i w:val="0"/>
+        </w:rPr>
+        <w:t xml:space="preserve"> 11 Mar 1981 Knox file </w:t>
+      </w:r>
+      <w:r>
+        <w:rPr>
+          <w:rFonts w:ascii="Liberation Serif" w:hAnsi="Liberation Serif" w:eastAsia="Liberation Serif"/>
+          <w:b/>
+          <w:i w:val="0"/>
+        </w:rPr>
+        <w:t>09021</w:t>
+      </w:r>
+      <w:r>
+        <w:rPr>
+          <w:rFonts w:ascii="Liberation Serif" w:hAnsi="Liberation Serif" w:eastAsia="Liberation Serif"/>
+          <w:b w:val="0"/>
+          <w:i w:val="0"/>
+        </w:rPr>
+        <w:t xml:space="preserve">. vs P007 </w:t>
+      </w:r>
+      <w:r>
+        <w:rPr>
+          <w:rFonts w:ascii="Liberation Serif" w:hAnsi="Liberation Serif" w:eastAsia="Liberation Serif"/>
+          <w:b/>
+          <w:i w:val="0"/>
+        </w:rPr>
+        <w:t>PROBABLE</w:t>
+      </w:r>
+      <w:r>
+        <w:rPr>
+          <w:rFonts w:ascii="Liberation Serif" w:hAnsi="Liberation Serif" w:eastAsia="Liberation Serif"/>
+          <w:b w:val="0"/>
+          <w:i w:val="0"/>
+        </w:rPr>
+        <w:t>. Certificate / parents unread (</w:t>
+      </w:r>
+      <w:r>
+        <w:rPr>
+          <w:rFonts w:ascii="Liberation Serif" w:hAnsi="Liberation Serif" w:eastAsia="Liberation Serif"/>
+          <w:b/>
+          <w:i w:val="0"/>
+        </w:rPr>
+        <w:t>C446–C456</w:t>
+      </w:r>
+      <w:r>
+        <w:rPr>
+          <w:rFonts w:ascii="Liberation Serif" w:hAnsi="Liberation Serif" w:eastAsia="Liberation Serif"/>
+          <w:b w:val="0"/>
+          <w:i w:val="0"/>
+        </w:rPr>
+        <w:t xml:space="preserve">). Hazel E. Bunch 1 May 1999 Knox file </w:t>
+      </w:r>
+      <w:r>
+        <w:rPr>
+          <w:rFonts w:ascii="Liberation Serif" w:hAnsi="Liberation Serif" w:eastAsia="Liberation Serif"/>
+          <w:b/>
+          <w:i w:val="0"/>
+        </w:rPr>
+        <w:t>20106</w:t>
+      </w:r>
+      <w:r>
+        <w:rPr>
+          <w:rFonts w:ascii="Liberation Serif" w:hAnsi="Liberation Serif" w:eastAsia="Liberation Serif"/>
+          <w:b w:val="0"/>
+          <w:i w:val="0"/>
+        </w:rPr>
+        <w:t xml:space="preserve"> (</w:t>
+      </w:r>
+      <w:r>
+        <w:rPr>
+          <w:rFonts w:ascii="Liberation Serif" w:hAnsi="Liberation Serif" w:eastAsia="Liberation Serif"/>
+          <w:b/>
+          <w:i w:val="0"/>
+        </w:rPr>
+        <w:t>C452 C453</w:t>
+      </w:r>
+      <w:r>
+        <w:rPr>
+          <w:rFonts w:ascii="Liberation Serif" w:hAnsi="Liberation Serif" w:eastAsia="Liberation Serif"/>
+          <w:b w:val="0"/>
+          <w:i w:val="0"/>
+        </w:rPr>
+        <w:t>). Living descendants withheld.</w:t>
       </w:r>
     </w:p>
     <w:p>
@@ -8001,103 +7963,103 @@
           <w:b/>
           <w:i w:val="0"/>
         </w:rPr>
-        <w:t>B007 partial:</w:t>
-      </w:r>
-      <w:r>
-        <w:rPr>
-          <w:rFonts w:ascii="Liberation Serif" w:hAnsi="Liberation Serif" w:eastAsia="Liberation Serif"/>
-          <w:b w:val="0"/>
-          <w:i w:val="0"/>
-        </w:rPr>
-        <w:t xml:space="preserve"> 1900 Liberty Township </w:t>
-      </w:r>
-      <w:r>
-        <w:rPr>
-          <w:rFonts w:ascii="Liberation Serif" w:hAnsi="Liberation Serif" w:eastAsia="Liberation Serif"/>
-          <w:b/>
-          <w:i w:val="0"/>
-        </w:rPr>
-        <w:t>closed</w:t>
-      </w:r>
-      <w:r>
-        <w:rPr>
-          <w:rFonts w:ascii="Liberation Serif" w:hAnsi="Liberation Serif" w:eastAsia="Liberation Serif"/>
-          <w:b w:val="0"/>
-          <w:i w:val="0"/>
-        </w:rPr>
-        <w:t xml:space="preserve"> (ED </w:t>
-      </w:r>
-      <w:r>
-        <w:rPr>
-          <w:rFonts w:ascii="Liberation Serif" w:hAnsi="Liberation Serif" w:eastAsia="Liberation Serif"/>
-          <w:b/>
-          <w:i w:val="0"/>
-        </w:rPr>
-        <w:t>4</w:t>
-      </w:r>
-      <w:r>
-        <w:rPr>
-          <w:rFonts w:ascii="Liberation Serif" w:hAnsi="Liberation Serif" w:eastAsia="Liberation Serif"/>
-          <w:b w:val="0"/>
-          <w:i w:val="0"/>
-        </w:rPr>
-        <w:t xml:space="preserve"> entire + ED </w:t>
-      </w:r>
-      <w:r>
-        <w:rPr>
-          <w:rFonts w:ascii="Liberation Serif" w:hAnsi="Liberation Serif" w:eastAsia="Liberation Serif"/>
-          <w:b/>
-          <w:i w:val="0"/>
-        </w:rPr>
-        <w:t>5</w:t>
-      </w:r>
-      <w:r>
-        <w:rPr>
-          <w:rFonts w:ascii="Liberation Serif" w:hAnsi="Liberation Serif" w:eastAsia="Liberation Serif"/>
-          <w:b w:val="0"/>
-          <w:i w:val="0"/>
-        </w:rPr>
-        <w:t xml:space="preserve"> entire). 1910 John Sullivan’s wife is </w:t>
-      </w:r>
-      <w:r>
-        <w:rPr>
-          <w:rFonts w:ascii="Liberation Serif" w:hAnsi="Liberation Serif" w:eastAsia="Liberation Serif"/>
-          <w:b/>
-          <w:i w:val="0"/>
-        </w:rPr>
-        <w:t>Ida M.</w:t>
-      </w:r>
-      <w:r>
-        <w:rPr>
-          <w:rFonts w:ascii="Liberation Serif" w:hAnsi="Liberation Serif" w:eastAsia="Liberation Serif"/>
-          <w:b w:val="0"/>
-          <w:i w:val="0"/>
-        </w:rPr>
-        <w:t xml:space="preserve"> John still unplaced in 1900. Residual: S-415 continuation; Bollinger ED </w:t>
-      </w:r>
-      <w:r>
-        <w:rPr>
-          <w:rFonts w:ascii="Liberation Serif" w:hAnsi="Liberation Serif" w:eastAsia="Liberation Serif"/>
-          <w:b/>
-          <w:i w:val="0"/>
-        </w:rPr>
-        <w:t>1/2/3/6</w:t>
-      </w:r>
-      <w:r>
-        <w:rPr>
-          <w:rFonts w:ascii="Liberation Serif" w:hAnsi="Liberation Serif" w:eastAsia="Liberation Serif"/>
-          <w:b w:val="0"/>
-          <w:i w:val="0"/>
-        </w:rPr>
-        <w:t xml:space="preserve"> (</w:t>
-      </w:r>
-      <w:r>
-        <w:rPr>
-          <w:rFonts w:ascii="Liberation Serif" w:hAnsi="Liberation Serif" w:eastAsia="Liberation Serif"/>
-          <w:b/>
-          <w:i w:val="0"/>
-        </w:rPr>
-        <w:t>C457–C463</w:t>
+        <w:t>B039 partial:</w:t>
+      </w:r>
+      <w:r>
+        <w:rPr>
+          <w:rFonts w:ascii="Liberation Serif" w:hAnsi="Liberation Serif" w:eastAsia="Liberation Serif"/>
+          <w:b w:val="0"/>
+          <w:i w:val="0"/>
+        </w:rPr>
+        <w:t xml:space="preserve"> Owsley fire </w:t>
+      </w:r>
+      <w:r>
+        <w:rPr>
+          <w:rFonts w:ascii="Liberation Serif" w:hAnsi="Liberation Serif" w:eastAsia="Liberation Serif"/>
+          <w:b/>
+          <w:i w:val="0"/>
+        </w:rPr>
+        <w:t>29 Jan 1929</w:t>
+      </w:r>
+      <w:r>
+        <w:rPr>
+          <w:rFonts w:ascii="Liberation Serif" w:hAnsi="Liberation Serif" w:eastAsia="Liberation Serif"/>
+          <w:b w:val="0"/>
+          <w:i w:val="0"/>
+        </w:rPr>
+        <w:t xml:space="preserve"> + VS gaps </w:t>
+      </w:r>
+      <w:r>
+        <w:rPr>
+          <w:rFonts w:ascii="Liberation Serif" w:hAnsi="Liberation Serif" w:eastAsia="Liberation Serif"/>
+          <w:b/>
+          <w:i w:val="0"/>
+        </w:rPr>
+        <w:t>1879–1902 / 1905–1907</w:t>
+      </w:r>
+      <w:r>
+        <w:rPr>
+          <w:rFonts w:ascii="Liberation Serif" w:hAnsi="Liberation Serif" w:eastAsia="Liberation Serif"/>
+          <w:b w:val="0"/>
+          <w:i w:val="0"/>
+        </w:rPr>
+        <w:t xml:space="preserve">. Lee 1–37 nil party. 1910 Owsley + 1911–1945 DC nil Robert+Sallie. Hayes </w:t>
+      </w:r>
+      <w:r>
+        <w:rPr>
+          <w:rFonts w:ascii="Liberation Serif" w:hAnsi="Liberation Serif" w:eastAsia="Liberation Serif"/>
+          <w:b/>
+          <w:i w:val="0"/>
+        </w:rPr>
+        <w:t>818120</w:t>
+      </w:r>
+      <w:r>
+        <w:rPr>
+          <w:rFonts w:ascii="Liberation Serif" w:hAnsi="Liberation Serif" w:eastAsia="Liberation Serif"/>
+          <w:b w:val="0"/>
+          <w:i w:val="0"/>
+        </w:rPr>
+        <w:t xml:space="preserve"> / Smith </w:t>
+      </w:r>
+      <w:r>
+        <w:rPr>
+          <w:rFonts w:ascii="Liberation Serif" w:hAnsi="Liberation Serif" w:eastAsia="Liberation Serif"/>
+          <w:b/>
+          <w:i w:val="0"/>
+        </w:rPr>
+        <w:t>733757</w:t>
+      </w:r>
+      <w:r>
+        <w:rPr>
+          <w:rFonts w:ascii="Liberation Serif" w:hAnsi="Liberation Serif" w:eastAsia="Liberation Serif"/>
+          <w:b w:val="0"/>
+          <w:i w:val="0"/>
+        </w:rPr>
+        <w:t xml:space="preserve"> unread (</w:t>
+      </w:r>
+      <w:r>
+        <w:rPr>
+          <w:rFonts w:ascii="Liberation Serif" w:hAnsi="Liberation Serif" w:eastAsia="Liberation Serif"/>
+          <w:b/>
+          <w:i w:val="0"/>
+        </w:rPr>
+        <w:t>C471–C483</w:t>
+      </w:r>
+      <w:r>
+        <w:rPr>
+          <w:rFonts w:ascii="Liberation Serif" w:hAnsi="Liberation Serif" w:eastAsia="Liberation Serif"/>
+          <w:b w:val="0"/>
+          <w:i w:val="0"/>
+        </w:rPr>
+        <w:t xml:space="preserve">, </w:t>
+      </w:r>
+      <w:r>
+        <w:rPr>
+          <w:rFonts w:ascii="Liberation Serif" w:hAnsi="Liberation Serif" w:eastAsia="Liberation Serif"/>
+          <w:b/>
+          <w:i w:val="0"/>
+        </w:rPr>
+        <w:t>R014</w:t>
       </w:r>
       <w:r>
         <w:rPr>
@@ -8118,295 +8080,119 @@
           <w:b/>
           <w:i w:val="0"/>
         </w:rPr>
-        <w:t>FAN residual:</w:t>
-      </w:r>
-      <w:r>
-        <w:rPr>
-          <w:rFonts w:ascii="Liberation Serif" w:hAnsi="Liberation Serif" w:eastAsia="Liberation Serif"/>
-          <w:b w:val="0"/>
-          <w:i w:val="0"/>
-        </w:rPr>
-        <w:t xml:space="preserve"> B057 </w:t>
-      </w:r>
-      <w:r>
-        <w:rPr>
-          <w:rFonts w:ascii="Liberation Serif" w:hAnsi="Liberation Serif" w:eastAsia="Liberation Serif"/>
-          <w:b/>
-          <w:i w:val="0"/>
-        </w:rPr>
-        <w:t>done</w:t>
-      </w:r>
-      <w:r>
-        <w:rPr>
-          <w:rFonts w:ascii="Liberation Serif" w:hAnsi="Liberation Serif" w:eastAsia="Liberation Serif"/>
-          <w:b w:val="0"/>
-          <w:i w:val="0"/>
-        </w:rPr>
-        <w:t xml:space="preserve"> for the remote stone/index pass (</w:t>
-      </w:r>
-      <w:r>
-        <w:rPr>
-          <w:rFonts w:ascii="Liberation Serif" w:hAnsi="Liberation Serif" w:eastAsia="Liberation Serif"/>
-          <w:b/>
-          <w:i w:val="0"/>
-        </w:rPr>
-        <w:t>C383–C398</w:t>
-      </w:r>
-      <w:r>
-        <w:rPr>
-          <w:rFonts w:ascii="Liberation Serif" w:hAnsi="Liberation Serif" w:eastAsia="Liberation Serif"/>
-          <w:b w:val="0"/>
-          <w:i w:val="0"/>
-        </w:rPr>
-        <w:t xml:space="preserve">). Vincent Newman Family Cemetery located; Edward stone </w:t>
-      </w:r>
-      <w:r>
-        <w:rPr>
-          <w:rFonts w:ascii="Liberation Serif" w:hAnsi="Liberation Serif" w:eastAsia="Liberation Serif"/>
-          <w:b/>
-          <w:i w:val="0"/>
-        </w:rPr>
-        <w:t>image seen</w:t>
-      </w:r>
-      <w:r>
-        <w:rPr>
-          <w:rFonts w:ascii="Liberation Serif" w:hAnsi="Liberation Serif" w:eastAsia="Liberation Serif"/>
-          <w:b w:val="0"/>
-          <w:i w:val="0"/>
-        </w:rPr>
-        <w:t xml:space="preserve">; Madison 1936 ages </w:t>
-      </w:r>
-      <w:r>
-        <w:rPr>
-          <w:rFonts w:ascii="Liberation Serif" w:hAnsi="Liberation Serif" w:eastAsia="Liberation Serif"/>
-          <w:b/>
-          <w:i w:val="0"/>
-        </w:rPr>
-        <w:t>017</w:t>
-      </w:r>
-      <w:r>
-        <w:rPr>
-          <w:rFonts w:ascii="Liberation Serif" w:hAnsi="Liberation Serif" w:eastAsia="Liberation Serif"/>
-          <w:b w:val="0"/>
-          <w:i w:val="0"/>
-        </w:rPr>
-        <w:t xml:space="preserve">. Still unread: Madison/Lee DC </w:t>
-      </w:r>
-      <w:r>
-        <w:rPr>
-          <w:rFonts w:ascii="Liberation Serif" w:hAnsi="Liberation Serif" w:eastAsia="Liberation Serif"/>
-          <w:b/>
-          <w:i w:val="0"/>
-        </w:rPr>
-        <w:t>images</w:t>
-      </w:r>
-      <w:r>
-        <w:rPr>
-          <w:rFonts w:ascii="Liberation Serif" w:hAnsi="Liberation Serif" w:eastAsia="Liberation Serif"/>
-          <w:b w:val="0"/>
-          <w:i w:val="0"/>
-        </w:rPr>
-        <w:t xml:space="preserve">, Owsley 1920 book, Smith 1843–1929 marriages; Callie/Dorothy/Everett FAG </w:t>
-      </w:r>
-      <w:r>
-        <w:rPr>
-          <w:rFonts w:ascii="Liberation Serif" w:hAnsi="Liberation Serif" w:eastAsia="Liberation Serif"/>
-          <w:b/>
-          <w:i w:val="0"/>
-        </w:rPr>
-        <w:t>no photos</w:t>
-      </w:r>
-      <w:r>
-        <w:rPr>
-          <w:rFonts w:ascii="Liberation Serif" w:hAnsi="Liberation Serif" w:eastAsia="Liberation Serif"/>
-          <w:b w:val="0"/>
-          <w:i w:val="0"/>
-        </w:rPr>
-        <w:t xml:space="preserve">. Grant=Frank and John of Owsley still </w:t>
-      </w:r>
-      <w:r>
-        <w:rPr>
-          <w:rFonts w:ascii="Liberation Serif" w:hAnsi="Liberation Serif" w:eastAsia="Liberation Serif"/>
-          <w:b/>
-          <w:i w:val="0"/>
-        </w:rPr>
-        <w:t>POSSIBLE</w:t>
-      </w:r>
-      <w:r>
-        <w:rPr>
-          <w:rFonts w:ascii="Liberation Serif" w:hAnsi="Liberation Serif" w:eastAsia="Liberation Serif"/>
-          <w:b w:val="0"/>
-          <w:i w:val="0"/>
-        </w:rPr>
-        <w:t xml:space="preserve">. </w:t>
-      </w:r>
-      <w:r>
-        <w:rPr>
-          <w:rFonts w:ascii="Liberation Serif" w:hAnsi="Liberation Serif" w:eastAsia="Liberation Serif"/>
-          <w:b/>
-          <w:i w:val="0"/>
-        </w:rPr>
-        <w:t>B054 done</w:t>
-      </w:r>
-      <w:r>
-        <w:rPr>
-          <w:rFonts w:ascii="Liberation Serif" w:hAnsi="Liberation Serif" w:eastAsia="Liberation Serif"/>
-          <w:b w:val="0"/>
-          <w:i w:val="0"/>
-        </w:rPr>
-        <w:t xml:space="preserve"> — Carter Cove stones </w:t>
-      </w:r>
-      <w:r>
-        <w:rPr>
-          <w:rFonts w:ascii="Liberation Serif" w:hAnsi="Liberation Serif" w:eastAsia="Liberation Serif"/>
-          <w:b/>
-          <w:i w:val="0"/>
-        </w:rPr>
-        <w:t>image seen</w:t>
-      </w:r>
-      <w:r>
-        <w:rPr>
-          <w:rFonts w:ascii="Liberation Serif" w:hAnsi="Liberation Serif" w:eastAsia="Liberation Serif"/>
-          <w:b w:val="0"/>
-          <w:i w:val="0"/>
-        </w:rPr>
-        <w:t xml:space="preserve"> (</w:t>
-      </w:r>
-      <w:r>
-        <w:rPr>
-          <w:rFonts w:ascii="Liberation Serif" w:hAnsi="Liberation Serif" w:eastAsia="Liberation Serif"/>
-          <w:b/>
-          <w:i w:val="0"/>
-        </w:rPr>
-        <w:t>C410–C416</w:t>
-      </w:r>
-      <w:r>
-        <w:rPr>
-          <w:rFonts w:ascii="Liberation Serif" w:hAnsi="Liberation Serif" w:eastAsia="Liberation Serif"/>
-          <w:b w:val="0"/>
-          <w:i w:val="0"/>
-        </w:rPr>
-        <w:t xml:space="preserve">). Luther Riverview stones / DC images unread. </w:t>
-      </w:r>
-      <w:r>
-        <w:rPr>
-          <w:rFonts w:ascii="Liberation Serif" w:hAnsi="Liberation Serif" w:eastAsia="Liberation Serif"/>
-          <w:b/>
-          <w:i w:val="0"/>
-        </w:rPr>
-        <w:t>B051</w:t>
-      </w:r>
-      <w:r>
-        <w:rPr>
-          <w:rFonts w:ascii="Liberation Serif" w:hAnsi="Liberation Serif" w:eastAsia="Liberation Serif"/>
-          <w:b w:val="0"/>
-          <w:i w:val="0"/>
-        </w:rPr>
-        <w:t xml:space="preserve"> Luther death </w:t>
-      </w:r>
-      <w:r>
-        <w:rPr>
-          <w:rFonts w:ascii="Liberation Serif" w:hAnsi="Liberation Serif" w:eastAsia="Liberation Serif"/>
-          <w:b/>
-          <w:i w:val="0"/>
-        </w:rPr>
-        <w:t>done</w:t>
-      </w:r>
-      <w:r>
-        <w:rPr>
-          <w:rFonts w:ascii="Liberation Serif" w:hAnsi="Liberation Serif" w:eastAsia="Liberation Serif"/>
-          <w:b w:val="0"/>
-          <w:i w:val="0"/>
-        </w:rPr>
-        <w:t xml:space="preserve"> (</w:t>
-      </w:r>
-      <w:r>
-        <w:rPr>
-          <w:rFonts w:ascii="Liberation Serif" w:hAnsi="Liberation Serif" w:eastAsia="Liberation Serif"/>
-          <w:b/>
-          <w:i w:val="0"/>
-        </w:rPr>
-        <w:t>C375–C382</w:t>
-      </w:r>
-      <w:r>
-        <w:rPr>
-          <w:rFonts w:ascii="Liberation Serif" w:hAnsi="Liberation Serif" w:eastAsia="Liberation Serif"/>
-          <w:b w:val="0"/>
-          <w:i w:val="0"/>
-        </w:rPr>
-        <w:t xml:space="preserve">). </w:t>
-      </w:r>
-      <w:r>
-        <w:rPr>
-          <w:rFonts w:ascii="Liberation Serif" w:hAnsi="Liberation Serif" w:eastAsia="Liberation Serif"/>
-          <w:b/>
-          <w:i w:val="0"/>
-        </w:rPr>
-        <w:t>B052</w:t>
-      </w:r>
-      <w:r>
-        <w:rPr>
-          <w:rFonts w:ascii="Liberation Serif" w:hAnsi="Liberation Serif" w:eastAsia="Liberation Serif"/>
-          <w:b w:val="0"/>
-          <w:i w:val="0"/>
-        </w:rPr>
-        <w:t xml:space="preserve"> Shelby × Grace </w:t>
-      </w:r>
-      <w:r>
-        <w:rPr>
-          <w:rFonts w:ascii="Liberation Serif" w:hAnsi="Liberation Serif" w:eastAsia="Liberation Serif"/>
-          <w:b/>
-          <w:i w:val="0"/>
-        </w:rPr>
-        <w:t>done</w:t>
-      </w:r>
-      <w:r>
-        <w:rPr>
-          <w:rFonts w:ascii="Liberation Serif" w:hAnsi="Liberation Serif" w:eastAsia="Liberation Serif"/>
-          <w:b w:val="0"/>
-          <w:i w:val="0"/>
-        </w:rPr>
-        <w:t xml:space="preserve">. </w:t>
-      </w:r>
-      <w:r>
-        <w:rPr>
-          <w:rFonts w:ascii="Liberation Serif" w:hAnsi="Liberation Serif" w:eastAsia="Liberation Serif"/>
-          <w:b/>
-          <w:i w:val="0"/>
-        </w:rPr>
-        <w:t>B053</w:t>
-      </w:r>
-      <w:r>
-        <w:rPr>
-          <w:rFonts w:ascii="Liberation Serif" w:hAnsi="Liberation Serif" w:eastAsia="Liberation Serif"/>
-          <w:b w:val="0"/>
-          <w:i w:val="0"/>
-        </w:rPr>
-        <w:t xml:space="preserve"> Everett FAN </w:t>
-      </w:r>
-      <w:r>
-        <w:rPr>
-          <w:rFonts w:ascii="Liberation Serif" w:hAnsi="Liberation Serif" w:eastAsia="Liberation Serif"/>
-          <w:b/>
-          <w:i w:val="0"/>
-        </w:rPr>
-        <w:t>done</w:t>
-      </w:r>
-      <w:r>
-        <w:rPr>
-          <w:rFonts w:ascii="Liberation Serif" w:hAnsi="Liberation Serif" w:eastAsia="Liberation Serif"/>
-          <w:b w:val="0"/>
-          <w:i w:val="0"/>
-        </w:rPr>
-        <w:t xml:space="preserve"> (</w:t>
-      </w:r>
-      <w:r>
-        <w:rPr>
-          <w:rFonts w:ascii="Liberation Serif" w:hAnsi="Liberation Serif" w:eastAsia="Liberation Serif"/>
-          <w:b/>
-          <w:i w:val="0"/>
-        </w:rPr>
-        <w:t>C349–C365</w:t>
+        <w:t>B014 partial:</w:t>
+      </w:r>
+      <w:r>
+        <w:rPr>
+          <w:rFonts w:ascii="Liberation Serif" w:hAnsi="Liberation Serif" w:eastAsia="Liberation Serif"/>
+          <w:b w:val="0"/>
+          <w:i w:val="0"/>
+        </w:rPr>
+        <w:t xml:space="preserve"> Hardin K. Gray KY index vol </w:t>
+      </w:r>
+      <w:r>
+        <w:rPr>
+          <w:rFonts w:ascii="Liberation Serif" w:hAnsi="Liberation Serif" w:eastAsia="Liberation Serif"/>
+          <w:b/>
+          <w:i w:val="0"/>
+        </w:rPr>
+        <w:t>042</w:t>
+      </w:r>
+      <w:r>
+        <w:rPr>
+          <w:rFonts w:ascii="Liberation Serif" w:hAnsi="Liberation Serif" w:eastAsia="Liberation Serif"/>
+          <w:b w:val="0"/>
+          <w:i w:val="0"/>
+        </w:rPr>
+        <w:t xml:space="preserve"> #</w:t>
+      </w:r>
+      <w:r>
+        <w:rPr>
+          <w:rFonts w:ascii="Liberation Serif" w:hAnsi="Liberation Serif" w:eastAsia="Liberation Serif"/>
+          <w:b/>
+          <w:i w:val="0"/>
+        </w:rPr>
+        <w:t>20591</w:t>
+      </w:r>
+      <w:r>
+        <w:rPr>
+          <w:rFonts w:ascii="Liberation Serif" w:hAnsi="Liberation Serif" w:eastAsia="Liberation Serif"/>
+          <w:b w:val="0"/>
+          <w:i w:val="0"/>
+        </w:rPr>
+        <w:t xml:space="preserve"> — death </w:t>
+      </w:r>
+      <w:r>
+        <w:rPr>
+          <w:rFonts w:ascii="Liberation Serif" w:hAnsi="Liberation Serif" w:eastAsia="Liberation Serif"/>
+          <w:b/>
+          <w:i w:val="0"/>
+        </w:rPr>
+        <w:t>Fayette</w:t>
+      </w:r>
+      <w:r>
+        <w:rPr>
+          <w:rFonts w:ascii="Liberation Serif" w:hAnsi="Liberation Serif" w:eastAsia="Liberation Serif"/>
+          <w:b w:val="0"/>
+          <w:i w:val="0"/>
+        </w:rPr>
+        <w:t xml:space="preserve">, residence </w:t>
+      </w:r>
+      <w:r>
+        <w:rPr>
+          <w:rFonts w:ascii="Liberation Serif" w:hAnsi="Liberation Serif" w:eastAsia="Liberation Serif"/>
+          <w:b/>
+          <w:i w:val="0"/>
+        </w:rPr>
+        <w:t>Lee</w:t>
+      </w:r>
+      <w:r>
+        <w:rPr>
+          <w:rFonts w:ascii="Liberation Serif" w:hAnsi="Liberation Serif" w:eastAsia="Liberation Serif"/>
+          <w:b w:val="0"/>
+          <w:i w:val="0"/>
+        </w:rPr>
+        <w:t xml:space="preserve">, 7 Sep 1967 (conflict </w:t>
+      </w:r>
+      <w:r>
+        <w:rPr>
+          <w:rFonts w:ascii="Liberation Serif" w:hAnsi="Liberation Serif" w:eastAsia="Liberation Serif"/>
+          <w:b/>
+          <w:i w:val="0"/>
+        </w:rPr>
+        <w:t>#27</w:t>
+      </w:r>
+      <w:r>
+        <w:rPr>
+          <w:rFonts w:ascii="Liberation Serif" w:hAnsi="Liberation Serif" w:eastAsia="Liberation Serif"/>
+          <w:b w:val="0"/>
+          <w:i w:val="0"/>
+        </w:rPr>
+        <w:t xml:space="preserve">). Vestie 1958 paper names </w:t>
+      </w:r>
+      <w:r>
+        <w:rPr>
+          <w:rFonts w:ascii="Liberation Serif" w:hAnsi="Liberation Serif" w:eastAsia="Liberation Serif"/>
+          <w:b/>
+          <w:i w:val="0"/>
+        </w:rPr>
+        <w:t>H. K. Grey, Arvel</w:t>
+      </w:r>
+      <w:r>
+        <w:rPr>
+          <w:rFonts w:ascii="Liberation Serif" w:hAnsi="Liberation Serif" w:eastAsia="Liberation Serif"/>
+          <w:b w:val="0"/>
+          <w:i w:val="0"/>
+        </w:rPr>
+        <w:t>. Certificate unread (</w:t>
+      </w:r>
+      <w:r>
+        <w:rPr>
+          <w:rFonts w:ascii="Liberation Serif" w:hAnsi="Liberation Serif" w:eastAsia="Liberation Serif"/>
+          <w:b/>
+          <w:i w:val="0"/>
+        </w:rPr>
+        <w:t>C435–C445</w:t>
       </w:r>
       <w:r>
         <w:rPr>
@@ -8424,10 +8210,18 @@
       <w:r>
         <w:rPr>
           <w:rFonts w:ascii="Liberation Serif" w:hAnsi="Liberation Serif" w:eastAsia="Liberation Serif"/>
-          <w:b w:val="0"/>
-          <w:i w:val="0"/>
-        </w:rPr>
-        <w:t xml:space="preserve">Greene 37–43 Stone sweep is </w:t>
+          <w:b/>
+          <w:i w:val="0"/>
+        </w:rPr>
+        <w:t>B007 partial:</w:t>
+      </w:r>
+      <w:r>
+        <w:rPr>
+          <w:rFonts w:ascii="Liberation Serif" w:hAnsi="Liberation Serif" w:eastAsia="Liberation Serif"/>
+          <w:b w:val="0"/>
+          <w:i w:val="0"/>
+        </w:rPr>
+        <w:t xml:space="preserve"> 1900 Liberty Township </w:t>
       </w:r>
       <w:r>
         <w:rPr>
@@ -8443,7 +8237,87 @@
           <w:b w:val="0"/>
           <w:i w:val="0"/>
         </w:rPr>
-        <w:t>. Do not reopen Peebles as a third marriage without a license. Do not print 1868 or 24 February 1906 as facts.</w:t>
+        <w:t xml:space="preserve"> (ED </w:t>
+      </w:r>
+      <w:r>
+        <w:rPr>
+          <w:rFonts w:ascii="Liberation Serif" w:hAnsi="Liberation Serif" w:eastAsia="Liberation Serif"/>
+          <w:b/>
+          <w:i w:val="0"/>
+        </w:rPr>
+        <w:t>4</w:t>
+      </w:r>
+      <w:r>
+        <w:rPr>
+          <w:rFonts w:ascii="Liberation Serif" w:hAnsi="Liberation Serif" w:eastAsia="Liberation Serif"/>
+          <w:b w:val="0"/>
+          <w:i w:val="0"/>
+        </w:rPr>
+        <w:t xml:space="preserve"> entire + ED </w:t>
+      </w:r>
+      <w:r>
+        <w:rPr>
+          <w:rFonts w:ascii="Liberation Serif" w:hAnsi="Liberation Serif" w:eastAsia="Liberation Serif"/>
+          <w:b/>
+          <w:i w:val="0"/>
+        </w:rPr>
+        <w:t>5</w:t>
+      </w:r>
+      <w:r>
+        <w:rPr>
+          <w:rFonts w:ascii="Liberation Serif" w:hAnsi="Liberation Serif" w:eastAsia="Liberation Serif"/>
+          <w:b w:val="0"/>
+          <w:i w:val="0"/>
+        </w:rPr>
+        <w:t xml:space="preserve"> entire). 1910 John Sullivan’s wife is </w:t>
+      </w:r>
+      <w:r>
+        <w:rPr>
+          <w:rFonts w:ascii="Liberation Serif" w:hAnsi="Liberation Serif" w:eastAsia="Liberation Serif"/>
+          <w:b/>
+          <w:i w:val="0"/>
+        </w:rPr>
+        <w:t>Ida M.</w:t>
+      </w:r>
+      <w:r>
+        <w:rPr>
+          <w:rFonts w:ascii="Liberation Serif" w:hAnsi="Liberation Serif" w:eastAsia="Liberation Serif"/>
+          <w:b w:val="0"/>
+          <w:i w:val="0"/>
+        </w:rPr>
+        <w:t xml:space="preserve"> John still unplaced in 1900. Residual: S-415 continuation; Bollinger ED </w:t>
+      </w:r>
+      <w:r>
+        <w:rPr>
+          <w:rFonts w:ascii="Liberation Serif" w:hAnsi="Liberation Serif" w:eastAsia="Liberation Serif"/>
+          <w:b/>
+          <w:i w:val="0"/>
+        </w:rPr>
+        <w:t>1/2/3/6</w:t>
+      </w:r>
+      <w:r>
+        <w:rPr>
+          <w:rFonts w:ascii="Liberation Serif" w:hAnsi="Liberation Serif" w:eastAsia="Liberation Serif"/>
+          <w:b w:val="0"/>
+          <w:i w:val="0"/>
+        </w:rPr>
+        <w:t xml:space="preserve"> (</w:t>
+      </w:r>
+      <w:r>
+        <w:rPr>
+          <w:rFonts w:ascii="Liberation Serif" w:hAnsi="Liberation Serif" w:eastAsia="Liberation Serif"/>
+          <w:b/>
+          <w:i w:val="0"/>
+        </w:rPr>
+        <w:t>C457–C463</w:t>
+      </w:r>
+      <w:r>
+        <w:rPr>
+          <w:rFonts w:ascii="Liberation Serif" w:hAnsi="Liberation Serif" w:eastAsia="Liberation Serif"/>
+          <w:b w:val="0"/>
+          <w:i w:val="0"/>
+        </w:rPr>
+        <w:t>).</w:t>
       </w:r>
     </w:p>
     <w:p>
@@ -8456,52 +8330,390 @@
           <w:b/>
           <w:i w:val="0"/>
         </w:rPr>
-        <w:t>Master Word document:</w:t>
-      </w:r>
-      <w:r>
-        <w:rPr>
-          <w:rFonts w:ascii="Liberation Serif" w:hAnsi="Liberation Serif" w:eastAsia="Liberation Serif"/>
-          <w:b w:val="0"/>
-          <w:i w:val="0"/>
-        </w:rPr>
-        <w:t xml:space="preserve"> </w:t>
-      </w:r>
-      <w:r>
-        <w:rPr>
-          <w:rFonts w:ascii="Liberation Mono" w:hAnsi="Liberation Mono" w:eastAsia="Liberation Mono"/>
-          <w:b w:val="0"/>
-          <w:i w:val="0"/>
-          <w:sz w:val="18"/>
-        </w:rPr>
-        <w:t>research/dora-ella-newnam/book/Dora-Ella-Newnam-Stone-A-Life.docx</w:t>
-      </w:r>
-      <w:r>
-        <w:rPr>
-          <w:rFonts w:ascii="Liberation Serif" w:hAnsi="Liberation Serif" w:eastAsia="Liberation Serif"/>
-          <w:b w:val="0"/>
-          <w:i w:val="0"/>
-        </w:rPr>
-        <w:t xml:space="preserve"> (working copy </w:t>
-      </w:r>
-      <w:r>
-        <w:rPr>
-          <w:rFonts w:ascii="Liberation Mono" w:hAnsi="Liberation Mono" w:eastAsia="Liberation Mono"/>
-          <w:b w:val="0"/>
-          <w:i w:val="0"/>
-          <w:sz w:val="18"/>
-        </w:rPr>
-        <w:t>sources/authored/Dora-Ella-Newnam-Stone-A-Life-latest.docx</w:t>
-      </w:r>
-      <w:r>
-        <w:rPr>
-          <w:rFonts w:ascii="Liberation Serif" w:hAnsi="Liberation Serif" w:eastAsia="Liberation Serif"/>
-          <w:b w:val="0"/>
-          <w:i w:val="0"/>
-        </w:rPr>
-        <w:t>). Rebuilt this pass. Pope Roll 5 is still unread.</w:t>
+        <w:t>FAN residual:</w:t>
+      </w:r>
+      <w:r>
+        <w:rPr>
+          <w:rFonts w:ascii="Liberation Serif" w:hAnsi="Liberation Serif" w:eastAsia="Liberation Serif"/>
+          <w:b w:val="0"/>
+          <w:i w:val="0"/>
+        </w:rPr>
+        <w:t xml:space="preserve"> B057 </w:t>
+      </w:r>
+      <w:r>
+        <w:rPr>
+          <w:rFonts w:ascii="Liberation Serif" w:hAnsi="Liberation Serif" w:eastAsia="Liberation Serif"/>
+          <w:b/>
+          <w:i w:val="0"/>
+        </w:rPr>
+        <w:t>done</w:t>
+      </w:r>
+      <w:r>
+        <w:rPr>
+          <w:rFonts w:ascii="Liberation Serif" w:hAnsi="Liberation Serif" w:eastAsia="Liberation Serif"/>
+          <w:b w:val="0"/>
+          <w:i w:val="0"/>
+        </w:rPr>
+        <w:t xml:space="preserve"> for the remote stone/index pass (</w:t>
+      </w:r>
+      <w:r>
+        <w:rPr>
+          <w:rFonts w:ascii="Liberation Serif" w:hAnsi="Liberation Serif" w:eastAsia="Liberation Serif"/>
+          <w:b/>
+          <w:i w:val="0"/>
+        </w:rPr>
+        <w:t>C383–C398</w:t>
+      </w:r>
+      <w:r>
+        <w:rPr>
+          <w:rFonts w:ascii="Liberation Serif" w:hAnsi="Liberation Serif" w:eastAsia="Liberation Serif"/>
+          <w:b w:val="0"/>
+          <w:i w:val="0"/>
+        </w:rPr>
+        <w:t xml:space="preserve">). Vincent Newman Family Cemetery located; Edward stone </w:t>
+      </w:r>
+      <w:r>
+        <w:rPr>
+          <w:rFonts w:ascii="Liberation Serif" w:hAnsi="Liberation Serif" w:eastAsia="Liberation Serif"/>
+          <w:b/>
+          <w:i w:val="0"/>
+        </w:rPr>
+        <w:t>image seen</w:t>
+      </w:r>
+      <w:r>
+        <w:rPr>
+          <w:rFonts w:ascii="Liberation Serif" w:hAnsi="Liberation Serif" w:eastAsia="Liberation Serif"/>
+          <w:b w:val="0"/>
+          <w:i w:val="0"/>
+        </w:rPr>
+        <w:t xml:space="preserve">; Madison 1936 ages </w:t>
+      </w:r>
+      <w:r>
+        <w:rPr>
+          <w:rFonts w:ascii="Liberation Serif" w:hAnsi="Liberation Serif" w:eastAsia="Liberation Serif"/>
+          <w:b/>
+          <w:i w:val="0"/>
+        </w:rPr>
+        <w:t>017</w:t>
+      </w:r>
+      <w:r>
+        <w:rPr>
+          <w:rFonts w:ascii="Liberation Serif" w:hAnsi="Liberation Serif" w:eastAsia="Liberation Serif"/>
+          <w:b w:val="0"/>
+          <w:i w:val="0"/>
+        </w:rPr>
+        <w:t xml:space="preserve">. Still unread: Madison/Lee DC </w:t>
+      </w:r>
+      <w:r>
+        <w:rPr>
+          <w:rFonts w:ascii="Liberation Serif" w:hAnsi="Liberation Serif" w:eastAsia="Liberation Serif"/>
+          <w:b/>
+          <w:i w:val="0"/>
+        </w:rPr>
+        <w:t>images</w:t>
+      </w:r>
+      <w:r>
+        <w:rPr>
+          <w:rFonts w:ascii="Liberation Serif" w:hAnsi="Liberation Serif" w:eastAsia="Liberation Serif"/>
+          <w:b w:val="0"/>
+          <w:i w:val="0"/>
+        </w:rPr>
+        <w:t xml:space="preserve">, Owsley 1920 book, Smith 1843–1929 marriages; Callie/Dorothy/Everett FAG </w:t>
+      </w:r>
+      <w:r>
+        <w:rPr>
+          <w:rFonts w:ascii="Liberation Serif" w:hAnsi="Liberation Serif" w:eastAsia="Liberation Serif"/>
+          <w:b/>
+          <w:i w:val="0"/>
+        </w:rPr>
+        <w:t>no photos</w:t>
+      </w:r>
+      <w:r>
+        <w:rPr>
+          <w:rFonts w:ascii="Liberation Serif" w:hAnsi="Liberation Serif" w:eastAsia="Liberation Serif"/>
+          <w:b w:val="0"/>
+          <w:i w:val="0"/>
+        </w:rPr>
+        <w:t xml:space="preserve">. Grant=Frank and John of Owsley still </w:t>
+      </w:r>
+      <w:r>
+        <w:rPr>
+          <w:rFonts w:ascii="Liberation Serif" w:hAnsi="Liberation Serif" w:eastAsia="Liberation Serif"/>
+          <w:b/>
+          <w:i w:val="0"/>
+        </w:rPr>
+        <w:t>POSSIBLE</w:t>
+      </w:r>
+      <w:r>
+        <w:rPr>
+          <w:rFonts w:ascii="Liberation Serif" w:hAnsi="Liberation Serif" w:eastAsia="Liberation Serif"/>
+          <w:b w:val="0"/>
+          <w:i w:val="0"/>
+        </w:rPr>
+        <w:t xml:space="preserve">. </w:t>
+      </w:r>
+      <w:r>
+        <w:rPr>
+          <w:rFonts w:ascii="Liberation Serif" w:hAnsi="Liberation Serif" w:eastAsia="Liberation Serif"/>
+          <w:b/>
+          <w:i w:val="0"/>
+        </w:rPr>
+        <w:t>B054 done</w:t>
+      </w:r>
+      <w:r>
+        <w:rPr>
+          <w:rFonts w:ascii="Liberation Serif" w:hAnsi="Liberation Serif" w:eastAsia="Liberation Serif"/>
+          <w:b w:val="0"/>
+          <w:i w:val="0"/>
+        </w:rPr>
+        <w:t xml:space="preserve"> — Carter Cove stones </w:t>
+      </w:r>
+      <w:r>
+        <w:rPr>
+          <w:rFonts w:ascii="Liberation Serif" w:hAnsi="Liberation Serif" w:eastAsia="Liberation Serif"/>
+          <w:b/>
+          <w:i w:val="0"/>
+        </w:rPr>
+        <w:t>image seen</w:t>
+      </w:r>
+      <w:r>
+        <w:rPr>
+          <w:rFonts w:ascii="Liberation Serif" w:hAnsi="Liberation Serif" w:eastAsia="Liberation Serif"/>
+          <w:b w:val="0"/>
+          <w:i w:val="0"/>
+        </w:rPr>
+        <w:t xml:space="preserve"> (</w:t>
+      </w:r>
+      <w:r>
+        <w:rPr>
+          <w:rFonts w:ascii="Liberation Serif" w:hAnsi="Liberation Serif" w:eastAsia="Liberation Serif"/>
+          <w:b/>
+          <w:i w:val="0"/>
+        </w:rPr>
+        <w:t>C410–C416</w:t>
+      </w:r>
+      <w:r>
+        <w:rPr>
+          <w:rFonts w:ascii="Liberation Serif" w:hAnsi="Liberation Serif" w:eastAsia="Liberation Serif"/>
+          <w:b w:val="0"/>
+          <w:i w:val="0"/>
+        </w:rPr>
+        <w:t xml:space="preserve">). Luther Riverview stones / DC images unread. </w:t>
+      </w:r>
+      <w:r>
+        <w:rPr>
+          <w:rFonts w:ascii="Liberation Serif" w:hAnsi="Liberation Serif" w:eastAsia="Liberation Serif"/>
+          <w:b/>
+          <w:i w:val="0"/>
+        </w:rPr>
+        <w:t>B051</w:t>
+      </w:r>
+      <w:r>
+        <w:rPr>
+          <w:rFonts w:ascii="Liberation Serif" w:hAnsi="Liberation Serif" w:eastAsia="Liberation Serif"/>
+          <w:b w:val="0"/>
+          <w:i w:val="0"/>
+        </w:rPr>
+        <w:t xml:space="preserve"> Luther death </w:t>
+      </w:r>
+      <w:r>
+        <w:rPr>
+          <w:rFonts w:ascii="Liberation Serif" w:hAnsi="Liberation Serif" w:eastAsia="Liberation Serif"/>
+          <w:b/>
+          <w:i w:val="0"/>
+        </w:rPr>
+        <w:t>done</w:t>
+      </w:r>
+      <w:r>
+        <w:rPr>
+          <w:rFonts w:ascii="Liberation Serif" w:hAnsi="Liberation Serif" w:eastAsia="Liberation Serif"/>
+          <w:b w:val="0"/>
+          <w:i w:val="0"/>
+        </w:rPr>
+        <w:t xml:space="preserve"> (</w:t>
+      </w:r>
+      <w:r>
+        <w:rPr>
+          <w:rFonts w:ascii="Liberation Serif" w:hAnsi="Liberation Serif" w:eastAsia="Liberation Serif"/>
+          <w:b/>
+          <w:i w:val="0"/>
+        </w:rPr>
+        <w:t>C375–C382</w:t>
+      </w:r>
+      <w:r>
+        <w:rPr>
+          <w:rFonts w:ascii="Liberation Serif" w:hAnsi="Liberation Serif" w:eastAsia="Liberation Serif"/>
+          <w:b w:val="0"/>
+          <w:i w:val="0"/>
+        </w:rPr>
+        <w:t xml:space="preserve">). </w:t>
+      </w:r>
+      <w:r>
+        <w:rPr>
+          <w:rFonts w:ascii="Liberation Serif" w:hAnsi="Liberation Serif" w:eastAsia="Liberation Serif"/>
+          <w:b/>
+          <w:i w:val="0"/>
+        </w:rPr>
+        <w:t>B052</w:t>
+      </w:r>
+      <w:r>
+        <w:rPr>
+          <w:rFonts w:ascii="Liberation Serif" w:hAnsi="Liberation Serif" w:eastAsia="Liberation Serif"/>
+          <w:b w:val="0"/>
+          <w:i w:val="0"/>
+        </w:rPr>
+        <w:t xml:space="preserve"> Shelby × Grace </w:t>
+      </w:r>
+      <w:r>
+        <w:rPr>
+          <w:rFonts w:ascii="Liberation Serif" w:hAnsi="Liberation Serif" w:eastAsia="Liberation Serif"/>
+          <w:b/>
+          <w:i w:val="0"/>
+        </w:rPr>
+        <w:t>done</w:t>
+      </w:r>
+      <w:r>
+        <w:rPr>
+          <w:rFonts w:ascii="Liberation Serif" w:hAnsi="Liberation Serif" w:eastAsia="Liberation Serif"/>
+          <w:b w:val="0"/>
+          <w:i w:val="0"/>
+        </w:rPr>
+        <w:t xml:space="preserve">. </w:t>
+      </w:r>
+      <w:r>
+        <w:rPr>
+          <w:rFonts w:ascii="Liberation Serif" w:hAnsi="Liberation Serif" w:eastAsia="Liberation Serif"/>
+          <w:b/>
+          <w:i w:val="0"/>
+        </w:rPr>
+        <w:t>B053</w:t>
+      </w:r>
+      <w:r>
+        <w:rPr>
+          <w:rFonts w:ascii="Liberation Serif" w:hAnsi="Liberation Serif" w:eastAsia="Liberation Serif"/>
+          <w:b w:val="0"/>
+          <w:i w:val="0"/>
+        </w:rPr>
+        <w:t xml:space="preserve"> Everett FAN </w:t>
+      </w:r>
+      <w:r>
+        <w:rPr>
+          <w:rFonts w:ascii="Liberation Serif" w:hAnsi="Liberation Serif" w:eastAsia="Liberation Serif"/>
+          <w:b/>
+          <w:i w:val="0"/>
+        </w:rPr>
+        <w:t>done</w:t>
+      </w:r>
+      <w:r>
+        <w:rPr>
+          <w:rFonts w:ascii="Liberation Serif" w:hAnsi="Liberation Serif" w:eastAsia="Liberation Serif"/>
+          <w:b w:val="0"/>
+          <w:i w:val="0"/>
+        </w:rPr>
+        <w:t xml:space="preserve"> (</w:t>
+      </w:r>
+      <w:r>
+        <w:rPr>
+          <w:rFonts w:ascii="Liberation Serif" w:hAnsi="Liberation Serif" w:eastAsia="Liberation Serif"/>
+          <w:b/>
+          <w:i w:val="0"/>
+        </w:rPr>
+        <w:t>C349–C365</w:t>
+      </w:r>
+      <w:r>
+        <w:rPr>
+          <w:rFonts w:ascii="Liberation Serif" w:hAnsi="Liberation Serif" w:eastAsia="Liberation Serif"/>
+          <w:b w:val="0"/>
+          <w:i w:val="0"/>
+        </w:rPr>
+        <w:t>).</w:t>
       </w:r>
     </w:p>
     <w:p>
+      <w:pPr>
+        <w:pStyle w:val="ListBullet"/>
+      </w:pPr>
+      <w:r>
+        <w:rPr>
+          <w:rFonts w:ascii="Liberation Serif" w:hAnsi="Liberation Serif" w:eastAsia="Liberation Serif"/>
+          <w:b w:val="0"/>
+          <w:i w:val="0"/>
+        </w:rPr>
+        <w:t xml:space="preserve">Greene 37–43 Stone sweep is </w:t>
+      </w:r>
+      <w:r>
+        <w:rPr>
+          <w:rFonts w:ascii="Liberation Serif" w:hAnsi="Liberation Serif" w:eastAsia="Liberation Serif"/>
+          <w:b/>
+          <w:i w:val="0"/>
+        </w:rPr>
+        <w:t>closed</w:t>
+      </w:r>
+      <w:r>
+        <w:rPr>
+          <w:rFonts w:ascii="Liberation Serif" w:hAnsi="Liberation Serif" w:eastAsia="Liberation Serif"/>
+          <w:b w:val="0"/>
+          <w:i w:val="0"/>
+        </w:rPr>
+        <w:t>. Do not reopen Peebles as a third marriage without a license. Do not print 1868 or 24 February 1906 as facts.</w:t>
+      </w:r>
+    </w:p>
+    <w:p>
+      <w:pPr>
+        <w:pStyle w:val="ListBullet"/>
+      </w:pPr>
+      <w:r>
+        <w:rPr>
+          <w:rFonts w:ascii="Liberation Serif" w:hAnsi="Liberation Serif" w:eastAsia="Liberation Serif"/>
+          <w:b/>
+          <w:i w:val="0"/>
+        </w:rPr>
+        <w:t>Master Word document:</w:t>
+      </w:r>
+      <w:r>
+        <w:rPr>
+          <w:rFonts w:ascii="Liberation Serif" w:hAnsi="Liberation Serif" w:eastAsia="Liberation Serif"/>
+          <w:b w:val="0"/>
+          <w:i w:val="0"/>
+        </w:rPr>
+        <w:t xml:space="preserve"> </w:t>
+      </w:r>
+      <w:r>
+        <w:rPr>
+          <w:rFonts w:ascii="Liberation Mono" w:hAnsi="Liberation Mono" w:eastAsia="Liberation Mono"/>
+          <w:b w:val="0"/>
+          <w:i w:val="0"/>
+          <w:sz w:val="18"/>
+        </w:rPr>
+        <w:t>research/dora-ella-newnam/book/Dora-Ella-Newnam-Stone-A-Life.docx</w:t>
+      </w:r>
+      <w:r>
+        <w:rPr>
+          <w:rFonts w:ascii="Liberation Serif" w:hAnsi="Liberation Serif" w:eastAsia="Liberation Serif"/>
+          <w:b w:val="0"/>
+          <w:i w:val="0"/>
+        </w:rPr>
+        <w:t xml:space="preserve"> (working copy </w:t>
+      </w:r>
+      <w:r>
+        <w:rPr>
+          <w:rFonts w:ascii="Liberation Mono" w:hAnsi="Liberation Mono" w:eastAsia="Liberation Mono"/>
+          <w:b w:val="0"/>
+          <w:i w:val="0"/>
+          <w:sz w:val="18"/>
+        </w:rPr>
+        <w:t>sources/authored/Dora-Ella-Newnam-Stone-A-Life-latest.docx</w:t>
+      </w:r>
+      <w:r>
+        <w:rPr>
+          <w:rFonts w:ascii="Liberation Serif" w:hAnsi="Liberation Serif" w:eastAsia="Liberation Serif"/>
+          <w:b w:val="0"/>
+          <w:i w:val="0"/>
+        </w:rPr>
+        <w:t>). Rebuilt this pass. Pope Roll 5 is still unread.</w:t>
+      </w:r>
+    </w:p>
+    <w:p>
       <w:r>
         <w:rPr>
           <w:rFonts w:ascii="Liberation Serif" w:hAnsi="Liberation Serif" w:eastAsia="Liberation Serif"/>
@@ -8516,15 +8728,79 @@
           <w:b/>
           <w:i w:val="0"/>
         </w:rPr>
-        <w:t>B007 residual</w:t>
-      </w:r>
-      <w:r>
-        <w:rPr>
-          <w:rFonts w:ascii="Liberation Serif" w:hAnsi="Liberation Serif" w:eastAsia="Liberation Serif"/>
-          <w:b w:val="0"/>
-          <w:i w:val="0"/>
-        </w:rPr>
-        <w:t xml:space="preserve"> (S-415 continuation / 1900 Bollinger ED 1/2/3/6) if still free; else other 1920 Yell EDs besides 182/191/200. </w:t>
+        <w:t>B042</w:t>
+      </w:r>
+      <w:r>
+        <w:rPr>
+          <w:rFonts w:ascii="Liberation Serif" w:hAnsi="Liberation Serif" w:eastAsia="Liberation Serif"/>
+          <w:b w:val="0"/>
+          <w:i w:val="0"/>
+        </w:rPr>
+        <w:t xml:space="preserve"> (KDNP / Lee papers residual) if still free. Residual </w:t>
+      </w:r>
+      <w:r>
+        <w:rPr>
+          <w:rFonts w:ascii="Liberation Serif" w:hAnsi="Liberation Serif" w:eastAsia="Liberation Serif"/>
+          <w:b/>
+          <w:i w:val="0"/>
+        </w:rPr>
+        <w:t>B039</w:t>
+      </w:r>
+      <w:r>
+        <w:rPr>
+          <w:rFonts w:ascii="Liberation Serif" w:hAnsi="Liberation Serif" w:eastAsia="Liberation Serif"/>
+          <w:b w:val="0"/>
+          <w:i w:val="0"/>
+        </w:rPr>
+        <w:t xml:space="preserve"> is Hayes </w:t>
+      </w:r>
+      <w:r>
+        <w:rPr>
+          <w:rFonts w:ascii="Liberation Serif" w:hAnsi="Liberation Serif" w:eastAsia="Liberation Serif"/>
+          <w:b/>
+          <w:i w:val="0"/>
+        </w:rPr>
+        <w:t>818120</w:t>
+      </w:r>
+      <w:r>
+        <w:rPr>
+          <w:rFonts w:ascii="Liberation Serif" w:hAnsi="Liberation Serif" w:eastAsia="Liberation Serif"/>
+          <w:b w:val="0"/>
+          <w:i w:val="0"/>
+        </w:rPr>
+        <w:t xml:space="preserve"> / Smith </w:t>
+      </w:r>
+      <w:r>
+        <w:rPr>
+          <w:rFonts w:ascii="Liberation Serif" w:hAnsi="Liberation Serif" w:eastAsia="Liberation Serif"/>
+          <w:b/>
+          <w:i w:val="0"/>
+        </w:rPr>
+        <w:t>733757</w:t>
+      </w:r>
+      <w:r>
+        <w:rPr>
+          <w:rFonts w:ascii="Liberation Serif" w:hAnsi="Liberation Serif" w:eastAsia="Liberation Serif"/>
+          <w:b w:val="0"/>
+          <w:i w:val="0"/>
+        </w:rPr>
+        <w:t xml:space="preserve">. </w:t>
+      </w:r>
+      <w:r>
+        <w:rPr>
+          <w:rFonts w:ascii="Liberation Serif" w:hAnsi="Liberation Serif" w:eastAsia="Liberation Serif"/>
+          <w:b/>
+          <w:i w:val="0"/>
+        </w:rPr>
+        <w:t>B039</w:t>
+      </w:r>
+      <w:r>
+        <w:rPr>
+          <w:rFonts w:ascii="Liberation Serif" w:hAnsi="Liberation Serif" w:eastAsia="Liberation Serif"/>
+          <w:b w:val="0"/>
+          <w:i w:val="0"/>
+        </w:rPr>
+        <w:t xml:space="preserve"> wrap filed this pass (partial). </w:t>
       </w:r>
       <w:r>
         <w:rPr>
@@ -8540,7 +8816,23 @@
           <w:b w:val="0"/>
           <w:i w:val="0"/>
         </w:rPr>
-        <w:t xml:space="preserve"> wrap filed this pass (partial). </w:t>
+        <w:t xml:space="preserve"> wrap filed Pass </w:t>
+      </w:r>
+      <w:r>
+        <w:rPr>
+          <w:rFonts w:ascii="Liberation Serif" w:hAnsi="Liberation Serif" w:eastAsia="Liberation Serif"/>
+          <w:b/>
+          <w:i w:val="0"/>
+        </w:rPr>
+        <w:t>76</w:t>
+      </w:r>
+      <w:r>
+        <w:rPr>
+          <w:rFonts w:ascii="Liberation Serif" w:hAnsi="Liberation Serif" w:eastAsia="Liberation Serif"/>
+          <w:b w:val="0"/>
+          <w:i w:val="0"/>
+        </w:rPr>
+        <w:t xml:space="preserve">. </w:t>
       </w:r>
       <w:r>
         <w:rPr>
@@ -8572,7 +8864,7 @@
           <w:b w:val="0"/>
           <w:i w:val="0"/>
         </w:rPr>
-        <w:t xml:space="preserve"> (partial; certificate unread). </w:t>
+        <w:t xml:space="preserve">. </w:t>
       </w:r>
       <w:r>
         <w:rPr>
@@ -8628,7 +8920,7 @@
           <w:b/>
           <w:i w:val="0"/>
         </w:rPr>
-        <w:t>B014 / B015 / B047 / B049 / B055 / B056</w:t>
+        <w:t>B014 / B007 / B030 / B047 / B049 / B055 / B056</w:t>
       </w:r>
       <w:r>
         <w:rPr>
@@ -8644,15 +8936,15 @@
           <w:b/>
           <w:i w:val="0"/>
         </w:rPr>
-        <w:t>B007 Liberty sheets / B016 / B045 / B051 / B054 / B057 / B092</w:t>
-      </w:r>
-      <w:r>
-        <w:rPr>
-          <w:rFonts w:ascii="Liberation Serif" w:hAnsi="Liberation Serif" w:eastAsia="Liberation Serif"/>
-          <w:b w:val="0"/>
-          <w:i w:val="0"/>
-        </w:rPr>
-        <w:t>. Do not open a fourth 1900–death location campaign. Do not pretend to have read Pope Roll 5, the Lee probate film, or KY certificate 20591.</w:t>
+        <w:t>B015 / B016 / B039 / B045 / B051 / B054 / B057 / B092</w:t>
+      </w:r>
+      <w:r>
+        <w:rPr>
+          <w:rFonts w:ascii="Liberation Serif" w:hAnsi="Liberation Serif" w:eastAsia="Liberation Serif"/>
+          <w:b w:val="0"/>
+          <w:i w:val="0"/>
+        </w:rPr>
+        <w:t>. Do not open a fourth 1900–death location campaign. Do not pretend to have read Pope Roll 5, the Lee probate film, KY certificate 20591, TN certificates 09021/15370, or Hayes/Smith book pages.</w:t>
       </w:r>
     </w:p>
     <w:p>
@@ -14002,6 +14294,192 @@
           <w:i w:val="0"/>
         </w:rPr>
         <w:t>S393–S397</w:t>
+      </w:r>
+      <w:r>
+        <w:rPr>
+          <w:rFonts w:ascii="Liberation Serif" w:hAnsi="Liberation Serif" w:eastAsia="Liberation Serif"/>
+          <w:b w:val="0"/>
+          <w:i w:val="0"/>
+        </w:rPr>
+        <w:t>.</w:t>
+      </w:r>
+    </w:p>
+    <w:p>
+      <w:r>
+        <w:rPr>
+          <w:rFonts w:ascii="Liberation Serif" w:hAnsi="Liberation Serif" w:eastAsia="Liberation Serif"/>
+          <w:b w:val="0"/>
+          <w:i w:val="0"/>
+        </w:rPr>
+        <w:t xml:space="preserve">60. Pass 79 B039. KDLA Courthouse Disasters: Owsley </w:t>
+      </w:r>
+      <w:r>
+        <w:rPr>
+          <w:rFonts w:ascii="Liberation Serif" w:hAnsi="Liberation Serif" w:eastAsia="Liberation Serif"/>
+          <w:b/>
+          <w:i w:val="0"/>
+        </w:rPr>
+        <w:t>1929, 1967</w:t>
+      </w:r>
+      <w:r>
+        <w:rPr>
+          <w:rFonts w:ascii="Liberation Serif" w:hAnsi="Liberation Serif" w:eastAsia="Liberation Serif"/>
+          <w:b w:val="0"/>
+          <w:i w:val="0"/>
+        </w:rPr>
+        <w:t xml:space="preserve">. Combs-families deed extract OC-DB6:302 recites fire </w:t>
+      </w:r>
+      <w:r>
+        <w:rPr>
+          <w:rFonts w:ascii="Liberation Serif" w:hAnsi="Liberation Serif" w:eastAsia="Liberation Serif"/>
+          <w:b/>
+          <w:i w:val="0"/>
+        </w:rPr>
+        <w:t>29 Jan 1929</w:t>
+      </w:r>
+      <w:r>
+        <w:rPr>
+          <w:rFonts w:ascii="Liberation Serif" w:hAnsi="Liberation Serif" w:eastAsia="Liberation Serif"/>
+          <w:b w:val="0"/>
+          <w:i w:val="0"/>
+        </w:rPr>
+        <w:t xml:space="preserve">. Published VS gaps </w:t>
+      </w:r>
+      <w:r>
+        <w:rPr>
+          <w:rFonts w:ascii="Liberation Serif" w:hAnsi="Liberation Serif" w:eastAsia="Liberation Serif"/>
+          <w:b/>
+          <w:i w:val="0"/>
+        </w:rPr>
+        <w:t>1879–1902</w:t>
+      </w:r>
+      <w:r>
+        <w:rPr>
+          <w:rFonts w:ascii="Liberation Serif" w:hAnsi="Liberation Serif" w:eastAsia="Liberation Serif"/>
+          <w:b w:val="0"/>
+          <w:i w:val="0"/>
+        </w:rPr>
+        <w:t xml:space="preserve"> and </w:t>
+      </w:r>
+      <w:r>
+        <w:rPr>
+          <w:rFonts w:ascii="Liberation Serif" w:hAnsi="Liberation Serif" w:eastAsia="Liberation Serif"/>
+          <w:b/>
+          <w:i w:val="0"/>
+        </w:rPr>
+        <w:t>1905–1907</w:t>
+      </w:r>
+      <w:r>
+        <w:rPr>
+          <w:rFonts w:ascii="Liberation Serif" w:hAnsi="Liberation Serif" w:eastAsia="Liberation Serif"/>
+          <w:b w:val="0"/>
+          <w:i w:val="0"/>
+        </w:rPr>
+        <w:t xml:space="preserve">. Lee Books 16–37 nil Larkin×Louisa / Robert×Sallie party. 1910 Owsley all-district transcripts and 1911–1945 DC extracts </w:t>
+      </w:r>
+      <w:r>
+        <w:rPr>
+          <w:rFonts w:ascii="Liberation Serif" w:hAnsi="Liberation Serif" w:eastAsia="Liberation Serif"/>
+          <w:b/>
+          <w:i w:val="0"/>
+        </w:rPr>
+        <w:t>nil</w:t>
+      </w:r>
+      <w:r>
+        <w:rPr>
+          <w:rFonts w:ascii="Liberation Serif" w:hAnsi="Liberation Serif" w:eastAsia="Liberation Serif"/>
+          <w:b w:val="0"/>
+          <w:i w:val="0"/>
+        </w:rPr>
+        <w:t xml:space="preserve"> Robert+Sallie. Hayes </w:t>
+      </w:r>
+      <w:r>
+        <w:rPr>
+          <w:rFonts w:ascii="Liberation Serif" w:hAnsi="Liberation Serif" w:eastAsia="Liberation Serif"/>
+          <w:b w:val="0"/>
+          <w:i/>
+        </w:rPr>
+        <w:t>Reconstructed Marriage Records … 1843–1910</w:t>
+      </w:r>
+      <w:r>
+        <w:rPr>
+          <w:rFonts w:ascii="Liberation Serif" w:hAnsi="Liberation Serif" w:eastAsia="Liberation Serif"/>
+          <w:b w:val="0"/>
+          <w:i w:val="0"/>
+        </w:rPr>
+        <w:t xml:space="preserve"> Part 1 A–L, ISBN 9780788410581, FS 818120, </w:t>
+      </w:r>
+      <w:r>
+        <w:rPr>
+          <w:rFonts w:ascii="Liberation Serif" w:hAnsi="Liberation Serif" w:eastAsia="Liberation Serif"/>
+          <w:b/>
+          <w:i w:val="0"/>
+        </w:rPr>
+        <w:t>not examined</w:t>
+      </w:r>
+      <w:r>
+        <w:rPr>
+          <w:rFonts w:ascii="Liberation Serif" w:hAnsi="Liberation Serif" w:eastAsia="Liberation Serif"/>
+          <w:b w:val="0"/>
+          <w:i w:val="0"/>
+        </w:rPr>
+        <w:t xml:space="preserve">. Smith 1843–1929, FS 733757, </w:t>
+      </w:r>
+      <w:r>
+        <w:rPr>
+          <w:rFonts w:ascii="Liberation Serif" w:hAnsi="Liberation Serif" w:eastAsia="Liberation Serif"/>
+          <w:b/>
+          <w:i w:val="0"/>
+        </w:rPr>
+        <w:t>not examined</w:t>
+      </w:r>
+      <w:r>
+        <w:rPr>
+          <w:rFonts w:ascii="Liberation Serif" w:hAnsi="Liberation Serif" w:eastAsia="Liberation Serif"/>
+          <w:b w:val="0"/>
+          <w:i w:val="0"/>
+        </w:rPr>
+        <w:t xml:space="preserve">. </w:t>
+      </w:r>
+      <w:r>
+        <w:rPr>
+          <w:rFonts w:ascii="Liberation Serif" w:hAnsi="Liberation Serif" w:eastAsia="Liberation Serif"/>
+          <w:b w:val="0"/>
+          <w:i/>
+        </w:rPr>
+        <w:t>Catalog / transcription only. Books not examined.</w:t>
+      </w:r>
+      <w:r>
+        <w:rPr>
+          <w:rFonts w:ascii="Liberation Serif" w:hAnsi="Liberation Serif" w:eastAsia="Liberation Serif"/>
+          <w:b w:val="0"/>
+          <w:i w:val="0"/>
+        </w:rPr>
+        <w:t xml:space="preserve"> </w:t>
+      </w:r>
+      <w:r>
+        <w:rPr>
+          <w:rFonts w:ascii="Liberation Serif" w:hAnsi="Liberation Serif" w:eastAsia="Liberation Serif"/>
+          <w:b/>
+          <w:i w:val="0"/>
+        </w:rPr>
+        <w:t>C471–C483</w:t>
+      </w:r>
+      <w:r>
+        <w:rPr>
+          <w:rFonts w:ascii="Liberation Serif" w:hAnsi="Liberation Serif" w:eastAsia="Liberation Serif"/>
+          <w:b w:val="0"/>
+          <w:i w:val="0"/>
+        </w:rPr>
+        <w:t xml:space="preserve"> </w:t>
+      </w:r>
+      <w:r>
+        <w:rPr>
+          <w:rFonts w:ascii="Liberation Serif" w:hAnsi="Liberation Serif" w:eastAsia="Liberation Serif"/>
+          <w:b/>
+          <w:i w:val="0"/>
+        </w:rPr>
+        <w:t>S406–S417</w:t>
       </w:r>
       <w:r>
         <w:rPr>
@@ -22491,6 +22969,789 @@
                 <w:sz w:val="18"/>
               </w:rPr>
               <w:t>image seen</w:t>
+            </w:r>
+          </w:p>
+        </w:tc>
+      </w:tr>
+      <w:tr>
+        <w:tc>
+          <w:tcPr>
+            <w:tcW w:type="dxa" w:w="1872"/>
+          </w:tcPr>
+          <w:p>
+            <w:r/>
+            <w:r>
+              <w:rPr>
+                <w:rFonts w:ascii="Liberation Serif" w:hAnsi="Liberation Serif" w:eastAsia="Liberation Serif"/>
+                <w:b w:val="0"/>
+                <w:i w:val="0"/>
+                <w:sz w:val="18"/>
+              </w:rPr>
+              <w:t>S406</w:t>
+            </w:r>
+          </w:p>
+        </w:tc>
+        <w:tc>
+          <w:tcPr>
+            <w:tcW w:type="dxa" w:w="1872"/>
+          </w:tcPr>
+          <w:p>
+            <w:r/>
+            <w:r>
+              <w:rPr>
+                <w:rFonts w:ascii="Liberation Mono" w:hAnsi="Liberation Mono" w:eastAsia="Liberation Mono"/>
+                <w:b w:val="0"/>
+                <w:i w:val="0"/>
+                <w:sz w:val="18"/>
+              </w:rPr>
+              <w:t>../sources/catalog/kdla-courthouse-disasters-2026-10-31.html</w:t>
+            </w:r>
+          </w:p>
+        </w:tc>
+        <w:tc>
+          <w:tcPr>
+            <w:tcW w:type="dxa" w:w="1872"/>
+          </w:tcPr>
+          <w:p>
+            <w:r/>
+            <w:r>
+              <w:rPr>
+                <w:rFonts w:ascii="Liberation Serif" w:hAnsi="Liberation Serif" w:eastAsia="Liberation Serif"/>
+                <w:b w:val="0"/>
+                <w:i w:val="0"/>
+                <w:sz w:val="18"/>
+              </w:rPr>
+              <w:t>KDLA disasters</w:t>
+            </w:r>
+          </w:p>
+        </w:tc>
+        <w:tc>
+          <w:tcPr>
+            <w:tcW w:type="dxa" w:w="1872"/>
+          </w:tcPr>
+          <w:p>
+            <w:r/>
+            <w:r>
+              <w:rPr>
+                <w:rFonts w:ascii="Liberation Serif" w:hAnsi="Liberation Serif" w:eastAsia="Liberation Serif"/>
+                <w:b w:val="0"/>
+                <w:i w:val="0"/>
+                <w:sz w:val="18"/>
+              </w:rPr>
+              <w:t>Owsley 1929, 1967</w:t>
+            </w:r>
+          </w:p>
+        </w:tc>
+        <w:tc>
+          <w:tcPr>
+            <w:tcW w:type="dxa" w:w="1872"/>
+          </w:tcPr>
+          <w:p>
+            <w:r/>
+            <w:r>
+              <w:rPr>
+                <w:rFonts w:ascii="Liberation Serif" w:hAnsi="Liberation Serif" w:eastAsia="Liberation Serif"/>
+                <w:b w:val="0"/>
+                <w:i w:val="0"/>
+                <w:sz w:val="18"/>
+              </w:rPr>
+              <w:t>catalog / table</w:t>
+            </w:r>
+          </w:p>
+        </w:tc>
+      </w:tr>
+      <w:tr>
+        <w:tc>
+          <w:tcPr>
+            <w:tcW w:type="dxa" w:w="1872"/>
+          </w:tcPr>
+          <w:p>
+            <w:r/>
+            <w:r>
+              <w:rPr>
+                <w:rFonts w:ascii="Liberation Serif" w:hAnsi="Liberation Serif" w:eastAsia="Liberation Serif"/>
+                <w:b w:val="0"/>
+                <w:i w:val="0"/>
+                <w:sz w:val="18"/>
+              </w:rPr>
+              <w:t>S407</w:t>
+            </w:r>
+          </w:p>
+        </w:tc>
+        <w:tc>
+          <w:tcPr>
+            <w:tcW w:type="dxa" w:w="1872"/>
+          </w:tcPr>
+          <w:p>
+            <w:r/>
+            <w:r>
+              <w:rPr>
+                <w:rFonts w:ascii="Liberation Mono" w:hAnsi="Liberation Mono" w:eastAsia="Liberation Mono"/>
+                <w:b w:val="0"/>
+                <w:i w:val="0"/>
+                <w:sz w:val="18"/>
+              </w:rPr>
+              <w:t>../sources/catalog/heritage-hayes-owsley-1843-1910-extract-2026-10-31.txt</w:t>
+            </w:r>
+          </w:p>
+        </w:tc>
+        <w:tc>
+          <w:tcPr>
+            <w:tcW w:type="dxa" w:w="1872"/>
+          </w:tcPr>
+          <w:p>
+            <w:r/>
+            <w:r>
+              <w:rPr>
+                <w:rFonts w:ascii="Liberation Serif" w:hAnsi="Liberation Serif" w:eastAsia="Liberation Serif"/>
+                <w:b w:val="0"/>
+                <w:i w:val="0"/>
+                <w:sz w:val="18"/>
+              </w:rPr>
+              <w:t>Heritage 101-H1058</w:t>
+            </w:r>
+          </w:p>
+        </w:tc>
+        <w:tc>
+          <w:tcPr>
+            <w:tcW w:type="dxa" w:w="1872"/>
+          </w:tcPr>
+          <w:p>
+            <w:r/>
+            <w:r>
+              <w:rPr>
+                <w:rFonts w:ascii="Liberation Serif" w:hAnsi="Liberation Serif" w:eastAsia="Liberation Serif"/>
+                <w:b w:val="0"/>
+                <w:i w:val="0"/>
+                <w:sz w:val="18"/>
+              </w:rPr>
+              <w:t>Hayes A–L ISBN 9780788410581 unread</w:t>
+            </w:r>
+          </w:p>
+        </w:tc>
+        <w:tc>
+          <w:tcPr>
+            <w:tcW w:type="dxa" w:w="1872"/>
+          </w:tcPr>
+          <w:p>
+            <w:r/>
+            <w:r>
+              <w:rPr>
+                <w:rFonts w:ascii="Liberation Serif" w:hAnsi="Liberation Serif" w:eastAsia="Liberation Serif"/>
+                <w:b w:val="0"/>
+                <w:i w:val="0"/>
+                <w:sz w:val="18"/>
+              </w:rPr>
+              <w:t>catalog only</w:t>
+            </w:r>
+          </w:p>
+        </w:tc>
+      </w:tr>
+      <w:tr>
+        <w:tc>
+          <w:tcPr>
+            <w:tcW w:type="dxa" w:w="1872"/>
+          </w:tcPr>
+          <w:p>
+            <w:r/>
+            <w:r>
+              <w:rPr>
+                <w:rFonts w:ascii="Liberation Serif" w:hAnsi="Liberation Serif" w:eastAsia="Liberation Serif"/>
+                <w:b w:val="0"/>
+                <w:i w:val="0"/>
+                <w:sz w:val="18"/>
+              </w:rPr>
+              <w:t>S408</w:t>
+            </w:r>
+          </w:p>
+        </w:tc>
+        <w:tc>
+          <w:tcPr>
+            <w:tcW w:type="dxa" w:w="1872"/>
+          </w:tcPr>
+          <w:p>
+            <w:r/>
+            <w:r>
+              <w:rPr>
+                <w:rFonts w:ascii="Liberation Mono" w:hAnsi="Liberation Mono" w:eastAsia="Liberation Mono"/>
+                <w:b w:val="0"/>
+                <w:i w:val="0"/>
+                <w:sz w:val="18"/>
+              </w:rPr>
+              <w:t>../sources/catalog/lds-fhl-733757-smith-1843-1929-2026-10-31.html</w:t>
+            </w:r>
+          </w:p>
+        </w:tc>
+        <w:tc>
+          <w:tcPr>
+            <w:tcW w:type="dxa" w:w="1872"/>
+          </w:tcPr>
+          <w:p>
+            <w:r/>
+            <w:r>
+              <w:rPr>
+                <w:rFonts w:ascii="Liberation Serif" w:hAnsi="Liberation Serif" w:eastAsia="Liberation Serif"/>
+                <w:b w:val="0"/>
+                <w:i w:val="0"/>
+                <w:sz w:val="18"/>
+              </w:rPr>
+              <w:t>FS 733757</w:t>
+            </w:r>
+          </w:p>
+        </w:tc>
+        <w:tc>
+          <w:tcPr>
+            <w:tcW w:type="dxa" w:w="1872"/>
+          </w:tcPr>
+          <w:p>
+            <w:r/>
+            <w:r>
+              <w:rPr>
+                <w:rFonts w:ascii="Liberation Serif" w:hAnsi="Liberation Serif" w:eastAsia="Liberation Serif"/>
+                <w:b w:val="0"/>
+                <w:i w:val="0"/>
+                <w:sz w:val="18"/>
+              </w:rPr>
+              <w:t>Smith 1843–1929 unread</w:t>
+            </w:r>
+          </w:p>
+        </w:tc>
+        <w:tc>
+          <w:tcPr>
+            <w:tcW w:type="dxa" w:w="1872"/>
+          </w:tcPr>
+          <w:p>
+            <w:r/>
+            <w:r>
+              <w:rPr>
+                <w:rFonts w:ascii="Liberation Serif" w:hAnsi="Liberation Serif" w:eastAsia="Liberation Serif"/>
+                <w:b w:val="0"/>
+                <w:i w:val="0"/>
+                <w:sz w:val="18"/>
+              </w:rPr>
+              <w:t>catalog only</w:t>
+            </w:r>
+          </w:p>
+        </w:tc>
+      </w:tr>
+      <w:tr>
+        <w:tc>
+          <w:tcPr>
+            <w:tcW w:type="dxa" w:w="1872"/>
+          </w:tcPr>
+          <w:p>
+            <w:r/>
+            <w:r>
+              <w:rPr>
+                <w:rFonts w:ascii="Liberation Serif" w:hAnsi="Liberation Serif" w:eastAsia="Liberation Serif"/>
+                <w:b w:val="0"/>
+                <w:i w:val="0"/>
+                <w:sz w:val="18"/>
+              </w:rPr>
+              <w:t>S409</w:t>
+            </w:r>
+          </w:p>
+        </w:tc>
+        <w:tc>
+          <w:tcPr>
+            <w:tcW w:type="dxa" w:w="1872"/>
+          </w:tcPr>
+          <w:p>
+            <w:r/>
+            <w:r>
+              <w:rPr>
+                <w:rFonts w:ascii="Liberation Mono" w:hAnsi="Liberation Mono" w:eastAsia="Liberation Mono"/>
+                <w:b w:val="0"/>
+                <w:i w:val="0"/>
+                <w:sz w:val="18"/>
+              </w:rPr>
+              <w:t>../sources/catalog/lds-fhl-818120-hayes-1843-1910-2026-10-31.html</w:t>
+            </w:r>
+          </w:p>
+        </w:tc>
+        <w:tc>
+          <w:tcPr>
+            <w:tcW w:type="dxa" w:w="1872"/>
+          </w:tcPr>
+          <w:p>
+            <w:r/>
+            <w:r>
+              <w:rPr>
+                <w:rFonts w:ascii="Liberation Serif" w:hAnsi="Liberation Serif" w:eastAsia="Liberation Serif"/>
+                <w:b w:val="0"/>
+                <w:i w:val="0"/>
+                <w:sz w:val="18"/>
+              </w:rPr>
+              <w:t>FS 818120</w:t>
+            </w:r>
+          </w:p>
+        </w:tc>
+        <w:tc>
+          <w:tcPr>
+            <w:tcW w:type="dxa" w:w="1872"/>
+          </w:tcPr>
+          <w:p>
+            <w:r/>
+            <w:r>
+              <w:rPr>
+                <w:rFonts w:ascii="Liberation Serif" w:hAnsi="Liberation Serif" w:eastAsia="Liberation Serif"/>
+                <w:b w:val="0"/>
+                <w:i w:val="0"/>
+                <w:sz w:val="18"/>
+              </w:rPr>
+              <w:t>Hayes reconstructed unread</w:t>
+            </w:r>
+          </w:p>
+        </w:tc>
+        <w:tc>
+          <w:tcPr>
+            <w:tcW w:type="dxa" w:w="1872"/>
+          </w:tcPr>
+          <w:p>
+            <w:r/>
+            <w:r>
+              <w:rPr>
+                <w:rFonts w:ascii="Liberation Serif" w:hAnsi="Liberation Serif" w:eastAsia="Liberation Serif"/>
+                <w:b w:val="0"/>
+                <w:i w:val="0"/>
+                <w:sz w:val="18"/>
+              </w:rPr>
+              <w:t>catalog only</w:t>
+            </w:r>
+          </w:p>
+        </w:tc>
+      </w:tr>
+      <w:tr>
+        <w:tc>
+          <w:tcPr>
+            <w:tcW w:type="dxa" w:w="1872"/>
+          </w:tcPr>
+          <w:p>
+            <w:r/>
+            <w:r>
+              <w:rPr>
+                <w:rFonts w:ascii="Liberation Serif" w:hAnsi="Liberation Serif" w:eastAsia="Liberation Serif"/>
+                <w:b w:val="0"/>
+                <w:i w:val="0"/>
+                <w:sz w:val="18"/>
+              </w:rPr>
+              <w:t>S412</w:t>
+            </w:r>
+          </w:p>
+        </w:tc>
+        <w:tc>
+          <w:tcPr>
+            <w:tcW w:type="dxa" w:w="1872"/>
+          </w:tcPr>
+          <w:p>
+            <w:r/>
+            <w:r>
+              <w:rPr>
+                <w:rFonts w:ascii="Liberation Mono" w:hAnsi="Liberation Mono" w:eastAsia="Liberation Mono"/>
+                <w:b w:val="0"/>
+                <w:i w:val="0"/>
+                <w:sz w:val="18"/>
+              </w:rPr>
+              <w:t>../sources/marriages/owsley-marr-index-2026-10-31.html</w:t>
+            </w:r>
+          </w:p>
+        </w:tc>
+        <w:tc>
+          <w:tcPr>
+            <w:tcW w:type="dxa" w:w="1872"/>
+          </w:tcPr>
+          <w:p>
+            <w:r/>
+            <w:r>
+              <w:rPr>
+                <w:rFonts w:ascii="Liberation Serif" w:hAnsi="Liberation Serif" w:eastAsia="Liberation Serif"/>
+                <w:b w:val="0"/>
+                <w:i w:val="0"/>
+                <w:sz w:val="18"/>
+              </w:rPr>
+              <w:t>Owsley marriages</w:t>
+            </w:r>
+          </w:p>
+        </w:tc>
+        <w:tc>
+          <w:tcPr>
+            <w:tcW w:type="dxa" w:w="1872"/>
+          </w:tcPr>
+          <w:p>
+            <w:r/>
+            <w:r>
+              <w:rPr>
+                <w:rFonts w:ascii="Liberation Serif" w:hAnsi="Liberation Serif" w:eastAsia="Liberation Serif"/>
+                <w:b w:val="0"/>
+                <w:i w:val="0"/>
+                <w:sz w:val="18"/>
+              </w:rPr>
+              <w:t>VS years + gaps 1879–1902 / 1905–1907</w:t>
+            </w:r>
+          </w:p>
+        </w:tc>
+        <w:tc>
+          <w:tcPr>
+            <w:tcW w:type="dxa" w:w="1872"/>
+          </w:tcPr>
+          <w:p>
+            <w:r/>
+            <w:r>
+              <w:rPr>
+                <w:rFonts w:ascii="Liberation Serif" w:hAnsi="Liberation Serif" w:eastAsia="Liberation Serif"/>
+                <w:b w:val="0"/>
+                <w:i w:val="0"/>
+                <w:sz w:val="18"/>
+              </w:rPr>
+              <w:t>catalog / index</w:t>
+            </w:r>
+          </w:p>
+        </w:tc>
+      </w:tr>
+      <w:tr>
+        <w:tc>
+          <w:tcPr>
+            <w:tcW w:type="dxa" w:w="1872"/>
+          </w:tcPr>
+          <w:p>
+            <w:r/>
+            <w:r>
+              <w:rPr>
+                <w:rFonts w:ascii="Liberation Serif" w:hAnsi="Liberation Serif" w:eastAsia="Liberation Serif"/>
+                <w:b w:val="0"/>
+                <w:i w:val="0"/>
+                <w:sz w:val="18"/>
+              </w:rPr>
+              <w:t>S413</w:t>
+            </w:r>
+          </w:p>
+        </w:tc>
+        <w:tc>
+          <w:tcPr>
+            <w:tcW w:type="dxa" w:w="1872"/>
+          </w:tcPr>
+          <w:p>
+            <w:r/>
+            <w:r>
+              <w:rPr>
+                <w:rFonts w:ascii="Liberation Mono" w:hAnsi="Liberation Mono" w:eastAsia="Liberation Mono"/>
+                <w:b w:val="0"/>
+                <w:i w:val="0"/>
+                <w:sz w:val="18"/>
+              </w:rPr>
+              <w:t>../sources/marriages/lee-books-16-37-b039-fan-extract-2026-10-31.txt</w:t>
+            </w:r>
+          </w:p>
+        </w:tc>
+        <w:tc>
+          <w:tcPr>
+            <w:tcW w:type="dxa" w:w="1872"/>
+          </w:tcPr>
+          <w:p>
+            <w:r/>
+            <w:r>
+              <w:rPr>
+                <w:rFonts w:ascii="Liberation Serif" w:hAnsi="Liberation Serif" w:eastAsia="Liberation Serif"/>
+                <w:b w:val="0"/>
+                <w:i w:val="0"/>
+                <w:sz w:val="18"/>
+              </w:rPr>
+              <w:t>Lee marriages</w:t>
+            </w:r>
+          </w:p>
+        </w:tc>
+        <w:tc>
+          <w:tcPr>
+            <w:tcW w:type="dxa" w:w="1872"/>
+          </w:tcPr>
+          <w:p>
+            <w:r/>
+            <w:r>
+              <w:rPr>
+                <w:rFonts w:ascii="Liberation Serif" w:hAnsi="Liberation Serif" w:eastAsia="Liberation Serif"/>
+                <w:b w:val="0"/>
+                <w:i w:val="0"/>
+                <w:sz w:val="18"/>
+              </w:rPr>
+              <w:t>Books 16–37 nil party</w:t>
+            </w:r>
+          </w:p>
+        </w:tc>
+        <w:tc>
+          <w:tcPr>
+            <w:tcW w:type="dxa" w:w="1872"/>
+          </w:tcPr>
+          <w:p>
+            <w:r/>
+            <w:r>
+              <w:rPr>
+                <w:rFonts w:ascii="Liberation Serif" w:hAnsi="Liberation Serif" w:eastAsia="Liberation Serif"/>
+                <w:b w:val="0"/>
+                <w:i w:val="0"/>
+                <w:sz w:val="18"/>
+              </w:rPr>
+              <w:t>transcription only</w:t>
+            </w:r>
+          </w:p>
+        </w:tc>
+      </w:tr>
+      <w:tr>
+        <w:tc>
+          <w:tcPr>
+            <w:tcW w:type="dxa" w:w="1872"/>
+          </w:tcPr>
+          <w:p>
+            <w:r/>
+            <w:r>
+              <w:rPr>
+                <w:rFonts w:ascii="Liberation Serif" w:hAnsi="Liberation Serif" w:eastAsia="Liberation Serif"/>
+                <w:b w:val="0"/>
+                <w:i w:val="0"/>
+                <w:sz w:val="18"/>
+              </w:rPr>
+              <w:t>S414</w:t>
+            </w:r>
+          </w:p>
+        </w:tc>
+        <w:tc>
+          <w:tcPr>
+            <w:tcW w:type="dxa" w:w="1872"/>
+          </w:tcPr>
+          <w:p>
+            <w:r/>
+            <w:r>
+              <w:rPr>
+                <w:rFonts w:ascii="Liberation Mono" w:hAnsi="Liberation Mono" w:eastAsia="Liberation Mono"/>
+                <w:b w:val="0"/>
+                <w:i w:val="0"/>
+                <w:sz w:val="18"/>
+              </w:rPr>
+              <w:t>../sources/census/1910-owsley-all-districts-newnam-extract-2026-10-31.txt</w:t>
+            </w:r>
+          </w:p>
+        </w:tc>
+        <w:tc>
+          <w:tcPr>
+            <w:tcW w:type="dxa" w:w="1872"/>
+          </w:tcPr>
+          <w:p>
+            <w:r/>
+            <w:r>
+              <w:rPr>
+                <w:rFonts w:ascii="Liberation Serif" w:hAnsi="Liberation Serif" w:eastAsia="Liberation Serif"/>
+                <w:b w:val="0"/>
+                <w:i w:val="0"/>
+                <w:sz w:val="18"/>
+              </w:rPr>
+              <w:t>USGenNet 1910 Owsley</w:t>
+            </w:r>
+          </w:p>
+        </w:tc>
+        <w:tc>
+          <w:tcPr>
+            <w:tcW w:type="dxa" w:w="1872"/>
+          </w:tcPr>
+          <w:p>
+            <w:r/>
+            <w:r>
+              <w:rPr>
+                <w:rFonts w:ascii="Liberation Serif" w:hAnsi="Liberation Serif" w:eastAsia="Liberation Serif"/>
+                <w:b w:val="0"/>
+                <w:i w:val="0"/>
+                <w:sz w:val="18"/>
+              </w:rPr>
+              <w:t>All districts nil Robert+Sallie</w:t>
+            </w:r>
+          </w:p>
+        </w:tc>
+        <w:tc>
+          <w:tcPr>
+            <w:tcW w:type="dxa" w:w="1872"/>
+          </w:tcPr>
+          <w:p>
+            <w:r/>
+            <w:r>
+              <w:rPr>
+                <w:rFonts w:ascii="Liberation Serif" w:hAnsi="Liberation Serif" w:eastAsia="Liberation Serif"/>
+                <w:b w:val="0"/>
+                <w:i w:val="0"/>
+                <w:sz w:val="18"/>
+              </w:rPr>
+              <w:t>transcription only</w:t>
+            </w:r>
+          </w:p>
+        </w:tc>
+      </w:tr>
+      <w:tr>
+        <w:tc>
+          <w:tcPr>
+            <w:tcW w:type="dxa" w:w="1872"/>
+          </w:tcPr>
+          <w:p>
+            <w:r/>
+            <w:r>
+              <w:rPr>
+                <w:rFonts w:ascii="Liberation Serif" w:hAnsi="Liberation Serif" w:eastAsia="Liberation Serif"/>
+                <w:b w:val="0"/>
+                <w:i w:val="0"/>
+                <w:sz w:val="18"/>
+              </w:rPr>
+              <w:t>S416</w:t>
+            </w:r>
+          </w:p>
+        </w:tc>
+        <w:tc>
+          <w:tcPr>
+            <w:tcW w:type="dxa" w:w="1872"/>
+          </w:tcPr>
+          <w:p>
+            <w:r/>
+            <w:r>
+              <w:rPr>
+                <w:rFonts w:ascii="Liberation Mono" w:hAnsi="Liberation Mono" w:eastAsia="Liberation Mono"/>
+                <w:b w:val="0"/>
+                <w:i w:val="0"/>
+                <w:sz w:val="18"/>
+              </w:rPr>
+              <w:t>../sources/deaths/owsley-dc-1911-1945-newnam-extract-2026-10-31.txt</w:t>
+            </w:r>
+          </w:p>
+        </w:tc>
+        <w:tc>
+          <w:tcPr>
+            <w:tcW w:type="dxa" w:w="1872"/>
+          </w:tcPr>
+          <w:p>
+            <w:r/>
+            <w:r>
+              <w:rPr>
+                <w:rFonts w:ascii="Liberation Serif" w:hAnsi="Liberation Serif" w:eastAsia="Liberation Serif"/>
+                <w:b w:val="0"/>
+                <w:i w:val="0"/>
+                <w:sz w:val="18"/>
+              </w:rPr>
+              <w:t>USGenNet Owsley DC</w:t>
+            </w:r>
+          </w:p>
+        </w:tc>
+        <w:tc>
+          <w:tcPr>
+            <w:tcW w:type="dxa" w:w="1872"/>
+          </w:tcPr>
+          <w:p>
+            <w:r/>
+            <w:r>
+              <w:rPr>
+                <w:rFonts w:ascii="Liberation Serif" w:hAnsi="Liberation Serif" w:eastAsia="Liberation Serif"/>
+                <w:b w:val="0"/>
+                <w:i w:val="0"/>
+                <w:sz w:val="18"/>
+              </w:rPr>
+              <w:t>Nil Robert/Sallie decedents</w:t>
+            </w:r>
+          </w:p>
+        </w:tc>
+        <w:tc>
+          <w:tcPr>
+            <w:tcW w:type="dxa" w:w="1872"/>
+          </w:tcPr>
+          <w:p>
+            <w:r/>
+            <w:r>
+              <w:rPr>
+                <w:rFonts w:ascii="Liberation Serif" w:hAnsi="Liberation Serif" w:eastAsia="Liberation Serif"/>
+                <w:b w:val="0"/>
+                <w:i w:val="0"/>
+                <w:sz w:val="18"/>
+              </w:rPr>
+              <w:t>transcription only</w:t>
+            </w:r>
+          </w:p>
+        </w:tc>
+      </w:tr>
+      <w:tr>
+        <w:tc>
+          <w:tcPr>
+            <w:tcW w:type="dxa" w:w="1872"/>
+          </w:tcPr>
+          <w:p>
+            <w:r/>
+            <w:r>
+              <w:rPr>
+                <w:rFonts w:ascii="Liberation Serif" w:hAnsi="Liberation Serif" w:eastAsia="Liberation Serif"/>
+                <w:b w:val="0"/>
+                <w:i w:val="0"/>
+                <w:sz w:val="18"/>
+              </w:rPr>
+              <w:t>S417</w:t>
+            </w:r>
+          </w:p>
+        </w:tc>
+        <w:tc>
+          <w:tcPr>
+            <w:tcW w:type="dxa" w:w="1872"/>
+          </w:tcPr>
+          <w:p>
+            <w:r/>
+            <w:r>
+              <w:rPr>
+                <w:rFonts w:ascii="Liberation Mono" w:hAnsi="Liberation Mono" w:eastAsia="Liberation Mono"/>
+                <w:b w:val="0"/>
+                <w:i w:val="0"/>
+                <w:sz w:val="18"/>
+              </w:rPr>
+              <w:t>../sources/catalog/combs-owsley-1920-db6-302-extract-2026-10-31.txt</w:t>
+            </w:r>
+          </w:p>
+        </w:tc>
+        <w:tc>
+          <w:tcPr>
+            <w:tcW w:type="dxa" w:w="1872"/>
+          </w:tcPr>
+          <w:p>
+            <w:r/>
+            <w:r>
+              <w:rPr>
+                <w:rFonts w:ascii="Liberation Serif" w:hAnsi="Liberation Serif" w:eastAsia="Liberation Serif"/>
+                <w:b w:val="0"/>
+                <w:i w:val="0"/>
+                <w:sz w:val="18"/>
+              </w:rPr>
+              <w:t>Combs 1920s</w:t>
+            </w:r>
+          </w:p>
+        </w:tc>
+        <w:tc>
+          <w:tcPr>
+            <w:tcW w:type="dxa" w:w="1872"/>
+          </w:tcPr>
+          <w:p>
+            <w:r/>
+            <w:r>
+              <w:rPr>
+                <w:rFonts w:ascii="Liberation Serif" w:hAnsi="Liberation Serif" w:eastAsia="Liberation Serif"/>
+                <w:b w:val="0"/>
+                <w:i w:val="0"/>
+                <w:sz w:val="18"/>
+              </w:rPr>
+              <w:t>Fire date 29 Jan 1929</w:t>
+            </w:r>
+          </w:p>
+        </w:tc>
+        <w:tc>
+          <w:tcPr>
+            <w:tcW w:type="dxa" w:w="1872"/>
+          </w:tcPr>
+          <w:p>
+            <w:r/>
+            <w:r>
+              <w:rPr>
+                <w:rFonts w:ascii="Liberation Serif" w:hAnsi="Liberation Serif" w:eastAsia="Liberation Serif"/>
+                <w:b w:val="0"/>
+                <w:i w:val="0"/>
+                <w:sz w:val="18"/>
+              </w:rPr>
+              <w:t>transcription only</w:t>
             </w:r>
           </w:p>
         </w:tc>

--- a/research/dora-ella-newnam/sources/authored/Dora-Ella-Newnam-Stone-A-Life-latest.docx
+++ b/research/dora-ella-newnam/sources/authored/Dora-Ella-Newnam-Stone-A-Life-latest.docx
@@ -4054,7 +4054,7 @@
           <w:b w:val="0"/>
           <w:i w:val="0"/>
         </w:rPr>
-        <w:t>She was not Mrs. Peebles. Kentucky’s 1910 P-142 block has no Dora of thirty-nine as a head and no wife named Dora on any household card. The only D-window near-hit is Edora Peoples, sixty-five, a Tennessee-born sister-in-law in Graves County. Arkansas’s P-142 D-window is Clyde through Ed, then a nineteen-year-old Dora Sykes, stepdaughter of Ed Peebles in Mississippi County, and a sixteen-year-old Dora Bell, sister-in-law of Julius Peoples in Jefferson County. Yell County had an E. Edd Peoples household, aged twenty-seven with wife Catharine twenty-one. None of those women is Dora. Lee County marriage books 5–19 (1896–1926) have no Peebles surname at all and no Dora Newnam remarriage. Perry County books F and G (1916–1930) have Peoples, not Peebles, and no Dora × Stone license. [C081–C085] [C087]</w:t>
+        <w:t>She was not Mrs. Peebles. Kentucky’s 1910 P-142 block has no Dora of thirty-nine as a head and no wife named Dora on any household card. The only D-window near-hit is Edora Peoples, sixty-five, a Tennessee-born sister-in-law in Graves County. Arkansas’s P-142 D-window is Clyde through Ed, then a nineteen-year-old Dora Sykes, stepdaughter of Ed Peebles in Mississippi County, and a sixteen-year-old Dora Bell, sister-in-law of Julius Peoples in Jefferson County. Yell County had an E. Edd Peoples household, aged twenty-seven with wife Catharine twenty-one. None of those women is Dora. Lee County marriage books 5–19 (1896–1926) have no Peebles surname at all and no Dora Newnam remarriage. Perry County books F and G (1916–1930) have Peoples, not Peebles, and no Dora × Stone license. Genealogy Trails’ Yell announcements page is also silent, and Scott County’s 1882–1974 A–J letter pages have no Dora Newnam × Stone and no Peebles. [C081–C085] [C087] [C464] [C466]</w:t>
       </w:r>
     </w:p>
     <w:p>
@@ -4551,7 +4551,7 @@
           <w:b w:val="0"/>
           <w:i w:val="0"/>
         </w:rPr>
-        <w:t>Sometime after that census and before 1926 she became Mrs. T. A. Stone. No license has been read. The 1925 Arkansas death certificate of Thomas/Tom/T. A. Stone is the document that will settle his identity. It has not been pulled from this workspace. Ancestry blocks the virtual machine.</w:t>
+        <w:t>Sometime after that census and before 1926 she became Mrs. T. A. Stone. No license has been read. Genealogy Trails’ only 1925 Yell license is Joe Crites × Mary Hamilton, recorded Book L page 527 — that page is not hers, but it dates Book L as the live book that March. Scott County A–J is a negative, not a substitute for unread Yell books. The 1925 Arkansas death certificate of Thomas/Tom/T. A. Stone is the document that will settle his identity. It has not been pulled from this workspace. Ancestry blocks the virtual machine. [C465] [C470]</w:t>
       </w:r>
     </w:p>
     <w:p>
@@ -7019,7 +7019,39 @@
           <w:b w:val="0"/>
           <w:i w:val="0"/>
         </w:rPr>
-        <w:t xml:space="preserve">The original 1885 marriage image; Samuel’s death; the 1925 Arkansas death certificate of T. A. Stone; the Stone × Newnam license; the </w:t>
+        <w:t xml:space="preserve">The original 1885 marriage image; Samuel’s death; the 1925 Arkansas death certificate of T. A. Stone; the Stone × Newnam license (Yell books unread — </w:t>
+      </w:r>
+      <w:r>
+        <w:rPr>
+          <w:rFonts w:ascii="Liberation Serif" w:hAnsi="Liberation Serif" w:eastAsia="Liberation Serif"/>
+          <w:b/>
+          <w:i w:val="0"/>
+        </w:rPr>
+        <w:t>B030</w:t>
+      </w:r>
+      <w:r>
+        <w:rPr>
+          <w:rFonts w:ascii="Liberation Serif" w:hAnsi="Liberation Serif" w:eastAsia="Liberation Serif"/>
+          <w:b w:val="0"/>
+          <w:i w:val="0"/>
+        </w:rPr>
+        <w:t xml:space="preserve"> / </w:t>
+      </w:r>
+      <w:r>
+        <w:rPr>
+          <w:rFonts w:ascii="Liberation Serif" w:hAnsi="Liberation Serif" w:eastAsia="Liberation Serif"/>
+          <w:b/>
+          <w:i w:val="0"/>
+        </w:rPr>
+        <w:t>R015</w:t>
+      </w:r>
+      <w:r>
+        <w:rPr>
+          <w:rFonts w:ascii="Liberation Serif" w:hAnsi="Liberation Serif" w:eastAsia="Liberation Serif"/>
+          <w:b w:val="0"/>
+          <w:i w:val="0"/>
+        </w:rPr>
+        <w:t xml:space="preserve">); the </w:t>
       </w:r>
       <w:r>
         <w:rPr>
@@ -7077,10 +7109,130 @@
       <w:r>
         <w:rPr>
           <w:rFonts w:ascii="Liberation Serif" w:hAnsi="Liberation Serif" w:eastAsia="Liberation Serif"/>
-          <w:b w:val="0"/>
-          <w:i w:val="0"/>
-        </w:rPr>
-        <w:t>Conflict #9: which 1870–1880 household is Samuel’s.</w:t>
+          <w:b/>
+          <w:i w:val="0"/>
+        </w:rPr>
+        <w:t>B030 partial:</w:t>
+      </w:r>
+      <w:r>
+        <w:rPr>
+          <w:rFonts w:ascii="Liberation Serif" w:hAnsi="Liberation Serif" w:eastAsia="Liberation Serif"/>
+          <w:b w:val="0"/>
+          <w:i w:val="0"/>
+        </w:rPr>
+        <w:t xml:space="preserve"> GT Yell announcements </w:t>
+      </w:r>
+      <w:r>
+        <w:rPr>
+          <w:rFonts w:ascii="Liberation Serif" w:hAnsi="Liberation Serif" w:eastAsia="Liberation Serif"/>
+          <w:b/>
+          <w:i w:val="0"/>
+        </w:rPr>
+        <w:t>nil</w:t>
+      </w:r>
+      <w:r>
+        <w:rPr>
+          <w:rFonts w:ascii="Liberation Serif" w:hAnsi="Liberation Serif" w:eastAsia="Liberation Serif"/>
+          <w:b w:val="0"/>
+          <w:i w:val="0"/>
+        </w:rPr>
+        <w:t xml:space="preserve">; Crites </w:t>
+      </w:r>
+      <w:r>
+        <w:rPr>
+          <w:rFonts w:ascii="Liberation Serif" w:hAnsi="Liberation Serif" w:eastAsia="Liberation Serif"/>
+          <w:b/>
+          <w:i w:val="0"/>
+        </w:rPr>
+        <w:t>7 Mar 1925</w:t>
+      </w:r>
+      <w:r>
+        <w:rPr>
+          <w:rFonts w:ascii="Liberation Serif" w:hAnsi="Liberation Serif" w:eastAsia="Liberation Serif"/>
+          <w:b w:val="0"/>
+          <w:i w:val="0"/>
+        </w:rPr>
+        <w:t xml:space="preserve"> Book </w:t>
+      </w:r>
+      <w:r>
+        <w:rPr>
+          <w:rFonts w:ascii="Liberation Serif" w:hAnsi="Liberation Serif" w:eastAsia="Liberation Serif"/>
+          <w:b/>
+          <w:i w:val="0"/>
+        </w:rPr>
+        <w:t>L</w:t>
+      </w:r>
+      <w:r>
+        <w:rPr>
+          <w:rFonts w:ascii="Liberation Serif" w:hAnsi="Liberation Serif" w:eastAsia="Liberation Serif"/>
+          <w:b w:val="0"/>
+          <w:i w:val="0"/>
+        </w:rPr>
+        <w:t xml:space="preserve"> p. </w:t>
+      </w:r>
+      <w:r>
+        <w:rPr>
+          <w:rFonts w:ascii="Liberation Serif" w:hAnsi="Liberation Serif" w:eastAsia="Liberation Serif"/>
+          <w:b/>
+          <w:i w:val="0"/>
+        </w:rPr>
+        <w:t>527</w:t>
+      </w:r>
+      <w:r>
+        <w:rPr>
+          <w:rFonts w:ascii="Liberation Serif" w:hAnsi="Liberation Serif" w:eastAsia="Liberation Serif"/>
+          <w:b w:val="0"/>
+          <w:i w:val="0"/>
+        </w:rPr>
+        <w:t xml:space="preserve">; Scott 1882–1974 A–J </w:t>
+      </w:r>
+      <w:r>
+        <w:rPr>
+          <w:rFonts w:ascii="Liberation Serif" w:hAnsi="Liberation Serif" w:eastAsia="Liberation Serif"/>
+          <w:b/>
+          <w:i w:val="0"/>
+        </w:rPr>
+        <w:t>nil</w:t>
+      </w:r>
+      <w:r>
+        <w:rPr>
+          <w:rFonts w:ascii="Liberation Serif" w:hAnsi="Liberation Serif" w:eastAsia="Liberation Serif"/>
+          <w:b w:val="0"/>
+          <w:i w:val="0"/>
+        </w:rPr>
+        <w:t xml:space="preserve"> Dora × Stone. FS </w:t>
+      </w:r>
+      <w:r>
+        <w:rPr>
+          <w:rFonts w:ascii="Liberation Serif" w:hAnsi="Liberation Serif" w:eastAsia="Liberation Serif"/>
+          <w:b/>
+          <w:i w:val="0"/>
+        </w:rPr>
+        <w:t>674356 / 401207 / 1417439</w:t>
+      </w:r>
+      <w:r>
+        <w:rPr>
+          <w:rFonts w:ascii="Liberation Serif" w:hAnsi="Liberation Serif" w:eastAsia="Liberation Serif"/>
+          <w:b w:val="0"/>
+          <w:i w:val="0"/>
+        </w:rPr>
+        <w:t xml:space="preserve"> and ADH VR-10 </w:t>
+      </w:r>
+      <w:r>
+        <w:rPr>
+          <w:rFonts w:ascii="Liberation Serif" w:hAnsi="Liberation Serif" w:eastAsia="Liberation Serif"/>
+          <w:b/>
+          <w:i w:val="0"/>
+        </w:rPr>
+        <w:t>not examined</w:t>
+      </w:r>
+      <w:r>
+        <w:rPr>
+          <w:rFonts w:ascii="Liberation Serif" w:hAnsi="Liberation Serif" w:eastAsia="Liberation Serif"/>
+          <w:b w:val="0"/>
+          <w:i w:val="0"/>
+        </w:rPr>
+        <w:t>. [C464–C470]</w:t>
       </w:r>
     </w:p>
     <w:p>
@@ -7093,87 +7245,7 @@
           <w:b w:val="0"/>
           <w:i w:val="0"/>
         </w:rPr>
-        <w:t xml:space="preserve">Conflict #4 and #11: which Missouri Thomas Stone, if any, is the 1920 Perry County widower. Greene Campbell ED </w:t>
-      </w:r>
-      <w:r>
-        <w:rPr>
-          <w:rFonts w:ascii="Liberation Serif" w:hAnsi="Liberation Serif" w:eastAsia="Liberation Serif"/>
-          <w:b/>
-          <w:i w:val="0"/>
-        </w:rPr>
-        <w:t>37</w:t>
-      </w:r>
-      <w:r>
-        <w:rPr>
-          <w:rFonts w:ascii="Liberation Serif" w:hAnsi="Liberation Serif" w:eastAsia="Liberation Serif"/>
-          <w:b w:val="0"/>
-          <w:i w:val="0"/>
-        </w:rPr>
-        <w:t xml:space="preserve"> sheet </w:t>
-      </w:r>
-      <w:r>
-        <w:rPr>
-          <w:rFonts w:ascii="Liberation Serif" w:hAnsi="Liberation Serif" w:eastAsia="Liberation Serif"/>
-          <w:b/>
-          <w:i w:val="0"/>
-        </w:rPr>
-        <w:t>18 A</w:t>
-      </w:r>
-      <w:r>
-        <w:rPr>
-          <w:rFonts w:ascii="Liberation Serif" w:hAnsi="Liberation Serif" w:eastAsia="Liberation Serif"/>
-          <w:b w:val="0"/>
-          <w:i w:val="0"/>
-        </w:rPr>
-        <w:t xml:space="preserve"> is Thomas A., 32, with Matilda — not merged. Greene </w:t>
-      </w:r>
-      <w:r>
-        <w:rPr>
-          <w:rFonts w:ascii="Liberation Serif" w:hAnsi="Liberation Serif" w:eastAsia="Liberation Serif"/>
-          <w:b/>
-          <w:i w:val="0"/>
-        </w:rPr>
-        <w:t>37–43</w:t>
-      </w:r>
-      <w:r>
-        <w:rPr>
-          <w:rFonts w:ascii="Liberation Serif" w:hAnsi="Liberation Serif" w:eastAsia="Liberation Serif"/>
-          <w:b w:val="0"/>
-          <w:i w:val="0"/>
-        </w:rPr>
-        <w:t xml:space="preserve"> (Springfield / Campbell) name columns are now closed: the only Stone </w:t>
-      </w:r>
-      <w:r>
-        <w:rPr>
-          <w:rFonts w:ascii="Liberation Serif" w:hAnsi="Liberation Serif" w:eastAsia="Liberation Serif"/>
-          <w:b/>
-          <w:i w:val="0"/>
-        </w:rPr>
-        <w:t>head</w:t>
-      </w:r>
-      <w:r>
-        <w:rPr>
-          <w:rFonts w:ascii="Liberation Serif" w:hAnsi="Liberation Serif" w:eastAsia="Liberation Serif"/>
-          <w:b w:val="0"/>
-          <w:i w:val="0"/>
-        </w:rPr>
-        <w:t xml:space="preserve"> is Thomas A. on ED </w:t>
-      </w:r>
-      <w:r>
-        <w:rPr>
-          <w:rFonts w:ascii="Liberation Serif" w:hAnsi="Liberation Serif" w:eastAsia="Liberation Serif"/>
-          <w:b/>
-          <w:i w:val="0"/>
-        </w:rPr>
-        <w:t>37</w:t>
-      </w:r>
-      <w:r>
-        <w:rPr>
-          <w:rFonts w:ascii="Liberation Serif" w:hAnsi="Liberation Serif" w:eastAsia="Liberation Serif"/>
-          <w:b w:val="0"/>
-          <w:i w:val="0"/>
-        </w:rPr>
-        <w:t xml:space="preserve"> sheet 18A. [C117] [C281]</w:t>
+        <w:t>Conflict #9: which 1870–1880 household is Samuel’s.</w:t>
       </w:r>
     </w:p>
     <w:p>
@@ -7186,7 +7258,87 @@
           <w:b w:val="0"/>
           <w:i w:val="0"/>
         </w:rPr>
-        <w:t>Louisa P. Mays Brandenburg: not in 1910 Proctor; no 1951 Lee/Owsley death on SortedByName; Lee 1911–1929 B-index has no Louisa. [C154] [C157] [C159]</w:t>
+        <w:t xml:space="preserve">Conflict #4 and #11: which Missouri Thomas Stone, if any, is the 1920 Perry County widower. Greene Campbell ED </w:t>
+      </w:r>
+      <w:r>
+        <w:rPr>
+          <w:rFonts w:ascii="Liberation Serif" w:hAnsi="Liberation Serif" w:eastAsia="Liberation Serif"/>
+          <w:b/>
+          <w:i w:val="0"/>
+        </w:rPr>
+        <w:t>37</w:t>
+      </w:r>
+      <w:r>
+        <w:rPr>
+          <w:rFonts w:ascii="Liberation Serif" w:hAnsi="Liberation Serif" w:eastAsia="Liberation Serif"/>
+          <w:b w:val="0"/>
+          <w:i w:val="0"/>
+        </w:rPr>
+        <w:t xml:space="preserve"> sheet </w:t>
+      </w:r>
+      <w:r>
+        <w:rPr>
+          <w:rFonts w:ascii="Liberation Serif" w:hAnsi="Liberation Serif" w:eastAsia="Liberation Serif"/>
+          <w:b/>
+          <w:i w:val="0"/>
+        </w:rPr>
+        <w:t>18 A</w:t>
+      </w:r>
+      <w:r>
+        <w:rPr>
+          <w:rFonts w:ascii="Liberation Serif" w:hAnsi="Liberation Serif" w:eastAsia="Liberation Serif"/>
+          <w:b w:val="0"/>
+          <w:i w:val="0"/>
+        </w:rPr>
+        <w:t xml:space="preserve"> is Thomas A., 32, with Matilda — not merged. Greene </w:t>
+      </w:r>
+      <w:r>
+        <w:rPr>
+          <w:rFonts w:ascii="Liberation Serif" w:hAnsi="Liberation Serif" w:eastAsia="Liberation Serif"/>
+          <w:b/>
+          <w:i w:val="0"/>
+        </w:rPr>
+        <w:t>37–43</w:t>
+      </w:r>
+      <w:r>
+        <w:rPr>
+          <w:rFonts w:ascii="Liberation Serif" w:hAnsi="Liberation Serif" w:eastAsia="Liberation Serif"/>
+          <w:b w:val="0"/>
+          <w:i w:val="0"/>
+        </w:rPr>
+        <w:t xml:space="preserve"> (Springfield / Campbell) name columns are now closed: the only Stone </w:t>
+      </w:r>
+      <w:r>
+        <w:rPr>
+          <w:rFonts w:ascii="Liberation Serif" w:hAnsi="Liberation Serif" w:eastAsia="Liberation Serif"/>
+          <w:b/>
+          <w:i w:val="0"/>
+        </w:rPr>
+        <w:t>head</w:t>
+      </w:r>
+      <w:r>
+        <w:rPr>
+          <w:rFonts w:ascii="Liberation Serif" w:hAnsi="Liberation Serif" w:eastAsia="Liberation Serif"/>
+          <w:b w:val="0"/>
+          <w:i w:val="0"/>
+        </w:rPr>
+        <w:t xml:space="preserve"> is Thomas A. on ED </w:t>
+      </w:r>
+      <w:r>
+        <w:rPr>
+          <w:rFonts w:ascii="Liberation Serif" w:hAnsi="Liberation Serif" w:eastAsia="Liberation Serif"/>
+          <w:b/>
+          <w:i w:val="0"/>
+        </w:rPr>
+        <w:t>37</w:t>
+      </w:r>
+      <w:r>
+        <w:rPr>
+          <w:rFonts w:ascii="Liberation Serif" w:hAnsi="Liberation Serif" w:eastAsia="Liberation Serif"/>
+          <w:b w:val="0"/>
+          <w:i w:val="0"/>
+        </w:rPr>
+        <w:t xml:space="preserve"> sheet 18A. [C117] [C281]</w:t>
       </w:r>
     </w:p>
     <w:p>
@@ -7199,23 +7351,7 @@
           <w:b w:val="0"/>
           <w:i w:val="0"/>
         </w:rPr>
-        <w:t xml:space="preserve">Conflict #13: the 1910 Sturgeon enumerator’s given name (surname </w:t>
-      </w:r>
-      <w:r>
-        <w:rPr>
-          <w:rFonts w:ascii="Liberation Serif" w:hAnsi="Liberation Serif" w:eastAsia="Liberation Serif"/>
-          <w:b/>
-          <w:i w:val="0"/>
-        </w:rPr>
-        <w:t>Treadway</w:t>
-      </w:r>
-      <w:r>
-        <w:rPr>
-          <w:rFonts w:ascii="Liberation Serif" w:hAnsi="Liberation Serif" w:eastAsia="Liberation Serif"/>
-          <w:b w:val="0"/>
-          <w:i w:val="0"/>
-        </w:rPr>
-        <w:t xml:space="preserve"> on the JPEG).</w:t>
+        <w:t>Louisa P. Mays Brandenburg: not in 1910 Proctor; no 1951 Lee/Owsley death on SortedByName; Lee 1911–1929 B-index has no Louisa. [C154] [C157] [C159]</w:t>
       </w:r>
     </w:p>
     <w:p>
@@ -7228,7 +7364,23 @@
           <w:b w:val="0"/>
           <w:i w:val="0"/>
         </w:rPr>
-        <w:t>Conflict #14: Larkin Mays, 8 June 1895 (court) versus 8 July 1895 (stone).</w:t>
+        <w:t xml:space="preserve">Conflict #13: the 1910 Sturgeon enumerator’s given name (surname </w:t>
+      </w:r>
+      <w:r>
+        <w:rPr>
+          <w:rFonts w:ascii="Liberation Serif" w:hAnsi="Liberation Serif" w:eastAsia="Liberation Serif"/>
+          <w:b/>
+          <w:i w:val="0"/>
+        </w:rPr>
+        <w:t>Treadway</w:t>
+      </w:r>
+      <w:r>
+        <w:rPr>
+          <w:rFonts w:ascii="Liberation Serif" w:hAnsi="Liberation Serif" w:eastAsia="Liberation Serif"/>
+          <w:b w:val="0"/>
+          <w:i w:val="0"/>
+        </w:rPr>
+        <w:t xml:space="preserve"> on the JPEG).</w:t>
       </w:r>
     </w:p>
     <w:p>
@@ -7241,71 +7393,7 @@
           <w:b w:val="0"/>
           <w:i w:val="0"/>
         </w:rPr>
-        <w:t xml:space="preserve">John H.; Mary Bunch’s death certificate (index </w:t>
-      </w:r>
-      <w:r>
-        <w:rPr>
-          <w:rFonts w:ascii="Liberation Serif" w:hAnsi="Liberation Serif" w:eastAsia="Liberation Serif"/>
-          <w:b/>
-          <w:i w:val="0"/>
-        </w:rPr>
-        <w:t>09021</w:t>
-      </w:r>
-      <w:r>
-        <w:rPr>
-          <w:rFonts w:ascii="Liberation Serif" w:hAnsi="Liberation Serif" w:eastAsia="Liberation Serif"/>
-          <w:b w:val="0"/>
-          <w:i w:val="0"/>
-        </w:rPr>
-        <w:t xml:space="preserve"> is </w:t>
-      </w:r>
-      <w:r>
-        <w:rPr>
-          <w:rFonts w:ascii="Liberation Serif" w:hAnsi="Liberation Serif" w:eastAsia="Liberation Serif"/>
-          <w:b/>
-          <w:i w:val="0"/>
-        </w:rPr>
-        <w:t>PROBABLE</w:t>
-      </w:r>
-      <w:r>
-        <w:rPr>
-          <w:rFonts w:ascii="Liberation Serif" w:hAnsi="Liberation Serif" w:eastAsia="Liberation Serif"/>
-          <w:b w:val="0"/>
-          <w:i w:val="0"/>
-        </w:rPr>
-        <w:t xml:space="preserve"> P007; parents unread); Rissie’s Tennessee identification (index + stone </w:t>
-      </w:r>
-      <w:r>
-        <w:rPr>
-          <w:rFonts w:ascii="Liberation Serif" w:hAnsi="Liberation Serif" w:eastAsia="Liberation Serif"/>
-          <w:b/>
-          <w:i w:val="0"/>
-        </w:rPr>
-        <w:t>PROBABLE</w:t>
-      </w:r>
-      <w:r>
-        <w:rPr>
-          <w:rFonts w:ascii="Liberation Serif" w:hAnsi="Liberation Serif" w:eastAsia="Liberation Serif"/>
-          <w:b w:val="0"/>
-          <w:i w:val="0"/>
-        </w:rPr>
-        <w:t xml:space="preserve"> one Lewis woman; vs P009 still </w:t>
-      </w:r>
-      <w:r>
-        <w:rPr>
-          <w:rFonts w:ascii="Liberation Serif" w:hAnsi="Liberation Serif" w:eastAsia="Liberation Serif"/>
-          <w:b/>
-          <w:i w:val="0"/>
-        </w:rPr>
-        <w:t>POSSIBLE</w:t>
-      </w:r>
-      <w:r>
-        <w:rPr>
-          <w:rFonts w:ascii="Liberation Serif" w:hAnsi="Liberation Serif" w:eastAsia="Liberation Serif"/>
-          <w:b w:val="0"/>
-          <w:i w:val="0"/>
-        </w:rPr>
-        <w:t>; parents unread); the two unnamed children.</w:t>
+        <w:t>Conflict #14: Larkin Mays, 8 June 1895 (court) versus 8 July 1895 (stone).</w:t>
       </w:r>
     </w:p>
     <w:p>
@@ -7318,23 +7406,71 @@
           <w:b w:val="0"/>
           <w:i w:val="0"/>
         </w:rPr>
-        <w:t xml:space="preserve">Whether witness </w:t>
-      </w:r>
-      <w:r>
-        <w:rPr>
-          <w:rFonts w:ascii="Liberation Serif" w:hAnsi="Liberation Serif" w:eastAsia="Liberation Serif"/>
-          <w:b/>
-          <w:i w:val="0"/>
-        </w:rPr>
-        <w:t>Link Mays</w:t>
-      </w:r>
-      <w:r>
-        <w:rPr>
-          <w:rFonts w:ascii="Liberation Serif" w:hAnsi="Liberation Serif" w:eastAsia="Liberation Serif"/>
-          <w:b w:val="0"/>
-          <w:i w:val="0"/>
-        </w:rPr>
-        <w:t xml:space="preserve"> is Larkin T. Mays — still possible, not merged.</w:t>
+        <w:t xml:space="preserve">John H.; Mary Bunch’s death certificate (index </w:t>
+      </w:r>
+      <w:r>
+        <w:rPr>
+          <w:rFonts w:ascii="Liberation Serif" w:hAnsi="Liberation Serif" w:eastAsia="Liberation Serif"/>
+          <w:b/>
+          <w:i w:val="0"/>
+        </w:rPr>
+        <w:t>09021</w:t>
+      </w:r>
+      <w:r>
+        <w:rPr>
+          <w:rFonts w:ascii="Liberation Serif" w:hAnsi="Liberation Serif" w:eastAsia="Liberation Serif"/>
+          <w:b w:val="0"/>
+          <w:i w:val="0"/>
+        </w:rPr>
+        <w:t xml:space="preserve"> is </w:t>
+      </w:r>
+      <w:r>
+        <w:rPr>
+          <w:rFonts w:ascii="Liberation Serif" w:hAnsi="Liberation Serif" w:eastAsia="Liberation Serif"/>
+          <w:b/>
+          <w:i w:val="0"/>
+        </w:rPr>
+        <w:t>PROBABLE</w:t>
+      </w:r>
+      <w:r>
+        <w:rPr>
+          <w:rFonts w:ascii="Liberation Serif" w:hAnsi="Liberation Serif" w:eastAsia="Liberation Serif"/>
+          <w:b w:val="0"/>
+          <w:i w:val="0"/>
+        </w:rPr>
+        <w:t xml:space="preserve"> P007; parents unread); Rissie’s Tennessee identification (index + stone </w:t>
+      </w:r>
+      <w:r>
+        <w:rPr>
+          <w:rFonts w:ascii="Liberation Serif" w:hAnsi="Liberation Serif" w:eastAsia="Liberation Serif"/>
+          <w:b/>
+          <w:i w:val="0"/>
+        </w:rPr>
+        <w:t>PROBABLE</w:t>
+      </w:r>
+      <w:r>
+        <w:rPr>
+          <w:rFonts w:ascii="Liberation Serif" w:hAnsi="Liberation Serif" w:eastAsia="Liberation Serif"/>
+          <w:b w:val="0"/>
+          <w:i w:val="0"/>
+        </w:rPr>
+        <w:t xml:space="preserve"> one Lewis woman; vs P009 still </w:t>
+      </w:r>
+      <w:r>
+        <w:rPr>
+          <w:rFonts w:ascii="Liberation Serif" w:hAnsi="Liberation Serif" w:eastAsia="Liberation Serif"/>
+          <w:b/>
+          <w:i w:val="0"/>
+        </w:rPr>
+        <w:t>POSSIBLE</w:t>
+      </w:r>
+      <w:r>
+        <w:rPr>
+          <w:rFonts w:ascii="Liberation Serif" w:hAnsi="Liberation Serif" w:eastAsia="Liberation Serif"/>
+          <w:b w:val="0"/>
+          <w:i w:val="0"/>
+        </w:rPr>
+        <w:t>; parents unread); the two unnamed children.</w:t>
       </w:r>
     </w:p>
     <w:p>
@@ -7344,82 +7480,26 @@
       <w:r>
         <w:rPr>
           <w:rFonts w:ascii="Liberation Serif" w:hAnsi="Liberation Serif" w:eastAsia="Liberation Serif"/>
-          <w:b/>
-          <w:i w:val="0"/>
-        </w:rPr>
-        <w:t>B039 partial:</w:t>
-      </w:r>
-      <w:r>
-        <w:rPr>
-          <w:rFonts w:ascii="Liberation Serif" w:hAnsi="Liberation Serif" w:eastAsia="Liberation Serif"/>
-          <w:b w:val="0"/>
-          <w:i w:val="0"/>
-        </w:rPr>
-        <w:t xml:space="preserve"> Owsley courthouse fire </w:t>
-      </w:r>
-      <w:r>
-        <w:rPr>
-          <w:rFonts w:ascii="Liberation Serif" w:hAnsi="Liberation Serif" w:eastAsia="Liberation Serif"/>
-          <w:b/>
-          <w:i w:val="0"/>
-        </w:rPr>
-        <w:t>29 Jan 1929</w:t>
-      </w:r>
-      <w:r>
-        <w:rPr>
-          <w:rFonts w:ascii="Liberation Serif" w:hAnsi="Liberation Serif" w:eastAsia="Liberation Serif"/>
-          <w:b w:val="0"/>
-          <w:i w:val="0"/>
-        </w:rPr>
-        <w:t xml:space="preserve"> catalogued. Larkin×Louisa and Robert×Sallie licenses still unread. Hayes </w:t>
-      </w:r>
-      <w:r>
-        <w:rPr>
-          <w:rFonts w:ascii="Liberation Serif" w:hAnsi="Liberation Serif" w:eastAsia="Liberation Serif"/>
-          <w:b/>
-          <w:i w:val="0"/>
-        </w:rPr>
-        <w:t>818120</w:t>
-      </w:r>
-      <w:r>
-        <w:rPr>
-          <w:rFonts w:ascii="Liberation Serif" w:hAnsi="Liberation Serif" w:eastAsia="Liberation Serif"/>
-          <w:b w:val="0"/>
-          <w:i w:val="0"/>
-        </w:rPr>
-        <w:t xml:space="preserve"> / Smith </w:t>
-      </w:r>
-      <w:r>
-        <w:rPr>
-          <w:rFonts w:ascii="Liberation Serif" w:hAnsi="Liberation Serif" w:eastAsia="Liberation Serif"/>
-          <w:b/>
-          <w:i w:val="0"/>
-        </w:rPr>
-        <w:t>733757</w:t>
-      </w:r>
-      <w:r>
-        <w:rPr>
-          <w:rFonts w:ascii="Liberation Serif" w:hAnsi="Liberation Serif" w:eastAsia="Liberation Serif"/>
-          <w:b w:val="0"/>
-          <w:i w:val="0"/>
-        </w:rPr>
-        <w:t xml:space="preserve"> </w:t>
-      </w:r>
-      <w:r>
-        <w:rPr>
-          <w:rFonts w:ascii="Liberation Serif" w:hAnsi="Liberation Serif" w:eastAsia="Liberation Serif"/>
-          <w:b/>
-          <w:i w:val="0"/>
-        </w:rPr>
-        <w:t>not examined</w:t>
-      </w:r>
-      <w:r>
-        <w:rPr>
-          <w:rFonts w:ascii="Liberation Serif" w:hAnsi="Liberation Serif" w:eastAsia="Liberation Serif"/>
-          <w:b w:val="0"/>
-          <w:i w:val="0"/>
-        </w:rPr>
-        <w:t>. [C471–C483]</w:t>
+          <w:b w:val="0"/>
+          <w:i w:val="0"/>
+        </w:rPr>
+        <w:t xml:space="preserve">Whether witness </w:t>
+      </w:r>
+      <w:r>
+        <w:rPr>
+          <w:rFonts w:ascii="Liberation Serif" w:hAnsi="Liberation Serif" w:eastAsia="Liberation Serif"/>
+          <w:b/>
+          <w:i w:val="0"/>
+        </w:rPr>
+        <w:t>Link Mays</w:t>
+      </w:r>
+      <w:r>
+        <w:rPr>
+          <w:rFonts w:ascii="Liberation Serif" w:hAnsi="Liberation Serif" w:eastAsia="Liberation Serif"/>
+          <w:b w:val="0"/>
+          <w:i w:val="0"/>
+        </w:rPr>
+        <w:t xml:space="preserve"> is Larkin T. Mays — still possible, not merged.</w:t>
       </w:r>
     </w:p>
     <w:p>
@@ -7432,63 +7512,79 @@
           <w:b/>
           <w:i w:val="0"/>
         </w:rPr>
-        <w:t>B049:</w:t>
-      </w:r>
-      <w:r>
-        <w:rPr>
-          <w:rFonts w:ascii="Liberation Serif" w:hAnsi="Liberation Serif" w:eastAsia="Liberation Serif"/>
-          <w:b w:val="0"/>
-          <w:i w:val="0"/>
-        </w:rPr>
-        <w:t xml:space="preserve"> 1926 </w:t>
-      </w:r>
-      <w:r>
-        <w:rPr>
-          <w:rFonts w:ascii="Liberation Serif" w:hAnsi="Liberation Serif" w:eastAsia="Liberation Serif"/>
-          <w:b w:val="0"/>
-          <w:i/>
-        </w:rPr>
-        <w:t>Beattyville Enterprise</w:t>
-      </w:r>
-      <w:r>
-        <w:rPr>
-          <w:rFonts w:ascii="Liberation Serif" w:hAnsi="Liberation Serif" w:eastAsia="Liberation Serif"/>
-          <w:b w:val="0"/>
-          <w:i w:val="0"/>
-        </w:rPr>
-        <w:t xml:space="preserve"> and </w:t>
-      </w:r>
-      <w:r>
-        <w:rPr>
-          <w:rFonts w:ascii="Liberation Serif" w:hAnsi="Liberation Serif" w:eastAsia="Liberation Serif"/>
-          <w:b w:val="0"/>
-          <w:i/>
-        </w:rPr>
-        <w:t>Yell County Journal</w:t>
-      </w:r>
-      <w:r>
-        <w:rPr>
-          <w:rFonts w:ascii="Liberation Serif" w:hAnsi="Liberation Serif" w:eastAsia="Liberation Serif"/>
-          <w:b w:val="0"/>
-          <w:i w:val="0"/>
-        </w:rPr>
-        <w:t xml:space="preserve"> issues still unread. Free indexes and Lee obituary pages are </w:t>
-      </w:r>
-      <w:r>
-        <w:rPr>
-          <w:rFonts w:ascii="Liberation Serif" w:hAnsi="Liberation Serif" w:eastAsia="Liberation Serif"/>
-          <w:b/>
-          <w:i w:val="0"/>
-        </w:rPr>
-        <w:t>nil</w:t>
-      </w:r>
-      <w:r>
-        <w:rPr>
-          <w:rFonts w:ascii="Liberation Serif" w:hAnsi="Liberation Serif" w:eastAsia="Liberation Serif"/>
-          <w:b w:val="0"/>
-          <w:i w:val="0"/>
-        </w:rPr>
-        <w:t xml:space="preserve"> for a Dora Stone notice. [C293] [C301] [C315]</w:t>
+        <w:t>B039 partial:</w:t>
+      </w:r>
+      <w:r>
+        <w:rPr>
+          <w:rFonts w:ascii="Liberation Serif" w:hAnsi="Liberation Serif" w:eastAsia="Liberation Serif"/>
+          <w:b w:val="0"/>
+          <w:i w:val="0"/>
+        </w:rPr>
+        <w:t xml:space="preserve"> Owsley courthouse fire </w:t>
+      </w:r>
+      <w:r>
+        <w:rPr>
+          <w:rFonts w:ascii="Liberation Serif" w:hAnsi="Liberation Serif" w:eastAsia="Liberation Serif"/>
+          <w:b/>
+          <w:i w:val="0"/>
+        </w:rPr>
+        <w:t>29 Jan 1929</w:t>
+      </w:r>
+      <w:r>
+        <w:rPr>
+          <w:rFonts w:ascii="Liberation Serif" w:hAnsi="Liberation Serif" w:eastAsia="Liberation Serif"/>
+          <w:b w:val="0"/>
+          <w:i w:val="0"/>
+        </w:rPr>
+        <w:t xml:space="preserve"> catalogued. Larkin×Louisa and Robert×Sallie licenses still unread. Hayes </w:t>
+      </w:r>
+      <w:r>
+        <w:rPr>
+          <w:rFonts w:ascii="Liberation Serif" w:hAnsi="Liberation Serif" w:eastAsia="Liberation Serif"/>
+          <w:b/>
+          <w:i w:val="0"/>
+        </w:rPr>
+        <w:t>818120</w:t>
+      </w:r>
+      <w:r>
+        <w:rPr>
+          <w:rFonts w:ascii="Liberation Serif" w:hAnsi="Liberation Serif" w:eastAsia="Liberation Serif"/>
+          <w:b w:val="0"/>
+          <w:i w:val="0"/>
+        </w:rPr>
+        <w:t xml:space="preserve"> / Smith </w:t>
+      </w:r>
+      <w:r>
+        <w:rPr>
+          <w:rFonts w:ascii="Liberation Serif" w:hAnsi="Liberation Serif" w:eastAsia="Liberation Serif"/>
+          <w:b/>
+          <w:i w:val="0"/>
+        </w:rPr>
+        <w:t>733757</w:t>
+      </w:r>
+      <w:r>
+        <w:rPr>
+          <w:rFonts w:ascii="Liberation Serif" w:hAnsi="Liberation Serif" w:eastAsia="Liberation Serif"/>
+          <w:b w:val="0"/>
+          <w:i w:val="0"/>
+        </w:rPr>
+        <w:t xml:space="preserve"> </w:t>
+      </w:r>
+      <w:r>
+        <w:rPr>
+          <w:rFonts w:ascii="Liberation Serif" w:hAnsi="Liberation Serif" w:eastAsia="Liberation Serif"/>
+          <w:b/>
+          <w:i w:val="0"/>
+        </w:rPr>
+        <w:t>not examined</w:t>
+      </w:r>
+      <w:r>
+        <w:rPr>
+          <w:rFonts w:ascii="Liberation Serif" w:hAnsi="Liberation Serif" w:eastAsia="Liberation Serif"/>
+          <w:b w:val="0"/>
+          <w:i w:val="0"/>
+        </w:rPr>
+        <w:t>. [C471–C483]</w:t>
       </w:r>
     </w:p>
     <w:p>
@@ -7501,15 +7597,15 @@
           <w:b/>
           <w:i w:val="0"/>
         </w:rPr>
-        <w:t>B055:</w:t>
-      </w:r>
-      <w:r>
-        <w:rPr>
-          <w:rFonts w:ascii="Liberation Serif" w:hAnsi="Liberation Serif" w:eastAsia="Liberation Serif"/>
-          <w:b w:val="0"/>
-          <w:i w:val="0"/>
-        </w:rPr>
-        <w:t xml:space="preserve"> Pope County Library </w:t>
+        <w:t>B049:</w:t>
+      </w:r>
+      <w:r>
+        <w:rPr>
+          <w:rFonts w:ascii="Liberation Serif" w:hAnsi="Liberation Serif" w:eastAsia="Liberation Serif"/>
+          <w:b w:val="0"/>
+          <w:i w:val="0"/>
+        </w:rPr>
+        <w:t xml:space="preserve"> 1926 </w:t>
       </w:r>
       <w:r>
         <w:rPr>
@@ -7517,31 +7613,47 @@
           <w:b w:val="0"/>
           <w:i/>
         </w:rPr>
-        <w:t>Dardanelle Post-Dispatch</w:t>
-      </w:r>
-      <w:r>
-        <w:rPr>
-          <w:rFonts w:ascii="Liberation Serif" w:hAnsi="Liberation Serif" w:eastAsia="Liberation Serif"/>
-          <w:b w:val="0"/>
-          <w:i w:val="0"/>
-        </w:rPr>
-        <w:t xml:space="preserve"> </w:t>
-      </w:r>
-      <w:r>
-        <w:rPr>
-          <w:rFonts w:ascii="Liberation Serif" w:hAnsi="Liberation Serif" w:eastAsia="Liberation Serif"/>
-          <w:b/>
-          <w:i w:val="0"/>
-        </w:rPr>
-        <w:t>Roll 5</w:t>
-      </w:r>
-      <w:r>
-        <w:rPr>
-          <w:rFonts w:ascii="Liberation Serif" w:hAnsi="Liberation Serif" w:eastAsia="Liberation Serif"/>
-          <w:b w:val="0"/>
-          <w:i w:val="0"/>
-        </w:rPr>
-        <w:t xml:space="preserve"> (21 Jun 1923–26 Apr 1928) — first exact neighbouring film. [C311]</w:t>
+        <w:t>Beattyville Enterprise</w:t>
+      </w:r>
+      <w:r>
+        <w:rPr>
+          <w:rFonts w:ascii="Liberation Serif" w:hAnsi="Liberation Serif" w:eastAsia="Liberation Serif"/>
+          <w:b w:val="0"/>
+          <w:i w:val="0"/>
+        </w:rPr>
+        <w:t xml:space="preserve"> and </w:t>
+      </w:r>
+      <w:r>
+        <w:rPr>
+          <w:rFonts w:ascii="Liberation Serif" w:hAnsi="Liberation Serif" w:eastAsia="Liberation Serif"/>
+          <w:b w:val="0"/>
+          <w:i/>
+        </w:rPr>
+        <w:t>Yell County Journal</w:t>
+      </w:r>
+      <w:r>
+        <w:rPr>
+          <w:rFonts w:ascii="Liberation Serif" w:hAnsi="Liberation Serif" w:eastAsia="Liberation Serif"/>
+          <w:b w:val="0"/>
+          <w:i w:val="0"/>
+        </w:rPr>
+        <w:t xml:space="preserve"> issues still unread. Free indexes and Lee obituary pages are </w:t>
+      </w:r>
+      <w:r>
+        <w:rPr>
+          <w:rFonts w:ascii="Liberation Serif" w:hAnsi="Liberation Serif" w:eastAsia="Liberation Serif"/>
+          <w:b/>
+          <w:i w:val="0"/>
+        </w:rPr>
+        <w:t>nil</w:t>
+      </w:r>
+      <w:r>
+        <w:rPr>
+          <w:rFonts w:ascii="Liberation Serif" w:hAnsi="Liberation Serif" w:eastAsia="Liberation Serif"/>
+          <w:b w:val="0"/>
+          <w:i w:val="0"/>
+        </w:rPr>
+        <w:t xml:space="preserve"> for a Dora Stone notice. [C293] [C301] [C315]</w:t>
       </w:r>
     </w:p>
     <w:p>
@@ -7554,7 +7666,23 @@
           <w:b/>
           <w:i w:val="0"/>
         </w:rPr>
-        <w:t>B056:</w:t>
+        <w:t>B055:</w:t>
+      </w:r>
+      <w:r>
+        <w:rPr>
+          <w:rFonts w:ascii="Liberation Serif" w:hAnsi="Liberation Serif" w:eastAsia="Liberation Serif"/>
+          <w:b w:val="0"/>
+          <w:i w:val="0"/>
+        </w:rPr>
+        <w:t xml:space="preserve"> Pope County Library </w:t>
+      </w:r>
+      <w:r>
+        <w:rPr>
+          <w:rFonts w:ascii="Liberation Serif" w:hAnsi="Liberation Serif" w:eastAsia="Liberation Serif"/>
+          <w:b w:val="0"/>
+          <w:i/>
+        </w:rPr>
+        <w:t>Dardanelle Post-Dispatch</w:t>
       </w:r>
       <w:r>
         <w:rPr>
@@ -7567,18 +7695,18 @@
       <w:r>
         <w:rPr>
           <w:rFonts w:ascii="Liberation Serif" w:hAnsi="Liberation Serif" w:eastAsia="Liberation Serif"/>
-          <w:b w:val="0"/>
-          <w:i/>
-        </w:rPr>
-        <w:t>Danville Democrat</w:t>
-      </w:r>
-      <w:r>
-        <w:rPr>
-          <w:rFonts w:ascii="Liberation Serif" w:hAnsi="Liberation Serif" w:eastAsia="Liberation Serif"/>
-          <w:b w:val="0"/>
-          <w:i w:val="0"/>
-        </w:rPr>
-        <w:t xml:space="preserve"> Aug–Sep 1926 (1899–1927 title LCCN SN89051010; IA 0 any year; 1930 revival is a different paper). [C312] [C331] [C332]</w:t>
+          <w:b/>
+          <w:i w:val="0"/>
+        </w:rPr>
+        <w:t>Roll 5</w:t>
+      </w:r>
+      <w:r>
+        <w:rPr>
+          <w:rFonts w:ascii="Liberation Serif" w:hAnsi="Liberation Serif" w:eastAsia="Liberation Serif"/>
+          <w:b w:val="0"/>
+          <w:i w:val="0"/>
+        </w:rPr>
+        <w:t xml:space="preserve"> (21 Jun 1923–26 Apr 1928) — first exact neighbouring film. [C311]</w:t>
       </w:r>
     </w:p>
     <w:p>
@@ -7591,47 +7719,31 @@
           <w:b/>
           <w:i w:val="0"/>
         </w:rPr>
-        <w:t>B045 blocked:</w:t>
-      </w:r>
-      <w:r>
-        <w:rPr>
-          <w:rFonts w:ascii="Liberation Serif" w:hAnsi="Liberation Serif" w:eastAsia="Liberation Serif"/>
-          <w:b w:val="0"/>
-          <w:i w:val="0"/>
-        </w:rPr>
-        <w:t xml:space="preserve"> Samuel P. probate film still unread. Catalog + </w:t>
-      </w:r>
-      <w:r>
-        <w:rPr>
-          <w:rFonts w:ascii="Liberation Serif" w:hAnsi="Liberation Serif" w:eastAsia="Liberation Serif"/>
-          <w:b/>
-          <w:i w:val="0"/>
-        </w:rPr>
-        <w:t>R012</w:t>
-      </w:r>
-      <w:r>
-        <w:rPr>
-          <w:rFonts w:ascii="Liberation Serif" w:hAnsi="Liberation Serif" w:eastAsia="Liberation Serif"/>
-          <w:b w:val="0"/>
-          <w:i w:val="0"/>
-        </w:rPr>
-        <w:t xml:space="preserve"> retrieval path filed (</w:t>
-      </w:r>
-      <w:r>
-        <w:rPr>
-          <w:rFonts w:ascii="Liberation Serif" w:hAnsi="Liberation Serif" w:eastAsia="Liberation Serif"/>
-          <w:b/>
-          <w:i w:val="0"/>
-        </w:rPr>
-        <w:t>C417–C424</w:t>
-      </w:r>
-      <w:r>
-        <w:rPr>
-          <w:rFonts w:ascii="Liberation Serif" w:hAnsi="Liberation Serif" w:eastAsia="Liberation Serif"/>
-          <w:b w:val="0"/>
-          <w:i w:val="0"/>
-        </w:rPr>
-        <w:t>).</w:t>
+        <w:t>B056:</w:t>
+      </w:r>
+      <w:r>
+        <w:rPr>
+          <w:rFonts w:ascii="Liberation Serif" w:hAnsi="Liberation Serif" w:eastAsia="Liberation Serif"/>
+          <w:b w:val="0"/>
+          <w:i w:val="0"/>
+        </w:rPr>
+        <w:t xml:space="preserve"> </w:t>
+      </w:r>
+      <w:r>
+        <w:rPr>
+          <w:rFonts w:ascii="Liberation Serif" w:hAnsi="Liberation Serif" w:eastAsia="Liberation Serif"/>
+          <w:b w:val="0"/>
+          <w:i/>
+        </w:rPr>
+        <w:t>Danville Democrat</w:t>
+      </w:r>
+      <w:r>
+        <w:rPr>
+          <w:rFonts w:ascii="Liberation Serif" w:hAnsi="Liberation Serif" w:eastAsia="Liberation Serif"/>
+          <w:b w:val="0"/>
+          <w:i w:val="0"/>
+        </w:rPr>
+        <w:t xml:space="preserve"> Aug–Sep 1926 (1899–1927 title LCCN SN89051010; IA 0 any year; 1930 revival is a different paper). [C312] [C331] [C332]</w:t>
       </w:r>
     </w:p>
     <w:p>
@@ -7644,87 +7756,39 @@
           <w:b/>
           <w:i w:val="0"/>
         </w:rPr>
-        <w:t>B047 partial:</w:t>
-      </w:r>
-      <w:r>
-        <w:rPr>
-          <w:rFonts w:ascii="Liberation Serif" w:hAnsi="Liberation Serif" w:eastAsia="Liberation Serif"/>
-          <w:b w:val="0"/>
-          <w:i w:val="0"/>
-        </w:rPr>
-        <w:t xml:space="preserve"> M1509 pamphlet </w:t>
-      </w:r>
-      <w:r>
-        <w:rPr>
-          <w:rFonts w:ascii="Liberation Serif" w:hAnsi="Liberation Serif" w:eastAsia="Liberation Serif"/>
-          <w:b/>
-          <w:i w:val="0"/>
-        </w:rPr>
-        <w:t>image seen</w:t>
-      </w:r>
-      <w:r>
-        <w:rPr>
-          <w:rFonts w:ascii="Liberation Serif" w:hAnsi="Liberation Serif" w:eastAsia="Liberation Serif"/>
-          <w:b w:val="0"/>
-          <w:i w:val="0"/>
-        </w:rPr>
-        <w:t xml:space="preserve"> (</w:t>
-      </w:r>
-      <w:r>
-        <w:rPr>
-          <w:rFonts w:ascii="Liberation Serif" w:hAnsi="Liberation Serif" w:eastAsia="Liberation Serif"/>
-          <w:b/>
-          <w:i w:val="0"/>
-        </w:rPr>
-        <w:t>C399</w:t>
-      </w:r>
-      <w:r>
-        <w:rPr>
-          <w:rFonts w:ascii="Liberation Serif" w:hAnsi="Liberation Serif" w:eastAsia="Liberation Serif"/>
-          <w:b w:val="0"/>
-          <w:i w:val="0"/>
-        </w:rPr>
-        <w:t xml:space="preserve">). Free Lee/Estill/Owsley/Yell substitutes still </w:t>
-      </w:r>
-      <w:r>
-        <w:rPr>
-          <w:rFonts w:ascii="Liberation Serif" w:hAnsi="Liberation Serif" w:eastAsia="Liberation Serif"/>
-          <w:b/>
-          <w:i w:val="0"/>
-        </w:rPr>
-        <w:t>nil</w:t>
-      </w:r>
-      <w:r>
-        <w:rPr>
-          <w:rFonts w:ascii="Liberation Serif" w:hAnsi="Liberation Serif" w:eastAsia="Liberation Serif"/>
-          <w:b w:val="0"/>
-          <w:i w:val="0"/>
-        </w:rPr>
-        <w:t xml:space="preserve">. Card images on </w:t>
-      </w:r>
-      <w:r>
-        <w:rPr>
-          <w:rFonts w:ascii="Liberation Serif" w:hAnsi="Liberation Serif" w:eastAsia="Liberation Serif"/>
-          <w:b/>
-          <w:i w:val="0"/>
-        </w:rPr>
-        <w:t>KY45/KY24/KY74 / AR69</w:t>
-      </w:r>
-      <w:r>
-        <w:rPr>
-          <w:rFonts w:ascii="Liberation Serif" w:hAnsi="Liberation Serif" w:eastAsia="Liberation Serif"/>
-          <w:b w:val="0"/>
-          <w:i w:val="0"/>
-        </w:rPr>
-        <w:t xml:space="preserve"> unread (</w:t>
-      </w:r>
-      <w:r>
-        <w:rPr>
-          <w:rFonts w:ascii="Liberation Serif" w:hAnsi="Liberation Serif" w:eastAsia="Liberation Serif"/>
-          <w:b/>
-          <w:i w:val="0"/>
-        </w:rPr>
-        <w:t>C407</w:t>
+        <w:t>B045 blocked:</w:t>
+      </w:r>
+      <w:r>
+        <w:rPr>
+          <w:rFonts w:ascii="Liberation Serif" w:hAnsi="Liberation Serif" w:eastAsia="Liberation Serif"/>
+          <w:b w:val="0"/>
+          <w:i w:val="0"/>
+        </w:rPr>
+        <w:t xml:space="preserve"> Samuel P. probate film still unread. Catalog + </w:t>
+      </w:r>
+      <w:r>
+        <w:rPr>
+          <w:rFonts w:ascii="Liberation Serif" w:hAnsi="Liberation Serif" w:eastAsia="Liberation Serif"/>
+          <w:b/>
+          <w:i w:val="0"/>
+        </w:rPr>
+        <w:t>R012</w:t>
+      </w:r>
+      <w:r>
+        <w:rPr>
+          <w:rFonts w:ascii="Liberation Serif" w:hAnsi="Liberation Serif" w:eastAsia="Liberation Serif"/>
+          <w:b w:val="0"/>
+          <w:i w:val="0"/>
+        </w:rPr>
+        <w:t xml:space="preserve"> retrieval path filed (</w:t>
+      </w:r>
+      <w:r>
+        <w:rPr>
+          <w:rFonts w:ascii="Liberation Serif" w:hAnsi="Liberation Serif" w:eastAsia="Liberation Serif"/>
+          <w:b/>
+          <w:i w:val="0"/>
+        </w:rPr>
+        <w:t>C417–C424</w:t>
       </w:r>
       <w:r>
         <w:rPr>
@@ -7745,47 +7809,15 @@
           <w:b/>
           <w:i w:val="0"/>
         </w:rPr>
-        <w:t>B016 partial:</w:t>
-      </w:r>
-      <w:r>
-        <w:rPr>
-          <w:rFonts w:ascii="Liberation Serif" w:hAnsi="Liberation Serif" w:eastAsia="Liberation Serif"/>
-          <w:b w:val="0"/>
-          <w:i w:val="0"/>
-        </w:rPr>
-        <w:t xml:space="preserve"> TN index </w:t>
-      </w:r>
-      <w:r>
-        <w:rPr>
-          <w:rFonts w:ascii="Liberation Serif" w:hAnsi="Liberation Serif" w:eastAsia="Liberation Serif"/>
-          <w:b/>
-          <w:i w:val="0"/>
-        </w:rPr>
-        <w:t>LEWIS RISSIE N</w:t>
-      </w:r>
-      <w:r>
-        <w:rPr>
-          <w:rFonts w:ascii="Liberation Serif" w:hAnsi="Liberation Serif" w:eastAsia="Liberation Serif"/>
-          <w:b w:val="0"/>
-          <w:i w:val="0"/>
-        </w:rPr>
-        <w:t xml:space="preserve"> 13 May 1980 Knox file </w:t>
-      </w:r>
-      <w:r>
-        <w:rPr>
-          <w:rFonts w:ascii="Liberation Serif" w:hAnsi="Liberation Serif" w:eastAsia="Liberation Serif"/>
-          <w:b/>
-          <w:i w:val="0"/>
-        </w:rPr>
-        <w:t>15370</w:t>
-      </w:r>
-      <w:r>
-        <w:rPr>
-          <w:rFonts w:ascii="Liberation Serif" w:hAnsi="Liberation Serif" w:eastAsia="Liberation Serif"/>
-          <w:b w:val="0"/>
-          <w:i w:val="0"/>
-        </w:rPr>
-        <w:t xml:space="preserve"> + Greenwood stone </w:t>
+        <w:t>B047 partial:</w:t>
+      </w:r>
+      <w:r>
+        <w:rPr>
+          <w:rFonts w:ascii="Liberation Serif" w:hAnsi="Liberation Serif" w:eastAsia="Liberation Serif"/>
+          <w:b w:val="0"/>
+          <w:i w:val="0"/>
+        </w:rPr>
+        <w:t xml:space="preserve"> M1509 pamphlet </w:t>
       </w:r>
       <w:r>
         <w:rPr>
@@ -7801,31 +7833,63 @@
           <w:b w:val="0"/>
           <w:i w:val="0"/>
         </w:rPr>
-        <w:t xml:space="preserve">. vs P009 still </w:t>
-      </w:r>
-      <w:r>
-        <w:rPr>
-          <w:rFonts w:ascii="Liberation Serif" w:hAnsi="Liberation Serif" w:eastAsia="Liberation Serif"/>
-          <w:b/>
-          <w:i w:val="0"/>
-        </w:rPr>
-        <w:t>POSSIBLE</w:t>
-      </w:r>
-      <w:r>
-        <w:rPr>
-          <w:rFonts w:ascii="Liberation Serif" w:hAnsi="Liberation Serif" w:eastAsia="Liberation Serif"/>
-          <w:b w:val="0"/>
-          <w:i w:val="0"/>
-        </w:rPr>
-        <w:t>. Certificate / parents unread (</w:t>
-      </w:r>
-      <w:r>
-        <w:rPr>
-          <w:rFonts w:ascii="Liberation Serif" w:hAnsi="Liberation Serif" w:eastAsia="Liberation Serif"/>
-          <w:b/>
-          <w:i w:val="0"/>
-        </w:rPr>
-        <w:t>C425–C434</w:t>
+        <w:t xml:space="preserve"> (</w:t>
+      </w:r>
+      <w:r>
+        <w:rPr>
+          <w:rFonts w:ascii="Liberation Serif" w:hAnsi="Liberation Serif" w:eastAsia="Liberation Serif"/>
+          <w:b/>
+          <w:i w:val="0"/>
+        </w:rPr>
+        <w:t>C399</w:t>
+      </w:r>
+      <w:r>
+        <w:rPr>
+          <w:rFonts w:ascii="Liberation Serif" w:hAnsi="Liberation Serif" w:eastAsia="Liberation Serif"/>
+          <w:b w:val="0"/>
+          <w:i w:val="0"/>
+        </w:rPr>
+        <w:t xml:space="preserve">). Free Lee/Estill/Owsley/Yell substitutes still </w:t>
+      </w:r>
+      <w:r>
+        <w:rPr>
+          <w:rFonts w:ascii="Liberation Serif" w:hAnsi="Liberation Serif" w:eastAsia="Liberation Serif"/>
+          <w:b/>
+          <w:i w:val="0"/>
+        </w:rPr>
+        <w:t>nil</w:t>
+      </w:r>
+      <w:r>
+        <w:rPr>
+          <w:rFonts w:ascii="Liberation Serif" w:hAnsi="Liberation Serif" w:eastAsia="Liberation Serif"/>
+          <w:b w:val="0"/>
+          <w:i w:val="0"/>
+        </w:rPr>
+        <w:t xml:space="preserve">. Card images on </w:t>
+      </w:r>
+      <w:r>
+        <w:rPr>
+          <w:rFonts w:ascii="Liberation Serif" w:hAnsi="Liberation Serif" w:eastAsia="Liberation Serif"/>
+          <w:b/>
+          <w:i w:val="0"/>
+        </w:rPr>
+        <w:t>KY45/KY24/KY74 / AR69</w:t>
+      </w:r>
+      <w:r>
+        <w:rPr>
+          <w:rFonts w:ascii="Liberation Serif" w:hAnsi="Liberation Serif" w:eastAsia="Liberation Serif"/>
+          <w:b w:val="0"/>
+          <w:i w:val="0"/>
+        </w:rPr>
+        <w:t xml:space="preserve"> unread (</w:t>
+      </w:r>
+      <w:r>
+        <w:rPr>
+          <w:rFonts w:ascii="Liberation Serif" w:hAnsi="Liberation Serif" w:eastAsia="Liberation Serif"/>
+          <w:b/>
+          <w:i w:val="0"/>
+        </w:rPr>
+        <w:t>C407</w:t>
       </w:r>
       <w:r>
         <w:rPr>
@@ -7846,7 +7910,7 @@
           <w:b/>
           <w:i w:val="0"/>
         </w:rPr>
-        <w:t>B015 partial:</w:t>
+        <w:t>B016 partial:</w:t>
       </w:r>
       <w:r>
         <w:rPr>
@@ -7862,39 +7926,55 @@
           <w:b/>
           <w:i w:val="0"/>
         </w:rPr>
-        <w:t>BUNCH MARY M</w:t>
-      </w:r>
-      <w:r>
-        <w:rPr>
-          <w:rFonts w:ascii="Liberation Serif" w:hAnsi="Liberation Serif" w:eastAsia="Liberation Serif"/>
-          <w:b w:val="0"/>
-          <w:i w:val="0"/>
-        </w:rPr>
-        <w:t xml:space="preserve"> 11 Mar 1981 Knox file </w:t>
-      </w:r>
-      <w:r>
-        <w:rPr>
-          <w:rFonts w:ascii="Liberation Serif" w:hAnsi="Liberation Serif" w:eastAsia="Liberation Serif"/>
-          <w:b/>
-          <w:i w:val="0"/>
-        </w:rPr>
-        <w:t>09021</w:t>
-      </w:r>
-      <w:r>
-        <w:rPr>
-          <w:rFonts w:ascii="Liberation Serif" w:hAnsi="Liberation Serif" w:eastAsia="Liberation Serif"/>
-          <w:b w:val="0"/>
-          <w:i w:val="0"/>
-        </w:rPr>
-        <w:t xml:space="preserve">. vs P007 </w:t>
-      </w:r>
-      <w:r>
-        <w:rPr>
-          <w:rFonts w:ascii="Liberation Serif" w:hAnsi="Liberation Serif" w:eastAsia="Liberation Serif"/>
-          <w:b/>
-          <w:i w:val="0"/>
-        </w:rPr>
-        <w:t>PROBABLE</w:t>
+        <w:t>LEWIS RISSIE N</w:t>
+      </w:r>
+      <w:r>
+        <w:rPr>
+          <w:rFonts w:ascii="Liberation Serif" w:hAnsi="Liberation Serif" w:eastAsia="Liberation Serif"/>
+          <w:b w:val="0"/>
+          <w:i w:val="0"/>
+        </w:rPr>
+        <w:t xml:space="preserve"> 13 May 1980 Knox file </w:t>
+      </w:r>
+      <w:r>
+        <w:rPr>
+          <w:rFonts w:ascii="Liberation Serif" w:hAnsi="Liberation Serif" w:eastAsia="Liberation Serif"/>
+          <w:b/>
+          <w:i w:val="0"/>
+        </w:rPr>
+        <w:t>15370</w:t>
+      </w:r>
+      <w:r>
+        <w:rPr>
+          <w:rFonts w:ascii="Liberation Serif" w:hAnsi="Liberation Serif" w:eastAsia="Liberation Serif"/>
+          <w:b w:val="0"/>
+          <w:i w:val="0"/>
+        </w:rPr>
+        <w:t xml:space="preserve"> + Greenwood stone </w:t>
+      </w:r>
+      <w:r>
+        <w:rPr>
+          <w:rFonts w:ascii="Liberation Serif" w:hAnsi="Liberation Serif" w:eastAsia="Liberation Serif"/>
+          <w:b/>
+          <w:i w:val="0"/>
+        </w:rPr>
+        <w:t>image seen</w:t>
+      </w:r>
+      <w:r>
+        <w:rPr>
+          <w:rFonts w:ascii="Liberation Serif" w:hAnsi="Liberation Serif" w:eastAsia="Liberation Serif"/>
+          <w:b w:val="0"/>
+          <w:i w:val="0"/>
+        </w:rPr>
+        <w:t xml:space="preserve">. vs P009 still </w:t>
+      </w:r>
+      <w:r>
+        <w:rPr>
+          <w:rFonts w:ascii="Liberation Serif" w:hAnsi="Liberation Serif" w:eastAsia="Liberation Serif"/>
+          <w:b/>
+          <w:i w:val="0"/>
+        </w:rPr>
+        <w:t>POSSIBLE</w:t>
       </w:r>
       <w:r>
         <w:rPr>
@@ -7910,47 +7990,15 @@
           <w:b/>
           <w:i w:val="0"/>
         </w:rPr>
-        <w:t>C446–C456</w:t>
-      </w:r>
-      <w:r>
-        <w:rPr>
-          <w:rFonts w:ascii="Liberation Serif" w:hAnsi="Liberation Serif" w:eastAsia="Liberation Serif"/>
-          <w:b w:val="0"/>
-          <w:i w:val="0"/>
-        </w:rPr>
-        <w:t xml:space="preserve">). Hazel E. Bunch 1 May 1999 Knox file </w:t>
-      </w:r>
-      <w:r>
-        <w:rPr>
-          <w:rFonts w:ascii="Liberation Serif" w:hAnsi="Liberation Serif" w:eastAsia="Liberation Serif"/>
-          <w:b/>
-          <w:i w:val="0"/>
-        </w:rPr>
-        <w:t>20106</w:t>
-      </w:r>
-      <w:r>
-        <w:rPr>
-          <w:rFonts w:ascii="Liberation Serif" w:hAnsi="Liberation Serif" w:eastAsia="Liberation Serif"/>
-          <w:b w:val="0"/>
-          <w:i w:val="0"/>
-        </w:rPr>
-        <w:t xml:space="preserve"> (</w:t>
-      </w:r>
-      <w:r>
-        <w:rPr>
-          <w:rFonts w:ascii="Liberation Serif" w:hAnsi="Liberation Serif" w:eastAsia="Liberation Serif"/>
-          <w:b/>
-          <w:i w:val="0"/>
-        </w:rPr>
-        <w:t>C452 C453</w:t>
-      </w:r>
-      <w:r>
-        <w:rPr>
-          <w:rFonts w:ascii="Liberation Serif" w:hAnsi="Liberation Serif" w:eastAsia="Liberation Serif"/>
-          <w:b w:val="0"/>
-          <w:i w:val="0"/>
-        </w:rPr>
-        <w:t>). Living descendants withheld.</w:t>
+        <w:t>C425–C434</w:t>
+      </w:r>
+      <w:r>
+        <w:rPr>
+          <w:rFonts w:ascii="Liberation Serif" w:hAnsi="Liberation Serif" w:eastAsia="Liberation Serif"/>
+          <w:b w:val="0"/>
+          <w:i w:val="0"/>
+        </w:rPr>
+        <w:t>).</w:t>
       </w:r>
     </w:p>
     <w:p>
@@ -7963,111 +8011,111 @@
           <w:b/>
           <w:i w:val="0"/>
         </w:rPr>
-        <w:t>B039 partial:</w:t>
-      </w:r>
-      <w:r>
-        <w:rPr>
-          <w:rFonts w:ascii="Liberation Serif" w:hAnsi="Liberation Serif" w:eastAsia="Liberation Serif"/>
-          <w:b w:val="0"/>
-          <w:i w:val="0"/>
-        </w:rPr>
-        <w:t xml:space="preserve"> Owsley fire </w:t>
-      </w:r>
-      <w:r>
-        <w:rPr>
-          <w:rFonts w:ascii="Liberation Serif" w:hAnsi="Liberation Serif" w:eastAsia="Liberation Serif"/>
-          <w:b/>
-          <w:i w:val="0"/>
-        </w:rPr>
-        <w:t>29 Jan 1929</w:t>
-      </w:r>
-      <w:r>
-        <w:rPr>
-          <w:rFonts w:ascii="Liberation Serif" w:hAnsi="Liberation Serif" w:eastAsia="Liberation Serif"/>
-          <w:b w:val="0"/>
-          <w:i w:val="0"/>
-        </w:rPr>
-        <w:t xml:space="preserve"> + VS gaps </w:t>
-      </w:r>
-      <w:r>
-        <w:rPr>
-          <w:rFonts w:ascii="Liberation Serif" w:hAnsi="Liberation Serif" w:eastAsia="Liberation Serif"/>
-          <w:b/>
-          <w:i w:val="0"/>
-        </w:rPr>
-        <w:t>1879–1902 / 1905–1907</w:t>
-      </w:r>
-      <w:r>
-        <w:rPr>
-          <w:rFonts w:ascii="Liberation Serif" w:hAnsi="Liberation Serif" w:eastAsia="Liberation Serif"/>
-          <w:b w:val="0"/>
-          <w:i w:val="0"/>
-        </w:rPr>
-        <w:t xml:space="preserve">. Lee 1–37 nil party. 1910 Owsley + 1911–1945 DC nil Robert+Sallie. Hayes </w:t>
-      </w:r>
-      <w:r>
-        <w:rPr>
-          <w:rFonts w:ascii="Liberation Serif" w:hAnsi="Liberation Serif" w:eastAsia="Liberation Serif"/>
-          <w:b/>
-          <w:i w:val="0"/>
-        </w:rPr>
-        <w:t>818120</w:t>
-      </w:r>
-      <w:r>
-        <w:rPr>
-          <w:rFonts w:ascii="Liberation Serif" w:hAnsi="Liberation Serif" w:eastAsia="Liberation Serif"/>
-          <w:b w:val="0"/>
-          <w:i w:val="0"/>
-        </w:rPr>
-        <w:t xml:space="preserve"> / Smith </w:t>
-      </w:r>
-      <w:r>
-        <w:rPr>
-          <w:rFonts w:ascii="Liberation Serif" w:hAnsi="Liberation Serif" w:eastAsia="Liberation Serif"/>
-          <w:b/>
-          <w:i w:val="0"/>
-        </w:rPr>
-        <w:t>733757</w:t>
-      </w:r>
-      <w:r>
-        <w:rPr>
-          <w:rFonts w:ascii="Liberation Serif" w:hAnsi="Liberation Serif" w:eastAsia="Liberation Serif"/>
-          <w:b w:val="0"/>
-          <w:i w:val="0"/>
-        </w:rPr>
-        <w:t xml:space="preserve"> unread (</w:t>
-      </w:r>
-      <w:r>
-        <w:rPr>
-          <w:rFonts w:ascii="Liberation Serif" w:hAnsi="Liberation Serif" w:eastAsia="Liberation Serif"/>
-          <w:b/>
-          <w:i w:val="0"/>
-        </w:rPr>
-        <w:t>C471–C483</w:t>
-      </w:r>
-      <w:r>
-        <w:rPr>
-          <w:rFonts w:ascii="Liberation Serif" w:hAnsi="Liberation Serif" w:eastAsia="Liberation Serif"/>
-          <w:b w:val="0"/>
-          <w:i w:val="0"/>
-        </w:rPr>
-        <w:t xml:space="preserve">, </w:t>
-      </w:r>
-      <w:r>
-        <w:rPr>
-          <w:rFonts w:ascii="Liberation Serif" w:hAnsi="Liberation Serif" w:eastAsia="Liberation Serif"/>
-          <w:b/>
-          <w:i w:val="0"/>
-        </w:rPr>
-        <w:t>R014</w:t>
-      </w:r>
-      <w:r>
-        <w:rPr>
-          <w:rFonts w:ascii="Liberation Serif" w:hAnsi="Liberation Serif" w:eastAsia="Liberation Serif"/>
-          <w:b w:val="0"/>
-          <w:i w:val="0"/>
-        </w:rPr>
-        <w:t>).</w:t>
+        <w:t>B015 partial:</w:t>
+      </w:r>
+      <w:r>
+        <w:rPr>
+          <w:rFonts w:ascii="Liberation Serif" w:hAnsi="Liberation Serif" w:eastAsia="Liberation Serif"/>
+          <w:b w:val="0"/>
+          <w:i w:val="0"/>
+        </w:rPr>
+        <w:t xml:space="preserve"> TN index </w:t>
+      </w:r>
+      <w:r>
+        <w:rPr>
+          <w:rFonts w:ascii="Liberation Serif" w:hAnsi="Liberation Serif" w:eastAsia="Liberation Serif"/>
+          <w:b/>
+          <w:i w:val="0"/>
+        </w:rPr>
+        <w:t>BUNCH MARY M</w:t>
+      </w:r>
+      <w:r>
+        <w:rPr>
+          <w:rFonts w:ascii="Liberation Serif" w:hAnsi="Liberation Serif" w:eastAsia="Liberation Serif"/>
+          <w:b w:val="0"/>
+          <w:i w:val="0"/>
+        </w:rPr>
+        <w:t xml:space="preserve"> 11 Mar 1981 Knox file </w:t>
+      </w:r>
+      <w:r>
+        <w:rPr>
+          <w:rFonts w:ascii="Liberation Serif" w:hAnsi="Liberation Serif" w:eastAsia="Liberation Serif"/>
+          <w:b/>
+          <w:i w:val="0"/>
+        </w:rPr>
+        <w:t>09021</w:t>
+      </w:r>
+      <w:r>
+        <w:rPr>
+          <w:rFonts w:ascii="Liberation Serif" w:hAnsi="Liberation Serif" w:eastAsia="Liberation Serif"/>
+          <w:b w:val="0"/>
+          <w:i w:val="0"/>
+        </w:rPr>
+        <w:t xml:space="preserve">. vs P007 </w:t>
+      </w:r>
+      <w:r>
+        <w:rPr>
+          <w:rFonts w:ascii="Liberation Serif" w:hAnsi="Liberation Serif" w:eastAsia="Liberation Serif"/>
+          <w:b/>
+          <w:i w:val="0"/>
+        </w:rPr>
+        <w:t>PROBABLE</w:t>
+      </w:r>
+      <w:r>
+        <w:rPr>
+          <w:rFonts w:ascii="Liberation Serif" w:hAnsi="Liberation Serif" w:eastAsia="Liberation Serif"/>
+          <w:b w:val="0"/>
+          <w:i w:val="0"/>
+        </w:rPr>
+        <w:t>. Certificate / parents unread (</w:t>
+      </w:r>
+      <w:r>
+        <w:rPr>
+          <w:rFonts w:ascii="Liberation Serif" w:hAnsi="Liberation Serif" w:eastAsia="Liberation Serif"/>
+          <w:b/>
+          <w:i w:val="0"/>
+        </w:rPr>
+        <w:t>C446–C456</w:t>
+      </w:r>
+      <w:r>
+        <w:rPr>
+          <w:rFonts w:ascii="Liberation Serif" w:hAnsi="Liberation Serif" w:eastAsia="Liberation Serif"/>
+          <w:b w:val="0"/>
+          <w:i w:val="0"/>
+        </w:rPr>
+        <w:t xml:space="preserve">). Hazel E. Bunch 1 May 1999 Knox file </w:t>
+      </w:r>
+      <w:r>
+        <w:rPr>
+          <w:rFonts w:ascii="Liberation Serif" w:hAnsi="Liberation Serif" w:eastAsia="Liberation Serif"/>
+          <w:b/>
+          <w:i w:val="0"/>
+        </w:rPr>
+        <w:t>20106</w:t>
+      </w:r>
+      <w:r>
+        <w:rPr>
+          <w:rFonts w:ascii="Liberation Serif" w:hAnsi="Liberation Serif" w:eastAsia="Liberation Serif"/>
+          <w:b w:val="0"/>
+          <w:i w:val="0"/>
+        </w:rPr>
+        <w:t xml:space="preserve"> (</w:t>
+      </w:r>
+      <w:r>
+        <w:rPr>
+          <w:rFonts w:ascii="Liberation Serif" w:hAnsi="Liberation Serif" w:eastAsia="Liberation Serif"/>
+          <w:b/>
+          <w:i w:val="0"/>
+        </w:rPr>
+        <w:t>C452 C453</w:t>
+      </w:r>
+      <w:r>
+        <w:rPr>
+          <w:rFonts w:ascii="Liberation Serif" w:hAnsi="Liberation Serif" w:eastAsia="Liberation Serif"/>
+          <w:b w:val="0"/>
+          <w:i w:val="0"/>
+        </w:rPr>
+        <w:t>). Living descendants withheld.</w:t>
       </w:r>
     </w:p>
     <w:p>
@@ -8080,119 +8128,103 @@
           <w:b/>
           <w:i w:val="0"/>
         </w:rPr>
-        <w:t>B014 partial:</w:t>
-      </w:r>
-      <w:r>
-        <w:rPr>
-          <w:rFonts w:ascii="Liberation Serif" w:hAnsi="Liberation Serif" w:eastAsia="Liberation Serif"/>
-          <w:b w:val="0"/>
-          <w:i w:val="0"/>
-        </w:rPr>
-        <w:t xml:space="preserve"> Hardin K. Gray KY index vol </w:t>
-      </w:r>
-      <w:r>
-        <w:rPr>
-          <w:rFonts w:ascii="Liberation Serif" w:hAnsi="Liberation Serif" w:eastAsia="Liberation Serif"/>
-          <w:b/>
-          <w:i w:val="0"/>
-        </w:rPr>
-        <w:t>042</w:t>
-      </w:r>
-      <w:r>
-        <w:rPr>
-          <w:rFonts w:ascii="Liberation Serif" w:hAnsi="Liberation Serif" w:eastAsia="Liberation Serif"/>
-          <w:b w:val="0"/>
-          <w:i w:val="0"/>
-        </w:rPr>
-        <w:t xml:space="preserve"> #</w:t>
-      </w:r>
-      <w:r>
-        <w:rPr>
-          <w:rFonts w:ascii="Liberation Serif" w:hAnsi="Liberation Serif" w:eastAsia="Liberation Serif"/>
-          <w:b/>
-          <w:i w:val="0"/>
-        </w:rPr>
-        <w:t>20591</w:t>
-      </w:r>
-      <w:r>
-        <w:rPr>
-          <w:rFonts w:ascii="Liberation Serif" w:hAnsi="Liberation Serif" w:eastAsia="Liberation Serif"/>
-          <w:b w:val="0"/>
-          <w:i w:val="0"/>
-        </w:rPr>
-        <w:t xml:space="preserve"> — death </w:t>
-      </w:r>
-      <w:r>
-        <w:rPr>
-          <w:rFonts w:ascii="Liberation Serif" w:hAnsi="Liberation Serif" w:eastAsia="Liberation Serif"/>
-          <w:b/>
-          <w:i w:val="0"/>
-        </w:rPr>
-        <w:t>Fayette</w:t>
-      </w:r>
-      <w:r>
-        <w:rPr>
-          <w:rFonts w:ascii="Liberation Serif" w:hAnsi="Liberation Serif" w:eastAsia="Liberation Serif"/>
-          <w:b w:val="0"/>
-          <w:i w:val="0"/>
-        </w:rPr>
-        <w:t xml:space="preserve">, residence </w:t>
-      </w:r>
-      <w:r>
-        <w:rPr>
-          <w:rFonts w:ascii="Liberation Serif" w:hAnsi="Liberation Serif" w:eastAsia="Liberation Serif"/>
-          <w:b/>
-          <w:i w:val="0"/>
-        </w:rPr>
-        <w:t>Lee</w:t>
-      </w:r>
-      <w:r>
-        <w:rPr>
-          <w:rFonts w:ascii="Liberation Serif" w:hAnsi="Liberation Serif" w:eastAsia="Liberation Serif"/>
-          <w:b w:val="0"/>
-          <w:i w:val="0"/>
-        </w:rPr>
-        <w:t xml:space="preserve">, 7 Sep 1967 (conflict </w:t>
-      </w:r>
-      <w:r>
-        <w:rPr>
-          <w:rFonts w:ascii="Liberation Serif" w:hAnsi="Liberation Serif" w:eastAsia="Liberation Serif"/>
-          <w:b/>
-          <w:i w:val="0"/>
-        </w:rPr>
-        <w:t>#27</w:t>
-      </w:r>
-      <w:r>
-        <w:rPr>
-          <w:rFonts w:ascii="Liberation Serif" w:hAnsi="Liberation Serif" w:eastAsia="Liberation Serif"/>
-          <w:b w:val="0"/>
-          <w:i w:val="0"/>
-        </w:rPr>
-        <w:t xml:space="preserve">). Vestie 1958 paper names </w:t>
-      </w:r>
-      <w:r>
-        <w:rPr>
-          <w:rFonts w:ascii="Liberation Serif" w:hAnsi="Liberation Serif" w:eastAsia="Liberation Serif"/>
-          <w:b/>
-          <w:i w:val="0"/>
-        </w:rPr>
-        <w:t>H. K. Grey, Arvel</w:t>
-      </w:r>
-      <w:r>
-        <w:rPr>
-          <w:rFonts w:ascii="Liberation Serif" w:hAnsi="Liberation Serif" w:eastAsia="Liberation Serif"/>
-          <w:b w:val="0"/>
-          <w:i w:val="0"/>
-        </w:rPr>
-        <w:t>. Certificate unread (</w:t>
-      </w:r>
-      <w:r>
-        <w:rPr>
-          <w:rFonts w:ascii="Liberation Serif" w:hAnsi="Liberation Serif" w:eastAsia="Liberation Serif"/>
-          <w:b/>
-          <w:i w:val="0"/>
-        </w:rPr>
-        <w:t>C435–C445</w:t>
+        <w:t>B039 partial:</w:t>
+      </w:r>
+      <w:r>
+        <w:rPr>
+          <w:rFonts w:ascii="Liberation Serif" w:hAnsi="Liberation Serif" w:eastAsia="Liberation Serif"/>
+          <w:b w:val="0"/>
+          <w:i w:val="0"/>
+        </w:rPr>
+        <w:t xml:space="preserve"> Owsley fire </w:t>
+      </w:r>
+      <w:r>
+        <w:rPr>
+          <w:rFonts w:ascii="Liberation Serif" w:hAnsi="Liberation Serif" w:eastAsia="Liberation Serif"/>
+          <w:b/>
+          <w:i w:val="0"/>
+        </w:rPr>
+        <w:t>29 Jan 1929</w:t>
+      </w:r>
+      <w:r>
+        <w:rPr>
+          <w:rFonts w:ascii="Liberation Serif" w:hAnsi="Liberation Serif" w:eastAsia="Liberation Serif"/>
+          <w:b w:val="0"/>
+          <w:i w:val="0"/>
+        </w:rPr>
+        <w:t xml:space="preserve"> + VS gaps </w:t>
+      </w:r>
+      <w:r>
+        <w:rPr>
+          <w:rFonts w:ascii="Liberation Serif" w:hAnsi="Liberation Serif" w:eastAsia="Liberation Serif"/>
+          <w:b/>
+          <w:i w:val="0"/>
+        </w:rPr>
+        <w:t>1879–1902 / 1905–1907</w:t>
+      </w:r>
+      <w:r>
+        <w:rPr>
+          <w:rFonts w:ascii="Liberation Serif" w:hAnsi="Liberation Serif" w:eastAsia="Liberation Serif"/>
+          <w:b w:val="0"/>
+          <w:i w:val="0"/>
+        </w:rPr>
+        <w:t xml:space="preserve">. Lee 1–37 nil party. 1910 Owsley + 1911–1945 DC nil Robert+Sallie. Hayes </w:t>
+      </w:r>
+      <w:r>
+        <w:rPr>
+          <w:rFonts w:ascii="Liberation Serif" w:hAnsi="Liberation Serif" w:eastAsia="Liberation Serif"/>
+          <w:b/>
+          <w:i w:val="0"/>
+        </w:rPr>
+        <w:t>818120</w:t>
+      </w:r>
+      <w:r>
+        <w:rPr>
+          <w:rFonts w:ascii="Liberation Serif" w:hAnsi="Liberation Serif" w:eastAsia="Liberation Serif"/>
+          <w:b w:val="0"/>
+          <w:i w:val="0"/>
+        </w:rPr>
+        <w:t xml:space="preserve"> / Smith </w:t>
+      </w:r>
+      <w:r>
+        <w:rPr>
+          <w:rFonts w:ascii="Liberation Serif" w:hAnsi="Liberation Serif" w:eastAsia="Liberation Serif"/>
+          <w:b/>
+          <w:i w:val="0"/>
+        </w:rPr>
+        <w:t>733757</w:t>
+      </w:r>
+      <w:r>
+        <w:rPr>
+          <w:rFonts w:ascii="Liberation Serif" w:hAnsi="Liberation Serif" w:eastAsia="Liberation Serif"/>
+          <w:b w:val="0"/>
+          <w:i w:val="0"/>
+        </w:rPr>
+        <w:t xml:space="preserve"> unread (</w:t>
+      </w:r>
+      <w:r>
+        <w:rPr>
+          <w:rFonts w:ascii="Liberation Serif" w:hAnsi="Liberation Serif" w:eastAsia="Liberation Serif"/>
+          <w:b/>
+          <w:i w:val="0"/>
+        </w:rPr>
+        <w:t>C471–C483</w:t>
+      </w:r>
+      <w:r>
+        <w:rPr>
+          <w:rFonts w:ascii="Liberation Serif" w:hAnsi="Liberation Serif" w:eastAsia="Liberation Serif"/>
+          <w:b w:val="0"/>
+          <w:i w:val="0"/>
+        </w:rPr>
+        <w:t xml:space="preserve">, </w:t>
+      </w:r>
+      <w:r>
+        <w:rPr>
+          <w:rFonts w:ascii="Liberation Serif" w:hAnsi="Liberation Serif" w:eastAsia="Liberation Serif"/>
+          <w:b/>
+          <w:i w:val="0"/>
+        </w:rPr>
+        <w:t>R014</w:t>
       </w:r>
       <w:r>
         <w:rPr>
@@ -8213,103 +8245,119 @@
           <w:b/>
           <w:i w:val="0"/>
         </w:rPr>
-        <w:t>B007 partial:</w:t>
-      </w:r>
-      <w:r>
-        <w:rPr>
-          <w:rFonts w:ascii="Liberation Serif" w:hAnsi="Liberation Serif" w:eastAsia="Liberation Serif"/>
-          <w:b w:val="0"/>
-          <w:i w:val="0"/>
-        </w:rPr>
-        <w:t xml:space="preserve"> 1900 Liberty Township </w:t>
-      </w:r>
-      <w:r>
-        <w:rPr>
-          <w:rFonts w:ascii="Liberation Serif" w:hAnsi="Liberation Serif" w:eastAsia="Liberation Serif"/>
-          <w:b/>
-          <w:i w:val="0"/>
-        </w:rPr>
-        <w:t>closed</w:t>
-      </w:r>
-      <w:r>
-        <w:rPr>
-          <w:rFonts w:ascii="Liberation Serif" w:hAnsi="Liberation Serif" w:eastAsia="Liberation Serif"/>
-          <w:b w:val="0"/>
-          <w:i w:val="0"/>
-        </w:rPr>
-        <w:t xml:space="preserve"> (ED </w:t>
-      </w:r>
-      <w:r>
-        <w:rPr>
-          <w:rFonts w:ascii="Liberation Serif" w:hAnsi="Liberation Serif" w:eastAsia="Liberation Serif"/>
-          <w:b/>
-          <w:i w:val="0"/>
-        </w:rPr>
-        <w:t>4</w:t>
-      </w:r>
-      <w:r>
-        <w:rPr>
-          <w:rFonts w:ascii="Liberation Serif" w:hAnsi="Liberation Serif" w:eastAsia="Liberation Serif"/>
-          <w:b w:val="0"/>
-          <w:i w:val="0"/>
-        </w:rPr>
-        <w:t xml:space="preserve"> entire + ED </w:t>
-      </w:r>
-      <w:r>
-        <w:rPr>
-          <w:rFonts w:ascii="Liberation Serif" w:hAnsi="Liberation Serif" w:eastAsia="Liberation Serif"/>
-          <w:b/>
-          <w:i w:val="0"/>
-        </w:rPr>
-        <w:t>5</w:t>
-      </w:r>
-      <w:r>
-        <w:rPr>
-          <w:rFonts w:ascii="Liberation Serif" w:hAnsi="Liberation Serif" w:eastAsia="Liberation Serif"/>
-          <w:b w:val="0"/>
-          <w:i w:val="0"/>
-        </w:rPr>
-        <w:t xml:space="preserve"> entire). 1910 John Sullivan’s wife is </w:t>
-      </w:r>
-      <w:r>
-        <w:rPr>
-          <w:rFonts w:ascii="Liberation Serif" w:hAnsi="Liberation Serif" w:eastAsia="Liberation Serif"/>
-          <w:b/>
-          <w:i w:val="0"/>
-        </w:rPr>
-        <w:t>Ida M.</w:t>
-      </w:r>
-      <w:r>
-        <w:rPr>
-          <w:rFonts w:ascii="Liberation Serif" w:hAnsi="Liberation Serif" w:eastAsia="Liberation Serif"/>
-          <w:b w:val="0"/>
-          <w:i w:val="0"/>
-        </w:rPr>
-        <w:t xml:space="preserve"> John still unplaced in 1900. Residual: S-415 continuation; Bollinger ED </w:t>
-      </w:r>
-      <w:r>
-        <w:rPr>
-          <w:rFonts w:ascii="Liberation Serif" w:hAnsi="Liberation Serif" w:eastAsia="Liberation Serif"/>
-          <w:b/>
-          <w:i w:val="0"/>
-        </w:rPr>
-        <w:t>1/2/3/6</w:t>
-      </w:r>
-      <w:r>
-        <w:rPr>
-          <w:rFonts w:ascii="Liberation Serif" w:hAnsi="Liberation Serif" w:eastAsia="Liberation Serif"/>
-          <w:b w:val="0"/>
-          <w:i w:val="0"/>
-        </w:rPr>
-        <w:t xml:space="preserve"> (</w:t>
-      </w:r>
-      <w:r>
-        <w:rPr>
-          <w:rFonts w:ascii="Liberation Serif" w:hAnsi="Liberation Serif" w:eastAsia="Liberation Serif"/>
-          <w:b/>
-          <w:i w:val="0"/>
-        </w:rPr>
-        <w:t>C457–C463</w:t>
+        <w:t>B014 partial:</w:t>
+      </w:r>
+      <w:r>
+        <w:rPr>
+          <w:rFonts w:ascii="Liberation Serif" w:hAnsi="Liberation Serif" w:eastAsia="Liberation Serif"/>
+          <w:b w:val="0"/>
+          <w:i w:val="0"/>
+        </w:rPr>
+        <w:t xml:space="preserve"> Hardin K. Gray KY index vol </w:t>
+      </w:r>
+      <w:r>
+        <w:rPr>
+          <w:rFonts w:ascii="Liberation Serif" w:hAnsi="Liberation Serif" w:eastAsia="Liberation Serif"/>
+          <w:b/>
+          <w:i w:val="0"/>
+        </w:rPr>
+        <w:t>042</w:t>
+      </w:r>
+      <w:r>
+        <w:rPr>
+          <w:rFonts w:ascii="Liberation Serif" w:hAnsi="Liberation Serif" w:eastAsia="Liberation Serif"/>
+          <w:b w:val="0"/>
+          <w:i w:val="0"/>
+        </w:rPr>
+        <w:t xml:space="preserve"> #</w:t>
+      </w:r>
+      <w:r>
+        <w:rPr>
+          <w:rFonts w:ascii="Liberation Serif" w:hAnsi="Liberation Serif" w:eastAsia="Liberation Serif"/>
+          <w:b/>
+          <w:i w:val="0"/>
+        </w:rPr>
+        <w:t>20591</w:t>
+      </w:r>
+      <w:r>
+        <w:rPr>
+          <w:rFonts w:ascii="Liberation Serif" w:hAnsi="Liberation Serif" w:eastAsia="Liberation Serif"/>
+          <w:b w:val="0"/>
+          <w:i w:val="0"/>
+        </w:rPr>
+        <w:t xml:space="preserve"> — death </w:t>
+      </w:r>
+      <w:r>
+        <w:rPr>
+          <w:rFonts w:ascii="Liberation Serif" w:hAnsi="Liberation Serif" w:eastAsia="Liberation Serif"/>
+          <w:b/>
+          <w:i w:val="0"/>
+        </w:rPr>
+        <w:t>Fayette</w:t>
+      </w:r>
+      <w:r>
+        <w:rPr>
+          <w:rFonts w:ascii="Liberation Serif" w:hAnsi="Liberation Serif" w:eastAsia="Liberation Serif"/>
+          <w:b w:val="0"/>
+          <w:i w:val="0"/>
+        </w:rPr>
+        <w:t xml:space="preserve">, residence </w:t>
+      </w:r>
+      <w:r>
+        <w:rPr>
+          <w:rFonts w:ascii="Liberation Serif" w:hAnsi="Liberation Serif" w:eastAsia="Liberation Serif"/>
+          <w:b/>
+          <w:i w:val="0"/>
+        </w:rPr>
+        <w:t>Lee</w:t>
+      </w:r>
+      <w:r>
+        <w:rPr>
+          <w:rFonts w:ascii="Liberation Serif" w:hAnsi="Liberation Serif" w:eastAsia="Liberation Serif"/>
+          <w:b w:val="0"/>
+          <w:i w:val="0"/>
+        </w:rPr>
+        <w:t xml:space="preserve">, 7 Sep 1967 (conflict </w:t>
+      </w:r>
+      <w:r>
+        <w:rPr>
+          <w:rFonts w:ascii="Liberation Serif" w:hAnsi="Liberation Serif" w:eastAsia="Liberation Serif"/>
+          <w:b/>
+          <w:i w:val="0"/>
+        </w:rPr>
+        <w:t>#27</w:t>
+      </w:r>
+      <w:r>
+        <w:rPr>
+          <w:rFonts w:ascii="Liberation Serif" w:hAnsi="Liberation Serif" w:eastAsia="Liberation Serif"/>
+          <w:b w:val="0"/>
+          <w:i w:val="0"/>
+        </w:rPr>
+        <w:t xml:space="preserve">). Vestie 1958 paper names </w:t>
+      </w:r>
+      <w:r>
+        <w:rPr>
+          <w:rFonts w:ascii="Liberation Serif" w:hAnsi="Liberation Serif" w:eastAsia="Liberation Serif"/>
+          <w:b/>
+          <w:i w:val="0"/>
+        </w:rPr>
+        <w:t>H. K. Grey, Arvel</w:t>
+      </w:r>
+      <w:r>
+        <w:rPr>
+          <w:rFonts w:ascii="Liberation Serif" w:hAnsi="Liberation Serif" w:eastAsia="Liberation Serif"/>
+          <w:b w:val="0"/>
+          <w:i w:val="0"/>
+        </w:rPr>
+        <w:t>. Certificate unread (</w:t>
+      </w:r>
+      <w:r>
+        <w:rPr>
+          <w:rFonts w:ascii="Liberation Serif" w:hAnsi="Liberation Serif" w:eastAsia="Liberation Serif"/>
+          <w:b/>
+          <w:i w:val="0"/>
+        </w:rPr>
+        <w:t>C435–C445</w:t>
       </w:r>
       <w:r>
         <w:rPr>
@@ -8330,151 +8378,87 @@
           <w:b/>
           <w:i w:val="0"/>
         </w:rPr>
-        <w:t>FAN residual:</w:t>
-      </w:r>
-      <w:r>
-        <w:rPr>
-          <w:rFonts w:ascii="Liberation Serif" w:hAnsi="Liberation Serif" w:eastAsia="Liberation Serif"/>
-          <w:b w:val="0"/>
-          <w:i w:val="0"/>
-        </w:rPr>
-        <w:t xml:space="preserve"> B057 </w:t>
-      </w:r>
-      <w:r>
-        <w:rPr>
-          <w:rFonts w:ascii="Liberation Serif" w:hAnsi="Liberation Serif" w:eastAsia="Liberation Serif"/>
-          <w:b/>
-          <w:i w:val="0"/>
-        </w:rPr>
-        <w:t>done</w:t>
-      </w:r>
-      <w:r>
-        <w:rPr>
-          <w:rFonts w:ascii="Liberation Serif" w:hAnsi="Liberation Serif" w:eastAsia="Liberation Serif"/>
-          <w:b w:val="0"/>
-          <w:i w:val="0"/>
-        </w:rPr>
-        <w:t xml:space="preserve"> for the remote stone/index pass (</w:t>
-      </w:r>
-      <w:r>
-        <w:rPr>
-          <w:rFonts w:ascii="Liberation Serif" w:hAnsi="Liberation Serif" w:eastAsia="Liberation Serif"/>
-          <w:b/>
-          <w:i w:val="0"/>
-        </w:rPr>
-        <w:t>C383–C398</w:t>
-      </w:r>
-      <w:r>
-        <w:rPr>
-          <w:rFonts w:ascii="Liberation Serif" w:hAnsi="Liberation Serif" w:eastAsia="Liberation Serif"/>
-          <w:b w:val="0"/>
-          <w:i w:val="0"/>
-        </w:rPr>
-        <w:t xml:space="preserve">). Vincent Newman Family Cemetery located; Edward stone </w:t>
-      </w:r>
-      <w:r>
-        <w:rPr>
-          <w:rFonts w:ascii="Liberation Serif" w:hAnsi="Liberation Serif" w:eastAsia="Liberation Serif"/>
-          <w:b/>
-          <w:i w:val="0"/>
-        </w:rPr>
-        <w:t>image seen</w:t>
-      </w:r>
-      <w:r>
-        <w:rPr>
-          <w:rFonts w:ascii="Liberation Serif" w:hAnsi="Liberation Serif" w:eastAsia="Liberation Serif"/>
-          <w:b w:val="0"/>
-          <w:i w:val="0"/>
-        </w:rPr>
-        <w:t xml:space="preserve">; Madison 1936 ages </w:t>
-      </w:r>
-      <w:r>
-        <w:rPr>
-          <w:rFonts w:ascii="Liberation Serif" w:hAnsi="Liberation Serif" w:eastAsia="Liberation Serif"/>
-          <w:b/>
-          <w:i w:val="0"/>
-        </w:rPr>
-        <w:t>017</w:t>
-      </w:r>
-      <w:r>
-        <w:rPr>
-          <w:rFonts w:ascii="Liberation Serif" w:hAnsi="Liberation Serif" w:eastAsia="Liberation Serif"/>
-          <w:b w:val="0"/>
-          <w:i w:val="0"/>
-        </w:rPr>
-        <w:t xml:space="preserve">. Still unread: Madison/Lee DC </w:t>
-      </w:r>
-      <w:r>
-        <w:rPr>
-          <w:rFonts w:ascii="Liberation Serif" w:hAnsi="Liberation Serif" w:eastAsia="Liberation Serif"/>
-          <w:b/>
-          <w:i w:val="0"/>
-        </w:rPr>
-        <w:t>images</w:t>
-      </w:r>
-      <w:r>
-        <w:rPr>
-          <w:rFonts w:ascii="Liberation Serif" w:hAnsi="Liberation Serif" w:eastAsia="Liberation Serif"/>
-          <w:b w:val="0"/>
-          <w:i w:val="0"/>
-        </w:rPr>
-        <w:t xml:space="preserve">, Owsley 1920 book, Smith 1843–1929 marriages; Callie/Dorothy/Everett FAG </w:t>
-      </w:r>
-      <w:r>
-        <w:rPr>
-          <w:rFonts w:ascii="Liberation Serif" w:hAnsi="Liberation Serif" w:eastAsia="Liberation Serif"/>
-          <w:b/>
-          <w:i w:val="0"/>
-        </w:rPr>
-        <w:t>no photos</w:t>
-      </w:r>
-      <w:r>
-        <w:rPr>
-          <w:rFonts w:ascii="Liberation Serif" w:hAnsi="Liberation Serif" w:eastAsia="Liberation Serif"/>
-          <w:b w:val="0"/>
-          <w:i w:val="0"/>
-        </w:rPr>
-        <w:t xml:space="preserve">. Grant=Frank and John of Owsley still </w:t>
-      </w:r>
-      <w:r>
-        <w:rPr>
-          <w:rFonts w:ascii="Liberation Serif" w:hAnsi="Liberation Serif" w:eastAsia="Liberation Serif"/>
-          <w:b/>
-          <w:i w:val="0"/>
-        </w:rPr>
-        <w:t>POSSIBLE</w:t>
-      </w:r>
-      <w:r>
-        <w:rPr>
-          <w:rFonts w:ascii="Liberation Serif" w:hAnsi="Liberation Serif" w:eastAsia="Liberation Serif"/>
-          <w:b w:val="0"/>
-          <w:i w:val="0"/>
-        </w:rPr>
-        <w:t xml:space="preserve">. </w:t>
-      </w:r>
-      <w:r>
-        <w:rPr>
-          <w:rFonts w:ascii="Liberation Serif" w:hAnsi="Liberation Serif" w:eastAsia="Liberation Serif"/>
-          <w:b/>
-          <w:i w:val="0"/>
-        </w:rPr>
-        <w:t>B054 done</w:t>
-      </w:r>
-      <w:r>
-        <w:rPr>
-          <w:rFonts w:ascii="Liberation Serif" w:hAnsi="Liberation Serif" w:eastAsia="Liberation Serif"/>
-          <w:b w:val="0"/>
-          <w:i w:val="0"/>
-        </w:rPr>
-        <w:t xml:space="preserve"> — Carter Cove stones </w:t>
-      </w:r>
-      <w:r>
-        <w:rPr>
-          <w:rFonts w:ascii="Liberation Serif" w:hAnsi="Liberation Serif" w:eastAsia="Liberation Serif"/>
-          <w:b/>
-          <w:i w:val="0"/>
-        </w:rPr>
-        <w:t>image seen</w:t>
+        <w:t>B007 partial:</w:t>
+      </w:r>
+      <w:r>
+        <w:rPr>
+          <w:rFonts w:ascii="Liberation Serif" w:hAnsi="Liberation Serif" w:eastAsia="Liberation Serif"/>
+          <w:b w:val="0"/>
+          <w:i w:val="0"/>
+        </w:rPr>
+        <w:t xml:space="preserve"> 1900 Liberty Township </w:t>
+      </w:r>
+      <w:r>
+        <w:rPr>
+          <w:rFonts w:ascii="Liberation Serif" w:hAnsi="Liberation Serif" w:eastAsia="Liberation Serif"/>
+          <w:b/>
+          <w:i w:val="0"/>
+        </w:rPr>
+        <w:t>closed</w:t>
+      </w:r>
+      <w:r>
+        <w:rPr>
+          <w:rFonts w:ascii="Liberation Serif" w:hAnsi="Liberation Serif" w:eastAsia="Liberation Serif"/>
+          <w:b w:val="0"/>
+          <w:i w:val="0"/>
+        </w:rPr>
+        <w:t xml:space="preserve"> (ED </w:t>
+      </w:r>
+      <w:r>
+        <w:rPr>
+          <w:rFonts w:ascii="Liberation Serif" w:hAnsi="Liberation Serif" w:eastAsia="Liberation Serif"/>
+          <w:b/>
+          <w:i w:val="0"/>
+        </w:rPr>
+        <w:t>4</w:t>
+      </w:r>
+      <w:r>
+        <w:rPr>
+          <w:rFonts w:ascii="Liberation Serif" w:hAnsi="Liberation Serif" w:eastAsia="Liberation Serif"/>
+          <w:b w:val="0"/>
+          <w:i w:val="0"/>
+        </w:rPr>
+        <w:t xml:space="preserve"> entire + ED </w:t>
+      </w:r>
+      <w:r>
+        <w:rPr>
+          <w:rFonts w:ascii="Liberation Serif" w:hAnsi="Liberation Serif" w:eastAsia="Liberation Serif"/>
+          <w:b/>
+          <w:i w:val="0"/>
+        </w:rPr>
+        <w:t>5</w:t>
+      </w:r>
+      <w:r>
+        <w:rPr>
+          <w:rFonts w:ascii="Liberation Serif" w:hAnsi="Liberation Serif" w:eastAsia="Liberation Serif"/>
+          <w:b w:val="0"/>
+          <w:i w:val="0"/>
+        </w:rPr>
+        <w:t xml:space="preserve"> entire). 1910 John Sullivan’s wife is </w:t>
+      </w:r>
+      <w:r>
+        <w:rPr>
+          <w:rFonts w:ascii="Liberation Serif" w:hAnsi="Liberation Serif" w:eastAsia="Liberation Serif"/>
+          <w:b/>
+          <w:i w:val="0"/>
+        </w:rPr>
+        <w:t>Ida M.</w:t>
+      </w:r>
+      <w:r>
+        <w:rPr>
+          <w:rFonts w:ascii="Liberation Serif" w:hAnsi="Liberation Serif" w:eastAsia="Liberation Serif"/>
+          <w:b w:val="0"/>
+          <w:i w:val="0"/>
+        </w:rPr>
+        <w:t xml:space="preserve"> John still unplaced in 1900. Residual: S-415 continuation; Bollinger ED </w:t>
+      </w:r>
+      <w:r>
+        <w:rPr>
+          <w:rFonts w:ascii="Liberation Serif" w:hAnsi="Liberation Serif" w:eastAsia="Liberation Serif"/>
+          <w:b/>
+          <w:i w:val="0"/>
+        </w:rPr>
+        <w:t>1/2/3/6</w:t>
       </w:r>
       <w:r>
         <w:rPr>
@@ -8490,135 +8474,7 @@
           <w:b/>
           <w:i w:val="0"/>
         </w:rPr>
-        <w:t>C410–C416</w:t>
-      </w:r>
-      <w:r>
-        <w:rPr>
-          <w:rFonts w:ascii="Liberation Serif" w:hAnsi="Liberation Serif" w:eastAsia="Liberation Serif"/>
-          <w:b w:val="0"/>
-          <w:i w:val="0"/>
-        </w:rPr>
-        <w:t xml:space="preserve">). Luther Riverview stones / DC images unread. </w:t>
-      </w:r>
-      <w:r>
-        <w:rPr>
-          <w:rFonts w:ascii="Liberation Serif" w:hAnsi="Liberation Serif" w:eastAsia="Liberation Serif"/>
-          <w:b/>
-          <w:i w:val="0"/>
-        </w:rPr>
-        <w:t>B051</w:t>
-      </w:r>
-      <w:r>
-        <w:rPr>
-          <w:rFonts w:ascii="Liberation Serif" w:hAnsi="Liberation Serif" w:eastAsia="Liberation Serif"/>
-          <w:b w:val="0"/>
-          <w:i w:val="0"/>
-        </w:rPr>
-        <w:t xml:space="preserve"> Luther death </w:t>
-      </w:r>
-      <w:r>
-        <w:rPr>
-          <w:rFonts w:ascii="Liberation Serif" w:hAnsi="Liberation Serif" w:eastAsia="Liberation Serif"/>
-          <w:b/>
-          <w:i w:val="0"/>
-        </w:rPr>
-        <w:t>done</w:t>
-      </w:r>
-      <w:r>
-        <w:rPr>
-          <w:rFonts w:ascii="Liberation Serif" w:hAnsi="Liberation Serif" w:eastAsia="Liberation Serif"/>
-          <w:b w:val="0"/>
-          <w:i w:val="0"/>
-        </w:rPr>
-        <w:t xml:space="preserve"> (</w:t>
-      </w:r>
-      <w:r>
-        <w:rPr>
-          <w:rFonts w:ascii="Liberation Serif" w:hAnsi="Liberation Serif" w:eastAsia="Liberation Serif"/>
-          <w:b/>
-          <w:i w:val="0"/>
-        </w:rPr>
-        <w:t>C375–C382</w:t>
-      </w:r>
-      <w:r>
-        <w:rPr>
-          <w:rFonts w:ascii="Liberation Serif" w:hAnsi="Liberation Serif" w:eastAsia="Liberation Serif"/>
-          <w:b w:val="0"/>
-          <w:i w:val="0"/>
-        </w:rPr>
-        <w:t xml:space="preserve">). </w:t>
-      </w:r>
-      <w:r>
-        <w:rPr>
-          <w:rFonts w:ascii="Liberation Serif" w:hAnsi="Liberation Serif" w:eastAsia="Liberation Serif"/>
-          <w:b/>
-          <w:i w:val="0"/>
-        </w:rPr>
-        <w:t>B052</w:t>
-      </w:r>
-      <w:r>
-        <w:rPr>
-          <w:rFonts w:ascii="Liberation Serif" w:hAnsi="Liberation Serif" w:eastAsia="Liberation Serif"/>
-          <w:b w:val="0"/>
-          <w:i w:val="0"/>
-        </w:rPr>
-        <w:t xml:space="preserve"> Shelby × Grace </w:t>
-      </w:r>
-      <w:r>
-        <w:rPr>
-          <w:rFonts w:ascii="Liberation Serif" w:hAnsi="Liberation Serif" w:eastAsia="Liberation Serif"/>
-          <w:b/>
-          <w:i w:val="0"/>
-        </w:rPr>
-        <w:t>done</w:t>
-      </w:r>
-      <w:r>
-        <w:rPr>
-          <w:rFonts w:ascii="Liberation Serif" w:hAnsi="Liberation Serif" w:eastAsia="Liberation Serif"/>
-          <w:b w:val="0"/>
-          <w:i w:val="0"/>
-        </w:rPr>
-        <w:t xml:space="preserve">. </w:t>
-      </w:r>
-      <w:r>
-        <w:rPr>
-          <w:rFonts w:ascii="Liberation Serif" w:hAnsi="Liberation Serif" w:eastAsia="Liberation Serif"/>
-          <w:b/>
-          <w:i w:val="0"/>
-        </w:rPr>
-        <w:t>B053</w:t>
-      </w:r>
-      <w:r>
-        <w:rPr>
-          <w:rFonts w:ascii="Liberation Serif" w:hAnsi="Liberation Serif" w:eastAsia="Liberation Serif"/>
-          <w:b w:val="0"/>
-          <w:i w:val="0"/>
-        </w:rPr>
-        <w:t xml:space="preserve"> Everett FAN </w:t>
-      </w:r>
-      <w:r>
-        <w:rPr>
-          <w:rFonts w:ascii="Liberation Serif" w:hAnsi="Liberation Serif" w:eastAsia="Liberation Serif"/>
-          <w:b/>
-          <w:i w:val="0"/>
-        </w:rPr>
-        <w:t>done</w:t>
-      </w:r>
-      <w:r>
-        <w:rPr>
-          <w:rFonts w:ascii="Liberation Serif" w:hAnsi="Liberation Serif" w:eastAsia="Liberation Serif"/>
-          <w:b w:val="0"/>
-          <w:i w:val="0"/>
-        </w:rPr>
-        <w:t xml:space="preserve"> (</w:t>
-      </w:r>
-      <w:r>
-        <w:rPr>
-          <w:rFonts w:ascii="Liberation Serif" w:hAnsi="Liberation Serif" w:eastAsia="Liberation Serif"/>
-          <w:b/>
-          <w:i w:val="0"/>
-        </w:rPr>
-        <w:t>C349–C365</w:t>
+        <w:t>C457–C463</w:t>
       </w:r>
       <w:r>
         <w:rPr>
@@ -8636,26 +8492,306 @@
       <w:r>
         <w:rPr>
           <w:rFonts w:ascii="Liberation Serif" w:hAnsi="Liberation Serif" w:eastAsia="Liberation Serif"/>
-          <w:b w:val="0"/>
-          <w:i w:val="0"/>
-        </w:rPr>
-        <w:t xml:space="preserve">Greene 37–43 Stone sweep is </w:t>
-      </w:r>
-      <w:r>
-        <w:rPr>
-          <w:rFonts w:ascii="Liberation Serif" w:hAnsi="Liberation Serif" w:eastAsia="Liberation Serif"/>
-          <w:b/>
-          <w:i w:val="0"/>
-        </w:rPr>
-        <w:t>closed</w:t>
-      </w:r>
-      <w:r>
-        <w:rPr>
-          <w:rFonts w:ascii="Liberation Serif" w:hAnsi="Liberation Serif" w:eastAsia="Liberation Serif"/>
-          <w:b w:val="0"/>
-          <w:i w:val="0"/>
-        </w:rPr>
-        <w:t>. Do not reopen Peebles as a third marriage without a license. Do not print 1868 or 24 February 1906 as facts.</w:t>
+          <w:b/>
+          <w:i w:val="0"/>
+        </w:rPr>
+        <w:t>FAN residual:</w:t>
+      </w:r>
+      <w:r>
+        <w:rPr>
+          <w:rFonts w:ascii="Liberation Serif" w:hAnsi="Liberation Serif" w:eastAsia="Liberation Serif"/>
+          <w:b w:val="0"/>
+          <w:i w:val="0"/>
+        </w:rPr>
+        <w:t xml:space="preserve"> B057 </w:t>
+      </w:r>
+      <w:r>
+        <w:rPr>
+          <w:rFonts w:ascii="Liberation Serif" w:hAnsi="Liberation Serif" w:eastAsia="Liberation Serif"/>
+          <w:b/>
+          <w:i w:val="0"/>
+        </w:rPr>
+        <w:t>done</w:t>
+      </w:r>
+      <w:r>
+        <w:rPr>
+          <w:rFonts w:ascii="Liberation Serif" w:hAnsi="Liberation Serif" w:eastAsia="Liberation Serif"/>
+          <w:b w:val="0"/>
+          <w:i w:val="0"/>
+        </w:rPr>
+        <w:t xml:space="preserve"> for the remote stone/index pass (</w:t>
+      </w:r>
+      <w:r>
+        <w:rPr>
+          <w:rFonts w:ascii="Liberation Serif" w:hAnsi="Liberation Serif" w:eastAsia="Liberation Serif"/>
+          <w:b/>
+          <w:i w:val="0"/>
+        </w:rPr>
+        <w:t>C383–C398</w:t>
+      </w:r>
+      <w:r>
+        <w:rPr>
+          <w:rFonts w:ascii="Liberation Serif" w:hAnsi="Liberation Serif" w:eastAsia="Liberation Serif"/>
+          <w:b w:val="0"/>
+          <w:i w:val="0"/>
+        </w:rPr>
+        <w:t xml:space="preserve">). Vincent Newman Family Cemetery located; Edward stone </w:t>
+      </w:r>
+      <w:r>
+        <w:rPr>
+          <w:rFonts w:ascii="Liberation Serif" w:hAnsi="Liberation Serif" w:eastAsia="Liberation Serif"/>
+          <w:b/>
+          <w:i w:val="0"/>
+        </w:rPr>
+        <w:t>image seen</w:t>
+      </w:r>
+      <w:r>
+        <w:rPr>
+          <w:rFonts w:ascii="Liberation Serif" w:hAnsi="Liberation Serif" w:eastAsia="Liberation Serif"/>
+          <w:b w:val="0"/>
+          <w:i w:val="0"/>
+        </w:rPr>
+        <w:t xml:space="preserve">; Madison 1936 ages </w:t>
+      </w:r>
+      <w:r>
+        <w:rPr>
+          <w:rFonts w:ascii="Liberation Serif" w:hAnsi="Liberation Serif" w:eastAsia="Liberation Serif"/>
+          <w:b/>
+          <w:i w:val="0"/>
+        </w:rPr>
+        <w:t>017</w:t>
+      </w:r>
+      <w:r>
+        <w:rPr>
+          <w:rFonts w:ascii="Liberation Serif" w:hAnsi="Liberation Serif" w:eastAsia="Liberation Serif"/>
+          <w:b w:val="0"/>
+          <w:i w:val="0"/>
+        </w:rPr>
+        <w:t xml:space="preserve">. Still unread: Madison/Lee DC </w:t>
+      </w:r>
+      <w:r>
+        <w:rPr>
+          <w:rFonts w:ascii="Liberation Serif" w:hAnsi="Liberation Serif" w:eastAsia="Liberation Serif"/>
+          <w:b/>
+          <w:i w:val="0"/>
+        </w:rPr>
+        <w:t>images</w:t>
+      </w:r>
+      <w:r>
+        <w:rPr>
+          <w:rFonts w:ascii="Liberation Serif" w:hAnsi="Liberation Serif" w:eastAsia="Liberation Serif"/>
+          <w:b w:val="0"/>
+          <w:i w:val="0"/>
+        </w:rPr>
+        <w:t xml:space="preserve">, Owsley 1920 book, Smith 1843–1929 marriages; Callie/Dorothy/Everett FAG </w:t>
+      </w:r>
+      <w:r>
+        <w:rPr>
+          <w:rFonts w:ascii="Liberation Serif" w:hAnsi="Liberation Serif" w:eastAsia="Liberation Serif"/>
+          <w:b/>
+          <w:i w:val="0"/>
+        </w:rPr>
+        <w:t>no photos</w:t>
+      </w:r>
+      <w:r>
+        <w:rPr>
+          <w:rFonts w:ascii="Liberation Serif" w:hAnsi="Liberation Serif" w:eastAsia="Liberation Serif"/>
+          <w:b w:val="0"/>
+          <w:i w:val="0"/>
+        </w:rPr>
+        <w:t xml:space="preserve">. Grant=Frank and John of Owsley still </w:t>
+      </w:r>
+      <w:r>
+        <w:rPr>
+          <w:rFonts w:ascii="Liberation Serif" w:hAnsi="Liberation Serif" w:eastAsia="Liberation Serif"/>
+          <w:b/>
+          <w:i w:val="0"/>
+        </w:rPr>
+        <w:t>POSSIBLE</w:t>
+      </w:r>
+      <w:r>
+        <w:rPr>
+          <w:rFonts w:ascii="Liberation Serif" w:hAnsi="Liberation Serif" w:eastAsia="Liberation Serif"/>
+          <w:b w:val="0"/>
+          <w:i w:val="0"/>
+        </w:rPr>
+        <w:t xml:space="preserve">. </w:t>
+      </w:r>
+      <w:r>
+        <w:rPr>
+          <w:rFonts w:ascii="Liberation Serif" w:hAnsi="Liberation Serif" w:eastAsia="Liberation Serif"/>
+          <w:b/>
+          <w:i w:val="0"/>
+        </w:rPr>
+        <w:t>B054 done</w:t>
+      </w:r>
+      <w:r>
+        <w:rPr>
+          <w:rFonts w:ascii="Liberation Serif" w:hAnsi="Liberation Serif" w:eastAsia="Liberation Serif"/>
+          <w:b w:val="0"/>
+          <w:i w:val="0"/>
+        </w:rPr>
+        <w:t xml:space="preserve"> — Carter Cove stones </w:t>
+      </w:r>
+      <w:r>
+        <w:rPr>
+          <w:rFonts w:ascii="Liberation Serif" w:hAnsi="Liberation Serif" w:eastAsia="Liberation Serif"/>
+          <w:b/>
+          <w:i w:val="0"/>
+        </w:rPr>
+        <w:t>image seen</w:t>
+      </w:r>
+      <w:r>
+        <w:rPr>
+          <w:rFonts w:ascii="Liberation Serif" w:hAnsi="Liberation Serif" w:eastAsia="Liberation Serif"/>
+          <w:b w:val="0"/>
+          <w:i w:val="0"/>
+        </w:rPr>
+        <w:t xml:space="preserve"> (</w:t>
+      </w:r>
+      <w:r>
+        <w:rPr>
+          <w:rFonts w:ascii="Liberation Serif" w:hAnsi="Liberation Serif" w:eastAsia="Liberation Serif"/>
+          <w:b/>
+          <w:i w:val="0"/>
+        </w:rPr>
+        <w:t>C410–C416</w:t>
+      </w:r>
+      <w:r>
+        <w:rPr>
+          <w:rFonts w:ascii="Liberation Serif" w:hAnsi="Liberation Serif" w:eastAsia="Liberation Serif"/>
+          <w:b w:val="0"/>
+          <w:i w:val="0"/>
+        </w:rPr>
+        <w:t xml:space="preserve">). Luther Riverview stones / DC images unread. </w:t>
+      </w:r>
+      <w:r>
+        <w:rPr>
+          <w:rFonts w:ascii="Liberation Serif" w:hAnsi="Liberation Serif" w:eastAsia="Liberation Serif"/>
+          <w:b/>
+          <w:i w:val="0"/>
+        </w:rPr>
+        <w:t>B051</w:t>
+      </w:r>
+      <w:r>
+        <w:rPr>
+          <w:rFonts w:ascii="Liberation Serif" w:hAnsi="Liberation Serif" w:eastAsia="Liberation Serif"/>
+          <w:b w:val="0"/>
+          <w:i w:val="0"/>
+        </w:rPr>
+        <w:t xml:space="preserve"> Luther death </w:t>
+      </w:r>
+      <w:r>
+        <w:rPr>
+          <w:rFonts w:ascii="Liberation Serif" w:hAnsi="Liberation Serif" w:eastAsia="Liberation Serif"/>
+          <w:b/>
+          <w:i w:val="0"/>
+        </w:rPr>
+        <w:t>done</w:t>
+      </w:r>
+      <w:r>
+        <w:rPr>
+          <w:rFonts w:ascii="Liberation Serif" w:hAnsi="Liberation Serif" w:eastAsia="Liberation Serif"/>
+          <w:b w:val="0"/>
+          <w:i w:val="0"/>
+        </w:rPr>
+        <w:t xml:space="preserve"> (</w:t>
+      </w:r>
+      <w:r>
+        <w:rPr>
+          <w:rFonts w:ascii="Liberation Serif" w:hAnsi="Liberation Serif" w:eastAsia="Liberation Serif"/>
+          <w:b/>
+          <w:i w:val="0"/>
+        </w:rPr>
+        <w:t>C375–C382</w:t>
+      </w:r>
+      <w:r>
+        <w:rPr>
+          <w:rFonts w:ascii="Liberation Serif" w:hAnsi="Liberation Serif" w:eastAsia="Liberation Serif"/>
+          <w:b w:val="0"/>
+          <w:i w:val="0"/>
+        </w:rPr>
+        <w:t xml:space="preserve">). </w:t>
+      </w:r>
+      <w:r>
+        <w:rPr>
+          <w:rFonts w:ascii="Liberation Serif" w:hAnsi="Liberation Serif" w:eastAsia="Liberation Serif"/>
+          <w:b/>
+          <w:i w:val="0"/>
+        </w:rPr>
+        <w:t>B052</w:t>
+      </w:r>
+      <w:r>
+        <w:rPr>
+          <w:rFonts w:ascii="Liberation Serif" w:hAnsi="Liberation Serif" w:eastAsia="Liberation Serif"/>
+          <w:b w:val="0"/>
+          <w:i w:val="0"/>
+        </w:rPr>
+        <w:t xml:space="preserve"> Shelby × Grace </w:t>
+      </w:r>
+      <w:r>
+        <w:rPr>
+          <w:rFonts w:ascii="Liberation Serif" w:hAnsi="Liberation Serif" w:eastAsia="Liberation Serif"/>
+          <w:b/>
+          <w:i w:val="0"/>
+        </w:rPr>
+        <w:t>done</w:t>
+      </w:r>
+      <w:r>
+        <w:rPr>
+          <w:rFonts w:ascii="Liberation Serif" w:hAnsi="Liberation Serif" w:eastAsia="Liberation Serif"/>
+          <w:b w:val="0"/>
+          <w:i w:val="0"/>
+        </w:rPr>
+        <w:t xml:space="preserve">. </w:t>
+      </w:r>
+      <w:r>
+        <w:rPr>
+          <w:rFonts w:ascii="Liberation Serif" w:hAnsi="Liberation Serif" w:eastAsia="Liberation Serif"/>
+          <w:b/>
+          <w:i w:val="0"/>
+        </w:rPr>
+        <w:t>B053</w:t>
+      </w:r>
+      <w:r>
+        <w:rPr>
+          <w:rFonts w:ascii="Liberation Serif" w:hAnsi="Liberation Serif" w:eastAsia="Liberation Serif"/>
+          <w:b w:val="0"/>
+          <w:i w:val="0"/>
+        </w:rPr>
+        <w:t xml:space="preserve"> Everett FAN </w:t>
+      </w:r>
+      <w:r>
+        <w:rPr>
+          <w:rFonts w:ascii="Liberation Serif" w:hAnsi="Liberation Serif" w:eastAsia="Liberation Serif"/>
+          <w:b/>
+          <w:i w:val="0"/>
+        </w:rPr>
+        <w:t>done</w:t>
+      </w:r>
+      <w:r>
+        <w:rPr>
+          <w:rFonts w:ascii="Liberation Serif" w:hAnsi="Liberation Serif" w:eastAsia="Liberation Serif"/>
+          <w:b w:val="0"/>
+          <w:i w:val="0"/>
+        </w:rPr>
+        <w:t xml:space="preserve"> (</w:t>
+      </w:r>
+      <w:r>
+        <w:rPr>
+          <w:rFonts w:ascii="Liberation Serif" w:hAnsi="Liberation Serif" w:eastAsia="Liberation Serif"/>
+          <w:b/>
+          <w:i w:val="0"/>
+        </w:rPr>
+        <w:t>C349–C365</w:t>
+      </w:r>
+      <w:r>
+        <w:rPr>
+          <w:rFonts w:ascii="Liberation Serif" w:hAnsi="Liberation Serif" w:eastAsia="Liberation Serif"/>
+          <w:b w:val="0"/>
+          <w:i w:val="0"/>
+        </w:rPr>
+        <w:t>).</w:t>
       </w:r>
     </w:p>
     <w:p>
@@ -8665,55 +8801,84 @@
       <w:r>
         <w:rPr>
           <w:rFonts w:ascii="Liberation Serif" w:hAnsi="Liberation Serif" w:eastAsia="Liberation Serif"/>
-          <w:b/>
-          <w:i w:val="0"/>
-        </w:rPr>
-        <w:t>Master Word document:</w:t>
-      </w:r>
-      <w:r>
-        <w:rPr>
-          <w:rFonts w:ascii="Liberation Serif" w:hAnsi="Liberation Serif" w:eastAsia="Liberation Serif"/>
-          <w:b w:val="0"/>
-          <w:i w:val="0"/>
-        </w:rPr>
-        <w:t xml:space="preserve"> </w:t>
-      </w:r>
-      <w:r>
-        <w:rPr>
-          <w:rFonts w:ascii="Liberation Mono" w:hAnsi="Liberation Mono" w:eastAsia="Liberation Mono"/>
-          <w:b w:val="0"/>
-          <w:i w:val="0"/>
-          <w:sz w:val="18"/>
-        </w:rPr>
-        <w:t>research/dora-ella-newnam/book/Dora-Ella-Newnam-Stone-A-Life.docx</w:t>
-      </w:r>
-      <w:r>
-        <w:rPr>
-          <w:rFonts w:ascii="Liberation Serif" w:hAnsi="Liberation Serif" w:eastAsia="Liberation Serif"/>
-          <w:b w:val="0"/>
-          <w:i w:val="0"/>
-        </w:rPr>
-        <w:t xml:space="preserve"> (working copy </w:t>
-      </w:r>
-      <w:r>
-        <w:rPr>
-          <w:rFonts w:ascii="Liberation Mono" w:hAnsi="Liberation Mono" w:eastAsia="Liberation Mono"/>
-          <w:b w:val="0"/>
-          <w:i w:val="0"/>
-          <w:sz w:val="18"/>
-        </w:rPr>
-        <w:t>sources/authored/Dora-Ella-Newnam-Stone-A-Life-latest.docx</w:t>
-      </w:r>
-      <w:r>
-        <w:rPr>
-          <w:rFonts w:ascii="Liberation Serif" w:hAnsi="Liberation Serif" w:eastAsia="Liberation Serif"/>
-          <w:b w:val="0"/>
-          <w:i w:val="0"/>
-        </w:rPr>
-        <w:t>). Rebuilt this pass. Pope Roll 5 is still unread.</w:t>
+          <w:b w:val="0"/>
+          <w:i w:val="0"/>
+        </w:rPr>
+        <w:t xml:space="preserve">Greene 37–43 Stone sweep is </w:t>
+      </w:r>
+      <w:r>
+        <w:rPr>
+          <w:rFonts w:ascii="Liberation Serif" w:hAnsi="Liberation Serif" w:eastAsia="Liberation Serif"/>
+          <w:b/>
+          <w:i w:val="0"/>
+        </w:rPr>
+        <w:t>closed</w:t>
+      </w:r>
+      <w:r>
+        <w:rPr>
+          <w:rFonts w:ascii="Liberation Serif" w:hAnsi="Liberation Serif" w:eastAsia="Liberation Serif"/>
+          <w:b w:val="0"/>
+          <w:i w:val="0"/>
+        </w:rPr>
+        <w:t>. Do not reopen Peebles as a third marriage without a license. Do not print 1868 or 24 February 1906 as facts.</w:t>
       </w:r>
     </w:p>
     <w:p>
+      <w:pPr>
+        <w:pStyle w:val="ListBullet"/>
+      </w:pPr>
+      <w:r>
+        <w:rPr>
+          <w:rFonts w:ascii="Liberation Serif" w:hAnsi="Liberation Serif" w:eastAsia="Liberation Serif"/>
+          <w:b/>
+          <w:i w:val="0"/>
+        </w:rPr>
+        <w:t>Master Word document:</w:t>
+      </w:r>
+      <w:r>
+        <w:rPr>
+          <w:rFonts w:ascii="Liberation Serif" w:hAnsi="Liberation Serif" w:eastAsia="Liberation Serif"/>
+          <w:b w:val="0"/>
+          <w:i w:val="0"/>
+        </w:rPr>
+        <w:t xml:space="preserve"> </w:t>
+      </w:r>
+      <w:r>
+        <w:rPr>
+          <w:rFonts w:ascii="Liberation Mono" w:hAnsi="Liberation Mono" w:eastAsia="Liberation Mono"/>
+          <w:b w:val="0"/>
+          <w:i w:val="0"/>
+          <w:sz w:val="18"/>
+        </w:rPr>
+        <w:t>research/dora-ella-newnam/book/Dora-Ella-Newnam-Stone-A-Life.docx</w:t>
+      </w:r>
+      <w:r>
+        <w:rPr>
+          <w:rFonts w:ascii="Liberation Serif" w:hAnsi="Liberation Serif" w:eastAsia="Liberation Serif"/>
+          <w:b w:val="0"/>
+          <w:i w:val="0"/>
+        </w:rPr>
+        <w:t xml:space="preserve"> (working copy </w:t>
+      </w:r>
+      <w:r>
+        <w:rPr>
+          <w:rFonts w:ascii="Liberation Mono" w:hAnsi="Liberation Mono" w:eastAsia="Liberation Mono"/>
+          <w:b w:val="0"/>
+          <w:i w:val="0"/>
+          <w:sz w:val="18"/>
+        </w:rPr>
+        <w:t>sources/authored/Dora-Ella-Newnam-Stone-A-Life-latest.docx</w:t>
+      </w:r>
+      <w:r>
+        <w:rPr>
+          <w:rFonts w:ascii="Liberation Serif" w:hAnsi="Liberation Serif" w:eastAsia="Liberation Serif"/>
+          <w:b w:val="0"/>
+          <w:i w:val="0"/>
+        </w:rPr>
+        <w:t>). Rebuilt this pass. Pope Roll 5 is still unread.</w:t>
+      </w:r>
+    </w:p>
+    <w:p>
       <w:r>
         <w:rPr>
           <w:rFonts w:ascii="Liberation Serif" w:hAnsi="Liberation Serif" w:eastAsia="Liberation Serif"/>
@@ -8736,7 +8901,55 @@
           <w:b w:val="0"/>
           <w:i w:val="0"/>
         </w:rPr>
-        <w:t xml:space="preserve"> (KDNP / Lee papers residual) if still free. Residual </w:t>
+        <w:t xml:space="preserve"> (KDNP / Lee papers residual) if still free. Else </w:t>
+      </w:r>
+      <w:r>
+        <w:rPr>
+          <w:rFonts w:ascii="Liberation Serif" w:hAnsi="Liberation Serif" w:eastAsia="Liberation Serif"/>
+          <w:b/>
+          <w:i w:val="0"/>
+        </w:rPr>
+        <w:t>B020</w:t>
+      </w:r>
+      <w:r>
+        <w:rPr>
+          <w:rFonts w:ascii="Liberation Serif" w:hAnsi="Liberation Serif" w:eastAsia="Liberation Serif"/>
+          <w:b w:val="0"/>
+          <w:i w:val="0"/>
+        </w:rPr>
+        <w:t xml:space="preserve"> FAG memorial biographies. Residual </w:t>
+      </w:r>
+      <w:r>
+        <w:rPr>
+          <w:rFonts w:ascii="Liberation Serif" w:hAnsi="Liberation Serif" w:eastAsia="Liberation Serif"/>
+          <w:b/>
+          <w:i w:val="0"/>
+        </w:rPr>
+        <w:t>B030</w:t>
+      </w:r>
+      <w:r>
+        <w:rPr>
+          <w:rFonts w:ascii="Liberation Serif" w:hAnsi="Liberation Serif" w:eastAsia="Liberation Serif"/>
+          <w:b w:val="0"/>
+          <w:i w:val="0"/>
+        </w:rPr>
+        <w:t xml:space="preserve"> is unread Yell books (</w:t>
+      </w:r>
+      <w:r>
+        <w:rPr>
+          <w:rFonts w:ascii="Liberation Serif" w:hAnsi="Liberation Serif" w:eastAsia="Liberation Serif"/>
+          <w:b/>
+          <w:i w:val="0"/>
+        </w:rPr>
+        <w:t>R015</w:t>
+      </w:r>
+      <w:r>
+        <w:rPr>
+          <w:rFonts w:ascii="Liberation Serif" w:hAnsi="Liberation Serif" w:eastAsia="Liberation Serif"/>
+          <w:b w:val="0"/>
+          <w:i w:val="0"/>
+        </w:rPr>
+        <w:t xml:space="preserve">). Residual </w:t>
       </w:r>
       <w:r>
         <w:rPr>
@@ -8792,6 +9005,22 @@
           <w:b/>
           <w:i w:val="0"/>
         </w:rPr>
+        <w:t>B030</w:t>
+      </w:r>
+      <w:r>
+        <w:rPr>
+          <w:rFonts w:ascii="Liberation Serif" w:hAnsi="Liberation Serif" w:eastAsia="Liberation Serif"/>
+          <w:b w:val="0"/>
+          <w:i w:val="0"/>
+        </w:rPr>
+        <w:t xml:space="preserve"> wrap filed this pass (partial). </w:t>
+      </w:r>
+      <w:r>
+        <w:rPr>
+          <w:rFonts w:ascii="Liberation Serif" w:hAnsi="Liberation Serif" w:eastAsia="Liberation Serif"/>
+          <w:b/>
+          <w:i w:val="0"/>
+        </w:rPr>
         <w:t>B039</w:t>
       </w:r>
       <w:r>
@@ -8800,7 +9029,23 @@
           <w:b w:val="0"/>
           <w:i w:val="0"/>
         </w:rPr>
-        <w:t xml:space="preserve"> wrap filed this pass (partial). </w:t>
+        <w:t xml:space="preserve"> wrap filed Pass </w:t>
+      </w:r>
+      <w:r>
+        <w:rPr>
+          <w:rFonts w:ascii="Liberation Serif" w:hAnsi="Liberation Serif" w:eastAsia="Liberation Serif"/>
+          <w:b/>
+          <w:i w:val="0"/>
+        </w:rPr>
+        <w:t>79</w:t>
+      </w:r>
+      <w:r>
+        <w:rPr>
+          <w:rFonts w:ascii="Liberation Serif" w:hAnsi="Liberation Serif" w:eastAsia="Liberation Serif"/>
+          <w:b w:val="0"/>
+          <w:i w:val="0"/>
+        </w:rPr>
+        <w:t xml:space="preserve">. </w:t>
       </w:r>
       <w:r>
         <w:rPr>
@@ -8920,7 +9165,7 @@
           <w:b/>
           <w:i w:val="0"/>
         </w:rPr>
-        <w:t>B014 / B007 / B030 / B047 / B049 / B055 / B056</w:t>
+        <w:t>B039 / B007 / B047 / B049 / B055 / B056</w:t>
       </w:r>
       <w:r>
         <w:rPr>
@@ -8936,15 +9181,15 @@
           <w:b/>
           <w:i w:val="0"/>
         </w:rPr>
-        <w:t>B015 / B016 / B039 / B045 / B051 / B054 / B057 / B092</w:t>
-      </w:r>
-      <w:r>
-        <w:rPr>
-          <w:rFonts w:ascii="Liberation Serif" w:hAnsi="Liberation Serif" w:eastAsia="Liberation Serif"/>
-          <w:b w:val="0"/>
-          <w:i w:val="0"/>
-        </w:rPr>
-        <w:t>. Do not open a fourth 1900–death location campaign. Do not pretend to have read Pope Roll 5, the Lee probate film, KY certificate 20591, TN certificates 09021/15370, or Hayes/Smith book pages.</w:t>
+        <w:t>B014 / B015 / B016 / B030 / B045 / B051 / B054 / B057 / B092</w:t>
+      </w:r>
+      <w:r>
+        <w:rPr>
+          <w:rFonts w:ascii="Liberation Serif" w:hAnsi="Liberation Serif" w:eastAsia="Liberation Serif"/>
+          <w:b w:val="0"/>
+          <w:i w:val="0"/>
+        </w:rPr>
+        <w:t>. Do not open a fourth 1900–death location campaign. Do not pretend to have read Pope Roll 5, the Lee probate film, Yell Marriage Book L, KY certificate 20591, TN certificates 09021/15370, or Hayes/Smith book pages.</w:t>
       </w:r>
     </w:p>
     <w:p>
@@ -14480,6 +14725,160 @@
           <w:i w:val="0"/>
         </w:rPr>
         <w:t>S406–S417</w:t>
+      </w:r>
+      <w:r>
+        <w:rPr>
+          <w:rFonts w:ascii="Liberation Serif" w:hAnsi="Liberation Serif" w:eastAsia="Liberation Serif"/>
+          <w:b w:val="0"/>
+          <w:i w:val="0"/>
+        </w:rPr>
+        <w:t>.</w:t>
+      </w:r>
+    </w:p>
+    <w:p>
+      <w:r>
+        <w:rPr>
+          <w:rFonts w:ascii="Liberation Serif" w:hAnsi="Liberation Serif" w:eastAsia="Liberation Serif"/>
+          <w:b w:val="0"/>
+          <w:i w:val="0"/>
+        </w:rPr>
+        <w:t xml:space="preserve">61. Pass 80 B030. GT Yell news marriages </w:t>
+      </w:r>
+      <w:r>
+        <w:rPr>
+          <w:rFonts w:ascii="Liberation Serif" w:hAnsi="Liberation Serif" w:eastAsia="Liberation Serif"/>
+          <w:b/>
+          <w:i w:val="0"/>
+        </w:rPr>
+        <w:t>nil</w:t>
+      </w:r>
+      <w:r>
+        <w:rPr>
+          <w:rFonts w:ascii="Liberation Serif" w:hAnsi="Liberation Serif" w:eastAsia="Liberation Serif"/>
+          <w:b w:val="0"/>
+          <w:i w:val="0"/>
+        </w:rPr>
+        <w:t xml:space="preserve"> Newnam/Newman/Stone/Dora/Peebles. GT marr_lic: Joe Crites × Mary Hamilton </w:t>
+      </w:r>
+      <w:r>
+        <w:rPr>
+          <w:rFonts w:ascii="Liberation Serif" w:hAnsi="Liberation Serif" w:eastAsia="Liberation Serif"/>
+          <w:b/>
+          <w:i w:val="0"/>
+        </w:rPr>
+        <w:t>7 Mar 1925</w:t>
+      </w:r>
+      <w:r>
+        <w:rPr>
+          <w:rFonts w:ascii="Liberation Serif" w:hAnsi="Liberation Serif" w:eastAsia="Liberation Serif"/>
+          <w:b w:val="0"/>
+          <w:i w:val="0"/>
+        </w:rPr>
+        <w:t xml:space="preserve">, recorded </w:t>
+      </w:r>
+      <w:r>
+        <w:rPr>
+          <w:rFonts w:ascii="Liberation Serif" w:hAnsi="Liberation Serif" w:eastAsia="Liberation Serif"/>
+          <w:b/>
+          <w:i w:val="0"/>
+        </w:rPr>
+        <w:t>Book L p. 527</w:t>
+      </w:r>
+      <w:r>
+        <w:rPr>
+          <w:rFonts w:ascii="Liberation Serif" w:hAnsi="Liberation Serif" w:eastAsia="Liberation Serif"/>
+          <w:b w:val="0"/>
+          <w:i w:val="0"/>
+        </w:rPr>
+        <w:t xml:space="preserve">. Scott ARGenWeb A–J </w:t>
+      </w:r>
+      <w:r>
+        <w:rPr>
+          <w:rFonts w:ascii="Liberation Serif" w:hAnsi="Liberation Serif" w:eastAsia="Liberation Serif"/>
+          <w:b/>
+          <w:i w:val="0"/>
+        </w:rPr>
+        <w:t>nil</w:t>
+      </w:r>
+      <w:r>
+        <w:rPr>
+          <w:rFonts w:ascii="Liberation Serif" w:hAnsi="Liberation Serif" w:eastAsia="Liberation Serif"/>
+          <w:b w:val="0"/>
+          <w:i w:val="0"/>
+        </w:rPr>
+        <w:t xml:space="preserve"> Dora × Stone. IA Solr five queries </w:t>
+      </w:r>
+      <w:r>
+        <w:rPr>
+          <w:rFonts w:ascii="Liberation Serif" w:hAnsi="Liberation Serif" w:eastAsia="Liberation Serif"/>
+          <w:b/>
+          <w:i w:val="0"/>
+        </w:rPr>
+        <w:t>0</w:t>
+      </w:r>
+      <w:r>
+        <w:rPr>
+          <w:rFonts w:ascii="Liberation Serif" w:hAnsi="Liberation Serif" w:eastAsia="Liberation Serif"/>
+          <w:b w:val="0"/>
+          <w:i w:val="0"/>
+        </w:rPr>
+        <w:t xml:space="preserve">. FS 674356 / 401207 / 1417439 </w:t>
+      </w:r>
+      <w:r>
+        <w:rPr>
+          <w:rFonts w:ascii="Liberation Serif" w:hAnsi="Liberation Serif" w:eastAsia="Liberation Serif"/>
+          <w:b/>
+          <w:i w:val="0"/>
+        </w:rPr>
+        <w:t>not examined</w:t>
+      </w:r>
+      <w:r>
+        <w:rPr>
+          <w:rFonts w:ascii="Liberation Serif" w:hAnsi="Liberation Serif" w:eastAsia="Liberation Serif"/>
+          <w:b w:val="0"/>
+          <w:i w:val="0"/>
+        </w:rPr>
+        <w:t xml:space="preserve">. ADH VR-10 $10 from 1917. </w:t>
+      </w:r>
+      <w:r>
+        <w:rPr>
+          <w:rFonts w:ascii="Liberation Serif" w:hAnsi="Liberation Serif" w:eastAsia="Liberation Serif"/>
+          <w:b w:val="0"/>
+          <w:i/>
+        </w:rPr>
+        <w:t>Transcription / catalog only. Yell books not examined.</w:t>
+      </w:r>
+      <w:r>
+        <w:rPr>
+          <w:rFonts w:ascii="Liberation Serif" w:hAnsi="Liberation Serif" w:eastAsia="Liberation Serif"/>
+          <w:b w:val="0"/>
+          <w:i w:val="0"/>
+        </w:rPr>
+        <w:t xml:space="preserve"> </w:t>
+      </w:r>
+      <w:r>
+        <w:rPr>
+          <w:rFonts w:ascii="Liberation Serif" w:hAnsi="Liberation Serif" w:eastAsia="Liberation Serif"/>
+          <w:b/>
+          <w:i w:val="0"/>
+        </w:rPr>
+        <w:t>C464–C470</w:t>
+      </w:r>
+      <w:r>
+        <w:rPr>
+          <w:rFonts w:ascii="Liberation Serif" w:hAnsi="Liberation Serif" w:eastAsia="Liberation Serif"/>
+          <w:b w:val="0"/>
+          <w:i w:val="0"/>
+        </w:rPr>
+        <w:t xml:space="preserve"> </w:t>
+      </w:r>
+      <w:r>
+        <w:rPr>
+          <w:rFonts w:ascii="Liberation Serif" w:hAnsi="Liberation Serif" w:eastAsia="Liberation Serif"/>
+          <w:b/>
+          <w:i w:val="0"/>
+        </w:rPr>
+        <w:t>S398–S405</w:t>
       </w:r>
       <w:r>
         <w:rPr>
@@ -22969,6 +23368,702 @@
                 <w:sz w:val="18"/>
               </w:rPr>
               <w:t>image seen</w:t>
+            </w:r>
+          </w:p>
+        </w:tc>
+      </w:tr>
+      <w:tr>
+        <w:tc>
+          <w:tcPr>
+            <w:tcW w:type="dxa" w:w="1872"/>
+          </w:tcPr>
+          <w:p>
+            <w:r/>
+            <w:r>
+              <w:rPr>
+                <w:rFonts w:ascii="Liberation Serif" w:hAnsi="Liberation Serif" w:eastAsia="Liberation Serif"/>
+                <w:b w:val="0"/>
+                <w:i w:val="0"/>
+                <w:sz w:val="18"/>
+              </w:rPr>
+              <w:t>S398</w:t>
+            </w:r>
+          </w:p>
+        </w:tc>
+        <w:tc>
+          <w:tcPr>
+            <w:tcW w:type="dxa" w:w="1872"/>
+          </w:tcPr>
+          <w:p>
+            <w:r/>
+            <w:r>
+              <w:rPr>
+                <w:rFonts w:ascii="Liberation Mono" w:hAnsi="Liberation Mono" w:eastAsia="Liberation Mono"/>
+                <w:b w:val="0"/>
+                <w:i w:val="0"/>
+                <w:sz w:val="18"/>
+              </w:rPr>
+              <w:t>../sources/marriages/gt-yell-news-marriages-2026-10-31.html</w:t>
+            </w:r>
+          </w:p>
+        </w:tc>
+        <w:tc>
+          <w:tcPr>
+            <w:tcW w:type="dxa" w:w="1872"/>
+          </w:tcPr>
+          <w:p>
+            <w:r/>
+            <w:r>
+              <w:rPr>
+                <w:rFonts w:ascii="Liberation Serif" w:hAnsi="Liberation Serif" w:eastAsia="Liberation Serif"/>
+                <w:b w:val="0"/>
+                <w:i w:val="0"/>
+                <w:sz w:val="18"/>
+              </w:rPr>
+              <w:t>GT news marriages</w:t>
+            </w:r>
+          </w:p>
+        </w:tc>
+        <w:tc>
+          <w:tcPr>
+            <w:tcW w:type="dxa" w:w="1872"/>
+          </w:tcPr>
+          <w:p>
+            <w:r/>
+            <w:r>
+              <w:rPr>
+                <w:rFonts w:ascii="Liberation Serif" w:hAnsi="Liberation Serif" w:eastAsia="Liberation Serif"/>
+                <w:b w:val="0"/>
+                <w:i w:val="0"/>
+                <w:sz w:val="18"/>
+              </w:rPr>
+              <w:t>Nil target announcements</w:t>
+            </w:r>
+          </w:p>
+        </w:tc>
+        <w:tc>
+          <w:tcPr>
+            <w:tcW w:type="dxa" w:w="1872"/>
+          </w:tcPr>
+          <w:p>
+            <w:r/>
+            <w:r>
+              <w:rPr>
+                <w:rFonts w:ascii="Liberation Serif" w:hAnsi="Liberation Serif" w:eastAsia="Liberation Serif"/>
+                <w:b w:val="0"/>
+                <w:i w:val="0"/>
+                <w:sz w:val="18"/>
+              </w:rPr>
+              <w:t>transcription only</w:t>
+            </w:r>
+          </w:p>
+        </w:tc>
+      </w:tr>
+      <w:tr>
+        <w:tc>
+          <w:tcPr>
+            <w:tcW w:type="dxa" w:w="1872"/>
+          </w:tcPr>
+          <w:p>
+            <w:r/>
+            <w:r>
+              <w:rPr>
+                <w:rFonts w:ascii="Liberation Serif" w:hAnsi="Liberation Serif" w:eastAsia="Liberation Serif"/>
+                <w:b w:val="0"/>
+                <w:i w:val="0"/>
+                <w:sz w:val="18"/>
+              </w:rPr>
+              <w:t>S399</w:t>
+            </w:r>
+          </w:p>
+        </w:tc>
+        <w:tc>
+          <w:tcPr>
+            <w:tcW w:type="dxa" w:w="1872"/>
+          </w:tcPr>
+          <w:p>
+            <w:r/>
+            <w:r>
+              <w:rPr>
+                <w:rFonts w:ascii="Liberation Mono" w:hAnsi="Liberation Mono" w:eastAsia="Liberation Mono"/>
+                <w:b w:val="0"/>
+                <w:i w:val="0"/>
+                <w:sz w:val="18"/>
+              </w:rPr>
+              <w:t>../sources/marriages/gt-yell-marr-lic-2026-10-31.html</w:t>
+            </w:r>
+          </w:p>
+        </w:tc>
+        <w:tc>
+          <w:tcPr>
+            <w:tcW w:type="dxa" w:w="1872"/>
+          </w:tcPr>
+          <w:p>
+            <w:r/>
+            <w:r>
+              <w:rPr>
+                <w:rFonts w:ascii="Liberation Serif" w:hAnsi="Liberation Serif" w:eastAsia="Liberation Serif"/>
+                <w:b w:val="0"/>
+                <w:i w:val="0"/>
+                <w:sz w:val="18"/>
+              </w:rPr>
+              <w:t>GT marr_lic</w:t>
+            </w:r>
+          </w:p>
+        </w:tc>
+        <w:tc>
+          <w:tcPr>
+            <w:tcW w:type="dxa" w:w="1872"/>
+          </w:tcPr>
+          <w:p>
+            <w:r/>
+            <w:r>
+              <w:rPr>
+                <w:rFonts w:ascii="Liberation Serif" w:hAnsi="Liberation Serif" w:eastAsia="Liberation Serif"/>
+                <w:b w:val="0"/>
+                <w:i w:val="0"/>
+                <w:sz w:val="18"/>
+              </w:rPr>
+              <w:t>Crites 7 Mar 1925 Book L p. 527</w:t>
+            </w:r>
+          </w:p>
+        </w:tc>
+        <w:tc>
+          <w:tcPr>
+            <w:tcW w:type="dxa" w:w="1872"/>
+          </w:tcPr>
+          <w:p>
+            <w:r/>
+            <w:r>
+              <w:rPr>
+                <w:rFonts w:ascii="Liberation Serif" w:hAnsi="Liberation Serif" w:eastAsia="Liberation Serif"/>
+                <w:b w:val="0"/>
+                <w:i w:val="0"/>
+                <w:sz w:val="18"/>
+              </w:rPr>
+              <w:t>transcription only</w:t>
+            </w:r>
+          </w:p>
+        </w:tc>
+      </w:tr>
+      <w:tr>
+        <w:tc>
+          <w:tcPr>
+            <w:tcW w:type="dxa" w:w="1872"/>
+          </w:tcPr>
+          <w:p>
+            <w:r/>
+            <w:r>
+              <w:rPr>
+                <w:rFonts w:ascii="Liberation Serif" w:hAnsi="Liberation Serif" w:eastAsia="Liberation Serif"/>
+                <w:b w:val="0"/>
+                <w:i w:val="0"/>
+                <w:sz w:val="18"/>
+              </w:rPr>
+              <w:t>S400</w:t>
+            </w:r>
+          </w:p>
+        </w:tc>
+        <w:tc>
+          <w:tcPr>
+            <w:tcW w:type="dxa" w:w="1872"/>
+          </w:tcPr>
+          <w:p>
+            <w:r/>
+            <w:r>
+              <w:rPr>
+                <w:rFonts w:ascii="Liberation Mono" w:hAnsi="Liberation Mono" w:eastAsia="Liberation Mono"/>
+                <w:b w:val="0"/>
+                <w:i w:val="0"/>
+                <w:sz w:val="18"/>
+              </w:rPr>
+              <w:t>../sources/marriages/gt-yell-marriage-landing-2026-10-31.html</w:t>
+            </w:r>
+          </w:p>
+        </w:tc>
+        <w:tc>
+          <w:tcPr>
+            <w:tcW w:type="dxa" w:w="1872"/>
+          </w:tcPr>
+          <w:p>
+            <w:r/>
+            <w:r>
+              <w:rPr>
+                <w:rFonts w:ascii="Liberation Serif" w:hAnsi="Liberation Serif" w:eastAsia="Liberation Serif"/>
+                <w:b w:val="0"/>
+                <w:i w:val="0"/>
+                <w:sz w:val="18"/>
+              </w:rPr>
+              <w:t>GT marriage</w:t>
+            </w:r>
+          </w:p>
+        </w:tc>
+        <w:tc>
+          <w:tcPr>
+            <w:tcW w:type="dxa" w:w="1872"/>
+          </w:tcPr>
+          <w:p>
+            <w:r/>
+            <w:r>
+              <w:rPr>
+                <w:rFonts w:ascii="Liberation Serif" w:hAnsi="Liberation Serif" w:eastAsia="Liberation Serif"/>
+                <w:b w:val="0"/>
+                <w:i w:val="0"/>
+                <w:sz w:val="18"/>
+              </w:rPr>
+              <w:t>Landing + various still incomplete</w:t>
+            </w:r>
+          </w:p>
+        </w:tc>
+        <w:tc>
+          <w:tcPr>
+            <w:tcW w:type="dxa" w:w="1872"/>
+          </w:tcPr>
+          <w:p>
+            <w:r/>
+            <w:r>
+              <w:rPr>
+                <w:rFonts w:ascii="Liberation Serif" w:hAnsi="Liberation Serif" w:eastAsia="Liberation Serif"/>
+                <w:b w:val="0"/>
+                <w:i w:val="0"/>
+                <w:sz w:val="18"/>
+              </w:rPr>
+              <w:t>landing</w:t>
+            </w:r>
+          </w:p>
+        </w:tc>
+      </w:tr>
+      <w:tr>
+        <w:tc>
+          <w:tcPr>
+            <w:tcW w:type="dxa" w:w="1872"/>
+          </w:tcPr>
+          <w:p>
+            <w:r/>
+            <w:r>
+              <w:rPr>
+                <w:rFonts w:ascii="Liberation Serif" w:hAnsi="Liberation Serif" w:eastAsia="Liberation Serif"/>
+                <w:b w:val="0"/>
+                <w:i w:val="0"/>
+                <w:sz w:val="18"/>
+              </w:rPr>
+              <w:t>S401</w:t>
+            </w:r>
+          </w:p>
+        </w:tc>
+        <w:tc>
+          <w:tcPr>
+            <w:tcW w:type="dxa" w:w="1872"/>
+          </w:tcPr>
+          <w:p>
+            <w:r/>
+            <w:r>
+              <w:rPr>
+                <w:rFonts w:ascii="Liberation Mono" w:hAnsi="Liberation Mono" w:eastAsia="Liberation Mono"/>
+                <w:b w:val="0"/>
+                <w:i w:val="0"/>
+                <w:sz w:val="18"/>
+              </w:rPr>
+              <w:t>../sources/marriages/scott-marrindex-2026-10-31.html</w:t>
+            </w:r>
+          </w:p>
+        </w:tc>
+        <w:tc>
+          <w:tcPr>
+            <w:tcW w:type="dxa" w:w="1872"/>
+          </w:tcPr>
+          <w:p>
+            <w:r/>
+            <w:r>
+              <w:rPr>
+                <w:rFonts w:ascii="Liberation Serif" w:hAnsi="Liberation Serif" w:eastAsia="Liberation Serif"/>
+                <w:b w:val="0"/>
+                <w:i w:val="0"/>
+                <w:sz w:val="18"/>
+              </w:rPr>
+              <w:t>Scott A–J</w:t>
+            </w:r>
+          </w:p>
+        </w:tc>
+        <w:tc>
+          <w:tcPr>
+            <w:tcW w:type="dxa" w:w="1872"/>
+          </w:tcPr>
+          <w:p>
+            <w:r/>
+            <w:r>
+              <w:rPr>
+                <w:rFonts w:ascii="Liberation Serif" w:hAnsi="Liberation Serif" w:eastAsia="Liberation Serif"/>
+                <w:b w:val="0"/>
+                <w:i w:val="0"/>
+                <w:sz w:val="18"/>
+              </w:rPr>
+              <w:t>Nil Dora × Stone / Newnam / Peebles</w:t>
+            </w:r>
+          </w:p>
+        </w:tc>
+        <w:tc>
+          <w:tcPr>
+            <w:tcW w:type="dxa" w:w="1872"/>
+          </w:tcPr>
+          <w:p>
+            <w:r/>
+            <w:r>
+              <w:rPr>
+                <w:rFonts w:ascii="Liberation Serif" w:hAnsi="Liberation Serif" w:eastAsia="Liberation Serif"/>
+                <w:b w:val="0"/>
+                <w:i w:val="0"/>
+                <w:sz w:val="18"/>
+              </w:rPr>
+              <w:t>transcription only</w:t>
+            </w:r>
+          </w:p>
+        </w:tc>
+      </w:tr>
+      <w:tr>
+        <w:tc>
+          <w:tcPr>
+            <w:tcW w:type="dxa" w:w="1872"/>
+          </w:tcPr>
+          <w:p>
+            <w:r/>
+            <w:r>
+              <w:rPr>
+                <w:rFonts w:ascii="Liberation Serif" w:hAnsi="Liberation Serif" w:eastAsia="Liberation Serif"/>
+                <w:b w:val="0"/>
+                <w:i w:val="0"/>
+                <w:sz w:val="18"/>
+              </w:rPr>
+              <w:t>S402</w:t>
+            </w:r>
+          </w:p>
+        </w:tc>
+        <w:tc>
+          <w:tcPr>
+            <w:tcW w:type="dxa" w:w="1872"/>
+          </w:tcPr>
+          <w:p>
+            <w:r/>
+            <w:r>
+              <w:rPr>
+                <w:rFonts w:ascii="Liberation Mono" w:hAnsi="Liberation Mono" w:eastAsia="Liberation Mono"/>
+                <w:b w:val="0"/>
+                <w:i w:val="0"/>
+                <w:sz w:val="18"/>
+              </w:rPr>
+              <w:t>../sources/marriages/ldsgenealogy-yell-marriages-2026-10-31.html</w:t>
+            </w:r>
+          </w:p>
+        </w:tc>
+        <w:tc>
+          <w:tcPr>
+            <w:tcW w:type="dxa" w:w="1872"/>
+          </w:tcPr>
+          <w:p>
+            <w:r/>
+            <w:r>
+              <w:rPr>
+                <w:rFonts w:ascii="Liberation Serif" w:hAnsi="Liberation Serif" w:eastAsia="Liberation Serif"/>
+                <w:b w:val="0"/>
+                <w:i w:val="0"/>
+                <w:sz w:val="18"/>
+              </w:rPr>
+              <w:t>LDS Yell marriages</w:t>
+            </w:r>
+          </w:p>
+        </w:tc>
+        <w:tc>
+          <w:tcPr>
+            <w:tcW w:type="dxa" w:w="1872"/>
+          </w:tcPr>
+          <w:p>
+            <w:r/>
+            <w:r>
+              <w:rPr>
+                <w:rFonts w:ascii="Liberation Serif" w:hAnsi="Liberation Serif" w:eastAsia="Liberation Serif"/>
+                <w:b w:val="0"/>
+                <w:i w:val="0"/>
+                <w:sz w:val="18"/>
+              </w:rPr>
+              <w:t>FS 674356 / 401207 / 1417439 unread</w:t>
+            </w:r>
+          </w:p>
+        </w:tc>
+        <w:tc>
+          <w:tcPr>
+            <w:tcW w:type="dxa" w:w="1872"/>
+          </w:tcPr>
+          <w:p>
+            <w:r/>
+            <w:r>
+              <w:rPr>
+                <w:rFonts w:ascii="Liberation Serif" w:hAnsi="Liberation Serif" w:eastAsia="Liberation Serif"/>
+                <w:b w:val="0"/>
+                <w:i w:val="0"/>
+                <w:sz w:val="18"/>
+              </w:rPr>
+              <w:t>catalog only</w:t>
+            </w:r>
+          </w:p>
+        </w:tc>
+      </w:tr>
+      <w:tr>
+        <w:tc>
+          <w:tcPr>
+            <w:tcW w:type="dxa" w:w="1872"/>
+          </w:tcPr>
+          <w:p>
+            <w:r/>
+            <w:r>
+              <w:rPr>
+                <w:rFonts w:ascii="Liberation Serif" w:hAnsi="Liberation Serif" w:eastAsia="Liberation Serif"/>
+                <w:b w:val="0"/>
+                <w:i w:val="0"/>
+                <w:sz w:val="18"/>
+              </w:rPr>
+              <w:t>S403</w:t>
+            </w:r>
+          </w:p>
+        </w:tc>
+        <w:tc>
+          <w:tcPr>
+            <w:tcW w:type="dxa" w:w="1872"/>
+          </w:tcPr>
+          <w:p>
+            <w:r/>
+            <w:r>
+              <w:rPr>
+                <w:rFonts w:ascii="Liberation Mono" w:hAnsi="Liberation Mono" w:eastAsia="Liberation Mono"/>
+                <w:b w:val="0"/>
+                <w:i w:val="0"/>
+                <w:sz w:val="18"/>
+              </w:rPr>
+              <w:t>../sources/marriages/adh-vr10-marriage-app-2026-10-31.pdf</w:t>
+            </w:r>
+          </w:p>
+        </w:tc>
+        <w:tc>
+          <w:tcPr>
+            <w:tcW w:type="dxa" w:w="1872"/>
+          </w:tcPr>
+          <w:p>
+            <w:r/>
+            <w:r>
+              <w:rPr>
+                <w:rFonts w:ascii="Liberation Serif" w:hAnsi="Liberation Serif" w:eastAsia="Liberation Serif"/>
+                <w:b w:val="0"/>
+                <w:i w:val="0"/>
+                <w:sz w:val="18"/>
+              </w:rPr>
+              <w:t>ADH VR-10</w:t>
+            </w:r>
+          </w:p>
+        </w:tc>
+        <w:tc>
+          <w:tcPr>
+            <w:tcW w:type="dxa" w:w="1872"/>
+          </w:tcPr>
+          <w:p>
+            <w:r/>
+            <w:r>
+              <w:rPr>
+                <w:rFonts w:ascii="Liberation Serif" w:hAnsi="Liberation Serif" w:eastAsia="Liberation Serif"/>
+                <w:b w:val="0"/>
+                <w:i w:val="0"/>
+                <w:sz w:val="18"/>
+              </w:rPr>
+              <w:t>Statewide from 1917, $10</w:t>
+            </w:r>
+          </w:p>
+        </w:tc>
+        <w:tc>
+          <w:tcPr>
+            <w:tcW w:type="dxa" w:w="1872"/>
+          </w:tcPr>
+          <w:p>
+            <w:r/>
+            <w:r>
+              <w:rPr>
+                <w:rFonts w:ascii="Liberation Serif" w:hAnsi="Liberation Serif" w:eastAsia="Liberation Serif"/>
+                <w:b w:val="0"/>
+                <w:i w:val="0"/>
+                <w:sz w:val="18"/>
+              </w:rPr>
+              <w:t>order form</w:t>
+            </w:r>
+          </w:p>
+        </w:tc>
+      </w:tr>
+      <w:tr>
+        <w:tc>
+          <w:tcPr>
+            <w:tcW w:type="dxa" w:w="1872"/>
+          </w:tcPr>
+          <w:p>
+            <w:r/>
+            <w:r>
+              <w:rPr>
+                <w:rFonts w:ascii="Liberation Serif" w:hAnsi="Liberation Serif" w:eastAsia="Liberation Serif"/>
+                <w:b w:val="0"/>
+                <w:i w:val="0"/>
+                <w:sz w:val="18"/>
+              </w:rPr>
+              <w:t>S404</w:t>
+            </w:r>
+          </w:p>
+        </w:tc>
+        <w:tc>
+          <w:tcPr>
+            <w:tcW w:type="dxa" w:w="1872"/>
+          </w:tcPr>
+          <w:p>
+            <w:r/>
+            <w:r>
+              <w:rPr>
+                <w:rFonts w:ascii="Liberation Mono" w:hAnsi="Liberation Mono" w:eastAsia="Liberation Mono"/>
+                <w:b w:val="0"/>
+                <w:i w:val="0"/>
+                <w:sz w:val="18"/>
+              </w:rPr>
+              <w:t>../sources/marriages/ia-yell-marriage-solr-2026-10-31.json</w:t>
+            </w:r>
+          </w:p>
+        </w:tc>
+        <w:tc>
+          <w:tcPr>
+            <w:tcW w:type="dxa" w:w="1872"/>
+          </w:tcPr>
+          <w:p>
+            <w:r/>
+            <w:r>
+              <w:rPr>
+                <w:rFonts w:ascii="Liberation Serif" w:hAnsi="Liberation Serif" w:eastAsia="Liberation Serif"/>
+                <w:b w:val="0"/>
+                <w:i w:val="0"/>
+                <w:sz w:val="18"/>
+              </w:rPr>
+              <w:t>IA Solr</w:t>
+            </w:r>
+          </w:p>
+        </w:tc>
+        <w:tc>
+          <w:tcPr>
+            <w:tcW w:type="dxa" w:w="1872"/>
+          </w:tcPr>
+          <w:p>
+            <w:r/>
+            <w:r>
+              <w:rPr>
+                <w:rFonts w:ascii="Liberation Serif" w:hAnsi="Liberation Serif" w:eastAsia="Liberation Serif"/>
+                <w:b w:val="0"/>
+                <w:i w:val="0"/>
+                <w:sz w:val="18"/>
+              </w:rPr>
+              <w:t>Five queries numFound=0</w:t>
+            </w:r>
+          </w:p>
+        </w:tc>
+        <w:tc>
+          <w:tcPr>
+            <w:tcW w:type="dxa" w:w="1872"/>
+          </w:tcPr>
+          <w:p>
+            <w:r/>
+            <w:r>
+              <w:rPr>
+                <w:rFonts w:ascii="Liberation Serif" w:hAnsi="Liberation Serif" w:eastAsia="Liberation Serif"/>
+                <w:b w:val="0"/>
+                <w:i w:val="0"/>
+                <w:sz w:val="18"/>
+              </w:rPr>
+              <w:t>index only</w:t>
+            </w:r>
+          </w:p>
+        </w:tc>
+      </w:tr>
+      <w:tr>
+        <w:tc>
+          <w:tcPr>
+            <w:tcW w:type="dxa" w:w="1872"/>
+          </w:tcPr>
+          <w:p>
+            <w:r/>
+            <w:r>
+              <w:rPr>
+                <w:rFonts w:ascii="Liberation Serif" w:hAnsi="Liberation Serif" w:eastAsia="Liberation Serif"/>
+                <w:b w:val="0"/>
+                <w:i w:val="0"/>
+                <w:sz w:val="18"/>
+              </w:rPr>
+              <w:t>S405</w:t>
+            </w:r>
+          </w:p>
+        </w:tc>
+        <w:tc>
+          <w:tcPr>
+            <w:tcW w:type="dxa" w:w="1872"/>
+          </w:tcPr>
+          <w:p>
+            <w:r/>
+            <w:r>
+              <w:rPr>
+                <w:rFonts w:ascii="Liberation Mono" w:hAnsi="Liberation Mono" w:eastAsia="Liberation Mono"/>
+                <w:b w:val="0"/>
+                <w:i w:val="0"/>
+                <w:sz w:val="18"/>
+              </w:rPr>
+              <w:t>../sources/marriages/b030-pass80-yell-marriage-extract-2026-10-31.txt</w:t>
+            </w:r>
+          </w:p>
+        </w:tc>
+        <w:tc>
+          <w:tcPr>
+            <w:tcW w:type="dxa" w:w="1872"/>
+          </w:tcPr>
+          <w:p>
+            <w:r/>
+            <w:r>
+              <w:rPr>
+                <w:rFonts w:ascii="Liberation Serif" w:hAnsi="Liberation Serif" w:eastAsia="Liberation Serif"/>
+                <w:b w:val="0"/>
+                <w:i w:val="0"/>
+                <w:sz w:val="18"/>
+              </w:rPr>
+              <w:t>Combined B030 notes</w:t>
+            </w:r>
+          </w:p>
+        </w:tc>
+        <w:tc>
+          <w:tcPr>
+            <w:tcW w:type="dxa" w:w="1872"/>
+          </w:tcPr>
+          <w:p>
+            <w:r/>
+            <w:r>
+              <w:rPr>
+                <w:rFonts w:ascii="Liberation Serif" w:hAnsi="Liberation Serif" w:eastAsia="Liberation Serif"/>
+                <w:b w:val="0"/>
+                <w:i w:val="0"/>
+                <w:sz w:val="18"/>
+              </w:rPr>
+              <w:t>Retrieval path</w:t>
+            </w:r>
+          </w:p>
+        </w:tc>
+        <w:tc>
+          <w:tcPr>
+            <w:tcW w:type="dxa" w:w="1872"/>
+          </w:tcPr>
+          <w:p>
+            <w:r/>
+            <w:r>
+              <w:rPr>
+                <w:rFonts w:ascii="Liberation Serif" w:hAnsi="Liberation Serif" w:eastAsia="Liberation Serif"/>
+                <w:b w:val="0"/>
+                <w:i w:val="0"/>
+                <w:sz w:val="18"/>
+              </w:rPr>
+              <w:t>combined notes</w:t>
             </w:r>
           </w:p>
         </w:tc>

--- a/research/dora-ella-newnam/sources/authored/Dora-Ella-Newnam-Stone-A-Life-latest.docx
+++ b/research/dora-ella-newnam/sources/authored/Dora-Ella-Newnam-Stone-A-Life-latest.docx
@@ -6180,6 +6180,240 @@
           <w:b w:val="0"/>
           <w:i w:val="0"/>
         </w:rPr>
+        <w:t xml:space="preserve">The published Lee news gleanings do not contain a Dora Ella × Samuel wedding notice in the </w:t>
+      </w:r>
+      <w:r>
+        <w:rPr>
+          <w:rFonts w:ascii="Liberation Serif" w:hAnsi="Liberation Serif" w:eastAsia="Liberation Serif"/>
+          <w:b w:val="0"/>
+          <w:i/>
+        </w:rPr>
+        <w:t>Three Forks Enterprise</w:t>
+      </w:r>
+      <w:r>
+        <w:rPr>
+          <w:rFonts w:ascii="Liberation Serif" w:hAnsi="Liberation Serif" w:eastAsia="Liberation Serif"/>
+          <w:b w:val="0"/>
+          <w:i w:val="0"/>
+        </w:rPr>
+        <w:t xml:space="preserve"> extract of 16 December 1885 — six days after the wedding. That extract names only Bowman × Day. The page is marked “Under construction,” so the silence is not proof the paper never printed it. [C489] The same gleanings do name </w:t>
+      </w:r>
+      <w:r>
+        <w:rPr>
+          <w:rFonts w:ascii="Liberation Serif" w:hAnsi="Liberation Serif" w:eastAsia="Liberation Serif"/>
+          <w:b/>
+          <w:i w:val="0"/>
+        </w:rPr>
+        <w:t>William N. TINCHER</w:t>
+      </w:r>
+      <w:r>
+        <w:rPr>
+          <w:rFonts w:ascii="Liberation Serif" w:hAnsi="Liberation Serif" w:eastAsia="Liberation Serif"/>
+          <w:b w:val="0"/>
+          <w:i w:val="0"/>
+        </w:rPr>
+        <w:t xml:space="preserve"> × </w:t>
+      </w:r>
+      <w:r>
+        <w:rPr>
+          <w:rFonts w:ascii="Liberation Serif" w:hAnsi="Liberation Serif" w:eastAsia="Liberation Serif"/>
+          <w:b/>
+          <w:i w:val="0"/>
+        </w:rPr>
+        <w:t>Mary NEWNAM</w:t>
+      </w:r>
+      <w:r>
+        <w:rPr>
+          <w:rFonts w:ascii="Liberation Serif" w:hAnsi="Liberation Serif" w:eastAsia="Liberation Serif"/>
+          <w:b w:val="0"/>
+          <w:i w:val="0"/>
+        </w:rPr>
+        <w:t xml:space="preserve"> on 18 November 1887 — a different woman, already on the Lee wills index as Mary F. Newnam TINCHER. [C490] [C232] On 20 December 1901 the </w:t>
+      </w:r>
+      <w:r>
+        <w:rPr>
+          <w:rFonts w:ascii="Liberation Serif" w:hAnsi="Liberation Serif" w:eastAsia="Liberation Serif"/>
+          <w:b w:val="0"/>
+          <w:i/>
+        </w:rPr>
+        <w:t>Beattyville News</w:t>
+      </w:r>
+      <w:r>
+        <w:rPr>
+          <w:rFonts w:ascii="Liberation Serif" w:hAnsi="Liberation Serif" w:eastAsia="Liberation Serif"/>
+          <w:b w:val="0"/>
+          <w:i w:val="0"/>
+        </w:rPr>
+        <w:t xml:space="preserve"> said </w:t>
+      </w:r>
+      <w:r>
+        <w:rPr>
+          <w:rFonts w:ascii="Liberation Serif" w:hAnsi="Liberation Serif" w:eastAsia="Liberation Serif"/>
+          <w:b/>
+          <w:i w:val="0"/>
+        </w:rPr>
+        <w:t>Will NEWNAM</w:t>
+      </w:r>
+      <w:r>
+        <w:rPr>
+          <w:rFonts w:ascii="Liberation Serif" w:hAnsi="Liberation Serif" w:eastAsia="Liberation Serif"/>
+          <w:b w:val="0"/>
+          <w:i w:val="0"/>
+        </w:rPr>
+        <w:t xml:space="preserve"> and family left for Indiana — </w:t>
+      </w:r>
+      <w:r>
+        <w:rPr>
+          <w:rFonts w:ascii="Liberation Serif" w:hAnsi="Liberation Serif" w:eastAsia="Liberation Serif"/>
+          <w:b/>
+          <w:i w:val="0"/>
+        </w:rPr>
+        <w:t>possible</w:t>
+      </w:r>
+      <w:r>
+        <w:rPr>
+          <w:rFonts w:ascii="Liberation Serif" w:hAnsi="Liberation Serif" w:eastAsia="Liberation Serif"/>
+          <w:b w:val="0"/>
+          <w:i w:val="0"/>
+        </w:rPr>
+        <w:t xml:space="preserve"> FAN of William D. Newnam, not merged with Dora, Samuel, or the 1902 Richmond Will. [C491] [C099] Young </w:t>
+      </w:r>
+      <w:r>
+        <w:rPr>
+          <w:rFonts w:ascii="Liberation Serif" w:hAnsi="Liberation Serif" w:eastAsia="Liberation Serif"/>
+          <w:b/>
+          <w:i w:val="0"/>
+        </w:rPr>
+        <w:t>Lewis Mays</w:t>
+      </w:r>
+      <w:r>
+        <w:rPr>
+          <w:rFonts w:ascii="Liberation Serif" w:hAnsi="Liberation Serif" w:eastAsia="Liberation Serif"/>
+          <w:b w:val="0"/>
+          <w:i w:val="0"/>
+        </w:rPr>
+        <w:t xml:space="preserve">, the victim in a 25 June 1905 </w:t>
+      </w:r>
+      <w:r>
+        <w:rPr>
+          <w:rFonts w:ascii="Liberation Serif" w:hAnsi="Liberation Serif" w:eastAsia="Liberation Serif"/>
+          <w:b w:val="0"/>
+          <w:i/>
+        </w:rPr>
+        <w:t>Indianapolis Star</w:t>
+      </w:r>
+      <w:r>
+        <w:rPr>
+          <w:rFonts w:ascii="Liberation Serif" w:hAnsi="Liberation Serif" w:eastAsia="Liberation Serif"/>
+          <w:b w:val="0"/>
+          <w:i w:val="0"/>
+        </w:rPr>
+        <w:t xml:space="preserve"> Lee Circuit Court report, is </w:t>
+      </w:r>
+      <w:r>
+        <w:rPr>
+          <w:rFonts w:ascii="Liberation Serif" w:hAnsi="Liberation Serif" w:eastAsia="Liberation Serif"/>
+          <w:b/>
+          <w:i w:val="0"/>
+        </w:rPr>
+        <w:t>not</w:t>
+      </w:r>
+      <w:r>
+        <w:rPr>
+          <w:rFonts w:ascii="Liberation Serif" w:hAnsi="Liberation Serif" w:eastAsia="Liberation Serif"/>
+          <w:b w:val="0"/>
+          <w:i w:val="0"/>
+        </w:rPr>
+        <w:t xml:space="preserve"> Larkin (dead 1895). [C492] Kentucky’s NDNP digitized-title table has </w:t>
+      </w:r>
+      <w:r>
+        <w:rPr>
+          <w:rFonts w:ascii="Liberation Serif" w:hAnsi="Liberation Serif" w:eastAsia="Liberation Serif"/>
+          <w:b/>
+          <w:i w:val="0"/>
+        </w:rPr>
+        <w:t>no</w:t>
+      </w:r>
+      <w:r>
+        <w:rPr>
+          <w:rFonts w:ascii="Liberation Serif" w:hAnsi="Liberation Serif" w:eastAsia="Liberation Serif"/>
+          <w:b w:val="0"/>
+          <w:i w:val="0"/>
+        </w:rPr>
+        <w:t xml:space="preserve"> Beattyville, Three Forks, Lee, or Owsley row. Nearest digitized neighbours are Breathitt County News (Jackson 1903–1909), Hazel Green Herald (Wolfe 1885–1917), and Spout Spring Times (Estill 1896–1901). [C484] KHS and KDNP search shells are Javascript-only from this VM; Chronicling America LCCN </w:t>
+      </w:r>
+      <w:r>
+        <w:rPr>
+          <w:rFonts w:ascii="Liberation Serif" w:hAnsi="Liberation Serif" w:eastAsia="Liberation Serif"/>
+          <w:b/>
+          <w:i w:val="0"/>
+        </w:rPr>
+        <w:t>sn86069167</w:t>
+      </w:r>
+      <w:r>
+        <w:rPr>
+          <w:rFonts w:ascii="Liberation Serif" w:hAnsi="Liberation Serif" w:eastAsia="Liberation Serif"/>
+          <w:b w:val="0"/>
+          <w:i w:val="0"/>
+        </w:rPr>
+        <w:t xml:space="preserve"> is blocked. [C485] [C486] [C487] Internet Archive Solr for 1900–1912 </w:t>
+      </w:r>
+      <w:r>
+        <w:rPr>
+          <w:rFonts w:ascii="Liberation Serif" w:hAnsi="Liberation Serif" w:eastAsia="Liberation Serif"/>
+          <w:b w:val="0"/>
+          <w:i/>
+        </w:rPr>
+        <w:t>Enterprise</w:t>
+      </w:r>
+      <w:r>
+        <w:rPr>
+          <w:rFonts w:ascii="Liberation Serif" w:hAnsi="Liberation Serif" w:eastAsia="Liberation Serif"/>
+          <w:b w:val="0"/>
+          <w:i w:val="0"/>
+        </w:rPr>
+        <w:t xml:space="preserve"> / KDNP-collection Newnam strings, and those neighbour titles plus Newnam, is zero. [C488] Full-text of those Lee issues remains unread: UK film </w:t>
+      </w:r>
+      <w:r>
+        <w:rPr>
+          <w:rFonts w:ascii="Liberation Serif" w:hAnsi="Liberation Serif" w:eastAsia="Liberation Serif"/>
+          <w:b/>
+          <w:i w:val="0"/>
+        </w:rPr>
+        <w:t>S 90-033</w:t>
+      </w:r>
+      <w:r>
+        <w:rPr>
+          <w:rFonts w:ascii="Liberation Serif" w:hAnsi="Liberation Serif" w:eastAsia="Liberation Serif"/>
+          <w:b w:val="0"/>
+          <w:i w:val="0"/>
+        </w:rPr>
+        <w:t xml:space="preserve"> (1909–1911), Newspapers.com paper </w:t>
+      </w:r>
+      <w:r>
+        <w:rPr>
+          <w:rFonts w:ascii="Liberation Serif" w:hAnsi="Liberation Serif" w:eastAsia="Liberation Serif"/>
+          <w:b/>
+          <w:i w:val="0"/>
+        </w:rPr>
+        <w:t>39744</w:t>
+      </w:r>
+      <w:r>
+        <w:rPr>
+          <w:rFonts w:ascii="Liberation Serif" w:hAnsi="Liberation Serif" w:eastAsia="Liberation Serif"/>
+          <w:b w:val="0"/>
+          <w:i w:val="0"/>
+        </w:rPr>
+        <w:t>, and the CA directory when unblocked. [C493] Do not invent OCR. Do not take the 1926 week as this residual.</w:t>
+      </w:r>
+    </w:p>
+    <w:p>
+      <w:r>
+        <w:rPr>
+          <w:rFonts w:ascii="Liberation Serif" w:hAnsi="Liberation Serif" w:eastAsia="Liberation Serif"/>
+          <w:b w:val="0"/>
+          <w:i w:val="0"/>
+        </w:rPr>
         <w:t xml:space="preserve">The Greene County, Missouri, 1900 hunt for a second Thomas A. Stone household is finished on free film. Enumeration districts 37 through 43 — every A-side and every B-side — have been read from NARA T623-855/856. The only Stone </w:t>
       </w:r>
       <w:r>
@@ -7597,47 +7831,31 @@
           <w:b/>
           <w:i w:val="0"/>
         </w:rPr>
-        <w:t>B049:</w:t>
-      </w:r>
-      <w:r>
-        <w:rPr>
-          <w:rFonts w:ascii="Liberation Serif" w:hAnsi="Liberation Serif" w:eastAsia="Liberation Serif"/>
-          <w:b w:val="0"/>
-          <w:i w:val="0"/>
-        </w:rPr>
-        <w:t xml:space="preserve"> 1926 </w:t>
-      </w:r>
-      <w:r>
-        <w:rPr>
-          <w:rFonts w:ascii="Liberation Serif" w:hAnsi="Liberation Serif" w:eastAsia="Liberation Serif"/>
-          <w:b w:val="0"/>
-          <w:i/>
-        </w:rPr>
-        <w:t>Beattyville Enterprise</w:t>
-      </w:r>
-      <w:r>
-        <w:rPr>
-          <w:rFonts w:ascii="Liberation Serif" w:hAnsi="Liberation Serif" w:eastAsia="Liberation Serif"/>
-          <w:b w:val="0"/>
-          <w:i w:val="0"/>
-        </w:rPr>
-        <w:t xml:space="preserve"> and </w:t>
-      </w:r>
-      <w:r>
-        <w:rPr>
-          <w:rFonts w:ascii="Liberation Serif" w:hAnsi="Liberation Serif" w:eastAsia="Liberation Serif"/>
-          <w:b w:val="0"/>
-          <w:i/>
-        </w:rPr>
-        <w:t>Yell County Journal</w:t>
-      </w:r>
-      <w:r>
-        <w:rPr>
-          <w:rFonts w:ascii="Liberation Serif" w:hAnsi="Liberation Serif" w:eastAsia="Liberation Serif"/>
-          <w:b w:val="0"/>
-          <w:i w:val="0"/>
-        </w:rPr>
-        <w:t xml:space="preserve"> issues still unread. Free indexes and Lee obituary pages are </w:t>
+        <w:t>B042 partial:</w:t>
+      </w:r>
+      <w:r>
+        <w:rPr>
+          <w:rFonts w:ascii="Liberation Serif" w:hAnsi="Liberation Serif" w:eastAsia="Liberation Serif"/>
+          <w:b w:val="0"/>
+          <w:i w:val="0"/>
+        </w:rPr>
+        <w:t xml:space="preserve"> KY NDNP digitized-title table has </w:t>
+      </w:r>
+      <w:r>
+        <w:rPr>
+          <w:rFonts w:ascii="Liberation Serif" w:hAnsi="Liberation Serif" w:eastAsia="Liberation Serif"/>
+          <w:b/>
+          <w:i w:val="0"/>
+        </w:rPr>
+        <w:t>no</w:t>
+      </w:r>
+      <w:r>
+        <w:rPr>
+          <w:rFonts w:ascii="Liberation Serif" w:hAnsi="Liberation Serif" w:eastAsia="Liberation Serif"/>
+          <w:b w:val="0"/>
+          <w:i w:val="0"/>
+        </w:rPr>
+        <w:t xml:space="preserve"> Lee/Owsley/Beattyville row. Published gleanings: 16 Dec 1885 </w:t>
       </w:r>
       <w:r>
         <w:rPr>
@@ -7653,7 +7871,71 @@
           <w:b w:val="0"/>
           <w:i w:val="0"/>
         </w:rPr>
-        <w:t xml:space="preserve"> for a Dora Stone notice. [C293] [C301] [C315]</w:t>
+        <w:t xml:space="preserve"> Dora wedding; Tincher × Mary 1887 FAN; Will NEWNAM 20 Dec 1901 </w:t>
+      </w:r>
+      <w:r>
+        <w:rPr>
+          <w:rFonts w:ascii="Liberation Serif" w:hAnsi="Liberation Serif" w:eastAsia="Liberation Serif"/>
+          <w:b/>
+          <w:i w:val="0"/>
+        </w:rPr>
+        <w:t>POSSIBLE</w:t>
+      </w:r>
+      <w:r>
+        <w:rPr>
+          <w:rFonts w:ascii="Liberation Serif" w:hAnsi="Liberation Serif" w:eastAsia="Liberation Serif"/>
+          <w:b w:val="0"/>
+          <w:i w:val="0"/>
+        </w:rPr>
+        <w:t xml:space="preserve">. Full-text unread — UK </w:t>
+      </w:r>
+      <w:r>
+        <w:rPr>
+          <w:rFonts w:ascii="Liberation Serif" w:hAnsi="Liberation Serif" w:eastAsia="Liberation Serif"/>
+          <w:b/>
+          <w:i w:val="0"/>
+        </w:rPr>
+        <w:t>S 90-033</w:t>
+      </w:r>
+      <w:r>
+        <w:rPr>
+          <w:rFonts w:ascii="Liberation Serif" w:hAnsi="Liberation Serif" w:eastAsia="Liberation Serif"/>
+          <w:b w:val="0"/>
+          <w:i w:val="0"/>
+        </w:rPr>
+        <w:t xml:space="preserve"> 1909–11 / Newspapers.com </w:t>
+      </w:r>
+      <w:r>
+        <w:rPr>
+          <w:rFonts w:ascii="Liberation Serif" w:hAnsi="Liberation Serif" w:eastAsia="Liberation Serif"/>
+          <w:b/>
+          <w:i w:val="0"/>
+        </w:rPr>
+        <w:t>39744</w:t>
+      </w:r>
+      <w:r>
+        <w:rPr>
+          <w:rFonts w:ascii="Liberation Serif" w:hAnsi="Liberation Serif" w:eastAsia="Liberation Serif"/>
+          <w:b w:val="0"/>
+          <w:i w:val="0"/>
+        </w:rPr>
+        <w:t xml:space="preserve"> / CA </w:t>
+      </w:r>
+      <w:r>
+        <w:rPr>
+          <w:rFonts w:ascii="Liberation Serif" w:hAnsi="Liberation Serif" w:eastAsia="Liberation Serif"/>
+          <w:b/>
+          <w:i w:val="0"/>
+        </w:rPr>
+        <w:t>sn86069167</w:t>
+      </w:r>
+      <w:r>
+        <w:rPr>
+          <w:rFonts w:ascii="Liberation Serif" w:hAnsi="Liberation Serif" w:eastAsia="Liberation Serif"/>
+          <w:b w:val="0"/>
+          <w:i w:val="0"/>
+        </w:rPr>
+        <w:t>. [C484–C493]</w:t>
       </w:r>
     </w:p>
     <w:p>
@@ -7666,15 +7948,15 @@
           <w:b/>
           <w:i w:val="0"/>
         </w:rPr>
-        <w:t>B055:</w:t>
-      </w:r>
-      <w:r>
-        <w:rPr>
-          <w:rFonts w:ascii="Liberation Serif" w:hAnsi="Liberation Serif" w:eastAsia="Liberation Serif"/>
-          <w:b w:val="0"/>
-          <w:i w:val="0"/>
-        </w:rPr>
-        <w:t xml:space="preserve"> Pope County Library </w:t>
+        <w:t>B049:</w:t>
+      </w:r>
+      <w:r>
+        <w:rPr>
+          <w:rFonts w:ascii="Liberation Serif" w:hAnsi="Liberation Serif" w:eastAsia="Liberation Serif"/>
+          <w:b w:val="0"/>
+          <w:i w:val="0"/>
+        </w:rPr>
+        <w:t xml:space="preserve"> 1926 </w:t>
       </w:r>
       <w:r>
         <w:rPr>
@@ -7682,31 +7964,47 @@
           <w:b w:val="0"/>
           <w:i/>
         </w:rPr>
-        <w:t>Dardanelle Post-Dispatch</w:t>
-      </w:r>
-      <w:r>
-        <w:rPr>
-          <w:rFonts w:ascii="Liberation Serif" w:hAnsi="Liberation Serif" w:eastAsia="Liberation Serif"/>
-          <w:b w:val="0"/>
-          <w:i w:val="0"/>
-        </w:rPr>
-        <w:t xml:space="preserve"> </w:t>
-      </w:r>
-      <w:r>
-        <w:rPr>
-          <w:rFonts w:ascii="Liberation Serif" w:hAnsi="Liberation Serif" w:eastAsia="Liberation Serif"/>
-          <w:b/>
-          <w:i w:val="0"/>
-        </w:rPr>
-        <w:t>Roll 5</w:t>
-      </w:r>
-      <w:r>
-        <w:rPr>
-          <w:rFonts w:ascii="Liberation Serif" w:hAnsi="Liberation Serif" w:eastAsia="Liberation Serif"/>
-          <w:b w:val="0"/>
-          <w:i w:val="0"/>
-        </w:rPr>
-        <w:t xml:space="preserve"> (21 Jun 1923–26 Apr 1928) — first exact neighbouring film. [C311]</w:t>
+        <w:t>Beattyville Enterprise</w:t>
+      </w:r>
+      <w:r>
+        <w:rPr>
+          <w:rFonts w:ascii="Liberation Serif" w:hAnsi="Liberation Serif" w:eastAsia="Liberation Serif"/>
+          <w:b w:val="0"/>
+          <w:i w:val="0"/>
+        </w:rPr>
+        <w:t xml:space="preserve"> and </w:t>
+      </w:r>
+      <w:r>
+        <w:rPr>
+          <w:rFonts w:ascii="Liberation Serif" w:hAnsi="Liberation Serif" w:eastAsia="Liberation Serif"/>
+          <w:b w:val="0"/>
+          <w:i/>
+        </w:rPr>
+        <w:t>Yell County Journal</w:t>
+      </w:r>
+      <w:r>
+        <w:rPr>
+          <w:rFonts w:ascii="Liberation Serif" w:hAnsi="Liberation Serif" w:eastAsia="Liberation Serif"/>
+          <w:b w:val="0"/>
+          <w:i w:val="0"/>
+        </w:rPr>
+        <w:t xml:space="preserve"> issues still unread. Free indexes and Lee obituary pages are </w:t>
+      </w:r>
+      <w:r>
+        <w:rPr>
+          <w:rFonts w:ascii="Liberation Serif" w:hAnsi="Liberation Serif" w:eastAsia="Liberation Serif"/>
+          <w:b/>
+          <w:i w:val="0"/>
+        </w:rPr>
+        <w:t>nil</w:t>
+      </w:r>
+      <w:r>
+        <w:rPr>
+          <w:rFonts w:ascii="Liberation Serif" w:hAnsi="Liberation Serif" w:eastAsia="Liberation Serif"/>
+          <w:b w:val="0"/>
+          <w:i w:val="0"/>
+        </w:rPr>
+        <w:t xml:space="preserve"> for a Dora Stone notice. [C293] [C301] [C315]</w:t>
       </w:r>
     </w:p>
     <w:p>
@@ -7719,7 +8017,23 @@
           <w:b/>
           <w:i w:val="0"/>
         </w:rPr>
-        <w:t>B056:</w:t>
+        <w:t>B055:</w:t>
+      </w:r>
+      <w:r>
+        <w:rPr>
+          <w:rFonts w:ascii="Liberation Serif" w:hAnsi="Liberation Serif" w:eastAsia="Liberation Serif"/>
+          <w:b w:val="0"/>
+          <w:i w:val="0"/>
+        </w:rPr>
+        <w:t xml:space="preserve"> Pope County Library </w:t>
+      </w:r>
+      <w:r>
+        <w:rPr>
+          <w:rFonts w:ascii="Liberation Serif" w:hAnsi="Liberation Serif" w:eastAsia="Liberation Serif"/>
+          <w:b w:val="0"/>
+          <w:i/>
+        </w:rPr>
+        <w:t>Dardanelle Post-Dispatch</w:t>
       </w:r>
       <w:r>
         <w:rPr>
@@ -7732,18 +8046,18 @@
       <w:r>
         <w:rPr>
           <w:rFonts w:ascii="Liberation Serif" w:hAnsi="Liberation Serif" w:eastAsia="Liberation Serif"/>
-          <w:b w:val="0"/>
-          <w:i/>
-        </w:rPr>
-        <w:t>Danville Democrat</w:t>
-      </w:r>
-      <w:r>
-        <w:rPr>
-          <w:rFonts w:ascii="Liberation Serif" w:hAnsi="Liberation Serif" w:eastAsia="Liberation Serif"/>
-          <w:b w:val="0"/>
-          <w:i w:val="0"/>
-        </w:rPr>
-        <w:t xml:space="preserve"> Aug–Sep 1926 (1899–1927 title LCCN SN89051010; IA 0 any year; 1930 revival is a different paper). [C312] [C331] [C332]</w:t>
+          <w:b/>
+          <w:i w:val="0"/>
+        </w:rPr>
+        <w:t>Roll 5</w:t>
+      </w:r>
+      <w:r>
+        <w:rPr>
+          <w:rFonts w:ascii="Liberation Serif" w:hAnsi="Liberation Serif" w:eastAsia="Liberation Serif"/>
+          <w:b w:val="0"/>
+          <w:i w:val="0"/>
+        </w:rPr>
+        <w:t xml:space="preserve"> (21 Jun 1923–26 Apr 1928) — first exact neighbouring film. [C311]</w:t>
       </w:r>
     </w:p>
     <w:p>
@@ -7756,47 +8070,31 @@
           <w:b/>
           <w:i w:val="0"/>
         </w:rPr>
-        <w:t>B045 blocked:</w:t>
-      </w:r>
-      <w:r>
-        <w:rPr>
-          <w:rFonts w:ascii="Liberation Serif" w:hAnsi="Liberation Serif" w:eastAsia="Liberation Serif"/>
-          <w:b w:val="0"/>
-          <w:i w:val="0"/>
-        </w:rPr>
-        <w:t xml:space="preserve"> Samuel P. probate film still unread. Catalog + </w:t>
-      </w:r>
-      <w:r>
-        <w:rPr>
-          <w:rFonts w:ascii="Liberation Serif" w:hAnsi="Liberation Serif" w:eastAsia="Liberation Serif"/>
-          <w:b/>
-          <w:i w:val="0"/>
-        </w:rPr>
-        <w:t>R012</w:t>
-      </w:r>
-      <w:r>
-        <w:rPr>
-          <w:rFonts w:ascii="Liberation Serif" w:hAnsi="Liberation Serif" w:eastAsia="Liberation Serif"/>
-          <w:b w:val="0"/>
-          <w:i w:val="0"/>
-        </w:rPr>
-        <w:t xml:space="preserve"> retrieval path filed (</w:t>
-      </w:r>
-      <w:r>
-        <w:rPr>
-          <w:rFonts w:ascii="Liberation Serif" w:hAnsi="Liberation Serif" w:eastAsia="Liberation Serif"/>
-          <w:b/>
-          <w:i w:val="0"/>
-        </w:rPr>
-        <w:t>C417–C424</w:t>
-      </w:r>
-      <w:r>
-        <w:rPr>
-          <w:rFonts w:ascii="Liberation Serif" w:hAnsi="Liberation Serif" w:eastAsia="Liberation Serif"/>
-          <w:b w:val="0"/>
-          <w:i w:val="0"/>
-        </w:rPr>
-        <w:t>).</w:t>
+        <w:t>B056:</w:t>
+      </w:r>
+      <w:r>
+        <w:rPr>
+          <w:rFonts w:ascii="Liberation Serif" w:hAnsi="Liberation Serif" w:eastAsia="Liberation Serif"/>
+          <w:b w:val="0"/>
+          <w:i w:val="0"/>
+        </w:rPr>
+        <w:t xml:space="preserve"> </w:t>
+      </w:r>
+      <w:r>
+        <w:rPr>
+          <w:rFonts w:ascii="Liberation Serif" w:hAnsi="Liberation Serif" w:eastAsia="Liberation Serif"/>
+          <w:b w:val="0"/>
+          <w:i/>
+        </w:rPr>
+        <w:t>Danville Democrat</w:t>
+      </w:r>
+      <w:r>
+        <w:rPr>
+          <w:rFonts w:ascii="Liberation Serif" w:hAnsi="Liberation Serif" w:eastAsia="Liberation Serif"/>
+          <w:b w:val="0"/>
+          <w:i w:val="0"/>
+        </w:rPr>
+        <w:t xml:space="preserve"> Aug–Sep 1926 (1899–1927 title LCCN SN89051010; IA 0 any year; 1930 revival is a different paper). [C312] [C331] [C332]</w:t>
       </w:r>
     </w:p>
     <w:p>
@@ -7809,87 +8107,39 @@
           <w:b/>
           <w:i w:val="0"/>
         </w:rPr>
-        <w:t>B047 partial:</w:t>
-      </w:r>
-      <w:r>
-        <w:rPr>
-          <w:rFonts w:ascii="Liberation Serif" w:hAnsi="Liberation Serif" w:eastAsia="Liberation Serif"/>
-          <w:b w:val="0"/>
-          <w:i w:val="0"/>
-        </w:rPr>
-        <w:t xml:space="preserve"> M1509 pamphlet </w:t>
-      </w:r>
-      <w:r>
-        <w:rPr>
-          <w:rFonts w:ascii="Liberation Serif" w:hAnsi="Liberation Serif" w:eastAsia="Liberation Serif"/>
-          <w:b/>
-          <w:i w:val="0"/>
-        </w:rPr>
-        <w:t>image seen</w:t>
-      </w:r>
-      <w:r>
-        <w:rPr>
-          <w:rFonts w:ascii="Liberation Serif" w:hAnsi="Liberation Serif" w:eastAsia="Liberation Serif"/>
-          <w:b w:val="0"/>
-          <w:i w:val="0"/>
-        </w:rPr>
-        <w:t xml:space="preserve"> (</w:t>
-      </w:r>
-      <w:r>
-        <w:rPr>
-          <w:rFonts w:ascii="Liberation Serif" w:hAnsi="Liberation Serif" w:eastAsia="Liberation Serif"/>
-          <w:b/>
-          <w:i w:val="0"/>
-        </w:rPr>
-        <w:t>C399</w:t>
-      </w:r>
-      <w:r>
-        <w:rPr>
-          <w:rFonts w:ascii="Liberation Serif" w:hAnsi="Liberation Serif" w:eastAsia="Liberation Serif"/>
-          <w:b w:val="0"/>
-          <w:i w:val="0"/>
-        </w:rPr>
-        <w:t xml:space="preserve">). Free Lee/Estill/Owsley/Yell substitutes still </w:t>
-      </w:r>
-      <w:r>
-        <w:rPr>
-          <w:rFonts w:ascii="Liberation Serif" w:hAnsi="Liberation Serif" w:eastAsia="Liberation Serif"/>
-          <w:b/>
-          <w:i w:val="0"/>
-        </w:rPr>
-        <w:t>nil</w:t>
-      </w:r>
-      <w:r>
-        <w:rPr>
-          <w:rFonts w:ascii="Liberation Serif" w:hAnsi="Liberation Serif" w:eastAsia="Liberation Serif"/>
-          <w:b w:val="0"/>
-          <w:i w:val="0"/>
-        </w:rPr>
-        <w:t xml:space="preserve">. Card images on </w:t>
-      </w:r>
-      <w:r>
-        <w:rPr>
-          <w:rFonts w:ascii="Liberation Serif" w:hAnsi="Liberation Serif" w:eastAsia="Liberation Serif"/>
-          <w:b/>
-          <w:i w:val="0"/>
-        </w:rPr>
-        <w:t>KY45/KY24/KY74 / AR69</w:t>
-      </w:r>
-      <w:r>
-        <w:rPr>
-          <w:rFonts w:ascii="Liberation Serif" w:hAnsi="Liberation Serif" w:eastAsia="Liberation Serif"/>
-          <w:b w:val="0"/>
-          <w:i w:val="0"/>
-        </w:rPr>
-        <w:t xml:space="preserve"> unread (</w:t>
-      </w:r>
-      <w:r>
-        <w:rPr>
-          <w:rFonts w:ascii="Liberation Serif" w:hAnsi="Liberation Serif" w:eastAsia="Liberation Serif"/>
-          <w:b/>
-          <w:i w:val="0"/>
-        </w:rPr>
-        <w:t>C407</w:t>
+        <w:t>B045 blocked:</w:t>
+      </w:r>
+      <w:r>
+        <w:rPr>
+          <w:rFonts w:ascii="Liberation Serif" w:hAnsi="Liberation Serif" w:eastAsia="Liberation Serif"/>
+          <w:b w:val="0"/>
+          <w:i w:val="0"/>
+        </w:rPr>
+        <w:t xml:space="preserve"> Samuel P. probate film still unread. Catalog + </w:t>
+      </w:r>
+      <w:r>
+        <w:rPr>
+          <w:rFonts w:ascii="Liberation Serif" w:hAnsi="Liberation Serif" w:eastAsia="Liberation Serif"/>
+          <w:b/>
+          <w:i w:val="0"/>
+        </w:rPr>
+        <w:t>R012</w:t>
+      </w:r>
+      <w:r>
+        <w:rPr>
+          <w:rFonts w:ascii="Liberation Serif" w:hAnsi="Liberation Serif" w:eastAsia="Liberation Serif"/>
+          <w:b w:val="0"/>
+          <w:i w:val="0"/>
+        </w:rPr>
+        <w:t xml:space="preserve"> retrieval path filed (</w:t>
+      </w:r>
+      <w:r>
+        <w:rPr>
+          <w:rFonts w:ascii="Liberation Serif" w:hAnsi="Liberation Serif" w:eastAsia="Liberation Serif"/>
+          <w:b/>
+          <w:i w:val="0"/>
+        </w:rPr>
+        <w:t>C417–C424</w:t>
       </w:r>
       <w:r>
         <w:rPr>
@@ -7910,47 +8160,15 @@
           <w:b/>
           <w:i w:val="0"/>
         </w:rPr>
-        <w:t>B016 partial:</w:t>
-      </w:r>
-      <w:r>
-        <w:rPr>
-          <w:rFonts w:ascii="Liberation Serif" w:hAnsi="Liberation Serif" w:eastAsia="Liberation Serif"/>
-          <w:b w:val="0"/>
-          <w:i w:val="0"/>
-        </w:rPr>
-        <w:t xml:space="preserve"> TN index </w:t>
-      </w:r>
-      <w:r>
-        <w:rPr>
-          <w:rFonts w:ascii="Liberation Serif" w:hAnsi="Liberation Serif" w:eastAsia="Liberation Serif"/>
-          <w:b/>
-          <w:i w:val="0"/>
-        </w:rPr>
-        <w:t>LEWIS RISSIE N</w:t>
-      </w:r>
-      <w:r>
-        <w:rPr>
-          <w:rFonts w:ascii="Liberation Serif" w:hAnsi="Liberation Serif" w:eastAsia="Liberation Serif"/>
-          <w:b w:val="0"/>
-          <w:i w:val="0"/>
-        </w:rPr>
-        <w:t xml:space="preserve"> 13 May 1980 Knox file </w:t>
-      </w:r>
-      <w:r>
-        <w:rPr>
-          <w:rFonts w:ascii="Liberation Serif" w:hAnsi="Liberation Serif" w:eastAsia="Liberation Serif"/>
-          <w:b/>
-          <w:i w:val="0"/>
-        </w:rPr>
-        <w:t>15370</w:t>
-      </w:r>
-      <w:r>
-        <w:rPr>
-          <w:rFonts w:ascii="Liberation Serif" w:hAnsi="Liberation Serif" w:eastAsia="Liberation Serif"/>
-          <w:b w:val="0"/>
-          <w:i w:val="0"/>
-        </w:rPr>
-        <w:t xml:space="preserve"> + Greenwood stone </w:t>
+        <w:t>B047 partial:</w:t>
+      </w:r>
+      <w:r>
+        <w:rPr>
+          <w:rFonts w:ascii="Liberation Serif" w:hAnsi="Liberation Serif" w:eastAsia="Liberation Serif"/>
+          <w:b w:val="0"/>
+          <w:i w:val="0"/>
+        </w:rPr>
+        <w:t xml:space="preserve"> M1509 pamphlet </w:t>
       </w:r>
       <w:r>
         <w:rPr>
@@ -7966,31 +8184,63 @@
           <w:b w:val="0"/>
           <w:i w:val="0"/>
         </w:rPr>
-        <w:t xml:space="preserve">. vs P009 still </w:t>
-      </w:r>
-      <w:r>
-        <w:rPr>
-          <w:rFonts w:ascii="Liberation Serif" w:hAnsi="Liberation Serif" w:eastAsia="Liberation Serif"/>
-          <w:b/>
-          <w:i w:val="0"/>
-        </w:rPr>
-        <w:t>POSSIBLE</w:t>
-      </w:r>
-      <w:r>
-        <w:rPr>
-          <w:rFonts w:ascii="Liberation Serif" w:hAnsi="Liberation Serif" w:eastAsia="Liberation Serif"/>
-          <w:b w:val="0"/>
-          <w:i w:val="0"/>
-        </w:rPr>
-        <w:t>. Certificate / parents unread (</w:t>
-      </w:r>
-      <w:r>
-        <w:rPr>
-          <w:rFonts w:ascii="Liberation Serif" w:hAnsi="Liberation Serif" w:eastAsia="Liberation Serif"/>
-          <w:b/>
-          <w:i w:val="0"/>
-        </w:rPr>
-        <w:t>C425–C434</w:t>
+        <w:t xml:space="preserve"> (</w:t>
+      </w:r>
+      <w:r>
+        <w:rPr>
+          <w:rFonts w:ascii="Liberation Serif" w:hAnsi="Liberation Serif" w:eastAsia="Liberation Serif"/>
+          <w:b/>
+          <w:i w:val="0"/>
+        </w:rPr>
+        <w:t>C399</w:t>
+      </w:r>
+      <w:r>
+        <w:rPr>
+          <w:rFonts w:ascii="Liberation Serif" w:hAnsi="Liberation Serif" w:eastAsia="Liberation Serif"/>
+          <w:b w:val="0"/>
+          <w:i w:val="0"/>
+        </w:rPr>
+        <w:t xml:space="preserve">). Free Lee/Estill/Owsley/Yell substitutes still </w:t>
+      </w:r>
+      <w:r>
+        <w:rPr>
+          <w:rFonts w:ascii="Liberation Serif" w:hAnsi="Liberation Serif" w:eastAsia="Liberation Serif"/>
+          <w:b/>
+          <w:i w:val="0"/>
+        </w:rPr>
+        <w:t>nil</w:t>
+      </w:r>
+      <w:r>
+        <w:rPr>
+          <w:rFonts w:ascii="Liberation Serif" w:hAnsi="Liberation Serif" w:eastAsia="Liberation Serif"/>
+          <w:b w:val="0"/>
+          <w:i w:val="0"/>
+        </w:rPr>
+        <w:t xml:space="preserve">. Card images on </w:t>
+      </w:r>
+      <w:r>
+        <w:rPr>
+          <w:rFonts w:ascii="Liberation Serif" w:hAnsi="Liberation Serif" w:eastAsia="Liberation Serif"/>
+          <w:b/>
+          <w:i w:val="0"/>
+        </w:rPr>
+        <w:t>KY45/KY24/KY74 / AR69</w:t>
+      </w:r>
+      <w:r>
+        <w:rPr>
+          <w:rFonts w:ascii="Liberation Serif" w:hAnsi="Liberation Serif" w:eastAsia="Liberation Serif"/>
+          <w:b w:val="0"/>
+          <w:i w:val="0"/>
+        </w:rPr>
+        <w:t xml:space="preserve"> unread (</w:t>
+      </w:r>
+      <w:r>
+        <w:rPr>
+          <w:rFonts w:ascii="Liberation Serif" w:hAnsi="Liberation Serif" w:eastAsia="Liberation Serif"/>
+          <w:b/>
+          <w:i w:val="0"/>
+        </w:rPr>
+        <w:t>C407</w:t>
       </w:r>
       <w:r>
         <w:rPr>
@@ -8011,7 +8261,7 @@
           <w:b/>
           <w:i w:val="0"/>
         </w:rPr>
-        <w:t>B015 partial:</w:t>
+        <w:t>B016 partial:</w:t>
       </w:r>
       <w:r>
         <w:rPr>
@@ -8027,39 +8277,55 @@
           <w:b/>
           <w:i w:val="0"/>
         </w:rPr>
-        <w:t>BUNCH MARY M</w:t>
-      </w:r>
-      <w:r>
-        <w:rPr>
-          <w:rFonts w:ascii="Liberation Serif" w:hAnsi="Liberation Serif" w:eastAsia="Liberation Serif"/>
-          <w:b w:val="0"/>
-          <w:i w:val="0"/>
-        </w:rPr>
-        <w:t xml:space="preserve"> 11 Mar 1981 Knox file </w:t>
-      </w:r>
-      <w:r>
-        <w:rPr>
-          <w:rFonts w:ascii="Liberation Serif" w:hAnsi="Liberation Serif" w:eastAsia="Liberation Serif"/>
-          <w:b/>
-          <w:i w:val="0"/>
-        </w:rPr>
-        <w:t>09021</w:t>
-      </w:r>
-      <w:r>
-        <w:rPr>
-          <w:rFonts w:ascii="Liberation Serif" w:hAnsi="Liberation Serif" w:eastAsia="Liberation Serif"/>
-          <w:b w:val="0"/>
-          <w:i w:val="0"/>
-        </w:rPr>
-        <w:t xml:space="preserve">. vs P007 </w:t>
-      </w:r>
-      <w:r>
-        <w:rPr>
-          <w:rFonts w:ascii="Liberation Serif" w:hAnsi="Liberation Serif" w:eastAsia="Liberation Serif"/>
-          <w:b/>
-          <w:i w:val="0"/>
-        </w:rPr>
-        <w:t>PROBABLE</w:t>
+        <w:t>LEWIS RISSIE N</w:t>
+      </w:r>
+      <w:r>
+        <w:rPr>
+          <w:rFonts w:ascii="Liberation Serif" w:hAnsi="Liberation Serif" w:eastAsia="Liberation Serif"/>
+          <w:b w:val="0"/>
+          <w:i w:val="0"/>
+        </w:rPr>
+        <w:t xml:space="preserve"> 13 May 1980 Knox file </w:t>
+      </w:r>
+      <w:r>
+        <w:rPr>
+          <w:rFonts w:ascii="Liberation Serif" w:hAnsi="Liberation Serif" w:eastAsia="Liberation Serif"/>
+          <w:b/>
+          <w:i w:val="0"/>
+        </w:rPr>
+        <w:t>15370</w:t>
+      </w:r>
+      <w:r>
+        <w:rPr>
+          <w:rFonts w:ascii="Liberation Serif" w:hAnsi="Liberation Serif" w:eastAsia="Liberation Serif"/>
+          <w:b w:val="0"/>
+          <w:i w:val="0"/>
+        </w:rPr>
+        <w:t xml:space="preserve"> + Greenwood stone </w:t>
+      </w:r>
+      <w:r>
+        <w:rPr>
+          <w:rFonts w:ascii="Liberation Serif" w:hAnsi="Liberation Serif" w:eastAsia="Liberation Serif"/>
+          <w:b/>
+          <w:i w:val="0"/>
+        </w:rPr>
+        <w:t>image seen</w:t>
+      </w:r>
+      <w:r>
+        <w:rPr>
+          <w:rFonts w:ascii="Liberation Serif" w:hAnsi="Liberation Serif" w:eastAsia="Liberation Serif"/>
+          <w:b w:val="0"/>
+          <w:i w:val="0"/>
+        </w:rPr>
+        <w:t xml:space="preserve">. vs P009 still </w:t>
+      </w:r>
+      <w:r>
+        <w:rPr>
+          <w:rFonts w:ascii="Liberation Serif" w:hAnsi="Liberation Serif" w:eastAsia="Liberation Serif"/>
+          <w:b/>
+          <w:i w:val="0"/>
+        </w:rPr>
+        <w:t>POSSIBLE</w:t>
       </w:r>
       <w:r>
         <w:rPr>
@@ -8075,47 +8341,15 @@
           <w:b/>
           <w:i w:val="0"/>
         </w:rPr>
-        <w:t>C446–C456</w:t>
-      </w:r>
-      <w:r>
-        <w:rPr>
-          <w:rFonts w:ascii="Liberation Serif" w:hAnsi="Liberation Serif" w:eastAsia="Liberation Serif"/>
-          <w:b w:val="0"/>
-          <w:i w:val="0"/>
-        </w:rPr>
-        <w:t xml:space="preserve">). Hazel E. Bunch 1 May 1999 Knox file </w:t>
-      </w:r>
-      <w:r>
-        <w:rPr>
-          <w:rFonts w:ascii="Liberation Serif" w:hAnsi="Liberation Serif" w:eastAsia="Liberation Serif"/>
-          <w:b/>
-          <w:i w:val="0"/>
-        </w:rPr>
-        <w:t>20106</w:t>
-      </w:r>
-      <w:r>
-        <w:rPr>
-          <w:rFonts w:ascii="Liberation Serif" w:hAnsi="Liberation Serif" w:eastAsia="Liberation Serif"/>
-          <w:b w:val="0"/>
-          <w:i w:val="0"/>
-        </w:rPr>
-        <w:t xml:space="preserve"> (</w:t>
-      </w:r>
-      <w:r>
-        <w:rPr>
-          <w:rFonts w:ascii="Liberation Serif" w:hAnsi="Liberation Serif" w:eastAsia="Liberation Serif"/>
-          <w:b/>
-          <w:i w:val="0"/>
-        </w:rPr>
-        <w:t>C452 C453</w:t>
-      </w:r>
-      <w:r>
-        <w:rPr>
-          <w:rFonts w:ascii="Liberation Serif" w:hAnsi="Liberation Serif" w:eastAsia="Liberation Serif"/>
-          <w:b w:val="0"/>
-          <w:i w:val="0"/>
-        </w:rPr>
-        <w:t>). Living descendants withheld.</w:t>
+        <w:t>C425–C434</w:t>
+      </w:r>
+      <w:r>
+        <w:rPr>
+          <w:rFonts w:ascii="Liberation Serif" w:hAnsi="Liberation Serif" w:eastAsia="Liberation Serif"/>
+          <w:b w:val="0"/>
+          <w:i w:val="0"/>
+        </w:rPr>
+        <w:t>).</w:t>
       </w:r>
     </w:p>
     <w:p>
@@ -8128,111 +8362,111 @@
           <w:b/>
           <w:i w:val="0"/>
         </w:rPr>
-        <w:t>B039 partial:</w:t>
-      </w:r>
-      <w:r>
-        <w:rPr>
-          <w:rFonts w:ascii="Liberation Serif" w:hAnsi="Liberation Serif" w:eastAsia="Liberation Serif"/>
-          <w:b w:val="0"/>
-          <w:i w:val="0"/>
-        </w:rPr>
-        <w:t xml:space="preserve"> Owsley fire </w:t>
-      </w:r>
-      <w:r>
-        <w:rPr>
-          <w:rFonts w:ascii="Liberation Serif" w:hAnsi="Liberation Serif" w:eastAsia="Liberation Serif"/>
-          <w:b/>
-          <w:i w:val="0"/>
-        </w:rPr>
-        <w:t>29 Jan 1929</w:t>
-      </w:r>
-      <w:r>
-        <w:rPr>
-          <w:rFonts w:ascii="Liberation Serif" w:hAnsi="Liberation Serif" w:eastAsia="Liberation Serif"/>
-          <w:b w:val="0"/>
-          <w:i w:val="0"/>
-        </w:rPr>
-        <w:t xml:space="preserve"> + VS gaps </w:t>
-      </w:r>
-      <w:r>
-        <w:rPr>
-          <w:rFonts w:ascii="Liberation Serif" w:hAnsi="Liberation Serif" w:eastAsia="Liberation Serif"/>
-          <w:b/>
-          <w:i w:val="0"/>
-        </w:rPr>
-        <w:t>1879–1902 / 1905–1907</w:t>
-      </w:r>
-      <w:r>
-        <w:rPr>
-          <w:rFonts w:ascii="Liberation Serif" w:hAnsi="Liberation Serif" w:eastAsia="Liberation Serif"/>
-          <w:b w:val="0"/>
-          <w:i w:val="0"/>
-        </w:rPr>
-        <w:t xml:space="preserve">. Lee 1–37 nil party. 1910 Owsley + 1911–1945 DC nil Robert+Sallie. Hayes </w:t>
-      </w:r>
-      <w:r>
-        <w:rPr>
-          <w:rFonts w:ascii="Liberation Serif" w:hAnsi="Liberation Serif" w:eastAsia="Liberation Serif"/>
-          <w:b/>
-          <w:i w:val="0"/>
-        </w:rPr>
-        <w:t>818120</w:t>
-      </w:r>
-      <w:r>
-        <w:rPr>
-          <w:rFonts w:ascii="Liberation Serif" w:hAnsi="Liberation Serif" w:eastAsia="Liberation Serif"/>
-          <w:b w:val="0"/>
-          <w:i w:val="0"/>
-        </w:rPr>
-        <w:t xml:space="preserve"> / Smith </w:t>
-      </w:r>
-      <w:r>
-        <w:rPr>
-          <w:rFonts w:ascii="Liberation Serif" w:hAnsi="Liberation Serif" w:eastAsia="Liberation Serif"/>
-          <w:b/>
-          <w:i w:val="0"/>
-        </w:rPr>
-        <w:t>733757</w:t>
-      </w:r>
-      <w:r>
-        <w:rPr>
-          <w:rFonts w:ascii="Liberation Serif" w:hAnsi="Liberation Serif" w:eastAsia="Liberation Serif"/>
-          <w:b w:val="0"/>
-          <w:i w:val="0"/>
-        </w:rPr>
-        <w:t xml:space="preserve"> unread (</w:t>
-      </w:r>
-      <w:r>
-        <w:rPr>
-          <w:rFonts w:ascii="Liberation Serif" w:hAnsi="Liberation Serif" w:eastAsia="Liberation Serif"/>
-          <w:b/>
-          <w:i w:val="0"/>
-        </w:rPr>
-        <w:t>C471–C483</w:t>
-      </w:r>
-      <w:r>
-        <w:rPr>
-          <w:rFonts w:ascii="Liberation Serif" w:hAnsi="Liberation Serif" w:eastAsia="Liberation Serif"/>
-          <w:b w:val="0"/>
-          <w:i w:val="0"/>
-        </w:rPr>
-        <w:t xml:space="preserve">, </w:t>
-      </w:r>
-      <w:r>
-        <w:rPr>
-          <w:rFonts w:ascii="Liberation Serif" w:hAnsi="Liberation Serif" w:eastAsia="Liberation Serif"/>
-          <w:b/>
-          <w:i w:val="0"/>
-        </w:rPr>
-        <w:t>R014</w:t>
-      </w:r>
-      <w:r>
-        <w:rPr>
-          <w:rFonts w:ascii="Liberation Serif" w:hAnsi="Liberation Serif" w:eastAsia="Liberation Serif"/>
-          <w:b w:val="0"/>
-          <w:i w:val="0"/>
-        </w:rPr>
-        <w:t>).</w:t>
+        <w:t>B015 partial:</w:t>
+      </w:r>
+      <w:r>
+        <w:rPr>
+          <w:rFonts w:ascii="Liberation Serif" w:hAnsi="Liberation Serif" w:eastAsia="Liberation Serif"/>
+          <w:b w:val="0"/>
+          <w:i w:val="0"/>
+        </w:rPr>
+        <w:t xml:space="preserve"> TN index </w:t>
+      </w:r>
+      <w:r>
+        <w:rPr>
+          <w:rFonts w:ascii="Liberation Serif" w:hAnsi="Liberation Serif" w:eastAsia="Liberation Serif"/>
+          <w:b/>
+          <w:i w:val="0"/>
+        </w:rPr>
+        <w:t>BUNCH MARY M</w:t>
+      </w:r>
+      <w:r>
+        <w:rPr>
+          <w:rFonts w:ascii="Liberation Serif" w:hAnsi="Liberation Serif" w:eastAsia="Liberation Serif"/>
+          <w:b w:val="0"/>
+          <w:i w:val="0"/>
+        </w:rPr>
+        <w:t xml:space="preserve"> 11 Mar 1981 Knox file </w:t>
+      </w:r>
+      <w:r>
+        <w:rPr>
+          <w:rFonts w:ascii="Liberation Serif" w:hAnsi="Liberation Serif" w:eastAsia="Liberation Serif"/>
+          <w:b/>
+          <w:i w:val="0"/>
+        </w:rPr>
+        <w:t>09021</w:t>
+      </w:r>
+      <w:r>
+        <w:rPr>
+          <w:rFonts w:ascii="Liberation Serif" w:hAnsi="Liberation Serif" w:eastAsia="Liberation Serif"/>
+          <w:b w:val="0"/>
+          <w:i w:val="0"/>
+        </w:rPr>
+        <w:t xml:space="preserve">. vs P007 </w:t>
+      </w:r>
+      <w:r>
+        <w:rPr>
+          <w:rFonts w:ascii="Liberation Serif" w:hAnsi="Liberation Serif" w:eastAsia="Liberation Serif"/>
+          <w:b/>
+          <w:i w:val="0"/>
+        </w:rPr>
+        <w:t>PROBABLE</w:t>
+      </w:r>
+      <w:r>
+        <w:rPr>
+          <w:rFonts w:ascii="Liberation Serif" w:hAnsi="Liberation Serif" w:eastAsia="Liberation Serif"/>
+          <w:b w:val="0"/>
+          <w:i w:val="0"/>
+        </w:rPr>
+        <w:t>. Certificate / parents unread (</w:t>
+      </w:r>
+      <w:r>
+        <w:rPr>
+          <w:rFonts w:ascii="Liberation Serif" w:hAnsi="Liberation Serif" w:eastAsia="Liberation Serif"/>
+          <w:b/>
+          <w:i w:val="0"/>
+        </w:rPr>
+        <w:t>C446–C456</w:t>
+      </w:r>
+      <w:r>
+        <w:rPr>
+          <w:rFonts w:ascii="Liberation Serif" w:hAnsi="Liberation Serif" w:eastAsia="Liberation Serif"/>
+          <w:b w:val="0"/>
+          <w:i w:val="0"/>
+        </w:rPr>
+        <w:t xml:space="preserve">). Hazel E. Bunch 1 May 1999 Knox file </w:t>
+      </w:r>
+      <w:r>
+        <w:rPr>
+          <w:rFonts w:ascii="Liberation Serif" w:hAnsi="Liberation Serif" w:eastAsia="Liberation Serif"/>
+          <w:b/>
+          <w:i w:val="0"/>
+        </w:rPr>
+        <w:t>20106</w:t>
+      </w:r>
+      <w:r>
+        <w:rPr>
+          <w:rFonts w:ascii="Liberation Serif" w:hAnsi="Liberation Serif" w:eastAsia="Liberation Serif"/>
+          <w:b w:val="0"/>
+          <w:i w:val="0"/>
+        </w:rPr>
+        <w:t xml:space="preserve"> (</w:t>
+      </w:r>
+      <w:r>
+        <w:rPr>
+          <w:rFonts w:ascii="Liberation Serif" w:hAnsi="Liberation Serif" w:eastAsia="Liberation Serif"/>
+          <w:b/>
+          <w:i w:val="0"/>
+        </w:rPr>
+        <w:t>C452 C453</w:t>
+      </w:r>
+      <w:r>
+        <w:rPr>
+          <w:rFonts w:ascii="Liberation Serif" w:hAnsi="Liberation Serif" w:eastAsia="Liberation Serif"/>
+          <w:b w:val="0"/>
+          <w:i w:val="0"/>
+        </w:rPr>
+        <w:t>). Living descendants withheld.</w:t>
       </w:r>
     </w:p>
     <w:p>
@@ -8245,119 +8479,103 @@
           <w:b/>
           <w:i w:val="0"/>
         </w:rPr>
-        <w:t>B014 partial:</w:t>
-      </w:r>
-      <w:r>
-        <w:rPr>
-          <w:rFonts w:ascii="Liberation Serif" w:hAnsi="Liberation Serif" w:eastAsia="Liberation Serif"/>
-          <w:b w:val="0"/>
-          <w:i w:val="0"/>
-        </w:rPr>
-        <w:t xml:space="preserve"> Hardin K. Gray KY index vol </w:t>
-      </w:r>
-      <w:r>
-        <w:rPr>
-          <w:rFonts w:ascii="Liberation Serif" w:hAnsi="Liberation Serif" w:eastAsia="Liberation Serif"/>
-          <w:b/>
-          <w:i w:val="0"/>
-        </w:rPr>
-        <w:t>042</w:t>
-      </w:r>
-      <w:r>
-        <w:rPr>
-          <w:rFonts w:ascii="Liberation Serif" w:hAnsi="Liberation Serif" w:eastAsia="Liberation Serif"/>
-          <w:b w:val="0"/>
-          <w:i w:val="0"/>
-        </w:rPr>
-        <w:t xml:space="preserve"> #</w:t>
-      </w:r>
-      <w:r>
-        <w:rPr>
-          <w:rFonts w:ascii="Liberation Serif" w:hAnsi="Liberation Serif" w:eastAsia="Liberation Serif"/>
-          <w:b/>
-          <w:i w:val="0"/>
-        </w:rPr>
-        <w:t>20591</w:t>
-      </w:r>
-      <w:r>
-        <w:rPr>
-          <w:rFonts w:ascii="Liberation Serif" w:hAnsi="Liberation Serif" w:eastAsia="Liberation Serif"/>
-          <w:b w:val="0"/>
-          <w:i w:val="0"/>
-        </w:rPr>
-        <w:t xml:space="preserve"> — death </w:t>
-      </w:r>
-      <w:r>
-        <w:rPr>
-          <w:rFonts w:ascii="Liberation Serif" w:hAnsi="Liberation Serif" w:eastAsia="Liberation Serif"/>
-          <w:b/>
-          <w:i w:val="0"/>
-        </w:rPr>
-        <w:t>Fayette</w:t>
-      </w:r>
-      <w:r>
-        <w:rPr>
-          <w:rFonts w:ascii="Liberation Serif" w:hAnsi="Liberation Serif" w:eastAsia="Liberation Serif"/>
-          <w:b w:val="0"/>
-          <w:i w:val="0"/>
-        </w:rPr>
-        <w:t xml:space="preserve">, residence </w:t>
-      </w:r>
-      <w:r>
-        <w:rPr>
-          <w:rFonts w:ascii="Liberation Serif" w:hAnsi="Liberation Serif" w:eastAsia="Liberation Serif"/>
-          <w:b/>
-          <w:i w:val="0"/>
-        </w:rPr>
-        <w:t>Lee</w:t>
-      </w:r>
-      <w:r>
-        <w:rPr>
-          <w:rFonts w:ascii="Liberation Serif" w:hAnsi="Liberation Serif" w:eastAsia="Liberation Serif"/>
-          <w:b w:val="0"/>
-          <w:i w:val="0"/>
-        </w:rPr>
-        <w:t xml:space="preserve">, 7 Sep 1967 (conflict </w:t>
-      </w:r>
-      <w:r>
-        <w:rPr>
-          <w:rFonts w:ascii="Liberation Serif" w:hAnsi="Liberation Serif" w:eastAsia="Liberation Serif"/>
-          <w:b/>
-          <w:i w:val="0"/>
-        </w:rPr>
-        <w:t>#27</w:t>
-      </w:r>
-      <w:r>
-        <w:rPr>
-          <w:rFonts w:ascii="Liberation Serif" w:hAnsi="Liberation Serif" w:eastAsia="Liberation Serif"/>
-          <w:b w:val="0"/>
-          <w:i w:val="0"/>
-        </w:rPr>
-        <w:t xml:space="preserve">). Vestie 1958 paper names </w:t>
-      </w:r>
-      <w:r>
-        <w:rPr>
-          <w:rFonts w:ascii="Liberation Serif" w:hAnsi="Liberation Serif" w:eastAsia="Liberation Serif"/>
-          <w:b/>
-          <w:i w:val="0"/>
-        </w:rPr>
-        <w:t>H. K. Grey, Arvel</w:t>
-      </w:r>
-      <w:r>
-        <w:rPr>
-          <w:rFonts w:ascii="Liberation Serif" w:hAnsi="Liberation Serif" w:eastAsia="Liberation Serif"/>
-          <w:b w:val="0"/>
-          <w:i w:val="0"/>
-        </w:rPr>
-        <w:t>. Certificate unread (</w:t>
-      </w:r>
-      <w:r>
-        <w:rPr>
-          <w:rFonts w:ascii="Liberation Serif" w:hAnsi="Liberation Serif" w:eastAsia="Liberation Serif"/>
-          <w:b/>
-          <w:i w:val="0"/>
-        </w:rPr>
-        <w:t>C435–C445</w:t>
+        <w:t>B039 partial:</w:t>
+      </w:r>
+      <w:r>
+        <w:rPr>
+          <w:rFonts w:ascii="Liberation Serif" w:hAnsi="Liberation Serif" w:eastAsia="Liberation Serif"/>
+          <w:b w:val="0"/>
+          <w:i w:val="0"/>
+        </w:rPr>
+        <w:t xml:space="preserve"> Owsley fire </w:t>
+      </w:r>
+      <w:r>
+        <w:rPr>
+          <w:rFonts w:ascii="Liberation Serif" w:hAnsi="Liberation Serif" w:eastAsia="Liberation Serif"/>
+          <w:b/>
+          <w:i w:val="0"/>
+        </w:rPr>
+        <w:t>29 Jan 1929</w:t>
+      </w:r>
+      <w:r>
+        <w:rPr>
+          <w:rFonts w:ascii="Liberation Serif" w:hAnsi="Liberation Serif" w:eastAsia="Liberation Serif"/>
+          <w:b w:val="0"/>
+          <w:i w:val="0"/>
+        </w:rPr>
+        <w:t xml:space="preserve"> + VS gaps </w:t>
+      </w:r>
+      <w:r>
+        <w:rPr>
+          <w:rFonts w:ascii="Liberation Serif" w:hAnsi="Liberation Serif" w:eastAsia="Liberation Serif"/>
+          <w:b/>
+          <w:i w:val="0"/>
+        </w:rPr>
+        <w:t>1879–1902 / 1905–1907</w:t>
+      </w:r>
+      <w:r>
+        <w:rPr>
+          <w:rFonts w:ascii="Liberation Serif" w:hAnsi="Liberation Serif" w:eastAsia="Liberation Serif"/>
+          <w:b w:val="0"/>
+          <w:i w:val="0"/>
+        </w:rPr>
+        <w:t xml:space="preserve">. Lee 1–37 nil party. 1910 Owsley + 1911–1945 DC nil Robert+Sallie. Hayes </w:t>
+      </w:r>
+      <w:r>
+        <w:rPr>
+          <w:rFonts w:ascii="Liberation Serif" w:hAnsi="Liberation Serif" w:eastAsia="Liberation Serif"/>
+          <w:b/>
+          <w:i w:val="0"/>
+        </w:rPr>
+        <w:t>818120</w:t>
+      </w:r>
+      <w:r>
+        <w:rPr>
+          <w:rFonts w:ascii="Liberation Serif" w:hAnsi="Liberation Serif" w:eastAsia="Liberation Serif"/>
+          <w:b w:val="0"/>
+          <w:i w:val="0"/>
+        </w:rPr>
+        <w:t xml:space="preserve"> / Smith </w:t>
+      </w:r>
+      <w:r>
+        <w:rPr>
+          <w:rFonts w:ascii="Liberation Serif" w:hAnsi="Liberation Serif" w:eastAsia="Liberation Serif"/>
+          <w:b/>
+          <w:i w:val="0"/>
+        </w:rPr>
+        <w:t>733757</w:t>
+      </w:r>
+      <w:r>
+        <w:rPr>
+          <w:rFonts w:ascii="Liberation Serif" w:hAnsi="Liberation Serif" w:eastAsia="Liberation Serif"/>
+          <w:b w:val="0"/>
+          <w:i w:val="0"/>
+        </w:rPr>
+        <w:t xml:space="preserve"> unread (</w:t>
+      </w:r>
+      <w:r>
+        <w:rPr>
+          <w:rFonts w:ascii="Liberation Serif" w:hAnsi="Liberation Serif" w:eastAsia="Liberation Serif"/>
+          <w:b/>
+          <w:i w:val="0"/>
+        </w:rPr>
+        <w:t>C471–C483</w:t>
+      </w:r>
+      <w:r>
+        <w:rPr>
+          <w:rFonts w:ascii="Liberation Serif" w:hAnsi="Liberation Serif" w:eastAsia="Liberation Serif"/>
+          <w:b w:val="0"/>
+          <w:i w:val="0"/>
+        </w:rPr>
+        <w:t xml:space="preserve">, </w:t>
+      </w:r>
+      <w:r>
+        <w:rPr>
+          <w:rFonts w:ascii="Liberation Serif" w:hAnsi="Liberation Serif" w:eastAsia="Liberation Serif"/>
+          <w:b/>
+          <w:i w:val="0"/>
+        </w:rPr>
+        <w:t>R014</w:t>
       </w:r>
       <w:r>
         <w:rPr>
@@ -8378,103 +8596,119 @@
           <w:b/>
           <w:i w:val="0"/>
         </w:rPr>
-        <w:t>B007 partial:</w:t>
-      </w:r>
-      <w:r>
-        <w:rPr>
-          <w:rFonts w:ascii="Liberation Serif" w:hAnsi="Liberation Serif" w:eastAsia="Liberation Serif"/>
-          <w:b w:val="0"/>
-          <w:i w:val="0"/>
-        </w:rPr>
-        <w:t xml:space="preserve"> 1900 Liberty Township </w:t>
-      </w:r>
-      <w:r>
-        <w:rPr>
-          <w:rFonts w:ascii="Liberation Serif" w:hAnsi="Liberation Serif" w:eastAsia="Liberation Serif"/>
-          <w:b/>
-          <w:i w:val="0"/>
-        </w:rPr>
-        <w:t>closed</w:t>
-      </w:r>
-      <w:r>
-        <w:rPr>
-          <w:rFonts w:ascii="Liberation Serif" w:hAnsi="Liberation Serif" w:eastAsia="Liberation Serif"/>
-          <w:b w:val="0"/>
-          <w:i w:val="0"/>
-        </w:rPr>
-        <w:t xml:space="preserve"> (ED </w:t>
-      </w:r>
-      <w:r>
-        <w:rPr>
-          <w:rFonts w:ascii="Liberation Serif" w:hAnsi="Liberation Serif" w:eastAsia="Liberation Serif"/>
-          <w:b/>
-          <w:i w:val="0"/>
-        </w:rPr>
-        <w:t>4</w:t>
-      </w:r>
-      <w:r>
-        <w:rPr>
-          <w:rFonts w:ascii="Liberation Serif" w:hAnsi="Liberation Serif" w:eastAsia="Liberation Serif"/>
-          <w:b w:val="0"/>
-          <w:i w:val="0"/>
-        </w:rPr>
-        <w:t xml:space="preserve"> entire + ED </w:t>
-      </w:r>
-      <w:r>
-        <w:rPr>
-          <w:rFonts w:ascii="Liberation Serif" w:hAnsi="Liberation Serif" w:eastAsia="Liberation Serif"/>
-          <w:b/>
-          <w:i w:val="0"/>
-        </w:rPr>
-        <w:t>5</w:t>
-      </w:r>
-      <w:r>
-        <w:rPr>
-          <w:rFonts w:ascii="Liberation Serif" w:hAnsi="Liberation Serif" w:eastAsia="Liberation Serif"/>
-          <w:b w:val="0"/>
-          <w:i w:val="0"/>
-        </w:rPr>
-        <w:t xml:space="preserve"> entire). 1910 John Sullivan’s wife is </w:t>
-      </w:r>
-      <w:r>
-        <w:rPr>
-          <w:rFonts w:ascii="Liberation Serif" w:hAnsi="Liberation Serif" w:eastAsia="Liberation Serif"/>
-          <w:b/>
-          <w:i w:val="0"/>
-        </w:rPr>
-        <w:t>Ida M.</w:t>
-      </w:r>
-      <w:r>
-        <w:rPr>
-          <w:rFonts w:ascii="Liberation Serif" w:hAnsi="Liberation Serif" w:eastAsia="Liberation Serif"/>
-          <w:b w:val="0"/>
-          <w:i w:val="0"/>
-        </w:rPr>
-        <w:t xml:space="preserve"> John still unplaced in 1900. Residual: S-415 continuation; Bollinger ED </w:t>
-      </w:r>
-      <w:r>
-        <w:rPr>
-          <w:rFonts w:ascii="Liberation Serif" w:hAnsi="Liberation Serif" w:eastAsia="Liberation Serif"/>
-          <w:b/>
-          <w:i w:val="0"/>
-        </w:rPr>
-        <w:t>1/2/3/6</w:t>
-      </w:r>
-      <w:r>
-        <w:rPr>
-          <w:rFonts w:ascii="Liberation Serif" w:hAnsi="Liberation Serif" w:eastAsia="Liberation Serif"/>
-          <w:b w:val="0"/>
-          <w:i w:val="0"/>
-        </w:rPr>
-        <w:t xml:space="preserve"> (</w:t>
-      </w:r>
-      <w:r>
-        <w:rPr>
-          <w:rFonts w:ascii="Liberation Serif" w:hAnsi="Liberation Serif" w:eastAsia="Liberation Serif"/>
-          <w:b/>
-          <w:i w:val="0"/>
-        </w:rPr>
-        <w:t>C457–C463</w:t>
+        <w:t>B014 partial:</w:t>
+      </w:r>
+      <w:r>
+        <w:rPr>
+          <w:rFonts w:ascii="Liberation Serif" w:hAnsi="Liberation Serif" w:eastAsia="Liberation Serif"/>
+          <w:b w:val="0"/>
+          <w:i w:val="0"/>
+        </w:rPr>
+        <w:t xml:space="preserve"> Hardin K. Gray KY index vol </w:t>
+      </w:r>
+      <w:r>
+        <w:rPr>
+          <w:rFonts w:ascii="Liberation Serif" w:hAnsi="Liberation Serif" w:eastAsia="Liberation Serif"/>
+          <w:b/>
+          <w:i w:val="0"/>
+        </w:rPr>
+        <w:t>042</w:t>
+      </w:r>
+      <w:r>
+        <w:rPr>
+          <w:rFonts w:ascii="Liberation Serif" w:hAnsi="Liberation Serif" w:eastAsia="Liberation Serif"/>
+          <w:b w:val="0"/>
+          <w:i w:val="0"/>
+        </w:rPr>
+        <w:t xml:space="preserve"> #</w:t>
+      </w:r>
+      <w:r>
+        <w:rPr>
+          <w:rFonts w:ascii="Liberation Serif" w:hAnsi="Liberation Serif" w:eastAsia="Liberation Serif"/>
+          <w:b/>
+          <w:i w:val="0"/>
+        </w:rPr>
+        <w:t>20591</w:t>
+      </w:r>
+      <w:r>
+        <w:rPr>
+          <w:rFonts w:ascii="Liberation Serif" w:hAnsi="Liberation Serif" w:eastAsia="Liberation Serif"/>
+          <w:b w:val="0"/>
+          <w:i w:val="0"/>
+        </w:rPr>
+        <w:t xml:space="preserve"> — death </w:t>
+      </w:r>
+      <w:r>
+        <w:rPr>
+          <w:rFonts w:ascii="Liberation Serif" w:hAnsi="Liberation Serif" w:eastAsia="Liberation Serif"/>
+          <w:b/>
+          <w:i w:val="0"/>
+        </w:rPr>
+        <w:t>Fayette</w:t>
+      </w:r>
+      <w:r>
+        <w:rPr>
+          <w:rFonts w:ascii="Liberation Serif" w:hAnsi="Liberation Serif" w:eastAsia="Liberation Serif"/>
+          <w:b w:val="0"/>
+          <w:i w:val="0"/>
+        </w:rPr>
+        <w:t xml:space="preserve">, residence </w:t>
+      </w:r>
+      <w:r>
+        <w:rPr>
+          <w:rFonts w:ascii="Liberation Serif" w:hAnsi="Liberation Serif" w:eastAsia="Liberation Serif"/>
+          <w:b/>
+          <w:i w:val="0"/>
+        </w:rPr>
+        <w:t>Lee</w:t>
+      </w:r>
+      <w:r>
+        <w:rPr>
+          <w:rFonts w:ascii="Liberation Serif" w:hAnsi="Liberation Serif" w:eastAsia="Liberation Serif"/>
+          <w:b w:val="0"/>
+          <w:i w:val="0"/>
+        </w:rPr>
+        <w:t xml:space="preserve">, 7 Sep 1967 (conflict </w:t>
+      </w:r>
+      <w:r>
+        <w:rPr>
+          <w:rFonts w:ascii="Liberation Serif" w:hAnsi="Liberation Serif" w:eastAsia="Liberation Serif"/>
+          <w:b/>
+          <w:i w:val="0"/>
+        </w:rPr>
+        <w:t>#27</w:t>
+      </w:r>
+      <w:r>
+        <w:rPr>
+          <w:rFonts w:ascii="Liberation Serif" w:hAnsi="Liberation Serif" w:eastAsia="Liberation Serif"/>
+          <w:b w:val="0"/>
+          <w:i w:val="0"/>
+        </w:rPr>
+        <w:t xml:space="preserve">). Vestie 1958 paper names </w:t>
+      </w:r>
+      <w:r>
+        <w:rPr>
+          <w:rFonts w:ascii="Liberation Serif" w:hAnsi="Liberation Serif" w:eastAsia="Liberation Serif"/>
+          <w:b/>
+          <w:i w:val="0"/>
+        </w:rPr>
+        <w:t>H. K. Grey, Arvel</w:t>
+      </w:r>
+      <w:r>
+        <w:rPr>
+          <w:rFonts w:ascii="Liberation Serif" w:hAnsi="Liberation Serif" w:eastAsia="Liberation Serif"/>
+          <w:b w:val="0"/>
+          <w:i w:val="0"/>
+        </w:rPr>
+        <w:t>. Certificate unread (</w:t>
+      </w:r>
+      <w:r>
+        <w:rPr>
+          <w:rFonts w:ascii="Liberation Serif" w:hAnsi="Liberation Serif" w:eastAsia="Liberation Serif"/>
+          <w:b/>
+          <w:i w:val="0"/>
+        </w:rPr>
+        <w:t>C435–C445</w:t>
       </w:r>
       <w:r>
         <w:rPr>
@@ -8495,151 +8729,87 @@
           <w:b/>
           <w:i w:val="0"/>
         </w:rPr>
-        <w:t>FAN residual:</w:t>
-      </w:r>
-      <w:r>
-        <w:rPr>
-          <w:rFonts w:ascii="Liberation Serif" w:hAnsi="Liberation Serif" w:eastAsia="Liberation Serif"/>
-          <w:b w:val="0"/>
-          <w:i w:val="0"/>
-        </w:rPr>
-        <w:t xml:space="preserve"> B057 </w:t>
-      </w:r>
-      <w:r>
-        <w:rPr>
-          <w:rFonts w:ascii="Liberation Serif" w:hAnsi="Liberation Serif" w:eastAsia="Liberation Serif"/>
-          <w:b/>
-          <w:i w:val="0"/>
-        </w:rPr>
-        <w:t>done</w:t>
-      </w:r>
-      <w:r>
-        <w:rPr>
-          <w:rFonts w:ascii="Liberation Serif" w:hAnsi="Liberation Serif" w:eastAsia="Liberation Serif"/>
-          <w:b w:val="0"/>
-          <w:i w:val="0"/>
-        </w:rPr>
-        <w:t xml:space="preserve"> for the remote stone/index pass (</w:t>
-      </w:r>
-      <w:r>
-        <w:rPr>
-          <w:rFonts w:ascii="Liberation Serif" w:hAnsi="Liberation Serif" w:eastAsia="Liberation Serif"/>
-          <w:b/>
-          <w:i w:val="0"/>
-        </w:rPr>
-        <w:t>C383–C398</w:t>
-      </w:r>
-      <w:r>
-        <w:rPr>
-          <w:rFonts w:ascii="Liberation Serif" w:hAnsi="Liberation Serif" w:eastAsia="Liberation Serif"/>
-          <w:b w:val="0"/>
-          <w:i w:val="0"/>
-        </w:rPr>
-        <w:t xml:space="preserve">). Vincent Newman Family Cemetery located; Edward stone </w:t>
-      </w:r>
-      <w:r>
-        <w:rPr>
-          <w:rFonts w:ascii="Liberation Serif" w:hAnsi="Liberation Serif" w:eastAsia="Liberation Serif"/>
-          <w:b/>
-          <w:i w:val="0"/>
-        </w:rPr>
-        <w:t>image seen</w:t>
-      </w:r>
-      <w:r>
-        <w:rPr>
-          <w:rFonts w:ascii="Liberation Serif" w:hAnsi="Liberation Serif" w:eastAsia="Liberation Serif"/>
-          <w:b w:val="0"/>
-          <w:i w:val="0"/>
-        </w:rPr>
-        <w:t xml:space="preserve">; Madison 1936 ages </w:t>
-      </w:r>
-      <w:r>
-        <w:rPr>
-          <w:rFonts w:ascii="Liberation Serif" w:hAnsi="Liberation Serif" w:eastAsia="Liberation Serif"/>
-          <w:b/>
-          <w:i w:val="0"/>
-        </w:rPr>
-        <w:t>017</w:t>
-      </w:r>
-      <w:r>
-        <w:rPr>
-          <w:rFonts w:ascii="Liberation Serif" w:hAnsi="Liberation Serif" w:eastAsia="Liberation Serif"/>
-          <w:b w:val="0"/>
-          <w:i w:val="0"/>
-        </w:rPr>
-        <w:t xml:space="preserve">. Still unread: Madison/Lee DC </w:t>
-      </w:r>
-      <w:r>
-        <w:rPr>
-          <w:rFonts w:ascii="Liberation Serif" w:hAnsi="Liberation Serif" w:eastAsia="Liberation Serif"/>
-          <w:b/>
-          <w:i w:val="0"/>
-        </w:rPr>
-        <w:t>images</w:t>
-      </w:r>
-      <w:r>
-        <w:rPr>
-          <w:rFonts w:ascii="Liberation Serif" w:hAnsi="Liberation Serif" w:eastAsia="Liberation Serif"/>
-          <w:b w:val="0"/>
-          <w:i w:val="0"/>
-        </w:rPr>
-        <w:t xml:space="preserve">, Owsley 1920 book, Smith 1843–1929 marriages; Callie/Dorothy/Everett FAG </w:t>
-      </w:r>
-      <w:r>
-        <w:rPr>
-          <w:rFonts w:ascii="Liberation Serif" w:hAnsi="Liberation Serif" w:eastAsia="Liberation Serif"/>
-          <w:b/>
-          <w:i w:val="0"/>
-        </w:rPr>
-        <w:t>no photos</w:t>
-      </w:r>
-      <w:r>
-        <w:rPr>
-          <w:rFonts w:ascii="Liberation Serif" w:hAnsi="Liberation Serif" w:eastAsia="Liberation Serif"/>
-          <w:b w:val="0"/>
-          <w:i w:val="0"/>
-        </w:rPr>
-        <w:t xml:space="preserve">. Grant=Frank and John of Owsley still </w:t>
-      </w:r>
-      <w:r>
-        <w:rPr>
-          <w:rFonts w:ascii="Liberation Serif" w:hAnsi="Liberation Serif" w:eastAsia="Liberation Serif"/>
-          <w:b/>
-          <w:i w:val="0"/>
-        </w:rPr>
-        <w:t>POSSIBLE</w:t>
-      </w:r>
-      <w:r>
-        <w:rPr>
-          <w:rFonts w:ascii="Liberation Serif" w:hAnsi="Liberation Serif" w:eastAsia="Liberation Serif"/>
-          <w:b w:val="0"/>
-          <w:i w:val="0"/>
-        </w:rPr>
-        <w:t xml:space="preserve">. </w:t>
-      </w:r>
-      <w:r>
-        <w:rPr>
-          <w:rFonts w:ascii="Liberation Serif" w:hAnsi="Liberation Serif" w:eastAsia="Liberation Serif"/>
-          <w:b/>
-          <w:i w:val="0"/>
-        </w:rPr>
-        <w:t>B054 done</w:t>
-      </w:r>
-      <w:r>
-        <w:rPr>
-          <w:rFonts w:ascii="Liberation Serif" w:hAnsi="Liberation Serif" w:eastAsia="Liberation Serif"/>
-          <w:b w:val="0"/>
-          <w:i w:val="0"/>
-        </w:rPr>
-        <w:t xml:space="preserve"> — Carter Cove stones </w:t>
-      </w:r>
-      <w:r>
-        <w:rPr>
-          <w:rFonts w:ascii="Liberation Serif" w:hAnsi="Liberation Serif" w:eastAsia="Liberation Serif"/>
-          <w:b/>
-          <w:i w:val="0"/>
-        </w:rPr>
-        <w:t>image seen</w:t>
+        <w:t>B007 partial:</w:t>
+      </w:r>
+      <w:r>
+        <w:rPr>
+          <w:rFonts w:ascii="Liberation Serif" w:hAnsi="Liberation Serif" w:eastAsia="Liberation Serif"/>
+          <w:b w:val="0"/>
+          <w:i w:val="0"/>
+        </w:rPr>
+        <w:t xml:space="preserve"> 1900 Liberty Township </w:t>
+      </w:r>
+      <w:r>
+        <w:rPr>
+          <w:rFonts w:ascii="Liberation Serif" w:hAnsi="Liberation Serif" w:eastAsia="Liberation Serif"/>
+          <w:b/>
+          <w:i w:val="0"/>
+        </w:rPr>
+        <w:t>closed</w:t>
+      </w:r>
+      <w:r>
+        <w:rPr>
+          <w:rFonts w:ascii="Liberation Serif" w:hAnsi="Liberation Serif" w:eastAsia="Liberation Serif"/>
+          <w:b w:val="0"/>
+          <w:i w:val="0"/>
+        </w:rPr>
+        <w:t xml:space="preserve"> (ED </w:t>
+      </w:r>
+      <w:r>
+        <w:rPr>
+          <w:rFonts w:ascii="Liberation Serif" w:hAnsi="Liberation Serif" w:eastAsia="Liberation Serif"/>
+          <w:b/>
+          <w:i w:val="0"/>
+        </w:rPr>
+        <w:t>4</w:t>
+      </w:r>
+      <w:r>
+        <w:rPr>
+          <w:rFonts w:ascii="Liberation Serif" w:hAnsi="Liberation Serif" w:eastAsia="Liberation Serif"/>
+          <w:b w:val="0"/>
+          <w:i w:val="0"/>
+        </w:rPr>
+        <w:t xml:space="preserve"> entire + ED </w:t>
+      </w:r>
+      <w:r>
+        <w:rPr>
+          <w:rFonts w:ascii="Liberation Serif" w:hAnsi="Liberation Serif" w:eastAsia="Liberation Serif"/>
+          <w:b/>
+          <w:i w:val="0"/>
+        </w:rPr>
+        <w:t>5</w:t>
+      </w:r>
+      <w:r>
+        <w:rPr>
+          <w:rFonts w:ascii="Liberation Serif" w:hAnsi="Liberation Serif" w:eastAsia="Liberation Serif"/>
+          <w:b w:val="0"/>
+          <w:i w:val="0"/>
+        </w:rPr>
+        <w:t xml:space="preserve"> entire). 1910 John Sullivan’s wife is </w:t>
+      </w:r>
+      <w:r>
+        <w:rPr>
+          <w:rFonts w:ascii="Liberation Serif" w:hAnsi="Liberation Serif" w:eastAsia="Liberation Serif"/>
+          <w:b/>
+          <w:i w:val="0"/>
+        </w:rPr>
+        <w:t>Ida M.</w:t>
+      </w:r>
+      <w:r>
+        <w:rPr>
+          <w:rFonts w:ascii="Liberation Serif" w:hAnsi="Liberation Serif" w:eastAsia="Liberation Serif"/>
+          <w:b w:val="0"/>
+          <w:i w:val="0"/>
+        </w:rPr>
+        <w:t xml:space="preserve"> John still unplaced in 1900. Residual: S-415 continuation; Bollinger ED </w:t>
+      </w:r>
+      <w:r>
+        <w:rPr>
+          <w:rFonts w:ascii="Liberation Serif" w:hAnsi="Liberation Serif" w:eastAsia="Liberation Serif"/>
+          <w:b/>
+          <w:i w:val="0"/>
+        </w:rPr>
+        <w:t>1/2/3/6</w:t>
       </w:r>
       <w:r>
         <w:rPr>
@@ -8655,135 +8825,7 @@
           <w:b/>
           <w:i w:val="0"/>
         </w:rPr>
-        <w:t>C410–C416</w:t>
-      </w:r>
-      <w:r>
-        <w:rPr>
-          <w:rFonts w:ascii="Liberation Serif" w:hAnsi="Liberation Serif" w:eastAsia="Liberation Serif"/>
-          <w:b w:val="0"/>
-          <w:i w:val="0"/>
-        </w:rPr>
-        <w:t xml:space="preserve">). Luther Riverview stones / DC images unread. </w:t>
-      </w:r>
-      <w:r>
-        <w:rPr>
-          <w:rFonts w:ascii="Liberation Serif" w:hAnsi="Liberation Serif" w:eastAsia="Liberation Serif"/>
-          <w:b/>
-          <w:i w:val="0"/>
-        </w:rPr>
-        <w:t>B051</w:t>
-      </w:r>
-      <w:r>
-        <w:rPr>
-          <w:rFonts w:ascii="Liberation Serif" w:hAnsi="Liberation Serif" w:eastAsia="Liberation Serif"/>
-          <w:b w:val="0"/>
-          <w:i w:val="0"/>
-        </w:rPr>
-        <w:t xml:space="preserve"> Luther death </w:t>
-      </w:r>
-      <w:r>
-        <w:rPr>
-          <w:rFonts w:ascii="Liberation Serif" w:hAnsi="Liberation Serif" w:eastAsia="Liberation Serif"/>
-          <w:b/>
-          <w:i w:val="0"/>
-        </w:rPr>
-        <w:t>done</w:t>
-      </w:r>
-      <w:r>
-        <w:rPr>
-          <w:rFonts w:ascii="Liberation Serif" w:hAnsi="Liberation Serif" w:eastAsia="Liberation Serif"/>
-          <w:b w:val="0"/>
-          <w:i w:val="0"/>
-        </w:rPr>
-        <w:t xml:space="preserve"> (</w:t>
-      </w:r>
-      <w:r>
-        <w:rPr>
-          <w:rFonts w:ascii="Liberation Serif" w:hAnsi="Liberation Serif" w:eastAsia="Liberation Serif"/>
-          <w:b/>
-          <w:i w:val="0"/>
-        </w:rPr>
-        <w:t>C375–C382</w:t>
-      </w:r>
-      <w:r>
-        <w:rPr>
-          <w:rFonts w:ascii="Liberation Serif" w:hAnsi="Liberation Serif" w:eastAsia="Liberation Serif"/>
-          <w:b w:val="0"/>
-          <w:i w:val="0"/>
-        </w:rPr>
-        <w:t xml:space="preserve">). </w:t>
-      </w:r>
-      <w:r>
-        <w:rPr>
-          <w:rFonts w:ascii="Liberation Serif" w:hAnsi="Liberation Serif" w:eastAsia="Liberation Serif"/>
-          <w:b/>
-          <w:i w:val="0"/>
-        </w:rPr>
-        <w:t>B052</w:t>
-      </w:r>
-      <w:r>
-        <w:rPr>
-          <w:rFonts w:ascii="Liberation Serif" w:hAnsi="Liberation Serif" w:eastAsia="Liberation Serif"/>
-          <w:b w:val="0"/>
-          <w:i w:val="0"/>
-        </w:rPr>
-        <w:t xml:space="preserve"> Shelby × Grace </w:t>
-      </w:r>
-      <w:r>
-        <w:rPr>
-          <w:rFonts w:ascii="Liberation Serif" w:hAnsi="Liberation Serif" w:eastAsia="Liberation Serif"/>
-          <w:b/>
-          <w:i w:val="0"/>
-        </w:rPr>
-        <w:t>done</w:t>
-      </w:r>
-      <w:r>
-        <w:rPr>
-          <w:rFonts w:ascii="Liberation Serif" w:hAnsi="Liberation Serif" w:eastAsia="Liberation Serif"/>
-          <w:b w:val="0"/>
-          <w:i w:val="0"/>
-        </w:rPr>
-        <w:t xml:space="preserve">. </w:t>
-      </w:r>
-      <w:r>
-        <w:rPr>
-          <w:rFonts w:ascii="Liberation Serif" w:hAnsi="Liberation Serif" w:eastAsia="Liberation Serif"/>
-          <w:b/>
-          <w:i w:val="0"/>
-        </w:rPr>
-        <w:t>B053</w:t>
-      </w:r>
-      <w:r>
-        <w:rPr>
-          <w:rFonts w:ascii="Liberation Serif" w:hAnsi="Liberation Serif" w:eastAsia="Liberation Serif"/>
-          <w:b w:val="0"/>
-          <w:i w:val="0"/>
-        </w:rPr>
-        <w:t xml:space="preserve"> Everett FAN </w:t>
-      </w:r>
-      <w:r>
-        <w:rPr>
-          <w:rFonts w:ascii="Liberation Serif" w:hAnsi="Liberation Serif" w:eastAsia="Liberation Serif"/>
-          <w:b/>
-          <w:i w:val="0"/>
-        </w:rPr>
-        <w:t>done</w:t>
-      </w:r>
-      <w:r>
-        <w:rPr>
-          <w:rFonts w:ascii="Liberation Serif" w:hAnsi="Liberation Serif" w:eastAsia="Liberation Serif"/>
-          <w:b w:val="0"/>
-          <w:i w:val="0"/>
-        </w:rPr>
-        <w:t xml:space="preserve"> (</w:t>
-      </w:r>
-      <w:r>
-        <w:rPr>
-          <w:rFonts w:ascii="Liberation Serif" w:hAnsi="Liberation Serif" w:eastAsia="Liberation Serif"/>
-          <w:b/>
-          <w:i w:val="0"/>
-        </w:rPr>
-        <w:t>C349–C365</w:t>
+        <w:t>C457–C463</w:t>
       </w:r>
       <w:r>
         <w:rPr>
@@ -8801,26 +8843,306 @@
       <w:r>
         <w:rPr>
           <w:rFonts w:ascii="Liberation Serif" w:hAnsi="Liberation Serif" w:eastAsia="Liberation Serif"/>
-          <w:b w:val="0"/>
-          <w:i w:val="0"/>
-        </w:rPr>
-        <w:t xml:space="preserve">Greene 37–43 Stone sweep is </w:t>
-      </w:r>
-      <w:r>
-        <w:rPr>
-          <w:rFonts w:ascii="Liberation Serif" w:hAnsi="Liberation Serif" w:eastAsia="Liberation Serif"/>
-          <w:b/>
-          <w:i w:val="0"/>
-        </w:rPr>
-        <w:t>closed</w:t>
-      </w:r>
-      <w:r>
-        <w:rPr>
-          <w:rFonts w:ascii="Liberation Serif" w:hAnsi="Liberation Serif" w:eastAsia="Liberation Serif"/>
-          <w:b w:val="0"/>
-          <w:i w:val="0"/>
-        </w:rPr>
-        <w:t>. Do not reopen Peebles as a third marriage without a license. Do not print 1868 or 24 February 1906 as facts.</w:t>
+          <w:b/>
+          <w:i w:val="0"/>
+        </w:rPr>
+        <w:t>FAN residual:</w:t>
+      </w:r>
+      <w:r>
+        <w:rPr>
+          <w:rFonts w:ascii="Liberation Serif" w:hAnsi="Liberation Serif" w:eastAsia="Liberation Serif"/>
+          <w:b w:val="0"/>
+          <w:i w:val="0"/>
+        </w:rPr>
+        <w:t xml:space="preserve"> B057 </w:t>
+      </w:r>
+      <w:r>
+        <w:rPr>
+          <w:rFonts w:ascii="Liberation Serif" w:hAnsi="Liberation Serif" w:eastAsia="Liberation Serif"/>
+          <w:b/>
+          <w:i w:val="0"/>
+        </w:rPr>
+        <w:t>done</w:t>
+      </w:r>
+      <w:r>
+        <w:rPr>
+          <w:rFonts w:ascii="Liberation Serif" w:hAnsi="Liberation Serif" w:eastAsia="Liberation Serif"/>
+          <w:b w:val="0"/>
+          <w:i w:val="0"/>
+        </w:rPr>
+        <w:t xml:space="preserve"> for the remote stone/index pass (</w:t>
+      </w:r>
+      <w:r>
+        <w:rPr>
+          <w:rFonts w:ascii="Liberation Serif" w:hAnsi="Liberation Serif" w:eastAsia="Liberation Serif"/>
+          <w:b/>
+          <w:i w:val="0"/>
+        </w:rPr>
+        <w:t>C383–C398</w:t>
+      </w:r>
+      <w:r>
+        <w:rPr>
+          <w:rFonts w:ascii="Liberation Serif" w:hAnsi="Liberation Serif" w:eastAsia="Liberation Serif"/>
+          <w:b w:val="0"/>
+          <w:i w:val="0"/>
+        </w:rPr>
+        <w:t xml:space="preserve">). Vincent Newman Family Cemetery located; Edward stone </w:t>
+      </w:r>
+      <w:r>
+        <w:rPr>
+          <w:rFonts w:ascii="Liberation Serif" w:hAnsi="Liberation Serif" w:eastAsia="Liberation Serif"/>
+          <w:b/>
+          <w:i w:val="0"/>
+        </w:rPr>
+        <w:t>image seen</w:t>
+      </w:r>
+      <w:r>
+        <w:rPr>
+          <w:rFonts w:ascii="Liberation Serif" w:hAnsi="Liberation Serif" w:eastAsia="Liberation Serif"/>
+          <w:b w:val="0"/>
+          <w:i w:val="0"/>
+        </w:rPr>
+        <w:t xml:space="preserve">; Madison 1936 ages </w:t>
+      </w:r>
+      <w:r>
+        <w:rPr>
+          <w:rFonts w:ascii="Liberation Serif" w:hAnsi="Liberation Serif" w:eastAsia="Liberation Serif"/>
+          <w:b/>
+          <w:i w:val="0"/>
+        </w:rPr>
+        <w:t>017</w:t>
+      </w:r>
+      <w:r>
+        <w:rPr>
+          <w:rFonts w:ascii="Liberation Serif" w:hAnsi="Liberation Serif" w:eastAsia="Liberation Serif"/>
+          <w:b w:val="0"/>
+          <w:i w:val="0"/>
+        </w:rPr>
+        <w:t xml:space="preserve">. Still unread: Madison/Lee DC </w:t>
+      </w:r>
+      <w:r>
+        <w:rPr>
+          <w:rFonts w:ascii="Liberation Serif" w:hAnsi="Liberation Serif" w:eastAsia="Liberation Serif"/>
+          <w:b/>
+          <w:i w:val="0"/>
+        </w:rPr>
+        <w:t>images</w:t>
+      </w:r>
+      <w:r>
+        <w:rPr>
+          <w:rFonts w:ascii="Liberation Serif" w:hAnsi="Liberation Serif" w:eastAsia="Liberation Serif"/>
+          <w:b w:val="0"/>
+          <w:i w:val="0"/>
+        </w:rPr>
+        <w:t xml:space="preserve">, Owsley 1920 book, Smith 1843–1929 marriages; Callie/Dorothy/Everett FAG </w:t>
+      </w:r>
+      <w:r>
+        <w:rPr>
+          <w:rFonts w:ascii="Liberation Serif" w:hAnsi="Liberation Serif" w:eastAsia="Liberation Serif"/>
+          <w:b/>
+          <w:i w:val="0"/>
+        </w:rPr>
+        <w:t>no photos</w:t>
+      </w:r>
+      <w:r>
+        <w:rPr>
+          <w:rFonts w:ascii="Liberation Serif" w:hAnsi="Liberation Serif" w:eastAsia="Liberation Serif"/>
+          <w:b w:val="0"/>
+          <w:i w:val="0"/>
+        </w:rPr>
+        <w:t xml:space="preserve">. Grant=Frank and John of Owsley still </w:t>
+      </w:r>
+      <w:r>
+        <w:rPr>
+          <w:rFonts w:ascii="Liberation Serif" w:hAnsi="Liberation Serif" w:eastAsia="Liberation Serif"/>
+          <w:b/>
+          <w:i w:val="0"/>
+        </w:rPr>
+        <w:t>POSSIBLE</w:t>
+      </w:r>
+      <w:r>
+        <w:rPr>
+          <w:rFonts w:ascii="Liberation Serif" w:hAnsi="Liberation Serif" w:eastAsia="Liberation Serif"/>
+          <w:b w:val="0"/>
+          <w:i w:val="0"/>
+        </w:rPr>
+        <w:t xml:space="preserve">. </w:t>
+      </w:r>
+      <w:r>
+        <w:rPr>
+          <w:rFonts w:ascii="Liberation Serif" w:hAnsi="Liberation Serif" w:eastAsia="Liberation Serif"/>
+          <w:b/>
+          <w:i w:val="0"/>
+        </w:rPr>
+        <w:t>B054 done</w:t>
+      </w:r>
+      <w:r>
+        <w:rPr>
+          <w:rFonts w:ascii="Liberation Serif" w:hAnsi="Liberation Serif" w:eastAsia="Liberation Serif"/>
+          <w:b w:val="0"/>
+          <w:i w:val="0"/>
+        </w:rPr>
+        <w:t xml:space="preserve"> — Carter Cove stones </w:t>
+      </w:r>
+      <w:r>
+        <w:rPr>
+          <w:rFonts w:ascii="Liberation Serif" w:hAnsi="Liberation Serif" w:eastAsia="Liberation Serif"/>
+          <w:b/>
+          <w:i w:val="0"/>
+        </w:rPr>
+        <w:t>image seen</w:t>
+      </w:r>
+      <w:r>
+        <w:rPr>
+          <w:rFonts w:ascii="Liberation Serif" w:hAnsi="Liberation Serif" w:eastAsia="Liberation Serif"/>
+          <w:b w:val="0"/>
+          <w:i w:val="0"/>
+        </w:rPr>
+        <w:t xml:space="preserve"> (</w:t>
+      </w:r>
+      <w:r>
+        <w:rPr>
+          <w:rFonts w:ascii="Liberation Serif" w:hAnsi="Liberation Serif" w:eastAsia="Liberation Serif"/>
+          <w:b/>
+          <w:i w:val="0"/>
+        </w:rPr>
+        <w:t>C410–C416</w:t>
+      </w:r>
+      <w:r>
+        <w:rPr>
+          <w:rFonts w:ascii="Liberation Serif" w:hAnsi="Liberation Serif" w:eastAsia="Liberation Serif"/>
+          <w:b w:val="0"/>
+          <w:i w:val="0"/>
+        </w:rPr>
+        <w:t xml:space="preserve">). Luther Riverview stones / DC images unread. </w:t>
+      </w:r>
+      <w:r>
+        <w:rPr>
+          <w:rFonts w:ascii="Liberation Serif" w:hAnsi="Liberation Serif" w:eastAsia="Liberation Serif"/>
+          <w:b/>
+          <w:i w:val="0"/>
+        </w:rPr>
+        <w:t>B051</w:t>
+      </w:r>
+      <w:r>
+        <w:rPr>
+          <w:rFonts w:ascii="Liberation Serif" w:hAnsi="Liberation Serif" w:eastAsia="Liberation Serif"/>
+          <w:b w:val="0"/>
+          <w:i w:val="0"/>
+        </w:rPr>
+        <w:t xml:space="preserve"> Luther death </w:t>
+      </w:r>
+      <w:r>
+        <w:rPr>
+          <w:rFonts w:ascii="Liberation Serif" w:hAnsi="Liberation Serif" w:eastAsia="Liberation Serif"/>
+          <w:b/>
+          <w:i w:val="0"/>
+        </w:rPr>
+        <w:t>done</w:t>
+      </w:r>
+      <w:r>
+        <w:rPr>
+          <w:rFonts w:ascii="Liberation Serif" w:hAnsi="Liberation Serif" w:eastAsia="Liberation Serif"/>
+          <w:b w:val="0"/>
+          <w:i w:val="0"/>
+        </w:rPr>
+        <w:t xml:space="preserve"> (</w:t>
+      </w:r>
+      <w:r>
+        <w:rPr>
+          <w:rFonts w:ascii="Liberation Serif" w:hAnsi="Liberation Serif" w:eastAsia="Liberation Serif"/>
+          <w:b/>
+          <w:i w:val="0"/>
+        </w:rPr>
+        <w:t>C375–C382</w:t>
+      </w:r>
+      <w:r>
+        <w:rPr>
+          <w:rFonts w:ascii="Liberation Serif" w:hAnsi="Liberation Serif" w:eastAsia="Liberation Serif"/>
+          <w:b w:val="0"/>
+          <w:i w:val="0"/>
+        </w:rPr>
+        <w:t xml:space="preserve">). </w:t>
+      </w:r>
+      <w:r>
+        <w:rPr>
+          <w:rFonts w:ascii="Liberation Serif" w:hAnsi="Liberation Serif" w:eastAsia="Liberation Serif"/>
+          <w:b/>
+          <w:i w:val="0"/>
+        </w:rPr>
+        <w:t>B052</w:t>
+      </w:r>
+      <w:r>
+        <w:rPr>
+          <w:rFonts w:ascii="Liberation Serif" w:hAnsi="Liberation Serif" w:eastAsia="Liberation Serif"/>
+          <w:b w:val="0"/>
+          <w:i w:val="0"/>
+        </w:rPr>
+        <w:t xml:space="preserve"> Shelby × Grace </w:t>
+      </w:r>
+      <w:r>
+        <w:rPr>
+          <w:rFonts w:ascii="Liberation Serif" w:hAnsi="Liberation Serif" w:eastAsia="Liberation Serif"/>
+          <w:b/>
+          <w:i w:val="0"/>
+        </w:rPr>
+        <w:t>done</w:t>
+      </w:r>
+      <w:r>
+        <w:rPr>
+          <w:rFonts w:ascii="Liberation Serif" w:hAnsi="Liberation Serif" w:eastAsia="Liberation Serif"/>
+          <w:b w:val="0"/>
+          <w:i w:val="0"/>
+        </w:rPr>
+        <w:t xml:space="preserve">. </w:t>
+      </w:r>
+      <w:r>
+        <w:rPr>
+          <w:rFonts w:ascii="Liberation Serif" w:hAnsi="Liberation Serif" w:eastAsia="Liberation Serif"/>
+          <w:b/>
+          <w:i w:val="0"/>
+        </w:rPr>
+        <w:t>B053</w:t>
+      </w:r>
+      <w:r>
+        <w:rPr>
+          <w:rFonts w:ascii="Liberation Serif" w:hAnsi="Liberation Serif" w:eastAsia="Liberation Serif"/>
+          <w:b w:val="0"/>
+          <w:i w:val="0"/>
+        </w:rPr>
+        <w:t xml:space="preserve"> Everett FAN </w:t>
+      </w:r>
+      <w:r>
+        <w:rPr>
+          <w:rFonts w:ascii="Liberation Serif" w:hAnsi="Liberation Serif" w:eastAsia="Liberation Serif"/>
+          <w:b/>
+          <w:i w:val="0"/>
+        </w:rPr>
+        <w:t>done</w:t>
+      </w:r>
+      <w:r>
+        <w:rPr>
+          <w:rFonts w:ascii="Liberation Serif" w:hAnsi="Liberation Serif" w:eastAsia="Liberation Serif"/>
+          <w:b w:val="0"/>
+          <w:i w:val="0"/>
+        </w:rPr>
+        <w:t xml:space="preserve"> (</w:t>
+      </w:r>
+      <w:r>
+        <w:rPr>
+          <w:rFonts w:ascii="Liberation Serif" w:hAnsi="Liberation Serif" w:eastAsia="Liberation Serif"/>
+          <w:b/>
+          <w:i w:val="0"/>
+        </w:rPr>
+        <w:t>C349–C365</w:t>
+      </w:r>
+      <w:r>
+        <w:rPr>
+          <w:rFonts w:ascii="Liberation Serif" w:hAnsi="Liberation Serif" w:eastAsia="Liberation Serif"/>
+          <w:b w:val="0"/>
+          <w:i w:val="0"/>
+        </w:rPr>
+        <w:t>).</w:t>
       </w:r>
     </w:p>
     <w:p>
@@ -8830,62 +9152,172 @@
       <w:r>
         <w:rPr>
           <w:rFonts w:ascii="Liberation Serif" w:hAnsi="Liberation Serif" w:eastAsia="Liberation Serif"/>
-          <w:b/>
-          <w:i w:val="0"/>
-        </w:rPr>
-        <w:t>Master Word document:</w:t>
-      </w:r>
-      <w:r>
-        <w:rPr>
-          <w:rFonts w:ascii="Liberation Serif" w:hAnsi="Liberation Serif" w:eastAsia="Liberation Serif"/>
-          <w:b w:val="0"/>
-          <w:i w:val="0"/>
-        </w:rPr>
-        <w:t xml:space="preserve"> </w:t>
-      </w:r>
-      <w:r>
-        <w:rPr>
-          <w:rFonts w:ascii="Liberation Mono" w:hAnsi="Liberation Mono" w:eastAsia="Liberation Mono"/>
-          <w:b w:val="0"/>
-          <w:i w:val="0"/>
-          <w:sz w:val="18"/>
-        </w:rPr>
-        <w:t>research/dora-ella-newnam/book/Dora-Ella-Newnam-Stone-A-Life.docx</w:t>
-      </w:r>
-      <w:r>
-        <w:rPr>
-          <w:rFonts w:ascii="Liberation Serif" w:hAnsi="Liberation Serif" w:eastAsia="Liberation Serif"/>
-          <w:b w:val="0"/>
-          <w:i w:val="0"/>
-        </w:rPr>
-        <w:t xml:space="preserve"> (working copy </w:t>
-      </w:r>
-      <w:r>
-        <w:rPr>
-          <w:rFonts w:ascii="Liberation Mono" w:hAnsi="Liberation Mono" w:eastAsia="Liberation Mono"/>
-          <w:b w:val="0"/>
-          <w:i w:val="0"/>
-          <w:sz w:val="18"/>
-        </w:rPr>
-        <w:t>sources/authored/Dora-Ella-Newnam-Stone-A-Life-latest.docx</w:t>
-      </w:r>
-      <w:r>
-        <w:rPr>
-          <w:rFonts w:ascii="Liberation Serif" w:hAnsi="Liberation Serif" w:eastAsia="Liberation Serif"/>
-          <w:b w:val="0"/>
-          <w:i w:val="0"/>
-        </w:rPr>
-        <w:t>). Rebuilt this pass. Pope Roll 5 is still unread.</w:t>
+          <w:b w:val="0"/>
+          <w:i w:val="0"/>
+        </w:rPr>
+        <w:t xml:space="preserve">Greene 37–43 Stone sweep is </w:t>
+      </w:r>
+      <w:r>
+        <w:rPr>
+          <w:rFonts w:ascii="Liberation Serif" w:hAnsi="Liberation Serif" w:eastAsia="Liberation Serif"/>
+          <w:b/>
+          <w:i w:val="0"/>
+        </w:rPr>
+        <w:t>closed</w:t>
+      </w:r>
+      <w:r>
+        <w:rPr>
+          <w:rFonts w:ascii="Liberation Serif" w:hAnsi="Liberation Serif" w:eastAsia="Liberation Serif"/>
+          <w:b w:val="0"/>
+          <w:i w:val="0"/>
+        </w:rPr>
+        <w:t>. Do not reopen Peebles as a third marriage without a license. Do not print 1868 or 24 February 1906 as facts.</w:t>
       </w:r>
     </w:p>
     <w:p>
-      <w:r>
-        <w:rPr>
-          <w:rFonts w:ascii="Liberation Serif" w:hAnsi="Liberation Serif" w:eastAsia="Liberation Serif"/>
-          <w:b w:val="0"/>
-          <w:i w:val="0"/>
-        </w:rPr>
-        <w:t xml:space="preserve">The next session starts with </w:t>
+      <w:pPr>
+        <w:pStyle w:val="ListBullet"/>
+      </w:pPr>
+      <w:r>
+        <w:rPr>
+          <w:rFonts w:ascii="Liberation Serif" w:hAnsi="Liberation Serif" w:eastAsia="Liberation Serif"/>
+          <w:b/>
+          <w:i w:val="0"/>
+        </w:rPr>
+        <w:t>Master Word document:</w:t>
+      </w:r>
+      <w:r>
+        <w:rPr>
+          <w:rFonts w:ascii="Liberation Serif" w:hAnsi="Liberation Serif" w:eastAsia="Liberation Serif"/>
+          <w:b w:val="0"/>
+          <w:i w:val="0"/>
+        </w:rPr>
+        <w:t xml:space="preserve"> </w:t>
+      </w:r>
+      <w:r>
+        <w:rPr>
+          <w:rFonts w:ascii="Liberation Mono" w:hAnsi="Liberation Mono" w:eastAsia="Liberation Mono"/>
+          <w:b w:val="0"/>
+          <w:i w:val="0"/>
+          <w:sz w:val="18"/>
+        </w:rPr>
+        <w:t>research/dora-ella-newnam/book/Dora-Ella-Newnam-Stone-A-Life.docx</w:t>
+      </w:r>
+      <w:r>
+        <w:rPr>
+          <w:rFonts w:ascii="Liberation Serif" w:hAnsi="Liberation Serif" w:eastAsia="Liberation Serif"/>
+          <w:b w:val="0"/>
+          <w:i w:val="0"/>
+        </w:rPr>
+        <w:t xml:space="preserve"> (working copy </w:t>
+      </w:r>
+      <w:r>
+        <w:rPr>
+          <w:rFonts w:ascii="Liberation Mono" w:hAnsi="Liberation Mono" w:eastAsia="Liberation Mono"/>
+          <w:b w:val="0"/>
+          <w:i w:val="0"/>
+          <w:sz w:val="18"/>
+        </w:rPr>
+        <w:t>sources/authored/Dora-Ella-Newnam-Stone-A-Life-latest.docx</w:t>
+      </w:r>
+      <w:r>
+        <w:rPr>
+          <w:rFonts w:ascii="Liberation Serif" w:hAnsi="Liberation Serif" w:eastAsia="Liberation Serif"/>
+          <w:b w:val="0"/>
+          <w:i w:val="0"/>
+        </w:rPr>
+        <w:t>). Rebuilt this pass. Pope Roll 5 is still unread.</w:t>
+      </w:r>
+    </w:p>
+    <w:p>
+      <w:r>
+        <w:rPr>
+          <w:rFonts w:ascii="Liberation Serif" w:hAnsi="Liberation Serif" w:eastAsia="Liberation Serif"/>
+          <w:b w:val="0"/>
+          <w:i w:val="0"/>
+        </w:rPr>
+        <w:t xml:space="preserve">The next session starts with residual </w:t>
+      </w:r>
+      <w:r>
+        <w:rPr>
+          <w:rFonts w:ascii="Liberation Serif" w:hAnsi="Liberation Serif" w:eastAsia="Liberation Serif"/>
+          <w:b/>
+          <w:i w:val="0"/>
+        </w:rPr>
+        <w:t>B039</w:t>
+      </w:r>
+      <w:r>
+        <w:rPr>
+          <w:rFonts w:ascii="Liberation Serif" w:hAnsi="Liberation Serif" w:eastAsia="Liberation Serif"/>
+          <w:b w:val="0"/>
+          <w:i w:val="0"/>
+        </w:rPr>
+        <w:t xml:space="preserve"> Hayes </w:t>
+      </w:r>
+      <w:r>
+        <w:rPr>
+          <w:rFonts w:ascii="Liberation Serif" w:hAnsi="Liberation Serif" w:eastAsia="Liberation Serif"/>
+          <w:b/>
+          <w:i w:val="0"/>
+        </w:rPr>
+        <w:t>818120</w:t>
+      </w:r>
+      <w:r>
+        <w:rPr>
+          <w:rFonts w:ascii="Liberation Serif" w:hAnsi="Liberation Serif" w:eastAsia="Liberation Serif"/>
+          <w:b w:val="0"/>
+          <w:i w:val="0"/>
+        </w:rPr>
+        <w:t xml:space="preserve"> / Smith </w:t>
+      </w:r>
+      <w:r>
+        <w:rPr>
+          <w:rFonts w:ascii="Liberation Serif" w:hAnsi="Liberation Serif" w:eastAsia="Liberation Serif"/>
+          <w:b/>
+          <w:i w:val="0"/>
+        </w:rPr>
+        <w:t>733757</w:t>
+      </w:r>
+      <w:r>
+        <w:rPr>
+          <w:rFonts w:ascii="Liberation Serif" w:hAnsi="Liberation Serif" w:eastAsia="Liberation Serif"/>
+          <w:b w:val="0"/>
+          <w:i w:val="0"/>
+        </w:rPr>
+        <w:t xml:space="preserve"> (book retrieval) if still free. </w:t>
+      </w:r>
+      <w:r>
+        <w:rPr>
+          <w:rFonts w:ascii="Liberation Serif" w:hAnsi="Liberation Serif" w:eastAsia="Liberation Serif"/>
+          <w:b/>
+          <w:i w:val="0"/>
+        </w:rPr>
+        <w:t>B020</w:t>
+      </w:r>
+      <w:r>
+        <w:rPr>
+          <w:rFonts w:ascii="Liberation Serif" w:hAnsi="Liberation Serif" w:eastAsia="Liberation Serif"/>
+          <w:b w:val="0"/>
+          <w:i w:val="0"/>
+        </w:rPr>
+        <w:t xml:space="preserve"> is now owned by </w:t>
+      </w:r>
+      <w:r>
+        <w:rPr>
+          <w:rFonts w:ascii="Liberation Mono" w:hAnsi="Liberation Mono" w:eastAsia="Liberation Mono"/>
+          <w:b w:val="0"/>
+          <w:i w:val="0"/>
+          <w:sz w:val="18"/>
+        </w:rPr>
+        <w:t>bc-20e39036</w:t>
+      </w:r>
+      <w:r>
+        <w:rPr>
+          <w:rFonts w:ascii="Liberation Serif" w:hAnsi="Liberation Serif" w:eastAsia="Liberation Serif"/>
+          <w:b w:val="0"/>
+          <w:i w:val="0"/>
+        </w:rPr>
+        <w:t xml:space="preserve">. Residual </w:t>
       </w:r>
       <w:r>
         <w:rPr>
@@ -8901,23 +9333,39 @@
           <w:b w:val="0"/>
           <w:i w:val="0"/>
         </w:rPr>
-        <w:t xml:space="preserve"> (KDNP / Lee papers residual) if still free. Else </w:t>
-      </w:r>
-      <w:r>
-        <w:rPr>
-          <w:rFonts w:ascii="Liberation Serif" w:hAnsi="Liberation Serif" w:eastAsia="Liberation Serif"/>
-          <w:b/>
-          <w:i w:val="0"/>
-        </w:rPr>
-        <w:t>B020</w:t>
-      </w:r>
-      <w:r>
-        <w:rPr>
-          <w:rFonts w:ascii="Liberation Serif" w:hAnsi="Liberation Serif" w:eastAsia="Liberation Serif"/>
-          <w:b w:val="0"/>
-          <w:i w:val="0"/>
-        </w:rPr>
-        <w:t xml:space="preserve"> FAG memorial biographies. Residual </w:t>
+        <w:t xml:space="preserve"> is UK </w:t>
+      </w:r>
+      <w:r>
+        <w:rPr>
+          <w:rFonts w:ascii="Liberation Serif" w:hAnsi="Liberation Serif" w:eastAsia="Liberation Serif"/>
+          <w:b/>
+          <w:i w:val="0"/>
+        </w:rPr>
+        <w:t>S 90-033</w:t>
+      </w:r>
+      <w:r>
+        <w:rPr>
+          <w:rFonts w:ascii="Liberation Serif" w:hAnsi="Liberation Serif" w:eastAsia="Liberation Serif"/>
+          <w:b w:val="0"/>
+          <w:i w:val="0"/>
+        </w:rPr>
+        <w:t xml:space="preserve"> 1909–11 / Newspapers.com </w:t>
+      </w:r>
+      <w:r>
+        <w:rPr>
+          <w:rFonts w:ascii="Liberation Serif" w:hAnsi="Liberation Serif" w:eastAsia="Liberation Serif"/>
+          <w:b/>
+          <w:i w:val="0"/>
+        </w:rPr>
+        <w:t>39744</w:t>
+      </w:r>
+      <w:r>
+        <w:rPr>
+          <w:rFonts w:ascii="Liberation Serif" w:hAnsi="Liberation Serif" w:eastAsia="Liberation Serif"/>
+          <w:b w:val="0"/>
+          <w:i w:val="0"/>
+        </w:rPr>
+        <w:t xml:space="preserve">. Residual </w:t>
       </w:r>
       <w:r>
         <w:rPr>
@@ -8949,7 +9397,55 @@
           <w:b w:val="0"/>
           <w:i w:val="0"/>
         </w:rPr>
-        <w:t xml:space="preserve">). Residual </w:t>
+        <w:t xml:space="preserve">). </w:t>
+      </w:r>
+      <w:r>
+        <w:rPr>
+          <w:rFonts w:ascii="Liberation Serif" w:hAnsi="Liberation Serif" w:eastAsia="Liberation Serif"/>
+          <w:b/>
+          <w:i w:val="0"/>
+        </w:rPr>
+        <w:t>B042</w:t>
+      </w:r>
+      <w:r>
+        <w:rPr>
+          <w:rFonts w:ascii="Liberation Serif" w:hAnsi="Liberation Serif" w:eastAsia="Liberation Serif"/>
+          <w:b w:val="0"/>
+          <w:i w:val="0"/>
+        </w:rPr>
+        <w:t xml:space="preserve"> wrap filed this pass (partial). </w:t>
+      </w:r>
+      <w:r>
+        <w:rPr>
+          <w:rFonts w:ascii="Liberation Serif" w:hAnsi="Liberation Serif" w:eastAsia="Liberation Serif"/>
+          <w:b/>
+          <w:i w:val="0"/>
+        </w:rPr>
+        <w:t>B030</w:t>
+      </w:r>
+      <w:r>
+        <w:rPr>
+          <w:rFonts w:ascii="Liberation Serif" w:hAnsi="Liberation Serif" w:eastAsia="Liberation Serif"/>
+          <w:b w:val="0"/>
+          <w:i w:val="0"/>
+        </w:rPr>
+        <w:t xml:space="preserve"> wrap filed Pass </w:t>
+      </w:r>
+      <w:r>
+        <w:rPr>
+          <w:rFonts w:ascii="Liberation Serif" w:hAnsi="Liberation Serif" w:eastAsia="Liberation Serif"/>
+          <w:b/>
+          <w:i w:val="0"/>
+        </w:rPr>
+        <w:t>80</w:t>
+      </w:r>
+      <w:r>
+        <w:rPr>
+          <w:rFonts w:ascii="Liberation Serif" w:hAnsi="Liberation Serif" w:eastAsia="Liberation Serif"/>
+          <w:b w:val="0"/>
+          <w:i w:val="0"/>
+        </w:rPr>
+        <w:t xml:space="preserve">. </w:t>
       </w:r>
       <w:r>
         <w:rPr>
@@ -8965,31 +9461,15 @@
           <w:b w:val="0"/>
           <w:i w:val="0"/>
         </w:rPr>
-        <w:t xml:space="preserve"> is Hayes </w:t>
-      </w:r>
-      <w:r>
-        <w:rPr>
-          <w:rFonts w:ascii="Liberation Serif" w:hAnsi="Liberation Serif" w:eastAsia="Liberation Serif"/>
-          <w:b/>
-          <w:i w:val="0"/>
-        </w:rPr>
-        <w:t>818120</w:t>
-      </w:r>
-      <w:r>
-        <w:rPr>
-          <w:rFonts w:ascii="Liberation Serif" w:hAnsi="Liberation Serif" w:eastAsia="Liberation Serif"/>
-          <w:b w:val="0"/>
-          <w:i w:val="0"/>
-        </w:rPr>
-        <w:t xml:space="preserve"> / Smith </w:t>
-      </w:r>
-      <w:r>
-        <w:rPr>
-          <w:rFonts w:ascii="Liberation Serif" w:hAnsi="Liberation Serif" w:eastAsia="Liberation Serif"/>
-          <w:b/>
-          <w:i w:val="0"/>
-        </w:rPr>
-        <w:t>733757</w:t>
+        <w:t xml:space="preserve"> wrap filed Pass </w:t>
+      </w:r>
+      <w:r>
+        <w:rPr>
+          <w:rFonts w:ascii="Liberation Serif" w:hAnsi="Liberation Serif" w:eastAsia="Liberation Serif"/>
+          <w:b/>
+          <w:i w:val="0"/>
+        </w:rPr>
+        <w:t>79</w:t>
       </w:r>
       <w:r>
         <w:rPr>
@@ -9005,23 +9485,7 @@
           <w:b/>
           <w:i w:val="0"/>
         </w:rPr>
-        <w:t>B030</w:t>
-      </w:r>
-      <w:r>
-        <w:rPr>
-          <w:rFonts w:ascii="Liberation Serif" w:hAnsi="Liberation Serif" w:eastAsia="Liberation Serif"/>
-          <w:b w:val="0"/>
-          <w:i w:val="0"/>
-        </w:rPr>
-        <w:t xml:space="preserve"> wrap filed this pass (partial). </w:t>
-      </w:r>
-      <w:r>
-        <w:rPr>
-          <w:rFonts w:ascii="Liberation Serif" w:hAnsi="Liberation Serif" w:eastAsia="Liberation Serif"/>
-          <w:b/>
-          <w:i w:val="0"/>
-        </w:rPr>
-        <w:t>B039</w:t>
+        <w:t>B007</w:t>
       </w:r>
       <w:r>
         <w:rPr>
@@ -9037,7 +9501,7 @@
           <w:b/>
           <w:i w:val="0"/>
         </w:rPr>
-        <w:t>79</w:t>
+        <w:t>76</w:t>
       </w:r>
       <w:r>
         <w:rPr>
@@ -9053,7 +9517,7 @@
           <w:b/>
           <w:i w:val="0"/>
         </w:rPr>
-        <w:t>B007</w:t>
+        <w:t>B014</w:t>
       </w:r>
       <w:r>
         <w:rPr>
@@ -9069,7 +9533,7 @@
           <w:b/>
           <w:i w:val="0"/>
         </w:rPr>
-        <w:t>76</w:t>
+        <w:t>77</w:t>
       </w:r>
       <w:r>
         <w:rPr>
@@ -9085,7 +9549,7 @@
           <w:b/>
           <w:i w:val="0"/>
         </w:rPr>
-        <w:t>B014</w:t>
+        <w:t>B015</w:t>
       </w:r>
       <w:r>
         <w:rPr>
@@ -9101,38 +9565,6 @@
           <w:b/>
           <w:i w:val="0"/>
         </w:rPr>
-        <w:t>77</w:t>
-      </w:r>
-      <w:r>
-        <w:rPr>
-          <w:rFonts w:ascii="Liberation Serif" w:hAnsi="Liberation Serif" w:eastAsia="Liberation Serif"/>
-          <w:b w:val="0"/>
-          <w:i w:val="0"/>
-        </w:rPr>
-        <w:t xml:space="preserve">. </w:t>
-      </w:r>
-      <w:r>
-        <w:rPr>
-          <w:rFonts w:ascii="Liberation Serif" w:hAnsi="Liberation Serif" w:eastAsia="Liberation Serif"/>
-          <w:b/>
-          <w:i w:val="0"/>
-        </w:rPr>
-        <w:t>B015</w:t>
-      </w:r>
-      <w:r>
-        <w:rPr>
-          <w:rFonts w:ascii="Liberation Serif" w:hAnsi="Liberation Serif" w:eastAsia="Liberation Serif"/>
-          <w:b w:val="0"/>
-          <w:i w:val="0"/>
-        </w:rPr>
-        <w:t xml:space="preserve"> wrap filed Pass </w:t>
-      </w:r>
-      <w:r>
-        <w:rPr>
-          <w:rFonts w:ascii="Liberation Serif" w:hAnsi="Liberation Serif" w:eastAsia="Liberation Serif"/>
-          <w:b/>
-          <w:i w:val="0"/>
-        </w:rPr>
         <w:t>78</w:t>
       </w:r>
       <w:r>
@@ -9165,7 +9597,7 @@
           <w:b/>
           <w:i w:val="0"/>
         </w:rPr>
-        <w:t>B039 / B007 / B047 / B049 / B055 / B056</w:t>
+        <w:t>B020 / B030 / B007 / B047 / B049 / B055 / B056</w:t>
       </w:r>
       <w:r>
         <w:rPr>
@@ -9181,15 +9613,15 @@
           <w:b/>
           <w:i w:val="0"/>
         </w:rPr>
-        <w:t>B014 / B015 / B016 / B030 / B045 / B051 / B054 / B057 / B092</w:t>
-      </w:r>
-      <w:r>
-        <w:rPr>
-          <w:rFonts w:ascii="Liberation Serif" w:hAnsi="Liberation Serif" w:eastAsia="Liberation Serif"/>
-          <w:b w:val="0"/>
-          <w:i w:val="0"/>
-        </w:rPr>
-        <w:t>. Do not open a fourth 1900–death location campaign. Do not pretend to have read Pope Roll 5, the Lee probate film, Yell Marriage Book L, KY certificate 20591, TN certificates 09021/15370, or Hayes/Smith book pages.</w:t>
+        <w:t>B014 / B015 / B016 / B039 / B042 / B045 / B051 / B054 / B057 / B092</w:t>
+      </w:r>
+      <w:r>
+        <w:rPr>
+          <w:rFonts w:ascii="Liberation Serif" w:hAnsi="Liberation Serif" w:eastAsia="Liberation Serif"/>
+          <w:b w:val="0"/>
+          <w:i w:val="0"/>
+        </w:rPr>
+        <w:t>. Do not open a fourth 1900–death location campaign. Do not pretend to have read Pope Roll 5, the Lee probate film, Yell Marriage Book L, KY certificate 20591, TN certificates 09021/15370, Hayes/Smith book pages, or unread Beattyville film.</w:t>
       </w:r>
     </w:p>
     <w:p>
@@ -14879,6 +15311,176 @@
           <w:i w:val="0"/>
         </w:rPr>
         <w:t>S398–S405</w:t>
+      </w:r>
+      <w:r>
+        <w:rPr>
+          <w:rFonts w:ascii="Liberation Serif" w:hAnsi="Liberation Serif" w:eastAsia="Liberation Serif"/>
+          <w:b w:val="0"/>
+          <w:i w:val="0"/>
+        </w:rPr>
+        <w:t>.</w:t>
+      </w:r>
+    </w:p>
+    <w:p>
+      <w:r>
+        <w:rPr>
+          <w:rFonts w:ascii="Liberation Serif" w:hAnsi="Liberation Serif" w:eastAsia="Liberation Serif"/>
+          <w:b w:val="0"/>
+          <w:i w:val="0"/>
+        </w:rPr>
+        <w:t xml:space="preserve">62. Pass 81 B042. KY NDNP digitized titles: </w:t>
+      </w:r>
+      <w:r>
+        <w:rPr>
+          <w:rFonts w:ascii="Liberation Serif" w:hAnsi="Liberation Serif" w:eastAsia="Liberation Serif"/>
+          <w:b/>
+          <w:i w:val="0"/>
+        </w:rPr>
+        <w:t>no</w:t>
+      </w:r>
+      <w:r>
+        <w:rPr>
+          <w:rFonts w:ascii="Liberation Serif" w:hAnsi="Liberation Serif" w:eastAsia="Liberation Serif"/>
+          <w:b w:val="0"/>
+          <w:i w:val="0"/>
+        </w:rPr>
+        <w:t xml:space="preserve"> Beattyville / Three Forks / Lee / Owsley row. KHS newspapers and kentuckynewspapers.org/kdnp/ JS-only. Chronicling America sn86069167 </w:t>
+      </w:r>
+      <w:r>
+        <w:rPr>
+          <w:rFonts w:ascii="Liberation Serif" w:hAnsi="Liberation Serif" w:eastAsia="Liberation Serif"/>
+          <w:b/>
+          <w:i w:val="0"/>
+        </w:rPr>
+        <w:t>403</w:t>
+      </w:r>
+      <w:r>
+        <w:rPr>
+          <w:rFonts w:ascii="Liberation Serif" w:hAnsi="Liberation Serif" w:eastAsia="Liberation Serif"/>
+          <w:b w:val="0"/>
+          <w:i w:val="0"/>
+        </w:rPr>
+        <w:t xml:space="preserve">. IA Solr 1900–1912 / KDNP-collection / neighbour titles </w:t>
+      </w:r>
+      <w:r>
+        <w:rPr>
+          <w:rFonts w:ascii="Liberation Serif" w:hAnsi="Liberation Serif" w:eastAsia="Liberation Serif"/>
+          <w:b/>
+          <w:i w:val="0"/>
+        </w:rPr>
+        <w:t>0</w:t>
+      </w:r>
+      <w:r>
+        <w:rPr>
+          <w:rFonts w:ascii="Liberation Serif" w:hAnsi="Liberation Serif" w:eastAsia="Liberation Serif"/>
+          <w:b w:val="0"/>
+          <w:i w:val="0"/>
+        </w:rPr>
+        <w:t xml:space="preserve">. Lee gleanings: 16 Dec 1885 </w:t>
+      </w:r>
+      <w:r>
+        <w:rPr>
+          <w:rFonts w:ascii="Liberation Serif" w:hAnsi="Liberation Serif" w:eastAsia="Liberation Serif"/>
+          <w:b/>
+          <w:i w:val="0"/>
+        </w:rPr>
+        <w:t>nil</w:t>
+      </w:r>
+      <w:r>
+        <w:rPr>
+          <w:rFonts w:ascii="Liberation Serif" w:hAnsi="Liberation Serif" w:eastAsia="Liberation Serif"/>
+          <w:b w:val="0"/>
+          <w:i w:val="0"/>
+        </w:rPr>
+        <w:t xml:space="preserve"> Dora wedding; Tincher × Mary 1887 FAN; Will NEWNAM 20 Dec 1901 </w:t>
+      </w:r>
+      <w:r>
+        <w:rPr>
+          <w:rFonts w:ascii="Liberation Serif" w:hAnsi="Liberation Serif" w:eastAsia="Liberation Serif"/>
+          <w:b/>
+          <w:i w:val="0"/>
+        </w:rPr>
+        <w:t>POSSIBLE</w:t>
+      </w:r>
+      <w:r>
+        <w:rPr>
+          <w:rFonts w:ascii="Liberation Serif" w:hAnsi="Liberation Serif" w:eastAsia="Liberation Serif"/>
+          <w:b w:val="0"/>
+          <w:i w:val="0"/>
+        </w:rPr>
+        <w:t xml:space="preserve">. Lewis Mays 1905 </w:t>
+      </w:r>
+      <w:r>
+        <w:rPr>
+          <w:rFonts w:ascii="Liberation Serif" w:hAnsi="Liberation Serif" w:eastAsia="Liberation Serif"/>
+          <w:b/>
+          <w:i w:val="0"/>
+        </w:rPr>
+        <w:t>rejected</w:t>
+      </w:r>
+      <w:r>
+        <w:rPr>
+          <w:rFonts w:ascii="Liberation Serif" w:hAnsi="Liberation Serif" w:eastAsia="Liberation Serif"/>
+          <w:b w:val="0"/>
+          <w:i w:val="0"/>
+        </w:rPr>
+        <w:t xml:space="preserve">. Residual: UK S 90-033 1909–11; Newspapers.com paper </w:t>
+      </w:r>
+      <w:r>
+        <w:rPr>
+          <w:rFonts w:ascii="Liberation Serif" w:hAnsi="Liberation Serif" w:eastAsia="Liberation Serif"/>
+          <w:b/>
+          <w:i w:val="0"/>
+        </w:rPr>
+        <w:t>39744</w:t>
+      </w:r>
+      <w:r>
+        <w:rPr>
+          <w:rFonts w:ascii="Liberation Serif" w:hAnsi="Liberation Serif" w:eastAsia="Liberation Serif"/>
+          <w:b w:val="0"/>
+          <w:i w:val="0"/>
+        </w:rPr>
+        <w:t xml:space="preserve">. </w:t>
+      </w:r>
+      <w:r>
+        <w:rPr>
+          <w:rFonts w:ascii="Liberation Serif" w:hAnsi="Liberation Serif" w:eastAsia="Liberation Serif"/>
+          <w:b w:val="0"/>
+          <w:i/>
+        </w:rPr>
+        <w:t>Catalog / transcription / index only. Film not examined.</w:t>
+      </w:r>
+      <w:r>
+        <w:rPr>
+          <w:rFonts w:ascii="Liberation Serif" w:hAnsi="Liberation Serif" w:eastAsia="Liberation Serif"/>
+          <w:b w:val="0"/>
+          <w:i w:val="0"/>
+        </w:rPr>
+        <w:t xml:space="preserve"> </w:t>
+      </w:r>
+      <w:r>
+        <w:rPr>
+          <w:rFonts w:ascii="Liberation Serif" w:hAnsi="Liberation Serif" w:eastAsia="Liberation Serif"/>
+          <w:b/>
+          <w:i w:val="0"/>
+        </w:rPr>
+        <w:t>C484–C493</w:t>
+      </w:r>
+      <w:r>
+        <w:rPr>
+          <w:rFonts w:ascii="Liberation Serif" w:hAnsi="Liberation Serif" w:eastAsia="Liberation Serif"/>
+          <w:b w:val="0"/>
+          <w:i w:val="0"/>
+        </w:rPr>
+        <w:t xml:space="preserve"> </w:t>
+      </w:r>
+      <w:r>
+        <w:rPr>
+          <w:rFonts w:ascii="Liberation Serif" w:hAnsi="Liberation Serif" w:eastAsia="Liberation Serif"/>
+          <w:b/>
+          <w:i w:val="0"/>
+        </w:rPr>
+        <w:t>S418–S427</w:t>
       </w:r>
       <w:r>
         <w:rPr>
@@ -24847,6 +25449,876 @@
                 <w:sz w:val="18"/>
               </w:rPr>
               <w:t>transcription only</w:t>
+            </w:r>
+          </w:p>
+        </w:tc>
+      </w:tr>
+      <w:tr>
+        <w:tc>
+          <w:tcPr>
+            <w:tcW w:type="dxa" w:w="1872"/>
+          </w:tcPr>
+          <w:p>
+            <w:r/>
+            <w:r>
+              <w:rPr>
+                <w:rFonts w:ascii="Liberation Serif" w:hAnsi="Liberation Serif" w:eastAsia="Liberation Serif"/>
+                <w:b w:val="0"/>
+                <w:i w:val="0"/>
+                <w:sz w:val="18"/>
+              </w:rPr>
+              <w:t>S418</w:t>
+            </w:r>
+          </w:p>
+        </w:tc>
+        <w:tc>
+          <w:tcPr>
+            <w:tcW w:type="dxa" w:w="1872"/>
+          </w:tcPr>
+          <w:p>
+            <w:r/>
+            <w:r>
+              <w:rPr>
+                <w:rFonts w:ascii="Liberation Mono" w:hAnsi="Liberation Mono" w:eastAsia="Liberation Mono"/>
+                <w:b w:val="0"/>
+                <w:i w:val="0"/>
+                <w:sz w:val="18"/>
+              </w:rPr>
+              <w:t>../sources/catalog/ndnp-ky-listtitles-2026-10-31.html</w:t>
+            </w:r>
+          </w:p>
+        </w:tc>
+        <w:tc>
+          <w:tcPr>
+            <w:tcW w:type="dxa" w:w="1872"/>
+          </w:tcPr>
+          <w:p>
+            <w:r/>
+            <w:r>
+              <w:rPr>
+                <w:rFonts w:ascii="Liberation Serif" w:hAnsi="Liberation Serif" w:eastAsia="Liberation Serif"/>
+                <w:b w:val="0"/>
+                <w:i w:val="0"/>
+                <w:sz w:val="18"/>
+              </w:rPr>
+              <w:t>KY NDNP titles</w:t>
+            </w:r>
+          </w:p>
+        </w:tc>
+        <w:tc>
+          <w:tcPr>
+            <w:tcW w:type="dxa" w:w="1872"/>
+          </w:tcPr>
+          <w:p>
+            <w:r/>
+            <w:r>
+              <w:rPr>
+                <w:rFonts w:ascii="Liberation Serif" w:hAnsi="Liberation Serif" w:eastAsia="Liberation Serif"/>
+                <w:b w:val="0"/>
+                <w:i w:val="0"/>
+                <w:sz w:val="18"/>
+              </w:rPr>
+              <w:t>No Lee/Owsley/Beattyville row</w:t>
+            </w:r>
+          </w:p>
+        </w:tc>
+        <w:tc>
+          <w:tcPr>
+            <w:tcW w:type="dxa" w:w="1872"/>
+          </w:tcPr>
+          <w:p>
+            <w:r/>
+            <w:r>
+              <w:rPr>
+                <w:rFonts w:ascii="Liberation Serif" w:hAnsi="Liberation Serif" w:eastAsia="Liberation Serif"/>
+                <w:b w:val="0"/>
+                <w:i w:val="0"/>
+                <w:sz w:val="18"/>
+              </w:rPr>
+              <w:t>catalog / table</w:t>
+            </w:r>
+          </w:p>
+        </w:tc>
+      </w:tr>
+      <w:tr>
+        <w:tc>
+          <w:tcPr>
+            <w:tcW w:type="dxa" w:w="1872"/>
+          </w:tcPr>
+          <w:p>
+            <w:r/>
+            <w:r>
+              <w:rPr>
+                <w:rFonts w:ascii="Liberation Serif" w:hAnsi="Liberation Serif" w:eastAsia="Liberation Serif"/>
+                <w:b w:val="0"/>
+                <w:i w:val="0"/>
+                <w:sz w:val="18"/>
+              </w:rPr>
+              <w:t>S419</w:t>
+            </w:r>
+          </w:p>
+        </w:tc>
+        <w:tc>
+          <w:tcPr>
+            <w:tcW w:type="dxa" w:w="1872"/>
+          </w:tcPr>
+          <w:p>
+            <w:r/>
+            <w:r>
+              <w:rPr>
+                <w:rFonts w:ascii="Liberation Mono" w:hAnsi="Liberation Mono" w:eastAsia="Liberation Mono"/>
+                <w:b w:val="0"/>
+                <w:i w:val="0"/>
+                <w:sz w:val="18"/>
+              </w:rPr>
+              <w:t>../sources/catalog/kdnp-landing-2026-10-31.html</w:t>
+            </w:r>
+          </w:p>
+        </w:tc>
+        <w:tc>
+          <w:tcPr>
+            <w:tcW w:type="dxa" w:w="1872"/>
+          </w:tcPr>
+          <w:p>
+            <w:r/>
+            <w:r>
+              <w:rPr>
+                <w:rFonts w:ascii="Liberation Serif" w:hAnsi="Liberation Serif" w:eastAsia="Liberation Serif"/>
+                <w:b w:val="0"/>
+                <w:i w:val="0"/>
+                <w:sz w:val="18"/>
+              </w:rPr>
+              <w:t>KHS newspapers</w:t>
+            </w:r>
+          </w:p>
+        </w:tc>
+        <w:tc>
+          <w:tcPr>
+            <w:tcW w:type="dxa" w:w="1872"/>
+          </w:tcPr>
+          <w:p>
+            <w:r/>
+            <w:r>
+              <w:rPr>
+                <w:rFonts w:ascii="Liberation Serif" w:hAnsi="Liberation Serif" w:eastAsia="Liberation Serif"/>
+                <w:b w:val="0"/>
+                <w:i w:val="0"/>
+                <w:sz w:val="18"/>
+              </w:rPr>
+              <w:t>JS shell</w:t>
+            </w:r>
+          </w:p>
+        </w:tc>
+        <w:tc>
+          <w:tcPr>
+            <w:tcW w:type="dxa" w:w="1872"/>
+          </w:tcPr>
+          <w:p>
+            <w:r/>
+            <w:r>
+              <w:rPr>
+                <w:rFonts w:ascii="Liberation Serif" w:hAnsi="Liberation Serif" w:eastAsia="Liberation Serif"/>
+                <w:b w:val="0"/>
+                <w:i w:val="0"/>
+                <w:sz w:val="18"/>
+              </w:rPr>
+              <w:t>landing only</w:t>
+            </w:r>
+          </w:p>
+        </w:tc>
+      </w:tr>
+      <w:tr>
+        <w:tc>
+          <w:tcPr>
+            <w:tcW w:type="dxa" w:w="1872"/>
+          </w:tcPr>
+          <w:p>
+            <w:r/>
+            <w:r>
+              <w:rPr>
+                <w:rFonts w:ascii="Liberation Serif" w:hAnsi="Liberation Serif" w:eastAsia="Liberation Serif"/>
+                <w:b w:val="0"/>
+                <w:i w:val="0"/>
+                <w:sz w:val="18"/>
+              </w:rPr>
+              <w:t>S420</w:t>
+            </w:r>
+          </w:p>
+        </w:tc>
+        <w:tc>
+          <w:tcPr>
+            <w:tcW w:type="dxa" w:w="1872"/>
+          </w:tcPr>
+          <w:p>
+            <w:r/>
+            <w:r>
+              <w:rPr>
+                <w:rFonts w:ascii="Liberation Mono" w:hAnsi="Liberation Mono" w:eastAsia="Liberation Mono"/>
+                <w:b w:val="0"/>
+                <w:i w:val="0"/>
+                <w:sz w:val="18"/>
+              </w:rPr>
+              <w:t>../sources/catalog/kentuckynewspapers-kdnp-2026-10-31.html</w:t>
+            </w:r>
+          </w:p>
+        </w:tc>
+        <w:tc>
+          <w:tcPr>
+            <w:tcW w:type="dxa" w:w="1872"/>
+          </w:tcPr>
+          <w:p>
+            <w:r/>
+            <w:r>
+              <w:rPr>
+                <w:rFonts w:ascii="Liberation Serif" w:hAnsi="Liberation Serif" w:eastAsia="Liberation Serif"/>
+                <w:b w:val="0"/>
+                <w:i w:val="0"/>
+                <w:sz w:val="18"/>
+              </w:rPr>
+              <w:t>KDNP Primo</w:t>
+            </w:r>
+          </w:p>
+        </w:tc>
+        <w:tc>
+          <w:tcPr>
+            <w:tcW w:type="dxa" w:w="1872"/>
+          </w:tcPr>
+          <w:p>
+            <w:r/>
+            <w:r>
+              <w:rPr>
+                <w:rFonts w:ascii="Liberation Serif" w:hAnsi="Liberation Serif" w:eastAsia="Liberation Serif"/>
+                <w:b w:val="0"/>
+                <w:i w:val="0"/>
+                <w:sz w:val="18"/>
+              </w:rPr>
+              <w:t>Redirect / JS discovery</w:t>
+            </w:r>
+          </w:p>
+        </w:tc>
+        <w:tc>
+          <w:tcPr>
+            <w:tcW w:type="dxa" w:w="1872"/>
+          </w:tcPr>
+          <w:p>
+            <w:r/>
+            <w:r>
+              <w:rPr>
+                <w:rFonts w:ascii="Liberation Serif" w:hAnsi="Liberation Serif" w:eastAsia="Liberation Serif"/>
+                <w:b w:val="0"/>
+                <w:i w:val="0"/>
+                <w:sz w:val="18"/>
+              </w:rPr>
+              <w:t>landing only</w:t>
+            </w:r>
+          </w:p>
+        </w:tc>
+      </w:tr>
+      <w:tr>
+        <w:tc>
+          <w:tcPr>
+            <w:tcW w:type="dxa" w:w="1872"/>
+          </w:tcPr>
+          <w:p>
+            <w:r/>
+            <w:r>
+              <w:rPr>
+                <w:rFonts w:ascii="Liberation Serif" w:hAnsi="Liberation Serif" w:eastAsia="Liberation Serif"/>
+                <w:b w:val="0"/>
+                <w:i w:val="0"/>
+                <w:sz w:val="18"/>
+              </w:rPr>
+              <w:t>S421</w:t>
+            </w:r>
+          </w:p>
+        </w:tc>
+        <w:tc>
+          <w:tcPr>
+            <w:tcW w:type="dxa" w:w="1872"/>
+          </w:tcPr>
+          <w:p>
+            <w:r/>
+            <w:r>
+              <w:rPr>
+                <w:rFonts w:ascii="Liberation Mono" w:hAnsi="Liberation Mono" w:eastAsia="Liberation Mono"/>
+                <w:b w:val="0"/>
+                <w:i w:val="0"/>
+                <w:sz w:val="18"/>
+              </w:rPr>
+              <w:t>../sources/catalog/ca-lccn-sn86069167-2026-10-31.html</w:t>
+            </w:r>
+          </w:p>
+        </w:tc>
+        <w:tc>
+          <w:tcPr>
+            <w:tcW w:type="dxa" w:w="1872"/>
+          </w:tcPr>
+          <w:p>
+            <w:r/>
+            <w:r>
+              <w:rPr>
+                <w:rFonts w:ascii="Liberation Serif" w:hAnsi="Liberation Serif" w:eastAsia="Liberation Serif"/>
+                <w:b w:val="0"/>
+                <w:i w:val="0"/>
+                <w:sz w:val="18"/>
+              </w:rPr>
+              <w:t>CA sn86069167</w:t>
+            </w:r>
+          </w:p>
+        </w:tc>
+        <w:tc>
+          <w:tcPr>
+            <w:tcW w:type="dxa" w:w="1872"/>
+          </w:tcPr>
+          <w:p>
+            <w:r/>
+            <w:r>
+              <w:rPr>
+                <w:rFonts w:ascii="Liberation Serif" w:hAnsi="Liberation Serif" w:eastAsia="Liberation Serif"/>
+                <w:b w:val="0"/>
+                <w:i w:val="0"/>
+                <w:sz w:val="18"/>
+              </w:rPr>
+              <w:t>HTTP 403</w:t>
+            </w:r>
+          </w:p>
+        </w:tc>
+        <w:tc>
+          <w:tcPr>
+            <w:tcW w:type="dxa" w:w="1872"/>
+          </w:tcPr>
+          <w:p>
+            <w:r/>
+            <w:r>
+              <w:rPr>
+                <w:rFonts w:ascii="Liberation Serif" w:hAnsi="Liberation Serif" w:eastAsia="Liberation Serif"/>
+                <w:b w:val="0"/>
+                <w:i w:val="0"/>
+                <w:sz w:val="18"/>
+              </w:rPr>
+              <w:t>blocked</w:t>
+            </w:r>
+          </w:p>
+        </w:tc>
+      </w:tr>
+      <w:tr>
+        <w:tc>
+          <w:tcPr>
+            <w:tcW w:type="dxa" w:w="1872"/>
+          </w:tcPr>
+          <w:p>
+            <w:r/>
+            <w:r>
+              <w:rPr>
+                <w:rFonts w:ascii="Liberation Serif" w:hAnsi="Liberation Serif" w:eastAsia="Liberation Serif"/>
+                <w:b w:val="0"/>
+                <w:i w:val="0"/>
+                <w:sz w:val="18"/>
+              </w:rPr>
+              <w:t>S422</w:t>
+            </w:r>
+          </w:p>
+        </w:tc>
+        <w:tc>
+          <w:tcPr>
+            <w:tcW w:type="dxa" w:w="1872"/>
+          </w:tcPr>
+          <w:p>
+            <w:r/>
+            <w:r>
+              <w:rPr>
+                <w:rFonts w:ascii="Liberation Serif" w:hAnsi="Liberation Serif" w:eastAsia="Liberation Serif"/>
+                <w:b w:val="0"/>
+                <w:i w:val="0"/>
+                <w:sz w:val="18"/>
+              </w:rPr>
+              <w:t>IA Solr JSON 31 Oct 2026 (1900–1912 / KDNP / neighbour + controls)</w:t>
+            </w:r>
+          </w:p>
+        </w:tc>
+        <w:tc>
+          <w:tcPr>
+            <w:tcW w:type="dxa" w:w="1872"/>
+          </w:tcPr>
+          <w:p>
+            <w:r/>
+            <w:r>
+              <w:rPr>
+                <w:rFonts w:ascii="Liberation Serif" w:hAnsi="Liberation Serif" w:eastAsia="Liberation Serif"/>
+                <w:b w:val="0"/>
+                <w:i w:val="0"/>
+                <w:sz w:val="18"/>
+              </w:rPr>
+              <w:t>IA Solr</w:t>
+            </w:r>
+          </w:p>
+        </w:tc>
+        <w:tc>
+          <w:tcPr>
+            <w:tcW w:type="dxa" w:w="1872"/>
+          </w:tcPr>
+          <w:p>
+            <w:r/>
+            <w:r>
+              <w:rPr>
+                <w:rFonts w:ascii="Liberation Serif" w:hAnsi="Liberation Serif" w:eastAsia="Liberation Serif"/>
+                <w:b w:val="0"/>
+                <w:i w:val="0"/>
+                <w:sz w:val="18"/>
+              </w:rPr>
+              <w:t>Tight queries 0; identifier:beatty = 1</w:t>
+            </w:r>
+          </w:p>
+        </w:tc>
+        <w:tc>
+          <w:tcPr>
+            <w:tcW w:type="dxa" w:w="1872"/>
+          </w:tcPr>
+          <w:p>
+            <w:r/>
+            <w:r>
+              <w:rPr>
+                <w:rFonts w:ascii="Liberation Serif" w:hAnsi="Liberation Serif" w:eastAsia="Liberation Serif"/>
+                <w:b w:val="0"/>
+                <w:i w:val="0"/>
+                <w:sz w:val="18"/>
+              </w:rPr>
+              <w:t>index only</w:t>
+            </w:r>
+          </w:p>
+        </w:tc>
+      </w:tr>
+      <w:tr>
+        <w:tc>
+          <w:tcPr>
+            <w:tcW w:type="dxa" w:w="1872"/>
+          </w:tcPr>
+          <w:p>
+            <w:r/>
+            <w:r>
+              <w:rPr>
+                <w:rFonts w:ascii="Liberation Serif" w:hAnsi="Liberation Serif" w:eastAsia="Liberation Serif"/>
+                <w:b w:val="0"/>
+                <w:i w:val="0"/>
+                <w:sz w:val="18"/>
+              </w:rPr>
+              <w:t>S423</w:t>
+            </w:r>
+          </w:p>
+        </w:tc>
+        <w:tc>
+          <w:tcPr>
+            <w:tcW w:type="dxa" w:w="1872"/>
+          </w:tcPr>
+          <w:p>
+            <w:r/>
+            <w:r>
+              <w:rPr>
+                <w:rFonts w:ascii="Liberation Mono" w:hAnsi="Liberation Mono" w:eastAsia="Liberation Mono"/>
+                <w:b w:val="0"/>
+                <w:i w:val="0"/>
+                <w:sz w:val="18"/>
+              </w:rPr>
+              <w:t>../sources/catalog/usgennet-lee-news-index-2026-10-31.html</w:t>
+            </w:r>
+          </w:p>
+        </w:tc>
+        <w:tc>
+          <w:tcPr>
+            <w:tcW w:type="dxa" w:w="1872"/>
+          </w:tcPr>
+          <w:p>
+            <w:r/>
+            <w:r>
+              <w:rPr>
+                <w:rFonts w:ascii="Liberation Serif" w:hAnsi="Liberation Serif" w:eastAsia="Liberation Serif"/>
+                <w:b w:val="0"/>
+                <w:i w:val="0"/>
+                <w:sz w:val="18"/>
+              </w:rPr>
+              <w:t>Lee news</w:t>
+            </w:r>
+          </w:p>
+        </w:tc>
+        <w:tc>
+          <w:tcPr>
+            <w:tcW w:type="dxa" w:w="1872"/>
+          </w:tcPr>
+          <w:p>
+            <w:r/>
+            <w:r>
+              <w:rPr>
+                <w:rFonts w:ascii="Liberation Serif" w:hAnsi="Liberation Serif" w:eastAsia="Liberation Serif"/>
+                <w:b w:val="0"/>
+                <w:i w:val="0"/>
+                <w:sz w:val="18"/>
+              </w:rPr>
+              <w:t>Landing 200; newspapers.html 404</w:t>
+            </w:r>
+          </w:p>
+        </w:tc>
+        <w:tc>
+          <w:tcPr>
+            <w:tcW w:type="dxa" w:w="1872"/>
+          </w:tcPr>
+          <w:p>
+            <w:r/>
+            <w:r>
+              <w:rPr>
+                <w:rFonts w:ascii="Liberation Serif" w:hAnsi="Liberation Serif" w:eastAsia="Liberation Serif"/>
+                <w:b w:val="0"/>
+                <w:i w:val="0"/>
+                <w:sz w:val="18"/>
+              </w:rPr>
+              <w:t>catalog</w:t>
+            </w:r>
+          </w:p>
+        </w:tc>
+      </w:tr>
+      <w:tr>
+        <w:tc>
+          <w:tcPr>
+            <w:tcW w:type="dxa" w:w="1872"/>
+          </w:tcPr>
+          <w:p>
+            <w:r/>
+            <w:r>
+              <w:rPr>
+                <w:rFonts w:ascii="Liberation Serif" w:hAnsi="Liberation Serif" w:eastAsia="Liberation Serif"/>
+                <w:b w:val="0"/>
+                <w:i w:val="0"/>
+                <w:sz w:val="18"/>
+              </w:rPr>
+              <w:t>S424</w:t>
+            </w:r>
+          </w:p>
+        </w:tc>
+        <w:tc>
+          <w:tcPr>
+            <w:tcW w:type="dxa" w:w="1872"/>
+          </w:tcPr>
+          <w:p>
+            <w:r/>
+            <w:r>
+              <w:rPr>
+                <w:rFonts w:ascii="Liberation Mono" w:hAnsi="Liberation Mono" w:eastAsia="Liberation Mono"/>
+                <w:b w:val="0"/>
+                <w:i w:val="0"/>
+                <w:sz w:val="18"/>
+              </w:rPr>
+              <w:t>../sources/catalog/usgennet-lee-news-gleanings-2026-10-31.html</w:t>
+            </w:r>
+          </w:p>
+        </w:tc>
+        <w:tc>
+          <w:tcPr>
+            <w:tcW w:type="dxa" w:w="1872"/>
+          </w:tcPr>
+          <w:p>
+            <w:r/>
+            <w:r>
+              <w:rPr>
+                <w:rFonts w:ascii="Liberation Serif" w:hAnsi="Liberation Serif" w:eastAsia="Liberation Serif"/>
+                <w:b w:val="0"/>
+                <w:i w:val="0"/>
+                <w:sz w:val="18"/>
+              </w:rPr>
+              <w:t>Lee gleanings</w:t>
+            </w:r>
+          </w:p>
+        </w:tc>
+        <w:tc>
+          <w:tcPr>
+            <w:tcW w:type="dxa" w:w="1872"/>
+          </w:tcPr>
+          <w:p>
+            <w:r/>
+            <w:r>
+              <w:rPr>
+                <w:rFonts w:ascii="Liberation Serif" w:hAnsi="Liberation Serif" w:eastAsia="Liberation Serif"/>
+                <w:b w:val="0"/>
+                <w:i w:val="0"/>
+                <w:sz w:val="18"/>
+              </w:rPr>
+              <w:t>16 Dec 1885 nil; Tincher 1887; Will 1901</w:t>
+            </w:r>
+          </w:p>
+        </w:tc>
+        <w:tc>
+          <w:tcPr>
+            <w:tcW w:type="dxa" w:w="1872"/>
+          </w:tcPr>
+          <w:p>
+            <w:r/>
+            <w:r>
+              <w:rPr>
+                <w:rFonts w:ascii="Liberation Serif" w:hAnsi="Liberation Serif" w:eastAsia="Liberation Serif"/>
+                <w:b w:val="0"/>
+                <w:i w:val="0"/>
+                <w:sz w:val="18"/>
+              </w:rPr>
+              <w:t>transcription only</w:t>
+            </w:r>
+          </w:p>
+        </w:tc>
+      </w:tr>
+      <w:tr>
+        <w:tc>
+          <w:tcPr>
+            <w:tcW w:type="dxa" w:w="1872"/>
+          </w:tcPr>
+          <w:p>
+            <w:r/>
+            <w:r>
+              <w:rPr>
+                <w:rFonts w:ascii="Liberation Serif" w:hAnsi="Liberation Serif" w:eastAsia="Liberation Serif"/>
+                <w:b w:val="0"/>
+                <w:i w:val="0"/>
+                <w:sz w:val="18"/>
+              </w:rPr>
+              <w:t>S425</w:t>
+            </w:r>
+          </w:p>
+        </w:tc>
+        <w:tc>
+          <w:tcPr>
+            <w:tcW w:type="dxa" w:w="1872"/>
+          </w:tcPr>
+          <w:p>
+            <w:r/>
+            <w:r>
+              <w:rPr>
+                <w:rFonts w:ascii="Liberation Mono" w:hAnsi="Liberation Mono" w:eastAsia="Liberation Mono"/>
+                <w:b w:val="0"/>
+                <w:i w:val="0"/>
+                <w:sz w:val="18"/>
+              </w:rPr>
+              <w:t>../sources/catalog/usgennet-lee-news-lewismays-2026-10-31.html</w:t>
+            </w:r>
+          </w:p>
+        </w:tc>
+        <w:tc>
+          <w:tcPr>
+            <w:tcW w:type="dxa" w:w="1872"/>
+          </w:tcPr>
+          <w:p>
+            <w:r/>
+            <w:r>
+              <w:rPr>
+                <w:rFonts w:ascii="Liberation Serif" w:hAnsi="Liberation Serif" w:eastAsia="Liberation Serif"/>
+                <w:b w:val="0"/>
+                <w:i w:val="0"/>
+                <w:sz w:val="18"/>
+              </w:rPr>
+              <w:t>Lewis Mays</w:t>
+            </w:r>
+          </w:p>
+        </w:tc>
+        <w:tc>
+          <w:tcPr>
+            <w:tcW w:type="dxa" w:w="1872"/>
+          </w:tcPr>
+          <w:p>
+            <w:r/>
+            <w:r>
+              <w:rPr>
+                <w:rFonts w:ascii="Liberation Serif" w:hAnsi="Liberation Serif" w:eastAsia="Liberation Serif"/>
+                <w:b w:val="0"/>
+                <w:i w:val="0"/>
+                <w:sz w:val="18"/>
+              </w:rPr>
+              <w:t>25 Jun 1905 rejected vs Larkin</w:t>
+            </w:r>
+          </w:p>
+        </w:tc>
+        <w:tc>
+          <w:tcPr>
+            <w:tcW w:type="dxa" w:w="1872"/>
+          </w:tcPr>
+          <w:p>
+            <w:r/>
+            <w:r>
+              <w:rPr>
+                <w:rFonts w:ascii="Liberation Serif" w:hAnsi="Liberation Serif" w:eastAsia="Liberation Serif"/>
+                <w:b w:val="0"/>
+                <w:i w:val="0"/>
+                <w:sz w:val="18"/>
+              </w:rPr>
+              <w:t>transcription only</w:t>
+            </w:r>
+          </w:p>
+        </w:tc>
+      </w:tr>
+      <w:tr>
+        <w:tc>
+          <w:tcPr>
+            <w:tcW w:type="dxa" w:w="1872"/>
+          </w:tcPr>
+          <w:p>
+            <w:r/>
+            <w:r>
+              <w:rPr>
+                <w:rFonts w:ascii="Liberation Serif" w:hAnsi="Liberation Serif" w:eastAsia="Liberation Serif"/>
+                <w:b w:val="0"/>
+                <w:i w:val="0"/>
+                <w:sz w:val="18"/>
+              </w:rPr>
+              <w:t>S426</w:t>
+            </w:r>
+          </w:p>
+        </w:tc>
+        <w:tc>
+          <w:tcPr>
+            <w:tcW w:type="dxa" w:w="1872"/>
+          </w:tcPr>
+          <w:p>
+            <w:r/>
+            <w:r>
+              <w:rPr>
+                <w:rFonts w:ascii="Liberation Mono" w:hAnsi="Liberation Mono" w:eastAsia="Liberation Mono"/>
+                <w:b w:val="0"/>
+                <w:i w:val="0"/>
+                <w:sz w:val="18"/>
+              </w:rPr>
+              <w:t>../sources/catalog/b042-pass81-press-extract-2026-10-31.txt</w:t>
+            </w:r>
+          </w:p>
+        </w:tc>
+        <w:tc>
+          <w:tcPr>
+            <w:tcW w:type="dxa" w:w="1872"/>
+          </w:tcPr>
+          <w:p>
+            <w:r/>
+            <w:r>
+              <w:rPr>
+                <w:rFonts w:ascii="Liberation Serif" w:hAnsi="Liberation Serif" w:eastAsia="Liberation Serif"/>
+                <w:b w:val="0"/>
+                <w:i w:val="0"/>
+                <w:sz w:val="18"/>
+              </w:rPr>
+              <w:t>Combined B042 notes</w:t>
+            </w:r>
+          </w:p>
+        </w:tc>
+        <w:tc>
+          <w:tcPr>
+            <w:tcW w:type="dxa" w:w="1872"/>
+          </w:tcPr>
+          <w:p>
+            <w:r/>
+            <w:r>
+              <w:rPr>
+                <w:rFonts w:ascii="Liberation Serif" w:hAnsi="Liberation Serif" w:eastAsia="Liberation Serif"/>
+                <w:b w:val="0"/>
+                <w:i w:val="0"/>
+                <w:sz w:val="18"/>
+              </w:rPr>
+              <w:t>Retrieval path</w:t>
+            </w:r>
+          </w:p>
+        </w:tc>
+        <w:tc>
+          <w:tcPr>
+            <w:tcW w:type="dxa" w:w="1872"/>
+          </w:tcPr>
+          <w:p>
+            <w:r/>
+            <w:r>
+              <w:rPr>
+                <w:rFonts w:ascii="Liberation Serif" w:hAnsi="Liberation Serif" w:eastAsia="Liberation Serif"/>
+                <w:b w:val="0"/>
+                <w:i w:val="0"/>
+                <w:sz w:val="18"/>
+              </w:rPr>
+              <w:t>combined notes</w:t>
+            </w:r>
+          </w:p>
+        </w:tc>
+      </w:tr>
+      <w:tr>
+        <w:tc>
+          <w:tcPr>
+            <w:tcW w:type="dxa" w:w="1872"/>
+          </w:tcPr>
+          <w:p>
+            <w:r/>
+            <w:r>
+              <w:rPr>
+                <w:rFonts w:ascii="Liberation Serif" w:hAnsi="Liberation Serif" w:eastAsia="Liberation Serif"/>
+                <w:b w:val="0"/>
+                <w:i w:val="0"/>
+                <w:sz w:val="18"/>
+              </w:rPr>
+              <w:t>S427</w:t>
+            </w:r>
+          </w:p>
+        </w:tc>
+        <w:tc>
+          <w:tcPr>
+            <w:tcW w:type="dxa" w:w="1872"/>
+          </w:tcPr>
+          <w:p>
+            <w:r/>
+            <w:r>
+              <w:rPr>
+                <w:rFonts w:ascii="Liberation Serif" w:hAnsi="Liberation Serif" w:eastAsia="Liberation Serif"/>
+                <w:b w:val="0"/>
+                <w:i w:val="0"/>
+                <w:sz w:val="18"/>
+              </w:rPr>
+              <w:t>Prior unread: UK S 90-033 (S271); Newspapers.com 39744 (S293)</w:t>
+            </w:r>
+          </w:p>
+        </w:tc>
+        <w:tc>
+          <w:tcPr>
+            <w:tcW w:type="dxa" w:w="1872"/>
+          </w:tcPr>
+          <w:p>
+            <w:r/>
+            <w:r>
+              <w:rPr>
+                <w:rFonts w:ascii="Liberation Serif" w:hAnsi="Liberation Serif" w:eastAsia="Liberation Serif"/>
+                <w:b w:val="0"/>
+                <w:i w:val="0"/>
+                <w:sz w:val="18"/>
+              </w:rPr>
+              <w:t>UK item 65438</w:t>
+            </w:r>
+          </w:p>
+        </w:tc>
+        <w:tc>
+          <w:tcPr>
+            <w:tcW w:type="dxa" w:w="1872"/>
+          </w:tcPr>
+          <w:p>
+            <w:r/>
+            <w:r>
+              <w:rPr>
+                <w:rFonts w:ascii="Liberation Serif" w:hAnsi="Liberation Serif" w:eastAsia="Liberation Serif"/>
+                <w:b w:val="0"/>
+                <w:i w:val="0"/>
+                <w:sz w:val="18"/>
+              </w:rPr>
+              <w:t>Film / paywall not examined</w:t>
+            </w:r>
+          </w:p>
+        </w:tc>
+        <w:tc>
+          <w:tcPr>
+            <w:tcW w:type="dxa" w:w="1872"/>
+          </w:tcPr>
+          <w:p>
+            <w:r/>
+            <w:r>
+              <w:rPr>
+                <w:rFonts w:ascii="Liberation Serif" w:hAnsi="Liberation Serif" w:eastAsia="Liberation Serif"/>
+                <w:b w:val="0"/>
+                <w:i w:val="0"/>
+                <w:sz w:val="18"/>
+              </w:rPr>
+              <w:t>catalog / blocked</w:t>
             </w:r>
           </w:p>
         </w:tc>

--- a/research/dora-ella-newnam/sources/authored/Dora-Ella-Newnam-Stone-A-Life-latest.docx
+++ b/research/dora-ella-newnam/sources/authored/Dora-Ella-Newnam-Stone-A-Life-latest.docx
@@ -4838,7 +4838,39 @@
           <w:b w:val="0"/>
           <w:i w:val="0"/>
         </w:rPr>
-        <w:t xml:space="preserve"> against the 1920 age sixty-two. Individual memorial biographies remain Cloudflare-blocked. Cemetery id </w:t>
+        <w:t xml:space="preserve"> against the 1920 age sixty-two. Both Find a Grave listing cards now show that flowers have been left; the notes are unread. [C494] Cemetery </w:t>
+      </w:r>
+      <w:r>
+        <w:rPr>
+          <w:rFonts w:ascii="Liberation Serif" w:hAnsi="Liberation Serif" w:eastAsia="Liberation Serif"/>
+          <w:b/>
+          <w:i w:val="0"/>
+        </w:rPr>
+        <w:t>53354</w:t>
+      </w:r>
+      <w:r>
+        <w:rPr>
+          <w:rFonts w:ascii="Liberation Serif" w:hAnsi="Liberation Serif" w:eastAsia="Liberation Serif"/>
+          <w:b w:val="0"/>
+          <w:i w:val="0"/>
+        </w:rPr>
+        <w:t xml:space="preserve"> bio-keyword search returns other memorials for Ola, Samuel, 1871, and Coy, but not these two IDs — so an indexed life-detail biography is </w:t>
+      </w:r>
+      <w:r>
+        <w:rPr>
+          <w:rFonts w:ascii="Liberation Serif" w:hAnsi="Liberation Serif" w:eastAsia="Liberation Serif"/>
+          <w:b/>
+          <w:i w:val="0"/>
+        </w:rPr>
+        <w:t>probable</w:t>
+      </w:r>
+      <w:r>
+        <w:rPr>
+          <w:rFonts w:ascii="Liberation Serif" w:hAnsi="Liberation Serif" w:eastAsia="Liberation Serif"/>
+          <w:b w:val="0"/>
+          <w:i w:val="0"/>
+        </w:rPr>
+        <w:t xml:space="preserve">-absent. The biography panes themselves remain Cloudflare-blocked and unread. [C495] [C501] [C502] Cemetery id </w:t>
       </w:r>
       <w:r>
         <w:rPr>
@@ -7333,6 +7365,54 @@
           <w:b w:val="0"/>
           <w:i w:val="0"/>
         </w:rPr>
+        <w:t xml:space="preserve">). Find a Grave biography panes for memorials </w:t>
+      </w:r>
+      <w:r>
+        <w:rPr>
+          <w:rFonts w:ascii="Liberation Serif" w:hAnsi="Liberation Serif" w:eastAsia="Liberation Serif"/>
+          <w:b/>
+          <w:i w:val="0"/>
+        </w:rPr>
+        <w:t>97907837 / 97907931</w:t>
+      </w:r>
+      <w:r>
+        <w:rPr>
+          <w:rFonts w:ascii="Liberation Serif" w:hAnsi="Liberation Serif" w:eastAsia="Liberation Serif"/>
+          <w:b w:val="0"/>
+          <w:i w:val="0"/>
+        </w:rPr>
+        <w:t xml:space="preserve"> remain unread (</w:t>
+      </w:r>
+      <w:r>
+        <w:rPr>
+          <w:rFonts w:ascii="Liberation Serif" w:hAnsi="Liberation Serif" w:eastAsia="Liberation Serif"/>
+          <w:b/>
+          <w:i w:val="0"/>
+        </w:rPr>
+        <w:t>B020</w:t>
+      </w:r>
+      <w:r>
+        <w:rPr>
+          <w:rFonts w:ascii="Liberation Serif" w:hAnsi="Liberation Serif" w:eastAsia="Liberation Serif"/>
+          <w:b w:val="0"/>
+          <w:i w:val="0"/>
+        </w:rPr>
+        <w:t xml:space="preserve"> / </w:t>
+      </w:r>
+      <w:r>
+        <w:rPr>
+          <w:rFonts w:ascii="Liberation Serif" w:hAnsi="Liberation Serif" w:eastAsia="Liberation Serif"/>
+          <w:b/>
+          <w:i w:val="0"/>
+        </w:rPr>
+        <w:t>R017</w:t>
+      </w:r>
+      <w:r>
+        <w:rPr>
+          <w:rFonts w:ascii="Liberation Serif" w:hAnsi="Liberation Serif" w:eastAsia="Liberation Serif"/>
+          <w:b w:val="0"/>
+          <w:i w:val="0"/>
+        </w:rPr>
         <w:t>).</w:t>
       </w:r>
     </w:p>
@@ -7948,63 +8028,47 @@
           <w:b/>
           <w:i w:val="0"/>
         </w:rPr>
-        <w:t>B049:</w:t>
-      </w:r>
-      <w:r>
-        <w:rPr>
-          <w:rFonts w:ascii="Liberation Serif" w:hAnsi="Liberation Serif" w:eastAsia="Liberation Serif"/>
-          <w:b w:val="0"/>
-          <w:i w:val="0"/>
-        </w:rPr>
-        <w:t xml:space="preserve"> 1926 </w:t>
-      </w:r>
-      <w:r>
-        <w:rPr>
-          <w:rFonts w:ascii="Liberation Serif" w:hAnsi="Liberation Serif" w:eastAsia="Liberation Serif"/>
-          <w:b w:val="0"/>
-          <w:i/>
-        </w:rPr>
-        <w:t>Beattyville Enterprise</w:t>
-      </w:r>
-      <w:r>
-        <w:rPr>
-          <w:rFonts w:ascii="Liberation Serif" w:hAnsi="Liberation Serif" w:eastAsia="Liberation Serif"/>
-          <w:b w:val="0"/>
-          <w:i w:val="0"/>
-        </w:rPr>
-        <w:t xml:space="preserve"> and </w:t>
-      </w:r>
-      <w:r>
-        <w:rPr>
-          <w:rFonts w:ascii="Liberation Serif" w:hAnsi="Liberation Serif" w:eastAsia="Liberation Serif"/>
-          <w:b w:val="0"/>
-          <w:i/>
-        </w:rPr>
-        <w:t>Yell County Journal</w:t>
-      </w:r>
-      <w:r>
-        <w:rPr>
-          <w:rFonts w:ascii="Liberation Serif" w:hAnsi="Liberation Serif" w:eastAsia="Liberation Serif"/>
-          <w:b w:val="0"/>
-          <w:i w:val="0"/>
-        </w:rPr>
-        <w:t xml:space="preserve"> issues still unread. Free indexes and Lee obituary pages are </w:t>
-      </w:r>
-      <w:r>
-        <w:rPr>
-          <w:rFonts w:ascii="Liberation Serif" w:hAnsi="Liberation Serif" w:eastAsia="Liberation Serif"/>
-          <w:b/>
-          <w:i w:val="0"/>
-        </w:rPr>
-        <w:t>nil</w:t>
-      </w:r>
-      <w:r>
-        <w:rPr>
-          <w:rFonts w:ascii="Liberation Serif" w:hAnsi="Liberation Serif" w:eastAsia="Liberation Serif"/>
-          <w:b w:val="0"/>
-          <w:i w:val="0"/>
-        </w:rPr>
-        <w:t xml:space="preserve"> for a Dora Stone notice. [C293] [C301] [C315]</w:t>
+        <w:t>B020 partial:</w:t>
+      </w:r>
+      <w:r>
+        <w:rPr>
+          <w:rFonts w:ascii="Liberation Serif" w:hAnsi="Liberation Serif" w:eastAsia="Liberation Serif"/>
+          <w:b w:val="0"/>
+          <w:i w:val="0"/>
+        </w:rPr>
+        <w:t xml:space="preserve"> Carter Cove listings + flowers-left reconfirmed. Bio-keyword filter works; memorials </w:t>
+      </w:r>
+      <w:r>
+        <w:rPr>
+          <w:rFonts w:ascii="Liberation Serif" w:hAnsi="Liberation Serif" w:eastAsia="Liberation Serif"/>
+          <w:b/>
+          <w:i w:val="0"/>
+        </w:rPr>
+        <w:t>97907837 / 97907931</w:t>
+      </w:r>
+      <w:r>
+        <w:rPr>
+          <w:rFonts w:ascii="Liberation Serif" w:hAnsi="Liberation Serif" w:eastAsia="Liberation Serif"/>
+          <w:b w:val="0"/>
+          <w:i w:val="0"/>
+        </w:rPr>
+        <w:t xml:space="preserve"> absent for life-detail strings. Biography panes </w:t>
+      </w:r>
+      <w:r>
+        <w:rPr>
+          <w:rFonts w:ascii="Liberation Serif" w:hAnsi="Liberation Serif" w:eastAsia="Liberation Serif"/>
+          <w:b/>
+          <w:i w:val="0"/>
+        </w:rPr>
+        <w:t>unread</w:t>
+      </w:r>
+      <w:r>
+        <w:rPr>
+          <w:rFonts w:ascii="Liberation Serif" w:hAnsi="Liberation Serif" w:eastAsia="Liberation Serif"/>
+          <w:b w:val="0"/>
+          <w:i w:val="0"/>
+        </w:rPr>
+        <w:t>. [C494–C503]</w:t>
       </w:r>
     </w:p>
     <w:p>
@@ -8017,15 +8081,15 @@
           <w:b/>
           <w:i w:val="0"/>
         </w:rPr>
-        <w:t>B055:</w:t>
-      </w:r>
-      <w:r>
-        <w:rPr>
-          <w:rFonts w:ascii="Liberation Serif" w:hAnsi="Liberation Serif" w:eastAsia="Liberation Serif"/>
-          <w:b w:val="0"/>
-          <w:i w:val="0"/>
-        </w:rPr>
-        <w:t xml:space="preserve"> Pope County Library </w:t>
+        <w:t>B049:</w:t>
+      </w:r>
+      <w:r>
+        <w:rPr>
+          <w:rFonts w:ascii="Liberation Serif" w:hAnsi="Liberation Serif" w:eastAsia="Liberation Serif"/>
+          <w:b w:val="0"/>
+          <w:i w:val="0"/>
+        </w:rPr>
+        <w:t xml:space="preserve"> 1926 </w:t>
       </w:r>
       <w:r>
         <w:rPr>
@@ -8033,31 +8097,47 @@
           <w:b w:val="0"/>
           <w:i/>
         </w:rPr>
-        <w:t>Dardanelle Post-Dispatch</w:t>
-      </w:r>
-      <w:r>
-        <w:rPr>
-          <w:rFonts w:ascii="Liberation Serif" w:hAnsi="Liberation Serif" w:eastAsia="Liberation Serif"/>
-          <w:b w:val="0"/>
-          <w:i w:val="0"/>
-        </w:rPr>
-        <w:t xml:space="preserve"> </w:t>
-      </w:r>
-      <w:r>
-        <w:rPr>
-          <w:rFonts w:ascii="Liberation Serif" w:hAnsi="Liberation Serif" w:eastAsia="Liberation Serif"/>
-          <w:b/>
-          <w:i w:val="0"/>
-        </w:rPr>
-        <w:t>Roll 5</w:t>
-      </w:r>
-      <w:r>
-        <w:rPr>
-          <w:rFonts w:ascii="Liberation Serif" w:hAnsi="Liberation Serif" w:eastAsia="Liberation Serif"/>
-          <w:b w:val="0"/>
-          <w:i w:val="0"/>
-        </w:rPr>
-        <w:t xml:space="preserve"> (21 Jun 1923–26 Apr 1928) — first exact neighbouring film. [C311]</w:t>
+        <w:t>Beattyville Enterprise</w:t>
+      </w:r>
+      <w:r>
+        <w:rPr>
+          <w:rFonts w:ascii="Liberation Serif" w:hAnsi="Liberation Serif" w:eastAsia="Liberation Serif"/>
+          <w:b w:val="0"/>
+          <w:i w:val="0"/>
+        </w:rPr>
+        <w:t xml:space="preserve"> and </w:t>
+      </w:r>
+      <w:r>
+        <w:rPr>
+          <w:rFonts w:ascii="Liberation Serif" w:hAnsi="Liberation Serif" w:eastAsia="Liberation Serif"/>
+          <w:b w:val="0"/>
+          <w:i/>
+        </w:rPr>
+        <w:t>Yell County Journal</w:t>
+      </w:r>
+      <w:r>
+        <w:rPr>
+          <w:rFonts w:ascii="Liberation Serif" w:hAnsi="Liberation Serif" w:eastAsia="Liberation Serif"/>
+          <w:b w:val="0"/>
+          <w:i w:val="0"/>
+        </w:rPr>
+        <w:t xml:space="preserve"> issues still unread. Free indexes and Lee obituary pages are </w:t>
+      </w:r>
+      <w:r>
+        <w:rPr>
+          <w:rFonts w:ascii="Liberation Serif" w:hAnsi="Liberation Serif" w:eastAsia="Liberation Serif"/>
+          <w:b/>
+          <w:i w:val="0"/>
+        </w:rPr>
+        <w:t>nil</w:t>
+      </w:r>
+      <w:r>
+        <w:rPr>
+          <w:rFonts w:ascii="Liberation Serif" w:hAnsi="Liberation Serif" w:eastAsia="Liberation Serif"/>
+          <w:b w:val="0"/>
+          <w:i w:val="0"/>
+        </w:rPr>
+        <w:t xml:space="preserve"> for a Dora Stone notice. [C293] [C301] [C315]</w:t>
       </w:r>
     </w:p>
     <w:p>
@@ -8070,7 +8150,23 @@
           <w:b/>
           <w:i w:val="0"/>
         </w:rPr>
-        <w:t>B056:</w:t>
+        <w:t>B055:</w:t>
+      </w:r>
+      <w:r>
+        <w:rPr>
+          <w:rFonts w:ascii="Liberation Serif" w:hAnsi="Liberation Serif" w:eastAsia="Liberation Serif"/>
+          <w:b w:val="0"/>
+          <w:i w:val="0"/>
+        </w:rPr>
+        <w:t xml:space="preserve"> Pope County Library </w:t>
+      </w:r>
+      <w:r>
+        <w:rPr>
+          <w:rFonts w:ascii="Liberation Serif" w:hAnsi="Liberation Serif" w:eastAsia="Liberation Serif"/>
+          <w:b w:val="0"/>
+          <w:i/>
+        </w:rPr>
+        <w:t>Dardanelle Post-Dispatch</w:t>
       </w:r>
       <w:r>
         <w:rPr>
@@ -8083,18 +8179,18 @@
       <w:r>
         <w:rPr>
           <w:rFonts w:ascii="Liberation Serif" w:hAnsi="Liberation Serif" w:eastAsia="Liberation Serif"/>
-          <w:b w:val="0"/>
-          <w:i/>
-        </w:rPr>
-        <w:t>Danville Democrat</w:t>
-      </w:r>
-      <w:r>
-        <w:rPr>
-          <w:rFonts w:ascii="Liberation Serif" w:hAnsi="Liberation Serif" w:eastAsia="Liberation Serif"/>
-          <w:b w:val="0"/>
-          <w:i w:val="0"/>
-        </w:rPr>
-        <w:t xml:space="preserve"> Aug–Sep 1926 (1899–1927 title LCCN SN89051010; IA 0 any year; 1930 revival is a different paper). [C312] [C331] [C332]</w:t>
+          <w:b/>
+          <w:i w:val="0"/>
+        </w:rPr>
+        <w:t>Roll 5</w:t>
+      </w:r>
+      <w:r>
+        <w:rPr>
+          <w:rFonts w:ascii="Liberation Serif" w:hAnsi="Liberation Serif" w:eastAsia="Liberation Serif"/>
+          <w:b w:val="0"/>
+          <w:i w:val="0"/>
+        </w:rPr>
+        <w:t xml:space="preserve"> (21 Jun 1923–26 Apr 1928) — first exact neighbouring film. [C311]</w:t>
       </w:r>
     </w:p>
     <w:p>
@@ -8107,47 +8203,31 @@
           <w:b/>
           <w:i w:val="0"/>
         </w:rPr>
-        <w:t>B045 blocked:</w:t>
-      </w:r>
-      <w:r>
-        <w:rPr>
-          <w:rFonts w:ascii="Liberation Serif" w:hAnsi="Liberation Serif" w:eastAsia="Liberation Serif"/>
-          <w:b w:val="0"/>
-          <w:i w:val="0"/>
-        </w:rPr>
-        <w:t xml:space="preserve"> Samuel P. probate film still unread. Catalog + </w:t>
-      </w:r>
-      <w:r>
-        <w:rPr>
-          <w:rFonts w:ascii="Liberation Serif" w:hAnsi="Liberation Serif" w:eastAsia="Liberation Serif"/>
-          <w:b/>
-          <w:i w:val="0"/>
-        </w:rPr>
-        <w:t>R012</w:t>
-      </w:r>
-      <w:r>
-        <w:rPr>
-          <w:rFonts w:ascii="Liberation Serif" w:hAnsi="Liberation Serif" w:eastAsia="Liberation Serif"/>
-          <w:b w:val="0"/>
-          <w:i w:val="0"/>
-        </w:rPr>
-        <w:t xml:space="preserve"> retrieval path filed (</w:t>
-      </w:r>
-      <w:r>
-        <w:rPr>
-          <w:rFonts w:ascii="Liberation Serif" w:hAnsi="Liberation Serif" w:eastAsia="Liberation Serif"/>
-          <w:b/>
-          <w:i w:val="0"/>
-        </w:rPr>
-        <w:t>C417–C424</w:t>
-      </w:r>
-      <w:r>
-        <w:rPr>
-          <w:rFonts w:ascii="Liberation Serif" w:hAnsi="Liberation Serif" w:eastAsia="Liberation Serif"/>
-          <w:b w:val="0"/>
-          <w:i w:val="0"/>
-        </w:rPr>
-        <w:t>).</w:t>
+        <w:t>B056:</w:t>
+      </w:r>
+      <w:r>
+        <w:rPr>
+          <w:rFonts w:ascii="Liberation Serif" w:hAnsi="Liberation Serif" w:eastAsia="Liberation Serif"/>
+          <w:b w:val="0"/>
+          <w:i w:val="0"/>
+        </w:rPr>
+        <w:t xml:space="preserve"> </w:t>
+      </w:r>
+      <w:r>
+        <w:rPr>
+          <w:rFonts w:ascii="Liberation Serif" w:hAnsi="Liberation Serif" w:eastAsia="Liberation Serif"/>
+          <w:b w:val="0"/>
+          <w:i/>
+        </w:rPr>
+        <w:t>Danville Democrat</w:t>
+      </w:r>
+      <w:r>
+        <w:rPr>
+          <w:rFonts w:ascii="Liberation Serif" w:hAnsi="Liberation Serif" w:eastAsia="Liberation Serif"/>
+          <w:b w:val="0"/>
+          <w:i w:val="0"/>
+        </w:rPr>
+        <w:t xml:space="preserve"> Aug–Sep 1926 (1899–1927 title LCCN SN89051010; IA 0 any year; 1930 revival is a different paper). [C312] [C331] [C332]</w:t>
       </w:r>
     </w:p>
     <w:p>
@@ -8160,87 +8240,39 @@
           <w:b/>
           <w:i w:val="0"/>
         </w:rPr>
-        <w:t>B047 partial:</w:t>
-      </w:r>
-      <w:r>
-        <w:rPr>
-          <w:rFonts w:ascii="Liberation Serif" w:hAnsi="Liberation Serif" w:eastAsia="Liberation Serif"/>
-          <w:b w:val="0"/>
-          <w:i w:val="0"/>
-        </w:rPr>
-        <w:t xml:space="preserve"> M1509 pamphlet </w:t>
-      </w:r>
-      <w:r>
-        <w:rPr>
-          <w:rFonts w:ascii="Liberation Serif" w:hAnsi="Liberation Serif" w:eastAsia="Liberation Serif"/>
-          <w:b/>
-          <w:i w:val="0"/>
-        </w:rPr>
-        <w:t>image seen</w:t>
-      </w:r>
-      <w:r>
-        <w:rPr>
-          <w:rFonts w:ascii="Liberation Serif" w:hAnsi="Liberation Serif" w:eastAsia="Liberation Serif"/>
-          <w:b w:val="0"/>
-          <w:i w:val="0"/>
-        </w:rPr>
-        <w:t xml:space="preserve"> (</w:t>
-      </w:r>
-      <w:r>
-        <w:rPr>
-          <w:rFonts w:ascii="Liberation Serif" w:hAnsi="Liberation Serif" w:eastAsia="Liberation Serif"/>
-          <w:b/>
-          <w:i w:val="0"/>
-        </w:rPr>
-        <w:t>C399</w:t>
-      </w:r>
-      <w:r>
-        <w:rPr>
-          <w:rFonts w:ascii="Liberation Serif" w:hAnsi="Liberation Serif" w:eastAsia="Liberation Serif"/>
-          <w:b w:val="0"/>
-          <w:i w:val="0"/>
-        </w:rPr>
-        <w:t xml:space="preserve">). Free Lee/Estill/Owsley/Yell substitutes still </w:t>
-      </w:r>
-      <w:r>
-        <w:rPr>
-          <w:rFonts w:ascii="Liberation Serif" w:hAnsi="Liberation Serif" w:eastAsia="Liberation Serif"/>
-          <w:b/>
-          <w:i w:val="0"/>
-        </w:rPr>
-        <w:t>nil</w:t>
-      </w:r>
-      <w:r>
-        <w:rPr>
-          <w:rFonts w:ascii="Liberation Serif" w:hAnsi="Liberation Serif" w:eastAsia="Liberation Serif"/>
-          <w:b w:val="0"/>
-          <w:i w:val="0"/>
-        </w:rPr>
-        <w:t xml:space="preserve">. Card images on </w:t>
-      </w:r>
-      <w:r>
-        <w:rPr>
-          <w:rFonts w:ascii="Liberation Serif" w:hAnsi="Liberation Serif" w:eastAsia="Liberation Serif"/>
-          <w:b/>
-          <w:i w:val="0"/>
-        </w:rPr>
-        <w:t>KY45/KY24/KY74 / AR69</w:t>
-      </w:r>
-      <w:r>
-        <w:rPr>
-          <w:rFonts w:ascii="Liberation Serif" w:hAnsi="Liberation Serif" w:eastAsia="Liberation Serif"/>
-          <w:b w:val="0"/>
-          <w:i w:val="0"/>
-        </w:rPr>
-        <w:t xml:space="preserve"> unread (</w:t>
-      </w:r>
-      <w:r>
-        <w:rPr>
-          <w:rFonts w:ascii="Liberation Serif" w:hAnsi="Liberation Serif" w:eastAsia="Liberation Serif"/>
-          <w:b/>
-          <w:i w:val="0"/>
-        </w:rPr>
-        <w:t>C407</w:t>
+        <w:t>B045 blocked:</w:t>
+      </w:r>
+      <w:r>
+        <w:rPr>
+          <w:rFonts w:ascii="Liberation Serif" w:hAnsi="Liberation Serif" w:eastAsia="Liberation Serif"/>
+          <w:b w:val="0"/>
+          <w:i w:val="0"/>
+        </w:rPr>
+        <w:t xml:space="preserve"> Samuel P. probate film still unread. Catalog + </w:t>
+      </w:r>
+      <w:r>
+        <w:rPr>
+          <w:rFonts w:ascii="Liberation Serif" w:hAnsi="Liberation Serif" w:eastAsia="Liberation Serif"/>
+          <w:b/>
+          <w:i w:val="0"/>
+        </w:rPr>
+        <w:t>R012</w:t>
+      </w:r>
+      <w:r>
+        <w:rPr>
+          <w:rFonts w:ascii="Liberation Serif" w:hAnsi="Liberation Serif" w:eastAsia="Liberation Serif"/>
+          <w:b w:val="0"/>
+          <w:i w:val="0"/>
+        </w:rPr>
+        <w:t xml:space="preserve"> retrieval path filed (</w:t>
+      </w:r>
+      <w:r>
+        <w:rPr>
+          <w:rFonts w:ascii="Liberation Serif" w:hAnsi="Liberation Serif" w:eastAsia="Liberation Serif"/>
+          <w:b/>
+          <w:i w:val="0"/>
+        </w:rPr>
+        <w:t>C417–C424</w:t>
       </w:r>
       <w:r>
         <w:rPr>
@@ -8261,47 +8293,15 @@
           <w:b/>
           <w:i w:val="0"/>
         </w:rPr>
-        <w:t>B016 partial:</w:t>
-      </w:r>
-      <w:r>
-        <w:rPr>
-          <w:rFonts w:ascii="Liberation Serif" w:hAnsi="Liberation Serif" w:eastAsia="Liberation Serif"/>
-          <w:b w:val="0"/>
-          <w:i w:val="0"/>
-        </w:rPr>
-        <w:t xml:space="preserve"> TN index </w:t>
-      </w:r>
-      <w:r>
-        <w:rPr>
-          <w:rFonts w:ascii="Liberation Serif" w:hAnsi="Liberation Serif" w:eastAsia="Liberation Serif"/>
-          <w:b/>
-          <w:i w:val="0"/>
-        </w:rPr>
-        <w:t>LEWIS RISSIE N</w:t>
-      </w:r>
-      <w:r>
-        <w:rPr>
-          <w:rFonts w:ascii="Liberation Serif" w:hAnsi="Liberation Serif" w:eastAsia="Liberation Serif"/>
-          <w:b w:val="0"/>
-          <w:i w:val="0"/>
-        </w:rPr>
-        <w:t xml:space="preserve"> 13 May 1980 Knox file </w:t>
-      </w:r>
-      <w:r>
-        <w:rPr>
-          <w:rFonts w:ascii="Liberation Serif" w:hAnsi="Liberation Serif" w:eastAsia="Liberation Serif"/>
-          <w:b/>
-          <w:i w:val="0"/>
-        </w:rPr>
-        <w:t>15370</w:t>
-      </w:r>
-      <w:r>
-        <w:rPr>
-          <w:rFonts w:ascii="Liberation Serif" w:hAnsi="Liberation Serif" w:eastAsia="Liberation Serif"/>
-          <w:b w:val="0"/>
-          <w:i w:val="0"/>
-        </w:rPr>
-        <w:t xml:space="preserve"> + Greenwood stone </w:t>
+        <w:t>B047 partial:</w:t>
+      </w:r>
+      <w:r>
+        <w:rPr>
+          <w:rFonts w:ascii="Liberation Serif" w:hAnsi="Liberation Serif" w:eastAsia="Liberation Serif"/>
+          <w:b w:val="0"/>
+          <w:i w:val="0"/>
+        </w:rPr>
+        <w:t xml:space="preserve"> M1509 pamphlet </w:t>
       </w:r>
       <w:r>
         <w:rPr>
@@ -8317,31 +8317,63 @@
           <w:b w:val="0"/>
           <w:i w:val="0"/>
         </w:rPr>
-        <w:t xml:space="preserve">. vs P009 still </w:t>
-      </w:r>
-      <w:r>
-        <w:rPr>
-          <w:rFonts w:ascii="Liberation Serif" w:hAnsi="Liberation Serif" w:eastAsia="Liberation Serif"/>
-          <w:b/>
-          <w:i w:val="0"/>
-        </w:rPr>
-        <w:t>POSSIBLE</w:t>
-      </w:r>
-      <w:r>
-        <w:rPr>
-          <w:rFonts w:ascii="Liberation Serif" w:hAnsi="Liberation Serif" w:eastAsia="Liberation Serif"/>
-          <w:b w:val="0"/>
-          <w:i w:val="0"/>
-        </w:rPr>
-        <w:t>. Certificate / parents unread (</w:t>
-      </w:r>
-      <w:r>
-        <w:rPr>
-          <w:rFonts w:ascii="Liberation Serif" w:hAnsi="Liberation Serif" w:eastAsia="Liberation Serif"/>
-          <w:b/>
-          <w:i w:val="0"/>
-        </w:rPr>
-        <w:t>C425–C434</w:t>
+        <w:t xml:space="preserve"> (</w:t>
+      </w:r>
+      <w:r>
+        <w:rPr>
+          <w:rFonts w:ascii="Liberation Serif" w:hAnsi="Liberation Serif" w:eastAsia="Liberation Serif"/>
+          <w:b/>
+          <w:i w:val="0"/>
+        </w:rPr>
+        <w:t>C399</w:t>
+      </w:r>
+      <w:r>
+        <w:rPr>
+          <w:rFonts w:ascii="Liberation Serif" w:hAnsi="Liberation Serif" w:eastAsia="Liberation Serif"/>
+          <w:b w:val="0"/>
+          <w:i w:val="0"/>
+        </w:rPr>
+        <w:t xml:space="preserve">). Free Lee/Estill/Owsley/Yell substitutes still </w:t>
+      </w:r>
+      <w:r>
+        <w:rPr>
+          <w:rFonts w:ascii="Liberation Serif" w:hAnsi="Liberation Serif" w:eastAsia="Liberation Serif"/>
+          <w:b/>
+          <w:i w:val="0"/>
+        </w:rPr>
+        <w:t>nil</w:t>
+      </w:r>
+      <w:r>
+        <w:rPr>
+          <w:rFonts w:ascii="Liberation Serif" w:hAnsi="Liberation Serif" w:eastAsia="Liberation Serif"/>
+          <w:b w:val="0"/>
+          <w:i w:val="0"/>
+        </w:rPr>
+        <w:t xml:space="preserve">. Card images on </w:t>
+      </w:r>
+      <w:r>
+        <w:rPr>
+          <w:rFonts w:ascii="Liberation Serif" w:hAnsi="Liberation Serif" w:eastAsia="Liberation Serif"/>
+          <w:b/>
+          <w:i w:val="0"/>
+        </w:rPr>
+        <w:t>KY45/KY24/KY74 / AR69</w:t>
+      </w:r>
+      <w:r>
+        <w:rPr>
+          <w:rFonts w:ascii="Liberation Serif" w:hAnsi="Liberation Serif" w:eastAsia="Liberation Serif"/>
+          <w:b w:val="0"/>
+          <w:i w:val="0"/>
+        </w:rPr>
+        <w:t xml:space="preserve"> unread (</w:t>
+      </w:r>
+      <w:r>
+        <w:rPr>
+          <w:rFonts w:ascii="Liberation Serif" w:hAnsi="Liberation Serif" w:eastAsia="Liberation Serif"/>
+          <w:b/>
+          <w:i w:val="0"/>
+        </w:rPr>
+        <w:t>C407</w:t>
       </w:r>
       <w:r>
         <w:rPr>
@@ -8362,7 +8394,7 @@
           <w:b/>
           <w:i w:val="0"/>
         </w:rPr>
-        <w:t>B015 partial:</w:t>
+        <w:t>B016 partial:</w:t>
       </w:r>
       <w:r>
         <w:rPr>
@@ -8378,39 +8410,55 @@
           <w:b/>
           <w:i w:val="0"/>
         </w:rPr>
-        <w:t>BUNCH MARY M</w:t>
-      </w:r>
-      <w:r>
-        <w:rPr>
-          <w:rFonts w:ascii="Liberation Serif" w:hAnsi="Liberation Serif" w:eastAsia="Liberation Serif"/>
-          <w:b w:val="0"/>
-          <w:i w:val="0"/>
-        </w:rPr>
-        <w:t xml:space="preserve"> 11 Mar 1981 Knox file </w:t>
-      </w:r>
-      <w:r>
-        <w:rPr>
-          <w:rFonts w:ascii="Liberation Serif" w:hAnsi="Liberation Serif" w:eastAsia="Liberation Serif"/>
-          <w:b/>
-          <w:i w:val="0"/>
-        </w:rPr>
-        <w:t>09021</w:t>
-      </w:r>
-      <w:r>
-        <w:rPr>
-          <w:rFonts w:ascii="Liberation Serif" w:hAnsi="Liberation Serif" w:eastAsia="Liberation Serif"/>
-          <w:b w:val="0"/>
-          <w:i w:val="0"/>
-        </w:rPr>
-        <w:t xml:space="preserve">. vs P007 </w:t>
-      </w:r>
-      <w:r>
-        <w:rPr>
-          <w:rFonts w:ascii="Liberation Serif" w:hAnsi="Liberation Serif" w:eastAsia="Liberation Serif"/>
-          <w:b/>
-          <w:i w:val="0"/>
-        </w:rPr>
-        <w:t>PROBABLE</w:t>
+        <w:t>LEWIS RISSIE N</w:t>
+      </w:r>
+      <w:r>
+        <w:rPr>
+          <w:rFonts w:ascii="Liberation Serif" w:hAnsi="Liberation Serif" w:eastAsia="Liberation Serif"/>
+          <w:b w:val="0"/>
+          <w:i w:val="0"/>
+        </w:rPr>
+        <w:t xml:space="preserve"> 13 May 1980 Knox file </w:t>
+      </w:r>
+      <w:r>
+        <w:rPr>
+          <w:rFonts w:ascii="Liberation Serif" w:hAnsi="Liberation Serif" w:eastAsia="Liberation Serif"/>
+          <w:b/>
+          <w:i w:val="0"/>
+        </w:rPr>
+        <w:t>15370</w:t>
+      </w:r>
+      <w:r>
+        <w:rPr>
+          <w:rFonts w:ascii="Liberation Serif" w:hAnsi="Liberation Serif" w:eastAsia="Liberation Serif"/>
+          <w:b w:val="0"/>
+          <w:i w:val="0"/>
+        </w:rPr>
+        <w:t xml:space="preserve"> + Greenwood stone </w:t>
+      </w:r>
+      <w:r>
+        <w:rPr>
+          <w:rFonts w:ascii="Liberation Serif" w:hAnsi="Liberation Serif" w:eastAsia="Liberation Serif"/>
+          <w:b/>
+          <w:i w:val="0"/>
+        </w:rPr>
+        <w:t>image seen</w:t>
+      </w:r>
+      <w:r>
+        <w:rPr>
+          <w:rFonts w:ascii="Liberation Serif" w:hAnsi="Liberation Serif" w:eastAsia="Liberation Serif"/>
+          <w:b w:val="0"/>
+          <w:i w:val="0"/>
+        </w:rPr>
+        <w:t xml:space="preserve">. vs P009 still </w:t>
+      </w:r>
+      <w:r>
+        <w:rPr>
+          <w:rFonts w:ascii="Liberation Serif" w:hAnsi="Liberation Serif" w:eastAsia="Liberation Serif"/>
+          <w:b/>
+          <w:i w:val="0"/>
+        </w:rPr>
+        <w:t>POSSIBLE</w:t>
       </w:r>
       <w:r>
         <w:rPr>
@@ -8426,47 +8474,15 @@
           <w:b/>
           <w:i w:val="0"/>
         </w:rPr>
-        <w:t>C446–C456</w:t>
-      </w:r>
-      <w:r>
-        <w:rPr>
-          <w:rFonts w:ascii="Liberation Serif" w:hAnsi="Liberation Serif" w:eastAsia="Liberation Serif"/>
-          <w:b w:val="0"/>
-          <w:i w:val="0"/>
-        </w:rPr>
-        <w:t xml:space="preserve">). Hazel E. Bunch 1 May 1999 Knox file </w:t>
-      </w:r>
-      <w:r>
-        <w:rPr>
-          <w:rFonts w:ascii="Liberation Serif" w:hAnsi="Liberation Serif" w:eastAsia="Liberation Serif"/>
-          <w:b/>
-          <w:i w:val="0"/>
-        </w:rPr>
-        <w:t>20106</w:t>
-      </w:r>
-      <w:r>
-        <w:rPr>
-          <w:rFonts w:ascii="Liberation Serif" w:hAnsi="Liberation Serif" w:eastAsia="Liberation Serif"/>
-          <w:b w:val="0"/>
-          <w:i w:val="0"/>
-        </w:rPr>
-        <w:t xml:space="preserve"> (</w:t>
-      </w:r>
-      <w:r>
-        <w:rPr>
-          <w:rFonts w:ascii="Liberation Serif" w:hAnsi="Liberation Serif" w:eastAsia="Liberation Serif"/>
-          <w:b/>
-          <w:i w:val="0"/>
-        </w:rPr>
-        <w:t>C452 C453</w:t>
-      </w:r>
-      <w:r>
-        <w:rPr>
-          <w:rFonts w:ascii="Liberation Serif" w:hAnsi="Liberation Serif" w:eastAsia="Liberation Serif"/>
-          <w:b w:val="0"/>
-          <w:i w:val="0"/>
-        </w:rPr>
-        <w:t>). Living descendants withheld.</w:t>
+        <w:t>C425–C434</w:t>
+      </w:r>
+      <w:r>
+        <w:rPr>
+          <w:rFonts w:ascii="Liberation Serif" w:hAnsi="Liberation Serif" w:eastAsia="Liberation Serif"/>
+          <w:b w:val="0"/>
+          <w:i w:val="0"/>
+        </w:rPr>
+        <w:t>).</w:t>
       </w:r>
     </w:p>
     <w:p>
@@ -8479,111 +8495,111 @@
           <w:b/>
           <w:i w:val="0"/>
         </w:rPr>
-        <w:t>B039 partial:</w:t>
-      </w:r>
-      <w:r>
-        <w:rPr>
-          <w:rFonts w:ascii="Liberation Serif" w:hAnsi="Liberation Serif" w:eastAsia="Liberation Serif"/>
-          <w:b w:val="0"/>
-          <w:i w:val="0"/>
-        </w:rPr>
-        <w:t xml:space="preserve"> Owsley fire </w:t>
-      </w:r>
-      <w:r>
-        <w:rPr>
-          <w:rFonts w:ascii="Liberation Serif" w:hAnsi="Liberation Serif" w:eastAsia="Liberation Serif"/>
-          <w:b/>
-          <w:i w:val="0"/>
-        </w:rPr>
-        <w:t>29 Jan 1929</w:t>
-      </w:r>
-      <w:r>
-        <w:rPr>
-          <w:rFonts w:ascii="Liberation Serif" w:hAnsi="Liberation Serif" w:eastAsia="Liberation Serif"/>
-          <w:b w:val="0"/>
-          <w:i w:val="0"/>
-        </w:rPr>
-        <w:t xml:space="preserve"> + VS gaps </w:t>
-      </w:r>
-      <w:r>
-        <w:rPr>
-          <w:rFonts w:ascii="Liberation Serif" w:hAnsi="Liberation Serif" w:eastAsia="Liberation Serif"/>
-          <w:b/>
-          <w:i w:val="0"/>
-        </w:rPr>
-        <w:t>1879–1902 / 1905–1907</w:t>
-      </w:r>
-      <w:r>
-        <w:rPr>
-          <w:rFonts w:ascii="Liberation Serif" w:hAnsi="Liberation Serif" w:eastAsia="Liberation Serif"/>
-          <w:b w:val="0"/>
-          <w:i w:val="0"/>
-        </w:rPr>
-        <w:t xml:space="preserve">. Lee 1–37 nil party. 1910 Owsley + 1911–1945 DC nil Robert+Sallie. Hayes </w:t>
-      </w:r>
-      <w:r>
-        <w:rPr>
-          <w:rFonts w:ascii="Liberation Serif" w:hAnsi="Liberation Serif" w:eastAsia="Liberation Serif"/>
-          <w:b/>
-          <w:i w:val="0"/>
-        </w:rPr>
-        <w:t>818120</w:t>
-      </w:r>
-      <w:r>
-        <w:rPr>
-          <w:rFonts w:ascii="Liberation Serif" w:hAnsi="Liberation Serif" w:eastAsia="Liberation Serif"/>
-          <w:b w:val="0"/>
-          <w:i w:val="0"/>
-        </w:rPr>
-        <w:t xml:space="preserve"> / Smith </w:t>
-      </w:r>
-      <w:r>
-        <w:rPr>
-          <w:rFonts w:ascii="Liberation Serif" w:hAnsi="Liberation Serif" w:eastAsia="Liberation Serif"/>
-          <w:b/>
-          <w:i w:val="0"/>
-        </w:rPr>
-        <w:t>733757</w:t>
-      </w:r>
-      <w:r>
-        <w:rPr>
-          <w:rFonts w:ascii="Liberation Serif" w:hAnsi="Liberation Serif" w:eastAsia="Liberation Serif"/>
-          <w:b w:val="0"/>
-          <w:i w:val="0"/>
-        </w:rPr>
-        <w:t xml:space="preserve"> unread (</w:t>
-      </w:r>
-      <w:r>
-        <w:rPr>
-          <w:rFonts w:ascii="Liberation Serif" w:hAnsi="Liberation Serif" w:eastAsia="Liberation Serif"/>
-          <w:b/>
-          <w:i w:val="0"/>
-        </w:rPr>
-        <w:t>C471–C483</w:t>
-      </w:r>
-      <w:r>
-        <w:rPr>
-          <w:rFonts w:ascii="Liberation Serif" w:hAnsi="Liberation Serif" w:eastAsia="Liberation Serif"/>
-          <w:b w:val="0"/>
-          <w:i w:val="0"/>
-        </w:rPr>
-        <w:t xml:space="preserve">, </w:t>
-      </w:r>
-      <w:r>
-        <w:rPr>
-          <w:rFonts w:ascii="Liberation Serif" w:hAnsi="Liberation Serif" w:eastAsia="Liberation Serif"/>
-          <w:b/>
-          <w:i w:val="0"/>
-        </w:rPr>
-        <w:t>R014</w:t>
-      </w:r>
-      <w:r>
-        <w:rPr>
-          <w:rFonts w:ascii="Liberation Serif" w:hAnsi="Liberation Serif" w:eastAsia="Liberation Serif"/>
-          <w:b w:val="0"/>
-          <w:i w:val="0"/>
-        </w:rPr>
-        <w:t>).</w:t>
+        <w:t>B015 partial:</w:t>
+      </w:r>
+      <w:r>
+        <w:rPr>
+          <w:rFonts w:ascii="Liberation Serif" w:hAnsi="Liberation Serif" w:eastAsia="Liberation Serif"/>
+          <w:b w:val="0"/>
+          <w:i w:val="0"/>
+        </w:rPr>
+        <w:t xml:space="preserve"> TN index </w:t>
+      </w:r>
+      <w:r>
+        <w:rPr>
+          <w:rFonts w:ascii="Liberation Serif" w:hAnsi="Liberation Serif" w:eastAsia="Liberation Serif"/>
+          <w:b/>
+          <w:i w:val="0"/>
+        </w:rPr>
+        <w:t>BUNCH MARY M</w:t>
+      </w:r>
+      <w:r>
+        <w:rPr>
+          <w:rFonts w:ascii="Liberation Serif" w:hAnsi="Liberation Serif" w:eastAsia="Liberation Serif"/>
+          <w:b w:val="0"/>
+          <w:i w:val="0"/>
+        </w:rPr>
+        <w:t xml:space="preserve"> 11 Mar 1981 Knox file </w:t>
+      </w:r>
+      <w:r>
+        <w:rPr>
+          <w:rFonts w:ascii="Liberation Serif" w:hAnsi="Liberation Serif" w:eastAsia="Liberation Serif"/>
+          <w:b/>
+          <w:i w:val="0"/>
+        </w:rPr>
+        <w:t>09021</w:t>
+      </w:r>
+      <w:r>
+        <w:rPr>
+          <w:rFonts w:ascii="Liberation Serif" w:hAnsi="Liberation Serif" w:eastAsia="Liberation Serif"/>
+          <w:b w:val="0"/>
+          <w:i w:val="0"/>
+        </w:rPr>
+        <w:t xml:space="preserve">. vs P007 </w:t>
+      </w:r>
+      <w:r>
+        <w:rPr>
+          <w:rFonts w:ascii="Liberation Serif" w:hAnsi="Liberation Serif" w:eastAsia="Liberation Serif"/>
+          <w:b/>
+          <w:i w:val="0"/>
+        </w:rPr>
+        <w:t>PROBABLE</w:t>
+      </w:r>
+      <w:r>
+        <w:rPr>
+          <w:rFonts w:ascii="Liberation Serif" w:hAnsi="Liberation Serif" w:eastAsia="Liberation Serif"/>
+          <w:b w:val="0"/>
+          <w:i w:val="0"/>
+        </w:rPr>
+        <w:t>. Certificate / parents unread (</w:t>
+      </w:r>
+      <w:r>
+        <w:rPr>
+          <w:rFonts w:ascii="Liberation Serif" w:hAnsi="Liberation Serif" w:eastAsia="Liberation Serif"/>
+          <w:b/>
+          <w:i w:val="0"/>
+        </w:rPr>
+        <w:t>C446–C456</w:t>
+      </w:r>
+      <w:r>
+        <w:rPr>
+          <w:rFonts w:ascii="Liberation Serif" w:hAnsi="Liberation Serif" w:eastAsia="Liberation Serif"/>
+          <w:b w:val="0"/>
+          <w:i w:val="0"/>
+        </w:rPr>
+        <w:t xml:space="preserve">). Hazel E. Bunch 1 May 1999 Knox file </w:t>
+      </w:r>
+      <w:r>
+        <w:rPr>
+          <w:rFonts w:ascii="Liberation Serif" w:hAnsi="Liberation Serif" w:eastAsia="Liberation Serif"/>
+          <w:b/>
+          <w:i w:val="0"/>
+        </w:rPr>
+        <w:t>20106</w:t>
+      </w:r>
+      <w:r>
+        <w:rPr>
+          <w:rFonts w:ascii="Liberation Serif" w:hAnsi="Liberation Serif" w:eastAsia="Liberation Serif"/>
+          <w:b w:val="0"/>
+          <w:i w:val="0"/>
+        </w:rPr>
+        <w:t xml:space="preserve"> (</w:t>
+      </w:r>
+      <w:r>
+        <w:rPr>
+          <w:rFonts w:ascii="Liberation Serif" w:hAnsi="Liberation Serif" w:eastAsia="Liberation Serif"/>
+          <w:b/>
+          <w:i w:val="0"/>
+        </w:rPr>
+        <w:t>C452 C453</w:t>
+      </w:r>
+      <w:r>
+        <w:rPr>
+          <w:rFonts w:ascii="Liberation Serif" w:hAnsi="Liberation Serif" w:eastAsia="Liberation Serif"/>
+          <w:b w:val="0"/>
+          <w:i w:val="0"/>
+        </w:rPr>
+        <w:t>). Living descendants withheld.</w:t>
       </w:r>
     </w:p>
     <w:p>
@@ -8596,119 +8612,103 @@
           <w:b/>
           <w:i w:val="0"/>
         </w:rPr>
-        <w:t>B014 partial:</w:t>
-      </w:r>
-      <w:r>
-        <w:rPr>
-          <w:rFonts w:ascii="Liberation Serif" w:hAnsi="Liberation Serif" w:eastAsia="Liberation Serif"/>
-          <w:b w:val="0"/>
-          <w:i w:val="0"/>
-        </w:rPr>
-        <w:t xml:space="preserve"> Hardin K. Gray KY index vol </w:t>
-      </w:r>
-      <w:r>
-        <w:rPr>
-          <w:rFonts w:ascii="Liberation Serif" w:hAnsi="Liberation Serif" w:eastAsia="Liberation Serif"/>
-          <w:b/>
-          <w:i w:val="0"/>
-        </w:rPr>
-        <w:t>042</w:t>
-      </w:r>
-      <w:r>
-        <w:rPr>
-          <w:rFonts w:ascii="Liberation Serif" w:hAnsi="Liberation Serif" w:eastAsia="Liberation Serif"/>
-          <w:b w:val="0"/>
-          <w:i w:val="0"/>
-        </w:rPr>
-        <w:t xml:space="preserve"> #</w:t>
-      </w:r>
-      <w:r>
-        <w:rPr>
-          <w:rFonts w:ascii="Liberation Serif" w:hAnsi="Liberation Serif" w:eastAsia="Liberation Serif"/>
-          <w:b/>
-          <w:i w:val="0"/>
-        </w:rPr>
-        <w:t>20591</w:t>
-      </w:r>
-      <w:r>
-        <w:rPr>
-          <w:rFonts w:ascii="Liberation Serif" w:hAnsi="Liberation Serif" w:eastAsia="Liberation Serif"/>
-          <w:b w:val="0"/>
-          <w:i w:val="0"/>
-        </w:rPr>
-        <w:t xml:space="preserve"> — death </w:t>
-      </w:r>
-      <w:r>
-        <w:rPr>
-          <w:rFonts w:ascii="Liberation Serif" w:hAnsi="Liberation Serif" w:eastAsia="Liberation Serif"/>
-          <w:b/>
-          <w:i w:val="0"/>
-        </w:rPr>
-        <w:t>Fayette</w:t>
-      </w:r>
-      <w:r>
-        <w:rPr>
-          <w:rFonts w:ascii="Liberation Serif" w:hAnsi="Liberation Serif" w:eastAsia="Liberation Serif"/>
-          <w:b w:val="0"/>
-          <w:i w:val="0"/>
-        </w:rPr>
-        <w:t xml:space="preserve">, residence </w:t>
-      </w:r>
-      <w:r>
-        <w:rPr>
-          <w:rFonts w:ascii="Liberation Serif" w:hAnsi="Liberation Serif" w:eastAsia="Liberation Serif"/>
-          <w:b/>
-          <w:i w:val="0"/>
-        </w:rPr>
-        <w:t>Lee</w:t>
-      </w:r>
-      <w:r>
-        <w:rPr>
-          <w:rFonts w:ascii="Liberation Serif" w:hAnsi="Liberation Serif" w:eastAsia="Liberation Serif"/>
-          <w:b w:val="0"/>
-          <w:i w:val="0"/>
-        </w:rPr>
-        <w:t xml:space="preserve">, 7 Sep 1967 (conflict </w:t>
-      </w:r>
-      <w:r>
-        <w:rPr>
-          <w:rFonts w:ascii="Liberation Serif" w:hAnsi="Liberation Serif" w:eastAsia="Liberation Serif"/>
-          <w:b/>
-          <w:i w:val="0"/>
-        </w:rPr>
-        <w:t>#27</w:t>
-      </w:r>
-      <w:r>
-        <w:rPr>
-          <w:rFonts w:ascii="Liberation Serif" w:hAnsi="Liberation Serif" w:eastAsia="Liberation Serif"/>
-          <w:b w:val="0"/>
-          <w:i w:val="0"/>
-        </w:rPr>
-        <w:t xml:space="preserve">). Vestie 1958 paper names </w:t>
-      </w:r>
-      <w:r>
-        <w:rPr>
-          <w:rFonts w:ascii="Liberation Serif" w:hAnsi="Liberation Serif" w:eastAsia="Liberation Serif"/>
-          <w:b/>
-          <w:i w:val="0"/>
-        </w:rPr>
-        <w:t>H. K. Grey, Arvel</w:t>
-      </w:r>
-      <w:r>
-        <w:rPr>
-          <w:rFonts w:ascii="Liberation Serif" w:hAnsi="Liberation Serif" w:eastAsia="Liberation Serif"/>
-          <w:b w:val="0"/>
-          <w:i w:val="0"/>
-        </w:rPr>
-        <w:t>. Certificate unread (</w:t>
-      </w:r>
-      <w:r>
-        <w:rPr>
-          <w:rFonts w:ascii="Liberation Serif" w:hAnsi="Liberation Serif" w:eastAsia="Liberation Serif"/>
-          <w:b/>
-          <w:i w:val="0"/>
-        </w:rPr>
-        <w:t>C435–C445</w:t>
+        <w:t>B039 partial:</w:t>
+      </w:r>
+      <w:r>
+        <w:rPr>
+          <w:rFonts w:ascii="Liberation Serif" w:hAnsi="Liberation Serif" w:eastAsia="Liberation Serif"/>
+          <w:b w:val="0"/>
+          <w:i w:val="0"/>
+        </w:rPr>
+        <w:t xml:space="preserve"> Owsley fire </w:t>
+      </w:r>
+      <w:r>
+        <w:rPr>
+          <w:rFonts w:ascii="Liberation Serif" w:hAnsi="Liberation Serif" w:eastAsia="Liberation Serif"/>
+          <w:b/>
+          <w:i w:val="0"/>
+        </w:rPr>
+        <w:t>29 Jan 1929</w:t>
+      </w:r>
+      <w:r>
+        <w:rPr>
+          <w:rFonts w:ascii="Liberation Serif" w:hAnsi="Liberation Serif" w:eastAsia="Liberation Serif"/>
+          <w:b w:val="0"/>
+          <w:i w:val="0"/>
+        </w:rPr>
+        <w:t xml:space="preserve"> + VS gaps </w:t>
+      </w:r>
+      <w:r>
+        <w:rPr>
+          <w:rFonts w:ascii="Liberation Serif" w:hAnsi="Liberation Serif" w:eastAsia="Liberation Serif"/>
+          <w:b/>
+          <w:i w:val="0"/>
+        </w:rPr>
+        <w:t>1879–1902 / 1905–1907</w:t>
+      </w:r>
+      <w:r>
+        <w:rPr>
+          <w:rFonts w:ascii="Liberation Serif" w:hAnsi="Liberation Serif" w:eastAsia="Liberation Serif"/>
+          <w:b w:val="0"/>
+          <w:i w:val="0"/>
+        </w:rPr>
+        <w:t xml:space="preserve">. Lee 1–37 nil party. 1910 Owsley + 1911–1945 DC nil Robert+Sallie. Hayes </w:t>
+      </w:r>
+      <w:r>
+        <w:rPr>
+          <w:rFonts w:ascii="Liberation Serif" w:hAnsi="Liberation Serif" w:eastAsia="Liberation Serif"/>
+          <w:b/>
+          <w:i w:val="0"/>
+        </w:rPr>
+        <w:t>818120</w:t>
+      </w:r>
+      <w:r>
+        <w:rPr>
+          <w:rFonts w:ascii="Liberation Serif" w:hAnsi="Liberation Serif" w:eastAsia="Liberation Serif"/>
+          <w:b w:val="0"/>
+          <w:i w:val="0"/>
+        </w:rPr>
+        <w:t xml:space="preserve"> / Smith </w:t>
+      </w:r>
+      <w:r>
+        <w:rPr>
+          <w:rFonts w:ascii="Liberation Serif" w:hAnsi="Liberation Serif" w:eastAsia="Liberation Serif"/>
+          <w:b/>
+          <w:i w:val="0"/>
+        </w:rPr>
+        <w:t>733757</w:t>
+      </w:r>
+      <w:r>
+        <w:rPr>
+          <w:rFonts w:ascii="Liberation Serif" w:hAnsi="Liberation Serif" w:eastAsia="Liberation Serif"/>
+          <w:b w:val="0"/>
+          <w:i w:val="0"/>
+        </w:rPr>
+        <w:t xml:space="preserve"> unread (</w:t>
+      </w:r>
+      <w:r>
+        <w:rPr>
+          <w:rFonts w:ascii="Liberation Serif" w:hAnsi="Liberation Serif" w:eastAsia="Liberation Serif"/>
+          <w:b/>
+          <w:i w:val="0"/>
+        </w:rPr>
+        <w:t>C471–C483</w:t>
+      </w:r>
+      <w:r>
+        <w:rPr>
+          <w:rFonts w:ascii="Liberation Serif" w:hAnsi="Liberation Serif" w:eastAsia="Liberation Serif"/>
+          <w:b w:val="0"/>
+          <w:i w:val="0"/>
+        </w:rPr>
+        <w:t xml:space="preserve">, </w:t>
+      </w:r>
+      <w:r>
+        <w:rPr>
+          <w:rFonts w:ascii="Liberation Serif" w:hAnsi="Liberation Serif" w:eastAsia="Liberation Serif"/>
+          <w:b/>
+          <w:i w:val="0"/>
+        </w:rPr>
+        <w:t>R014</w:t>
       </w:r>
       <w:r>
         <w:rPr>
@@ -8729,103 +8729,119 @@
           <w:b/>
           <w:i w:val="0"/>
         </w:rPr>
-        <w:t>B007 partial:</w:t>
-      </w:r>
-      <w:r>
-        <w:rPr>
-          <w:rFonts w:ascii="Liberation Serif" w:hAnsi="Liberation Serif" w:eastAsia="Liberation Serif"/>
-          <w:b w:val="0"/>
-          <w:i w:val="0"/>
-        </w:rPr>
-        <w:t xml:space="preserve"> 1900 Liberty Township </w:t>
-      </w:r>
-      <w:r>
-        <w:rPr>
-          <w:rFonts w:ascii="Liberation Serif" w:hAnsi="Liberation Serif" w:eastAsia="Liberation Serif"/>
-          <w:b/>
-          <w:i w:val="0"/>
-        </w:rPr>
-        <w:t>closed</w:t>
-      </w:r>
-      <w:r>
-        <w:rPr>
-          <w:rFonts w:ascii="Liberation Serif" w:hAnsi="Liberation Serif" w:eastAsia="Liberation Serif"/>
-          <w:b w:val="0"/>
-          <w:i w:val="0"/>
-        </w:rPr>
-        <w:t xml:space="preserve"> (ED </w:t>
-      </w:r>
-      <w:r>
-        <w:rPr>
-          <w:rFonts w:ascii="Liberation Serif" w:hAnsi="Liberation Serif" w:eastAsia="Liberation Serif"/>
-          <w:b/>
-          <w:i w:val="0"/>
-        </w:rPr>
-        <w:t>4</w:t>
-      </w:r>
-      <w:r>
-        <w:rPr>
-          <w:rFonts w:ascii="Liberation Serif" w:hAnsi="Liberation Serif" w:eastAsia="Liberation Serif"/>
-          <w:b w:val="0"/>
-          <w:i w:val="0"/>
-        </w:rPr>
-        <w:t xml:space="preserve"> entire + ED </w:t>
-      </w:r>
-      <w:r>
-        <w:rPr>
-          <w:rFonts w:ascii="Liberation Serif" w:hAnsi="Liberation Serif" w:eastAsia="Liberation Serif"/>
-          <w:b/>
-          <w:i w:val="0"/>
-        </w:rPr>
-        <w:t>5</w:t>
-      </w:r>
-      <w:r>
-        <w:rPr>
-          <w:rFonts w:ascii="Liberation Serif" w:hAnsi="Liberation Serif" w:eastAsia="Liberation Serif"/>
-          <w:b w:val="0"/>
-          <w:i w:val="0"/>
-        </w:rPr>
-        <w:t xml:space="preserve"> entire). 1910 John Sullivan’s wife is </w:t>
-      </w:r>
-      <w:r>
-        <w:rPr>
-          <w:rFonts w:ascii="Liberation Serif" w:hAnsi="Liberation Serif" w:eastAsia="Liberation Serif"/>
-          <w:b/>
-          <w:i w:val="0"/>
-        </w:rPr>
-        <w:t>Ida M.</w:t>
-      </w:r>
-      <w:r>
-        <w:rPr>
-          <w:rFonts w:ascii="Liberation Serif" w:hAnsi="Liberation Serif" w:eastAsia="Liberation Serif"/>
-          <w:b w:val="0"/>
-          <w:i w:val="0"/>
-        </w:rPr>
-        <w:t xml:space="preserve"> John still unplaced in 1900. Residual: S-415 continuation; Bollinger ED </w:t>
-      </w:r>
-      <w:r>
-        <w:rPr>
-          <w:rFonts w:ascii="Liberation Serif" w:hAnsi="Liberation Serif" w:eastAsia="Liberation Serif"/>
-          <w:b/>
-          <w:i w:val="0"/>
-        </w:rPr>
-        <w:t>1/2/3/6</w:t>
-      </w:r>
-      <w:r>
-        <w:rPr>
-          <w:rFonts w:ascii="Liberation Serif" w:hAnsi="Liberation Serif" w:eastAsia="Liberation Serif"/>
-          <w:b w:val="0"/>
-          <w:i w:val="0"/>
-        </w:rPr>
-        <w:t xml:space="preserve"> (</w:t>
-      </w:r>
-      <w:r>
-        <w:rPr>
-          <w:rFonts w:ascii="Liberation Serif" w:hAnsi="Liberation Serif" w:eastAsia="Liberation Serif"/>
-          <w:b/>
-          <w:i w:val="0"/>
-        </w:rPr>
-        <w:t>C457–C463</w:t>
+        <w:t>B014 partial:</w:t>
+      </w:r>
+      <w:r>
+        <w:rPr>
+          <w:rFonts w:ascii="Liberation Serif" w:hAnsi="Liberation Serif" w:eastAsia="Liberation Serif"/>
+          <w:b w:val="0"/>
+          <w:i w:val="0"/>
+        </w:rPr>
+        <w:t xml:space="preserve"> Hardin K. Gray KY index vol </w:t>
+      </w:r>
+      <w:r>
+        <w:rPr>
+          <w:rFonts w:ascii="Liberation Serif" w:hAnsi="Liberation Serif" w:eastAsia="Liberation Serif"/>
+          <w:b/>
+          <w:i w:val="0"/>
+        </w:rPr>
+        <w:t>042</w:t>
+      </w:r>
+      <w:r>
+        <w:rPr>
+          <w:rFonts w:ascii="Liberation Serif" w:hAnsi="Liberation Serif" w:eastAsia="Liberation Serif"/>
+          <w:b w:val="0"/>
+          <w:i w:val="0"/>
+        </w:rPr>
+        <w:t xml:space="preserve"> #</w:t>
+      </w:r>
+      <w:r>
+        <w:rPr>
+          <w:rFonts w:ascii="Liberation Serif" w:hAnsi="Liberation Serif" w:eastAsia="Liberation Serif"/>
+          <w:b/>
+          <w:i w:val="0"/>
+        </w:rPr>
+        <w:t>20591</w:t>
+      </w:r>
+      <w:r>
+        <w:rPr>
+          <w:rFonts w:ascii="Liberation Serif" w:hAnsi="Liberation Serif" w:eastAsia="Liberation Serif"/>
+          <w:b w:val="0"/>
+          <w:i w:val="0"/>
+        </w:rPr>
+        <w:t xml:space="preserve"> — death </w:t>
+      </w:r>
+      <w:r>
+        <w:rPr>
+          <w:rFonts w:ascii="Liberation Serif" w:hAnsi="Liberation Serif" w:eastAsia="Liberation Serif"/>
+          <w:b/>
+          <w:i w:val="0"/>
+        </w:rPr>
+        <w:t>Fayette</w:t>
+      </w:r>
+      <w:r>
+        <w:rPr>
+          <w:rFonts w:ascii="Liberation Serif" w:hAnsi="Liberation Serif" w:eastAsia="Liberation Serif"/>
+          <w:b w:val="0"/>
+          <w:i w:val="0"/>
+        </w:rPr>
+        <w:t xml:space="preserve">, residence </w:t>
+      </w:r>
+      <w:r>
+        <w:rPr>
+          <w:rFonts w:ascii="Liberation Serif" w:hAnsi="Liberation Serif" w:eastAsia="Liberation Serif"/>
+          <w:b/>
+          <w:i w:val="0"/>
+        </w:rPr>
+        <w:t>Lee</w:t>
+      </w:r>
+      <w:r>
+        <w:rPr>
+          <w:rFonts w:ascii="Liberation Serif" w:hAnsi="Liberation Serif" w:eastAsia="Liberation Serif"/>
+          <w:b w:val="0"/>
+          <w:i w:val="0"/>
+        </w:rPr>
+        <w:t xml:space="preserve">, 7 Sep 1967 (conflict </w:t>
+      </w:r>
+      <w:r>
+        <w:rPr>
+          <w:rFonts w:ascii="Liberation Serif" w:hAnsi="Liberation Serif" w:eastAsia="Liberation Serif"/>
+          <w:b/>
+          <w:i w:val="0"/>
+        </w:rPr>
+        <w:t>#27</w:t>
+      </w:r>
+      <w:r>
+        <w:rPr>
+          <w:rFonts w:ascii="Liberation Serif" w:hAnsi="Liberation Serif" w:eastAsia="Liberation Serif"/>
+          <w:b w:val="0"/>
+          <w:i w:val="0"/>
+        </w:rPr>
+        <w:t xml:space="preserve">). Vestie 1958 paper names </w:t>
+      </w:r>
+      <w:r>
+        <w:rPr>
+          <w:rFonts w:ascii="Liberation Serif" w:hAnsi="Liberation Serif" w:eastAsia="Liberation Serif"/>
+          <w:b/>
+          <w:i w:val="0"/>
+        </w:rPr>
+        <w:t>H. K. Grey, Arvel</w:t>
+      </w:r>
+      <w:r>
+        <w:rPr>
+          <w:rFonts w:ascii="Liberation Serif" w:hAnsi="Liberation Serif" w:eastAsia="Liberation Serif"/>
+          <w:b w:val="0"/>
+          <w:i w:val="0"/>
+        </w:rPr>
+        <w:t>. Certificate unread (</w:t>
+      </w:r>
+      <w:r>
+        <w:rPr>
+          <w:rFonts w:ascii="Liberation Serif" w:hAnsi="Liberation Serif" w:eastAsia="Liberation Serif"/>
+          <w:b/>
+          <w:i w:val="0"/>
+        </w:rPr>
+        <w:t>C435–C445</w:t>
       </w:r>
       <w:r>
         <w:rPr>
@@ -8846,151 +8862,87 @@
           <w:b/>
           <w:i w:val="0"/>
         </w:rPr>
-        <w:t>FAN residual:</w:t>
-      </w:r>
-      <w:r>
-        <w:rPr>
-          <w:rFonts w:ascii="Liberation Serif" w:hAnsi="Liberation Serif" w:eastAsia="Liberation Serif"/>
-          <w:b w:val="0"/>
-          <w:i w:val="0"/>
-        </w:rPr>
-        <w:t xml:space="preserve"> B057 </w:t>
-      </w:r>
-      <w:r>
-        <w:rPr>
-          <w:rFonts w:ascii="Liberation Serif" w:hAnsi="Liberation Serif" w:eastAsia="Liberation Serif"/>
-          <w:b/>
-          <w:i w:val="0"/>
-        </w:rPr>
-        <w:t>done</w:t>
-      </w:r>
-      <w:r>
-        <w:rPr>
-          <w:rFonts w:ascii="Liberation Serif" w:hAnsi="Liberation Serif" w:eastAsia="Liberation Serif"/>
-          <w:b w:val="0"/>
-          <w:i w:val="0"/>
-        </w:rPr>
-        <w:t xml:space="preserve"> for the remote stone/index pass (</w:t>
-      </w:r>
-      <w:r>
-        <w:rPr>
-          <w:rFonts w:ascii="Liberation Serif" w:hAnsi="Liberation Serif" w:eastAsia="Liberation Serif"/>
-          <w:b/>
-          <w:i w:val="0"/>
-        </w:rPr>
-        <w:t>C383–C398</w:t>
-      </w:r>
-      <w:r>
-        <w:rPr>
-          <w:rFonts w:ascii="Liberation Serif" w:hAnsi="Liberation Serif" w:eastAsia="Liberation Serif"/>
-          <w:b w:val="0"/>
-          <w:i w:val="0"/>
-        </w:rPr>
-        <w:t xml:space="preserve">). Vincent Newman Family Cemetery located; Edward stone </w:t>
-      </w:r>
-      <w:r>
-        <w:rPr>
-          <w:rFonts w:ascii="Liberation Serif" w:hAnsi="Liberation Serif" w:eastAsia="Liberation Serif"/>
-          <w:b/>
-          <w:i w:val="0"/>
-        </w:rPr>
-        <w:t>image seen</w:t>
-      </w:r>
-      <w:r>
-        <w:rPr>
-          <w:rFonts w:ascii="Liberation Serif" w:hAnsi="Liberation Serif" w:eastAsia="Liberation Serif"/>
-          <w:b w:val="0"/>
-          <w:i w:val="0"/>
-        </w:rPr>
-        <w:t xml:space="preserve">; Madison 1936 ages </w:t>
-      </w:r>
-      <w:r>
-        <w:rPr>
-          <w:rFonts w:ascii="Liberation Serif" w:hAnsi="Liberation Serif" w:eastAsia="Liberation Serif"/>
-          <w:b/>
-          <w:i w:val="0"/>
-        </w:rPr>
-        <w:t>017</w:t>
-      </w:r>
-      <w:r>
-        <w:rPr>
-          <w:rFonts w:ascii="Liberation Serif" w:hAnsi="Liberation Serif" w:eastAsia="Liberation Serif"/>
-          <w:b w:val="0"/>
-          <w:i w:val="0"/>
-        </w:rPr>
-        <w:t xml:space="preserve">. Still unread: Madison/Lee DC </w:t>
-      </w:r>
-      <w:r>
-        <w:rPr>
-          <w:rFonts w:ascii="Liberation Serif" w:hAnsi="Liberation Serif" w:eastAsia="Liberation Serif"/>
-          <w:b/>
-          <w:i w:val="0"/>
-        </w:rPr>
-        <w:t>images</w:t>
-      </w:r>
-      <w:r>
-        <w:rPr>
-          <w:rFonts w:ascii="Liberation Serif" w:hAnsi="Liberation Serif" w:eastAsia="Liberation Serif"/>
-          <w:b w:val="0"/>
-          <w:i w:val="0"/>
-        </w:rPr>
-        <w:t xml:space="preserve">, Owsley 1920 book, Smith 1843–1929 marriages; Callie/Dorothy/Everett FAG </w:t>
-      </w:r>
-      <w:r>
-        <w:rPr>
-          <w:rFonts w:ascii="Liberation Serif" w:hAnsi="Liberation Serif" w:eastAsia="Liberation Serif"/>
-          <w:b/>
-          <w:i w:val="0"/>
-        </w:rPr>
-        <w:t>no photos</w:t>
-      </w:r>
-      <w:r>
-        <w:rPr>
-          <w:rFonts w:ascii="Liberation Serif" w:hAnsi="Liberation Serif" w:eastAsia="Liberation Serif"/>
-          <w:b w:val="0"/>
-          <w:i w:val="0"/>
-        </w:rPr>
-        <w:t xml:space="preserve">. Grant=Frank and John of Owsley still </w:t>
-      </w:r>
-      <w:r>
-        <w:rPr>
-          <w:rFonts w:ascii="Liberation Serif" w:hAnsi="Liberation Serif" w:eastAsia="Liberation Serif"/>
-          <w:b/>
-          <w:i w:val="0"/>
-        </w:rPr>
-        <w:t>POSSIBLE</w:t>
-      </w:r>
-      <w:r>
-        <w:rPr>
-          <w:rFonts w:ascii="Liberation Serif" w:hAnsi="Liberation Serif" w:eastAsia="Liberation Serif"/>
-          <w:b w:val="0"/>
-          <w:i w:val="0"/>
-        </w:rPr>
-        <w:t xml:space="preserve">. </w:t>
-      </w:r>
-      <w:r>
-        <w:rPr>
-          <w:rFonts w:ascii="Liberation Serif" w:hAnsi="Liberation Serif" w:eastAsia="Liberation Serif"/>
-          <w:b/>
-          <w:i w:val="0"/>
-        </w:rPr>
-        <w:t>B054 done</w:t>
-      </w:r>
-      <w:r>
-        <w:rPr>
-          <w:rFonts w:ascii="Liberation Serif" w:hAnsi="Liberation Serif" w:eastAsia="Liberation Serif"/>
-          <w:b w:val="0"/>
-          <w:i w:val="0"/>
-        </w:rPr>
-        <w:t xml:space="preserve"> — Carter Cove stones </w:t>
-      </w:r>
-      <w:r>
-        <w:rPr>
-          <w:rFonts w:ascii="Liberation Serif" w:hAnsi="Liberation Serif" w:eastAsia="Liberation Serif"/>
-          <w:b/>
-          <w:i w:val="0"/>
-        </w:rPr>
-        <w:t>image seen</w:t>
+        <w:t>B007 partial:</w:t>
+      </w:r>
+      <w:r>
+        <w:rPr>
+          <w:rFonts w:ascii="Liberation Serif" w:hAnsi="Liberation Serif" w:eastAsia="Liberation Serif"/>
+          <w:b w:val="0"/>
+          <w:i w:val="0"/>
+        </w:rPr>
+        <w:t xml:space="preserve"> 1900 Liberty Township </w:t>
+      </w:r>
+      <w:r>
+        <w:rPr>
+          <w:rFonts w:ascii="Liberation Serif" w:hAnsi="Liberation Serif" w:eastAsia="Liberation Serif"/>
+          <w:b/>
+          <w:i w:val="0"/>
+        </w:rPr>
+        <w:t>closed</w:t>
+      </w:r>
+      <w:r>
+        <w:rPr>
+          <w:rFonts w:ascii="Liberation Serif" w:hAnsi="Liberation Serif" w:eastAsia="Liberation Serif"/>
+          <w:b w:val="0"/>
+          <w:i w:val="0"/>
+        </w:rPr>
+        <w:t xml:space="preserve"> (ED </w:t>
+      </w:r>
+      <w:r>
+        <w:rPr>
+          <w:rFonts w:ascii="Liberation Serif" w:hAnsi="Liberation Serif" w:eastAsia="Liberation Serif"/>
+          <w:b/>
+          <w:i w:val="0"/>
+        </w:rPr>
+        <w:t>4</w:t>
+      </w:r>
+      <w:r>
+        <w:rPr>
+          <w:rFonts w:ascii="Liberation Serif" w:hAnsi="Liberation Serif" w:eastAsia="Liberation Serif"/>
+          <w:b w:val="0"/>
+          <w:i w:val="0"/>
+        </w:rPr>
+        <w:t xml:space="preserve"> entire + ED </w:t>
+      </w:r>
+      <w:r>
+        <w:rPr>
+          <w:rFonts w:ascii="Liberation Serif" w:hAnsi="Liberation Serif" w:eastAsia="Liberation Serif"/>
+          <w:b/>
+          <w:i w:val="0"/>
+        </w:rPr>
+        <w:t>5</w:t>
+      </w:r>
+      <w:r>
+        <w:rPr>
+          <w:rFonts w:ascii="Liberation Serif" w:hAnsi="Liberation Serif" w:eastAsia="Liberation Serif"/>
+          <w:b w:val="0"/>
+          <w:i w:val="0"/>
+        </w:rPr>
+        <w:t xml:space="preserve"> entire). 1910 John Sullivan’s wife is </w:t>
+      </w:r>
+      <w:r>
+        <w:rPr>
+          <w:rFonts w:ascii="Liberation Serif" w:hAnsi="Liberation Serif" w:eastAsia="Liberation Serif"/>
+          <w:b/>
+          <w:i w:val="0"/>
+        </w:rPr>
+        <w:t>Ida M.</w:t>
+      </w:r>
+      <w:r>
+        <w:rPr>
+          <w:rFonts w:ascii="Liberation Serif" w:hAnsi="Liberation Serif" w:eastAsia="Liberation Serif"/>
+          <w:b w:val="0"/>
+          <w:i w:val="0"/>
+        </w:rPr>
+        <w:t xml:space="preserve"> John still unplaced in 1900. Residual: S-415 continuation; Bollinger ED </w:t>
+      </w:r>
+      <w:r>
+        <w:rPr>
+          <w:rFonts w:ascii="Liberation Serif" w:hAnsi="Liberation Serif" w:eastAsia="Liberation Serif"/>
+          <w:b/>
+          <w:i w:val="0"/>
+        </w:rPr>
+        <w:t>1/2/3/6</w:t>
       </w:r>
       <w:r>
         <w:rPr>
@@ -9006,135 +8958,7 @@
           <w:b/>
           <w:i w:val="0"/>
         </w:rPr>
-        <w:t>C410–C416</w:t>
-      </w:r>
-      <w:r>
-        <w:rPr>
-          <w:rFonts w:ascii="Liberation Serif" w:hAnsi="Liberation Serif" w:eastAsia="Liberation Serif"/>
-          <w:b w:val="0"/>
-          <w:i w:val="0"/>
-        </w:rPr>
-        <w:t xml:space="preserve">). Luther Riverview stones / DC images unread. </w:t>
-      </w:r>
-      <w:r>
-        <w:rPr>
-          <w:rFonts w:ascii="Liberation Serif" w:hAnsi="Liberation Serif" w:eastAsia="Liberation Serif"/>
-          <w:b/>
-          <w:i w:val="0"/>
-        </w:rPr>
-        <w:t>B051</w:t>
-      </w:r>
-      <w:r>
-        <w:rPr>
-          <w:rFonts w:ascii="Liberation Serif" w:hAnsi="Liberation Serif" w:eastAsia="Liberation Serif"/>
-          <w:b w:val="0"/>
-          <w:i w:val="0"/>
-        </w:rPr>
-        <w:t xml:space="preserve"> Luther death </w:t>
-      </w:r>
-      <w:r>
-        <w:rPr>
-          <w:rFonts w:ascii="Liberation Serif" w:hAnsi="Liberation Serif" w:eastAsia="Liberation Serif"/>
-          <w:b/>
-          <w:i w:val="0"/>
-        </w:rPr>
-        <w:t>done</w:t>
-      </w:r>
-      <w:r>
-        <w:rPr>
-          <w:rFonts w:ascii="Liberation Serif" w:hAnsi="Liberation Serif" w:eastAsia="Liberation Serif"/>
-          <w:b w:val="0"/>
-          <w:i w:val="0"/>
-        </w:rPr>
-        <w:t xml:space="preserve"> (</w:t>
-      </w:r>
-      <w:r>
-        <w:rPr>
-          <w:rFonts w:ascii="Liberation Serif" w:hAnsi="Liberation Serif" w:eastAsia="Liberation Serif"/>
-          <w:b/>
-          <w:i w:val="0"/>
-        </w:rPr>
-        <w:t>C375–C382</w:t>
-      </w:r>
-      <w:r>
-        <w:rPr>
-          <w:rFonts w:ascii="Liberation Serif" w:hAnsi="Liberation Serif" w:eastAsia="Liberation Serif"/>
-          <w:b w:val="0"/>
-          <w:i w:val="0"/>
-        </w:rPr>
-        <w:t xml:space="preserve">). </w:t>
-      </w:r>
-      <w:r>
-        <w:rPr>
-          <w:rFonts w:ascii="Liberation Serif" w:hAnsi="Liberation Serif" w:eastAsia="Liberation Serif"/>
-          <w:b/>
-          <w:i w:val="0"/>
-        </w:rPr>
-        <w:t>B052</w:t>
-      </w:r>
-      <w:r>
-        <w:rPr>
-          <w:rFonts w:ascii="Liberation Serif" w:hAnsi="Liberation Serif" w:eastAsia="Liberation Serif"/>
-          <w:b w:val="0"/>
-          <w:i w:val="0"/>
-        </w:rPr>
-        <w:t xml:space="preserve"> Shelby × Grace </w:t>
-      </w:r>
-      <w:r>
-        <w:rPr>
-          <w:rFonts w:ascii="Liberation Serif" w:hAnsi="Liberation Serif" w:eastAsia="Liberation Serif"/>
-          <w:b/>
-          <w:i w:val="0"/>
-        </w:rPr>
-        <w:t>done</w:t>
-      </w:r>
-      <w:r>
-        <w:rPr>
-          <w:rFonts w:ascii="Liberation Serif" w:hAnsi="Liberation Serif" w:eastAsia="Liberation Serif"/>
-          <w:b w:val="0"/>
-          <w:i w:val="0"/>
-        </w:rPr>
-        <w:t xml:space="preserve">. </w:t>
-      </w:r>
-      <w:r>
-        <w:rPr>
-          <w:rFonts w:ascii="Liberation Serif" w:hAnsi="Liberation Serif" w:eastAsia="Liberation Serif"/>
-          <w:b/>
-          <w:i w:val="0"/>
-        </w:rPr>
-        <w:t>B053</w:t>
-      </w:r>
-      <w:r>
-        <w:rPr>
-          <w:rFonts w:ascii="Liberation Serif" w:hAnsi="Liberation Serif" w:eastAsia="Liberation Serif"/>
-          <w:b w:val="0"/>
-          <w:i w:val="0"/>
-        </w:rPr>
-        <w:t xml:space="preserve"> Everett FAN </w:t>
-      </w:r>
-      <w:r>
-        <w:rPr>
-          <w:rFonts w:ascii="Liberation Serif" w:hAnsi="Liberation Serif" w:eastAsia="Liberation Serif"/>
-          <w:b/>
-          <w:i w:val="0"/>
-        </w:rPr>
-        <w:t>done</w:t>
-      </w:r>
-      <w:r>
-        <w:rPr>
-          <w:rFonts w:ascii="Liberation Serif" w:hAnsi="Liberation Serif" w:eastAsia="Liberation Serif"/>
-          <w:b w:val="0"/>
-          <w:i w:val="0"/>
-        </w:rPr>
-        <w:t xml:space="preserve"> (</w:t>
-      </w:r>
-      <w:r>
-        <w:rPr>
-          <w:rFonts w:ascii="Liberation Serif" w:hAnsi="Liberation Serif" w:eastAsia="Liberation Serif"/>
-          <w:b/>
-          <w:i w:val="0"/>
-        </w:rPr>
-        <w:t>C349–C365</w:t>
+        <w:t>C457–C463</w:t>
       </w:r>
       <w:r>
         <w:rPr>
@@ -9152,26 +8976,306 @@
       <w:r>
         <w:rPr>
           <w:rFonts w:ascii="Liberation Serif" w:hAnsi="Liberation Serif" w:eastAsia="Liberation Serif"/>
-          <w:b w:val="0"/>
-          <w:i w:val="0"/>
-        </w:rPr>
-        <w:t xml:space="preserve">Greene 37–43 Stone sweep is </w:t>
-      </w:r>
-      <w:r>
-        <w:rPr>
-          <w:rFonts w:ascii="Liberation Serif" w:hAnsi="Liberation Serif" w:eastAsia="Liberation Serif"/>
-          <w:b/>
-          <w:i w:val="0"/>
-        </w:rPr>
-        <w:t>closed</w:t>
-      </w:r>
-      <w:r>
-        <w:rPr>
-          <w:rFonts w:ascii="Liberation Serif" w:hAnsi="Liberation Serif" w:eastAsia="Liberation Serif"/>
-          <w:b w:val="0"/>
-          <w:i w:val="0"/>
-        </w:rPr>
-        <w:t>. Do not reopen Peebles as a third marriage without a license. Do not print 1868 or 24 February 1906 as facts.</w:t>
+          <w:b/>
+          <w:i w:val="0"/>
+        </w:rPr>
+        <w:t>FAN residual:</w:t>
+      </w:r>
+      <w:r>
+        <w:rPr>
+          <w:rFonts w:ascii="Liberation Serif" w:hAnsi="Liberation Serif" w:eastAsia="Liberation Serif"/>
+          <w:b w:val="0"/>
+          <w:i w:val="0"/>
+        </w:rPr>
+        <w:t xml:space="preserve"> B057 </w:t>
+      </w:r>
+      <w:r>
+        <w:rPr>
+          <w:rFonts w:ascii="Liberation Serif" w:hAnsi="Liberation Serif" w:eastAsia="Liberation Serif"/>
+          <w:b/>
+          <w:i w:val="0"/>
+        </w:rPr>
+        <w:t>done</w:t>
+      </w:r>
+      <w:r>
+        <w:rPr>
+          <w:rFonts w:ascii="Liberation Serif" w:hAnsi="Liberation Serif" w:eastAsia="Liberation Serif"/>
+          <w:b w:val="0"/>
+          <w:i w:val="0"/>
+        </w:rPr>
+        <w:t xml:space="preserve"> for the remote stone/index pass (</w:t>
+      </w:r>
+      <w:r>
+        <w:rPr>
+          <w:rFonts w:ascii="Liberation Serif" w:hAnsi="Liberation Serif" w:eastAsia="Liberation Serif"/>
+          <w:b/>
+          <w:i w:val="0"/>
+        </w:rPr>
+        <w:t>C383–C398</w:t>
+      </w:r>
+      <w:r>
+        <w:rPr>
+          <w:rFonts w:ascii="Liberation Serif" w:hAnsi="Liberation Serif" w:eastAsia="Liberation Serif"/>
+          <w:b w:val="0"/>
+          <w:i w:val="0"/>
+        </w:rPr>
+        <w:t xml:space="preserve">). Vincent Newman Family Cemetery located; Edward stone </w:t>
+      </w:r>
+      <w:r>
+        <w:rPr>
+          <w:rFonts w:ascii="Liberation Serif" w:hAnsi="Liberation Serif" w:eastAsia="Liberation Serif"/>
+          <w:b/>
+          <w:i w:val="0"/>
+        </w:rPr>
+        <w:t>image seen</w:t>
+      </w:r>
+      <w:r>
+        <w:rPr>
+          <w:rFonts w:ascii="Liberation Serif" w:hAnsi="Liberation Serif" w:eastAsia="Liberation Serif"/>
+          <w:b w:val="0"/>
+          <w:i w:val="0"/>
+        </w:rPr>
+        <w:t xml:space="preserve">; Madison 1936 ages </w:t>
+      </w:r>
+      <w:r>
+        <w:rPr>
+          <w:rFonts w:ascii="Liberation Serif" w:hAnsi="Liberation Serif" w:eastAsia="Liberation Serif"/>
+          <w:b/>
+          <w:i w:val="0"/>
+        </w:rPr>
+        <w:t>017</w:t>
+      </w:r>
+      <w:r>
+        <w:rPr>
+          <w:rFonts w:ascii="Liberation Serif" w:hAnsi="Liberation Serif" w:eastAsia="Liberation Serif"/>
+          <w:b w:val="0"/>
+          <w:i w:val="0"/>
+        </w:rPr>
+        <w:t xml:space="preserve">. Still unread: Madison/Lee DC </w:t>
+      </w:r>
+      <w:r>
+        <w:rPr>
+          <w:rFonts w:ascii="Liberation Serif" w:hAnsi="Liberation Serif" w:eastAsia="Liberation Serif"/>
+          <w:b/>
+          <w:i w:val="0"/>
+        </w:rPr>
+        <w:t>images</w:t>
+      </w:r>
+      <w:r>
+        <w:rPr>
+          <w:rFonts w:ascii="Liberation Serif" w:hAnsi="Liberation Serif" w:eastAsia="Liberation Serif"/>
+          <w:b w:val="0"/>
+          <w:i w:val="0"/>
+        </w:rPr>
+        <w:t xml:space="preserve">, Owsley 1920 book, Smith 1843–1929 marriages; Callie/Dorothy/Everett FAG </w:t>
+      </w:r>
+      <w:r>
+        <w:rPr>
+          <w:rFonts w:ascii="Liberation Serif" w:hAnsi="Liberation Serif" w:eastAsia="Liberation Serif"/>
+          <w:b/>
+          <w:i w:val="0"/>
+        </w:rPr>
+        <w:t>no photos</w:t>
+      </w:r>
+      <w:r>
+        <w:rPr>
+          <w:rFonts w:ascii="Liberation Serif" w:hAnsi="Liberation Serif" w:eastAsia="Liberation Serif"/>
+          <w:b w:val="0"/>
+          <w:i w:val="0"/>
+        </w:rPr>
+        <w:t xml:space="preserve">. Grant=Frank and John of Owsley still </w:t>
+      </w:r>
+      <w:r>
+        <w:rPr>
+          <w:rFonts w:ascii="Liberation Serif" w:hAnsi="Liberation Serif" w:eastAsia="Liberation Serif"/>
+          <w:b/>
+          <w:i w:val="0"/>
+        </w:rPr>
+        <w:t>POSSIBLE</w:t>
+      </w:r>
+      <w:r>
+        <w:rPr>
+          <w:rFonts w:ascii="Liberation Serif" w:hAnsi="Liberation Serif" w:eastAsia="Liberation Serif"/>
+          <w:b w:val="0"/>
+          <w:i w:val="0"/>
+        </w:rPr>
+        <w:t xml:space="preserve">. </w:t>
+      </w:r>
+      <w:r>
+        <w:rPr>
+          <w:rFonts w:ascii="Liberation Serif" w:hAnsi="Liberation Serif" w:eastAsia="Liberation Serif"/>
+          <w:b/>
+          <w:i w:val="0"/>
+        </w:rPr>
+        <w:t>B054 done</w:t>
+      </w:r>
+      <w:r>
+        <w:rPr>
+          <w:rFonts w:ascii="Liberation Serif" w:hAnsi="Liberation Serif" w:eastAsia="Liberation Serif"/>
+          <w:b w:val="0"/>
+          <w:i w:val="0"/>
+        </w:rPr>
+        <w:t xml:space="preserve"> — Carter Cove stones </w:t>
+      </w:r>
+      <w:r>
+        <w:rPr>
+          <w:rFonts w:ascii="Liberation Serif" w:hAnsi="Liberation Serif" w:eastAsia="Liberation Serif"/>
+          <w:b/>
+          <w:i w:val="0"/>
+        </w:rPr>
+        <w:t>image seen</w:t>
+      </w:r>
+      <w:r>
+        <w:rPr>
+          <w:rFonts w:ascii="Liberation Serif" w:hAnsi="Liberation Serif" w:eastAsia="Liberation Serif"/>
+          <w:b w:val="0"/>
+          <w:i w:val="0"/>
+        </w:rPr>
+        <w:t xml:space="preserve"> (</w:t>
+      </w:r>
+      <w:r>
+        <w:rPr>
+          <w:rFonts w:ascii="Liberation Serif" w:hAnsi="Liberation Serif" w:eastAsia="Liberation Serif"/>
+          <w:b/>
+          <w:i w:val="0"/>
+        </w:rPr>
+        <w:t>C410–C416</w:t>
+      </w:r>
+      <w:r>
+        <w:rPr>
+          <w:rFonts w:ascii="Liberation Serif" w:hAnsi="Liberation Serif" w:eastAsia="Liberation Serif"/>
+          <w:b w:val="0"/>
+          <w:i w:val="0"/>
+        </w:rPr>
+        <w:t xml:space="preserve">). Luther Riverview stones / DC images unread. </w:t>
+      </w:r>
+      <w:r>
+        <w:rPr>
+          <w:rFonts w:ascii="Liberation Serif" w:hAnsi="Liberation Serif" w:eastAsia="Liberation Serif"/>
+          <w:b/>
+          <w:i w:val="0"/>
+        </w:rPr>
+        <w:t>B051</w:t>
+      </w:r>
+      <w:r>
+        <w:rPr>
+          <w:rFonts w:ascii="Liberation Serif" w:hAnsi="Liberation Serif" w:eastAsia="Liberation Serif"/>
+          <w:b w:val="0"/>
+          <w:i w:val="0"/>
+        </w:rPr>
+        <w:t xml:space="preserve"> Luther death </w:t>
+      </w:r>
+      <w:r>
+        <w:rPr>
+          <w:rFonts w:ascii="Liberation Serif" w:hAnsi="Liberation Serif" w:eastAsia="Liberation Serif"/>
+          <w:b/>
+          <w:i w:val="0"/>
+        </w:rPr>
+        <w:t>done</w:t>
+      </w:r>
+      <w:r>
+        <w:rPr>
+          <w:rFonts w:ascii="Liberation Serif" w:hAnsi="Liberation Serif" w:eastAsia="Liberation Serif"/>
+          <w:b w:val="0"/>
+          <w:i w:val="0"/>
+        </w:rPr>
+        <w:t xml:space="preserve"> (</w:t>
+      </w:r>
+      <w:r>
+        <w:rPr>
+          <w:rFonts w:ascii="Liberation Serif" w:hAnsi="Liberation Serif" w:eastAsia="Liberation Serif"/>
+          <w:b/>
+          <w:i w:val="0"/>
+        </w:rPr>
+        <w:t>C375–C382</w:t>
+      </w:r>
+      <w:r>
+        <w:rPr>
+          <w:rFonts w:ascii="Liberation Serif" w:hAnsi="Liberation Serif" w:eastAsia="Liberation Serif"/>
+          <w:b w:val="0"/>
+          <w:i w:val="0"/>
+        </w:rPr>
+        <w:t xml:space="preserve">). </w:t>
+      </w:r>
+      <w:r>
+        <w:rPr>
+          <w:rFonts w:ascii="Liberation Serif" w:hAnsi="Liberation Serif" w:eastAsia="Liberation Serif"/>
+          <w:b/>
+          <w:i w:val="0"/>
+        </w:rPr>
+        <w:t>B052</w:t>
+      </w:r>
+      <w:r>
+        <w:rPr>
+          <w:rFonts w:ascii="Liberation Serif" w:hAnsi="Liberation Serif" w:eastAsia="Liberation Serif"/>
+          <w:b w:val="0"/>
+          <w:i w:val="0"/>
+        </w:rPr>
+        <w:t xml:space="preserve"> Shelby × Grace </w:t>
+      </w:r>
+      <w:r>
+        <w:rPr>
+          <w:rFonts w:ascii="Liberation Serif" w:hAnsi="Liberation Serif" w:eastAsia="Liberation Serif"/>
+          <w:b/>
+          <w:i w:val="0"/>
+        </w:rPr>
+        <w:t>done</w:t>
+      </w:r>
+      <w:r>
+        <w:rPr>
+          <w:rFonts w:ascii="Liberation Serif" w:hAnsi="Liberation Serif" w:eastAsia="Liberation Serif"/>
+          <w:b w:val="0"/>
+          <w:i w:val="0"/>
+        </w:rPr>
+        <w:t xml:space="preserve">. </w:t>
+      </w:r>
+      <w:r>
+        <w:rPr>
+          <w:rFonts w:ascii="Liberation Serif" w:hAnsi="Liberation Serif" w:eastAsia="Liberation Serif"/>
+          <w:b/>
+          <w:i w:val="0"/>
+        </w:rPr>
+        <w:t>B053</w:t>
+      </w:r>
+      <w:r>
+        <w:rPr>
+          <w:rFonts w:ascii="Liberation Serif" w:hAnsi="Liberation Serif" w:eastAsia="Liberation Serif"/>
+          <w:b w:val="0"/>
+          <w:i w:val="0"/>
+        </w:rPr>
+        <w:t xml:space="preserve"> Everett FAN </w:t>
+      </w:r>
+      <w:r>
+        <w:rPr>
+          <w:rFonts w:ascii="Liberation Serif" w:hAnsi="Liberation Serif" w:eastAsia="Liberation Serif"/>
+          <w:b/>
+          <w:i w:val="0"/>
+        </w:rPr>
+        <w:t>done</w:t>
+      </w:r>
+      <w:r>
+        <w:rPr>
+          <w:rFonts w:ascii="Liberation Serif" w:hAnsi="Liberation Serif" w:eastAsia="Liberation Serif"/>
+          <w:b w:val="0"/>
+          <w:i w:val="0"/>
+        </w:rPr>
+        <w:t xml:space="preserve"> (</w:t>
+      </w:r>
+      <w:r>
+        <w:rPr>
+          <w:rFonts w:ascii="Liberation Serif" w:hAnsi="Liberation Serif" w:eastAsia="Liberation Serif"/>
+          <w:b/>
+          <w:i w:val="0"/>
+        </w:rPr>
+        <w:t>C349–C365</w:t>
+      </w:r>
+      <w:r>
+        <w:rPr>
+          <w:rFonts w:ascii="Liberation Serif" w:hAnsi="Liberation Serif" w:eastAsia="Liberation Serif"/>
+          <w:b w:val="0"/>
+          <w:i w:val="0"/>
+        </w:rPr>
+        <w:t>).</w:t>
       </w:r>
     </w:p>
     <w:p>
@@ -9181,55 +9285,84 @@
       <w:r>
         <w:rPr>
           <w:rFonts w:ascii="Liberation Serif" w:hAnsi="Liberation Serif" w:eastAsia="Liberation Serif"/>
-          <w:b/>
-          <w:i w:val="0"/>
-        </w:rPr>
-        <w:t>Master Word document:</w:t>
-      </w:r>
-      <w:r>
-        <w:rPr>
-          <w:rFonts w:ascii="Liberation Serif" w:hAnsi="Liberation Serif" w:eastAsia="Liberation Serif"/>
-          <w:b w:val="0"/>
-          <w:i w:val="0"/>
-        </w:rPr>
-        <w:t xml:space="preserve"> </w:t>
-      </w:r>
-      <w:r>
-        <w:rPr>
-          <w:rFonts w:ascii="Liberation Mono" w:hAnsi="Liberation Mono" w:eastAsia="Liberation Mono"/>
-          <w:b w:val="0"/>
-          <w:i w:val="0"/>
-          <w:sz w:val="18"/>
-        </w:rPr>
-        <w:t>research/dora-ella-newnam/book/Dora-Ella-Newnam-Stone-A-Life.docx</w:t>
-      </w:r>
-      <w:r>
-        <w:rPr>
-          <w:rFonts w:ascii="Liberation Serif" w:hAnsi="Liberation Serif" w:eastAsia="Liberation Serif"/>
-          <w:b w:val="0"/>
-          <w:i w:val="0"/>
-        </w:rPr>
-        <w:t xml:space="preserve"> (working copy </w:t>
-      </w:r>
-      <w:r>
-        <w:rPr>
-          <w:rFonts w:ascii="Liberation Mono" w:hAnsi="Liberation Mono" w:eastAsia="Liberation Mono"/>
-          <w:b w:val="0"/>
-          <w:i w:val="0"/>
-          <w:sz w:val="18"/>
-        </w:rPr>
-        <w:t>sources/authored/Dora-Ella-Newnam-Stone-A-Life-latest.docx</w:t>
-      </w:r>
-      <w:r>
-        <w:rPr>
-          <w:rFonts w:ascii="Liberation Serif" w:hAnsi="Liberation Serif" w:eastAsia="Liberation Serif"/>
-          <w:b w:val="0"/>
-          <w:i w:val="0"/>
-        </w:rPr>
-        <w:t>). Rebuilt this pass. Pope Roll 5 is still unread.</w:t>
+          <w:b w:val="0"/>
+          <w:i w:val="0"/>
+        </w:rPr>
+        <w:t xml:space="preserve">Greene 37–43 Stone sweep is </w:t>
+      </w:r>
+      <w:r>
+        <w:rPr>
+          <w:rFonts w:ascii="Liberation Serif" w:hAnsi="Liberation Serif" w:eastAsia="Liberation Serif"/>
+          <w:b/>
+          <w:i w:val="0"/>
+        </w:rPr>
+        <w:t>closed</w:t>
+      </w:r>
+      <w:r>
+        <w:rPr>
+          <w:rFonts w:ascii="Liberation Serif" w:hAnsi="Liberation Serif" w:eastAsia="Liberation Serif"/>
+          <w:b w:val="0"/>
+          <w:i w:val="0"/>
+        </w:rPr>
+        <w:t>. Do not reopen Peebles as a third marriage without a license. Do not print 1868 or 24 February 1906 as facts.</w:t>
       </w:r>
     </w:p>
     <w:p>
+      <w:pPr>
+        <w:pStyle w:val="ListBullet"/>
+      </w:pPr>
+      <w:r>
+        <w:rPr>
+          <w:rFonts w:ascii="Liberation Serif" w:hAnsi="Liberation Serif" w:eastAsia="Liberation Serif"/>
+          <w:b/>
+          <w:i w:val="0"/>
+        </w:rPr>
+        <w:t>Master Word document:</w:t>
+      </w:r>
+      <w:r>
+        <w:rPr>
+          <w:rFonts w:ascii="Liberation Serif" w:hAnsi="Liberation Serif" w:eastAsia="Liberation Serif"/>
+          <w:b w:val="0"/>
+          <w:i w:val="0"/>
+        </w:rPr>
+        <w:t xml:space="preserve"> </w:t>
+      </w:r>
+      <w:r>
+        <w:rPr>
+          <w:rFonts w:ascii="Liberation Mono" w:hAnsi="Liberation Mono" w:eastAsia="Liberation Mono"/>
+          <w:b w:val="0"/>
+          <w:i w:val="0"/>
+          <w:sz w:val="18"/>
+        </w:rPr>
+        <w:t>research/dora-ella-newnam/book/Dora-Ella-Newnam-Stone-A-Life.docx</w:t>
+      </w:r>
+      <w:r>
+        <w:rPr>
+          <w:rFonts w:ascii="Liberation Serif" w:hAnsi="Liberation Serif" w:eastAsia="Liberation Serif"/>
+          <w:b w:val="0"/>
+          <w:i w:val="0"/>
+        </w:rPr>
+        <w:t xml:space="preserve"> (working copy </w:t>
+      </w:r>
+      <w:r>
+        <w:rPr>
+          <w:rFonts w:ascii="Liberation Mono" w:hAnsi="Liberation Mono" w:eastAsia="Liberation Mono"/>
+          <w:b w:val="0"/>
+          <w:i w:val="0"/>
+          <w:sz w:val="18"/>
+        </w:rPr>
+        <w:t>sources/authored/Dora-Ella-Newnam-Stone-A-Life-latest.docx</w:t>
+      </w:r>
+      <w:r>
+        <w:rPr>
+          <w:rFonts w:ascii="Liberation Serif" w:hAnsi="Liberation Serif" w:eastAsia="Liberation Serif"/>
+          <w:b w:val="0"/>
+          <w:i w:val="0"/>
+        </w:rPr>
+        <w:t>). Rebuilt this pass. Pope Roll 5 is still unread.</w:t>
+      </w:r>
+    </w:p>
+    <w:p>
       <w:r>
         <w:rPr>
           <w:rFonts w:ascii="Liberation Serif" w:hAnsi="Liberation Serif" w:eastAsia="Liberation Serif"/>
@@ -9244,6 +9377,54 @@
           <w:b/>
           <w:i w:val="0"/>
         </w:rPr>
+        <w:t>B020</w:t>
+      </w:r>
+      <w:r>
+        <w:rPr>
+          <w:rFonts w:ascii="Liberation Serif" w:hAnsi="Liberation Serif" w:eastAsia="Liberation Serif"/>
+          <w:b w:val="0"/>
+          <w:i w:val="0"/>
+        </w:rPr>
+        <w:t xml:space="preserve"> — open Find a Grave memorials </w:t>
+      </w:r>
+      <w:r>
+        <w:rPr>
+          <w:rFonts w:ascii="Liberation Serif" w:hAnsi="Liberation Serif" w:eastAsia="Liberation Serif"/>
+          <w:b/>
+          <w:i w:val="0"/>
+        </w:rPr>
+        <w:t>97907837 / 97907931</w:t>
+      </w:r>
+      <w:r>
+        <w:rPr>
+          <w:rFonts w:ascii="Liberation Serif" w:hAnsi="Liberation Serif" w:eastAsia="Liberation Serif"/>
+          <w:b w:val="0"/>
+          <w:i w:val="0"/>
+        </w:rPr>
+        <w:t xml:space="preserve"> in a browser for the biography pane, flower notes, and maintainer (</w:t>
+      </w:r>
+      <w:r>
+        <w:rPr>
+          <w:rFonts w:ascii="Liberation Serif" w:hAnsi="Liberation Serif" w:eastAsia="Liberation Serif"/>
+          <w:b/>
+          <w:i w:val="0"/>
+        </w:rPr>
+        <w:t>R017</w:t>
+      </w:r>
+      <w:r>
+        <w:rPr>
+          <w:rFonts w:ascii="Liberation Serif" w:hAnsi="Liberation Serif" w:eastAsia="Liberation Serif"/>
+          <w:b w:val="0"/>
+          <w:i w:val="0"/>
+        </w:rPr>
+        <w:t xml:space="preserve">). Residual </w:t>
+      </w:r>
+      <w:r>
+        <w:rPr>
+          <w:rFonts w:ascii="Liberation Serif" w:hAnsi="Liberation Serif" w:eastAsia="Liberation Serif"/>
+          <w:b/>
+          <w:i w:val="0"/>
+        </w:rPr>
         <w:t>B039</w:t>
       </w:r>
       <w:r>
@@ -9252,7 +9433,7 @@
           <w:b w:val="0"/>
           <w:i w:val="0"/>
         </w:rPr>
-        <w:t xml:space="preserve"> Hayes </w:t>
+        <w:t xml:space="preserve"> is Hayes </w:t>
       </w:r>
       <w:r>
         <w:rPr>
@@ -9284,7 +9465,87 @@
           <w:b w:val="0"/>
           <w:i w:val="0"/>
         </w:rPr>
-        <w:t xml:space="preserve"> (book retrieval) if still free. </w:t>
+        <w:t xml:space="preserve">. Residual </w:t>
+      </w:r>
+      <w:r>
+        <w:rPr>
+          <w:rFonts w:ascii="Liberation Serif" w:hAnsi="Liberation Serif" w:eastAsia="Liberation Serif"/>
+          <w:b/>
+          <w:i w:val="0"/>
+        </w:rPr>
+        <w:t>B042</w:t>
+      </w:r>
+      <w:r>
+        <w:rPr>
+          <w:rFonts w:ascii="Liberation Serif" w:hAnsi="Liberation Serif" w:eastAsia="Liberation Serif"/>
+          <w:b w:val="0"/>
+          <w:i w:val="0"/>
+        </w:rPr>
+        <w:t xml:space="preserve"> is UK </w:t>
+      </w:r>
+      <w:r>
+        <w:rPr>
+          <w:rFonts w:ascii="Liberation Serif" w:hAnsi="Liberation Serif" w:eastAsia="Liberation Serif"/>
+          <w:b/>
+          <w:i w:val="0"/>
+        </w:rPr>
+        <w:t>S 90-033</w:t>
+      </w:r>
+      <w:r>
+        <w:rPr>
+          <w:rFonts w:ascii="Liberation Serif" w:hAnsi="Liberation Serif" w:eastAsia="Liberation Serif"/>
+          <w:b w:val="0"/>
+          <w:i w:val="0"/>
+        </w:rPr>
+        <w:t xml:space="preserve"> 1909–11 / Newspapers.com </w:t>
+      </w:r>
+      <w:r>
+        <w:rPr>
+          <w:rFonts w:ascii="Liberation Serif" w:hAnsi="Liberation Serif" w:eastAsia="Liberation Serif"/>
+          <w:b/>
+          <w:i w:val="0"/>
+        </w:rPr>
+        <w:t>39744</w:t>
+      </w:r>
+      <w:r>
+        <w:rPr>
+          <w:rFonts w:ascii="Liberation Serif" w:hAnsi="Liberation Serif" w:eastAsia="Liberation Serif"/>
+          <w:b w:val="0"/>
+          <w:i w:val="0"/>
+        </w:rPr>
+        <w:t xml:space="preserve">. Residual </w:t>
+      </w:r>
+      <w:r>
+        <w:rPr>
+          <w:rFonts w:ascii="Liberation Serif" w:hAnsi="Liberation Serif" w:eastAsia="Liberation Serif"/>
+          <w:b/>
+          <w:i w:val="0"/>
+        </w:rPr>
+        <w:t>B030</w:t>
+      </w:r>
+      <w:r>
+        <w:rPr>
+          <w:rFonts w:ascii="Liberation Serif" w:hAnsi="Liberation Serif" w:eastAsia="Liberation Serif"/>
+          <w:b w:val="0"/>
+          <w:i w:val="0"/>
+        </w:rPr>
+        <w:t xml:space="preserve"> is unread Yell books (</w:t>
+      </w:r>
+      <w:r>
+        <w:rPr>
+          <w:rFonts w:ascii="Liberation Serif" w:hAnsi="Liberation Serif" w:eastAsia="Liberation Serif"/>
+          <w:b/>
+          <w:i w:val="0"/>
+        </w:rPr>
+        <w:t>R015</w:t>
+      </w:r>
+      <w:r>
+        <w:rPr>
+          <w:rFonts w:ascii="Liberation Serif" w:hAnsi="Liberation Serif" w:eastAsia="Liberation Serif"/>
+          <w:b w:val="0"/>
+          <w:i w:val="0"/>
+        </w:rPr>
+        <w:t xml:space="preserve">). </w:t>
       </w:r>
       <w:r>
         <w:rPr>
@@ -9300,24 +9561,7 @@
           <w:b w:val="0"/>
           <w:i w:val="0"/>
         </w:rPr>
-        <w:t xml:space="preserve"> is now owned by </w:t>
-      </w:r>
-      <w:r>
-        <w:rPr>
-          <w:rFonts w:ascii="Liberation Mono" w:hAnsi="Liberation Mono" w:eastAsia="Liberation Mono"/>
-          <w:b w:val="0"/>
-          <w:i w:val="0"/>
-          <w:sz w:val="18"/>
-        </w:rPr>
-        <w:t>bc-20e39036</w:t>
-      </w:r>
-      <w:r>
-        <w:rPr>
-          <w:rFonts w:ascii="Liberation Serif" w:hAnsi="Liberation Serif" w:eastAsia="Liberation Serif"/>
-          <w:b w:val="0"/>
-          <w:i w:val="0"/>
-        </w:rPr>
-        <w:t xml:space="preserve">. Residual </w:t>
+        <w:t xml:space="preserve"> wrap filed this pass (partial). </w:t>
       </w:r>
       <w:r>
         <w:rPr>
@@ -9333,39 +9577,23 @@
           <w:b w:val="0"/>
           <w:i w:val="0"/>
         </w:rPr>
-        <w:t xml:space="preserve"> is UK </w:t>
-      </w:r>
-      <w:r>
-        <w:rPr>
-          <w:rFonts w:ascii="Liberation Serif" w:hAnsi="Liberation Serif" w:eastAsia="Liberation Serif"/>
-          <w:b/>
-          <w:i w:val="0"/>
-        </w:rPr>
-        <w:t>S 90-033</w:t>
-      </w:r>
-      <w:r>
-        <w:rPr>
-          <w:rFonts w:ascii="Liberation Serif" w:hAnsi="Liberation Serif" w:eastAsia="Liberation Serif"/>
-          <w:b w:val="0"/>
-          <w:i w:val="0"/>
-        </w:rPr>
-        <w:t xml:space="preserve"> 1909–11 / Newspapers.com </w:t>
-      </w:r>
-      <w:r>
-        <w:rPr>
-          <w:rFonts w:ascii="Liberation Serif" w:hAnsi="Liberation Serif" w:eastAsia="Liberation Serif"/>
-          <w:b/>
-          <w:i w:val="0"/>
-        </w:rPr>
-        <w:t>39744</w:t>
-      </w:r>
-      <w:r>
-        <w:rPr>
-          <w:rFonts w:ascii="Liberation Serif" w:hAnsi="Liberation Serif" w:eastAsia="Liberation Serif"/>
-          <w:b w:val="0"/>
-          <w:i w:val="0"/>
-        </w:rPr>
-        <w:t xml:space="preserve">. Residual </w:t>
+        <w:t xml:space="preserve"> wrap filed Pass </w:t>
+      </w:r>
+      <w:r>
+        <w:rPr>
+          <w:rFonts w:ascii="Liberation Serif" w:hAnsi="Liberation Serif" w:eastAsia="Liberation Serif"/>
+          <w:b/>
+          <w:i w:val="0"/>
+        </w:rPr>
+        <w:t>81</w:t>
+      </w:r>
+      <w:r>
+        <w:rPr>
+          <w:rFonts w:ascii="Liberation Serif" w:hAnsi="Liberation Serif" w:eastAsia="Liberation Serif"/>
+          <w:b w:val="0"/>
+          <w:i w:val="0"/>
+        </w:rPr>
+        <w:t xml:space="preserve">. </w:t>
       </w:r>
       <w:r>
         <w:rPr>
@@ -9381,54 +9609,6 @@
           <w:b w:val="0"/>
           <w:i w:val="0"/>
         </w:rPr>
-        <w:t xml:space="preserve"> is unread Yell books (</w:t>
-      </w:r>
-      <w:r>
-        <w:rPr>
-          <w:rFonts w:ascii="Liberation Serif" w:hAnsi="Liberation Serif" w:eastAsia="Liberation Serif"/>
-          <w:b/>
-          <w:i w:val="0"/>
-        </w:rPr>
-        <w:t>R015</w:t>
-      </w:r>
-      <w:r>
-        <w:rPr>
-          <w:rFonts w:ascii="Liberation Serif" w:hAnsi="Liberation Serif" w:eastAsia="Liberation Serif"/>
-          <w:b w:val="0"/>
-          <w:i w:val="0"/>
-        </w:rPr>
-        <w:t xml:space="preserve">). </w:t>
-      </w:r>
-      <w:r>
-        <w:rPr>
-          <w:rFonts w:ascii="Liberation Serif" w:hAnsi="Liberation Serif" w:eastAsia="Liberation Serif"/>
-          <w:b/>
-          <w:i w:val="0"/>
-        </w:rPr>
-        <w:t>B042</w:t>
-      </w:r>
-      <w:r>
-        <w:rPr>
-          <w:rFonts w:ascii="Liberation Serif" w:hAnsi="Liberation Serif" w:eastAsia="Liberation Serif"/>
-          <w:b w:val="0"/>
-          <w:i w:val="0"/>
-        </w:rPr>
-        <w:t xml:space="preserve"> wrap filed this pass (partial). </w:t>
-      </w:r>
-      <w:r>
-        <w:rPr>
-          <w:rFonts w:ascii="Liberation Serif" w:hAnsi="Liberation Serif" w:eastAsia="Liberation Serif"/>
-          <w:b/>
-          <w:i w:val="0"/>
-        </w:rPr>
-        <w:t>B030</w:t>
-      </w:r>
-      <w:r>
-        <w:rPr>
-          <w:rFonts w:ascii="Liberation Serif" w:hAnsi="Liberation Serif" w:eastAsia="Liberation Serif"/>
-          <w:b w:val="0"/>
-          <w:i w:val="0"/>
-        </w:rPr>
         <w:t xml:space="preserve"> wrap filed Pass </w:t>
       </w:r>
       <w:r>
@@ -9597,7 +9777,7 @@
           <w:b/>
           <w:i w:val="0"/>
         </w:rPr>
-        <w:t>B020 / B030 / B007 / B047 / B049 / B055 / B056</w:t>
+        <w:t>B007 / B014 / B039 / B042 / B047 / B049 / B055 / B056</w:t>
       </w:r>
       <w:r>
         <w:rPr>
@@ -9613,15 +9793,15 @@
           <w:b/>
           <w:i w:val="0"/>
         </w:rPr>
-        <w:t>B014 / B015 / B016 / B039 / B042 / B045 / B051 / B054 / B057 / B092</w:t>
-      </w:r>
-      <w:r>
-        <w:rPr>
-          <w:rFonts w:ascii="Liberation Serif" w:hAnsi="Liberation Serif" w:eastAsia="Liberation Serif"/>
-          <w:b w:val="0"/>
-          <w:i w:val="0"/>
-        </w:rPr>
-        <w:t>. Do not open a fourth 1900–death location campaign. Do not pretend to have read Pope Roll 5, the Lee probate film, Yell Marriage Book L, KY certificate 20591, TN certificates 09021/15370, Hayes/Smith book pages, or unread Beattyville film.</w:t>
+        <w:t>B015 / B016 / B020 / B030 / B045 / B051 / B054 / B057 / B092</w:t>
+      </w:r>
+      <w:r>
+        <w:rPr>
+          <w:rFonts w:ascii="Liberation Serif" w:hAnsi="Liberation Serif" w:eastAsia="Liberation Serif"/>
+          <w:b w:val="0"/>
+          <w:i w:val="0"/>
+        </w:rPr>
+        <w:t>. Do not open a fourth 1900–death location campaign. Do not pretend to have read Pope Roll 5, the Lee probate film, Yell Marriage Book L, KY certificate 20591, TN certificates 09021/15370, Hayes/Smith book pages, unread Beattyville film, or unread Find a Grave biography panes.</w:t>
       </w:r>
     </w:p>
     <w:p>
@@ -15481,6 +15661,144 @@
           <w:i w:val="0"/>
         </w:rPr>
         <w:t>S418–S427</w:t>
+      </w:r>
+      <w:r>
+        <w:rPr>
+          <w:rFonts w:ascii="Liberation Serif" w:hAnsi="Liberation Serif" w:eastAsia="Liberation Serif"/>
+          <w:b w:val="0"/>
+          <w:i w:val="0"/>
+        </w:rPr>
+        <w:t>.</w:t>
+      </w:r>
+    </w:p>
+    <w:p>
+      <w:r>
+        <w:rPr>
+          <w:rFonts w:ascii="Liberation Serif" w:hAnsi="Liberation Serif" w:eastAsia="Liberation Serif"/>
+          <w:b w:val="0"/>
+          <w:i w:val="0"/>
+        </w:rPr>
+        <w:t xml:space="preserve">63. Pass 82 B020. FAG 53354 Dora listing and Thomas listing reconfirm memorials </w:t>
+      </w:r>
+      <w:r>
+        <w:rPr>
+          <w:rFonts w:ascii="Liberation Serif" w:hAnsi="Liberation Serif" w:eastAsia="Liberation Serif"/>
+          <w:b/>
+          <w:i w:val="0"/>
+        </w:rPr>
+        <w:t>97907837 / 97907931</w:t>
+      </w:r>
+      <w:r>
+        <w:rPr>
+          <w:rFonts w:ascii="Liberation Serif" w:hAnsi="Liberation Serif" w:eastAsia="Liberation Serif"/>
+          <w:b w:val="0"/>
+          <w:i w:val="0"/>
+        </w:rPr>
+        <w:t xml:space="preserve"> and flowers-left. Bio-keyword filter works; those two IDs absent for Newnam/Dorra/Stone/Ella/Posa/Ola/Samuel/1871/Coy/Missouri/1845. Wayback CDX </w:t>
+      </w:r>
+      <w:r>
+        <w:rPr>
+          <w:rFonts w:ascii="Liberation Serif" w:hAnsi="Liberation Serif" w:eastAsia="Liberation Serif"/>
+          <w:b/>
+          <w:i w:val="0"/>
+        </w:rPr>
+        <w:t>[]</w:t>
+      </w:r>
+      <w:r>
+        <w:rPr>
+          <w:rFonts w:ascii="Liberation Serif" w:hAnsi="Liberation Serif" w:eastAsia="Liberation Serif"/>
+          <w:b w:val="0"/>
+          <w:i w:val="0"/>
+        </w:rPr>
+        <w:t xml:space="preserve">; IA Solr memorial IDs / Dorra Newnam / Dora Newman+Carter </w:t>
+      </w:r>
+      <w:r>
+        <w:rPr>
+          <w:rFonts w:ascii="Liberation Serif" w:hAnsi="Liberation Serif" w:eastAsia="Liberation Serif"/>
+          <w:b/>
+          <w:i w:val="0"/>
+        </w:rPr>
+        <w:t>0</w:t>
+      </w:r>
+      <w:r>
+        <w:rPr>
+          <w:rFonts w:ascii="Liberation Serif" w:hAnsi="Liberation Serif" w:eastAsia="Liberation Serif"/>
+          <w:b w:val="0"/>
+          <w:i w:val="0"/>
+        </w:rPr>
+        <w:t xml:space="preserve">; Wikidata P535 empty. Individual Dora Newman and Thomas Stone panes </w:t>
+      </w:r>
+      <w:r>
+        <w:rPr>
+          <w:rFonts w:ascii="Liberation Serif" w:hAnsi="Liberation Serif" w:eastAsia="Liberation Serif"/>
+          <w:b/>
+          <w:i w:val="0"/>
+        </w:rPr>
+        <w:t>403</w:t>
+      </w:r>
+      <w:r>
+        <w:rPr>
+          <w:rFonts w:ascii="Liberation Serif" w:hAnsi="Liberation Serif" w:eastAsia="Liberation Serif"/>
+          <w:b w:val="0"/>
+          <w:i w:val="0"/>
+        </w:rPr>
+        <w:t xml:space="preserve">. No third-party bio copy; Della / Mary Dora Carter Newman / Dora Dawson / Jimmy Stone </w:t>
+      </w:r>
+      <w:r>
+        <w:rPr>
+          <w:rFonts w:ascii="Liberation Serif" w:hAnsi="Liberation Serif" w:eastAsia="Liberation Serif"/>
+          <w:b/>
+          <w:i w:val="0"/>
+        </w:rPr>
+        <w:t>rejected</w:t>
+      </w:r>
+      <w:r>
+        <w:rPr>
+          <w:rFonts w:ascii="Liberation Serif" w:hAnsi="Liberation Serif" w:eastAsia="Liberation Serif"/>
+          <w:b w:val="0"/>
+          <w:i w:val="0"/>
+        </w:rPr>
+        <w:t xml:space="preserve">. </w:t>
+      </w:r>
+      <w:r>
+        <w:rPr>
+          <w:rFonts w:ascii="Liberation Serif" w:hAnsi="Liberation Serif" w:eastAsia="Liberation Serif"/>
+          <w:b w:val="0"/>
+          <w:i/>
+        </w:rPr>
+        <w:t>Listing HTML seen. Biography panes not examined.</w:t>
+      </w:r>
+      <w:r>
+        <w:rPr>
+          <w:rFonts w:ascii="Liberation Serif" w:hAnsi="Liberation Serif" w:eastAsia="Liberation Serif"/>
+          <w:b w:val="0"/>
+          <w:i w:val="0"/>
+        </w:rPr>
+        <w:t xml:space="preserve"> </w:t>
+      </w:r>
+      <w:r>
+        <w:rPr>
+          <w:rFonts w:ascii="Liberation Serif" w:hAnsi="Liberation Serif" w:eastAsia="Liberation Serif"/>
+          <w:b/>
+          <w:i w:val="0"/>
+        </w:rPr>
+        <w:t>C494–C503</w:t>
+      </w:r>
+      <w:r>
+        <w:rPr>
+          <w:rFonts w:ascii="Liberation Serif" w:hAnsi="Liberation Serif" w:eastAsia="Liberation Serif"/>
+          <w:b w:val="0"/>
+          <w:i w:val="0"/>
+        </w:rPr>
+        <w:t xml:space="preserve"> </w:t>
+      </w:r>
+      <w:r>
+        <w:rPr>
+          <w:rFonts w:ascii="Liberation Serif" w:hAnsi="Liberation Serif" w:eastAsia="Liberation Serif"/>
+          <w:b/>
+          <w:i w:val="0"/>
+        </w:rPr>
+        <w:t>S428–S435</w:t>
       </w:r>
       <w:r>
         <w:rPr>
@@ -26302,6 +26620,756 @@
                 <w:sz w:val="18"/>
               </w:rPr>
               <w:t>Film / paywall not examined</w:t>
+            </w:r>
+          </w:p>
+        </w:tc>
+        <w:tc>
+          <w:tcPr>
+            <w:tcW w:type="dxa" w:w="1872"/>
+          </w:tcPr>
+          <w:p>
+            <w:r/>
+            <w:r>
+              <w:rPr>
+                <w:rFonts w:ascii="Liberation Serif" w:hAnsi="Liberation Serif" w:eastAsia="Liberation Serif"/>
+                <w:b w:val="0"/>
+                <w:i w:val="0"/>
+                <w:sz w:val="18"/>
+              </w:rPr>
+              <w:t>catalog / blocked</w:t>
+            </w:r>
+          </w:p>
+        </w:tc>
+      </w:tr>
+      <w:tr>
+        <w:tc>
+          <w:tcPr>
+            <w:tcW w:type="dxa" w:w="1872"/>
+          </w:tcPr>
+          <w:p>
+            <w:r/>
+            <w:r>
+              <w:rPr>
+                <w:rFonts w:ascii="Liberation Serif" w:hAnsi="Liberation Serif" w:eastAsia="Liberation Serif"/>
+                <w:b w:val="0"/>
+                <w:i w:val="0"/>
+                <w:sz w:val="18"/>
+              </w:rPr>
+              <w:t>S428</w:t>
+            </w:r>
+          </w:p>
+        </w:tc>
+        <w:tc>
+          <w:tcPr>
+            <w:tcW w:type="dxa" w:w="1872"/>
+          </w:tcPr>
+          <w:p>
+            <w:r/>
+            <w:r>
+              <w:rPr>
+                <w:rFonts w:ascii="Liberation Mono" w:hAnsi="Liberation Mono" w:eastAsia="Liberation Mono"/>
+                <w:b w:val="0"/>
+                <w:i w:val="0"/>
+                <w:sz w:val="18"/>
+              </w:rPr>
+              <w:t>../sources/cemetery/b020-pass82-fag-bio-extract-2026-10-31.txt</w:t>
+            </w:r>
+          </w:p>
+        </w:tc>
+        <w:tc>
+          <w:tcPr>
+            <w:tcW w:type="dxa" w:w="1872"/>
+          </w:tcPr>
+          <w:p>
+            <w:r/>
+            <w:r>
+              <w:rPr>
+                <w:rFonts w:ascii="Liberation Serif" w:hAnsi="Liberation Serif" w:eastAsia="Liberation Serif"/>
+                <w:b w:val="0"/>
+                <w:i w:val="0"/>
+                <w:sz w:val="18"/>
+              </w:rPr>
+              <w:t>Combined B020 notes</w:t>
+            </w:r>
+          </w:p>
+        </w:tc>
+        <w:tc>
+          <w:tcPr>
+            <w:tcW w:type="dxa" w:w="1872"/>
+          </w:tcPr>
+          <w:p>
+            <w:r/>
+            <w:r>
+              <w:rPr>
+                <w:rFonts w:ascii="Liberation Serif" w:hAnsi="Liberation Serif" w:eastAsia="Liberation Serif"/>
+                <w:b w:val="0"/>
+                <w:i w:val="0"/>
+                <w:sz w:val="18"/>
+              </w:rPr>
+              <w:t>Bio-keyword URLs + CDX + Solr + rejects</w:t>
+            </w:r>
+          </w:p>
+        </w:tc>
+        <w:tc>
+          <w:tcPr>
+            <w:tcW w:type="dxa" w:w="1872"/>
+          </w:tcPr>
+          <w:p>
+            <w:r/>
+            <w:r>
+              <w:rPr>
+                <w:rFonts w:ascii="Liberation Serif" w:hAnsi="Liberation Serif" w:eastAsia="Liberation Serif"/>
+                <w:b w:val="0"/>
+                <w:i w:val="0"/>
+                <w:sz w:val="18"/>
+              </w:rPr>
+              <w:t>combined notes</w:t>
+            </w:r>
+          </w:p>
+        </w:tc>
+      </w:tr>
+      <w:tr>
+        <w:tc>
+          <w:tcPr>
+            <w:tcW w:type="dxa" w:w="1872"/>
+          </w:tcPr>
+          <w:p>
+            <w:r/>
+            <w:r>
+              <w:rPr>
+                <w:rFonts w:ascii="Liberation Serif" w:hAnsi="Liberation Serif" w:eastAsia="Liberation Serif"/>
+                <w:b w:val="0"/>
+                <w:i w:val="0"/>
+                <w:sz w:val="18"/>
+              </w:rPr>
+              <w:t>S429</w:t>
+            </w:r>
+          </w:p>
+        </w:tc>
+        <w:tc>
+          <w:tcPr>
+            <w:tcW w:type="dxa" w:w="1872"/>
+          </w:tcPr>
+          <w:p>
+            <w:r/>
+            <w:r>
+              <w:rPr>
+                <w:rFonts w:ascii="Liberation Serif" w:hAnsi="Liberation Serif" w:eastAsia="Liberation Serif"/>
+                <w:b w:val="0"/>
+                <w:i w:val="0"/>
+                <w:sz w:val="18"/>
+              </w:rPr>
+              <w:t>IA Solr JSON 31 Oct 2026 (memorial IDs / Dorra / Carter)</w:t>
+            </w:r>
+          </w:p>
+        </w:tc>
+        <w:tc>
+          <w:tcPr>
+            <w:tcW w:type="dxa" w:w="1872"/>
+          </w:tcPr>
+          <w:p>
+            <w:r/>
+            <w:r>
+              <w:rPr>
+                <w:rFonts w:ascii="Liberation Serif" w:hAnsi="Liberation Serif" w:eastAsia="Liberation Serif"/>
+                <w:b w:val="0"/>
+                <w:i w:val="0"/>
+                <w:sz w:val="18"/>
+              </w:rPr>
+              <w:t>IA Solr</w:t>
+            </w:r>
+          </w:p>
+        </w:tc>
+        <w:tc>
+          <w:tcPr>
+            <w:tcW w:type="dxa" w:w="1872"/>
+          </w:tcPr>
+          <w:p>
+            <w:r/>
+            <w:r>
+              <w:rPr>
+                <w:rFonts w:ascii="Liberation Serif" w:hAnsi="Liberation Serif" w:eastAsia="Liberation Serif"/>
+                <w:b w:val="0"/>
+                <w:i w:val="0"/>
+                <w:sz w:val="18"/>
+              </w:rPr>
+              <w:t>Memorial IDs / Dorra Newnam / Dora Newman+Carter 0</w:t>
+            </w:r>
+          </w:p>
+        </w:tc>
+        <w:tc>
+          <w:tcPr>
+            <w:tcW w:type="dxa" w:w="1872"/>
+          </w:tcPr>
+          <w:p>
+            <w:r/>
+            <w:r>
+              <w:rPr>
+                <w:rFonts w:ascii="Liberation Serif" w:hAnsi="Liberation Serif" w:eastAsia="Liberation Serif"/>
+                <w:b w:val="0"/>
+                <w:i w:val="0"/>
+                <w:sz w:val="18"/>
+              </w:rPr>
+              <w:t>index only</w:t>
+            </w:r>
+          </w:p>
+        </w:tc>
+      </w:tr>
+      <w:tr>
+        <w:tc>
+          <w:tcPr>
+            <w:tcW w:type="dxa" w:w="1872"/>
+          </w:tcPr>
+          <w:p>
+            <w:r/>
+            <w:r>
+              <w:rPr>
+                <w:rFonts w:ascii="Liberation Serif" w:hAnsi="Liberation Serif" w:eastAsia="Liberation Serif"/>
+                <w:b w:val="0"/>
+                <w:i w:val="0"/>
+                <w:sz w:val="18"/>
+              </w:rPr>
+              <w:t>S430</w:t>
+            </w:r>
+          </w:p>
+        </w:tc>
+        <w:tc>
+          <w:tcPr>
+            <w:tcW w:type="dxa" w:w="1872"/>
+          </w:tcPr>
+          <w:p>
+            <w:r/>
+            <w:r>
+              <w:rPr>
+                <w:rFonts w:ascii="Liberation Serif" w:hAnsi="Liberation Serif" w:eastAsia="Liberation Serif"/>
+                <w:b w:val="0"/>
+                <w:i w:val="0"/>
+                <w:sz w:val="18"/>
+              </w:rPr>
+              <w:t xml:space="preserve">Wayback CDX bodies </w:t>
+            </w:r>
+            <w:r>
+              <w:rPr>
+                <w:rFonts w:ascii="Liberation Mono" w:hAnsi="Liberation Mono" w:eastAsia="Liberation Mono"/>
+                <w:b w:val="0"/>
+                <w:i w:val="0"/>
+                <w:sz w:val="18"/>
+              </w:rPr>
+              <w:t>[]</w:t>
+            </w:r>
+            <w:r>
+              <w:rPr>
+                <w:rFonts w:ascii="Liberation Serif" w:hAnsi="Liberation Serif" w:eastAsia="Liberation Serif"/>
+                <w:b w:val="0"/>
+                <w:i w:val="0"/>
+                <w:sz w:val="18"/>
+              </w:rPr>
+              <w:t xml:space="preserve"> (97907837 / 97907931 / 53354)</w:t>
+            </w:r>
+          </w:p>
+        </w:tc>
+        <w:tc>
+          <w:tcPr>
+            <w:tcW w:type="dxa" w:w="1872"/>
+          </w:tcPr>
+          <w:p>
+            <w:r/>
+            <w:r>
+              <w:rPr>
+                <w:rFonts w:ascii="Liberation Serif" w:hAnsi="Liberation Serif" w:eastAsia="Liberation Serif"/>
+                <w:b w:val="0"/>
+                <w:i w:val="0"/>
+                <w:sz w:val="18"/>
+              </w:rPr>
+              <w:t>Wayback CDX</w:t>
+            </w:r>
+          </w:p>
+        </w:tc>
+        <w:tc>
+          <w:tcPr>
+            <w:tcW w:type="dxa" w:w="1872"/>
+          </w:tcPr>
+          <w:p>
+            <w:r/>
+            <w:r>
+              <w:rPr>
+                <w:rFonts w:ascii="Liberation Serif" w:hAnsi="Liberation Serif" w:eastAsia="Liberation Serif"/>
+                <w:b w:val="0"/>
+                <w:i w:val="0"/>
+                <w:sz w:val="18"/>
+              </w:rPr>
+              <w:t>No snapshots</w:t>
+            </w:r>
+          </w:p>
+        </w:tc>
+        <w:tc>
+          <w:tcPr>
+            <w:tcW w:type="dxa" w:w="1872"/>
+          </w:tcPr>
+          <w:p>
+            <w:r/>
+            <w:r>
+              <w:rPr>
+                <w:rFonts w:ascii="Liberation Serif" w:hAnsi="Liberation Serif" w:eastAsia="Liberation Serif"/>
+                <w:b w:val="0"/>
+                <w:i w:val="0"/>
+                <w:sz w:val="18"/>
+              </w:rPr>
+              <w:t>index only</w:t>
+            </w:r>
+          </w:p>
+        </w:tc>
+      </w:tr>
+      <w:tr>
+        <w:tc>
+          <w:tcPr>
+            <w:tcW w:type="dxa" w:w="1872"/>
+          </w:tcPr>
+          <w:p>
+            <w:r/>
+            <w:r>
+              <w:rPr>
+                <w:rFonts w:ascii="Liberation Serif" w:hAnsi="Liberation Serif" w:eastAsia="Liberation Serif"/>
+                <w:b w:val="0"/>
+                <w:i w:val="0"/>
+                <w:sz w:val="18"/>
+              </w:rPr>
+              <w:t>S431</w:t>
+            </w:r>
+          </w:p>
+        </w:tc>
+        <w:tc>
+          <w:tcPr>
+            <w:tcW w:type="dxa" w:w="1872"/>
+          </w:tcPr>
+          <w:p>
+            <w:r/>
+            <w:r>
+              <w:rPr>
+                <w:rFonts w:ascii="Liberation Serif" w:hAnsi="Liberation Serif" w:eastAsia="Liberation Serif"/>
+                <w:b w:val="0"/>
+                <w:i w:val="0"/>
+                <w:sz w:val="18"/>
+              </w:rPr>
+              <w:t xml:space="preserve">FAG </w:t>
+            </w:r>
+            <w:r>
+              <w:rPr>
+                <w:rFonts w:ascii="Liberation Serif" w:hAnsi="Liberation Serif" w:eastAsia="Liberation Serif"/>
+                <w:b/>
+                <w:i w:val="0"/>
+                <w:sz w:val="18"/>
+              </w:rPr>
+              <w:t>53354</w:t>
+            </w:r>
+            <w:r>
+              <w:rPr>
+                <w:rFonts w:ascii="Liberation Serif" w:hAnsi="Liberation Serif" w:eastAsia="Liberation Serif"/>
+                <w:b w:val="0"/>
+                <w:i w:val="0"/>
+                <w:sz w:val="18"/>
+              </w:rPr>
+              <w:t xml:space="preserve"> memorial-search listings</w:t>
+            </w:r>
+          </w:p>
+        </w:tc>
+        <w:tc>
+          <w:tcPr>
+            <w:tcW w:type="dxa" w:w="1872"/>
+          </w:tcPr>
+          <w:p>
+            <w:r/>
+            <w:r>
+              <w:rPr>
+                <w:rFonts w:ascii="Liberation Serif" w:hAnsi="Liberation Serif" w:eastAsia="Liberation Serif"/>
+                <w:b w:val="0"/>
+                <w:i w:val="0"/>
+                <w:sz w:val="18"/>
+              </w:rPr>
+              <w:t>Dora Newman listing</w:t>
+            </w:r>
+          </w:p>
+        </w:tc>
+        <w:tc>
+          <w:tcPr>
+            <w:tcW w:type="dxa" w:w="1872"/>
+          </w:tcPr>
+          <w:p>
+            <w:r/>
+            <w:r>
+              <w:rPr>
+                <w:rFonts w:ascii="Liberation Serif" w:hAnsi="Liberation Serif" w:eastAsia="Liberation Serif"/>
+                <w:b w:val="0"/>
+                <w:i w:val="0"/>
+                <w:sz w:val="18"/>
+              </w:rPr>
+              <w:t>97907837 / 97907931 + flowers-left</w:t>
+            </w:r>
+          </w:p>
+        </w:tc>
+        <w:tc>
+          <w:tcPr>
+            <w:tcW w:type="dxa" w:w="1872"/>
+          </w:tcPr>
+          <w:p>
+            <w:r/>
+            <w:r>
+              <w:rPr>
+                <w:rFonts w:ascii="Liberation Serif" w:hAnsi="Liberation Serif" w:eastAsia="Liberation Serif"/>
+                <w:b w:val="0"/>
+                <w:i w:val="0"/>
+                <w:sz w:val="18"/>
+              </w:rPr>
+              <w:t>listing HTML seen</w:t>
+            </w:r>
+          </w:p>
+        </w:tc>
+      </w:tr>
+      <w:tr>
+        <w:tc>
+          <w:tcPr>
+            <w:tcW w:type="dxa" w:w="1872"/>
+          </w:tcPr>
+          <w:p>
+            <w:r/>
+            <w:r>
+              <w:rPr>
+                <w:rFonts w:ascii="Liberation Serif" w:hAnsi="Liberation Serif" w:eastAsia="Liberation Serif"/>
+                <w:b w:val="0"/>
+                <w:i w:val="0"/>
+                <w:sz w:val="18"/>
+              </w:rPr>
+              <w:t>S432</w:t>
+            </w:r>
+          </w:p>
+        </w:tc>
+        <w:tc>
+          <w:tcPr>
+            <w:tcW w:type="dxa" w:w="1872"/>
+          </w:tcPr>
+          <w:p>
+            <w:r/>
+            <w:r>
+              <w:rPr>
+                <w:rFonts w:ascii="Liberation Mono" w:hAnsi="Liberation Mono" w:eastAsia="Liberation Mono"/>
+                <w:b w:val="0"/>
+                <w:i w:val="0"/>
+                <w:sz w:val="18"/>
+              </w:rPr>
+              <w:t>../sources/cemetery/wikidata-97907837-2026-10-31.json</w:t>
+            </w:r>
+            <w:r>
+              <w:rPr>
+                <w:rFonts w:ascii="Liberation Serif" w:hAnsi="Liberation Serif" w:eastAsia="Liberation Serif"/>
+                <w:b w:val="0"/>
+                <w:i w:val="0"/>
+                <w:sz w:val="18"/>
+              </w:rPr>
+              <w:t xml:space="preserve"> · </w:t>
+            </w:r>
+            <w:r>
+              <w:rPr>
+                <w:rFonts w:ascii="Liberation Mono" w:hAnsi="Liberation Mono" w:eastAsia="Liberation Mono"/>
+                <w:b w:val="0"/>
+                <w:i w:val="0"/>
+                <w:sz w:val="18"/>
+              </w:rPr>
+              <w:t>wikidata-97907931</w:t>
+            </w:r>
+          </w:p>
+        </w:tc>
+        <w:tc>
+          <w:tcPr>
+            <w:tcW w:type="dxa" w:w="1872"/>
+          </w:tcPr>
+          <w:p>
+            <w:r/>
+            <w:r>
+              <w:rPr>
+                <w:rFonts w:ascii="Liberation Serif" w:hAnsi="Liberation Serif" w:eastAsia="Liberation Serif"/>
+                <w:b w:val="0"/>
+                <w:i w:val="0"/>
+                <w:sz w:val="18"/>
+              </w:rPr>
+              <w:t>Wikidata API</w:t>
+            </w:r>
+          </w:p>
+        </w:tc>
+        <w:tc>
+          <w:tcPr>
+            <w:tcW w:type="dxa" w:w="1872"/>
+          </w:tcPr>
+          <w:p>
+            <w:r/>
+            <w:r>
+              <w:rPr>
+                <w:rFonts w:ascii="Liberation Serif" w:hAnsi="Liberation Serif" w:eastAsia="Liberation Serif"/>
+                <w:b w:val="0"/>
+                <w:i w:val="0"/>
+                <w:sz w:val="18"/>
+              </w:rPr>
+              <w:t>P535 search empty</w:t>
+            </w:r>
+          </w:p>
+        </w:tc>
+        <w:tc>
+          <w:tcPr>
+            <w:tcW w:type="dxa" w:w="1872"/>
+          </w:tcPr>
+          <w:p>
+            <w:r/>
+            <w:r>
+              <w:rPr>
+                <w:rFonts w:ascii="Liberation Serif" w:hAnsi="Liberation Serif" w:eastAsia="Liberation Serif"/>
+                <w:b w:val="0"/>
+                <w:i w:val="0"/>
+                <w:sz w:val="18"/>
+              </w:rPr>
+              <w:t>index only</w:t>
+            </w:r>
+          </w:p>
+        </w:tc>
+      </w:tr>
+      <w:tr>
+        <w:tc>
+          <w:tcPr>
+            <w:tcW w:type="dxa" w:w="1872"/>
+          </w:tcPr>
+          <w:p>
+            <w:r/>
+            <w:r>
+              <w:rPr>
+                <w:rFonts w:ascii="Liberation Serif" w:hAnsi="Liberation Serif" w:eastAsia="Liberation Serif"/>
+                <w:b w:val="0"/>
+                <w:i w:val="0"/>
+                <w:sz w:val="18"/>
+              </w:rPr>
+              <w:t>S433</w:t>
+            </w:r>
+          </w:p>
+        </w:tc>
+        <w:tc>
+          <w:tcPr>
+            <w:tcW w:type="dxa" w:w="1872"/>
+          </w:tcPr>
+          <w:p>
+            <w:r/>
+            <w:r>
+              <w:rPr>
+                <w:rFonts w:ascii="Liberation Mono" w:hAnsi="Liberation Mono" w:eastAsia="Liberation Mono"/>
+                <w:b w:val="0"/>
+                <w:i w:val="0"/>
+                <w:sz w:val="18"/>
+              </w:rPr>
+              <w:t>../sources/cemetery/wikitree-newnam-49-api-2026-10-31.json</w:t>
+            </w:r>
+          </w:p>
+        </w:tc>
+        <w:tc>
+          <w:tcPr>
+            <w:tcW w:type="dxa" w:w="1872"/>
+          </w:tcPr>
+          <w:p>
+            <w:r/>
+            <w:r>
+              <w:rPr>
+                <w:rFonts w:ascii="Liberation Serif" w:hAnsi="Liberation Serif" w:eastAsia="Liberation Serif"/>
+                <w:b w:val="0"/>
+                <w:i w:val="0"/>
+                <w:sz w:val="18"/>
+              </w:rPr>
+              <w:t>WikiTree API</w:t>
+            </w:r>
+          </w:p>
+        </w:tc>
+        <w:tc>
+          <w:tcPr>
+            <w:tcW w:type="dxa" w:w="1872"/>
+          </w:tcPr>
+          <w:p>
+            <w:r/>
+            <w:r>
+              <w:rPr>
+                <w:rFonts w:ascii="Liberation Serif" w:hAnsi="Liberation Serif" w:eastAsia="Liberation Serif"/>
+                <w:b w:val="0"/>
+                <w:i w:val="0"/>
+                <w:sz w:val="18"/>
+              </w:rPr>
+              <w:t>Unsourced 1930 — not a FAG bio</w:t>
+            </w:r>
+          </w:p>
+        </w:tc>
+        <w:tc>
+          <w:tcPr>
+            <w:tcW w:type="dxa" w:w="1872"/>
+          </w:tcPr>
+          <w:p>
+            <w:r/>
+            <w:r>
+              <w:rPr>
+                <w:rFonts w:ascii="Liberation Serif" w:hAnsi="Liberation Serif" w:eastAsia="Liberation Serif"/>
+                <w:b w:val="0"/>
+                <w:i w:val="0"/>
+                <w:sz w:val="18"/>
+              </w:rPr>
+              <w:t>authored</w:t>
+            </w:r>
+          </w:p>
+        </w:tc>
+      </w:tr>
+      <w:tr>
+        <w:tc>
+          <w:tcPr>
+            <w:tcW w:type="dxa" w:w="1872"/>
+          </w:tcPr>
+          <w:p>
+            <w:r/>
+            <w:r>
+              <w:rPr>
+                <w:rFonts w:ascii="Liberation Serif" w:hAnsi="Liberation Serif" w:eastAsia="Liberation Serif"/>
+                <w:b w:val="0"/>
+                <w:i w:val="0"/>
+                <w:sz w:val="18"/>
+              </w:rPr>
+              <w:t>S434</w:t>
+            </w:r>
+          </w:p>
+        </w:tc>
+        <w:tc>
+          <w:tcPr>
+            <w:tcW w:type="dxa" w:w="1872"/>
+          </w:tcPr>
+          <w:p>
+            <w:r/>
+            <w:r>
+              <w:rPr>
+                <w:rFonts w:ascii="Liberation Serif" w:hAnsi="Liberation Serif" w:eastAsia="Liberation Serif"/>
+                <w:b w:val="0"/>
+                <w:i w:val="0"/>
+                <w:sz w:val="18"/>
+              </w:rPr>
+              <w:t>Blocked mirrors logged in S428</w:t>
+            </w:r>
+          </w:p>
+        </w:tc>
+        <w:tc>
+          <w:tcPr>
+            <w:tcW w:type="dxa" w:w="1872"/>
+          </w:tcPr>
+          <w:p>
+            <w:r/>
+            <w:r>
+              <w:rPr>
+                <w:rFonts w:ascii="Liberation Serif" w:hAnsi="Liberation Serif" w:eastAsia="Liberation Serif"/>
+                <w:b w:val="0"/>
+                <w:i w:val="0"/>
+                <w:sz w:val="18"/>
+              </w:rPr>
+              <w:t>memorial 97907837</w:t>
+            </w:r>
+          </w:p>
+        </w:tc>
+        <w:tc>
+          <w:tcPr>
+            <w:tcW w:type="dxa" w:w="1872"/>
+          </w:tcPr>
+          <w:p>
+            <w:r/>
+            <w:r>
+              <w:rPr>
+                <w:rFonts w:ascii="Liberation Serif" w:hAnsi="Liberation Serif" w:eastAsia="Liberation Serif"/>
+                <w:b w:val="0"/>
+                <w:i w:val="0"/>
+                <w:sz w:val="18"/>
+              </w:rPr>
+              <w:t>Individual pages unread</w:t>
+            </w:r>
+          </w:p>
+        </w:tc>
+        <w:tc>
+          <w:tcPr>
+            <w:tcW w:type="dxa" w:w="1872"/>
+          </w:tcPr>
+          <w:p>
+            <w:r/>
+            <w:r>
+              <w:rPr>
+                <w:rFonts w:ascii="Liberation Serif" w:hAnsi="Liberation Serif" w:eastAsia="Liberation Serif"/>
+                <w:b w:val="0"/>
+                <w:i w:val="0"/>
+                <w:sz w:val="18"/>
+              </w:rPr>
+              <w:t>blocked</w:t>
+            </w:r>
+          </w:p>
+        </w:tc>
+      </w:tr>
+      <w:tr>
+        <w:tc>
+          <w:tcPr>
+            <w:tcW w:type="dxa" w:w="1872"/>
+          </w:tcPr>
+          <w:p>
+            <w:r/>
+            <w:r>
+              <w:rPr>
+                <w:rFonts w:ascii="Liberation Serif" w:hAnsi="Liberation Serif" w:eastAsia="Liberation Serif"/>
+                <w:b w:val="0"/>
+                <w:i w:val="0"/>
+                <w:sz w:val="18"/>
+              </w:rPr>
+              <w:t>S435</w:t>
+            </w:r>
+          </w:p>
+        </w:tc>
+        <w:tc>
+          <w:tcPr>
+            <w:tcW w:type="dxa" w:w="1872"/>
+          </w:tcPr>
+          <w:p>
+            <w:r/>
+            <w:r>
+              <w:rPr>
+                <w:rFonts w:ascii="Liberation Serif" w:hAnsi="Liberation Serif" w:eastAsia="Liberation Serif"/>
+                <w:b w:val="0"/>
+                <w:i w:val="0"/>
+                <w:sz w:val="18"/>
+              </w:rPr>
+              <w:t>Retrieval path only (browser)</w:t>
+            </w:r>
+          </w:p>
+        </w:tc>
+        <w:tc>
+          <w:tcPr>
+            <w:tcW w:type="dxa" w:w="1872"/>
+          </w:tcPr>
+          <w:p>
+            <w:r/>
+            <w:r>
+              <w:rPr>
+                <w:rFonts w:ascii="Liberation Serif" w:hAnsi="Liberation Serif" w:eastAsia="Liberation Serif"/>
+                <w:b w:val="0"/>
+                <w:i w:val="0"/>
+                <w:sz w:val="18"/>
+              </w:rPr>
+              <w:t>memorial 97907931</w:t>
+            </w:r>
+          </w:p>
+        </w:tc>
+        <w:tc>
+          <w:tcPr>
+            <w:tcW w:type="dxa" w:w="1872"/>
+          </w:tcPr>
+          <w:p>
+            <w:r/>
+            <w:r>
+              <w:rPr>
+                <w:rFonts w:ascii="Liberation Serif" w:hAnsi="Liberation Serif" w:eastAsia="Liberation Serif"/>
+                <w:b w:val="0"/>
+                <w:i w:val="0"/>
+                <w:sz w:val="18"/>
+              </w:rPr>
+              <w:t>Biography / flowers / maintainer not examined</w:t>
             </w:r>
           </w:p>
         </w:tc>

--- a/research/dora-ella-newnam/sources/authored/Dora-Ella-Newnam-Stone-A-Life-latest.docx
+++ b/research/dora-ella-newnam/sources/authored/Dora-Ella-Newnam-Stone-A-Life-latest.docx
@@ -1316,7 +1316,7 @@
           <w:b w:val="0"/>
           <w:i w:val="0"/>
         </w:rPr>
-        <w:t xml:space="preserve"> is a common nickname for Larkin. That is enough for a possible identity, not a merge: no paper yet uses both names. [C131] They married after the 1880 Booneville census and before Vestie, about September 1881 or 1882 — not merely before Ida. [C483] Published Owsley marriage vital-statistics years — 1853–59, 1874–78, 1903–10 — do not contain their license. Lee Books 1–37 have no party row. The published gaps are 1879–1902 and also 1905–1907. [C148] [C475] [C476] [S126] [S412] The Owsley courthouse burned on 29 January 1929; KDLA also lists a 1967 disaster. About five thousand marriage records were lost. [C471] [C472] [S334] Hayes’s reconstructed A–L book (ISBN 9780788410581, FamilySearch 818120) and Smith’s 1843–1929 compilation (FamilySearch 733757) are catalogued and unread. Hayes dates are estimates from the oldest child plus one year. This book does not invent rows from books that were not opened. [C473] [C474] [C482]</w:t>
+        <w:t xml:space="preserve"> is a common nickname for Larkin. That is enough for a possible identity, not a merge: no paper yet uses both names. [C131] They married after the 1880 Booneville census and before Vestie, about September 1881 or 1882 — not merely before Ida. [C483] Published Owsley marriage vital-statistics years — 1853–59, 1874–78, 1903–10 — do not contain their license. Lee Books 1–37 have no party row. The published gaps are 1879–1902 and also 1905–1907. [C148] [C475] [C476] [S126] [S412] The Owsley courthouse burned on 29 January 1929; KDLA also lists a 1967 disaster. About five thousand marriage records were lost. [C471] [C472] [S334] The archived RootsWeb groom and bride tables that do exist cover 1852–1879 and have no Larkin × Louisa or Robert × Sallie row. Louisa Flanary married William Mays on 22 January 1874 — a different couple. The 1880–1920 compiled pages were never published on that index. [C518] [C519] [C520] [C521] Hayes’s reconstructed A–L book (ISBN 9780788410581, FamilySearch 818120) and Smith’s 1843–1929 compilation (FamilySearch 733757) are catalogued and unread. Hayes dates are estimates from the oldest child plus one year. This book does not invent rows from books that were not opened. [C473] [C474] [C482] [C522]</w:t>
       </w:r>
     </w:p>
     <w:p>
@@ -7850,7 +7850,23 @@
           <w:b w:val="0"/>
           <w:i w:val="0"/>
         </w:rPr>
-        <w:t xml:space="preserve"> catalogued. Larkin×Louisa and Robert×Sallie licenses still unread. Hayes </w:t>
+        <w:t xml:space="preserve"> catalogued. Archived 1850–1879 tables </w:t>
+      </w:r>
+      <w:r>
+        <w:rPr>
+          <w:rFonts w:ascii="Liberation Serif" w:hAnsi="Liberation Serif" w:eastAsia="Liberation Serif"/>
+          <w:b/>
+          <w:i w:val="0"/>
+        </w:rPr>
+        <w:t>nil</w:t>
+      </w:r>
+      <w:r>
+        <w:rPr>
+          <w:rFonts w:ascii="Liberation Serif" w:hAnsi="Liberation Serif" w:eastAsia="Liberation Serif"/>
+          <w:b w:val="0"/>
+          <w:i w:val="0"/>
+        </w:rPr>
+        <w:t xml:space="preserve"> party; 1880–1920 pages never published. Larkin×Louisa and Robert×Sallie licenses still unread. Hayes </w:t>
       </w:r>
       <w:r>
         <w:rPr>
@@ -7898,7 +7914,7 @@
           <w:b w:val="0"/>
           <w:i w:val="0"/>
         </w:rPr>
-        <w:t>. [C471–C483]</w:t>
+        <w:t>. [C471–C483] [C514–C523]</w:t>
       </w:r>
     </w:p>
     <w:p>
@@ -8652,7 +8668,7 @@
           <w:b w:val="0"/>
           <w:i w:val="0"/>
         </w:rPr>
-        <w:t xml:space="preserve">. Lee 1–37 nil party. 1910 Owsley + 1911–1945 DC nil Robert+Sallie. Hayes </w:t>
+        <w:t xml:space="preserve">. Lee 1–37 nil party. 1910 Owsley + 1911–1945 DC nil Robert+Sallie. Wayback 1850–1879 tables nil party; 1880–1920 pages unpublished. Hayes </w:t>
       </w:r>
       <w:r>
         <w:rPr>
@@ -8693,6 +8709,22 @@
           <w:i w:val="0"/>
         </w:rPr>
         <w:t>C471–C483</w:t>
+      </w:r>
+      <w:r>
+        <w:rPr>
+          <w:rFonts w:ascii="Liberation Serif" w:hAnsi="Liberation Serif" w:eastAsia="Liberation Serif"/>
+          <w:b w:val="0"/>
+          <w:i w:val="0"/>
+        </w:rPr>
+        <w:t xml:space="preserve">, </w:t>
+      </w:r>
+      <w:r>
+        <w:rPr>
+          <w:rFonts w:ascii="Liberation Serif" w:hAnsi="Liberation Serif" w:eastAsia="Liberation Serif"/>
+          <w:b/>
+          <w:i w:val="0"/>
+        </w:rPr>
+        <w:t>C514–C523</w:t>
       </w:r>
       <w:r>
         <w:rPr>
@@ -9377,6 +9409,134 @@
           <w:b/>
           <w:i w:val="0"/>
         </w:rPr>
+        <w:t>B042</w:t>
+      </w:r>
+      <w:r>
+        <w:rPr>
+          <w:rFonts w:ascii="Liberation Serif" w:hAnsi="Liberation Serif" w:eastAsia="Liberation Serif"/>
+          <w:b w:val="0"/>
+          <w:i w:val="0"/>
+        </w:rPr>
+        <w:t xml:space="preserve"> — UK film </w:t>
+      </w:r>
+      <w:r>
+        <w:rPr>
+          <w:rFonts w:ascii="Liberation Serif" w:hAnsi="Liberation Serif" w:eastAsia="Liberation Serif"/>
+          <w:b/>
+          <w:i w:val="0"/>
+        </w:rPr>
+        <w:t>S 90-033</w:t>
+      </w:r>
+      <w:r>
+        <w:rPr>
+          <w:rFonts w:ascii="Liberation Serif" w:hAnsi="Liberation Serif" w:eastAsia="Liberation Serif"/>
+          <w:b w:val="0"/>
+          <w:i w:val="0"/>
+        </w:rPr>
+        <w:t xml:space="preserve"> 1909–11 / Newspapers.com paper </w:t>
+      </w:r>
+      <w:r>
+        <w:rPr>
+          <w:rFonts w:ascii="Liberation Serif" w:hAnsi="Liberation Serif" w:eastAsia="Liberation Serif"/>
+          <w:b/>
+          <w:i w:val="0"/>
+        </w:rPr>
+        <w:t>39744</w:t>
+      </w:r>
+      <w:r>
+        <w:rPr>
+          <w:rFonts w:ascii="Liberation Serif" w:hAnsi="Liberation Serif" w:eastAsia="Liberation Serif"/>
+          <w:b w:val="0"/>
+          <w:i w:val="0"/>
+        </w:rPr>
+        <w:t xml:space="preserve"> / CA </w:t>
+      </w:r>
+      <w:r>
+        <w:rPr>
+          <w:rFonts w:ascii="Liberation Serif" w:hAnsi="Liberation Serif" w:eastAsia="Liberation Serif"/>
+          <w:b/>
+          <w:i w:val="0"/>
+        </w:rPr>
+        <w:t>sn86069167</w:t>
+      </w:r>
+      <w:r>
+        <w:rPr>
+          <w:rFonts w:ascii="Liberation Serif" w:hAnsi="Liberation Serif" w:eastAsia="Liberation Serif"/>
+          <w:b w:val="0"/>
+          <w:i w:val="0"/>
+        </w:rPr>
+        <w:t xml:space="preserve"> (</w:t>
+      </w:r>
+      <w:r>
+        <w:rPr>
+          <w:rFonts w:ascii="Liberation Serif" w:hAnsi="Liberation Serif" w:eastAsia="Liberation Serif"/>
+          <w:b/>
+          <w:i w:val="0"/>
+        </w:rPr>
+        <w:t>R016</w:t>
+      </w:r>
+      <w:r>
+        <w:rPr>
+          <w:rFonts w:ascii="Liberation Serif" w:hAnsi="Liberation Serif" w:eastAsia="Liberation Serif"/>
+          <w:b w:val="0"/>
+          <w:i w:val="0"/>
+        </w:rPr>
+        <w:t xml:space="preserve">) if free. Residual </w:t>
+      </w:r>
+      <w:r>
+        <w:rPr>
+          <w:rFonts w:ascii="Liberation Serif" w:hAnsi="Liberation Serif" w:eastAsia="Liberation Serif"/>
+          <w:b/>
+          <w:i w:val="0"/>
+        </w:rPr>
+        <w:t>B039</w:t>
+      </w:r>
+      <w:r>
+        <w:rPr>
+          <w:rFonts w:ascii="Liberation Serif" w:hAnsi="Liberation Serif" w:eastAsia="Liberation Serif"/>
+          <w:b w:val="0"/>
+          <w:i w:val="0"/>
+        </w:rPr>
+        <w:t xml:space="preserve"> is FHL/mail Hayes </w:t>
+      </w:r>
+      <w:r>
+        <w:rPr>
+          <w:rFonts w:ascii="Liberation Serif" w:hAnsi="Liberation Serif" w:eastAsia="Liberation Serif"/>
+          <w:b/>
+          <w:i w:val="0"/>
+        </w:rPr>
+        <w:t>818120</w:t>
+      </w:r>
+      <w:r>
+        <w:rPr>
+          <w:rFonts w:ascii="Liberation Serif" w:hAnsi="Liberation Serif" w:eastAsia="Liberation Serif"/>
+          <w:b w:val="0"/>
+          <w:i w:val="0"/>
+        </w:rPr>
+        <w:t xml:space="preserve"> then Smith </w:t>
+      </w:r>
+      <w:r>
+        <w:rPr>
+          <w:rFonts w:ascii="Liberation Serif" w:hAnsi="Liberation Serif" w:eastAsia="Liberation Serif"/>
+          <w:b/>
+          <w:i w:val="0"/>
+        </w:rPr>
+        <w:t>733757</w:t>
+      </w:r>
+      <w:r>
+        <w:rPr>
+          <w:rFonts w:ascii="Liberation Serif" w:hAnsi="Liberation Serif" w:eastAsia="Liberation Serif"/>
+          <w:b w:val="0"/>
+          <w:i w:val="0"/>
+        </w:rPr>
+        <w:t xml:space="preserve">. Residual </w:t>
+      </w:r>
+      <w:r>
+        <w:rPr>
+          <w:rFonts w:ascii="Liberation Serif" w:hAnsi="Liberation Serif" w:eastAsia="Liberation Serif"/>
+          <w:b/>
+          <w:i w:val="0"/>
+        </w:rPr>
         <w:t>B020</w:t>
       </w:r>
       <w:r>
@@ -9385,7 +9545,7 @@
           <w:b w:val="0"/>
           <w:i w:val="0"/>
         </w:rPr>
-        <w:t xml:space="preserve"> — open Find a Grave memorials </w:t>
+        <w:t xml:space="preserve"> is browser-open Find a Grave </w:t>
       </w:r>
       <w:r>
         <w:rPr>
@@ -9401,7 +9561,7 @@
           <w:b w:val="0"/>
           <w:i w:val="0"/>
         </w:rPr>
-        <w:t xml:space="preserve"> in a browser for the biography pane, flower notes, and maintainer (</w:t>
+        <w:t xml:space="preserve"> (</w:t>
       </w:r>
       <w:r>
         <w:rPr>
@@ -9417,7 +9577,39 @@
           <w:b w:val="0"/>
           <w:i w:val="0"/>
         </w:rPr>
-        <w:t xml:space="preserve">). Residual </w:t>
+        <w:t xml:space="preserve">, owned). Residual </w:t>
+      </w:r>
+      <w:r>
+        <w:rPr>
+          <w:rFonts w:ascii="Liberation Serif" w:hAnsi="Liberation Serif" w:eastAsia="Liberation Serif"/>
+          <w:b/>
+          <w:i w:val="0"/>
+        </w:rPr>
+        <w:t>B030</w:t>
+      </w:r>
+      <w:r>
+        <w:rPr>
+          <w:rFonts w:ascii="Liberation Serif" w:hAnsi="Liberation Serif" w:eastAsia="Liberation Serif"/>
+          <w:b w:val="0"/>
+          <w:i w:val="0"/>
+        </w:rPr>
+        <w:t xml:space="preserve"> is unread Yell books (</w:t>
+      </w:r>
+      <w:r>
+        <w:rPr>
+          <w:rFonts w:ascii="Liberation Serif" w:hAnsi="Liberation Serif" w:eastAsia="Liberation Serif"/>
+          <w:b/>
+          <w:i w:val="0"/>
+        </w:rPr>
+        <w:t>R015</w:t>
+      </w:r>
+      <w:r>
+        <w:rPr>
+          <w:rFonts w:ascii="Liberation Serif" w:hAnsi="Liberation Serif" w:eastAsia="Liberation Serif"/>
+          <w:b w:val="0"/>
+          <w:i w:val="0"/>
+        </w:rPr>
+        <w:t xml:space="preserve">). </w:t>
       </w:r>
       <w:r>
         <w:rPr>
@@ -9433,39 +9625,39 @@
           <w:b w:val="0"/>
           <w:i w:val="0"/>
         </w:rPr>
-        <w:t xml:space="preserve"> is Hayes </w:t>
-      </w:r>
-      <w:r>
-        <w:rPr>
-          <w:rFonts w:ascii="Liberation Serif" w:hAnsi="Liberation Serif" w:eastAsia="Liberation Serif"/>
-          <w:b/>
-          <w:i w:val="0"/>
-        </w:rPr>
-        <w:t>818120</w:t>
-      </w:r>
-      <w:r>
-        <w:rPr>
-          <w:rFonts w:ascii="Liberation Serif" w:hAnsi="Liberation Serif" w:eastAsia="Liberation Serif"/>
-          <w:b w:val="0"/>
-          <w:i w:val="0"/>
-        </w:rPr>
-        <w:t xml:space="preserve"> / Smith </w:t>
-      </w:r>
-      <w:r>
-        <w:rPr>
-          <w:rFonts w:ascii="Liberation Serif" w:hAnsi="Liberation Serif" w:eastAsia="Liberation Serif"/>
-          <w:b/>
-          <w:i w:val="0"/>
-        </w:rPr>
-        <w:t>733757</w:t>
-      </w:r>
-      <w:r>
-        <w:rPr>
-          <w:rFonts w:ascii="Liberation Serif" w:hAnsi="Liberation Serif" w:eastAsia="Liberation Serif"/>
-          <w:b w:val="0"/>
-          <w:i w:val="0"/>
-        </w:rPr>
-        <w:t xml:space="preserve">. Residual </w:t>
+        <w:t xml:space="preserve"> residual wrap filed this pass (partial). </w:t>
+      </w:r>
+      <w:r>
+        <w:rPr>
+          <w:rFonts w:ascii="Liberation Serif" w:hAnsi="Liberation Serif" w:eastAsia="Liberation Serif"/>
+          <w:b/>
+          <w:i w:val="0"/>
+        </w:rPr>
+        <w:t>B020</w:t>
+      </w:r>
+      <w:r>
+        <w:rPr>
+          <w:rFonts w:ascii="Liberation Serif" w:hAnsi="Liberation Serif" w:eastAsia="Liberation Serif"/>
+          <w:b w:val="0"/>
+          <w:i w:val="0"/>
+        </w:rPr>
+        <w:t xml:space="preserve"> wrap filed Pass </w:t>
+      </w:r>
+      <w:r>
+        <w:rPr>
+          <w:rFonts w:ascii="Liberation Serif" w:hAnsi="Liberation Serif" w:eastAsia="Liberation Serif"/>
+          <w:b/>
+          <w:i w:val="0"/>
+        </w:rPr>
+        <w:t>82</w:t>
+      </w:r>
+      <w:r>
+        <w:rPr>
+          <w:rFonts w:ascii="Liberation Serif" w:hAnsi="Liberation Serif" w:eastAsia="Liberation Serif"/>
+          <w:b w:val="0"/>
+          <w:i w:val="0"/>
+        </w:rPr>
+        <w:t xml:space="preserve">. </w:t>
       </w:r>
       <w:r>
         <w:rPr>
@@ -9481,39 +9673,23 @@
           <w:b w:val="0"/>
           <w:i w:val="0"/>
         </w:rPr>
-        <w:t xml:space="preserve"> is UK </w:t>
-      </w:r>
-      <w:r>
-        <w:rPr>
-          <w:rFonts w:ascii="Liberation Serif" w:hAnsi="Liberation Serif" w:eastAsia="Liberation Serif"/>
-          <w:b/>
-          <w:i w:val="0"/>
-        </w:rPr>
-        <w:t>S 90-033</w:t>
-      </w:r>
-      <w:r>
-        <w:rPr>
-          <w:rFonts w:ascii="Liberation Serif" w:hAnsi="Liberation Serif" w:eastAsia="Liberation Serif"/>
-          <w:b w:val="0"/>
-          <w:i w:val="0"/>
-        </w:rPr>
-        <w:t xml:space="preserve"> 1909–11 / Newspapers.com </w:t>
-      </w:r>
-      <w:r>
-        <w:rPr>
-          <w:rFonts w:ascii="Liberation Serif" w:hAnsi="Liberation Serif" w:eastAsia="Liberation Serif"/>
-          <w:b/>
-          <w:i w:val="0"/>
-        </w:rPr>
-        <w:t>39744</w:t>
-      </w:r>
-      <w:r>
-        <w:rPr>
-          <w:rFonts w:ascii="Liberation Serif" w:hAnsi="Liberation Serif" w:eastAsia="Liberation Serif"/>
-          <w:b w:val="0"/>
-          <w:i w:val="0"/>
-        </w:rPr>
-        <w:t xml:space="preserve">. Residual </w:t>
+        <w:t xml:space="preserve"> wrap filed Pass </w:t>
+      </w:r>
+      <w:r>
+        <w:rPr>
+          <w:rFonts w:ascii="Liberation Serif" w:hAnsi="Liberation Serif" w:eastAsia="Liberation Serif"/>
+          <w:b/>
+          <w:i w:val="0"/>
+        </w:rPr>
+        <w:t>81</w:t>
+      </w:r>
+      <w:r>
+        <w:rPr>
+          <w:rFonts w:ascii="Liberation Serif" w:hAnsi="Liberation Serif" w:eastAsia="Liberation Serif"/>
+          <w:b w:val="0"/>
+          <w:i w:val="0"/>
+        </w:rPr>
+        <w:t xml:space="preserve">. </w:t>
       </w:r>
       <w:r>
         <w:rPr>
@@ -9529,54 +9705,6 @@
           <w:b w:val="0"/>
           <w:i w:val="0"/>
         </w:rPr>
-        <w:t xml:space="preserve"> is unread Yell books (</w:t>
-      </w:r>
-      <w:r>
-        <w:rPr>
-          <w:rFonts w:ascii="Liberation Serif" w:hAnsi="Liberation Serif" w:eastAsia="Liberation Serif"/>
-          <w:b/>
-          <w:i w:val="0"/>
-        </w:rPr>
-        <w:t>R015</w:t>
-      </w:r>
-      <w:r>
-        <w:rPr>
-          <w:rFonts w:ascii="Liberation Serif" w:hAnsi="Liberation Serif" w:eastAsia="Liberation Serif"/>
-          <w:b w:val="0"/>
-          <w:i w:val="0"/>
-        </w:rPr>
-        <w:t xml:space="preserve">). </w:t>
-      </w:r>
-      <w:r>
-        <w:rPr>
-          <w:rFonts w:ascii="Liberation Serif" w:hAnsi="Liberation Serif" w:eastAsia="Liberation Serif"/>
-          <w:b/>
-          <w:i w:val="0"/>
-        </w:rPr>
-        <w:t>B020</w:t>
-      </w:r>
-      <w:r>
-        <w:rPr>
-          <w:rFonts w:ascii="Liberation Serif" w:hAnsi="Liberation Serif" w:eastAsia="Liberation Serif"/>
-          <w:b w:val="0"/>
-          <w:i w:val="0"/>
-        </w:rPr>
-        <w:t xml:space="preserve"> wrap filed this pass (partial). </w:t>
-      </w:r>
-      <w:r>
-        <w:rPr>
-          <w:rFonts w:ascii="Liberation Serif" w:hAnsi="Liberation Serif" w:eastAsia="Liberation Serif"/>
-          <w:b/>
-          <w:i w:val="0"/>
-        </w:rPr>
-        <w:t>B042</w:t>
-      </w:r>
-      <w:r>
-        <w:rPr>
-          <w:rFonts w:ascii="Liberation Serif" w:hAnsi="Liberation Serif" w:eastAsia="Liberation Serif"/>
-          <w:b w:val="0"/>
-          <w:i w:val="0"/>
-        </w:rPr>
         <w:t xml:space="preserve"> wrap filed Pass </w:t>
       </w:r>
       <w:r>
@@ -9585,7 +9713,7 @@
           <w:b/>
           <w:i w:val="0"/>
         </w:rPr>
-        <w:t>81</w:t>
+        <w:t>80</w:t>
       </w:r>
       <w:r>
         <w:rPr>
@@ -9601,7 +9729,39 @@
           <w:b/>
           <w:i w:val="0"/>
         </w:rPr>
-        <w:t>B030</w:t>
+        <w:t>B039</w:t>
+      </w:r>
+      <w:r>
+        <w:rPr>
+          <w:rFonts w:ascii="Liberation Serif" w:hAnsi="Liberation Serif" w:eastAsia="Liberation Serif"/>
+          <w:b w:val="0"/>
+          <w:i w:val="0"/>
+        </w:rPr>
+        <w:t xml:space="preserve"> first wrap filed Pass </w:t>
+      </w:r>
+      <w:r>
+        <w:rPr>
+          <w:rFonts w:ascii="Liberation Serif" w:hAnsi="Liberation Serif" w:eastAsia="Liberation Serif"/>
+          <w:b/>
+          <w:i w:val="0"/>
+        </w:rPr>
+        <w:t>79</w:t>
+      </w:r>
+      <w:r>
+        <w:rPr>
+          <w:rFonts w:ascii="Liberation Serif" w:hAnsi="Liberation Serif" w:eastAsia="Liberation Serif"/>
+          <w:b w:val="0"/>
+          <w:i w:val="0"/>
+        </w:rPr>
+        <w:t xml:space="preserve">. </w:t>
+      </w:r>
+      <w:r>
+        <w:rPr>
+          <w:rFonts w:ascii="Liberation Serif" w:hAnsi="Liberation Serif" w:eastAsia="Liberation Serif"/>
+          <w:b/>
+          <w:i w:val="0"/>
+        </w:rPr>
+        <w:t>B007</w:t>
       </w:r>
       <w:r>
         <w:rPr>
@@ -9617,7 +9777,7 @@
           <w:b/>
           <w:i w:val="0"/>
         </w:rPr>
-        <w:t>80</w:t>
+        <w:t>76</w:t>
       </w:r>
       <w:r>
         <w:rPr>
@@ -9633,7 +9793,7 @@
           <w:b/>
           <w:i w:val="0"/>
         </w:rPr>
-        <w:t>B039</w:t>
+        <w:t>B014</w:t>
       </w:r>
       <w:r>
         <w:rPr>
@@ -9649,7 +9809,7 @@
           <w:b/>
           <w:i w:val="0"/>
         </w:rPr>
-        <w:t>79</w:t>
+        <w:t>77</w:t>
       </w:r>
       <w:r>
         <w:rPr>
@@ -9665,7 +9825,7 @@
           <w:b/>
           <w:i w:val="0"/>
         </w:rPr>
-        <w:t>B007</w:t>
+        <w:t>B015</w:t>
       </w:r>
       <w:r>
         <w:rPr>
@@ -9681,70 +9841,6 @@
           <w:b/>
           <w:i w:val="0"/>
         </w:rPr>
-        <w:t>76</w:t>
-      </w:r>
-      <w:r>
-        <w:rPr>
-          <w:rFonts w:ascii="Liberation Serif" w:hAnsi="Liberation Serif" w:eastAsia="Liberation Serif"/>
-          <w:b w:val="0"/>
-          <w:i w:val="0"/>
-        </w:rPr>
-        <w:t xml:space="preserve">. </w:t>
-      </w:r>
-      <w:r>
-        <w:rPr>
-          <w:rFonts w:ascii="Liberation Serif" w:hAnsi="Liberation Serif" w:eastAsia="Liberation Serif"/>
-          <w:b/>
-          <w:i w:val="0"/>
-        </w:rPr>
-        <w:t>B014</w:t>
-      </w:r>
-      <w:r>
-        <w:rPr>
-          <w:rFonts w:ascii="Liberation Serif" w:hAnsi="Liberation Serif" w:eastAsia="Liberation Serif"/>
-          <w:b w:val="0"/>
-          <w:i w:val="0"/>
-        </w:rPr>
-        <w:t xml:space="preserve"> wrap filed Pass </w:t>
-      </w:r>
-      <w:r>
-        <w:rPr>
-          <w:rFonts w:ascii="Liberation Serif" w:hAnsi="Liberation Serif" w:eastAsia="Liberation Serif"/>
-          <w:b/>
-          <w:i w:val="0"/>
-        </w:rPr>
-        <w:t>77</w:t>
-      </w:r>
-      <w:r>
-        <w:rPr>
-          <w:rFonts w:ascii="Liberation Serif" w:hAnsi="Liberation Serif" w:eastAsia="Liberation Serif"/>
-          <w:b w:val="0"/>
-          <w:i w:val="0"/>
-        </w:rPr>
-        <w:t xml:space="preserve">. </w:t>
-      </w:r>
-      <w:r>
-        <w:rPr>
-          <w:rFonts w:ascii="Liberation Serif" w:hAnsi="Liberation Serif" w:eastAsia="Liberation Serif"/>
-          <w:b/>
-          <w:i w:val="0"/>
-        </w:rPr>
-        <w:t>B015</w:t>
-      </w:r>
-      <w:r>
-        <w:rPr>
-          <w:rFonts w:ascii="Liberation Serif" w:hAnsi="Liberation Serif" w:eastAsia="Liberation Serif"/>
-          <w:b w:val="0"/>
-          <w:i w:val="0"/>
-        </w:rPr>
-        <w:t xml:space="preserve"> wrap filed Pass </w:t>
-      </w:r>
-      <w:r>
-        <w:rPr>
-          <w:rFonts w:ascii="Liberation Serif" w:hAnsi="Liberation Serif" w:eastAsia="Liberation Serif"/>
-          <w:b/>
-          <w:i w:val="0"/>
-        </w:rPr>
         <w:t>78</w:t>
       </w:r>
       <w:r>
@@ -9777,7 +9873,7 @@
           <w:b/>
           <w:i w:val="0"/>
         </w:rPr>
-        <w:t>B007 / B014 / B039 / B042 / B047 / B049 / B055 / B056</w:t>
+        <w:t>B007 / B014 / B020 / B047 / B049 / B055 / B056</w:t>
       </w:r>
       <w:r>
         <w:rPr>
@@ -9793,7 +9889,7 @@
           <w:b/>
           <w:i w:val="0"/>
         </w:rPr>
-        <w:t>B015 / B016 / B020 / B030 / B045 / B051 / B054 / B057 / B092</w:t>
+        <w:t>B015 / B016 / B030 / B039 digital ladder / B042 digital table / B045 / B051 / B054 / B057 / B092</w:t>
       </w:r>
       <w:r>
         <w:rPr>
@@ -15799,6 +15895,176 @@
           <w:i w:val="0"/>
         </w:rPr>
         <w:t>S428–S435</w:t>
+      </w:r>
+      <w:r>
+        <w:rPr>
+          <w:rFonts w:ascii="Liberation Serif" w:hAnsi="Liberation Serif" w:eastAsia="Liberation Serif"/>
+          <w:b w:val="0"/>
+          <w:i w:val="0"/>
+        </w:rPr>
+        <w:t>.</w:t>
+      </w:r>
+    </w:p>
+    <w:p>
+      <w:r>
+        <w:rPr>
+          <w:rFonts w:ascii="Liberation Serif" w:hAnsi="Liberation Serif" w:eastAsia="Liberation Serif"/>
+          <w:b w:val="0"/>
+          <w:i w:val="0"/>
+        </w:rPr>
+        <w:t xml:space="preserve">64. Pass 84 B039 residual. Heritage 101-H1058 still $37 paperback; LDS Owsley marriages lists Hayes and Smith as FamilySearch Library only. IA Solr ten ISBN/title queries </w:t>
+      </w:r>
+      <w:r>
+        <w:rPr>
+          <w:rFonts w:ascii="Liberation Serif" w:hAnsi="Liberation Serif" w:eastAsia="Liberation Serif"/>
+          <w:b/>
+          <w:i w:val="0"/>
+        </w:rPr>
+        <w:t>0</w:t>
+      </w:r>
+      <w:r>
+        <w:rPr>
+          <w:rFonts w:ascii="Liberation Serif" w:hAnsi="Liberation Serif" w:eastAsia="Liberation Serif"/>
+          <w:b w:val="0"/>
+          <w:i w:val="0"/>
+        </w:rPr>
+        <w:t xml:space="preserve">. Wayback Owsley marry index: 1880–1920 labels have </w:t>
+      </w:r>
+      <w:r>
+        <w:rPr>
+          <w:rFonts w:ascii="Liberation Serif" w:hAnsi="Liberation Serif" w:eastAsia="Liberation Serif"/>
+          <w:b/>
+          <w:i w:val="0"/>
+        </w:rPr>
+        <w:t>no href</w:t>
+      </w:r>
+      <w:r>
+        <w:rPr>
+          <w:rFonts w:ascii="Liberation Serif" w:hAnsi="Liberation Serif" w:eastAsia="Liberation Serif"/>
+          <w:b w:val="0"/>
+          <w:i w:val="0"/>
+        </w:rPr>
+        <w:t xml:space="preserve">. Groom 1850–1880 168 rows 1852–1879 </w:t>
+      </w:r>
+      <w:r>
+        <w:rPr>
+          <w:rFonts w:ascii="Liberation Serif" w:hAnsi="Liberation Serif" w:eastAsia="Liberation Serif"/>
+          <w:b/>
+          <w:i w:val="0"/>
+        </w:rPr>
+        <w:t>nil</w:t>
+      </w:r>
+      <w:r>
+        <w:rPr>
+          <w:rFonts w:ascii="Liberation Serif" w:hAnsi="Liberation Serif" w:eastAsia="Liberation Serif"/>
+          <w:b w:val="0"/>
+          <w:i w:val="0"/>
+        </w:rPr>
+        <w:t xml:space="preserve"> Larkin/Robert Newnam. Bride 1850s–1870s 260 rows 1853–1879 </w:t>
+      </w:r>
+      <w:r>
+        <w:rPr>
+          <w:rFonts w:ascii="Liberation Serif" w:hAnsi="Liberation Serif" w:eastAsia="Liberation Serif"/>
+          <w:b/>
+          <w:i w:val="0"/>
+        </w:rPr>
+        <w:t>nil</w:t>
+      </w:r>
+      <w:r>
+        <w:rPr>
+          <w:rFonts w:ascii="Liberation Serif" w:hAnsi="Liberation Serif" w:eastAsia="Liberation Serif"/>
+          <w:b w:val="0"/>
+          <w:i w:val="0"/>
+        </w:rPr>
+        <w:t xml:space="preserve"> Louisa Pendergrass / Sallie; Louisa Flanary × William Mays </w:t>
+      </w:r>
+      <w:r>
+        <w:rPr>
+          <w:rFonts w:ascii="Liberation Serif" w:hAnsi="Liberation Serif" w:eastAsia="Liberation Serif"/>
+          <w:b/>
+          <w:i w:val="0"/>
+        </w:rPr>
+        <w:t>22 Jan 1874</w:t>
+      </w:r>
+      <w:r>
+        <w:rPr>
+          <w:rFonts w:ascii="Liberation Serif" w:hAnsi="Liberation Serif" w:eastAsia="Liberation Serif"/>
+          <w:b w:val="0"/>
+          <w:i w:val="0"/>
+        </w:rPr>
+        <w:t xml:space="preserve"> </w:t>
+      </w:r>
+      <w:r>
+        <w:rPr>
+          <w:rFonts w:ascii="Liberation Serif" w:hAnsi="Liberation Serif" w:eastAsia="Liberation Serif"/>
+          <w:b/>
+          <w:i w:val="0"/>
+        </w:rPr>
+        <w:t>rejected</w:t>
+      </w:r>
+      <w:r>
+        <w:rPr>
+          <w:rFonts w:ascii="Liberation Serif" w:hAnsi="Liberation Serif" w:eastAsia="Liberation Serif"/>
+          <w:b w:val="0"/>
+          <w:i w:val="0"/>
+        </w:rPr>
+        <w:t xml:space="preserve">. Hayes 818120 / Smith 733757 </w:t>
+      </w:r>
+      <w:r>
+        <w:rPr>
+          <w:rFonts w:ascii="Liberation Serif" w:hAnsi="Liberation Serif" w:eastAsia="Liberation Serif"/>
+          <w:b/>
+          <w:i w:val="0"/>
+        </w:rPr>
+        <w:t>not examined</w:t>
+      </w:r>
+      <w:r>
+        <w:rPr>
+          <w:rFonts w:ascii="Liberation Serif" w:hAnsi="Liberation Serif" w:eastAsia="Liberation Serif"/>
+          <w:b w:val="0"/>
+          <w:i w:val="0"/>
+        </w:rPr>
+        <w:t xml:space="preserve">. </w:t>
+      </w:r>
+      <w:r>
+        <w:rPr>
+          <w:rFonts w:ascii="Liberation Serif" w:hAnsi="Liberation Serif" w:eastAsia="Liberation Serif"/>
+          <w:b w:val="0"/>
+          <w:i/>
+        </w:rPr>
+        <w:t>Catalog / transcription only. Books not examined.</w:t>
+      </w:r>
+      <w:r>
+        <w:rPr>
+          <w:rFonts w:ascii="Liberation Serif" w:hAnsi="Liberation Serif" w:eastAsia="Liberation Serif"/>
+          <w:b w:val="0"/>
+          <w:i w:val="0"/>
+        </w:rPr>
+        <w:t xml:space="preserve"> </w:t>
+      </w:r>
+      <w:r>
+        <w:rPr>
+          <w:rFonts w:ascii="Liberation Serif" w:hAnsi="Liberation Serif" w:eastAsia="Liberation Serif"/>
+          <w:b/>
+          <w:i w:val="0"/>
+        </w:rPr>
+        <w:t>C514–C523</w:t>
+      </w:r>
+      <w:r>
+        <w:rPr>
+          <w:rFonts w:ascii="Liberation Serif" w:hAnsi="Liberation Serif" w:eastAsia="Liberation Serif"/>
+          <w:b w:val="0"/>
+          <w:i w:val="0"/>
+        </w:rPr>
+        <w:t xml:space="preserve"> </w:t>
+      </w:r>
+      <w:r>
+        <w:rPr>
+          <w:rFonts w:ascii="Liberation Serif" w:hAnsi="Liberation Serif" w:eastAsia="Liberation Serif"/>
+          <w:b/>
+          <w:i w:val="0"/>
+        </w:rPr>
+        <w:t>S446–S455</w:t>
       </w:r>
       <w:r>
         <w:rPr>
@@ -27387,6 +27653,624 @@
                 <w:sz w:val="18"/>
               </w:rPr>
               <w:t>catalog / blocked</w:t>
+            </w:r>
+          </w:p>
+        </w:tc>
+      </w:tr>
+      <w:tr>
+        <w:tc>
+          <w:tcPr>
+            <w:tcW w:type="dxa" w:w="1872"/>
+          </w:tcPr>
+          <w:p>
+            <w:r/>
+            <w:r>
+              <w:rPr>
+                <w:rFonts w:ascii="Liberation Serif" w:hAnsi="Liberation Serif" w:eastAsia="Liberation Serif"/>
+                <w:b w:val="0"/>
+                <w:i w:val="0"/>
+                <w:sz w:val="18"/>
+              </w:rPr>
+              <w:t>S446</w:t>
+            </w:r>
+          </w:p>
+        </w:tc>
+        <w:tc>
+          <w:tcPr>
+            <w:tcW w:type="dxa" w:w="1872"/>
+          </w:tcPr>
+          <w:p>
+            <w:r/>
+            <w:r>
+              <w:rPr>
+                <w:rFonts w:ascii="Liberation Serif" w:hAnsi="Liberation Serif" w:eastAsia="Liberation Serif"/>
+                <w:b w:val="0"/>
+                <w:i w:val="0"/>
+                <w:sz w:val="18"/>
+              </w:rPr>
+              <w:t>ten IA Solr JSON</w:t>
+            </w:r>
+          </w:p>
+        </w:tc>
+        <w:tc>
+          <w:tcPr>
+            <w:tcW w:type="dxa" w:w="1872"/>
+          </w:tcPr>
+          <w:p>
+            <w:r/>
+            <w:r>
+              <w:rPr>
+                <w:rFonts w:ascii="Liberation Serif" w:hAnsi="Liberation Serif" w:eastAsia="Liberation Serif"/>
+                <w:b w:val="0"/>
+                <w:i w:val="0"/>
+                <w:sz w:val="18"/>
+              </w:rPr>
+              <w:t>archive.org</w:t>
+            </w:r>
+          </w:p>
+        </w:tc>
+        <w:tc>
+          <w:tcPr>
+            <w:tcW w:type="dxa" w:w="1872"/>
+          </w:tcPr>
+          <w:p>
+            <w:r/>
+            <w:r>
+              <w:rPr>
+                <w:rFonts w:ascii="Liberation Serif" w:hAnsi="Liberation Serif" w:eastAsia="Liberation Serif"/>
+                <w:b w:val="0"/>
+                <w:i w:val="0"/>
+                <w:sz w:val="18"/>
+              </w:rPr>
+              <w:t xml:space="preserve">Hayes/Smith ISBN/title </w:t>
+            </w:r>
+            <w:r>
+              <w:rPr>
+                <w:rFonts w:ascii="Liberation Serif" w:hAnsi="Liberation Serif" w:eastAsia="Liberation Serif"/>
+                <w:b/>
+                <w:i w:val="0"/>
+                <w:sz w:val="18"/>
+              </w:rPr>
+              <w:t>0</w:t>
+            </w:r>
+          </w:p>
+        </w:tc>
+        <w:tc>
+          <w:tcPr>
+            <w:tcW w:type="dxa" w:w="1872"/>
+          </w:tcPr>
+          <w:p>
+            <w:r/>
+            <w:r>
+              <w:rPr>
+                <w:rFonts w:ascii="Liberation Serif" w:hAnsi="Liberation Serif" w:eastAsia="Liberation Serif"/>
+                <w:b w:val="0"/>
+                <w:i w:val="0"/>
+                <w:sz w:val="18"/>
+              </w:rPr>
+              <w:t>index only</w:t>
+            </w:r>
+          </w:p>
+        </w:tc>
+      </w:tr>
+      <w:tr>
+        <w:tc>
+          <w:tcPr>
+            <w:tcW w:type="dxa" w:w="1872"/>
+          </w:tcPr>
+          <w:p>
+            <w:r/>
+            <w:r>
+              <w:rPr>
+                <w:rFonts w:ascii="Liberation Serif" w:hAnsi="Liberation Serif" w:eastAsia="Liberation Serif"/>
+                <w:b w:val="0"/>
+                <w:i w:val="0"/>
+                <w:sz w:val="18"/>
+              </w:rPr>
+              <w:t>S447</w:t>
+            </w:r>
+          </w:p>
+        </w:tc>
+        <w:tc>
+          <w:tcPr>
+            <w:tcW w:type="dxa" w:w="1872"/>
+          </w:tcPr>
+          <w:p>
+            <w:r/>
+            <w:r>
+              <w:rPr>
+                <w:rFonts w:ascii="Liberation Serif" w:hAnsi="Liberation Serif" w:eastAsia="Liberation Serif"/>
+                <w:b w:val="0"/>
+                <w:i w:val="0"/>
+                <w:sz w:val="18"/>
+              </w:rPr>
+              <w:t>Heritage shop re-open</w:t>
+            </w:r>
+          </w:p>
+        </w:tc>
+        <w:tc>
+          <w:tcPr>
+            <w:tcW w:type="dxa" w:w="1872"/>
+          </w:tcPr>
+          <w:p>
+            <w:r/>
+            <w:r>
+              <w:rPr>
+                <w:rFonts w:ascii="Liberation Serif" w:hAnsi="Liberation Serif" w:eastAsia="Liberation Serif"/>
+                <w:b w:val="0"/>
+                <w:i w:val="0"/>
+                <w:sz w:val="18"/>
+              </w:rPr>
+              <w:t>Heritage 101-H1058</w:t>
+            </w:r>
+          </w:p>
+        </w:tc>
+        <w:tc>
+          <w:tcPr>
+            <w:tcW w:type="dxa" w:w="1872"/>
+          </w:tcPr>
+          <w:p>
+            <w:r/>
+            <w:r>
+              <w:rPr>
+                <w:rFonts w:ascii="Liberation Serif" w:hAnsi="Liberation Serif" w:eastAsia="Liberation Serif"/>
+                <w:b w:val="0"/>
+                <w:i w:val="0"/>
+                <w:sz w:val="18"/>
+              </w:rPr>
+              <w:t>$37 paperback; unread</w:t>
+            </w:r>
+          </w:p>
+        </w:tc>
+        <w:tc>
+          <w:tcPr>
+            <w:tcW w:type="dxa" w:w="1872"/>
+          </w:tcPr>
+          <w:p>
+            <w:r/>
+            <w:r>
+              <w:rPr>
+                <w:rFonts w:ascii="Liberation Serif" w:hAnsi="Liberation Serif" w:eastAsia="Liberation Serif"/>
+                <w:b w:val="0"/>
+                <w:i w:val="0"/>
+                <w:sz w:val="18"/>
+              </w:rPr>
+              <w:t>catalog only</w:t>
+            </w:r>
+          </w:p>
+        </w:tc>
+      </w:tr>
+      <w:tr>
+        <w:tc>
+          <w:tcPr>
+            <w:tcW w:type="dxa" w:w="1872"/>
+          </w:tcPr>
+          <w:p>
+            <w:r/>
+            <w:r>
+              <w:rPr>
+                <w:rFonts w:ascii="Liberation Serif" w:hAnsi="Liberation Serif" w:eastAsia="Liberation Serif"/>
+                <w:b w:val="0"/>
+                <w:i w:val="0"/>
+                <w:sz w:val="18"/>
+              </w:rPr>
+              <w:t>S448</w:t>
+            </w:r>
+          </w:p>
+        </w:tc>
+        <w:tc>
+          <w:tcPr>
+            <w:tcW w:type="dxa" w:w="1872"/>
+          </w:tcPr>
+          <w:p>
+            <w:r/>
+            <w:r>
+              <w:rPr>
+                <w:rFonts w:ascii="Liberation Serif" w:hAnsi="Liberation Serif" w:eastAsia="Liberation Serif"/>
+                <w:b w:val="0"/>
+                <w:i w:val="0"/>
+                <w:sz w:val="18"/>
+              </w:rPr>
+              <w:t>LDS Owsley marriage-records reopen</w:t>
+            </w:r>
+          </w:p>
+        </w:tc>
+        <w:tc>
+          <w:tcPr>
+            <w:tcW w:type="dxa" w:w="1872"/>
+          </w:tcPr>
+          <w:p>
+            <w:r/>
+            <w:r>
+              <w:rPr>
+                <w:rFonts w:ascii="Liberation Serif" w:hAnsi="Liberation Serif" w:eastAsia="Liberation Serif"/>
+                <w:b w:val="0"/>
+                <w:i w:val="0"/>
+                <w:sz w:val="18"/>
+              </w:rPr>
+              <w:t>ldsgenealogy.com</w:t>
+            </w:r>
+          </w:p>
+        </w:tc>
+        <w:tc>
+          <w:tcPr>
+            <w:tcW w:type="dxa" w:w="1872"/>
+          </w:tcPr>
+          <w:p>
+            <w:r/>
+            <w:r>
+              <w:rPr>
+                <w:rFonts w:ascii="Liberation Serif" w:hAnsi="Liberation Serif" w:eastAsia="Liberation Serif"/>
+                <w:b w:val="0"/>
+                <w:i w:val="0"/>
+                <w:sz w:val="18"/>
+              </w:rPr>
+              <w:t>Hayes/Smith FHL only</w:t>
+            </w:r>
+          </w:p>
+        </w:tc>
+        <w:tc>
+          <w:tcPr>
+            <w:tcW w:type="dxa" w:w="1872"/>
+          </w:tcPr>
+          <w:p>
+            <w:r/>
+            <w:r>
+              <w:rPr>
+                <w:rFonts w:ascii="Liberation Serif" w:hAnsi="Liberation Serif" w:eastAsia="Liberation Serif"/>
+                <w:b w:val="0"/>
+                <w:i w:val="0"/>
+                <w:sz w:val="18"/>
+              </w:rPr>
+              <w:t>catalog only</w:t>
+            </w:r>
+          </w:p>
+        </w:tc>
+      </w:tr>
+      <w:tr>
+        <w:tc>
+          <w:tcPr>
+            <w:tcW w:type="dxa" w:w="1872"/>
+          </w:tcPr>
+          <w:p>
+            <w:r/>
+            <w:r>
+              <w:rPr>
+                <w:rFonts w:ascii="Liberation Serif" w:hAnsi="Liberation Serif" w:eastAsia="Liberation Serif"/>
+                <w:b w:val="0"/>
+                <w:i w:val="0"/>
+                <w:sz w:val="18"/>
+              </w:rPr>
+              <w:t>S451</w:t>
+            </w:r>
+          </w:p>
+        </w:tc>
+        <w:tc>
+          <w:tcPr>
+            <w:tcW w:type="dxa" w:w="1872"/>
+          </w:tcPr>
+          <w:p>
+            <w:r/>
+            <w:r>
+              <w:rPr>
+                <w:rFonts w:ascii="Liberation Mono" w:hAnsi="Liberation Mono" w:eastAsia="Liberation Mono"/>
+                <w:b w:val="0"/>
+                <w:i w:val="0"/>
+                <w:sz w:val="18"/>
+              </w:rPr>
+              <w:t>../sources/catalog/wayback-index.htm</w:t>
+            </w:r>
+          </w:p>
+        </w:tc>
+        <w:tc>
+          <w:tcPr>
+            <w:tcW w:type="dxa" w:w="1872"/>
+          </w:tcPr>
+          <w:p>
+            <w:r/>
+            <w:r>
+              <w:rPr>
+                <w:rFonts w:ascii="Liberation Serif" w:hAnsi="Liberation Serif" w:eastAsia="Liberation Serif"/>
+                <w:b w:val="0"/>
+                <w:i w:val="0"/>
+                <w:sz w:val="18"/>
+              </w:rPr>
+              <w:t>Wayback index</w:t>
+            </w:r>
+          </w:p>
+        </w:tc>
+        <w:tc>
+          <w:tcPr>
+            <w:tcW w:type="dxa" w:w="1872"/>
+          </w:tcPr>
+          <w:p>
+            <w:r/>
+            <w:r>
+              <w:rPr>
+                <w:rFonts w:ascii="Liberation Serif" w:hAnsi="Liberation Serif" w:eastAsia="Liberation Serif"/>
+                <w:b w:val="0"/>
+                <w:i w:val="0"/>
+                <w:sz w:val="18"/>
+              </w:rPr>
+              <w:t>1880–1920 labels no href</w:t>
+            </w:r>
+          </w:p>
+        </w:tc>
+        <w:tc>
+          <w:tcPr>
+            <w:tcW w:type="dxa" w:w="1872"/>
+          </w:tcPr>
+          <w:p>
+            <w:r/>
+            <w:r>
+              <w:rPr>
+                <w:rFonts w:ascii="Liberation Serif" w:hAnsi="Liberation Serif" w:eastAsia="Liberation Serif"/>
+                <w:b w:val="0"/>
+                <w:i w:val="0"/>
+                <w:sz w:val="18"/>
+              </w:rPr>
+              <w:t>catalog</w:t>
+            </w:r>
+          </w:p>
+        </w:tc>
+      </w:tr>
+      <w:tr>
+        <w:tc>
+          <w:tcPr>
+            <w:tcW w:type="dxa" w:w="1872"/>
+          </w:tcPr>
+          <w:p>
+            <w:r/>
+            <w:r>
+              <w:rPr>
+                <w:rFonts w:ascii="Liberation Serif" w:hAnsi="Liberation Serif" w:eastAsia="Liberation Serif"/>
+                <w:b w:val="0"/>
+                <w:i w:val="0"/>
+                <w:sz w:val="18"/>
+              </w:rPr>
+              <w:t>S452</w:t>
+            </w:r>
+          </w:p>
+        </w:tc>
+        <w:tc>
+          <w:tcPr>
+            <w:tcW w:type="dxa" w:w="1872"/>
+          </w:tcPr>
+          <w:p>
+            <w:r/>
+            <w:r>
+              <w:rPr>
+                <w:rFonts w:ascii="Liberation Mono" w:hAnsi="Liberation Mono" w:eastAsia="Liberation Mono"/>
+                <w:b w:val="0"/>
+                <w:i w:val="0"/>
+                <w:sz w:val="18"/>
+              </w:rPr>
+              <w:t>../sources/catalog/wayback-Marriages1850-1880-by-Groom-Name.html</w:t>
+            </w:r>
+          </w:p>
+        </w:tc>
+        <w:tc>
+          <w:tcPr>
+            <w:tcW w:type="dxa" w:w="1872"/>
+          </w:tcPr>
+          <w:p>
+            <w:r/>
+            <w:r>
+              <w:rPr>
+                <w:rFonts w:ascii="Liberation Serif" w:hAnsi="Liberation Serif" w:eastAsia="Liberation Serif"/>
+                <w:b w:val="0"/>
+                <w:i w:val="0"/>
+                <w:sz w:val="18"/>
+              </w:rPr>
+              <w:t>groom table</w:t>
+            </w:r>
+          </w:p>
+        </w:tc>
+        <w:tc>
+          <w:tcPr>
+            <w:tcW w:type="dxa" w:w="1872"/>
+          </w:tcPr>
+          <w:p>
+            <w:r/>
+            <w:r>
+              <w:rPr>
+                <w:rFonts w:ascii="Liberation Serif" w:hAnsi="Liberation Serif" w:eastAsia="Liberation Serif"/>
+                <w:b w:val="0"/>
+                <w:i w:val="0"/>
+                <w:sz w:val="18"/>
+              </w:rPr>
+              <w:t>168 rows 1852–1879 nil party</w:t>
+            </w:r>
+          </w:p>
+        </w:tc>
+        <w:tc>
+          <w:tcPr>
+            <w:tcW w:type="dxa" w:w="1872"/>
+          </w:tcPr>
+          <w:p>
+            <w:r/>
+            <w:r>
+              <w:rPr>
+                <w:rFonts w:ascii="Liberation Serif" w:hAnsi="Liberation Serif" w:eastAsia="Liberation Serif"/>
+                <w:b w:val="0"/>
+                <w:i w:val="0"/>
+                <w:sz w:val="18"/>
+              </w:rPr>
+              <w:t>transcription only</w:t>
+            </w:r>
+          </w:p>
+        </w:tc>
+      </w:tr>
+      <w:tr>
+        <w:tc>
+          <w:tcPr>
+            <w:tcW w:type="dxa" w:w="1872"/>
+          </w:tcPr>
+          <w:p>
+            <w:r/>
+            <w:r>
+              <w:rPr>
+                <w:rFonts w:ascii="Liberation Serif" w:hAnsi="Liberation Serif" w:eastAsia="Liberation Serif"/>
+                <w:b w:val="0"/>
+                <w:i w:val="0"/>
+                <w:sz w:val="18"/>
+              </w:rPr>
+              <w:t>S453</w:t>
+            </w:r>
+          </w:p>
+        </w:tc>
+        <w:tc>
+          <w:tcPr>
+            <w:tcW w:type="dxa" w:w="1872"/>
+          </w:tcPr>
+          <w:p>
+            <w:r/>
+            <w:r>
+              <w:rPr>
+                <w:rFonts w:ascii="Liberation Mono" w:hAnsi="Liberation Mono" w:eastAsia="Liberation Mono"/>
+                <w:b w:val="0"/>
+                <w:i w:val="0"/>
+                <w:sz w:val="18"/>
+              </w:rPr>
+              <w:t>../sources/catalog/wayback-1850_s-1870_s-Marriages-by-Bride-Name.html</w:t>
+            </w:r>
+          </w:p>
+        </w:tc>
+        <w:tc>
+          <w:tcPr>
+            <w:tcW w:type="dxa" w:w="1872"/>
+          </w:tcPr>
+          <w:p>
+            <w:r/>
+            <w:r>
+              <w:rPr>
+                <w:rFonts w:ascii="Liberation Serif" w:hAnsi="Liberation Serif" w:eastAsia="Liberation Serif"/>
+                <w:b w:val="0"/>
+                <w:i w:val="0"/>
+                <w:sz w:val="18"/>
+              </w:rPr>
+              <w:t>bride table</w:t>
+            </w:r>
+          </w:p>
+        </w:tc>
+        <w:tc>
+          <w:tcPr>
+            <w:tcW w:type="dxa" w:w="1872"/>
+          </w:tcPr>
+          <w:p>
+            <w:r/>
+            <w:r>
+              <w:rPr>
+                <w:rFonts w:ascii="Liberation Serif" w:hAnsi="Liberation Serif" w:eastAsia="Liberation Serif"/>
+                <w:b w:val="0"/>
+                <w:i w:val="0"/>
+                <w:sz w:val="18"/>
+              </w:rPr>
+              <w:t>260 rows 1853–1879; Flanary 1874 reject</w:t>
+            </w:r>
+          </w:p>
+        </w:tc>
+        <w:tc>
+          <w:tcPr>
+            <w:tcW w:type="dxa" w:w="1872"/>
+          </w:tcPr>
+          <w:p>
+            <w:r/>
+            <w:r>
+              <w:rPr>
+                <w:rFonts w:ascii="Liberation Serif" w:hAnsi="Liberation Serif" w:eastAsia="Liberation Serif"/>
+                <w:b w:val="0"/>
+                <w:i w:val="0"/>
+                <w:sz w:val="18"/>
+              </w:rPr>
+              <w:t>transcription only</w:t>
+            </w:r>
+          </w:p>
+        </w:tc>
+      </w:tr>
+      <w:tr>
+        <w:tc>
+          <w:tcPr>
+            <w:tcW w:type="dxa" w:w="1872"/>
+          </w:tcPr>
+          <w:p>
+            <w:r/>
+            <w:r>
+              <w:rPr>
+                <w:rFonts w:ascii="Liberation Serif" w:hAnsi="Liberation Serif" w:eastAsia="Liberation Serif"/>
+                <w:b w:val="0"/>
+                <w:i w:val="0"/>
+                <w:sz w:val="18"/>
+              </w:rPr>
+              <w:t>S455</w:t>
+            </w:r>
+          </w:p>
+        </w:tc>
+        <w:tc>
+          <w:tcPr>
+            <w:tcW w:type="dxa" w:w="1872"/>
+          </w:tcPr>
+          <w:p>
+            <w:r/>
+            <w:r>
+              <w:rPr>
+                <w:rFonts w:ascii="Liberation Mono" w:hAnsi="Liberation Mono" w:eastAsia="Liberation Mono"/>
+                <w:b w:val="0"/>
+                <w:i w:val="0"/>
+                <w:sz w:val="18"/>
+              </w:rPr>
+              <w:t>../sources/catalog/b039-pass84-hayes-smith-extract-2026-10-31.txt</w:t>
+            </w:r>
+          </w:p>
+        </w:tc>
+        <w:tc>
+          <w:tcPr>
+            <w:tcW w:type="dxa" w:w="1872"/>
+          </w:tcPr>
+          <w:p>
+            <w:r/>
+            <w:r>
+              <w:rPr>
+                <w:rFonts w:ascii="Liberation Serif" w:hAnsi="Liberation Serif" w:eastAsia="Liberation Serif"/>
+                <w:b w:val="0"/>
+                <w:i w:val="0"/>
+                <w:sz w:val="18"/>
+              </w:rPr>
+              <w:t>Combined B039 notes</w:t>
+            </w:r>
+          </w:p>
+        </w:tc>
+        <w:tc>
+          <w:tcPr>
+            <w:tcW w:type="dxa" w:w="1872"/>
+          </w:tcPr>
+          <w:p>
+            <w:r/>
+            <w:r>
+              <w:rPr>
+                <w:rFonts w:ascii="Liberation Serif" w:hAnsi="Liberation Serif" w:eastAsia="Liberation Serif"/>
+                <w:b w:val="0"/>
+                <w:i w:val="0"/>
+                <w:sz w:val="18"/>
+              </w:rPr>
+              <w:t>Retrieval + Solr + table nils</w:t>
+            </w:r>
+          </w:p>
+        </w:tc>
+        <w:tc>
+          <w:tcPr>
+            <w:tcW w:type="dxa" w:w="1872"/>
+          </w:tcPr>
+          <w:p>
+            <w:r/>
+            <w:r>
+              <w:rPr>
+                <w:rFonts w:ascii="Liberation Serif" w:hAnsi="Liberation Serif" w:eastAsia="Liberation Serif"/>
+                <w:b w:val="0"/>
+                <w:i w:val="0"/>
+                <w:sz w:val="18"/>
+              </w:rPr>
+              <w:t>combined notes</w:t>
             </w:r>
           </w:p>
         </w:tc>

--- a/research/dora-ella-newnam/sources/authored/Dora-Ella-Newnam-Stone-A-Life-latest.docx
+++ b/research/dora-ella-newnam/sources/authored/Dora-Ella-Newnam-Stone-A-Life-latest.docx
@@ -1410,7 +1410,55 @@
           <w:b w:val="0"/>
           <w:i w:val="0"/>
         </w:rPr>
-        <w:t xml:space="preserve"> at Pebworth — also called Newman or Newman-Combs, a Kentucky Landmark, 101 Find a Grave memorials — is the earlier clan yard, not High View on Spencer Ridge. No Samuel P. or Dora listing turned up in the free sources opened this pass. [C150] [S130]</w:t>
+        <w:t xml:space="preserve"> at Pebworth — also called Newman or Newman-Combs, a Kentucky Landmark, 101 Find a Grave memorials — is the earlier clan yard, not High View on Spencer Ridge. The 22 February 2006 reading by J. E. Combs, James Cornett, Thomas Cornett, and Mark Edwards at Crossroads Tom Cornett Farm names the earlier clan (Leah Scholl, the Johns, Richard Morris, Lucinda Steele 1839–1906, Frank, infants of Frank) and </w:t>
+      </w:r>
+      <w:r>
+        <w:rPr>
+          <w:rFonts w:ascii="Liberation Serif" w:hAnsi="Liberation Serif" w:eastAsia="Liberation Serif"/>
+          <w:b/>
+          <w:i w:val="0"/>
+        </w:rPr>
+        <w:t>does not name Samuel P.</w:t>
+      </w:r>
+      <w:r>
+        <w:rPr>
+          <w:rFonts w:ascii="Liberation Serif" w:hAnsi="Liberation Serif" w:eastAsia="Liberation Serif"/>
+          <w:b w:val="0"/>
+          <w:i w:val="0"/>
+        </w:rPr>
+        <w:t xml:space="preserve"> Find A Grave’s 20 Newnam listings agree. The USGenWeb Archives cemetery directory never carried that 2006 file. A marked Samuel stone there is </w:t>
+      </w:r>
+      <w:r>
+        <w:rPr>
+          <w:rFonts w:ascii="Liberation Serif" w:hAnsi="Liberation Serif" w:eastAsia="Liberation Serif"/>
+          <w:b/>
+          <w:i w:val="0"/>
+        </w:rPr>
+        <w:t>probable-absent</w:t>
+      </w:r>
+      <w:r>
+        <w:rPr>
+          <w:rFonts w:ascii="Liberation Serif" w:hAnsi="Liberation Serif" w:eastAsia="Liberation Serif"/>
+          <w:b w:val="0"/>
+          <w:i w:val="0"/>
+        </w:rPr>
+        <w:t xml:space="preserve">. An unmarked grave, a stone the 2006 party missed, or burial somewhere else remains </w:t>
+      </w:r>
+      <w:r>
+        <w:rPr>
+          <w:rFonts w:ascii="Liberation Serif" w:hAnsi="Liberation Serif" w:eastAsia="Liberation Serif"/>
+          <w:b/>
+          <w:i w:val="0"/>
+        </w:rPr>
+        <w:t>possible</w:t>
+      </w:r>
+      <w:r>
+        <w:rPr>
+          <w:rFonts w:ascii="Liberation Serif" w:hAnsi="Liberation Serif" w:eastAsia="Liberation Serif"/>
+          <w:b w:val="0"/>
+          <w:i w:val="0"/>
+        </w:rPr>
+        <w:t>. This book does not invent a stone. [C150] [C525] [C526] [C533] [S130] [S457] [S459]</w:t>
       </w:r>
     </w:p>
     <w:p>
@@ -8068,7 +8116,39 @@
           <w:b w:val="0"/>
           <w:i w:val="0"/>
         </w:rPr>
-        <w:t xml:space="preserve"> absent for life-detail strings. Biography panes </w:t>
+        <w:t xml:space="preserve"> absent for life-detail strings. Last memorial attempt </w:t>
+      </w:r>
+      <w:r>
+        <w:rPr>
+          <w:rFonts w:ascii="Liberation Serif" w:hAnsi="Liberation Serif" w:eastAsia="Liberation Serif"/>
+          <w:b/>
+          <w:i w:val="0"/>
+        </w:rPr>
+        <w:t>403</w:t>
+      </w:r>
+      <w:r>
+        <w:rPr>
+          <w:rFonts w:ascii="Liberation Serif" w:hAnsi="Liberation Serif" w:eastAsia="Liberation Serif"/>
+          <w:b w:val="0"/>
+          <w:i w:val="0"/>
+        </w:rPr>
+        <w:t xml:space="preserve"> — </w:t>
+      </w:r>
+      <w:r>
+        <w:rPr>
+          <w:rFonts w:ascii="Liberation Serif" w:hAnsi="Liberation Serif" w:eastAsia="Liberation Serif"/>
+          <w:b/>
+          <w:i w:val="0"/>
+        </w:rPr>
+        <w:t>stop replay</w:t>
+      </w:r>
+      <w:r>
+        <w:rPr>
+          <w:rFonts w:ascii="Liberation Serif" w:hAnsi="Liberation Serif" w:eastAsia="Liberation Serif"/>
+          <w:b w:val="0"/>
+          <w:i w:val="0"/>
+        </w:rPr>
+        <w:t xml:space="preserve">. Biography panes </w:t>
       </w:r>
       <w:r>
         <w:rPr>
@@ -8084,7 +8164,7 @@
           <w:b w:val="0"/>
           <w:i w:val="0"/>
         </w:rPr>
-        <w:t>. [C494–C503]</w:t>
+        <w:t>. [C494–C503] [C524]</w:t>
       </w:r>
     </w:p>
     <w:p>
@@ -8097,47 +8177,31 @@
           <w:b/>
           <w:i w:val="0"/>
         </w:rPr>
-        <w:t>B049:</w:t>
-      </w:r>
-      <w:r>
-        <w:rPr>
-          <w:rFonts w:ascii="Liberation Serif" w:hAnsi="Liberation Serif" w:eastAsia="Liberation Serif"/>
-          <w:b w:val="0"/>
-          <w:i w:val="0"/>
-        </w:rPr>
-        <w:t xml:space="preserve"> 1926 </w:t>
-      </w:r>
-      <w:r>
-        <w:rPr>
-          <w:rFonts w:ascii="Liberation Serif" w:hAnsi="Liberation Serif" w:eastAsia="Liberation Serif"/>
-          <w:b w:val="0"/>
-          <w:i/>
-        </w:rPr>
-        <w:t>Beattyville Enterprise</w:t>
-      </w:r>
-      <w:r>
-        <w:rPr>
-          <w:rFonts w:ascii="Liberation Serif" w:hAnsi="Liberation Serif" w:eastAsia="Liberation Serif"/>
-          <w:b w:val="0"/>
-          <w:i w:val="0"/>
-        </w:rPr>
-        <w:t xml:space="preserve"> and </w:t>
-      </w:r>
-      <w:r>
-        <w:rPr>
-          <w:rFonts w:ascii="Liberation Serif" w:hAnsi="Liberation Serif" w:eastAsia="Liberation Serif"/>
-          <w:b w:val="0"/>
-          <w:i/>
-        </w:rPr>
-        <w:t>Yell County Journal</w:t>
-      </w:r>
-      <w:r>
-        <w:rPr>
-          <w:rFonts w:ascii="Liberation Serif" w:hAnsi="Liberation Serif" w:eastAsia="Liberation Serif"/>
-          <w:b w:val="0"/>
-          <w:i w:val="0"/>
-        </w:rPr>
-        <w:t xml:space="preserve"> issues still unread. Free indexes and Lee obituary pages are </w:t>
+        <w:t>B041 partial:</w:t>
+      </w:r>
+      <w:r>
+        <w:rPr>
+          <w:rFonts w:ascii="Liberation Serif" w:hAnsi="Liberation Serif" w:eastAsia="Liberation Serif"/>
+          <w:b w:val="0"/>
+          <w:i w:val="0"/>
+        </w:rPr>
+        <w:t xml:space="preserve"> 22 February 2006 Combs/Cornett/Edwards reading of Newnam Cemetery + FAG </w:t>
+      </w:r>
+      <w:r>
+        <w:rPr>
+          <w:rFonts w:ascii="Liberation Serif" w:hAnsi="Liberation Serif" w:eastAsia="Liberation Serif"/>
+          <w:b/>
+          <w:i w:val="0"/>
+        </w:rPr>
+        <w:t>2378080</w:t>
+      </w:r>
+      <w:r>
+        <w:rPr>
+          <w:rFonts w:ascii="Liberation Serif" w:hAnsi="Liberation Serif" w:eastAsia="Liberation Serif"/>
+          <w:b w:val="0"/>
+          <w:i w:val="0"/>
+        </w:rPr>
+        <w:t xml:space="preserve"> listings </w:t>
       </w:r>
       <w:r>
         <w:rPr>
@@ -8153,7 +8217,23 @@
           <w:b w:val="0"/>
           <w:i w:val="0"/>
         </w:rPr>
-        <w:t xml:space="preserve"> for a Dora Stone notice. [C293] [C301] [C315]</w:t>
+        <w:t xml:space="preserve"> marked Samuel stone. Unmarked grave </w:t>
+      </w:r>
+      <w:r>
+        <w:rPr>
+          <w:rFonts w:ascii="Liberation Serif" w:hAnsi="Liberation Serif" w:eastAsia="Liberation Serif"/>
+          <w:b/>
+          <w:i w:val="0"/>
+        </w:rPr>
+        <w:t>possible</w:t>
+      </w:r>
+      <w:r>
+        <w:rPr>
+          <w:rFonts w:ascii="Liberation Serif" w:hAnsi="Liberation Serif" w:eastAsia="Liberation Serif"/>
+          <w:b w:val="0"/>
+          <w:i w:val="0"/>
+        </w:rPr>
+        <w:t>. On-site residual. [C525–C534]</w:t>
       </w:r>
     </w:p>
     <w:p>
@@ -8166,15 +8246,15 @@
           <w:b/>
           <w:i w:val="0"/>
         </w:rPr>
-        <w:t>B055:</w:t>
-      </w:r>
-      <w:r>
-        <w:rPr>
-          <w:rFonts w:ascii="Liberation Serif" w:hAnsi="Liberation Serif" w:eastAsia="Liberation Serif"/>
-          <w:b w:val="0"/>
-          <w:i w:val="0"/>
-        </w:rPr>
-        <w:t xml:space="preserve"> Pope County Library </w:t>
+        <w:t>B049:</w:t>
+      </w:r>
+      <w:r>
+        <w:rPr>
+          <w:rFonts w:ascii="Liberation Serif" w:hAnsi="Liberation Serif" w:eastAsia="Liberation Serif"/>
+          <w:b w:val="0"/>
+          <w:i w:val="0"/>
+        </w:rPr>
+        <w:t xml:space="preserve"> 1926 </w:t>
       </w:r>
       <w:r>
         <w:rPr>
@@ -8182,31 +8262,47 @@
           <w:b w:val="0"/>
           <w:i/>
         </w:rPr>
-        <w:t>Dardanelle Post-Dispatch</w:t>
-      </w:r>
-      <w:r>
-        <w:rPr>
-          <w:rFonts w:ascii="Liberation Serif" w:hAnsi="Liberation Serif" w:eastAsia="Liberation Serif"/>
-          <w:b w:val="0"/>
-          <w:i w:val="0"/>
-        </w:rPr>
-        <w:t xml:space="preserve"> </w:t>
-      </w:r>
-      <w:r>
-        <w:rPr>
-          <w:rFonts w:ascii="Liberation Serif" w:hAnsi="Liberation Serif" w:eastAsia="Liberation Serif"/>
-          <w:b/>
-          <w:i w:val="0"/>
-        </w:rPr>
-        <w:t>Roll 5</w:t>
-      </w:r>
-      <w:r>
-        <w:rPr>
-          <w:rFonts w:ascii="Liberation Serif" w:hAnsi="Liberation Serif" w:eastAsia="Liberation Serif"/>
-          <w:b w:val="0"/>
-          <w:i w:val="0"/>
-        </w:rPr>
-        <w:t xml:space="preserve"> (21 Jun 1923–26 Apr 1928) — first exact neighbouring film. [C311]</w:t>
+        <w:t>Beattyville Enterprise</w:t>
+      </w:r>
+      <w:r>
+        <w:rPr>
+          <w:rFonts w:ascii="Liberation Serif" w:hAnsi="Liberation Serif" w:eastAsia="Liberation Serif"/>
+          <w:b w:val="0"/>
+          <w:i w:val="0"/>
+        </w:rPr>
+        <w:t xml:space="preserve"> and </w:t>
+      </w:r>
+      <w:r>
+        <w:rPr>
+          <w:rFonts w:ascii="Liberation Serif" w:hAnsi="Liberation Serif" w:eastAsia="Liberation Serif"/>
+          <w:b w:val="0"/>
+          <w:i/>
+        </w:rPr>
+        <w:t>Yell County Journal</w:t>
+      </w:r>
+      <w:r>
+        <w:rPr>
+          <w:rFonts w:ascii="Liberation Serif" w:hAnsi="Liberation Serif" w:eastAsia="Liberation Serif"/>
+          <w:b w:val="0"/>
+          <w:i w:val="0"/>
+        </w:rPr>
+        <w:t xml:space="preserve"> issues still unread. Free indexes and Lee obituary pages are </w:t>
+      </w:r>
+      <w:r>
+        <w:rPr>
+          <w:rFonts w:ascii="Liberation Serif" w:hAnsi="Liberation Serif" w:eastAsia="Liberation Serif"/>
+          <w:b/>
+          <w:i w:val="0"/>
+        </w:rPr>
+        <w:t>nil</w:t>
+      </w:r>
+      <w:r>
+        <w:rPr>
+          <w:rFonts w:ascii="Liberation Serif" w:hAnsi="Liberation Serif" w:eastAsia="Liberation Serif"/>
+          <w:b w:val="0"/>
+          <w:i w:val="0"/>
+        </w:rPr>
+        <w:t xml:space="preserve"> for a Dora Stone notice. [C293] [C301] [C315]</w:t>
       </w:r>
     </w:p>
     <w:p>
@@ -8219,7 +8315,23 @@
           <w:b/>
           <w:i w:val="0"/>
         </w:rPr>
-        <w:t>B056:</w:t>
+        <w:t>B055:</w:t>
+      </w:r>
+      <w:r>
+        <w:rPr>
+          <w:rFonts w:ascii="Liberation Serif" w:hAnsi="Liberation Serif" w:eastAsia="Liberation Serif"/>
+          <w:b w:val="0"/>
+          <w:i w:val="0"/>
+        </w:rPr>
+        <w:t xml:space="preserve"> Pope County Library </w:t>
+      </w:r>
+      <w:r>
+        <w:rPr>
+          <w:rFonts w:ascii="Liberation Serif" w:hAnsi="Liberation Serif" w:eastAsia="Liberation Serif"/>
+          <w:b w:val="0"/>
+          <w:i/>
+        </w:rPr>
+        <w:t>Dardanelle Post-Dispatch</w:t>
       </w:r>
       <w:r>
         <w:rPr>
@@ -8232,18 +8344,18 @@
       <w:r>
         <w:rPr>
           <w:rFonts w:ascii="Liberation Serif" w:hAnsi="Liberation Serif" w:eastAsia="Liberation Serif"/>
-          <w:b w:val="0"/>
-          <w:i/>
-        </w:rPr>
-        <w:t>Danville Democrat</w:t>
-      </w:r>
-      <w:r>
-        <w:rPr>
-          <w:rFonts w:ascii="Liberation Serif" w:hAnsi="Liberation Serif" w:eastAsia="Liberation Serif"/>
-          <w:b w:val="0"/>
-          <w:i w:val="0"/>
-        </w:rPr>
-        <w:t xml:space="preserve"> Aug–Sep 1926 (1899–1927 title LCCN SN89051010; IA 0 any year; 1930 revival is a different paper). [C312] [C331] [C332]</w:t>
+          <w:b/>
+          <w:i w:val="0"/>
+        </w:rPr>
+        <w:t>Roll 5</w:t>
+      </w:r>
+      <w:r>
+        <w:rPr>
+          <w:rFonts w:ascii="Liberation Serif" w:hAnsi="Liberation Serif" w:eastAsia="Liberation Serif"/>
+          <w:b w:val="0"/>
+          <w:i w:val="0"/>
+        </w:rPr>
+        <w:t xml:space="preserve"> (21 Jun 1923–26 Apr 1928) — first exact neighbouring film. [C311]</w:t>
       </w:r>
     </w:p>
     <w:p>
@@ -8256,47 +8368,31 @@
           <w:b/>
           <w:i w:val="0"/>
         </w:rPr>
-        <w:t>B045 blocked:</w:t>
-      </w:r>
-      <w:r>
-        <w:rPr>
-          <w:rFonts w:ascii="Liberation Serif" w:hAnsi="Liberation Serif" w:eastAsia="Liberation Serif"/>
-          <w:b w:val="0"/>
-          <w:i w:val="0"/>
-        </w:rPr>
-        <w:t xml:space="preserve"> Samuel P. probate film still unread. Catalog + </w:t>
-      </w:r>
-      <w:r>
-        <w:rPr>
-          <w:rFonts w:ascii="Liberation Serif" w:hAnsi="Liberation Serif" w:eastAsia="Liberation Serif"/>
-          <w:b/>
-          <w:i w:val="0"/>
-        </w:rPr>
-        <w:t>R012</w:t>
-      </w:r>
-      <w:r>
-        <w:rPr>
-          <w:rFonts w:ascii="Liberation Serif" w:hAnsi="Liberation Serif" w:eastAsia="Liberation Serif"/>
-          <w:b w:val="0"/>
-          <w:i w:val="0"/>
-        </w:rPr>
-        <w:t xml:space="preserve"> retrieval path filed (</w:t>
-      </w:r>
-      <w:r>
-        <w:rPr>
-          <w:rFonts w:ascii="Liberation Serif" w:hAnsi="Liberation Serif" w:eastAsia="Liberation Serif"/>
-          <w:b/>
-          <w:i w:val="0"/>
-        </w:rPr>
-        <w:t>C417–C424</w:t>
-      </w:r>
-      <w:r>
-        <w:rPr>
-          <w:rFonts w:ascii="Liberation Serif" w:hAnsi="Liberation Serif" w:eastAsia="Liberation Serif"/>
-          <w:b w:val="0"/>
-          <w:i w:val="0"/>
-        </w:rPr>
-        <w:t>).</w:t>
+        <w:t>B056:</w:t>
+      </w:r>
+      <w:r>
+        <w:rPr>
+          <w:rFonts w:ascii="Liberation Serif" w:hAnsi="Liberation Serif" w:eastAsia="Liberation Serif"/>
+          <w:b w:val="0"/>
+          <w:i w:val="0"/>
+        </w:rPr>
+        <w:t xml:space="preserve"> </w:t>
+      </w:r>
+      <w:r>
+        <w:rPr>
+          <w:rFonts w:ascii="Liberation Serif" w:hAnsi="Liberation Serif" w:eastAsia="Liberation Serif"/>
+          <w:b w:val="0"/>
+          <w:i/>
+        </w:rPr>
+        <w:t>Danville Democrat</w:t>
+      </w:r>
+      <w:r>
+        <w:rPr>
+          <w:rFonts w:ascii="Liberation Serif" w:hAnsi="Liberation Serif" w:eastAsia="Liberation Serif"/>
+          <w:b w:val="0"/>
+          <w:i w:val="0"/>
+        </w:rPr>
+        <w:t xml:space="preserve"> Aug–Sep 1926 (1899–1927 title LCCN SN89051010; IA 0 any year; 1930 revival is a different paper). [C312] [C331] [C332]</w:t>
       </w:r>
     </w:p>
     <w:p>
@@ -8309,87 +8405,39 @@
           <w:b/>
           <w:i w:val="0"/>
         </w:rPr>
-        <w:t>B047 partial:</w:t>
-      </w:r>
-      <w:r>
-        <w:rPr>
-          <w:rFonts w:ascii="Liberation Serif" w:hAnsi="Liberation Serif" w:eastAsia="Liberation Serif"/>
-          <w:b w:val="0"/>
-          <w:i w:val="0"/>
-        </w:rPr>
-        <w:t xml:space="preserve"> M1509 pamphlet </w:t>
-      </w:r>
-      <w:r>
-        <w:rPr>
-          <w:rFonts w:ascii="Liberation Serif" w:hAnsi="Liberation Serif" w:eastAsia="Liberation Serif"/>
-          <w:b/>
-          <w:i w:val="0"/>
-        </w:rPr>
-        <w:t>image seen</w:t>
-      </w:r>
-      <w:r>
-        <w:rPr>
-          <w:rFonts w:ascii="Liberation Serif" w:hAnsi="Liberation Serif" w:eastAsia="Liberation Serif"/>
-          <w:b w:val="0"/>
-          <w:i w:val="0"/>
-        </w:rPr>
-        <w:t xml:space="preserve"> (</w:t>
-      </w:r>
-      <w:r>
-        <w:rPr>
-          <w:rFonts w:ascii="Liberation Serif" w:hAnsi="Liberation Serif" w:eastAsia="Liberation Serif"/>
-          <w:b/>
-          <w:i w:val="0"/>
-        </w:rPr>
-        <w:t>C399</w:t>
-      </w:r>
-      <w:r>
-        <w:rPr>
-          <w:rFonts w:ascii="Liberation Serif" w:hAnsi="Liberation Serif" w:eastAsia="Liberation Serif"/>
-          <w:b w:val="0"/>
-          <w:i w:val="0"/>
-        </w:rPr>
-        <w:t xml:space="preserve">). Free Lee/Estill/Owsley/Yell substitutes still </w:t>
-      </w:r>
-      <w:r>
-        <w:rPr>
-          <w:rFonts w:ascii="Liberation Serif" w:hAnsi="Liberation Serif" w:eastAsia="Liberation Serif"/>
-          <w:b/>
-          <w:i w:val="0"/>
-        </w:rPr>
-        <w:t>nil</w:t>
-      </w:r>
-      <w:r>
-        <w:rPr>
-          <w:rFonts w:ascii="Liberation Serif" w:hAnsi="Liberation Serif" w:eastAsia="Liberation Serif"/>
-          <w:b w:val="0"/>
-          <w:i w:val="0"/>
-        </w:rPr>
-        <w:t xml:space="preserve">. Card images on </w:t>
-      </w:r>
-      <w:r>
-        <w:rPr>
-          <w:rFonts w:ascii="Liberation Serif" w:hAnsi="Liberation Serif" w:eastAsia="Liberation Serif"/>
-          <w:b/>
-          <w:i w:val="0"/>
-        </w:rPr>
-        <w:t>KY45/KY24/KY74 / AR69</w:t>
-      </w:r>
-      <w:r>
-        <w:rPr>
-          <w:rFonts w:ascii="Liberation Serif" w:hAnsi="Liberation Serif" w:eastAsia="Liberation Serif"/>
-          <w:b w:val="0"/>
-          <w:i w:val="0"/>
-        </w:rPr>
-        <w:t xml:space="preserve"> unread (</w:t>
-      </w:r>
-      <w:r>
-        <w:rPr>
-          <w:rFonts w:ascii="Liberation Serif" w:hAnsi="Liberation Serif" w:eastAsia="Liberation Serif"/>
-          <w:b/>
-          <w:i w:val="0"/>
-        </w:rPr>
-        <w:t>C407</w:t>
+        <w:t>B045 blocked:</w:t>
+      </w:r>
+      <w:r>
+        <w:rPr>
+          <w:rFonts w:ascii="Liberation Serif" w:hAnsi="Liberation Serif" w:eastAsia="Liberation Serif"/>
+          <w:b w:val="0"/>
+          <w:i w:val="0"/>
+        </w:rPr>
+        <w:t xml:space="preserve"> Samuel P. probate film still unread. Catalog + </w:t>
+      </w:r>
+      <w:r>
+        <w:rPr>
+          <w:rFonts w:ascii="Liberation Serif" w:hAnsi="Liberation Serif" w:eastAsia="Liberation Serif"/>
+          <w:b/>
+          <w:i w:val="0"/>
+        </w:rPr>
+        <w:t>R012</w:t>
+      </w:r>
+      <w:r>
+        <w:rPr>
+          <w:rFonts w:ascii="Liberation Serif" w:hAnsi="Liberation Serif" w:eastAsia="Liberation Serif"/>
+          <w:b w:val="0"/>
+          <w:i w:val="0"/>
+        </w:rPr>
+        <w:t xml:space="preserve"> retrieval path filed (</w:t>
+      </w:r>
+      <w:r>
+        <w:rPr>
+          <w:rFonts w:ascii="Liberation Serif" w:hAnsi="Liberation Serif" w:eastAsia="Liberation Serif"/>
+          <w:b/>
+          <w:i w:val="0"/>
+        </w:rPr>
+        <w:t>C417–C424</w:t>
       </w:r>
       <w:r>
         <w:rPr>
@@ -8410,47 +8458,15 @@
           <w:b/>
           <w:i w:val="0"/>
         </w:rPr>
-        <w:t>B016 partial:</w:t>
-      </w:r>
-      <w:r>
-        <w:rPr>
-          <w:rFonts w:ascii="Liberation Serif" w:hAnsi="Liberation Serif" w:eastAsia="Liberation Serif"/>
-          <w:b w:val="0"/>
-          <w:i w:val="0"/>
-        </w:rPr>
-        <w:t xml:space="preserve"> TN index </w:t>
-      </w:r>
-      <w:r>
-        <w:rPr>
-          <w:rFonts w:ascii="Liberation Serif" w:hAnsi="Liberation Serif" w:eastAsia="Liberation Serif"/>
-          <w:b/>
-          <w:i w:val="0"/>
-        </w:rPr>
-        <w:t>LEWIS RISSIE N</w:t>
-      </w:r>
-      <w:r>
-        <w:rPr>
-          <w:rFonts w:ascii="Liberation Serif" w:hAnsi="Liberation Serif" w:eastAsia="Liberation Serif"/>
-          <w:b w:val="0"/>
-          <w:i w:val="0"/>
-        </w:rPr>
-        <w:t xml:space="preserve"> 13 May 1980 Knox file </w:t>
-      </w:r>
-      <w:r>
-        <w:rPr>
-          <w:rFonts w:ascii="Liberation Serif" w:hAnsi="Liberation Serif" w:eastAsia="Liberation Serif"/>
-          <w:b/>
-          <w:i w:val="0"/>
-        </w:rPr>
-        <w:t>15370</w:t>
-      </w:r>
-      <w:r>
-        <w:rPr>
-          <w:rFonts w:ascii="Liberation Serif" w:hAnsi="Liberation Serif" w:eastAsia="Liberation Serif"/>
-          <w:b w:val="0"/>
-          <w:i w:val="0"/>
-        </w:rPr>
-        <w:t xml:space="preserve"> + Greenwood stone </w:t>
+        <w:t>B047 partial:</w:t>
+      </w:r>
+      <w:r>
+        <w:rPr>
+          <w:rFonts w:ascii="Liberation Serif" w:hAnsi="Liberation Serif" w:eastAsia="Liberation Serif"/>
+          <w:b w:val="0"/>
+          <w:i w:val="0"/>
+        </w:rPr>
+        <w:t xml:space="preserve"> M1509 pamphlet </w:t>
       </w:r>
       <w:r>
         <w:rPr>
@@ -8466,31 +8482,63 @@
           <w:b w:val="0"/>
           <w:i w:val="0"/>
         </w:rPr>
-        <w:t xml:space="preserve">. vs P009 still </w:t>
-      </w:r>
-      <w:r>
-        <w:rPr>
-          <w:rFonts w:ascii="Liberation Serif" w:hAnsi="Liberation Serif" w:eastAsia="Liberation Serif"/>
-          <w:b/>
-          <w:i w:val="0"/>
-        </w:rPr>
-        <w:t>POSSIBLE</w:t>
-      </w:r>
-      <w:r>
-        <w:rPr>
-          <w:rFonts w:ascii="Liberation Serif" w:hAnsi="Liberation Serif" w:eastAsia="Liberation Serif"/>
-          <w:b w:val="0"/>
-          <w:i w:val="0"/>
-        </w:rPr>
-        <w:t>. Certificate / parents unread (</w:t>
-      </w:r>
-      <w:r>
-        <w:rPr>
-          <w:rFonts w:ascii="Liberation Serif" w:hAnsi="Liberation Serif" w:eastAsia="Liberation Serif"/>
-          <w:b/>
-          <w:i w:val="0"/>
-        </w:rPr>
-        <w:t>C425–C434</w:t>
+        <w:t xml:space="preserve"> (</w:t>
+      </w:r>
+      <w:r>
+        <w:rPr>
+          <w:rFonts w:ascii="Liberation Serif" w:hAnsi="Liberation Serif" w:eastAsia="Liberation Serif"/>
+          <w:b/>
+          <w:i w:val="0"/>
+        </w:rPr>
+        <w:t>C399</w:t>
+      </w:r>
+      <w:r>
+        <w:rPr>
+          <w:rFonts w:ascii="Liberation Serif" w:hAnsi="Liberation Serif" w:eastAsia="Liberation Serif"/>
+          <w:b w:val="0"/>
+          <w:i w:val="0"/>
+        </w:rPr>
+        <w:t xml:space="preserve">). Free Lee/Estill/Owsley/Yell substitutes still </w:t>
+      </w:r>
+      <w:r>
+        <w:rPr>
+          <w:rFonts w:ascii="Liberation Serif" w:hAnsi="Liberation Serif" w:eastAsia="Liberation Serif"/>
+          <w:b/>
+          <w:i w:val="0"/>
+        </w:rPr>
+        <w:t>nil</w:t>
+      </w:r>
+      <w:r>
+        <w:rPr>
+          <w:rFonts w:ascii="Liberation Serif" w:hAnsi="Liberation Serif" w:eastAsia="Liberation Serif"/>
+          <w:b w:val="0"/>
+          <w:i w:val="0"/>
+        </w:rPr>
+        <w:t xml:space="preserve">. Card images on </w:t>
+      </w:r>
+      <w:r>
+        <w:rPr>
+          <w:rFonts w:ascii="Liberation Serif" w:hAnsi="Liberation Serif" w:eastAsia="Liberation Serif"/>
+          <w:b/>
+          <w:i w:val="0"/>
+        </w:rPr>
+        <w:t>KY45/KY24/KY74 / AR69</w:t>
+      </w:r>
+      <w:r>
+        <w:rPr>
+          <w:rFonts w:ascii="Liberation Serif" w:hAnsi="Liberation Serif" w:eastAsia="Liberation Serif"/>
+          <w:b w:val="0"/>
+          <w:i w:val="0"/>
+        </w:rPr>
+        <w:t xml:space="preserve"> unread (</w:t>
+      </w:r>
+      <w:r>
+        <w:rPr>
+          <w:rFonts w:ascii="Liberation Serif" w:hAnsi="Liberation Serif" w:eastAsia="Liberation Serif"/>
+          <w:b/>
+          <w:i w:val="0"/>
+        </w:rPr>
+        <w:t>C407</w:t>
       </w:r>
       <w:r>
         <w:rPr>
@@ -8511,7 +8559,7 @@
           <w:b/>
           <w:i w:val="0"/>
         </w:rPr>
-        <w:t>B015 partial:</w:t>
+        <w:t>B016 partial:</w:t>
       </w:r>
       <w:r>
         <w:rPr>
@@ -8527,39 +8575,55 @@
           <w:b/>
           <w:i w:val="0"/>
         </w:rPr>
-        <w:t>BUNCH MARY M</w:t>
-      </w:r>
-      <w:r>
-        <w:rPr>
-          <w:rFonts w:ascii="Liberation Serif" w:hAnsi="Liberation Serif" w:eastAsia="Liberation Serif"/>
-          <w:b w:val="0"/>
-          <w:i w:val="0"/>
-        </w:rPr>
-        <w:t xml:space="preserve"> 11 Mar 1981 Knox file </w:t>
-      </w:r>
-      <w:r>
-        <w:rPr>
-          <w:rFonts w:ascii="Liberation Serif" w:hAnsi="Liberation Serif" w:eastAsia="Liberation Serif"/>
-          <w:b/>
-          <w:i w:val="0"/>
-        </w:rPr>
-        <w:t>09021</w:t>
-      </w:r>
-      <w:r>
-        <w:rPr>
-          <w:rFonts w:ascii="Liberation Serif" w:hAnsi="Liberation Serif" w:eastAsia="Liberation Serif"/>
-          <w:b w:val="0"/>
-          <w:i w:val="0"/>
-        </w:rPr>
-        <w:t xml:space="preserve">. vs P007 </w:t>
-      </w:r>
-      <w:r>
-        <w:rPr>
-          <w:rFonts w:ascii="Liberation Serif" w:hAnsi="Liberation Serif" w:eastAsia="Liberation Serif"/>
-          <w:b/>
-          <w:i w:val="0"/>
-        </w:rPr>
-        <w:t>PROBABLE</w:t>
+        <w:t>LEWIS RISSIE N</w:t>
+      </w:r>
+      <w:r>
+        <w:rPr>
+          <w:rFonts w:ascii="Liberation Serif" w:hAnsi="Liberation Serif" w:eastAsia="Liberation Serif"/>
+          <w:b w:val="0"/>
+          <w:i w:val="0"/>
+        </w:rPr>
+        <w:t xml:space="preserve"> 13 May 1980 Knox file </w:t>
+      </w:r>
+      <w:r>
+        <w:rPr>
+          <w:rFonts w:ascii="Liberation Serif" w:hAnsi="Liberation Serif" w:eastAsia="Liberation Serif"/>
+          <w:b/>
+          <w:i w:val="0"/>
+        </w:rPr>
+        <w:t>15370</w:t>
+      </w:r>
+      <w:r>
+        <w:rPr>
+          <w:rFonts w:ascii="Liberation Serif" w:hAnsi="Liberation Serif" w:eastAsia="Liberation Serif"/>
+          <w:b w:val="0"/>
+          <w:i w:val="0"/>
+        </w:rPr>
+        <w:t xml:space="preserve"> + Greenwood stone </w:t>
+      </w:r>
+      <w:r>
+        <w:rPr>
+          <w:rFonts w:ascii="Liberation Serif" w:hAnsi="Liberation Serif" w:eastAsia="Liberation Serif"/>
+          <w:b/>
+          <w:i w:val="0"/>
+        </w:rPr>
+        <w:t>image seen</w:t>
+      </w:r>
+      <w:r>
+        <w:rPr>
+          <w:rFonts w:ascii="Liberation Serif" w:hAnsi="Liberation Serif" w:eastAsia="Liberation Serif"/>
+          <w:b w:val="0"/>
+          <w:i w:val="0"/>
+        </w:rPr>
+        <w:t xml:space="preserve">. vs P009 still </w:t>
+      </w:r>
+      <w:r>
+        <w:rPr>
+          <w:rFonts w:ascii="Liberation Serif" w:hAnsi="Liberation Serif" w:eastAsia="Liberation Serif"/>
+          <w:b/>
+          <w:i w:val="0"/>
+        </w:rPr>
+        <w:t>POSSIBLE</w:t>
       </w:r>
       <w:r>
         <w:rPr>
@@ -8575,47 +8639,15 @@
           <w:b/>
           <w:i w:val="0"/>
         </w:rPr>
-        <w:t>C446–C456</w:t>
-      </w:r>
-      <w:r>
-        <w:rPr>
-          <w:rFonts w:ascii="Liberation Serif" w:hAnsi="Liberation Serif" w:eastAsia="Liberation Serif"/>
-          <w:b w:val="0"/>
-          <w:i w:val="0"/>
-        </w:rPr>
-        <w:t xml:space="preserve">). Hazel E. Bunch 1 May 1999 Knox file </w:t>
-      </w:r>
-      <w:r>
-        <w:rPr>
-          <w:rFonts w:ascii="Liberation Serif" w:hAnsi="Liberation Serif" w:eastAsia="Liberation Serif"/>
-          <w:b/>
-          <w:i w:val="0"/>
-        </w:rPr>
-        <w:t>20106</w:t>
-      </w:r>
-      <w:r>
-        <w:rPr>
-          <w:rFonts w:ascii="Liberation Serif" w:hAnsi="Liberation Serif" w:eastAsia="Liberation Serif"/>
-          <w:b w:val="0"/>
-          <w:i w:val="0"/>
-        </w:rPr>
-        <w:t xml:space="preserve"> (</w:t>
-      </w:r>
-      <w:r>
-        <w:rPr>
-          <w:rFonts w:ascii="Liberation Serif" w:hAnsi="Liberation Serif" w:eastAsia="Liberation Serif"/>
-          <w:b/>
-          <w:i w:val="0"/>
-        </w:rPr>
-        <w:t>C452 C453</w:t>
-      </w:r>
-      <w:r>
-        <w:rPr>
-          <w:rFonts w:ascii="Liberation Serif" w:hAnsi="Liberation Serif" w:eastAsia="Liberation Serif"/>
-          <w:b w:val="0"/>
-          <w:i w:val="0"/>
-        </w:rPr>
-        <w:t>). Living descendants withheld.</w:t>
+        <w:t>C425–C434</w:t>
+      </w:r>
+      <w:r>
+        <w:rPr>
+          <w:rFonts w:ascii="Liberation Serif" w:hAnsi="Liberation Serif" w:eastAsia="Liberation Serif"/>
+          <w:b w:val="0"/>
+          <w:i w:val="0"/>
+        </w:rPr>
+        <w:t>).</w:t>
       </w:r>
     </w:p>
     <w:p>
@@ -8628,127 +8660,111 @@
           <w:b/>
           <w:i w:val="0"/>
         </w:rPr>
-        <w:t>B039 partial:</w:t>
-      </w:r>
-      <w:r>
-        <w:rPr>
-          <w:rFonts w:ascii="Liberation Serif" w:hAnsi="Liberation Serif" w:eastAsia="Liberation Serif"/>
-          <w:b w:val="0"/>
-          <w:i w:val="0"/>
-        </w:rPr>
-        <w:t xml:space="preserve"> Owsley fire </w:t>
-      </w:r>
-      <w:r>
-        <w:rPr>
-          <w:rFonts w:ascii="Liberation Serif" w:hAnsi="Liberation Serif" w:eastAsia="Liberation Serif"/>
-          <w:b/>
-          <w:i w:val="0"/>
-        </w:rPr>
-        <w:t>29 Jan 1929</w:t>
-      </w:r>
-      <w:r>
-        <w:rPr>
-          <w:rFonts w:ascii="Liberation Serif" w:hAnsi="Liberation Serif" w:eastAsia="Liberation Serif"/>
-          <w:b w:val="0"/>
-          <w:i w:val="0"/>
-        </w:rPr>
-        <w:t xml:space="preserve"> + VS gaps </w:t>
-      </w:r>
-      <w:r>
-        <w:rPr>
-          <w:rFonts w:ascii="Liberation Serif" w:hAnsi="Liberation Serif" w:eastAsia="Liberation Serif"/>
-          <w:b/>
-          <w:i w:val="0"/>
-        </w:rPr>
-        <w:t>1879–1902 / 1905–1907</w:t>
-      </w:r>
-      <w:r>
-        <w:rPr>
-          <w:rFonts w:ascii="Liberation Serif" w:hAnsi="Liberation Serif" w:eastAsia="Liberation Serif"/>
-          <w:b w:val="0"/>
-          <w:i w:val="0"/>
-        </w:rPr>
-        <w:t xml:space="preserve">. Lee 1–37 nil party. 1910 Owsley + 1911–1945 DC nil Robert+Sallie. Wayback 1850–1879 tables nil party; 1880–1920 pages unpublished. Hayes </w:t>
-      </w:r>
-      <w:r>
-        <w:rPr>
-          <w:rFonts w:ascii="Liberation Serif" w:hAnsi="Liberation Serif" w:eastAsia="Liberation Serif"/>
-          <w:b/>
-          <w:i w:val="0"/>
-        </w:rPr>
-        <w:t>818120</w:t>
-      </w:r>
-      <w:r>
-        <w:rPr>
-          <w:rFonts w:ascii="Liberation Serif" w:hAnsi="Liberation Serif" w:eastAsia="Liberation Serif"/>
-          <w:b w:val="0"/>
-          <w:i w:val="0"/>
-        </w:rPr>
-        <w:t xml:space="preserve"> / Smith </w:t>
-      </w:r>
-      <w:r>
-        <w:rPr>
-          <w:rFonts w:ascii="Liberation Serif" w:hAnsi="Liberation Serif" w:eastAsia="Liberation Serif"/>
-          <w:b/>
-          <w:i w:val="0"/>
-        </w:rPr>
-        <w:t>733757</w:t>
-      </w:r>
-      <w:r>
-        <w:rPr>
-          <w:rFonts w:ascii="Liberation Serif" w:hAnsi="Liberation Serif" w:eastAsia="Liberation Serif"/>
-          <w:b w:val="0"/>
-          <w:i w:val="0"/>
-        </w:rPr>
-        <w:t xml:space="preserve"> unread (</w:t>
-      </w:r>
-      <w:r>
-        <w:rPr>
-          <w:rFonts w:ascii="Liberation Serif" w:hAnsi="Liberation Serif" w:eastAsia="Liberation Serif"/>
-          <w:b/>
-          <w:i w:val="0"/>
-        </w:rPr>
-        <w:t>C471–C483</w:t>
-      </w:r>
-      <w:r>
-        <w:rPr>
-          <w:rFonts w:ascii="Liberation Serif" w:hAnsi="Liberation Serif" w:eastAsia="Liberation Serif"/>
-          <w:b w:val="0"/>
-          <w:i w:val="0"/>
-        </w:rPr>
-        <w:t xml:space="preserve">, </w:t>
-      </w:r>
-      <w:r>
-        <w:rPr>
-          <w:rFonts w:ascii="Liberation Serif" w:hAnsi="Liberation Serif" w:eastAsia="Liberation Serif"/>
-          <w:b/>
-          <w:i w:val="0"/>
-        </w:rPr>
-        <w:t>C514–C523</w:t>
-      </w:r>
-      <w:r>
-        <w:rPr>
-          <w:rFonts w:ascii="Liberation Serif" w:hAnsi="Liberation Serif" w:eastAsia="Liberation Serif"/>
-          <w:b w:val="0"/>
-          <w:i w:val="0"/>
-        </w:rPr>
-        <w:t xml:space="preserve">, </w:t>
-      </w:r>
-      <w:r>
-        <w:rPr>
-          <w:rFonts w:ascii="Liberation Serif" w:hAnsi="Liberation Serif" w:eastAsia="Liberation Serif"/>
-          <w:b/>
-          <w:i w:val="0"/>
-        </w:rPr>
-        <w:t>R014</w:t>
-      </w:r>
-      <w:r>
-        <w:rPr>
-          <w:rFonts w:ascii="Liberation Serif" w:hAnsi="Liberation Serif" w:eastAsia="Liberation Serif"/>
-          <w:b w:val="0"/>
-          <w:i w:val="0"/>
-        </w:rPr>
-        <w:t>).</w:t>
+        <w:t>B015 partial:</w:t>
+      </w:r>
+      <w:r>
+        <w:rPr>
+          <w:rFonts w:ascii="Liberation Serif" w:hAnsi="Liberation Serif" w:eastAsia="Liberation Serif"/>
+          <w:b w:val="0"/>
+          <w:i w:val="0"/>
+        </w:rPr>
+        <w:t xml:space="preserve"> TN index </w:t>
+      </w:r>
+      <w:r>
+        <w:rPr>
+          <w:rFonts w:ascii="Liberation Serif" w:hAnsi="Liberation Serif" w:eastAsia="Liberation Serif"/>
+          <w:b/>
+          <w:i w:val="0"/>
+        </w:rPr>
+        <w:t>BUNCH MARY M</w:t>
+      </w:r>
+      <w:r>
+        <w:rPr>
+          <w:rFonts w:ascii="Liberation Serif" w:hAnsi="Liberation Serif" w:eastAsia="Liberation Serif"/>
+          <w:b w:val="0"/>
+          <w:i w:val="0"/>
+        </w:rPr>
+        <w:t xml:space="preserve"> 11 Mar 1981 Knox file </w:t>
+      </w:r>
+      <w:r>
+        <w:rPr>
+          <w:rFonts w:ascii="Liberation Serif" w:hAnsi="Liberation Serif" w:eastAsia="Liberation Serif"/>
+          <w:b/>
+          <w:i w:val="0"/>
+        </w:rPr>
+        <w:t>09021</w:t>
+      </w:r>
+      <w:r>
+        <w:rPr>
+          <w:rFonts w:ascii="Liberation Serif" w:hAnsi="Liberation Serif" w:eastAsia="Liberation Serif"/>
+          <w:b w:val="0"/>
+          <w:i w:val="0"/>
+        </w:rPr>
+        <w:t xml:space="preserve">. vs P007 </w:t>
+      </w:r>
+      <w:r>
+        <w:rPr>
+          <w:rFonts w:ascii="Liberation Serif" w:hAnsi="Liberation Serif" w:eastAsia="Liberation Serif"/>
+          <w:b/>
+          <w:i w:val="0"/>
+        </w:rPr>
+        <w:t>PROBABLE</w:t>
+      </w:r>
+      <w:r>
+        <w:rPr>
+          <w:rFonts w:ascii="Liberation Serif" w:hAnsi="Liberation Serif" w:eastAsia="Liberation Serif"/>
+          <w:b w:val="0"/>
+          <w:i w:val="0"/>
+        </w:rPr>
+        <w:t>. Certificate / parents unread (</w:t>
+      </w:r>
+      <w:r>
+        <w:rPr>
+          <w:rFonts w:ascii="Liberation Serif" w:hAnsi="Liberation Serif" w:eastAsia="Liberation Serif"/>
+          <w:b/>
+          <w:i w:val="0"/>
+        </w:rPr>
+        <w:t>C446–C456</w:t>
+      </w:r>
+      <w:r>
+        <w:rPr>
+          <w:rFonts w:ascii="Liberation Serif" w:hAnsi="Liberation Serif" w:eastAsia="Liberation Serif"/>
+          <w:b w:val="0"/>
+          <w:i w:val="0"/>
+        </w:rPr>
+        <w:t xml:space="preserve">). Hazel E. Bunch 1 May 1999 Knox file </w:t>
+      </w:r>
+      <w:r>
+        <w:rPr>
+          <w:rFonts w:ascii="Liberation Serif" w:hAnsi="Liberation Serif" w:eastAsia="Liberation Serif"/>
+          <w:b/>
+          <w:i w:val="0"/>
+        </w:rPr>
+        <w:t>20106</w:t>
+      </w:r>
+      <w:r>
+        <w:rPr>
+          <w:rFonts w:ascii="Liberation Serif" w:hAnsi="Liberation Serif" w:eastAsia="Liberation Serif"/>
+          <w:b w:val="0"/>
+          <w:i w:val="0"/>
+        </w:rPr>
+        <w:t xml:space="preserve"> (</w:t>
+      </w:r>
+      <w:r>
+        <w:rPr>
+          <w:rFonts w:ascii="Liberation Serif" w:hAnsi="Liberation Serif" w:eastAsia="Liberation Serif"/>
+          <w:b/>
+          <w:i w:val="0"/>
+        </w:rPr>
+        <w:t>C452 C453</w:t>
+      </w:r>
+      <w:r>
+        <w:rPr>
+          <w:rFonts w:ascii="Liberation Serif" w:hAnsi="Liberation Serif" w:eastAsia="Liberation Serif"/>
+          <w:b w:val="0"/>
+          <w:i w:val="0"/>
+        </w:rPr>
+        <w:t>). Living descendants withheld.</w:t>
       </w:r>
     </w:p>
     <w:p>
@@ -8761,119 +8777,119 @@
           <w:b/>
           <w:i w:val="0"/>
         </w:rPr>
-        <w:t>B014 partial:</w:t>
-      </w:r>
-      <w:r>
-        <w:rPr>
-          <w:rFonts w:ascii="Liberation Serif" w:hAnsi="Liberation Serif" w:eastAsia="Liberation Serif"/>
-          <w:b w:val="0"/>
-          <w:i w:val="0"/>
-        </w:rPr>
-        <w:t xml:space="preserve"> Hardin K. Gray KY index vol </w:t>
-      </w:r>
-      <w:r>
-        <w:rPr>
-          <w:rFonts w:ascii="Liberation Serif" w:hAnsi="Liberation Serif" w:eastAsia="Liberation Serif"/>
-          <w:b/>
-          <w:i w:val="0"/>
-        </w:rPr>
-        <w:t>042</w:t>
-      </w:r>
-      <w:r>
-        <w:rPr>
-          <w:rFonts w:ascii="Liberation Serif" w:hAnsi="Liberation Serif" w:eastAsia="Liberation Serif"/>
-          <w:b w:val="0"/>
-          <w:i w:val="0"/>
-        </w:rPr>
-        <w:t xml:space="preserve"> #</w:t>
-      </w:r>
-      <w:r>
-        <w:rPr>
-          <w:rFonts w:ascii="Liberation Serif" w:hAnsi="Liberation Serif" w:eastAsia="Liberation Serif"/>
-          <w:b/>
-          <w:i w:val="0"/>
-        </w:rPr>
-        <w:t>20591</w:t>
-      </w:r>
-      <w:r>
-        <w:rPr>
-          <w:rFonts w:ascii="Liberation Serif" w:hAnsi="Liberation Serif" w:eastAsia="Liberation Serif"/>
-          <w:b w:val="0"/>
-          <w:i w:val="0"/>
-        </w:rPr>
-        <w:t xml:space="preserve"> — death </w:t>
-      </w:r>
-      <w:r>
-        <w:rPr>
-          <w:rFonts w:ascii="Liberation Serif" w:hAnsi="Liberation Serif" w:eastAsia="Liberation Serif"/>
-          <w:b/>
-          <w:i w:val="0"/>
-        </w:rPr>
-        <w:t>Fayette</w:t>
-      </w:r>
-      <w:r>
-        <w:rPr>
-          <w:rFonts w:ascii="Liberation Serif" w:hAnsi="Liberation Serif" w:eastAsia="Liberation Serif"/>
-          <w:b w:val="0"/>
-          <w:i w:val="0"/>
-        </w:rPr>
-        <w:t xml:space="preserve">, residence </w:t>
-      </w:r>
-      <w:r>
-        <w:rPr>
-          <w:rFonts w:ascii="Liberation Serif" w:hAnsi="Liberation Serif" w:eastAsia="Liberation Serif"/>
-          <w:b/>
-          <w:i w:val="0"/>
-        </w:rPr>
-        <w:t>Lee</w:t>
-      </w:r>
-      <w:r>
-        <w:rPr>
-          <w:rFonts w:ascii="Liberation Serif" w:hAnsi="Liberation Serif" w:eastAsia="Liberation Serif"/>
-          <w:b w:val="0"/>
-          <w:i w:val="0"/>
-        </w:rPr>
-        <w:t xml:space="preserve">, 7 Sep 1967 (conflict </w:t>
-      </w:r>
-      <w:r>
-        <w:rPr>
-          <w:rFonts w:ascii="Liberation Serif" w:hAnsi="Liberation Serif" w:eastAsia="Liberation Serif"/>
-          <w:b/>
-          <w:i w:val="0"/>
-        </w:rPr>
-        <w:t>#27</w:t>
-      </w:r>
-      <w:r>
-        <w:rPr>
-          <w:rFonts w:ascii="Liberation Serif" w:hAnsi="Liberation Serif" w:eastAsia="Liberation Serif"/>
-          <w:b w:val="0"/>
-          <w:i w:val="0"/>
-        </w:rPr>
-        <w:t xml:space="preserve">). Vestie 1958 paper names </w:t>
-      </w:r>
-      <w:r>
-        <w:rPr>
-          <w:rFonts w:ascii="Liberation Serif" w:hAnsi="Liberation Serif" w:eastAsia="Liberation Serif"/>
-          <w:b/>
-          <w:i w:val="0"/>
-        </w:rPr>
-        <w:t>H. K. Grey, Arvel</w:t>
-      </w:r>
-      <w:r>
-        <w:rPr>
-          <w:rFonts w:ascii="Liberation Serif" w:hAnsi="Liberation Serif" w:eastAsia="Liberation Serif"/>
-          <w:b w:val="0"/>
-          <w:i w:val="0"/>
-        </w:rPr>
-        <w:t>. Certificate unread (</w:t>
-      </w:r>
-      <w:r>
-        <w:rPr>
-          <w:rFonts w:ascii="Liberation Serif" w:hAnsi="Liberation Serif" w:eastAsia="Liberation Serif"/>
-          <w:b/>
-          <w:i w:val="0"/>
-        </w:rPr>
-        <w:t>C435–C445</w:t>
+        <w:t>B039 partial:</w:t>
+      </w:r>
+      <w:r>
+        <w:rPr>
+          <w:rFonts w:ascii="Liberation Serif" w:hAnsi="Liberation Serif" w:eastAsia="Liberation Serif"/>
+          <w:b w:val="0"/>
+          <w:i w:val="0"/>
+        </w:rPr>
+        <w:t xml:space="preserve"> Owsley fire </w:t>
+      </w:r>
+      <w:r>
+        <w:rPr>
+          <w:rFonts w:ascii="Liberation Serif" w:hAnsi="Liberation Serif" w:eastAsia="Liberation Serif"/>
+          <w:b/>
+          <w:i w:val="0"/>
+        </w:rPr>
+        <w:t>29 Jan 1929</w:t>
+      </w:r>
+      <w:r>
+        <w:rPr>
+          <w:rFonts w:ascii="Liberation Serif" w:hAnsi="Liberation Serif" w:eastAsia="Liberation Serif"/>
+          <w:b w:val="0"/>
+          <w:i w:val="0"/>
+        </w:rPr>
+        <w:t xml:space="preserve"> + VS gaps </w:t>
+      </w:r>
+      <w:r>
+        <w:rPr>
+          <w:rFonts w:ascii="Liberation Serif" w:hAnsi="Liberation Serif" w:eastAsia="Liberation Serif"/>
+          <w:b/>
+          <w:i w:val="0"/>
+        </w:rPr>
+        <w:t>1879–1902 / 1905–1907</w:t>
+      </w:r>
+      <w:r>
+        <w:rPr>
+          <w:rFonts w:ascii="Liberation Serif" w:hAnsi="Liberation Serif" w:eastAsia="Liberation Serif"/>
+          <w:b w:val="0"/>
+          <w:i w:val="0"/>
+        </w:rPr>
+        <w:t xml:space="preserve">. Lee 1–37 nil party. 1910 Owsley + 1911–1945 DC nil Robert+Sallie. Wayback 1850–1879 tables nil party; 1880–1920 pages unpublished. Hayes </w:t>
+      </w:r>
+      <w:r>
+        <w:rPr>
+          <w:rFonts w:ascii="Liberation Serif" w:hAnsi="Liberation Serif" w:eastAsia="Liberation Serif"/>
+          <w:b/>
+          <w:i w:val="0"/>
+        </w:rPr>
+        <w:t>818120</w:t>
+      </w:r>
+      <w:r>
+        <w:rPr>
+          <w:rFonts w:ascii="Liberation Serif" w:hAnsi="Liberation Serif" w:eastAsia="Liberation Serif"/>
+          <w:b w:val="0"/>
+          <w:i w:val="0"/>
+        </w:rPr>
+        <w:t xml:space="preserve"> / Smith </w:t>
+      </w:r>
+      <w:r>
+        <w:rPr>
+          <w:rFonts w:ascii="Liberation Serif" w:hAnsi="Liberation Serif" w:eastAsia="Liberation Serif"/>
+          <w:b/>
+          <w:i w:val="0"/>
+        </w:rPr>
+        <w:t>733757</w:t>
+      </w:r>
+      <w:r>
+        <w:rPr>
+          <w:rFonts w:ascii="Liberation Serif" w:hAnsi="Liberation Serif" w:eastAsia="Liberation Serif"/>
+          <w:b w:val="0"/>
+          <w:i w:val="0"/>
+        </w:rPr>
+        <w:t xml:space="preserve"> unread (</w:t>
+      </w:r>
+      <w:r>
+        <w:rPr>
+          <w:rFonts w:ascii="Liberation Serif" w:hAnsi="Liberation Serif" w:eastAsia="Liberation Serif"/>
+          <w:b/>
+          <w:i w:val="0"/>
+        </w:rPr>
+        <w:t>C471–C483</w:t>
+      </w:r>
+      <w:r>
+        <w:rPr>
+          <w:rFonts w:ascii="Liberation Serif" w:hAnsi="Liberation Serif" w:eastAsia="Liberation Serif"/>
+          <w:b w:val="0"/>
+          <w:i w:val="0"/>
+        </w:rPr>
+        <w:t xml:space="preserve">, </w:t>
+      </w:r>
+      <w:r>
+        <w:rPr>
+          <w:rFonts w:ascii="Liberation Serif" w:hAnsi="Liberation Serif" w:eastAsia="Liberation Serif"/>
+          <w:b/>
+          <w:i w:val="0"/>
+        </w:rPr>
+        <w:t>C514–C523</w:t>
+      </w:r>
+      <w:r>
+        <w:rPr>
+          <w:rFonts w:ascii="Liberation Serif" w:hAnsi="Liberation Serif" w:eastAsia="Liberation Serif"/>
+          <w:b w:val="0"/>
+          <w:i w:val="0"/>
+        </w:rPr>
+        <w:t xml:space="preserve">, </w:t>
+      </w:r>
+      <w:r>
+        <w:rPr>
+          <w:rFonts w:ascii="Liberation Serif" w:hAnsi="Liberation Serif" w:eastAsia="Liberation Serif"/>
+          <w:b/>
+          <w:i w:val="0"/>
+        </w:rPr>
+        <w:t>R014</w:t>
       </w:r>
       <w:r>
         <w:rPr>
@@ -8894,103 +8910,119 @@
           <w:b/>
           <w:i w:val="0"/>
         </w:rPr>
-        <w:t>B007 partial:</w:t>
-      </w:r>
-      <w:r>
-        <w:rPr>
-          <w:rFonts w:ascii="Liberation Serif" w:hAnsi="Liberation Serif" w:eastAsia="Liberation Serif"/>
-          <w:b w:val="0"/>
-          <w:i w:val="0"/>
-        </w:rPr>
-        <w:t xml:space="preserve"> 1900 Liberty Township </w:t>
-      </w:r>
-      <w:r>
-        <w:rPr>
-          <w:rFonts w:ascii="Liberation Serif" w:hAnsi="Liberation Serif" w:eastAsia="Liberation Serif"/>
-          <w:b/>
-          <w:i w:val="0"/>
-        </w:rPr>
-        <w:t>closed</w:t>
-      </w:r>
-      <w:r>
-        <w:rPr>
-          <w:rFonts w:ascii="Liberation Serif" w:hAnsi="Liberation Serif" w:eastAsia="Liberation Serif"/>
-          <w:b w:val="0"/>
-          <w:i w:val="0"/>
-        </w:rPr>
-        <w:t xml:space="preserve"> (ED </w:t>
-      </w:r>
-      <w:r>
-        <w:rPr>
-          <w:rFonts w:ascii="Liberation Serif" w:hAnsi="Liberation Serif" w:eastAsia="Liberation Serif"/>
-          <w:b/>
-          <w:i w:val="0"/>
-        </w:rPr>
-        <w:t>4</w:t>
-      </w:r>
-      <w:r>
-        <w:rPr>
-          <w:rFonts w:ascii="Liberation Serif" w:hAnsi="Liberation Serif" w:eastAsia="Liberation Serif"/>
-          <w:b w:val="0"/>
-          <w:i w:val="0"/>
-        </w:rPr>
-        <w:t xml:space="preserve"> entire + ED </w:t>
-      </w:r>
-      <w:r>
-        <w:rPr>
-          <w:rFonts w:ascii="Liberation Serif" w:hAnsi="Liberation Serif" w:eastAsia="Liberation Serif"/>
-          <w:b/>
-          <w:i w:val="0"/>
-        </w:rPr>
-        <w:t>5</w:t>
-      </w:r>
-      <w:r>
-        <w:rPr>
-          <w:rFonts w:ascii="Liberation Serif" w:hAnsi="Liberation Serif" w:eastAsia="Liberation Serif"/>
-          <w:b w:val="0"/>
-          <w:i w:val="0"/>
-        </w:rPr>
-        <w:t xml:space="preserve"> entire). 1910 John Sullivan’s wife is </w:t>
-      </w:r>
-      <w:r>
-        <w:rPr>
-          <w:rFonts w:ascii="Liberation Serif" w:hAnsi="Liberation Serif" w:eastAsia="Liberation Serif"/>
-          <w:b/>
-          <w:i w:val="0"/>
-        </w:rPr>
-        <w:t>Ida M.</w:t>
-      </w:r>
-      <w:r>
-        <w:rPr>
-          <w:rFonts w:ascii="Liberation Serif" w:hAnsi="Liberation Serif" w:eastAsia="Liberation Serif"/>
-          <w:b w:val="0"/>
-          <w:i w:val="0"/>
-        </w:rPr>
-        <w:t xml:space="preserve"> John still unplaced in 1900. Residual: S-415 continuation; Bollinger ED </w:t>
-      </w:r>
-      <w:r>
-        <w:rPr>
-          <w:rFonts w:ascii="Liberation Serif" w:hAnsi="Liberation Serif" w:eastAsia="Liberation Serif"/>
-          <w:b/>
-          <w:i w:val="0"/>
-        </w:rPr>
-        <w:t>1/2/3/6</w:t>
-      </w:r>
-      <w:r>
-        <w:rPr>
-          <w:rFonts w:ascii="Liberation Serif" w:hAnsi="Liberation Serif" w:eastAsia="Liberation Serif"/>
-          <w:b w:val="0"/>
-          <w:i w:val="0"/>
-        </w:rPr>
-        <w:t xml:space="preserve"> (</w:t>
-      </w:r>
-      <w:r>
-        <w:rPr>
-          <w:rFonts w:ascii="Liberation Serif" w:hAnsi="Liberation Serif" w:eastAsia="Liberation Serif"/>
-          <w:b/>
-          <w:i w:val="0"/>
-        </w:rPr>
-        <w:t>C457–C463</w:t>
+        <w:t>B014 partial:</w:t>
+      </w:r>
+      <w:r>
+        <w:rPr>
+          <w:rFonts w:ascii="Liberation Serif" w:hAnsi="Liberation Serif" w:eastAsia="Liberation Serif"/>
+          <w:b w:val="0"/>
+          <w:i w:val="0"/>
+        </w:rPr>
+        <w:t xml:space="preserve"> Hardin K. Gray KY index vol </w:t>
+      </w:r>
+      <w:r>
+        <w:rPr>
+          <w:rFonts w:ascii="Liberation Serif" w:hAnsi="Liberation Serif" w:eastAsia="Liberation Serif"/>
+          <w:b/>
+          <w:i w:val="0"/>
+        </w:rPr>
+        <w:t>042</w:t>
+      </w:r>
+      <w:r>
+        <w:rPr>
+          <w:rFonts w:ascii="Liberation Serif" w:hAnsi="Liberation Serif" w:eastAsia="Liberation Serif"/>
+          <w:b w:val="0"/>
+          <w:i w:val="0"/>
+        </w:rPr>
+        <w:t xml:space="preserve"> #</w:t>
+      </w:r>
+      <w:r>
+        <w:rPr>
+          <w:rFonts w:ascii="Liberation Serif" w:hAnsi="Liberation Serif" w:eastAsia="Liberation Serif"/>
+          <w:b/>
+          <w:i w:val="0"/>
+        </w:rPr>
+        <w:t>20591</w:t>
+      </w:r>
+      <w:r>
+        <w:rPr>
+          <w:rFonts w:ascii="Liberation Serif" w:hAnsi="Liberation Serif" w:eastAsia="Liberation Serif"/>
+          <w:b w:val="0"/>
+          <w:i w:val="0"/>
+        </w:rPr>
+        <w:t xml:space="preserve"> — death </w:t>
+      </w:r>
+      <w:r>
+        <w:rPr>
+          <w:rFonts w:ascii="Liberation Serif" w:hAnsi="Liberation Serif" w:eastAsia="Liberation Serif"/>
+          <w:b/>
+          <w:i w:val="0"/>
+        </w:rPr>
+        <w:t>Fayette</w:t>
+      </w:r>
+      <w:r>
+        <w:rPr>
+          <w:rFonts w:ascii="Liberation Serif" w:hAnsi="Liberation Serif" w:eastAsia="Liberation Serif"/>
+          <w:b w:val="0"/>
+          <w:i w:val="0"/>
+        </w:rPr>
+        <w:t xml:space="preserve">, residence </w:t>
+      </w:r>
+      <w:r>
+        <w:rPr>
+          <w:rFonts w:ascii="Liberation Serif" w:hAnsi="Liberation Serif" w:eastAsia="Liberation Serif"/>
+          <w:b/>
+          <w:i w:val="0"/>
+        </w:rPr>
+        <w:t>Lee</w:t>
+      </w:r>
+      <w:r>
+        <w:rPr>
+          <w:rFonts w:ascii="Liberation Serif" w:hAnsi="Liberation Serif" w:eastAsia="Liberation Serif"/>
+          <w:b w:val="0"/>
+          <w:i w:val="0"/>
+        </w:rPr>
+        <w:t xml:space="preserve">, 7 Sep 1967 (conflict </w:t>
+      </w:r>
+      <w:r>
+        <w:rPr>
+          <w:rFonts w:ascii="Liberation Serif" w:hAnsi="Liberation Serif" w:eastAsia="Liberation Serif"/>
+          <w:b/>
+          <w:i w:val="0"/>
+        </w:rPr>
+        <w:t>#27</w:t>
+      </w:r>
+      <w:r>
+        <w:rPr>
+          <w:rFonts w:ascii="Liberation Serif" w:hAnsi="Liberation Serif" w:eastAsia="Liberation Serif"/>
+          <w:b w:val="0"/>
+          <w:i w:val="0"/>
+        </w:rPr>
+        <w:t xml:space="preserve">). Vestie 1958 paper names </w:t>
+      </w:r>
+      <w:r>
+        <w:rPr>
+          <w:rFonts w:ascii="Liberation Serif" w:hAnsi="Liberation Serif" w:eastAsia="Liberation Serif"/>
+          <w:b/>
+          <w:i w:val="0"/>
+        </w:rPr>
+        <w:t>H. K. Grey, Arvel</w:t>
+      </w:r>
+      <w:r>
+        <w:rPr>
+          <w:rFonts w:ascii="Liberation Serif" w:hAnsi="Liberation Serif" w:eastAsia="Liberation Serif"/>
+          <w:b w:val="0"/>
+          <w:i w:val="0"/>
+        </w:rPr>
+        <w:t>. Certificate unread (</w:t>
+      </w:r>
+      <w:r>
+        <w:rPr>
+          <w:rFonts w:ascii="Liberation Serif" w:hAnsi="Liberation Serif" w:eastAsia="Liberation Serif"/>
+          <w:b/>
+          <w:i w:val="0"/>
+        </w:rPr>
+        <w:t>C435–C445</w:t>
       </w:r>
       <w:r>
         <w:rPr>
@@ -9011,151 +9043,87 @@
           <w:b/>
           <w:i w:val="0"/>
         </w:rPr>
-        <w:t>FAN residual:</w:t>
-      </w:r>
-      <w:r>
-        <w:rPr>
-          <w:rFonts w:ascii="Liberation Serif" w:hAnsi="Liberation Serif" w:eastAsia="Liberation Serif"/>
-          <w:b w:val="0"/>
-          <w:i w:val="0"/>
-        </w:rPr>
-        <w:t xml:space="preserve"> B057 </w:t>
-      </w:r>
-      <w:r>
-        <w:rPr>
-          <w:rFonts w:ascii="Liberation Serif" w:hAnsi="Liberation Serif" w:eastAsia="Liberation Serif"/>
-          <w:b/>
-          <w:i w:val="0"/>
-        </w:rPr>
-        <w:t>done</w:t>
-      </w:r>
-      <w:r>
-        <w:rPr>
-          <w:rFonts w:ascii="Liberation Serif" w:hAnsi="Liberation Serif" w:eastAsia="Liberation Serif"/>
-          <w:b w:val="0"/>
-          <w:i w:val="0"/>
-        </w:rPr>
-        <w:t xml:space="preserve"> for the remote stone/index pass (</w:t>
-      </w:r>
-      <w:r>
-        <w:rPr>
-          <w:rFonts w:ascii="Liberation Serif" w:hAnsi="Liberation Serif" w:eastAsia="Liberation Serif"/>
-          <w:b/>
-          <w:i w:val="0"/>
-        </w:rPr>
-        <w:t>C383–C398</w:t>
-      </w:r>
-      <w:r>
-        <w:rPr>
-          <w:rFonts w:ascii="Liberation Serif" w:hAnsi="Liberation Serif" w:eastAsia="Liberation Serif"/>
-          <w:b w:val="0"/>
-          <w:i w:val="0"/>
-        </w:rPr>
-        <w:t xml:space="preserve">). Vincent Newman Family Cemetery located; Edward stone </w:t>
-      </w:r>
-      <w:r>
-        <w:rPr>
-          <w:rFonts w:ascii="Liberation Serif" w:hAnsi="Liberation Serif" w:eastAsia="Liberation Serif"/>
-          <w:b/>
-          <w:i w:val="0"/>
-        </w:rPr>
-        <w:t>image seen</w:t>
-      </w:r>
-      <w:r>
-        <w:rPr>
-          <w:rFonts w:ascii="Liberation Serif" w:hAnsi="Liberation Serif" w:eastAsia="Liberation Serif"/>
-          <w:b w:val="0"/>
-          <w:i w:val="0"/>
-        </w:rPr>
-        <w:t xml:space="preserve">; Madison 1936 ages </w:t>
-      </w:r>
-      <w:r>
-        <w:rPr>
-          <w:rFonts w:ascii="Liberation Serif" w:hAnsi="Liberation Serif" w:eastAsia="Liberation Serif"/>
-          <w:b/>
-          <w:i w:val="0"/>
-        </w:rPr>
-        <w:t>017</w:t>
-      </w:r>
-      <w:r>
-        <w:rPr>
-          <w:rFonts w:ascii="Liberation Serif" w:hAnsi="Liberation Serif" w:eastAsia="Liberation Serif"/>
-          <w:b w:val="0"/>
-          <w:i w:val="0"/>
-        </w:rPr>
-        <w:t xml:space="preserve">. Still unread: Madison/Lee DC </w:t>
-      </w:r>
-      <w:r>
-        <w:rPr>
-          <w:rFonts w:ascii="Liberation Serif" w:hAnsi="Liberation Serif" w:eastAsia="Liberation Serif"/>
-          <w:b/>
-          <w:i w:val="0"/>
-        </w:rPr>
-        <w:t>images</w:t>
-      </w:r>
-      <w:r>
-        <w:rPr>
-          <w:rFonts w:ascii="Liberation Serif" w:hAnsi="Liberation Serif" w:eastAsia="Liberation Serif"/>
-          <w:b w:val="0"/>
-          <w:i w:val="0"/>
-        </w:rPr>
-        <w:t xml:space="preserve">, Owsley 1920 book, Smith 1843–1929 marriages; Callie/Dorothy/Everett FAG </w:t>
-      </w:r>
-      <w:r>
-        <w:rPr>
-          <w:rFonts w:ascii="Liberation Serif" w:hAnsi="Liberation Serif" w:eastAsia="Liberation Serif"/>
-          <w:b/>
-          <w:i w:val="0"/>
-        </w:rPr>
-        <w:t>no photos</w:t>
-      </w:r>
-      <w:r>
-        <w:rPr>
-          <w:rFonts w:ascii="Liberation Serif" w:hAnsi="Liberation Serif" w:eastAsia="Liberation Serif"/>
-          <w:b w:val="0"/>
-          <w:i w:val="0"/>
-        </w:rPr>
-        <w:t xml:space="preserve">. Grant=Frank and John of Owsley still </w:t>
-      </w:r>
-      <w:r>
-        <w:rPr>
-          <w:rFonts w:ascii="Liberation Serif" w:hAnsi="Liberation Serif" w:eastAsia="Liberation Serif"/>
-          <w:b/>
-          <w:i w:val="0"/>
-        </w:rPr>
-        <w:t>POSSIBLE</w:t>
-      </w:r>
-      <w:r>
-        <w:rPr>
-          <w:rFonts w:ascii="Liberation Serif" w:hAnsi="Liberation Serif" w:eastAsia="Liberation Serif"/>
-          <w:b w:val="0"/>
-          <w:i w:val="0"/>
-        </w:rPr>
-        <w:t xml:space="preserve">. </w:t>
-      </w:r>
-      <w:r>
-        <w:rPr>
-          <w:rFonts w:ascii="Liberation Serif" w:hAnsi="Liberation Serif" w:eastAsia="Liberation Serif"/>
-          <w:b/>
-          <w:i w:val="0"/>
-        </w:rPr>
-        <w:t>B054 done</w:t>
-      </w:r>
-      <w:r>
-        <w:rPr>
-          <w:rFonts w:ascii="Liberation Serif" w:hAnsi="Liberation Serif" w:eastAsia="Liberation Serif"/>
-          <w:b w:val="0"/>
-          <w:i w:val="0"/>
-        </w:rPr>
-        <w:t xml:space="preserve"> — Carter Cove stones </w:t>
-      </w:r>
-      <w:r>
-        <w:rPr>
-          <w:rFonts w:ascii="Liberation Serif" w:hAnsi="Liberation Serif" w:eastAsia="Liberation Serif"/>
-          <w:b/>
-          <w:i w:val="0"/>
-        </w:rPr>
-        <w:t>image seen</w:t>
+        <w:t>B007 partial:</w:t>
+      </w:r>
+      <w:r>
+        <w:rPr>
+          <w:rFonts w:ascii="Liberation Serif" w:hAnsi="Liberation Serif" w:eastAsia="Liberation Serif"/>
+          <w:b w:val="0"/>
+          <w:i w:val="0"/>
+        </w:rPr>
+        <w:t xml:space="preserve"> 1900 Liberty Township </w:t>
+      </w:r>
+      <w:r>
+        <w:rPr>
+          <w:rFonts w:ascii="Liberation Serif" w:hAnsi="Liberation Serif" w:eastAsia="Liberation Serif"/>
+          <w:b/>
+          <w:i w:val="0"/>
+        </w:rPr>
+        <w:t>closed</w:t>
+      </w:r>
+      <w:r>
+        <w:rPr>
+          <w:rFonts w:ascii="Liberation Serif" w:hAnsi="Liberation Serif" w:eastAsia="Liberation Serif"/>
+          <w:b w:val="0"/>
+          <w:i w:val="0"/>
+        </w:rPr>
+        <w:t xml:space="preserve"> (ED </w:t>
+      </w:r>
+      <w:r>
+        <w:rPr>
+          <w:rFonts w:ascii="Liberation Serif" w:hAnsi="Liberation Serif" w:eastAsia="Liberation Serif"/>
+          <w:b/>
+          <w:i w:val="0"/>
+        </w:rPr>
+        <w:t>4</w:t>
+      </w:r>
+      <w:r>
+        <w:rPr>
+          <w:rFonts w:ascii="Liberation Serif" w:hAnsi="Liberation Serif" w:eastAsia="Liberation Serif"/>
+          <w:b w:val="0"/>
+          <w:i w:val="0"/>
+        </w:rPr>
+        <w:t xml:space="preserve"> entire + ED </w:t>
+      </w:r>
+      <w:r>
+        <w:rPr>
+          <w:rFonts w:ascii="Liberation Serif" w:hAnsi="Liberation Serif" w:eastAsia="Liberation Serif"/>
+          <w:b/>
+          <w:i w:val="0"/>
+        </w:rPr>
+        <w:t>5</w:t>
+      </w:r>
+      <w:r>
+        <w:rPr>
+          <w:rFonts w:ascii="Liberation Serif" w:hAnsi="Liberation Serif" w:eastAsia="Liberation Serif"/>
+          <w:b w:val="0"/>
+          <w:i w:val="0"/>
+        </w:rPr>
+        <w:t xml:space="preserve"> entire). 1910 John Sullivan’s wife is </w:t>
+      </w:r>
+      <w:r>
+        <w:rPr>
+          <w:rFonts w:ascii="Liberation Serif" w:hAnsi="Liberation Serif" w:eastAsia="Liberation Serif"/>
+          <w:b/>
+          <w:i w:val="0"/>
+        </w:rPr>
+        <w:t>Ida M.</w:t>
+      </w:r>
+      <w:r>
+        <w:rPr>
+          <w:rFonts w:ascii="Liberation Serif" w:hAnsi="Liberation Serif" w:eastAsia="Liberation Serif"/>
+          <w:b w:val="0"/>
+          <w:i w:val="0"/>
+        </w:rPr>
+        <w:t xml:space="preserve"> John still unplaced in 1900. Residual: S-415 continuation; Bollinger ED </w:t>
+      </w:r>
+      <w:r>
+        <w:rPr>
+          <w:rFonts w:ascii="Liberation Serif" w:hAnsi="Liberation Serif" w:eastAsia="Liberation Serif"/>
+          <w:b/>
+          <w:i w:val="0"/>
+        </w:rPr>
+        <w:t>1/2/3/6</w:t>
       </w:r>
       <w:r>
         <w:rPr>
@@ -9171,135 +9139,7 @@
           <w:b/>
           <w:i w:val="0"/>
         </w:rPr>
-        <w:t>C410–C416</w:t>
-      </w:r>
-      <w:r>
-        <w:rPr>
-          <w:rFonts w:ascii="Liberation Serif" w:hAnsi="Liberation Serif" w:eastAsia="Liberation Serif"/>
-          <w:b w:val="0"/>
-          <w:i w:val="0"/>
-        </w:rPr>
-        <w:t xml:space="preserve">). Luther Riverview stones / DC images unread. </w:t>
-      </w:r>
-      <w:r>
-        <w:rPr>
-          <w:rFonts w:ascii="Liberation Serif" w:hAnsi="Liberation Serif" w:eastAsia="Liberation Serif"/>
-          <w:b/>
-          <w:i w:val="0"/>
-        </w:rPr>
-        <w:t>B051</w:t>
-      </w:r>
-      <w:r>
-        <w:rPr>
-          <w:rFonts w:ascii="Liberation Serif" w:hAnsi="Liberation Serif" w:eastAsia="Liberation Serif"/>
-          <w:b w:val="0"/>
-          <w:i w:val="0"/>
-        </w:rPr>
-        <w:t xml:space="preserve"> Luther death </w:t>
-      </w:r>
-      <w:r>
-        <w:rPr>
-          <w:rFonts w:ascii="Liberation Serif" w:hAnsi="Liberation Serif" w:eastAsia="Liberation Serif"/>
-          <w:b/>
-          <w:i w:val="0"/>
-        </w:rPr>
-        <w:t>done</w:t>
-      </w:r>
-      <w:r>
-        <w:rPr>
-          <w:rFonts w:ascii="Liberation Serif" w:hAnsi="Liberation Serif" w:eastAsia="Liberation Serif"/>
-          <w:b w:val="0"/>
-          <w:i w:val="0"/>
-        </w:rPr>
-        <w:t xml:space="preserve"> (</w:t>
-      </w:r>
-      <w:r>
-        <w:rPr>
-          <w:rFonts w:ascii="Liberation Serif" w:hAnsi="Liberation Serif" w:eastAsia="Liberation Serif"/>
-          <w:b/>
-          <w:i w:val="0"/>
-        </w:rPr>
-        <w:t>C375–C382</w:t>
-      </w:r>
-      <w:r>
-        <w:rPr>
-          <w:rFonts w:ascii="Liberation Serif" w:hAnsi="Liberation Serif" w:eastAsia="Liberation Serif"/>
-          <w:b w:val="0"/>
-          <w:i w:val="0"/>
-        </w:rPr>
-        <w:t xml:space="preserve">). </w:t>
-      </w:r>
-      <w:r>
-        <w:rPr>
-          <w:rFonts w:ascii="Liberation Serif" w:hAnsi="Liberation Serif" w:eastAsia="Liberation Serif"/>
-          <w:b/>
-          <w:i w:val="0"/>
-        </w:rPr>
-        <w:t>B052</w:t>
-      </w:r>
-      <w:r>
-        <w:rPr>
-          <w:rFonts w:ascii="Liberation Serif" w:hAnsi="Liberation Serif" w:eastAsia="Liberation Serif"/>
-          <w:b w:val="0"/>
-          <w:i w:val="0"/>
-        </w:rPr>
-        <w:t xml:space="preserve"> Shelby × Grace </w:t>
-      </w:r>
-      <w:r>
-        <w:rPr>
-          <w:rFonts w:ascii="Liberation Serif" w:hAnsi="Liberation Serif" w:eastAsia="Liberation Serif"/>
-          <w:b/>
-          <w:i w:val="0"/>
-        </w:rPr>
-        <w:t>done</w:t>
-      </w:r>
-      <w:r>
-        <w:rPr>
-          <w:rFonts w:ascii="Liberation Serif" w:hAnsi="Liberation Serif" w:eastAsia="Liberation Serif"/>
-          <w:b w:val="0"/>
-          <w:i w:val="0"/>
-        </w:rPr>
-        <w:t xml:space="preserve">. </w:t>
-      </w:r>
-      <w:r>
-        <w:rPr>
-          <w:rFonts w:ascii="Liberation Serif" w:hAnsi="Liberation Serif" w:eastAsia="Liberation Serif"/>
-          <w:b/>
-          <w:i w:val="0"/>
-        </w:rPr>
-        <w:t>B053</w:t>
-      </w:r>
-      <w:r>
-        <w:rPr>
-          <w:rFonts w:ascii="Liberation Serif" w:hAnsi="Liberation Serif" w:eastAsia="Liberation Serif"/>
-          <w:b w:val="0"/>
-          <w:i w:val="0"/>
-        </w:rPr>
-        <w:t xml:space="preserve"> Everett FAN </w:t>
-      </w:r>
-      <w:r>
-        <w:rPr>
-          <w:rFonts w:ascii="Liberation Serif" w:hAnsi="Liberation Serif" w:eastAsia="Liberation Serif"/>
-          <w:b/>
-          <w:i w:val="0"/>
-        </w:rPr>
-        <w:t>done</w:t>
-      </w:r>
-      <w:r>
-        <w:rPr>
-          <w:rFonts w:ascii="Liberation Serif" w:hAnsi="Liberation Serif" w:eastAsia="Liberation Serif"/>
-          <w:b w:val="0"/>
-          <w:i w:val="0"/>
-        </w:rPr>
-        <w:t xml:space="preserve"> (</w:t>
-      </w:r>
-      <w:r>
-        <w:rPr>
-          <w:rFonts w:ascii="Liberation Serif" w:hAnsi="Liberation Serif" w:eastAsia="Liberation Serif"/>
-          <w:b/>
-          <w:i w:val="0"/>
-        </w:rPr>
-        <w:t>C349–C365</w:t>
+        <w:t>C457–C463</w:t>
       </w:r>
       <w:r>
         <w:rPr>
@@ -9317,26 +9157,306 @@
       <w:r>
         <w:rPr>
           <w:rFonts w:ascii="Liberation Serif" w:hAnsi="Liberation Serif" w:eastAsia="Liberation Serif"/>
-          <w:b w:val="0"/>
-          <w:i w:val="0"/>
-        </w:rPr>
-        <w:t xml:space="preserve">Greene 37–43 Stone sweep is </w:t>
-      </w:r>
-      <w:r>
-        <w:rPr>
-          <w:rFonts w:ascii="Liberation Serif" w:hAnsi="Liberation Serif" w:eastAsia="Liberation Serif"/>
-          <w:b/>
-          <w:i w:val="0"/>
-        </w:rPr>
-        <w:t>closed</w:t>
-      </w:r>
-      <w:r>
-        <w:rPr>
-          <w:rFonts w:ascii="Liberation Serif" w:hAnsi="Liberation Serif" w:eastAsia="Liberation Serif"/>
-          <w:b w:val="0"/>
-          <w:i w:val="0"/>
-        </w:rPr>
-        <w:t>. Do not reopen Peebles as a third marriage without a license. Do not print 1868 or 24 February 1906 as facts.</w:t>
+          <w:b/>
+          <w:i w:val="0"/>
+        </w:rPr>
+        <w:t>FAN residual:</w:t>
+      </w:r>
+      <w:r>
+        <w:rPr>
+          <w:rFonts w:ascii="Liberation Serif" w:hAnsi="Liberation Serif" w:eastAsia="Liberation Serif"/>
+          <w:b w:val="0"/>
+          <w:i w:val="0"/>
+        </w:rPr>
+        <w:t xml:space="preserve"> B057 </w:t>
+      </w:r>
+      <w:r>
+        <w:rPr>
+          <w:rFonts w:ascii="Liberation Serif" w:hAnsi="Liberation Serif" w:eastAsia="Liberation Serif"/>
+          <w:b/>
+          <w:i w:val="0"/>
+        </w:rPr>
+        <w:t>done</w:t>
+      </w:r>
+      <w:r>
+        <w:rPr>
+          <w:rFonts w:ascii="Liberation Serif" w:hAnsi="Liberation Serif" w:eastAsia="Liberation Serif"/>
+          <w:b w:val="0"/>
+          <w:i w:val="0"/>
+        </w:rPr>
+        <w:t xml:space="preserve"> for the remote stone/index pass (</w:t>
+      </w:r>
+      <w:r>
+        <w:rPr>
+          <w:rFonts w:ascii="Liberation Serif" w:hAnsi="Liberation Serif" w:eastAsia="Liberation Serif"/>
+          <w:b/>
+          <w:i w:val="0"/>
+        </w:rPr>
+        <w:t>C383–C398</w:t>
+      </w:r>
+      <w:r>
+        <w:rPr>
+          <w:rFonts w:ascii="Liberation Serif" w:hAnsi="Liberation Serif" w:eastAsia="Liberation Serif"/>
+          <w:b w:val="0"/>
+          <w:i w:val="0"/>
+        </w:rPr>
+        <w:t xml:space="preserve">). Vincent Newman Family Cemetery located; Edward stone </w:t>
+      </w:r>
+      <w:r>
+        <w:rPr>
+          <w:rFonts w:ascii="Liberation Serif" w:hAnsi="Liberation Serif" w:eastAsia="Liberation Serif"/>
+          <w:b/>
+          <w:i w:val="0"/>
+        </w:rPr>
+        <w:t>image seen</w:t>
+      </w:r>
+      <w:r>
+        <w:rPr>
+          <w:rFonts w:ascii="Liberation Serif" w:hAnsi="Liberation Serif" w:eastAsia="Liberation Serif"/>
+          <w:b w:val="0"/>
+          <w:i w:val="0"/>
+        </w:rPr>
+        <w:t xml:space="preserve">; Madison 1936 ages </w:t>
+      </w:r>
+      <w:r>
+        <w:rPr>
+          <w:rFonts w:ascii="Liberation Serif" w:hAnsi="Liberation Serif" w:eastAsia="Liberation Serif"/>
+          <w:b/>
+          <w:i w:val="0"/>
+        </w:rPr>
+        <w:t>017</w:t>
+      </w:r>
+      <w:r>
+        <w:rPr>
+          <w:rFonts w:ascii="Liberation Serif" w:hAnsi="Liberation Serif" w:eastAsia="Liberation Serif"/>
+          <w:b w:val="0"/>
+          <w:i w:val="0"/>
+        </w:rPr>
+        <w:t xml:space="preserve">. Still unread: Madison/Lee DC </w:t>
+      </w:r>
+      <w:r>
+        <w:rPr>
+          <w:rFonts w:ascii="Liberation Serif" w:hAnsi="Liberation Serif" w:eastAsia="Liberation Serif"/>
+          <w:b/>
+          <w:i w:val="0"/>
+        </w:rPr>
+        <w:t>images</w:t>
+      </w:r>
+      <w:r>
+        <w:rPr>
+          <w:rFonts w:ascii="Liberation Serif" w:hAnsi="Liberation Serif" w:eastAsia="Liberation Serif"/>
+          <w:b w:val="0"/>
+          <w:i w:val="0"/>
+        </w:rPr>
+        <w:t xml:space="preserve">, Owsley 1920 book, Smith 1843–1929 marriages; Callie/Dorothy/Everett FAG </w:t>
+      </w:r>
+      <w:r>
+        <w:rPr>
+          <w:rFonts w:ascii="Liberation Serif" w:hAnsi="Liberation Serif" w:eastAsia="Liberation Serif"/>
+          <w:b/>
+          <w:i w:val="0"/>
+        </w:rPr>
+        <w:t>no photos</w:t>
+      </w:r>
+      <w:r>
+        <w:rPr>
+          <w:rFonts w:ascii="Liberation Serif" w:hAnsi="Liberation Serif" w:eastAsia="Liberation Serif"/>
+          <w:b w:val="0"/>
+          <w:i w:val="0"/>
+        </w:rPr>
+        <w:t xml:space="preserve">. Grant=Frank and John of Owsley still </w:t>
+      </w:r>
+      <w:r>
+        <w:rPr>
+          <w:rFonts w:ascii="Liberation Serif" w:hAnsi="Liberation Serif" w:eastAsia="Liberation Serif"/>
+          <w:b/>
+          <w:i w:val="0"/>
+        </w:rPr>
+        <w:t>POSSIBLE</w:t>
+      </w:r>
+      <w:r>
+        <w:rPr>
+          <w:rFonts w:ascii="Liberation Serif" w:hAnsi="Liberation Serif" w:eastAsia="Liberation Serif"/>
+          <w:b w:val="0"/>
+          <w:i w:val="0"/>
+        </w:rPr>
+        <w:t xml:space="preserve">. </w:t>
+      </w:r>
+      <w:r>
+        <w:rPr>
+          <w:rFonts w:ascii="Liberation Serif" w:hAnsi="Liberation Serif" w:eastAsia="Liberation Serif"/>
+          <w:b/>
+          <w:i w:val="0"/>
+        </w:rPr>
+        <w:t>B054 done</w:t>
+      </w:r>
+      <w:r>
+        <w:rPr>
+          <w:rFonts w:ascii="Liberation Serif" w:hAnsi="Liberation Serif" w:eastAsia="Liberation Serif"/>
+          <w:b w:val="0"/>
+          <w:i w:val="0"/>
+        </w:rPr>
+        <w:t xml:space="preserve"> — Carter Cove stones </w:t>
+      </w:r>
+      <w:r>
+        <w:rPr>
+          <w:rFonts w:ascii="Liberation Serif" w:hAnsi="Liberation Serif" w:eastAsia="Liberation Serif"/>
+          <w:b/>
+          <w:i w:val="0"/>
+        </w:rPr>
+        <w:t>image seen</w:t>
+      </w:r>
+      <w:r>
+        <w:rPr>
+          <w:rFonts w:ascii="Liberation Serif" w:hAnsi="Liberation Serif" w:eastAsia="Liberation Serif"/>
+          <w:b w:val="0"/>
+          <w:i w:val="0"/>
+        </w:rPr>
+        <w:t xml:space="preserve"> (</w:t>
+      </w:r>
+      <w:r>
+        <w:rPr>
+          <w:rFonts w:ascii="Liberation Serif" w:hAnsi="Liberation Serif" w:eastAsia="Liberation Serif"/>
+          <w:b/>
+          <w:i w:val="0"/>
+        </w:rPr>
+        <w:t>C410–C416</w:t>
+      </w:r>
+      <w:r>
+        <w:rPr>
+          <w:rFonts w:ascii="Liberation Serif" w:hAnsi="Liberation Serif" w:eastAsia="Liberation Serif"/>
+          <w:b w:val="0"/>
+          <w:i w:val="0"/>
+        </w:rPr>
+        <w:t xml:space="preserve">). Luther Riverview stones / DC images unread. </w:t>
+      </w:r>
+      <w:r>
+        <w:rPr>
+          <w:rFonts w:ascii="Liberation Serif" w:hAnsi="Liberation Serif" w:eastAsia="Liberation Serif"/>
+          <w:b/>
+          <w:i w:val="0"/>
+        </w:rPr>
+        <w:t>B051</w:t>
+      </w:r>
+      <w:r>
+        <w:rPr>
+          <w:rFonts w:ascii="Liberation Serif" w:hAnsi="Liberation Serif" w:eastAsia="Liberation Serif"/>
+          <w:b w:val="0"/>
+          <w:i w:val="0"/>
+        </w:rPr>
+        <w:t xml:space="preserve"> Luther death </w:t>
+      </w:r>
+      <w:r>
+        <w:rPr>
+          <w:rFonts w:ascii="Liberation Serif" w:hAnsi="Liberation Serif" w:eastAsia="Liberation Serif"/>
+          <w:b/>
+          <w:i w:val="0"/>
+        </w:rPr>
+        <w:t>done</w:t>
+      </w:r>
+      <w:r>
+        <w:rPr>
+          <w:rFonts w:ascii="Liberation Serif" w:hAnsi="Liberation Serif" w:eastAsia="Liberation Serif"/>
+          <w:b w:val="0"/>
+          <w:i w:val="0"/>
+        </w:rPr>
+        <w:t xml:space="preserve"> (</w:t>
+      </w:r>
+      <w:r>
+        <w:rPr>
+          <w:rFonts w:ascii="Liberation Serif" w:hAnsi="Liberation Serif" w:eastAsia="Liberation Serif"/>
+          <w:b/>
+          <w:i w:val="0"/>
+        </w:rPr>
+        <w:t>C375–C382</w:t>
+      </w:r>
+      <w:r>
+        <w:rPr>
+          <w:rFonts w:ascii="Liberation Serif" w:hAnsi="Liberation Serif" w:eastAsia="Liberation Serif"/>
+          <w:b w:val="0"/>
+          <w:i w:val="0"/>
+        </w:rPr>
+        <w:t xml:space="preserve">). </w:t>
+      </w:r>
+      <w:r>
+        <w:rPr>
+          <w:rFonts w:ascii="Liberation Serif" w:hAnsi="Liberation Serif" w:eastAsia="Liberation Serif"/>
+          <w:b/>
+          <w:i w:val="0"/>
+        </w:rPr>
+        <w:t>B052</w:t>
+      </w:r>
+      <w:r>
+        <w:rPr>
+          <w:rFonts w:ascii="Liberation Serif" w:hAnsi="Liberation Serif" w:eastAsia="Liberation Serif"/>
+          <w:b w:val="0"/>
+          <w:i w:val="0"/>
+        </w:rPr>
+        <w:t xml:space="preserve"> Shelby × Grace </w:t>
+      </w:r>
+      <w:r>
+        <w:rPr>
+          <w:rFonts w:ascii="Liberation Serif" w:hAnsi="Liberation Serif" w:eastAsia="Liberation Serif"/>
+          <w:b/>
+          <w:i w:val="0"/>
+        </w:rPr>
+        <w:t>done</w:t>
+      </w:r>
+      <w:r>
+        <w:rPr>
+          <w:rFonts w:ascii="Liberation Serif" w:hAnsi="Liberation Serif" w:eastAsia="Liberation Serif"/>
+          <w:b w:val="0"/>
+          <w:i w:val="0"/>
+        </w:rPr>
+        <w:t xml:space="preserve">. </w:t>
+      </w:r>
+      <w:r>
+        <w:rPr>
+          <w:rFonts w:ascii="Liberation Serif" w:hAnsi="Liberation Serif" w:eastAsia="Liberation Serif"/>
+          <w:b/>
+          <w:i w:val="0"/>
+        </w:rPr>
+        <w:t>B053</w:t>
+      </w:r>
+      <w:r>
+        <w:rPr>
+          <w:rFonts w:ascii="Liberation Serif" w:hAnsi="Liberation Serif" w:eastAsia="Liberation Serif"/>
+          <w:b w:val="0"/>
+          <w:i w:val="0"/>
+        </w:rPr>
+        <w:t xml:space="preserve"> Everett FAN </w:t>
+      </w:r>
+      <w:r>
+        <w:rPr>
+          <w:rFonts w:ascii="Liberation Serif" w:hAnsi="Liberation Serif" w:eastAsia="Liberation Serif"/>
+          <w:b/>
+          <w:i w:val="0"/>
+        </w:rPr>
+        <w:t>done</w:t>
+      </w:r>
+      <w:r>
+        <w:rPr>
+          <w:rFonts w:ascii="Liberation Serif" w:hAnsi="Liberation Serif" w:eastAsia="Liberation Serif"/>
+          <w:b w:val="0"/>
+          <w:i w:val="0"/>
+        </w:rPr>
+        <w:t xml:space="preserve"> (</w:t>
+      </w:r>
+      <w:r>
+        <w:rPr>
+          <w:rFonts w:ascii="Liberation Serif" w:hAnsi="Liberation Serif" w:eastAsia="Liberation Serif"/>
+          <w:b/>
+          <w:i w:val="0"/>
+        </w:rPr>
+        <w:t>C349–C365</w:t>
+      </w:r>
+      <w:r>
+        <w:rPr>
+          <w:rFonts w:ascii="Liberation Serif" w:hAnsi="Liberation Serif" w:eastAsia="Liberation Serif"/>
+          <w:b w:val="0"/>
+          <w:i w:val="0"/>
+        </w:rPr>
+        <w:t>).</w:t>
       </w:r>
     </w:p>
     <w:p>
@@ -9346,55 +9466,84 @@
       <w:r>
         <w:rPr>
           <w:rFonts w:ascii="Liberation Serif" w:hAnsi="Liberation Serif" w:eastAsia="Liberation Serif"/>
-          <w:b/>
-          <w:i w:val="0"/>
-        </w:rPr>
-        <w:t>Master Word document:</w:t>
-      </w:r>
-      <w:r>
-        <w:rPr>
-          <w:rFonts w:ascii="Liberation Serif" w:hAnsi="Liberation Serif" w:eastAsia="Liberation Serif"/>
-          <w:b w:val="0"/>
-          <w:i w:val="0"/>
-        </w:rPr>
-        <w:t xml:space="preserve"> </w:t>
-      </w:r>
-      <w:r>
-        <w:rPr>
-          <w:rFonts w:ascii="Liberation Mono" w:hAnsi="Liberation Mono" w:eastAsia="Liberation Mono"/>
-          <w:b w:val="0"/>
-          <w:i w:val="0"/>
-          <w:sz w:val="18"/>
-        </w:rPr>
-        <w:t>research/dora-ella-newnam/book/Dora-Ella-Newnam-Stone-A-Life.docx</w:t>
-      </w:r>
-      <w:r>
-        <w:rPr>
-          <w:rFonts w:ascii="Liberation Serif" w:hAnsi="Liberation Serif" w:eastAsia="Liberation Serif"/>
-          <w:b w:val="0"/>
-          <w:i w:val="0"/>
-        </w:rPr>
-        <w:t xml:space="preserve"> (working copy </w:t>
-      </w:r>
-      <w:r>
-        <w:rPr>
-          <w:rFonts w:ascii="Liberation Mono" w:hAnsi="Liberation Mono" w:eastAsia="Liberation Mono"/>
-          <w:b w:val="0"/>
-          <w:i w:val="0"/>
-          <w:sz w:val="18"/>
-        </w:rPr>
-        <w:t>sources/authored/Dora-Ella-Newnam-Stone-A-Life-latest.docx</w:t>
-      </w:r>
-      <w:r>
-        <w:rPr>
-          <w:rFonts w:ascii="Liberation Serif" w:hAnsi="Liberation Serif" w:eastAsia="Liberation Serif"/>
-          <w:b w:val="0"/>
-          <w:i w:val="0"/>
-        </w:rPr>
-        <w:t>). Rebuilt this pass. Pope Roll 5 is still unread.</w:t>
+          <w:b w:val="0"/>
+          <w:i w:val="0"/>
+        </w:rPr>
+        <w:t xml:space="preserve">Greene 37–43 Stone sweep is </w:t>
+      </w:r>
+      <w:r>
+        <w:rPr>
+          <w:rFonts w:ascii="Liberation Serif" w:hAnsi="Liberation Serif" w:eastAsia="Liberation Serif"/>
+          <w:b/>
+          <w:i w:val="0"/>
+        </w:rPr>
+        <w:t>closed</w:t>
+      </w:r>
+      <w:r>
+        <w:rPr>
+          <w:rFonts w:ascii="Liberation Serif" w:hAnsi="Liberation Serif" w:eastAsia="Liberation Serif"/>
+          <w:b w:val="0"/>
+          <w:i w:val="0"/>
+        </w:rPr>
+        <w:t>. Do not reopen Peebles as a third marriage without a license. Do not print 1868 or 24 February 1906 as facts.</w:t>
       </w:r>
     </w:p>
     <w:p>
+      <w:pPr>
+        <w:pStyle w:val="ListBullet"/>
+      </w:pPr>
+      <w:r>
+        <w:rPr>
+          <w:rFonts w:ascii="Liberation Serif" w:hAnsi="Liberation Serif" w:eastAsia="Liberation Serif"/>
+          <w:b/>
+          <w:i w:val="0"/>
+        </w:rPr>
+        <w:t>Master Word document:</w:t>
+      </w:r>
+      <w:r>
+        <w:rPr>
+          <w:rFonts w:ascii="Liberation Serif" w:hAnsi="Liberation Serif" w:eastAsia="Liberation Serif"/>
+          <w:b w:val="0"/>
+          <w:i w:val="0"/>
+        </w:rPr>
+        <w:t xml:space="preserve"> </w:t>
+      </w:r>
+      <w:r>
+        <w:rPr>
+          <w:rFonts w:ascii="Liberation Mono" w:hAnsi="Liberation Mono" w:eastAsia="Liberation Mono"/>
+          <w:b w:val="0"/>
+          <w:i w:val="0"/>
+          <w:sz w:val="18"/>
+        </w:rPr>
+        <w:t>research/dora-ella-newnam/book/Dora-Ella-Newnam-Stone-A-Life.docx</w:t>
+      </w:r>
+      <w:r>
+        <w:rPr>
+          <w:rFonts w:ascii="Liberation Serif" w:hAnsi="Liberation Serif" w:eastAsia="Liberation Serif"/>
+          <w:b w:val="0"/>
+          <w:i w:val="0"/>
+        </w:rPr>
+        <w:t xml:space="preserve"> (working copy </w:t>
+      </w:r>
+      <w:r>
+        <w:rPr>
+          <w:rFonts w:ascii="Liberation Mono" w:hAnsi="Liberation Mono" w:eastAsia="Liberation Mono"/>
+          <w:b w:val="0"/>
+          <w:i w:val="0"/>
+          <w:sz w:val="18"/>
+        </w:rPr>
+        <w:t>sources/authored/Dora-Ella-Newnam-Stone-A-Life-latest.docx</w:t>
+      </w:r>
+      <w:r>
+        <w:rPr>
+          <w:rFonts w:ascii="Liberation Serif" w:hAnsi="Liberation Serif" w:eastAsia="Liberation Serif"/>
+          <w:b w:val="0"/>
+          <w:i w:val="0"/>
+        </w:rPr>
+        <w:t>). Rebuilt this pass. Pope Roll 5 is still unread.</w:t>
+      </w:r>
+    </w:p>
+    <w:p>
       <w:r>
         <w:rPr>
           <w:rFonts w:ascii="Liberation Serif" w:hAnsi="Liberation Serif" w:eastAsia="Liberation Serif"/>
@@ -9409,6 +9558,38 @@
           <w:b/>
           <w:i w:val="0"/>
         </w:rPr>
+        <w:t>B041</w:t>
+      </w:r>
+      <w:r>
+        <w:rPr>
+          <w:rFonts w:ascii="Liberation Serif" w:hAnsi="Liberation Serif" w:eastAsia="Liberation Serif"/>
+          <w:b w:val="0"/>
+          <w:i w:val="0"/>
+        </w:rPr>
+        <w:t xml:space="preserve"> — on-site walk of Newnam Cemetery (Crossroads Tom Cornett Farm, Pebworth) / Lee Clerk burial minutes 1900–1910 (</w:t>
+      </w:r>
+      <w:r>
+        <w:rPr>
+          <w:rFonts w:ascii="Liberation Serif" w:hAnsi="Liberation Serif" w:eastAsia="Liberation Serif"/>
+          <w:b/>
+          <w:i w:val="0"/>
+        </w:rPr>
+        <w:t>R018</w:t>
+      </w:r>
+      <w:r>
+        <w:rPr>
+          <w:rFonts w:ascii="Liberation Serif" w:hAnsi="Liberation Serif" w:eastAsia="Liberation Serif"/>
+          <w:b w:val="0"/>
+          <w:i w:val="0"/>
+        </w:rPr>
+        <w:t xml:space="preserve">). Residual </w:t>
+      </w:r>
+      <w:r>
+        <w:rPr>
+          <w:rFonts w:ascii="Liberation Serif" w:hAnsi="Liberation Serif" w:eastAsia="Liberation Serif"/>
+          <w:b/>
+          <w:i w:val="0"/>
+        </w:rPr>
         <w:t>B042</w:t>
       </w:r>
       <w:r>
@@ -9417,7 +9598,7 @@
           <w:b w:val="0"/>
           <w:i w:val="0"/>
         </w:rPr>
-        <w:t xml:space="preserve"> — UK film </w:t>
+        <w:t xml:space="preserve"> is UK film </w:t>
       </w:r>
       <w:r>
         <w:rPr>
@@ -9481,7 +9662,7 @@
           <w:b w:val="0"/>
           <w:i w:val="0"/>
         </w:rPr>
-        <w:t xml:space="preserve">) if free. Residual </w:t>
+        <w:t xml:space="preserve">). Residual </w:t>
       </w:r>
       <w:r>
         <w:rPr>
@@ -9545,39 +9726,39 @@
           <w:b w:val="0"/>
           <w:i w:val="0"/>
         </w:rPr>
-        <w:t xml:space="preserve"> is browser-open Find a Grave </w:t>
-      </w:r>
-      <w:r>
-        <w:rPr>
-          <w:rFonts w:ascii="Liberation Serif" w:hAnsi="Liberation Serif" w:eastAsia="Liberation Serif"/>
-          <w:b/>
-          <w:i w:val="0"/>
-        </w:rPr>
-        <w:t>97907837 / 97907931</w:t>
-      </w:r>
-      <w:r>
-        <w:rPr>
-          <w:rFonts w:ascii="Liberation Serif" w:hAnsi="Liberation Serif" w:eastAsia="Liberation Serif"/>
-          <w:b w:val="0"/>
-          <w:i w:val="0"/>
-        </w:rPr>
-        <w:t xml:space="preserve"> (</w:t>
-      </w:r>
-      <w:r>
-        <w:rPr>
-          <w:rFonts w:ascii="Liberation Serif" w:hAnsi="Liberation Serif" w:eastAsia="Liberation Serif"/>
-          <w:b/>
-          <w:i w:val="0"/>
-        </w:rPr>
-        <w:t>R017</w:t>
-      </w:r>
-      <w:r>
-        <w:rPr>
-          <w:rFonts w:ascii="Liberation Serif" w:hAnsi="Liberation Serif" w:eastAsia="Liberation Serif"/>
-          <w:b w:val="0"/>
-          <w:i w:val="0"/>
-        </w:rPr>
-        <w:t xml:space="preserve">, owned). Residual </w:t>
+        <w:t xml:space="preserve"> last attempt was </w:t>
+      </w:r>
+      <w:r>
+        <w:rPr>
+          <w:rFonts w:ascii="Liberation Serif" w:hAnsi="Liberation Serif" w:eastAsia="Liberation Serif"/>
+          <w:b/>
+          <w:i w:val="0"/>
+        </w:rPr>
+        <w:t>403</w:t>
+      </w:r>
+      <w:r>
+        <w:rPr>
+          <w:rFonts w:ascii="Liberation Serif" w:hAnsi="Liberation Serif" w:eastAsia="Liberation Serif"/>
+          <w:b w:val="0"/>
+          <w:i w:val="0"/>
+        </w:rPr>
+        <w:t xml:space="preserve"> — </w:t>
+      </w:r>
+      <w:r>
+        <w:rPr>
+          <w:rFonts w:ascii="Liberation Serif" w:hAnsi="Liberation Serif" w:eastAsia="Liberation Serif"/>
+          <w:b/>
+          <w:i w:val="0"/>
+        </w:rPr>
+        <w:t>do not replay</w:t>
+      </w:r>
+      <w:r>
+        <w:rPr>
+          <w:rFonts w:ascii="Liberation Serif" w:hAnsi="Liberation Serif" w:eastAsia="Liberation Serif"/>
+          <w:b w:val="0"/>
+          <w:i w:val="0"/>
+        </w:rPr>
+        <w:t xml:space="preserve">. Residual </w:t>
       </w:r>
       <w:r>
         <w:rPr>
@@ -9617,6 +9798,54 @@
           <w:b/>
           <w:i w:val="0"/>
         </w:rPr>
+        <w:t>B041</w:t>
+      </w:r>
+      <w:r>
+        <w:rPr>
+          <w:rFonts w:ascii="Liberation Serif" w:hAnsi="Liberation Serif" w:eastAsia="Liberation Serif"/>
+          <w:b w:val="0"/>
+          <w:i w:val="0"/>
+        </w:rPr>
+        <w:t xml:space="preserve"> wrap filed this pass (partial). </w:t>
+      </w:r>
+      <w:r>
+        <w:rPr>
+          <w:rFonts w:ascii="Liberation Serif" w:hAnsi="Liberation Serif" w:eastAsia="Liberation Serif"/>
+          <w:b/>
+          <w:i w:val="0"/>
+        </w:rPr>
+        <w:t>B020</w:t>
+      </w:r>
+      <w:r>
+        <w:rPr>
+          <w:rFonts w:ascii="Liberation Serif" w:hAnsi="Liberation Serif" w:eastAsia="Liberation Serif"/>
+          <w:b w:val="0"/>
+          <w:i w:val="0"/>
+        </w:rPr>
+        <w:t xml:space="preserve"> last 403 filed Pass </w:t>
+      </w:r>
+      <w:r>
+        <w:rPr>
+          <w:rFonts w:ascii="Liberation Serif" w:hAnsi="Liberation Serif" w:eastAsia="Liberation Serif"/>
+          <w:b/>
+          <w:i w:val="0"/>
+        </w:rPr>
+        <w:t>85</w:t>
+      </w:r>
+      <w:r>
+        <w:rPr>
+          <w:rFonts w:ascii="Liberation Serif" w:hAnsi="Liberation Serif" w:eastAsia="Liberation Serif"/>
+          <w:b w:val="0"/>
+          <w:i w:val="0"/>
+        </w:rPr>
+        <w:t xml:space="preserve">. </w:t>
+      </w:r>
+      <w:r>
+        <w:rPr>
+          <w:rFonts w:ascii="Liberation Serif" w:hAnsi="Liberation Serif" w:eastAsia="Liberation Serif"/>
+          <w:b/>
+          <w:i w:val="0"/>
+        </w:rPr>
         <w:t>B039</w:t>
       </w:r>
       <w:r>
@@ -9625,7 +9854,23 @@
           <w:b w:val="0"/>
           <w:i w:val="0"/>
         </w:rPr>
-        <w:t xml:space="preserve"> residual wrap filed this pass (partial). </w:t>
+        <w:t xml:space="preserve"> residual wrap filed Pass </w:t>
+      </w:r>
+      <w:r>
+        <w:rPr>
+          <w:rFonts w:ascii="Liberation Serif" w:hAnsi="Liberation Serif" w:eastAsia="Liberation Serif"/>
+          <w:b/>
+          <w:i w:val="0"/>
+        </w:rPr>
+        <w:t>84</w:t>
+      </w:r>
+      <w:r>
+        <w:rPr>
+          <w:rFonts w:ascii="Liberation Serif" w:hAnsi="Liberation Serif" w:eastAsia="Liberation Serif"/>
+          <w:b w:val="0"/>
+          <w:i w:val="0"/>
+        </w:rPr>
+        <w:t xml:space="preserve">. </w:t>
       </w:r>
       <w:r>
         <w:rPr>
@@ -9873,7 +10118,7 @@
           <w:b/>
           <w:i w:val="0"/>
         </w:rPr>
-        <w:t>B007 / B014 / B020 / B047 / B049 / B055 / B056</w:t>
+        <w:t>B007 / B014 / B039 / B042 / B047 / B049 / B055 / B056</w:t>
       </w:r>
       <w:r>
         <w:rPr>
@@ -9889,15 +10134,31 @@
           <w:b/>
           <w:i w:val="0"/>
         </w:rPr>
-        <w:t>B015 / B016 / B030 / B039 digital ladder / B042 digital table / B045 / B051 / B054 / B057 / B092</w:t>
-      </w:r>
-      <w:r>
-        <w:rPr>
-          <w:rFonts w:ascii="Liberation Serif" w:hAnsi="Liberation Serif" w:eastAsia="Liberation Serif"/>
-          <w:b w:val="0"/>
-          <w:i w:val="0"/>
-        </w:rPr>
-        <w:t>. Do not open a fourth 1900–death location campaign. Do not pretend to have read Pope Roll 5, the Lee probate film, Yell Marriage Book L, KY certificate 20591, TN certificates 09021/15370, Hayes/Smith book pages, unread Beattyville film, or unread Find a Grave biography panes.</w:t>
+        <w:t>B015 / B016 / B020 / B030 / B045 / B051 / B054 / B057 / B092</w:t>
+      </w:r>
+      <w:r>
+        <w:rPr>
+          <w:rFonts w:ascii="Liberation Serif" w:hAnsi="Liberation Serif" w:eastAsia="Liberation Serif"/>
+          <w:b w:val="0"/>
+          <w:i w:val="0"/>
+        </w:rPr>
+        <w:t xml:space="preserve">. Do not replay </w:t>
+      </w:r>
+      <w:r>
+        <w:rPr>
+          <w:rFonts w:ascii="Liberation Serif" w:hAnsi="Liberation Serif" w:eastAsia="Liberation Serif"/>
+          <w:b/>
+          <w:i w:val="0"/>
+        </w:rPr>
+        <w:t>B020</w:t>
+      </w:r>
+      <w:r>
+        <w:rPr>
+          <w:rFonts w:ascii="Liberation Serif" w:hAnsi="Liberation Serif" w:eastAsia="Liberation Serif"/>
+          <w:b w:val="0"/>
+          <w:i w:val="0"/>
+        </w:rPr>
+        <w:t>. Do not open a fourth 1900–death location campaign. Do not pretend to have read Pope Roll 5, the Lee probate film, Yell Marriage Book L, KY certificate 20591, TN certificates 09021/15370, Hayes/Smith book pages, unread Beattyville film, unread Find a Grave biography panes, or unread on-site Newnam Cemetery stones.</w:t>
       </w:r>
     </w:p>
     <w:p>
@@ -16065,6 +16326,224 @@
           <w:i w:val="0"/>
         </w:rPr>
         <w:t>S446–S455</w:t>
+      </w:r>
+      <w:r>
+        <w:rPr>
+          <w:rFonts w:ascii="Liberation Serif" w:hAnsi="Liberation Serif" w:eastAsia="Liberation Serif"/>
+          <w:b w:val="0"/>
+          <w:i w:val="0"/>
+        </w:rPr>
+        <w:t>.</w:t>
+      </w:r>
+    </w:p>
+    <w:p>
+      <w:r>
+        <w:rPr>
+          <w:rFonts w:ascii="Liberation Serif" w:hAnsi="Liberation Serif" w:eastAsia="Liberation Serif"/>
+          <w:b w:val="0"/>
+          <w:i w:val="0"/>
+        </w:rPr>
+        <w:t xml:space="preserve">65. Pass 85 B041 + B020 last 403. Newnam Cemetery 2006 reading (22 Feb 2006, Combs/Cornett/Edwards) </w:t>
+      </w:r>
+      <w:r>
+        <w:rPr>
+          <w:rFonts w:ascii="Liberation Serif" w:hAnsi="Liberation Serif" w:eastAsia="Liberation Serif"/>
+          <w:b/>
+          <w:i w:val="0"/>
+        </w:rPr>
+        <w:t>0</w:t>
+      </w:r>
+      <w:r>
+        <w:rPr>
+          <w:rFonts w:ascii="Liberation Serif" w:hAnsi="Liberation Serif" w:eastAsia="Liberation Serif"/>
+          <w:b w:val="0"/>
+          <w:i w:val="0"/>
+        </w:rPr>
+        <w:t xml:space="preserve"> Samuel/Sam/Parriott. FAG 2378080 listings: Newnam </w:t>
+      </w:r>
+      <w:r>
+        <w:rPr>
+          <w:rFonts w:ascii="Liberation Serif" w:hAnsi="Liberation Serif" w:eastAsia="Liberation Serif"/>
+          <w:b/>
+          <w:i w:val="0"/>
+        </w:rPr>
+        <w:t>20</w:t>
+      </w:r>
+      <w:r>
+        <w:rPr>
+          <w:rFonts w:ascii="Liberation Serif" w:hAnsi="Liberation Serif" w:eastAsia="Liberation Serif"/>
+          <w:b w:val="0"/>
+          <w:i w:val="0"/>
+        </w:rPr>
+        <w:t xml:space="preserve"> / Newman </w:t>
+      </w:r>
+      <w:r>
+        <w:rPr>
+          <w:rFonts w:ascii="Liberation Serif" w:hAnsi="Liberation Serif" w:eastAsia="Liberation Serif"/>
+          <w:b/>
+          <w:i w:val="0"/>
+        </w:rPr>
+        <w:t>3</w:t>
+      </w:r>
+      <w:r>
+        <w:rPr>
+          <w:rFonts w:ascii="Liberation Serif" w:hAnsi="Liberation Serif" w:eastAsia="Liberation Serif"/>
+          <w:b w:val="0"/>
+          <w:i w:val="0"/>
+        </w:rPr>
+        <w:t xml:space="preserve"> / Samuel </w:t>
+      </w:r>
+      <w:r>
+        <w:rPr>
+          <w:rFonts w:ascii="Liberation Serif" w:hAnsi="Liberation Serif" w:eastAsia="Liberation Serif"/>
+          <w:b/>
+          <w:i w:val="0"/>
+        </w:rPr>
+        <w:t>0</w:t>
+      </w:r>
+      <w:r>
+        <w:rPr>
+          <w:rFonts w:ascii="Liberation Serif" w:hAnsi="Liberation Serif" w:eastAsia="Liberation Serif"/>
+          <w:b w:val="0"/>
+          <w:i w:val="0"/>
+        </w:rPr>
+        <w:t xml:space="preserve">. USGW cemetery directory has </w:t>
+      </w:r>
+      <w:r>
+        <w:rPr>
+          <w:rFonts w:ascii="Liberation Serif" w:hAnsi="Liberation Serif" w:eastAsia="Liberation Serif"/>
+          <w:b/>
+          <w:i w:val="0"/>
+        </w:rPr>
+        <w:t>no</w:t>
+      </w:r>
+      <w:r>
+        <w:rPr>
+          <w:rFonts w:ascii="Liberation Serif" w:hAnsi="Liberation Serif" w:eastAsia="Liberation Serif"/>
+          <w:b w:val="0"/>
+          <w:i w:val="0"/>
+        </w:rPr>
+        <w:t xml:space="preserve"> Newnam file. Statewide FAG Samuel Newnam/Newman KY 1906±10 </w:t>
+      </w:r>
+      <w:r>
+        <w:rPr>
+          <w:rFonts w:ascii="Liberation Serif" w:hAnsi="Liberation Serif" w:eastAsia="Liberation Serif"/>
+          <w:b/>
+          <w:i w:val="0"/>
+        </w:rPr>
+        <w:t>0</w:t>
+      </w:r>
+      <w:r>
+        <w:rPr>
+          <w:rFonts w:ascii="Liberation Serif" w:hAnsi="Liberation Serif" w:eastAsia="Liberation Serif"/>
+          <w:b w:val="0"/>
+          <w:i w:val="0"/>
+        </w:rPr>
+        <w:t xml:space="preserve">. IA Solr title </w:t>
+      </w:r>
+      <w:r>
+        <w:rPr>
+          <w:rFonts w:ascii="Liberation Serif" w:hAnsi="Liberation Serif" w:eastAsia="Liberation Serif"/>
+          <w:b/>
+          <w:i w:val="0"/>
+        </w:rPr>
+        <w:t>0</w:t>
+      </w:r>
+      <w:r>
+        <w:rPr>
+          <w:rFonts w:ascii="Liberation Serif" w:hAnsi="Liberation Serif" w:eastAsia="Liberation Serif"/>
+          <w:b w:val="0"/>
+          <w:i w:val="0"/>
+        </w:rPr>
+        <w:t xml:space="preserve">. Sam P. Combs 1869–1957 / Lucinda 1906 / Dora B. Combs </w:t>
+      </w:r>
+      <w:r>
+        <w:rPr>
+          <w:rFonts w:ascii="Liberation Serif" w:hAnsi="Liberation Serif" w:eastAsia="Liberation Serif"/>
+          <w:b/>
+          <w:i w:val="0"/>
+        </w:rPr>
+        <w:t>rejected</w:t>
+      </w:r>
+      <w:r>
+        <w:rPr>
+          <w:rFonts w:ascii="Liberation Serif" w:hAnsi="Liberation Serif" w:eastAsia="Liberation Serif"/>
+          <w:b w:val="0"/>
+          <w:i w:val="0"/>
+        </w:rPr>
+        <w:t xml:space="preserve">. Last Dora Newman and Thomas Stone attempt still </w:t>
+      </w:r>
+      <w:r>
+        <w:rPr>
+          <w:rFonts w:ascii="Liberation Serif" w:hAnsi="Liberation Serif" w:eastAsia="Liberation Serif"/>
+          <w:b/>
+          <w:i w:val="0"/>
+        </w:rPr>
+        <w:t>403</w:t>
+      </w:r>
+      <w:r>
+        <w:rPr>
+          <w:rFonts w:ascii="Liberation Serif" w:hAnsi="Liberation Serif" w:eastAsia="Liberation Serif"/>
+          <w:b w:val="0"/>
+          <w:i w:val="0"/>
+        </w:rPr>
+        <w:t xml:space="preserve"> — </w:t>
+      </w:r>
+      <w:r>
+        <w:rPr>
+          <w:rFonts w:ascii="Liberation Serif" w:hAnsi="Liberation Serif" w:eastAsia="Liberation Serif"/>
+          <w:b/>
+          <w:i w:val="0"/>
+        </w:rPr>
+        <w:t>stop replay</w:t>
+      </w:r>
+      <w:r>
+        <w:rPr>
+          <w:rFonts w:ascii="Liberation Serif" w:hAnsi="Liberation Serif" w:eastAsia="Liberation Serif"/>
+          <w:b w:val="0"/>
+          <w:i w:val="0"/>
+        </w:rPr>
+        <w:t xml:space="preserve">. </w:t>
+      </w:r>
+      <w:r>
+        <w:rPr>
+          <w:rFonts w:ascii="Liberation Serif" w:hAnsi="Liberation Serif" w:eastAsia="Liberation Serif"/>
+          <w:b w:val="0"/>
+          <w:i/>
+        </w:rPr>
+        <w:t>Transcription / listing HTML seen. Stones and biography panes not examined.</w:t>
+      </w:r>
+      <w:r>
+        <w:rPr>
+          <w:rFonts w:ascii="Liberation Serif" w:hAnsi="Liberation Serif" w:eastAsia="Liberation Serif"/>
+          <w:b w:val="0"/>
+          <w:i w:val="0"/>
+        </w:rPr>
+        <w:t xml:space="preserve"> </w:t>
+      </w:r>
+      <w:r>
+        <w:rPr>
+          <w:rFonts w:ascii="Liberation Serif" w:hAnsi="Liberation Serif" w:eastAsia="Liberation Serif"/>
+          <w:b/>
+          <w:i w:val="0"/>
+        </w:rPr>
+        <w:t>C524–C534</w:t>
+      </w:r>
+      <w:r>
+        <w:rPr>
+          <w:rFonts w:ascii="Liberation Serif" w:hAnsi="Liberation Serif" w:eastAsia="Liberation Serif"/>
+          <w:b w:val="0"/>
+          <w:i w:val="0"/>
+        </w:rPr>
+        <w:t xml:space="preserve"> </w:t>
+      </w:r>
+      <w:r>
+        <w:rPr>
+          <w:rFonts w:ascii="Liberation Serif" w:hAnsi="Liberation Serif" w:eastAsia="Liberation Serif"/>
+          <w:b/>
+          <w:i w:val="0"/>
+        </w:rPr>
+        <w:t>S456–S464</w:t>
       </w:r>
       <w:r>
         <w:rPr>
@@ -28271,6 +28750,789 @@
                 <w:sz w:val="18"/>
               </w:rPr>
               <w:t>combined notes</w:t>
+            </w:r>
+          </w:p>
+        </w:tc>
+      </w:tr>
+      <w:tr>
+        <w:tc>
+          <w:tcPr>
+            <w:tcW w:type="dxa" w:w="1872"/>
+          </w:tcPr>
+          <w:p>
+            <w:r/>
+            <w:r>
+              <w:rPr>
+                <w:rFonts w:ascii="Liberation Serif" w:hAnsi="Liberation Serif" w:eastAsia="Liberation Serif"/>
+                <w:b w:val="0"/>
+                <w:i w:val="0"/>
+                <w:sz w:val="18"/>
+              </w:rPr>
+              <w:t>S456</w:t>
+            </w:r>
+          </w:p>
+        </w:tc>
+        <w:tc>
+          <w:tcPr>
+            <w:tcW w:type="dxa" w:w="1872"/>
+          </w:tcPr>
+          <w:p>
+            <w:r/>
+            <w:r>
+              <w:rPr>
+                <w:rFonts w:ascii="Liberation Mono" w:hAnsi="Liberation Mono" w:eastAsia="Liberation Mono"/>
+                <w:b w:val="0"/>
+                <w:i w:val="0"/>
+                <w:sz w:val="18"/>
+              </w:rPr>
+              <w:t>../sources/cemetery/b041-pass85-samuel-burial-extract-2026-10-31.txt</w:t>
+            </w:r>
+          </w:p>
+        </w:tc>
+        <w:tc>
+          <w:tcPr>
+            <w:tcW w:type="dxa" w:w="1872"/>
+          </w:tcPr>
+          <w:p>
+            <w:r/>
+            <w:r>
+              <w:rPr>
+                <w:rFonts w:ascii="Liberation Serif" w:hAnsi="Liberation Serif" w:eastAsia="Liberation Serif"/>
+                <w:b w:val="0"/>
+                <w:i w:val="0"/>
+                <w:sz w:val="18"/>
+              </w:rPr>
+              <w:t>Combined B041 + B020 last-403</w:t>
+            </w:r>
+          </w:p>
+        </w:tc>
+        <w:tc>
+          <w:tcPr>
+            <w:tcW w:type="dxa" w:w="1872"/>
+          </w:tcPr>
+          <w:p>
+            <w:r/>
+            <w:r>
+              <w:rPr>
+                <w:rFonts w:ascii="Liberation Serif" w:hAnsi="Liberation Serif" w:eastAsia="Liberation Serif"/>
+                <w:b w:val="0"/>
+                <w:i w:val="0"/>
+                <w:sz w:val="18"/>
+              </w:rPr>
+              <w:t>Exact strings + 403 + retrieval</w:t>
+            </w:r>
+          </w:p>
+        </w:tc>
+        <w:tc>
+          <w:tcPr>
+            <w:tcW w:type="dxa" w:w="1872"/>
+          </w:tcPr>
+          <w:p>
+            <w:r/>
+            <w:r>
+              <w:rPr>
+                <w:rFonts w:ascii="Liberation Serif" w:hAnsi="Liberation Serif" w:eastAsia="Liberation Serif"/>
+                <w:b w:val="0"/>
+                <w:i w:val="0"/>
+                <w:sz w:val="18"/>
+              </w:rPr>
+              <w:t>combined notes</w:t>
+            </w:r>
+          </w:p>
+        </w:tc>
+      </w:tr>
+      <w:tr>
+        <w:tc>
+          <w:tcPr>
+            <w:tcW w:type="dxa" w:w="1872"/>
+          </w:tcPr>
+          <w:p>
+            <w:r/>
+            <w:r>
+              <w:rPr>
+                <w:rFonts w:ascii="Liberation Serif" w:hAnsi="Liberation Serif" w:eastAsia="Liberation Serif"/>
+                <w:b w:val="0"/>
+                <w:i w:val="0"/>
+                <w:sz w:val="18"/>
+              </w:rPr>
+              <w:t>S457</w:t>
+            </w:r>
+          </w:p>
+        </w:tc>
+        <w:tc>
+          <w:tcPr>
+            <w:tcW w:type="dxa" w:w="1872"/>
+          </w:tcPr>
+          <w:p>
+            <w:r/>
+            <w:r>
+              <w:rPr>
+                <w:rFonts w:ascii="Liberation Mono" w:hAnsi="Liberation Mono" w:eastAsia="Liberation Mono"/>
+                <w:b w:val="0"/>
+                <w:i w:val="0"/>
+                <w:sz w:val="18"/>
+              </w:rPr>
+              <w:t>../sources/cemetery/owsleyhist-newnam-cemetery-2006-extract-2026-10-31.txt</w:t>
+            </w:r>
+          </w:p>
+        </w:tc>
+        <w:tc>
+          <w:tcPr>
+            <w:tcW w:type="dxa" w:w="1872"/>
+          </w:tcPr>
+          <w:p>
+            <w:r/>
+            <w:r>
+              <w:rPr>
+                <w:rFonts w:ascii="Liberation Serif" w:hAnsi="Liberation Serif" w:eastAsia="Liberation Serif"/>
+                <w:b w:val="0"/>
+                <w:i w:val="0"/>
+                <w:sz w:val="18"/>
+              </w:rPr>
+              <w:t>newnam_cemetery.html</w:t>
+            </w:r>
+          </w:p>
+        </w:tc>
+        <w:tc>
+          <w:tcPr>
+            <w:tcW w:type="dxa" w:w="1872"/>
+          </w:tcPr>
+          <w:p>
+            <w:r/>
+            <w:r>
+              <w:rPr>
+                <w:rFonts w:ascii="Liberation Serif" w:hAnsi="Liberation Serif" w:eastAsia="Liberation Serif"/>
+                <w:b w:val="0"/>
+                <w:i w:val="0"/>
+                <w:sz w:val="18"/>
+              </w:rPr>
+              <w:t>22 Feb 2006 reading; 0 Samuel</w:t>
+            </w:r>
+          </w:p>
+        </w:tc>
+        <w:tc>
+          <w:tcPr>
+            <w:tcW w:type="dxa" w:w="1872"/>
+          </w:tcPr>
+          <w:p>
+            <w:r/>
+            <w:r>
+              <w:rPr>
+                <w:rFonts w:ascii="Liberation Serif" w:hAnsi="Liberation Serif" w:eastAsia="Liberation Serif"/>
+                <w:b w:val="0"/>
+                <w:i w:val="0"/>
+                <w:sz w:val="18"/>
+              </w:rPr>
+              <w:t>transcription only</w:t>
+            </w:r>
+          </w:p>
+        </w:tc>
+      </w:tr>
+      <w:tr>
+        <w:tc>
+          <w:tcPr>
+            <w:tcW w:type="dxa" w:w="1872"/>
+          </w:tcPr>
+          <w:p>
+            <w:r/>
+            <w:r>
+              <w:rPr>
+                <w:rFonts w:ascii="Liberation Serif" w:hAnsi="Liberation Serif" w:eastAsia="Liberation Serif"/>
+                <w:b w:val="0"/>
+                <w:i w:val="0"/>
+                <w:sz w:val="18"/>
+              </w:rPr>
+              <w:t>S458</w:t>
+            </w:r>
+          </w:p>
+        </w:tc>
+        <w:tc>
+          <w:tcPr>
+            <w:tcW w:type="dxa" w:w="1872"/>
+          </w:tcPr>
+          <w:p>
+            <w:r/>
+            <w:r>
+              <w:rPr>
+                <w:rFonts w:ascii="Liberation Mono" w:hAnsi="Liberation Mono" w:eastAsia="Liberation Mono"/>
+                <w:b w:val="0"/>
+                <w:i w:val="0"/>
+                <w:sz w:val="18"/>
+              </w:rPr>
+              <w:t>../sources/cemetery/wayback-usgw-owsley-cemetery-20250904.html</w:t>
+            </w:r>
+          </w:p>
+        </w:tc>
+        <w:tc>
+          <w:tcPr>
+            <w:tcW w:type="dxa" w:w="1872"/>
+          </w:tcPr>
+          <w:p>
+            <w:r/>
+            <w:r>
+              <w:rPr>
+                <w:rFonts w:ascii="Liberation Serif" w:hAnsi="Liberation Serif" w:eastAsia="Liberation Serif"/>
+                <w:b w:val="0"/>
+                <w:i w:val="0"/>
+                <w:sz w:val="18"/>
+              </w:rPr>
+              <w:t>USGW cemetery dir</w:t>
+            </w:r>
+          </w:p>
+        </w:tc>
+        <w:tc>
+          <w:tcPr>
+            <w:tcW w:type="dxa" w:w="1872"/>
+          </w:tcPr>
+          <w:p>
+            <w:r/>
+            <w:r>
+              <w:rPr>
+                <w:rFonts w:ascii="Liberation Serif" w:hAnsi="Liberation Serif" w:eastAsia="Liberation Serif"/>
+                <w:b w:val="0"/>
+                <w:i w:val="0"/>
+                <w:sz w:val="18"/>
+              </w:rPr>
+              <w:t>No Newnam file</w:t>
+            </w:r>
+          </w:p>
+        </w:tc>
+        <w:tc>
+          <w:tcPr>
+            <w:tcW w:type="dxa" w:w="1872"/>
+          </w:tcPr>
+          <w:p>
+            <w:r/>
+            <w:r>
+              <w:rPr>
+                <w:rFonts w:ascii="Liberation Serif" w:hAnsi="Liberation Serif" w:eastAsia="Liberation Serif"/>
+                <w:b w:val="0"/>
+                <w:i w:val="0"/>
+                <w:sz w:val="18"/>
+              </w:rPr>
+              <w:t>catalog / table</w:t>
+            </w:r>
+          </w:p>
+        </w:tc>
+      </w:tr>
+      <w:tr>
+        <w:tc>
+          <w:tcPr>
+            <w:tcW w:type="dxa" w:w="1872"/>
+          </w:tcPr>
+          <w:p>
+            <w:r/>
+            <w:r>
+              <w:rPr>
+                <w:rFonts w:ascii="Liberation Serif" w:hAnsi="Liberation Serif" w:eastAsia="Liberation Serif"/>
+                <w:b w:val="0"/>
+                <w:i w:val="0"/>
+                <w:sz w:val="18"/>
+              </w:rPr>
+              <w:t>S459</w:t>
+            </w:r>
+          </w:p>
+        </w:tc>
+        <w:tc>
+          <w:tcPr>
+            <w:tcW w:type="dxa" w:w="1872"/>
+          </w:tcPr>
+          <w:p>
+            <w:r/>
+            <w:r>
+              <w:rPr>
+                <w:rFonts w:ascii="Liberation Mono" w:hAnsi="Liberation Mono" w:eastAsia="Liberation Mono"/>
+                <w:b w:val="0"/>
+                <w:i w:val="0"/>
+                <w:sz w:val="18"/>
+              </w:rPr>
+              <w:t>../sources/cemetery/fag-2378080-b041-listing-extract-2026-10-31.txt</w:t>
+            </w:r>
+          </w:p>
+        </w:tc>
+        <w:tc>
+          <w:tcPr>
+            <w:tcW w:type="dxa" w:w="1872"/>
+          </w:tcPr>
+          <w:p>
+            <w:r/>
+            <w:r>
+              <w:rPr>
+                <w:rFonts w:ascii="Liberation Serif" w:hAnsi="Liberation Serif" w:eastAsia="Liberation Serif"/>
+                <w:b w:val="0"/>
+                <w:i w:val="0"/>
+                <w:sz w:val="18"/>
+              </w:rPr>
+              <w:t>FAG 2378080</w:t>
+            </w:r>
+          </w:p>
+        </w:tc>
+        <w:tc>
+          <w:tcPr>
+            <w:tcW w:type="dxa" w:w="1872"/>
+          </w:tcPr>
+          <w:p>
+            <w:r/>
+            <w:r>
+              <w:rPr>
+                <w:rFonts w:ascii="Liberation Serif" w:hAnsi="Liberation Serif" w:eastAsia="Liberation Serif"/>
+                <w:b w:val="0"/>
+                <w:i w:val="0"/>
+                <w:sz w:val="18"/>
+              </w:rPr>
+              <w:t>Newnam 20 / Newman 3 / Samuel 0</w:t>
+            </w:r>
+          </w:p>
+        </w:tc>
+        <w:tc>
+          <w:tcPr>
+            <w:tcW w:type="dxa" w:w="1872"/>
+          </w:tcPr>
+          <w:p>
+            <w:r/>
+            <w:r>
+              <w:rPr>
+                <w:rFonts w:ascii="Liberation Serif" w:hAnsi="Liberation Serif" w:eastAsia="Liberation Serif"/>
+                <w:b w:val="0"/>
+                <w:i w:val="0"/>
+                <w:sz w:val="18"/>
+              </w:rPr>
+              <w:t>listing HTML seen</w:t>
+            </w:r>
+          </w:p>
+        </w:tc>
+      </w:tr>
+      <w:tr>
+        <w:tc>
+          <w:tcPr>
+            <w:tcW w:type="dxa" w:w="1872"/>
+          </w:tcPr>
+          <w:p>
+            <w:r/>
+            <w:r>
+              <w:rPr>
+                <w:rFonts w:ascii="Liberation Serif" w:hAnsi="Liberation Serif" w:eastAsia="Liberation Serif"/>
+                <w:b w:val="0"/>
+                <w:i w:val="0"/>
+                <w:sz w:val="18"/>
+              </w:rPr>
+              <w:t>S460</w:t>
+            </w:r>
+          </w:p>
+        </w:tc>
+        <w:tc>
+          <w:tcPr>
+            <w:tcW w:type="dxa" w:w="1872"/>
+          </w:tcPr>
+          <w:p>
+            <w:r/>
+            <w:r>
+              <w:rPr>
+                <w:rFonts w:ascii="Liberation Mono" w:hAnsi="Liberation Mono" w:eastAsia="Liberation Mono"/>
+                <w:b w:val="0"/>
+                <w:i w:val="0"/>
+                <w:sz w:val="18"/>
+              </w:rPr>
+              <w:t>../sources/cemetery/ia-b041-samuel-solr-2026-10-31.json</w:t>
+            </w:r>
+          </w:p>
+        </w:tc>
+        <w:tc>
+          <w:tcPr>
+            <w:tcW w:type="dxa" w:w="1872"/>
+          </w:tcPr>
+          <w:p>
+            <w:r/>
+            <w:r>
+              <w:rPr>
+                <w:rFonts w:ascii="Liberation Serif" w:hAnsi="Liberation Serif" w:eastAsia="Liberation Serif"/>
+                <w:b w:val="0"/>
+                <w:i w:val="0"/>
+                <w:sz w:val="18"/>
+              </w:rPr>
+              <w:t>IA Solr</w:t>
+            </w:r>
+          </w:p>
+        </w:tc>
+        <w:tc>
+          <w:tcPr>
+            <w:tcW w:type="dxa" w:w="1872"/>
+          </w:tcPr>
+          <w:p>
+            <w:r/>
+            <w:r>
+              <w:rPr>
+                <w:rFonts w:ascii="Liberation Serif" w:hAnsi="Liberation Serif" w:eastAsia="Liberation Serif"/>
+                <w:b w:val="0"/>
+                <w:i w:val="0"/>
+                <w:sz w:val="18"/>
+              </w:rPr>
+              <w:t>Samuel P. title 0; Julie Newmar reject</w:t>
+            </w:r>
+          </w:p>
+        </w:tc>
+        <w:tc>
+          <w:tcPr>
+            <w:tcW w:type="dxa" w:w="1872"/>
+          </w:tcPr>
+          <w:p>
+            <w:r/>
+            <w:r>
+              <w:rPr>
+                <w:rFonts w:ascii="Liberation Serif" w:hAnsi="Liberation Serif" w:eastAsia="Liberation Serif"/>
+                <w:b w:val="0"/>
+                <w:i w:val="0"/>
+                <w:sz w:val="18"/>
+              </w:rPr>
+              <w:t>index only</w:t>
+            </w:r>
+          </w:p>
+        </w:tc>
+      </w:tr>
+      <w:tr>
+        <w:tc>
+          <w:tcPr>
+            <w:tcW w:type="dxa" w:w="1872"/>
+          </w:tcPr>
+          <w:p>
+            <w:r/>
+            <w:r>
+              <w:rPr>
+                <w:rFonts w:ascii="Liberation Serif" w:hAnsi="Liberation Serif" w:eastAsia="Liberation Serif"/>
+                <w:b w:val="0"/>
+                <w:i w:val="0"/>
+                <w:sz w:val="18"/>
+              </w:rPr>
+              <w:t>S461</w:t>
+            </w:r>
+          </w:p>
+        </w:tc>
+        <w:tc>
+          <w:tcPr>
+            <w:tcW w:type="dxa" w:w="1872"/>
+          </w:tcPr>
+          <w:p>
+            <w:r/>
+            <w:r>
+              <w:rPr>
+                <w:rFonts w:ascii="Liberation Serif" w:hAnsi="Liberation Serif" w:eastAsia="Liberation Serif"/>
+                <w:b w:val="0"/>
+                <w:i w:val="0"/>
+                <w:sz w:val="18"/>
+              </w:rPr>
+              <w:t>owsleycokyhist Cemeteries.html / newnam.html</w:t>
+            </w:r>
+          </w:p>
+        </w:tc>
+        <w:tc>
+          <w:tcPr>
+            <w:tcW w:type="dxa" w:w="1872"/>
+          </w:tcPr>
+          <w:p>
+            <w:r/>
+            <w:r>
+              <w:rPr>
+                <w:rFonts w:ascii="Liberation Serif" w:hAnsi="Liberation Serif" w:eastAsia="Liberation Serif"/>
+                <w:b w:val="0"/>
+                <w:i w:val="0"/>
+                <w:sz w:val="18"/>
+              </w:rPr>
+              <w:t>Cemeteries</w:t>
+            </w:r>
+          </w:p>
+        </w:tc>
+        <w:tc>
+          <w:tcPr>
+            <w:tcW w:type="dxa" w:w="1872"/>
+          </w:tcPr>
+          <w:p>
+            <w:r/>
+            <w:r>
+              <w:rPr>
+                <w:rFonts w:ascii="Liberation Serif" w:hAnsi="Liberation Serif" w:eastAsia="Liberation Serif"/>
+                <w:b w:val="0"/>
+                <w:i w:val="0"/>
+                <w:sz w:val="18"/>
+              </w:rPr>
+              <w:t>Newnam Family → 2006 page</w:t>
+            </w:r>
+          </w:p>
+        </w:tc>
+        <w:tc>
+          <w:tcPr>
+            <w:tcW w:type="dxa" w:w="1872"/>
+          </w:tcPr>
+          <w:p>
+            <w:r/>
+            <w:r>
+              <w:rPr>
+                <w:rFonts w:ascii="Liberation Serif" w:hAnsi="Liberation Serif" w:eastAsia="Liberation Serif"/>
+                <w:b w:val="0"/>
+                <w:i w:val="0"/>
+                <w:sz w:val="18"/>
+              </w:rPr>
+              <w:t>catalog / landing</w:t>
+            </w:r>
+          </w:p>
+        </w:tc>
+      </w:tr>
+      <w:tr>
+        <w:tc>
+          <w:tcPr>
+            <w:tcW w:type="dxa" w:w="1872"/>
+          </w:tcPr>
+          <w:p>
+            <w:r/>
+            <w:r>
+              <w:rPr>
+                <w:rFonts w:ascii="Liberation Serif" w:hAnsi="Liberation Serif" w:eastAsia="Liberation Serif"/>
+                <w:b w:val="0"/>
+                <w:i w:val="0"/>
+                <w:sz w:val="18"/>
+              </w:rPr>
+              <w:t>S462</w:t>
+            </w:r>
+          </w:p>
+        </w:tc>
+        <w:tc>
+          <w:tcPr>
+            <w:tcW w:type="dxa" w:w="1872"/>
+          </w:tcPr>
+          <w:p>
+            <w:r/>
+            <w:r>
+              <w:rPr>
+                <w:rFonts w:ascii="Liberation Serif" w:hAnsi="Liberation Serif" w:eastAsia="Liberation Serif"/>
+                <w:b w:val="0"/>
+                <w:i w:val="0"/>
+                <w:sz w:val="18"/>
+              </w:rPr>
+              <w:t>combs-families owsley cemeteries + 1911</w:t>
+            </w:r>
+          </w:p>
+        </w:tc>
+        <w:tc>
+          <w:tcPr>
+            <w:tcW w:type="dxa" w:w="1872"/>
+          </w:tcPr>
+          <w:p>
+            <w:r/>
+            <w:r>
+              <w:rPr>
+                <w:rFonts w:ascii="Liberation Serif" w:hAnsi="Liberation Serif" w:eastAsia="Liberation Serif"/>
+                <w:b w:val="0"/>
+                <w:i w:val="0"/>
+                <w:sz w:val="18"/>
+              </w:rPr>
+              <w:t>Combs cemeteries</w:t>
+            </w:r>
+          </w:p>
+        </w:tc>
+        <w:tc>
+          <w:tcPr>
+            <w:tcW w:type="dxa" w:w="1872"/>
+          </w:tcPr>
+          <w:p>
+            <w:r/>
+            <w:r>
+              <w:rPr>
+                <w:rFonts w:ascii="Liberation Serif" w:hAnsi="Liberation Serif" w:eastAsia="Liberation Serif"/>
+                <w:b w:val="0"/>
+                <w:i w:val="0"/>
+                <w:sz w:val="18"/>
+              </w:rPr>
+              <w:t>Sam P. Combs other yard</w:t>
+            </w:r>
+          </w:p>
+        </w:tc>
+        <w:tc>
+          <w:tcPr>
+            <w:tcW w:type="dxa" w:w="1872"/>
+          </w:tcPr>
+          <w:p>
+            <w:r/>
+            <w:r>
+              <w:rPr>
+                <w:rFonts w:ascii="Liberation Serif" w:hAnsi="Liberation Serif" w:eastAsia="Liberation Serif"/>
+                <w:b w:val="0"/>
+                <w:i w:val="0"/>
+                <w:sz w:val="18"/>
+              </w:rPr>
+              <w:t>transcription only</w:t>
+            </w:r>
+          </w:p>
+        </w:tc>
+      </w:tr>
+      <w:tr>
+        <w:tc>
+          <w:tcPr>
+            <w:tcW w:type="dxa" w:w="1872"/>
+          </w:tcPr>
+          <w:p>
+            <w:r/>
+            <w:r>
+              <w:rPr>
+                <w:rFonts w:ascii="Liberation Serif" w:hAnsi="Liberation Serif" w:eastAsia="Liberation Serif"/>
+                <w:b w:val="0"/>
+                <w:i w:val="0"/>
+                <w:sz w:val="18"/>
+              </w:rPr>
+              <w:t>S463</w:t>
+            </w:r>
+          </w:p>
+        </w:tc>
+        <w:tc>
+          <w:tcPr>
+            <w:tcW w:type="dxa" w:w="1872"/>
+          </w:tcPr>
+          <w:p>
+            <w:r/>
+            <w:r>
+              <w:rPr>
+                <w:rFonts w:ascii="Liberation Serif" w:hAnsi="Liberation Serif" w:eastAsia="Liberation Serif"/>
+                <w:b w:val="0"/>
+                <w:i w:val="0"/>
+                <w:sz w:val="18"/>
+              </w:rPr>
+              <w:t>USGW live timeout; kykinfolk 406</w:t>
+            </w:r>
+          </w:p>
+        </w:tc>
+        <w:tc>
+          <w:tcPr>
+            <w:tcW w:type="dxa" w:w="1872"/>
+          </w:tcPr>
+          <w:p>
+            <w:r/>
+            <w:r>
+              <w:rPr>
+                <w:rFonts w:ascii="Liberation Serif" w:hAnsi="Liberation Serif" w:eastAsia="Liberation Serif"/>
+                <w:b w:val="0"/>
+                <w:i w:val="0"/>
+                <w:sz w:val="18"/>
+              </w:rPr>
+              <w:t>those hosts</w:t>
+            </w:r>
+          </w:p>
+        </w:tc>
+        <w:tc>
+          <w:tcPr>
+            <w:tcW w:type="dxa" w:w="1872"/>
+          </w:tcPr>
+          <w:p>
+            <w:r/>
+            <w:r>
+              <w:rPr>
+                <w:rFonts w:ascii="Liberation Serif" w:hAnsi="Liberation Serif" w:eastAsia="Liberation Serif"/>
+                <w:b w:val="0"/>
+                <w:i w:val="0"/>
+                <w:sz w:val="18"/>
+              </w:rPr>
+              <w:t>Live directory unread</w:t>
+            </w:r>
+          </w:p>
+        </w:tc>
+        <w:tc>
+          <w:tcPr>
+            <w:tcW w:type="dxa" w:w="1872"/>
+          </w:tcPr>
+          <w:p>
+            <w:r/>
+            <w:r>
+              <w:rPr>
+                <w:rFonts w:ascii="Liberation Serif" w:hAnsi="Liberation Serif" w:eastAsia="Liberation Serif"/>
+                <w:b w:val="0"/>
+                <w:i w:val="0"/>
+                <w:sz w:val="18"/>
+              </w:rPr>
+              <w:t>blocked</w:t>
+            </w:r>
+          </w:p>
+        </w:tc>
+      </w:tr>
+      <w:tr>
+        <w:tc>
+          <w:tcPr>
+            <w:tcW w:type="dxa" w:w="1872"/>
+          </w:tcPr>
+          <w:p>
+            <w:r/>
+            <w:r>
+              <w:rPr>
+                <w:rFonts w:ascii="Liberation Serif" w:hAnsi="Liberation Serif" w:eastAsia="Liberation Serif"/>
+                <w:b w:val="0"/>
+                <w:i w:val="0"/>
+                <w:sz w:val="18"/>
+              </w:rPr>
+              <w:t>S464</w:t>
+            </w:r>
+          </w:p>
+        </w:tc>
+        <w:tc>
+          <w:tcPr>
+            <w:tcW w:type="dxa" w:w="1872"/>
+          </w:tcPr>
+          <w:p>
+            <w:r/>
+            <w:r>
+              <w:rPr>
+                <w:rFonts w:ascii="Liberation Serif" w:hAnsi="Liberation Serif" w:eastAsia="Liberation Serif"/>
+                <w:b w:val="0"/>
+                <w:i w:val="0"/>
+                <w:sz w:val="18"/>
+              </w:rPr>
+              <w:t>Retrieval path only (on-site)</w:t>
+            </w:r>
+          </w:p>
+        </w:tc>
+        <w:tc>
+          <w:tcPr>
+            <w:tcW w:type="dxa" w:w="1872"/>
+          </w:tcPr>
+          <w:p>
+            <w:r/>
+            <w:r>
+              <w:rPr>
+                <w:rFonts w:ascii="Liberation Serif" w:hAnsi="Liberation Serif" w:eastAsia="Liberation Serif"/>
+                <w:b w:val="0"/>
+                <w:i w:val="0"/>
+                <w:sz w:val="18"/>
+              </w:rPr>
+              <w:t>Newnam Cemetery / Lee Clerk</w:t>
+            </w:r>
+          </w:p>
+        </w:tc>
+        <w:tc>
+          <w:tcPr>
+            <w:tcW w:type="dxa" w:w="1872"/>
+          </w:tcPr>
+          <w:p>
+            <w:r/>
+            <w:r>
+              <w:rPr>
+                <w:rFonts w:ascii="Liberation Serif" w:hAnsi="Liberation Serif" w:eastAsia="Liberation Serif"/>
+                <w:b w:val="0"/>
+                <w:i w:val="0"/>
+                <w:sz w:val="18"/>
+              </w:rPr>
+              <w:t>Walk / minutes not examined</w:t>
+            </w:r>
+          </w:p>
+        </w:tc>
+        <w:tc>
+          <w:tcPr>
+            <w:tcW w:type="dxa" w:w="1872"/>
+          </w:tcPr>
+          <w:p>
+            <w:r/>
+            <w:r>
+              <w:rPr>
+                <w:rFonts w:ascii="Liberation Serif" w:hAnsi="Liberation Serif" w:eastAsia="Liberation Serif"/>
+                <w:b w:val="0"/>
+                <w:i w:val="0"/>
+                <w:sz w:val="18"/>
+              </w:rPr>
+              <w:t>catalog / on-site</w:t>
             </w:r>
           </w:p>
         </w:tc>

--- a/research/dora-ella-newnam/sources/authored/Dora-Ella-Newnam-Stone-A-Life-latest.docx
+++ b/research/dora-ella-newnam/sources/authored/Dora-Ella-Newnam-Stone-A-Life-latest.docx
@@ -6484,7 +6484,151 @@
           <w:b w:val="0"/>
           <w:i w:val="0"/>
         </w:rPr>
-        <w:t>, and the CA directory when unblocked. [C493] Do not invent OCR. Do not take the 1926 week as this residual.</w:t>
+        <w:t xml:space="preserve">, and the CA directory when unblocked. [C493] Pass 86 re-opened that residual. UK omeka </w:t>
+      </w:r>
+      <w:r>
+        <w:rPr>
+          <w:rFonts w:ascii="Liberation Serif" w:hAnsi="Liberation Serif" w:eastAsia="Liberation Serif"/>
+          <w:b/>
+          <w:i w:val="0"/>
+        </w:rPr>
+        <w:t>65438</w:t>
+      </w:r>
+      <w:r>
+        <w:rPr>
+          <w:rFonts w:ascii="Liberation Serif" w:hAnsi="Liberation Serif" w:eastAsia="Liberation Serif"/>
+          <w:b w:val="0"/>
+          <w:i w:val="0"/>
+        </w:rPr>
+        <w:t xml:space="preserve"> is still the only reel for 1909–1911; later Beattyville films are 1973–2006. [C535] [C536] Newspapers.com paper </w:t>
+      </w:r>
+      <w:r>
+        <w:rPr>
+          <w:rFonts w:ascii="Liberation Serif" w:hAnsi="Liberation Serif" w:eastAsia="Liberation Serif"/>
+          <w:b/>
+          <w:i w:val="0"/>
+        </w:rPr>
+        <w:t>39744</w:t>
+      </w:r>
+      <w:r>
+        <w:rPr>
+          <w:rFonts w:ascii="Liberation Serif" w:hAnsi="Liberation Serif" w:eastAsia="Liberation Serif"/>
+          <w:b w:val="0"/>
+          <w:i w:val="0"/>
+        </w:rPr>
+        <w:t xml:space="preserve"> catalog is now open (26,889 pages 1896–1999); the issues themselves are unread. [C537] Live Chronicling America </w:t>
+      </w:r>
+      <w:r>
+        <w:rPr>
+          <w:rFonts w:ascii="Liberation Serif" w:hAnsi="Liberation Serif" w:eastAsia="Liberation Serif"/>
+          <w:b/>
+          <w:i w:val="0"/>
+        </w:rPr>
+        <w:t>sn86069167</w:t>
+      </w:r>
+      <w:r>
+        <w:rPr>
+          <w:rFonts w:ascii="Liberation Serif" w:hAnsi="Liberation Serif" w:eastAsia="Liberation Serif"/>
+          <w:b w:val="0"/>
+          <w:i w:val="0"/>
+        </w:rPr>
+        <w:t xml:space="preserve"> is still blocked. Wayback shows that LCCN is </w:t>
+      </w:r>
+      <w:r>
+        <w:rPr>
+          <w:rFonts w:ascii="Liberation Serif" w:hAnsi="Liberation Serif" w:eastAsia="Liberation Serif"/>
+          <w:b w:val="0"/>
+          <w:i/>
+        </w:rPr>
+        <w:t>The Kentucky Register</w:t>
+      </w:r>
+      <w:r>
+        <w:rPr>
+          <w:rFonts w:ascii="Liberation Serif" w:hAnsi="Liberation Serif" w:eastAsia="Liberation Serif"/>
+          <w:b w:val="0"/>
+          <w:i w:val="0"/>
+        </w:rPr>
+        <w:t xml:space="preserve"> of Richmond, 190?–1917 — </w:t>
+      </w:r>
+      <w:r>
+        <w:rPr>
+          <w:rFonts w:ascii="Liberation Serif" w:hAnsi="Liberation Serif" w:eastAsia="Liberation Serif"/>
+          <w:b/>
+          <w:i w:val="0"/>
+        </w:rPr>
+        <w:t>not</w:t>
+      </w:r>
+      <w:r>
+        <w:rPr>
+          <w:rFonts w:ascii="Liberation Serif" w:hAnsi="Liberation Serif" w:eastAsia="Liberation Serif"/>
+          <w:b w:val="0"/>
+          <w:i w:val="0"/>
+        </w:rPr>
+        <w:t xml:space="preserve"> the Lee paper. [C539] The Beattyville title is </w:t>
+      </w:r>
+      <w:r>
+        <w:rPr>
+          <w:rFonts w:ascii="Liberation Serif" w:hAnsi="Liberation Serif" w:eastAsia="Liberation Serif"/>
+          <w:b/>
+          <w:i w:val="0"/>
+        </w:rPr>
+        <w:t>sn86069653</w:t>
+      </w:r>
+      <w:r>
+        <w:rPr>
+          <w:rFonts w:ascii="Liberation Serif" w:hAnsi="Liberation Serif" w:eastAsia="Liberation Serif"/>
+          <w:b w:val="0"/>
+          <w:i w:val="0"/>
+        </w:rPr>
+        <w:t xml:space="preserve">, and it is not digitized. [C540] Internet Archive Solr for 1909–11 </w:t>
+      </w:r>
+      <w:r>
+        <w:rPr>
+          <w:rFonts w:ascii="Liberation Serif" w:hAnsi="Liberation Serif" w:eastAsia="Liberation Serif"/>
+          <w:b w:val="0"/>
+          <w:i/>
+        </w:rPr>
+        <w:t>Enterprise</w:t>
+      </w:r>
+      <w:r>
+        <w:rPr>
+          <w:rFonts w:ascii="Liberation Serif" w:hAnsi="Liberation Serif" w:eastAsia="Liberation Serif"/>
+          <w:b w:val="0"/>
+          <w:i w:val="0"/>
+        </w:rPr>
+        <w:t xml:space="preserve"> / film numbers / neighbour Newnam strings is zero. [C541] The published gleanings of 20 May 1910 list fourteen Lee marriages and name no Newnam. [C542] Residual: read UK film </w:t>
+      </w:r>
+      <w:r>
+        <w:rPr>
+          <w:rFonts w:ascii="Liberation Serif" w:hAnsi="Liberation Serif" w:eastAsia="Liberation Serif"/>
+          <w:b/>
+          <w:i w:val="0"/>
+        </w:rPr>
+        <w:t>S 90-033</w:t>
+      </w:r>
+      <w:r>
+        <w:rPr>
+          <w:rFonts w:ascii="Liberation Serif" w:hAnsi="Liberation Serif" w:eastAsia="Liberation Serif"/>
+          <w:b w:val="0"/>
+          <w:i w:val="0"/>
+        </w:rPr>
+        <w:t xml:space="preserve"> on-site, or search Newspapers.com </w:t>
+      </w:r>
+      <w:r>
+        <w:rPr>
+          <w:rFonts w:ascii="Liberation Serif" w:hAnsi="Liberation Serif" w:eastAsia="Liberation Serif"/>
+          <w:b/>
+          <w:i w:val="0"/>
+        </w:rPr>
+        <w:t>39744</w:t>
+      </w:r>
+      <w:r>
+        <w:rPr>
+          <w:rFonts w:ascii="Liberation Serif" w:hAnsi="Liberation Serif" w:eastAsia="Liberation Serif"/>
+          <w:b w:val="0"/>
+          <w:i w:val="0"/>
+        </w:rPr>
+        <w:t xml:space="preserve"> while logged in, years 1909–1911. [C544] Do not invent OCR. Do not take the 1926 week as this residual.</w:t>
       </w:r>
     </w:p>
     <w:p>
@@ -8031,7 +8175,23 @@
           <w:b w:val="0"/>
           <w:i w:val="0"/>
         </w:rPr>
-        <w:t xml:space="preserve">. Full-text unread — UK </w:t>
+        <w:t xml:space="preserve">; 20 May 1910 fourteen marriages </w:t>
+      </w:r>
+      <w:r>
+        <w:rPr>
+          <w:rFonts w:ascii="Liberation Serif" w:hAnsi="Liberation Serif" w:eastAsia="Liberation Serif"/>
+          <w:b/>
+          <w:i w:val="0"/>
+        </w:rPr>
+        <w:t>nil</w:t>
+      </w:r>
+      <w:r>
+        <w:rPr>
+          <w:rFonts w:ascii="Liberation Serif" w:hAnsi="Liberation Serif" w:eastAsia="Liberation Serif"/>
+          <w:b w:val="0"/>
+          <w:i w:val="0"/>
+        </w:rPr>
+        <w:t xml:space="preserve"> Newnam. UK </w:t>
       </w:r>
       <w:r>
         <w:rPr>
@@ -8047,7 +8207,7 @@
           <w:b w:val="0"/>
           <w:i w:val="0"/>
         </w:rPr>
-        <w:t xml:space="preserve"> 1909–11 / Newspapers.com </w:t>
+        <w:t xml:space="preserve"> unread. N.com </w:t>
       </w:r>
       <w:r>
         <w:rPr>
@@ -8063,7 +8223,7 @@
           <w:b w:val="0"/>
           <w:i w:val="0"/>
         </w:rPr>
-        <w:t xml:space="preserve"> / CA </w:t>
+        <w:t xml:space="preserve"> catalog open, issues unread. </w:t>
       </w:r>
       <w:r>
         <w:rPr>
@@ -8079,7 +8239,39 @@
           <w:b w:val="0"/>
           <w:i w:val="0"/>
         </w:rPr>
-        <w:t>. [C484–C493]</w:t>
+        <w:t xml:space="preserve"> is Richmond </w:t>
+      </w:r>
+      <w:r>
+        <w:rPr>
+          <w:rFonts w:ascii="Liberation Serif" w:hAnsi="Liberation Serif" w:eastAsia="Liberation Serif"/>
+          <w:b w:val="0"/>
+          <w:i/>
+        </w:rPr>
+        <w:t>Kentucky Register</w:t>
+      </w:r>
+      <w:r>
+        <w:rPr>
+          <w:rFonts w:ascii="Liberation Serif" w:hAnsi="Liberation Serif" w:eastAsia="Liberation Serif"/>
+          <w:b w:val="0"/>
+          <w:i w:val="0"/>
+        </w:rPr>
+        <w:t xml:space="preserve">; Beattyville is </w:t>
+      </w:r>
+      <w:r>
+        <w:rPr>
+          <w:rFonts w:ascii="Liberation Serif" w:hAnsi="Liberation Serif" w:eastAsia="Liberation Serif"/>
+          <w:b/>
+          <w:i w:val="0"/>
+        </w:rPr>
+        <w:t>sn86069653</w:t>
+      </w:r>
+      <w:r>
+        <w:rPr>
+          <w:rFonts w:ascii="Liberation Serif" w:hAnsi="Liberation Serif" w:eastAsia="Liberation Serif"/>
+          <w:b w:val="0"/>
+          <w:i w:val="0"/>
+        </w:rPr>
+        <w:t>, not digitized. [C484–C493] [C535–C544]</w:t>
       </w:r>
     </w:p>
     <w:p>
@@ -9558,6 +9750,102 @@
           <w:b/>
           <w:i w:val="0"/>
         </w:rPr>
+        <w:t>B039</w:t>
+      </w:r>
+      <w:r>
+        <w:rPr>
+          <w:rFonts w:ascii="Liberation Serif" w:hAnsi="Liberation Serif" w:eastAsia="Liberation Serif"/>
+          <w:b w:val="0"/>
+          <w:i w:val="0"/>
+        </w:rPr>
+        <w:t xml:space="preserve"> — FHL/mail Hayes </w:t>
+      </w:r>
+      <w:r>
+        <w:rPr>
+          <w:rFonts w:ascii="Liberation Serif" w:hAnsi="Liberation Serif" w:eastAsia="Liberation Serif"/>
+          <w:b/>
+          <w:i w:val="0"/>
+        </w:rPr>
+        <w:t>818120</w:t>
+      </w:r>
+      <w:r>
+        <w:rPr>
+          <w:rFonts w:ascii="Liberation Serif" w:hAnsi="Liberation Serif" w:eastAsia="Liberation Serif"/>
+          <w:b w:val="0"/>
+          <w:i w:val="0"/>
+        </w:rPr>
+        <w:t xml:space="preserve"> then Smith </w:t>
+      </w:r>
+      <w:r>
+        <w:rPr>
+          <w:rFonts w:ascii="Liberation Serif" w:hAnsi="Liberation Serif" w:eastAsia="Liberation Serif"/>
+          <w:b/>
+          <w:i w:val="0"/>
+        </w:rPr>
+        <w:t>733757</w:t>
+      </w:r>
+      <w:r>
+        <w:rPr>
+          <w:rFonts w:ascii="Liberation Serif" w:hAnsi="Liberation Serif" w:eastAsia="Liberation Serif"/>
+          <w:b w:val="0"/>
+          <w:i w:val="0"/>
+        </w:rPr>
+        <w:t xml:space="preserve"> if free. Residual </w:t>
+      </w:r>
+      <w:r>
+        <w:rPr>
+          <w:rFonts w:ascii="Liberation Serif" w:hAnsi="Liberation Serif" w:eastAsia="Liberation Serif"/>
+          <w:b/>
+          <w:i w:val="0"/>
+        </w:rPr>
+        <w:t>B042</w:t>
+      </w:r>
+      <w:r>
+        <w:rPr>
+          <w:rFonts w:ascii="Liberation Serif" w:hAnsi="Liberation Serif" w:eastAsia="Liberation Serif"/>
+          <w:b w:val="0"/>
+          <w:i w:val="0"/>
+        </w:rPr>
+        <w:t xml:space="preserve"> is UK film </w:t>
+      </w:r>
+      <w:r>
+        <w:rPr>
+          <w:rFonts w:ascii="Liberation Serif" w:hAnsi="Liberation Serif" w:eastAsia="Liberation Serif"/>
+          <w:b/>
+          <w:i w:val="0"/>
+        </w:rPr>
+        <w:t>S 90-033</w:t>
+      </w:r>
+      <w:r>
+        <w:rPr>
+          <w:rFonts w:ascii="Liberation Serif" w:hAnsi="Liberation Serif" w:eastAsia="Liberation Serif"/>
+          <w:b w:val="0"/>
+          <w:i w:val="0"/>
+        </w:rPr>
+        <w:t xml:space="preserve"> on-site / Newspapers.com authenticated 1909–11 (not 1926) (</w:t>
+      </w:r>
+      <w:r>
+        <w:rPr>
+          <w:rFonts w:ascii="Liberation Serif" w:hAnsi="Liberation Serif" w:eastAsia="Liberation Serif"/>
+          <w:b/>
+          <w:i w:val="0"/>
+        </w:rPr>
+        <w:t>R016</w:t>
+      </w:r>
+      <w:r>
+        <w:rPr>
+          <w:rFonts w:ascii="Liberation Serif" w:hAnsi="Liberation Serif" w:eastAsia="Liberation Serif"/>
+          <w:b w:val="0"/>
+          <w:i w:val="0"/>
+        </w:rPr>
+        <w:t xml:space="preserve">). Residual </w:t>
+      </w:r>
+      <w:r>
+        <w:rPr>
+          <w:rFonts w:ascii="Liberation Serif" w:hAnsi="Liberation Serif" w:eastAsia="Liberation Serif"/>
+          <w:b/>
+          <w:i w:val="0"/>
+        </w:rPr>
         <w:t>B041</w:t>
       </w:r>
       <w:r>
@@ -9566,7 +9854,7 @@
           <w:b w:val="0"/>
           <w:i w:val="0"/>
         </w:rPr>
-        <w:t xml:space="preserve"> — on-site walk of Newnam Cemetery (Crossroads Tom Cornett Farm, Pebworth) / Lee Clerk burial minutes 1900–1910 (</w:t>
+        <w:t xml:space="preserve"> is an on-site walk of Newnam Cemetery / Lee Clerk minutes (</w:t>
       </w:r>
       <w:r>
         <w:rPr>
@@ -9590,6 +9878,86 @@
           <w:b/>
           <w:i w:val="0"/>
         </w:rPr>
+        <w:t>B020</w:t>
+      </w:r>
+      <w:r>
+        <w:rPr>
+          <w:rFonts w:ascii="Liberation Serif" w:hAnsi="Liberation Serif" w:eastAsia="Liberation Serif"/>
+          <w:b w:val="0"/>
+          <w:i w:val="0"/>
+        </w:rPr>
+        <w:t xml:space="preserve"> last attempt was </w:t>
+      </w:r>
+      <w:r>
+        <w:rPr>
+          <w:rFonts w:ascii="Liberation Serif" w:hAnsi="Liberation Serif" w:eastAsia="Liberation Serif"/>
+          <w:b/>
+          <w:i w:val="0"/>
+        </w:rPr>
+        <w:t>403</w:t>
+      </w:r>
+      <w:r>
+        <w:rPr>
+          <w:rFonts w:ascii="Liberation Serif" w:hAnsi="Liberation Serif" w:eastAsia="Liberation Serif"/>
+          <w:b w:val="0"/>
+          <w:i w:val="0"/>
+        </w:rPr>
+        <w:t xml:space="preserve"> — </w:t>
+      </w:r>
+      <w:r>
+        <w:rPr>
+          <w:rFonts w:ascii="Liberation Serif" w:hAnsi="Liberation Serif" w:eastAsia="Liberation Serif"/>
+          <w:b/>
+          <w:i w:val="0"/>
+        </w:rPr>
+        <w:t>do not replay</w:t>
+      </w:r>
+      <w:r>
+        <w:rPr>
+          <w:rFonts w:ascii="Liberation Serif" w:hAnsi="Liberation Serif" w:eastAsia="Liberation Serif"/>
+          <w:b w:val="0"/>
+          <w:i w:val="0"/>
+        </w:rPr>
+        <w:t xml:space="preserve">. Residual </w:t>
+      </w:r>
+      <w:r>
+        <w:rPr>
+          <w:rFonts w:ascii="Liberation Serif" w:hAnsi="Liberation Serif" w:eastAsia="Liberation Serif"/>
+          <w:b/>
+          <w:i w:val="0"/>
+        </w:rPr>
+        <w:t>B030</w:t>
+      </w:r>
+      <w:r>
+        <w:rPr>
+          <w:rFonts w:ascii="Liberation Serif" w:hAnsi="Liberation Serif" w:eastAsia="Liberation Serif"/>
+          <w:b w:val="0"/>
+          <w:i w:val="0"/>
+        </w:rPr>
+        <w:t xml:space="preserve"> is unread Yell books (</w:t>
+      </w:r>
+      <w:r>
+        <w:rPr>
+          <w:rFonts w:ascii="Liberation Serif" w:hAnsi="Liberation Serif" w:eastAsia="Liberation Serif"/>
+          <w:b/>
+          <w:i w:val="0"/>
+        </w:rPr>
+        <w:t>R015</w:t>
+      </w:r>
+      <w:r>
+        <w:rPr>
+          <w:rFonts w:ascii="Liberation Serif" w:hAnsi="Liberation Serif" w:eastAsia="Liberation Serif"/>
+          <w:b w:val="0"/>
+          <w:i w:val="0"/>
+        </w:rPr>
+        <w:t xml:space="preserve">). </w:t>
+      </w:r>
+      <w:r>
+        <w:rPr>
+          <w:rFonts w:ascii="Liberation Serif" w:hAnsi="Liberation Serif" w:eastAsia="Liberation Serif"/>
+          <w:b/>
+          <w:i w:val="0"/>
+        </w:rPr>
         <w:t>B042</w:t>
       </w:r>
       <w:r>
@@ -9598,71 +9966,39 @@
           <w:b w:val="0"/>
           <w:i w:val="0"/>
         </w:rPr>
-        <w:t xml:space="preserve"> is UK film </w:t>
-      </w:r>
-      <w:r>
-        <w:rPr>
-          <w:rFonts w:ascii="Liberation Serif" w:hAnsi="Liberation Serif" w:eastAsia="Liberation Serif"/>
-          <w:b/>
-          <w:i w:val="0"/>
-        </w:rPr>
-        <w:t>S 90-033</w:t>
-      </w:r>
-      <w:r>
-        <w:rPr>
-          <w:rFonts w:ascii="Liberation Serif" w:hAnsi="Liberation Serif" w:eastAsia="Liberation Serif"/>
-          <w:b w:val="0"/>
-          <w:i w:val="0"/>
-        </w:rPr>
-        <w:t xml:space="preserve"> 1909–11 / Newspapers.com paper </w:t>
-      </w:r>
-      <w:r>
-        <w:rPr>
-          <w:rFonts w:ascii="Liberation Serif" w:hAnsi="Liberation Serif" w:eastAsia="Liberation Serif"/>
-          <w:b/>
-          <w:i w:val="0"/>
-        </w:rPr>
-        <w:t>39744</w:t>
-      </w:r>
-      <w:r>
-        <w:rPr>
-          <w:rFonts w:ascii="Liberation Serif" w:hAnsi="Liberation Serif" w:eastAsia="Liberation Serif"/>
-          <w:b w:val="0"/>
-          <w:i w:val="0"/>
-        </w:rPr>
-        <w:t xml:space="preserve"> / CA </w:t>
-      </w:r>
-      <w:r>
-        <w:rPr>
-          <w:rFonts w:ascii="Liberation Serif" w:hAnsi="Liberation Serif" w:eastAsia="Liberation Serif"/>
-          <w:b/>
-          <w:i w:val="0"/>
-        </w:rPr>
-        <w:t>sn86069167</w:t>
-      </w:r>
-      <w:r>
-        <w:rPr>
-          <w:rFonts w:ascii="Liberation Serif" w:hAnsi="Liberation Serif" w:eastAsia="Liberation Serif"/>
-          <w:b w:val="0"/>
-          <w:i w:val="0"/>
-        </w:rPr>
-        <w:t xml:space="preserve"> (</w:t>
-      </w:r>
-      <w:r>
-        <w:rPr>
-          <w:rFonts w:ascii="Liberation Serif" w:hAnsi="Liberation Serif" w:eastAsia="Liberation Serif"/>
-          <w:b/>
-          <w:i w:val="0"/>
-        </w:rPr>
-        <w:t>R016</w:t>
-      </w:r>
-      <w:r>
-        <w:rPr>
-          <w:rFonts w:ascii="Liberation Serif" w:hAnsi="Liberation Serif" w:eastAsia="Liberation Serif"/>
-          <w:b w:val="0"/>
-          <w:i w:val="0"/>
-        </w:rPr>
-        <w:t xml:space="preserve">). Residual </w:t>
+        <w:t xml:space="preserve"> residual wrap filed this pass (partial). </w:t>
+      </w:r>
+      <w:r>
+        <w:rPr>
+          <w:rFonts w:ascii="Liberation Serif" w:hAnsi="Liberation Serif" w:eastAsia="Liberation Serif"/>
+          <w:b/>
+          <w:i w:val="0"/>
+        </w:rPr>
+        <w:t>B041</w:t>
+      </w:r>
+      <w:r>
+        <w:rPr>
+          <w:rFonts w:ascii="Liberation Serif" w:hAnsi="Liberation Serif" w:eastAsia="Liberation Serif"/>
+          <w:b w:val="0"/>
+          <w:i w:val="0"/>
+        </w:rPr>
+        <w:t xml:space="preserve"> wrap filed Pass </w:t>
+      </w:r>
+      <w:r>
+        <w:rPr>
+          <w:rFonts w:ascii="Liberation Serif" w:hAnsi="Liberation Serif" w:eastAsia="Liberation Serif"/>
+          <w:b/>
+          <w:i w:val="0"/>
+        </w:rPr>
+        <w:t>85</w:t>
+      </w:r>
+      <w:r>
+        <w:rPr>
+          <w:rFonts w:ascii="Liberation Serif" w:hAnsi="Liberation Serif" w:eastAsia="Liberation Serif"/>
+          <w:b w:val="0"/>
+          <w:i w:val="0"/>
+        </w:rPr>
+        <w:t xml:space="preserve">. </w:t>
       </w:r>
       <w:r>
         <w:rPr>
@@ -9678,39 +10014,23 @@
           <w:b w:val="0"/>
           <w:i w:val="0"/>
         </w:rPr>
-        <w:t xml:space="preserve"> is FHL/mail Hayes </w:t>
-      </w:r>
-      <w:r>
-        <w:rPr>
-          <w:rFonts w:ascii="Liberation Serif" w:hAnsi="Liberation Serif" w:eastAsia="Liberation Serif"/>
-          <w:b/>
-          <w:i w:val="0"/>
-        </w:rPr>
-        <w:t>818120</w:t>
-      </w:r>
-      <w:r>
-        <w:rPr>
-          <w:rFonts w:ascii="Liberation Serif" w:hAnsi="Liberation Serif" w:eastAsia="Liberation Serif"/>
-          <w:b w:val="0"/>
-          <w:i w:val="0"/>
-        </w:rPr>
-        <w:t xml:space="preserve"> then Smith </w:t>
-      </w:r>
-      <w:r>
-        <w:rPr>
-          <w:rFonts w:ascii="Liberation Serif" w:hAnsi="Liberation Serif" w:eastAsia="Liberation Serif"/>
-          <w:b/>
-          <w:i w:val="0"/>
-        </w:rPr>
-        <w:t>733757</w:t>
-      </w:r>
-      <w:r>
-        <w:rPr>
-          <w:rFonts w:ascii="Liberation Serif" w:hAnsi="Liberation Serif" w:eastAsia="Liberation Serif"/>
-          <w:b w:val="0"/>
-          <w:i w:val="0"/>
-        </w:rPr>
-        <w:t xml:space="preserve">. Residual </w:t>
+        <w:t xml:space="preserve"> residual wrap filed Pass </w:t>
+      </w:r>
+      <w:r>
+        <w:rPr>
+          <w:rFonts w:ascii="Liberation Serif" w:hAnsi="Liberation Serif" w:eastAsia="Liberation Serif"/>
+          <w:b/>
+          <w:i w:val="0"/>
+        </w:rPr>
+        <w:t>84</w:t>
+      </w:r>
+      <w:r>
+        <w:rPr>
+          <w:rFonts w:ascii="Liberation Serif" w:hAnsi="Liberation Serif" w:eastAsia="Liberation Serif"/>
+          <w:b w:val="0"/>
+          <w:i w:val="0"/>
+        </w:rPr>
+        <w:t xml:space="preserve">. </w:t>
       </w:r>
       <w:r>
         <w:rPr>
@@ -9726,39 +10046,55 @@
           <w:b w:val="0"/>
           <w:i w:val="0"/>
         </w:rPr>
-        <w:t xml:space="preserve"> last attempt was </w:t>
-      </w:r>
-      <w:r>
-        <w:rPr>
-          <w:rFonts w:ascii="Liberation Serif" w:hAnsi="Liberation Serif" w:eastAsia="Liberation Serif"/>
-          <w:b/>
-          <w:i w:val="0"/>
-        </w:rPr>
-        <w:t>403</w:t>
-      </w:r>
-      <w:r>
-        <w:rPr>
-          <w:rFonts w:ascii="Liberation Serif" w:hAnsi="Liberation Serif" w:eastAsia="Liberation Serif"/>
-          <w:b w:val="0"/>
-          <w:i w:val="0"/>
-        </w:rPr>
-        <w:t xml:space="preserve"> — </w:t>
-      </w:r>
-      <w:r>
-        <w:rPr>
-          <w:rFonts w:ascii="Liberation Serif" w:hAnsi="Liberation Serif" w:eastAsia="Liberation Serif"/>
-          <w:b/>
-          <w:i w:val="0"/>
-        </w:rPr>
-        <w:t>do not replay</w:t>
-      </w:r>
-      <w:r>
-        <w:rPr>
-          <w:rFonts w:ascii="Liberation Serif" w:hAnsi="Liberation Serif" w:eastAsia="Liberation Serif"/>
-          <w:b w:val="0"/>
-          <w:i w:val="0"/>
-        </w:rPr>
-        <w:t xml:space="preserve">. Residual </w:t>
+        <w:t xml:space="preserve"> wrap filed Pass </w:t>
+      </w:r>
+      <w:r>
+        <w:rPr>
+          <w:rFonts w:ascii="Liberation Serif" w:hAnsi="Liberation Serif" w:eastAsia="Liberation Serif"/>
+          <w:b/>
+          <w:i w:val="0"/>
+        </w:rPr>
+        <w:t>82</w:t>
+      </w:r>
+      <w:r>
+        <w:rPr>
+          <w:rFonts w:ascii="Liberation Serif" w:hAnsi="Liberation Serif" w:eastAsia="Liberation Serif"/>
+          <w:b w:val="0"/>
+          <w:i w:val="0"/>
+        </w:rPr>
+        <w:t xml:space="preserve">. </w:t>
+      </w:r>
+      <w:r>
+        <w:rPr>
+          <w:rFonts w:ascii="Liberation Serif" w:hAnsi="Liberation Serif" w:eastAsia="Liberation Serif"/>
+          <w:b/>
+          <w:i w:val="0"/>
+        </w:rPr>
+        <w:t>B042</w:t>
+      </w:r>
+      <w:r>
+        <w:rPr>
+          <w:rFonts w:ascii="Liberation Serif" w:hAnsi="Liberation Serif" w:eastAsia="Liberation Serif"/>
+          <w:b w:val="0"/>
+          <w:i w:val="0"/>
+        </w:rPr>
+        <w:t xml:space="preserve"> first wrap filed Pass </w:t>
+      </w:r>
+      <w:r>
+        <w:rPr>
+          <w:rFonts w:ascii="Liberation Serif" w:hAnsi="Liberation Serif" w:eastAsia="Liberation Serif"/>
+          <w:b/>
+          <w:i w:val="0"/>
+        </w:rPr>
+        <w:t>81</w:t>
+      </w:r>
+      <w:r>
+        <w:rPr>
+          <w:rFonts w:ascii="Liberation Serif" w:hAnsi="Liberation Serif" w:eastAsia="Liberation Serif"/>
+          <w:b w:val="0"/>
+          <w:i w:val="0"/>
+        </w:rPr>
+        <w:t xml:space="preserve">. </w:t>
       </w:r>
       <w:r>
         <w:rPr>
@@ -9774,63 +10110,15 @@
           <w:b w:val="0"/>
           <w:i w:val="0"/>
         </w:rPr>
-        <w:t xml:space="preserve"> is unread Yell books (</w:t>
-      </w:r>
-      <w:r>
-        <w:rPr>
-          <w:rFonts w:ascii="Liberation Serif" w:hAnsi="Liberation Serif" w:eastAsia="Liberation Serif"/>
-          <w:b/>
-          <w:i w:val="0"/>
-        </w:rPr>
-        <w:t>R015</w:t>
-      </w:r>
-      <w:r>
-        <w:rPr>
-          <w:rFonts w:ascii="Liberation Serif" w:hAnsi="Liberation Serif" w:eastAsia="Liberation Serif"/>
-          <w:b w:val="0"/>
-          <w:i w:val="0"/>
-        </w:rPr>
-        <w:t xml:space="preserve">). </w:t>
-      </w:r>
-      <w:r>
-        <w:rPr>
-          <w:rFonts w:ascii="Liberation Serif" w:hAnsi="Liberation Serif" w:eastAsia="Liberation Serif"/>
-          <w:b/>
-          <w:i w:val="0"/>
-        </w:rPr>
-        <w:t>B041</w:t>
-      </w:r>
-      <w:r>
-        <w:rPr>
-          <w:rFonts w:ascii="Liberation Serif" w:hAnsi="Liberation Serif" w:eastAsia="Liberation Serif"/>
-          <w:b w:val="0"/>
-          <w:i w:val="0"/>
-        </w:rPr>
-        <w:t xml:space="preserve"> wrap filed this pass (partial). </w:t>
-      </w:r>
-      <w:r>
-        <w:rPr>
-          <w:rFonts w:ascii="Liberation Serif" w:hAnsi="Liberation Serif" w:eastAsia="Liberation Serif"/>
-          <w:b/>
-          <w:i w:val="0"/>
-        </w:rPr>
-        <w:t>B020</w:t>
-      </w:r>
-      <w:r>
-        <w:rPr>
-          <w:rFonts w:ascii="Liberation Serif" w:hAnsi="Liberation Serif" w:eastAsia="Liberation Serif"/>
-          <w:b w:val="0"/>
-          <w:i w:val="0"/>
-        </w:rPr>
-        <w:t xml:space="preserve"> last 403 filed Pass </w:t>
-      </w:r>
-      <w:r>
-        <w:rPr>
-          <w:rFonts w:ascii="Liberation Serif" w:hAnsi="Liberation Serif" w:eastAsia="Liberation Serif"/>
-          <w:b/>
-          <w:i w:val="0"/>
-        </w:rPr>
-        <w:t>85</w:t>
+        <w:t xml:space="preserve"> wrap filed Pass </w:t>
+      </w:r>
+      <w:r>
+        <w:rPr>
+          <w:rFonts w:ascii="Liberation Serif" w:hAnsi="Liberation Serif" w:eastAsia="Liberation Serif"/>
+          <w:b/>
+          <w:i w:val="0"/>
+        </w:rPr>
+        <w:t>80</w:t>
       </w:r>
       <w:r>
         <w:rPr>
@@ -9854,15 +10142,15 @@
           <w:b w:val="0"/>
           <w:i w:val="0"/>
         </w:rPr>
-        <w:t xml:space="preserve"> residual wrap filed Pass </w:t>
-      </w:r>
-      <w:r>
-        <w:rPr>
-          <w:rFonts w:ascii="Liberation Serif" w:hAnsi="Liberation Serif" w:eastAsia="Liberation Serif"/>
-          <w:b/>
-          <w:i w:val="0"/>
-        </w:rPr>
-        <w:t>84</w:t>
+        <w:t xml:space="preserve"> first wrap filed Pass </w:t>
+      </w:r>
+      <w:r>
+        <w:rPr>
+          <w:rFonts w:ascii="Liberation Serif" w:hAnsi="Liberation Serif" w:eastAsia="Liberation Serif"/>
+          <w:b/>
+          <w:i w:val="0"/>
+        </w:rPr>
+        <w:t>79</w:t>
       </w:r>
       <w:r>
         <w:rPr>
@@ -9878,7 +10166,7 @@
           <w:b/>
           <w:i w:val="0"/>
         </w:rPr>
-        <w:t>B020</w:t>
+        <w:t>B007</w:t>
       </w:r>
       <w:r>
         <w:rPr>
@@ -9894,7 +10182,7 @@
           <w:b/>
           <w:i w:val="0"/>
         </w:rPr>
-        <w:t>82</w:t>
+        <w:t>76</w:t>
       </w:r>
       <w:r>
         <w:rPr>
@@ -9910,7 +10198,7 @@
           <w:b/>
           <w:i w:val="0"/>
         </w:rPr>
-        <w:t>B042</w:t>
+        <w:t>B014</w:t>
       </w:r>
       <w:r>
         <w:rPr>
@@ -9926,7 +10214,7 @@
           <w:b/>
           <w:i w:val="0"/>
         </w:rPr>
-        <w:t>81</w:t>
+        <w:t>77</w:t>
       </w:r>
       <w:r>
         <w:rPr>
@@ -9942,7 +10230,7 @@
           <w:b/>
           <w:i w:val="0"/>
         </w:rPr>
-        <w:t>B030</w:t>
+        <w:t>B015</w:t>
       </w:r>
       <w:r>
         <w:rPr>
@@ -9958,134 +10246,6 @@
           <w:b/>
           <w:i w:val="0"/>
         </w:rPr>
-        <w:t>80</w:t>
-      </w:r>
-      <w:r>
-        <w:rPr>
-          <w:rFonts w:ascii="Liberation Serif" w:hAnsi="Liberation Serif" w:eastAsia="Liberation Serif"/>
-          <w:b w:val="0"/>
-          <w:i w:val="0"/>
-        </w:rPr>
-        <w:t xml:space="preserve">. </w:t>
-      </w:r>
-      <w:r>
-        <w:rPr>
-          <w:rFonts w:ascii="Liberation Serif" w:hAnsi="Liberation Serif" w:eastAsia="Liberation Serif"/>
-          <w:b/>
-          <w:i w:val="0"/>
-        </w:rPr>
-        <w:t>B039</w:t>
-      </w:r>
-      <w:r>
-        <w:rPr>
-          <w:rFonts w:ascii="Liberation Serif" w:hAnsi="Liberation Serif" w:eastAsia="Liberation Serif"/>
-          <w:b w:val="0"/>
-          <w:i w:val="0"/>
-        </w:rPr>
-        <w:t xml:space="preserve"> first wrap filed Pass </w:t>
-      </w:r>
-      <w:r>
-        <w:rPr>
-          <w:rFonts w:ascii="Liberation Serif" w:hAnsi="Liberation Serif" w:eastAsia="Liberation Serif"/>
-          <w:b/>
-          <w:i w:val="0"/>
-        </w:rPr>
-        <w:t>79</w:t>
-      </w:r>
-      <w:r>
-        <w:rPr>
-          <w:rFonts w:ascii="Liberation Serif" w:hAnsi="Liberation Serif" w:eastAsia="Liberation Serif"/>
-          <w:b w:val="0"/>
-          <w:i w:val="0"/>
-        </w:rPr>
-        <w:t xml:space="preserve">. </w:t>
-      </w:r>
-      <w:r>
-        <w:rPr>
-          <w:rFonts w:ascii="Liberation Serif" w:hAnsi="Liberation Serif" w:eastAsia="Liberation Serif"/>
-          <w:b/>
-          <w:i w:val="0"/>
-        </w:rPr>
-        <w:t>B007</w:t>
-      </w:r>
-      <w:r>
-        <w:rPr>
-          <w:rFonts w:ascii="Liberation Serif" w:hAnsi="Liberation Serif" w:eastAsia="Liberation Serif"/>
-          <w:b w:val="0"/>
-          <w:i w:val="0"/>
-        </w:rPr>
-        <w:t xml:space="preserve"> wrap filed Pass </w:t>
-      </w:r>
-      <w:r>
-        <w:rPr>
-          <w:rFonts w:ascii="Liberation Serif" w:hAnsi="Liberation Serif" w:eastAsia="Liberation Serif"/>
-          <w:b/>
-          <w:i w:val="0"/>
-        </w:rPr>
-        <w:t>76</w:t>
-      </w:r>
-      <w:r>
-        <w:rPr>
-          <w:rFonts w:ascii="Liberation Serif" w:hAnsi="Liberation Serif" w:eastAsia="Liberation Serif"/>
-          <w:b w:val="0"/>
-          <w:i w:val="0"/>
-        </w:rPr>
-        <w:t xml:space="preserve">. </w:t>
-      </w:r>
-      <w:r>
-        <w:rPr>
-          <w:rFonts w:ascii="Liberation Serif" w:hAnsi="Liberation Serif" w:eastAsia="Liberation Serif"/>
-          <w:b/>
-          <w:i w:val="0"/>
-        </w:rPr>
-        <w:t>B014</w:t>
-      </w:r>
-      <w:r>
-        <w:rPr>
-          <w:rFonts w:ascii="Liberation Serif" w:hAnsi="Liberation Serif" w:eastAsia="Liberation Serif"/>
-          <w:b w:val="0"/>
-          <w:i w:val="0"/>
-        </w:rPr>
-        <w:t xml:space="preserve"> wrap filed Pass </w:t>
-      </w:r>
-      <w:r>
-        <w:rPr>
-          <w:rFonts w:ascii="Liberation Serif" w:hAnsi="Liberation Serif" w:eastAsia="Liberation Serif"/>
-          <w:b/>
-          <w:i w:val="0"/>
-        </w:rPr>
-        <w:t>77</w:t>
-      </w:r>
-      <w:r>
-        <w:rPr>
-          <w:rFonts w:ascii="Liberation Serif" w:hAnsi="Liberation Serif" w:eastAsia="Liberation Serif"/>
-          <w:b w:val="0"/>
-          <w:i w:val="0"/>
-        </w:rPr>
-        <w:t xml:space="preserve">. </w:t>
-      </w:r>
-      <w:r>
-        <w:rPr>
-          <w:rFonts w:ascii="Liberation Serif" w:hAnsi="Liberation Serif" w:eastAsia="Liberation Serif"/>
-          <w:b/>
-          <w:i w:val="0"/>
-        </w:rPr>
-        <w:t>B015</w:t>
-      </w:r>
-      <w:r>
-        <w:rPr>
-          <w:rFonts w:ascii="Liberation Serif" w:hAnsi="Liberation Serif" w:eastAsia="Liberation Serif"/>
-          <w:b w:val="0"/>
-          <w:i w:val="0"/>
-        </w:rPr>
-        <w:t xml:space="preserve"> wrap filed Pass </w:t>
-      </w:r>
-      <w:r>
-        <w:rPr>
-          <w:rFonts w:ascii="Liberation Serif" w:hAnsi="Liberation Serif" w:eastAsia="Liberation Serif"/>
-          <w:b/>
-          <w:i w:val="0"/>
-        </w:rPr>
         <w:t>78</w:t>
       </w:r>
       <w:r>
@@ -10118,7 +10278,7 @@
           <w:b/>
           <w:i w:val="0"/>
         </w:rPr>
-        <w:t>B007 / B014 / B039 / B042 / B047 / B049 / B055 / B056</w:t>
+        <w:t>B007 / B014 / B020 / B041 / B047 / B049 / B055 / B056</w:t>
       </w:r>
       <w:r>
         <w:rPr>
@@ -10134,7 +10294,7 @@
           <w:b/>
           <w:i w:val="0"/>
         </w:rPr>
-        <w:t>B015 / B016 / B020 / B030 / B045 / B051 / B054 / B057 / B092</w:t>
+        <w:t>B015 / B016 / B030 / B039 digital ladder / B042 digital ladder / B045 / B051 / B054 / B057 / B092</w:t>
       </w:r>
       <w:r>
         <w:rPr>
@@ -16544,6 +16704,161 @@
           <w:i w:val="0"/>
         </w:rPr>
         <w:t>S456–S464</w:t>
+      </w:r>
+      <w:r>
+        <w:rPr>
+          <w:rFonts w:ascii="Liberation Serif" w:hAnsi="Liberation Serif" w:eastAsia="Liberation Serif"/>
+          <w:b w:val="0"/>
+          <w:i w:val="0"/>
+        </w:rPr>
+        <w:t>.</w:t>
+      </w:r>
+    </w:p>
+    <w:p>
+      <w:r>
+        <w:rPr>
+          <w:rFonts w:ascii="Liberation Serif" w:hAnsi="Liberation Serif" w:eastAsia="Liberation Serif"/>
+          <w:b w:val="0"/>
+          <w:i w:val="0"/>
+        </w:rPr>
+        <w:t xml:space="preserve">66. Pass 86 B042 residual. UK S 90-033 still the only 1909–11 reel; later Beattyville films 1973–2006. Newspapers.com 39744 catalog </w:t>
+      </w:r>
+      <w:r>
+        <w:rPr>
+          <w:rFonts w:ascii="Liberation Serif" w:hAnsi="Liberation Serif" w:eastAsia="Liberation Serif"/>
+          <w:b/>
+          <w:i w:val="0"/>
+        </w:rPr>
+        <w:t>200</w:t>
+      </w:r>
+      <w:r>
+        <w:rPr>
+          <w:rFonts w:ascii="Liberation Serif" w:hAnsi="Liberation Serif" w:eastAsia="Liberation Serif"/>
+          <w:b w:val="0"/>
+          <w:i w:val="0"/>
+        </w:rPr>
+        <w:t xml:space="preserve">, 26,889 pages 1896–1999; issues unread. Live sn86069167 </w:t>
+      </w:r>
+      <w:r>
+        <w:rPr>
+          <w:rFonts w:ascii="Liberation Serif" w:hAnsi="Liberation Serif" w:eastAsia="Liberation Serif"/>
+          <w:b/>
+          <w:i w:val="0"/>
+        </w:rPr>
+        <w:t>403</w:t>
+      </w:r>
+      <w:r>
+        <w:rPr>
+          <w:rFonts w:ascii="Liberation Serif" w:hAnsi="Liberation Serif" w:eastAsia="Liberation Serif"/>
+          <w:b w:val="0"/>
+          <w:i w:val="0"/>
+        </w:rPr>
+        <w:t xml:space="preserve">. Wayback: that LCCN is Richmond </w:t>
+      </w:r>
+      <w:r>
+        <w:rPr>
+          <w:rFonts w:ascii="Liberation Serif" w:hAnsi="Liberation Serif" w:eastAsia="Liberation Serif"/>
+          <w:b w:val="0"/>
+          <w:i/>
+        </w:rPr>
+        <w:t>Kentucky Register</w:t>
+      </w:r>
+      <w:r>
+        <w:rPr>
+          <w:rFonts w:ascii="Liberation Serif" w:hAnsi="Liberation Serif" w:eastAsia="Liberation Serif"/>
+          <w:b w:val="0"/>
+          <w:i w:val="0"/>
+        </w:rPr>
+        <w:t xml:space="preserve"> 190?–1917. Beattyville is sn86069653, </w:t>
+      </w:r>
+      <w:r>
+        <w:rPr>
+          <w:rFonts w:ascii="Liberation Mono" w:hAnsi="Liberation Mono" w:eastAsia="Liberation Mono"/>
+          <w:b w:val="0"/>
+          <w:i w:val="0"/>
+          <w:sz w:val="18"/>
+        </w:rPr>
+        <w:t>"digitized": false</w:t>
+      </w:r>
+      <w:r>
+        <w:rPr>
+          <w:rFonts w:ascii="Liberation Serif" w:hAnsi="Liberation Serif" w:eastAsia="Liberation Serif"/>
+          <w:b w:val="0"/>
+          <w:i w:val="0"/>
+        </w:rPr>
+        <w:t xml:space="preserve">. IA Solr 1909–11 / film / neighbour Newnam </w:t>
+      </w:r>
+      <w:r>
+        <w:rPr>
+          <w:rFonts w:ascii="Liberation Serif" w:hAnsi="Liberation Serif" w:eastAsia="Liberation Serif"/>
+          <w:b/>
+          <w:i w:val="0"/>
+        </w:rPr>
+        <w:t>0</w:t>
+      </w:r>
+      <w:r>
+        <w:rPr>
+          <w:rFonts w:ascii="Liberation Serif" w:hAnsi="Liberation Serif" w:eastAsia="Liberation Serif"/>
+          <w:b w:val="0"/>
+          <w:i w:val="0"/>
+        </w:rPr>
+        <w:t xml:space="preserve">. Lee gleanings 20 May 1910 fourteen marriages </w:t>
+      </w:r>
+      <w:r>
+        <w:rPr>
+          <w:rFonts w:ascii="Liberation Serif" w:hAnsi="Liberation Serif" w:eastAsia="Liberation Serif"/>
+          <w:b/>
+          <w:i w:val="0"/>
+        </w:rPr>
+        <w:t>nil</w:t>
+      </w:r>
+      <w:r>
+        <w:rPr>
+          <w:rFonts w:ascii="Liberation Serif" w:hAnsi="Liberation Serif" w:eastAsia="Liberation Serif"/>
+          <w:b w:val="0"/>
+          <w:i w:val="0"/>
+        </w:rPr>
+        <w:t xml:space="preserve"> Newnam. </w:t>
+      </w:r>
+      <w:r>
+        <w:rPr>
+          <w:rFonts w:ascii="Liberation Serif" w:hAnsi="Liberation Serif" w:eastAsia="Liberation Serif"/>
+          <w:b w:val="0"/>
+          <w:i/>
+        </w:rPr>
+        <w:t>Catalog / transcription / index only. Film and N.com issues not examined.</w:t>
+      </w:r>
+      <w:r>
+        <w:rPr>
+          <w:rFonts w:ascii="Liberation Serif" w:hAnsi="Liberation Serif" w:eastAsia="Liberation Serif"/>
+          <w:b w:val="0"/>
+          <w:i w:val="0"/>
+        </w:rPr>
+        <w:t xml:space="preserve"> </w:t>
+      </w:r>
+      <w:r>
+        <w:rPr>
+          <w:rFonts w:ascii="Liberation Serif" w:hAnsi="Liberation Serif" w:eastAsia="Liberation Serif"/>
+          <w:b/>
+          <w:i w:val="0"/>
+        </w:rPr>
+        <w:t>C535–C544</w:t>
+      </w:r>
+      <w:r>
+        <w:rPr>
+          <w:rFonts w:ascii="Liberation Serif" w:hAnsi="Liberation Serif" w:eastAsia="Liberation Serif"/>
+          <w:b w:val="0"/>
+          <w:i w:val="0"/>
+        </w:rPr>
+        <w:t xml:space="preserve"> </w:t>
+      </w:r>
+      <w:r>
+        <w:rPr>
+          <w:rFonts w:ascii="Liberation Serif" w:hAnsi="Liberation Serif" w:eastAsia="Liberation Serif"/>
+          <w:b/>
+          <w:i w:val="0"/>
+        </w:rPr>
+        <w:t>S465–S474</w:t>
       </w:r>
       <w:r>
         <w:rPr>
@@ -29533,6 +29848,798 @@
                 <w:sz w:val="18"/>
               </w:rPr>
               <w:t>catalog / on-site</w:t>
+            </w:r>
+          </w:p>
+        </w:tc>
+      </w:tr>
+      <w:tr>
+        <w:tc>
+          <w:tcPr>
+            <w:tcW w:type="dxa" w:w="1872"/>
+          </w:tcPr>
+          <w:p>
+            <w:r/>
+            <w:r>
+              <w:rPr>
+                <w:rFonts w:ascii="Liberation Serif" w:hAnsi="Liberation Serif" w:eastAsia="Liberation Serif"/>
+                <w:b w:val="0"/>
+                <w:i w:val="0"/>
+                <w:sz w:val="18"/>
+              </w:rPr>
+              <w:t>S465</w:t>
+            </w:r>
+          </w:p>
+        </w:tc>
+        <w:tc>
+          <w:tcPr>
+            <w:tcW w:type="dxa" w:w="1872"/>
+          </w:tcPr>
+          <w:p>
+            <w:r/>
+            <w:r>
+              <w:rPr>
+                <w:rFonts w:ascii="Liberation Mono" w:hAnsi="Liberation Mono" w:eastAsia="Liberation Mono"/>
+                <w:b w:val="0"/>
+                <w:i w:val="0"/>
+                <w:sz w:val="18"/>
+              </w:rPr>
+              <w:t>../sources/catalog/uk-65438-reopen-2026-10-31.html</w:t>
+            </w:r>
+          </w:p>
+        </w:tc>
+        <w:tc>
+          <w:tcPr>
+            <w:tcW w:type="dxa" w:w="1872"/>
+          </w:tcPr>
+          <w:p>
+            <w:r/>
+            <w:r>
+              <w:rPr>
+                <w:rFonts w:ascii="Liberation Serif" w:hAnsi="Liberation Serif" w:eastAsia="Liberation Serif"/>
+                <w:b w:val="0"/>
+                <w:i w:val="0"/>
+                <w:sz w:val="18"/>
+              </w:rPr>
+              <w:t>UK 65438</w:t>
+            </w:r>
+          </w:p>
+        </w:tc>
+        <w:tc>
+          <w:tcPr>
+            <w:tcW w:type="dxa" w:w="1872"/>
+          </w:tcPr>
+          <w:p>
+            <w:r/>
+            <w:r>
+              <w:rPr>
+                <w:rFonts w:ascii="Liberation Serif" w:hAnsi="Liberation Serif" w:eastAsia="Liberation Serif"/>
+                <w:b w:val="0"/>
+                <w:i w:val="0"/>
+                <w:sz w:val="18"/>
+              </w:rPr>
+              <w:t>S 90-033 only 1909–11 reel</w:t>
+            </w:r>
+          </w:p>
+        </w:tc>
+        <w:tc>
+          <w:tcPr>
+            <w:tcW w:type="dxa" w:w="1872"/>
+          </w:tcPr>
+          <w:p>
+            <w:r/>
+            <w:r>
+              <w:rPr>
+                <w:rFonts w:ascii="Liberation Serif" w:hAnsi="Liberation Serif" w:eastAsia="Liberation Serif"/>
+                <w:b w:val="0"/>
+                <w:i w:val="0"/>
+                <w:sz w:val="18"/>
+              </w:rPr>
+              <w:t>catalog only</w:t>
+            </w:r>
+          </w:p>
+        </w:tc>
+      </w:tr>
+      <w:tr>
+        <w:tc>
+          <w:tcPr>
+            <w:tcW w:type="dxa" w:w="1872"/>
+          </w:tcPr>
+          <w:p>
+            <w:r/>
+            <w:r>
+              <w:rPr>
+                <w:rFonts w:ascii="Liberation Serif" w:hAnsi="Liberation Serif" w:eastAsia="Liberation Serif"/>
+                <w:b w:val="0"/>
+                <w:i w:val="0"/>
+                <w:sz w:val="18"/>
+              </w:rPr>
+              <w:t>S466</w:t>
+            </w:r>
+          </w:p>
+        </w:tc>
+        <w:tc>
+          <w:tcPr>
+            <w:tcW w:type="dxa" w:w="1872"/>
+          </w:tcPr>
+          <w:p>
+            <w:r/>
+            <w:r>
+              <w:rPr>
+                <w:rFonts w:ascii="Liberation Mono" w:hAnsi="Liberation Mono" w:eastAsia="Liberation Mono"/>
+                <w:b w:val="0"/>
+                <w:i w:val="0"/>
+                <w:sz w:val="18"/>
+              </w:rPr>
+              <w:t>../sources/catalog/ncom-39744-reopen-2026-10-31.html</w:t>
+            </w:r>
+          </w:p>
+        </w:tc>
+        <w:tc>
+          <w:tcPr>
+            <w:tcW w:type="dxa" w:w="1872"/>
+          </w:tcPr>
+          <w:p>
+            <w:r/>
+            <w:r>
+              <w:rPr>
+                <w:rFonts w:ascii="Liberation Serif" w:hAnsi="Liberation Serif" w:eastAsia="Liberation Serif"/>
+                <w:b w:val="0"/>
+                <w:i w:val="0"/>
+                <w:sz w:val="18"/>
+              </w:rPr>
+              <w:t>N.com 39744</w:t>
+            </w:r>
+          </w:p>
+        </w:tc>
+        <w:tc>
+          <w:tcPr>
+            <w:tcW w:type="dxa" w:w="1872"/>
+          </w:tcPr>
+          <w:p>
+            <w:r/>
+            <w:r>
+              <w:rPr>
+                <w:rFonts w:ascii="Liberation Serif" w:hAnsi="Liberation Serif" w:eastAsia="Liberation Serif"/>
+                <w:b w:val="0"/>
+                <w:i w:val="0"/>
+                <w:sz w:val="18"/>
+              </w:rPr>
+              <w:t>Catalog 200; issues unread</w:t>
+            </w:r>
+          </w:p>
+        </w:tc>
+        <w:tc>
+          <w:tcPr>
+            <w:tcW w:type="dxa" w:w="1872"/>
+          </w:tcPr>
+          <w:p>
+            <w:r/>
+            <w:r>
+              <w:rPr>
+                <w:rFonts w:ascii="Liberation Serif" w:hAnsi="Liberation Serif" w:eastAsia="Liberation Serif"/>
+                <w:b w:val="0"/>
+                <w:i w:val="0"/>
+                <w:sz w:val="18"/>
+              </w:rPr>
+              <w:t>catalog / JS</w:t>
+            </w:r>
+          </w:p>
+        </w:tc>
+      </w:tr>
+      <w:tr>
+        <w:tc>
+          <w:tcPr>
+            <w:tcW w:type="dxa" w:w="1872"/>
+          </w:tcPr>
+          <w:p>
+            <w:r/>
+            <w:r>
+              <w:rPr>
+                <w:rFonts w:ascii="Liberation Serif" w:hAnsi="Liberation Serif" w:eastAsia="Liberation Serif"/>
+                <w:b w:val="0"/>
+                <w:i w:val="0"/>
+                <w:sz w:val="18"/>
+              </w:rPr>
+              <w:t>S467</w:t>
+            </w:r>
+          </w:p>
+        </w:tc>
+        <w:tc>
+          <w:tcPr>
+            <w:tcW w:type="dxa" w:w="1872"/>
+          </w:tcPr>
+          <w:p>
+            <w:r/>
+            <w:r>
+              <w:rPr>
+                <w:rFonts w:ascii="Liberation Mono" w:hAnsi="Liberation Mono" w:eastAsia="Liberation Mono"/>
+                <w:b w:val="0"/>
+                <w:i w:val="0"/>
+                <w:sz w:val="18"/>
+              </w:rPr>
+              <w:t>../sources/catalog/ca-sn86069167-reopen-2026-10-31.html</w:t>
+            </w:r>
+          </w:p>
+        </w:tc>
+        <w:tc>
+          <w:tcPr>
+            <w:tcW w:type="dxa" w:w="1872"/>
+          </w:tcPr>
+          <w:p>
+            <w:r/>
+            <w:r>
+              <w:rPr>
+                <w:rFonts w:ascii="Liberation Serif" w:hAnsi="Liberation Serif" w:eastAsia="Liberation Serif"/>
+                <w:b w:val="0"/>
+                <w:i w:val="0"/>
+                <w:sz w:val="18"/>
+              </w:rPr>
+              <w:t>CA sn86069167</w:t>
+            </w:r>
+          </w:p>
+        </w:tc>
+        <w:tc>
+          <w:tcPr>
+            <w:tcW w:type="dxa" w:w="1872"/>
+          </w:tcPr>
+          <w:p>
+            <w:r/>
+            <w:r>
+              <w:rPr>
+                <w:rFonts w:ascii="Liberation Serif" w:hAnsi="Liberation Serif" w:eastAsia="Liberation Serif"/>
+                <w:b w:val="0"/>
+                <w:i w:val="0"/>
+                <w:sz w:val="18"/>
+              </w:rPr>
+              <w:t>Live 403</w:t>
+            </w:r>
+          </w:p>
+        </w:tc>
+        <w:tc>
+          <w:tcPr>
+            <w:tcW w:type="dxa" w:w="1872"/>
+          </w:tcPr>
+          <w:p>
+            <w:r/>
+            <w:r>
+              <w:rPr>
+                <w:rFonts w:ascii="Liberation Serif" w:hAnsi="Liberation Serif" w:eastAsia="Liberation Serif"/>
+                <w:b w:val="0"/>
+                <w:i w:val="0"/>
+                <w:sz w:val="18"/>
+              </w:rPr>
+              <w:t>blocked</w:t>
+            </w:r>
+          </w:p>
+        </w:tc>
+      </w:tr>
+      <w:tr>
+        <w:tc>
+          <w:tcPr>
+            <w:tcW w:type="dxa" w:w="1872"/>
+          </w:tcPr>
+          <w:p>
+            <w:r/>
+            <w:r>
+              <w:rPr>
+                <w:rFonts w:ascii="Liberation Serif" w:hAnsi="Liberation Serif" w:eastAsia="Liberation Serif"/>
+                <w:b w:val="0"/>
+                <w:i w:val="0"/>
+                <w:sz w:val="18"/>
+              </w:rPr>
+              <w:t>S468</w:t>
+            </w:r>
+          </w:p>
+        </w:tc>
+        <w:tc>
+          <w:tcPr>
+            <w:tcW w:type="dxa" w:w="1872"/>
+          </w:tcPr>
+          <w:p>
+            <w:r/>
+            <w:r>
+              <w:rPr>
+                <w:rFonts w:ascii="Liberation Mono" w:hAnsi="Liberation Mono" w:eastAsia="Liberation Mono"/>
+                <w:b w:val="0"/>
+                <w:i w:val="0"/>
+                <w:sz w:val="18"/>
+              </w:rPr>
+              <w:t>../sources/catalog/wayback-ca-sn86069167-20250620.html</w:t>
+            </w:r>
+          </w:p>
+        </w:tc>
+        <w:tc>
+          <w:tcPr>
+            <w:tcW w:type="dxa" w:w="1872"/>
+          </w:tcPr>
+          <w:p>
+            <w:r/>
+            <w:r>
+              <w:rPr>
+                <w:rFonts w:ascii="Liberation Serif" w:hAnsi="Liberation Serif" w:eastAsia="Liberation Serif"/>
+                <w:b w:val="0"/>
+                <w:i w:val="0"/>
+                <w:sz w:val="18"/>
+              </w:rPr>
+              <w:t>Wayback sn86069167</w:t>
+            </w:r>
+          </w:p>
+        </w:tc>
+        <w:tc>
+          <w:tcPr>
+            <w:tcW w:type="dxa" w:w="1872"/>
+          </w:tcPr>
+          <w:p>
+            <w:r/>
+            <w:r>
+              <w:rPr>
+                <w:rFonts w:ascii="Liberation Serif" w:hAnsi="Liberation Serif" w:eastAsia="Liberation Serif"/>
+                <w:b w:val="0"/>
+                <w:i w:val="0"/>
+                <w:sz w:val="18"/>
+              </w:rPr>
+              <w:t>Kentucky Register, Richmond — not Beattyville</w:t>
+            </w:r>
+          </w:p>
+        </w:tc>
+        <w:tc>
+          <w:tcPr>
+            <w:tcW w:type="dxa" w:w="1872"/>
+          </w:tcPr>
+          <w:p>
+            <w:r/>
+            <w:r>
+              <w:rPr>
+                <w:rFonts w:ascii="Liberation Serif" w:hAnsi="Liberation Serif" w:eastAsia="Liberation Serif"/>
+                <w:b w:val="0"/>
+                <w:i w:val="0"/>
+                <w:sz w:val="18"/>
+              </w:rPr>
+              <w:t>catalog / directory</w:t>
+            </w:r>
+          </w:p>
+        </w:tc>
+      </w:tr>
+      <w:tr>
+        <w:tc>
+          <w:tcPr>
+            <w:tcW w:type="dxa" w:w="1872"/>
+          </w:tcPr>
+          <w:p>
+            <w:r/>
+            <w:r>
+              <w:rPr>
+                <w:rFonts w:ascii="Liberation Serif" w:hAnsi="Liberation Serif" w:eastAsia="Liberation Serif"/>
+                <w:b w:val="0"/>
+                <w:i w:val="0"/>
+                <w:sz w:val="18"/>
+              </w:rPr>
+              <w:t>S469</w:t>
+            </w:r>
+          </w:p>
+        </w:tc>
+        <w:tc>
+          <w:tcPr>
+            <w:tcW w:type="dxa" w:w="1872"/>
+          </w:tcPr>
+          <w:p>
+            <w:r/>
+            <w:r>
+              <w:rPr>
+                <w:rFonts w:ascii="Liberation Mono" w:hAnsi="Liberation Mono" w:eastAsia="Liberation Mono"/>
+                <w:b w:val="0"/>
+                <w:i w:val="0"/>
+                <w:sz w:val="18"/>
+              </w:rPr>
+              <w:t>../sources/catalog/wayback-ca-sn86069653-20250501.html</w:t>
+            </w:r>
+          </w:p>
+        </w:tc>
+        <w:tc>
+          <w:tcPr>
+            <w:tcW w:type="dxa" w:w="1872"/>
+          </w:tcPr>
+          <w:p>
+            <w:r/>
+            <w:r>
+              <w:rPr>
+                <w:rFonts w:ascii="Liberation Serif" w:hAnsi="Liberation Serif" w:eastAsia="Liberation Serif"/>
+                <w:b w:val="0"/>
+                <w:i w:val="0"/>
+                <w:sz w:val="18"/>
+              </w:rPr>
+              <w:t>Wayback sn86069653</w:t>
+            </w:r>
+          </w:p>
+        </w:tc>
+        <w:tc>
+          <w:tcPr>
+            <w:tcW w:type="dxa" w:w="1872"/>
+          </w:tcPr>
+          <w:p>
+            <w:r/>
+            <w:r>
+              <w:rPr>
+                <w:rFonts w:ascii="Liberation Serif" w:hAnsi="Liberation Serif" w:eastAsia="Liberation Serif"/>
+                <w:b w:val="0"/>
+                <w:i w:val="0"/>
+                <w:sz w:val="18"/>
+              </w:rPr>
+              <w:t>Beattyville; digitized false</w:t>
+            </w:r>
+          </w:p>
+        </w:tc>
+        <w:tc>
+          <w:tcPr>
+            <w:tcW w:type="dxa" w:w="1872"/>
+          </w:tcPr>
+          <w:p>
+            <w:r/>
+            <w:r>
+              <w:rPr>
+                <w:rFonts w:ascii="Liberation Serif" w:hAnsi="Liberation Serif" w:eastAsia="Liberation Serif"/>
+                <w:b w:val="0"/>
+                <w:i w:val="0"/>
+                <w:sz w:val="18"/>
+              </w:rPr>
+              <w:t>catalog / directory</w:t>
+            </w:r>
+          </w:p>
+        </w:tc>
+      </w:tr>
+      <w:tr>
+        <w:tc>
+          <w:tcPr>
+            <w:tcW w:type="dxa" w:w="1872"/>
+          </w:tcPr>
+          <w:p>
+            <w:r/>
+            <w:r>
+              <w:rPr>
+                <w:rFonts w:ascii="Liberation Serif" w:hAnsi="Liberation Serif" w:eastAsia="Liberation Serif"/>
+                <w:b w:val="0"/>
+                <w:i w:val="0"/>
+                <w:sz w:val="18"/>
+              </w:rPr>
+              <w:t>S470</w:t>
+            </w:r>
+          </w:p>
+        </w:tc>
+        <w:tc>
+          <w:tcPr>
+            <w:tcW w:type="dxa" w:w="1872"/>
+          </w:tcPr>
+          <w:p>
+            <w:r/>
+            <w:r>
+              <w:rPr>
+                <w:rFonts w:ascii="Liberation Serif" w:hAnsi="Liberation Serif" w:eastAsia="Liberation Serif"/>
+                <w:b w:val="0"/>
+                <w:i w:val="0"/>
+                <w:sz w:val="18"/>
+              </w:rPr>
+              <w:t>IA Solr JSON 31 Oct 2026 (1909–11 / S 90-033 / neighbour)</w:t>
+            </w:r>
+          </w:p>
+        </w:tc>
+        <w:tc>
+          <w:tcPr>
+            <w:tcW w:type="dxa" w:w="1872"/>
+          </w:tcPr>
+          <w:p>
+            <w:r/>
+            <w:r>
+              <w:rPr>
+                <w:rFonts w:ascii="Liberation Serif" w:hAnsi="Liberation Serif" w:eastAsia="Liberation Serif"/>
+                <w:b w:val="0"/>
+                <w:i w:val="0"/>
+                <w:sz w:val="18"/>
+              </w:rPr>
+              <w:t>IA Solr</w:t>
+            </w:r>
+          </w:p>
+        </w:tc>
+        <w:tc>
+          <w:tcPr>
+            <w:tcW w:type="dxa" w:w="1872"/>
+          </w:tcPr>
+          <w:p>
+            <w:r/>
+            <w:r>
+              <w:rPr>
+                <w:rFonts w:ascii="Liberation Serif" w:hAnsi="Liberation Serif" w:eastAsia="Liberation Serif"/>
+                <w:b w:val="0"/>
+                <w:i w:val="0"/>
+                <w:sz w:val="18"/>
+              </w:rPr>
+              <w:t>Tight queries 0; sn86069653 = 94 modern</w:t>
+            </w:r>
+          </w:p>
+        </w:tc>
+        <w:tc>
+          <w:tcPr>
+            <w:tcW w:type="dxa" w:w="1872"/>
+          </w:tcPr>
+          <w:p>
+            <w:r/>
+            <w:r>
+              <w:rPr>
+                <w:rFonts w:ascii="Liberation Serif" w:hAnsi="Liberation Serif" w:eastAsia="Liberation Serif"/>
+                <w:b w:val="0"/>
+                <w:i w:val="0"/>
+                <w:sz w:val="18"/>
+              </w:rPr>
+              <w:t>index only</w:t>
+            </w:r>
+          </w:p>
+        </w:tc>
+      </w:tr>
+      <w:tr>
+        <w:tc>
+          <w:tcPr>
+            <w:tcW w:type="dxa" w:w="1872"/>
+          </w:tcPr>
+          <w:p>
+            <w:r/>
+            <w:r>
+              <w:rPr>
+                <w:rFonts w:ascii="Liberation Serif" w:hAnsi="Liberation Serif" w:eastAsia="Liberation Serif"/>
+                <w:b w:val="0"/>
+                <w:i w:val="0"/>
+                <w:sz w:val="18"/>
+              </w:rPr>
+              <w:t>S471</w:t>
+            </w:r>
+          </w:p>
+        </w:tc>
+        <w:tc>
+          <w:tcPr>
+            <w:tcW w:type="dxa" w:w="1872"/>
+          </w:tcPr>
+          <w:p>
+            <w:r/>
+            <w:r>
+              <w:rPr>
+                <w:rFonts w:ascii="Liberation Mono" w:hAnsi="Liberation Mono" w:eastAsia="Liberation Mono"/>
+                <w:b w:val="0"/>
+                <w:i w:val="0"/>
+                <w:sz w:val="18"/>
+              </w:rPr>
+              <w:t>../sources/catalog/usgennet-lee-news-oil.html</w:t>
+            </w:r>
+            <w:r>
+              <w:rPr>
+                <w:rFonts w:ascii="Liberation Serif" w:hAnsi="Liberation Serif" w:eastAsia="Liberation Serif"/>
+                <w:b w:val="0"/>
+                <w:i w:val="0"/>
+                <w:sz w:val="18"/>
+              </w:rPr>
+              <w:t xml:space="preserve"> + siblings</w:t>
+            </w:r>
+          </w:p>
+        </w:tc>
+        <w:tc>
+          <w:tcPr>
+            <w:tcW w:type="dxa" w:w="1872"/>
+          </w:tcPr>
+          <w:p>
+            <w:r/>
+            <w:r>
+              <w:rPr>
+                <w:rFonts w:ascii="Liberation Serif" w:hAnsi="Liberation Serif" w:eastAsia="Liberation Serif"/>
+                <w:b w:val="0"/>
+                <w:i w:val="0"/>
+                <w:sz w:val="18"/>
+              </w:rPr>
+              <w:t>Lee gleanings</w:t>
+            </w:r>
+          </w:p>
+        </w:tc>
+        <w:tc>
+          <w:tcPr>
+            <w:tcW w:type="dxa" w:w="1872"/>
+          </w:tcPr>
+          <w:p>
+            <w:r/>
+            <w:r>
+              <w:rPr>
+                <w:rFonts w:ascii="Liberation Serif" w:hAnsi="Liberation Serif" w:eastAsia="Liberation Serif"/>
+                <w:b w:val="0"/>
+                <w:i w:val="0"/>
+                <w:sz w:val="18"/>
+              </w:rPr>
+              <w:t>20 May 1910 14 marriages nil Newnam</w:t>
+            </w:r>
+          </w:p>
+        </w:tc>
+        <w:tc>
+          <w:tcPr>
+            <w:tcW w:type="dxa" w:w="1872"/>
+          </w:tcPr>
+          <w:p>
+            <w:r/>
+            <w:r>
+              <w:rPr>
+                <w:rFonts w:ascii="Liberation Serif" w:hAnsi="Liberation Serif" w:eastAsia="Liberation Serif"/>
+                <w:b w:val="0"/>
+                <w:i w:val="0"/>
+                <w:sz w:val="18"/>
+              </w:rPr>
+              <w:t>transcription only</w:t>
+            </w:r>
+          </w:p>
+        </w:tc>
+      </w:tr>
+      <w:tr>
+        <w:tc>
+          <w:tcPr>
+            <w:tcW w:type="dxa" w:w="1872"/>
+          </w:tcPr>
+          <w:p>
+            <w:r/>
+            <w:r>
+              <w:rPr>
+                <w:rFonts w:ascii="Liberation Serif" w:hAnsi="Liberation Serif" w:eastAsia="Liberation Serif"/>
+                <w:b w:val="0"/>
+                <w:i w:val="0"/>
+                <w:sz w:val="18"/>
+              </w:rPr>
+              <w:t>S473</w:t>
+            </w:r>
+          </w:p>
+        </w:tc>
+        <w:tc>
+          <w:tcPr>
+            <w:tcW w:type="dxa" w:w="1872"/>
+          </w:tcPr>
+          <w:p>
+            <w:r/>
+            <w:r>
+              <w:rPr>
+                <w:rFonts w:ascii="Liberation Mono" w:hAnsi="Liberation Mono" w:eastAsia="Liberation Mono"/>
+                <w:b w:val="0"/>
+                <w:i w:val="0"/>
+                <w:sz w:val="18"/>
+              </w:rPr>
+              <w:t>../sources/catalog/b042-pass86-uk-film-extract-2026-10-31.txt</w:t>
+            </w:r>
+          </w:p>
+        </w:tc>
+        <w:tc>
+          <w:tcPr>
+            <w:tcW w:type="dxa" w:w="1872"/>
+          </w:tcPr>
+          <w:p>
+            <w:r/>
+            <w:r>
+              <w:rPr>
+                <w:rFonts w:ascii="Liberation Serif" w:hAnsi="Liberation Serif" w:eastAsia="Liberation Serif"/>
+                <w:b w:val="0"/>
+                <w:i w:val="0"/>
+                <w:sz w:val="18"/>
+              </w:rPr>
+              <w:t>Combined B042 residual notes</w:t>
+            </w:r>
+          </w:p>
+        </w:tc>
+        <w:tc>
+          <w:tcPr>
+            <w:tcW w:type="dxa" w:w="1872"/>
+          </w:tcPr>
+          <w:p>
+            <w:r/>
+            <w:r>
+              <w:rPr>
+                <w:rFonts w:ascii="Liberation Serif" w:hAnsi="Liberation Serif" w:eastAsia="Liberation Serif"/>
+                <w:b w:val="0"/>
+                <w:i w:val="0"/>
+                <w:sz w:val="18"/>
+              </w:rPr>
+              <w:t>Retrieval + LCCN correction</w:t>
+            </w:r>
+          </w:p>
+        </w:tc>
+        <w:tc>
+          <w:tcPr>
+            <w:tcW w:type="dxa" w:w="1872"/>
+          </w:tcPr>
+          <w:p>
+            <w:r/>
+            <w:r>
+              <w:rPr>
+                <w:rFonts w:ascii="Liberation Serif" w:hAnsi="Liberation Serif" w:eastAsia="Liberation Serif"/>
+                <w:b w:val="0"/>
+                <w:i w:val="0"/>
+                <w:sz w:val="18"/>
+              </w:rPr>
+              <w:t>combined notes</w:t>
+            </w:r>
+          </w:p>
+        </w:tc>
+      </w:tr>
+      <w:tr>
+        <w:tc>
+          <w:tcPr>
+            <w:tcW w:type="dxa" w:w="1872"/>
+          </w:tcPr>
+          <w:p>
+            <w:r/>
+            <w:r>
+              <w:rPr>
+                <w:rFonts w:ascii="Liberation Serif" w:hAnsi="Liberation Serif" w:eastAsia="Liberation Serif"/>
+                <w:b w:val="0"/>
+                <w:i w:val="0"/>
+                <w:sz w:val="18"/>
+              </w:rPr>
+              <w:t>S474</w:t>
+            </w:r>
+          </w:p>
+        </w:tc>
+        <w:tc>
+          <w:tcPr>
+            <w:tcW w:type="dxa" w:w="1872"/>
+          </w:tcPr>
+          <w:p>
+            <w:r/>
+            <w:r>
+              <w:rPr>
+                <w:rFonts w:ascii="Liberation Serif" w:hAnsi="Liberation Serif" w:eastAsia="Liberation Serif"/>
+                <w:b w:val="0"/>
+                <w:i w:val="0"/>
+                <w:sz w:val="18"/>
+              </w:rPr>
+              <w:t>Retrieval path only</w:t>
+            </w:r>
+          </w:p>
+        </w:tc>
+        <w:tc>
+          <w:tcPr>
+            <w:tcW w:type="dxa" w:w="1872"/>
+          </w:tcPr>
+          <w:p>
+            <w:r/>
+            <w:r>
+              <w:rPr>
+                <w:rFonts w:ascii="Liberation Serif" w:hAnsi="Liberation Serif" w:eastAsia="Liberation Serif"/>
+                <w:b w:val="0"/>
+                <w:i w:val="0"/>
+                <w:sz w:val="18"/>
+              </w:rPr>
+              <w:t>UK 65438</w:t>
+            </w:r>
+          </w:p>
+        </w:tc>
+        <w:tc>
+          <w:tcPr>
+            <w:tcW w:type="dxa" w:w="1872"/>
+          </w:tcPr>
+          <w:p>
+            <w:r/>
+            <w:r>
+              <w:rPr>
+                <w:rFonts w:ascii="Liberation Serif" w:hAnsi="Liberation Serif" w:eastAsia="Liberation Serif"/>
+                <w:b w:val="0"/>
+                <w:i w:val="0"/>
+                <w:sz w:val="18"/>
+              </w:rPr>
+              <w:t>Film / N.com login / CA sn86069653 not examined</w:t>
+            </w:r>
+          </w:p>
+        </w:tc>
+        <w:tc>
+          <w:tcPr>
+            <w:tcW w:type="dxa" w:w="1872"/>
+          </w:tcPr>
+          <w:p>
+            <w:r/>
+            <w:r>
+              <w:rPr>
+                <w:rFonts w:ascii="Liberation Serif" w:hAnsi="Liberation Serif" w:eastAsia="Liberation Serif"/>
+                <w:b w:val="0"/>
+                <w:i w:val="0"/>
+                <w:sz w:val="18"/>
+              </w:rPr>
+              <w:t>catalog / on-site / paywall</w:t>
             </w:r>
           </w:p>
         </w:tc>

--- a/research/dora-ella-newnam/sources/authored/Dora-Ella-Newnam-Stone-A-Life-latest.docx
+++ b/research/dora-ella-newnam/sources/authored/Dora-Ella-Newnam-Stone-A-Life-latest.docx
@@ -3778,6 +3778,310 @@
           <w:b w:val="0"/>
           <w:i w:val="0"/>
         </w:rPr>
+        <w:t xml:space="preserve">). Pass </w:t>
+      </w:r>
+      <w:r>
+        <w:rPr>
+          <w:rFonts w:ascii="Liberation Serif" w:hAnsi="Liberation Serif" w:eastAsia="Liberation Serif"/>
+          <w:b/>
+          <w:i w:val="0"/>
+        </w:rPr>
+        <w:t>83</w:t>
+      </w:r>
+      <w:r>
+        <w:rPr>
+          <w:rFonts w:ascii="Liberation Serif" w:hAnsi="Liberation Serif" w:eastAsia="Liberation Serif"/>
+          <w:b w:val="0"/>
+          <w:i w:val="0"/>
+        </w:rPr>
+        <w:t xml:space="preserve"> then read Crooked Creek ED </w:t>
+      </w:r>
+      <w:r>
+        <w:rPr>
+          <w:rFonts w:ascii="Liberation Serif" w:hAnsi="Liberation Serif" w:eastAsia="Liberation Serif"/>
+          <w:b/>
+          <w:i w:val="0"/>
+        </w:rPr>
+        <w:t>1</w:t>
+      </w:r>
+      <w:r>
+        <w:rPr>
+          <w:rFonts w:ascii="Liberation Serif" w:hAnsi="Liberation Serif" w:eastAsia="Liberation Serif"/>
+          <w:b w:val="0"/>
+          <w:i w:val="0"/>
+        </w:rPr>
+        <w:t xml:space="preserve"> (jp2 </w:t>
+      </w:r>
+      <w:r>
+        <w:rPr>
+          <w:rFonts w:ascii="Liberation Serif" w:hAnsi="Liberation Serif" w:eastAsia="Liberation Serif"/>
+          <w:b/>
+          <w:i w:val="0"/>
+        </w:rPr>
+        <w:t>1004–1033</w:t>
+      </w:r>
+      <w:r>
+        <w:rPr>
+          <w:rFonts w:ascii="Liberation Serif" w:hAnsi="Liberation Serif" w:eastAsia="Liberation Serif"/>
+          <w:b w:val="0"/>
+          <w:i w:val="0"/>
+        </w:rPr>
+        <w:t xml:space="preserve">), Fillmore ED </w:t>
+      </w:r>
+      <w:r>
+        <w:rPr>
+          <w:rFonts w:ascii="Liberation Serif" w:hAnsi="Liberation Serif" w:eastAsia="Liberation Serif"/>
+          <w:b/>
+          <w:i w:val="0"/>
+        </w:rPr>
+        <w:t>2</w:t>
+      </w:r>
+      <w:r>
+        <w:rPr>
+          <w:rFonts w:ascii="Liberation Serif" w:hAnsi="Liberation Serif" w:eastAsia="Liberation Serif"/>
+          <w:b w:val="0"/>
+          <w:i w:val="0"/>
+        </w:rPr>
+        <w:t xml:space="preserve"> (jp2 </w:t>
+      </w:r>
+      <w:r>
+        <w:rPr>
+          <w:rFonts w:ascii="Liberation Serif" w:hAnsi="Liberation Serif" w:eastAsia="Liberation Serif"/>
+          <w:b/>
+          <w:i w:val="0"/>
+        </w:rPr>
+        <w:t>1034–1058</w:t>
+      </w:r>
+      <w:r>
+        <w:rPr>
+          <w:rFonts w:ascii="Liberation Serif" w:hAnsi="Liberation Serif" w:eastAsia="Liberation Serif"/>
+          <w:b w:val="0"/>
+          <w:i w:val="0"/>
+        </w:rPr>
+        <w:t xml:space="preserve">; </w:t>
+      </w:r>
+      <w:r>
+        <w:rPr>
+          <w:rFonts w:ascii="Liberation Serif" w:hAnsi="Liberation Serif" w:eastAsia="Liberation Serif"/>
+          <w:b/>
+          <w:i w:val="0"/>
+        </w:rPr>
+        <w:t>Newell, John</w:t>
+      </w:r>
+      <w:r>
+        <w:rPr>
+          <w:rFonts w:ascii="Liberation Serif" w:hAnsi="Liberation Serif" w:eastAsia="Liberation Serif"/>
+          <w:b w:val="0"/>
+          <w:i w:val="0"/>
+        </w:rPr>
+        <w:t xml:space="preserve"> is not Newman), German ED </w:t>
+      </w:r>
+      <w:r>
+        <w:rPr>
+          <w:rFonts w:ascii="Liberation Serif" w:hAnsi="Liberation Serif" w:eastAsia="Liberation Serif"/>
+          <w:b/>
+          <w:i w:val="0"/>
+        </w:rPr>
+        <w:t>3</w:t>
+      </w:r>
+      <w:r>
+        <w:rPr>
+          <w:rFonts w:ascii="Liberation Serif" w:hAnsi="Liberation Serif" w:eastAsia="Liberation Serif"/>
+          <w:b w:val="0"/>
+          <w:i w:val="0"/>
+        </w:rPr>
+        <w:t xml:space="preserve"> (jp2 </w:t>
+      </w:r>
+      <w:r>
+        <w:rPr>
+          <w:rFonts w:ascii="Liberation Serif" w:hAnsi="Liberation Serif" w:eastAsia="Liberation Serif"/>
+          <w:b/>
+          <w:i w:val="0"/>
+        </w:rPr>
+        <w:t>1060–1088</w:t>
+      </w:r>
+      <w:r>
+        <w:rPr>
+          <w:rFonts w:ascii="Liberation Serif" w:hAnsi="Liberation Serif" w:eastAsia="Liberation Serif"/>
+          <w:b w:val="0"/>
+          <w:i w:val="0"/>
+        </w:rPr>
+        <w:t xml:space="preserve">), and Lorance/Marble Hill ED </w:t>
+      </w:r>
+      <w:r>
+        <w:rPr>
+          <w:rFonts w:ascii="Liberation Serif" w:hAnsi="Liberation Serif" w:eastAsia="Liberation Serif"/>
+          <w:b/>
+          <w:i w:val="0"/>
+        </w:rPr>
+        <w:t>6</w:t>
+      </w:r>
+      <w:r>
+        <w:rPr>
+          <w:rFonts w:ascii="Liberation Serif" w:hAnsi="Liberation Serif" w:eastAsia="Liberation Serif"/>
+          <w:b w:val="0"/>
+          <w:i w:val="0"/>
+        </w:rPr>
+        <w:t xml:space="preserve"> on reel </w:t>
+      </w:r>
+      <w:r>
+        <w:rPr>
+          <w:rFonts w:ascii="Liberation Serif" w:hAnsi="Liberation Serif" w:eastAsia="Liberation Serif"/>
+          <w:b/>
+          <w:i w:val="0"/>
+        </w:rPr>
+        <w:t>839</w:t>
+      </w:r>
+      <w:r>
+        <w:rPr>
+          <w:rFonts w:ascii="Liberation Serif" w:hAnsi="Liberation Serif" w:eastAsia="Liberation Serif"/>
+          <w:b w:val="0"/>
+          <w:i w:val="0"/>
+        </w:rPr>
+        <w:t xml:space="preserve"> (jp2 </w:t>
+      </w:r>
+      <w:r>
+        <w:rPr>
+          <w:rFonts w:ascii="Liberation Serif" w:hAnsi="Liberation Serif" w:eastAsia="Liberation Serif"/>
+          <w:b/>
+          <w:i w:val="0"/>
+        </w:rPr>
+        <w:t>1136–1141</w:t>
+      </w:r>
+      <w:r>
+        <w:rPr>
+          <w:rFonts w:ascii="Liberation Serif" w:hAnsi="Liberation Serif" w:eastAsia="Liberation Serif"/>
+          <w:b w:val="0"/>
+          <w:i w:val="0"/>
+        </w:rPr>
+        <w:t xml:space="preserve">) — still </w:t>
+      </w:r>
+      <w:r>
+        <w:rPr>
+          <w:rFonts w:ascii="Liberation Serif" w:hAnsi="Liberation Serif" w:eastAsia="Liberation Serif"/>
+          <w:b/>
+          <w:i w:val="0"/>
+        </w:rPr>
+        <w:t>no C245</w:t>
+      </w:r>
+      <w:r>
+        <w:rPr>
+          <w:rFonts w:ascii="Liberation Serif" w:hAnsi="Liberation Serif" w:eastAsia="Liberation Serif"/>
+          <w:b w:val="0"/>
+          <w:i w:val="0"/>
+        </w:rPr>
+        <w:t xml:space="preserve"> (</w:t>
+      </w:r>
+      <w:r>
+        <w:rPr>
+          <w:rFonts w:ascii="Liberation Serif" w:hAnsi="Liberation Serif" w:eastAsia="Liberation Serif"/>
+          <w:b/>
+          <w:i w:val="0"/>
+        </w:rPr>
+        <w:t>C504–C507</w:t>
+      </w:r>
+      <w:r>
+        <w:rPr>
+          <w:rFonts w:ascii="Liberation Serif" w:hAnsi="Liberation Serif" w:eastAsia="Liberation Serif"/>
+          <w:b w:val="0"/>
+          <w:i w:val="0"/>
+        </w:rPr>
+        <w:t xml:space="preserve"> </w:t>
+      </w:r>
+      <w:r>
+        <w:rPr>
+          <w:rFonts w:ascii="Liberation Serif" w:hAnsi="Liberation Serif" w:eastAsia="Liberation Serif"/>
+          <w:b/>
+          <w:i w:val="0"/>
+        </w:rPr>
+        <w:t>C510</w:t>
+      </w:r>
+      <w:r>
+        <w:rPr>
+          <w:rFonts w:ascii="Liberation Serif" w:hAnsi="Liberation Serif" w:eastAsia="Liberation Serif"/>
+          <w:b w:val="0"/>
+          <w:i w:val="0"/>
+        </w:rPr>
+        <w:t xml:space="preserve">). The S-415 I-window (pages </w:t>
+      </w:r>
+      <w:r>
+        <w:rPr>
+          <w:rFonts w:ascii="Liberation Serif" w:hAnsi="Liberation Serif" w:eastAsia="Liberation Serif"/>
+          <w:b/>
+          <w:i w:val="0"/>
+        </w:rPr>
+        <w:t>3385–3395</w:t>
+      </w:r>
+      <w:r>
+        <w:rPr>
+          <w:rFonts w:ascii="Liberation Serif" w:hAnsi="Liberation Serif" w:eastAsia="Liberation Serif"/>
+          <w:b w:val="0"/>
+          <w:i w:val="0"/>
+        </w:rPr>
+        <w:t>) has no Ida M. Bollinger wife (</w:t>
+      </w:r>
+      <w:r>
+        <w:rPr>
+          <w:rFonts w:ascii="Liberation Serif" w:hAnsi="Liberation Serif" w:eastAsia="Liberation Serif"/>
+          <w:b/>
+          <w:i w:val="0"/>
+        </w:rPr>
+        <w:t>C508</w:t>
+      </w:r>
+      <w:r>
+        <w:rPr>
+          <w:rFonts w:ascii="Liberation Serif" w:hAnsi="Liberation Serif" w:eastAsia="Liberation Serif"/>
+          <w:b w:val="0"/>
+          <w:i w:val="0"/>
+        </w:rPr>
+        <w:t xml:space="preserve">). Soundex page </w:t>
+      </w:r>
+      <w:r>
+        <w:rPr>
+          <w:rFonts w:ascii="Liberation Serif" w:hAnsi="Liberation Serif" w:eastAsia="Liberation Serif"/>
+          <w:b/>
+          <w:i w:val="0"/>
+        </w:rPr>
+        <w:t>3396</w:t>
+      </w:r>
+      <w:r>
+        <w:rPr>
+          <w:rFonts w:ascii="Liberation Serif" w:hAnsi="Liberation Serif" w:eastAsia="Liberation Serif"/>
+          <w:b w:val="0"/>
+          <w:i w:val="0"/>
+        </w:rPr>
+        <w:t xml:space="preserve"> “Sullivan, J. A.” is </w:t>
+      </w:r>
+      <w:r>
+        <w:rPr>
+          <w:rFonts w:ascii="Liberation Serif" w:hAnsi="Liberation Serif" w:eastAsia="Liberation Serif"/>
+          <w:b/>
+          <w:i w:val="0"/>
+        </w:rPr>
+        <w:t>Caldwell, J. A.</w:t>
+      </w:r>
+      <w:r>
+        <w:rPr>
+          <w:rFonts w:ascii="Liberation Serif" w:hAnsi="Liberation Serif" w:eastAsia="Liberation Serif"/>
+          <w:b w:val="0"/>
+          <w:i w:val="0"/>
+        </w:rPr>
+        <w:t xml:space="preserve"> on the original (</w:t>
+      </w:r>
+      <w:r>
+        <w:rPr>
+          <w:rFonts w:ascii="Liberation Serif" w:hAnsi="Liberation Serif" w:eastAsia="Liberation Serif"/>
+          <w:b/>
+          <w:i w:val="0"/>
+        </w:rPr>
+        <w:t>C509</w:t>
+      </w:r>
+      <w:r>
+        <w:rPr>
+          <w:rFonts w:ascii="Liberation Serif" w:hAnsi="Liberation Serif" w:eastAsia="Liberation Serif"/>
+          <w:b w:val="0"/>
+          <w:i w:val="0"/>
+        </w:rPr>
         <w:t xml:space="preserve">). The 1910 John Sullivan house includes wife </w:t>
       </w:r>
       <w:r>
@@ -3834,7 +4138,87 @@
           <w:b/>
           <w:i w:val="0"/>
         </w:rPr>
-        <w:t>C463</w:t>
+        <w:t>C511</w:t>
+      </w:r>
+      <w:r>
+        <w:rPr>
+          <w:rFonts w:ascii="Liberation Serif" w:hAnsi="Liberation Serif" w:eastAsia="Liberation Serif"/>
+          <w:b w:val="0"/>
+          <w:i w:val="0"/>
+        </w:rPr>
+        <w:t>). Residual: T623-</w:t>
+      </w:r>
+      <w:r>
+        <w:rPr>
+          <w:rFonts w:ascii="Liberation Serif" w:hAnsi="Liberation Serif" w:eastAsia="Liberation Serif"/>
+          <w:b/>
+          <w:i w:val="0"/>
+        </w:rPr>
+        <w:t>840</w:t>
+      </w:r>
+      <w:r>
+        <w:rPr>
+          <w:rFonts w:ascii="Liberation Serif" w:hAnsi="Liberation Serif" w:eastAsia="Liberation Serif"/>
+          <w:b w:val="0"/>
+          <w:i w:val="0"/>
+        </w:rPr>
+        <w:t xml:space="preserve"> (ED </w:t>
+      </w:r>
+      <w:r>
+        <w:rPr>
+          <w:rFonts w:ascii="Liberation Serif" w:hAnsi="Liberation Serif" w:eastAsia="Liberation Serif"/>
+          <w:b/>
+          <w:i w:val="0"/>
+        </w:rPr>
+        <w:t>6</w:t>
+      </w:r>
+      <w:r>
+        <w:rPr>
+          <w:rFonts w:ascii="Liberation Serif" w:hAnsi="Liberation Serif" w:eastAsia="Liberation Serif"/>
+          <w:b w:val="0"/>
+          <w:i w:val="0"/>
+        </w:rPr>
+        <w:t xml:space="preserve"> remainder + ED </w:t>
+      </w:r>
+      <w:r>
+        <w:rPr>
+          <w:rFonts w:ascii="Liberation Serif" w:hAnsi="Liberation Serif" w:eastAsia="Liberation Serif"/>
+          <w:b/>
+          <w:i w:val="0"/>
+        </w:rPr>
+        <w:t>7–10</w:t>
+      </w:r>
+      <w:r>
+        <w:rPr>
+          <w:rFonts w:ascii="Liberation Serif" w:hAnsi="Liberation Serif" w:eastAsia="Liberation Serif"/>
+          <w:b w:val="0"/>
+          <w:i w:val="0"/>
+        </w:rPr>
+        <w:t xml:space="preserve">) and other 1920 Yell EDs besides </w:t>
+      </w:r>
+      <w:r>
+        <w:rPr>
+          <w:rFonts w:ascii="Liberation Serif" w:hAnsi="Liberation Serif" w:eastAsia="Liberation Serif"/>
+          <w:b/>
+          <w:i w:val="0"/>
+        </w:rPr>
+        <w:t>182 / 191 / 200</w:t>
+      </w:r>
+      <w:r>
+        <w:rPr>
+          <w:rFonts w:ascii="Liberation Serif" w:hAnsi="Liberation Serif" w:eastAsia="Liberation Serif"/>
+          <w:b w:val="0"/>
+          <w:i w:val="0"/>
+        </w:rPr>
+        <w:t xml:space="preserve"> (</w:t>
+      </w:r>
+      <w:r>
+        <w:rPr>
+          <w:rFonts w:ascii="Liberation Serif" w:hAnsi="Liberation Serif" w:eastAsia="Liberation Serif"/>
+          <w:b/>
+          <w:i w:val="0"/>
+        </w:rPr>
+        <w:t>C512</w:t>
       </w:r>
       <w:r>
         <w:rPr>
@@ -9291,7 +9675,87 @@
           <w:b w:val="0"/>
           <w:i w:val="0"/>
         </w:rPr>
-        <w:t xml:space="preserve"> entire). 1910 John Sullivan’s wife is </w:t>
+        <w:t xml:space="preserve"> entire). ED </w:t>
+      </w:r>
+      <w:r>
+        <w:rPr>
+          <w:rFonts w:ascii="Liberation Serif" w:hAnsi="Liberation Serif" w:eastAsia="Liberation Serif"/>
+          <w:b/>
+          <w:i w:val="0"/>
+        </w:rPr>
+        <w:t>1/2/3/6</w:t>
+      </w:r>
+      <w:r>
+        <w:rPr>
+          <w:rFonts w:ascii="Liberation Serif" w:hAnsi="Liberation Serif" w:eastAsia="Liberation Serif"/>
+          <w:b w:val="0"/>
+          <w:i w:val="0"/>
+        </w:rPr>
+        <w:t xml:space="preserve"> on T623-839 </w:t>
+      </w:r>
+      <w:r>
+        <w:rPr>
+          <w:rFonts w:ascii="Liberation Serif" w:hAnsi="Liberation Serif" w:eastAsia="Liberation Serif"/>
+          <w:b/>
+          <w:i w:val="0"/>
+        </w:rPr>
+        <w:t>closed nil</w:t>
+      </w:r>
+      <w:r>
+        <w:rPr>
+          <w:rFonts w:ascii="Liberation Serif" w:hAnsi="Liberation Serif" w:eastAsia="Liberation Serif"/>
+          <w:b w:val="0"/>
+          <w:i w:val="0"/>
+        </w:rPr>
+        <w:t xml:space="preserve">. S-415 I-window </w:t>
+      </w:r>
+      <w:r>
+        <w:rPr>
+          <w:rFonts w:ascii="Liberation Serif" w:hAnsi="Liberation Serif" w:eastAsia="Liberation Serif"/>
+          <w:b/>
+          <w:i w:val="0"/>
+        </w:rPr>
+        <w:t>nil</w:t>
+      </w:r>
+      <w:r>
+        <w:rPr>
+          <w:rFonts w:ascii="Liberation Serif" w:hAnsi="Liberation Serif" w:eastAsia="Liberation Serif"/>
+          <w:b w:val="0"/>
+          <w:i w:val="0"/>
+        </w:rPr>
+        <w:t xml:space="preserve"> Ida M Bollinger. p. </w:t>
+      </w:r>
+      <w:r>
+        <w:rPr>
+          <w:rFonts w:ascii="Liberation Serif" w:hAnsi="Liberation Serif" w:eastAsia="Liberation Serif"/>
+          <w:b/>
+          <w:i w:val="0"/>
+        </w:rPr>
+        <w:t>3396</w:t>
+      </w:r>
+      <w:r>
+        <w:rPr>
+          <w:rFonts w:ascii="Liberation Serif" w:hAnsi="Liberation Serif" w:eastAsia="Liberation Serif"/>
+          <w:b w:val="0"/>
+          <w:i w:val="0"/>
+        </w:rPr>
+        <w:t xml:space="preserve"> is </w:t>
+      </w:r>
+      <w:r>
+        <w:rPr>
+          <w:rFonts w:ascii="Liberation Serif" w:hAnsi="Liberation Serif" w:eastAsia="Liberation Serif"/>
+          <w:b/>
+          <w:i w:val="0"/>
+        </w:rPr>
+        <w:t>Caldwell</w:t>
+      </w:r>
+      <w:r>
+        <w:rPr>
+          <w:rFonts w:ascii="Liberation Serif" w:hAnsi="Liberation Serif" w:eastAsia="Liberation Serif"/>
+          <w:b w:val="0"/>
+          <w:i w:val="0"/>
+        </w:rPr>
+        <w:t xml:space="preserve">, not Sullivan. 1910 John Sullivan’s wife is </w:t>
       </w:r>
       <w:r>
         <w:rPr>
@@ -9307,15 +9771,63 @@
           <w:b w:val="0"/>
           <w:i w:val="0"/>
         </w:rPr>
-        <w:t xml:space="preserve"> John still unplaced in 1900. Residual: S-415 continuation; Bollinger ED </w:t>
-      </w:r>
-      <w:r>
-        <w:rPr>
-          <w:rFonts w:ascii="Liberation Serif" w:hAnsi="Liberation Serif" w:eastAsia="Liberation Serif"/>
-          <w:b/>
-          <w:i w:val="0"/>
-        </w:rPr>
-        <w:t>1/2/3/6</w:t>
+        <w:t xml:space="preserve"> John still unplaced in 1900. Residual: T623-</w:t>
+      </w:r>
+      <w:r>
+        <w:rPr>
+          <w:rFonts w:ascii="Liberation Serif" w:hAnsi="Liberation Serif" w:eastAsia="Liberation Serif"/>
+          <w:b/>
+          <w:i w:val="0"/>
+        </w:rPr>
+        <w:t>840</w:t>
+      </w:r>
+      <w:r>
+        <w:rPr>
+          <w:rFonts w:ascii="Liberation Serif" w:hAnsi="Liberation Serif" w:eastAsia="Liberation Serif"/>
+          <w:b w:val="0"/>
+          <w:i w:val="0"/>
+        </w:rPr>
+        <w:t xml:space="preserve"> ED </w:t>
+      </w:r>
+      <w:r>
+        <w:rPr>
+          <w:rFonts w:ascii="Liberation Serif" w:hAnsi="Liberation Serif" w:eastAsia="Liberation Serif"/>
+          <w:b/>
+          <w:i w:val="0"/>
+        </w:rPr>
+        <w:t>6</w:t>
+      </w:r>
+      <w:r>
+        <w:rPr>
+          <w:rFonts w:ascii="Liberation Serif" w:hAnsi="Liberation Serif" w:eastAsia="Liberation Serif"/>
+          <w:b w:val="0"/>
+          <w:i w:val="0"/>
+        </w:rPr>
+        <w:t xml:space="preserve"> rem. + ED </w:t>
+      </w:r>
+      <w:r>
+        <w:rPr>
+          <w:rFonts w:ascii="Liberation Serif" w:hAnsi="Liberation Serif" w:eastAsia="Liberation Serif"/>
+          <w:b/>
+          <w:i w:val="0"/>
+        </w:rPr>
+        <w:t>7–10</w:t>
+      </w:r>
+      <w:r>
+        <w:rPr>
+          <w:rFonts w:ascii="Liberation Serif" w:hAnsi="Liberation Serif" w:eastAsia="Liberation Serif"/>
+          <w:b w:val="0"/>
+          <w:i w:val="0"/>
+        </w:rPr>
+        <w:t xml:space="preserve">; other 1920 Yell EDs besides </w:t>
+      </w:r>
+      <w:r>
+        <w:rPr>
+          <w:rFonts w:ascii="Liberation Serif" w:hAnsi="Liberation Serif" w:eastAsia="Liberation Serif"/>
+          <w:b/>
+          <w:i w:val="0"/>
+        </w:rPr>
+        <w:t>182/191/200</w:t>
       </w:r>
       <w:r>
         <w:rPr>
@@ -9332,6 +9844,22 @@
           <w:i w:val="0"/>
         </w:rPr>
         <w:t>C457–C463</w:t>
+      </w:r>
+      <w:r>
+        <w:rPr>
+          <w:rFonts w:ascii="Liberation Serif" w:hAnsi="Liberation Serif" w:eastAsia="Liberation Serif"/>
+          <w:b w:val="0"/>
+          <w:i w:val="0"/>
+        </w:rPr>
+        <w:t xml:space="preserve">, </w:t>
+      </w:r>
+      <w:r>
+        <w:rPr>
+          <w:rFonts w:ascii="Liberation Serif" w:hAnsi="Liberation Serif" w:eastAsia="Liberation Serif"/>
+          <w:b/>
+          <w:i w:val="0"/>
+        </w:rPr>
+        <w:t>C504–C513</w:t>
       </w:r>
       <w:r>
         <w:rPr>
@@ -9750,6 +10278,86 @@
           <w:b/>
           <w:i w:val="0"/>
         </w:rPr>
+        <w:t>B007</w:t>
+      </w:r>
+      <w:r>
+        <w:rPr>
+          <w:rFonts w:ascii="Liberation Serif" w:hAnsi="Liberation Serif" w:eastAsia="Liberation Serif"/>
+          <w:b w:val="0"/>
+          <w:i w:val="0"/>
+        </w:rPr>
+        <w:t xml:space="preserve"> — T623-</w:t>
+      </w:r>
+      <w:r>
+        <w:rPr>
+          <w:rFonts w:ascii="Liberation Serif" w:hAnsi="Liberation Serif" w:eastAsia="Liberation Serif"/>
+          <w:b/>
+          <w:i w:val="0"/>
+        </w:rPr>
+        <w:t>840</w:t>
+      </w:r>
+      <w:r>
+        <w:rPr>
+          <w:rFonts w:ascii="Liberation Serif" w:hAnsi="Liberation Serif" w:eastAsia="Liberation Serif"/>
+          <w:b w:val="0"/>
+          <w:i w:val="0"/>
+        </w:rPr>
+        <w:t xml:space="preserve"> ED </w:t>
+      </w:r>
+      <w:r>
+        <w:rPr>
+          <w:rFonts w:ascii="Liberation Serif" w:hAnsi="Liberation Serif" w:eastAsia="Liberation Serif"/>
+          <w:b/>
+          <w:i w:val="0"/>
+        </w:rPr>
+        <w:t>6</w:t>
+      </w:r>
+      <w:r>
+        <w:rPr>
+          <w:rFonts w:ascii="Liberation Serif" w:hAnsi="Liberation Serif" w:eastAsia="Liberation Serif"/>
+          <w:b w:val="0"/>
+          <w:i w:val="0"/>
+        </w:rPr>
+        <w:t xml:space="preserve"> remainder + ED </w:t>
+      </w:r>
+      <w:r>
+        <w:rPr>
+          <w:rFonts w:ascii="Liberation Serif" w:hAnsi="Liberation Serif" w:eastAsia="Liberation Serif"/>
+          <w:b/>
+          <w:i w:val="0"/>
+        </w:rPr>
+        <w:t>7–10</w:t>
+      </w:r>
+      <w:r>
+        <w:rPr>
+          <w:rFonts w:ascii="Liberation Serif" w:hAnsi="Liberation Serif" w:eastAsia="Liberation Serif"/>
+          <w:b w:val="0"/>
+          <w:i w:val="0"/>
+        </w:rPr>
+        <w:t xml:space="preserve">, then other 1920 Yell EDs on T625-86 besides </w:t>
+      </w:r>
+      <w:r>
+        <w:rPr>
+          <w:rFonts w:ascii="Liberation Serif" w:hAnsi="Liberation Serif" w:eastAsia="Liberation Serif"/>
+          <w:b/>
+          <w:i w:val="0"/>
+        </w:rPr>
+        <w:t>182 / 191 / 200</w:t>
+      </w:r>
+      <w:r>
+        <w:rPr>
+          <w:rFonts w:ascii="Liberation Serif" w:hAnsi="Liberation Serif" w:eastAsia="Liberation Serif"/>
+          <w:b w:val="0"/>
+          <w:i w:val="0"/>
+        </w:rPr>
+        <w:t xml:space="preserve"> (do not invent a new B###). Residual </w:t>
+      </w:r>
+      <w:r>
+        <w:rPr>
+          <w:rFonts w:ascii="Liberation Serif" w:hAnsi="Liberation Serif" w:eastAsia="Liberation Serif"/>
+          <w:b/>
+          <w:i w:val="0"/>
+        </w:rPr>
         <w:t>B039</w:t>
       </w:r>
       <w:r>
@@ -9758,7 +10366,7 @@
           <w:b w:val="0"/>
           <w:i w:val="0"/>
         </w:rPr>
-        <w:t xml:space="preserve"> — FHL/mail Hayes </w:t>
+        <w:t xml:space="preserve"> is FHL/mail Hayes </w:t>
       </w:r>
       <w:r>
         <w:rPr>
@@ -9958,6 +10566,22 @@
           <w:b/>
           <w:i w:val="0"/>
         </w:rPr>
+        <w:t>B007</w:t>
+      </w:r>
+      <w:r>
+        <w:rPr>
+          <w:rFonts w:ascii="Liberation Serif" w:hAnsi="Liberation Serif" w:eastAsia="Liberation Serif"/>
+          <w:b w:val="0"/>
+          <w:i w:val="0"/>
+        </w:rPr>
+        <w:t xml:space="preserve"> residual wrap filed this pass (partial). </w:t>
+      </w:r>
+      <w:r>
+        <w:rPr>
+          <w:rFonts w:ascii="Liberation Serif" w:hAnsi="Liberation Serif" w:eastAsia="Liberation Serif"/>
+          <w:b/>
+          <w:i w:val="0"/>
+        </w:rPr>
         <w:t>B042</w:t>
       </w:r>
       <w:r>
@@ -9966,7 +10590,23 @@
           <w:b w:val="0"/>
           <w:i w:val="0"/>
         </w:rPr>
-        <w:t xml:space="preserve"> residual wrap filed this pass (partial). </w:t>
+        <w:t xml:space="preserve"> residual wrap filed Pass </w:t>
+      </w:r>
+      <w:r>
+        <w:rPr>
+          <w:rFonts w:ascii="Liberation Serif" w:hAnsi="Liberation Serif" w:eastAsia="Liberation Serif"/>
+          <w:b/>
+          <w:i w:val="0"/>
+        </w:rPr>
+        <w:t>86</w:t>
+      </w:r>
+      <w:r>
+        <w:rPr>
+          <w:rFonts w:ascii="Liberation Serif" w:hAnsi="Liberation Serif" w:eastAsia="Liberation Serif"/>
+          <w:b w:val="0"/>
+          <w:i w:val="0"/>
+        </w:rPr>
+        <w:t xml:space="preserve">. </w:t>
       </w:r>
       <w:r>
         <w:rPr>
@@ -10174,6 +10814,38 @@
           <w:b w:val="0"/>
           <w:i w:val="0"/>
         </w:rPr>
+        <w:t xml:space="preserve"> Liberty wrap filed Pass </w:t>
+      </w:r>
+      <w:r>
+        <w:rPr>
+          <w:rFonts w:ascii="Liberation Serif" w:hAnsi="Liberation Serif" w:eastAsia="Liberation Serif"/>
+          <w:b/>
+          <w:i w:val="0"/>
+        </w:rPr>
+        <w:t>76</w:t>
+      </w:r>
+      <w:r>
+        <w:rPr>
+          <w:rFonts w:ascii="Liberation Serif" w:hAnsi="Liberation Serif" w:eastAsia="Liberation Serif"/>
+          <w:b w:val="0"/>
+          <w:i w:val="0"/>
+        </w:rPr>
+        <w:t xml:space="preserve">. </w:t>
+      </w:r>
+      <w:r>
+        <w:rPr>
+          <w:rFonts w:ascii="Liberation Serif" w:hAnsi="Liberation Serif" w:eastAsia="Liberation Serif"/>
+          <w:b/>
+          <w:i w:val="0"/>
+        </w:rPr>
+        <w:t>B014</w:t>
+      </w:r>
+      <w:r>
+        <w:rPr>
+          <w:rFonts w:ascii="Liberation Serif" w:hAnsi="Liberation Serif" w:eastAsia="Liberation Serif"/>
+          <w:b w:val="0"/>
+          <w:i w:val="0"/>
+        </w:rPr>
         <w:t xml:space="preserve"> wrap filed Pass </w:t>
       </w:r>
       <w:r>
@@ -10182,7 +10854,7 @@
           <w:b/>
           <w:i w:val="0"/>
         </w:rPr>
-        <w:t>76</w:t>
+        <w:t>77</w:t>
       </w:r>
       <w:r>
         <w:rPr>
@@ -10198,7 +10870,7 @@
           <w:b/>
           <w:i w:val="0"/>
         </w:rPr>
-        <w:t>B014</w:t>
+        <w:t>B015</w:t>
       </w:r>
       <w:r>
         <w:rPr>
@@ -10214,38 +10886,6 @@
           <w:b/>
           <w:i w:val="0"/>
         </w:rPr>
-        <w:t>77</w:t>
-      </w:r>
-      <w:r>
-        <w:rPr>
-          <w:rFonts w:ascii="Liberation Serif" w:hAnsi="Liberation Serif" w:eastAsia="Liberation Serif"/>
-          <w:b w:val="0"/>
-          <w:i w:val="0"/>
-        </w:rPr>
-        <w:t xml:space="preserve">. </w:t>
-      </w:r>
-      <w:r>
-        <w:rPr>
-          <w:rFonts w:ascii="Liberation Serif" w:hAnsi="Liberation Serif" w:eastAsia="Liberation Serif"/>
-          <w:b/>
-          <w:i w:val="0"/>
-        </w:rPr>
-        <w:t>B015</w:t>
-      </w:r>
-      <w:r>
-        <w:rPr>
-          <w:rFonts w:ascii="Liberation Serif" w:hAnsi="Liberation Serif" w:eastAsia="Liberation Serif"/>
-          <w:b w:val="0"/>
-          <w:i w:val="0"/>
-        </w:rPr>
-        <w:t xml:space="preserve"> wrap filed Pass </w:t>
-      </w:r>
-      <w:r>
-        <w:rPr>
-          <w:rFonts w:ascii="Liberation Serif" w:hAnsi="Liberation Serif" w:eastAsia="Liberation Serif"/>
-          <w:b/>
-          <w:i w:val="0"/>
-        </w:rPr>
         <w:t>78</w:t>
       </w:r>
       <w:r>
@@ -10278,23 +10918,183 @@
           <w:b/>
           <w:i w:val="0"/>
         </w:rPr>
-        <w:t>B007 / B014 / B020 / B041 / B047 / B049 / B055 / B056</w:t>
-      </w:r>
-      <w:r>
-        <w:rPr>
-          <w:rFonts w:ascii="Liberation Serif" w:hAnsi="Liberation Serif" w:eastAsia="Liberation Serif"/>
-          <w:b w:val="0"/>
-          <w:i w:val="0"/>
-        </w:rPr>
-        <w:t xml:space="preserve">. Do not retake </w:t>
-      </w:r>
-      <w:r>
-        <w:rPr>
-          <w:rFonts w:ascii="Liberation Serif" w:hAnsi="Liberation Serif" w:eastAsia="Liberation Serif"/>
-          <w:b/>
-          <w:i w:val="0"/>
-        </w:rPr>
-        <w:t>B015 / B016 / B030 / B039 digital ladder / B042 digital ladder / B045 / B051 / B054 / B057 / B092</w:t>
+        <w:t>B014 / B015 / B016 / B039 / B047 / B049 / B055 / B056</w:t>
+      </w:r>
+      <w:r>
+        <w:rPr>
+          <w:rFonts w:ascii="Liberation Serif" w:hAnsi="Liberation Serif" w:eastAsia="Liberation Serif"/>
+          <w:b w:val="0"/>
+          <w:i w:val="0"/>
+        </w:rPr>
+        <w:t xml:space="preserve">. Do not retake Liberty ED </w:t>
+      </w:r>
+      <w:r>
+        <w:rPr>
+          <w:rFonts w:ascii="Liberation Serif" w:hAnsi="Liberation Serif" w:eastAsia="Liberation Serif"/>
+          <w:b/>
+          <w:i w:val="0"/>
+        </w:rPr>
+        <w:t>4</w:t>
+      </w:r>
+      <w:r>
+        <w:rPr>
+          <w:rFonts w:ascii="Liberation Serif" w:hAnsi="Liberation Serif" w:eastAsia="Liberation Serif"/>
+          <w:b w:val="0"/>
+          <w:i w:val="0"/>
+        </w:rPr>
+        <w:t xml:space="preserve"> / </w:t>
+      </w:r>
+      <w:r>
+        <w:rPr>
+          <w:rFonts w:ascii="Liberation Serif" w:hAnsi="Liberation Serif" w:eastAsia="Liberation Serif"/>
+          <w:b/>
+          <w:i w:val="0"/>
+        </w:rPr>
+        <w:t>B020</w:t>
+      </w:r>
+      <w:r>
+        <w:rPr>
+          <w:rFonts w:ascii="Liberation Serif" w:hAnsi="Liberation Serif" w:eastAsia="Liberation Serif"/>
+          <w:b w:val="0"/>
+          <w:i w:val="0"/>
+        </w:rPr>
+        <w:t xml:space="preserve"> / </w:t>
+      </w:r>
+      <w:r>
+        <w:rPr>
+          <w:rFonts w:ascii="Liberation Serif" w:hAnsi="Liberation Serif" w:eastAsia="Liberation Serif"/>
+          <w:b/>
+          <w:i w:val="0"/>
+        </w:rPr>
+        <w:t>B030</w:t>
+      </w:r>
+      <w:r>
+        <w:rPr>
+          <w:rFonts w:ascii="Liberation Serif" w:hAnsi="Liberation Serif" w:eastAsia="Liberation Serif"/>
+          <w:b w:val="0"/>
+          <w:i w:val="0"/>
+        </w:rPr>
+        <w:t xml:space="preserve"> digital ladder / </w:t>
+      </w:r>
+      <w:r>
+        <w:rPr>
+          <w:rFonts w:ascii="Liberation Serif" w:hAnsi="Liberation Serif" w:eastAsia="Liberation Serif"/>
+          <w:b/>
+          <w:i w:val="0"/>
+        </w:rPr>
+        <w:t>B039</w:t>
+      </w:r>
+      <w:r>
+        <w:rPr>
+          <w:rFonts w:ascii="Liberation Serif" w:hAnsi="Liberation Serif" w:eastAsia="Liberation Serif"/>
+          <w:b w:val="0"/>
+          <w:i w:val="0"/>
+        </w:rPr>
+        <w:t xml:space="preserve"> digital ladder / </w:t>
+      </w:r>
+      <w:r>
+        <w:rPr>
+          <w:rFonts w:ascii="Liberation Serif" w:hAnsi="Liberation Serif" w:eastAsia="Liberation Serif"/>
+          <w:b/>
+          <w:i w:val="0"/>
+        </w:rPr>
+        <w:t>B041</w:t>
+      </w:r>
+      <w:r>
+        <w:rPr>
+          <w:rFonts w:ascii="Liberation Serif" w:hAnsi="Liberation Serif" w:eastAsia="Liberation Serif"/>
+          <w:b w:val="0"/>
+          <w:i w:val="0"/>
+        </w:rPr>
+        <w:t xml:space="preserve"> / </w:t>
+      </w:r>
+      <w:r>
+        <w:rPr>
+          <w:rFonts w:ascii="Liberation Serif" w:hAnsi="Liberation Serif" w:eastAsia="Liberation Serif"/>
+          <w:b/>
+          <w:i w:val="0"/>
+        </w:rPr>
+        <w:t>B042</w:t>
+      </w:r>
+      <w:r>
+        <w:rPr>
+          <w:rFonts w:ascii="Liberation Serif" w:hAnsi="Liberation Serif" w:eastAsia="Liberation Serif"/>
+          <w:b w:val="0"/>
+          <w:i w:val="0"/>
+        </w:rPr>
+        <w:t xml:space="preserve"> digital ladder / </w:t>
+      </w:r>
+      <w:r>
+        <w:rPr>
+          <w:rFonts w:ascii="Liberation Serif" w:hAnsi="Liberation Serif" w:eastAsia="Liberation Serif"/>
+          <w:b/>
+          <w:i w:val="0"/>
+        </w:rPr>
+        <w:t>B045</w:t>
+      </w:r>
+      <w:r>
+        <w:rPr>
+          <w:rFonts w:ascii="Liberation Serif" w:hAnsi="Liberation Serif" w:eastAsia="Liberation Serif"/>
+          <w:b w:val="0"/>
+          <w:i w:val="0"/>
+        </w:rPr>
+        <w:t xml:space="preserve"> / </w:t>
+      </w:r>
+      <w:r>
+        <w:rPr>
+          <w:rFonts w:ascii="Liberation Serif" w:hAnsi="Liberation Serif" w:eastAsia="Liberation Serif"/>
+          <w:b/>
+          <w:i w:val="0"/>
+        </w:rPr>
+        <w:t>B051</w:t>
+      </w:r>
+      <w:r>
+        <w:rPr>
+          <w:rFonts w:ascii="Liberation Serif" w:hAnsi="Liberation Serif" w:eastAsia="Liberation Serif"/>
+          <w:b w:val="0"/>
+          <w:i w:val="0"/>
+        </w:rPr>
+        <w:t xml:space="preserve"> / </w:t>
+      </w:r>
+      <w:r>
+        <w:rPr>
+          <w:rFonts w:ascii="Liberation Serif" w:hAnsi="Liberation Serif" w:eastAsia="Liberation Serif"/>
+          <w:b/>
+          <w:i w:val="0"/>
+        </w:rPr>
+        <w:t>B054</w:t>
+      </w:r>
+      <w:r>
+        <w:rPr>
+          <w:rFonts w:ascii="Liberation Serif" w:hAnsi="Liberation Serif" w:eastAsia="Liberation Serif"/>
+          <w:b w:val="0"/>
+          <w:i w:val="0"/>
+        </w:rPr>
+        <w:t xml:space="preserve"> / </w:t>
+      </w:r>
+      <w:r>
+        <w:rPr>
+          <w:rFonts w:ascii="Liberation Serif" w:hAnsi="Liberation Serif" w:eastAsia="Liberation Serif"/>
+          <w:b/>
+          <w:i w:val="0"/>
+        </w:rPr>
+        <w:t>B057</w:t>
+      </w:r>
+      <w:r>
+        <w:rPr>
+          <w:rFonts w:ascii="Liberation Serif" w:hAnsi="Liberation Serif" w:eastAsia="Liberation Serif"/>
+          <w:b w:val="0"/>
+          <w:i w:val="0"/>
+        </w:rPr>
+        <w:t xml:space="preserve"> / </w:t>
+      </w:r>
+      <w:r>
+        <w:rPr>
+          <w:rFonts w:ascii="Liberation Serif" w:hAnsi="Liberation Serif" w:eastAsia="Liberation Serif"/>
+          <w:b/>
+          <w:i w:val="0"/>
+        </w:rPr>
+        <w:t>B092</w:t>
       </w:r>
       <w:r>
         <w:rPr>
@@ -10318,7 +11118,7 @@
           <w:b w:val="0"/>
           <w:i w:val="0"/>
         </w:rPr>
-        <w:t>. Do not open a fourth 1900–death location campaign. Do not pretend to have read Pope Roll 5, the Lee probate film, Yell Marriage Book L, KY certificate 20591, TN certificates 09021/15370, Hayes/Smith book pages, unread Beattyville film, unread Find a Grave biography panes, or unread on-site Newnam Cemetery stones.</w:t>
+        <w:t>. Do not open a fourth 1900–death location campaign. Do not pretend to have read Pope Roll 5, the Lee probate film, Yell Marriage Book L, KY certificate 20591, TN certificates 09021/15370, Hayes/Smith book pages, unread Beattyville film, unread Find a Grave biography panes, unread T623-840 sheets, or unread on-site Newnam Cemetery stones.</w:t>
       </w:r>
     </w:p>
     <w:p>
@@ -15635,15 +16435,63 @@
           <w:b w:val="0"/>
           <w:i/>
         </w:rPr>
-        <w:t>Image seen / index cards. S-415 continuation and ED 1/2/3/6 unread.</w:t>
-      </w:r>
-      <w:r>
-        <w:rPr>
-          <w:rFonts w:ascii="Liberation Serif" w:hAnsi="Liberation Serif" w:eastAsia="Liberation Serif"/>
-          <w:b w:val="0"/>
-          <w:i w:val="0"/>
-        </w:rPr>
-        <w:t xml:space="preserve"> </w:t>
+        <w:t>Image seen / index cards.</w:t>
+      </w:r>
+      <w:r>
+        <w:rPr>
+          <w:rFonts w:ascii="Liberation Serif" w:hAnsi="Liberation Serif" w:eastAsia="Liberation Serif"/>
+          <w:b w:val="0"/>
+          <w:i w:val="0"/>
+        </w:rPr>
+        <w:t xml:space="preserve"> Pass </w:t>
+      </w:r>
+      <w:r>
+        <w:rPr>
+          <w:rFonts w:ascii="Liberation Serif" w:hAnsi="Liberation Serif" w:eastAsia="Liberation Serif"/>
+          <w:b/>
+          <w:i w:val="0"/>
+        </w:rPr>
+        <w:t>83</w:t>
+      </w:r>
+      <w:r>
+        <w:rPr>
+          <w:rFonts w:ascii="Liberation Serif" w:hAnsi="Liberation Serif" w:eastAsia="Liberation Serif"/>
+          <w:b w:val="0"/>
+          <w:i w:val="0"/>
+        </w:rPr>
+        <w:t xml:space="preserve"> then closed ED </w:t>
+      </w:r>
+      <w:r>
+        <w:rPr>
+          <w:rFonts w:ascii="Liberation Serif" w:hAnsi="Liberation Serif" w:eastAsia="Liberation Serif"/>
+          <w:b/>
+          <w:i w:val="0"/>
+        </w:rPr>
+        <w:t>1/2/3/6</w:t>
+      </w:r>
+      <w:r>
+        <w:rPr>
+          <w:rFonts w:ascii="Liberation Serif" w:hAnsi="Liberation Serif" w:eastAsia="Liberation Serif"/>
+          <w:b w:val="0"/>
+          <w:i w:val="0"/>
+        </w:rPr>
+        <w:t xml:space="preserve"> and the S-415 I-window — footnote </w:t>
+      </w:r>
+      <w:r>
+        <w:rPr>
+          <w:rFonts w:ascii="Liberation Serif" w:hAnsi="Liberation Serif" w:eastAsia="Liberation Serif"/>
+          <w:b/>
+          <w:i w:val="0"/>
+        </w:rPr>
+        <w:t>67</w:t>
+      </w:r>
+      <w:r>
+        <w:rPr>
+          <w:rFonts w:ascii="Liberation Serif" w:hAnsi="Liberation Serif" w:eastAsia="Liberation Serif"/>
+          <w:b w:val="0"/>
+          <w:i w:val="0"/>
+        </w:rPr>
+        <w:t xml:space="preserve">. </w:t>
       </w:r>
       <w:r>
         <w:rPr>
@@ -16859,6 +17707,514 @@
           <w:i w:val="0"/>
         </w:rPr>
         <w:t>S465–S474</w:t>
+      </w:r>
+      <w:r>
+        <w:rPr>
+          <w:rFonts w:ascii="Liberation Serif" w:hAnsi="Liberation Serif" w:eastAsia="Liberation Serif"/>
+          <w:b w:val="0"/>
+          <w:i w:val="0"/>
+        </w:rPr>
+        <w:t>.</w:t>
+      </w:r>
+    </w:p>
+    <w:p>
+      <w:r>
+        <w:rPr>
+          <w:rFonts w:ascii="Liberation Serif" w:hAnsi="Liberation Serif" w:eastAsia="Liberation Serif"/>
+          <w:b w:val="0"/>
+          <w:i w:val="0"/>
+        </w:rPr>
+        <w:t xml:space="preserve">67. Pass 83 B007 residual. 1900 Bollinger ED </w:t>
+      </w:r>
+      <w:r>
+        <w:rPr>
+          <w:rFonts w:ascii="Liberation Serif" w:hAnsi="Liberation Serif" w:eastAsia="Liberation Serif"/>
+          <w:b/>
+          <w:i w:val="0"/>
+        </w:rPr>
+        <w:t>1</w:t>
+      </w:r>
+      <w:r>
+        <w:rPr>
+          <w:rFonts w:ascii="Liberation Serif" w:hAnsi="Liberation Serif" w:eastAsia="Liberation Serif"/>
+          <w:b w:val="0"/>
+          <w:i w:val="0"/>
+        </w:rPr>
+        <w:t xml:space="preserve"> Crooked Creek (IA </w:t>
+      </w:r>
+      <w:r>
+        <w:rPr>
+          <w:rFonts w:ascii="Liberation Mono" w:hAnsi="Liberation Mono" w:eastAsia="Liberation Mono"/>
+          <w:b w:val="0"/>
+          <w:i w:val="0"/>
+          <w:sz w:val="18"/>
+        </w:rPr>
+        <w:t>12thcensusofpopu839unit</w:t>
+      </w:r>
+      <w:r>
+        <w:rPr>
+          <w:rFonts w:ascii="Liberation Serif" w:hAnsi="Liberation Serif" w:eastAsia="Liberation Serif"/>
+          <w:b w:val="0"/>
+          <w:i w:val="0"/>
+        </w:rPr>
+        <w:t xml:space="preserve"> jp2 </w:t>
+      </w:r>
+      <w:r>
+        <w:rPr>
+          <w:rFonts w:ascii="Liberation Serif" w:hAnsi="Liberation Serif" w:eastAsia="Liberation Serif"/>
+          <w:b/>
+          <w:i w:val="0"/>
+        </w:rPr>
+        <w:t>1004–1033</w:t>
+      </w:r>
+      <w:r>
+        <w:rPr>
+          <w:rFonts w:ascii="Liberation Serif" w:hAnsi="Liberation Serif" w:eastAsia="Liberation Serif"/>
+          <w:b w:val="0"/>
+          <w:i w:val="0"/>
+        </w:rPr>
+        <w:t xml:space="preserve">, sh </w:t>
+      </w:r>
+      <w:r>
+        <w:rPr>
+          <w:rFonts w:ascii="Liberation Serif" w:hAnsi="Liberation Serif" w:eastAsia="Liberation Serif"/>
+          <w:b/>
+          <w:i w:val="0"/>
+        </w:rPr>
+        <w:t>1 A–15 B</w:t>
+      </w:r>
+      <w:r>
+        <w:rPr>
+          <w:rFonts w:ascii="Liberation Serif" w:hAnsi="Liberation Serif" w:eastAsia="Liberation Serif"/>
+          <w:b w:val="0"/>
+          <w:i w:val="0"/>
+        </w:rPr>
+        <w:t xml:space="preserve">), ED </w:t>
+      </w:r>
+      <w:r>
+        <w:rPr>
+          <w:rFonts w:ascii="Liberation Serif" w:hAnsi="Liberation Serif" w:eastAsia="Liberation Serif"/>
+          <w:b/>
+          <w:i w:val="0"/>
+        </w:rPr>
+        <w:t>2</w:t>
+      </w:r>
+      <w:r>
+        <w:rPr>
+          <w:rFonts w:ascii="Liberation Serif" w:hAnsi="Liberation Serif" w:eastAsia="Liberation Serif"/>
+          <w:b w:val="0"/>
+          <w:i w:val="0"/>
+        </w:rPr>
+        <w:t xml:space="preserve"> Fillmore (jp2 </w:t>
+      </w:r>
+      <w:r>
+        <w:rPr>
+          <w:rFonts w:ascii="Liberation Serif" w:hAnsi="Liberation Serif" w:eastAsia="Liberation Serif"/>
+          <w:b/>
+          <w:i w:val="0"/>
+        </w:rPr>
+        <w:t>1034–1058</w:t>
+      </w:r>
+      <w:r>
+        <w:rPr>
+          <w:rFonts w:ascii="Liberation Serif" w:hAnsi="Liberation Serif" w:eastAsia="Liberation Serif"/>
+          <w:b w:val="0"/>
+          <w:i w:val="0"/>
+        </w:rPr>
+        <w:t xml:space="preserve">, sh </w:t>
+      </w:r>
+      <w:r>
+        <w:rPr>
+          <w:rFonts w:ascii="Liberation Serif" w:hAnsi="Liberation Serif" w:eastAsia="Liberation Serif"/>
+          <w:b/>
+          <w:i w:val="0"/>
+        </w:rPr>
+        <w:t>1 A–13 A</w:t>
+      </w:r>
+      <w:r>
+        <w:rPr>
+          <w:rFonts w:ascii="Liberation Serif" w:hAnsi="Liberation Serif" w:eastAsia="Liberation Serif"/>
+          <w:b w:val="0"/>
+          <w:i w:val="0"/>
+        </w:rPr>
+        <w:t xml:space="preserve">; </w:t>
+      </w:r>
+      <w:r>
+        <w:rPr>
+          <w:rFonts w:ascii="Liberation Serif" w:hAnsi="Liberation Serif" w:eastAsia="Liberation Serif"/>
+          <w:b/>
+          <w:i w:val="0"/>
+        </w:rPr>
+        <w:t>Newell, John</w:t>
+      </w:r>
+      <w:r>
+        <w:rPr>
+          <w:rFonts w:ascii="Liberation Serif" w:hAnsi="Liberation Serif" w:eastAsia="Liberation Serif"/>
+          <w:b w:val="0"/>
+          <w:i w:val="0"/>
+        </w:rPr>
+        <w:t xml:space="preserve"> ≠ Newman), ED </w:t>
+      </w:r>
+      <w:r>
+        <w:rPr>
+          <w:rFonts w:ascii="Liberation Serif" w:hAnsi="Liberation Serif" w:eastAsia="Liberation Serif"/>
+          <w:b/>
+          <w:i w:val="0"/>
+        </w:rPr>
+        <w:t>3</w:t>
+      </w:r>
+      <w:r>
+        <w:rPr>
+          <w:rFonts w:ascii="Liberation Serif" w:hAnsi="Liberation Serif" w:eastAsia="Liberation Serif"/>
+          <w:b w:val="0"/>
+          <w:i w:val="0"/>
+        </w:rPr>
+        <w:t xml:space="preserve"> German (jp2 </w:t>
+      </w:r>
+      <w:r>
+        <w:rPr>
+          <w:rFonts w:ascii="Liberation Serif" w:hAnsi="Liberation Serif" w:eastAsia="Liberation Serif"/>
+          <w:b/>
+          <w:i w:val="0"/>
+        </w:rPr>
+        <w:t>1060–1088</w:t>
+      </w:r>
+      <w:r>
+        <w:rPr>
+          <w:rFonts w:ascii="Liberation Serif" w:hAnsi="Liberation Serif" w:eastAsia="Liberation Serif"/>
+          <w:b w:val="0"/>
+          <w:i w:val="0"/>
+        </w:rPr>
+        <w:t xml:space="preserve">, sh </w:t>
+      </w:r>
+      <w:r>
+        <w:rPr>
+          <w:rFonts w:ascii="Liberation Serif" w:hAnsi="Liberation Serif" w:eastAsia="Liberation Serif"/>
+          <w:b/>
+          <w:i w:val="0"/>
+        </w:rPr>
+        <w:t>1 A–15 A</w:t>
+      </w:r>
+      <w:r>
+        <w:rPr>
+          <w:rFonts w:ascii="Liberation Serif" w:hAnsi="Liberation Serif" w:eastAsia="Liberation Serif"/>
+          <w:b w:val="0"/>
+          <w:i w:val="0"/>
+        </w:rPr>
+        <w:t xml:space="preserve">), and ED </w:t>
+      </w:r>
+      <w:r>
+        <w:rPr>
+          <w:rFonts w:ascii="Liberation Serif" w:hAnsi="Liberation Serif" w:eastAsia="Liberation Serif"/>
+          <w:b/>
+          <w:i w:val="0"/>
+        </w:rPr>
+        <w:t>6</w:t>
+      </w:r>
+      <w:r>
+        <w:rPr>
+          <w:rFonts w:ascii="Liberation Serif" w:hAnsi="Liberation Serif" w:eastAsia="Liberation Serif"/>
+          <w:b w:val="0"/>
+          <w:i w:val="0"/>
+        </w:rPr>
+        <w:t xml:space="preserve"> Marble Hill on reel </w:t>
+      </w:r>
+      <w:r>
+        <w:rPr>
+          <w:rFonts w:ascii="Liberation Serif" w:hAnsi="Liberation Serif" w:eastAsia="Liberation Serif"/>
+          <w:b/>
+          <w:i w:val="0"/>
+        </w:rPr>
+        <w:t>839</w:t>
+      </w:r>
+      <w:r>
+        <w:rPr>
+          <w:rFonts w:ascii="Liberation Serif" w:hAnsi="Liberation Serif" w:eastAsia="Liberation Serif"/>
+          <w:b w:val="0"/>
+          <w:i w:val="0"/>
+        </w:rPr>
+        <w:t xml:space="preserve"> (jp2 </w:t>
+      </w:r>
+      <w:r>
+        <w:rPr>
+          <w:rFonts w:ascii="Liberation Serif" w:hAnsi="Liberation Serif" w:eastAsia="Liberation Serif"/>
+          <w:b/>
+          <w:i w:val="0"/>
+        </w:rPr>
+        <w:t>1136–1141</w:t>
+      </w:r>
+      <w:r>
+        <w:rPr>
+          <w:rFonts w:ascii="Liberation Serif" w:hAnsi="Liberation Serif" w:eastAsia="Liberation Serif"/>
+          <w:b w:val="0"/>
+          <w:i w:val="0"/>
+        </w:rPr>
+        <w:t xml:space="preserve">, sh </w:t>
+      </w:r>
+      <w:r>
+        <w:rPr>
+          <w:rFonts w:ascii="Liberation Serif" w:hAnsi="Liberation Serif" w:eastAsia="Liberation Serif"/>
+          <w:b/>
+          <w:i w:val="0"/>
+        </w:rPr>
+        <w:t>1 A–3 B</w:t>
+      </w:r>
+      <w:r>
+        <w:rPr>
+          <w:rFonts w:ascii="Liberation Serif" w:hAnsi="Liberation Serif" w:eastAsia="Liberation Serif"/>
+          <w:b w:val="0"/>
+          <w:i w:val="0"/>
+        </w:rPr>
+        <w:t xml:space="preserve">) </w:t>
+      </w:r>
+      <w:r>
+        <w:rPr>
+          <w:rFonts w:ascii="Liberation Serif" w:hAnsi="Liberation Serif" w:eastAsia="Liberation Serif"/>
+          <w:b/>
+          <w:i w:val="0"/>
+        </w:rPr>
+        <w:t>image seen.</w:t>
+      </w:r>
+      <w:r>
+        <w:rPr>
+          <w:rFonts w:ascii="Liberation Serif" w:hAnsi="Liberation Serif" w:eastAsia="Liberation Serif"/>
+          <w:b w:val="0"/>
+          <w:i w:val="0"/>
+        </w:rPr>
+        <w:t xml:space="preserve"> </w:t>
+      </w:r>
+      <w:r>
+        <w:rPr>
+          <w:rFonts w:ascii="Liberation Serif" w:hAnsi="Liberation Serif" w:eastAsia="Liberation Serif"/>
+          <w:b/>
+          <w:i w:val="0"/>
+        </w:rPr>
+        <w:t>Nil C245.</w:t>
+      </w:r>
+      <w:r>
+        <w:rPr>
+          <w:rFonts w:ascii="Liberation Serif" w:hAnsi="Liberation Serif" w:eastAsia="Liberation Serif"/>
+          <w:b w:val="0"/>
+          <w:i w:val="0"/>
+        </w:rPr>
+        <w:t xml:space="preserve"> 1900 MO Soundex S-415 I-window (IA </w:t>
+      </w:r>
+      <w:r>
+        <w:rPr>
+          <w:rFonts w:ascii="Liberation Mono" w:hAnsi="Liberation Mono" w:eastAsia="Liberation Mono"/>
+          <w:b w:val="0"/>
+          <w:i w:val="0"/>
+          <w:sz w:val="18"/>
+        </w:rPr>
+        <w:t>soundex1900mo248</w:t>
+      </w:r>
+      <w:r>
+        <w:rPr>
+          <w:rFonts w:ascii="Liberation Serif" w:hAnsi="Liberation Serif" w:eastAsia="Liberation Serif"/>
+          <w:b w:val="0"/>
+          <w:i w:val="0"/>
+        </w:rPr>
+        <w:t xml:space="preserve"> pp </w:t>
+      </w:r>
+      <w:r>
+        <w:rPr>
+          <w:rFonts w:ascii="Liberation Serif" w:hAnsi="Liberation Serif" w:eastAsia="Liberation Serif"/>
+          <w:b/>
+          <w:i w:val="0"/>
+        </w:rPr>
+        <w:t>3385–3395</w:t>
+      </w:r>
+      <w:r>
+        <w:rPr>
+          <w:rFonts w:ascii="Liberation Serif" w:hAnsi="Liberation Serif" w:eastAsia="Liberation Serif"/>
+          <w:b w:val="0"/>
+          <w:i w:val="0"/>
+        </w:rPr>
+        <w:t xml:space="preserve">) </w:t>
+      </w:r>
+      <w:r>
+        <w:rPr>
+          <w:rFonts w:ascii="Liberation Serif" w:hAnsi="Liberation Serif" w:eastAsia="Liberation Serif"/>
+          <w:b/>
+          <w:i w:val="0"/>
+        </w:rPr>
+        <w:t>nil</w:t>
+      </w:r>
+      <w:r>
+        <w:rPr>
+          <w:rFonts w:ascii="Liberation Serif" w:hAnsi="Liberation Serif" w:eastAsia="Liberation Serif"/>
+          <w:b w:val="0"/>
+          <w:i w:val="0"/>
+        </w:rPr>
+        <w:t xml:space="preserve"> Ida M Bollinger wife. Page </w:t>
+      </w:r>
+      <w:r>
+        <w:rPr>
+          <w:rFonts w:ascii="Liberation Serif" w:hAnsi="Liberation Serif" w:eastAsia="Liberation Serif"/>
+          <w:b/>
+          <w:i w:val="0"/>
+        </w:rPr>
+        <w:t>3396</w:t>
+      </w:r>
+      <w:r>
+        <w:rPr>
+          <w:rFonts w:ascii="Liberation Serif" w:hAnsi="Liberation Serif" w:eastAsia="Liberation Serif"/>
+          <w:b w:val="0"/>
+          <w:i w:val="0"/>
+        </w:rPr>
+        <w:t xml:space="preserve"> “Sullivan, J. A.” is </w:t>
+      </w:r>
+      <w:r>
+        <w:rPr>
+          <w:rFonts w:ascii="Liberation Serif" w:hAnsi="Liberation Serif" w:eastAsia="Liberation Serif"/>
+          <w:b/>
+          <w:i w:val="0"/>
+        </w:rPr>
+        <w:t>Caldwell, J. A.</w:t>
+      </w:r>
+      <w:r>
+        <w:rPr>
+          <w:rFonts w:ascii="Liberation Serif" w:hAnsi="Liberation Serif" w:eastAsia="Liberation Serif"/>
+          <w:b w:val="0"/>
+          <w:i w:val="0"/>
+        </w:rPr>
+        <w:t xml:space="preserve"> on the original (sh </w:t>
+      </w:r>
+      <w:r>
+        <w:rPr>
+          <w:rFonts w:ascii="Liberation Serif" w:hAnsi="Liberation Serif" w:eastAsia="Liberation Serif"/>
+          <w:b/>
+          <w:i w:val="0"/>
+        </w:rPr>
+        <w:t>11 B / 12 A</w:t>
+      </w:r>
+      <w:r>
+        <w:rPr>
+          <w:rFonts w:ascii="Liberation Serif" w:hAnsi="Liberation Serif" w:eastAsia="Liberation Serif"/>
+          <w:b w:val="0"/>
+          <w:i w:val="0"/>
+        </w:rPr>
+        <w:t>). John still unplaced. Residual: T623-</w:t>
+      </w:r>
+      <w:r>
+        <w:rPr>
+          <w:rFonts w:ascii="Liberation Serif" w:hAnsi="Liberation Serif" w:eastAsia="Liberation Serif"/>
+          <w:b/>
+          <w:i w:val="0"/>
+        </w:rPr>
+        <w:t>840</w:t>
+      </w:r>
+      <w:r>
+        <w:rPr>
+          <w:rFonts w:ascii="Liberation Serif" w:hAnsi="Liberation Serif" w:eastAsia="Liberation Serif"/>
+          <w:b w:val="0"/>
+          <w:i w:val="0"/>
+        </w:rPr>
+        <w:t xml:space="preserve"> ED </w:t>
+      </w:r>
+      <w:r>
+        <w:rPr>
+          <w:rFonts w:ascii="Liberation Serif" w:hAnsi="Liberation Serif" w:eastAsia="Liberation Serif"/>
+          <w:b/>
+          <w:i w:val="0"/>
+        </w:rPr>
+        <w:t>6</w:t>
+      </w:r>
+      <w:r>
+        <w:rPr>
+          <w:rFonts w:ascii="Liberation Serif" w:hAnsi="Liberation Serif" w:eastAsia="Liberation Serif"/>
+          <w:b w:val="0"/>
+          <w:i w:val="0"/>
+        </w:rPr>
+        <w:t xml:space="preserve"> rem. + ED </w:t>
+      </w:r>
+      <w:r>
+        <w:rPr>
+          <w:rFonts w:ascii="Liberation Serif" w:hAnsi="Liberation Serif" w:eastAsia="Liberation Serif"/>
+          <w:b/>
+          <w:i w:val="0"/>
+        </w:rPr>
+        <w:t>7–10</w:t>
+      </w:r>
+      <w:r>
+        <w:rPr>
+          <w:rFonts w:ascii="Liberation Serif" w:hAnsi="Liberation Serif" w:eastAsia="Liberation Serif"/>
+          <w:b w:val="0"/>
+          <w:i w:val="0"/>
+        </w:rPr>
+        <w:t xml:space="preserve">; other 1920 Yell EDs besides </w:t>
+      </w:r>
+      <w:r>
+        <w:rPr>
+          <w:rFonts w:ascii="Liberation Serif" w:hAnsi="Liberation Serif" w:eastAsia="Liberation Serif"/>
+          <w:b/>
+          <w:i w:val="0"/>
+        </w:rPr>
+        <w:t>182/191/200</w:t>
+      </w:r>
+      <w:r>
+        <w:rPr>
+          <w:rFonts w:ascii="Liberation Serif" w:hAnsi="Liberation Serif" w:eastAsia="Liberation Serif"/>
+          <w:b w:val="0"/>
+          <w:i w:val="0"/>
+        </w:rPr>
+        <w:t xml:space="preserve">. </w:t>
+      </w:r>
+      <w:r>
+        <w:rPr>
+          <w:rFonts w:ascii="Liberation Serif" w:hAnsi="Liberation Serif" w:eastAsia="Liberation Serif"/>
+          <w:b w:val="0"/>
+          <w:i/>
+        </w:rPr>
+        <w:t>Image seen / index cards. T623-840 not examined.</w:t>
+      </w:r>
+      <w:r>
+        <w:rPr>
+          <w:rFonts w:ascii="Liberation Serif" w:hAnsi="Liberation Serif" w:eastAsia="Liberation Serif"/>
+          <w:b w:val="0"/>
+          <w:i w:val="0"/>
+        </w:rPr>
+        <w:t xml:space="preserve"> </w:t>
+      </w:r>
+      <w:r>
+        <w:rPr>
+          <w:rFonts w:ascii="Liberation Serif" w:hAnsi="Liberation Serif" w:eastAsia="Liberation Serif"/>
+          <w:b/>
+          <w:i w:val="0"/>
+        </w:rPr>
+        <w:t>C504–C513</w:t>
+      </w:r>
+      <w:r>
+        <w:rPr>
+          <w:rFonts w:ascii="Liberation Serif" w:hAnsi="Liberation Serif" w:eastAsia="Liberation Serif"/>
+          <w:b w:val="0"/>
+          <w:i w:val="0"/>
+        </w:rPr>
+        <w:t xml:space="preserve"> </w:t>
+      </w:r>
+      <w:r>
+        <w:rPr>
+          <w:rFonts w:ascii="Liberation Serif" w:hAnsi="Liberation Serif" w:eastAsia="Liberation Serif"/>
+          <w:b/>
+          <w:i w:val="0"/>
+        </w:rPr>
+        <w:t>S436–S445</w:t>
+      </w:r>
+      <w:r>
+        <w:rPr>
+          <w:rFonts w:ascii="Liberation Serif" w:hAnsi="Liberation Serif" w:eastAsia="Liberation Serif"/>
+          <w:b w:val="0"/>
+          <w:i w:val="0"/>
+        </w:rPr>
+        <w:t xml:space="preserve">. Conflict </w:t>
+      </w:r>
+      <w:r>
+        <w:rPr>
+          <w:rFonts w:ascii="Liberation Serif" w:hAnsi="Liberation Serif" w:eastAsia="Liberation Serif"/>
+          <w:b/>
+          <w:i w:val="0"/>
+        </w:rPr>
+        <w:t>#29</w:t>
       </w:r>
       <w:r>
         <w:rPr>
@@ -28447,6 +29803,939 @@
                 <w:sz w:val="18"/>
               </w:rPr>
               <w:t>catalog / blocked</w:t>
+            </w:r>
+          </w:p>
+        </w:tc>
+      </w:tr>
+      <w:tr>
+        <w:tc>
+          <w:tcPr>
+            <w:tcW w:type="dxa" w:w="1872"/>
+          </w:tcPr>
+          <w:p>
+            <w:r/>
+            <w:r>
+              <w:rPr>
+                <w:rFonts w:ascii="Liberation Serif" w:hAnsi="Liberation Serif" w:eastAsia="Liberation Serif"/>
+                <w:b w:val="0"/>
+                <w:i w:val="0"/>
+                <w:sz w:val="18"/>
+              </w:rPr>
+              <w:t>S436</w:t>
+            </w:r>
+          </w:p>
+        </w:tc>
+        <w:tc>
+          <w:tcPr>
+            <w:tcW w:type="dxa" w:w="1872"/>
+          </w:tcPr>
+          <w:p>
+            <w:r/>
+            <w:r>
+              <w:rPr>
+                <w:rFonts w:ascii="Liberation Mono" w:hAnsi="Liberation Mono" w:eastAsia="Liberation Mono"/>
+                <w:b w:val="0"/>
+                <w:i w:val="0"/>
+                <w:sz w:val="18"/>
+              </w:rPr>
+              <w:t>../sources/census/b007-pass83-1900-bollinger-ed1-2-3-6-extract-2026-10-31.txt</w:t>
+            </w:r>
+          </w:p>
+        </w:tc>
+        <w:tc>
+          <w:tcPr>
+            <w:tcW w:type="dxa" w:w="1872"/>
+          </w:tcPr>
+          <w:p>
+            <w:r/>
+            <w:r>
+              <w:rPr>
+                <w:rFonts w:ascii="Liberation Serif" w:hAnsi="Liberation Serif" w:eastAsia="Liberation Serif"/>
+                <w:b w:val="0"/>
+                <w:i w:val="0"/>
+                <w:sz w:val="18"/>
+              </w:rPr>
+              <w:t>Combined B007 notes</w:t>
+            </w:r>
+          </w:p>
+        </w:tc>
+        <w:tc>
+          <w:tcPr>
+            <w:tcW w:type="dxa" w:w="1872"/>
+          </w:tcPr>
+          <w:p>
+            <w:r/>
+            <w:r>
+              <w:rPr>
+                <w:rFonts w:ascii="Liberation Serif" w:hAnsi="Liberation Serif" w:eastAsia="Liberation Serif"/>
+                <w:b w:val="0"/>
+                <w:i w:val="0"/>
+                <w:sz w:val="18"/>
+              </w:rPr>
+              <w:t>ED 1/2/3/6 nils + Caldwell reject</w:t>
+            </w:r>
+          </w:p>
+        </w:tc>
+        <w:tc>
+          <w:tcPr>
+            <w:tcW w:type="dxa" w:w="1872"/>
+          </w:tcPr>
+          <w:p>
+            <w:r/>
+            <w:r>
+              <w:rPr>
+                <w:rFonts w:ascii="Liberation Serif" w:hAnsi="Liberation Serif" w:eastAsia="Liberation Serif"/>
+                <w:b w:val="0"/>
+                <w:i w:val="0"/>
+                <w:sz w:val="18"/>
+              </w:rPr>
+              <w:t>combined notes</w:t>
+            </w:r>
+          </w:p>
+        </w:tc>
+      </w:tr>
+      <w:tr>
+        <w:tc>
+          <w:tcPr>
+            <w:tcW w:type="dxa" w:w="1872"/>
+          </w:tcPr>
+          <w:p>
+            <w:r/>
+            <w:r>
+              <w:rPr>
+                <w:rFonts w:ascii="Liberation Serif" w:hAnsi="Liberation Serif" w:eastAsia="Liberation Serif"/>
+                <w:b w:val="0"/>
+                <w:i w:val="0"/>
+                <w:sz w:val="18"/>
+              </w:rPr>
+              <w:t>S437</w:t>
+            </w:r>
+          </w:p>
+        </w:tc>
+        <w:tc>
+          <w:tcPr>
+            <w:tcW w:type="dxa" w:w="1872"/>
+          </w:tcPr>
+          <w:p>
+            <w:r/>
+            <w:r>
+              <w:rPr>
+                <w:rFonts w:ascii="Liberation Serif" w:hAnsi="Liberation Serif" w:eastAsia="Liberation Serif"/>
+                <w:b w:val="0"/>
+                <w:i w:val="0"/>
+                <w:sz w:val="18"/>
+              </w:rPr>
+              <w:t xml:space="preserve">ED 1 Crooked Creek jp2 </w:t>
+            </w:r>
+            <w:r>
+              <w:rPr>
+                <w:rFonts w:ascii="Liberation Serif" w:hAnsi="Liberation Serif" w:eastAsia="Liberation Serif"/>
+                <w:b/>
+                <w:i w:val="0"/>
+                <w:sz w:val="18"/>
+              </w:rPr>
+              <w:t>1004–1033</w:t>
+            </w:r>
+          </w:p>
+        </w:tc>
+        <w:tc>
+          <w:tcPr>
+            <w:tcW w:type="dxa" w:w="1872"/>
+          </w:tcPr>
+          <w:p>
+            <w:r/>
+            <w:r>
+              <w:rPr>
+                <w:rFonts w:ascii="Liberation Serif" w:hAnsi="Liberation Serif" w:eastAsia="Liberation Serif"/>
+                <w:b w:val="0"/>
+                <w:i w:val="0"/>
+                <w:sz w:val="18"/>
+              </w:rPr>
+              <w:t>T623-839</w:t>
+            </w:r>
+          </w:p>
+        </w:tc>
+        <w:tc>
+          <w:tcPr>
+            <w:tcW w:type="dxa" w:w="1872"/>
+          </w:tcPr>
+          <w:p>
+            <w:r/>
+            <w:r>
+              <w:rPr>
+                <w:rFonts w:ascii="Liberation Serif" w:hAnsi="Liberation Serif" w:eastAsia="Liberation Serif"/>
+                <w:b w:val="0"/>
+                <w:i w:val="0"/>
+                <w:sz w:val="18"/>
+              </w:rPr>
+              <w:t>Nil C245; Caldwell on sh 11 B / 12 A</w:t>
+            </w:r>
+          </w:p>
+        </w:tc>
+        <w:tc>
+          <w:tcPr>
+            <w:tcW w:type="dxa" w:w="1872"/>
+          </w:tcPr>
+          <w:p>
+            <w:r/>
+            <w:r>
+              <w:rPr>
+                <w:rFonts w:ascii="Liberation Serif" w:hAnsi="Liberation Serif" w:eastAsia="Liberation Serif"/>
+                <w:b w:val="0"/>
+                <w:i w:val="0"/>
+                <w:sz w:val="18"/>
+              </w:rPr>
+              <w:t>image seen</w:t>
+            </w:r>
+          </w:p>
+        </w:tc>
+      </w:tr>
+      <w:tr>
+        <w:tc>
+          <w:tcPr>
+            <w:tcW w:type="dxa" w:w="1872"/>
+          </w:tcPr>
+          <w:p>
+            <w:r/>
+            <w:r>
+              <w:rPr>
+                <w:rFonts w:ascii="Liberation Serif" w:hAnsi="Liberation Serif" w:eastAsia="Liberation Serif"/>
+                <w:b w:val="0"/>
+                <w:i w:val="0"/>
+                <w:sz w:val="18"/>
+              </w:rPr>
+              <w:t>S438</w:t>
+            </w:r>
+          </w:p>
+        </w:tc>
+        <w:tc>
+          <w:tcPr>
+            <w:tcW w:type="dxa" w:w="1872"/>
+          </w:tcPr>
+          <w:p>
+            <w:r/>
+            <w:r>
+              <w:rPr>
+                <w:rFonts w:ascii="Liberation Serif" w:hAnsi="Liberation Serif" w:eastAsia="Liberation Serif"/>
+                <w:b w:val="0"/>
+                <w:i w:val="0"/>
+                <w:sz w:val="18"/>
+              </w:rPr>
+              <w:t xml:space="preserve">ED 2 Fillmore jp2 </w:t>
+            </w:r>
+            <w:r>
+              <w:rPr>
+                <w:rFonts w:ascii="Liberation Serif" w:hAnsi="Liberation Serif" w:eastAsia="Liberation Serif"/>
+                <w:b/>
+                <w:i w:val="0"/>
+                <w:sz w:val="18"/>
+              </w:rPr>
+              <w:t>1034–1058</w:t>
+            </w:r>
+          </w:p>
+        </w:tc>
+        <w:tc>
+          <w:tcPr>
+            <w:tcW w:type="dxa" w:w="1872"/>
+          </w:tcPr>
+          <w:p>
+            <w:r/>
+            <w:r>
+              <w:rPr>
+                <w:rFonts w:ascii="Liberation Serif" w:hAnsi="Liberation Serif" w:eastAsia="Liberation Serif"/>
+                <w:b w:val="0"/>
+                <w:i w:val="0"/>
+                <w:sz w:val="18"/>
+              </w:rPr>
+              <w:t>T623-839</w:t>
+            </w:r>
+          </w:p>
+        </w:tc>
+        <w:tc>
+          <w:tcPr>
+            <w:tcW w:type="dxa" w:w="1872"/>
+          </w:tcPr>
+          <w:p>
+            <w:r/>
+            <w:r>
+              <w:rPr>
+                <w:rFonts w:ascii="Liberation Serif" w:hAnsi="Liberation Serif" w:eastAsia="Liberation Serif"/>
+                <w:b w:val="0"/>
+                <w:i w:val="0"/>
+                <w:sz w:val="18"/>
+              </w:rPr>
+              <w:t>Nil C245; Newell ≠ Newman</w:t>
+            </w:r>
+          </w:p>
+        </w:tc>
+        <w:tc>
+          <w:tcPr>
+            <w:tcW w:type="dxa" w:w="1872"/>
+          </w:tcPr>
+          <w:p>
+            <w:r/>
+            <w:r>
+              <w:rPr>
+                <w:rFonts w:ascii="Liberation Serif" w:hAnsi="Liberation Serif" w:eastAsia="Liberation Serif"/>
+                <w:b w:val="0"/>
+                <w:i w:val="0"/>
+                <w:sz w:val="18"/>
+              </w:rPr>
+              <w:t>image seen</w:t>
+            </w:r>
+          </w:p>
+        </w:tc>
+      </w:tr>
+      <w:tr>
+        <w:tc>
+          <w:tcPr>
+            <w:tcW w:type="dxa" w:w="1872"/>
+          </w:tcPr>
+          <w:p>
+            <w:r/>
+            <w:r>
+              <w:rPr>
+                <w:rFonts w:ascii="Liberation Serif" w:hAnsi="Liberation Serif" w:eastAsia="Liberation Serif"/>
+                <w:b w:val="0"/>
+                <w:i w:val="0"/>
+                <w:sz w:val="18"/>
+              </w:rPr>
+              <w:t>S439</w:t>
+            </w:r>
+          </w:p>
+        </w:tc>
+        <w:tc>
+          <w:tcPr>
+            <w:tcW w:type="dxa" w:w="1872"/>
+          </w:tcPr>
+          <w:p>
+            <w:r/>
+            <w:r>
+              <w:rPr>
+                <w:rFonts w:ascii="Liberation Serif" w:hAnsi="Liberation Serif" w:eastAsia="Liberation Serif"/>
+                <w:b w:val="0"/>
+                <w:i w:val="0"/>
+                <w:sz w:val="18"/>
+              </w:rPr>
+              <w:t xml:space="preserve">ED 3 German jp2 </w:t>
+            </w:r>
+            <w:r>
+              <w:rPr>
+                <w:rFonts w:ascii="Liberation Serif" w:hAnsi="Liberation Serif" w:eastAsia="Liberation Serif"/>
+                <w:b/>
+                <w:i w:val="0"/>
+                <w:sz w:val="18"/>
+              </w:rPr>
+              <w:t>1060–1088</w:t>
+            </w:r>
+          </w:p>
+        </w:tc>
+        <w:tc>
+          <w:tcPr>
+            <w:tcW w:type="dxa" w:w="1872"/>
+          </w:tcPr>
+          <w:p>
+            <w:r/>
+            <w:r>
+              <w:rPr>
+                <w:rFonts w:ascii="Liberation Serif" w:hAnsi="Liberation Serif" w:eastAsia="Liberation Serif"/>
+                <w:b w:val="0"/>
+                <w:i w:val="0"/>
+                <w:sz w:val="18"/>
+              </w:rPr>
+              <w:t>T623-839</w:t>
+            </w:r>
+          </w:p>
+        </w:tc>
+        <w:tc>
+          <w:tcPr>
+            <w:tcW w:type="dxa" w:w="1872"/>
+          </w:tcPr>
+          <w:p>
+            <w:r/>
+            <w:r>
+              <w:rPr>
+                <w:rFonts w:ascii="Liberation Serif" w:hAnsi="Liberation Serif" w:eastAsia="Liberation Serif"/>
+                <w:b w:val="0"/>
+                <w:i w:val="0"/>
+                <w:sz w:val="18"/>
+              </w:rPr>
+              <w:t>Nil C245</w:t>
+            </w:r>
+          </w:p>
+        </w:tc>
+        <w:tc>
+          <w:tcPr>
+            <w:tcW w:type="dxa" w:w="1872"/>
+          </w:tcPr>
+          <w:p>
+            <w:r/>
+            <w:r>
+              <w:rPr>
+                <w:rFonts w:ascii="Liberation Serif" w:hAnsi="Liberation Serif" w:eastAsia="Liberation Serif"/>
+                <w:b w:val="0"/>
+                <w:i w:val="0"/>
+                <w:sz w:val="18"/>
+              </w:rPr>
+              <w:t>image seen</w:t>
+            </w:r>
+          </w:p>
+        </w:tc>
+      </w:tr>
+      <w:tr>
+        <w:tc>
+          <w:tcPr>
+            <w:tcW w:type="dxa" w:w="1872"/>
+          </w:tcPr>
+          <w:p>
+            <w:r/>
+            <w:r>
+              <w:rPr>
+                <w:rFonts w:ascii="Liberation Serif" w:hAnsi="Liberation Serif" w:eastAsia="Liberation Serif"/>
+                <w:b w:val="0"/>
+                <w:i w:val="0"/>
+                <w:sz w:val="18"/>
+              </w:rPr>
+              <w:t>S440</w:t>
+            </w:r>
+          </w:p>
+        </w:tc>
+        <w:tc>
+          <w:tcPr>
+            <w:tcW w:type="dxa" w:w="1872"/>
+          </w:tcPr>
+          <w:p>
+            <w:r/>
+            <w:r>
+              <w:rPr>
+                <w:rFonts w:ascii="Liberation Serif" w:hAnsi="Liberation Serif" w:eastAsia="Liberation Serif"/>
+                <w:b w:val="0"/>
+                <w:i w:val="0"/>
+                <w:sz w:val="18"/>
+              </w:rPr>
+              <w:t xml:space="preserve">ED 6 Marble Hill jp2 </w:t>
+            </w:r>
+            <w:r>
+              <w:rPr>
+                <w:rFonts w:ascii="Liberation Serif" w:hAnsi="Liberation Serif" w:eastAsia="Liberation Serif"/>
+                <w:b/>
+                <w:i w:val="0"/>
+                <w:sz w:val="18"/>
+              </w:rPr>
+              <w:t>1136–1141</w:t>
+            </w:r>
+          </w:p>
+        </w:tc>
+        <w:tc>
+          <w:tcPr>
+            <w:tcW w:type="dxa" w:w="1872"/>
+          </w:tcPr>
+          <w:p>
+            <w:r/>
+            <w:r>
+              <w:rPr>
+                <w:rFonts w:ascii="Liberation Serif" w:hAnsi="Liberation Serif" w:eastAsia="Liberation Serif"/>
+                <w:b w:val="0"/>
+                <w:i w:val="0"/>
+                <w:sz w:val="18"/>
+              </w:rPr>
+              <w:t>T623-839</w:t>
+            </w:r>
+          </w:p>
+        </w:tc>
+        <w:tc>
+          <w:tcPr>
+            <w:tcW w:type="dxa" w:w="1872"/>
+          </w:tcPr>
+          <w:p>
+            <w:r/>
+            <w:r>
+              <w:rPr>
+                <w:rFonts w:ascii="Liberation Serif" w:hAnsi="Liberation Serif" w:eastAsia="Liberation Serif"/>
+                <w:b w:val="0"/>
+                <w:i w:val="0"/>
+                <w:sz w:val="18"/>
+              </w:rPr>
+              <w:t>Nil C245 (839 portion)</w:t>
+            </w:r>
+          </w:p>
+        </w:tc>
+        <w:tc>
+          <w:tcPr>
+            <w:tcW w:type="dxa" w:w="1872"/>
+          </w:tcPr>
+          <w:p>
+            <w:r/>
+            <w:r>
+              <w:rPr>
+                <w:rFonts w:ascii="Liberation Serif" w:hAnsi="Liberation Serif" w:eastAsia="Liberation Serif"/>
+                <w:b w:val="0"/>
+                <w:i w:val="0"/>
+                <w:sz w:val="18"/>
+              </w:rPr>
+              <w:t>image seen</w:t>
+            </w:r>
+          </w:p>
+        </w:tc>
+      </w:tr>
+      <w:tr>
+        <w:tc>
+          <w:tcPr>
+            <w:tcW w:type="dxa" w:w="1872"/>
+          </w:tcPr>
+          <w:p>
+            <w:r/>
+            <w:r>
+              <w:rPr>
+                <w:rFonts w:ascii="Liberation Serif" w:hAnsi="Liberation Serif" w:eastAsia="Liberation Serif"/>
+                <w:b w:val="0"/>
+                <w:i w:val="0"/>
+                <w:sz w:val="18"/>
+              </w:rPr>
+              <w:t>S441</w:t>
+            </w:r>
+          </w:p>
+        </w:tc>
+        <w:tc>
+          <w:tcPr>
+            <w:tcW w:type="dxa" w:w="1872"/>
+          </w:tcPr>
+          <w:p>
+            <w:r/>
+            <w:r>
+              <w:rPr>
+                <w:rFonts w:ascii="Liberation Serif" w:hAnsi="Liberation Serif" w:eastAsia="Liberation Serif"/>
+                <w:b w:val="0"/>
+                <w:i w:val="0"/>
+                <w:sz w:val="18"/>
+              </w:rPr>
+              <w:t xml:space="preserve">S-415 I-window pp </w:t>
+            </w:r>
+            <w:r>
+              <w:rPr>
+                <w:rFonts w:ascii="Liberation Serif" w:hAnsi="Liberation Serif" w:eastAsia="Liberation Serif"/>
+                <w:b/>
+                <w:i w:val="0"/>
+                <w:sz w:val="18"/>
+              </w:rPr>
+              <w:t>3385–3395</w:t>
+            </w:r>
+          </w:p>
+        </w:tc>
+        <w:tc>
+          <w:tcPr>
+            <w:tcW w:type="dxa" w:w="1872"/>
+          </w:tcPr>
+          <w:p>
+            <w:r/>
+            <w:r>
+              <w:rPr>
+                <w:rFonts w:ascii="Liberation Mono" w:hAnsi="Liberation Mono" w:eastAsia="Liberation Mono"/>
+                <w:b w:val="0"/>
+                <w:i w:val="0"/>
+                <w:sz w:val="18"/>
+              </w:rPr>
+              <w:t>soundex1900mo248</w:t>
+            </w:r>
+          </w:p>
+        </w:tc>
+        <w:tc>
+          <w:tcPr>
+            <w:tcW w:type="dxa" w:w="1872"/>
+          </w:tcPr>
+          <w:p>
+            <w:r/>
+            <w:r>
+              <w:rPr>
+                <w:rFonts w:ascii="Liberation Serif" w:hAnsi="Liberation Serif" w:eastAsia="Liberation Serif"/>
+                <w:b w:val="0"/>
+                <w:i w:val="0"/>
+                <w:sz w:val="18"/>
+              </w:rPr>
+              <w:t>No Ida M Bollinger wife</w:t>
+            </w:r>
+          </w:p>
+        </w:tc>
+        <w:tc>
+          <w:tcPr>
+            <w:tcW w:type="dxa" w:w="1872"/>
+          </w:tcPr>
+          <w:p>
+            <w:r/>
+            <w:r>
+              <w:rPr>
+                <w:rFonts w:ascii="Liberation Serif" w:hAnsi="Liberation Serif" w:eastAsia="Liberation Serif"/>
+                <w:b w:val="0"/>
+                <w:i w:val="0"/>
+                <w:sz w:val="18"/>
+              </w:rPr>
+              <w:t>image seen (cards)</w:t>
+            </w:r>
+          </w:p>
+        </w:tc>
+      </w:tr>
+      <w:tr>
+        <w:tc>
+          <w:tcPr>
+            <w:tcW w:type="dxa" w:w="1872"/>
+          </w:tcPr>
+          <w:p>
+            <w:r/>
+            <w:r>
+              <w:rPr>
+                <w:rFonts w:ascii="Liberation Serif" w:hAnsi="Liberation Serif" w:eastAsia="Liberation Serif"/>
+                <w:b w:val="0"/>
+                <w:i w:val="0"/>
+                <w:sz w:val="18"/>
+              </w:rPr>
+              <w:t>S442</w:t>
+            </w:r>
+          </w:p>
+        </w:tc>
+        <w:tc>
+          <w:tcPr>
+            <w:tcW w:type="dxa" w:w="1872"/>
+          </w:tcPr>
+          <w:p>
+            <w:r/>
+            <w:r>
+              <w:rPr>
+                <w:rFonts w:ascii="Liberation Serif" w:hAnsi="Liberation Serif" w:eastAsia="Liberation Serif"/>
+                <w:b w:val="0"/>
+                <w:i w:val="0"/>
+                <w:sz w:val="18"/>
+              </w:rPr>
+              <w:t xml:space="preserve">S-415 p. </w:t>
+            </w:r>
+            <w:r>
+              <w:rPr>
+                <w:rFonts w:ascii="Liberation Serif" w:hAnsi="Liberation Serif" w:eastAsia="Liberation Serif"/>
+                <w:b/>
+                <w:i w:val="0"/>
+                <w:sz w:val="18"/>
+              </w:rPr>
+              <w:t>3396</w:t>
+            </w:r>
+            <w:r>
+              <w:rPr>
+                <w:rFonts w:ascii="Liberation Serif" w:hAnsi="Liberation Serif" w:eastAsia="Liberation Serif"/>
+                <w:b w:val="0"/>
+                <w:i w:val="0"/>
+                <w:sz w:val="18"/>
+              </w:rPr>
+              <w:t xml:space="preserve"> “Sullivan J. A.”</w:t>
+            </w:r>
+          </w:p>
+        </w:tc>
+        <w:tc>
+          <w:tcPr>
+            <w:tcW w:type="dxa" w:w="1872"/>
+          </w:tcPr>
+          <w:p>
+            <w:r/>
+            <w:r>
+              <w:rPr>
+                <w:rFonts w:ascii="Liberation Mono" w:hAnsi="Liberation Mono" w:eastAsia="Liberation Mono"/>
+                <w:b w:val="0"/>
+                <w:i w:val="0"/>
+                <w:sz w:val="18"/>
+              </w:rPr>
+              <w:t>soundex1900mo248</w:t>
+            </w:r>
+          </w:p>
+        </w:tc>
+        <w:tc>
+          <w:tcPr>
+            <w:tcW w:type="dxa" w:w="1872"/>
+          </w:tcPr>
+          <w:p>
+            <w:r/>
+            <w:r>
+              <w:rPr>
+                <w:rFonts w:ascii="Liberation Serif" w:hAnsi="Liberation Serif" w:eastAsia="Liberation Serif"/>
+                <w:b w:val="0"/>
+                <w:i w:val="0"/>
+                <w:sz w:val="18"/>
+              </w:rPr>
+              <w:t>Card is Caldwell on the original</w:t>
+            </w:r>
+          </w:p>
+        </w:tc>
+        <w:tc>
+          <w:tcPr>
+            <w:tcW w:type="dxa" w:w="1872"/>
+          </w:tcPr>
+          <w:p>
+            <w:r/>
+            <w:r>
+              <w:rPr>
+                <w:rFonts w:ascii="Liberation Serif" w:hAnsi="Liberation Serif" w:eastAsia="Liberation Serif"/>
+                <w:b w:val="0"/>
+                <w:i w:val="0"/>
+                <w:sz w:val="18"/>
+              </w:rPr>
+              <w:t>image seen (card)</w:t>
+            </w:r>
+          </w:p>
+        </w:tc>
+      </w:tr>
+      <w:tr>
+        <w:tc>
+          <w:tcPr>
+            <w:tcW w:type="dxa" w:w="1872"/>
+          </w:tcPr>
+          <w:p>
+            <w:r/>
+            <w:r>
+              <w:rPr>
+                <w:rFonts w:ascii="Liberation Serif" w:hAnsi="Liberation Serif" w:eastAsia="Liberation Serif"/>
+                <w:b w:val="0"/>
+                <w:i w:val="0"/>
+                <w:sz w:val="18"/>
+              </w:rPr>
+              <w:t>S443</w:t>
+            </w:r>
+          </w:p>
+        </w:tc>
+        <w:tc>
+          <w:tcPr>
+            <w:tcW w:type="dxa" w:w="1872"/>
+          </w:tcPr>
+          <w:p>
+            <w:r/>
+            <w:r>
+              <w:rPr>
+                <w:rFonts w:ascii="Liberation Serif" w:hAnsi="Liberation Serif" w:eastAsia="Liberation Serif"/>
+                <w:b w:val="0"/>
+                <w:i w:val="0"/>
+                <w:sz w:val="18"/>
+              </w:rPr>
+              <w:t>US-Census.org T623-839 team page</w:t>
+            </w:r>
+          </w:p>
+        </w:tc>
+        <w:tc>
+          <w:tcPr>
+            <w:tcW w:type="dxa" w:w="1872"/>
+          </w:tcPr>
+          <w:p>
+            <w:r/>
+            <w:r>
+              <w:rPr>
+                <w:rFonts w:ascii="Liberation Serif" w:hAnsi="Liberation Serif" w:eastAsia="Liberation Serif"/>
+                <w:b w:val="0"/>
+                <w:i w:val="0"/>
+                <w:sz w:val="18"/>
+              </w:rPr>
+              <w:t>us-census.org</w:t>
+            </w:r>
+          </w:p>
+        </w:tc>
+        <w:tc>
+          <w:tcPr>
+            <w:tcW w:type="dxa" w:w="1872"/>
+          </w:tcPr>
+          <w:p>
+            <w:r/>
+            <w:r>
+              <w:rPr>
+                <w:rFonts w:ascii="Liberation Serif" w:hAnsi="Liberation Serif" w:eastAsia="Liberation Serif"/>
+                <w:b w:val="0"/>
+                <w:i w:val="0"/>
+                <w:sz w:val="18"/>
+              </w:rPr>
+              <w:t>ED 1–5 + ED 6 part</w:t>
+            </w:r>
+          </w:p>
+        </w:tc>
+        <w:tc>
+          <w:tcPr>
+            <w:tcW w:type="dxa" w:w="1872"/>
+          </w:tcPr>
+          <w:p>
+            <w:r/>
+            <w:r>
+              <w:rPr>
+                <w:rFonts w:ascii="Liberation Serif" w:hAnsi="Liberation Serif" w:eastAsia="Liberation Serif"/>
+                <w:b w:val="0"/>
+                <w:i w:val="0"/>
+                <w:sz w:val="18"/>
+              </w:rPr>
+              <w:t>catalog only</w:t>
+            </w:r>
+          </w:p>
+        </w:tc>
+      </w:tr>
+      <w:tr>
+        <w:tc>
+          <w:tcPr>
+            <w:tcW w:type="dxa" w:w="1872"/>
+          </w:tcPr>
+          <w:p>
+            <w:r/>
+            <w:r>
+              <w:rPr>
+                <w:rFonts w:ascii="Liberation Serif" w:hAnsi="Liberation Serif" w:eastAsia="Liberation Serif"/>
+                <w:b w:val="0"/>
+                <w:i w:val="0"/>
+                <w:sz w:val="18"/>
+              </w:rPr>
+              <w:t>S444</w:t>
+            </w:r>
+          </w:p>
+        </w:tc>
+        <w:tc>
+          <w:tcPr>
+            <w:tcW w:type="dxa" w:w="1872"/>
+          </w:tcPr>
+          <w:p>
+            <w:r/>
+            <w:r>
+              <w:rPr>
+                <w:rFonts w:ascii="Liberation Serif" w:hAnsi="Liberation Serif" w:eastAsia="Liberation Serif"/>
+                <w:b w:val="0"/>
+                <w:i w:val="0"/>
+                <w:sz w:val="18"/>
+              </w:rPr>
+              <w:t>US-Census.org T623-840 team page</w:t>
+            </w:r>
+          </w:p>
+        </w:tc>
+        <w:tc>
+          <w:tcPr>
+            <w:tcW w:type="dxa" w:w="1872"/>
+          </w:tcPr>
+          <w:p>
+            <w:r/>
+            <w:r>
+              <w:rPr>
+                <w:rFonts w:ascii="Liberation Serif" w:hAnsi="Liberation Serif" w:eastAsia="Liberation Serif"/>
+                <w:b w:val="0"/>
+                <w:i w:val="0"/>
+                <w:sz w:val="18"/>
+              </w:rPr>
+              <w:t>us-census.org</w:t>
+            </w:r>
+          </w:p>
+        </w:tc>
+        <w:tc>
+          <w:tcPr>
+            <w:tcW w:type="dxa" w:w="1872"/>
+          </w:tcPr>
+          <w:p>
+            <w:r/>
+            <w:r>
+              <w:rPr>
+                <w:rFonts w:ascii="Liberation Serif" w:hAnsi="Liberation Serif" w:eastAsia="Liberation Serif"/>
+                <w:b w:val="0"/>
+                <w:i w:val="0"/>
+                <w:sz w:val="18"/>
+              </w:rPr>
+              <w:t>ED 6 rem. + ED 7–10 unread</w:t>
+            </w:r>
+          </w:p>
+        </w:tc>
+        <w:tc>
+          <w:tcPr>
+            <w:tcW w:type="dxa" w:w="1872"/>
+          </w:tcPr>
+          <w:p>
+            <w:r/>
+            <w:r>
+              <w:rPr>
+                <w:rFonts w:ascii="Liberation Serif" w:hAnsi="Liberation Serif" w:eastAsia="Liberation Serif"/>
+                <w:b w:val="0"/>
+                <w:i w:val="0"/>
+                <w:sz w:val="18"/>
+              </w:rPr>
+              <w:t>catalog only</w:t>
+            </w:r>
+          </w:p>
+        </w:tc>
+      </w:tr>
+      <w:tr>
+        <w:tc>
+          <w:tcPr>
+            <w:tcW w:type="dxa" w:w="1872"/>
+          </w:tcPr>
+          <w:p>
+            <w:r/>
+            <w:r>
+              <w:rPr>
+                <w:rFonts w:ascii="Liberation Serif" w:hAnsi="Liberation Serif" w:eastAsia="Liberation Serif"/>
+                <w:b w:val="0"/>
+                <w:i w:val="0"/>
+                <w:sz w:val="18"/>
+              </w:rPr>
+              <w:t>S445</w:t>
+            </w:r>
+          </w:p>
+        </w:tc>
+        <w:tc>
+          <w:tcPr>
+            <w:tcW w:type="dxa" w:w="1872"/>
+          </w:tcPr>
+          <w:p>
+            <w:r/>
+            <w:r>
+              <w:rPr>
+                <w:rFonts w:ascii="Liberation Serif" w:hAnsi="Liberation Serif" w:eastAsia="Liberation Serif"/>
+                <w:b w:val="0"/>
+                <w:i w:val="0"/>
+                <w:sz w:val="18"/>
+              </w:rPr>
+              <w:t>Residual unread path</w:t>
+            </w:r>
+          </w:p>
+        </w:tc>
+        <w:tc>
+          <w:tcPr>
+            <w:tcW w:type="dxa" w:w="1872"/>
+          </w:tcPr>
+          <w:p>
+            <w:r/>
+            <w:r>
+              <w:rPr>
+                <w:rFonts w:ascii="Liberation Serif" w:hAnsi="Liberation Serif" w:eastAsia="Liberation Serif"/>
+                <w:b w:val="0"/>
+                <w:i w:val="0"/>
+                <w:sz w:val="18"/>
+              </w:rPr>
+              <w:t>T625-86</w:t>
+            </w:r>
+          </w:p>
+        </w:tc>
+        <w:tc>
+          <w:tcPr>
+            <w:tcW w:type="dxa" w:w="1872"/>
+          </w:tcPr>
+          <w:p>
+            <w:r/>
+            <w:r>
+              <w:rPr>
+                <w:rFonts w:ascii="Liberation Serif" w:hAnsi="Liberation Serif" w:eastAsia="Liberation Serif"/>
+                <w:b w:val="0"/>
+                <w:i w:val="0"/>
+                <w:sz w:val="18"/>
+              </w:rPr>
+              <w:t>T623-840 / other 1920 Yell EDs</w:t>
+            </w:r>
+          </w:p>
+        </w:tc>
+        <w:tc>
+          <w:tcPr>
+            <w:tcW w:type="dxa" w:w="1872"/>
+          </w:tcPr>
+          <w:p>
+            <w:r/>
+            <w:r>
+              <w:rPr>
+                <w:rFonts w:ascii="Liberation Serif" w:hAnsi="Liberation Serif" w:eastAsia="Liberation Serif"/>
+                <w:b w:val="0"/>
+                <w:i w:val="0"/>
+                <w:sz w:val="18"/>
+              </w:rPr>
+              <w:t>catalog / not examined</w:t>
             </w:r>
           </w:p>
         </w:tc>

--- a/research/dora-ella-newnam/sources/authored/Dora-Ella-Newnam-Stone-A-Life-latest.docx
+++ b/research/dora-ella-newnam/sources/authored/Dora-Ella-Newnam-Stone-A-Life-latest.docx
@@ -9771,7 +9771,23 @@
           <w:b w:val="0"/>
           <w:i w:val="0"/>
         </w:rPr>
-        <w:t xml:space="preserve"> John still unplaced in 1900. Residual: T623-</w:t>
+        <w:t xml:space="preserve"> John still unplaced in 1900. </w:t>
+      </w:r>
+      <w:r>
+        <w:rPr>
+          <w:rFonts w:ascii="Liberation Serif" w:hAnsi="Liberation Serif" w:eastAsia="Liberation Serif"/>
+          <w:b/>
+          <w:i w:val="0"/>
+        </w:rPr>
+        <w:t>Pass 88 interrupted</w:t>
+      </w:r>
+      <w:r>
+        <w:rPr>
+          <w:rFonts w:ascii="Liberation Serif" w:hAnsi="Liberation Serif" w:eastAsia="Liberation Serif"/>
+          <w:b w:val="0"/>
+          <w:i w:val="0"/>
+        </w:rPr>
+        <w:t xml:space="preserve"> (usage limit): T623-</w:t>
       </w:r>
       <w:r>
         <w:rPr>
@@ -9787,6 +9803,87 @@
           <w:b w:val="0"/>
           <w:i w:val="0"/>
         </w:rPr>
+        <w:t xml:space="preserve"> header/name crops saved under </w:t>
+      </w:r>
+      <w:r>
+        <w:rPr>
+          <w:rFonts w:ascii="Liberation Mono" w:hAnsi="Liberation Mono" w:eastAsia="Liberation Mono"/>
+          <w:b w:val="0"/>
+          <w:i w:val="0"/>
+          <w:sz w:val="18"/>
+        </w:rPr>
+        <w:t>sources/census/1900-bollinger-t623-840-*</w:t>
+      </w:r>
+      <w:r>
+        <w:rPr>
+          <w:rFonts w:ascii="Liberation Serif" w:hAnsi="Liberation Serif" w:eastAsia="Liberation Serif"/>
+          <w:b w:val="0"/>
+          <w:i w:val="0"/>
+        </w:rPr>
+        <w:t xml:space="preserve"> — </w:t>
+      </w:r>
+      <w:r>
+        <w:rPr>
+          <w:rFonts w:ascii="Liberation Serif" w:hAnsi="Liberation Serif" w:eastAsia="Liberation Serif"/>
+          <w:b/>
+          <w:i w:val="0"/>
+        </w:rPr>
+        <w:t>not yet examined</w:t>
+      </w:r>
+      <w:r>
+        <w:rPr>
+          <w:rFonts w:ascii="Liberation Serif" w:hAnsi="Liberation Serif" w:eastAsia="Liberation Serif"/>
+          <w:b w:val="0"/>
+          <w:i w:val="0"/>
+        </w:rPr>
+        <w:t xml:space="preserve">; do </w:t>
+      </w:r>
+      <w:r>
+        <w:rPr>
+          <w:rFonts w:ascii="Liberation Serif" w:hAnsi="Liberation Serif" w:eastAsia="Liberation Serif"/>
+          <w:b/>
+          <w:i w:val="0"/>
+        </w:rPr>
+        <w:t>not</w:t>
+      </w:r>
+      <w:r>
+        <w:rPr>
+          <w:rFonts w:ascii="Liberation Serif" w:hAnsi="Liberation Serif" w:eastAsia="Liberation Serif"/>
+          <w:b w:val="0"/>
+          <w:i w:val="0"/>
+        </w:rPr>
+        <w:t xml:space="preserve"> treat ED </w:t>
+      </w:r>
+      <w:r>
+        <w:rPr>
+          <w:rFonts w:ascii="Liberation Serif" w:hAnsi="Liberation Serif" w:eastAsia="Liberation Serif"/>
+          <w:b/>
+          <w:i w:val="0"/>
+        </w:rPr>
+        <w:t>7–10</w:t>
+      </w:r>
+      <w:r>
+        <w:rPr>
+          <w:rFonts w:ascii="Liberation Serif" w:hAnsi="Liberation Serif" w:eastAsia="Liberation Serif"/>
+          <w:b w:val="0"/>
+          <w:i w:val="0"/>
+        </w:rPr>
+        <w:t xml:space="preserve"> as searched-nil. Residual: T623-</w:t>
+      </w:r>
+      <w:r>
+        <w:rPr>
+          <w:rFonts w:ascii="Liberation Serif" w:hAnsi="Liberation Serif" w:eastAsia="Liberation Serif"/>
+          <w:b/>
+          <w:i w:val="0"/>
+        </w:rPr>
+        <w:t>840</w:t>
+      </w:r>
+      <w:r>
+        <w:rPr>
+          <w:rFonts w:ascii="Liberation Serif" w:hAnsi="Liberation Serif" w:eastAsia="Liberation Serif"/>
+          <w:b w:val="0"/>
+          <w:i w:val="0"/>
+        </w:rPr>
         <w:t xml:space="preserve"> ED </w:t>
       </w:r>
       <w:r>
@@ -9860,6 +9957,22 @@
           <w:i w:val="0"/>
         </w:rPr>
         <w:t>C504–C513</w:t>
+      </w:r>
+      <w:r>
+        <w:rPr>
+          <w:rFonts w:ascii="Liberation Serif" w:hAnsi="Liberation Serif" w:eastAsia="Liberation Serif"/>
+          <w:b w:val="0"/>
+          <w:i w:val="0"/>
+        </w:rPr>
+        <w:t xml:space="preserve">, </w:t>
+      </w:r>
+      <w:r>
+        <w:rPr>
+          <w:rFonts w:ascii="Liberation Serif" w:hAnsi="Liberation Serif" w:eastAsia="Liberation Serif"/>
+          <w:b/>
+          <w:i w:val="0"/>
+        </w:rPr>
+        <w:t>C512</w:t>
       </w:r>
       <w:r>
         <w:rPr>
@@ -10260,13 +10373,161 @@
           <w:b w:val="0"/>
           <w:i w:val="0"/>
         </w:rPr>
-        <w:t>). Rebuilt this pass. Pope Roll 5 is still unread.</w:t>
+        <w:t xml:space="preserve">; dated copy </w:t>
+      </w:r>
+      <w:r>
+        <w:rPr>
+          <w:rFonts w:ascii="Liberation Mono" w:hAnsi="Liberation Mono" w:eastAsia="Liberation Mono"/>
+          <w:b w:val="0"/>
+          <w:i w:val="0"/>
+          <w:sz w:val="18"/>
+        </w:rPr>
+        <w:t>sources/authored/Dora-Ella-Newnam-Stone-A-Life-book-copy-2026-10-31.docx</w:t>
+      </w:r>
+      <w:r>
+        <w:rPr>
+          <w:rFonts w:ascii="Liberation Serif" w:hAnsi="Liberation Serif" w:eastAsia="Liberation Serif"/>
+          <w:b w:val="0"/>
+          <w:i w:val="0"/>
+        </w:rPr>
+        <w:t xml:space="preserve">). Rebuilt </w:t>
+      </w:r>
+      <w:r>
+        <w:rPr>
+          <w:rFonts w:ascii="Liberation Serif" w:hAnsi="Liberation Serif" w:eastAsia="Liberation Serif"/>
+          <w:b/>
+          <w:i w:val="0"/>
+        </w:rPr>
+        <w:t>31 Oct 2026</w:t>
+      </w:r>
+      <w:r>
+        <w:rPr>
+          <w:rFonts w:ascii="Liberation Serif" w:hAnsi="Liberation Serif" w:eastAsia="Liberation Serif"/>
+          <w:b w:val="0"/>
+          <w:i w:val="0"/>
+        </w:rPr>
+        <w:t xml:space="preserve"> from this markdown (Passes </w:t>
+      </w:r>
+      <w:r>
+        <w:rPr>
+          <w:rFonts w:ascii="Liberation Serif" w:hAnsi="Liberation Serif" w:eastAsia="Liberation Serif"/>
+          <w:b/>
+          <w:i w:val="0"/>
+        </w:rPr>
+        <w:t>62–88</w:t>
+      </w:r>
+      <w:r>
+        <w:rPr>
+          <w:rFonts w:ascii="Liberation Serif" w:hAnsi="Liberation Serif" w:eastAsia="Liberation Serif"/>
+          <w:b w:val="0"/>
+          <w:i w:val="0"/>
+        </w:rPr>
+        <w:t xml:space="preserve"> filed work; Pass </w:t>
+      </w:r>
+      <w:r>
+        <w:rPr>
+          <w:rFonts w:ascii="Liberation Serif" w:hAnsi="Liberation Serif" w:eastAsia="Liberation Serif"/>
+          <w:b/>
+          <w:i w:val="0"/>
+        </w:rPr>
+        <w:t>88</w:t>
+      </w:r>
+      <w:r>
+        <w:rPr>
+          <w:rFonts w:ascii="Liberation Serif" w:hAnsi="Liberation Serif" w:eastAsia="Liberation Serif"/>
+          <w:b w:val="0"/>
+          <w:i w:val="0"/>
+        </w:rPr>
+        <w:t xml:space="preserve"> adds no examined census facts). Pope Roll 5 is still unread. </w:t>
+      </w:r>
+      <w:r>
+        <w:rPr>
+          <w:rFonts w:ascii="Liberation Serif" w:hAnsi="Liberation Serif" w:eastAsia="Liberation Serif"/>
+          <w:b/>
+          <w:i w:val="0"/>
+        </w:rPr>
+        <w:t>S316</w:t>
+      </w:r>
+      <w:r>
+        <w:rPr>
+          <w:rFonts w:ascii="Liberation Serif" w:hAnsi="Liberation Serif" w:eastAsia="Liberation Serif"/>
+          <w:b w:val="0"/>
+          <w:i w:val="0"/>
+        </w:rPr>
+        <w:t xml:space="preserve"> / </w:t>
+      </w:r>
+      <w:r>
+        <w:rPr>
+          <w:rFonts w:ascii="Liberation Serif" w:hAnsi="Liberation Serif" w:eastAsia="Liberation Serif"/>
+          <w:b/>
+          <w:i w:val="0"/>
+        </w:rPr>
+        <w:t>C366</w:t>
+      </w:r>
+      <w:r>
+        <w:rPr>
+          <w:rFonts w:ascii="Liberation Serif" w:hAnsi="Liberation Serif" w:eastAsia="Liberation Serif"/>
+          <w:b w:val="0"/>
+          <w:i w:val="0"/>
+        </w:rPr>
+        <w:t>.</w:t>
       </w:r>
     </w:p>
     <w:p>
       <w:r>
         <w:rPr>
           <w:rFonts w:ascii="Liberation Serif" w:hAnsi="Liberation Serif" w:eastAsia="Liberation Serif"/>
+          <w:b/>
+          <w:i w:val="0"/>
+        </w:rPr>
+        <w:t>STOP (31 Oct 2026):</w:t>
+      </w:r>
+      <w:r>
+        <w:rPr>
+          <w:rFonts w:ascii="Liberation Serif" w:hAnsi="Liberation Serif" w:eastAsia="Liberation Serif"/>
+          <w:b w:val="0"/>
+          <w:i w:val="0"/>
+        </w:rPr>
+        <w:t xml:space="preserve"> Word wrap complete on branch </w:t>
+      </w:r>
+      <w:r>
+        <w:rPr>
+          <w:rFonts w:ascii="Liberation Mono" w:hAnsi="Liberation Mono" w:eastAsia="Liberation Mono"/>
+          <w:b w:val="0"/>
+          <w:i w:val="0"/>
+          <w:sz w:val="18"/>
+        </w:rPr>
+        <w:t>cursor/dora-b049-1926-obit-de1c</w:t>
+      </w:r>
+      <w:r>
+        <w:rPr>
+          <w:rFonts w:ascii="Liberation Serif" w:hAnsi="Liberation Serif" w:eastAsia="Liberation Serif"/>
+          <w:b w:val="0"/>
+          <w:i w:val="0"/>
+        </w:rPr>
+        <w:t xml:space="preserve"> (PR #37). </w:t>
+      </w:r>
+      <w:r>
+        <w:rPr>
+          <w:rFonts w:ascii="Liberation Serif" w:hAnsi="Liberation Serif" w:eastAsia="Liberation Serif"/>
+          <w:b/>
+          <w:i w:val="0"/>
+        </w:rPr>
+        <w:t>No detective opens a new B### or starts a research campaign until the user says continue.</w:t>
+      </w:r>
+      <w:r>
+        <w:rPr>
+          <w:rFonts w:ascii="Liberation Serif" w:hAnsi="Liberation Serif" w:eastAsia="Liberation Serif"/>
+          <w:b w:val="0"/>
+          <w:i w:val="0"/>
+        </w:rPr>
+        <w:t xml:space="preserve"> No new cloud agents.</w:t>
+      </w:r>
+    </w:p>
+    <w:p>
+      <w:r>
+        <w:rPr>
+          <w:rFonts w:ascii="Liberation Serif" w:hAnsi="Liberation Serif" w:eastAsia="Liberation Serif"/>
           <w:b w:val="0"/>
           <w:i w:val="0"/>
         </w:rPr>
@@ -10286,7 +10547,7 @@
           <w:b w:val="0"/>
           <w:i w:val="0"/>
         </w:rPr>
-        <w:t xml:space="preserve"> — T623-</w:t>
+        <w:t xml:space="preserve"> — examine saved T623-</w:t>
       </w:r>
       <w:r>
         <w:rPr>
@@ -10302,7 +10563,7 @@
           <w:b w:val="0"/>
           <w:i w:val="0"/>
         </w:rPr>
-        <w:t xml:space="preserve"> ED </w:t>
+        <w:t xml:space="preserve"> crops, then finish ED </w:t>
       </w:r>
       <w:r>
         <w:rPr>
@@ -10334,7 +10595,7 @@
           <w:b w:val="0"/>
           <w:i w:val="0"/>
         </w:rPr>
-        <w:t xml:space="preserve">, then other 1920 Yell EDs on T625-86 besides </w:t>
+        <w:t xml:space="preserve"> on originals, then other 1920 Yell EDs on T625-86 besides </w:t>
       </w:r>
       <w:r>
         <w:rPr>
@@ -10558,343 +10819,7 @@
           <w:b w:val="0"/>
           <w:i w:val="0"/>
         </w:rPr>
-        <w:t xml:space="preserve">). </w:t>
-      </w:r>
-      <w:r>
-        <w:rPr>
-          <w:rFonts w:ascii="Liberation Serif" w:hAnsi="Liberation Serif" w:eastAsia="Liberation Serif"/>
-          <w:b/>
-          <w:i w:val="0"/>
-        </w:rPr>
-        <w:t>B007</w:t>
-      </w:r>
-      <w:r>
-        <w:rPr>
-          <w:rFonts w:ascii="Liberation Serif" w:hAnsi="Liberation Serif" w:eastAsia="Liberation Serif"/>
-          <w:b w:val="0"/>
-          <w:i w:val="0"/>
-        </w:rPr>
-        <w:t xml:space="preserve"> residual wrap filed this pass (partial). </w:t>
-      </w:r>
-      <w:r>
-        <w:rPr>
-          <w:rFonts w:ascii="Liberation Serif" w:hAnsi="Liberation Serif" w:eastAsia="Liberation Serif"/>
-          <w:b/>
-          <w:i w:val="0"/>
-        </w:rPr>
-        <w:t>B042</w:t>
-      </w:r>
-      <w:r>
-        <w:rPr>
-          <w:rFonts w:ascii="Liberation Serif" w:hAnsi="Liberation Serif" w:eastAsia="Liberation Serif"/>
-          <w:b w:val="0"/>
-          <w:i w:val="0"/>
-        </w:rPr>
-        <w:t xml:space="preserve"> residual wrap filed Pass </w:t>
-      </w:r>
-      <w:r>
-        <w:rPr>
-          <w:rFonts w:ascii="Liberation Serif" w:hAnsi="Liberation Serif" w:eastAsia="Liberation Serif"/>
-          <w:b/>
-          <w:i w:val="0"/>
-        </w:rPr>
-        <w:t>86</w:t>
-      </w:r>
-      <w:r>
-        <w:rPr>
-          <w:rFonts w:ascii="Liberation Serif" w:hAnsi="Liberation Serif" w:eastAsia="Liberation Serif"/>
-          <w:b w:val="0"/>
-          <w:i w:val="0"/>
-        </w:rPr>
-        <w:t xml:space="preserve">. </w:t>
-      </w:r>
-      <w:r>
-        <w:rPr>
-          <w:rFonts w:ascii="Liberation Serif" w:hAnsi="Liberation Serif" w:eastAsia="Liberation Serif"/>
-          <w:b/>
-          <w:i w:val="0"/>
-        </w:rPr>
-        <w:t>B041</w:t>
-      </w:r>
-      <w:r>
-        <w:rPr>
-          <w:rFonts w:ascii="Liberation Serif" w:hAnsi="Liberation Serif" w:eastAsia="Liberation Serif"/>
-          <w:b w:val="0"/>
-          <w:i w:val="0"/>
-        </w:rPr>
-        <w:t xml:space="preserve"> wrap filed Pass </w:t>
-      </w:r>
-      <w:r>
-        <w:rPr>
-          <w:rFonts w:ascii="Liberation Serif" w:hAnsi="Liberation Serif" w:eastAsia="Liberation Serif"/>
-          <w:b/>
-          <w:i w:val="0"/>
-        </w:rPr>
-        <w:t>85</w:t>
-      </w:r>
-      <w:r>
-        <w:rPr>
-          <w:rFonts w:ascii="Liberation Serif" w:hAnsi="Liberation Serif" w:eastAsia="Liberation Serif"/>
-          <w:b w:val="0"/>
-          <w:i w:val="0"/>
-        </w:rPr>
-        <w:t xml:space="preserve">. </w:t>
-      </w:r>
-      <w:r>
-        <w:rPr>
-          <w:rFonts w:ascii="Liberation Serif" w:hAnsi="Liberation Serif" w:eastAsia="Liberation Serif"/>
-          <w:b/>
-          <w:i w:val="0"/>
-        </w:rPr>
-        <w:t>B039</w:t>
-      </w:r>
-      <w:r>
-        <w:rPr>
-          <w:rFonts w:ascii="Liberation Serif" w:hAnsi="Liberation Serif" w:eastAsia="Liberation Serif"/>
-          <w:b w:val="0"/>
-          <w:i w:val="0"/>
-        </w:rPr>
-        <w:t xml:space="preserve"> residual wrap filed Pass </w:t>
-      </w:r>
-      <w:r>
-        <w:rPr>
-          <w:rFonts w:ascii="Liberation Serif" w:hAnsi="Liberation Serif" w:eastAsia="Liberation Serif"/>
-          <w:b/>
-          <w:i w:val="0"/>
-        </w:rPr>
-        <w:t>84</w:t>
-      </w:r>
-      <w:r>
-        <w:rPr>
-          <w:rFonts w:ascii="Liberation Serif" w:hAnsi="Liberation Serif" w:eastAsia="Liberation Serif"/>
-          <w:b w:val="0"/>
-          <w:i w:val="0"/>
-        </w:rPr>
-        <w:t xml:space="preserve">. </w:t>
-      </w:r>
-      <w:r>
-        <w:rPr>
-          <w:rFonts w:ascii="Liberation Serif" w:hAnsi="Liberation Serif" w:eastAsia="Liberation Serif"/>
-          <w:b/>
-          <w:i w:val="0"/>
-        </w:rPr>
-        <w:t>B020</w:t>
-      </w:r>
-      <w:r>
-        <w:rPr>
-          <w:rFonts w:ascii="Liberation Serif" w:hAnsi="Liberation Serif" w:eastAsia="Liberation Serif"/>
-          <w:b w:val="0"/>
-          <w:i w:val="0"/>
-        </w:rPr>
-        <w:t xml:space="preserve"> wrap filed Pass </w:t>
-      </w:r>
-      <w:r>
-        <w:rPr>
-          <w:rFonts w:ascii="Liberation Serif" w:hAnsi="Liberation Serif" w:eastAsia="Liberation Serif"/>
-          <w:b/>
-          <w:i w:val="0"/>
-        </w:rPr>
-        <w:t>82</w:t>
-      </w:r>
-      <w:r>
-        <w:rPr>
-          <w:rFonts w:ascii="Liberation Serif" w:hAnsi="Liberation Serif" w:eastAsia="Liberation Serif"/>
-          <w:b w:val="0"/>
-          <w:i w:val="0"/>
-        </w:rPr>
-        <w:t xml:space="preserve">. </w:t>
-      </w:r>
-      <w:r>
-        <w:rPr>
-          <w:rFonts w:ascii="Liberation Serif" w:hAnsi="Liberation Serif" w:eastAsia="Liberation Serif"/>
-          <w:b/>
-          <w:i w:val="0"/>
-        </w:rPr>
-        <w:t>B042</w:t>
-      </w:r>
-      <w:r>
-        <w:rPr>
-          <w:rFonts w:ascii="Liberation Serif" w:hAnsi="Liberation Serif" w:eastAsia="Liberation Serif"/>
-          <w:b w:val="0"/>
-          <w:i w:val="0"/>
-        </w:rPr>
-        <w:t xml:space="preserve"> first wrap filed Pass </w:t>
-      </w:r>
-      <w:r>
-        <w:rPr>
-          <w:rFonts w:ascii="Liberation Serif" w:hAnsi="Liberation Serif" w:eastAsia="Liberation Serif"/>
-          <w:b/>
-          <w:i w:val="0"/>
-        </w:rPr>
-        <w:t>81</w:t>
-      </w:r>
-      <w:r>
-        <w:rPr>
-          <w:rFonts w:ascii="Liberation Serif" w:hAnsi="Liberation Serif" w:eastAsia="Liberation Serif"/>
-          <w:b w:val="0"/>
-          <w:i w:val="0"/>
-        </w:rPr>
-        <w:t xml:space="preserve">. </w:t>
-      </w:r>
-      <w:r>
-        <w:rPr>
-          <w:rFonts w:ascii="Liberation Serif" w:hAnsi="Liberation Serif" w:eastAsia="Liberation Serif"/>
-          <w:b/>
-          <w:i w:val="0"/>
-        </w:rPr>
-        <w:t>B030</w:t>
-      </w:r>
-      <w:r>
-        <w:rPr>
-          <w:rFonts w:ascii="Liberation Serif" w:hAnsi="Liberation Serif" w:eastAsia="Liberation Serif"/>
-          <w:b w:val="0"/>
-          <w:i w:val="0"/>
-        </w:rPr>
-        <w:t xml:space="preserve"> wrap filed Pass </w:t>
-      </w:r>
-      <w:r>
-        <w:rPr>
-          <w:rFonts w:ascii="Liberation Serif" w:hAnsi="Liberation Serif" w:eastAsia="Liberation Serif"/>
-          <w:b/>
-          <w:i w:val="0"/>
-        </w:rPr>
-        <w:t>80</w:t>
-      </w:r>
-      <w:r>
-        <w:rPr>
-          <w:rFonts w:ascii="Liberation Serif" w:hAnsi="Liberation Serif" w:eastAsia="Liberation Serif"/>
-          <w:b w:val="0"/>
-          <w:i w:val="0"/>
-        </w:rPr>
-        <w:t xml:space="preserve">. </w:t>
-      </w:r>
-      <w:r>
-        <w:rPr>
-          <w:rFonts w:ascii="Liberation Serif" w:hAnsi="Liberation Serif" w:eastAsia="Liberation Serif"/>
-          <w:b/>
-          <w:i w:val="0"/>
-        </w:rPr>
-        <w:t>B039</w:t>
-      </w:r>
-      <w:r>
-        <w:rPr>
-          <w:rFonts w:ascii="Liberation Serif" w:hAnsi="Liberation Serif" w:eastAsia="Liberation Serif"/>
-          <w:b w:val="0"/>
-          <w:i w:val="0"/>
-        </w:rPr>
-        <w:t xml:space="preserve"> first wrap filed Pass </w:t>
-      </w:r>
-      <w:r>
-        <w:rPr>
-          <w:rFonts w:ascii="Liberation Serif" w:hAnsi="Liberation Serif" w:eastAsia="Liberation Serif"/>
-          <w:b/>
-          <w:i w:val="0"/>
-        </w:rPr>
-        <w:t>79</w:t>
-      </w:r>
-      <w:r>
-        <w:rPr>
-          <w:rFonts w:ascii="Liberation Serif" w:hAnsi="Liberation Serif" w:eastAsia="Liberation Serif"/>
-          <w:b w:val="0"/>
-          <w:i w:val="0"/>
-        </w:rPr>
-        <w:t xml:space="preserve">. </w:t>
-      </w:r>
-      <w:r>
-        <w:rPr>
-          <w:rFonts w:ascii="Liberation Serif" w:hAnsi="Liberation Serif" w:eastAsia="Liberation Serif"/>
-          <w:b/>
-          <w:i w:val="0"/>
-        </w:rPr>
-        <w:t>B007</w:t>
-      </w:r>
-      <w:r>
-        <w:rPr>
-          <w:rFonts w:ascii="Liberation Serif" w:hAnsi="Liberation Serif" w:eastAsia="Liberation Serif"/>
-          <w:b w:val="0"/>
-          <w:i w:val="0"/>
-        </w:rPr>
-        <w:t xml:space="preserve"> Liberty wrap filed Pass </w:t>
-      </w:r>
-      <w:r>
-        <w:rPr>
-          <w:rFonts w:ascii="Liberation Serif" w:hAnsi="Liberation Serif" w:eastAsia="Liberation Serif"/>
-          <w:b/>
-          <w:i w:val="0"/>
-        </w:rPr>
-        <w:t>76</w:t>
-      </w:r>
-      <w:r>
-        <w:rPr>
-          <w:rFonts w:ascii="Liberation Serif" w:hAnsi="Liberation Serif" w:eastAsia="Liberation Serif"/>
-          <w:b w:val="0"/>
-          <w:i w:val="0"/>
-        </w:rPr>
-        <w:t xml:space="preserve">. </w:t>
-      </w:r>
-      <w:r>
-        <w:rPr>
-          <w:rFonts w:ascii="Liberation Serif" w:hAnsi="Liberation Serif" w:eastAsia="Liberation Serif"/>
-          <w:b/>
-          <w:i w:val="0"/>
-        </w:rPr>
-        <w:t>B014</w:t>
-      </w:r>
-      <w:r>
-        <w:rPr>
-          <w:rFonts w:ascii="Liberation Serif" w:hAnsi="Liberation Serif" w:eastAsia="Liberation Serif"/>
-          <w:b w:val="0"/>
-          <w:i w:val="0"/>
-        </w:rPr>
-        <w:t xml:space="preserve"> wrap filed Pass </w:t>
-      </w:r>
-      <w:r>
-        <w:rPr>
-          <w:rFonts w:ascii="Liberation Serif" w:hAnsi="Liberation Serif" w:eastAsia="Liberation Serif"/>
-          <w:b/>
-          <w:i w:val="0"/>
-        </w:rPr>
-        <w:t>77</w:t>
-      </w:r>
-      <w:r>
-        <w:rPr>
-          <w:rFonts w:ascii="Liberation Serif" w:hAnsi="Liberation Serif" w:eastAsia="Liberation Serif"/>
-          <w:b w:val="0"/>
-          <w:i w:val="0"/>
-        </w:rPr>
-        <w:t xml:space="preserve">. </w:t>
-      </w:r>
-      <w:r>
-        <w:rPr>
-          <w:rFonts w:ascii="Liberation Serif" w:hAnsi="Liberation Serif" w:eastAsia="Liberation Serif"/>
-          <w:b/>
-          <w:i w:val="0"/>
-        </w:rPr>
-        <w:t>B015</w:t>
-      </w:r>
-      <w:r>
-        <w:rPr>
-          <w:rFonts w:ascii="Liberation Serif" w:hAnsi="Liberation Serif" w:eastAsia="Liberation Serif"/>
-          <w:b w:val="0"/>
-          <w:i w:val="0"/>
-        </w:rPr>
-        <w:t xml:space="preserve"> wrap filed Pass </w:t>
-      </w:r>
-      <w:r>
-        <w:rPr>
-          <w:rFonts w:ascii="Liberation Serif" w:hAnsi="Liberation Serif" w:eastAsia="Liberation Serif"/>
-          <w:b/>
-          <w:i w:val="0"/>
-        </w:rPr>
-        <w:t>78</w:t>
-      </w:r>
-      <w:r>
-        <w:rPr>
-          <w:rFonts w:ascii="Liberation Serif" w:hAnsi="Liberation Serif" w:eastAsia="Liberation Serif"/>
-          <w:b w:val="0"/>
-          <w:i w:val="0"/>
-        </w:rPr>
-        <w:t>. Pope Roll 5 (</w:t>
+        <w:t>). Pope Roll 5 (</w:t>
       </w:r>
       <w:r>
         <w:rPr>
@@ -18215,6 +18140,306 @@
           <w:i w:val="0"/>
         </w:rPr>
         <w:t>#29</w:t>
+      </w:r>
+      <w:r>
+        <w:rPr>
+          <w:rFonts w:ascii="Liberation Serif" w:hAnsi="Liberation Serif" w:eastAsia="Liberation Serif"/>
+          <w:b w:val="0"/>
+          <w:i w:val="0"/>
+        </w:rPr>
+        <w:t>.</w:t>
+      </w:r>
+    </w:p>
+    <w:p>
+      <w:r>
+        <w:rPr>
+          <w:rFonts w:ascii="Liberation Serif" w:hAnsi="Liberation Serif" w:eastAsia="Liberation Serif"/>
+          <w:b w:val="0"/>
+          <w:i w:val="0"/>
+        </w:rPr>
+        <w:t xml:space="preserve">68. Pass 88 B007 </w:t>
+      </w:r>
+      <w:r>
+        <w:rPr>
+          <w:rFonts w:ascii="Liberation Serif" w:hAnsi="Liberation Serif" w:eastAsia="Liberation Serif"/>
+          <w:b/>
+          <w:i w:val="0"/>
+        </w:rPr>
+        <w:t>interrupted</w:t>
+      </w:r>
+      <w:r>
+        <w:rPr>
+          <w:rFonts w:ascii="Liberation Serif" w:hAnsi="Liberation Serif" w:eastAsia="Liberation Serif"/>
+          <w:b w:val="0"/>
+          <w:i w:val="0"/>
+        </w:rPr>
+        <w:t xml:space="preserve"> (</w:t>
+      </w:r>
+      <w:r>
+        <w:rPr>
+          <w:rFonts w:ascii="Liberation Mono" w:hAnsi="Liberation Mono" w:eastAsia="Liberation Mono"/>
+          <w:b w:val="0"/>
+          <w:i w:val="0"/>
+          <w:sz w:val="18"/>
+        </w:rPr>
+        <w:t>bc-6d51c793</w:t>
+      </w:r>
+      <w:r>
+        <w:rPr>
+          <w:rFonts w:ascii="Liberation Serif" w:hAnsi="Liberation Serif" w:eastAsia="Liberation Serif"/>
+          <w:b w:val="0"/>
+          <w:i w:val="0"/>
+        </w:rPr>
+        <w:t>, 31 Oct 2026): monthly usage limit mid-T623-</w:t>
+      </w:r>
+      <w:r>
+        <w:rPr>
+          <w:rFonts w:ascii="Liberation Serif" w:hAnsi="Liberation Serif" w:eastAsia="Liberation Serif"/>
+          <w:b/>
+          <w:i w:val="0"/>
+        </w:rPr>
+        <w:t>840</w:t>
+      </w:r>
+      <w:r>
+        <w:rPr>
+          <w:rFonts w:ascii="Liberation Serif" w:hAnsi="Liberation Serif" w:eastAsia="Liberation Serif"/>
+          <w:b w:val="0"/>
+          <w:i w:val="0"/>
+        </w:rPr>
+        <w:t xml:space="preserve">. Eleven header/name crops saved as </w:t>
+      </w:r>
+      <w:r>
+        <w:rPr>
+          <w:rFonts w:ascii="Liberation Mono" w:hAnsi="Liberation Mono" w:eastAsia="Liberation Mono"/>
+          <w:b w:val="0"/>
+          <w:i w:val="0"/>
+          <w:sz w:val="18"/>
+        </w:rPr>
+        <w:t>sources/census/1900-bollinger-t623-840-*</w:t>
+      </w:r>
+      <w:r>
+        <w:rPr>
+          <w:rFonts w:ascii="Liberation Serif" w:hAnsi="Liberation Serif" w:eastAsia="Liberation Serif"/>
+          <w:b w:val="0"/>
+          <w:i w:val="0"/>
+        </w:rPr>
+        <w:t xml:space="preserve"> (ED </w:t>
+      </w:r>
+      <w:r>
+        <w:rPr>
+          <w:rFonts w:ascii="Liberation Serif" w:hAnsi="Liberation Serif" w:eastAsia="Liberation Serif"/>
+          <w:b/>
+          <w:i w:val="0"/>
+        </w:rPr>
+        <w:t>6</w:t>
+      </w:r>
+      <w:r>
+        <w:rPr>
+          <w:rFonts w:ascii="Liberation Serif" w:hAnsi="Liberation Serif" w:eastAsia="Liberation Serif"/>
+          <w:b w:val="0"/>
+          <w:i w:val="0"/>
+        </w:rPr>
+        <w:t xml:space="preserve"> sh </w:t>
+      </w:r>
+      <w:r>
+        <w:rPr>
+          <w:rFonts w:ascii="Liberation Serif" w:hAnsi="Liberation Serif" w:eastAsia="Liberation Serif"/>
+          <w:b/>
+          <w:i w:val="0"/>
+        </w:rPr>
+        <w:t>4 A / 18 A</w:t>
+      </w:r>
+      <w:r>
+        <w:rPr>
+          <w:rFonts w:ascii="Liberation Serif" w:hAnsi="Liberation Serif" w:eastAsia="Liberation Serif"/>
+          <w:b w:val="0"/>
+          <w:i w:val="0"/>
+        </w:rPr>
+        <w:t xml:space="preserve">; ED </w:t>
+      </w:r>
+      <w:r>
+        <w:rPr>
+          <w:rFonts w:ascii="Liberation Serif" w:hAnsi="Liberation Serif" w:eastAsia="Liberation Serif"/>
+          <w:b/>
+          <w:i w:val="0"/>
+        </w:rPr>
+        <w:t>7</w:t>
+      </w:r>
+      <w:r>
+        <w:rPr>
+          <w:rFonts w:ascii="Liberation Serif" w:hAnsi="Liberation Serif" w:eastAsia="Liberation Serif"/>
+          <w:b w:val="0"/>
+          <w:i w:val="0"/>
+        </w:rPr>
+        <w:t xml:space="preserve"> Lutesville; ED </w:t>
+      </w:r>
+      <w:r>
+        <w:rPr>
+          <w:rFonts w:ascii="Liberation Serif" w:hAnsi="Liberation Serif" w:eastAsia="Liberation Serif"/>
+          <w:b/>
+          <w:i w:val="0"/>
+        </w:rPr>
+        <w:t>8</w:t>
+      </w:r>
+      <w:r>
+        <w:rPr>
+          <w:rFonts w:ascii="Liberation Serif" w:hAnsi="Liberation Serif" w:eastAsia="Liberation Serif"/>
+          <w:b w:val="0"/>
+          <w:i w:val="0"/>
+        </w:rPr>
+        <w:t xml:space="preserve"> Union; ED </w:t>
+      </w:r>
+      <w:r>
+        <w:rPr>
+          <w:rFonts w:ascii="Liberation Serif" w:hAnsi="Liberation Serif" w:eastAsia="Liberation Serif"/>
+          <w:b/>
+          <w:i w:val="0"/>
+        </w:rPr>
+        <w:t>9</w:t>
+      </w:r>
+      <w:r>
+        <w:rPr>
+          <w:rFonts w:ascii="Liberation Serif" w:hAnsi="Liberation Serif" w:eastAsia="Liberation Serif"/>
+          <w:b w:val="0"/>
+          <w:i w:val="0"/>
+        </w:rPr>
+        <w:t xml:space="preserve"> Wayne; ED </w:t>
+      </w:r>
+      <w:r>
+        <w:rPr>
+          <w:rFonts w:ascii="Liberation Serif" w:hAnsi="Liberation Serif" w:eastAsia="Liberation Serif"/>
+          <w:b/>
+          <w:i w:val="0"/>
+        </w:rPr>
+        <w:t>10</w:t>
+      </w:r>
+      <w:r>
+        <w:rPr>
+          <w:rFonts w:ascii="Liberation Serif" w:hAnsi="Liberation Serif" w:eastAsia="Liberation Serif"/>
+          <w:b w:val="0"/>
+          <w:i w:val="0"/>
+        </w:rPr>
+        <w:t xml:space="preserve"> Whitewater) — </w:t>
+      </w:r>
+      <w:r>
+        <w:rPr>
+          <w:rFonts w:ascii="Liberation Serif" w:hAnsi="Liberation Serif" w:eastAsia="Liberation Serif"/>
+          <w:b/>
+          <w:i w:val="0"/>
+        </w:rPr>
+        <w:t>not yet examined.</w:t>
+      </w:r>
+      <w:r>
+        <w:rPr>
+          <w:rFonts w:ascii="Liberation Serif" w:hAnsi="Liberation Serif" w:eastAsia="Liberation Serif"/>
+          <w:b w:val="0"/>
+          <w:i w:val="0"/>
+        </w:rPr>
+        <w:t xml:space="preserve"> Do </w:t>
+      </w:r>
+      <w:r>
+        <w:rPr>
+          <w:rFonts w:ascii="Liberation Serif" w:hAnsi="Liberation Serif" w:eastAsia="Liberation Serif"/>
+          <w:b/>
+          <w:i w:val="0"/>
+        </w:rPr>
+        <w:t>not</w:t>
+      </w:r>
+      <w:r>
+        <w:rPr>
+          <w:rFonts w:ascii="Liberation Serif" w:hAnsi="Liberation Serif" w:eastAsia="Liberation Serif"/>
+          <w:b w:val="0"/>
+          <w:i w:val="0"/>
+        </w:rPr>
+        <w:t xml:space="preserve"> invent census findings from filenames alone. ED </w:t>
+      </w:r>
+      <w:r>
+        <w:rPr>
+          <w:rFonts w:ascii="Liberation Serif" w:hAnsi="Liberation Serif" w:eastAsia="Liberation Serif"/>
+          <w:b/>
+          <w:i w:val="0"/>
+        </w:rPr>
+        <w:t>7–10</w:t>
+      </w:r>
+      <w:r>
+        <w:rPr>
+          <w:rFonts w:ascii="Liberation Serif" w:hAnsi="Liberation Serif" w:eastAsia="Liberation Serif"/>
+          <w:b w:val="0"/>
+          <w:i w:val="0"/>
+        </w:rPr>
+        <w:t xml:space="preserve"> are </w:t>
+      </w:r>
+      <w:r>
+        <w:rPr>
+          <w:rFonts w:ascii="Liberation Serif" w:hAnsi="Liberation Serif" w:eastAsia="Liberation Serif"/>
+          <w:b/>
+          <w:i w:val="0"/>
+        </w:rPr>
+        <w:t>not</w:t>
+      </w:r>
+      <w:r>
+        <w:rPr>
+          <w:rFonts w:ascii="Liberation Serif" w:hAnsi="Liberation Serif" w:eastAsia="Liberation Serif"/>
+          <w:b w:val="0"/>
+          <w:i w:val="0"/>
+        </w:rPr>
+        <w:t xml:space="preserve"> closed nil. </w:t>
+      </w:r>
+      <w:r>
+        <w:rPr>
+          <w:rFonts w:ascii="Liberation Serif" w:hAnsi="Liberation Serif" w:eastAsia="Liberation Serif"/>
+          <w:b w:val="0"/>
+          <w:i/>
+        </w:rPr>
+        <w:t>Crops saved; sheets not analysed.</w:t>
+      </w:r>
+      <w:r>
+        <w:rPr>
+          <w:rFonts w:ascii="Liberation Serif" w:hAnsi="Liberation Serif" w:eastAsia="Liberation Serif"/>
+          <w:b w:val="0"/>
+          <w:i w:val="0"/>
+        </w:rPr>
+        <w:t xml:space="preserve"> </w:t>
+      </w:r>
+      <w:r>
+        <w:rPr>
+          <w:rFonts w:ascii="Liberation Serif" w:hAnsi="Liberation Serif" w:eastAsia="Liberation Serif"/>
+          <w:b/>
+          <w:i w:val="0"/>
+        </w:rPr>
+        <w:t>C512</w:t>
+      </w:r>
+      <w:r>
+        <w:rPr>
+          <w:rFonts w:ascii="Liberation Serif" w:hAnsi="Liberation Serif" w:eastAsia="Liberation Serif"/>
+          <w:b w:val="0"/>
+          <w:i w:val="0"/>
+        </w:rPr>
+        <w:t xml:space="preserve"> </w:t>
+      </w:r>
+      <w:r>
+        <w:rPr>
+          <w:rFonts w:ascii="Liberation Serif" w:hAnsi="Liberation Serif" w:eastAsia="Liberation Serif"/>
+          <w:b/>
+          <w:i w:val="0"/>
+        </w:rPr>
+        <w:t>S444</w:t>
+      </w:r>
+      <w:r>
+        <w:rPr>
+          <w:rFonts w:ascii="Liberation Serif" w:hAnsi="Liberation Serif" w:eastAsia="Liberation Serif"/>
+          <w:b w:val="0"/>
+          <w:i w:val="0"/>
+        </w:rPr>
+        <w:t xml:space="preserve"> </w:t>
+      </w:r>
+      <w:r>
+        <w:rPr>
+          <w:rFonts w:ascii="Liberation Serif" w:hAnsi="Liberation Serif" w:eastAsia="Liberation Serif"/>
+          <w:b/>
+          <w:i w:val="0"/>
+        </w:rPr>
+        <w:t>S445</w:t>
       </w:r>
       <w:r>
         <w:rPr>
@@ -21143,6 +21368,24 @@
               </w:rPr>
               <w:t>../sources/authored/Dora-Ella-Newnam-Stone-A-Life-latest.docx</w:t>
             </w:r>
+            <w:r>
+              <w:rPr>
+                <w:rFonts w:ascii="Liberation Serif" w:hAnsi="Liberation Serif" w:eastAsia="Liberation Serif"/>
+                <w:b w:val="0"/>
+                <w:i w:val="0"/>
+                <w:sz w:val="18"/>
+              </w:rPr>
+              <w:t xml:space="preserve"> + </w:t>
+            </w:r>
+            <w:r>
+              <w:rPr>
+                <w:rFonts w:ascii="Liberation Mono" w:hAnsi="Liberation Mono" w:eastAsia="Liberation Mono"/>
+                <w:b w:val="0"/>
+                <w:i w:val="0"/>
+                <w:sz w:val="18"/>
+              </w:rPr>
+              <w:t>…-book-copy-2026-10-31.docx</w:t>
+            </w:r>
           </w:p>
         </w:tc>
         <w:tc>
@@ -21175,7 +21418,43 @@
                 <w:i w:val="0"/>
                 <w:sz w:val="18"/>
               </w:rPr>
-              <w:t>Master biography after Pass 62–65</w:t>
+              <w:t xml:space="preserve">Master biography after Passes </w:t>
+            </w:r>
+            <w:r>
+              <w:rPr>
+                <w:rFonts w:ascii="Liberation Serif" w:hAnsi="Liberation Serif" w:eastAsia="Liberation Serif"/>
+                <w:b/>
+                <w:i w:val="0"/>
+                <w:sz w:val="18"/>
+              </w:rPr>
+              <w:t>62–88</w:t>
+            </w:r>
+            <w:r>
+              <w:rPr>
+                <w:rFonts w:ascii="Liberation Serif" w:hAnsi="Liberation Serif" w:eastAsia="Liberation Serif"/>
+                <w:b w:val="0"/>
+                <w:i w:val="0"/>
+                <w:sz w:val="18"/>
+              </w:rPr>
+              <w:t xml:space="preserve"> (Pass </w:t>
+            </w:r>
+            <w:r>
+              <w:rPr>
+                <w:rFonts w:ascii="Liberation Serif" w:hAnsi="Liberation Serif" w:eastAsia="Liberation Serif"/>
+                <w:b/>
+                <w:i w:val="0"/>
+                <w:sz w:val="18"/>
+              </w:rPr>
+              <w:t>88</w:t>
+            </w:r>
+            <w:r>
+              <w:rPr>
+                <w:rFonts w:ascii="Liberation Serif" w:hAnsi="Liberation Serif" w:eastAsia="Liberation Serif"/>
+                <w:b w:val="0"/>
+                <w:i w:val="0"/>
+                <w:sz w:val="18"/>
+              </w:rPr>
+              <w:t xml:space="preserve"> = interrupted crops only)</w:t>
             </w:r>
           </w:p>
         </w:tc>
